--- a/LECTURES/DecadesOfSprites/Decades of SPRITES.docx
+++ b/LECTURES/DecadesOfSprites/Decades of SPRITES.docx
@@ -654,22 +654,108 @@
           <w:color w:val="FFFFFF" w:themeColor="background1"/>
         </w:rPr>
       </w:pPr>
-      <w:r>
-        <w:rPr>
-          <w:rFonts w:ascii="C64 Pro Mono" w:hAnsi="C64 Pro Mono"/>
-          <w:color w:val="FFFFFF" w:themeColor="background1"/>
-        </w:rPr>
-        <w:br/>
-      </w:r>
+    </w:p>
+    <w:p>
+      <w:pPr>
+        <w:rPr>
+          <w:rFonts w:ascii="C64 Pro Mono" w:hAnsi="C64 Pro Mono"/>
+          <w:color w:val="FFFFFF" w:themeColor="background1"/>
+        </w:rPr>
+      </w:pPr>
+      <w:r>
+        <w:rPr>
+          <w:rFonts w:ascii="C64 Pro Mono" w:hAnsi="C64 Pro Mono"/>
+          <w:color w:val="FFFFFF" w:themeColor="background1"/>
+        </w:rPr>
+        <w:t>8-bit microprocessor MOS 6502:</w:t>
+      </w:r>
+    </w:p>
+    <w:p>
+      <w:pPr>
+        <w:rPr>
+          <w:rFonts w:ascii="C64 Pro Mono" w:hAnsi="C64 Pro Mono"/>
+          <w:color w:val="FFFFFF" w:themeColor="background1"/>
+        </w:rPr>
+      </w:pPr>
+      <w:r>
+        <w:rPr>
+          <w:rFonts w:ascii="C64 Pro Mono" w:hAnsi="C64 Pro Mono"/>
+          <w:color w:val="FFFFFF" w:themeColor="background1"/>
+        </w:rPr>
+        <w:t>Registers: Accumulator, X, Y</w:t>
+      </w:r>
+    </w:p>
+    <w:p>
+      <w:pPr>
+        <w:rPr>
+          <w:rFonts w:ascii="C64 Pro Mono" w:hAnsi="C64 Pro Mono"/>
+          <w:color w:val="FFFFFF" w:themeColor="background1"/>
+        </w:rPr>
+      </w:pPr>
+      <w:proofErr w:type="gramStart"/>
+      <w:r>
+        <w:rPr>
+          <w:rFonts w:ascii="C64 Pro Mono" w:hAnsi="C64 Pro Mono"/>
+          <w:color w:val="FFFFFF" w:themeColor="background1"/>
+        </w:rPr>
+        <w:t xml:space="preserve">  </w:t>
+      </w:r>
+      <w:r>
+        <w:rPr>
+          <w:rFonts w:ascii="C64 Pro Mono" w:hAnsi="C64 Pro Mono"/>
+          <w:b/>
+          <w:bCs/>
+          <w:color w:val="FFFFFF" w:themeColor="background1"/>
+        </w:rPr>
+        <w:t>Sprite</w:t>
+      </w:r>
+      <w:proofErr w:type="gramEnd"/>
+      <w:r>
+        <w:rPr>
+          <w:rFonts w:ascii="C64 Pro Mono" w:hAnsi="C64 Pro Mono"/>
+          <w:b/>
+          <w:bCs/>
+          <w:color w:val="FFFFFF" w:themeColor="background1"/>
+        </w:rPr>
+        <w:t xml:space="preserve"> Graphics Data:</w:t>
+      </w:r>
+    </w:p>
+    <w:p>
+      <w:pPr>
+        <w:numPr>
+          <w:ilvl w:val="0"/>
+          <w:numId w:val="2"/>
+        </w:numPr>
+        <w:rPr>
+          <w:rFonts w:ascii="C64 Pro Mono" w:hAnsi="C64 Pro Mono"/>
+          <w:color w:val="FFFFFF" w:themeColor="background1"/>
+        </w:rPr>
+      </w:pPr>
       <w:r>
         <w:rPr>
           <w:noProof/>
         </w:rPr>
         <w:drawing>
-          <wp:inline distT="0" distB="0" distL="0" distR="0" wp14:anchorId="1BBAC1AF" wp14:editId="1C051297">
-            <wp:extent cx="3049331" cy="1547446"/>
+          <wp:anchor distT="0" distB="0" distL="114300" distR="114300" simplePos="0" relativeHeight="251658240" behindDoc="1" locked="0" layoutInCell="1" allowOverlap="1" wp14:anchorId="1BDECB92" wp14:editId="16D97FC6">
+            <wp:simplePos x="0" y="0"/>
+            <wp:positionH relativeFrom="column">
+              <wp:posOffset>3123858</wp:posOffset>
+            </wp:positionH>
+            <wp:positionV relativeFrom="paragraph">
+              <wp:posOffset>2540</wp:posOffset>
+            </wp:positionV>
+            <wp:extent cx="3049270" cy="1546860"/>
             <wp:effectExtent l="0" t="0" r="0" b="0"/>
-            <wp:docPr id="223374056" name="Picture 3"/>
+            <wp:wrapTight wrapText="bothSides">
+              <wp:wrapPolygon edited="0">
+                <wp:start x="0" y="0"/>
+                <wp:lineTo x="0" y="21281"/>
+                <wp:lineTo x="21456" y="21281"/>
+                <wp:lineTo x="21456" y="0"/>
+                <wp:lineTo x="0" y="0"/>
+              </wp:wrapPolygon>
+            </wp:wrapTight>
+            <wp:docPr id="223374056" name="Picture 3" descr="A black and white keyboard&#10;&#10;AI-generated content may be incorrect."/>
             <wp:cNvGraphicFramePr>
               <a:graphicFrameLocks xmlns:a="http://schemas.openxmlformats.org/drawingml/2006/main" noChangeAspect="1"/>
             </wp:cNvGraphicFramePr>
@@ -677,7 +763,7 @@
               <a:graphicData uri="http://schemas.openxmlformats.org/drawingml/2006/picture">
                 <pic:pic xmlns:pic="http://schemas.openxmlformats.org/drawingml/2006/picture">
                   <pic:nvPicPr>
-                    <pic:cNvPr id="0" name="Picture 5"/>
+                    <pic:cNvPr id="223374056" name="Picture 3" descr="A black and white keyboard&#10;&#10;AI-generated content may be incorrect."/>
                     <pic:cNvPicPr>
                       <a:picLocks noChangeAspect="1" noChangeArrowheads="1"/>
                     </pic:cNvPicPr>
@@ -698,7 +784,7 @@
                   <pic:spPr bwMode="auto">
                     <a:xfrm>
                       <a:off x="0" y="0"/>
-                      <a:ext cx="3058488" cy="1552093"/>
+                      <a:ext cx="3049270" cy="1546860"/>
                     </a:xfrm>
                     <a:prstGeom prst="rect">
                       <a:avLst/>
@@ -711,17 +797,244 @@
                 </pic:pic>
               </a:graphicData>
             </a:graphic>
-          </wp:inline>
+            <wp14:sizeRelH relativeFrom="page">
+              <wp14:pctWidth>0</wp14:pctWidth>
+            </wp14:sizeRelH>
+            <wp14:sizeRelV relativeFrom="page">
+              <wp14:pctHeight>0</wp14:pctHeight>
+            </wp14:sizeRelV>
+          </wp:anchor>
         </w:drawing>
       </w:r>
-    </w:p>
-    <w:p>
-      <w:pPr>
-        <w:rPr>
-          <w:rFonts w:ascii="C64 Pro Mono" w:hAnsi="C64 Pro Mono"/>
-          <w:color w:val="FFFFFF" w:themeColor="background1"/>
-        </w:rPr>
-      </w:pPr>
+      <w:r>
+        <w:rPr>
+          <w:rFonts w:ascii="C64 Pro Mono" w:hAnsi="C64 Pro Mono"/>
+          <w:color w:val="FFFFFF" w:themeColor="background1"/>
+        </w:rPr>
+        <w:t xml:space="preserve">Located in the </w:t>
+      </w:r>
+      <w:r>
+        <w:rPr>
+          <w:rFonts w:ascii="C64 Pro Mono" w:hAnsi="C64 Pro Mono"/>
+          <w:b/>
+          <w:bCs/>
+          <w:color w:val="FFFFFF" w:themeColor="background1"/>
+        </w:rPr>
+        <w:t>Sprite Graphics Memory</w:t>
+      </w:r>
+      <w:r>
+        <w:rPr>
+          <w:rFonts w:ascii="C64 Pro Mono" w:hAnsi="C64 Pro Mono"/>
+          <w:color w:val="FFFFFF" w:themeColor="background1"/>
+        </w:rPr>
+        <w:t>, starting at specific memory locations (e.g., $D000 to $D02F) where the pixel data for each sprite is stored.</w:t>
+      </w:r>
+    </w:p>
+    <w:p>
+      <w:pPr>
+        <w:rPr>
+          <w:rFonts w:ascii="C64 Pro Mono" w:hAnsi="C64 Pro Mono"/>
+          <w:color w:val="FFFFFF" w:themeColor="background1"/>
+        </w:rPr>
+      </w:pPr>
+      <w:proofErr w:type="gramStart"/>
+      <w:r>
+        <w:rPr>
+          <w:rFonts w:ascii="C64 Pro Mono" w:hAnsi="C64 Pro Mono"/>
+          <w:color w:val="FFFFFF" w:themeColor="background1"/>
+        </w:rPr>
+        <w:t xml:space="preserve">  </w:t>
+      </w:r>
+      <w:r>
+        <w:rPr>
+          <w:rFonts w:ascii="C64 Pro Mono" w:hAnsi="C64 Pro Mono"/>
+          <w:b/>
+          <w:bCs/>
+          <w:color w:val="FFFFFF" w:themeColor="background1"/>
+        </w:rPr>
+        <w:t>Sprite</w:t>
+      </w:r>
+      <w:proofErr w:type="gramEnd"/>
+      <w:r>
+        <w:rPr>
+          <w:rFonts w:ascii="C64 Pro Mono" w:hAnsi="C64 Pro Mono"/>
+          <w:b/>
+          <w:bCs/>
+          <w:color w:val="FFFFFF" w:themeColor="background1"/>
+        </w:rPr>
+        <w:t xml:space="preserve"> Enable Register:</w:t>
+      </w:r>
+    </w:p>
+    <w:p>
+      <w:pPr>
+        <w:numPr>
+          <w:ilvl w:val="0"/>
+          <w:numId w:val="3"/>
+        </w:numPr>
+        <w:rPr>
+          <w:rFonts w:ascii="C64 Pro Mono" w:hAnsi="C64 Pro Mono"/>
+          <w:color w:val="FFFFFF" w:themeColor="background1"/>
+        </w:rPr>
+      </w:pPr>
+      <w:r>
+        <w:rPr>
+          <w:rFonts w:ascii="C64 Pro Mono" w:hAnsi="C64 Pro Mono"/>
+          <w:b/>
+          <w:bCs/>
+          <w:color w:val="FFFFFF" w:themeColor="background1"/>
+        </w:rPr>
+        <w:t>GRACTL ($D01A)</w:t>
+      </w:r>
+      <w:r>
+        <w:rPr>
+          <w:rFonts w:ascii="C64 Pro Mono" w:hAnsi="C64 Pro Mono"/>
+          <w:color w:val="FFFFFF" w:themeColor="background1"/>
+        </w:rPr>
+        <w:t>: Controls sprite graphics modes.</w:t>
+      </w:r>
+    </w:p>
+    <w:p>
+      <w:pPr>
+        <w:numPr>
+          <w:ilvl w:val="0"/>
+          <w:numId w:val="3"/>
+        </w:numPr>
+        <w:rPr>
+          <w:rFonts w:ascii="C64 Pro Mono" w:hAnsi="C64 Pro Mono"/>
+          <w:color w:val="FFFFFF" w:themeColor="background1"/>
+        </w:rPr>
+      </w:pPr>
+      <w:r>
+        <w:rPr>
+          <w:rFonts w:ascii="C64 Pro Mono" w:hAnsi="C64 Pro Mono"/>
+          <w:b/>
+          <w:bCs/>
+          <w:color w:val="FFFFFF" w:themeColor="background1"/>
+        </w:rPr>
+        <w:lastRenderedPageBreak/>
+        <w:t>ENABL ($D01C)</w:t>
+      </w:r>
+      <w:r>
+        <w:rPr>
+          <w:rFonts w:ascii="C64 Pro Mono" w:hAnsi="C64 Pro Mono"/>
+          <w:color w:val="FFFFFF" w:themeColor="background1"/>
+        </w:rPr>
+        <w:t>: Enables or disables individual sprites and missiles.</w:t>
+      </w:r>
+    </w:p>
+    <w:p>
+      <w:pPr>
+        <w:rPr>
+          <w:rFonts w:ascii="C64 Pro Mono" w:hAnsi="C64 Pro Mono"/>
+          <w:color w:val="FFFFFF" w:themeColor="background1"/>
+        </w:rPr>
+      </w:pPr>
+      <w:proofErr w:type="gramStart"/>
+      <w:r>
+        <w:rPr>
+          <w:rFonts w:ascii="C64 Pro Mono" w:hAnsi="C64 Pro Mono"/>
+          <w:color w:val="FFFFFF" w:themeColor="background1"/>
+        </w:rPr>
+        <w:t xml:space="preserve">  </w:t>
+      </w:r>
+      <w:r>
+        <w:rPr>
+          <w:rFonts w:ascii="C64 Pro Mono" w:hAnsi="C64 Pro Mono"/>
+          <w:b/>
+          <w:bCs/>
+          <w:color w:val="FFFFFF" w:themeColor="background1"/>
+        </w:rPr>
+        <w:t>Sprite</w:t>
+      </w:r>
+      <w:proofErr w:type="gramEnd"/>
+      <w:r>
+        <w:rPr>
+          <w:rFonts w:ascii="C64 Pro Mono" w:hAnsi="C64 Pro Mono"/>
+          <w:b/>
+          <w:bCs/>
+          <w:color w:val="FFFFFF" w:themeColor="background1"/>
+        </w:rPr>
+        <w:t xml:space="preserve"> Size and Priority Registers:</w:t>
+      </w:r>
+    </w:p>
+    <w:p>
+      <w:pPr>
+        <w:numPr>
+          <w:ilvl w:val="0"/>
+          <w:numId w:val="4"/>
+        </w:numPr>
+        <w:rPr>
+          <w:rFonts w:ascii="C64 Pro Mono" w:hAnsi="C64 Pro Mono"/>
+          <w:color w:val="FFFFFF" w:themeColor="background1"/>
+        </w:rPr>
+      </w:pPr>
+      <w:r>
+        <w:rPr>
+          <w:rFonts w:ascii="C64 Pro Mono" w:hAnsi="C64 Pro Mono"/>
+          <w:b/>
+          <w:bCs/>
+          <w:color w:val="FFFFFF" w:themeColor="background1"/>
+        </w:rPr>
+        <w:t>VDELBL ($D01E)</w:t>
+      </w:r>
+      <w:r>
+        <w:rPr>
+          <w:rFonts w:ascii="C64 Pro Mono" w:hAnsi="C64 Pro Mono"/>
+          <w:color w:val="FFFFFF" w:themeColor="background1"/>
+        </w:rPr>
+        <w:t>: Vertical delay for sprites.</w:t>
+      </w:r>
+    </w:p>
+    <w:p>
+      <w:pPr>
+        <w:numPr>
+          <w:ilvl w:val="0"/>
+          <w:numId w:val="4"/>
+        </w:numPr>
+        <w:rPr>
+          <w:rFonts w:ascii="C64 Pro Mono" w:hAnsi="C64 Pro Mono"/>
+          <w:color w:val="FFFFFF" w:themeColor="background1"/>
+        </w:rPr>
+      </w:pPr>
+      <w:r>
+        <w:rPr>
+          <w:rFonts w:ascii="C64 Pro Mono" w:hAnsi="C64 Pro Mono"/>
+          <w:b/>
+          <w:bCs/>
+          <w:color w:val="FFFFFF" w:themeColor="background1"/>
+        </w:rPr>
+        <w:t>PF0, PF1, PF2</w:t>
+      </w:r>
+      <w:r>
+        <w:rPr>
+          <w:rFonts w:ascii="C64 Pro Mono" w:hAnsi="C64 Pro Mono"/>
+          <w:color w:val="FFFFFF" w:themeColor="background1"/>
+        </w:rPr>
+        <w:t>: Playfield registers that can be used in conjunction with sprites for layering.</w:t>
+      </w:r>
+    </w:p>
+    <w:p>
+      <w:pPr>
+        <w:rPr>
+          <w:rFonts w:ascii="C64 Pro Mono" w:hAnsi="C64 Pro Mono"/>
+          <w:color w:val="FFFFFF" w:themeColor="background1"/>
+        </w:rPr>
+      </w:pPr>
+    </w:p>
+    <w:p>
+      <w:pPr>
+        <w:rPr>
+          <w:rFonts w:ascii="C64 Pro Mono" w:hAnsi="C64 Pro Mono"/>
+          <w:color w:val="FFFFFF" w:themeColor="background1"/>
+        </w:rPr>
+      </w:pPr>
+      <w:r>
+        <w:rPr>
+          <w:rFonts w:ascii="C64 Pro Mono" w:hAnsi="C64 Pro Mono"/>
+          <w:color w:val="FFFFFF" w:themeColor="background1"/>
+        </w:rPr>
+        <w:br/>
+      </w:r>
     </w:p>
     <w:p>
       <w:pPr>
@@ -800,6 +1113,304 @@
 <file path=word/numbering.xml><?xml version="1.0" encoding="utf-8"?>
 <w:numbering xmlns:wpc="http://schemas.microsoft.com/office/word/2010/wordprocessingCanvas" xmlns:cx="http://schemas.microsoft.com/office/drawing/2014/chartex" xmlns:cx1="http://schemas.microsoft.com/office/drawing/2015/9/8/chartex" xmlns:cx2="http://schemas.microsoft.com/office/drawing/2015/10/21/chartex" xmlns:cx3="http://schemas.microsoft.com/office/drawing/2016/5/9/chartex" xmlns:cx4="http://schemas.microsoft.com/office/drawing/2016/5/10/chartex" xmlns:cx5="http://schemas.microsoft.com/office/drawing/2016/5/11/chartex" xmlns:cx6="http://schemas.microsoft.com/office/drawing/2016/5/12/chartex" xmlns:cx7="http://schemas.microsoft.com/office/drawing/2016/5/13/chartex" xmlns:cx8="http://schemas.microsoft.com/office/drawing/2016/5/14/chartex" xmlns:mc="http://schemas.openxmlformats.org/markup-compatibility/2006" xmlns:aink="http://schemas.microsoft.com/office/drawing/2016/ink" xmlns:am3d="http://schemas.microsoft.com/office/drawing/2017/model3d" xmlns:o="urn:schemas-microsoft-com:office:office" xmlns:oel="http://schemas.microsoft.com/office/2019/extlst" xmlns:r="http://schemas.openxmlformats.org/officeDocument/2006/relationships" xmlns:m="http://schemas.openxmlformats.org/officeDocument/2006/math" xmlns:v="urn:schemas-microsoft-com:vml" xmlns:wp14="http://schemas.microsoft.com/office/word/2010/wordprocessingDrawing" xmlns:wp="http://schemas.openxmlformats.org/drawingml/2006/wordprocessingDrawing" xmlns:w10="urn:schemas-microsoft-com:office:word" xmlns:w="http://schemas.openxmlformats.org/wordprocessingml/2006/main" xmlns:w14="http://schemas.microsoft.com/office/word/2010/wordml" xmlns:w15="http://schemas.microsoft.com/office/word/2012/wordml" xmlns:w16cex="http://schemas.microsoft.com/office/word/2018/wordml/cex" xmlns:w16cid="http://schemas.microsoft.com/office/word/2016/wordml/cid" xmlns:w16="http://schemas.microsoft.com/office/word/2018/wordml" xmlns:w16du="http://schemas.microsoft.com/office/word/2023/wordml/word16du" xmlns:w16sdtdh="http://schemas.microsoft.com/office/word/2020/wordml/sdtdatahash" xmlns:w16sdtfl="http://schemas.microsoft.com/office/word/2024/wordml/sdtformatlock" xmlns:w16se="http://schemas.microsoft.com/office/word/2015/wordml/symex" xmlns:wpg="http://schemas.microsoft.com/office/word/2010/wordprocessingGroup" xmlns:wpi="http://schemas.microsoft.com/office/word/2010/wordprocessingInk" xmlns:wne="http://schemas.microsoft.com/office/word/2006/wordml" xmlns:wps="http://schemas.microsoft.com/office/word/2010/wordprocessingShape" mc:Ignorable="w14 w15 w16se w16cid w16 w16cex w16sdtdh w16sdtfl w16du wp14">
   <w:abstractNum w:abstractNumId="0" w15:restartNumberingAfterBreak="0">
+    <w:nsid w:val="07503E67"/>
+    <w:multiLevelType w:val="multilevel"/>
+    <w:tmpl w:val="7A0EDEEC"/>
+    <w:lvl w:ilvl="0">
+      <w:start w:val="1"/>
+      <w:numFmt w:val="bullet"/>
+      <w:lvlText w:val=""/>
+      <w:lvlJc w:val="left"/>
+      <w:pPr>
+        <w:tabs>
+          <w:tab w:val="num" w:pos="720"/>
+        </w:tabs>
+        <w:ind w:left="720" w:hanging="360"/>
+      </w:pPr>
+      <w:rPr>
+        <w:rFonts w:ascii="Symbol" w:hAnsi="Symbol" w:hint="default"/>
+        <w:sz w:val="20"/>
+      </w:rPr>
+    </w:lvl>
+    <w:lvl w:ilvl="1" w:tentative="1">
+      <w:start w:val="1"/>
+      <w:numFmt w:val="bullet"/>
+      <w:lvlText w:val="o"/>
+      <w:lvlJc w:val="left"/>
+      <w:pPr>
+        <w:tabs>
+          <w:tab w:val="num" w:pos="1440"/>
+        </w:tabs>
+        <w:ind w:left="1440" w:hanging="360"/>
+      </w:pPr>
+      <w:rPr>
+        <w:rFonts w:ascii="Courier New" w:hAnsi="Courier New" w:hint="default"/>
+        <w:sz w:val="20"/>
+      </w:rPr>
+    </w:lvl>
+    <w:lvl w:ilvl="2" w:tentative="1">
+      <w:start w:val="1"/>
+      <w:numFmt w:val="bullet"/>
+      <w:lvlText w:val=""/>
+      <w:lvlJc w:val="left"/>
+      <w:pPr>
+        <w:tabs>
+          <w:tab w:val="num" w:pos="2160"/>
+        </w:tabs>
+        <w:ind w:left="2160" w:hanging="360"/>
+      </w:pPr>
+      <w:rPr>
+        <w:rFonts w:ascii="Wingdings" w:hAnsi="Wingdings" w:hint="default"/>
+        <w:sz w:val="20"/>
+      </w:rPr>
+    </w:lvl>
+    <w:lvl w:ilvl="3" w:tentative="1">
+      <w:start w:val="1"/>
+      <w:numFmt w:val="bullet"/>
+      <w:lvlText w:val=""/>
+      <w:lvlJc w:val="left"/>
+      <w:pPr>
+        <w:tabs>
+          <w:tab w:val="num" w:pos="2880"/>
+        </w:tabs>
+        <w:ind w:left="2880" w:hanging="360"/>
+      </w:pPr>
+      <w:rPr>
+        <w:rFonts w:ascii="Wingdings" w:hAnsi="Wingdings" w:hint="default"/>
+        <w:sz w:val="20"/>
+      </w:rPr>
+    </w:lvl>
+    <w:lvl w:ilvl="4" w:tentative="1">
+      <w:start w:val="1"/>
+      <w:numFmt w:val="bullet"/>
+      <w:lvlText w:val=""/>
+      <w:lvlJc w:val="left"/>
+      <w:pPr>
+        <w:tabs>
+          <w:tab w:val="num" w:pos="3600"/>
+        </w:tabs>
+        <w:ind w:left="3600" w:hanging="360"/>
+      </w:pPr>
+      <w:rPr>
+        <w:rFonts w:ascii="Wingdings" w:hAnsi="Wingdings" w:hint="default"/>
+        <w:sz w:val="20"/>
+      </w:rPr>
+    </w:lvl>
+    <w:lvl w:ilvl="5" w:tentative="1">
+      <w:start w:val="1"/>
+      <w:numFmt w:val="bullet"/>
+      <w:lvlText w:val=""/>
+      <w:lvlJc w:val="left"/>
+      <w:pPr>
+        <w:tabs>
+          <w:tab w:val="num" w:pos="4320"/>
+        </w:tabs>
+        <w:ind w:left="4320" w:hanging="360"/>
+      </w:pPr>
+      <w:rPr>
+        <w:rFonts w:ascii="Wingdings" w:hAnsi="Wingdings" w:hint="default"/>
+        <w:sz w:val="20"/>
+      </w:rPr>
+    </w:lvl>
+    <w:lvl w:ilvl="6" w:tentative="1">
+      <w:start w:val="1"/>
+      <w:numFmt w:val="bullet"/>
+      <w:lvlText w:val=""/>
+      <w:lvlJc w:val="left"/>
+      <w:pPr>
+        <w:tabs>
+          <w:tab w:val="num" w:pos="5040"/>
+        </w:tabs>
+        <w:ind w:left="5040" w:hanging="360"/>
+      </w:pPr>
+      <w:rPr>
+        <w:rFonts w:ascii="Wingdings" w:hAnsi="Wingdings" w:hint="default"/>
+        <w:sz w:val="20"/>
+      </w:rPr>
+    </w:lvl>
+    <w:lvl w:ilvl="7" w:tentative="1">
+      <w:start w:val="1"/>
+      <w:numFmt w:val="bullet"/>
+      <w:lvlText w:val=""/>
+      <w:lvlJc w:val="left"/>
+      <w:pPr>
+        <w:tabs>
+          <w:tab w:val="num" w:pos="5760"/>
+        </w:tabs>
+        <w:ind w:left="5760" w:hanging="360"/>
+      </w:pPr>
+      <w:rPr>
+        <w:rFonts w:ascii="Wingdings" w:hAnsi="Wingdings" w:hint="default"/>
+        <w:sz w:val="20"/>
+      </w:rPr>
+    </w:lvl>
+    <w:lvl w:ilvl="8" w:tentative="1">
+      <w:start w:val="1"/>
+      <w:numFmt w:val="bullet"/>
+      <w:lvlText w:val=""/>
+      <w:lvlJc w:val="left"/>
+      <w:pPr>
+        <w:tabs>
+          <w:tab w:val="num" w:pos="6480"/>
+        </w:tabs>
+        <w:ind w:left="6480" w:hanging="360"/>
+      </w:pPr>
+      <w:rPr>
+        <w:rFonts w:ascii="Wingdings" w:hAnsi="Wingdings" w:hint="default"/>
+        <w:sz w:val="20"/>
+      </w:rPr>
+    </w:lvl>
+  </w:abstractNum>
+  <w:abstractNum w:abstractNumId="1" w15:restartNumberingAfterBreak="0">
+    <w:nsid w:val="081C51D4"/>
+    <w:multiLevelType w:val="multilevel"/>
+    <w:tmpl w:val="17160A38"/>
+    <w:lvl w:ilvl="0">
+      <w:start w:val="1"/>
+      <w:numFmt w:val="bullet"/>
+      <w:lvlText w:val=""/>
+      <w:lvlJc w:val="left"/>
+      <w:pPr>
+        <w:tabs>
+          <w:tab w:val="num" w:pos="720"/>
+        </w:tabs>
+        <w:ind w:left="720" w:hanging="360"/>
+      </w:pPr>
+      <w:rPr>
+        <w:rFonts w:ascii="Symbol" w:hAnsi="Symbol" w:hint="default"/>
+        <w:sz w:val="20"/>
+      </w:rPr>
+    </w:lvl>
+    <w:lvl w:ilvl="1" w:tentative="1">
+      <w:start w:val="1"/>
+      <w:numFmt w:val="bullet"/>
+      <w:lvlText w:val="o"/>
+      <w:lvlJc w:val="left"/>
+      <w:pPr>
+        <w:tabs>
+          <w:tab w:val="num" w:pos="1440"/>
+        </w:tabs>
+        <w:ind w:left="1440" w:hanging="360"/>
+      </w:pPr>
+      <w:rPr>
+        <w:rFonts w:ascii="Courier New" w:hAnsi="Courier New" w:hint="default"/>
+        <w:sz w:val="20"/>
+      </w:rPr>
+    </w:lvl>
+    <w:lvl w:ilvl="2" w:tentative="1">
+      <w:start w:val="1"/>
+      <w:numFmt w:val="bullet"/>
+      <w:lvlText w:val=""/>
+      <w:lvlJc w:val="left"/>
+      <w:pPr>
+        <w:tabs>
+          <w:tab w:val="num" w:pos="2160"/>
+        </w:tabs>
+        <w:ind w:left="2160" w:hanging="360"/>
+      </w:pPr>
+      <w:rPr>
+        <w:rFonts w:ascii="Wingdings" w:hAnsi="Wingdings" w:hint="default"/>
+        <w:sz w:val="20"/>
+      </w:rPr>
+    </w:lvl>
+    <w:lvl w:ilvl="3" w:tentative="1">
+      <w:start w:val="1"/>
+      <w:numFmt w:val="bullet"/>
+      <w:lvlText w:val=""/>
+      <w:lvlJc w:val="left"/>
+      <w:pPr>
+        <w:tabs>
+          <w:tab w:val="num" w:pos="2880"/>
+        </w:tabs>
+        <w:ind w:left="2880" w:hanging="360"/>
+      </w:pPr>
+      <w:rPr>
+        <w:rFonts w:ascii="Wingdings" w:hAnsi="Wingdings" w:hint="default"/>
+        <w:sz w:val="20"/>
+      </w:rPr>
+    </w:lvl>
+    <w:lvl w:ilvl="4" w:tentative="1">
+      <w:start w:val="1"/>
+      <w:numFmt w:val="bullet"/>
+      <w:lvlText w:val=""/>
+      <w:lvlJc w:val="left"/>
+      <w:pPr>
+        <w:tabs>
+          <w:tab w:val="num" w:pos="3600"/>
+        </w:tabs>
+        <w:ind w:left="3600" w:hanging="360"/>
+      </w:pPr>
+      <w:rPr>
+        <w:rFonts w:ascii="Wingdings" w:hAnsi="Wingdings" w:hint="default"/>
+        <w:sz w:val="20"/>
+      </w:rPr>
+    </w:lvl>
+    <w:lvl w:ilvl="5" w:tentative="1">
+      <w:start w:val="1"/>
+      <w:numFmt w:val="bullet"/>
+      <w:lvlText w:val=""/>
+      <w:lvlJc w:val="left"/>
+      <w:pPr>
+        <w:tabs>
+          <w:tab w:val="num" w:pos="4320"/>
+        </w:tabs>
+        <w:ind w:left="4320" w:hanging="360"/>
+      </w:pPr>
+      <w:rPr>
+        <w:rFonts w:ascii="Wingdings" w:hAnsi="Wingdings" w:hint="default"/>
+        <w:sz w:val="20"/>
+      </w:rPr>
+    </w:lvl>
+    <w:lvl w:ilvl="6" w:tentative="1">
+      <w:start w:val="1"/>
+      <w:numFmt w:val="bullet"/>
+      <w:lvlText w:val=""/>
+      <w:lvlJc w:val="left"/>
+      <w:pPr>
+        <w:tabs>
+          <w:tab w:val="num" w:pos="5040"/>
+        </w:tabs>
+        <w:ind w:left="5040" w:hanging="360"/>
+      </w:pPr>
+      <w:rPr>
+        <w:rFonts w:ascii="Wingdings" w:hAnsi="Wingdings" w:hint="default"/>
+        <w:sz w:val="20"/>
+      </w:rPr>
+    </w:lvl>
+    <w:lvl w:ilvl="7" w:tentative="1">
+      <w:start w:val="1"/>
+      <w:numFmt w:val="bullet"/>
+      <w:lvlText w:val=""/>
+      <w:lvlJc w:val="left"/>
+      <w:pPr>
+        <w:tabs>
+          <w:tab w:val="num" w:pos="5760"/>
+        </w:tabs>
+        <w:ind w:left="5760" w:hanging="360"/>
+      </w:pPr>
+      <w:rPr>
+        <w:rFonts w:ascii="Wingdings" w:hAnsi="Wingdings" w:hint="default"/>
+        <w:sz w:val="20"/>
+      </w:rPr>
+    </w:lvl>
+    <w:lvl w:ilvl="8" w:tentative="1">
+      <w:start w:val="1"/>
+      <w:numFmt w:val="bullet"/>
+      <w:lvlText w:val=""/>
+      <w:lvlJc w:val="left"/>
+      <w:pPr>
+        <w:tabs>
+          <w:tab w:val="num" w:pos="6480"/>
+        </w:tabs>
+        <w:ind w:left="6480" w:hanging="360"/>
+      </w:pPr>
+      <w:rPr>
+        <w:rFonts w:ascii="Wingdings" w:hAnsi="Wingdings" w:hint="default"/>
+        <w:sz w:val="20"/>
+      </w:rPr>
+    </w:lvl>
+  </w:abstractNum>
+  <w:abstractNum w:abstractNumId="2" w15:restartNumberingAfterBreak="0">
     <w:nsid w:val="45CE40F5"/>
     <w:multiLevelType w:val="hybridMultilevel"/>
     <w:tmpl w:val="54F6DD68"/>
@@ -912,8 +1523,166 @@
       </w:rPr>
     </w:lvl>
   </w:abstractNum>
+  <w:abstractNum w:abstractNumId="3" w15:restartNumberingAfterBreak="0">
+    <w:nsid w:val="67951287"/>
+    <w:multiLevelType w:val="multilevel"/>
+    <w:tmpl w:val="FC3E6EC6"/>
+    <w:lvl w:ilvl="0">
+      <w:start w:val="1"/>
+      <w:numFmt w:val="bullet"/>
+      <w:lvlText w:val=""/>
+      <w:lvlJc w:val="left"/>
+      <w:pPr>
+        <w:tabs>
+          <w:tab w:val="num" w:pos="720"/>
+        </w:tabs>
+        <w:ind w:left="720" w:hanging="360"/>
+      </w:pPr>
+      <w:rPr>
+        <w:rFonts w:ascii="Symbol" w:hAnsi="Symbol" w:hint="default"/>
+        <w:sz w:val="20"/>
+      </w:rPr>
+    </w:lvl>
+    <w:lvl w:ilvl="1" w:tentative="1">
+      <w:start w:val="1"/>
+      <w:numFmt w:val="bullet"/>
+      <w:lvlText w:val="o"/>
+      <w:lvlJc w:val="left"/>
+      <w:pPr>
+        <w:tabs>
+          <w:tab w:val="num" w:pos="1440"/>
+        </w:tabs>
+        <w:ind w:left="1440" w:hanging="360"/>
+      </w:pPr>
+      <w:rPr>
+        <w:rFonts w:ascii="Courier New" w:hAnsi="Courier New" w:hint="default"/>
+        <w:sz w:val="20"/>
+      </w:rPr>
+    </w:lvl>
+    <w:lvl w:ilvl="2" w:tentative="1">
+      <w:start w:val="1"/>
+      <w:numFmt w:val="bullet"/>
+      <w:lvlText w:val=""/>
+      <w:lvlJc w:val="left"/>
+      <w:pPr>
+        <w:tabs>
+          <w:tab w:val="num" w:pos="2160"/>
+        </w:tabs>
+        <w:ind w:left="2160" w:hanging="360"/>
+      </w:pPr>
+      <w:rPr>
+        <w:rFonts w:ascii="Wingdings" w:hAnsi="Wingdings" w:hint="default"/>
+        <w:sz w:val="20"/>
+      </w:rPr>
+    </w:lvl>
+    <w:lvl w:ilvl="3" w:tentative="1">
+      <w:start w:val="1"/>
+      <w:numFmt w:val="bullet"/>
+      <w:lvlText w:val=""/>
+      <w:lvlJc w:val="left"/>
+      <w:pPr>
+        <w:tabs>
+          <w:tab w:val="num" w:pos="2880"/>
+        </w:tabs>
+        <w:ind w:left="2880" w:hanging="360"/>
+      </w:pPr>
+      <w:rPr>
+        <w:rFonts w:ascii="Wingdings" w:hAnsi="Wingdings" w:hint="default"/>
+        <w:sz w:val="20"/>
+      </w:rPr>
+    </w:lvl>
+    <w:lvl w:ilvl="4" w:tentative="1">
+      <w:start w:val="1"/>
+      <w:numFmt w:val="bullet"/>
+      <w:lvlText w:val=""/>
+      <w:lvlJc w:val="left"/>
+      <w:pPr>
+        <w:tabs>
+          <w:tab w:val="num" w:pos="3600"/>
+        </w:tabs>
+        <w:ind w:left="3600" w:hanging="360"/>
+      </w:pPr>
+      <w:rPr>
+        <w:rFonts w:ascii="Wingdings" w:hAnsi="Wingdings" w:hint="default"/>
+        <w:sz w:val="20"/>
+      </w:rPr>
+    </w:lvl>
+    <w:lvl w:ilvl="5" w:tentative="1">
+      <w:start w:val="1"/>
+      <w:numFmt w:val="bullet"/>
+      <w:lvlText w:val=""/>
+      <w:lvlJc w:val="left"/>
+      <w:pPr>
+        <w:tabs>
+          <w:tab w:val="num" w:pos="4320"/>
+        </w:tabs>
+        <w:ind w:left="4320" w:hanging="360"/>
+      </w:pPr>
+      <w:rPr>
+        <w:rFonts w:ascii="Wingdings" w:hAnsi="Wingdings" w:hint="default"/>
+        <w:sz w:val="20"/>
+      </w:rPr>
+    </w:lvl>
+    <w:lvl w:ilvl="6" w:tentative="1">
+      <w:start w:val="1"/>
+      <w:numFmt w:val="bullet"/>
+      <w:lvlText w:val=""/>
+      <w:lvlJc w:val="left"/>
+      <w:pPr>
+        <w:tabs>
+          <w:tab w:val="num" w:pos="5040"/>
+        </w:tabs>
+        <w:ind w:left="5040" w:hanging="360"/>
+      </w:pPr>
+      <w:rPr>
+        <w:rFonts w:ascii="Wingdings" w:hAnsi="Wingdings" w:hint="default"/>
+        <w:sz w:val="20"/>
+      </w:rPr>
+    </w:lvl>
+    <w:lvl w:ilvl="7" w:tentative="1">
+      <w:start w:val="1"/>
+      <w:numFmt w:val="bullet"/>
+      <w:lvlText w:val=""/>
+      <w:lvlJc w:val="left"/>
+      <w:pPr>
+        <w:tabs>
+          <w:tab w:val="num" w:pos="5760"/>
+        </w:tabs>
+        <w:ind w:left="5760" w:hanging="360"/>
+      </w:pPr>
+      <w:rPr>
+        <w:rFonts w:ascii="Wingdings" w:hAnsi="Wingdings" w:hint="default"/>
+        <w:sz w:val="20"/>
+      </w:rPr>
+    </w:lvl>
+    <w:lvl w:ilvl="8" w:tentative="1">
+      <w:start w:val="1"/>
+      <w:numFmt w:val="bullet"/>
+      <w:lvlText w:val=""/>
+      <w:lvlJc w:val="left"/>
+      <w:pPr>
+        <w:tabs>
+          <w:tab w:val="num" w:pos="6480"/>
+        </w:tabs>
+        <w:ind w:left="6480" w:hanging="360"/>
+      </w:pPr>
+      <w:rPr>
+        <w:rFonts w:ascii="Wingdings" w:hAnsi="Wingdings" w:hint="default"/>
+        <w:sz w:val="20"/>
+      </w:rPr>
+    </w:lvl>
+  </w:abstractNum>
   <w:num w:numId="1" w16cid:durableId="366102741">
+    <w:abstractNumId w:val="2"/>
+  </w:num>
+  <w:num w:numId="2" w16cid:durableId="1399282567">
     <w:abstractNumId w:val="0"/>
+  </w:num>
+  <w:num w:numId="3" w16cid:durableId="1088574508">
+    <w:abstractNumId w:val="1"/>
+  </w:num>
+  <w:num w:numId="4" w16cid:durableId="182060749">
+    <w:abstractNumId w:val="3"/>
   </w:num>
 </w:numbering>
 </file>
@@ -1522,7 +2291,6 @@
   <w:style w:type="character" w:default="1" w:styleId="DefaultParagraphFont">
     <w:name w:val="Default Paragraph Font"/>
     <w:uiPriority w:val="1"/>
-    <w:semiHidden/>
     <w:unhideWhenUsed/>
   </w:style>
   <w:style w:type="table" w:default="1" w:styleId="TableNormal">

--- a/LECTURES/DecadesOfSprites/Decades of SPRITES.docx
+++ b/LECTURES/DecadesOfSprites/Decades of SPRITES.docx
@@ -35,21 +35,8 @@
           <w:sz w:val="48"/>
           <w:szCs w:val="48"/>
         </w:rPr>
-        <w:t xml:space="preserve"> of </w:t>
-      </w:r>
-      <w:proofErr w:type="gramStart"/>
-      <w:r>
-        <w:rPr>
-          <w:rFonts w:ascii="C64 Pro Mono" w:hAnsi="C64 Pro Mono"/>
-          <w:i w:val="0"/>
-          <w:iCs w:val="0"/>
-          <w:color w:val="FFFFFF" w:themeColor="background1"/>
-          <w:sz w:val="48"/>
-          <w:szCs w:val="48"/>
-        </w:rPr>
-        <w:t>sprites ?</w:t>
-      </w:r>
-      <w:proofErr w:type="gramEnd"/>
+        <w:t xml:space="preserve"> of sprites ?</w:t>
+      </w:r>
     </w:p>
     <w:p>
       <w:pPr>
@@ -79,7 +66,7 @@
           <w:iCs/>
           <w:color w:val="FFFFFF" w:themeColor="background1"/>
         </w:rPr>
-        <w:t>It’s not a speed-run, it’s speed-coding</w:t>
+        <w:t>Are sprites still in use?</w:t>
       </w:r>
     </w:p>
     <w:p>
@@ -636,12 +623,14 @@
         <w:rPr>
           <w:rFonts w:ascii="C64 Pro Mono" w:hAnsi="C64 Pro Mono"/>
           <w:color w:val="FFFFFF" w:themeColor="background1"/>
-        </w:rPr>
-      </w:pPr>
-      <w:r>
-        <w:rPr>
-          <w:rFonts w:ascii="C64 Pro Mono" w:hAnsi="C64 Pro Mono"/>
-          <w:color w:val="FFFFFF" w:themeColor="background1"/>
+          <w:lang w:val="fr-FR"/>
+        </w:rPr>
+      </w:pPr>
+      <w:r>
+        <w:rPr>
+          <w:rFonts w:ascii="C64 Pro Mono" w:hAnsi="C64 Pro Mono"/>
+          <w:color w:val="FFFFFF" w:themeColor="background1"/>
+          <w:lang w:val="fr-FR"/>
         </w:rPr>
         <w:lastRenderedPageBreak/>
         <w:t>Atari 800XL (1981)</w:t>
@@ -652,22 +641,43 @@
         <w:rPr>
           <w:rFonts w:ascii="C64 Pro Mono" w:hAnsi="C64 Pro Mono"/>
           <w:color w:val="FFFFFF" w:themeColor="background1"/>
-        </w:rPr>
-      </w:pPr>
-    </w:p>
-    <w:p>
-      <w:pPr>
-        <w:rPr>
-          <w:rFonts w:ascii="C64 Pro Mono" w:hAnsi="C64 Pro Mono"/>
-          <w:color w:val="FFFFFF" w:themeColor="background1"/>
-        </w:rPr>
-      </w:pPr>
-      <w:r>
-        <w:rPr>
-          <w:rFonts w:ascii="C64 Pro Mono" w:hAnsi="C64 Pro Mono"/>
-          <w:color w:val="FFFFFF" w:themeColor="background1"/>
-        </w:rPr>
-        <w:t>8-bit microprocessor MOS 6502:</w:t>
+          <w:lang w:val="fr-FR"/>
+        </w:rPr>
+      </w:pPr>
+    </w:p>
+    <w:p>
+      <w:pPr>
+        <w:rPr>
+          <w:rFonts w:ascii="C64 Pro Mono" w:hAnsi="C64 Pro Mono"/>
+          <w:color w:val="FFFFFF" w:themeColor="background1"/>
+          <w:lang w:val="fr-FR"/>
+        </w:rPr>
+      </w:pPr>
+      <w:r>
+        <w:rPr>
+          <w:rFonts w:ascii="C64 Pro Mono" w:hAnsi="C64 Pro Mono"/>
+          <w:color w:val="FFFFFF" w:themeColor="background1"/>
+          <w:lang w:val="fr-FR"/>
+        </w:rPr>
+        <w:t xml:space="preserve">8-bit </w:t>
+      </w:r>
+      <w:proofErr w:type="spellStart"/>
+      <w:r>
+        <w:rPr>
+          <w:rFonts w:ascii="C64 Pro Mono" w:hAnsi="C64 Pro Mono"/>
+          <w:color w:val="FFFFFF" w:themeColor="background1"/>
+          <w:lang w:val="fr-FR"/>
+        </w:rPr>
+        <w:t>microprocessor</w:t>
+      </w:r>
+      <w:proofErr w:type="spellEnd"/>
+      <w:r>
+        <w:rPr>
+          <w:rFonts w:ascii="C64 Pro Mono" w:hAnsi="C64 Pro Mono"/>
+          <w:color w:val="FFFFFF" w:themeColor="background1"/>
+          <w:lang w:val="fr-FR"/>
+        </w:rPr>
+        <w:t xml:space="preserve"> MOS 6502:</w:t>
       </w:r>
     </w:p>
     <w:p>
@@ -692,7 +702,6 @@
           <w:color w:val="FFFFFF" w:themeColor="background1"/>
         </w:rPr>
       </w:pPr>
-      <w:proofErr w:type="gramStart"/>
       <w:r>
         <w:rPr>
           <w:rFonts w:ascii="C64 Pro Mono" w:hAnsi="C64 Pro Mono"/>
@@ -707,17 +716,7 @@
           <w:bCs/>
           <w:color w:val="FFFFFF" w:themeColor="background1"/>
         </w:rPr>
-        <w:t>Sprite</w:t>
-      </w:r>
-      <w:proofErr w:type="gramEnd"/>
-      <w:r>
-        <w:rPr>
-          <w:rFonts w:ascii="C64 Pro Mono" w:hAnsi="C64 Pro Mono"/>
-          <w:b/>
-          <w:bCs/>
-          <w:color w:val="FFFFFF" w:themeColor="background1"/>
-        </w:rPr>
-        <w:t xml:space="preserve"> Graphics Data:</w:t>
+        <w:t>Sprite Graphics Data:</w:t>
       </w:r>
     </w:p>
     <w:p>
@@ -837,7 +836,6 @@
           <w:color w:val="FFFFFF" w:themeColor="background1"/>
         </w:rPr>
       </w:pPr>
-      <w:proofErr w:type="gramStart"/>
       <w:r>
         <w:rPr>
           <w:rFonts w:ascii="C64 Pro Mono" w:hAnsi="C64 Pro Mono"/>
@@ -852,17 +850,7 @@
           <w:bCs/>
           <w:color w:val="FFFFFF" w:themeColor="background1"/>
         </w:rPr>
-        <w:t>Sprite</w:t>
-      </w:r>
-      <w:proofErr w:type="gramEnd"/>
-      <w:r>
-        <w:rPr>
-          <w:rFonts w:ascii="C64 Pro Mono" w:hAnsi="C64 Pro Mono"/>
-          <w:b/>
-          <w:bCs/>
-          <w:color w:val="FFFFFF" w:themeColor="background1"/>
-        </w:rPr>
-        <w:t xml:space="preserve"> Enable Register:</w:t>
+        <w:t>Sprite Enable Register:</w:t>
       </w:r>
     </w:p>
     <w:p>
@@ -929,7 +917,6 @@
           <w:color w:val="FFFFFF" w:themeColor="background1"/>
         </w:rPr>
       </w:pPr>
-      <w:proofErr w:type="gramStart"/>
       <w:r>
         <w:rPr>
           <w:rFonts w:ascii="C64 Pro Mono" w:hAnsi="C64 Pro Mono"/>
@@ -944,17 +931,7 @@
           <w:bCs/>
           <w:color w:val="FFFFFF" w:themeColor="background1"/>
         </w:rPr>
-        <w:t>Sprite</w:t>
-      </w:r>
-      <w:proofErr w:type="gramEnd"/>
-      <w:r>
-        <w:rPr>
-          <w:rFonts w:ascii="C64 Pro Mono" w:hAnsi="C64 Pro Mono"/>
-          <w:b/>
-          <w:bCs/>
-          <w:color w:val="FFFFFF" w:themeColor="background1"/>
-        </w:rPr>
-        <w:t xml:space="preserve"> Size and Priority Registers:</w:t>
+        <w:t>Sprite Size and Priority Registers:</w:t>
       </w:r>
     </w:p>
     <w:p>
@@ -1091,6 +1068,583 @@
         <w:lastRenderedPageBreak/>
         <w:t>Commodore 64 (1982)</w:t>
       </w:r>
+    </w:p>
+    <w:p>
+      <w:pPr>
+        <w:rPr>
+          <w:rFonts w:ascii="C64 Pro Mono" w:hAnsi="C64 Pro Mono"/>
+          <w:color w:val="FFFFFF" w:themeColor="background1"/>
+        </w:rPr>
+      </w:pPr>
+    </w:p>
+    <w:p>
+      <w:pPr>
+        <w:rPr>
+          <w:rFonts w:ascii="C64 Pro Mono" w:hAnsi="C64 Pro Mono"/>
+          <w:color w:val="FFFFFF" w:themeColor="background1"/>
+        </w:rPr>
+      </w:pPr>
+    </w:p>
+    <w:p>
+      <w:pPr>
+        <w:rPr>
+          <w:rFonts w:ascii="C64 Pro Mono" w:hAnsi="C64 Pro Mono"/>
+          <w:color w:val="FFFFFF" w:themeColor="background1"/>
+        </w:rPr>
+      </w:pPr>
+    </w:p>
+    <w:p>
+      <w:pPr>
+        <w:rPr>
+          <w:rFonts w:ascii="C64 Pro Mono" w:hAnsi="C64 Pro Mono"/>
+          <w:color w:val="FFFFFF" w:themeColor="background1"/>
+        </w:rPr>
+      </w:pPr>
+    </w:p>
+    <w:p>
+      <w:pPr>
+        <w:rPr>
+          <w:rFonts w:ascii="C64 Pro Mono" w:hAnsi="C64 Pro Mono"/>
+          <w:color w:val="FFFFFF" w:themeColor="background1"/>
+        </w:rPr>
+      </w:pPr>
+      <w:r>
+        <w:rPr>
+          <w:rFonts w:ascii="C64 Pro Mono" w:hAnsi="C64 Pro Mono"/>
+          <w:color w:val="FFFFFF" w:themeColor="background1"/>
+        </w:rPr>
+        <w:br w:type="page"/>
+      </w:r>
+    </w:p>
+    <w:p>
+      <w:pPr>
+        <w:rPr>
+          <w:rFonts w:ascii="C64 Pro Mono" w:hAnsi="C64 Pro Mono"/>
+          <w:color w:val="FFFFFF" w:themeColor="background1"/>
+        </w:rPr>
+      </w:pPr>
+      <w:r>
+        <w:rPr>
+          <w:rFonts w:ascii="C64 Pro Mono" w:hAnsi="C64 Pro Mono"/>
+          <w:noProof/>
+          <w:color w:val="FFFFFF" w:themeColor="background1"/>
+          <w:lang w:val="fr-FR"/>
+        </w:rPr>
+        <w:lastRenderedPageBreak/>
+        <w:drawing>
+          <wp:anchor distT="0" distB="0" distL="114300" distR="114300" simplePos="0" relativeHeight="251659264" behindDoc="0" locked="0" layoutInCell="1" allowOverlap="1" wp14:anchorId="193182F6" wp14:editId="37A166BB">
+            <wp:simplePos x="0" y="0"/>
+            <wp:positionH relativeFrom="column">
+              <wp:posOffset>3615055</wp:posOffset>
+            </wp:positionH>
+            <wp:positionV relativeFrom="paragraph">
+              <wp:posOffset>7074</wp:posOffset>
+            </wp:positionV>
+            <wp:extent cx="2615565" cy="4067504"/>
+            <wp:effectExtent l="0" t="0" r="0" b="9525"/>
+            <wp:wrapNone/>
+            <wp:docPr id="811231460" name="Picture 1" descr="A long shot of a timeline&#10;&#10;AI-generated content may be incorrect."/>
+            <wp:cNvGraphicFramePr>
+              <a:graphicFrameLocks xmlns:a="http://schemas.openxmlformats.org/drawingml/2006/main" noChangeAspect="1"/>
+            </wp:cNvGraphicFramePr>
+            <a:graphic xmlns:a="http://schemas.openxmlformats.org/drawingml/2006/main">
+              <a:graphicData uri="http://schemas.openxmlformats.org/drawingml/2006/picture">
+                <pic:pic xmlns:pic="http://schemas.openxmlformats.org/drawingml/2006/picture">
+                  <pic:nvPicPr>
+                    <pic:cNvPr id="811231460" name="Picture 1" descr="A long shot of a timeline&#10;&#10;AI-generated content may be incorrect."/>
+                    <pic:cNvPicPr/>
+                  </pic:nvPicPr>
+                  <pic:blipFill>
+                    <a:blip r:embed="rId10">
+                      <a:extLst>
+                        <a:ext uri="{28A0092B-C50C-407E-A947-70E740481C1C}">
+                          <a14:useLocalDpi xmlns:a14="http://schemas.microsoft.com/office/drawing/2010/main" val="0"/>
+                        </a:ext>
+                      </a:extLst>
+                    </a:blip>
+                    <a:stretch>
+                      <a:fillRect/>
+                    </a:stretch>
+                  </pic:blipFill>
+                  <pic:spPr>
+                    <a:xfrm>
+                      <a:off x="0" y="0"/>
+                      <a:ext cx="2615565" cy="4067504"/>
+                    </a:xfrm>
+                    <a:prstGeom prst="rect">
+                      <a:avLst/>
+                    </a:prstGeom>
+                  </pic:spPr>
+                </pic:pic>
+              </a:graphicData>
+            </a:graphic>
+            <wp14:sizeRelV relativeFrom="margin">
+              <wp14:pctHeight>0</wp14:pctHeight>
+            </wp14:sizeRelV>
+          </wp:anchor>
+        </w:drawing>
+      </w:r>
+    </w:p>
+    <w:p>
+      <w:pPr>
+        <w:rPr>
+          <w:rFonts w:ascii="C64 Pro Mono" w:hAnsi="C64 Pro Mono"/>
+          <w:color w:val="FFFFFF" w:themeColor="background1"/>
+        </w:rPr>
+      </w:pPr>
+    </w:p>
+    <w:p>
+      <w:pPr>
+        <w:rPr>
+          <w:rFonts w:ascii="C64 Pro Mono" w:hAnsi="C64 Pro Mono"/>
+          <w:color w:val="FFFFFF" w:themeColor="background1"/>
+        </w:rPr>
+      </w:pPr>
+      <w:r>
+        <w:rPr>
+          <w:rFonts w:ascii="C64 Pro Mono" w:hAnsi="C64 Pro Mono"/>
+          <w:color w:val="FFFFFF" w:themeColor="background1"/>
+        </w:rPr>
+        <w:t xml:space="preserve">First game </w:t>
+      </w:r>
+      <w:r>
+        <w:rPr>
+          <w:rFonts w:ascii="C64 Pro Mono" w:hAnsi="C64 Pro Mono"/>
+          <w:color w:val="FFFFFF" w:themeColor="background1"/>
+        </w:rPr>
+        <w:tab/>
+        <w:t>1958</w:t>
+      </w:r>
+    </w:p>
+    <w:p>
+      <w:pPr>
+        <w:rPr>
+          <w:rFonts w:ascii="C64 Pro Mono" w:hAnsi="C64 Pro Mono"/>
+          <w:color w:val="FFFFFF" w:themeColor="background1"/>
+        </w:rPr>
+      </w:pPr>
+      <w:r>
+        <w:rPr>
+          <w:rFonts w:ascii="C64 Pro Mono" w:hAnsi="C64 Pro Mono"/>
+          <w:color w:val="FFFFFF" w:themeColor="background1"/>
+        </w:rPr>
+        <w:t>Atari 800</w:t>
+      </w:r>
+      <w:r>
+        <w:rPr>
+          <w:rFonts w:ascii="C64 Pro Mono" w:hAnsi="C64 Pro Mono"/>
+          <w:color w:val="FFFFFF" w:themeColor="background1"/>
+        </w:rPr>
+        <w:tab/>
+      </w:r>
+      <w:r>
+        <w:rPr>
+          <w:rFonts w:ascii="C64 Pro Mono" w:hAnsi="C64 Pro Mono"/>
+          <w:color w:val="FFFFFF" w:themeColor="background1"/>
+        </w:rPr>
+        <w:tab/>
+        <w:t>1980</w:t>
+      </w:r>
+    </w:p>
+    <w:p>
+      <w:pPr>
+        <w:rPr>
+          <w:rFonts w:ascii="C64 Pro Mono" w:hAnsi="C64 Pro Mono"/>
+          <w:color w:val="FFFFFF" w:themeColor="background1"/>
+        </w:rPr>
+      </w:pPr>
+      <w:r>
+        <w:rPr>
+          <w:rFonts w:ascii="C64 Pro Mono" w:hAnsi="C64 Pro Mono"/>
+          <w:color w:val="FFFFFF" w:themeColor="background1"/>
+        </w:rPr>
+        <w:t xml:space="preserve">IBM PC </w:t>
+      </w:r>
+      <w:r>
+        <w:rPr>
+          <w:rFonts w:ascii="C64 Pro Mono" w:hAnsi="C64 Pro Mono"/>
+          <w:color w:val="FFFFFF" w:themeColor="background1"/>
+        </w:rPr>
+        <w:tab/>
+      </w:r>
+      <w:r>
+        <w:rPr>
+          <w:rFonts w:ascii="C64 Pro Mono" w:hAnsi="C64 Pro Mono"/>
+          <w:color w:val="FFFFFF" w:themeColor="background1"/>
+        </w:rPr>
+        <w:tab/>
+        <w:t>1981</w:t>
+      </w:r>
+    </w:p>
+    <w:p>
+      <w:pPr>
+        <w:rPr>
+          <w:rFonts w:ascii="C64 Pro Mono" w:hAnsi="C64 Pro Mono"/>
+          <w:color w:val="FFFFFF" w:themeColor="background1"/>
+        </w:rPr>
+      </w:pPr>
+      <w:r>
+        <w:rPr>
+          <w:rFonts w:ascii="C64 Pro Mono" w:hAnsi="C64 Pro Mono"/>
+          <w:color w:val="FFFFFF" w:themeColor="background1"/>
+        </w:rPr>
+        <w:t>Commodore 64</w:t>
+      </w:r>
+      <w:r>
+        <w:rPr>
+          <w:rFonts w:ascii="C64 Pro Mono" w:hAnsi="C64 Pro Mono"/>
+          <w:color w:val="FFFFFF" w:themeColor="background1"/>
+        </w:rPr>
+        <w:tab/>
+        <w:t>1982</w:t>
+      </w:r>
+    </w:p>
+    <w:p>
+      <w:pPr>
+        <w:rPr>
+          <w:rFonts w:ascii="C64 Pro Mono" w:hAnsi="C64 Pro Mono"/>
+          <w:color w:val="FFFFFF" w:themeColor="background1"/>
+        </w:rPr>
+      </w:pPr>
+      <w:r>
+        <w:rPr>
+          <w:rFonts w:ascii="C64 Pro Mono" w:hAnsi="C64 Pro Mono"/>
+          <w:color w:val="FFFFFF" w:themeColor="background1"/>
+        </w:rPr>
+        <w:t xml:space="preserve">Amiga </w:t>
+      </w:r>
+      <w:r>
+        <w:rPr>
+          <w:rFonts w:ascii="C64 Pro Mono" w:hAnsi="C64 Pro Mono"/>
+          <w:color w:val="FFFFFF" w:themeColor="background1"/>
+        </w:rPr>
+        <w:t>10</w:t>
+      </w:r>
+      <w:r>
+        <w:rPr>
+          <w:rFonts w:ascii="C64 Pro Mono" w:hAnsi="C64 Pro Mono"/>
+          <w:color w:val="FFFFFF" w:themeColor="background1"/>
+        </w:rPr>
+        <w:t>00</w:t>
+      </w:r>
+      <w:r>
+        <w:rPr>
+          <w:rFonts w:ascii="C64 Pro Mono" w:hAnsi="C64 Pro Mono"/>
+          <w:color w:val="FFFFFF" w:themeColor="background1"/>
+        </w:rPr>
+        <w:tab/>
+        <w:t>1985</w:t>
+      </w:r>
+      <w:r>
+        <w:rPr>
+          <w:rFonts w:ascii="C64 Pro Mono" w:hAnsi="C64 Pro Mono"/>
+          <w:color w:val="FFFFFF" w:themeColor="background1"/>
+        </w:rPr>
+        <w:tab/>
+      </w:r>
+    </w:p>
+    <w:p>
+      <w:pPr>
+        <w:ind w:firstLine="720"/>
+        <w:rPr>
+          <w:rFonts w:ascii="C64 Pro Mono" w:hAnsi="C64 Pro Mono"/>
+          <w:color w:val="FFFFFF" w:themeColor="background1"/>
+          <w:lang w:val="fr-FR"/>
+        </w:rPr>
+      </w:pPr>
+      <w:proofErr w:type="spellStart"/>
+      <w:r>
+        <w:rPr>
+          <w:rFonts w:ascii="C64 Pro Mono" w:hAnsi="C64 Pro Mono"/>
+          <w:color w:val="FFFFFF" w:themeColor="background1"/>
+          <w:lang w:val="fr-FR"/>
+        </w:rPr>
+        <w:t>language</w:t>
+      </w:r>
+      <w:proofErr w:type="spellEnd"/>
+      <w:r>
+        <w:rPr>
+          <w:rFonts w:ascii="C64 Pro Mono" w:hAnsi="C64 Pro Mono"/>
+          <w:color w:val="FFFFFF" w:themeColor="background1"/>
+          <w:lang w:val="fr-FR"/>
+        </w:rPr>
+        <w:t xml:space="preserve"> Amos</w:t>
+      </w:r>
+      <w:r>
+        <w:rPr>
+          <w:rFonts w:ascii="C64 Pro Mono" w:hAnsi="C64 Pro Mono"/>
+          <w:color w:val="FFFFFF" w:themeColor="background1"/>
+          <w:lang w:val="fr-FR"/>
+        </w:rPr>
+        <w:tab/>
+      </w:r>
+      <w:r>
+        <w:rPr>
+          <w:rFonts w:ascii="C64 Pro Mono" w:hAnsi="C64 Pro Mono"/>
+          <w:color w:val="FFFFFF" w:themeColor="background1"/>
+          <w:lang w:val="fr-FR"/>
+        </w:rPr>
+        <w:tab/>
+        <w:t>1987</w:t>
+      </w:r>
+    </w:p>
+    <w:p>
+      <w:pPr>
+        <w:rPr>
+          <w:rFonts w:ascii="C64 Pro Mono" w:hAnsi="C64 Pro Mono"/>
+          <w:color w:val="FFFFFF" w:themeColor="background1"/>
+        </w:rPr>
+      </w:pPr>
+      <w:r>
+        <w:rPr>
+          <w:rFonts w:ascii="C64 Pro Mono" w:hAnsi="C64 Pro Mono"/>
+          <w:color w:val="FFFFFF" w:themeColor="background1"/>
+        </w:rPr>
+        <w:t>Python</w:t>
+      </w:r>
+      <w:r>
+        <w:rPr>
+          <w:rFonts w:ascii="C64 Pro Mono" w:hAnsi="C64 Pro Mono"/>
+          <w:color w:val="FFFFFF" w:themeColor="background1"/>
+        </w:rPr>
+        <w:tab/>
+      </w:r>
+      <w:r>
+        <w:rPr>
+          <w:rFonts w:ascii="C64 Pro Mono" w:hAnsi="C64 Pro Mono"/>
+          <w:color w:val="FFFFFF" w:themeColor="background1"/>
+        </w:rPr>
+        <w:tab/>
+      </w:r>
+      <w:r>
+        <w:rPr>
+          <w:rFonts w:ascii="C64 Pro Mono" w:hAnsi="C64 Pro Mono"/>
+          <w:color w:val="FFFFFF" w:themeColor="background1"/>
+        </w:rPr>
+        <w:tab/>
+        <w:t>1991</w:t>
+      </w:r>
+      <w:r>
+        <w:rPr>
+          <w:rFonts w:ascii="C64 Pro Mono" w:hAnsi="C64 Pro Mono"/>
+          <w:color w:val="FFFFFF" w:themeColor="background1"/>
+        </w:rPr>
+        <w:tab/>
+      </w:r>
+    </w:p>
+    <w:p>
+      <w:pPr>
+        <w:ind w:firstLine="720"/>
+        <w:rPr>
+          <w:rFonts w:ascii="C64 Pro Mono" w:hAnsi="C64 Pro Mono"/>
+          <w:color w:val="FFFFFF" w:themeColor="background1"/>
+        </w:rPr>
+      </w:pPr>
+      <w:r>
+        <w:rPr>
+          <w:rFonts w:ascii="C64 Pro Mono" w:hAnsi="C64 Pro Mono"/>
+          <w:color w:val="FFFFFF" w:themeColor="background1"/>
+        </w:rPr>
+        <w:t xml:space="preserve">library </w:t>
+      </w:r>
+      <w:r>
+        <w:rPr>
+          <w:rFonts w:ascii="C64 Pro Mono" w:hAnsi="C64 Pro Mono"/>
+          <w:color w:val="FFFFFF" w:themeColor="background1"/>
+        </w:rPr>
+        <w:t>A</w:t>
+      </w:r>
+      <w:r>
+        <w:rPr>
+          <w:rFonts w:ascii="C64 Pro Mono" w:hAnsi="C64 Pro Mono"/>
+          <w:color w:val="FFFFFF" w:themeColor="background1"/>
+        </w:rPr>
+        <w:t>rc</w:t>
+      </w:r>
+      <w:r>
+        <w:rPr>
+          <w:rFonts w:ascii="C64 Pro Mono" w:hAnsi="C64 Pro Mono"/>
+          <w:color w:val="FFFFFF" w:themeColor="background1"/>
+        </w:rPr>
+        <w:t>ade</w:t>
+      </w:r>
+      <w:r>
+        <w:rPr>
+          <w:rFonts w:ascii="C64 Pro Mono" w:hAnsi="C64 Pro Mono"/>
+          <w:color w:val="FFFFFF" w:themeColor="background1"/>
+        </w:rPr>
+        <w:tab/>
+        <w:t>2014</w:t>
+      </w:r>
+    </w:p>
+    <w:p>
+      <w:pPr>
+        <w:rPr>
+          <w:rFonts w:ascii="C64 Pro Mono" w:hAnsi="C64 Pro Mono"/>
+          <w:color w:val="FFFFFF" w:themeColor="background1"/>
+        </w:rPr>
+      </w:pPr>
+      <w:r>
+        <w:rPr>
+          <w:rFonts w:ascii="C64 Pro Mono" w:hAnsi="C64 Pro Mono"/>
+          <w:color w:val="FFFFFF" w:themeColor="background1"/>
+        </w:rPr>
+        <w:t>Java</w:t>
+      </w:r>
+      <w:r>
+        <w:rPr>
+          <w:rFonts w:ascii="C64 Pro Mono" w:hAnsi="C64 Pro Mono"/>
+          <w:color w:val="FFFFFF" w:themeColor="background1"/>
+        </w:rPr>
+        <w:tab/>
+      </w:r>
+      <w:r>
+        <w:rPr>
+          <w:rFonts w:ascii="C64 Pro Mono" w:hAnsi="C64 Pro Mono"/>
+          <w:color w:val="FFFFFF" w:themeColor="background1"/>
+        </w:rPr>
+        <w:tab/>
+      </w:r>
+      <w:r>
+        <w:rPr>
+          <w:rFonts w:ascii="C64 Pro Mono" w:hAnsi="C64 Pro Mono"/>
+          <w:color w:val="FFFFFF" w:themeColor="background1"/>
+        </w:rPr>
+        <w:tab/>
+        <w:t>1995</w:t>
+      </w:r>
+      <w:r>
+        <w:rPr>
+          <w:rFonts w:ascii="C64 Pro Mono" w:hAnsi="C64 Pro Mono"/>
+          <w:color w:val="FFFFFF" w:themeColor="background1"/>
+        </w:rPr>
+        <w:tab/>
+      </w:r>
+    </w:p>
+    <w:p>
+      <w:pPr>
+        <w:ind w:firstLine="720"/>
+        <w:rPr>
+          <w:rFonts w:ascii="C64 Pro Mono" w:hAnsi="C64 Pro Mono"/>
+          <w:color w:val="FFFFFF" w:themeColor="background1"/>
+        </w:rPr>
+      </w:pPr>
+      <w:r>
+        <w:rPr>
+          <w:rFonts w:ascii="C64 Pro Mono" w:hAnsi="C64 Pro Mono"/>
+          <w:color w:val="FFFFFF" w:themeColor="background1"/>
+        </w:rPr>
+        <w:t>library GDX</w:t>
+      </w:r>
+      <w:r>
+        <w:rPr>
+          <w:rFonts w:ascii="C64 Pro Mono" w:hAnsi="C64 Pro Mono"/>
+          <w:color w:val="FFFFFF" w:themeColor="background1"/>
+        </w:rPr>
+        <w:tab/>
+      </w:r>
+      <w:r>
+        <w:rPr>
+          <w:rFonts w:ascii="C64 Pro Mono" w:hAnsi="C64 Pro Mono"/>
+          <w:color w:val="FFFFFF" w:themeColor="background1"/>
+        </w:rPr>
+        <w:tab/>
+        <w:t>2011</w:t>
+      </w:r>
+    </w:p>
+    <w:p>
+      <w:pPr>
+        <w:rPr>
+          <w:rFonts w:ascii="C64 Pro Mono" w:hAnsi="C64 Pro Mono"/>
+          <w:color w:val="FFFFFF" w:themeColor="background1"/>
+        </w:rPr>
+      </w:pPr>
+      <w:r>
+        <w:rPr>
+          <w:rFonts w:ascii="C64 Pro Mono" w:hAnsi="C64 Pro Mono"/>
+          <w:color w:val="FFFFFF" w:themeColor="background1"/>
+        </w:rPr>
+        <w:t>JavaScript</w:t>
+      </w:r>
+      <w:r>
+        <w:rPr>
+          <w:rFonts w:ascii="C64 Pro Mono" w:hAnsi="C64 Pro Mono"/>
+          <w:color w:val="FFFFFF" w:themeColor="background1"/>
+        </w:rPr>
+        <w:tab/>
+        <w:t>1995</w:t>
+      </w:r>
+      <w:r>
+        <w:rPr>
+          <w:rFonts w:ascii="C64 Pro Mono" w:hAnsi="C64 Pro Mono"/>
+          <w:color w:val="FFFFFF" w:themeColor="background1"/>
+        </w:rPr>
+        <w:tab/>
+      </w:r>
+    </w:p>
+    <w:p>
+      <w:pPr>
+        <w:ind w:firstLine="720"/>
+        <w:rPr>
+          <w:rFonts w:ascii="C64 Pro Mono" w:hAnsi="C64 Pro Mono"/>
+          <w:color w:val="FFFFFF" w:themeColor="background1"/>
+        </w:rPr>
+      </w:pPr>
+      <w:r>
+        <w:rPr>
+          <w:rFonts w:ascii="C64 Pro Mono" w:hAnsi="C64 Pro Mono"/>
+          <w:color w:val="FFFFFF" w:themeColor="background1"/>
+        </w:rPr>
+        <w:t>library Phaser</w:t>
+      </w:r>
+      <w:r>
+        <w:rPr>
+          <w:rFonts w:ascii="C64 Pro Mono" w:hAnsi="C64 Pro Mono"/>
+          <w:color w:val="FFFFFF" w:themeColor="background1"/>
+        </w:rPr>
+        <w:tab/>
+        <w:t>2013</w:t>
+      </w:r>
+    </w:p>
+    <w:p>
+      <w:pPr>
+        <w:rPr>
+          <w:rFonts w:ascii="C64 Pro Mono" w:hAnsi="C64 Pro Mono"/>
+          <w:color w:val="FFFFFF" w:themeColor="background1"/>
+        </w:rPr>
+      </w:pPr>
+    </w:p>
+    <w:p>
+      <w:pPr>
+        <w:rPr>
+          <w:rFonts w:ascii="C64 Pro Mono" w:hAnsi="C64 Pro Mono"/>
+          <w:color w:val="FFFFFF" w:themeColor="background1"/>
+        </w:rPr>
+      </w:pPr>
+    </w:p>
+    <w:p>
+      <w:pPr>
+        <w:rPr>
+          <w:rFonts w:ascii="C64 Pro Mono" w:hAnsi="C64 Pro Mono"/>
+          <w:color w:val="FFFFFF" w:themeColor="background1"/>
+        </w:rPr>
+      </w:pPr>
+    </w:p>
+    <w:p>
+      <w:pPr>
+        <w:rPr>
+          <w:rFonts w:ascii="C64 Pro Mono" w:hAnsi="C64 Pro Mono"/>
+          <w:color w:val="FFFFFF" w:themeColor="background1"/>
+        </w:rPr>
+      </w:pPr>
+    </w:p>
+    <w:p>
+      <w:pPr>
+        <w:rPr>
+          <w:rFonts w:ascii="C64 Pro Mono" w:hAnsi="C64 Pro Mono"/>
+          <w:color w:val="FFFFFF" w:themeColor="background1"/>
+        </w:rPr>
+      </w:pPr>
     </w:p>
     <w:p>
       <w:pPr>
@@ -2291,6 +2845,7 @@
   <w:style w:type="character" w:default="1" w:styleId="DefaultParagraphFont">
     <w:name w:val="Default Paragraph Font"/>
     <w:uiPriority w:val="1"/>
+    <w:semiHidden/>
     <w:unhideWhenUsed/>
   </w:style>
   <w:style w:type="table" w:default="1" w:styleId="TableNormal">

--- a/LECTURES/DecadesOfSprites/Decades of SPRITES.docx
+++ b/LECTURES/DecadesOfSprites/Decades of SPRITES.docx
@@ -35,8 +35,21 @@
           <w:sz w:val="48"/>
           <w:szCs w:val="48"/>
         </w:rPr>
-        <w:t xml:space="preserve"> of sprites ?</w:t>
-      </w:r>
+        <w:t xml:space="preserve"> of </w:t>
+      </w:r>
+      <w:proofErr w:type="gramStart"/>
+      <w:r>
+        <w:rPr>
+          <w:rFonts w:ascii="C64 Pro Mono" w:hAnsi="C64 Pro Mono"/>
+          <w:i w:val="0"/>
+          <w:iCs w:val="0"/>
+          <w:color w:val="FFFFFF" w:themeColor="background1"/>
+          <w:sz w:val="48"/>
+          <w:szCs w:val="48"/>
+        </w:rPr>
+        <w:t>sprites ?</w:t>
+      </w:r>
+      <w:proofErr w:type="gramEnd"/>
     </w:p>
     <w:p>
       <w:pPr>
@@ -677,8 +690,18 @@
           <w:color w:val="FFFFFF" w:themeColor="background1"/>
           <w:lang w:val="fr-FR"/>
         </w:rPr>
-        <w:t xml:space="preserve"> MOS 6502:</w:t>
-      </w:r>
+        <w:t xml:space="preserve"> MOS </w:t>
+      </w:r>
+      <w:proofErr w:type="gramStart"/>
+      <w:r>
+        <w:rPr>
+          <w:rFonts w:ascii="C64 Pro Mono" w:hAnsi="C64 Pro Mono"/>
+          <w:color w:val="FFFFFF" w:themeColor="background1"/>
+          <w:lang w:val="fr-FR"/>
+        </w:rPr>
+        <w:t>6502:</w:t>
+      </w:r>
+      <w:proofErr w:type="gramEnd"/>
     </w:p>
     <w:p>
       <w:pPr>
@@ -702,6 +725,7 @@
           <w:color w:val="FFFFFF" w:themeColor="background1"/>
         </w:rPr>
       </w:pPr>
+      <w:proofErr w:type="gramStart"/>
       <w:r>
         <w:rPr>
           <w:rFonts w:ascii="C64 Pro Mono" w:hAnsi="C64 Pro Mono"/>
@@ -716,7 +740,17 @@
           <w:bCs/>
           <w:color w:val="FFFFFF" w:themeColor="background1"/>
         </w:rPr>
-        <w:t>Sprite Graphics Data:</w:t>
+        <w:t>Sprite</w:t>
+      </w:r>
+      <w:proofErr w:type="gramEnd"/>
+      <w:r>
+        <w:rPr>
+          <w:rFonts w:ascii="C64 Pro Mono" w:hAnsi="C64 Pro Mono"/>
+          <w:b/>
+          <w:bCs/>
+          <w:color w:val="FFFFFF" w:themeColor="background1"/>
+        </w:rPr>
+        <w:t xml:space="preserve"> Graphics Data:</w:t>
       </w:r>
     </w:p>
     <w:p>
@@ -836,6 +870,7 @@
           <w:color w:val="FFFFFF" w:themeColor="background1"/>
         </w:rPr>
       </w:pPr>
+      <w:proofErr w:type="gramStart"/>
       <w:r>
         <w:rPr>
           <w:rFonts w:ascii="C64 Pro Mono" w:hAnsi="C64 Pro Mono"/>
@@ -850,7 +885,17 @@
           <w:bCs/>
           <w:color w:val="FFFFFF" w:themeColor="background1"/>
         </w:rPr>
-        <w:t>Sprite Enable Register:</w:t>
+        <w:t>Sprite</w:t>
+      </w:r>
+      <w:proofErr w:type="gramEnd"/>
+      <w:r>
+        <w:rPr>
+          <w:rFonts w:ascii="C64 Pro Mono" w:hAnsi="C64 Pro Mono"/>
+          <w:b/>
+          <w:bCs/>
+          <w:color w:val="FFFFFF" w:themeColor="background1"/>
+        </w:rPr>
+        <w:t xml:space="preserve"> Enable Register:</w:t>
       </w:r>
     </w:p>
     <w:p>
@@ -917,6 +962,7 @@
           <w:color w:val="FFFFFF" w:themeColor="background1"/>
         </w:rPr>
       </w:pPr>
+      <w:proofErr w:type="gramStart"/>
       <w:r>
         <w:rPr>
           <w:rFonts w:ascii="C64 Pro Mono" w:hAnsi="C64 Pro Mono"/>
@@ -931,7 +977,17 @@
           <w:bCs/>
           <w:color w:val="FFFFFF" w:themeColor="background1"/>
         </w:rPr>
-        <w:t>Sprite Size and Priority Registers:</w:t>
+        <w:t>Sprite</w:t>
+      </w:r>
+      <w:proofErr w:type="gramEnd"/>
+      <w:r>
+        <w:rPr>
+          <w:rFonts w:ascii="C64 Pro Mono" w:hAnsi="C64 Pro Mono"/>
+          <w:b/>
+          <w:bCs/>
+          <w:color w:val="FFFFFF" w:themeColor="background1"/>
+        </w:rPr>
+        <w:t xml:space="preserve"> Size and Priority Registers:</w:t>
       </w:r>
     </w:p>
     <w:p>
@@ -1103,6 +1159,1561 @@
     </w:p>
     <w:p>
       <w:pPr>
+        <w:rPr>
+          <w:rFonts w:ascii="C64 Pro Mono" w:hAnsi="C64 Pro Mono"/>
+          <w:color w:val="FFFFFF" w:themeColor="background1"/>
+        </w:rPr>
+      </w:pPr>
+      <w:r>
+        <w:rPr>
+          <w:rFonts w:ascii="C64 Pro Mono" w:hAnsi="C64 Pro Mono"/>
+          <w:color w:val="FFFFFF" w:themeColor="background1"/>
+        </w:rPr>
+        <w:br w:type="page"/>
+      </w:r>
+    </w:p>
+    <w:p>
+      <w:pPr>
+        <w:rPr>
+          <w:rFonts w:ascii="C64 Pro Mono" w:hAnsi="C64 Pro Mono"/>
+          <w:color w:val="FFFFFF" w:themeColor="background1"/>
+          <w:lang w:val="fr-FR"/>
+        </w:rPr>
+      </w:pPr>
+      <w:r>
+        <w:rPr>
+          <w:rFonts w:ascii="C64 Pro Mono" w:hAnsi="C64 Pro Mono"/>
+          <w:color w:val="FFFFFF" w:themeColor="background1"/>
+          <w:lang w:val="fr-FR"/>
+        </w:rPr>
+        <w:lastRenderedPageBreak/>
+        <w:t>Sprite manipulation :</w:t>
+      </w:r>
+      <w:r>
+        <w:rPr>
+          <w:rFonts w:ascii="C64 Pro Mono" w:hAnsi="C64 Pro Mono"/>
+          <w:color w:val="FFFFFF" w:themeColor="background1"/>
+          <w:lang w:val="fr-FR"/>
+        </w:rPr>
+        <w:t xml:space="preserve"> </w:t>
+      </w:r>
+      <w:r>
+        <w:rPr>
+          <w:rFonts w:ascii="C64 Pro Mono" w:hAnsi="C64 Pro Mono"/>
+          <w:color w:val="FFFFFF" w:themeColor="background1"/>
+          <w:lang w:val="fr-FR"/>
+        </w:rPr>
+        <w:t>C64 vs J</w:t>
+      </w:r>
+      <w:r>
+        <w:rPr>
+          <w:rFonts w:ascii="C64 Pro Mono" w:hAnsi="C64 Pro Mono"/>
+          <w:color w:val="FFFFFF" w:themeColor="background1"/>
+          <w:lang w:val="fr-FR"/>
+        </w:rPr>
+        <w:t xml:space="preserve">ava vs JS </w:t>
+      </w:r>
+    </w:p>
+    <w:p>
+      <w:pPr>
+        <w:rPr>
+          <w:rFonts w:ascii="C64 Pro Mono" w:hAnsi="C64 Pro Mono"/>
+          <w:color w:val="FFFFFF" w:themeColor="background1"/>
+          <w:lang w:val="fr-FR"/>
+        </w:rPr>
+      </w:pPr>
+    </w:p>
+    <w:p>
+      <w:pPr>
+        <w:pStyle w:val="ListParagraph"/>
+        <w:numPr>
+          <w:ilvl w:val="1"/>
+          <w:numId w:val="3"/>
+        </w:numPr>
+        <w:rPr>
+          <w:rFonts w:ascii="C64 Pro Mono" w:hAnsi="C64 Pro Mono"/>
+          <w:color w:val="FFFFFF" w:themeColor="background1"/>
+          <w:lang w:val="fr-FR"/>
+        </w:rPr>
+      </w:pPr>
+      <w:r>
+        <w:rPr>
+          <w:rFonts w:ascii="C64 Pro Mono" w:hAnsi="C64 Pro Mono"/>
+          <w:color w:val="FFFFFF" w:themeColor="background1"/>
+          <w:lang w:val="fr-FR"/>
+        </w:rPr>
+        <w:t>Position/</w:t>
+      </w:r>
+      <w:proofErr w:type="spellStart"/>
+      <w:r>
+        <w:rPr>
+          <w:rFonts w:ascii="C64 Pro Mono" w:hAnsi="C64 Pro Mono"/>
+          <w:color w:val="FFFFFF" w:themeColor="background1"/>
+          <w:lang w:val="fr-FR"/>
+        </w:rPr>
+        <w:t>Movement</w:t>
+      </w:r>
+      <w:proofErr w:type="spellEnd"/>
+    </w:p>
+    <w:tbl>
+      <w:tblPr>
+        <w:tblStyle w:val="TableGrid"/>
+        <w:tblW w:w="0" w:type="auto"/>
+        <w:tblLook w:val="04A0" w:firstRow="1" w:lastRow="0" w:firstColumn="1" w:lastColumn="0" w:noHBand="0" w:noVBand="1"/>
+      </w:tblPr>
+      <w:tblGrid>
+        <w:gridCol w:w="3005"/>
+        <w:gridCol w:w="3005"/>
+        <w:gridCol w:w="3006"/>
+      </w:tblGrid>
+      <w:tr>
+        <w:tc>
+          <w:tcPr>
+            <w:tcW w:w="3005" w:type="dxa"/>
+          </w:tcPr>
+          <w:p>
+            <w:pPr>
+              <w:rPr>
+                <w:rFonts w:ascii="C64 Pro Mono" w:hAnsi="C64 Pro Mono"/>
+                <w:color w:val="FFFFFF" w:themeColor="background1"/>
+                <w:lang w:val="fr-FR"/>
+              </w:rPr>
+            </w:pPr>
+            <w:r>
+              <w:rPr>
+                <w:rFonts w:ascii="C64 Pro Mono" w:hAnsi="C64 Pro Mono"/>
+                <w:color w:val="FFFFFF" w:themeColor="background1"/>
+                <w:lang w:val="fr-FR"/>
+              </w:rPr>
+              <w:t xml:space="preserve">Commodore </w:t>
+            </w:r>
+          </w:p>
+        </w:tc>
+        <w:tc>
+          <w:tcPr>
+            <w:tcW w:w="3005" w:type="dxa"/>
+          </w:tcPr>
+          <w:p>
+            <w:pPr>
+              <w:rPr>
+                <w:rFonts w:ascii="C64 Pro Mono" w:hAnsi="C64 Pro Mono"/>
+                <w:color w:val="FFFFFF" w:themeColor="background1"/>
+                <w:lang w:val="fr-FR"/>
+              </w:rPr>
+            </w:pPr>
+            <w:r>
+              <w:rPr>
+                <w:rFonts w:ascii="C64 Pro Mono" w:hAnsi="C64 Pro Mono"/>
+                <w:color w:val="FFFFFF" w:themeColor="background1"/>
+                <w:lang w:val="fr-FR"/>
+              </w:rPr>
+              <w:t>Java GDX</w:t>
+            </w:r>
+          </w:p>
+        </w:tc>
+        <w:tc>
+          <w:tcPr>
+            <w:tcW w:w="3006" w:type="dxa"/>
+          </w:tcPr>
+          <w:p>
+            <w:pPr>
+              <w:rPr>
+                <w:rFonts w:ascii="C64 Pro Mono" w:hAnsi="C64 Pro Mono"/>
+                <w:color w:val="FFFFFF" w:themeColor="background1"/>
+                <w:lang w:val="fr-FR"/>
+              </w:rPr>
+            </w:pPr>
+            <w:r>
+              <w:rPr>
+                <w:rFonts w:ascii="C64 Pro Mono" w:hAnsi="C64 Pro Mono"/>
+                <w:color w:val="FFFFFF" w:themeColor="background1"/>
+                <w:lang w:val="fr-FR"/>
+              </w:rPr>
+              <w:t>JS Phaser</w:t>
+            </w:r>
+          </w:p>
+        </w:tc>
+      </w:tr>
+      <w:tr>
+        <w:trPr>
+          <w:trHeight w:val="2087"/>
+        </w:trPr>
+        <w:tc>
+          <w:tcPr>
+            <w:tcW w:w="3005" w:type="dxa"/>
+          </w:tcPr>
+          <w:p>
+            <w:pPr>
+              <w:rPr>
+                <w:rFonts w:ascii="Abadi" w:hAnsi="Abadi"/>
+                <w:color w:val="FFFFFF" w:themeColor="background1"/>
+                <w:lang w:val="fr-FR"/>
+              </w:rPr>
+            </w:pPr>
+            <w:proofErr w:type="spellStart"/>
+            <w:r>
+              <w:rPr>
+                <w:rFonts w:ascii="Abadi" w:hAnsi="Abadi"/>
+                <w:color w:val="FFFFFF" w:themeColor="background1"/>
+                <w:lang w:val="fr-FR"/>
+              </w:rPr>
+              <w:t>Cells</w:t>
+            </w:r>
+            <w:proofErr w:type="spellEnd"/>
+            <w:r>
+              <w:rPr>
+                <w:rFonts w:ascii="Abadi" w:hAnsi="Abadi"/>
+                <w:color w:val="FFFFFF" w:themeColor="background1"/>
+                <w:lang w:val="fr-FR"/>
+              </w:rPr>
+              <w:t xml:space="preserve"> : </w:t>
+            </w:r>
+          </w:p>
+          <w:tbl>
+            <w:tblPr>
+              <w:tblpPr w:leftFromText="45" w:rightFromText="45" w:vertAnchor="text"/>
+              <w:tblW w:w="5000" w:type="pct"/>
+              <w:tblCellSpacing w:w="15" w:type="dxa"/>
+              <w:tblBorders>
+                <w:top w:val="outset" w:sz="6" w:space="0" w:color="auto"/>
+                <w:left w:val="outset" w:sz="6" w:space="0" w:color="auto"/>
+                <w:bottom w:val="outset" w:sz="6" w:space="0" w:color="auto"/>
+                <w:right w:val="outset" w:sz="6" w:space="0" w:color="auto"/>
+              </w:tblBorders>
+              <w:tblCellMar>
+                <w:top w:w="15" w:type="dxa"/>
+                <w:left w:w="15" w:type="dxa"/>
+                <w:bottom w:w="15" w:type="dxa"/>
+                <w:right w:w="15" w:type="dxa"/>
+              </w:tblCellMar>
+              <w:tblLook w:val="04A0" w:firstRow="1" w:lastRow="0" w:firstColumn="1" w:lastColumn="0" w:noHBand="0" w:noVBand="1"/>
+            </w:tblPr>
+            <w:tblGrid>
+              <w:gridCol w:w="775"/>
+              <w:gridCol w:w="1998"/>
+            </w:tblGrid>
+            <w:tr>
+              <w:trPr>
+                <w:tblCellSpacing w:w="15" w:type="dxa"/>
+              </w:trPr>
+              <w:tc>
+                <w:tcPr>
+                  <w:tcW w:w="0" w:type="auto"/>
+                  <w:tcBorders>
+                    <w:top w:val="outset" w:sz="6" w:space="0" w:color="auto"/>
+                    <w:left w:val="outset" w:sz="6" w:space="0" w:color="auto"/>
+                    <w:bottom w:val="outset" w:sz="6" w:space="0" w:color="auto"/>
+                    <w:right w:val="outset" w:sz="6" w:space="0" w:color="auto"/>
+                  </w:tcBorders>
+                  <w:hideMark/>
+                </w:tcPr>
+                <w:p>
+                  <w:pPr>
+                    <w:spacing w:after="0" w:line="240" w:lineRule="auto"/>
+                    <w:rPr>
+                      <w:rFonts w:ascii="Abadi" w:hAnsi="Abadi"/>
+                      <w:color w:val="FFFFFF" w:themeColor="background1"/>
+                    </w:rPr>
+                  </w:pPr>
+                  <w:r>
+                    <w:rPr>
+                      <w:rFonts w:ascii="Abadi" w:hAnsi="Abadi"/>
+                      <w:color w:val="FFFFFF" w:themeColor="background1"/>
+                    </w:rPr>
+                    <w:t>$D000</w:t>
+                  </w:r>
+                  <w:r>
+                    <w:rPr>
+                      <w:rFonts w:ascii="Abadi" w:hAnsi="Abadi"/>
+                      <w:color w:val="FFFFFF" w:themeColor="background1"/>
+                    </w:rPr>
+                    <w:br/>
+                    <w:t>53248</w:t>
+                  </w:r>
+                </w:p>
+              </w:tc>
+              <w:tc>
+                <w:tcPr>
+                  <w:tcW w:w="0" w:type="auto"/>
+                  <w:tcBorders>
+                    <w:top w:val="outset" w:sz="6" w:space="0" w:color="auto"/>
+                    <w:left w:val="outset" w:sz="6" w:space="0" w:color="auto"/>
+                    <w:bottom w:val="outset" w:sz="6" w:space="0" w:color="auto"/>
+                    <w:right w:val="outset" w:sz="6" w:space="0" w:color="auto"/>
+                  </w:tcBorders>
+                  <w:hideMark/>
+                </w:tcPr>
+                <w:p>
+                  <w:pPr>
+                    <w:spacing w:after="0" w:line="240" w:lineRule="auto"/>
+                    <w:rPr>
+                      <w:rFonts w:ascii="Abadi" w:hAnsi="Abadi"/>
+                      <w:color w:val="FFFFFF" w:themeColor="background1"/>
+                    </w:rPr>
+                  </w:pPr>
+                  <w:r>
+                    <w:rPr>
+                      <w:rFonts w:ascii="Abadi" w:hAnsi="Abadi"/>
+                      <w:color w:val="FFFFFF" w:themeColor="background1"/>
+                    </w:rPr>
+                    <w:t>Sprite #0 X-coordinate (only bits #0-#7).</w:t>
+                  </w:r>
+                </w:p>
+              </w:tc>
+            </w:tr>
+            <w:tr>
+              <w:trPr>
+                <w:tblCellSpacing w:w="15" w:type="dxa"/>
+              </w:trPr>
+              <w:tc>
+                <w:tcPr>
+                  <w:tcW w:w="0" w:type="auto"/>
+                  <w:tcBorders>
+                    <w:top w:val="outset" w:sz="6" w:space="0" w:color="auto"/>
+                    <w:left w:val="outset" w:sz="6" w:space="0" w:color="auto"/>
+                    <w:bottom w:val="outset" w:sz="6" w:space="0" w:color="auto"/>
+                    <w:right w:val="outset" w:sz="6" w:space="0" w:color="auto"/>
+                  </w:tcBorders>
+                  <w:hideMark/>
+                </w:tcPr>
+                <w:p>
+                  <w:pPr>
+                    <w:spacing w:after="0" w:line="240" w:lineRule="auto"/>
+                    <w:rPr>
+                      <w:rFonts w:ascii="Abadi" w:hAnsi="Abadi"/>
+                      <w:color w:val="FFFFFF" w:themeColor="background1"/>
+                    </w:rPr>
+                  </w:pPr>
+                  <w:r>
+                    <w:rPr>
+                      <w:rFonts w:ascii="Abadi" w:hAnsi="Abadi"/>
+                      <w:color w:val="FFFFFF" w:themeColor="background1"/>
+                    </w:rPr>
+                    <w:t>$D001</w:t>
+                  </w:r>
+                  <w:r>
+                    <w:rPr>
+                      <w:rFonts w:ascii="Abadi" w:hAnsi="Abadi"/>
+                      <w:color w:val="FFFFFF" w:themeColor="background1"/>
+                    </w:rPr>
+                    <w:br/>
+                    <w:t>53249</w:t>
+                  </w:r>
+                </w:p>
+              </w:tc>
+              <w:tc>
+                <w:tcPr>
+                  <w:tcW w:w="0" w:type="auto"/>
+                  <w:tcBorders>
+                    <w:top w:val="outset" w:sz="6" w:space="0" w:color="auto"/>
+                    <w:left w:val="outset" w:sz="6" w:space="0" w:color="auto"/>
+                    <w:bottom w:val="outset" w:sz="6" w:space="0" w:color="auto"/>
+                    <w:right w:val="outset" w:sz="6" w:space="0" w:color="auto"/>
+                  </w:tcBorders>
+                  <w:hideMark/>
+                </w:tcPr>
+                <w:p>
+                  <w:pPr>
+                    <w:spacing w:after="0" w:line="240" w:lineRule="auto"/>
+                    <w:rPr>
+                      <w:rFonts w:ascii="Abadi" w:hAnsi="Abadi"/>
+                      <w:color w:val="FFFFFF" w:themeColor="background1"/>
+                    </w:rPr>
+                  </w:pPr>
+                  <w:r>
+                    <w:rPr>
+                      <w:rFonts w:ascii="Abadi" w:hAnsi="Abadi"/>
+                      <w:color w:val="FFFFFF" w:themeColor="background1"/>
+                    </w:rPr>
+                    <w:t>Sprite #0 Y-coordinate.</w:t>
+                  </w:r>
+                </w:p>
+              </w:tc>
+            </w:tr>
+          </w:tbl>
+          <w:p>
+            <w:pPr>
+              <w:rPr>
+                <w:rFonts w:ascii="Abadi" w:hAnsi="Abadi"/>
+                <w:color w:val="FFFFFF" w:themeColor="background1"/>
+                <w:lang w:val="fr-FR"/>
+              </w:rPr>
+            </w:pPr>
+          </w:p>
+          <w:p>
+            <w:pPr>
+              <w:rPr>
+                <w:rFonts w:ascii="Abadi" w:hAnsi="Abadi"/>
+                <w:color w:val="FFFFFF" w:themeColor="background1"/>
+              </w:rPr>
+            </w:pPr>
+            <w:r>
+              <w:rPr>
+                <w:rFonts w:ascii="Abadi" w:hAnsi="Abadi"/>
+                <w:color w:val="FFFFFF" w:themeColor="background1"/>
+              </w:rPr>
+              <w:t xml:space="preserve">Cells $D002 - $D010 – </w:t>
+            </w:r>
+            <w:proofErr w:type="spellStart"/>
+            <w:r>
+              <w:rPr>
+                <w:rFonts w:ascii="Abadi" w:hAnsi="Abadi"/>
+                <w:color w:val="FFFFFF" w:themeColor="background1"/>
+              </w:rPr>
+              <w:t>remaing</w:t>
+            </w:r>
+            <w:proofErr w:type="spellEnd"/>
+            <w:r>
+              <w:rPr>
+                <w:rFonts w:ascii="Abadi" w:hAnsi="Abadi"/>
+                <w:color w:val="FFFFFF" w:themeColor="background1"/>
+              </w:rPr>
+              <w:t xml:space="preserve"> 7 s</w:t>
+            </w:r>
+            <w:r>
+              <w:rPr>
+                <w:rFonts w:ascii="Abadi" w:hAnsi="Abadi"/>
+                <w:color w:val="FFFFFF" w:themeColor="background1"/>
+              </w:rPr>
+              <w:t>prites</w:t>
+            </w:r>
+          </w:p>
+        </w:tc>
+        <w:tc>
+          <w:tcPr>
+            <w:tcW w:w="3005" w:type="dxa"/>
+          </w:tcPr>
+          <w:p>
+            <w:pPr>
+              <w:rPr>
+                <w:rFonts w:ascii="Abadi" w:hAnsi="Abadi"/>
+                <w:color w:val="FFFFFF" w:themeColor="background1"/>
+              </w:rPr>
+            </w:pPr>
+          </w:p>
+          <w:p>
+            <w:pPr>
+              <w:rPr>
+                <w:rFonts w:ascii="Abadi" w:hAnsi="Abadi"/>
+                <w:color w:val="FFFFFF" w:themeColor="background1"/>
+              </w:rPr>
+            </w:pPr>
+            <w:proofErr w:type="spellStart"/>
+            <w:proofErr w:type="gramStart"/>
+            <w:r>
+              <w:rPr>
+                <w:rFonts w:ascii="Abadi" w:hAnsi="Abadi"/>
+                <w:color w:val="FFFFFF" w:themeColor="background1"/>
+              </w:rPr>
+              <w:t>sprite.setPosition</w:t>
+            </w:r>
+            <w:proofErr w:type="spellEnd"/>
+            <w:proofErr w:type="gramEnd"/>
+            <w:r>
+              <w:rPr>
+                <w:rFonts w:ascii="Abadi" w:hAnsi="Abadi"/>
+                <w:color w:val="FFFFFF" w:themeColor="background1"/>
+              </w:rPr>
+              <w:t>(</w:t>
+            </w:r>
+            <w:r>
+              <w:rPr>
+                <w:rFonts w:ascii="Abadi" w:hAnsi="Abadi"/>
+                <w:color w:val="FFFFFF" w:themeColor="background1"/>
+              </w:rPr>
+              <w:t>100,200</w:t>
+            </w:r>
+            <w:proofErr w:type="gramStart"/>
+            <w:r>
+              <w:rPr>
+                <w:rFonts w:ascii="Abadi" w:hAnsi="Abadi"/>
+                <w:color w:val="FFFFFF" w:themeColor="background1"/>
+              </w:rPr>
+              <w:t>);</w:t>
+            </w:r>
+            <w:proofErr w:type="gramEnd"/>
+          </w:p>
+          <w:p>
+            <w:pPr>
+              <w:rPr>
+                <w:rFonts w:ascii="Abadi" w:hAnsi="Abadi"/>
+                <w:color w:val="FFFFFF" w:themeColor="background1"/>
+                <w:lang w:val="fr-FR"/>
+              </w:rPr>
+            </w:pPr>
+          </w:p>
+        </w:tc>
+        <w:tc>
+          <w:tcPr>
+            <w:tcW w:w="3006" w:type="dxa"/>
+          </w:tcPr>
+          <w:p>
+            <w:pPr>
+              <w:rPr>
+                <w:rFonts w:ascii="Abadi" w:hAnsi="Abadi"/>
+                <w:color w:val="FFFFFF" w:themeColor="background1"/>
+                <w:lang w:val="fr-FR"/>
+              </w:rPr>
+            </w:pPr>
+          </w:p>
+          <w:p>
+            <w:pPr>
+              <w:rPr>
+                <w:rFonts w:ascii="Abadi" w:hAnsi="Abadi"/>
+                <w:color w:val="FFFFFF" w:themeColor="background1"/>
+                <w:lang w:val="fr-FR"/>
+              </w:rPr>
+            </w:pPr>
+            <w:proofErr w:type="spellStart"/>
+            <w:proofErr w:type="gramStart"/>
+            <w:r>
+              <w:rPr>
+                <w:rFonts w:ascii="Abadi" w:hAnsi="Abadi"/>
+                <w:color w:val="FFFFFF" w:themeColor="background1"/>
+                <w:lang w:val="fr-FR"/>
+              </w:rPr>
+              <w:t>sprite.</w:t>
+            </w:r>
+            <w:r>
+              <w:rPr>
+                <w:rFonts w:ascii="Abadi" w:hAnsi="Abadi"/>
+                <w:color w:val="FFFFFF" w:themeColor="background1"/>
+                <w:lang w:val="fr-FR"/>
+              </w:rPr>
+              <w:t>y</w:t>
+            </w:r>
+            <w:proofErr w:type="spellEnd"/>
+            <w:proofErr w:type="gramEnd"/>
+            <w:r>
+              <w:rPr>
+                <w:rFonts w:ascii="Abadi" w:hAnsi="Abadi"/>
+                <w:color w:val="FFFFFF" w:themeColor="background1"/>
+                <w:lang w:val="fr-FR"/>
+              </w:rPr>
+              <w:t xml:space="preserve"> = 200 ;</w:t>
+            </w:r>
+          </w:p>
+        </w:tc>
+      </w:tr>
+    </w:tbl>
+    <w:p>
+      <w:pPr>
+        <w:rPr>
+          <w:rFonts w:ascii="C64 Pro Mono" w:hAnsi="C64 Pro Mono"/>
+          <w:color w:val="FFFFFF" w:themeColor="background1"/>
+          <w:lang w:val="fr-FR"/>
+        </w:rPr>
+      </w:pPr>
+    </w:p>
+    <w:p>
+      <w:pPr>
+        <w:pStyle w:val="ListParagraph"/>
+        <w:numPr>
+          <w:ilvl w:val="1"/>
+          <w:numId w:val="6"/>
+        </w:numPr>
+        <w:rPr>
+          <w:rFonts w:ascii="C64 Pro Mono" w:hAnsi="C64 Pro Mono"/>
+          <w:color w:val="FFFFFF" w:themeColor="background1"/>
+          <w:lang w:val="fr-FR"/>
+        </w:rPr>
+      </w:pPr>
+      <w:proofErr w:type="spellStart"/>
+      <w:r>
+        <w:rPr>
+          <w:rFonts w:ascii="C64 Pro Mono" w:hAnsi="C64 Pro Mono"/>
+          <w:color w:val="FFFFFF" w:themeColor="background1"/>
+          <w:lang w:val="fr-FR"/>
+        </w:rPr>
+        <w:t>Scaling</w:t>
+      </w:r>
+      <w:proofErr w:type="spellEnd"/>
+    </w:p>
+    <w:tbl>
+      <w:tblPr>
+        <w:tblStyle w:val="TableGrid"/>
+        <w:tblW w:w="0" w:type="auto"/>
+        <w:tblLook w:val="04A0" w:firstRow="1" w:lastRow="0" w:firstColumn="1" w:lastColumn="0" w:noHBand="0" w:noVBand="1"/>
+      </w:tblPr>
+      <w:tblGrid>
+        <w:gridCol w:w="3005"/>
+        <w:gridCol w:w="3005"/>
+        <w:gridCol w:w="3006"/>
+      </w:tblGrid>
+      <w:tr>
+        <w:tc>
+          <w:tcPr>
+            <w:tcW w:w="3005" w:type="dxa"/>
+          </w:tcPr>
+          <w:p>
+            <w:pPr>
+              <w:rPr>
+                <w:rFonts w:ascii="C64 Pro Mono" w:hAnsi="C64 Pro Mono"/>
+                <w:color w:val="FFFFFF" w:themeColor="background1"/>
+                <w:lang w:val="fr-FR"/>
+              </w:rPr>
+            </w:pPr>
+            <w:r>
+              <w:rPr>
+                <w:rFonts w:ascii="C64 Pro Mono" w:hAnsi="C64 Pro Mono"/>
+                <w:color w:val="FFFFFF" w:themeColor="background1"/>
+                <w:lang w:val="fr-FR"/>
+              </w:rPr>
+              <w:t xml:space="preserve">Commodore </w:t>
+            </w:r>
+          </w:p>
+        </w:tc>
+        <w:tc>
+          <w:tcPr>
+            <w:tcW w:w="3005" w:type="dxa"/>
+          </w:tcPr>
+          <w:p>
+            <w:pPr>
+              <w:rPr>
+                <w:rFonts w:ascii="C64 Pro Mono" w:hAnsi="C64 Pro Mono"/>
+                <w:color w:val="FFFFFF" w:themeColor="background1"/>
+                <w:lang w:val="fr-FR"/>
+              </w:rPr>
+            </w:pPr>
+            <w:r>
+              <w:rPr>
+                <w:rFonts w:ascii="C64 Pro Mono" w:hAnsi="C64 Pro Mono"/>
+                <w:color w:val="FFFFFF" w:themeColor="background1"/>
+                <w:lang w:val="fr-FR"/>
+              </w:rPr>
+              <w:t>Java GDX</w:t>
+            </w:r>
+          </w:p>
+        </w:tc>
+        <w:tc>
+          <w:tcPr>
+            <w:tcW w:w="3006" w:type="dxa"/>
+          </w:tcPr>
+          <w:p>
+            <w:pPr>
+              <w:rPr>
+                <w:rFonts w:ascii="C64 Pro Mono" w:hAnsi="C64 Pro Mono"/>
+                <w:color w:val="FFFFFF" w:themeColor="background1"/>
+                <w:lang w:val="fr-FR"/>
+              </w:rPr>
+            </w:pPr>
+            <w:r>
+              <w:rPr>
+                <w:rFonts w:ascii="C64 Pro Mono" w:hAnsi="C64 Pro Mono"/>
+                <w:color w:val="FFFFFF" w:themeColor="background1"/>
+                <w:lang w:val="fr-FR"/>
+              </w:rPr>
+              <w:t>JS Phaser</w:t>
+            </w:r>
+          </w:p>
+        </w:tc>
+      </w:tr>
+      <w:tr>
+        <w:tc>
+          <w:tcPr>
+            <w:tcW w:w="3005" w:type="dxa"/>
+          </w:tcPr>
+          <w:p>
+            <w:pPr>
+              <w:rPr>
+                <w:rFonts w:ascii="Abadi" w:hAnsi="Abadi"/>
+                <w:color w:val="FFFFFF" w:themeColor="background1"/>
+                <w:lang w:val="fr-FR"/>
+              </w:rPr>
+            </w:pPr>
+            <w:proofErr w:type="spellStart"/>
+            <w:r>
+              <w:rPr>
+                <w:rFonts w:ascii="Abadi" w:hAnsi="Abadi"/>
+                <w:color w:val="FFFFFF" w:themeColor="background1"/>
+                <w:lang w:val="fr-FR"/>
+              </w:rPr>
+              <w:t>Cells</w:t>
+            </w:r>
+            <w:proofErr w:type="spellEnd"/>
+            <w:r>
+              <w:rPr>
+                <w:rFonts w:ascii="Abadi" w:hAnsi="Abadi"/>
+                <w:color w:val="FFFFFF" w:themeColor="background1"/>
+                <w:lang w:val="fr-FR"/>
+              </w:rPr>
+              <w:t xml:space="preserve"> : </w:t>
+            </w:r>
+          </w:p>
+          <w:tbl>
+            <w:tblPr>
+              <w:tblpPr w:leftFromText="45" w:rightFromText="45" w:vertAnchor="text"/>
+              <w:tblW w:w="5000" w:type="pct"/>
+              <w:tblCellSpacing w:w="15" w:type="dxa"/>
+              <w:tblBorders>
+                <w:top w:val="outset" w:sz="6" w:space="0" w:color="auto"/>
+                <w:left w:val="outset" w:sz="6" w:space="0" w:color="auto"/>
+                <w:bottom w:val="outset" w:sz="6" w:space="0" w:color="auto"/>
+                <w:right w:val="outset" w:sz="6" w:space="0" w:color="auto"/>
+              </w:tblBorders>
+              <w:tblCellMar>
+                <w:top w:w="15" w:type="dxa"/>
+                <w:left w:w="15" w:type="dxa"/>
+                <w:bottom w:w="15" w:type="dxa"/>
+                <w:right w:w="15" w:type="dxa"/>
+              </w:tblCellMar>
+              <w:tblLook w:val="04A0" w:firstRow="1" w:lastRow="0" w:firstColumn="1" w:lastColumn="0" w:noHBand="0" w:noVBand="1"/>
+            </w:tblPr>
+            <w:tblGrid>
+              <w:gridCol w:w="793"/>
+              <w:gridCol w:w="1980"/>
+            </w:tblGrid>
+            <w:tr>
+              <w:trPr>
+                <w:trHeight w:val="645"/>
+                <w:tblCellSpacing w:w="15" w:type="dxa"/>
+              </w:trPr>
+              <w:tc>
+                <w:tcPr>
+                  <w:tcW w:w="0" w:type="auto"/>
+                  <w:tcBorders>
+                    <w:top w:val="outset" w:sz="6" w:space="0" w:color="auto"/>
+                    <w:left w:val="outset" w:sz="6" w:space="0" w:color="auto"/>
+                    <w:bottom w:val="outset" w:sz="6" w:space="0" w:color="auto"/>
+                    <w:right w:val="outset" w:sz="6" w:space="0" w:color="auto"/>
+                  </w:tcBorders>
+                </w:tcPr>
+                <w:p>
+                  <w:pPr>
+                    <w:spacing w:after="0" w:line="240" w:lineRule="auto"/>
+                    <w:rPr>
+                      <w:rFonts w:ascii="Abadi" w:hAnsi="Abadi"/>
+                      <w:color w:val="FFFFFF" w:themeColor="background1"/>
+                    </w:rPr>
+                  </w:pPr>
+                  <w:r>
+                    <w:rPr>
+                      <w:rFonts w:ascii="Abadi" w:hAnsi="Abadi"/>
+                      <w:color w:val="FFFFFF" w:themeColor="background1"/>
+                    </w:rPr>
+                    <w:lastRenderedPageBreak/>
+                    <w:t>$D017</w:t>
+                  </w:r>
+                  <w:r>
+                    <w:rPr>
+                      <w:rFonts w:ascii="Abadi" w:hAnsi="Abadi"/>
+                      <w:color w:val="FFFFFF" w:themeColor="background1"/>
+                    </w:rPr>
+                    <w:br/>
+                    <w:t>53271</w:t>
+                  </w:r>
+                </w:p>
+              </w:tc>
+              <w:tc>
+                <w:tcPr>
+                  <w:tcW w:w="0" w:type="auto"/>
+                  <w:vMerge w:val="restart"/>
+                  <w:tcBorders>
+                    <w:top w:val="outset" w:sz="6" w:space="0" w:color="auto"/>
+                    <w:left w:val="outset" w:sz="6" w:space="0" w:color="auto"/>
+                    <w:right w:val="outset" w:sz="6" w:space="0" w:color="auto"/>
+                  </w:tcBorders>
+                </w:tcPr>
+                <w:p>
+                  <w:pPr>
+                    <w:spacing w:after="0" w:line="240" w:lineRule="auto"/>
+                    <w:rPr>
+                      <w:rFonts w:ascii="Abadi" w:hAnsi="Abadi"/>
+                      <w:color w:val="FFFFFF" w:themeColor="background1"/>
+                    </w:rPr>
+                  </w:pPr>
+                  <w:r>
+                    <w:rPr>
+                      <w:rFonts w:ascii="Abadi" w:hAnsi="Abadi"/>
+                      <w:color w:val="FFFFFF" w:themeColor="background1"/>
+                    </w:rPr>
+                    <w:t xml:space="preserve">Sprite double </w:t>
+                  </w:r>
+                  <w:r>
+                    <w:rPr>
+                      <w:rFonts w:ascii="Abadi" w:hAnsi="Abadi"/>
+                      <w:color w:val="FFFFFF" w:themeColor="background1"/>
+                    </w:rPr>
+                    <w:t>height/</w:t>
+                  </w:r>
+                  <w:r>
+                    <w:rPr>
+                      <w:rFonts w:ascii="Abadi" w:hAnsi="Abadi"/>
+                      <w:color w:val="FFFFFF" w:themeColor="background1"/>
+                    </w:rPr>
+                    <w:t>width register. Bits:</w:t>
+                  </w:r>
+                  <w:r>
+                    <w:rPr>
+                      <w:rFonts w:ascii="Abadi" w:hAnsi="Abadi"/>
+                      <w:color w:val="FFFFFF" w:themeColor="background1"/>
+                    </w:rPr>
+                    <w:t xml:space="preserve"> </w:t>
+                  </w:r>
+                  <w:r>
+                    <w:rPr>
+                      <w:rFonts w:ascii="Abadi" w:hAnsi="Abadi"/>
+                      <w:color w:val="FFFFFF" w:themeColor="background1"/>
+                    </w:rPr>
+                    <w:t>Bit #x: 1 = Sprite #x is stretched to double width.</w:t>
+                  </w:r>
+                </w:p>
+              </w:tc>
+            </w:tr>
+            <w:tr>
+              <w:trPr>
+                <w:tblCellSpacing w:w="15" w:type="dxa"/>
+              </w:trPr>
+              <w:tc>
+                <w:tcPr>
+                  <w:tcW w:w="0" w:type="auto"/>
+                  <w:tcBorders>
+                    <w:top w:val="outset" w:sz="6" w:space="0" w:color="auto"/>
+                    <w:left w:val="outset" w:sz="6" w:space="0" w:color="auto"/>
+                    <w:bottom w:val="outset" w:sz="6" w:space="0" w:color="auto"/>
+                    <w:right w:val="outset" w:sz="6" w:space="0" w:color="auto"/>
+                  </w:tcBorders>
+                  <w:hideMark/>
+                </w:tcPr>
+                <w:p>
+                  <w:pPr>
+                    <w:spacing w:after="0" w:line="240" w:lineRule="auto"/>
+                    <w:rPr>
+                      <w:rFonts w:ascii="Abadi" w:hAnsi="Abadi"/>
+                      <w:color w:val="FFFFFF" w:themeColor="background1"/>
+                    </w:rPr>
+                  </w:pPr>
+                  <w:r>
+                    <w:rPr>
+                      <w:rFonts w:ascii="Abadi" w:hAnsi="Abadi"/>
+                      <w:color w:val="FFFFFF" w:themeColor="background1"/>
+                    </w:rPr>
+                    <w:t>$D01D</w:t>
+                  </w:r>
+                  <w:r>
+                    <w:rPr>
+                      <w:rFonts w:ascii="Abadi" w:hAnsi="Abadi"/>
+                      <w:color w:val="FFFFFF" w:themeColor="background1"/>
+                    </w:rPr>
+                    <w:br/>
+                    <w:t>53277</w:t>
+                  </w:r>
+                </w:p>
+              </w:tc>
+              <w:tc>
+                <w:tcPr>
+                  <w:tcW w:w="0" w:type="auto"/>
+                  <w:vMerge/>
+                  <w:tcBorders>
+                    <w:left w:val="outset" w:sz="6" w:space="0" w:color="auto"/>
+                    <w:bottom w:val="outset" w:sz="6" w:space="0" w:color="auto"/>
+                    <w:right w:val="outset" w:sz="6" w:space="0" w:color="auto"/>
+                  </w:tcBorders>
+                  <w:hideMark/>
+                </w:tcPr>
+                <w:p>
+                  <w:pPr>
+                    <w:spacing w:after="0" w:line="240" w:lineRule="auto"/>
+                    <w:rPr>
+                      <w:rFonts w:ascii="Abadi" w:hAnsi="Abadi"/>
+                      <w:color w:val="FFFFFF" w:themeColor="background1"/>
+                    </w:rPr>
+                  </w:pPr>
+                </w:p>
+              </w:tc>
+            </w:tr>
+          </w:tbl>
+          <w:p>
+            <w:pPr>
+              <w:rPr>
+                <w:rFonts w:ascii="Abadi" w:hAnsi="Abadi"/>
+                <w:color w:val="FFFFFF" w:themeColor="background1"/>
+              </w:rPr>
+            </w:pPr>
+          </w:p>
+        </w:tc>
+        <w:tc>
+          <w:tcPr>
+            <w:tcW w:w="3005" w:type="dxa"/>
+          </w:tcPr>
+          <w:p>
+            <w:pPr>
+              <w:rPr>
+                <w:rFonts w:ascii="Abadi" w:hAnsi="Abadi"/>
+                <w:color w:val="FFFFFF" w:themeColor="background1"/>
+              </w:rPr>
+            </w:pPr>
+            <w:proofErr w:type="spellStart"/>
+            <w:proofErr w:type="gramStart"/>
+            <w:r>
+              <w:rPr>
+                <w:rFonts w:ascii="Abadi" w:hAnsi="Abadi"/>
+                <w:color w:val="FFFFFF" w:themeColor="background1"/>
+              </w:rPr>
+              <w:lastRenderedPageBreak/>
+              <w:t>sprite</w:t>
+            </w:r>
+            <w:r>
+              <w:rPr>
+                <w:rFonts w:ascii="Abadi" w:hAnsi="Abadi"/>
+                <w:color w:val="FFFFFF" w:themeColor="background1"/>
+              </w:rPr>
+              <w:t>.setScale</w:t>
+            </w:r>
+            <w:proofErr w:type="spellEnd"/>
+            <w:proofErr w:type="gramEnd"/>
+            <w:r>
+              <w:rPr>
+                <w:rFonts w:ascii="Abadi" w:hAnsi="Abadi"/>
+                <w:color w:val="FFFFFF" w:themeColor="background1"/>
+              </w:rPr>
+              <w:t>(10,3</w:t>
+            </w:r>
+            <w:proofErr w:type="gramStart"/>
+            <w:r>
+              <w:rPr>
+                <w:rFonts w:ascii="Abadi" w:hAnsi="Abadi"/>
+                <w:color w:val="FFFFFF" w:themeColor="background1"/>
+              </w:rPr>
+              <w:t>)</w:t>
+            </w:r>
+            <w:r>
+              <w:rPr>
+                <w:rFonts w:ascii="Abadi" w:hAnsi="Abadi"/>
+                <w:color w:val="FFFFFF" w:themeColor="background1"/>
+              </w:rPr>
+              <w:t>;</w:t>
+            </w:r>
+            <w:proofErr w:type="gramEnd"/>
+          </w:p>
+          <w:p>
+            <w:pPr>
+              <w:rPr>
+                <w:rFonts w:ascii="Abadi" w:hAnsi="Abadi"/>
+                <w:color w:val="FFFFFF" w:themeColor="background1"/>
+                <w:lang w:val="fr-FR"/>
+              </w:rPr>
+            </w:pPr>
+          </w:p>
+        </w:tc>
+        <w:tc>
+          <w:tcPr>
+            <w:tcW w:w="3006" w:type="dxa"/>
+          </w:tcPr>
+          <w:p>
+            <w:pPr>
+              <w:rPr>
+                <w:rFonts w:ascii="Abadi" w:hAnsi="Abadi"/>
+                <w:color w:val="FFFFFF" w:themeColor="background1"/>
+                <w:lang w:val="fr-FR"/>
+              </w:rPr>
+            </w:pPr>
+            <w:proofErr w:type="spellStart"/>
+            <w:proofErr w:type="gramStart"/>
+            <w:r>
+              <w:rPr>
+                <w:rFonts w:ascii="Abadi" w:hAnsi="Abadi"/>
+                <w:color w:val="FFFFFF" w:themeColor="background1"/>
+                <w:lang w:val="fr-FR"/>
+              </w:rPr>
+              <w:t>sprite.scaleX</w:t>
+            </w:r>
+            <w:proofErr w:type="spellEnd"/>
+            <w:proofErr w:type="gramEnd"/>
+            <w:r>
+              <w:rPr>
+                <w:rFonts w:ascii="Abadi" w:hAnsi="Abadi"/>
+                <w:color w:val="FFFFFF" w:themeColor="background1"/>
+                <w:lang w:val="fr-FR"/>
+              </w:rPr>
+              <w:t xml:space="preserve"> = 7 ;</w:t>
+            </w:r>
+          </w:p>
+        </w:tc>
+      </w:tr>
+    </w:tbl>
+    <w:p>
+      <w:pPr>
+        <w:rPr>
+          <w:rFonts w:ascii="C64 Pro Mono" w:hAnsi="C64 Pro Mono"/>
+          <w:color w:val="FFFFFF" w:themeColor="background1"/>
+          <w:lang w:val="fr-FR"/>
+        </w:rPr>
+      </w:pPr>
+    </w:p>
+    <w:p>
+      <w:pPr>
+        <w:ind w:left="1080"/>
+        <w:rPr>
+          <w:rFonts w:ascii="C64 Pro Mono" w:hAnsi="C64 Pro Mono"/>
+          <w:color w:val="FFFFFF" w:themeColor="background1"/>
+          <w:lang w:val="fr-FR"/>
+        </w:rPr>
+      </w:pPr>
+      <w:r>
+        <w:rPr>
+          <w:rFonts w:ascii="C64 Pro Mono" w:hAnsi="C64 Pro Mono"/>
+          <w:color w:val="FFFFFF" w:themeColor="background1"/>
+          <w:lang w:val="fr-FR"/>
+        </w:rPr>
+        <w:t xml:space="preserve">2. </w:t>
+      </w:r>
+      <w:proofErr w:type="spellStart"/>
+      <w:r>
+        <w:rPr>
+          <w:rFonts w:ascii="C64 Pro Mono" w:hAnsi="C64 Pro Mono"/>
+          <w:color w:val="FFFFFF" w:themeColor="background1"/>
+          <w:lang w:val="fr-FR"/>
+        </w:rPr>
+        <w:t>Flipping</w:t>
+      </w:r>
+      <w:proofErr w:type="spellEnd"/>
+    </w:p>
+    <w:tbl>
+      <w:tblPr>
+        <w:tblStyle w:val="TableGrid"/>
+        <w:tblW w:w="0" w:type="auto"/>
+        <w:tblLook w:val="04A0" w:firstRow="1" w:lastRow="0" w:firstColumn="1" w:lastColumn="0" w:noHBand="0" w:noVBand="1"/>
+      </w:tblPr>
+      <w:tblGrid>
+        <w:gridCol w:w="3005"/>
+        <w:gridCol w:w="3005"/>
+        <w:gridCol w:w="3006"/>
+      </w:tblGrid>
+      <w:tr>
+        <w:tc>
+          <w:tcPr>
+            <w:tcW w:w="3005" w:type="dxa"/>
+          </w:tcPr>
+          <w:p>
+            <w:pPr>
+              <w:rPr>
+                <w:rFonts w:ascii="C64 Pro Mono" w:hAnsi="C64 Pro Mono"/>
+                <w:color w:val="FFFFFF" w:themeColor="background1"/>
+                <w:lang w:val="fr-FR"/>
+              </w:rPr>
+            </w:pPr>
+            <w:r>
+              <w:rPr>
+                <w:rFonts w:ascii="C64 Pro Mono" w:hAnsi="C64 Pro Mono"/>
+                <w:color w:val="FFFFFF" w:themeColor="background1"/>
+                <w:lang w:val="fr-FR"/>
+              </w:rPr>
+              <w:t xml:space="preserve">Commodore </w:t>
+            </w:r>
+          </w:p>
+        </w:tc>
+        <w:tc>
+          <w:tcPr>
+            <w:tcW w:w="3005" w:type="dxa"/>
+          </w:tcPr>
+          <w:p>
+            <w:pPr>
+              <w:rPr>
+                <w:rFonts w:ascii="C64 Pro Mono" w:hAnsi="C64 Pro Mono"/>
+                <w:color w:val="FFFFFF" w:themeColor="background1"/>
+                <w:lang w:val="fr-FR"/>
+              </w:rPr>
+            </w:pPr>
+            <w:r>
+              <w:rPr>
+                <w:rFonts w:ascii="C64 Pro Mono" w:hAnsi="C64 Pro Mono"/>
+                <w:color w:val="FFFFFF" w:themeColor="background1"/>
+                <w:lang w:val="fr-FR"/>
+              </w:rPr>
+              <w:t>Java GDX</w:t>
+            </w:r>
+          </w:p>
+        </w:tc>
+        <w:tc>
+          <w:tcPr>
+            <w:tcW w:w="3006" w:type="dxa"/>
+          </w:tcPr>
+          <w:p>
+            <w:pPr>
+              <w:rPr>
+                <w:rFonts w:ascii="C64 Pro Mono" w:hAnsi="C64 Pro Mono"/>
+                <w:color w:val="FFFFFF" w:themeColor="background1"/>
+                <w:lang w:val="fr-FR"/>
+              </w:rPr>
+            </w:pPr>
+            <w:r>
+              <w:rPr>
+                <w:rFonts w:ascii="C64 Pro Mono" w:hAnsi="C64 Pro Mono"/>
+                <w:color w:val="FFFFFF" w:themeColor="background1"/>
+                <w:lang w:val="fr-FR"/>
+              </w:rPr>
+              <w:t>JS Phaser</w:t>
+            </w:r>
+          </w:p>
+        </w:tc>
+      </w:tr>
+      <w:tr>
+        <w:tc>
+          <w:tcPr>
+            <w:tcW w:w="3005" w:type="dxa"/>
+          </w:tcPr>
+          <w:p>
+            <w:pPr>
+              <w:rPr>
+                <w:rFonts w:ascii="Abadi" w:hAnsi="Abadi"/>
+                <w:color w:val="FFFFFF" w:themeColor="background1"/>
+                <w:lang w:val="fr-FR"/>
+              </w:rPr>
+            </w:pPr>
+            <w:proofErr w:type="spellStart"/>
+            <w:r>
+              <w:rPr>
+                <w:rFonts w:ascii="Abadi" w:hAnsi="Abadi"/>
+                <w:color w:val="FFFFFF" w:themeColor="background1"/>
+                <w:lang w:val="fr-FR"/>
+              </w:rPr>
+              <w:t>Cells</w:t>
+            </w:r>
+            <w:proofErr w:type="spellEnd"/>
+            <w:r>
+              <w:rPr>
+                <w:rFonts w:ascii="Abadi" w:hAnsi="Abadi"/>
+                <w:color w:val="FFFFFF" w:themeColor="background1"/>
+                <w:lang w:val="fr-FR"/>
+              </w:rPr>
+              <w:t xml:space="preserve"> : </w:t>
+            </w:r>
+          </w:p>
+        </w:tc>
+        <w:tc>
+          <w:tcPr>
+            <w:tcW w:w="3005" w:type="dxa"/>
+          </w:tcPr>
+          <w:p>
+            <w:pPr>
+              <w:rPr>
+                <w:rFonts w:ascii="Abadi" w:hAnsi="Abadi"/>
+                <w:color w:val="FFFFFF" w:themeColor="background1"/>
+              </w:rPr>
+            </w:pPr>
+            <w:proofErr w:type="spellStart"/>
+            <w:proofErr w:type="gramStart"/>
+            <w:r>
+              <w:rPr>
+                <w:rFonts w:ascii="Abadi" w:hAnsi="Abadi"/>
+                <w:color w:val="FFFFFF" w:themeColor="background1"/>
+              </w:rPr>
+              <w:t>sprite</w:t>
+            </w:r>
+            <w:r>
+              <w:rPr>
+                <w:rFonts w:ascii="Abadi" w:hAnsi="Abadi"/>
+                <w:color w:val="FFFFFF" w:themeColor="background1"/>
+              </w:rPr>
+              <w:t>.setScale</w:t>
+            </w:r>
+            <w:proofErr w:type="spellEnd"/>
+            <w:proofErr w:type="gramEnd"/>
+            <w:r>
+              <w:rPr>
+                <w:rFonts w:ascii="Abadi" w:hAnsi="Abadi"/>
+                <w:color w:val="FFFFFF" w:themeColor="background1"/>
+              </w:rPr>
+              <w:t>(10,3</w:t>
+            </w:r>
+            <w:proofErr w:type="gramStart"/>
+            <w:r>
+              <w:rPr>
+                <w:rFonts w:ascii="Abadi" w:hAnsi="Abadi"/>
+                <w:color w:val="FFFFFF" w:themeColor="background1"/>
+              </w:rPr>
+              <w:t>)</w:t>
+            </w:r>
+            <w:r>
+              <w:rPr>
+                <w:rFonts w:ascii="Abadi" w:hAnsi="Abadi"/>
+                <w:color w:val="FFFFFF" w:themeColor="background1"/>
+              </w:rPr>
+              <w:t>;</w:t>
+            </w:r>
+            <w:proofErr w:type="gramEnd"/>
+          </w:p>
+          <w:p>
+            <w:pPr>
+              <w:rPr>
+                <w:rFonts w:ascii="Abadi" w:hAnsi="Abadi"/>
+                <w:color w:val="FFFFFF" w:themeColor="background1"/>
+                <w:lang w:val="fr-FR"/>
+              </w:rPr>
+            </w:pPr>
+          </w:p>
+        </w:tc>
+        <w:tc>
+          <w:tcPr>
+            <w:tcW w:w="3006" w:type="dxa"/>
+          </w:tcPr>
+          <w:p>
+            <w:pPr>
+              <w:rPr>
+                <w:rFonts w:ascii="Abadi" w:hAnsi="Abadi"/>
+                <w:color w:val="FFFFFF" w:themeColor="background1"/>
+                <w:lang w:val="fr-FR"/>
+              </w:rPr>
+            </w:pPr>
+            <w:proofErr w:type="spellStart"/>
+            <w:proofErr w:type="gramStart"/>
+            <w:r>
+              <w:rPr>
+                <w:rFonts w:ascii="Abadi" w:hAnsi="Abadi"/>
+                <w:color w:val="FFFFFF" w:themeColor="background1"/>
+                <w:lang w:val="fr-FR"/>
+              </w:rPr>
+              <w:t>sprite.scaleX</w:t>
+            </w:r>
+            <w:proofErr w:type="spellEnd"/>
+            <w:proofErr w:type="gramEnd"/>
+            <w:r>
+              <w:rPr>
+                <w:rFonts w:ascii="Abadi" w:hAnsi="Abadi"/>
+                <w:color w:val="FFFFFF" w:themeColor="background1"/>
+                <w:lang w:val="fr-FR"/>
+              </w:rPr>
+              <w:t xml:space="preserve"> = 7 ;</w:t>
+            </w:r>
+          </w:p>
+        </w:tc>
+      </w:tr>
+    </w:tbl>
+    <w:p>
+      <w:pPr>
+        <w:pStyle w:val="ListParagraph"/>
+        <w:ind w:left="1800"/>
+        <w:rPr>
+          <w:rFonts w:ascii="C64 Pro Mono" w:hAnsi="C64 Pro Mono"/>
+          <w:color w:val="FFFFFF" w:themeColor="background1"/>
+          <w:lang w:val="fr-FR"/>
+        </w:rPr>
+      </w:pPr>
+    </w:p>
+    <w:p>
+      <w:pPr>
+        <w:ind w:left="1080"/>
+        <w:rPr>
+          <w:rFonts w:ascii="C64 Pro Mono" w:hAnsi="C64 Pro Mono"/>
+          <w:color w:val="FFFFFF" w:themeColor="background1"/>
+          <w:lang w:val="fr-FR"/>
+        </w:rPr>
+      </w:pPr>
+      <w:r>
+        <w:rPr>
+          <w:rFonts w:ascii="C64 Pro Mono" w:hAnsi="C64 Pro Mono"/>
+          <w:color w:val="FFFFFF" w:themeColor="background1"/>
+          <w:lang w:val="fr-FR"/>
+        </w:rPr>
+        <w:t xml:space="preserve">3. </w:t>
+      </w:r>
+      <w:r>
+        <w:rPr>
+          <w:rFonts w:ascii="C64 Pro Mono" w:hAnsi="C64 Pro Mono"/>
+          <w:color w:val="FFFFFF" w:themeColor="background1"/>
+          <w:lang w:val="fr-FR"/>
+        </w:rPr>
+        <w:t>Sprites collision</w:t>
+      </w:r>
+    </w:p>
+    <w:tbl>
+      <w:tblPr>
+        <w:tblStyle w:val="TableGrid"/>
+        <w:tblW w:w="0" w:type="auto"/>
+        <w:tblLayout w:type="fixed"/>
+        <w:tblLook w:val="04A0" w:firstRow="1" w:lastRow="0" w:firstColumn="1" w:lastColumn="0" w:noHBand="0" w:noVBand="1"/>
+      </w:tblPr>
+      <w:tblGrid>
+        <w:gridCol w:w="2875"/>
+        <w:gridCol w:w="3060"/>
+        <w:gridCol w:w="3081"/>
+      </w:tblGrid>
+      <w:tr>
+        <w:tc>
+          <w:tcPr>
+            <w:tcW w:w="2875" w:type="dxa"/>
+          </w:tcPr>
+          <w:p>
+            <w:pPr>
+              <w:rPr>
+                <w:rFonts w:ascii="C64 Pro Mono" w:hAnsi="C64 Pro Mono"/>
+                <w:color w:val="FFFFFF" w:themeColor="background1"/>
+                <w:lang w:val="fr-FR"/>
+              </w:rPr>
+            </w:pPr>
+            <w:r>
+              <w:rPr>
+                <w:rFonts w:ascii="C64 Pro Mono" w:hAnsi="C64 Pro Mono"/>
+                <w:color w:val="FFFFFF" w:themeColor="background1"/>
+                <w:lang w:val="fr-FR"/>
+              </w:rPr>
+              <w:t xml:space="preserve">Commodore </w:t>
+            </w:r>
+          </w:p>
+        </w:tc>
+        <w:tc>
+          <w:tcPr>
+            <w:tcW w:w="3060" w:type="dxa"/>
+          </w:tcPr>
+          <w:p>
+            <w:pPr>
+              <w:rPr>
+                <w:rFonts w:ascii="C64 Pro Mono" w:hAnsi="C64 Pro Mono"/>
+                <w:color w:val="FFFFFF" w:themeColor="background1"/>
+                <w:lang w:val="fr-FR"/>
+              </w:rPr>
+            </w:pPr>
+            <w:r>
+              <w:rPr>
+                <w:rFonts w:ascii="C64 Pro Mono" w:hAnsi="C64 Pro Mono"/>
+                <w:color w:val="FFFFFF" w:themeColor="background1"/>
+                <w:lang w:val="fr-FR"/>
+              </w:rPr>
+              <w:t>Java GDX</w:t>
+            </w:r>
+          </w:p>
+        </w:tc>
+        <w:tc>
+          <w:tcPr>
+            <w:tcW w:w="3081" w:type="dxa"/>
+          </w:tcPr>
+          <w:p>
+            <w:pPr>
+              <w:rPr>
+                <w:rFonts w:ascii="C64 Pro Mono" w:hAnsi="C64 Pro Mono"/>
+                <w:color w:val="FFFFFF" w:themeColor="background1"/>
+                <w:lang w:val="fr-FR"/>
+              </w:rPr>
+            </w:pPr>
+            <w:r>
+              <w:rPr>
+                <w:rFonts w:ascii="C64 Pro Mono" w:hAnsi="C64 Pro Mono"/>
+                <w:color w:val="FFFFFF" w:themeColor="background1"/>
+                <w:lang w:val="fr-FR"/>
+              </w:rPr>
+              <w:t>JS Phaser</w:t>
+            </w:r>
+          </w:p>
+        </w:tc>
+      </w:tr>
+      <w:tr>
+        <w:tc>
+          <w:tcPr>
+            <w:tcW w:w="2875" w:type="dxa"/>
+          </w:tcPr>
+          <w:p>
+            <w:pPr>
+              <w:rPr>
+                <w:rFonts w:ascii="Abadi" w:hAnsi="Abadi"/>
+                <w:color w:val="FFFFFF" w:themeColor="background1"/>
+                <w:lang w:val="fr-FR"/>
+              </w:rPr>
+            </w:pPr>
+            <w:proofErr w:type="spellStart"/>
+            <w:r>
+              <w:rPr>
+                <w:rFonts w:ascii="Abadi" w:hAnsi="Abadi"/>
+                <w:color w:val="FFFFFF" w:themeColor="background1"/>
+                <w:lang w:val="fr-FR"/>
+              </w:rPr>
+              <w:t>Cell</w:t>
+            </w:r>
+            <w:proofErr w:type="spellEnd"/>
+            <w:r>
+              <w:rPr>
+                <w:rFonts w:ascii="Abadi" w:hAnsi="Abadi"/>
+                <w:color w:val="FFFFFF" w:themeColor="background1"/>
+                <w:lang w:val="fr-FR"/>
+              </w:rPr>
+              <w:t xml:space="preserve"> $d019 (53273) bit #2</w:t>
+            </w:r>
+            <w:r>
+              <w:rPr>
+                <w:rFonts w:ascii="Abadi" w:hAnsi="Abadi"/>
+                <w:color w:val="FFFFFF" w:themeColor="background1"/>
+                <w:lang w:val="fr-FR"/>
+              </w:rPr>
+              <w:t xml:space="preserve"> </w:t>
+            </w:r>
+          </w:p>
+        </w:tc>
+        <w:tc>
+          <w:tcPr>
+            <w:tcW w:w="3060" w:type="dxa"/>
+          </w:tcPr>
+          <w:p>
+            <w:pPr>
+              <w:rPr>
+                <w:rFonts w:ascii="Abadi" w:hAnsi="Abadi"/>
+                <w:color w:val="FFFFFF" w:themeColor="background1"/>
+              </w:rPr>
+            </w:pPr>
+            <w:proofErr w:type="spellStart"/>
+            <w:proofErr w:type="gramStart"/>
+            <w:r>
+              <w:rPr>
+                <w:rFonts w:ascii="Abadi" w:hAnsi="Abadi"/>
+                <w:color w:val="FFFFFF" w:themeColor="background1"/>
+              </w:rPr>
+              <w:t>sprite</w:t>
+            </w:r>
+            <w:r>
+              <w:rPr>
+                <w:rFonts w:ascii="Abadi" w:hAnsi="Abadi"/>
+                <w:color w:val="FFFFFF" w:themeColor="background1"/>
+              </w:rPr>
+              <w:t>.setScale</w:t>
+            </w:r>
+            <w:proofErr w:type="spellEnd"/>
+            <w:proofErr w:type="gramEnd"/>
+            <w:r>
+              <w:rPr>
+                <w:rFonts w:ascii="Abadi" w:hAnsi="Abadi"/>
+                <w:color w:val="FFFFFF" w:themeColor="background1"/>
+              </w:rPr>
+              <w:t>(10,3</w:t>
+            </w:r>
+            <w:proofErr w:type="gramStart"/>
+            <w:r>
+              <w:rPr>
+                <w:rFonts w:ascii="Abadi" w:hAnsi="Abadi"/>
+                <w:color w:val="FFFFFF" w:themeColor="background1"/>
+              </w:rPr>
+              <w:t>)</w:t>
+            </w:r>
+            <w:r>
+              <w:rPr>
+                <w:rFonts w:ascii="Abadi" w:hAnsi="Abadi"/>
+                <w:color w:val="FFFFFF" w:themeColor="background1"/>
+              </w:rPr>
+              <w:t>;</w:t>
+            </w:r>
+            <w:proofErr w:type="gramEnd"/>
+          </w:p>
+          <w:p>
+            <w:pPr>
+              <w:rPr>
+                <w:rFonts w:ascii="Abadi" w:hAnsi="Abadi"/>
+                <w:color w:val="FFFFFF" w:themeColor="background1"/>
+                <w:lang w:val="fr-FR"/>
+              </w:rPr>
+            </w:pPr>
+          </w:p>
+        </w:tc>
+        <w:tc>
+          <w:tcPr>
+            <w:tcW w:w="3081" w:type="dxa"/>
+          </w:tcPr>
+          <w:p>
+            <w:pPr>
+              <w:rPr>
+                <w:rFonts w:ascii="Abadi" w:hAnsi="Abadi"/>
+                <w:color w:val="FFFFFF" w:themeColor="background1"/>
+              </w:rPr>
+            </w:pPr>
+            <w:proofErr w:type="spellStart"/>
+            <w:proofErr w:type="gramStart"/>
+            <w:r>
+              <w:rPr>
+                <w:rFonts w:ascii="Abadi" w:hAnsi="Abadi"/>
+                <w:color w:val="FFFFFF" w:themeColor="background1"/>
+              </w:rPr>
+              <w:t>Phaser.Math.Distance.Between</w:t>
+            </w:r>
+            <w:proofErr w:type="spellEnd"/>
+            <w:proofErr w:type="gramEnd"/>
+            <w:r>
+              <w:rPr>
+                <w:rFonts w:ascii="Abadi" w:hAnsi="Abadi"/>
+                <w:color w:val="FFFFFF" w:themeColor="background1"/>
+              </w:rPr>
+              <w:t>(sprite</w:t>
+            </w:r>
+            <w:r>
+              <w:rPr>
+                <w:rFonts w:ascii="Abadi" w:hAnsi="Abadi"/>
+                <w:color w:val="FFFFFF" w:themeColor="background1"/>
+              </w:rPr>
+              <w:t>1</w:t>
+            </w:r>
+            <w:r>
+              <w:rPr>
+                <w:rFonts w:ascii="Abadi" w:hAnsi="Abadi"/>
+                <w:color w:val="FFFFFF" w:themeColor="background1"/>
+              </w:rPr>
+              <w:t>.x, sprite</w:t>
+            </w:r>
+            <w:r>
+              <w:rPr>
+                <w:rFonts w:ascii="Abadi" w:hAnsi="Abadi"/>
+                <w:color w:val="FFFFFF" w:themeColor="background1"/>
+              </w:rPr>
+              <w:t>1</w:t>
+            </w:r>
+            <w:r>
+              <w:rPr>
+                <w:rFonts w:ascii="Abadi" w:hAnsi="Abadi"/>
+                <w:color w:val="FFFFFF" w:themeColor="background1"/>
+              </w:rPr>
+              <w:t>.y, sprite</w:t>
+            </w:r>
+            <w:r>
+              <w:rPr>
+                <w:rFonts w:ascii="Abadi" w:hAnsi="Abadi"/>
+                <w:color w:val="FFFFFF" w:themeColor="background1"/>
+              </w:rPr>
+              <w:t>2</w:t>
+            </w:r>
+            <w:r>
+              <w:rPr>
+                <w:rFonts w:ascii="Abadi" w:hAnsi="Abadi"/>
+                <w:color w:val="FFFFFF" w:themeColor="background1"/>
+              </w:rPr>
+              <w:t>.x, sprite</w:t>
+            </w:r>
+            <w:r>
+              <w:rPr>
+                <w:rFonts w:ascii="Abadi" w:hAnsi="Abadi"/>
+                <w:color w:val="FFFFFF" w:themeColor="background1"/>
+              </w:rPr>
+              <w:t>2</w:t>
+            </w:r>
+            <w:proofErr w:type="gramStart"/>
+            <w:r>
+              <w:rPr>
+                <w:rFonts w:ascii="Abadi" w:hAnsi="Abadi"/>
+                <w:color w:val="FFFFFF" w:themeColor="background1"/>
+              </w:rPr>
+              <w:t>.y</w:t>
+            </w:r>
+            <w:proofErr w:type="gramEnd"/>
+            <w:r>
+              <w:rPr>
+                <w:rFonts w:ascii="Abadi" w:hAnsi="Abadi"/>
+                <w:color w:val="FFFFFF" w:themeColor="background1"/>
+              </w:rPr>
+              <w:t>)</w:t>
+            </w:r>
+          </w:p>
+          <w:p>
+            <w:pPr>
+              <w:rPr>
+                <w:rFonts w:ascii="Abadi" w:hAnsi="Abadi"/>
+                <w:color w:val="FFFFFF" w:themeColor="background1"/>
+              </w:rPr>
+            </w:pPr>
+          </w:p>
+        </w:tc>
+      </w:tr>
+    </w:tbl>
+    <w:p>
+      <w:pPr>
+        <w:pStyle w:val="ListParagraph"/>
+        <w:numPr>
+          <w:ilvl w:val="1"/>
+          <w:numId w:val="2"/>
+        </w:numPr>
         <w:rPr>
           <w:rFonts w:ascii="C64 Pro Mono" w:hAnsi="C64 Pro Mono"/>
           <w:color w:val="FFFFFF" w:themeColor="background1"/>
@@ -1349,24 +2960,21 @@
         <w:rPr>
           <w:rFonts w:ascii="C64 Pro Mono" w:hAnsi="C64 Pro Mono"/>
           <w:color w:val="FFFFFF" w:themeColor="background1"/>
-          <w:lang w:val="fr-FR"/>
-        </w:rPr>
-      </w:pPr>
-      <w:proofErr w:type="spellStart"/>
-      <w:r>
-        <w:rPr>
-          <w:rFonts w:ascii="C64 Pro Mono" w:hAnsi="C64 Pro Mono"/>
-          <w:color w:val="FFFFFF" w:themeColor="background1"/>
-          <w:lang w:val="fr-FR"/>
+        </w:rPr>
+      </w:pPr>
+      <w:proofErr w:type="gramStart"/>
+      <w:r>
+        <w:rPr>
+          <w:rFonts w:ascii="C64 Pro Mono" w:hAnsi="C64 Pro Mono"/>
+          <w:color w:val="FFFFFF" w:themeColor="background1"/>
         </w:rPr>
         <w:t>language</w:t>
       </w:r>
-      <w:proofErr w:type="spellEnd"/>
-      <w:r>
-        <w:rPr>
-          <w:rFonts w:ascii="C64 Pro Mono" w:hAnsi="C64 Pro Mono"/>
-          <w:color w:val="FFFFFF" w:themeColor="background1"/>
-          <w:lang w:val="fr-FR"/>
+      <w:proofErr w:type="gramEnd"/>
+      <w:r>
+        <w:rPr>
+          <w:rFonts w:ascii="C64 Pro Mono" w:hAnsi="C64 Pro Mono"/>
+          <w:color w:val="FFFFFF" w:themeColor="background1"/>
         </w:rPr>
         <w:t xml:space="preserve"> Amos</w:t>
       </w:r>
@@ -1374,7 +2982,6 @@
         <w:rPr>
           <w:rFonts w:ascii="C64 Pro Mono" w:hAnsi="C64 Pro Mono"/>
           <w:color w:val="FFFFFF" w:themeColor="background1"/>
-          <w:lang w:val="fr-FR"/>
         </w:rPr>
         <w:tab/>
       </w:r>
@@ -1382,7 +2989,6 @@
         <w:rPr>
           <w:rFonts w:ascii="C64 Pro Mono" w:hAnsi="C64 Pro Mono"/>
           <w:color w:val="FFFFFF" w:themeColor="background1"/>
-          <w:lang w:val="fr-FR"/>
         </w:rPr>
         <w:tab/>
         <w:t>1987</w:t>
@@ -1605,6 +3211,15 @@
         <w:tab/>
         <w:t>2013</w:t>
       </w:r>
+    </w:p>
+    <w:p>
+      <w:pPr>
+        <w:ind w:firstLine="720"/>
+        <w:rPr>
+          <w:rFonts w:ascii="C64 Pro Mono" w:hAnsi="C64 Pro Mono"/>
+          <w:color w:val="FFFFFF" w:themeColor="background1"/>
+        </w:rPr>
+      </w:pPr>
     </w:p>
     <w:p>
       <w:pPr>
@@ -1669,7 +3284,7 @@
   <w:abstractNum w:abstractNumId="0" w15:restartNumberingAfterBreak="0">
     <w:nsid w:val="07503E67"/>
     <w:multiLevelType w:val="multilevel"/>
-    <w:tmpl w:val="7A0EDEEC"/>
+    <w:tmpl w:val="E98C5140"/>
     <w:lvl w:ilvl="0">
       <w:start w:val="1"/>
       <w:numFmt w:val="bullet"/>
@@ -1686,20 +3301,16 @@
         <w:sz w:val="20"/>
       </w:rPr>
     </w:lvl>
-    <w:lvl w:ilvl="1" w:tentative="1">
-      <w:start w:val="1"/>
-      <w:numFmt w:val="bullet"/>
-      <w:lvlText w:val="o"/>
-      <w:lvlJc w:val="left"/>
-      <w:pPr>
-        <w:tabs>
-          <w:tab w:val="num" w:pos="1440"/>
-        </w:tabs>
-        <w:ind w:left="1440" w:hanging="360"/>
-      </w:pPr>
-      <w:rPr>
-        <w:rFonts w:ascii="Courier New" w:hAnsi="Courier New" w:hint="default"/>
-        <w:sz w:val="20"/>
+    <w:lvl w:ilvl="1">
+      <w:start w:val="3"/>
+      <w:numFmt w:val="decimal"/>
+      <w:lvlText w:val="%2."/>
+      <w:lvlJc w:val="left"/>
+      <w:pPr>
+        <w:ind w:left="1800" w:hanging="720"/>
+      </w:pPr>
+      <w:rPr>
+        <w:rFonts w:hint="default"/>
       </w:rPr>
     </w:lvl>
     <w:lvl w:ilvl="2" w:tentative="1">
@@ -1818,7 +3429,7 @@
   <w:abstractNum w:abstractNumId="1" w15:restartNumberingAfterBreak="0">
     <w:nsid w:val="081C51D4"/>
     <w:multiLevelType w:val="multilevel"/>
-    <w:tmpl w:val="17160A38"/>
+    <w:tmpl w:val="BE4606E4"/>
     <w:lvl w:ilvl="0">
       <w:start w:val="1"/>
       <w:numFmt w:val="bullet"/>
@@ -1835,20 +3446,16 @@
         <w:sz w:val="20"/>
       </w:rPr>
     </w:lvl>
-    <w:lvl w:ilvl="1" w:tentative="1">
-      <w:start w:val="1"/>
-      <w:numFmt w:val="bullet"/>
-      <w:lvlText w:val="o"/>
-      <w:lvlJc w:val="left"/>
-      <w:pPr>
-        <w:tabs>
-          <w:tab w:val="num" w:pos="1440"/>
-        </w:tabs>
-        <w:ind w:left="1440" w:hanging="360"/>
-      </w:pPr>
-      <w:rPr>
-        <w:rFonts w:ascii="Courier New" w:hAnsi="Courier New" w:hint="default"/>
-        <w:sz w:val="20"/>
+    <w:lvl w:ilvl="1">
+      <w:start w:val="1"/>
+      <w:numFmt w:val="decimal"/>
+      <w:lvlText w:val="%2."/>
+      <w:lvlJc w:val="left"/>
+      <w:pPr>
+        <w:ind w:left="1800" w:hanging="720"/>
+      </w:pPr>
+      <w:rPr>
+        <w:rFonts w:hint="default"/>
       </w:rPr>
     </w:lvl>
     <w:lvl w:ilvl="2" w:tentative="1">
@@ -2078,6 +3685,155 @@
     </w:lvl>
   </w:abstractNum>
   <w:abstractNum w:abstractNumId="3" w15:restartNumberingAfterBreak="0">
+    <w:nsid w:val="4F397F76"/>
+    <w:multiLevelType w:val="multilevel"/>
+    <w:tmpl w:val="705E445C"/>
+    <w:lvl w:ilvl="0">
+      <w:start w:val="1"/>
+      <w:numFmt w:val="bullet"/>
+      <w:lvlText w:val=""/>
+      <w:lvlJc w:val="left"/>
+      <w:pPr>
+        <w:tabs>
+          <w:tab w:val="num" w:pos="720"/>
+        </w:tabs>
+        <w:ind w:left="720" w:hanging="360"/>
+      </w:pPr>
+      <w:rPr>
+        <w:rFonts w:ascii="Symbol" w:hAnsi="Symbol" w:hint="default"/>
+        <w:sz w:val="20"/>
+      </w:rPr>
+    </w:lvl>
+    <w:lvl w:ilvl="1" w:tentative="1">
+      <w:start w:val="1"/>
+      <w:numFmt w:val="bullet"/>
+      <w:lvlText w:val="o"/>
+      <w:lvlJc w:val="left"/>
+      <w:pPr>
+        <w:tabs>
+          <w:tab w:val="num" w:pos="1440"/>
+        </w:tabs>
+        <w:ind w:left="1440" w:hanging="360"/>
+      </w:pPr>
+      <w:rPr>
+        <w:rFonts w:ascii="Courier New" w:hAnsi="Courier New" w:hint="default"/>
+        <w:sz w:val="20"/>
+      </w:rPr>
+    </w:lvl>
+    <w:lvl w:ilvl="2" w:tentative="1">
+      <w:start w:val="1"/>
+      <w:numFmt w:val="bullet"/>
+      <w:lvlText w:val=""/>
+      <w:lvlJc w:val="left"/>
+      <w:pPr>
+        <w:tabs>
+          <w:tab w:val="num" w:pos="2160"/>
+        </w:tabs>
+        <w:ind w:left="2160" w:hanging="360"/>
+      </w:pPr>
+      <w:rPr>
+        <w:rFonts w:ascii="Wingdings" w:hAnsi="Wingdings" w:hint="default"/>
+        <w:sz w:val="20"/>
+      </w:rPr>
+    </w:lvl>
+    <w:lvl w:ilvl="3" w:tentative="1">
+      <w:start w:val="1"/>
+      <w:numFmt w:val="bullet"/>
+      <w:lvlText w:val=""/>
+      <w:lvlJc w:val="left"/>
+      <w:pPr>
+        <w:tabs>
+          <w:tab w:val="num" w:pos="2880"/>
+        </w:tabs>
+        <w:ind w:left="2880" w:hanging="360"/>
+      </w:pPr>
+      <w:rPr>
+        <w:rFonts w:ascii="Wingdings" w:hAnsi="Wingdings" w:hint="default"/>
+        <w:sz w:val="20"/>
+      </w:rPr>
+    </w:lvl>
+    <w:lvl w:ilvl="4" w:tentative="1">
+      <w:start w:val="1"/>
+      <w:numFmt w:val="bullet"/>
+      <w:lvlText w:val=""/>
+      <w:lvlJc w:val="left"/>
+      <w:pPr>
+        <w:tabs>
+          <w:tab w:val="num" w:pos="3600"/>
+        </w:tabs>
+        <w:ind w:left="3600" w:hanging="360"/>
+      </w:pPr>
+      <w:rPr>
+        <w:rFonts w:ascii="Wingdings" w:hAnsi="Wingdings" w:hint="default"/>
+        <w:sz w:val="20"/>
+      </w:rPr>
+    </w:lvl>
+    <w:lvl w:ilvl="5" w:tentative="1">
+      <w:start w:val="1"/>
+      <w:numFmt w:val="bullet"/>
+      <w:lvlText w:val=""/>
+      <w:lvlJc w:val="left"/>
+      <w:pPr>
+        <w:tabs>
+          <w:tab w:val="num" w:pos="4320"/>
+        </w:tabs>
+        <w:ind w:left="4320" w:hanging="360"/>
+      </w:pPr>
+      <w:rPr>
+        <w:rFonts w:ascii="Wingdings" w:hAnsi="Wingdings" w:hint="default"/>
+        <w:sz w:val="20"/>
+      </w:rPr>
+    </w:lvl>
+    <w:lvl w:ilvl="6" w:tentative="1">
+      <w:start w:val="1"/>
+      <w:numFmt w:val="bullet"/>
+      <w:lvlText w:val=""/>
+      <w:lvlJc w:val="left"/>
+      <w:pPr>
+        <w:tabs>
+          <w:tab w:val="num" w:pos="5040"/>
+        </w:tabs>
+        <w:ind w:left="5040" w:hanging="360"/>
+      </w:pPr>
+      <w:rPr>
+        <w:rFonts w:ascii="Wingdings" w:hAnsi="Wingdings" w:hint="default"/>
+        <w:sz w:val="20"/>
+      </w:rPr>
+    </w:lvl>
+    <w:lvl w:ilvl="7" w:tentative="1">
+      <w:start w:val="1"/>
+      <w:numFmt w:val="bullet"/>
+      <w:lvlText w:val=""/>
+      <w:lvlJc w:val="left"/>
+      <w:pPr>
+        <w:tabs>
+          <w:tab w:val="num" w:pos="5760"/>
+        </w:tabs>
+        <w:ind w:left="5760" w:hanging="360"/>
+      </w:pPr>
+      <w:rPr>
+        <w:rFonts w:ascii="Wingdings" w:hAnsi="Wingdings" w:hint="default"/>
+        <w:sz w:val="20"/>
+      </w:rPr>
+    </w:lvl>
+    <w:lvl w:ilvl="8" w:tentative="1">
+      <w:start w:val="1"/>
+      <w:numFmt w:val="bullet"/>
+      <w:lvlText w:val=""/>
+      <w:lvlJc w:val="left"/>
+      <w:pPr>
+        <w:tabs>
+          <w:tab w:val="num" w:pos="6480"/>
+        </w:tabs>
+        <w:ind w:left="6480" w:hanging="360"/>
+      </w:pPr>
+      <w:rPr>
+        <w:rFonts w:ascii="Wingdings" w:hAnsi="Wingdings" w:hint="default"/>
+        <w:sz w:val="20"/>
+      </w:rPr>
+    </w:lvl>
+  </w:abstractNum>
+  <w:abstractNum w:abstractNumId="4" w15:restartNumberingAfterBreak="0">
     <w:nsid w:val="67951287"/>
     <w:multiLevelType w:val="multilevel"/>
     <w:tmpl w:val="FC3E6EC6"/>
@@ -2111,6 +3867,296 @@
       <w:rPr>
         <w:rFonts w:ascii="Courier New" w:hAnsi="Courier New" w:hint="default"/>
         <w:sz w:val="20"/>
+      </w:rPr>
+    </w:lvl>
+    <w:lvl w:ilvl="2" w:tentative="1">
+      <w:start w:val="1"/>
+      <w:numFmt w:val="bullet"/>
+      <w:lvlText w:val=""/>
+      <w:lvlJc w:val="left"/>
+      <w:pPr>
+        <w:tabs>
+          <w:tab w:val="num" w:pos="2160"/>
+        </w:tabs>
+        <w:ind w:left="2160" w:hanging="360"/>
+      </w:pPr>
+      <w:rPr>
+        <w:rFonts w:ascii="Wingdings" w:hAnsi="Wingdings" w:hint="default"/>
+        <w:sz w:val="20"/>
+      </w:rPr>
+    </w:lvl>
+    <w:lvl w:ilvl="3" w:tentative="1">
+      <w:start w:val="1"/>
+      <w:numFmt w:val="bullet"/>
+      <w:lvlText w:val=""/>
+      <w:lvlJc w:val="left"/>
+      <w:pPr>
+        <w:tabs>
+          <w:tab w:val="num" w:pos="2880"/>
+        </w:tabs>
+        <w:ind w:left="2880" w:hanging="360"/>
+      </w:pPr>
+      <w:rPr>
+        <w:rFonts w:ascii="Wingdings" w:hAnsi="Wingdings" w:hint="default"/>
+        <w:sz w:val="20"/>
+      </w:rPr>
+    </w:lvl>
+    <w:lvl w:ilvl="4" w:tentative="1">
+      <w:start w:val="1"/>
+      <w:numFmt w:val="bullet"/>
+      <w:lvlText w:val=""/>
+      <w:lvlJc w:val="left"/>
+      <w:pPr>
+        <w:tabs>
+          <w:tab w:val="num" w:pos="3600"/>
+        </w:tabs>
+        <w:ind w:left="3600" w:hanging="360"/>
+      </w:pPr>
+      <w:rPr>
+        <w:rFonts w:ascii="Wingdings" w:hAnsi="Wingdings" w:hint="default"/>
+        <w:sz w:val="20"/>
+      </w:rPr>
+    </w:lvl>
+    <w:lvl w:ilvl="5" w:tentative="1">
+      <w:start w:val="1"/>
+      <w:numFmt w:val="bullet"/>
+      <w:lvlText w:val=""/>
+      <w:lvlJc w:val="left"/>
+      <w:pPr>
+        <w:tabs>
+          <w:tab w:val="num" w:pos="4320"/>
+        </w:tabs>
+        <w:ind w:left="4320" w:hanging="360"/>
+      </w:pPr>
+      <w:rPr>
+        <w:rFonts w:ascii="Wingdings" w:hAnsi="Wingdings" w:hint="default"/>
+        <w:sz w:val="20"/>
+      </w:rPr>
+    </w:lvl>
+    <w:lvl w:ilvl="6" w:tentative="1">
+      <w:start w:val="1"/>
+      <w:numFmt w:val="bullet"/>
+      <w:lvlText w:val=""/>
+      <w:lvlJc w:val="left"/>
+      <w:pPr>
+        <w:tabs>
+          <w:tab w:val="num" w:pos="5040"/>
+        </w:tabs>
+        <w:ind w:left="5040" w:hanging="360"/>
+      </w:pPr>
+      <w:rPr>
+        <w:rFonts w:ascii="Wingdings" w:hAnsi="Wingdings" w:hint="default"/>
+        <w:sz w:val="20"/>
+      </w:rPr>
+    </w:lvl>
+    <w:lvl w:ilvl="7" w:tentative="1">
+      <w:start w:val="1"/>
+      <w:numFmt w:val="bullet"/>
+      <w:lvlText w:val=""/>
+      <w:lvlJc w:val="left"/>
+      <w:pPr>
+        <w:tabs>
+          <w:tab w:val="num" w:pos="5760"/>
+        </w:tabs>
+        <w:ind w:left="5760" w:hanging="360"/>
+      </w:pPr>
+      <w:rPr>
+        <w:rFonts w:ascii="Wingdings" w:hAnsi="Wingdings" w:hint="default"/>
+        <w:sz w:val="20"/>
+      </w:rPr>
+    </w:lvl>
+    <w:lvl w:ilvl="8" w:tentative="1">
+      <w:start w:val="1"/>
+      <w:numFmt w:val="bullet"/>
+      <w:lvlText w:val=""/>
+      <w:lvlJc w:val="left"/>
+      <w:pPr>
+        <w:tabs>
+          <w:tab w:val="num" w:pos="6480"/>
+        </w:tabs>
+        <w:ind w:left="6480" w:hanging="360"/>
+      </w:pPr>
+      <w:rPr>
+        <w:rFonts w:ascii="Wingdings" w:hAnsi="Wingdings" w:hint="default"/>
+        <w:sz w:val="20"/>
+      </w:rPr>
+    </w:lvl>
+  </w:abstractNum>
+  <w:abstractNum w:abstractNumId="5" w15:restartNumberingAfterBreak="0">
+    <w:nsid w:val="750877E6"/>
+    <w:multiLevelType w:val="multilevel"/>
+    <w:tmpl w:val="BE4606E4"/>
+    <w:lvl w:ilvl="0">
+      <w:start w:val="1"/>
+      <w:numFmt w:val="bullet"/>
+      <w:lvlText w:val=""/>
+      <w:lvlJc w:val="left"/>
+      <w:pPr>
+        <w:tabs>
+          <w:tab w:val="num" w:pos="720"/>
+        </w:tabs>
+        <w:ind w:left="720" w:hanging="360"/>
+      </w:pPr>
+      <w:rPr>
+        <w:rFonts w:ascii="Symbol" w:hAnsi="Symbol" w:hint="default"/>
+        <w:sz w:val="20"/>
+      </w:rPr>
+    </w:lvl>
+    <w:lvl w:ilvl="1">
+      <w:start w:val="1"/>
+      <w:numFmt w:val="decimal"/>
+      <w:lvlText w:val="%2."/>
+      <w:lvlJc w:val="left"/>
+      <w:pPr>
+        <w:ind w:left="1800" w:hanging="720"/>
+      </w:pPr>
+      <w:rPr>
+        <w:rFonts w:hint="default"/>
+      </w:rPr>
+    </w:lvl>
+    <w:lvl w:ilvl="2" w:tentative="1">
+      <w:start w:val="1"/>
+      <w:numFmt w:val="bullet"/>
+      <w:lvlText w:val=""/>
+      <w:lvlJc w:val="left"/>
+      <w:pPr>
+        <w:tabs>
+          <w:tab w:val="num" w:pos="2160"/>
+        </w:tabs>
+        <w:ind w:left="2160" w:hanging="360"/>
+      </w:pPr>
+      <w:rPr>
+        <w:rFonts w:ascii="Wingdings" w:hAnsi="Wingdings" w:hint="default"/>
+        <w:sz w:val="20"/>
+      </w:rPr>
+    </w:lvl>
+    <w:lvl w:ilvl="3" w:tentative="1">
+      <w:start w:val="1"/>
+      <w:numFmt w:val="bullet"/>
+      <w:lvlText w:val=""/>
+      <w:lvlJc w:val="left"/>
+      <w:pPr>
+        <w:tabs>
+          <w:tab w:val="num" w:pos="2880"/>
+        </w:tabs>
+        <w:ind w:left="2880" w:hanging="360"/>
+      </w:pPr>
+      <w:rPr>
+        <w:rFonts w:ascii="Wingdings" w:hAnsi="Wingdings" w:hint="default"/>
+        <w:sz w:val="20"/>
+      </w:rPr>
+    </w:lvl>
+    <w:lvl w:ilvl="4" w:tentative="1">
+      <w:start w:val="1"/>
+      <w:numFmt w:val="bullet"/>
+      <w:lvlText w:val=""/>
+      <w:lvlJc w:val="left"/>
+      <w:pPr>
+        <w:tabs>
+          <w:tab w:val="num" w:pos="3600"/>
+        </w:tabs>
+        <w:ind w:left="3600" w:hanging="360"/>
+      </w:pPr>
+      <w:rPr>
+        <w:rFonts w:ascii="Wingdings" w:hAnsi="Wingdings" w:hint="default"/>
+        <w:sz w:val="20"/>
+      </w:rPr>
+    </w:lvl>
+    <w:lvl w:ilvl="5" w:tentative="1">
+      <w:start w:val="1"/>
+      <w:numFmt w:val="bullet"/>
+      <w:lvlText w:val=""/>
+      <w:lvlJc w:val="left"/>
+      <w:pPr>
+        <w:tabs>
+          <w:tab w:val="num" w:pos="4320"/>
+        </w:tabs>
+        <w:ind w:left="4320" w:hanging="360"/>
+      </w:pPr>
+      <w:rPr>
+        <w:rFonts w:ascii="Wingdings" w:hAnsi="Wingdings" w:hint="default"/>
+        <w:sz w:val="20"/>
+      </w:rPr>
+    </w:lvl>
+    <w:lvl w:ilvl="6" w:tentative="1">
+      <w:start w:val="1"/>
+      <w:numFmt w:val="bullet"/>
+      <w:lvlText w:val=""/>
+      <w:lvlJc w:val="left"/>
+      <w:pPr>
+        <w:tabs>
+          <w:tab w:val="num" w:pos="5040"/>
+        </w:tabs>
+        <w:ind w:left="5040" w:hanging="360"/>
+      </w:pPr>
+      <w:rPr>
+        <w:rFonts w:ascii="Wingdings" w:hAnsi="Wingdings" w:hint="default"/>
+        <w:sz w:val="20"/>
+      </w:rPr>
+    </w:lvl>
+    <w:lvl w:ilvl="7" w:tentative="1">
+      <w:start w:val="1"/>
+      <w:numFmt w:val="bullet"/>
+      <w:lvlText w:val=""/>
+      <w:lvlJc w:val="left"/>
+      <w:pPr>
+        <w:tabs>
+          <w:tab w:val="num" w:pos="5760"/>
+        </w:tabs>
+        <w:ind w:left="5760" w:hanging="360"/>
+      </w:pPr>
+      <w:rPr>
+        <w:rFonts w:ascii="Wingdings" w:hAnsi="Wingdings" w:hint="default"/>
+        <w:sz w:val="20"/>
+      </w:rPr>
+    </w:lvl>
+    <w:lvl w:ilvl="8" w:tentative="1">
+      <w:start w:val="1"/>
+      <w:numFmt w:val="bullet"/>
+      <w:lvlText w:val=""/>
+      <w:lvlJc w:val="left"/>
+      <w:pPr>
+        <w:tabs>
+          <w:tab w:val="num" w:pos="6480"/>
+        </w:tabs>
+        <w:ind w:left="6480" w:hanging="360"/>
+      </w:pPr>
+      <w:rPr>
+        <w:rFonts w:ascii="Wingdings" w:hAnsi="Wingdings" w:hint="default"/>
+        <w:sz w:val="20"/>
+      </w:rPr>
+    </w:lvl>
+  </w:abstractNum>
+  <w:abstractNum w:abstractNumId="6" w15:restartNumberingAfterBreak="0">
+    <w:nsid w:val="76B70BC6"/>
+    <w:multiLevelType w:val="multilevel"/>
+    <w:tmpl w:val="BE4606E4"/>
+    <w:lvl w:ilvl="0">
+      <w:start w:val="1"/>
+      <w:numFmt w:val="bullet"/>
+      <w:lvlText w:val=""/>
+      <w:lvlJc w:val="left"/>
+      <w:pPr>
+        <w:tabs>
+          <w:tab w:val="num" w:pos="720"/>
+        </w:tabs>
+        <w:ind w:left="720" w:hanging="360"/>
+      </w:pPr>
+      <w:rPr>
+        <w:rFonts w:ascii="Symbol" w:hAnsi="Symbol" w:hint="default"/>
+        <w:sz w:val="20"/>
+      </w:rPr>
+    </w:lvl>
+    <w:lvl w:ilvl="1">
+      <w:start w:val="1"/>
+      <w:numFmt w:val="decimal"/>
+      <w:lvlText w:val="%2."/>
+      <w:lvlJc w:val="left"/>
+      <w:pPr>
+        <w:ind w:left="1800" w:hanging="720"/>
+      </w:pPr>
+      <w:rPr>
+        <w:rFonts w:hint="default"/>
       </w:rPr>
     </w:lvl>
     <w:lvl w:ilvl="2" w:tentative="1">
@@ -2236,6 +4282,15 @@
     <w:abstractNumId w:val="1"/>
   </w:num>
   <w:num w:numId="4" w16cid:durableId="182060749">
+    <w:abstractNumId w:val="4"/>
+  </w:num>
+  <w:num w:numId="5" w16cid:durableId="96872561">
+    <w:abstractNumId w:val="5"/>
+  </w:num>
+  <w:num w:numId="6" w16cid:durableId="1247377091">
+    <w:abstractNumId w:val="6"/>
+  </w:num>
+  <w:num w:numId="7" w16cid:durableId="1836219126">
     <w:abstractNumId w:val="3"/>
   </w:num>
 </w:numbering>
@@ -2845,7 +4900,6 @@
   <w:style w:type="character" w:default="1" w:styleId="DefaultParagraphFont">
     <w:name w:val="Default Paragraph Font"/>
     <w:uiPriority w:val="1"/>
-    <w:semiHidden/>
     <w:unhideWhenUsed/>
   </w:style>
   <w:style w:type="table" w:default="1" w:styleId="TableNormal">
@@ -3159,6 +5213,25 @@
       <w:spacing w:val="5"/>
     </w:rPr>
   </w:style>
+  <w:style w:type="table" w:styleId="TableGrid">
+    <w:name w:val="Table Grid"/>
+    <w:basedOn w:val="TableNormal"/>
+    <w:uiPriority w:val="39"/>
+    <w:rsid w:val="00147D32"/>
+    <w:pPr>
+      <w:spacing w:after="0" w:line="240" w:lineRule="auto"/>
+    </w:pPr>
+    <w:tblPr>
+      <w:tblBorders>
+        <w:top w:val="single" w:sz="4" w:space="0" w:color="auto"/>
+        <w:left w:val="single" w:sz="4" w:space="0" w:color="auto"/>
+        <w:bottom w:val="single" w:sz="4" w:space="0" w:color="auto"/>
+        <w:right w:val="single" w:sz="4" w:space="0" w:color="auto"/>
+        <w:insideH w:val="single" w:sz="4" w:space="0" w:color="auto"/>
+        <w:insideV w:val="single" w:sz="4" w:space="0" w:color="auto"/>
+      </w:tblBorders>
+    </w:tblPr>
+  </w:style>
 </w:styles>
 </file>
 

--- a/LECTURES/DecadesOfSprites/Decades of SPRITES.docx
+++ b/LECTURES/DecadesOfSprites/Decades of SPRITES.docx
@@ -79,7 +79,7 @@
           <w:iCs/>
           <w:color w:val="FFFFFF" w:themeColor="background1"/>
         </w:rPr>
-        <w:t>It’s not a speed-run, it’s speed-coding</w:t>
+        <w:t>Are sprites still in use?</w:t>
       </w:r>
     </w:p>
     <w:p>
@@ -636,12 +636,14 @@
         <w:rPr>
           <w:rFonts w:ascii="C64 Pro Mono" w:hAnsi="C64 Pro Mono"/>
           <w:color w:val="FFFFFF" w:themeColor="background1"/>
-        </w:rPr>
-      </w:pPr>
-      <w:r>
-        <w:rPr>
-          <w:rFonts w:ascii="C64 Pro Mono" w:hAnsi="C64 Pro Mono"/>
-          <w:color w:val="FFFFFF" w:themeColor="background1"/>
+          <w:lang w:val="fr-FR"/>
+        </w:rPr>
+      </w:pPr>
+      <w:r>
+        <w:rPr>
+          <w:rFonts w:ascii="C64 Pro Mono" w:hAnsi="C64 Pro Mono"/>
+          <w:color w:val="FFFFFF" w:themeColor="background1"/>
+          <w:lang w:val="fr-FR"/>
         </w:rPr>
         <w:lastRenderedPageBreak/>
         <w:t>Atari 800XL (1981)</w:t>
@@ -652,23 +654,54 @@
         <w:rPr>
           <w:rFonts w:ascii="C64 Pro Mono" w:hAnsi="C64 Pro Mono"/>
           <w:color w:val="FFFFFF" w:themeColor="background1"/>
-        </w:rPr>
-      </w:pPr>
-    </w:p>
-    <w:p>
-      <w:pPr>
-        <w:rPr>
-          <w:rFonts w:ascii="C64 Pro Mono" w:hAnsi="C64 Pro Mono"/>
-          <w:color w:val="FFFFFF" w:themeColor="background1"/>
-        </w:rPr>
-      </w:pPr>
-      <w:r>
-        <w:rPr>
-          <w:rFonts w:ascii="C64 Pro Mono" w:hAnsi="C64 Pro Mono"/>
-          <w:color w:val="FFFFFF" w:themeColor="background1"/>
-        </w:rPr>
-        <w:t>8-bit microprocessor MOS 6502:</w:t>
-      </w:r>
+          <w:lang w:val="fr-FR"/>
+        </w:rPr>
+      </w:pPr>
+    </w:p>
+    <w:p>
+      <w:pPr>
+        <w:rPr>
+          <w:rFonts w:ascii="C64 Pro Mono" w:hAnsi="C64 Pro Mono"/>
+          <w:color w:val="FFFFFF" w:themeColor="background1"/>
+          <w:lang w:val="fr-FR"/>
+        </w:rPr>
+      </w:pPr>
+      <w:r>
+        <w:rPr>
+          <w:rFonts w:ascii="C64 Pro Mono" w:hAnsi="C64 Pro Mono"/>
+          <w:color w:val="FFFFFF" w:themeColor="background1"/>
+          <w:lang w:val="fr-FR"/>
+        </w:rPr>
+        <w:t xml:space="preserve">8-bit </w:t>
+      </w:r>
+      <w:proofErr w:type="spellStart"/>
+      <w:r>
+        <w:rPr>
+          <w:rFonts w:ascii="C64 Pro Mono" w:hAnsi="C64 Pro Mono"/>
+          <w:color w:val="FFFFFF" w:themeColor="background1"/>
+          <w:lang w:val="fr-FR"/>
+        </w:rPr>
+        <w:t>microprocessor</w:t>
+      </w:r>
+      <w:proofErr w:type="spellEnd"/>
+      <w:r>
+        <w:rPr>
+          <w:rFonts w:ascii="C64 Pro Mono" w:hAnsi="C64 Pro Mono"/>
+          <w:color w:val="FFFFFF" w:themeColor="background1"/>
+          <w:lang w:val="fr-FR"/>
+        </w:rPr>
+        <w:t xml:space="preserve"> MOS </w:t>
+      </w:r>
+      <w:proofErr w:type="gramStart"/>
+      <w:r>
+        <w:rPr>
+          <w:rFonts w:ascii="C64 Pro Mono" w:hAnsi="C64 Pro Mono"/>
+          <w:color w:val="FFFFFF" w:themeColor="background1"/>
+          <w:lang w:val="fr-FR"/>
+        </w:rPr>
+        <w:t>6502:</w:t>
+      </w:r>
+      <w:proofErr w:type="gramEnd"/>
     </w:p>
     <w:p>
       <w:pPr>
@@ -1100,6 +1133,2142 @@
         </w:rPr>
       </w:pPr>
     </w:p>
+    <w:p>
+      <w:pPr>
+        <w:rPr>
+          <w:rFonts w:ascii="C64 Pro Mono" w:hAnsi="C64 Pro Mono"/>
+          <w:color w:val="FFFFFF" w:themeColor="background1"/>
+        </w:rPr>
+      </w:pPr>
+    </w:p>
+    <w:p>
+      <w:pPr>
+        <w:rPr>
+          <w:rFonts w:ascii="C64 Pro Mono" w:hAnsi="C64 Pro Mono"/>
+          <w:color w:val="FFFFFF" w:themeColor="background1"/>
+        </w:rPr>
+      </w:pPr>
+    </w:p>
+    <w:p>
+      <w:pPr>
+        <w:rPr>
+          <w:rFonts w:ascii="C64 Pro Mono" w:hAnsi="C64 Pro Mono"/>
+          <w:color w:val="FFFFFF" w:themeColor="background1"/>
+        </w:rPr>
+      </w:pPr>
+    </w:p>
+    <w:p>
+      <w:pPr>
+        <w:rPr>
+          <w:rFonts w:ascii="C64 Pro Mono" w:hAnsi="C64 Pro Mono"/>
+          <w:color w:val="FFFFFF" w:themeColor="background1"/>
+        </w:rPr>
+      </w:pPr>
+      <w:r>
+        <w:rPr>
+          <w:rFonts w:ascii="C64 Pro Mono" w:hAnsi="C64 Pro Mono"/>
+          <w:color w:val="FFFFFF" w:themeColor="background1"/>
+        </w:rPr>
+        <w:br w:type="page"/>
+      </w:r>
+    </w:p>
+    <w:p>
+      <w:pPr>
+        <w:rPr>
+          <w:rFonts w:ascii="C64 Pro Mono" w:hAnsi="C64 Pro Mono"/>
+          <w:color w:val="FFFFFF" w:themeColor="background1"/>
+          <w:lang w:val="fr-FR"/>
+        </w:rPr>
+      </w:pPr>
+      <w:r>
+        <w:rPr>
+          <w:rFonts w:ascii="C64 Pro Mono" w:hAnsi="C64 Pro Mono"/>
+          <w:color w:val="FFFFFF" w:themeColor="background1"/>
+          <w:lang w:val="fr-FR"/>
+        </w:rPr>
+        <w:lastRenderedPageBreak/>
+        <w:t>Sprite manipulation :</w:t>
+      </w:r>
+      <w:r>
+        <w:rPr>
+          <w:rFonts w:ascii="C64 Pro Mono" w:hAnsi="C64 Pro Mono"/>
+          <w:color w:val="FFFFFF" w:themeColor="background1"/>
+          <w:lang w:val="fr-FR"/>
+        </w:rPr>
+        <w:t xml:space="preserve"> </w:t>
+      </w:r>
+      <w:r>
+        <w:rPr>
+          <w:rFonts w:ascii="C64 Pro Mono" w:hAnsi="C64 Pro Mono"/>
+          <w:color w:val="FFFFFF" w:themeColor="background1"/>
+          <w:lang w:val="fr-FR"/>
+        </w:rPr>
+        <w:t>C64 vs J</w:t>
+      </w:r>
+      <w:r>
+        <w:rPr>
+          <w:rFonts w:ascii="C64 Pro Mono" w:hAnsi="C64 Pro Mono"/>
+          <w:color w:val="FFFFFF" w:themeColor="background1"/>
+          <w:lang w:val="fr-FR"/>
+        </w:rPr>
+        <w:t xml:space="preserve">ava vs JS </w:t>
+      </w:r>
+    </w:p>
+    <w:p>
+      <w:pPr>
+        <w:rPr>
+          <w:rFonts w:ascii="C64 Pro Mono" w:hAnsi="C64 Pro Mono"/>
+          <w:color w:val="FFFFFF" w:themeColor="background1"/>
+          <w:lang w:val="fr-FR"/>
+        </w:rPr>
+      </w:pPr>
+    </w:p>
+    <w:p>
+      <w:pPr>
+        <w:pStyle w:val="ListParagraph"/>
+        <w:numPr>
+          <w:ilvl w:val="1"/>
+          <w:numId w:val="3"/>
+        </w:numPr>
+        <w:rPr>
+          <w:rFonts w:ascii="C64 Pro Mono" w:hAnsi="C64 Pro Mono"/>
+          <w:color w:val="FFFFFF" w:themeColor="background1"/>
+          <w:lang w:val="fr-FR"/>
+        </w:rPr>
+      </w:pPr>
+      <w:r>
+        <w:rPr>
+          <w:rFonts w:ascii="C64 Pro Mono" w:hAnsi="C64 Pro Mono"/>
+          <w:color w:val="FFFFFF" w:themeColor="background1"/>
+          <w:lang w:val="fr-FR"/>
+        </w:rPr>
+        <w:t>Position/</w:t>
+      </w:r>
+      <w:proofErr w:type="spellStart"/>
+      <w:r>
+        <w:rPr>
+          <w:rFonts w:ascii="C64 Pro Mono" w:hAnsi="C64 Pro Mono"/>
+          <w:color w:val="FFFFFF" w:themeColor="background1"/>
+          <w:lang w:val="fr-FR"/>
+        </w:rPr>
+        <w:t>Movement</w:t>
+      </w:r>
+      <w:proofErr w:type="spellEnd"/>
+    </w:p>
+    <w:tbl>
+      <w:tblPr>
+        <w:tblStyle w:val="TableGrid"/>
+        <w:tblW w:w="0" w:type="auto"/>
+        <w:tblLook w:val="04A0" w:firstRow="1" w:lastRow="0" w:firstColumn="1" w:lastColumn="0" w:noHBand="0" w:noVBand="1"/>
+      </w:tblPr>
+      <w:tblGrid>
+        <w:gridCol w:w="3005"/>
+        <w:gridCol w:w="3005"/>
+        <w:gridCol w:w="3006"/>
+      </w:tblGrid>
+      <w:tr>
+        <w:tc>
+          <w:tcPr>
+            <w:tcW w:w="3005" w:type="dxa"/>
+          </w:tcPr>
+          <w:p>
+            <w:pPr>
+              <w:rPr>
+                <w:rFonts w:ascii="C64 Pro Mono" w:hAnsi="C64 Pro Mono"/>
+                <w:color w:val="FFFFFF" w:themeColor="background1"/>
+                <w:lang w:val="fr-FR"/>
+              </w:rPr>
+            </w:pPr>
+            <w:r>
+              <w:rPr>
+                <w:rFonts w:ascii="C64 Pro Mono" w:hAnsi="C64 Pro Mono"/>
+                <w:color w:val="FFFFFF" w:themeColor="background1"/>
+                <w:lang w:val="fr-FR"/>
+              </w:rPr>
+              <w:t xml:space="preserve">Commodore </w:t>
+            </w:r>
+          </w:p>
+        </w:tc>
+        <w:tc>
+          <w:tcPr>
+            <w:tcW w:w="3005" w:type="dxa"/>
+          </w:tcPr>
+          <w:p>
+            <w:pPr>
+              <w:rPr>
+                <w:rFonts w:ascii="C64 Pro Mono" w:hAnsi="C64 Pro Mono"/>
+                <w:color w:val="FFFFFF" w:themeColor="background1"/>
+                <w:lang w:val="fr-FR"/>
+              </w:rPr>
+            </w:pPr>
+            <w:r>
+              <w:rPr>
+                <w:rFonts w:ascii="C64 Pro Mono" w:hAnsi="C64 Pro Mono"/>
+                <w:color w:val="FFFFFF" w:themeColor="background1"/>
+                <w:lang w:val="fr-FR"/>
+              </w:rPr>
+              <w:t>Java GDX</w:t>
+            </w:r>
+          </w:p>
+        </w:tc>
+        <w:tc>
+          <w:tcPr>
+            <w:tcW w:w="3006" w:type="dxa"/>
+          </w:tcPr>
+          <w:p>
+            <w:pPr>
+              <w:rPr>
+                <w:rFonts w:ascii="C64 Pro Mono" w:hAnsi="C64 Pro Mono"/>
+                <w:color w:val="FFFFFF" w:themeColor="background1"/>
+                <w:lang w:val="fr-FR"/>
+              </w:rPr>
+            </w:pPr>
+            <w:r>
+              <w:rPr>
+                <w:rFonts w:ascii="C64 Pro Mono" w:hAnsi="C64 Pro Mono"/>
+                <w:color w:val="FFFFFF" w:themeColor="background1"/>
+                <w:lang w:val="fr-FR"/>
+              </w:rPr>
+              <w:t>JS Phaser</w:t>
+            </w:r>
+          </w:p>
+        </w:tc>
+      </w:tr>
+      <w:tr>
+        <w:trPr>
+          <w:trHeight w:val="2087"/>
+        </w:trPr>
+        <w:tc>
+          <w:tcPr>
+            <w:tcW w:w="3005" w:type="dxa"/>
+          </w:tcPr>
+          <w:p>
+            <w:pPr>
+              <w:rPr>
+                <w:rFonts w:ascii="Abadi" w:hAnsi="Abadi"/>
+                <w:color w:val="FFFFFF" w:themeColor="background1"/>
+                <w:lang w:val="fr-FR"/>
+              </w:rPr>
+            </w:pPr>
+            <w:proofErr w:type="spellStart"/>
+            <w:r>
+              <w:rPr>
+                <w:rFonts w:ascii="Abadi" w:hAnsi="Abadi"/>
+                <w:color w:val="FFFFFF" w:themeColor="background1"/>
+                <w:lang w:val="fr-FR"/>
+              </w:rPr>
+              <w:t>Cells</w:t>
+            </w:r>
+            <w:proofErr w:type="spellEnd"/>
+            <w:r>
+              <w:rPr>
+                <w:rFonts w:ascii="Abadi" w:hAnsi="Abadi"/>
+                <w:color w:val="FFFFFF" w:themeColor="background1"/>
+                <w:lang w:val="fr-FR"/>
+              </w:rPr>
+              <w:t xml:space="preserve"> : </w:t>
+            </w:r>
+          </w:p>
+          <w:tbl>
+            <w:tblPr>
+              <w:tblpPr w:leftFromText="45" w:rightFromText="45" w:vertAnchor="text"/>
+              <w:tblW w:w="5000" w:type="pct"/>
+              <w:tblCellSpacing w:w="15" w:type="dxa"/>
+              <w:tblBorders>
+                <w:top w:val="outset" w:sz="6" w:space="0" w:color="auto"/>
+                <w:left w:val="outset" w:sz="6" w:space="0" w:color="auto"/>
+                <w:bottom w:val="outset" w:sz="6" w:space="0" w:color="auto"/>
+                <w:right w:val="outset" w:sz="6" w:space="0" w:color="auto"/>
+              </w:tblBorders>
+              <w:tblCellMar>
+                <w:top w:w="15" w:type="dxa"/>
+                <w:left w:w="15" w:type="dxa"/>
+                <w:bottom w:w="15" w:type="dxa"/>
+                <w:right w:w="15" w:type="dxa"/>
+              </w:tblCellMar>
+              <w:tblLook w:val="04A0" w:firstRow="1" w:lastRow="0" w:firstColumn="1" w:lastColumn="0" w:noHBand="0" w:noVBand="1"/>
+            </w:tblPr>
+            <w:tblGrid>
+              <w:gridCol w:w="775"/>
+              <w:gridCol w:w="1998"/>
+            </w:tblGrid>
+            <w:tr>
+              <w:trPr>
+                <w:tblCellSpacing w:w="15" w:type="dxa"/>
+              </w:trPr>
+              <w:tc>
+                <w:tcPr>
+                  <w:tcW w:w="0" w:type="auto"/>
+                  <w:tcBorders>
+                    <w:top w:val="outset" w:sz="6" w:space="0" w:color="auto"/>
+                    <w:left w:val="outset" w:sz="6" w:space="0" w:color="auto"/>
+                    <w:bottom w:val="outset" w:sz="6" w:space="0" w:color="auto"/>
+                    <w:right w:val="outset" w:sz="6" w:space="0" w:color="auto"/>
+                  </w:tcBorders>
+                  <w:hideMark/>
+                </w:tcPr>
+                <w:p>
+                  <w:pPr>
+                    <w:spacing w:after="0" w:line="240" w:lineRule="auto"/>
+                    <w:rPr>
+                      <w:rFonts w:ascii="Abadi" w:hAnsi="Abadi"/>
+                      <w:color w:val="FFFFFF" w:themeColor="background1"/>
+                    </w:rPr>
+                  </w:pPr>
+                  <w:r>
+                    <w:rPr>
+                      <w:rFonts w:ascii="Abadi" w:hAnsi="Abadi"/>
+                      <w:color w:val="FFFFFF" w:themeColor="background1"/>
+                    </w:rPr>
+                    <w:t>$D000</w:t>
+                  </w:r>
+                  <w:r>
+                    <w:rPr>
+                      <w:rFonts w:ascii="Abadi" w:hAnsi="Abadi"/>
+                      <w:color w:val="FFFFFF" w:themeColor="background1"/>
+                    </w:rPr>
+                    <w:br/>
+                    <w:t>53248</w:t>
+                  </w:r>
+                </w:p>
+              </w:tc>
+              <w:tc>
+                <w:tcPr>
+                  <w:tcW w:w="0" w:type="auto"/>
+                  <w:tcBorders>
+                    <w:top w:val="outset" w:sz="6" w:space="0" w:color="auto"/>
+                    <w:left w:val="outset" w:sz="6" w:space="0" w:color="auto"/>
+                    <w:bottom w:val="outset" w:sz="6" w:space="0" w:color="auto"/>
+                    <w:right w:val="outset" w:sz="6" w:space="0" w:color="auto"/>
+                  </w:tcBorders>
+                  <w:hideMark/>
+                </w:tcPr>
+                <w:p>
+                  <w:pPr>
+                    <w:spacing w:after="0" w:line="240" w:lineRule="auto"/>
+                    <w:rPr>
+                      <w:rFonts w:ascii="Abadi" w:hAnsi="Abadi"/>
+                      <w:color w:val="FFFFFF" w:themeColor="background1"/>
+                    </w:rPr>
+                  </w:pPr>
+                  <w:r>
+                    <w:rPr>
+                      <w:rFonts w:ascii="Abadi" w:hAnsi="Abadi"/>
+                      <w:color w:val="FFFFFF" w:themeColor="background1"/>
+                    </w:rPr>
+                    <w:t>Sprite #0 X-coordinate (only bits #0-#7).</w:t>
+                  </w:r>
+                </w:p>
+              </w:tc>
+            </w:tr>
+            <w:tr>
+              <w:trPr>
+                <w:tblCellSpacing w:w="15" w:type="dxa"/>
+              </w:trPr>
+              <w:tc>
+                <w:tcPr>
+                  <w:tcW w:w="0" w:type="auto"/>
+                  <w:tcBorders>
+                    <w:top w:val="outset" w:sz="6" w:space="0" w:color="auto"/>
+                    <w:left w:val="outset" w:sz="6" w:space="0" w:color="auto"/>
+                    <w:bottom w:val="outset" w:sz="6" w:space="0" w:color="auto"/>
+                    <w:right w:val="outset" w:sz="6" w:space="0" w:color="auto"/>
+                  </w:tcBorders>
+                  <w:hideMark/>
+                </w:tcPr>
+                <w:p>
+                  <w:pPr>
+                    <w:spacing w:after="0" w:line="240" w:lineRule="auto"/>
+                    <w:rPr>
+                      <w:rFonts w:ascii="Abadi" w:hAnsi="Abadi"/>
+                      <w:color w:val="FFFFFF" w:themeColor="background1"/>
+                    </w:rPr>
+                  </w:pPr>
+                  <w:r>
+                    <w:rPr>
+                      <w:rFonts w:ascii="Abadi" w:hAnsi="Abadi"/>
+                      <w:color w:val="FFFFFF" w:themeColor="background1"/>
+                    </w:rPr>
+                    <w:t>$D001</w:t>
+                  </w:r>
+                  <w:r>
+                    <w:rPr>
+                      <w:rFonts w:ascii="Abadi" w:hAnsi="Abadi"/>
+                      <w:color w:val="FFFFFF" w:themeColor="background1"/>
+                    </w:rPr>
+                    <w:br/>
+                    <w:t>53249</w:t>
+                  </w:r>
+                </w:p>
+              </w:tc>
+              <w:tc>
+                <w:tcPr>
+                  <w:tcW w:w="0" w:type="auto"/>
+                  <w:tcBorders>
+                    <w:top w:val="outset" w:sz="6" w:space="0" w:color="auto"/>
+                    <w:left w:val="outset" w:sz="6" w:space="0" w:color="auto"/>
+                    <w:bottom w:val="outset" w:sz="6" w:space="0" w:color="auto"/>
+                    <w:right w:val="outset" w:sz="6" w:space="0" w:color="auto"/>
+                  </w:tcBorders>
+                  <w:hideMark/>
+                </w:tcPr>
+                <w:p>
+                  <w:pPr>
+                    <w:spacing w:after="0" w:line="240" w:lineRule="auto"/>
+                    <w:rPr>
+                      <w:rFonts w:ascii="Abadi" w:hAnsi="Abadi"/>
+                      <w:color w:val="FFFFFF" w:themeColor="background1"/>
+                    </w:rPr>
+                  </w:pPr>
+                  <w:r>
+                    <w:rPr>
+                      <w:rFonts w:ascii="Abadi" w:hAnsi="Abadi"/>
+                      <w:color w:val="FFFFFF" w:themeColor="background1"/>
+                    </w:rPr>
+                    <w:t>Sprite #0 Y-coordinate.</w:t>
+                  </w:r>
+                </w:p>
+              </w:tc>
+            </w:tr>
+          </w:tbl>
+          <w:p>
+            <w:pPr>
+              <w:rPr>
+                <w:rFonts w:ascii="Abadi" w:hAnsi="Abadi"/>
+                <w:color w:val="FFFFFF" w:themeColor="background1"/>
+                <w:lang w:val="fr-FR"/>
+              </w:rPr>
+            </w:pPr>
+          </w:p>
+          <w:p>
+            <w:pPr>
+              <w:rPr>
+                <w:rFonts w:ascii="Abadi" w:hAnsi="Abadi"/>
+                <w:color w:val="FFFFFF" w:themeColor="background1"/>
+              </w:rPr>
+            </w:pPr>
+            <w:r>
+              <w:rPr>
+                <w:rFonts w:ascii="Abadi" w:hAnsi="Abadi"/>
+                <w:color w:val="FFFFFF" w:themeColor="background1"/>
+              </w:rPr>
+              <w:t xml:space="preserve">Cells $D002 - $D010 – </w:t>
+            </w:r>
+            <w:proofErr w:type="spellStart"/>
+            <w:r>
+              <w:rPr>
+                <w:rFonts w:ascii="Abadi" w:hAnsi="Abadi"/>
+                <w:color w:val="FFFFFF" w:themeColor="background1"/>
+              </w:rPr>
+              <w:t>remaing</w:t>
+            </w:r>
+            <w:proofErr w:type="spellEnd"/>
+            <w:r>
+              <w:rPr>
+                <w:rFonts w:ascii="Abadi" w:hAnsi="Abadi"/>
+                <w:color w:val="FFFFFF" w:themeColor="background1"/>
+              </w:rPr>
+              <w:t xml:space="preserve"> 7 s</w:t>
+            </w:r>
+            <w:r>
+              <w:rPr>
+                <w:rFonts w:ascii="Abadi" w:hAnsi="Abadi"/>
+                <w:color w:val="FFFFFF" w:themeColor="background1"/>
+              </w:rPr>
+              <w:t>prites</w:t>
+            </w:r>
+          </w:p>
+        </w:tc>
+        <w:tc>
+          <w:tcPr>
+            <w:tcW w:w="3005" w:type="dxa"/>
+          </w:tcPr>
+          <w:p>
+            <w:pPr>
+              <w:rPr>
+                <w:rFonts w:ascii="Abadi" w:hAnsi="Abadi"/>
+                <w:color w:val="FFFFFF" w:themeColor="background1"/>
+              </w:rPr>
+            </w:pPr>
+          </w:p>
+          <w:p>
+            <w:pPr>
+              <w:rPr>
+                <w:rFonts w:ascii="Abadi" w:hAnsi="Abadi"/>
+                <w:color w:val="FFFFFF" w:themeColor="background1"/>
+              </w:rPr>
+            </w:pPr>
+            <w:proofErr w:type="spellStart"/>
+            <w:proofErr w:type="gramStart"/>
+            <w:r>
+              <w:rPr>
+                <w:rFonts w:ascii="Abadi" w:hAnsi="Abadi"/>
+                <w:color w:val="FFFFFF" w:themeColor="background1"/>
+              </w:rPr>
+              <w:t>sprite.setPosition</w:t>
+            </w:r>
+            <w:proofErr w:type="spellEnd"/>
+            <w:proofErr w:type="gramEnd"/>
+            <w:r>
+              <w:rPr>
+                <w:rFonts w:ascii="Abadi" w:hAnsi="Abadi"/>
+                <w:color w:val="FFFFFF" w:themeColor="background1"/>
+              </w:rPr>
+              <w:t>(</w:t>
+            </w:r>
+            <w:r>
+              <w:rPr>
+                <w:rFonts w:ascii="Abadi" w:hAnsi="Abadi"/>
+                <w:color w:val="FFFFFF" w:themeColor="background1"/>
+              </w:rPr>
+              <w:t>100,200</w:t>
+            </w:r>
+            <w:proofErr w:type="gramStart"/>
+            <w:r>
+              <w:rPr>
+                <w:rFonts w:ascii="Abadi" w:hAnsi="Abadi"/>
+                <w:color w:val="FFFFFF" w:themeColor="background1"/>
+              </w:rPr>
+              <w:t>);</w:t>
+            </w:r>
+            <w:proofErr w:type="gramEnd"/>
+          </w:p>
+          <w:p>
+            <w:pPr>
+              <w:rPr>
+                <w:rFonts w:ascii="Abadi" w:hAnsi="Abadi"/>
+                <w:color w:val="FFFFFF" w:themeColor="background1"/>
+                <w:lang w:val="fr-FR"/>
+              </w:rPr>
+            </w:pPr>
+          </w:p>
+        </w:tc>
+        <w:tc>
+          <w:tcPr>
+            <w:tcW w:w="3006" w:type="dxa"/>
+          </w:tcPr>
+          <w:p>
+            <w:pPr>
+              <w:rPr>
+                <w:rFonts w:ascii="Abadi" w:hAnsi="Abadi"/>
+                <w:color w:val="FFFFFF" w:themeColor="background1"/>
+                <w:lang w:val="fr-FR"/>
+              </w:rPr>
+            </w:pPr>
+          </w:p>
+          <w:p>
+            <w:pPr>
+              <w:rPr>
+                <w:rFonts w:ascii="Abadi" w:hAnsi="Abadi"/>
+                <w:color w:val="FFFFFF" w:themeColor="background1"/>
+                <w:lang w:val="fr-FR"/>
+              </w:rPr>
+            </w:pPr>
+            <w:proofErr w:type="spellStart"/>
+            <w:proofErr w:type="gramStart"/>
+            <w:r>
+              <w:rPr>
+                <w:rFonts w:ascii="Abadi" w:hAnsi="Abadi"/>
+                <w:color w:val="FFFFFF" w:themeColor="background1"/>
+                <w:lang w:val="fr-FR"/>
+              </w:rPr>
+              <w:t>sprite.</w:t>
+            </w:r>
+            <w:r>
+              <w:rPr>
+                <w:rFonts w:ascii="Abadi" w:hAnsi="Abadi"/>
+                <w:color w:val="FFFFFF" w:themeColor="background1"/>
+                <w:lang w:val="fr-FR"/>
+              </w:rPr>
+              <w:t>y</w:t>
+            </w:r>
+            <w:proofErr w:type="spellEnd"/>
+            <w:proofErr w:type="gramEnd"/>
+            <w:r>
+              <w:rPr>
+                <w:rFonts w:ascii="Abadi" w:hAnsi="Abadi"/>
+                <w:color w:val="FFFFFF" w:themeColor="background1"/>
+                <w:lang w:val="fr-FR"/>
+              </w:rPr>
+              <w:t xml:space="preserve"> = 200 ;</w:t>
+            </w:r>
+          </w:p>
+        </w:tc>
+      </w:tr>
+    </w:tbl>
+    <w:p>
+      <w:pPr>
+        <w:rPr>
+          <w:rFonts w:ascii="C64 Pro Mono" w:hAnsi="C64 Pro Mono"/>
+          <w:color w:val="FFFFFF" w:themeColor="background1"/>
+          <w:lang w:val="fr-FR"/>
+        </w:rPr>
+      </w:pPr>
+    </w:p>
+    <w:p>
+      <w:pPr>
+        <w:pStyle w:val="ListParagraph"/>
+        <w:numPr>
+          <w:ilvl w:val="1"/>
+          <w:numId w:val="6"/>
+        </w:numPr>
+        <w:rPr>
+          <w:rFonts w:ascii="C64 Pro Mono" w:hAnsi="C64 Pro Mono"/>
+          <w:color w:val="FFFFFF" w:themeColor="background1"/>
+          <w:lang w:val="fr-FR"/>
+        </w:rPr>
+      </w:pPr>
+      <w:proofErr w:type="spellStart"/>
+      <w:r>
+        <w:rPr>
+          <w:rFonts w:ascii="C64 Pro Mono" w:hAnsi="C64 Pro Mono"/>
+          <w:color w:val="FFFFFF" w:themeColor="background1"/>
+          <w:lang w:val="fr-FR"/>
+        </w:rPr>
+        <w:t>Scaling</w:t>
+      </w:r>
+      <w:proofErr w:type="spellEnd"/>
+    </w:p>
+    <w:tbl>
+      <w:tblPr>
+        <w:tblStyle w:val="TableGrid"/>
+        <w:tblW w:w="0" w:type="auto"/>
+        <w:tblLook w:val="04A0" w:firstRow="1" w:lastRow="0" w:firstColumn="1" w:lastColumn="0" w:noHBand="0" w:noVBand="1"/>
+      </w:tblPr>
+      <w:tblGrid>
+        <w:gridCol w:w="3005"/>
+        <w:gridCol w:w="3005"/>
+        <w:gridCol w:w="3006"/>
+      </w:tblGrid>
+      <w:tr>
+        <w:tc>
+          <w:tcPr>
+            <w:tcW w:w="3005" w:type="dxa"/>
+          </w:tcPr>
+          <w:p>
+            <w:pPr>
+              <w:rPr>
+                <w:rFonts w:ascii="C64 Pro Mono" w:hAnsi="C64 Pro Mono"/>
+                <w:color w:val="FFFFFF" w:themeColor="background1"/>
+                <w:lang w:val="fr-FR"/>
+              </w:rPr>
+            </w:pPr>
+            <w:r>
+              <w:rPr>
+                <w:rFonts w:ascii="C64 Pro Mono" w:hAnsi="C64 Pro Mono"/>
+                <w:color w:val="FFFFFF" w:themeColor="background1"/>
+                <w:lang w:val="fr-FR"/>
+              </w:rPr>
+              <w:t xml:space="preserve">Commodore </w:t>
+            </w:r>
+          </w:p>
+        </w:tc>
+        <w:tc>
+          <w:tcPr>
+            <w:tcW w:w="3005" w:type="dxa"/>
+          </w:tcPr>
+          <w:p>
+            <w:pPr>
+              <w:rPr>
+                <w:rFonts w:ascii="C64 Pro Mono" w:hAnsi="C64 Pro Mono"/>
+                <w:color w:val="FFFFFF" w:themeColor="background1"/>
+                <w:lang w:val="fr-FR"/>
+              </w:rPr>
+            </w:pPr>
+            <w:r>
+              <w:rPr>
+                <w:rFonts w:ascii="C64 Pro Mono" w:hAnsi="C64 Pro Mono"/>
+                <w:color w:val="FFFFFF" w:themeColor="background1"/>
+                <w:lang w:val="fr-FR"/>
+              </w:rPr>
+              <w:t>Java GDX</w:t>
+            </w:r>
+          </w:p>
+        </w:tc>
+        <w:tc>
+          <w:tcPr>
+            <w:tcW w:w="3006" w:type="dxa"/>
+          </w:tcPr>
+          <w:p>
+            <w:pPr>
+              <w:rPr>
+                <w:rFonts w:ascii="C64 Pro Mono" w:hAnsi="C64 Pro Mono"/>
+                <w:color w:val="FFFFFF" w:themeColor="background1"/>
+                <w:lang w:val="fr-FR"/>
+              </w:rPr>
+            </w:pPr>
+            <w:r>
+              <w:rPr>
+                <w:rFonts w:ascii="C64 Pro Mono" w:hAnsi="C64 Pro Mono"/>
+                <w:color w:val="FFFFFF" w:themeColor="background1"/>
+                <w:lang w:val="fr-FR"/>
+              </w:rPr>
+              <w:t>JS Phaser</w:t>
+            </w:r>
+          </w:p>
+        </w:tc>
+      </w:tr>
+      <w:tr>
+        <w:tc>
+          <w:tcPr>
+            <w:tcW w:w="3005" w:type="dxa"/>
+          </w:tcPr>
+          <w:p>
+            <w:pPr>
+              <w:rPr>
+                <w:rFonts w:ascii="Abadi" w:hAnsi="Abadi"/>
+                <w:color w:val="FFFFFF" w:themeColor="background1"/>
+                <w:lang w:val="fr-FR"/>
+              </w:rPr>
+            </w:pPr>
+            <w:proofErr w:type="spellStart"/>
+            <w:r>
+              <w:rPr>
+                <w:rFonts w:ascii="Abadi" w:hAnsi="Abadi"/>
+                <w:color w:val="FFFFFF" w:themeColor="background1"/>
+                <w:lang w:val="fr-FR"/>
+              </w:rPr>
+              <w:t>Cells</w:t>
+            </w:r>
+            <w:proofErr w:type="spellEnd"/>
+            <w:r>
+              <w:rPr>
+                <w:rFonts w:ascii="Abadi" w:hAnsi="Abadi"/>
+                <w:color w:val="FFFFFF" w:themeColor="background1"/>
+                <w:lang w:val="fr-FR"/>
+              </w:rPr>
+              <w:t xml:space="preserve"> : </w:t>
+            </w:r>
+          </w:p>
+          <w:tbl>
+            <w:tblPr>
+              <w:tblpPr w:leftFromText="45" w:rightFromText="45" w:vertAnchor="text"/>
+              <w:tblW w:w="5000" w:type="pct"/>
+              <w:tblCellSpacing w:w="15" w:type="dxa"/>
+              <w:tblBorders>
+                <w:top w:val="outset" w:sz="6" w:space="0" w:color="auto"/>
+                <w:left w:val="outset" w:sz="6" w:space="0" w:color="auto"/>
+                <w:bottom w:val="outset" w:sz="6" w:space="0" w:color="auto"/>
+                <w:right w:val="outset" w:sz="6" w:space="0" w:color="auto"/>
+              </w:tblBorders>
+              <w:tblCellMar>
+                <w:top w:w="15" w:type="dxa"/>
+                <w:left w:w="15" w:type="dxa"/>
+                <w:bottom w:w="15" w:type="dxa"/>
+                <w:right w:w="15" w:type="dxa"/>
+              </w:tblCellMar>
+              <w:tblLook w:val="04A0" w:firstRow="1" w:lastRow="0" w:firstColumn="1" w:lastColumn="0" w:noHBand="0" w:noVBand="1"/>
+            </w:tblPr>
+            <w:tblGrid>
+              <w:gridCol w:w="793"/>
+              <w:gridCol w:w="1980"/>
+            </w:tblGrid>
+            <w:tr>
+              <w:trPr>
+                <w:trHeight w:val="645"/>
+                <w:tblCellSpacing w:w="15" w:type="dxa"/>
+              </w:trPr>
+              <w:tc>
+                <w:tcPr>
+                  <w:tcW w:w="0" w:type="auto"/>
+                  <w:tcBorders>
+                    <w:top w:val="outset" w:sz="6" w:space="0" w:color="auto"/>
+                    <w:left w:val="outset" w:sz="6" w:space="0" w:color="auto"/>
+                    <w:bottom w:val="outset" w:sz="6" w:space="0" w:color="auto"/>
+                    <w:right w:val="outset" w:sz="6" w:space="0" w:color="auto"/>
+                  </w:tcBorders>
+                </w:tcPr>
+                <w:p>
+                  <w:pPr>
+                    <w:spacing w:after="0" w:line="240" w:lineRule="auto"/>
+                    <w:rPr>
+                      <w:rFonts w:ascii="Abadi" w:hAnsi="Abadi"/>
+                      <w:color w:val="FFFFFF" w:themeColor="background1"/>
+                    </w:rPr>
+                  </w:pPr>
+                  <w:r>
+                    <w:rPr>
+                      <w:rFonts w:ascii="Abadi" w:hAnsi="Abadi"/>
+                      <w:color w:val="FFFFFF" w:themeColor="background1"/>
+                    </w:rPr>
+                    <w:lastRenderedPageBreak/>
+                    <w:t>$D017</w:t>
+                  </w:r>
+                  <w:r>
+                    <w:rPr>
+                      <w:rFonts w:ascii="Abadi" w:hAnsi="Abadi"/>
+                      <w:color w:val="FFFFFF" w:themeColor="background1"/>
+                    </w:rPr>
+                    <w:br/>
+                    <w:t>53271</w:t>
+                  </w:r>
+                </w:p>
+              </w:tc>
+              <w:tc>
+                <w:tcPr>
+                  <w:tcW w:w="0" w:type="auto"/>
+                  <w:vMerge w:val="restart"/>
+                  <w:tcBorders>
+                    <w:top w:val="outset" w:sz="6" w:space="0" w:color="auto"/>
+                    <w:left w:val="outset" w:sz="6" w:space="0" w:color="auto"/>
+                    <w:right w:val="outset" w:sz="6" w:space="0" w:color="auto"/>
+                  </w:tcBorders>
+                </w:tcPr>
+                <w:p>
+                  <w:pPr>
+                    <w:spacing w:after="0" w:line="240" w:lineRule="auto"/>
+                    <w:rPr>
+                      <w:rFonts w:ascii="Abadi" w:hAnsi="Abadi"/>
+                      <w:color w:val="FFFFFF" w:themeColor="background1"/>
+                    </w:rPr>
+                  </w:pPr>
+                  <w:r>
+                    <w:rPr>
+                      <w:rFonts w:ascii="Abadi" w:hAnsi="Abadi"/>
+                      <w:color w:val="FFFFFF" w:themeColor="background1"/>
+                    </w:rPr>
+                    <w:t xml:space="preserve">Sprite double </w:t>
+                  </w:r>
+                  <w:r>
+                    <w:rPr>
+                      <w:rFonts w:ascii="Abadi" w:hAnsi="Abadi"/>
+                      <w:color w:val="FFFFFF" w:themeColor="background1"/>
+                    </w:rPr>
+                    <w:t>height/</w:t>
+                  </w:r>
+                  <w:r>
+                    <w:rPr>
+                      <w:rFonts w:ascii="Abadi" w:hAnsi="Abadi"/>
+                      <w:color w:val="FFFFFF" w:themeColor="background1"/>
+                    </w:rPr>
+                    <w:t>width register. Bits:</w:t>
+                  </w:r>
+                  <w:r>
+                    <w:rPr>
+                      <w:rFonts w:ascii="Abadi" w:hAnsi="Abadi"/>
+                      <w:color w:val="FFFFFF" w:themeColor="background1"/>
+                    </w:rPr>
+                    <w:t xml:space="preserve"> </w:t>
+                  </w:r>
+                  <w:r>
+                    <w:rPr>
+                      <w:rFonts w:ascii="Abadi" w:hAnsi="Abadi"/>
+                      <w:color w:val="FFFFFF" w:themeColor="background1"/>
+                    </w:rPr>
+                    <w:t>Bit #x: 1 = Sprite #x is stretched to double width.</w:t>
+                  </w:r>
+                </w:p>
+              </w:tc>
+            </w:tr>
+            <w:tr>
+              <w:trPr>
+                <w:tblCellSpacing w:w="15" w:type="dxa"/>
+              </w:trPr>
+              <w:tc>
+                <w:tcPr>
+                  <w:tcW w:w="0" w:type="auto"/>
+                  <w:tcBorders>
+                    <w:top w:val="outset" w:sz="6" w:space="0" w:color="auto"/>
+                    <w:left w:val="outset" w:sz="6" w:space="0" w:color="auto"/>
+                    <w:bottom w:val="outset" w:sz="6" w:space="0" w:color="auto"/>
+                    <w:right w:val="outset" w:sz="6" w:space="0" w:color="auto"/>
+                  </w:tcBorders>
+                  <w:hideMark/>
+                </w:tcPr>
+                <w:p>
+                  <w:pPr>
+                    <w:spacing w:after="0" w:line="240" w:lineRule="auto"/>
+                    <w:rPr>
+                      <w:rFonts w:ascii="Abadi" w:hAnsi="Abadi"/>
+                      <w:color w:val="FFFFFF" w:themeColor="background1"/>
+                    </w:rPr>
+                  </w:pPr>
+                  <w:r>
+                    <w:rPr>
+                      <w:rFonts w:ascii="Abadi" w:hAnsi="Abadi"/>
+                      <w:color w:val="FFFFFF" w:themeColor="background1"/>
+                    </w:rPr>
+                    <w:t>$D01D</w:t>
+                  </w:r>
+                  <w:r>
+                    <w:rPr>
+                      <w:rFonts w:ascii="Abadi" w:hAnsi="Abadi"/>
+                      <w:color w:val="FFFFFF" w:themeColor="background1"/>
+                    </w:rPr>
+                    <w:br/>
+                    <w:t>53277</w:t>
+                  </w:r>
+                </w:p>
+              </w:tc>
+              <w:tc>
+                <w:tcPr>
+                  <w:tcW w:w="0" w:type="auto"/>
+                  <w:vMerge/>
+                  <w:tcBorders>
+                    <w:left w:val="outset" w:sz="6" w:space="0" w:color="auto"/>
+                    <w:bottom w:val="outset" w:sz="6" w:space="0" w:color="auto"/>
+                    <w:right w:val="outset" w:sz="6" w:space="0" w:color="auto"/>
+                  </w:tcBorders>
+                  <w:hideMark/>
+                </w:tcPr>
+                <w:p>
+                  <w:pPr>
+                    <w:spacing w:after="0" w:line="240" w:lineRule="auto"/>
+                    <w:rPr>
+                      <w:rFonts w:ascii="Abadi" w:hAnsi="Abadi"/>
+                      <w:color w:val="FFFFFF" w:themeColor="background1"/>
+                    </w:rPr>
+                  </w:pPr>
+                </w:p>
+              </w:tc>
+            </w:tr>
+          </w:tbl>
+          <w:p>
+            <w:pPr>
+              <w:rPr>
+                <w:rFonts w:ascii="Abadi" w:hAnsi="Abadi"/>
+                <w:color w:val="FFFFFF" w:themeColor="background1"/>
+              </w:rPr>
+            </w:pPr>
+          </w:p>
+        </w:tc>
+        <w:tc>
+          <w:tcPr>
+            <w:tcW w:w="3005" w:type="dxa"/>
+          </w:tcPr>
+          <w:p>
+            <w:pPr>
+              <w:rPr>
+                <w:rFonts w:ascii="Abadi" w:hAnsi="Abadi"/>
+                <w:color w:val="FFFFFF" w:themeColor="background1"/>
+              </w:rPr>
+            </w:pPr>
+            <w:proofErr w:type="spellStart"/>
+            <w:proofErr w:type="gramStart"/>
+            <w:r>
+              <w:rPr>
+                <w:rFonts w:ascii="Abadi" w:hAnsi="Abadi"/>
+                <w:color w:val="FFFFFF" w:themeColor="background1"/>
+              </w:rPr>
+              <w:lastRenderedPageBreak/>
+              <w:t>sprite</w:t>
+            </w:r>
+            <w:r>
+              <w:rPr>
+                <w:rFonts w:ascii="Abadi" w:hAnsi="Abadi"/>
+                <w:color w:val="FFFFFF" w:themeColor="background1"/>
+              </w:rPr>
+              <w:t>.setScale</w:t>
+            </w:r>
+            <w:proofErr w:type="spellEnd"/>
+            <w:proofErr w:type="gramEnd"/>
+            <w:r>
+              <w:rPr>
+                <w:rFonts w:ascii="Abadi" w:hAnsi="Abadi"/>
+                <w:color w:val="FFFFFF" w:themeColor="background1"/>
+              </w:rPr>
+              <w:t>(10,3</w:t>
+            </w:r>
+            <w:proofErr w:type="gramStart"/>
+            <w:r>
+              <w:rPr>
+                <w:rFonts w:ascii="Abadi" w:hAnsi="Abadi"/>
+                <w:color w:val="FFFFFF" w:themeColor="background1"/>
+              </w:rPr>
+              <w:t>)</w:t>
+            </w:r>
+            <w:r>
+              <w:rPr>
+                <w:rFonts w:ascii="Abadi" w:hAnsi="Abadi"/>
+                <w:color w:val="FFFFFF" w:themeColor="background1"/>
+              </w:rPr>
+              <w:t>;</w:t>
+            </w:r>
+            <w:proofErr w:type="gramEnd"/>
+          </w:p>
+          <w:p>
+            <w:pPr>
+              <w:rPr>
+                <w:rFonts w:ascii="Abadi" w:hAnsi="Abadi"/>
+                <w:color w:val="FFFFFF" w:themeColor="background1"/>
+                <w:lang w:val="fr-FR"/>
+              </w:rPr>
+            </w:pPr>
+          </w:p>
+        </w:tc>
+        <w:tc>
+          <w:tcPr>
+            <w:tcW w:w="3006" w:type="dxa"/>
+          </w:tcPr>
+          <w:p>
+            <w:pPr>
+              <w:rPr>
+                <w:rFonts w:ascii="Abadi" w:hAnsi="Abadi"/>
+                <w:color w:val="FFFFFF" w:themeColor="background1"/>
+                <w:lang w:val="fr-FR"/>
+              </w:rPr>
+            </w:pPr>
+            <w:proofErr w:type="spellStart"/>
+            <w:proofErr w:type="gramStart"/>
+            <w:r>
+              <w:rPr>
+                <w:rFonts w:ascii="Abadi" w:hAnsi="Abadi"/>
+                <w:color w:val="FFFFFF" w:themeColor="background1"/>
+                <w:lang w:val="fr-FR"/>
+              </w:rPr>
+              <w:t>sprite.scaleX</w:t>
+            </w:r>
+            <w:proofErr w:type="spellEnd"/>
+            <w:proofErr w:type="gramEnd"/>
+            <w:r>
+              <w:rPr>
+                <w:rFonts w:ascii="Abadi" w:hAnsi="Abadi"/>
+                <w:color w:val="FFFFFF" w:themeColor="background1"/>
+                <w:lang w:val="fr-FR"/>
+              </w:rPr>
+              <w:t xml:space="preserve"> = 7 ;</w:t>
+            </w:r>
+          </w:p>
+        </w:tc>
+      </w:tr>
+    </w:tbl>
+    <w:p>
+      <w:pPr>
+        <w:rPr>
+          <w:rFonts w:ascii="C64 Pro Mono" w:hAnsi="C64 Pro Mono"/>
+          <w:color w:val="FFFFFF" w:themeColor="background1"/>
+          <w:lang w:val="fr-FR"/>
+        </w:rPr>
+      </w:pPr>
+    </w:p>
+    <w:p>
+      <w:pPr>
+        <w:ind w:left="1080"/>
+        <w:rPr>
+          <w:rFonts w:ascii="C64 Pro Mono" w:hAnsi="C64 Pro Mono"/>
+          <w:color w:val="FFFFFF" w:themeColor="background1"/>
+          <w:lang w:val="fr-FR"/>
+        </w:rPr>
+      </w:pPr>
+      <w:r>
+        <w:rPr>
+          <w:rFonts w:ascii="C64 Pro Mono" w:hAnsi="C64 Pro Mono"/>
+          <w:color w:val="FFFFFF" w:themeColor="background1"/>
+          <w:lang w:val="fr-FR"/>
+        </w:rPr>
+        <w:t xml:space="preserve">2. </w:t>
+      </w:r>
+      <w:proofErr w:type="spellStart"/>
+      <w:r>
+        <w:rPr>
+          <w:rFonts w:ascii="C64 Pro Mono" w:hAnsi="C64 Pro Mono"/>
+          <w:color w:val="FFFFFF" w:themeColor="background1"/>
+          <w:lang w:val="fr-FR"/>
+        </w:rPr>
+        <w:t>Flipping</w:t>
+      </w:r>
+      <w:proofErr w:type="spellEnd"/>
+    </w:p>
+    <w:tbl>
+      <w:tblPr>
+        <w:tblStyle w:val="TableGrid"/>
+        <w:tblW w:w="0" w:type="auto"/>
+        <w:tblLook w:val="04A0" w:firstRow="1" w:lastRow="0" w:firstColumn="1" w:lastColumn="0" w:noHBand="0" w:noVBand="1"/>
+      </w:tblPr>
+      <w:tblGrid>
+        <w:gridCol w:w="3005"/>
+        <w:gridCol w:w="3005"/>
+        <w:gridCol w:w="3006"/>
+      </w:tblGrid>
+      <w:tr>
+        <w:tc>
+          <w:tcPr>
+            <w:tcW w:w="3005" w:type="dxa"/>
+          </w:tcPr>
+          <w:p>
+            <w:pPr>
+              <w:rPr>
+                <w:rFonts w:ascii="C64 Pro Mono" w:hAnsi="C64 Pro Mono"/>
+                <w:color w:val="FFFFFF" w:themeColor="background1"/>
+                <w:lang w:val="fr-FR"/>
+              </w:rPr>
+            </w:pPr>
+            <w:r>
+              <w:rPr>
+                <w:rFonts w:ascii="C64 Pro Mono" w:hAnsi="C64 Pro Mono"/>
+                <w:color w:val="FFFFFF" w:themeColor="background1"/>
+                <w:lang w:val="fr-FR"/>
+              </w:rPr>
+              <w:t xml:space="preserve">Commodore </w:t>
+            </w:r>
+          </w:p>
+        </w:tc>
+        <w:tc>
+          <w:tcPr>
+            <w:tcW w:w="3005" w:type="dxa"/>
+          </w:tcPr>
+          <w:p>
+            <w:pPr>
+              <w:rPr>
+                <w:rFonts w:ascii="C64 Pro Mono" w:hAnsi="C64 Pro Mono"/>
+                <w:color w:val="FFFFFF" w:themeColor="background1"/>
+                <w:lang w:val="fr-FR"/>
+              </w:rPr>
+            </w:pPr>
+            <w:r>
+              <w:rPr>
+                <w:rFonts w:ascii="C64 Pro Mono" w:hAnsi="C64 Pro Mono"/>
+                <w:color w:val="FFFFFF" w:themeColor="background1"/>
+                <w:lang w:val="fr-FR"/>
+              </w:rPr>
+              <w:t>Java GDX</w:t>
+            </w:r>
+          </w:p>
+        </w:tc>
+        <w:tc>
+          <w:tcPr>
+            <w:tcW w:w="3006" w:type="dxa"/>
+          </w:tcPr>
+          <w:p>
+            <w:pPr>
+              <w:rPr>
+                <w:rFonts w:ascii="C64 Pro Mono" w:hAnsi="C64 Pro Mono"/>
+                <w:color w:val="FFFFFF" w:themeColor="background1"/>
+                <w:lang w:val="fr-FR"/>
+              </w:rPr>
+            </w:pPr>
+            <w:r>
+              <w:rPr>
+                <w:rFonts w:ascii="C64 Pro Mono" w:hAnsi="C64 Pro Mono"/>
+                <w:color w:val="FFFFFF" w:themeColor="background1"/>
+                <w:lang w:val="fr-FR"/>
+              </w:rPr>
+              <w:t>JS Phaser</w:t>
+            </w:r>
+          </w:p>
+        </w:tc>
+      </w:tr>
+      <w:tr>
+        <w:tc>
+          <w:tcPr>
+            <w:tcW w:w="3005" w:type="dxa"/>
+          </w:tcPr>
+          <w:p>
+            <w:pPr>
+              <w:rPr>
+                <w:rFonts w:ascii="Abadi" w:hAnsi="Abadi"/>
+                <w:color w:val="FFFFFF" w:themeColor="background1"/>
+                <w:lang w:val="fr-FR"/>
+              </w:rPr>
+            </w:pPr>
+            <w:proofErr w:type="spellStart"/>
+            <w:r>
+              <w:rPr>
+                <w:rFonts w:ascii="Abadi" w:hAnsi="Abadi"/>
+                <w:color w:val="FFFFFF" w:themeColor="background1"/>
+                <w:lang w:val="fr-FR"/>
+              </w:rPr>
+              <w:t>Cells</w:t>
+            </w:r>
+            <w:proofErr w:type="spellEnd"/>
+            <w:r>
+              <w:rPr>
+                <w:rFonts w:ascii="Abadi" w:hAnsi="Abadi"/>
+                <w:color w:val="FFFFFF" w:themeColor="background1"/>
+                <w:lang w:val="fr-FR"/>
+              </w:rPr>
+              <w:t xml:space="preserve"> : </w:t>
+            </w:r>
+          </w:p>
+        </w:tc>
+        <w:tc>
+          <w:tcPr>
+            <w:tcW w:w="3005" w:type="dxa"/>
+          </w:tcPr>
+          <w:p>
+            <w:pPr>
+              <w:rPr>
+                <w:rFonts w:ascii="Abadi" w:hAnsi="Abadi"/>
+                <w:color w:val="FFFFFF" w:themeColor="background1"/>
+              </w:rPr>
+            </w:pPr>
+            <w:proofErr w:type="spellStart"/>
+            <w:proofErr w:type="gramStart"/>
+            <w:r>
+              <w:rPr>
+                <w:rFonts w:ascii="Abadi" w:hAnsi="Abadi"/>
+                <w:color w:val="FFFFFF" w:themeColor="background1"/>
+              </w:rPr>
+              <w:t>sprite</w:t>
+            </w:r>
+            <w:r>
+              <w:rPr>
+                <w:rFonts w:ascii="Abadi" w:hAnsi="Abadi"/>
+                <w:color w:val="FFFFFF" w:themeColor="background1"/>
+              </w:rPr>
+              <w:t>.setScale</w:t>
+            </w:r>
+            <w:proofErr w:type="spellEnd"/>
+            <w:proofErr w:type="gramEnd"/>
+            <w:r>
+              <w:rPr>
+                <w:rFonts w:ascii="Abadi" w:hAnsi="Abadi"/>
+                <w:color w:val="FFFFFF" w:themeColor="background1"/>
+              </w:rPr>
+              <w:t>(10,3</w:t>
+            </w:r>
+            <w:proofErr w:type="gramStart"/>
+            <w:r>
+              <w:rPr>
+                <w:rFonts w:ascii="Abadi" w:hAnsi="Abadi"/>
+                <w:color w:val="FFFFFF" w:themeColor="background1"/>
+              </w:rPr>
+              <w:t>)</w:t>
+            </w:r>
+            <w:r>
+              <w:rPr>
+                <w:rFonts w:ascii="Abadi" w:hAnsi="Abadi"/>
+                <w:color w:val="FFFFFF" w:themeColor="background1"/>
+              </w:rPr>
+              <w:t>;</w:t>
+            </w:r>
+            <w:proofErr w:type="gramEnd"/>
+          </w:p>
+          <w:p>
+            <w:pPr>
+              <w:rPr>
+                <w:rFonts w:ascii="Abadi" w:hAnsi="Abadi"/>
+                <w:color w:val="FFFFFF" w:themeColor="background1"/>
+                <w:lang w:val="fr-FR"/>
+              </w:rPr>
+            </w:pPr>
+          </w:p>
+        </w:tc>
+        <w:tc>
+          <w:tcPr>
+            <w:tcW w:w="3006" w:type="dxa"/>
+          </w:tcPr>
+          <w:p>
+            <w:pPr>
+              <w:rPr>
+                <w:rFonts w:ascii="Abadi" w:hAnsi="Abadi"/>
+                <w:color w:val="FFFFFF" w:themeColor="background1"/>
+                <w:lang w:val="fr-FR"/>
+              </w:rPr>
+            </w:pPr>
+            <w:proofErr w:type="spellStart"/>
+            <w:proofErr w:type="gramStart"/>
+            <w:r>
+              <w:rPr>
+                <w:rFonts w:ascii="Abadi" w:hAnsi="Abadi"/>
+                <w:color w:val="FFFFFF" w:themeColor="background1"/>
+                <w:lang w:val="fr-FR"/>
+              </w:rPr>
+              <w:t>sprite.scaleX</w:t>
+            </w:r>
+            <w:proofErr w:type="spellEnd"/>
+            <w:proofErr w:type="gramEnd"/>
+            <w:r>
+              <w:rPr>
+                <w:rFonts w:ascii="Abadi" w:hAnsi="Abadi"/>
+                <w:color w:val="FFFFFF" w:themeColor="background1"/>
+                <w:lang w:val="fr-FR"/>
+              </w:rPr>
+              <w:t xml:space="preserve"> = 7 ;</w:t>
+            </w:r>
+          </w:p>
+        </w:tc>
+      </w:tr>
+    </w:tbl>
+    <w:p>
+      <w:pPr>
+        <w:pStyle w:val="ListParagraph"/>
+        <w:ind w:left="1800"/>
+        <w:rPr>
+          <w:rFonts w:ascii="C64 Pro Mono" w:hAnsi="C64 Pro Mono"/>
+          <w:color w:val="FFFFFF" w:themeColor="background1"/>
+          <w:lang w:val="fr-FR"/>
+        </w:rPr>
+      </w:pPr>
+    </w:p>
+    <w:p>
+      <w:pPr>
+        <w:ind w:left="1080"/>
+        <w:rPr>
+          <w:rFonts w:ascii="C64 Pro Mono" w:hAnsi="C64 Pro Mono"/>
+          <w:color w:val="FFFFFF" w:themeColor="background1"/>
+          <w:lang w:val="fr-FR"/>
+        </w:rPr>
+      </w:pPr>
+      <w:r>
+        <w:rPr>
+          <w:rFonts w:ascii="C64 Pro Mono" w:hAnsi="C64 Pro Mono"/>
+          <w:color w:val="FFFFFF" w:themeColor="background1"/>
+          <w:lang w:val="fr-FR"/>
+        </w:rPr>
+        <w:t xml:space="preserve">3. </w:t>
+      </w:r>
+      <w:r>
+        <w:rPr>
+          <w:rFonts w:ascii="C64 Pro Mono" w:hAnsi="C64 Pro Mono"/>
+          <w:color w:val="FFFFFF" w:themeColor="background1"/>
+          <w:lang w:val="fr-FR"/>
+        </w:rPr>
+        <w:t>Sprites collision</w:t>
+      </w:r>
+    </w:p>
+    <w:tbl>
+      <w:tblPr>
+        <w:tblStyle w:val="TableGrid"/>
+        <w:tblW w:w="0" w:type="auto"/>
+        <w:tblLayout w:type="fixed"/>
+        <w:tblLook w:val="04A0" w:firstRow="1" w:lastRow="0" w:firstColumn="1" w:lastColumn="0" w:noHBand="0" w:noVBand="1"/>
+      </w:tblPr>
+      <w:tblGrid>
+        <w:gridCol w:w="2875"/>
+        <w:gridCol w:w="3060"/>
+        <w:gridCol w:w="3081"/>
+      </w:tblGrid>
+      <w:tr>
+        <w:tc>
+          <w:tcPr>
+            <w:tcW w:w="2875" w:type="dxa"/>
+          </w:tcPr>
+          <w:p>
+            <w:pPr>
+              <w:rPr>
+                <w:rFonts w:ascii="C64 Pro Mono" w:hAnsi="C64 Pro Mono"/>
+                <w:color w:val="FFFFFF" w:themeColor="background1"/>
+                <w:lang w:val="fr-FR"/>
+              </w:rPr>
+            </w:pPr>
+            <w:r>
+              <w:rPr>
+                <w:rFonts w:ascii="C64 Pro Mono" w:hAnsi="C64 Pro Mono"/>
+                <w:color w:val="FFFFFF" w:themeColor="background1"/>
+                <w:lang w:val="fr-FR"/>
+              </w:rPr>
+              <w:t xml:space="preserve">Commodore </w:t>
+            </w:r>
+          </w:p>
+        </w:tc>
+        <w:tc>
+          <w:tcPr>
+            <w:tcW w:w="3060" w:type="dxa"/>
+          </w:tcPr>
+          <w:p>
+            <w:pPr>
+              <w:rPr>
+                <w:rFonts w:ascii="C64 Pro Mono" w:hAnsi="C64 Pro Mono"/>
+                <w:color w:val="FFFFFF" w:themeColor="background1"/>
+                <w:lang w:val="fr-FR"/>
+              </w:rPr>
+            </w:pPr>
+            <w:r>
+              <w:rPr>
+                <w:rFonts w:ascii="C64 Pro Mono" w:hAnsi="C64 Pro Mono"/>
+                <w:color w:val="FFFFFF" w:themeColor="background1"/>
+                <w:lang w:val="fr-FR"/>
+              </w:rPr>
+              <w:t>Java GDX</w:t>
+            </w:r>
+          </w:p>
+        </w:tc>
+        <w:tc>
+          <w:tcPr>
+            <w:tcW w:w="3081" w:type="dxa"/>
+          </w:tcPr>
+          <w:p>
+            <w:pPr>
+              <w:rPr>
+                <w:rFonts w:ascii="C64 Pro Mono" w:hAnsi="C64 Pro Mono"/>
+                <w:color w:val="FFFFFF" w:themeColor="background1"/>
+                <w:lang w:val="fr-FR"/>
+              </w:rPr>
+            </w:pPr>
+            <w:r>
+              <w:rPr>
+                <w:rFonts w:ascii="C64 Pro Mono" w:hAnsi="C64 Pro Mono"/>
+                <w:color w:val="FFFFFF" w:themeColor="background1"/>
+                <w:lang w:val="fr-FR"/>
+              </w:rPr>
+              <w:t>JS Phaser</w:t>
+            </w:r>
+          </w:p>
+        </w:tc>
+      </w:tr>
+      <w:tr>
+        <w:tc>
+          <w:tcPr>
+            <w:tcW w:w="2875" w:type="dxa"/>
+          </w:tcPr>
+          <w:p>
+            <w:pPr>
+              <w:rPr>
+                <w:rFonts w:ascii="Abadi" w:hAnsi="Abadi"/>
+                <w:color w:val="FFFFFF" w:themeColor="background1"/>
+                <w:lang w:val="fr-FR"/>
+              </w:rPr>
+            </w:pPr>
+            <w:proofErr w:type="spellStart"/>
+            <w:r>
+              <w:rPr>
+                <w:rFonts w:ascii="Abadi" w:hAnsi="Abadi"/>
+                <w:color w:val="FFFFFF" w:themeColor="background1"/>
+                <w:lang w:val="fr-FR"/>
+              </w:rPr>
+              <w:t>Cell</w:t>
+            </w:r>
+            <w:proofErr w:type="spellEnd"/>
+            <w:r>
+              <w:rPr>
+                <w:rFonts w:ascii="Abadi" w:hAnsi="Abadi"/>
+                <w:color w:val="FFFFFF" w:themeColor="background1"/>
+                <w:lang w:val="fr-FR"/>
+              </w:rPr>
+              <w:t xml:space="preserve"> $d019 (53273) bit #2</w:t>
+            </w:r>
+            <w:r>
+              <w:rPr>
+                <w:rFonts w:ascii="Abadi" w:hAnsi="Abadi"/>
+                <w:color w:val="FFFFFF" w:themeColor="background1"/>
+                <w:lang w:val="fr-FR"/>
+              </w:rPr>
+              <w:t xml:space="preserve"> </w:t>
+            </w:r>
+          </w:p>
+        </w:tc>
+        <w:tc>
+          <w:tcPr>
+            <w:tcW w:w="3060" w:type="dxa"/>
+          </w:tcPr>
+          <w:p>
+            <w:pPr>
+              <w:rPr>
+                <w:rFonts w:ascii="Abadi" w:hAnsi="Abadi"/>
+                <w:color w:val="FFFFFF" w:themeColor="background1"/>
+              </w:rPr>
+            </w:pPr>
+            <w:proofErr w:type="spellStart"/>
+            <w:proofErr w:type="gramStart"/>
+            <w:r>
+              <w:rPr>
+                <w:rFonts w:ascii="Abadi" w:hAnsi="Abadi"/>
+                <w:color w:val="FFFFFF" w:themeColor="background1"/>
+              </w:rPr>
+              <w:t>sprite</w:t>
+            </w:r>
+            <w:r>
+              <w:rPr>
+                <w:rFonts w:ascii="Abadi" w:hAnsi="Abadi"/>
+                <w:color w:val="FFFFFF" w:themeColor="background1"/>
+              </w:rPr>
+              <w:t>.setScale</w:t>
+            </w:r>
+            <w:proofErr w:type="spellEnd"/>
+            <w:proofErr w:type="gramEnd"/>
+            <w:r>
+              <w:rPr>
+                <w:rFonts w:ascii="Abadi" w:hAnsi="Abadi"/>
+                <w:color w:val="FFFFFF" w:themeColor="background1"/>
+              </w:rPr>
+              <w:t>(10,3</w:t>
+            </w:r>
+            <w:proofErr w:type="gramStart"/>
+            <w:r>
+              <w:rPr>
+                <w:rFonts w:ascii="Abadi" w:hAnsi="Abadi"/>
+                <w:color w:val="FFFFFF" w:themeColor="background1"/>
+              </w:rPr>
+              <w:t>)</w:t>
+            </w:r>
+            <w:r>
+              <w:rPr>
+                <w:rFonts w:ascii="Abadi" w:hAnsi="Abadi"/>
+                <w:color w:val="FFFFFF" w:themeColor="background1"/>
+              </w:rPr>
+              <w:t>;</w:t>
+            </w:r>
+            <w:proofErr w:type="gramEnd"/>
+          </w:p>
+          <w:p>
+            <w:pPr>
+              <w:rPr>
+                <w:rFonts w:ascii="Abadi" w:hAnsi="Abadi"/>
+                <w:color w:val="FFFFFF" w:themeColor="background1"/>
+                <w:lang w:val="fr-FR"/>
+              </w:rPr>
+            </w:pPr>
+          </w:p>
+        </w:tc>
+        <w:tc>
+          <w:tcPr>
+            <w:tcW w:w="3081" w:type="dxa"/>
+          </w:tcPr>
+          <w:p>
+            <w:pPr>
+              <w:rPr>
+                <w:rFonts w:ascii="Abadi" w:hAnsi="Abadi"/>
+                <w:color w:val="FFFFFF" w:themeColor="background1"/>
+              </w:rPr>
+            </w:pPr>
+            <w:proofErr w:type="spellStart"/>
+            <w:proofErr w:type="gramStart"/>
+            <w:r>
+              <w:rPr>
+                <w:rFonts w:ascii="Abadi" w:hAnsi="Abadi"/>
+                <w:color w:val="FFFFFF" w:themeColor="background1"/>
+              </w:rPr>
+              <w:t>Phaser.Math.Distance.Between</w:t>
+            </w:r>
+            <w:proofErr w:type="spellEnd"/>
+            <w:proofErr w:type="gramEnd"/>
+            <w:r>
+              <w:rPr>
+                <w:rFonts w:ascii="Abadi" w:hAnsi="Abadi"/>
+                <w:color w:val="FFFFFF" w:themeColor="background1"/>
+              </w:rPr>
+              <w:t>(sprite</w:t>
+            </w:r>
+            <w:r>
+              <w:rPr>
+                <w:rFonts w:ascii="Abadi" w:hAnsi="Abadi"/>
+                <w:color w:val="FFFFFF" w:themeColor="background1"/>
+              </w:rPr>
+              <w:t>1</w:t>
+            </w:r>
+            <w:r>
+              <w:rPr>
+                <w:rFonts w:ascii="Abadi" w:hAnsi="Abadi"/>
+                <w:color w:val="FFFFFF" w:themeColor="background1"/>
+              </w:rPr>
+              <w:t>.x, sprite</w:t>
+            </w:r>
+            <w:r>
+              <w:rPr>
+                <w:rFonts w:ascii="Abadi" w:hAnsi="Abadi"/>
+                <w:color w:val="FFFFFF" w:themeColor="background1"/>
+              </w:rPr>
+              <w:t>1</w:t>
+            </w:r>
+            <w:r>
+              <w:rPr>
+                <w:rFonts w:ascii="Abadi" w:hAnsi="Abadi"/>
+                <w:color w:val="FFFFFF" w:themeColor="background1"/>
+              </w:rPr>
+              <w:t>.y, sprite</w:t>
+            </w:r>
+            <w:r>
+              <w:rPr>
+                <w:rFonts w:ascii="Abadi" w:hAnsi="Abadi"/>
+                <w:color w:val="FFFFFF" w:themeColor="background1"/>
+              </w:rPr>
+              <w:t>2</w:t>
+            </w:r>
+            <w:r>
+              <w:rPr>
+                <w:rFonts w:ascii="Abadi" w:hAnsi="Abadi"/>
+                <w:color w:val="FFFFFF" w:themeColor="background1"/>
+              </w:rPr>
+              <w:t>.x, sprite</w:t>
+            </w:r>
+            <w:r>
+              <w:rPr>
+                <w:rFonts w:ascii="Abadi" w:hAnsi="Abadi"/>
+                <w:color w:val="FFFFFF" w:themeColor="background1"/>
+              </w:rPr>
+              <w:t>2</w:t>
+            </w:r>
+            <w:proofErr w:type="gramStart"/>
+            <w:r>
+              <w:rPr>
+                <w:rFonts w:ascii="Abadi" w:hAnsi="Abadi"/>
+                <w:color w:val="FFFFFF" w:themeColor="background1"/>
+              </w:rPr>
+              <w:t>.y</w:t>
+            </w:r>
+            <w:proofErr w:type="gramEnd"/>
+            <w:r>
+              <w:rPr>
+                <w:rFonts w:ascii="Abadi" w:hAnsi="Abadi"/>
+                <w:color w:val="FFFFFF" w:themeColor="background1"/>
+              </w:rPr>
+              <w:t>)</w:t>
+            </w:r>
+          </w:p>
+          <w:p>
+            <w:pPr>
+              <w:rPr>
+                <w:rFonts w:ascii="Abadi" w:hAnsi="Abadi"/>
+                <w:color w:val="FFFFFF" w:themeColor="background1"/>
+              </w:rPr>
+            </w:pPr>
+          </w:p>
+        </w:tc>
+      </w:tr>
+    </w:tbl>
+    <w:p>
+      <w:pPr>
+        <w:pStyle w:val="ListParagraph"/>
+        <w:numPr>
+          <w:ilvl w:val="1"/>
+          <w:numId w:val="2"/>
+        </w:numPr>
+        <w:rPr>
+          <w:rFonts w:ascii="C64 Pro Mono" w:hAnsi="C64 Pro Mono"/>
+          <w:color w:val="FFFFFF" w:themeColor="background1"/>
+        </w:rPr>
+      </w:pPr>
+      <w:r>
+        <w:rPr>
+          <w:rFonts w:ascii="C64 Pro Mono" w:hAnsi="C64 Pro Mono"/>
+          <w:color w:val="FFFFFF" w:themeColor="background1"/>
+        </w:rPr>
+        <w:br w:type="page"/>
+      </w:r>
+    </w:p>
+    <w:p>
+      <w:pPr>
+        <w:rPr>
+          <w:rFonts w:ascii="C64 Pro Mono" w:hAnsi="C64 Pro Mono"/>
+          <w:color w:val="FFFFFF" w:themeColor="background1"/>
+        </w:rPr>
+      </w:pPr>
+      <w:r>
+        <w:rPr>
+          <w:rFonts w:ascii="C64 Pro Mono" w:hAnsi="C64 Pro Mono"/>
+          <w:noProof/>
+          <w:color w:val="FFFFFF" w:themeColor="background1"/>
+          <w:lang w:val="fr-FR"/>
+        </w:rPr>
+        <w:lastRenderedPageBreak/>
+        <w:drawing>
+          <wp:anchor distT="0" distB="0" distL="114300" distR="114300" simplePos="0" relativeHeight="251659264" behindDoc="0" locked="0" layoutInCell="1" allowOverlap="1" wp14:anchorId="193182F6" wp14:editId="37A166BB">
+            <wp:simplePos x="0" y="0"/>
+            <wp:positionH relativeFrom="column">
+              <wp:posOffset>3615055</wp:posOffset>
+            </wp:positionH>
+            <wp:positionV relativeFrom="paragraph">
+              <wp:posOffset>7074</wp:posOffset>
+            </wp:positionV>
+            <wp:extent cx="2615565" cy="4067504"/>
+            <wp:effectExtent l="0" t="0" r="0" b="9525"/>
+            <wp:wrapNone/>
+            <wp:docPr id="811231460" name="Picture 1" descr="A long shot of a timeline&#10;&#10;AI-generated content may be incorrect."/>
+            <wp:cNvGraphicFramePr>
+              <a:graphicFrameLocks xmlns:a="http://schemas.openxmlformats.org/drawingml/2006/main" noChangeAspect="1"/>
+            </wp:cNvGraphicFramePr>
+            <a:graphic xmlns:a="http://schemas.openxmlformats.org/drawingml/2006/main">
+              <a:graphicData uri="http://schemas.openxmlformats.org/drawingml/2006/picture">
+                <pic:pic xmlns:pic="http://schemas.openxmlformats.org/drawingml/2006/picture">
+                  <pic:nvPicPr>
+                    <pic:cNvPr id="811231460" name="Picture 1" descr="A long shot of a timeline&#10;&#10;AI-generated content may be incorrect."/>
+                    <pic:cNvPicPr/>
+                  </pic:nvPicPr>
+                  <pic:blipFill>
+                    <a:blip r:embed="rId10">
+                      <a:extLst>
+                        <a:ext uri="{28A0092B-C50C-407E-A947-70E740481C1C}">
+                          <a14:useLocalDpi xmlns:a14="http://schemas.microsoft.com/office/drawing/2010/main" val="0"/>
+                        </a:ext>
+                      </a:extLst>
+                    </a:blip>
+                    <a:stretch>
+                      <a:fillRect/>
+                    </a:stretch>
+                  </pic:blipFill>
+                  <pic:spPr>
+                    <a:xfrm>
+                      <a:off x="0" y="0"/>
+                      <a:ext cx="2615565" cy="4067504"/>
+                    </a:xfrm>
+                    <a:prstGeom prst="rect">
+                      <a:avLst/>
+                    </a:prstGeom>
+                  </pic:spPr>
+                </pic:pic>
+              </a:graphicData>
+            </a:graphic>
+            <wp14:sizeRelV relativeFrom="margin">
+              <wp14:pctHeight>0</wp14:pctHeight>
+            </wp14:sizeRelV>
+          </wp:anchor>
+        </w:drawing>
+      </w:r>
+    </w:p>
+    <w:p>
+      <w:pPr>
+        <w:rPr>
+          <w:rFonts w:ascii="C64 Pro Mono" w:hAnsi="C64 Pro Mono"/>
+          <w:color w:val="FFFFFF" w:themeColor="background1"/>
+        </w:rPr>
+      </w:pPr>
+    </w:p>
+    <w:p>
+      <w:pPr>
+        <w:rPr>
+          <w:rFonts w:ascii="C64 Pro Mono" w:hAnsi="C64 Pro Mono"/>
+          <w:color w:val="FFFFFF" w:themeColor="background1"/>
+        </w:rPr>
+      </w:pPr>
+      <w:r>
+        <w:rPr>
+          <w:rFonts w:ascii="C64 Pro Mono" w:hAnsi="C64 Pro Mono"/>
+          <w:color w:val="FFFFFF" w:themeColor="background1"/>
+        </w:rPr>
+        <w:t xml:space="preserve">First game </w:t>
+      </w:r>
+      <w:r>
+        <w:rPr>
+          <w:rFonts w:ascii="C64 Pro Mono" w:hAnsi="C64 Pro Mono"/>
+          <w:color w:val="FFFFFF" w:themeColor="background1"/>
+        </w:rPr>
+        <w:tab/>
+        <w:t>1958</w:t>
+      </w:r>
+    </w:p>
+    <w:p>
+      <w:pPr>
+        <w:rPr>
+          <w:rFonts w:ascii="C64 Pro Mono" w:hAnsi="C64 Pro Mono"/>
+          <w:color w:val="FFFFFF" w:themeColor="background1"/>
+        </w:rPr>
+      </w:pPr>
+      <w:r>
+        <w:rPr>
+          <w:rFonts w:ascii="C64 Pro Mono" w:hAnsi="C64 Pro Mono"/>
+          <w:color w:val="FFFFFF" w:themeColor="background1"/>
+        </w:rPr>
+        <w:t>Atari 800</w:t>
+      </w:r>
+      <w:r>
+        <w:rPr>
+          <w:rFonts w:ascii="C64 Pro Mono" w:hAnsi="C64 Pro Mono"/>
+          <w:color w:val="FFFFFF" w:themeColor="background1"/>
+        </w:rPr>
+        <w:tab/>
+      </w:r>
+      <w:r>
+        <w:rPr>
+          <w:rFonts w:ascii="C64 Pro Mono" w:hAnsi="C64 Pro Mono"/>
+          <w:color w:val="FFFFFF" w:themeColor="background1"/>
+        </w:rPr>
+        <w:tab/>
+        <w:t>1980</w:t>
+      </w:r>
+    </w:p>
+    <w:p>
+      <w:pPr>
+        <w:rPr>
+          <w:rFonts w:ascii="C64 Pro Mono" w:hAnsi="C64 Pro Mono"/>
+          <w:color w:val="FFFFFF" w:themeColor="background1"/>
+        </w:rPr>
+      </w:pPr>
+      <w:r>
+        <w:rPr>
+          <w:rFonts w:ascii="C64 Pro Mono" w:hAnsi="C64 Pro Mono"/>
+          <w:color w:val="FFFFFF" w:themeColor="background1"/>
+        </w:rPr>
+        <w:t xml:space="preserve">IBM PC </w:t>
+      </w:r>
+      <w:r>
+        <w:rPr>
+          <w:rFonts w:ascii="C64 Pro Mono" w:hAnsi="C64 Pro Mono"/>
+          <w:color w:val="FFFFFF" w:themeColor="background1"/>
+        </w:rPr>
+        <w:tab/>
+      </w:r>
+      <w:r>
+        <w:rPr>
+          <w:rFonts w:ascii="C64 Pro Mono" w:hAnsi="C64 Pro Mono"/>
+          <w:color w:val="FFFFFF" w:themeColor="background1"/>
+        </w:rPr>
+        <w:tab/>
+        <w:t>1981</w:t>
+      </w:r>
+    </w:p>
+    <w:p>
+      <w:pPr>
+        <w:rPr>
+          <w:rFonts w:ascii="C64 Pro Mono" w:hAnsi="C64 Pro Mono"/>
+          <w:color w:val="FFFFFF" w:themeColor="background1"/>
+        </w:rPr>
+      </w:pPr>
+      <w:r>
+        <w:rPr>
+          <w:rFonts w:ascii="C64 Pro Mono" w:hAnsi="C64 Pro Mono"/>
+          <w:color w:val="FFFFFF" w:themeColor="background1"/>
+        </w:rPr>
+        <w:t>Commodore 64</w:t>
+      </w:r>
+      <w:r>
+        <w:rPr>
+          <w:rFonts w:ascii="C64 Pro Mono" w:hAnsi="C64 Pro Mono"/>
+          <w:color w:val="FFFFFF" w:themeColor="background1"/>
+        </w:rPr>
+        <w:tab/>
+        <w:t>1982</w:t>
+      </w:r>
+    </w:p>
+    <w:p>
+      <w:pPr>
+        <w:rPr>
+          <w:rFonts w:ascii="C64 Pro Mono" w:hAnsi="C64 Pro Mono"/>
+          <w:color w:val="FFFFFF" w:themeColor="background1"/>
+        </w:rPr>
+      </w:pPr>
+      <w:r>
+        <w:rPr>
+          <w:rFonts w:ascii="C64 Pro Mono" w:hAnsi="C64 Pro Mono"/>
+          <w:color w:val="FFFFFF" w:themeColor="background1"/>
+        </w:rPr>
+        <w:t xml:space="preserve">Amiga </w:t>
+      </w:r>
+      <w:r>
+        <w:rPr>
+          <w:rFonts w:ascii="C64 Pro Mono" w:hAnsi="C64 Pro Mono"/>
+          <w:color w:val="FFFFFF" w:themeColor="background1"/>
+        </w:rPr>
+        <w:t>10</w:t>
+      </w:r>
+      <w:r>
+        <w:rPr>
+          <w:rFonts w:ascii="C64 Pro Mono" w:hAnsi="C64 Pro Mono"/>
+          <w:color w:val="FFFFFF" w:themeColor="background1"/>
+        </w:rPr>
+        <w:t>00</w:t>
+      </w:r>
+      <w:r>
+        <w:rPr>
+          <w:rFonts w:ascii="C64 Pro Mono" w:hAnsi="C64 Pro Mono"/>
+          <w:color w:val="FFFFFF" w:themeColor="background1"/>
+        </w:rPr>
+        <w:tab/>
+        <w:t>1985</w:t>
+      </w:r>
+      <w:r>
+        <w:rPr>
+          <w:rFonts w:ascii="C64 Pro Mono" w:hAnsi="C64 Pro Mono"/>
+          <w:color w:val="FFFFFF" w:themeColor="background1"/>
+        </w:rPr>
+        <w:tab/>
+      </w:r>
+    </w:p>
+    <w:p>
+      <w:pPr>
+        <w:ind w:firstLine="720"/>
+        <w:rPr>
+          <w:rFonts w:ascii="C64 Pro Mono" w:hAnsi="C64 Pro Mono"/>
+          <w:color w:val="FFFFFF" w:themeColor="background1"/>
+        </w:rPr>
+      </w:pPr>
+      <w:proofErr w:type="gramStart"/>
+      <w:r>
+        <w:rPr>
+          <w:rFonts w:ascii="C64 Pro Mono" w:hAnsi="C64 Pro Mono"/>
+          <w:color w:val="FFFFFF" w:themeColor="background1"/>
+        </w:rPr>
+        <w:t>language</w:t>
+      </w:r>
+      <w:proofErr w:type="gramEnd"/>
+      <w:r>
+        <w:rPr>
+          <w:rFonts w:ascii="C64 Pro Mono" w:hAnsi="C64 Pro Mono"/>
+          <w:color w:val="FFFFFF" w:themeColor="background1"/>
+        </w:rPr>
+        <w:t xml:space="preserve"> Amos</w:t>
+      </w:r>
+      <w:r>
+        <w:rPr>
+          <w:rFonts w:ascii="C64 Pro Mono" w:hAnsi="C64 Pro Mono"/>
+          <w:color w:val="FFFFFF" w:themeColor="background1"/>
+        </w:rPr>
+        <w:tab/>
+      </w:r>
+      <w:r>
+        <w:rPr>
+          <w:rFonts w:ascii="C64 Pro Mono" w:hAnsi="C64 Pro Mono"/>
+          <w:color w:val="FFFFFF" w:themeColor="background1"/>
+        </w:rPr>
+        <w:tab/>
+        <w:t>1987</w:t>
+      </w:r>
+    </w:p>
+    <w:p>
+      <w:pPr>
+        <w:rPr>
+          <w:rFonts w:ascii="C64 Pro Mono" w:hAnsi="C64 Pro Mono"/>
+          <w:color w:val="FFFFFF" w:themeColor="background1"/>
+        </w:rPr>
+      </w:pPr>
+      <w:r>
+        <w:rPr>
+          <w:rFonts w:ascii="C64 Pro Mono" w:hAnsi="C64 Pro Mono"/>
+          <w:color w:val="FFFFFF" w:themeColor="background1"/>
+        </w:rPr>
+        <w:t>Python</w:t>
+      </w:r>
+      <w:r>
+        <w:rPr>
+          <w:rFonts w:ascii="C64 Pro Mono" w:hAnsi="C64 Pro Mono"/>
+          <w:color w:val="FFFFFF" w:themeColor="background1"/>
+        </w:rPr>
+        <w:tab/>
+      </w:r>
+      <w:r>
+        <w:rPr>
+          <w:rFonts w:ascii="C64 Pro Mono" w:hAnsi="C64 Pro Mono"/>
+          <w:color w:val="FFFFFF" w:themeColor="background1"/>
+        </w:rPr>
+        <w:tab/>
+      </w:r>
+      <w:r>
+        <w:rPr>
+          <w:rFonts w:ascii="C64 Pro Mono" w:hAnsi="C64 Pro Mono"/>
+          <w:color w:val="FFFFFF" w:themeColor="background1"/>
+        </w:rPr>
+        <w:tab/>
+        <w:t>1991</w:t>
+      </w:r>
+      <w:r>
+        <w:rPr>
+          <w:rFonts w:ascii="C64 Pro Mono" w:hAnsi="C64 Pro Mono"/>
+          <w:color w:val="FFFFFF" w:themeColor="background1"/>
+        </w:rPr>
+        <w:tab/>
+      </w:r>
+    </w:p>
+    <w:p>
+      <w:pPr>
+        <w:ind w:firstLine="720"/>
+        <w:rPr>
+          <w:rFonts w:ascii="C64 Pro Mono" w:hAnsi="C64 Pro Mono"/>
+          <w:color w:val="FFFFFF" w:themeColor="background1"/>
+        </w:rPr>
+      </w:pPr>
+      <w:r>
+        <w:rPr>
+          <w:rFonts w:ascii="C64 Pro Mono" w:hAnsi="C64 Pro Mono"/>
+          <w:color w:val="FFFFFF" w:themeColor="background1"/>
+        </w:rPr>
+        <w:t xml:space="preserve">library </w:t>
+      </w:r>
+      <w:r>
+        <w:rPr>
+          <w:rFonts w:ascii="C64 Pro Mono" w:hAnsi="C64 Pro Mono"/>
+          <w:color w:val="FFFFFF" w:themeColor="background1"/>
+        </w:rPr>
+        <w:t>A</w:t>
+      </w:r>
+      <w:r>
+        <w:rPr>
+          <w:rFonts w:ascii="C64 Pro Mono" w:hAnsi="C64 Pro Mono"/>
+          <w:color w:val="FFFFFF" w:themeColor="background1"/>
+        </w:rPr>
+        <w:t>rc</w:t>
+      </w:r>
+      <w:r>
+        <w:rPr>
+          <w:rFonts w:ascii="C64 Pro Mono" w:hAnsi="C64 Pro Mono"/>
+          <w:color w:val="FFFFFF" w:themeColor="background1"/>
+        </w:rPr>
+        <w:t>ade</w:t>
+      </w:r>
+      <w:r>
+        <w:rPr>
+          <w:rFonts w:ascii="C64 Pro Mono" w:hAnsi="C64 Pro Mono"/>
+          <w:color w:val="FFFFFF" w:themeColor="background1"/>
+        </w:rPr>
+        <w:tab/>
+        <w:t>2014</w:t>
+      </w:r>
+    </w:p>
+    <w:p>
+      <w:pPr>
+        <w:rPr>
+          <w:rFonts w:ascii="C64 Pro Mono" w:hAnsi="C64 Pro Mono"/>
+          <w:color w:val="FFFFFF" w:themeColor="background1"/>
+        </w:rPr>
+      </w:pPr>
+      <w:r>
+        <w:rPr>
+          <w:rFonts w:ascii="C64 Pro Mono" w:hAnsi="C64 Pro Mono"/>
+          <w:color w:val="FFFFFF" w:themeColor="background1"/>
+        </w:rPr>
+        <w:t>Java</w:t>
+      </w:r>
+      <w:r>
+        <w:rPr>
+          <w:rFonts w:ascii="C64 Pro Mono" w:hAnsi="C64 Pro Mono"/>
+          <w:color w:val="FFFFFF" w:themeColor="background1"/>
+        </w:rPr>
+        <w:tab/>
+      </w:r>
+      <w:r>
+        <w:rPr>
+          <w:rFonts w:ascii="C64 Pro Mono" w:hAnsi="C64 Pro Mono"/>
+          <w:color w:val="FFFFFF" w:themeColor="background1"/>
+        </w:rPr>
+        <w:tab/>
+      </w:r>
+      <w:r>
+        <w:rPr>
+          <w:rFonts w:ascii="C64 Pro Mono" w:hAnsi="C64 Pro Mono"/>
+          <w:color w:val="FFFFFF" w:themeColor="background1"/>
+        </w:rPr>
+        <w:tab/>
+        <w:t>1995</w:t>
+      </w:r>
+      <w:r>
+        <w:rPr>
+          <w:rFonts w:ascii="C64 Pro Mono" w:hAnsi="C64 Pro Mono"/>
+          <w:color w:val="FFFFFF" w:themeColor="background1"/>
+        </w:rPr>
+        <w:tab/>
+      </w:r>
+    </w:p>
+    <w:p>
+      <w:pPr>
+        <w:ind w:firstLine="720"/>
+        <w:rPr>
+          <w:rFonts w:ascii="C64 Pro Mono" w:hAnsi="C64 Pro Mono"/>
+          <w:color w:val="FFFFFF" w:themeColor="background1"/>
+        </w:rPr>
+      </w:pPr>
+      <w:r>
+        <w:rPr>
+          <w:rFonts w:ascii="C64 Pro Mono" w:hAnsi="C64 Pro Mono"/>
+          <w:color w:val="FFFFFF" w:themeColor="background1"/>
+        </w:rPr>
+        <w:t>library GDX</w:t>
+      </w:r>
+      <w:r>
+        <w:rPr>
+          <w:rFonts w:ascii="C64 Pro Mono" w:hAnsi="C64 Pro Mono"/>
+          <w:color w:val="FFFFFF" w:themeColor="background1"/>
+        </w:rPr>
+        <w:tab/>
+      </w:r>
+      <w:r>
+        <w:rPr>
+          <w:rFonts w:ascii="C64 Pro Mono" w:hAnsi="C64 Pro Mono"/>
+          <w:color w:val="FFFFFF" w:themeColor="background1"/>
+        </w:rPr>
+        <w:tab/>
+        <w:t>2011</w:t>
+      </w:r>
+    </w:p>
+    <w:p>
+      <w:pPr>
+        <w:rPr>
+          <w:rFonts w:ascii="C64 Pro Mono" w:hAnsi="C64 Pro Mono"/>
+          <w:color w:val="FFFFFF" w:themeColor="background1"/>
+        </w:rPr>
+      </w:pPr>
+      <w:r>
+        <w:rPr>
+          <w:rFonts w:ascii="C64 Pro Mono" w:hAnsi="C64 Pro Mono"/>
+          <w:color w:val="FFFFFF" w:themeColor="background1"/>
+        </w:rPr>
+        <w:t>JavaScript</w:t>
+      </w:r>
+      <w:r>
+        <w:rPr>
+          <w:rFonts w:ascii="C64 Pro Mono" w:hAnsi="C64 Pro Mono"/>
+          <w:color w:val="FFFFFF" w:themeColor="background1"/>
+        </w:rPr>
+        <w:tab/>
+        <w:t>1995</w:t>
+      </w:r>
+      <w:r>
+        <w:rPr>
+          <w:rFonts w:ascii="C64 Pro Mono" w:hAnsi="C64 Pro Mono"/>
+          <w:color w:val="FFFFFF" w:themeColor="background1"/>
+        </w:rPr>
+        <w:tab/>
+      </w:r>
+    </w:p>
+    <w:p>
+      <w:pPr>
+        <w:ind w:firstLine="720"/>
+        <w:rPr>
+          <w:rFonts w:ascii="C64 Pro Mono" w:hAnsi="C64 Pro Mono"/>
+          <w:color w:val="FFFFFF" w:themeColor="background1"/>
+        </w:rPr>
+      </w:pPr>
+      <w:r>
+        <w:rPr>
+          <w:rFonts w:ascii="C64 Pro Mono" w:hAnsi="C64 Pro Mono"/>
+          <w:color w:val="FFFFFF" w:themeColor="background1"/>
+        </w:rPr>
+        <w:t>library Phaser</w:t>
+      </w:r>
+      <w:r>
+        <w:rPr>
+          <w:rFonts w:ascii="C64 Pro Mono" w:hAnsi="C64 Pro Mono"/>
+          <w:color w:val="FFFFFF" w:themeColor="background1"/>
+        </w:rPr>
+        <w:tab/>
+        <w:t>2013</w:t>
+      </w:r>
+    </w:p>
+    <w:p>
+      <w:pPr>
+        <w:ind w:firstLine="720"/>
+        <w:rPr>
+          <w:rFonts w:ascii="C64 Pro Mono" w:hAnsi="C64 Pro Mono"/>
+          <w:color w:val="FFFFFF" w:themeColor="background1"/>
+        </w:rPr>
+      </w:pPr>
+    </w:p>
+    <w:p>
+      <w:pPr>
+        <w:rPr>
+          <w:rFonts w:ascii="C64 Pro Mono" w:hAnsi="C64 Pro Mono"/>
+          <w:color w:val="FFFFFF" w:themeColor="background1"/>
+        </w:rPr>
+      </w:pPr>
+    </w:p>
+    <w:p>
+      <w:pPr>
+        <w:rPr>
+          <w:rFonts w:ascii="C64 Pro Mono" w:hAnsi="C64 Pro Mono"/>
+          <w:color w:val="FFFFFF" w:themeColor="background1"/>
+        </w:rPr>
+      </w:pPr>
+    </w:p>
+    <w:p>
+      <w:pPr>
+        <w:rPr>
+          <w:rFonts w:ascii="C64 Pro Mono" w:hAnsi="C64 Pro Mono"/>
+          <w:color w:val="FFFFFF" w:themeColor="background1"/>
+        </w:rPr>
+      </w:pPr>
+    </w:p>
+    <w:p>
+      <w:pPr>
+        <w:rPr>
+          <w:rFonts w:ascii="C64 Pro Mono" w:hAnsi="C64 Pro Mono"/>
+          <w:color w:val="FFFFFF" w:themeColor="background1"/>
+        </w:rPr>
+      </w:pPr>
+    </w:p>
+    <w:p>
+      <w:pPr>
+        <w:rPr>
+          <w:rFonts w:ascii="C64 Pro Mono" w:hAnsi="C64 Pro Mono"/>
+          <w:color w:val="FFFFFF" w:themeColor="background1"/>
+        </w:rPr>
+      </w:pPr>
+    </w:p>
+    <w:p>
+      <w:pPr>
+        <w:rPr>
+          <w:rFonts w:ascii="C64 Pro Mono" w:hAnsi="C64 Pro Mono"/>
+          <w:color w:val="FFFFFF" w:themeColor="background1"/>
+        </w:rPr>
+      </w:pPr>
+    </w:p>
     <w:sectPr>
       <w:pgSz w:w="11906" w:h="8391" w:orient="landscape" w:code="11"/>
       <w:pgMar w:top="1440" w:right="1440" w:bottom="1440" w:left="1440" w:header="720" w:footer="720" w:gutter="0"/>
@@ -1115,7 +3284,7 @@
   <w:abstractNum w:abstractNumId="0" w15:restartNumberingAfterBreak="0">
     <w:nsid w:val="07503E67"/>
     <w:multiLevelType w:val="multilevel"/>
-    <w:tmpl w:val="7A0EDEEC"/>
+    <w:tmpl w:val="E98C5140"/>
     <w:lvl w:ilvl="0">
       <w:start w:val="1"/>
       <w:numFmt w:val="bullet"/>
@@ -1132,20 +3301,16 @@
         <w:sz w:val="20"/>
       </w:rPr>
     </w:lvl>
-    <w:lvl w:ilvl="1" w:tentative="1">
-      <w:start w:val="1"/>
-      <w:numFmt w:val="bullet"/>
-      <w:lvlText w:val="o"/>
-      <w:lvlJc w:val="left"/>
-      <w:pPr>
-        <w:tabs>
-          <w:tab w:val="num" w:pos="1440"/>
-        </w:tabs>
-        <w:ind w:left="1440" w:hanging="360"/>
-      </w:pPr>
-      <w:rPr>
-        <w:rFonts w:ascii="Courier New" w:hAnsi="Courier New" w:hint="default"/>
-        <w:sz w:val="20"/>
+    <w:lvl w:ilvl="1">
+      <w:start w:val="3"/>
+      <w:numFmt w:val="decimal"/>
+      <w:lvlText w:val="%2."/>
+      <w:lvlJc w:val="left"/>
+      <w:pPr>
+        <w:ind w:left="1800" w:hanging="720"/>
+      </w:pPr>
+      <w:rPr>
+        <w:rFonts w:hint="default"/>
       </w:rPr>
     </w:lvl>
     <w:lvl w:ilvl="2" w:tentative="1">
@@ -1264,7 +3429,7 @@
   <w:abstractNum w:abstractNumId="1" w15:restartNumberingAfterBreak="0">
     <w:nsid w:val="081C51D4"/>
     <w:multiLevelType w:val="multilevel"/>
-    <w:tmpl w:val="17160A38"/>
+    <w:tmpl w:val="BE4606E4"/>
     <w:lvl w:ilvl="0">
       <w:start w:val="1"/>
       <w:numFmt w:val="bullet"/>
@@ -1281,20 +3446,16 @@
         <w:sz w:val="20"/>
       </w:rPr>
     </w:lvl>
-    <w:lvl w:ilvl="1" w:tentative="1">
-      <w:start w:val="1"/>
-      <w:numFmt w:val="bullet"/>
-      <w:lvlText w:val="o"/>
-      <w:lvlJc w:val="left"/>
-      <w:pPr>
-        <w:tabs>
-          <w:tab w:val="num" w:pos="1440"/>
-        </w:tabs>
-        <w:ind w:left="1440" w:hanging="360"/>
-      </w:pPr>
-      <w:rPr>
-        <w:rFonts w:ascii="Courier New" w:hAnsi="Courier New" w:hint="default"/>
-        <w:sz w:val="20"/>
+    <w:lvl w:ilvl="1">
+      <w:start w:val="1"/>
+      <w:numFmt w:val="decimal"/>
+      <w:lvlText w:val="%2."/>
+      <w:lvlJc w:val="left"/>
+      <w:pPr>
+        <w:ind w:left="1800" w:hanging="720"/>
+      </w:pPr>
+      <w:rPr>
+        <w:rFonts w:hint="default"/>
       </w:rPr>
     </w:lvl>
     <w:lvl w:ilvl="2" w:tentative="1">
@@ -1524,6 +3685,155 @@
     </w:lvl>
   </w:abstractNum>
   <w:abstractNum w:abstractNumId="3" w15:restartNumberingAfterBreak="0">
+    <w:nsid w:val="4F397F76"/>
+    <w:multiLevelType w:val="multilevel"/>
+    <w:tmpl w:val="705E445C"/>
+    <w:lvl w:ilvl="0">
+      <w:start w:val="1"/>
+      <w:numFmt w:val="bullet"/>
+      <w:lvlText w:val=""/>
+      <w:lvlJc w:val="left"/>
+      <w:pPr>
+        <w:tabs>
+          <w:tab w:val="num" w:pos="720"/>
+        </w:tabs>
+        <w:ind w:left="720" w:hanging="360"/>
+      </w:pPr>
+      <w:rPr>
+        <w:rFonts w:ascii="Symbol" w:hAnsi="Symbol" w:hint="default"/>
+        <w:sz w:val="20"/>
+      </w:rPr>
+    </w:lvl>
+    <w:lvl w:ilvl="1" w:tentative="1">
+      <w:start w:val="1"/>
+      <w:numFmt w:val="bullet"/>
+      <w:lvlText w:val="o"/>
+      <w:lvlJc w:val="left"/>
+      <w:pPr>
+        <w:tabs>
+          <w:tab w:val="num" w:pos="1440"/>
+        </w:tabs>
+        <w:ind w:left="1440" w:hanging="360"/>
+      </w:pPr>
+      <w:rPr>
+        <w:rFonts w:ascii="Courier New" w:hAnsi="Courier New" w:hint="default"/>
+        <w:sz w:val="20"/>
+      </w:rPr>
+    </w:lvl>
+    <w:lvl w:ilvl="2" w:tentative="1">
+      <w:start w:val="1"/>
+      <w:numFmt w:val="bullet"/>
+      <w:lvlText w:val=""/>
+      <w:lvlJc w:val="left"/>
+      <w:pPr>
+        <w:tabs>
+          <w:tab w:val="num" w:pos="2160"/>
+        </w:tabs>
+        <w:ind w:left="2160" w:hanging="360"/>
+      </w:pPr>
+      <w:rPr>
+        <w:rFonts w:ascii="Wingdings" w:hAnsi="Wingdings" w:hint="default"/>
+        <w:sz w:val="20"/>
+      </w:rPr>
+    </w:lvl>
+    <w:lvl w:ilvl="3" w:tentative="1">
+      <w:start w:val="1"/>
+      <w:numFmt w:val="bullet"/>
+      <w:lvlText w:val=""/>
+      <w:lvlJc w:val="left"/>
+      <w:pPr>
+        <w:tabs>
+          <w:tab w:val="num" w:pos="2880"/>
+        </w:tabs>
+        <w:ind w:left="2880" w:hanging="360"/>
+      </w:pPr>
+      <w:rPr>
+        <w:rFonts w:ascii="Wingdings" w:hAnsi="Wingdings" w:hint="default"/>
+        <w:sz w:val="20"/>
+      </w:rPr>
+    </w:lvl>
+    <w:lvl w:ilvl="4" w:tentative="1">
+      <w:start w:val="1"/>
+      <w:numFmt w:val="bullet"/>
+      <w:lvlText w:val=""/>
+      <w:lvlJc w:val="left"/>
+      <w:pPr>
+        <w:tabs>
+          <w:tab w:val="num" w:pos="3600"/>
+        </w:tabs>
+        <w:ind w:left="3600" w:hanging="360"/>
+      </w:pPr>
+      <w:rPr>
+        <w:rFonts w:ascii="Wingdings" w:hAnsi="Wingdings" w:hint="default"/>
+        <w:sz w:val="20"/>
+      </w:rPr>
+    </w:lvl>
+    <w:lvl w:ilvl="5" w:tentative="1">
+      <w:start w:val="1"/>
+      <w:numFmt w:val="bullet"/>
+      <w:lvlText w:val=""/>
+      <w:lvlJc w:val="left"/>
+      <w:pPr>
+        <w:tabs>
+          <w:tab w:val="num" w:pos="4320"/>
+        </w:tabs>
+        <w:ind w:left="4320" w:hanging="360"/>
+      </w:pPr>
+      <w:rPr>
+        <w:rFonts w:ascii="Wingdings" w:hAnsi="Wingdings" w:hint="default"/>
+        <w:sz w:val="20"/>
+      </w:rPr>
+    </w:lvl>
+    <w:lvl w:ilvl="6" w:tentative="1">
+      <w:start w:val="1"/>
+      <w:numFmt w:val="bullet"/>
+      <w:lvlText w:val=""/>
+      <w:lvlJc w:val="left"/>
+      <w:pPr>
+        <w:tabs>
+          <w:tab w:val="num" w:pos="5040"/>
+        </w:tabs>
+        <w:ind w:left="5040" w:hanging="360"/>
+      </w:pPr>
+      <w:rPr>
+        <w:rFonts w:ascii="Wingdings" w:hAnsi="Wingdings" w:hint="default"/>
+        <w:sz w:val="20"/>
+      </w:rPr>
+    </w:lvl>
+    <w:lvl w:ilvl="7" w:tentative="1">
+      <w:start w:val="1"/>
+      <w:numFmt w:val="bullet"/>
+      <w:lvlText w:val=""/>
+      <w:lvlJc w:val="left"/>
+      <w:pPr>
+        <w:tabs>
+          <w:tab w:val="num" w:pos="5760"/>
+        </w:tabs>
+        <w:ind w:left="5760" w:hanging="360"/>
+      </w:pPr>
+      <w:rPr>
+        <w:rFonts w:ascii="Wingdings" w:hAnsi="Wingdings" w:hint="default"/>
+        <w:sz w:val="20"/>
+      </w:rPr>
+    </w:lvl>
+    <w:lvl w:ilvl="8" w:tentative="1">
+      <w:start w:val="1"/>
+      <w:numFmt w:val="bullet"/>
+      <w:lvlText w:val=""/>
+      <w:lvlJc w:val="left"/>
+      <w:pPr>
+        <w:tabs>
+          <w:tab w:val="num" w:pos="6480"/>
+        </w:tabs>
+        <w:ind w:left="6480" w:hanging="360"/>
+      </w:pPr>
+      <w:rPr>
+        <w:rFonts w:ascii="Wingdings" w:hAnsi="Wingdings" w:hint="default"/>
+        <w:sz w:val="20"/>
+      </w:rPr>
+    </w:lvl>
+  </w:abstractNum>
+  <w:abstractNum w:abstractNumId="4" w15:restartNumberingAfterBreak="0">
     <w:nsid w:val="67951287"/>
     <w:multiLevelType w:val="multilevel"/>
     <w:tmpl w:val="FC3E6EC6"/>
@@ -1557,6 +3867,296 @@
       <w:rPr>
         <w:rFonts w:ascii="Courier New" w:hAnsi="Courier New" w:hint="default"/>
         <w:sz w:val="20"/>
+      </w:rPr>
+    </w:lvl>
+    <w:lvl w:ilvl="2" w:tentative="1">
+      <w:start w:val="1"/>
+      <w:numFmt w:val="bullet"/>
+      <w:lvlText w:val=""/>
+      <w:lvlJc w:val="left"/>
+      <w:pPr>
+        <w:tabs>
+          <w:tab w:val="num" w:pos="2160"/>
+        </w:tabs>
+        <w:ind w:left="2160" w:hanging="360"/>
+      </w:pPr>
+      <w:rPr>
+        <w:rFonts w:ascii="Wingdings" w:hAnsi="Wingdings" w:hint="default"/>
+        <w:sz w:val="20"/>
+      </w:rPr>
+    </w:lvl>
+    <w:lvl w:ilvl="3" w:tentative="1">
+      <w:start w:val="1"/>
+      <w:numFmt w:val="bullet"/>
+      <w:lvlText w:val=""/>
+      <w:lvlJc w:val="left"/>
+      <w:pPr>
+        <w:tabs>
+          <w:tab w:val="num" w:pos="2880"/>
+        </w:tabs>
+        <w:ind w:left="2880" w:hanging="360"/>
+      </w:pPr>
+      <w:rPr>
+        <w:rFonts w:ascii="Wingdings" w:hAnsi="Wingdings" w:hint="default"/>
+        <w:sz w:val="20"/>
+      </w:rPr>
+    </w:lvl>
+    <w:lvl w:ilvl="4" w:tentative="1">
+      <w:start w:val="1"/>
+      <w:numFmt w:val="bullet"/>
+      <w:lvlText w:val=""/>
+      <w:lvlJc w:val="left"/>
+      <w:pPr>
+        <w:tabs>
+          <w:tab w:val="num" w:pos="3600"/>
+        </w:tabs>
+        <w:ind w:left="3600" w:hanging="360"/>
+      </w:pPr>
+      <w:rPr>
+        <w:rFonts w:ascii="Wingdings" w:hAnsi="Wingdings" w:hint="default"/>
+        <w:sz w:val="20"/>
+      </w:rPr>
+    </w:lvl>
+    <w:lvl w:ilvl="5" w:tentative="1">
+      <w:start w:val="1"/>
+      <w:numFmt w:val="bullet"/>
+      <w:lvlText w:val=""/>
+      <w:lvlJc w:val="left"/>
+      <w:pPr>
+        <w:tabs>
+          <w:tab w:val="num" w:pos="4320"/>
+        </w:tabs>
+        <w:ind w:left="4320" w:hanging="360"/>
+      </w:pPr>
+      <w:rPr>
+        <w:rFonts w:ascii="Wingdings" w:hAnsi="Wingdings" w:hint="default"/>
+        <w:sz w:val="20"/>
+      </w:rPr>
+    </w:lvl>
+    <w:lvl w:ilvl="6" w:tentative="1">
+      <w:start w:val="1"/>
+      <w:numFmt w:val="bullet"/>
+      <w:lvlText w:val=""/>
+      <w:lvlJc w:val="left"/>
+      <w:pPr>
+        <w:tabs>
+          <w:tab w:val="num" w:pos="5040"/>
+        </w:tabs>
+        <w:ind w:left="5040" w:hanging="360"/>
+      </w:pPr>
+      <w:rPr>
+        <w:rFonts w:ascii="Wingdings" w:hAnsi="Wingdings" w:hint="default"/>
+        <w:sz w:val="20"/>
+      </w:rPr>
+    </w:lvl>
+    <w:lvl w:ilvl="7" w:tentative="1">
+      <w:start w:val="1"/>
+      <w:numFmt w:val="bullet"/>
+      <w:lvlText w:val=""/>
+      <w:lvlJc w:val="left"/>
+      <w:pPr>
+        <w:tabs>
+          <w:tab w:val="num" w:pos="5760"/>
+        </w:tabs>
+        <w:ind w:left="5760" w:hanging="360"/>
+      </w:pPr>
+      <w:rPr>
+        <w:rFonts w:ascii="Wingdings" w:hAnsi="Wingdings" w:hint="default"/>
+        <w:sz w:val="20"/>
+      </w:rPr>
+    </w:lvl>
+    <w:lvl w:ilvl="8" w:tentative="1">
+      <w:start w:val="1"/>
+      <w:numFmt w:val="bullet"/>
+      <w:lvlText w:val=""/>
+      <w:lvlJc w:val="left"/>
+      <w:pPr>
+        <w:tabs>
+          <w:tab w:val="num" w:pos="6480"/>
+        </w:tabs>
+        <w:ind w:left="6480" w:hanging="360"/>
+      </w:pPr>
+      <w:rPr>
+        <w:rFonts w:ascii="Wingdings" w:hAnsi="Wingdings" w:hint="default"/>
+        <w:sz w:val="20"/>
+      </w:rPr>
+    </w:lvl>
+  </w:abstractNum>
+  <w:abstractNum w:abstractNumId="5" w15:restartNumberingAfterBreak="0">
+    <w:nsid w:val="750877E6"/>
+    <w:multiLevelType w:val="multilevel"/>
+    <w:tmpl w:val="BE4606E4"/>
+    <w:lvl w:ilvl="0">
+      <w:start w:val="1"/>
+      <w:numFmt w:val="bullet"/>
+      <w:lvlText w:val=""/>
+      <w:lvlJc w:val="left"/>
+      <w:pPr>
+        <w:tabs>
+          <w:tab w:val="num" w:pos="720"/>
+        </w:tabs>
+        <w:ind w:left="720" w:hanging="360"/>
+      </w:pPr>
+      <w:rPr>
+        <w:rFonts w:ascii="Symbol" w:hAnsi="Symbol" w:hint="default"/>
+        <w:sz w:val="20"/>
+      </w:rPr>
+    </w:lvl>
+    <w:lvl w:ilvl="1">
+      <w:start w:val="1"/>
+      <w:numFmt w:val="decimal"/>
+      <w:lvlText w:val="%2."/>
+      <w:lvlJc w:val="left"/>
+      <w:pPr>
+        <w:ind w:left="1800" w:hanging="720"/>
+      </w:pPr>
+      <w:rPr>
+        <w:rFonts w:hint="default"/>
+      </w:rPr>
+    </w:lvl>
+    <w:lvl w:ilvl="2" w:tentative="1">
+      <w:start w:val="1"/>
+      <w:numFmt w:val="bullet"/>
+      <w:lvlText w:val=""/>
+      <w:lvlJc w:val="left"/>
+      <w:pPr>
+        <w:tabs>
+          <w:tab w:val="num" w:pos="2160"/>
+        </w:tabs>
+        <w:ind w:left="2160" w:hanging="360"/>
+      </w:pPr>
+      <w:rPr>
+        <w:rFonts w:ascii="Wingdings" w:hAnsi="Wingdings" w:hint="default"/>
+        <w:sz w:val="20"/>
+      </w:rPr>
+    </w:lvl>
+    <w:lvl w:ilvl="3" w:tentative="1">
+      <w:start w:val="1"/>
+      <w:numFmt w:val="bullet"/>
+      <w:lvlText w:val=""/>
+      <w:lvlJc w:val="left"/>
+      <w:pPr>
+        <w:tabs>
+          <w:tab w:val="num" w:pos="2880"/>
+        </w:tabs>
+        <w:ind w:left="2880" w:hanging="360"/>
+      </w:pPr>
+      <w:rPr>
+        <w:rFonts w:ascii="Wingdings" w:hAnsi="Wingdings" w:hint="default"/>
+        <w:sz w:val="20"/>
+      </w:rPr>
+    </w:lvl>
+    <w:lvl w:ilvl="4" w:tentative="1">
+      <w:start w:val="1"/>
+      <w:numFmt w:val="bullet"/>
+      <w:lvlText w:val=""/>
+      <w:lvlJc w:val="left"/>
+      <w:pPr>
+        <w:tabs>
+          <w:tab w:val="num" w:pos="3600"/>
+        </w:tabs>
+        <w:ind w:left="3600" w:hanging="360"/>
+      </w:pPr>
+      <w:rPr>
+        <w:rFonts w:ascii="Wingdings" w:hAnsi="Wingdings" w:hint="default"/>
+        <w:sz w:val="20"/>
+      </w:rPr>
+    </w:lvl>
+    <w:lvl w:ilvl="5" w:tentative="1">
+      <w:start w:val="1"/>
+      <w:numFmt w:val="bullet"/>
+      <w:lvlText w:val=""/>
+      <w:lvlJc w:val="left"/>
+      <w:pPr>
+        <w:tabs>
+          <w:tab w:val="num" w:pos="4320"/>
+        </w:tabs>
+        <w:ind w:left="4320" w:hanging="360"/>
+      </w:pPr>
+      <w:rPr>
+        <w:rFonts w:ascii="Wingdings" w:hAnsi="Wingdings" w:hint="default"/>
+        <w:sz w:val="20"/>
+      </w:rPr>
+    </w:lvl>
+    <w:lvl w:ilvl="6" w:tentative="1">
+      <w:start w:val="1"/>
+      <w:numFmt w:val="bullet"/>
+      <w:lvlText w:val=""/>
+      <w:lvlJc w:val="left"/>
+      <w:pPr>
+        <w:tabs>
+          <w:tab w:val="num" w:pos="5040"/>
+        </w:tabs>
+        <w:ind w:left="5040" w:hanging="360"/>
+      </w:pPr>
+      <w:rPr>
+        <w:rFonts w:ascii="Wingdings" w:hAnsi="Wingdings" w:hint="default"/>
+        <w:sz w:val="20"/>
+      </w:rPr>
+    </w:lvl>
+    <w:lvl w:ilvl="7" w:tentative="1">
+      <w:start w:val="1"/>
+      <w:numFmt w:val="bullet"/>
+      <w:lvlText w:val=""/>
+      <w:lvlJc w:val="left"/>
+      <w:pPr>
+        <w:tabs>
+          <w:tab w:val="num" w:pos="5760"/>
+        </w:tabs>
+        <w:ind w:left="5760" w:hanging="360"/>
+      </w:pPr>
+      <w:rPr>
+        <w:rFonts w:ascii="Wingdings" w:hAnsi="Wingdings" w:hint="default"/>
+        <w:sz w:val="20"/>
+      </w:rPr>
+    </w:lvl>
+    <w:lvl w:ilvl="8" w:tentative="1">
+      <w:start w:val="1"/>
+      <w:numFmt w:val="bullet"/>
+      <w:lvlText w:val=""/>
+      <w:lvlJc w:val="left"/>
+      <w:pPr>
+        <w:tabs>
+          <w:tab w:val="num" w:pos="6480"/>
+        </w:tabs>
+        <w:ind w:left="6480" w:hanging="360"/>
+      </w:pPr>
+      <w:rPr>
+        <w:rFonts w:ascii="Wingdings" w:hAnsi="Wingdings" w:hint="default"/>
+        <w:sz w:val="20"/>
+      </w:rPr>
+    </w:lvl>
+  </w:abstractNum>
+  <w:abstractNum w:abstractNumId="6" w15:restartNumberingAfterBreak="0">
+    <w:nsid w:val="76B70BC6"/>
+    <w:multiLevelType w:val="multilevel"/>
+    <w:tmpl w:val="BE4606E4"/>
+    <w:lvl w:ilvl="0">
+      <w:start w:val="1"/>
+      <w:numFmt w:val="bullet"/>
+      <w:lvlText w:val=""/>
+      <w:lvlJc w:val="left"/>
+      <w:pPr>
+        <w:tabs>
+          <w:tab w:val="num" w:pos="720"/>
+        </w:tabs>
+        <w:ind w:left="720" w:hanging="360"/>
+      </w:pPr>
+      <w:rPr>
+        <w:rFonts w:ascii="Symbol" w:hAnsi="Symbol" w:hint="default"/>
+        <w:sz w:val="20"/>
+      </w:rPr>
+    </w:lvl>
+    <w:lvl w:ilvl="1">
+      <w:start w:val="1"/>
+      <w:numFmt w:val="decimal"/>
+      <w:lvlText w:val="%2."/>
+      <w:lvlJc w:val="left"/>
+      <w:pPr>
+        <w:ind w:left="1800" w:hanging="720"/>
+      </w:pPr>
+      <w:rPr>
+        <w:rFonts w:hint="default"/>
       </w:rPr>
     </w:lvl>
     <w:lvl w:ilvl="2" w:tentative="1">
@@ -1682,6 +4282,15 @@
     <w:abstractNumId w:val="1"/>
   </w:num>
   <w:num w:numId="4" w16cid:durableId="182060749">
+    <w:abstractNumId w:val="4"/>
+  </w:num>
+  <w:num w:numId="5" w16cid:durableId="96872561">
+    <w:abstractNumId w:val="5"/>
+  </w:num>
+  <w:num w:numId="6" w16cid:durableId="1247377091">
+    <w:abstractNumId w:val="6"/>
+  </w:num>
+  <w:num w:numId="7" w16cid:durableId="1836219126">
     <w:abstractNumId w:val="3"/>
   </w:num>
 </w:numbering>
@@ -2604,6 +5213,25 @@
       <w:spacing w:val="5"/>
     </w:rPr>
   </w:style>
+  <w:style w:type="table" w:styleId="TableGrid">
+    <w:name w:val="Table Grid"/>
+    <w:basedOn w:val="TableNormal"/>
+    <w:uiPriority w:val="39"/>
+    <w:rsid w:val="00147D32"/>
+    <w:pPr>
+      <w:spacing w:after="0" w:line="240" w:lineRule="auto"/>
+    </w:pPr>
+    <w:tblPr>
+      <w:tblBorders>
+        <w:top w:val="single" w:sz="4" w:space="0" w:color="auto"/>
+        <w:left w:val="single" w:sz="4" w:space="0" w:color="auto"/>
+        <w:bottom w:val="single" w:sz="4" w:space="0" w:color="auto"/>
+        <w:right w:val="single" w:sz="4" w:space="0" w:color="auto"/>
+        <w:insideH w:val="single" w:sz="4" w:space="0" w:color="auto"/>
+        <w:insideV w:val="single" w:sz="4" w:space="0" w:color="auto"/>
+      </w:tblBorders>
+    </w:tblPr>
+  </w:style>
 </w:styles>
 </file>
 

--- a/LECTURES/DecadesOfSprites/Decades of SPRITES.docx
+++ b/LECTURES/DecadesOfSprites/Decades of SPRITES.docx
@@ -15,6 +15,7 @@
           <w:szCs w:val="48"/>
         </w:rPr>
       </w:pPr>
+      <w:proofErr w:type="gramStart"/>
       <w:r>
         <w:rPr>
           <w:rFonts w:ascii="C64 Pro Mono" w:hAnsi="C64 Pro Mono"/>
@@ -24,7 +25,19 @@
           <w:sz w:val="48"/>
           <w:szCs w:val="48"/>
         </w:rPr>
-        <w:t>Several decades</w:t>
+        <w:t>Several</w:t>
+      </w:r>
+      <w:proofErr w:type="gramEnd"/>
+      <w:r>
+        <w:rPr>
+          <w:rFonts w:ascii="C64 Pro Mono" w:hAnsi="C64 Pro Mono"/>
+          <w:i w:val="0"/>
+          <w:iCs w:val="0"/>
+          <w:color w:val="FFFFFF" w:themeColor="background1"/>
+          <w:sz w:val="48"/>
+          <w:szCs w:val="48"/>
+        </w:rPr>
+        <w:t xml:space="preserve"> decades</w:t>
       </w:r>
       <w:r>
         <w:rPr>
@@ -226,7 +239,23 @@
           <w:rFonts w:ascii="C64 Pro Mono" w:hAnsi="C64 Pro Mono"/>
           <w:color w:val="FFFFFF" w:themeColor="background1"/>
         </w:rPr>
-        <w:t>It can be moved, scaled, and animated independently of the background or other objects</w:t>
+        <w:t xml:space="preserve">It can </w:t>
+      </w:r>
+      <w:proofErr w:type="gramStart"/>
+      <w:r>
+        <w:rPr>
+          <w:rFonts w:ascii="C64 Pro Mono" w:hAnsi="C64 Pro Mono"/>
+          <w:color w:val="FFFFFF" w:themeColor="background1"/>
+        </w:rPr>
+        <w:t>be moved</w:t>
+      </w:r>
+      <w:proofErr w:type="gramEnd"/>
+      <w:r>
+        <w:rPr>
+          <w:rFonts w:ascii="C64 Pro Mono" w:hAnsi="C64 Pro Mono"/>
+          <w:color w:val="FFFFFF" w:themeColor="background1"/>
+        </w:rPr>
+        <w:t>, scaled, and animated independently of the background or other objects</w:t>
       </w:r>
     </w:p>
     <w:p>
@@ -254,7 +283,39 @@
           <w:rFonts w:ascii="C64 Pro Mono" w:hAnsi="C64 Pro Mono"/>
           <w:color w:val="FFFFFF" w:themeColor="background1"/>
         </w:rPr>
-        <w:t>Sprites are supported by specialized hardware features in many graphics systems, which allow for efficient rendering and manipulation</w:t>
+        <w:t xml:space="preserve">Sprites </w:t>
+      </w:r>
+      <w:proofErr w:type="gramStart"/>
+      <w:r>
+        <w:rPr>
+          <w:rFonts w:ascii="C64 Pro Mono" w:hAnsi="C64 Pro Mono"/>
+          <w:color w:val="FFFFFF" w:themeColor="background1"/>
+        </w:rPr>
+        <w:t>are supported</w:t>
+      </w:r>
+      <w:proofErr w:type="gramEnd"/>
+      <w:r>
+        <w:rPr>
+          <w:rFonts w:ascii="C64 Pro Mono" w:hAnsi="C64 Pro Mono"/>
+          <w:color w:val="FFFFFF" w:themeColor="background1"/>
+        </w:rPr>
+        <w:t xml:space="preserve"> by specialized hardware features in </w:t>
+      </w:r>
+      <w:proofErr w:type="gramStart"/>
+      <w:r>
+        <w:rPr>
+          <w:rFonts w:ascii="C64 Pro Mono" w:hAnsi="C64 Pro Mono"/>
+          <w:color w:val="FFFFFF" w:themeColor="background1"/>
+        </w:rPr>
+        <w:t>many</w:t>
+      </w:r>
+      <w:proofErr w:type="gramEnd"/>
+      <w:r>
+        <w:rPr>
+          <w:rFonts w:ascii="C64 Pro Mono" w:hAnsi="C64 Pro Mono"/>
+          <w:color w:val="FFFFFF" w:themeColor="background1"/>
+        </w:rPr>
+        <w:t xml:space="preserve"> graphics systems, which allow for efficient rendering and manipulation</w:t>
       </w:r>
     </w:p>
     <w:p>
@@ -860,7 +921,23 @@
           <w:rFonts w:ascii="C64 Pro Mono" w:hAnsi="C64 Pro Mono"/>
           <w:color w:val="FFFFFF" w:themeColor="background1"/>
         </w:rPr>
-        <w:t>, starting at specific memory locations (e.g., $D000 to $D02F) where the pixel data for each sprite is stored.</w:t>
+        <w:t xml:space="preserve">, starting at specific memory locations (e.g., $D000 to $D02F) where the pixel data for each sprite </w:t>
+      </w:r>
+      <w:proofErr w:type="gramStart"/>
+      <w:r>
+        <w:rPr>
+          <w:rFonts w:ascii="C64 Pro Mono" w:hAnsi="C64 Pro Mono"/>
+          <w:color w:val="FFFFFF" w:themeColor="background1"/>
+        </w:rPr>
+        <w:t>is stored</w:t>
+      </w:r>
+      <w:proofErr w:type="gramEnd"/>
+      <w:r>
+        <w:rPr>
+          <w:rFonts w:ascii="C64 Pro Mono" w:hAnsi="C64 Pro Mono"/>
+          <w:color w:val="FFFFFF" w:themeColor="background1"/>
+        </w:rPr>
+        <w:t>.</w:t>
       </w:r>
     </w:p>
     <w:p>
@@ -1043,7 +1120,23 @@
           <w:rFonts w:ascii="C64 Pro Mono" w:hAnsi="C64 Pro Mono"/>
           <w:color w:val="FFFFFF" w:themeColor="background1"/>
         </w:rPr>
-        <w:t>: Playfield registers that can be used in conjunction with sprites for layering.</w:t>
+        <w:t xml:space="preserve">: Playfield registers that can </w:t>
+      </w:r>
+      <w:proofErr w:type="gramStart"/>
+      <w:r>
+        <w:rPr>
+          <w:rFonts w:ascii="C64 Pro Mono" w:hAnsi="C64 Pro Mono"/>
+          <w:color w:val="FFFFFF" w:themeColor="background1"/>
+        </w:rPr>
+        <w:t>be used</w:t>
+      </w:r>
+      <w:proofErr w:type="gramEnd"/>
+      <w:r>
+        <w:rPr>
+          <w:rFonts w:ascii="C64 Pro Mono" w:hAnsi="C64 Pro Mono"/>
+          <w:color w:val="FFFFFF" w:themeColor="background1"/>
+        </w:rPr>
+        <w:t xml:space="preserve"> in conjunction with sprites for layering.</w:t>
       </w:r>
     </w:p>
     <w:p>
@@ -1114,12 +1207,14 @@
         <w:rPr>
           <w:rFonts w:ascii="C64 Pro Mono" w:hAnsi="C64 Pro Mono"/>
           <w:color w:val="FFFFFF" w:themeColor="background1"/>
-        </w:rPr>
-      </w:pPr>
-      <w:r>
-        <w:rPr>
-          <w:rFonts w:ascii="C64 Pro Mono" w:hAnsi="C64 Pro Mono"/>
-          <w:color w:val="FFFFFF" w:themeColor="background1"/>
+          <w:lang w:val="fr-FR"/>
+        </w:rPr>
+      </w:pPr>
+      <w:r>
+        <w:rPr>
+          <w:rFonts w:ascii="C64 Pro Mono" w:hAnsi="C64 Pro Mono"/>
+          <w:color w:val="FFFFFF" w:themeColor="background1"/>
+          <w:lang w:val="fr-FR"/>
         </w:rPr>
         <w:lastRenderedPageBreak/>
         <w:t>Commodore 64 (1982)</w:t>
@@ -1130,44 +1225,50 @@
         <w:rPr>
           <w:rFonts w:ascii="C64 Pro Mono" w:hAnsi="C64 Pro Mono"/>
           <w:color w:val="FFFFFF" w:themeColor="background1"/>
-        </w:rPr>
-      </w:pPr>
-    </w:p>
-    <w:p>
-      <w:pPr>
-        <w:rPr>
-          <w:rFonts w:ascii="C64 Pro Mono" w:hAnsi="C64 Pro Mono"/>
-          <w:color w:val="FFFFFF" w:themeColor="background1"/>
-        </w:rPr>
-      </w:pPr>
-    </w:p>
-    <w:p>
-      <w:pPr>
-        <w:rPr>
-          <w:rFonts w:ascii="C64 Pro Mono" w:hAnsi="C64 Pro Mono"/>
-          <w:color w:val="FFFFFF" w:themeColor="background1"/>
-        </w:rPr>
-      </w:pPr>
-    </w:p>
-    <w:p>
-      <w:pPr>
-        <w:rPr>
-          <w:rFonts w:ascii="C64 Pro Mono" w:hAnsi="C64 Pro Mono"/>
-          <w:color w:val="FFFFFF" w:themeColor="background1"/>
-        </w:rPr>
-      </w:pPr>
-    </w:p>
-    <w:p>
-      <w:pPr>
-        <w:rPr>
-          <w:rFonts w:ascii="C64 Pro Mono" w:hAnsi="C64 Pro Mono"/>
-          <w:color w:val="FFFFFF" w:themeColor="background1"/>
-        </w:rPr>
-      </w:pPr>
-      <w:r>
-        <w:rPr>
-          <w:rFonts w:ascii="C64 Pro Mono" w:hAnsi="C64 Pro Mono"/>
-          <w:color w:val="FFFFFF" w:themeColor="background1"/>
+          <w:lang w:val="fr-FR"/>
+        </w:rPr>
+      </w:pPr>
+    </w:p>
+    <w:p>
+      <w:pPr>
+        <w:rPr>
+          <w:rFonts w:ascii="C64 Pro Mono" w:hAnsi="C64 Pro Mono"/>
+          <w:color w:val="FFFFFF" w:themeColor="background1"/>
+          <w:lang w:val="fr-FR"/>
+        </w:rPr>
+      </w:pPr>
+    </w:p>
+    <w:p>
+      <w:pPr>
+        <w:rPr>
+          <w:rFonts w:ascii="C64 Pro Mono" w:hAnsi="C64 Pro Mono"/>
+          <w:color w:val="FFFFFF" w:themeColor="background1"/>
+          <w:lang w:val="fr-FR"/>
+        </w:rPr>
+      </w:pPr>
+    </w:p>
+    <w:p>
+      <w:pPr>
+        <w:rPr>
+          <w:rFonts w:ascii="C64 Pro Mono" w:hAnsi="C64 Pro Mono"/>
+          <w:color w:val="FFFFFF" w:themeColor="background1"/>
+          <w:lang w:val="fr-FR"/>
+        </w:rPr>
+      </w:pPr>
+    </w:p>
+    <w:p>
+      <w:pPr>
+        <w:rPr>
+          <w:rFonts w:ascii="C64 Pro Mono" w:hAnsi="C64 Pro Mono"/>
+          <w:color w:val="FFFFFF" w:themeColor="background1"/>
+          <w:lang w:val="fr-FR"/>
+        </w:rPr>
+      </w:pPr>
+      <w:r>
+        <w:rPr>
+          <w:rFonts w:ascii="C64 Pro Mono" w:hAnsi="C64 Pro Mono"/>
+          <w:color w:val="FFFFFF" w:themeColor="background1"/>
+          <w:lang w:val="fr-FR"/>
         </w:rPr>
         <w:br w:type="page"/>
       </w:r>
@@ -1456,7 +1557,21 @@
                       <w:rFonts w:ascii="Abadi" w:hAnsi="Abadi"/>
                       <w:color w:val="FFFFFF" w:themeColor="background1"/>
                     </w:rPr>
-                    <w:t>Sprite #0 X-coordinate (only bits #0-#7).</w:t>
+                    <w:t xml:space="preserve">Sprite #0 </w:t>
+                  </w:r>
+                  <w:r>
+                    <w:rPr>
+                      <w:rFonts w:ascii="Abadi" w:hAnsi="Abadi"/>
+                      <w:color w:val="FFFFFF" w:themeColor="background1"/>
+                    </w:rPr>
+                    <w:br/>
+                  </w:r>
+                  <w:r>
+                    <w:rPr>
+                      <w:rFonts w:ascii="Abadi" w:hAnsi="Abadi"/>
+                      <w:color w:val="FFFFFF" w:themeColor="background1"/>
+                    </w:rPr>
+                    <w:t>X-coordinate (only bits #0-#7).</w:t>
                   </w:r>
                 </w:p>
               </w:tc>
@@ -1525,7 +1640,21 @@
                       <w:rFonts w:ascii="Abadi" w:hAnsi="Abadi"/>
                       <w:color w:val="FFFFFF" w:themeColor="background1"/>
                     </w:rPr>
-                    <w:t>Sprite #0 Y-coordinate.</w:t>
+                    <w:t xml:space="preserve">Sprite #0 </w:t>
+                  </w:r>
+                  <w:r>
+                    <w:rPr>
+                      <w:rFonts w:ascii="Abadi" w:hAnsi="Abadi"/>
+                      <w:color w:val="FFFFFF" w:themeColor="background1"/>
+                    </w:rPr>
+                    <w:br/>
+                  </w:r>
+                  <w:r>
+                    <w:rPr>
+                      <w:rFonts w:ascii="Abadi" w:hAnsi="Abadi"/>
+                      <w:color w:val="FFFFFF" w:themeColor="background1"/>
+                    </w:rPr>
+                    <w:t>Y-coordinate.</w:t>
                   </w:r>
                 </w:p>
               </w:tc>
@@ -1536,17 +1665,15 @@
               <w:rPr>
                 <w:rFonts w:ascii="Abadi" w:hAnsi="Abadi"/>
                 <w:color w:val="FFFFFF" w:themeColor="background1"/>
-                <w:lang w:val="fr-FR"/>
               </w:rPr>
             </w:pPr>
-          </w:p>
-          <w:p>
-            <w:pPr>
-              <w:rPr>
-                <w:rFonts w:ascii="Abadi" w:hAnsi="Abadi"/>
-                <w:color w:val="FFFFFF" w:themeColor="background1"/>
-              </w:rPr>
-            </w:pPr>
+            <w:r>
+              <w:rPr>
+                <w:rFonts w:ascii="Abadi" w:hAnsi="Abadi"/>
+                <w:color w:val="FFFFFF" w:themeColor="background1"/>
+              </w:rPr>
+              <w:br/>
+            </w:r>
             <w:r>
               <w:rPr>
                 <w:rFonts w:ascii="Abadi" w:hAnsi="Abadi"/>
@@ -1554,21 +1681,35 @@
               </w:rPr>
               <w:t xml:space="preserve">Cells $D002 - $D010 – </w:t>
             </w:r>
-            <w:proofErr w:type="spellStart"/>
-            <w:r>
-              <w:rPr>
-                <w:rFonts w:ascii="Abadi" w:hAnsi="Abadi"/>
-                <w:color w:val="FFFFFF" w:themeColor="background1"/>
-              </w:rPr>
-              <w:t>remaing</w:t>
-            </w:r>
-            <w:proofErr w:type="spellEnd"/>
-            <w:r>
-              <w:rPr>
-                <w:rFonts w:ascii="Abadi" w:hAnsi="Abadi"/>
-                <w:color w:val="FFFFFF" w:themeColor="background1"/>
-              </w:rPr>
-              <w:t xml:space="preserve"> 7 s</w:t>
+            <w:r>
+              <w:rPr>
+                <w:rFonts w:ascii="Abadi" w:hAnsi="Abadi"/>
+                <w:color w:val="FFFFFF" w:themeColor="background1"/>
+              </w:rPr>
+              <w:t>remaining</w:t>
+            </w:r>
+            <w:r>
+              <w:rPr>
+                <w:rFonts w:ascii="Abadi" w:hAnsi="Abadi"/>
+                <w:color w:val="FFFFFF" w:themeColor="background1"/>
+              </w:rPr>
+              <w:t xml:space="preserve"> </w:t>
+            </w:r>
+            <w:proofErr w:type="gramStart"/>
+            <w:r>
+              <w:rPr>
+                <w:rFonts w:ascii="Abadi" w:hAnsi="Abadi"/>
+                <w:color w:val="FFFFFF" w:themeColor="background1"/>
+              </w:rPr>
+              <w:t>7</w:t>
+            </w:r>
+            <w:proofErr w:type="gramEnd"/>
+            <w:r>
+              <w:rPr>
+                <w:rFonts w:ascii="Abadi" w:hAnsi="Abadi"/>
+                <w:color w:val="FFFFFF" w:themeColor="background1"/>
+              </w:rPr>
+              <w:t xml:space="preserve"> s</w:t>
             </w:r>
             <w:r>
               <w:rPr>
@@ -1672,15 +1813,7 @@
                 <w:color w:val="FFFFFF" w:themeColor="background1"/>
                 <w:lang w:val="fr-FR"/>
               </w:rPr>
-              <w:t>sprite.</w:t>
-            </w:r>
-            <w:r>
-              <w:rPr>
-                <w:rFonts w:ascii="Abadi" w:hAnsi="Abadi"/>
-                <w:color w:val="FFFFFF" w:themeColor="background1"/>
-                <w:lang w:val="fr-FR"/>
-              </w:rPr>
-              <w:t>y</w:t>
+              <w:t>sprite.y</w:t>
             </w:r>
             <w:proofErr w:type="spellEnd"/>
             <w:proofErr w:type="gramEnd"/>
@@ -1707,10 +1840,37 @@
     </w:p>
     <w:p>
       <w:pPr>
+        <w:rPr>
+          <w:rFonts w:ascii="C64 Pro Mono" w:hAnsi="C64 Pro Mono"/>
+          <w:color w:val="FFFFFF" w:themeColor="background1"/>
+          <w:lang w:val="fr-FR"/>
+        </w:rPr>
+      </w:pPr>
+    </w:p>
+    <w:p>
+      <w:pPr>
+        <w:rPr>
+          <w:rFonts w:ascii="C64 Pro Mono" w:hAnsi="C64 Pro Mono"/>
+          <w:color w:val="FFFFFF" w:themeColor="background1"/>
+          <w:lang w:val="fr-FR"/>
+        </w:rPr>
+      </w:pPr>
+    </w:p>
+    <w:p>
+      <w:pPr>
+        <w:rPr>
+          <w:rFonts w:ascii="C64 Pro Mono" w:hAnsi="C64 Pro Mono"/>
+          <w:color w:val="FFFFFF" w:themeColor="background1"/>
+          <w:lang w:val="fr-FR"/>
+        </w:rPr>
+      </w:pPr>
+    </w:p>
+    <w:p>
+      <w:pPr>
         <w:pStyle w:val="ListParagraph"/>
         <w:numPr>
           <w:ilvl w:val="1"/>
-          <w:numId w:val="6"/>
+          <w:numId w:val="3"/>
         </w:numPr>
         <w:rPr>
           <w:rFonts w:ascii="C64 Pro Mono" w:hAnsi="C64 Pro Mono"/>
@@ -1725,6 +1885,7 @@
           <w:color w:val="FFFFFF" w:themeColor="background1"/>
           <w:lang w:val="fr-FR"/>
         </w:rPr>
+        <w:lastRenderedPageBreak/>
         <w:t>Scaling</w:t>
       </w:r>
       <w:proofErr w:type="spellEnd"/>
@@ -1891,7 +2052,6 @@
                       <w:rFonts w:ascii="Abadi" w:hAnsi="Abadi"/>
                       <w:color w:val="FFFFFF" w:themeColor="background1"/>
                     </w:rPr>
-                    <w:lastRenderedPageBreak/>
                     <w:t>$D017</w:t>
                   </w:r>
                   <w:r>
@@ -1955,7 +2115,23 @@
                       <w:rFonts w:ascii="Abadi" w:hAnsi="Abadi"/>
                       <w:color w:val="FFFFFF" w:themeColor="background1"/>
                     </w:rPr>
-                    <w:t>Bit #x: 1 = Sprite #x is stretched to double width.</w:t>
+                    <w:t xml:space="preserve">Bit #x: 1 = Sprite #x </w:t>
+                  </w:r>
+                  <w:proofErr w:type="gramStart"/>
+                  <w:r>
+                    <w:rPr>
+                      <w:rFonts w:ascii="Abadi" w:hAnsi="Abadi"/>
+                      <w:color w:val="FFFFFF" w:themeColor="background1"/>
+                    </w:rPr>
+                    <w:t>is stretched</w:t>
+                  </w:r>
+                  <w:proofErr w:type="gramEnd"/>
+                  <w:r>
+                    <w:rPr>
+                      <w:rFonts w:ascii="Abadi" w:hAnsi="Abadi"/>
+                      <w:color w:val="FFFFFF" w:themeColor="background1"/>
+                    </w:rPr>
+                    <w:t xml:space="preserve"> to double width.</w:t>
                   </w:r>
                 </w:p>
               </w:tc>
@@ -2050,7 +2226,6 @@
                 <w:rFonts w:ascii="Abadi" w:hAnsi="Abadi"/>
                 <w:color w:val="FFFFFF" w:themeColor="background1"/>
               </w:rPr>
-              <w:lastRenderedPageBreak/>
               <w:t>sprite</w:t>
             </w:r>
             <w:r>
@@ -2156,7 +2331,15 @@
           <w:color w:val="FFFFFF" w:themeColor="background1"/>
           <w:lang w:val="fr-FR"/>
         </w:rPr>
-        <w:t xml:space="preserve">2. </w:t>
+        <w:t>3</w:t>
+      </w:r>
+      <w:r>
+        <w:rPr>
+          <w:rFonts w:ascii="C64 Pro Mono" w:hAnsi="C64 Pro Mono"/>
+          <w:color w:val="FFFFFF" w:themeColor="background1"/>
+          <w:lang w:val="fr-FR"/>
+        </w:rPr>
+        <w:t xml:space="preserve">. </w:t>
       </w:r>
       <w:proofErr w:type="spellStart"/>
       <w:r>
@@ -2261,6 +2444,14 @@
                 <w:lang w:val="fr-FR"/>
               </w:rPr>
             </w:pPr>
+            <w:r>
+              <w:rPr>
+                <w:rFonts w:ascii="Abadi" w:hAnsi="Abadi"/>
+                <w:color w:val="FFFFFF" w:themeColor="background1"/>
+                <w:lang w:val="fr-FR"/>
+              </w:rPr>
+              <w:t xml:space="preserve">Not </w:t>
+            </w:r>
             <w:proofErr w:type="spellStart"/>
             <w:r>
               <w:rPr>
@@ -2268,7 +2459,7 @@
                 <w:color w:val="FFFFFF" w:themeColor="background1"/>
                 <w:lang w:val="fr-FR"/>
               </w:rPr>
-              <w:t>Cells</w:t>
+              <w:t>implemented</w:t>
             </w:r>
             <w:proofErr w:type="spellEnd"/>
             <w:r>
@@ -2277,7 +2468,43 @@
                 <w:color w:val="FFFFFF" w:themeColor="background1"/>
                 <w:lang w:val="fr-FR"/>
               </w:rPr>
-              <w:t xml:space="preserve"> : </w:t>
+              <w:t xml:space="preserve">. </w:t>
+            </w:r>
+            <w:proofErr w:type="spellStart"/>
+            <w:r>
+              <w:rPr>
+                <w:rFonts w:ascii="Abadi" w:hAnsi="Abadi"/>
+                <w:color w:val="FFFFFF" w:themeColor="background1"/>
+                <w:lang w:val="fr-FR"/>
+              </w:rPr>
+              <w:t>Workaround</w:t>
+            </w:r>
+            <w:proofErr w:type="spellEnd"/>
+            <w:r>
+              <w:rPr>
+                <w:rFonts w:ascii="Abadi" w:hAnsi="Abadi"/>
+                <w:color w:val="FFFFFF" w:themeColor="background1"/>
+                <w:lang w:val="fr-FR"/>
+              </w:rPr>
+              <w:t xml:space="preserve"> </w:t>
+            </w:r>
+            <w:proofErr w:type="spellStart"/>
+            <w:r>
+              <w:rPr>
+                <w:rFonts w:ascii="Abadi" w:hAnsi="Abadi"/>
+                <w:color w:val="FFFFFF" w:themeColor="background1"/>
+                <w:lang w:val="fr-FR"/>
+              </w:rPr>
+              <w:t>needed</w:t>
+            </w:r>
+            <w:proofErr w:type="spellEnd"/>
+            <w:r>
+              <w:rPr>
+                <w:rFonts w:ascii="Abadi" w:hAnsi="Abadi"/>
+                <w:color w:val="FFFFFF" w:themeColor="background1"/>
+                <w:lang w:val="fr-FR"/>
+              </w:rPr>
+              <w:t>.</w:t>
             </w:r>
           </w:p>
         </w:tc>
@@ -2306,7 +2533,7 @@
                 <w:rFonts w:ascii="Abadi" w:hAnsi="Abadi"/>
                 <w:color w:val="FFFFFF" w:themeColor="background1"/>
               </w:rPr>
-              <w:t>.setScale</w:t>
+              <w:t>.setFlip</w:t>
             </w:r>
             <w:proofErr w:type="spellEnd"/>
             <w:proofErr w:type="gramEnd"/>
@@ -2315,24 +2542,34 @@
                 <w:rFonts w:ascii="Abadi" w:hAnsi="Abadi"/>
                 <w:color w:val="FFFFFF" w:themeColor="background1"/>
               </w:rPr>
-              <w:t>(10,3</w:t>
-            </w:r>
+              <w:t>(</w:t>
+            </w:r>
+            <w:proofErr w:type="spellStart"/>
             <w:proofErr w:type="gramStart"/>
             <w:r>
               <w:rPr>
                 <w:rFonts w:ascii="Abadi" w:hAnsi="Abadi"/>
                 <w:color w:val="FFFFFF" w:themeColor="background1"/>
               </w:rPr>
-              <w:t>)</w:t>
-            </w:r>
-            <w:r>
-              <w:rPr>
-                <w:rFonts w:ascii="Abadi" w:hAnsi="Abadi"/>
-                <w:color w:val="FFFFFF" w:themeColor="background1"/>
-              </w:rPr>
-              <w:t>;</w:t>
+              <w:t>false,true</w:t>
+            </w:r>
+            <w:proofErr w:type="spellEnd"/>
+            <w:r>
+              <w:rPr>
+                <w:rFonts w:ascii="Abadi" w:hAnsi="Abadi"/>
+                <w:color w:val="FFFFFF" w:themeColor="background1"/>
+              </w:rPr>
+              <w:t>);</w:t>
             </w:r>
             <w:proofErr w:type="gramEnd"/>
+          </w:p>
+          <w:p>
+            <w:pPr>
+              <w:rPr>
+                <w:rFonts w:ascii="Abadi" w:hAnsi="Abadi"/>
+                <w:color w:val="FFFFFF" w:themeColor="background1"/>
+              </w:rPr>
+            </w:pPr>
           </w:p>
           <w:p>
             <w:pPr>
@@ -2353,7 +2590,6 @@
               <w:rPr>
                 <w:rFonts w:ascii="Abadi" w:hAnsi="Abadi"/>
                 <w:color w:val="FFFFFF" w:themeColor="background1"/>
-                <w:lang w:val="fr-FR"/>
               </w:rPr>
             </w:pPr>
             <w:proofErr w:type="spellStart"/>
@@ -2362,9 +2598,15 @@
               <w:rPr>
                 <w:rFonts w:ascii="Abadi" w:hAnsi="Abadi"/>
                 <w:color w:val="FFFFFF" w:themeColor="background1"/>
-                <w:lang w:val="fr-FR"/>
-              </w:rPr>
-              <w:t>sprite.scaleX</w:t>
+              </w:rPr>
+              <w:t>sprite.</w:t>
+            </w:r>
+            <w:r>
+              <w:rPr>
+                <w:rFonts w:ascii="Abadi" w:hAnsi="Abadi"/>
+                <w:color w:val="FFFFFF" w:themeColor="background1"/>
+              </w:rPr>
+              <w:t>setFlipY</w:t>
             </w:r>
             <w:proofErr w:type="spellEnd"/>
             <w:proofErr w:type="gramEnd"/>
@@ -2372,10 +2614,18 @@
               <w:rPr>
                 <w:rFonts w:ascii="Abadi" w:hAnsi="Abadi"/>
                 <w:color w:val="FFFFFF" w:themeColor="background1"/>
-                <w:lang w:val="fr-FR"/>
-              </w:rPr>
-              <w:t xml:space="preserve"> = 7 ;</w:t>
-            </w:r>
+              </w:rPr>
+              <w:t>(true)</w:t>
+            </w:r>
+          </w:p>
+          <w:p>
+            <w:pPr>
+              <w:rPr>
+                <w:rFonts w:ascii="Abadi" w:hAnsi="Abadi"/>
+                <w:color w:val="FFFFFF" w:themeColor="background1"/>
+                <w:lang w:val="fr-FR"/>
+              </w:rPr>
+            </w:pPr>
           </w:p>
         </w:tc>
       </w:tr>
@@ -2393,6 +2643,39 @@
     </w:p>
     <w:p>
       <w:pPr>
+        <w:pStyle w:val="ListParagraph"/>
+        <w:ind w:left="1800"/>
+        <w:rPr>
+          <w:rFonts w:ascii="C64 Pro Mono" w:hAnsi="C64 Pro Mono"/>
+          <w:color w:val="FFFFFF" w:themeColor="background1"/>
+          <w:lang w:val="fr-FR"/>
+        </w:rPr>
+      </w:pPr>
+    </w:p>
+    <w:p>
+      <w:pPr>
+        <w:pStyle w:val="ListParagraph"/>
+        <w:ind w:left="1800"/>
+        <w:rPr>
+          <w:rFonts w:ascii="C64 Pro Mono" w:hAnsi="C64 Pro Mono"/>
+          <w:color w:val="FFFFFF" w:themeColor="background1"/>
+          <w:lang w:val="fr-FR"/>
+        </w:rPr>
+      </w:pPr>
+    </w:p>
+    <w:p>
+      <w:pPr>
+        <w:pStyle w:val="ListParagraph"/>
+        <w:ind w:left="1800"/>
+        <w:rPr>
+          <w:rFonts w:ascii="C64 Pro Mono" w:hAnsi="C64 Pro Mono"/>
+          <w:color w:val="FFFFFF" w:themeColor="background1"/>
+          <w:lang w:val="fr-FR"/>
+        </w:rPr>
+      </w:pPr>
+    </w:p>
+    <w:p>
+      <w:pPr>
         <w:ind w:left="1080"/>
         <w:rPr>
           <w:rFonts w:ascii="C64 Pro Mono" w:hAnsi="C64 Pro Mono"/>
@@ -2406,7 +2689,16 @@
           <w:color w:val="FFFFFF" w:themeColor="background1"/>
           <w:lang w:val="fr-FR"/>
         </w:rPr>
-        <w:t xml:space="preserve">3. </w:t>
+        <w:lastRenderedPageBreak/>
+        <w:t>4</w:t>
+      </w:r>
+      <w:r>
+        <w:rPr>
+          <w:rFonts w:ascii="C64 Pro Mono" w:hAnsi="C64 Pro Mono"/>
+          <w:color w:val="FFFFFF" w:themeColor="background1"/>
+          <w:lang w:val="fr-FR"/>
+        </w:rPr>
+        <w:t xml:space="preserve">. </w:t>
       </w:r>
       <w:r>
         <w:rPr>
@@ -2526,15 +2818,7 @@
                 <w:color w:val="FFFFFF" w:themeColor="background1"/>
                 <w:lang w:val="fr-FR"/>
               </w:rPr>
-              <w:t xml:space="preserve"> $d019 (53273) bit #2</w:t>
-            </w:r>
-            <w:r>
-              <w:rPr>
-                <w:rFonts w:ascii="Abadi" w:hAnsi="Abadi"/>
-                <w:color w:val="FFFFFF" w:themeColor="background1"/>
-                <w:lang w:val="fr-FR"/>
-              </w:rPr>
-              <w:t xml:space="preserve"> </w:t>
+              <w:t xml:space="preserve"> $d019 (53273) bit #2 </w:t>
             </w:r>
           </w:p>
         </w:tc>
@@ -2549,21 +2833,121 @@
                 <w:color w:val="FFFFFF" w:themeColor="background1"/>
               </w:rPr>
             </w:pPr>
+            <w:r>
+              <w:rPr>
+                <w:rFonts w:ascii="Abadi" w:hAnsi="Abadi"/>
+                <w:color w:val="FFFFFF" w:themeColor="background1"/>
+              </w:rPr>
+              <w:t>float x1 = sprite0.getX(</w:t>
+            </w:r>
+            <w:proofErr w:type="gramStart"/>
+            <w:r>
+              <w:rPr>
+                <w:rFonts w:ascii="Abadi" w:hAnsi="Abadi"/>
+                <w:color w:val="FFFFFF" w:themeColor="background1"/>
+              </w:rPr>
+              <w:t>);</w:t>
+            </w:r>
+            <w:proofErr w:type="gramEnd"/>
+          </w:p>
+          <w:p>
+            <w:pPr>
+              <w:rPr>
+                <w:rFonts w:ascii="Abadi" w:hAnsi="Abadi"/>
+                <w:color w:val="FFFFFF" w:themeColor="background1"/>
+              </w:rPr>
+            </w:pPr>
+            <w:r>
+              <w:rPr>
+                <w:rFonts w:ascii="Abadi" w:hAnsi="Abadi"/>
+                <w:color w:val="FFFFFF" w:themeColor="background1"/>
+              </w:rPr>
+              <w:t>float y1 = sprite0.getY(</w:t>
+            </w:r>
+            <w:proofErr w:type="gramStart"/>
+            <w:r>
+              <w:rPr>
+                <w:rFonts w:ascii="Abadi" w:hAnsi="Abadi"/>
+                <w:color w:val="FFFFFF" w:themeColor="background1"/>
+              </w:rPr>
+              <w:t>);</w:t>
+            </w:r>
+            <w:proofErr w:type="gramEnd"/>
+          </w:p>
+          <w:p>
+            <w:pPr>
+              <w:rPr>
+                <w:rFonts w:ascii="Abadi" w:hAnsi="Abadi"/>
+                <w:color w:val="FFFFFF" w:themeColor="background1"/>
+              </w:rPr>
+            </w:pPr>
+            <w:r>
+              <w:rPr>
+                <w:rFonts w:ascii="Abadi" w:hAnsi="Abadi"/>
+                <w:color w:val="FFFFFF" w:themeColor="background1"/>
+              </w:rPr>
+              <w:t>float x2 = sprite1.getX(</w:t>
+            </w:r>
+            <w:proofErr w:type="gramStart"/>
+            <w:r>
+              <w:rPr>
+                <w:rFonts w:ascii="Abadi" w:hAnsi="Abadi"/>
+                <w:color w:val="FFFFFF" w:themeColor="background1"/>
+              </w:rPr>
+              <w:t>);</w:t>
+            </w:r>
+            <w:proofErr w:type="gramEnd"/>
+          </w:p>
+          <w:p>
+            <w:pPr>
+              <w:rPr>
+                <w:rFonts w:ascii="Abadi" w:hAnsi="Abadi"/>
+                <w:color w:val="FFFFFF" w:themeColor="background1"/>
+              </w:rPr>
+            </w:pPr>
+            <w:r>
+              <w:rPr>
+                <w:rFonts w:ascii="Abadi" w:hAnsi="Abadi"/>
+                <w:color w:val="FFFFFF" w:themeColor="background1"/>
+              </w:rPr>
+              <w:t>float y2 = sprite1.getY(</w:t>
+            </w:r>
+            <w:proofErr w:type="gramStart"/>
+            <w:r>
+              <w:rPr>
+                <w:rFonts w:ascii="Abadi" w:hAnsi="Abadi"/>
+                <w:color w:val="FFFFFF" w:themeColor="background1"/>
+              </w:rPr>
+              <w:t>);</w:t>
+            </w:r>
+            <w:proofErr w:type="gramEnd"/>
+          </w:p>
+          <w:p>
+            <w:pPr>
+              <w:rPr>
+                <w:rFonts w:ascii="Abadi" w:hAnsi="Abadi"/>
+                <w:color w:val="FFFFFF" w:themeColor="background1"/>
+                <w:lang w:val="fr-FR"/>
+              </w:rPr>
+            </w:pPr>
+          </w:p>
+          <w:p>
+            <w:pPr>
+              <w:rPr>
+                <w:rFonts w:ascii="Abadi" w:hAnsi="Abadi"/>
+                <w:color w:val="FFFFFF" w:themeColor="background1"/>
+                <w:lang w:val="fr-FR"/>
+              </w:rPr>
+            </w:pPr>
             <w:proofErr w:type="spellStart"/>
             <w:proofErr w:type="gramStart"/>
             <w:r>
               <w:rPr>
                 <w:rFonts w:ascii="Abadi" w:hAnsi="Abadi"/>
                 <w:color w:val="FFFFFF" w:themeColor="background1"/>
-              </w:rPr>
-              <w:t>sprite</w:t>
-            </w:r>
-            <w:r>
-              <w:rPr>
-                <w:rFonts w:ascii="Abadi" w:hAnsi="Abadi"/>
-                <w:color w:val="FFFFFF" w:themeColor="background1"/>
-              </w:rPr>
-              <w:t>.setScale</w:t>
+                <w:lang w:val="fr-FR"/>
+              </w:rPr>
+              <w:t>float</w:t>
             </w:r>
             <w:proofErr w:type="spellEnd"/>
             <w:proofErr w:type="gramEnd"/>
@@ -2571,23 +2955,92 @@
               <w:rPr>
                 <w:rFonts w:ascii="Abadi" w:hAnsi="Abadi"/>
                 <w:color w:val="FFFFFF" w:themeColor="background1"/>
-              </w:rPr>
-              <w:t>(10,3</w:t>
-            </w:r>
+                <w:lang w:val="fr-FR"/>
+              </w:rPr>
+              <w:t xml:space="preserve"> distance = </w:t>
+            </w:r>
+            <w:proofErr w:type="spellStart"/>
+            <w:r>
+              <w:rPr>
+                <w:rFonts w:ascii="Abadi" w:hAnsi="Abadi"/>
+                <w:color w:val="FFFFFF" w:themeColor="background1"/>
+                <w:lang w:val="fr-FR"/>
+              </w:rPr>
+              <w:t>MathUtils.sqrt</w:t>
+            </w:r>
+            <w:proofErr w:type="spellEnd"/>
+            <w:r>
+              <w:rPr>
+                <w:rFonts w:ascii="Abadi" w:hAnsi="Abadi"/>
+                <w:color w:val="FFFFFF" w:themeColor="background1"/>
+                <w:lang w:val="fr-FR"/>
+              </w:rPr>
+              <w:t>(</w:t>
+            </w:r>
+            <w:proofErr w:type="spellStart"/>
             <w:proofErr w:type="gramStart"/>
             <w:r>
               <w:rPr>
                 <w:rFonts w:ascii="Abadi" w:hAnsi="Abadi"/>
                 <w:color w:val="FFFFFF" w:themeColor="background1"/>
-              </w:rPr>
-              <w:t>)</w:t>
-            </w:r>
-            <w:r>
-              <w:rPr>
-                <w:rFonts w:ascii="Abadi" w:hAnsi="Abadi"/>
-                <w:color w:val="FFFFFF" w:themeColor="background1"/>
-              </w:rPr>
-              <w:t>;</w:t>
+                <w:lang w:val="fr-FR"/>
+              </w:rPr>
+              <w:t>MathUtils.pow</w:t>
+            </w:r>
+            <w:proofErr w:type="spellEnd"/>
+            <w:r>
+              <w:rPr>
+                <w:rFonts w:ascii="Abadi" w:hAnsi="Abadi"/>
+                <w:color w:val="FFFFFF" w:themeColor="background1"/>
+                <w:lang w:val="fr-FR"/>
+              </w:rPr>
+              <w:t>(</w:t>
+            </w:r>
+            <w:proofErr w:type="gramEnd"/>
+            <w:r>
+              <w:rPr>
+                <w:rFonts w:ascii="Abadi" w:hAnsi="Abadi"/>
+                <w:color w:val="FFFFFF" w:themeColor="background1"/>
+                <w:lang w:val="fr-FR"/>
+              </w:rPr>
+              <w:t xml:space="preserve">x2 - x1, 2) + </w:t>
+            </w:r>
+            <w:proofErr w:type="spellStart"/>
+            <w:proofErr w:type="gramStart"/>
+            <w:r>
+              <w:rPr>
+                <w:rFonts w:ascii="Abadi" w:hAnsi="Abadi"/>
+                <w:color w:val="FFFFFF" w:themeColor="background1"/>
+                <w:lang w:val="fr-FR"/>
+              </w:rPr>
+              <w:t>MathUtils.pow</w:t>
+            </w:r>
+            <w:proofErr w:type="spellEnd"/>
+            <w:r>
+              <w:rPr>
+                <w:rFonts w:ascii="Abadi" w:hAnsi="Abadi"/>
+                <w:color w:val="FFFFFF" w:themeColor="background1"/>
+                <w:lang w:val="fr-FR"/>
+              </w:rPr>
+              <w:t>(</w:t>
+            </w:r>
+            <w:proofErr w:type="gramEnd"/>
+            <w:r>
+              <w:rPr>
+                <w:rFonts w:ascii="Abadi" w:hAnsi="Abadi"/>
+                <w:color w:val="FFFFFF" w:themeColor="background1"/>
+                <w:lang w:val="fr-FR"/>
+              </w:rPr>
+              <w:t>y2 - y1, 2)</w:t>
+            </w:r>
+            <w:proofErr w:type="gramStart"/>
+            <w:r>
+              <w:rPr>
+                <w:rFonts w:ascii="Abadi" w:hAnsi="Abadi"/>
+                <w:color w:val="FFFFFF" w:themeColor="background1"/>
+                <w:lang w:val="fr-FR"/>
+              </w:rPr>
+              <w:t>);</w:t>
             </w:r>
             <w:proofErr w:type="gramEnd"/>
           </w:p>
@@ -5232,6 +5685,36 @@
       </w:tblBorders>
     </w:tblPr>
   </w:style>
+  <w:style w:type="paragraph" w:styleId="HTMLPreformatted">
+    <w:name w:val="HTML Preformatted"/>
+    <w:basedOn w:val="Normal"/>
+    <w:link w:val="HTMLPreformattedChar"/>
+    <w:uiPriority w:val="99"/>
+    <w:semiHidden/>
+    <w:unhideWhenUsed/>
+    <w:rsid w:val="002F4E53"/>
+    <w:pPr>
+      <w:spacing w:after="0" w:line="240" w:lineRule="auto"/>
+    </w:pPr>
+    <w:rPr>
+      <w:rFonts w:ascii="Consolas" w:hAnsi="Consolas"/>
+      <w:sz w:val="20"/>
+      <w:szCs w:val="20"/>
+    </w:rPr>
+  </w:style>
+  <w:style w:type="character" w:customStyle="1" w:styleId="HTMLPreformattedChar">
+    <w:name w:val="HTML Preformatted Char"/>
+    <w:basedOn w:val="DefaultParagraphFont"/>
+    <w:link w:val="HTMLPreformatted"/>
+    <w:uiPriority w:val="99"/>
+    <w:semiHidden/>
+    <w:rsid w:val="002F4E53"/>
+    <w:rPr>
+      <w:rFonts w:ascii="Consolas" w:hAnsi="Consolas"/>
+      <w:sz w:val="20"/>
+      <w:szCs w:val="20"/>
+    </w:rPr>
+  </w:style>
 </w:styles>
 </file>
 

--- a/LECTURES/DecadesOfSprites/Decades of SPRITES.docx
+++ b/LECTURES/DecadesOfSprites/Decades of SPRITES.docx
@@ -15,7 +15,6 @@
           <w:szCs w:val="48"/>
         </w:rPr>
       </w:pPr>
-      <w:proofErr w:type="gramStart"/>
       <w:r>
         <w:rPr>
           <w:rFonts w:ascii="C64 Pro Mono" w:hAnsi="C64 Pro Mono"/>
@@ -25,9 +24,8 @@
           <w:sz w:val="48"/>
           <w:szCs w:val="48"/>
         </w:rPr>
-        <w:t>Several</w:t>
-      </w:r>
-      <w:proofErr w:type="gramEnd"/>
+        <w:t>Several decades</w:t>
+      </w:r>
       <w:r>
         <w:rPr>
           <w:rFonts w:ascii="C64 Pro Mono" w:hAnsi="C64 Pro Mono"/>
@@ -37,32 +35,8 @@
           <w:sz w:val="48"/>
           <w:szCs w:val="48"/>
         </w:rPr>
-        <w:t xml:space="preserve"> decades</w:t>
-      </w:r>
-      <w:r>
-        <w:rPr>
-          <w:rFonts w:ascii="C64 Pro Mono" w:hAnsi="C64 Pro Mono"/>
-          <w:i w:val="0"/>
-          <w:iCs w:val="0"/>
-          <w:color w:val="FFFFFF" w:themeColor="background1"/>
-          <w:sz w:val="48"/>
-          <w:szCs w:val="48"/>
-        </w:rPr>
-        <w:t xml:space="preserve"> of </w:t>
-      </w:r>
-      <w:proofErr w:type="gramStart"/>
-      <w:r>
-        <w:rPr>
-          <w:rFonts w:ascii="C64 Pro Mono" w:hAnsi="C64 Pro Mono"/>
-          <w:i w:val="0"/>
-          <w:iCs w:val="0"/>
-          <w:color w:val="FFFFFF" w:themeColor="background1"/>
-          <w:sz w:val="48"/>
-          <w:szCs w:val="48"/>
-        </w:rPr>
-        <w:t>sprites ?</w:t>
-      </w:r>
-      <w:proofErr w:type="gramEnd"/>
+        <w:t xml:space="preserve"> of sprites ?</w:t>
+      </w:r>
     </w:p>
     <w:p>
       <w:pPr>
@@ -239,23 +213,7 @@
           <w:rFonts w:ascii="C64 Pro Mono" w:hAnsi="C64 Pro Mono"/>
           <w:color w:val="FFFFFF" w:themeColor="background1"/>
         </w:rPr>
-        <w:t xml:space="preserve">It can </w:t>
-      </w:r>
-      <w:proofErr w:type="gramStart"/>
-      <w:r>
-        <w:rPr>
-          <w:rFonts w:ascii="C64 Pro Mono" w:hAnsi="C64 Pro Mono"/>
-          <w:color w:val="FFFFFF" w:themeColor="background1"/>
-        </w:rPr>
-        <w:t>be moved</w:t>
-      </w:r>
-      <w:proofErr w:type="gramEnd"/>
-      <w:r>
-        <w:rPr>
-          <w:rFonts w:ascii="C64 Pro Mono" w:hAnsi="C64 Pro Mono"/>
-          <w:color w:val="FFFFFF" w:themeColor="background1"/>
-        </w:rPr>
-        <w:t>, scaled, and animated independently of the background or other objects</w:t>
+        <w:t>It can be moved, scaled, and animated independently of the background or other objects</w:t>
       </w:r>
     </w:p>
     <w:p>
@@ -283,39 +241,7 @@
           <w:rFonts w:ascii="C64 Pro Mono" w:hAnsi="C64 Pro Mono"/>
           <w:color w:val="FFFFFF" w:themeColor="background1"/>
         </w:rPr>
-        <w:t xml:space="preserve">Sprites </w:t>
-      </w:r>
-      <w:proofErr w:type="gramStart"/>
-      <w:r>
-        <w:rPr>
-          <w:rFonts w:ascii="C64 Pro Mono" w:hAnsi="C64 Pro Mono"/>
-          <w:color w:val="FFFFFF" w:themeColor="background1"/>
-        </w:rPr>
-        <w:t>are supported</w:t>
-      </w:r>
-      <w:proofErr w:type="gramEnd"/>
-      <w:r>
-        <w:rPr>
-          <w:rFonts w:ascii="C64 Pro Mono" w:hAnsi="C64 Pro Mono"/>
-          <w:color w:val="FFFFFF" w:themeColor="background1"/>
-        </w:rPr>
-        <w:t xml:space="preserve"> by specialized hardware features in </w:t>
-      </w:r>
-      <w:proofErr w:type="gramStart"/>
-      <w:r>
-        <w:rPr>
-          <w:rFonts w:ascii="C64 Pro Mono" w:hAnsi="C64 Pro Mono"/>
-          <w:color w:val="FFFFFF" w:themeColor="background1"/>
-        </w:rPr>
-        <w:t>many</w:t>
-      </w:r>
-      <w:proofErr w:type="gramEnd"/>
-      <w:r>
-        <w:rPr>
-          <w:rFonts w:ascii="C64 Pro Mono" w:hAnsi="C64 Pro Mono"/>
-          <w:color w:val="FFFFFF" w:themeColor="background1"/>
-        </w:rPr>
-        <w:t xml:space="preserve"> graphics systems, which allow for efficient rendering and manipulation</w:t>
+        <w:t>Sprites are supported by specialized hardware features in many graphics systems, which allow for efficient rendering and manipulation</w:t>
       </w:r>
     </w:p>
     <w:p>
@@ -751,18 +677,8 @@
           <w:color w:val="FFFFFF" w:themeColor="background1"/>
           <w:lang w:val="fr-FR"/>
         </w:rPr>
-        <w:t xml:space="preserve"> MOS </w:t>
-      </w:r>
-      <w:proofErr w:type="gramStart"/>
-      <w:r>
-        <w:rPr>
-          <w:rFonts w:ascii="C64 Pro Mono" w:hAnsi="C64 Pro Mono"/>
-          <w:color w:val="FFFFFF" w:themeColor="background1"/>
-          <w:lang w:val="fr-FR"/>
-        </w:rPr>
-        <w:t>6502:</w:t>
-      </w:r>
-      <w:proofErr w:type="gramEnd"/>
+        <w:t xml:space="preserve"> MOS 6502:</w:t>
+      </w:r>
     </w:p>
     <w:p>
       <w:pPr>
@@ -786,7 +702,6 @@
           <w:color w:val="FFFFFF" w:themeColor="background1"/>
         </w:rPr>
       </w:pPr>
-      <w:proofErr w:type="gramStart"/>
       <w:r>
         <w:rPr>
           <w:rFonts w:ascii="C64 Pro Mono" w:hAnsi="C64 Pro Mono"/>
@@ -801,17 +716,7 @@
           <w:bCs/>
           <w:color w:val="FFFFFF" w:themeColor="background1"/>
         </w:rPr>
-        <w:t>Sprite</w:t>
-      </w:r>
-      <w:proofErr w:type="gramEnd"/>
-      <w:r>
-        <w:rPr>
-          <w:rFonts w:ascii="C64 Pro Mono" w:hAnsi="C64 Pro Mono"/>
-          <w:b/>
-          <w:bCs/>
-          <w:color w:val="FFFFFF" w:themeColor="background1"/>
-        </w:rPr>
-        <w:t xml:space="preserve"> Graphics Data:</w:t>
+        <w:t>Player/Missile Graphics</w:t>
       </w:r>
     </w:p>
     <w:p>
@@ -905,8 +810,2786 @@
           <w:rFonts w:ascii="C64 Pro Mono" w:hAnsi="C64 Pro Mono"/>
           <w:color w:val="FFFFFF" w:themeColor="background1"/>
         </w:rPr>
-        <w:t xml:space="preserve">Located in the </w:t>
-      </w:r>
+        <w:t>up to 4 players</w:t>
+      </w:r>
+    </w:p>
+    <w:p>
+      <w:pPr>
+        <w:numPr>
+          <w:ilvl w:val="0"/>
+          <w:numId w:val="2"/>
+        </w:numPr>
+        <w:rPr>
+          <w:rFonts w:ascii="C64 Pro Mono" w:hAnsi="C64 Pro Mono"/>
+          <w:color w:val="FFFFFF" w:themeColor="background1"/>
+        </w:rPr>
+      </w:pPr>
+      <w:r>
+        <w:rPr>
+          <w:rFonts w:ascii="C64 Pro Mono" w:hAnsi="C64 Pro Mono"/>
+          <w:color w:val="FFFFFF" w:themeColor="background1"/>
+        </w:rPr>
+        <w:t>Multiple missiles</w:t>
+      </w:r>
+    </w:p>
+    <w:p>
+      <w:pPr>
+        <w:rPr>
+          <w:rFonts w:ascii="C64 Pro Mono" w:hAnsi="C64 Pro Mono"/>
+          <w:color w:val="FFFFFF" w:themeColor="background1"/>
+        </w:rPr>
+      </w:pPr>
+    </w:p>
+    <w:p>
+      <w:pPr>
+        <w:rPr>
+          <w:rFonts w:ascii="C64 Pro Mono" w:hAnsi="C64 Pro Mono"/>
+          <w:color w:val="FFFFFF" w:themeColor="background1"/>
+        </w:rPr>
+      </w:pPr>
+    </w:p>
+    <w:p>
+      <w:pPr>
+        <w:rPr>
+          <w:rFonts w:ascii="C64 Pro Mono" w:hAnsi="C64 Pro Mono"/>
+          <w:color w:val="FFFFFF" w:themeColor="background1"/>
+        </w:rPr>
+      </w:pPr>
+    </w:p>
+    <w:p>
+      <w:pPr>
+        <w:rPr>
+          <w:rFonts w:ascii="C64 Pro Mono" w:hAnsi="C64 Pro Mono"/>
+          <w:color w:val="FFFFFF" w:themeColor="background1"/>
+        </w:rPr>
+      </w:pPr>
+    </w:p>
+    <w:p>
+      <w:pPr>
+        <w:rPr>
+          <w:rFonts w:ascii="C64 Pro Mono" w:hAnsi="C64 Pro Mono"/>
+          <w:color w:val="FFFFFF" w:themeColor="background1"/>
+        </w:rPr>
+      </w:pPr>
+    </w:p>
+    <w:p>
+      <w:pPr>
+        <w:rPr>
+          <w:rFonts w:ascii="C64 Pro Mono" w:hAnsi="C64 Pro Mono"/>
+          <w:color w:val="FFFFFF" w:themeColor="background1"/>
+        </w:rPr>
+      </w:pPr>
+    </w:p>
+    <w:p>
+      <w:pPr>
+        <w:rPr>
+          <w:rFonts w:ascii="C64 Pro Mono" w:hAnsi="C64 Pro Mono"/>
+          <w:color w:val="FFFFFF" w:themeColor="background1"/>
+        </w:rPr>
+      </w:pPr>
+    </w:p>
+    <w:p>
+      <w:pPr>
+        <w:rPr>
+          <w:rFonts w:ascii="C64 Pro Mono" w:hAnsi="C64 Pro Mono"/>
+          <w:color w:val="FFFFFF" w:themeColor="background1"/>
+        </w:rPr>
+      </w:pPr>
+      <w:r>
+        <w:rPr>
+          <w:rFonts w:ascii="C64 Pro Mono" w:hAnsi="C64 Pro Mono"/>
+          <w:noProof/>
+          <w:color w:val="FFFFFF" w:themeColor="background1"/>
+        </w:rPr>
+        <w:lastRenderedPageBreak/>
+        <mc:AlternateContent>
+          <mc:Choice Requires="wps">
+            <w:drawing>
+              <wp:anchor distT="45720" distB="45720" distL="114300" distR="114300" simplePos="0" relativeHeight="251661312" behindDoc="0" locked="0" layoutInCell="1" allowOverlap="1" wp14:anchorId="7760B6D6" wp14:editId="00D815A1">
+                <wp:simplePos x="0" y="0"/>
+                <wp:positionH relativeFrom="column">
+                  <wp:posOffset>-21590</wp:posOffset>
+                </wp:positionH>
+                <wp:positionV relativeFrom="paragraph">
+                  <wp:posOffset>0</wp:posOffset>
+                </wp:positionV>
+                <wp:extent cx="5948680" cy="4119880"/>
+                <wp:effectExtent l="0" t="0" r="13970" b="13970"/>
+                <wp:wrapSquare wrapText="bothSides"/>
+                <wp:docPr id="217" name="Text Box 2"/>
+                <wp:cNvGraphicFramePr>
+                  <a:graphicFrameLocks xmlns:a="http://schemas.openxmlformats.org/drawingml/2006/main"/>
+                </wp:cNvGraphicFramePr>
+                <a:graphic xmlns:a="http://schemas.openxmlformats.org/drawingml/2006/main">
+                  <a:graphicData uri="http://schemas.microsoft.com/office/word/2010/wordprocessingShape">
+                    <wps:wsp>
+                      <wps:cNvSpPr txBox="1">
+                        <a:spLocks noChangeArrowheads="1"/>
+                      </wps:cNvSpPr>
+                      <wps:spPr bwMode="auto">
+                        <a:xfrm>
+                          <a:off x="0" y="0"/>
+                          <a:ext cx="5948680" cy="4119880"/>
+                        </a:xfrm>
+                        <a:prstGeom prst="rect">
+                          <a:avLst/>
+                        </a:prstGeom>
+                        <a:solidFill>
+                          <a:srgbClr val="FFFFFF"/>
+                        </a:solidFill>
+                        <a:ln w="9525">
+                          <a:solidFill>
+                            <a:srgbClr val="000000"/>
+                          </a:solidFill>
+                          <a:miter lim="800000"/>
+                          <a:headEnd/>
+                          <a:tailEnd/>
+                        </a:ln>
+                      </wps:spPr>
+                      <wps:txbx>
+                        <w:txbxContent>
+                          <w:p>
+                            <w:pPr>
+                              <w:rPr>
+                                <w:sz w:val="20"/>
+                                <w:szCs w:val="20"/>
+                              </w:rPr>
+                            </w:pPr>
+                            <w:r>
+                              <w:rPr>
+                                <w:i/>
+                                <w:iCs/>
+                                <w:sz w:val="20"/>
+                                <w:szCs w:val="20"/>
+                              </w:rPr>
+                              <w:t>10</w:t>
+                            </w:r>
+                            <w:r>
+                              <w:rPr>
+                                <w:sz w:val="20"/>
+                                <w:szCs w:val="20"/>
+                              </w:rPr>
+                              <w:t xml:space="preserve"> DIM A$(</w:t>
+                            </w:r>
+                            <w:r>
+                              <w:rPr>
+                                <w:i/>
+                                <w:iCs/>
+                                <w:sz w:val="20"/>
+                                <w:szCs w:val="20"/>
+                              </w:rPr>
+                              <w:t>10</w:t>
+                            </w:r>
+                            <w:r>
+                              <w:rPr>
+                                <w:sz w:val="20"/>
+                                <w:szCs w:val="20"/>
+                              </w:rPr>
+                              <w:t>),B$(</w:t>
+                            </w:r>
+                            <w:r>
+                              <w:rPr>
+                                <w:i/>
+                                <w:iCs/>
+                                <w:sz w:val="20"/>
+                                <w:szCs w:val="20"/>
+                              </w:rPr>
+                              <w:t>100</w:t>
+                            </w:r>
+                            <w:r>
+                              <w:rPr>
+                                <w:sz w:val="20"/>
+                                <w:szCs w:val="20"/>
+                              </w:rPr>
+                              <w:t>)</w:t>
+                            </w:r>
+                            <w:r>
+                              <w:rPr>
+                                <w:sz w:val="20"/>
+                                <w:szCs w:val="20"/>
+                              </w:rPr>
+                              <w:br/>
+                            </w:r>
+                            <w:r>
+                              <w:rPr>
+                                <w:i/>
+                                <w:iCs/>
+                                <w:sz w:val="20"/>
+                                <w:szCs w:val="20"/>
+                              </w:rPr>
+                              <w:t>20</w:t>
+                            </w:r>
+                            <w:r>
+                              <w:rPr>
+                                <w:sz w:val="20"/>
+                                <w:szCs w:val="20"/>
+                              </w:rPr>
+                              <w:t xml:space="preserve"> GRAPHICS </w:t>
+                            </w:r>
+                            <w:r>
+                              <w:rPr>
+                                <w:i/>
+                                <w:iCs/>
+                                <w:sz w:val="20"/>
+                                <w:szCs w:val="20"/>
+                              </w:rPr>
+                              <w:t>8</w:t>
+                            </w:r>
+                            <w:r>
+                              <w:rPr>
+                                <w:i/>
+                                <w:iCs/>
+                                <w:sz w:val="20"/>
+                                <w:szCs w:val="20"/>
+                              </w:rPr>
+                              <w:br/>
+                              <w:t>30</w:t>
+                            </w:r>
+                            <w:r>
+                              <w:rPr>
+                                <w:sz w:val="20"/>
+                                <w:szCs w:val="20"/>
+                              </w:rPr>
+                              <w:t xml:space="preserve"> POKE </w:t>
+                            </w:r>
+                            <w:r>
+                              <w:rPr>
+                                <w:i/>
+                                <w:iCs/>
+                                <w:sz w:val="20"/>
+                                <w:szCs w:val="20"/>
+                              </w:rPr>
+                              <w:t>559</w:t>
+                            </w:r>
+                            <w:r>
+                              <w:rPr>
+                                <w:sz w:val="20"/>
+                                <w:szCs w:val="20"/>
+                              </w:rPr>
+                              <w:t>,</w:t>
+                            </w:r>
+                            <w:r>
+                              <w:rPr>
+                                <w:i/>
+                                <w:iCs/>
+                                <w:sz w:val="20"/>
+                                <w:szCs w:val="20"/>
+                              </w:rPr>
+                              <w:t>62</w:t>
+                            </w:r>
+                            <w:r>
+                              <w:rPr>
+                                <w:sz w:val="20"/>
+                                <w:szCs w:val="20"/>
+                              </w:rPr>
+                              <w:t xml:space="preserve">          :REM SDMCTL Direct Memory Access (DMA) enable</w:t>
+                            </w:r>
+                            <w:r>
+                              <w:rPr>
+                                <w:sz w:val="20"/>
+                                <w:szCs w:val="20"/>
+                              </w:rPr>
+                              <w:br/>
+                            </w:r>
+                            <w:r>
+                              <w:rPr>
+                                <w:i/>
+                                <w:iCs/>
+                                <w:sz w:val="20"/>
+                                <w:szCs w:val="20"/>
+                              </w:rPr>
+                              <w:t>40</w:t>
+                            </w:r>
+                            <w:r>
+                              <w:rPr>
+                                <w:sz w:val="20"/>
+                                <w:szCs w:val="20"/>
+                              </w:rPr>
+                              <w:t xml:space="preserve"> POKE </w:t>
+                            </w:r>
+                            <w:r>
+                              <w:rPr>
+                                <w:i/>
+                                <w:iCs/>
+                                <w:sz w:val="20"/>
+                                <w:szCs w:val="20"/>
+                              </w:rPr>
+                              <w:t>53248</w:t>
+                            </w:r>
+                            <w:r>
+                              <w:rPr>
+                                <w:sz w:val="20"/>
+                                <w:szCs w:val="20"/>
+                              </w:rPr>
+                              <w:t>,</w:t>
+                            </w:r>
+                            <w:r>
+                              <w:rPr>
+                                <w:i/>
+                                <w:iCs/>
+                                <w:sz w:val="20"/>
+                                <w:szCs w:val="20"/>
+                              </w:rPr>
+                              <w:t>120</w:t>
+                            </w:r>
+                            <w:r>
+                              <w:rPr>
+                                <w:sz w:val="20"/>
+                                <w:szCs w:val="20"/>
+                              </w:rPr>
+                              <w:t xml:space="preserve">       :REM </w:t>
+                            </w:r>
+                            <w:r>
+                              <w:rPr>
+                                <w:i/>
+                                <w:iCs/>
+                                <w:sz w:val="20"/>
+                                <w:szCs w:val="20"/>
+                              </w:rPr>
+                              <w:t xml:space="preserve">53248 </w:t>
+                            </w:r>
+                            <w:r>
+                              <w:rPr>
+                                <w:sz w:val="20"/>
+                                <w:szCs w:val="20"/>
+                              </w:rPr>
+                              <w:t xml:space="preserve">HPOSP0 (W) Horizontal position of player </w:t>
+                            </w:r>
+                            <w:r>
+                              <w:rPr>
+                                <w:i/>
+                                <w:iCs/>
+                                <w:sz w:val="20"/>
+                                <w:szCs w:val="20"/>
+                              </w:rPr>
+                              <w:t>0</w:t>
+                            </w:r>
+                            <w:r>
+                              <w:rPr>
+                                <w:i/>
+                                <w:iCs/>
+                                <w:sz w:val="20"/>
+                                <w:szCs w:val="20"/>
+                              </w:rPr>
+                              <w:br/>
+                              <w:t>50</w:t>
+                            </w:r>
+                            <w:r>
+                              <w:rPr>
+                                <w:sz w:val="20"/>
+                                <w:szCs w:val="20"/>
+                              </w:rPr>
+                              <w:t xml:space="preserve"> POKE </w:t>
+                            </w:r>
+                            <w:r>
+                              <w:rPr>
+                                <w:i/>
+                                <w:iCs/>
+                                <w:sz w:val="20"/>
+                                <w:szCs w:val="20"/>
+                              </w:rPr>
+                              <w:t>704</w:t>
+                            </w:r>
+                            <w:r>
+                              <w:rPr>
+                                <w:sz w:val="20"/>
+                                <w:szCs w:val="20"/>
+                              </w:rPr>
+                              <w:t>,</w:t>
+                            </w:r>
+                            <w:r>
+                              <w:rPr>
+                                <w:i/>
+                                <w:iCs/>
+                                <w:sz w:val="20"/>
+                                <w:szCs w:val="20"/>
+                              </w:rPr>
+                              <w:t>88</w:t>
+                            </w:r>
+                            <w:r>
+                              <w:rPr>
+                                <w:sz w:val="20"/>
+                                <w:szCs w:val="20"/>
+                              </w:rPr>
+                              <w:t xml:space="preserve">          :REM Locations </w:t>
+                            </w:r>
+                            <w:r>
+                              <w:rPr>
+                                <w:i/>
+                                <w:iCs/>
+                                <w:sz w:val="20"/>
+                                <w:szCs w:val="20"/>
+                              </w:rPr>
+                              <w:t xml:space="preserve">704 </w:t>
+                            </w:r>
+                            <w:r>
+                              <w:rPr>
+                                <w:sz w:val="20"/>
+                                <w:szCs w:val="20"/>
+                              </w:rPr>
+                              <w:t xml:space="preserve">to </w:t>
+                            </w:r>
+                            <w:r>
+                              <w:rPr>
+                                <w:i/>
+                                <w:iCs/>
+                                <w:sz w:val="20"/>
+                                <w:szCs w:val="20"/>
+                              </w:rPr>
+                              <w:t xml:space="preserve">712 </w:t>
+                            </w:r>
+                            <w:r>
+                              <w:rPr>
+                                <w:sz w:val="20"/>
+                                <w:szCs w:val="20"/>
+                              </w:rPr>
+                              <w:t xml:space="preserve">($2C0 to $2C8) are the color registers for players, </w:t>
+                            </w:r>
+                            <w:proofErr w:type="spellStart"/>
+                            <w:r>
+                              <w:rPr>
+                                <w:sz w:val="20"/>
+                                <w:szCs w:val="20"/>
+                              </w:rPr>
+                              <w:t>missiles,and</w:t>
+                            </w:r>
+                            <w:proofErr w:type="spellEnd"/>
+                            <w:r>
+                              <w:rPr>
+                                <w:sz w:val="20"/>
+                                <w:szCs w:val="20"/>
+                              </w:rPr>
+                              <w:t xml:space="preserve"> playfields</w:t>
+                            </w:r>
+                            <w:r>
+                              <w:rPr>
+                                <w:sz w:val="20"/>
+                                <w:szCs w:val="20"/>
+                              </w:rPr>
+                              <w:br/>
+                            </w:r>
+                            <w:r>
+                              <w:rPr>
+                                <w:i/>
+                                <w:iCs/>
+                                <w:sz w:val="20"/>
+                                <w:szCs w:val="20"/>
+                              </w:rPr>
+                              <w:t xml:space="preserve">60 </w:t>
+                            </w:r>
+                            <w:r>
+                              <w:rPr>
+                                <w:sz w:val="20"/>
+                                <w:szCs w:val="20"/>
+                              </w:rPr>
+                              <w:t>I=PEEK(</w:t>
+                            </w:r>
+                            <w:r>
+                              <w:rPr>
+                                <w:i/>
+                                <w:iCs/>
+                                <w:sz w:val="20"/>
+                                <w:szCs w:val="20"/>
+                              </w:rPr>
+                              <w:t>106</w:t>
+                            </w:r>
+                            <w:r>
+                              <w:rPr>
+                                <w:sz w:val="20"/>
+                                <w:szCs w:val="20"/>
+                              </w:rPr>
+                              <w:t>)</w:t>
+                            </w:r>
+                            <w:r>
+                              <w:rPr>
+                                <w:i/>
+                                <w:iCs/>
+                                <w:sz w:val="20"/>
+                                <w:szCs w:val="20"/>
+                              </w:rPr>
+                              <w:t>-8</w:t>
+                            </w:r>
+                            <w:r>
+                              <w:rPr>
+                                <w:sz w:val="20"/>
+                                <w:szCs w:val="20"/>
+                              </w:rPr>
+                              <w:t xml:space="preserve">        :REM RAMTOP - RAM size, defined by powerup</w:t>
+                            </w:r>
+                            <w:r>
+                              <w:rPr>
+                                <w:sz w:val="20"/>
+                                <w:szCs w:val="20"/>
+                              </w:rPr>
+                              <w:br/>
+                            </w:r>
+                            <w:r>
+                              <w:rPr>
+                                <w:i/>
+                                <w:iCs/>
+                                <w:sz w:val="20"/>
+                                <w:szCs w:val="20"/>
+                              </w:rPr>
+                              <w:t>70</w:t>
+                            </w:r>
+                            <w:r>
+                              <w:rPr>
+                                <w:sz w:val="20"/>
+                                <w:szCs w:val="20"/>
+                              </w:rPr>
+                              <w:t xml:space="preserve"> POKE </w:t>
+                            </w:r>
+                            <w:r>
+                              <w:rPr>
+                                <w:i/>
+                                <w:iCs/>
+                                <w:sz w:val="20"/>
+                                <w:szCs w:val="20"/>
+                              </w:rPr>
+                              <w:t>54279</w:t>
+                            </w:r>
+                            <w:r>
+                              <w:rPr>
+                                <w:sz w:val="20"/>
+                                <w:szCs w:val="20"/>
+                              </w:rPr>
+                              <w:t xml:space="preserve">,I         :REM CONSOL (W/R) Used to see if one of the three yellow console buttons has </w:t>
+                            </w:r>
+                            <w:r>
+                              <w:rPr>
+                                <w:i/>
+                                <w:iCs/>
+                                <w:sz w:val="20"/>
+                                <w:szCs w:val="20"/>
+                              </w:rPr>
+                              <w:t xml:space="preserve">been </w:t>
+                            </w:r>
+                            <w:r>
+                              <w:rPr>
+                                <w:sz w:val="20"/>
+                                <w:szCs w:val="20"/>
+                              </w:rPr>
+                              <w:t>pressed (not the RESET button!).</w:t>
+                            </w:r>
+                            <w:r>
+                              <w:rPr>
+                                <w:sz w:val="20"/>
+                                <w:szCs w:val="20"/>
+                              </w:rPr>
+                              <w:br/>
+                            </w:r>
+                            <w:r>
+                              <w:rPr>
+                                <w:i/>
+                                <w:iCs/>
+                                <w:sz w:val="20"/>
+                                <w:szCs w:val="20"/>
+                              </w:rPr>
+                              <w:t>80</w:t>
+                            </w:r>
+                            <w:r>
+                              <w:rPr>
+                                <w:sz w:val="20"/>
+                                <w:szCs w:val="20"/>
+                              </w:rPr>
+                              <w:t xml:space="preserve"> POKE </w:t>
+                            </w:r>
+                            <w:r>
+                              <w:rPr>
+                                <w:i/>
+                                <w:iCs/>
+                                <w:sz w:val="20"/>
+                                <w:szCs w:val="20"/>
+                              </w:rPr>
+                              <w:t>53277</w:t>
+                            </w:r>
+                            <w:r>
+                              <w:rPr>
+                                <w:sz w:val="20"/>
+                                <w:szCs w:val="20"/>
+                              </w:rPr>
+                              <w:t>,</w:t>
+                            </w:r>
+                            <w:r>
+                              <w:rPr>
+                                <w:i/>
+                                <w:iCs/>
+                                <w:sz w:val="20"/>
+                                <w:szCs w:val="20"/>
+                              </w:rPr>
+                              <w:t>3</w:t>
+                            </w:r>
+                            <w:r>
+                              <w:rPr>
+                                <w:sz w:val="20"/>
+                                <w:szCs w:val="20"/>
+                              </w:rPr>
+                              <w:t xml:space="preserve">         :REM GRACTL (W) Used to turn on players and to turn on missiles.</w:t>
+                            </w:r>
+                            <w:r>
+                              <w:rPr>
+                                <w:sz w:val="20"/>
+                                <w:szCs w:val="20"/>
+                              </w:rPr>
+                              <w:br/>
+                            </w:r>
+                            <w:r>
+                              <w:rPr>
+                                <w:i/>
+                                <w:iCs/>
+                                <w:sz w:val="20"/>
+                                <w:szCs w:val="20"/>
+                              </w:rPr>
+                              <w:t>90</w:t>
+                            </w:r>
+                            <w:r>
+                              <w:rPr>
+                                <w:sz w:val="20"/>
+                                <w:szCs w:val="20"/>
+                              </w:rPr>
+                              <w:t xml:space="preserve"> POKE </w:t>
+                            </w:r>
+                            <w:r>
+                              <w:rPr>
+                                <w:i/>
+                                <w:iCs/>
+                                <w:sz w:val="20"/>
+                                <w:szCs w:val="20"/>
+                              </w:rPr>
+                              <w:t>53256</w:t>
+                            </w:r>
+                            <w:r>
+                              <w:rPr>
+                                <w:sz w:val="20"/>
+                                <w:szCs w:val="20"/>
+                              </w:rPr>
+                              <w:t>,</w:t>
+                            </w:r>
+                            <w:r>
+                              <w:rPr>
+                                <w:i/>
+                                <w:iCs/>
+                                <w:sz w:val="20"/>
+                                <w:szCs w:val="20"/>
+                              </w:rPr>
+                              <w:t>3</w:t>
+                            </w:r>
+                            <w:r>
+                              <w:rPr>
+                                <w:sz w:val="20"/>
+                                <w:szCs w:val="20"/>
+                              </w:rPr>
+                              <w:t xml:space="preserve">         :REM SIZEP0 (W) Size of player </w:t>
+                            </w:r>
+                            <w:r>
+                              <w:rPr>
+                                <w:i/>
+                                <w:iCs/>
+                                <w:sz w:val="20"/>
+                                <w:szCs w:val="20"/>
+                              </w:rPr>
+                              <w:t>0</w:t>
+                            </w:r>
+                            <w:r>
+                              <w:rPr>
+                                <w:sz w:val="20"/>
+                                <w:szCs w:val="20"/>
+                              </w:rPr>
+                              <w:t>.</w:t>
+                            </w:r>
+                            <w:r>
+                              <w:rPr>
+                                <w:sz w:val="20"/>
+                                <w:szCs w:val="20"/>
+                              </w:rPr>
+                              <w:br/>
+                            </w:r>
+                            <w:r>
+                              <w:rPr>
+                                <w:i/>
+                                <w:iCs/>
+                                <w:sz w:val="20"/>
+                                <w:szCs w:val="20"/>
+                              </w:rPr>
+                              <w:t xml:space="preserve">100 </w:t>
+                            </w:r>
+                            <w:r>
+                              <w:rPr>
+                                <w:sz w:val="20"/>
+                                <w:szCs w:val="20"/>
+                              </w:rPr>
+                              <w:t>J=I*</w:t>
+                            </w:r>
+                            <w:r>
+                              <w:rPr>
+                                <w:i/>
+                                <w:iCs/>
+                                <w:sz w:val="20"/>
+                                <w:szCs w:val="20"/>
+                              </w:rPr>
+                              <w:t>256</w:t>
+                            </w:r>
+                            <w:r>
+                              <w:rPr>
+                                <w:sz w:val="20"/>
+                                <w:szCs w:val="20"/>
+                              </w:rPr>
+                              <w:t>+</w:t>
+                            </w:r>
+                            <w:r>
+                              <w:rPr>
+                                <w:i/>
+                                <w:iCs/>
+                                <w:sz w:val="20"/>
+                                <w:szCs w:val="20"/>
+                              </w:rPr>
+                              <w:t>1024</w:t>
+                            </w:r>
+                            <w:r>
+                              <w:rPr>
+                                <w:i/>
+                                <w:iCs/>
+                                <w:sz w:val="20"/>
+                                <w:szCs w:val="20"/>
+                              </w:rPr>
+                              <w:br/>
+                              <w:t xml:space="preserve">110 </w:t>
+                            </w:r>
+                            <w:r>
+                              <w:rPr>
+                                <w:sz w:val="20"/>
+                                <w:szCs w:val="20"/>
+                              </w:rPr>
+                              <w:t>FOR Y=J+</w:t>
+                            </w:r>
+                            <w:r>
+                              <w:rPr>
+                                <w:i/>
+                                <w:iCs/>
+                                <w:sz w:val="20"/>
+                                <w:szCs w:val="20"/>
+                              </w:rPr>
+                              <w:t xml:space="preserve">120 </w:t>
+                            </w:r>
+                            <w:r>
+                              <w:rPr>
+                                <w:sz w:val="20"/>
+                                <w:szCs w:val="20"/>
+                              </w:rPr>
+                              <w:t>TO J+</w:t>
+                            </w:r>
+                            <w:r>
+                              <w:rPr>
+                                <w:i/>
+                                <w:iCs/>
+                                <w:sz w:val="20"/>
+                                <w:szCs w:val="20"/>
+                              </w:rPr>
+                              <w:t>137</w:t>
+                            </w:r>
+                            <w:r>
+                              <w:rPr>
+                                <w:i/>
+                                <w:iCs/>
+                                <w:sz w:val="20"/>
+                                <w:szCs w:val="20"/>
+                              </w:rPr>
+                              <w:br/>
+                              <w:t>120</w:t>
+                            </w:r>
+                            <w:r>
+                              <w:rPr>
+                                <w:sz w:val="20"/>
+                                <w:szCs w:val="20"/>
+                              </w:rPr>
+                              <w:t xml:space="preserve"> READ Z</w:t>
+                            </w:r>
+                            <w:r>
+                              <w:rPr>
+                                <w:sz w:val="20"/>
+                                <w:szCs w:val="20"/>
+                              </w:rPr>
+                              <w:br/>
+                            </w:r>
+                            <w:r>
+                              <w:rPr>
+                                <w:i/>
+                                <w:iCs/>
+                                <w:sz w:val="20"/>
+                                <w:szCs w:val="20"/>
+                              </w:rPr>
+                              <w:t>130</w:t>
+                            </w:r>
+                            <w:r>
+                              <w:rPr>
+                                <w:sz w:val="20"/>
+                                <w:szCs w:val="20"/>
+                              </w:rPr>
+                              <w:t xml:space="preserve"> POKE Y,Z</w:t>
+                            </w:r>
+                            <w:r>
+                              <w:rPr>
+                                <w:sz w:val="20"/>
+                                <w:szCs w:val="20"/>
+                              </w:rPr>
+                              <w:br/>
+                            </w:r>
+                            <w:r>
+                              <w:rPr>
+                                <w:i/>
+                                <w:iCs/>
+                                <w:sz w:val="20"/>
+                                <w:szCs w:val="20"/>
+                              </w:rPr>
+                              <w:t xml:space="preserve">140 </w:t>
+                            </w:r>
+                            <w:r>
+                              <w:rPr>
+                                <w:sz w:val="20"/>
+                                <w:szCs w:val="20"/>
+                              </w:rPr>
+                              <w:t>NEXT Y</w:t>
+                            </w:r>
+                            <w:r>
+                              <w:rPr>
+                                <w:sz w:val="20"/>
+                                <w:szCs w:val="20"/>
+                              </w:rPr>
+                              <w:br/>
+                            </w:r>
+                            <w:r>
+                              <w:rPr>
+                                <w:i/>
+                                <w:iCs/>
+                                <w:sz w:val="20"/>
+                                <w:szCs w:val="20"/>
+                              </w:rPr>
+                              <w:t xml:space="preserve">150 </w:t>
+                            </w:r>
+                            <w:r>
+                              <w:rPr>
+                                <w:sz w:val="20"/>
+                                <w:szCs w:val="20"/>
+                              </w:rPr>
+                              <w:t>FOR X=</w:t>
+                            </w:r>
+                            <w:r>
+                              <w:rPr>
+                                <w:i/>
+                                <w:iCs/>
+                                <w:sz w:val="20"/>
+                                <w:szCs w:val="20"/>
+                              </w:rPr>
+                              <w:t xml:space="preserve">48 </w:t>
+                            </w:r>
+                            <w:r>
+                              <w:rPr>
+                                <w:sz w:val="20"/>
+                                <w:szCs w:val="20"/>
+                              </w:rPr>
+                              <w:t xml:space="preserve">TO </w:t>
+                            </w:r>
+                            <w:r>
+                              <w:rPr>
+                                <w:i/>
+                                <w:iCs/>
+                                <w:sz w:val="20"/>
+                                <w:szCs w:val="20"/>
+                              </w:rPr>
+                              <w:t>221</w:t>
+                            </w:r>
+                            <w:r>
+                              <w:rPr>
+                                <w:sz w:val="20"/>
+                                <w:szCs w:val="20"/>
+                              </w:rPr>
+                              <w:t xml:space="preserve">:GOSUB </w:t>
+                            </w:r>
+                            <w:r>
+                              <w:rPr>
+                                <w:i/>
+                                <w:iCs/>
+                                <w:sz w:val="20"/>
+                                <w:szCs w:val="20"/>
+                              </w:rPr>
+                              <w:t>500</w:t>
+                            </w:r>
+                            <w:r>
+                              <w:rPr>
+                                <w:sz w:val="20"/>
+                                <w:szCs w:val="20"/>
+                              </w:rPr>
+                              <w:t>:NEXT X</w:t>
+                            </w:r>
+                            <w:r>
+                              <w:rPr>
+                                <w:sz w:val="20"/>
+                                <w:szCs w:val="20"/>
+                              </w:rPr>
+                              <w:br/>
+                            </w:r>
+                            <w:r>
+                              <w:rPr>
+                                <w:i/>
+                                <w:iCs/>
+                                <w:sz w:val="20"/>
+                                <w:szCs w:val="20"/>
+                              </w:rPr>
+                              <w:t>160</w:t>
+                            </w:r>
+                            <w:r>
+                              <w:rPr>
+                                <w:sz w:val="20"/>
+                                <w:szCs w:val="20"/>
+                              </w:rPr>
+                              <w:t xml:space="preserve"> GOTO </w:t>
+                            </w:r>
+                            <w:r>
+                              <w:rPr>
+                                <w:i/>
+                                <w:iCs/>
+                                <w:sz w:val="20"/>
+                                <w:szCs w:val="20"/>
+                              </w:rPr>
+                              <w:t>150</w:t>
+                            </w:r>
+                            <w:r>
+                              <w:rPr>
+                                <w:i/>
+                                <w:iCs/>
+                                <w:sz w:val="20"/>
+                                <w:szCs w:val="20"/>
+                              </w:rPr>
+                              <w:br/>
+                              <w:t>320</w:t>
+                            </w:r>
+                            <w:r>
+                              <w:rPr>
+                                <w:sz w:val="20"/>
+                                <w:szCs w:val="20"/>
+                              </w:rPr>
+                              <w:t xml:space="preserve"> POKE Y,Z</w:t>
+                            </w:r>
+                            <w:r>
+                              <w:rPr>
+                                <w:sz w:val="20"/>
+                                <w:szCs w:val="20"/>
+                              </w:rPr>
+                              <w:br/>
+                            </w:r>
+                            <w:r>
+                              <w:rPr>
+                                <w:i/>
+                                <w:iCs/>
+                                <w:sz w:val="20"/>
+                                <w:szCs w:val="20"/>
+                              </w:rPr>
+                              <w:t>500</w:t>
+                            </w:r>
+                            <w:r>
+                              <w:rPr>
+                                <w:sz w:val="20"/>
+                                <w:szCs w:val="20"/>
+                              </w:rPr>
+                              <w:t xml:space="preserve"> POKE </w:t>
+                            </w:r>
+                            <w:r>
+                              <w:rPr>
+                                <w:i/>
+                                <w:iCs/>
+                                <w:sz w:val="20"/>
+                                <w:szCs w:val="20"/>
+                              </w:rPr>
+                              <w:t>53248</w:t>
+                            </w:r>
+                            <w:r>
+                              <w:rPr>
+                                <w:sz w:val="20"/>
+                                <w:szCs w:val="20"/>
+                              </w:rPr>
+                              <w:t xml:space="preserve">,X        :REM </w:t>
+                            </w:r>
+                            <w:r>
+                              <w:rPr>
+                                <w:i/>
+                                <w:iCs/>
+                                <w:sz w:val="20"/>
+                                <w:szCs w:val="20"/>
+                              </w:rPr>
+                              <w:t xml:space="preserve">53248 </w:t>
+                            </w:r>
+                            <w:r>
+                              <w:rPr>
+                                <w:sz w:val="20"/>
+                                <w:szCs w:val="20"/>
+                              </w:rPr>
+                              <w:t xml:space="preserve">HPOSP0 (W) Horizontal position of player </w:t>
+                            </w:r>
+                            <w:r>
+                              <w:rPr>
+                                <w:i/>
+                                <w:iCs/>
+                                <w:sz w:val="20"/>
+                                <w:szCs w:val="20"/>
+                              </w:rPr>
+                              <w:t>0</w:t>
+                            </w:r>
+                            <w:r>
+                              <w:rPr>
+                                <w:i/>
+                                <w:iCs/>
+                                <w:sz w:val="20"/>
+                                <w:szCs w:val="20"/>
+                              </w:rPr>
+                              <w:br/>
+                              <w:t xml:space="preserve">510 </w:t>
+                            </w:r>
+                            <w:r>
+                              <w:rPr>
+                                <w:sz w:val="20"/>
+                                <w:szCs w:val="20"/>
+                              </w:rPr>
+                              <w:t>RETURN</w:t>
+                            </w:r>
+                            <w:r>
+                              <w:rPr>
+                                <w:sz w:val="20"/>
+                                <w:szCs w:val="20"/>
+                              </w:rPr>
+                              <w:br/>
+                            </w:r>
+                            <w:r>
+                              <w:rPr>
+                                <w:i/>
+                                <w:iCs/>
+                                <w:sz w:val="20"/>
+                                <w:szCs w:val="20"/>
+                              </w:rPr>
+                              <w:t>600</w:t>
+                            </w:r>
+                            <w:r>
+                              <w:rPr>
+                                <w:sz w:val="20"/>
+                                <w:szCs w:val="20"/>
+                              </w:rPr>
+                              <w:t xml:space="preserve"> DATA </w:t>
+                            </w:r>
+                            <w:r>
+                              <w:rPr>
+                                <w:i/>
+                                <w:iCs/>
+                                <w:sz w:val="20"/>
+                                <w:szCs w:val="20"/>
+                              </w:rPr>
+                              <w:t>60</w:t>
+                            </w:r>
+                            <w:r>
+                              <w:rPr>
+                                <w:sz w:val="20"/>
+                                <w:szCs w:val="20"/>
+                              </w:rPr>
+                              <w:t>,</w:t>
+                            </w:r>
+                            <w:r>
+                              <w:rPr>
+                                <w:i/>
+                                <w:iCs/>
+                                <w:sz w:val="20"/>
+                                <w:szCs w:val="20"/>
+                              </w:rPr>
+                              <w:t>60</w:t>
+                            </w:r>
+                            <w:r>
+                              <w:rPr>
+                                <w:sz w:val="20"/>
+                                <w:szCs w:val="20"/>
+                              </w:rPr>
+                              <w:t>,</w:t>
+                            </w:r>
+                            <w:r>
+                              <w:rPr>
+                                <w:i/>
+                                <w:iCs/>
+                                <w:sz w:val="20"/>
+                                <w:szCs w:val="20"/>
+                              </w:rPr>
+                              <w:t>60</w:t>
+                            </w:r>
+                            <w:r>
+                              <w:rPr>
+                                <w:sz w:val="20"/>
+                                <w:szCs w:val="20"/>
+                              </w:rPr>
+                              <w:t>,</w:t>
+                            </w:r>
+                            <w:r>
+                              <w:rPr>
+                                <w:i/>
+                                <w:iCs/>
+                                <w:sz w:val="20"/>
+                                <w:szCs w:val="20"/>
+                              </w:rPr>
+                              <w:t>60</w:t>
+                            </w:r>
+                            <w:r>
+                              <w:rPr>
+                                <w:sz w:val="20"/>
+                                <w:szCs w:val="20"/>
+                              </w:rPr>
+                              <w:t>,</w:t>
+                            </w:r>
+                            <w:r>
+                              <w:rPr>
+                                <w:i/>
+                                <w:iCs/>
+                                <w:sz w:val="20"/>
+                                <w:szCs w:val="20"/>
+                              </w:rPr>
+                              <w:t>60</w:t>
+                            </w:r>
+                            <w:r>
+                              <w:rPr>
+                                <w:sz w:val="20"/>
+                                <w:szCs w:val="20"/>
+                              </w:rPr>
+                              <w:t>,</w:t>
+                            </w:r>
+                            <w:r>
+                              <w:rPr>
+                                <w:i/>
+                                <w:iCs/>
+                                <w:sz w:val="20"/>
+                                <w:szCs w:val="20"/>
+                              </w:rPr>
+                              <w:t>60</w:t>
+                            </w:r>
+                            <w:r>
+                              <w:rPr>
+                                <w:i/>
+                                <w:iCs/>
+                                <w:sz w:val="20"/>
+                                <w:szCs w:val="20"/>
+                              </w:rPr>
+                              <w:br/>
+                              <w:t>610</w:t>
+                            </w:r>
+                            <w:r>
+                              <w:rPr>
+                                <w:sz w:val="20"/>
+                                <w:szCs w:val="20"/>
+                              </w:rPr>
+                              <w:t xml:space="preserve"> DATA </w:t>
+                            </w:r>
+                            <w:r>
+                              <w:rPr>
+                                <w:i/>
+                                <w:iCs/>
+                                <w:sz w:val="20"/>
+                                <w:szCs w:val="20"/>
+                              </w:rPr>
+                              <w:t>255</w:t>
+                            </w:r>
+                            <w:r>
+                              <w:rPr>
+                                <w:sz w:val="20"/>
+                                <w:szCs w:val="20"/>
+                              </w:rPr>
+                              <w:t>,</w:t>
+                            </w:r>
+                            <w:r>
+                              <w:rPr>
+                                <w:i/>
+                                <w:iCs/>
+                                <w:sz w:val="20"/>
+                                <w:szCs w:val="20"/>
+                              </w:rPr>
+                              <w:t>255</w:t>
+                            </w:r>
+                            <w:r>
+                              <w:rPr>
+                                <w:sz w:val="20"/>
+                                <w:szCs w:val="20"/>
+                              </w:rPr>
+                              <w:t>,</w:t>
+                            </w:r>
+                            <w:r>
+                              <w:rPr>
+                                <w:i/>
+                                <w:iCs/>
+                                <w:sz w:val="20"/>
+                                <w:szCs w:val="20"/>
+                              </w:rPr>
+                              <w:t>255</w:t>
+                            </w:r>
+                            <w:r>
+                              <w:rPr>
+                                <w:sz w:val="20"/>
+                                <w:szCs w:val="20"/>
+                              </w:rPr>
+                              <w:t>,</w:t>
+                            </w:r>
+                            <w:r>
+                              <w:rPr>
+                                <w:i/>
+                                <w:iCs/>
+                                <w:sz w:val="20"/>
+                                <w:szCs w:val="20"/>
+                              </w:rPr>
+                              <w:t>255</w:t>
+                            </w:r>
+                            <w:r>
+                              <w:rPr>
+                                <w:sz w:val="20"/>
+                                <w:szCs w:val="20"/>
+                              </w:rPr>
+                              <w:t>,</w:t>
+                            </w:r>
+                            <w:r>
+                              <w:rPr>
+                                <w:i/>
+                                <w:iCs/>
+                                <w:sz w:val="20"/>
+                                <w:szCs w:val="20"/>
+                              </w:rPr>
+                              <w:t>255</w:t>
+                            </w:r>
+                            <w:r>
+                              <w:rPr>
+                                <w:sz w:val="20"/>
+                                <w:szCs w:val="20"/>
+                              </w:rPr>
+                              <w:t>,</w:t>
+                            </w:r>
+                            <w:r>
+                              <w:rPr>
+                                <w:i/>
+                                <w:iCs/>
+                                <w:sz w:val="20"/>
+                                <w:szCs w:val="20"/>
+                              </w:rPr>
+                              <w:t>255</w:t>
+                            </w:r>
+                            <w:r>
+                              <w:rPr>
+                                <w:i/>
+                                <w:iCs/>
+                                <w:sz w:val="20"/>
+                                <w:szCs w:val="20"/>
+                              </w:rPr>
+                              <w:br/>
+                              <w:t>620</w:t>
+                            </w:r>
+                            <w:r>
+                              <w:rPr>
+                                <w:sz w:val="20"/>
+                                <w:szCs w:val="20"/>
+                              </w:rPr>
+                              <w:t xml:space="preserve"> DATA </w:t>
+                            </w:r>
+                            <w:r>
+                              <w:rPr>
+                                <w:i/>
+                                <w:iCs/>
+                                <w:sz w:val="20"/>
+                                <w:szCs w:val="20"/>
+                              </w:rPr>
+                              <w:t>60</w:t>
+                            </w:r>
+                            <w:r>
+                              <w:rPr>
+                                <w:sz w:val="20"/>
+                                <w:szCs w:val="20"/>
+                              </w:rPr>
+                              <w:t>,</w:t>
+                            </w:r>
+                            <w:r>
+                              <w:rPr>
+                                <w:i/>
+                                <w:iCs/>
+                                <w:sz w:val="20"/>
+                                <w:szCs w:val="20"/>
+                              </w:rPr>
+                              <w:t>60</w:t>
+                            </w:r>
+                            <w:r>
+                              <w:rPr>
+                                <w:sz w:val="20"/>
+                                <w:szCs w:val="20"/>
+                              </w:rPr>
+                              <w:t>,</w:t>
+                            </w:r>
+                            <w:r>
+                              <w:rPr>
+                                <w:i/>
+                                <w:iCs/>
+                                <w:sz w:val="20"/>
+                                <w:szCs w:val="20"/>
+                              </w:rPr>
+                              <w:t>60</w:t>
+                            </w:r>
+                            <w:r>
+                              <w:rPr>
+                                <w:sz w:val="20"/>
+                                <w:szCs w:val="20"/>
+                              </w:rPr>
+                              <w:t>,</w:t>
+                            </w:r>
+                            <w:r>
+                              <w:rPr>
+                                <w:i/>
+                                <w:iCs/>
+                                <w:sz w:val="20"/>
+                                <w:szCs w:val="20"/>
+                              </w:rPr>
+                              <w:t>60</w:t>
+                            </w:r>
+                            <w:r>
+                              <w:rPr>
+                                <w:sz w:val="20"/>
+                                <w:szCs w:val="20"/>
+                              </w:rPr>
+                              <w:t>,</w:t>
+                            </w:r>
+                            <w:r>
+                              <w:rPr>
+                                <w:i/>
+                                <w:iCs/>
+                                <w:sz w:val="20"/>
+                                <w:szCs w:val="20"/>
+                              </w:rPr>
+                              <w:t>60</w:t>
+                            </w:r>
+                            <w:r>
+                              <w:rPr>
+                                <w:sz w:val="20"/>
+                                <w:szCs w:val="20"/>
+                              </w:rPr>
+                              <w:t>,</w:t>
+                            </w:r>
+                            <w:r>
+                              <w:rPr>
+                                <w:i/>
+                                <w:iCs/>
+                                <w:sz w:val="20"/>
+                                <w:szCs w:val="20"/>
+                              </w:rPr>
+                              <w:t>60</w:t>
+                            </w:r>
+                          </w:p>
+                          <w:p>
+                            <w:pPr>
+                              <w:rPr>
+                                <w:sz w:val="20"/>
+                                <w:szCs w:val="20"/>
+                              </w:rPr>
+                            </w:pPr>
+                          </w:p>
+                        </w:txbxContent>
+                      </wps:txbx>
+                      <wps:bodyPr rot="0" vert="horz" wrap="square" lIns="91440" tIns="45720" rIns="91440" bIns="45720" anchor="t" anchorCtr="0">
+                        <a:noAutofit/>
+                      </wps:bodyPr>
+                    </wps:wsp>
+                  </a:graphicData>
+                </a:graphic>
+                <wp14:sizeRelH relativeFrom="margin">
+                  <wp14:pctWidth>0</wp14:pctWidth>
+                </wp14:sizeRelH>
+                <wp14:sizeRelV relativeFrom="margin">
+                  <wp14:pctHeight>0</wp14:pctHeight>
+                </wp14:sizeRelV>
+              </wp:anchor>
+            </w:drawing>
+          </mc:Choice>
+          <mc:Fallback>
+            <w:pict>
+              <v:shapetype w14:anchorId="7760B6D6" id="_x0000_t202" coordsize="21600,21600" o:spt="202" path="m,l,21600r21600,l21600,xe">
+                <v:stroke joinstyle="miter"/>
+                <v:path gradientshapeok="t" o:connecttype="rect"/>
+              </v:shapetype>
+              <v:shape id="Text Box 2" o:spid="_x0000_s1026" type="#_x0000_t202" style="position:absolute;margin-left:-1.7pt;margin-top:0;width:468.4pt;height:324.4pt;z-index:251661312;visibility:visible;mso-wrap-style:square;mso-width-percent:0;mso-height-percent:0;mso-wrap-distance-left:9pt;mso-wrap-distance-top:3.6pt;mso-wrap-distance-right:9pt;mso-wrap-distance-bottom:3.6pt;mso-position-horizontal:absolute;mso-position-horizontal-relative:text;mso-position-vertical:absolute;mso-position-vertical-relative:text;mso-width-percent:0;mso-height-percent:0;mso-width-relative:margin;mso-height-relative:margin;v-text-anchor:top" o:gfxdata="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">
+                <v:textbox>
+                  <w:txbxContent>
+                    <w:p>
+                      <w:pPr>
+                        <w:rPr>
+                          <w:sz w:val="20"/>
+                          <w:szCs w:val="20"/>
+                        </w:rPr>
+                      </w:pPr>
+                      <w:r>
+                        <w:rPr>
+                          <w:i/>
+                          <w:iCs/>
+                          <w:sz w:val="20"/>
+                          <w:szCs w:val="20"/>
+                        </w:rPr>
+                        <w:t>10</w:t>
+                      </w:r>
+                      <w:r>
+                        <w:rPr>
+                          <w:sz w:val="20"/>
+                          <w:szCs w:val="20"/>
+                        </w:rPr>
+                        <w:t xml:space="preserve"> DIM A$(</w:t>
+                      </w:r>
+                      <w:r>
+                        <w:rPr>
+                          <w:i/>
+                          <w:iCs/>
+                          <w:sz w:val="20"/>
+                          <w:szCs w:val="20"/>
+                        </w:rPr>
+                        <w:t>10</w:t>
+                      </w:r>
+                      <w:r>
+                        <w:rPr>
+                          <w:sz w:val="20"/>
+                          <w:szCs w:val="20"/>
+                        </w:rPr>
+                        <w:t>),B$(</w:t>
+                      </w:r>
+                      <w:r>
+                        <w:rPr>
+                          <w:i/>
+                          <w:iCs/>
+                          <w:sz w:val="20"/>
+                          <w:szCs w:val="20"/>
+                        </w:rPr>
+                        <w:t>100</w:t>
+                      </w:r>
+                      <w:r>
+                        <w:rPr>
+                          <w:sz w:val="20"/>
+                          <w:szCs w:val="20"/>
+                        </w:rPr>
+                        <w:t>)</w:t>
+                      </w:r>
+                      <w:r>
+                        <w:rPr>
+                          <w:sz w:val="20"/>
+                          <w:szCs w:val="20"/>
+                        </w:rPr>
+                        <w:br/>
+                      </w:r>
+                      <w:r>
+                        <w:rPr>
+                          <w:i/>
+                          <w:iCs/>
+                          <w:sz w:val="20"/>
+                          <w:szCs w:val="20"/>
+                        </w:rPr>
+                        <w:t>20</w:t>
+                      </w:r>
+                      <w:r>
+                        <w:rPr>
+                          <w:sz w:val="20"/>
+                          <w:szCs w:val="20"/>
+                        </w:rPr>
+                        <w:t xml:space="preserve"> GRAPHICS </w:t>
+                      </w:r>
+                      <w:r>
+                        <w:rPr>
+                          <w:i/>
+                          <w:iCs/>
+                          <w:sz w:val="20"/>
+                          <w:szCs w:val="20"/>
+                        </w:rPr>
+                        <w:t>8</w:t>
+                      </w:r>
+                      <w:r>
+                        <w:rPr>
+                          <w:i/>
+                          <w:iCs/>
+                          <w:sz w:val="20"/>
+                          <w:szCs w:val="20"/>
+                        </w:rPr>
+                        <w:br/>
+                        <w:t>30</w:t>
+                      </w:r>
+                      <w:r>
+                        <w:rPr>
+                          <w:sz w:val="20"/>
+                          <w:szCs w:val="20"/>
+                        </w:rPr>
+                        <w:t xml:space="preserve"> POKE </w:t>
+                      </w:r>
+                      <w:r>
+                        <w:rPr>
+                          <w:i/>
+                          <w:iCs/>
+                          <w:sz w:val="20"/>
+                          <w:szCs w:val="20"/>
+                        </w:rPr>
+                        <w:t>559</w:t>
+                      </w:r>
+                      <w:r>
+                        <w:rPr>
+                          <w:sz w:val="20"/>
+                          <w:szCs w:val="20"/>
+                        </w:rPr>
+                        <w:t>,</w:t>
+                      </w:r>
+                      <w:r>
+                        <w:rPr>
+                          <w:i/>
+                          <w:iCs/>
+                          <w:sz w:val="20"/>
+                          <w:szCs w:val="20"/>
+                        </w:rPr>
+                        <w:t>62</w:t>
+                      </w:r>
+                      <w:r>
+                        <w:rPr>
+                          <w:sz w:val="20"/>
+                          <w:szCs w:val="20"/>
+                        </w:rPr>
+                        <w:t xml:space="preserve">          :REM SDMCTL Direct Memory Access (DMA) enable</w:t>
+                      </w:r>
+                      <w:r>
+                        <w:rPr>
+                          <w:sz w:val="20"/>
+                          <w:szCs w:val="20"/>
+                        </w:rPr>
+                        <w:br/>
+                      </w:r>
+                      <w:r>
+                        <w:rPr>
+                          <w:i/>
+                          <w:iCs/>
+                          <w:sz w:val="20"/>
+                          <w:szCs w:val="20"/>
+                        </w:rPr>
+                        <w:t>40</w:t>
+                      </w:r>
+                      <w:r>
+                        <w:rPr>
+                          <w:sz w:val="20"/>
+                          <w:szCs w:val="20"/>
+                        </w:rPr>
+                        <w:t xml:space="preserve"> POKE </w:t>
+                      </w:r>
+                      <w:r>
+                        <w:rPr>
+                          <w:i/>
+                          <w:iCs/>
+                          <w:sz w:val="20"/>
+                          <w:szCs w:val="20"/>
+                        </w:rPr>
+                        <w:t>53248</w:t>
+                      </w:r>
+                      <w:r>
+                        <w:rPr>
+                          <w:sz w:val="20"/>
+                          <w:szCs w:val="20"/>
+                        </w:rPr>
+                        <w:t>,</w:t>
+                      </w:r>
+                      <w:r>
+                        <w:rPr>
+                          <w:i/>
+                          <w:iCs/>
+                          <w:sz w:val="20"/>
+                          <w:szCs w:val="20"/>
+                        </w:rPr>
+                        <w:t>120</w:t>
+                      </w:r>
+                      <w:r>
+                        <w:rPr>
+                          <w:sz w:val="20"/>
+                          <w:szCs w:val="20"/>
+                        </w:rPr>
+                        <w:t xml:space="preserve">       :REM </w:t>
+                      </w:r>
+                      <w:r>
+                        <w:rPr>
+                          <w:i/>
+                          <w:iCs/>
+                          <w:sz w:val="20"/>
+                          <w:szCs w:val="20"/>
+                        </w:rPr>
+                        <w:t xml:space="preserve">53248 </w:t>
+                      </w:r>
+                      <w:r>
+                        <w:rPr>
+                          <w:sz w:val="20"/>
+                          <w:szCs w:val="20"/>
+                        </w:rPr>
+                        <w:t xml:space="preserve">HPOSP0 (W) Horizontal position of player </w:t>
+                      </w:r>
+                      <w:r>
+                        <w:rPr>
+                          <w:i/>
+                          <w:iCs/>
+                          <w:sz w:val="20"/>
+                          <w:szCs w:val="20"/>
+                        </w:rPr>
+                        <w:t>0</w:t>
+                      </w:r>
+                      <w:r>
+                        <w:rPr>
+                          <w:i/>
+                          <w:iCs/>
+                          <w:sz w:val="20"/>
+                          <w:szCs w:val="20"/>
+                        </w:rPr>
+                        <w:br/>
+                        <w:t>50</w:t>
+                      </w:r>
+                      <w:r>
+                        <w:rPr>
+                          <w:sz w:val="20"/>
+                          <w:szCs w:val="20"/>
+                        </w:rPr>
+                        <w:t xml:space="preserve"> POKE </w:t>
+                      </w:r>
+                      <w:r>
+                        <w:rPr>
+                          <w:i/>
+                          <w:iCs/>
+                          <w:sz w:val="20"/>
+                          <w:szCs w:val="20"/>
+                        </w:rPr>
+                        <w:t>704</w:t>
+                      </w:r>
+                      <w:r>
+                        <w:rPr>
+                          <w:sz w:val="20"/>
+                          <w:szCs w:val="20"/>
+                        </w:rPr>
+                        <w:t>,</w:t>
+                      </w:r>
+                      <w:r>
+                        <w:rPr>
+                          <w:i/>
+                          <w:iCs/>
+                          <w:sz w:val="20"/>
+                          <w:szCs w:val="20"/>
+                        </w:rPr>
+                        <w:t>88</w:t>
+                      </w:r>
+                      <w:r>
+                        <w:rPr>
+                          <w:sz w:val="20"/>
+                          <w:szCs w:val="20"/>
+                        </w:rPr>
+                        <w:t xml:space="preserve">          :REM Locations </w:t>
+                      </w:r>
+                      <w:r>
+                        <w:rPr>
+                          <w:i/>
+                          <w:iCs/>
+                          <w:sz w:val="20"/>
+                          <w:szCs w:val="20"/>
+                        </w:rPr>
+                        <w:t xml:space="preserve">704 </w:t>
+                      </w:r>
+                      <w:r>
+                        <w:rPr>
+                          <w:sz w:val="20"/>
+                          <w:szCs w:val="20"/>
+                        </w:rPr>
+                        <w:t xml:space="preserve">to </w:t>
+                      </w:r>
+                      <w:r>
+                        <w:rPr>
+                          <w:i/>
+                          <w:iCs/>
+                          <w:sz w:val="20"/>
+                          <w:szCs w:val="20"/>
+                        </w:rPr>
+                        <w:t xml:space="preserve">712 </w:t>
+                      </w:r>
+                      <w:r>
+                        <w:rPr>
+                          <w:sz w:val="20"/>
+                          <w:szCs w:val="20"/>
+                        </w:rPr>
+                        <w:t xml:space="preserve">($2C0 to $2C8) are the color registers for players, </w:t>
+                      </w:r>
+                      <w:proofErr w:type="spellStart"/>
+                      <w:r>
+                        <w:rPr>
+                          <w:sz w:val="20"/>
+                          <w:szCs w:val="20"/>
+                        </w:rPr>
+                        <w:t>missiles,and</w:t>
+                      </w:r>
+                      <w:proofErr w:type="spellEnd"/>
+                      <w:r>
+                        <w:rPr>
+                          <w:sz w:val="20"/>
+                          <w:szCs w:val="20"/>
+                        </w:rPr>
+                        <w:t xml:space="preserve"> playfields</w:t>
+                      </w:r>
+                      <w:r>
+                        <w:rPr>
+                          <w:sz w:val="20"/>
+                          <w:szCs w:val="20"/>
+                        </w:rPr>
+                        <w:br/>
+                      </w:r>
+                      <w:r>
+                        <w:rPr>
+                          <w:i/>
+                          <w:iCs/>
+                          <w:sz w:val="20"/>
+                          <w:szCs w:val="20"/>
+                        </w:rPr>
+                        <w:t xml:space="preserve">60 </w:t>
+                      </w:r>
+                      <w:r>
+                        <w:rPr>
+                          <w:sz w:val="20"/>
+                          <w:szCs w:val="20"/>
+                        </w:rPr>
+                        <w:t>I=PEEK(</w:t>
+                      </w:r>
+                      <w:r>
+                        <w:rPr>
+                          <w:i/>
+                          <w:iCs/>
+                          <w:sz w:val="20"/>
+                          <w:szCs w:val="20"/>
+                        </w:rPr>
+                        <w:t>106</w:t>
+                      </w:r>
+                      <w:r>
+                        <w:rPr>
+                          <w:sz w:val="20"/>
+                          <w:szCs w:val="20"/>
+                        </w:rPr>
+                        <w:t>)</w:t>
+                      </w:r>
+                      <w:r>
+                        <w:rPr>
+                          <w:i/>
+                          <w:iCs/>
+                          <w:sz w:val="20"/>
+                          <w:szCs w:val="20"/>
+                        </w:rPr>
+                        <w:t>-8</w:t>
+                      </w:r>
+                      <w:r>
+                        <w:rPr>
+                          <w:sz w:val="20"/>
+                          <w:szCs w:val="20"/>
+                        </w:rPr>
+                        <w:t xml:space="preserve">        :REM RAMTOP - RAM size, defined by powerup</w:t>
+                      </w:r>
+                      <w:r>
+                        <w:rPr>
+                          <w:sz w:val="20"/>
+                          <w:szCs w:val="20"/>
+                        </w:rPr>
+                        <w:br/>
+                      </w:r>
+                      <w:r>
+                        <w:rPr>
+                          <w:i/>
+                          <w:iCs/>
+                          <w:sz w:val="20"/>
+                          <w:szCs w:val="20"/>
+                        </w:rPr>
+                        <w:t>70</w:t>
+                      </w:r>
+                      <w:r>
+                        <w:rPr>
+                          <w:sz w:val="20"/>
+                          <w:szCs w:val="20"/>
+                        </w:rPr>
+                        <w:t xml:space="preserve"> POKE </w:t>
+                      </w:r>
+                      <w:r>
+                        <w:rPr>
+                          <w:i/>
+                          <w:iCs/>
+                          <w:sz w:val="20"/>
+                          <w:szCs w:val="20"/>
+                        </w:rPr>
+                        <w:t>54279</w:t>
+                      </w:r>
+                      <w:r>
+                        <w:rPr>
+                          <w:sz w:val="20"/>
+                          <w:szCs w:val="20"/>
+                        </w:rPr>
+                        <w:t xml:space="preserve">,I         :REM CONSOL (W/R) Used to see if one of the three yellow console buttons has </w:t>
+                      </w:r>
+                      <w:r>
+                        <w:rPr>
+                          <w:i/>
+                          <w:iCs/>
+                          <w:sz w:val="20"/>
+                          <w:szCs w:val="20"/>
+                        </w:rPr>
+                        <w:t xml:space="preserve">been </w:t>
+                      </w:r>
+                      <w:r>
+                        <w:rPr>
+                          <w:sz w:val="20"/>
+                          <w:szCs w:val="20"/>
+                        </w:rPr>
+                        <w:t>pressed (not the RESET button!).</w:t>
+                      </w:r>
+                      <w:r>
+                        <w:rPr>
+                          <w:sz w:val="20"/>
+                          <w:szCs w:val="20"/>
+                        </w:rPr>
+                        <w:br/>
+                      </w:r>
+                      <w:r>
+                        <w:rPr>
+                          <w:i/>
+                          <w:iCs/>
+                          <w:sz w:val="20"/>
+                          <w:szCs w:val="20"/>
+                        </w:rPr>
+                        <w:t>80</w:t>
+                      </w:r>
+                      <w:r>
+                        <w:rPr>
+                          <w:sz w:val="20"/>
+                          <w:szCs w:val="20"/>
+                        </w:rPr>
+                        <w:t xml:space="preserve"> POKE </w:t>
+                      </w:r>
+                      <w:r>
+                        <w:rPr>
+                          <w:i/>
+                          <w:iCs/>
+                          <w:sz w:val="20"/>
+                          <w:szCs w:val="20"/>
+                        </w:rPr>
+                        <w:t>53277</w:t>
+                      </w:r>
+                      <w:r>
+                        <w:rPr>
+                          <w:sz w:val="20"/>
+                          <w:szCs w:val="20"/>
+                        </w:rPr>
+                        <w:t>,</w:t>
+                      </w:r>
+                      <w:r>
+                        <w:rPr>
+                          <w:i/>
+                          <w:iCs/>
+                          <w:sz w:val="20"/>
+                          <w:szCs w:val="20"/>
+                        </w:rPr>
+                        <w:t>3</w:t>
+                      </w:r>
+                      <w:r>
+                        <w:rPr>
+                          <w:sz w:val="20"/>
+                          <w:szCs w:val="20"/>
+                        </w:rPr>
+                        <w:t xml:space="preserve">         :REM GRACTL (W) Used to turn on players and to turn on missiles.</w:t>
+                      </w:r>
+                      <w:r>
+                        <w:rPr>
+                          <w:sz w:val="20"/>
+                          <w:szCs w:val="20"/>
+                        </w:rPr>
+                        <w:br/>
+                      </w:r>
+                      <w:r>
+                        <w:rPr>
+                          <w:i/>
+                          <w:iCs/>
+                          <w:sz w:val="20"/>
+                          <w:szCs w:val="20"/>
+                        </w:rPr>
+                        <w:t>90</w:t>
+                      </w:r>
+                      <w:r>
+                        <w:rPr>
+                          <w:sz w:val="20"/>
+                          <w:szCs w:val="20"/>
+                        </w:rPr>
+                        <w:t xml:space="preserve"> POKE </w:t>
+                      </w:r>
+                      <w:r>
+                        <w:rPr>
+                          <w:i/>
+                          <w:iCs/>
+                          <w:sz w:val="20"/>
+                          <w:szCs w:val="20"/>
+                        </w:rPr>
+                        <w:t>53256</w:t>
+                      </w:r>
+                      <w:r>
+                        <w:rPr>
+                          <w:sz w:val="20"/>
+                          <w:szCs w:val="20"/>
+                        </w:rPr>
+                        <w:t>,</w:t>
+                      </w:r>
+                      <w:r>
+                        <w:rPr>
+                          <w:i/>
+                          <w:iCs/>
+                          <w:sz w:val="20"/>
+                          <w:szCs w:val="20"/>
+                        </w:rPr>
+                        <w:t>3</w:t>
+                      </w:r>
+                      <w:r>
+                        <w:rPr>
+                          <w:sz w:val="20"/>
+                          <w:szCs w:val="20"/>
+                        </w:rPr>
+                        <w:t xml:space="preserve">         :REM SIZEP0 (W) Size of player </w:t>
+                      </w:r>
+                      <w:r>
+                        <w:rPr>
+                          <w:i/>
+                          <w:iCs/>
+                          <w:sz w:val="20"/>
+                          <w:szCs w:val="20"/>
+                        </w:rPr>
+                        <w:t>0</w:t>
+                      </w:r>
+                      <w:r>
+                        <w:rPr>
+                          <w:sz w:val="20"/>
+                          <w:szCs w:val="20"/>
+                        </w:rPr>
+                        <w:t>.</w:t>
+                      </w:r>
+                      <w:r>
+                        <w:rPr>
+                          <w:sz w:val="20"/>
+                          <w:szCs w:val="20"/>
+                        </w:rPr>
+                        <w:br/>
+                      </w:r>
+                      <w:r>
+                        <w:rPr>
+                          <w:i/>
+                          <w:iCs/>
+                          <w:sz w:val="20"/>
+                          <w:szCs w:val="20"/>
+                        </w:rPr>
+                        <w:t xml:space="preserve">100 </w:t>
+                      </w:r>
+                      <w:r>
+                        <w:rPr>
+                          <w:sz w:val="20"/>
+                          <w:szCs w:val="20"/>
+                        </w:rPr>
+                        <w:t>J=I*</w:t>
+                      </w:r>
+                      <w:r>
+                        <w:rPr>
+                          <w:i/>
+                          <w:iCs/>
+                          <w:sz w:val="20"/>
+                          <w:szCs w:val="20"/>
+                        </w:rPr>
+                        <w:t>256</w:t>
+                      </w:r>
+                      <w:r>
+                        <w:rPr>
+                          <w:sz w:val="20"/>
+                          <w:szCs w:val="20"/>
+                        </w:rPr>
+                        <w:t>+</w:t>
+                      </w:r>
+                      <w:r>
+                        <w:rPr>
+                          <w:i/>
+                          <w:iCs/>
+                          <w:sz w:val="20"/>
+                          <w:szCs w:val="20"/>
+                        </w:rPr>
+                        <w:t>1024</w:t>
+                      </w:r>
+                      <w:r>
+                        <w:rPr>
+                          <w:i/>
+                          <w:iCs/>
+                          <w:sz w:val="20"/>
+                          <w:szCs w:val="20"/>
+                        </w:rPr>
+                        <w:br/>
+                        <w:t xml:space="preserve">110 </w:t>
+                      </w:r>
+                      <w:r>
+                        <w:rPr>
+                          <w:sz w:val="20"/>
+                          <w:szCs w:val="20"/>
+                        </w:rPr>
+                        <w:t>FOR Y=J+</w:t>
+                      </w:r>
+                      <w:r>
+                        <w:rPr>
+                          <w:i/>
+                          <w:iCs/>
+                          <w:sz w:val="20"/>
+                          <w:szCs w:val="20"/>
+                        </w:rPr>
+                        <w:t xml:space="preserve">120 </w:t>
+                      </w:r>
+                      <w:r>
+                        <w:rPr>
+                          <w:sz w:val="20"/>
+                          <w:szCs w:val="20"/>
+                        </w:rPr>
+                        <w:t>TO J+</w:t>
+                      </w:r>
+                      <w:r>
+                        <w:rPr>
+                          <w:i/>
+                          <w:iCs/>
+                          <w:sz w:val="20"/>
+                          <w:szCs w:val="20"/>
+                        </w:rPr>
+                        <w:t>137</w:t>
+                      </w:r>
+                      <w:r>
+                        <w:rPr>
+                          <w:i/>
+                          <w:iCs/>
+                          <w:sz w:val="20"/>
+                          <w:szCs w:val="20"/>
+                        </w:rPr>
+                        <w:br/>
+                        <w:t>120</w:t>
+                      </w:r>
+                      <w:r>
+                        <w:rPr>
+                          <w:sz w:val="20"/>
+                          <w:szCs w:val="20"/>
+                        </w:rPr>
+                        <w:t xml:space="preserve"> READ Z</w:t>
+                      </w:r>
+                      <w:r>
+                        <w:rPr>
+                          <w:sz w:val="20"/>
+                          <w:szCs w:val="20"/>
+                        </w:rPr>
+                        <w:br/>
+                      </w:r>
+                      <w:r>
+                        <w:rPr>
+                          <w:i/>
+                          <w:iCs/>
+                          <w:sz w:val="20"/>
+                          <w:szCs w:val="20"/>
+                        </w:rPr>
+                        <w:t>130</w:t>
+                      </w:r>
+                      <w:r>
+                        <w:rPr>
+                          <w:sz w:val="20"/>
+                          <w:szCs w:val="20"/>
+                        </w:rPr>
+                        <w:t xml:space="preserve"> POKE Y,Z</w:t>
+                      </w:r>
+                      <w:r>
+                        <w:rPr>
+                          <w:sz w:val="20"/>
+                          <w:szCs w:val="20"/>
+                        </w:rPr>
+                        <w:br/>
+                      </w:r>
+                      <w:r>
+                        <w:rPr>
+                          <w:i/>
+                          <w:iCs/>
+                          <w:sz w:val="20"/>
+                          <w:szCs w:val="20"/>
+                        </w:rPr>
+                        <w:t xml:space="preserve">140 </w:t>
+                      </w:r>
+                      <w:r>
+                        <w:rPr>
+                          <w:sz w:val="20"/>
+                          <w:szCs w:val="20"/>
+                        </w:rPr>
+                        <w:t>NEXT Y</w:t>
+                      </w:r>
+                      <w:r>
+                        <w:rPr>
+                          <w:sz w:val="20"/>
+                          <w:szCs w:val="20"/>
+                        </w:rPr>
+                        <w:br/>
+                      </w:r>
+                      <w:r>
+                        <w:rPr>
+                          <w:i/>
+                          <w:iCs/>
+                          <w:sz w:val="20"/>
+                          <w:szCs w:val="20"/>
+                        </w:rPr>
+                        <w:t xml:space="preserve">150 </w:t>
+                      </w:r>
+                      <w:r>
+                        <w:rPr>
+                          <w:sz w:val="20"/>
+                          <w:szCs w:val="20"/>
+                        </w:rPr>
+                        <w:t>FOR X=</w:t>
+                      </w:r>
+                      <w:r>
+                        <w:rPr>
+                          <w:i/>
+                          <w:iCs/>
+                          <w:sz w:val="20"/>
+                          <w:szCs w:val="20"/>
+                        </w:rPr>
+                        <w:t xml:space="preserve">48 </w:t>
+                      </w:r>
+                      <w:r>
+                        <w:rPr>
+                          <w:sz w:val="20"/>
+                          <w:szCs w:val="20"/>
+                        </w:rPr>
+                        <w:t xml:space="preserve">TO </w:t>
+                      </w:r>
+                      <w:r>
+                        <w:rPr>
+                          <w:i/>
+                          <w:iCs/>
+                          <w:sz w:val="20"/>
+                          <w:szCs w:val="20"/>
+                        </w:rPr>
+                        <w:t>221</w:t>
+                      </w:r>
+                      <w:r>
+                        <w:rPr>
+                          <w:sz w:val="20"/>
+                          <w:szCs w:val="20"/>
+                        </w:rPr>
+                        <w:t xml:space="preserve">:GOSUB </w:t>
+                      </w:r>
+                      <w:r>
+                        <w:rPr>
+                          <w:i/>
+                          <w:iCs/>
+                          <w:sz w:val="20"/>
+                          <w:szCs w:val="20"/>
+                        </w:rPr>
+                        <w:t>500</w:t>
+                      </w:r>
+                      <w:r>
+                        <w:rPr>
+                          <w:sz w:val="20"/>
+                          <w:szCs w:val="20"/>
+                        </w:rPr>
+                        <w:t>:NEXT X</w:t>
+                      </w:r>
+                      <w:r>
+                        <w:rPr>
+                          <w:sz w:val="20"/>
+                          <w:szCs w:val="20"/>
+                        </w:rPr>
+                        <w:br/>
+                      </w:r>
+                      <w:r>
+                        <w:rPr>
+                          <w:i/>
+                          <w:iCs/>
+                          <w:sz w:val="20"/>
+                          <w:szCs w:val="20"/>
+                        </w:rPr>
+                        <w:t>160</w:t>
+                      </w:r>
+                      <w:r>
+                        <w:rPr>
+                          <w:sz w:val="20"/>
+                          <w:szCs w:val="20"/>
+                        </w:rPr>
+                        <w:t xml:space="preserve"> GOTO </w:t>
+                      </w:r>
+                      <w:r>
+                        <w:rPr>
+                          <w:i/>
+                          <w:iCs/>
+                          <w:sz w:val="20"/>
+                          <w:szCs w:val="20"/>
+                        </w:rPr>
+                        <w:t>150</w:t>
+                      </w:r>
+                      <w:r>
+                        <w:rPr>
+                          <w:i/>
+                          <w:iCs/>
+                          <w:sz w:val="20"/>
+                          <w:szCs w:val="20"/>
+                        </w:rPr>
+                        <w:br/>
+                        <w:t>320</w:t>
+                      </w:r>
+                      <w:r>
+                        <w:rPr>
+                          <w:sz w:val="20"/>
+                          <w:szCs w:val="20"/>
+                        </w:rPr>
+                        <w:t xml:space="preserve"> POKE Y,Z</w:t>
+                      </w:r>
+                      <w:r>
+                        <w:rPr>
+                          <w:sz w:val="20"/>
+                          <w:szCs w:val="20"/>
+                        </w:rPr>
+                        <w:br/>
+                      </w:r>
+                      <w:r>
+                        <w:rPr>
+                          <w:i/>
+                          <w:iCs/>
+                          <w:sz w:val="20"/>
+                          <w:szCs w:val="20"/>
+                        </w:rPr>
+                        <w:t>500</w:t>
+                      </w:r>
+                      <w:r>
+                        <w:rPr>
+                          <w:sz w:val="20"/>
+                          <w:szCs w:val="20"/>
+                        </w:rPr>
+                        <w:t xml:space="preserve"> POKE </w:t>
+                      </w:r>
+                      <w:r>
+                        <w:rPr>
+                          <w:i/>
+                          <w:iCs/>
+                          <w:sz w:val="20"/>
+                          <w:szCs w:val="20"/>
+                        </w:rPr>
+                        <w:t>53248</w:t>
+                      </w:r>
+                      <w:r>
+                        <w:rPr>
+                          <w:sz w:val="20"/>
+                          <w:szCs w:val="20"/>
+                        </w:rPr>
+                        <w:t xml:space="preserve">,X        :REM </w:t>
+                      </w:r>
+                      <w:r>
+                        <w:rPr>
+                          <w:i/>
+                          <w:iCs/>
+                          <w:sz w:val="20"/>
+                          <w:szCs w:val="20"/>
+                        </w:rPr>
+                        <w:t xml:space="preserve">53248 </w:t>
+                      </w:r>
+                      <w:r>
+                        <w:rPr>
+                          <w:sz w:val="20"/>
+                          <w:szCs w:val="20"/>
+                        </w:rPr>
+                        <w:t xml:space="preserve">HPOSP0 (W) Horizontal position of player </w:t>
+                      </w:r>
+                      <w:r>
+                        <w:rPr>
+                          <w:i/>
+                          <w:iCs/>
+                          <w:sz w:val="20"/>
+                          <w:szCs w:val="20"/>
+                        </w:rPr>
+                        <w:t>0</w:t>
+                      </w:r>
+                      <w:r>
+                        <w:rPr>
+                          <w:i/>
+                          <w:iCs/>
+                          <w:sz w:val="20"/>
+                          <w:szCs w:val="20"/>
+                        </w:rPr>
+                        <w:br/>
+                        <w:t xml:space="preserve">510 </w:t>
+                      </w:r>
+                      <w:r>
+                        <w:rPr>
+                          <w:sz w:val="20"/>
+                          <w:szCs w:val="20"/>
+                        </w:rPr>
+                        <w:t>RETURN</w:t>
+                      </w:r>
+                      <w:r>
+                        <w:rPr>
+                          <w:sz w:val="20"/>
+                          <w:szCs w:val="20"/>
+                        </w:rPr>
+                        <w:br/>
+                      </w:r>
+                      <w:r>
+                        <w:rPr>
+                          <w:i/>
+                          <w:iCs/>
+                          <w:sz w:val="20"/>
+                          <w:szCs w:val="20"/>
+                        </w:rPr>
+                        <w:t>600</w:t>
+                      </w:r>
+                      <w:r>
+                        <w:rPr>
+                          <w:sz w:val="20"/>
+                          <w:szCs w:val="20"/>
+                        </w:rPr>
+                        <w:t xml:space="preserve"> DATA </w:t>
+                      </w:r>
+                      <w:r>
+                        <w:rPr>
+                          <w:i/>
+                          <w:iCs/>
+                          <w:sz w:val="20"/>
+                          <w:szCs w:val="20"/>
+                        </w:rPr>
+                        <w:t>60</w:t>
+                      </w:r>
+                      <w:r>
+                        <w:rPr>
+                          <w:sz w:val="20"/>
+                          <w:szCs w:val="20"/>
+                        </w:rPr>
+                        <w:t>,</w:t>
+                      </w:r>
+                      <w:r>
+                        <w:rPr>
+                          <w:i/>
+                          <w:iCs/>
+                          <w:sz w:val="20"/>
+                          <w:szCs w:val="20"/>
+                        </w:rPr>
+                        <w:t>60</w:t>
+                      </w:r>
+                      <w:r>
+                        <w:rPr>
+                          <w:sz w:val="20"/>
+                          <w:szCs w:val="20"/>
+                        </w:rPr>
+                        <w:t>,</w:t>
+                      </w:r>
+                      <w:r>
+                        <w:rPr>
+                          <w:i/>
+                          <w:iCs/>
+                          <w:sz w:val="20"/>
+                          <w:szCs w:val="20"/>
+                        </w:rPr>
+                        <w:t>60</w:t>
+                      </w:r>
+                      <w:r>
+                        <w:rPr>
+                          <w:sz w:val="20"/>
+                          <w:szCs w:val="20"/>
+                        </w:rPr>
+                        <w:t>,</w:t>
+                      </w:r>
+                      <w:r>
+                        <w:rPr>
+                          <w:i/>
+                          <w:iCs/>
+                          <w:sz w:val="20"/>
+                          <w:szCs w:val="20"/>
+                        </w:rPr>
+                        <w:t>60</w:t>
+                      </w:r>
+                      <w:r>
+                        <w:rPr>
+                          <w:sz w:val="20"/>
+                          <w:szCs w:val="20"/>
+                        </w:rPr>
+                        <w:t>,</w:t>
+                      </w:r>
+                      <w:r>
+                        <w:rPr>
+                          <w:i/>
+                          <w:iCs/>
+                          <w:sz w:val="20"/>
+                          <w:szCs w:val="20"/>
+                        </w:rPr>
+                        <w:t>60</w:t>
+                      </w:r>
+                      <w:r>
+                        <w:rPr>
+                          <w:sz w:val="20"/>
+                          <w:szCs w:val="20"/>
+                        </w:rPr>
+                        <w:t>,</w:t>
+                      </w:r>
+                      <w:r>
+                        <w:rPr>
+                          <w:i/>
+                          <w:iCs/>
+                          <w:sz w:val="20"/>
+                          <w:szCs w:val="20"/>
+                        </w:rPr>
+                        <w:t>60</w:t>
+                      </w:r>
+                      <w:r>
+                        <w:rPr>
+                          <w:i/>
+                          <w:iCs/>
+                          <w:sz w:val="20"/>
+                          <w:szCs w:val="20"/>
+                        </w:rPr>
+                        <w:br/>
+                        <w:t>610</w:t>
+                      </w:r>
+                      <w:r>
+                        <w:rPr>
+                          <w:sz w:val="20"/>
+                          <w:szCs w:val="20"/>
+                        </w:rPr>
+                        <w:t xml:space="preserve"> DATA </w:t>
+                      </w:r>
+                      <w:r>
+                        <w:rPr>
+                          <w:i/>
+                          <w:iCs/>
+                          <w:sz w:val="20"/>
+                          <w:szCs w:val="20"/>
+                        </w:rPr>
+                        <w:t>255</w:t>
+                      </w:r>
+                      <w:r>
+                        <w:rPr>
+                          <w:sz w:val="20"/>
+                          <w:szCs w:val="20"/>
+                        </w:rPr>
+                        <w:t>,</w:t>
+                      </w:r>
+                      <w:r>
+                        <w:rPr>
+                          <w:i/>
+                          <w:iCs/>
+                          <w:sz w:val="20"/>
+                          <w:szCs w:val="20"/>
+                        </w:rPr>
+                        <w:t>255</w:t>
+                      </w:r>
+                      <w:r>
+                        <w:rPr>
+                          <w:sz w:val="20"/>
+                          <w:szCs w:val="20"/>
+                        </w:rPr>
+                        <w:t>,</w:t>
+                      </w:r>
+                      <w:r>
+                        <w:rPr>
+                          <w:i/>
+                          <w:iCs/>
+                          <w:sz w:val="20"/>
+                          <w:szCs w:val="20"/>
+                        </w:rPr>
+                        <w:t>255</w:t>
+                      </w:r>
+                      <w:r>
+                        <w:rPr>
+                          <w:sz w:val="20"/>
+                          <w:szCs w:val="20"/>
+                        </w:rPr>
+                        <w:t>,</w:t>
+                      </w:r>
+                      <w:r>
+                        <w:rPr>
+                          <w:i/>
+                          <w:iCs/>
+                          <w:sz w:val="20"/>
+                          <w:szCs w:val="20"/>
+                        </w:rPr>
+                        <w:t>255</w:t>
+                      </w:r>
+                      <w:r>
+                        <w:rPr>
+                          <w:sz w:val="20"/>
+                          <w:szCs w:val="20"/>
+                        </w:rPr>
+                        <w:t>,</w:t>
+                      </w:r>
+                      <w:r>
+                        <w:rPr>
+                          <w:i/>
+                          <w:iCs/>
+                          <w:sz w:val="20"/>
+                          <w:szCs w:val="20"/>
+                        </w:rPr>
+                        <w:t>255</w:t>
+                      </w:r>
+                      <w:r>
+                        <w:rPr>
+                          <w:sz w:val="20"/>
+                          <w:szCs w:val="20"/>
+                        </w:rPr>
+                        <w:t>,</w:t>
+                      </w:r>
+                      <w:r>
+                        <w:rPr>
+                          <w:i/>
+                          <w:iCs/>
+                          <w:sz w:val="20"/>
+                          <w:szCs w:val="20"/>
+                        </w:rPr>
+                        <w:t>255</w:t>
+                      </w:r>
+                      <w:r>
+                        <w:rPr>
+                          <w:i/>
+                          <w:iCs/>
+                          <w:sz w:val="20"/>
+                          <w:szCs w:val="20"/>
+                        </w:rPr>
+                        <w:br/>
+                        <w:t>620</w:t>
+                      </w:r>
+                      <w:r>
+                        <w:rPr>
+                          <w:sz w:val="20"/>
+                          <w:szCs w:val="20"/>
+                        </w:rPr>
+                        <w:t xml:space="preserve"> DATA </w:t>
+                      </w:r>
+                      <w:r>
+                        <w:rPr>
+                          <w:i/>
+                          <w:iCs/>
+                          <w:sz w:val="20"/>
+                          <w:szCs w:val="20"/>
+                        </w:rPr>
+                        <w:t>60</w:t>
+                      </w:r>
+                      <w:r>
+                        <w:rPr>
+                          <w:sz w:val="20"/>
+                          <w:szCs w:val="20"/>
+                        </w:rPr>
+                        <w:t>,</w:t>
+                      </w:r>
+                      <w:r>
+                        <w:rPr>
+                          <w:i/>
+                          <w:iCs/>
+                          <w:sz w:val="20"/>
+                          <w:szCs w:val="20"/>
+                        </w:rPr>
+                        <w:t>60</w:t>
+                      </w:r>
+                      <w:r>
+                        <w:rPr>
+                          <w:sz w:val="20"/>
+                          <w:szCs w:val="20"/>
+                        </w:rPr>
+                        <w:t>,</w:t>
+                      </w:r>
+                      <w:r>
+                        <w:rPr>
+                          <w:i/>
+                          <w:iCs/>
+                          <w:sz w:val="20"/>
+                          <w:szCs w:val="20"/>
+                        </w:rPr>
+                        <w:t>60</w:t>
+                      </w:r>
+                      <w:r>
+                        <w:rPr>
+                          <w:sz w:val="20"/>
+                          <w:szCs w:val="20"/>
+                        </w:rPr>
+                        <w:t>,</w:t>
+                      </w:r>
+                      <w:r>
+                        <w:rPr>
+                          <w:i/>
+                          <w:iCs/>
+                          <w:sz w:val="20"/>
+                          <w:szCs w:val="20"/>
+                        </w:rPr>
+                        <w:t>60</w:t>
+                      </w:r>
+                      <w:r>
+                        <w:rPr>
+                          <w:sz w:val="20"/>
+                          <w:szCs w:val="20"/>
+                        </w:rPr>
+                        <w:t>,</w:t>
+                      </w:r>
+                      <w:r>
+                        <w:rPr>
+                          <w:i/>
+                          <w:iCs/>
+                          <w:sz w:val="20"/>
+                          <w:szCs w:val="20"/>
+                        </w:rPr>
+                        <w:t>60</w:t>
+                      </w:r>
+                      <w:r>
+                        <w:rPr>
+                          <w:sz w:val="20"/>
+                          <w:szCs w:val="20"/>
+                        </w:rPr>
+                        <w:t>,</w:t>
+                      </w:r>
+                      <w:r>
+                        <w:rPr>
+                          <w:i/>
+                          <w:iCs/>
+                          <w:sz w:val="20"/>
+                          <w:szCs w:val="20"/>
+                        </w:rPr>
+                        <w:t>60</w:t>
+                      </w:r>
+                    </w:p>
+                    <w:p>
+                      <w:pPr>
+                        <w:rPr>
+                          <w:sz w:val="20"/>
+                          <w:szCs w:val="20"/>
+                        </w:rPr>
+                      </w:pPr>
+                    </w:p>
+                  </w:txbxContent>
+                </v:textbox>
+                <w10:wrap type="square"/>
+              </v:shape>
+            </w:pict>
+          </mc:Fallback>
+        </mc:AlternateContent>
+      </w:r>
+    </w:p>
+    <w:p>
+      <w:pPr>
+        <w:rPr>
+          <w:rFonts w:ascii="C64 Pro Mono" w:hAnsi="C64 Pro Mono"/>
+          <w:color w:val="FFFFFF" w:themeColor="background1"/>
+        </w:rPr>
+      </w:pPr>
+      <w:r>
+        <w:rPr>
+          <w:rFonts w:ascii="C64 Pro Mono" w:hAnsi="C64 Pro Mono"/>
+          <w:color w:val="FFFFFF" w:themeColor="background1"/>
+        </w:rPr>
+        <w:lastRenderedPageBreak/>
+        <w:t>Commodore 64 (1982)</w:t>
+      </w:r>
+    </w:p>
+    <w:p>
+      <w:pPr>
+        <w:rPr>
+          <w:rFonts w:ascii="C64 Pro Mono" w:hAnsi="C64 Pro Mono"/>
+          <w:color w:val="FFFFFF" w:themeColor="background1"/>
+        </w:rPr>
+      </w:pPr>
+    </w:p>
+    <w:p>
+      <w:pPr>
+        <w:rPr>
+          <w:rFonts w:ascii="C64 Pro Mono" w:hAnsi="C64 Pro Mono"/>
+          <w:color w:val="FFFFFF" w:themeColor="background1"/>
+        </w:rPr>
+      </w:pPr>
+      <w:r>
+        <w:rPr>
+          <w:rFonts w:ascii="C64 Pro Mono" w:hAnsi="C64 Pro Mono"/>
+          <w:color w:val="FFFFFF" w:themeColor="background1"/>
+        </w:rPr>
+        <w:t>8-bit microprocessor MOS 6502:</w:t>
+      </w:r>
+    </w:p>
+    <w:p>
+      <w:pPr>
+        <w:rPr>
+          <w:rFonts w:ascii="C64 Pro Mono" w:hAnsi="C64 Pro Mono"/>
+          <w:color w:val="FFFFFF" w:themeColor="background1"/>
+        </w:rPr>
+      </w:pPr>
+      <w:r>
+        <w:rPr>
+          <w:noProof/>
+        </w:rPr>
+        <w:drawing>
+          <wp:anchor distT="0" distB="0" distL="114300" distR="114300" simplePos="0" relativeHeight="251662336" behindDoc="0" locked="0" layoutInCell="1" allowOverlap="1" wp14:anchorId="55A74311" wp14:editId="175139BF">
+            <wp:simplePos x="0" y="0"/>
+            <wp:positionH relativeFrom="column">
+              <wp:posOffset>3497580</wp:posOffset>
+            </wp:positionH>
+            <wp:positionV relativeFrom="paragraph">
+              <wp:posOffset>120015</wp:posOffset>
+            </wp:positionV>
+            <wp:extent cx="2790825" cy="1737995"/>
+            <wp:effectExtent l="0" t="0" r="0" b="0"/>
+            <wp:wrapThrough wrapText="bothSides">
+              <wp:wrapPolygon edited="0">
+                <wp:start x="0" y="0"/>
+                <wp:lineTo x="0" y="21308"/>
+                <wp:lineTo x="21379" y="21308"/>
+                <wp:lineTo x="21379" y="0"/>
+                <wp:lineTo x="0" y="0"/>
+              </wp:wrapPolygon>
+            </wp:wrapThrough>
+            <wp:docPr id="1812320842" name="Picture 1" descr="What Is The 64 In Commodore 64 at Eloise Rameriz blog"/>
+            <wp:cNvGraphicFramePr>
+              <a:graphicFrameLocks xmlns:a="http://schemas.openxmlformats.org/drawingml/2006/main" noChangeAspect="1"/>
+            </wp:cNvGraphicFramePr>
+            <a:graphic xmlns:a="http://schemas.openxmlformats.org/drawingml/2006/main">
+              <a:graphicData uri="http://schemas.openxmlformats.org/drawingml/2006/picture">
+                <pic:pic xmlns:pic="http://schemas.openxmlformats.org/drawingml/2006/picture">
+                  <pic:nvPicPr>
+                    <pic:cNvPr id="0" name="Picture 1" descr="What Is The 64 In Commodore 64 at Eloise Rameriz blog"/>
+                    <pic:cNvPicPr>
+                      <a:picLocks noChangeAspect="1" noChangeArrowheads="1"/>
+                    </pic:cNvPicPr>
+                  </pic:nvPicPr>
+                  <pic:blipFill>
+                    <a:blip r:embed="rId10" cstate="print">
+                      <a:extLst>
+                        <a:ext uri="{28A0092B-C50C-407E-A947-70E740481C1C}">
+                          <a14:useLocalDpi xmlns:a14="http://schemas.microsoft.com/office/drawing/2010/main" val="0"/>
+                        </a:ext>
+                      </a:extLst>
+                    </a:blip>
+                    <a:srcRect/>
+                    <a:stretch>
+                      <a:fillRect/>
+                    </a:stretch>
+                  </pic:blipFill>
+                  <pic:spPr bwMode="auto">
+                    <a:xfrm>
+                      <a:off x="0" y="0"/>
+                      <a:ext cx="2790825" cy="1737995"/>
+                    </a:xfrm>
+                    <a:prstGeom prst="rect">
+                      <a:avLst/>
+                    </a:prstGeom>
+                    <a:noFill/>
+                    <a:ln>
+                      <a:noFill/>
+                    </a:ln>
+                  </pic:spPr>
+                </pic:pic>
+              </a:graphicData>
+            </a:graphic>
+          </wp:anchor>
+        </w:drawing>
+      </w:r>
+      <w:r>
+        <w:rPr>
+          <w:rFonts w:ascii="C64 Pro Mono" w:hAnsi="C64 Pro Mono"/>
+          <w:color w:val="FFFFFF" w:themeColor="background1"/>
+        </w:rPr>
+        <w:t>Registers: Accumulator, X, Y</w:t>
+      </w:r>
+    </w:p>
+    <w:p>
+      <w:pPr>
+        <w:numPr>
+          <w:ilvl w:val="0"/>
+          <w:numId w:val="2"/>
+        </w:numPr>
+        <w:rPr>
+          <w:rFonts w:ascii="C64 Pro Mono" w:hAnsi="C64 Pro Mono"/>
+          <w:color w:val="FFFFFF" w:themeColor="background1"/>
+          <w:lang w:val="fr-FR"/>
+        </w:rPr>
+      </w:pPr>
       <w:r>
         <w:rPr>
           <w:rFonts w:ascii="C64 Pro Mono" w:hAnsi="C64 Pro Mono"/>
@@ -914,323 +3597,15 @@
           <w:bCs/>
           <w:color w:val="FFFFFF" w:themeColor="background1"/>
         </w:rPr>
-        <w:t>Sprite Graphics Memory</w:t>
-      </w:r>
-      <w:r>
-        <w:rPr>
-          <w:rFonts w:ascii="C64 Pro Mono" w:hAnsi="C64 Pro Mono"/>
-          <w:color w:val="FFFFFF" w:themeColor="background1"/>
-        </w:rPr>
-        <w:t xml:space="preserve">, starting at specific memory locations (e.g., $D000 to $D02F) where the pixel data for each sprite </w:t>
-      </w:r>
-      <w:proofErr w:type="gramStart"/>
-      <w:r>
-        <w:rPr>
-          <w:rFonts w:ascii="C64 Pro Mono" w:hAnsi="C64 Pro Mono"/>
-          <w:color w:val="FFFFFF" w:themeColor="background1"/>
-        </w:rPr>
-        <w:t>is stored</w:t>
-      </w:r>
-      <w:proofErr w:type="gramEnd"/>
-      <w:r>
-        <w:rPr>
-          <w:rFonts w:ascii="C64 Pro Mono" w:hAnsi="C64 Pro Mono"/>
-          <w:color w:val="FFFFFF" w:themeColor="background1"/>
-        </w:rPr>
-        <w:t>.</w:t>
-      </w:r>
-    </w:p>
-    <w:p>
-      <w:pPr>
-        <w:rPr>
-          <w:rFonts w:ascii="C64 Pro Mono" w:hAnsi="C64 Pro Mono"/>
-          <w:color w:val="FFFFFF" w:themeColor="background1"/>
-        </w:rPr>
-      </w:pPr>
-      <w:proofErr w:type="gramStart"/>
-      <w:r>
-        <w:rPr>
-          <w:rFonts w:ascii="C64 Pro Mono" w:hAnsi="C64 Pro Mono"/>
-          <w:color w:val="FFFFFF" w:themeColor="background1"/>
-        </w:rPr>
-        <w:t xml:space="preserve">  </w:t>
-      </w:r>
-      <w:r>
-        <w:rPr>
-          <w:rFonts w:ascii="C64 Pro Mono" w:hAnsi="C64 Pro Mono"/>
-          <w:b/>
-          <w:bCs/>
-          <w:color w:val="FFFFFF" w:themeColor="background1"/>
-        </w:rPr>
-        <w:t>Sprite</w:t>
-      </w:r>
-      <w:proofErr w:type="gramEnd"/>
-      <w:r>
-        <w:rPr>
-          <w:rFonts w:ascii="C64 Pro Mono" w:hAnsi="C64 Pro Mono"/>
-          <w:b/>
-          <w:bCs/>
-          <w:color w:val="FFFFFF" w:themeColor="background1"/>
-        </w:rPr>
-        <w:t xml:space="preserve"> Enable Register:</w:t>
+        <w:t>8 hardware sprites</w:t>
       </w:r>
     </w:p>
     <w:p>
       <w:pPr>
         <w:numPr>
           <w:ilvl w:val="0"/>
-          <w:numId w:val="3"/>
+          <w:numId w:val="2"/>
         </w:numPr>
-        <w:rPr>
-          <w:rFonts w:ascii="C64 Pro Mono" w:hAnsi="C64 Pro Mono"/>
-          <w:color w:val="FFFFFF" w:themeColor="background1"/>
-        </w:rPr>
-      </w:pPr>
-      <w:r>
-        <w:rPr>
-          <w:rFonts w:ascii="C64 Pro Mono" w:hAnsi="C64 Pro Mono"/>
-          <w:b/>
-          <w:bCs/>
-          <w:color w:val="FFFFFF" w:themeColor="background1"/>
-        </w:rPr>
-        <w:t>GRACTL ($D01A)</w:t>
-      </w:r>
-      <w:r>
-        <w:rPr>
-          <w:rFonts w:ascii="C64 Pro Mono" w:hAnsi="C64 Pro Mono"/>
-          <w:color w:val="FFFFFF" w:themeColor="background1"/>
-        </w:rPr>
-        <w:t>: Controls sprite graphics modes.</w:t>
-      </w:r>
-    </w:p>
-    <w:p>
-      <w:pPr>
-        <w:numPr>
-          <w:ilvl w:val="0"/>
-          <w:numId w:val="3"/>
-        </w:numPr>
-        <w:rPr>
-          <w:rFonts w:ascii="C64 Pro Mono" w:hAnsi="C64 Pro Mono"/>
-          <w:color w:val="FFFFFF" w:themeColor="background1"/>
-        </w:rPr>
-      </w:pPr>
-      <w:r>
-        <w:rPr>
-          <w:rFonts w:ascii="C64 Pro Mono" w:hAnsi="C64 Pro Mono"/>
-          <w:b/>
-          <w:bCs/>
-          <w:color w:val="FFFFFF" w:themeColor="background1"/>
-        </w:rPr>
-        <w:lastRenderedPageBreak/>
-        <w:t>ENABL ($D01C)</w:t>
-      </w:r>
-      <w:r>
-        <w:rPr>
-          <w:rFonts w:ascii="C64 Pro Mono" w:hAnsi="C64 Pro Mono"/>
-          <w:color w:val="FFFFFF" w:themeColor="background1"/>
-        </w:rPr>
-        <w:t>: Enables or disables individual sprites and missiles.</w:t>
-      </w:r>
-    </w:p>
-    <w:p>
-      <w:pPr>
-        <w:rPr>
-          <w:rFonts w:ascii="C64 Pro Mono" w:hAnsi="C64 Pro Mono"/>
-          <w:color w:val="FFFFFF" w:themeColor="background1"/>
-        </w:rPr>
-      </w:pPr>
-      <w:proofErr w:type="gramStart"/>
-      <w:r>
-        <w:rPr>
-          <w:rFonts w:ascii="C64 Pro Mono" w:hAnsi="C64 Pro Mono"/>
-          <w:color w:val="FFFFFF" w:themeColor="background1"/>
-        </w:rPr>
-        <w:t xml:space="preserve">  </w:t>
-      </w:r>
-      <w:r>
-        <w:rPr>
-          <w:rFonts w:ascii="C64 Pro Mono" w:hAnsi="C64 Pro Mono"/>
-          <w:b/>
-          <w:bCs/>
-          <w:color w:val="FFFFFF" w:themeColor="background1"/>
-        </w:rPr>
-        <w:t>Sprite</w:t>
-      </w:r>
-      <w:proofErr w:type="gramEnd"/>
-      <w:r>
-        <w:rPr>
-          <w:rFonts w:ascii="C64 Pro Mono" w:hAnsi="C64 Pro Mono"/>
-          <w:b/>
-          <w:bCs/>
-          <w:color w:val="FFFFFF" w:themeColor="background1"/>
-        </w:rPr>
-        <w:t xml:space="preserve"> Size and Priority Registers:</w:t>
-      </w:r>
-    </w:p>
-    <w:p>
-      <w:pPr>
-        <w:numPr>
-          <w:ilvl w:val="0"/>
-          <w:numId w:val="4"/>
-        </w:numPr>
-        <w:rPr>
-          <w:rFonts w:ascii="C64 Pro Mono" w:hAnsi="C64 Pro Mono"/>
-          <w:color w:val="FFFFFF" w:themeColor="background1"/>
-        </w:rPr>
-      </w:pPr>
-      <w:r>
-        <w:rPr>
-          <w:rFonts w:ascii="C64 Pro Mono" w:hAnsi="C64 Pro Mono"/>
-          <w:b/>
-          <w:bCs/>
-          <w:color w:val="FFFFFF" w:themeColor="background1"/>
-        </w:rPr>
-        <w:t>VDELBL ($D01E)</w:t>
-      </w:r>
-      <w:r>
-        <w:rPr>
-          <w:rFonts w:ascii="C64 Pro Mono" w:hAnsi="C64 Pro Mono"/>
-          <w:color w:val="FFFFFF" w:themeColor="background1"/>
-        </w:rPr>
-        <w:t>: Vertical delay for sprites.</w:t>
-      </w:r>
-    </w:p>
-    <w:p>
-      <w:pPr>
-        <w:numPr>
-          <w:ilvl w:val="0"/>
-          <w:numId w:val="4"/>
-        </w:numPr>
-        <w:rPr>
-          <w:rFonts w:ascii="C64 Pro Mono" w:hAnsi="C64 Pro Mono"/>
-          <w:color w:val="FFFFFF" w:themeColor="background1"/>
-        </w:rPr>
-      </w:pPr>
-      <w:r>
-        <w:rPr>
-          <w:rFonts w:ascii="C64 Pro Mono" w:hAnsi="C64 Pro Mono"/>
-          <w:b/>
-          <w:bCs/>
-          <w:color w:val="FFFFFF" w:themeColor="background1"/>
-        </w:rPr>
-        <w:t>PF0, PF1, PF2</w:t>
-      </w:r>
-      <w:r>
-        <w:rPr>
-          <w:rFonts w:ascii="C64 Pro Mono" w:hAnsi="C64 Pro Mono"/>
-          <w:color w:val="FFFFFF" w:themeColor="background1"/>
-        </w:rPr>
-        <w:t xml:space="preserve">: Playfield registers that can </w:t>
-      </w:r>
-      <w:proofErr w:type="gramStart"/>
-      <w:r>
-        <w:rPr>
-          <w:rFonts w:ascii="C64 Pro Mono" w:hAnsi="C64 Pro Mono"/>
-          <w:color w:val="FFFFFF" w:themeColor="background1"/>
-        </w:rPr>
-        <w:t>be used</w:t>
-      </w:r>
-      <w:proofErr w:type="gramEnd"/>
-      <w:r>
-        <w:rPr>
-          <w:rFonts w:ascii="C64 Pro Mono" w:hAnsi="C64 Pro Mono"/>
-          <w:color w:val="FFFFFF" w:themeColor="background1"/>
-        </w:rPr>
-        <w:t xml:space="preserve"> in conjunction with sprites for layering.</w:t>
-      </w:r>
-    </w:p>
-    <w:p>
-      <w:pPr>
-        <w:rPr>
-          <w:rFonts w:ascii="C64 Pro Mono" w:hAnsi="C64 Pro Mono"/>
-          <w:color w:val="FFFFFF" w:themeColor="background1"/>
-        </w:rPr>
-      </w:pPr>
-    </w:p>
-    <w:p>
-      <w:pPr>
-        <w:rPr>
-          <w:rFonts w:ascii="C64 Pro Mono" w:hAnsi="C64 Pro Mono"/>
-          <w:color w:val="FFFFFF" w:themeColor="background1"/>
-        </w:rPr>
-      </w:pPr>
-      <w:r>
-        <w:rPr>
-          <w:rFonts w:ascii="C64 Pro Mono" w:hAnsi="C64 Pro Mono"/>
-          <w:color w:val="FFFFFF" w:themeColor="background1"/>
-        </w:rPr>
-        <w:br/>
-      </w:r>
-    </w:p>
-    <w:p>
-      <w:pPr>
-        <w:rPr>
-          <w:rFonts w:ascii="C64 Pro Mono" w:hAnsi="C64 Pro Mono"/>
-          <w:color w:val="FFFFFF" w:themeColor="background1"/>
-        </w:rPr>
-      </w:pPr>
-    </w:p>
-    <w:p>
-      <w:pPr>
-        <w:rPr>
-          <w:rFonts w:ascii="C64 Pro Mono" w:hAnsi="C64 Pro Mono"/>
-          <w:color w:val="FFFFFF" w:themeColor="background1"/>
-        </w:rPr>
-      </w:pPr>
-    </w:p>
-    <w:p>
-      <w:pPr>
-        <w:rPr>
-          <w:rFonts w:ascii="C64 Pro Mono" w:hAnsi="C64 Pro Mono"/>
-          <w:color w:val="FFFFFF" w:themeColor="background1"/>
-        </w:rPr>
-      </w:pPr>
-    </w:p>
-    <w:p>
-      <w:pPr>
-        <w:rPr>
-          <w:rFonts w:ascii="C64 Pro Mono" w:hAnsi="C64 Pro Mono"/>
-          <w:color w:val="FFFFFF" w:themeColor="background1"/>
-        </w:rPr>
-      </w:pPr>
-    </w:p>
-    <w:p>
-      <w:pPr>
-        <w:rPr>
-          <w:rFonts w:ascii="C64 Pro Mono" w:hAnsi="C64 Pro Mono"/>
-          <w:color w:val="FFFFFF" w:themeColor="background1"/>
-        </w:rPr>
-      </w:pPr>
-    </w:p>
-    <w:p>
-      <w:pPr>
-        <w:rPr>
-          <w:rFonts w:ascii="C64 Pro Mono" w:hAnsi="C64 Pro Mono"/>
-          <w:color w:val="FFFFFF" w:themeColor="background1"/>
-          <w:lang w:val="fr-FR"/>
-        </w:rPr>
-      </w:pPr>
-      <w:r>
-        <w:rPr>
-          <w:rFonts w:ascii="C64 Pro Mono" w:hAnsi="C64 Pro Mono"/>
-          <w:color w:val="FFFFFF" w:themeColor="background1"/>
-          <w:lang w:val="fr-FR"/>
-        </w:rPr>
-        <w:lastRenderedPageBreak/>
-        <w:t>Commodore 64 (1982)</w:t>
-      </w:r>
-    </w:p>
-    <w:p>
-      <w:pPr>
-        <w:rPr>
-          <w:rFonts w:ascii="C64 Pro Mono" w:hAnsi="C64 Pro Mono"/>
-          <w:color w:val="FFFFFF" w:themeColor="background1"/>
-          <w:lang w:val="fr-FR"/>
-        </w:rPr>
-      </w:pPr>
-    </w:p>
-    <w:p>
-      <w:pPr>
         <w:rPr>
           <w:rFonts w:ascii="C64 Pro Mono" w:hAnsi="C64 Pro Mono"/>
           <w:color w:val="FFFFFF" w:themeColor="background1"/>
@@ -1693,23 +4068,7 @@
                 <w:rFonts w:ascii="Abadi" w:hAnsi="Abadi"/>
                 <w:color w:val="FFFFFF" w:themeColor="background1"/>
               </w:rPr>
-              <w:t xml:space="preserve"> </w:t>
-            </w:r>
-            <w:proofErr w:type="gramStart"/>
-            <w:r>
-              <w:rPr>
-                <w:rFonts w:ascii="Abadi" w:hAnsi="Abadi"/>
-                <w:color w:val="FFFFFF" w:themeColor="background1"/>
-              </w:rPr>
-              <w:t>7</w:t>
-            </w:r>
-            <w:proofErr w:type="gramEnd"/>
-            <w:r>
-              <w:rPr>
-                <w:rFonts w:ascii="Abadi" w:hAnsi="Abadi"/>
-                <w:color w:val="FFFFFF" w:themeColor="background1"/>
-              </w:rPr>
-              <w:t xml:space="preserve"> s</w:t>
+              <w:t xml:space="preserve"> 7 s</w:t>
             </w:r>
             <w:r>
               <w:rPr>
@@ -1740,7 +4099,6 @@
               </w:rPr>
             </w:pPr>
             <w:proofErr w:type="spellStart"/>
-            <w:proofErr w:type="gramStart"/>
             <w:r>
               <w:rPr>
                 <w:rFonts w:ascii="Abadi" w:hAnsi="Abadi"/>
@@ -1749,7 +4107,6 @@
               <w:t>sprite.setPosition</w:t>
             </w:r>
             <w:proofErr w:type="spellEnd"/>
-            <w:proofErr w:type="gramEnd"/>
             <w:r>
               <w:rPr>
                 <w:rFonts w:ascii="Abadi" w:hAnsi="Abadi"/>
@@ -1762,17 +4119,8 @@
                 <w:rFonts w:ascii="Abadi" w:hAnsi="Abadi"/>
                 <w:color w:val="FFFFFF" w:themeColor="background1"/>
               </w:rPr>
-              <w:t>100,200</w:t>
+              <w:t>100,200);</w:t>
             </w:r>
-            <w:proofErr w:type="gramStart"/>
-            <w:r>
-              <w:rPr>
-                <w:rFonts w:ascii="Abadi" w:hAnsi="Abadi"/>
-                <w:color w:val="FFFFFF" w:themeColor="background1"/>
-              </w:rPr>
-              <w:t>);</w:t>
-            </w:r>
-            <w:proofErr w:type="gramEnd"/>
           </w:p>
           <w:p>
             <w:pPr>
@@ -1806,7 +4154,6 @@
               </w:rPr>
             </w:pPr>
             <w:proofErr w:type="spellStart"/>
-            <w:proofErr w:type="gramStart"/>
             <w:r>
               <w:rPr>
                 <w:rFonts w:ascii="Abadi" w:hAnsi="Abadi"/>
@@ -1816,7 +4163,6 @@
               <w:t>sprite.y</w:t>
             </w:r>
             <w:proofErr w:type="spellEnd"/>
-            <w:proofErr w:type="gramEnd"/>
             <w:r>
               <w:rPr>
                 <w:rFonts w:ascii="Abadi" w:hAnsi="Abadi"/>
@@ -2115,23 +4461,7 @@
                       <w:rFonts w:ascii="Abadi" w:hAnsi="Abadi"/>
                       <w:color w:val="FFFFFF" w:themeColor="background1"/>
                     </w:rPr>
-                    <w:t xml:space="preserve">Bit #x: 1 = Sprite #x </w:t>
-                  </w:r>
-                  <w:proofErr w:type="gramStart"/>
-                  <w:r>
-                    <w:rPr>
-                      <w:rFonts w:ascii="Abadi" w:hAnsi="Abadi"/>
-                      <w:color w:val="FFFFFF" w:themeColor="background1"/>
-                    </w:rPr>
-                    <w:t>is stretched</w:t>
-                  </w:r>
-                  <w:proofErr w:type="gramEnd"/>
-                  <w:r>
-                    <w:rPr>
-                      <w:rFonts w:ascii="Abadi" w:hAnsi="Abadi"/>
-                      <w:color w:val="FFFFFF" w:themeColor="background1"/>
-                    </w:rPr>
-                    <w:t xml:space="preserve"> to double width.</w:t>
+                    <w:t>Bit #x: 1 = Sprite #x is stretched to double width.</w:t>
                   </w:r>
                 </w:p>
               </w:tc>
@@ -2220,7 +4550,6 @@
               </w:rPr>
             </w:pPr>
             <w:proofErr w:type="spellStart"/>
-            <w:proofErr w:type="gramStart"/>
             <w:r>
               <w:rPr>
                 <w:rFonts w:ascii="Abadi" w:hAnsi="Abadi"/>
@@ -2236,21 +4565,12 @@
               <w:t>.setScale</w:t>
             </w:r>
             <w:proofErr w:type="spellEnd"/>
-            <w:proofErr w:type="gramEnd"/>
             <w:r>
               <w:rPr>
                 <w:rFonts w:ascii="Abadi" w:hAnsi="Abadi"/>
                 <w:color w:val="FFFFFF" w:themeColor="background1"/>
               </w:rPr>
-              <w:t>(10,3</w:t>
-            </w:r>
-            <w:proofErr w:type="gramStart"/>
-            <w:r>
-              <w:rPr>
-                <w:rFonts w:ascii="Abadi" w:hAnsi="Abadi"/>
-                <w:color w:val="FFFFFF" w:themeColor="background1"/>
-              </w:rPr>
-              <w:t>)</w:t>
+              <w:t>(10,3)</w:t>
             </w:r>
             <w:r>
               <w:rPr>
@@ -2259,7 +4579,6 @@
               </w:rPr>
               <w:t>;</w:t>
             </w:r>
-            <w:proofErr w:type="gramEnd"/>
           </w:p>
           <w:p>
             <w:pPr>
@@ -2284,7 +4603,6 @@
               </w:rPr>
             </w:pPr>
             <w:proofErr w:type="spellStart"/>
-            <w:proofErr w:type="gramStart"/>
             <w:r>
               <w:rPr>
                 <w:rFonts w:ascii="Abadi" w:hAnsi="Abadi"/>
@@ -2294,7 +4612,6 @@
               <w:t>sprite.scaleX</w:t>
             </w:r>
             <w:proofErr w:type="spellEnd"/>
-            <w:proofErr w:type="gramEnd"/>
             <w:r>
               <w:rPr>
                 <w:rFonts w:ascii="Abadi" w:hAnsi="Abadi"/>
@@ -2520,7 +4837,6 @@
               </w:rPr>
             </w:pPr>
             <w:proofErr w:type="spellStart"/>
-            <w:proofErr w:type="gramStart"/>
             <w:r>
               <w:rPr>
                 <w:rFonts w:ascii="Abadi" w:hAnsi="Abadi"/>
@@ -2536,7 +4852,6 @@
               <w:t>.setFlip</w:t>
             </w:r>
             <w:proofErr w:type="spellEnd"/>
-            <w:proofErr w:type="gramEnd"/>
             <w:r>
               <w:rPr>
                 <w:rFonts w:ascii="Abadi" w:hAnsi="Abadi"/>
@@ -2545,7 +4860,6 @@
               <w:t>(</w:t>
             </w:r>
             <w:proofErr w:type="spellStart"/>
-            <w:proofErr w:type="gramStart"/>
             <w:r>
               <w:rPr>
                 <w:rFonts w:ascii="Abadi" w:hAnsi="Abadi"/>
@@ -2561,7 +4875,6 @@
               </w:rPr>
               <w:t>);</w:t>
             </w:r>
-            <w:proofErr w:type="gramEnd"/>
           </w:p>
           <w:p>
             <w:pPr>
@@ -2593,7 +4906,6 @@
               </w:rPr>
             </w:pPr>
             <w:proofErr w:type="spellStart"/>
-            <w:proofErr w:type="gramStart"/>
             <w:r>
               <w:rPr>
                 <w:rFonts w:ascii="Abadi" w:hAnsi="Abadi"/>
@@ -2609,7 +4921,6 @@
               <w:t>setFlipY</w:t>
             </w:r>
             <w:proofErr w:type="spellEnd"/>
-            <w:proofErr w:type="gramEnd"/>
             <w:r>
               <w:rPr>
                 <w:rFonts w:ascii="Abadi" w:hAnsi="Abadi"/>
@@ -2787,6 +5098,15 @@
               <w:t>JS Phaser</w:t>
             </w:r>
           </w:p>
+          <w:p>
+            <w:pPr>
+              <w:rPr>
+                <w:rFonts w:ascii="C64 Pro Mono" w:hAnsi="C64 Pro Mono"/>
+                <w:color w:val="FFFFFF" w:themeColor="background1"/>
+                <w:lang w:val="fr-FR"/>
+              </w:rPr>
+            </w:pPr>
+          </w:p>
         </w:tc>
       </w:tr>
       <w:tr>
@@ -2838,17 +5158,8 @@
                 <w:rFonts w:ascii="Abadi" w:hAnsi="Abadi"/>
                 <w:color w:val="FFFFFF" w:themeColor="background1"/>
               </w:rPr>
-              <w:t>float x1 = sprite0.getX(</w:t>
+              <w:t>float x1 = sprite0.getX();</w:t>
             </w:r>
-            <w:proofErr w:type="gramStart"/>
-            <w:r>
-              <w:rPr>
-                <w:rFonts w:ascii="Abadi" w:hAnsi="Abadi"/>
-                <w:color w:val="FFFFFF" w:themeColor="background1"/>
-              </w:rPr>
-              <w:t>);</w:t>
-            </w:r>
-            <w:proofErr w:type="gramEnd"/>
           </w:p>
           <w:p>
             <w:pPr>
@@ -2862,17 +5173,8 @@
                 <w:rFonts w:ascii="Abadi" w:hAnsi="Abadi"/>
                 <w:color w:val="FFFFFF" w:themeColor="background1"/>
               </w:rPr>
-              <w:t>float y1 = sprite0.getY(</w:t>
+              <w:t>float y1 = sprite0.getY();</w:t>
             </w:r>
-            <w:proofErr w:type="gramStart"/>
-            <w:r>
-              <w:rPr>
-                <w:rFonts w:ascii="Abadi" w:hAnsi="Abadi"/>
-                <w:color w:val="FFFFFF" w:themeColor="background1"/>
-              </w:rPr>
-              <w:t>);</w:t>
-            </w:r>
-            <w:proofErr w:type="gramEnd"/>
           </w:p>
           <w:p>
             <w:pPr>
@@ -2886,17 +5188,8 @@
                 <w:rFonts w:ascii="Abadi" w:hAnsi="Abadi"/>
                 <w:color w:val="FFFFFF" w:themeColor="background1"/>
               </w:rPr>
-              <w:t>float x2 = sprite1.getX(</w:t>
+              <w:t>float x2 = sprite1.getX();</w:t>
             </w:r>
-            <w:proofErr w:type="gramStart"/>
-            <w:r>
-              <w:rPr>
-                <w:rFonts w:ascii="Abadi" w:hAnsi="Abadi"/>
-                <w:color w:val="FFFFFF" w:themeColor="background1"/>
-              </w:rPr>
-              <w:t>);</w:t>
-            </w:r>
-            <w:proofErr w:type="gramEnd"/>
           </w:p>
           <w:p>
             <w:pPr>
@@ -2910,24 +5203,14 @@
                 <w:rFonts w:ascii="Abadi" w:hAnsi="Abadi"/>
                 <w:color w:val="FFFFFF" w:themeColor="background1"/>
               </w:rPr>
-              <w:t>float y2 = sprite1.getY(</w:t>
+              <w:t>float y2 = sprite1.getY();</w:t>
             </w:r>
-            <w:proofErr w:type="gramStart"/>
-            <w:r>
-              <w:rPr>
-                <w:rFonts w:ascii="Abadi" w:hAnsi="Abadi"/>
-                <w:color w:val="FFFFFF" w:themeColor="background1"/>
-              </w:rPr>
-              <w:t>);</w:t>
-            </w:r>
-            <w:proofErr w:type="gramEnd"/>
           </w:p>
           <w:p>
             <w:pPr>
               <w:rPr>
                 <w:rFonts w:ascii="Abadi" w:hAnsi="Abadi"/>
                 <w:color w:val="FFFFFF" w:themeColor="background1"/>
-                <w:lang w:val="fr-FR"/>
               </w:rPr>
             </w:pPr>
           </w:p>
@@ -2940,7 +5223,6 @@
               </w:rPr>
             </w:pPr>
             <w:proofErr w:type="spellStart"/>
-            <w:proofErr w:type="gramStart"/>
             <w:r>
               <w:rPr>
                 <w:rFonts w:ascii="Abadi" w:hAnsi="Abadi"/>
@@ -2950,7 +5232,6 @@
               <w:t>float</w:t>
             </w:r>
             <w:proofErr w:type="spellEnd"/>
-            <w:proofErr w:type="gramEnd"/>
             <w:r>
               <w:rPr>
                 <w:rFonts w:ascii="Abadi" w:hAnsi="Abadi"/>
@@ -2978,7 +5259,6 @@
               <w:t>(</w:t>
             </w:r>
             <w:proofErr w:type="spellStart"/>
-            <w:proofErr w:type="gramStart"/>
             <w:r>
               <w:rPr>
                 <w:rFonts w:ascii="Abadi" w:hAnsi="Abadi"/>
@@ -2994,19 +5274,9 @@
                 <w:color w:val="FFFFFF" w:themeColor="background1"/>
                 <w:lang w:val="fr-FR"/>
               </w:rPr>
-              <w:t>(</w:t>
-            </w:r>
-            <w:proofErr w:type="gramEnd"/>
-            <w:r>
-              <w:rPr>
-                <w:rFonts w:ascii="Abadi" w:hAnsi="Abadi"/>
-                <w:color w:val="FFFFFF" w:themeColor="background1"/>
-                <w:lang w:val="fr-FR"/>
-              </w:rPr>
-              <w:t xml:space="preserve">x2 - x1, 2) + </w:t>
+              <w:t xml:space="preserve">(x2 - x1, 2) + </w:t>
             </w:r>
             <w:proofErr w:type="spellStart"/>
-            <w:proofErr w:type="gramStart"/>
             <w:r>
               <w:rPr>
                 <w:rFonts w:ascii="Abadi" w:hAnsi="Abadi"/>
@@ -3022,27 +5292,8 @@
                 <w:color w:val="FFFFFF" w:themeColor="background1"/>
                 <w:lang w:val="fr-FR"/>
               </w:rPr>
-              <w:t>(</w:t>
+              <w:t>(y2 - y1, 2));</w:t>
             </w:r>
-            <w:proofErr w:type="gramEnd"/>
-            <w:r>
-              <w:rPr>
-                <w:rFonts w:ascii="Abadi" w:hAnsi="Abadi"/>
-                <w:color w:val="FFFFFF" w:themeColor="background1"/>
-                <w:lang w:val="fr-FR"/>
-              </w:rPr>
-              <w:t>y2 - y1, 2)</w:t>
-            </w:r>
-            <w:proofErr w:type="gramStart"/>
-            <w:r>
-              <w:rPr>
-                <w:rFonts w:ascii="Abadi" w:hAnsi="Abadi"/>
-                <w:color w:val="FFFFFF" w:themeColor="background1"/>
-                <w:lang w:val="fr-FR"/>
-              </w:rPr>
-              <w:t>);</w:t>
-            </w:r>
-            <w:proofErr w:type="gramEnd"/>
           </w:p>
           <w:p>
             <w:pPr>
@@ -3066,7 +5317,6 @@
               </w:rPr>
             </w:pPr>
             <w:proofErr w:type="spellStart"/>
-            <w:proofErr w:type="gramStart"/>
             <w:r>
               <w:rPr>
                 <w:rFonts w:ascii="Abadi" w:hAnsi="Abadi"/>
@@ -3075,7 +5325,6 @@
               <w:t>Phaser.Math.Distance.Between</w:t>
             </w:r>
             <w:proofErr w:type="spellEnd"/>
-            <w:proofErr w:type="gramEnd"/>
             <w:r>
               <w:rPr>
                 <w:rFonts w:ascii="Abadi" w:hAnsi="Abadi"/>
@@ -3132,21 +5381,12 @@
               </w:rPr>
               <w:t>2</w:t>
             </w:r>
-            <w:proofErr w:type="gramStart"/>
             <w:r>
               <w:rPr>
                 <w:rFonts w:ascii="Abadi" w:hAnsi="Abadi"/>
                 <w:color w:val="FFFFFF" w:themeColor="background1"/>
               </w:rPr>
-              <w:t>.y</w:t>
-            </w:r>
-            <w:proofErr w:type="gramEnd"/>
-            <w:r>
-              <w:rPr>
-                <w:rFonts w:ascii="Abadi" w:hAnsi="Abadi"/>
-                <w:color w:val="FFFFFF" w:themeColor="background1"/>
-              </w:rPr>
-              <w:t>)</w:t>
+              <w:t>.y)</w:t>
             </w:r>
           </w:p>
           <w:p>
@@ -3219,7 +5459,7 @@
                     <pic:cNvPicPr/>
                   </pic:nvPicPr>
                   <pic:blipFill>
-                    <a:blip r:embed="rId10">
+                    <a:blip r:embed="rId11">
                       <a:extLst>
                         <a:ext uri="{28A0092B-C50C-407E-A947-70E740481C1C}">
                           <a14:useLocalDpi xmlns:a14="http://schemas.microsoft.com/office/drawing/2010/main" val="0"/>
@@ -3248,22 +5488,6 @@
           </wp:anchor>
         </w:drawing>
       </w:r>
-    </w:p>
-    <w:p>
-      <w:pPr>
-        <w:rPr>
-          <w:rFonts w:ascii="C64 Pro Mono" w:hAnsi="C64 Pro Mono"/>
-          <w:color w:val="FFFFFF" w:themeColor="background1"/>
-        </w:rPr>
-      </w:pPr>
-    </w:p>
-    <w:p>
-      <w:pPr>
-        <w:rPr>
-          <w:rFonts w:ascii="C64 Pro Mono" w:hAnsi="C64 Pro Mono"/>
-          <w:color w:val="FFFFFF" w:themeColor="background1"/>
-        </w:rPr>
-      </w:pPr>
       <w:r>
         <w:rPr>
           <w:rFonts w:ascii="C64 Pro Mono" w:hAnsi="C64 Pro Mono"/>
@@ -3415,21 +5639,12 @@
           <w:color w:val="FFFFFF" w:themeColor="background1"/>
         </w:rPr>
       </w:pPr>
-      <w:proofErr w:type="gramStart"/>
-      <w:r>
-        <w:rPr>
-          <w:rFonts w:ascii="C64 Pro Mono" w:hAnsi="C64 Pro Mono"/>
-          <w:color w:val="FFFFFF" w:themeColor="background1"/>
-        </w:rPr>
-        <w:t>language</w:t>
-      </w:r>
-      <w:proofErr w:type="gramEnd"/>
-      <w:r>
-        <w:rPr>
-          <w:rFonts w:ascii="C64 Pro Mono" w:hAnsi="C64 Pro Mono"/>
-          <w:color w:val="FFFFFF" w:themeColor="background1"/>
-        </w:rPr>
-        <w:t xml:space="preserve"> Amos</w:t>
+      <w:r>
+        <w:rPr>
+          <w:rFonts w:ascii="C64 Pro Mono" w:hAnsi="C64 Pro Mono"/>
+          <w:color w:val="FFFFFF" w:themeColor="background1"/>
+        </w:rPr>
+        <w:t>language Amos</w:t>
       </w:r>
       <w:r>
         <w:rPr>

--- a/LECTURES/DecadesOfSprites/Decades of SPRITES.docx
+++ b/LECTURES/DecadesOfSprites/Decades of SPRITES.docx
@@ -659,25 +659,7 @@
           <w:color w:val="FFFFFF" w:themeColor="background1"/>
           <w:lang w:val="fr-FR"/>
         </w:rPr>
-        <w:t xml:space="preserve">8-bit </w:t>
-      </w:r>
-      <w:proofErr w:type="spellStart"/>
-      <w:r>
-        <w:rPr>
-          <w:rFonts w:ascii="C64 Pro Mono" w:hAnsi="C64 Pro Mono"/>
-          <w:color w:val="FFFFFF" w:themeColor="background1"/>
-          <w:lang w:val="fr-FR"/>
-        </w:rPr>
-        <w:t>microprocessor</w:t>
-      </w:r>
-      <w:proofErr w:type="spellEnd"/>
-      <w:r>
-        <w:rPr>
-          <w:rFonts w:ascii="C64 Pro Mono" w:hAnsi="C64 Pro Mono"/>
-          <w:color w:val="FFFFFF" w:themeColor="background1"/>
-          <w:lang w:val="fr-FR"/>
-        </w:rPr>
-        <w:t xml:space="preserve"> MOS 6502:</w:t>
+        <w:t>8-bit microprocessor MOS 6502:</w:t>
       </w:r>
     </w:p>
     <w:p>
@@ -702,13 +684,6 @@
           <w:color w:val="FFFFFF" w:themeColor="background1"/>
         </w:rPr>
       </w:pPr>
-      <w:r>
-        <w:rPr>
-          <w:rFonts w:ascii="C64 Pro Mono" w:hAnsi="C64 Pro Mono"/>
-          <w:color w:val="FFFFFF" w:themeColor="background1"/>
-        </w:rPr>
-        <w:t xml:space="preserve">  </w:t>
-      </w:r>
       <w:r>
         <w:rPr>
           <w:rFonts w:ascii="C64 Pro Mono" w:hAnsi="C64 Pro Mono"/>
@@ -717,6 +692,15 @@
           <w:color w:val="FFFFFF" w:themeColor="background1"/>
         </w:rPr>
         <w:t>Player/Missile Graphics</w:t>
+      </w:r>
+      <w:r>
+        <w:rPr>
+          <w:rFonts w:ascii="C64 Pro Mono" w:hAnsi="C64 Pro Mono"/>
+          <w:b/>
+          <w:bCs/>
+          <w:color w:val="FFFFFF" w:themeColor="background1"/>
+        </w:rPr>
+        <w:t>:</w:t>
       </w:r>
     </w:p>
     <w:p>
@@ -1243,23 +1227,7 @@
                                 <w:sz w:val="20"/>
                                 <w:szCs w:val="20"/>
                               </w:rPr>
-                              <w:t xml:space="preserve">($2C0 to $2C8) are the color registers for players, </w:t>
-                            </w:r>
-                            <w:proofErr w:type="spellStart"/>
-                            <w:r>
-                              <w:rPr>
-                                <w:sz w:val="20"/>
-                                <w:szCs w:val="20"/>
-                              </w:rPr>
-                              <w:t>missiles,and</w:t>
-                            </w:r>
-                            <w:proofErr w:type="spellEnd"/>
-                            <w:r>
-                              <w:rPr>
-                                <w:sz w:val="20"/>
-                                <w:szCs w:val="20"/>
-                              </w:rPr>
-                              <w:t xml:space="preserve"> playfields</w:t>
+                              <w:t>($2C0 to $2C8) are the color registers for players, missiles,and playfields</w:t>
                             </w:r>
                             <w:r>
                               <w:rPr>
@@ -2505,23 +2473,7 @@
                           <w:sz w:val="20"/>
                           <w:szCs w:val="20"/>
                         </w:rPr>
-                        <w:t xml:space="preserve">($2C0 to $2C8) are the color registers for players, </w:t>
-                      </w:r>
-                      <w:proofErr w:type="spellStart"/>
-                      <w:r>
-                        <w:rPr>
-                          <w:sz w:val="20"/>
-                          <w:szCs w:val="20"/>
-                        </w:rPr>
-                        <w:t>missiles,and</w:t>
-                      </w:r>
-                      <w:proofErr w:type="spellEnd"/>
-                      <w:r>
-                        <w:rPr>
-                          <w:sz w:val="20"/>
-                          <w:szCs w:val="20"/>
-                        </w:rPr>
-                        <w:t xml:space="preserve"> playfields</w:t>
+                        <w:t>($2C0 to $2C8) are the color registers for players, missiles,and playfields</w:t>
                       </w:r>
                       <w:r>
                         <w:rPr>
@@ -3484,35 +3436,24 @@
         <w:rPr>
           <w:rFonts w:ascii="C64 Pro Mono" w:hAnsi="C64 Pro Mono"/>
           <w:color w:val="FFFFFF" w:themeColor="background1"/>
-        </w:rPr>
-      </w:pPr>
-      <w:r>
-        <w:rPr>
-          <w:rFonts w:ascii="C64 Pro Mono" w:hAnsi="C64 Pro Mono"/>
-          <w:color w:val="FFFFFF" w:themeColor="background1"/>
-        </w:rPr>
-        <w:t>8-bit microprocessor MOS 6502:</w:t>
-      </w:r>
-    </w:p>
-    <w:p>
-      <w:pPr>
-        <w:rPr>
-          <w:rFonts w:ascii="C64 Pro Mono" w:hAnsi="C64 Pro Mono"/>
-          <w:color w:val="FFFFFF" w:themeColor="background1"/>
+          <w:sz w:val="18"/>
+          <w:szCs w:val="18"/>
         </w:rPr>
       </w:pPr>
       <w:r>
         <w:rPr>
           <w:noProof/>
+          <w:sz w:val="18"/>
+          <w:szCs w:val="18"/>
         </w:rPr>
         <w:drawing>
-          <wp:anchor distT="0" distB="0" distL="114300" distR="114300" simplePos="0" relativeHeight="251662336" behindDoc="0" locked="0" layoutInCell="1" allowOverlap="1" wp14:anchorId="55A74311" wp14:editId="175139BF">
+          <wp:anchor distT="0" distB="0" distL="114300" distR="114300" simplePos="0" relativeHeight="251662336" behindDoc="0" locked="0" layoutInCell="1" allowOverlap="1" wp14:anchorId="55A74311" wp14:editId="5623ACF0">
             <wp:simplePos x="0" y="0"/>
             <wp:positionH relativeFrom="column">
-              <wp:posOffset>3497580</wp:posOffset>
+              <wp:posOffset>3651752</wp:posOffset>
             </wp:positionH>
             <wp:positionV relativeFrom="paragraph">
-              <wp:posOffset>120015</wp:posOffset>
+              <wp:posOffset>4563</wp:posOffset>
             </wp:positionV>
             <wp:extent cx="2790825" cy="1737995"/>
             <wp:effectExtent l="0" t="0" r="0" b="0"/>
@@ -3574,6 +3515,45 @@
         <w:rPr>
           <w:rFonts w:ascii="C64 Pro Mono" w:hAnsi="C64 Pro Mono"/>
           <w:color w:val="FFFFFF" w:themeColor="background1"/>
+          <w:sz w:val="18"/>
+          <w:szCs w:val="18"/>
+        </w:rPr>
+        <w:t>8-bit microprocessor MOS 65</w:t>
+      </w:r>
+      <w:r>
+        <w:rPr>
+          <w:rFonts w:ascii="C64 Pro Mono" w:hAnsi="C64 Pro Mono"/>
+          <w:color w:val="FFFFFF" w:themeColor="background1"/>
+          <w:sz w:val="18"/>
+          <w:szCs w:val="18"/>
+        </w:rPr>
+        <w:t>10</w:t>
+      </w:r>
+      <w:r>
+        <w:rPr>
+          <w:rFonts w:ascii="C64 Pro Mono" w:hAnsi="C64 Pro Mono"/>
+          <w:color w:val="FFFFFF" w:themeColor="background1"/>
+          <w:sz w:val="18"/>
+          <w:szCs w:val="18"/>
+        </w:rPr>
+        <w:t>:</w:t>
+      </w:r>
+    </w:p>
+    <w:p>
+      <w:pPr>
+        <w:rPr>
+          <w:rFonts w:ascii="C64 Pro Mono" w:hAnsi="C64 Pro Mono"/>
+          <w:color w:val="FFFFFF" w:themeColor="background1"/>
+          <w:sz w:val="18"/>
+          <w:szCs w:val="18"/>
+        </w:rPr>
+      </w:pPr>
+      <w:r>
+        <w:rPr>
+          <w:rFonts w:ascii="C64 Pro Mono" w:hAnsi="C64 Pro Mono"/>
+          <w:color w:val="FFFFFF" w:themeColor="background1"/>
+          <w:sz w:val="18"/>
+          <w:szCs w:val="18"/>
         </w:rPr>
         <w:t>Registers: Accumulator, X, Y</w:t>
       </w:r>
@@ -3587,6 +3567,8 @@
         <w:rPr>
           <w:rFonts w:ascii="C64 Pro Mono" w:hAnsi="C64 Pro Mono"/>
           <w:color w:val="FFFFFF" w:themeColor="background1"/>
+          <w:sz w:val="18"/>
+          <w:szCs w:val="18"/>
           <w:lang w:val="fr-FR"/>
         </w:rPr>
       </w:pPr>
@@ -3596,6 +3578,8 @@
           <w:b/>
           <w:bCs/>
           <w:color w:val="FFFFFF" w:themeColor="background1"/>
+          <w:sz w:val="18"/>
+          <w:szCs w:val="18"/>
         </w:rPr>
         <w:t>8 hardware sprites</w:t>
       </w:r>
@@ -3609,41 +3593,939 @@
         <w:rPr>
           <w:rFonts w:ascii="C64 Pro Mono" w:hAnsi="C64 Pro Mono"/>
           <w:color w:val="FFFFFF" w:themeColor="background1"/>
-          <w:lang w:val="fr-FR"/>
-        </w:rPr>
-      </w:pPr>
-    </w:p>
-    <w:p>
-      <w:pPr>
-        <w:rPr>
-          <w:rFonts w:ascii="C64 Pro Mono" w:hAnsi="C64 Pro Mono"/>
-          <w:color w:val="FFFFFF" w:themeColor="background1"/>
-          <w:lang w:val="fr-FR"/>
-        </w:rPr>
-      </w:pPr>
-    </w:p>
-    <w:p>
-      <w:pPr>
-        <w:rPr>
-          <w:rFonts w:ascii="C64 Pro Mono" w:hAnsi="C64 Pro Mono"/>
-          <w:color w:val="FFFFFF" w:themeColor="background1"/>
-          <w:lang w:val="fr-FR"/>
-        </w:rPr>
-      </w:pPr>
-    </w:p>
-    <w:p>
-      <w:pPr>
-        <w:rPr>
-          <w:rFonts w:ascii="C64 Pro Mono" w:hAnsi="C64 Pro Mono"/>
-          <w:color w:val="FFFFFF" w:themeColor="background1"/>
-          <w:lang w:val="fr-FR"/>
-        </w:rPr>
-      </w:pPr>
-      <w:r>
-        <w:rPr>
-          <w:rFonts w:ascii="C64 Pro Mono" w:hAnsi="C64 Pro Mono"/>
-          <w:color w:val="FFFFFF" w:themeColor="background1"/>
-          <w:lang w:val="fr-FR"/>
+          <w:sz w:val="18"/>
+          <w:szCs w:val="18"/>
+        </w:rPr>
+      </w:pPr>
+      <w:r>
+        <w:rPr>
+          <w:rFonts w:ascii="C64 Pro Mono" w:hAnsi="C64 Pro Mono"/>
+          <w:color w:val="FFFFFF" w:themeColor="background1"/>
+          <w:sz w:val="18"/>
+          <w:szCs w:val="18"/>
+        </w:rPr>
+        <w:t xml:space="preserve">Sprites created and controlled by specific </w:t>
+      </w:r>
+      <w:r>
+        <w:rPr>
+          <w:rFonts w:ascii="C64 Pro Mono" w:hAnsi="C64 Pro Mono"/>
+          <w:color w:val="FFFFFF" w:themeColor="background1"/>
+          <w:sz w:val="18"/>
+          <w:szCs w:val="18"/>
+        </w:rPr>
+        <w:t>RAM</w:t>
+      </w:r>
+      <w:r>
+        <w:rPr>
+          <w:rFonts w:ascii="C64 Pro Mono" w:hAnsi="C64 Pro Mono"/>
+          <w:color w:val="FFFFFF" w:themeColor="background1"/>
+          <w:sz w:val="18"/>
+          <w:szCs w:val="18"/>
+        </w:rPr>
+        <w:t xml:space="preserve"> cells </w:t>
+      </w:r>
+    </w:p>
+    <w:p>
+      <w:pPr>
+        <w:numPr>
+          <w:ilvl w:val="0"/>
+          <w:numId w:val="2"/>
+        </w:numPr>
+        <w:rPr>
+          <w:rFonts w:ascii="C64 Pro Mono" w:hAnsi="C64 Pro Mono"/>
+          <w:color w:val="FFFFFF" w:themeColor="background1"/>
+          <w:sz w:val="18"/>
+          <w:szCs w:val="18"/>
+        </w:rPr>
+      </w:pPr>
+      <w:r>
+        <w:rPr>
+          <w:rFonts w:ascii="C64 Pro Mono" w:hAnsi="C64 Pro Mono"/>
+          <w:color w:val="FFFFFF" w:themeColor="background1"/>
+          <w:sz w:val="18"/>
+          <w:szCs w:val="18"/>
+        </w:rPr>
+        <w:t>Total</w:t>
+      </w:r>
+      <w:r>
+        <w:rPr>
+          <w:rFonts w:ascii="C64 Pro Mono" w:hAnsi="C64 Pro Mono"/>
+          <w:color w:val="FFFFFF" w:themeColor="background1"/>
+          <w:sz w:val="18"/>
+          <w:szCs w:val="18"/>
+        </w:rPr>
+        <w:t xml:space="preserve"> </w:t>
+      </w:r>
+      <w:r>
+        <w:rPr>
+          <w:rFonts w:ascii="C64 Pro Mono" w:hAnsi="C64 Pro Mono"/>
+          <w:color w:val="FFFFFF" w:themeColor="background1"/>
+          <w:sz w:val="18"/>
+          <w:szCs w:val="18"/>
+        </w:rPr>
+        <w:t>RAM 64</w:t>
+      </w:r>
+      <w:r>
+        <w:rPr>
+          <w:rFonts w:ascii="C64 Pro Mono" w:hAnsi="C64 Pro Mono"/>
+          <w:color w:val="FFFFFF" w:themeColor="background1"/>
+          <w:sz w:val="18"/>
+          <w:szCs w:val="18"/>
+        </w:rPr>
+        <w:t xml:space="preserve"> </w:t>
+      </w:r>
+      <w:r>
+        <w:rPr>
+          <w:rFonts w:ascii="C64 Pro Mono" w:hAnsi="C64 Pro Mono"/>
+          <w:color w:val="FFFFFF" w:themeColor="background1"/>
+          <w:sz w:val="18"/>
+          <w:szCs w:val="18"/>
+        </w:rPr>
+        <w:t>KB</w:t>
+      </w:r>
+      <w:r>
+        <w:rPr>
+          <w:rFonts w:ascii="C64 Pro Mono" w:hAnsi="C64 Pro Mono"/>
+          <w:color w:val="FFFFFF" w:themeColor="background1"/>
+          <w:sz w:val="18"/>
+          <w:szCs w:val="18"/>
+        </w:rPr>
+        <w:t xml:space="preserve"> </w:t>
+      </w:r>
+      <w:r>
+        <w:rPr>
+          <w:rFonts w:ascii="C64 Pro Mono" w:hAnsi="C64 Pro Mono"/>
+          <w:color w:val="FFFFFF" w:themeColor="background1"/>
+          <w:sz w:val="18"/>
+          <w:szCs w:val="18"/>
+        </w:rPr>
+        <w:t>=</w:t>
+      </w:r>
+      <w:r>
+        <w:rPr>
+          <w:rFonts w:ascii="C64 Pro Mono" w:hAnsi="C64 Pro Mono"/>
+          <w:color w:val="FFFFFF" w:themeColor="background1"/>
+          <w:sz w:val="18"/>
+          <w:szCs w:val="18"/>
+        </w:rPr>
+        <w:t xml:space="preserve"> </w:t>
+      </w:r>
+      <w:r>
+        <w:rPr>
+          <w:rFonts w:ascii="C64 Pro Mono" w:hAnsi="C64 Pro Mono"/>
+          <w:color w:val="FFFFFF" w:themeColor="background1"/>
+          <w:sz w:val="18"/>
+          <w:szCs w:val="18"/>
+        </w:rPr>
+        <w:t>65535</w:t>
+      </w:r>
+      <w:r>
+        <w:rPr>
+          <w:rFonts w:ascii="C64 Pro Mono" w:hAnsi="C64 Pro Mono"/>
+          <w:color w:val="FFFFFF" w:themeColor="background1"/>
+          <w:sz w:val="18"/>
+          <w:szCs w:val="18"/>
+        </w:rPr>
+        <w:t xml:space="preserve"> </w:t>
+      </w:r>
+      <w:r>
+        <w:rPr>
+          <w:rFonts w:ascii="C64 Pro Mono" w:hAnsi="C64 Pro Mono"/>
+          <w:color w:val="FFFFFF" w:themeColor="background1"/>
+          <w:sz w:val="18"/>
+          <w:szCs w:val="18"/>
+        </w:rPr>
+        <w:t>B</w:t>
+      </w:r>
+    </w:p>
+    <w:p>
+      <w:pPr>
+        <w:numPr>
+          <w:ilvl w:val="0"/>
+          <w:numId w:val="2"/>
+        </w:numPr>
+        <w:rPr>
+          <w:rFonts w:ascii="C64 Pro Mono" w:hAnsi="C64 Pro Mono"/>
+          <w:color w:val="FFFFFF" w:themeColor="background1"/>
+          <w:sz w:val="18"/>
+          <w:szCs w:val="18"/>
+        </w:rPr>
+      </w:pPr>
+      <w:r>
+        <w:rPr>
+          <w:rFonts w:ascii="C64 Pro Mono" w:hAnsi="C64 Pro Mono"/>
+          <w:color w:val="FFFFFF" w:themeColor="background1"/>
+          <w:sz w:val="18"/>
+          <w:szCs w:val="18"/>
+        </w:rPr>
+        <w:t>53248</w:t>
+      </w:r>
+      <w:r>
+        <w:rPr>
+          <w:rFonts w:ascii="C64 Pro Mono" w:hAnsi="C64 Pro Mono"/>
+          <w:color w:val="FFFFFF" w:themeColor="background1"/>
+          <w:sz w:val="12"/>
+          <w:szCs w:val="12"/>
+        </w:rPr>
+        <w:t>($</w:t>
+      </w:r>
+      <w:r>
+        <w:rPr>
+          <w:rFonts w:ascii="C64 Pro Mono" w:hAnsi="C64 Pro Mono"/>
+          <w:color w:val="FFFFFF" w:themeColor="background1"/>
+          <w:sz w:val="12"/>
+          <w:szCs w:val="12"/>
+        </w:rPr>
+        <w:t>d</w:t>
+      </w:r>
+      <w:r>
+        <w:rPr>
+          <w:rFonts w:ascii="C64 Pro Mono" w:hAnsi="C64 Pro Mono"/>
+          <w:color w:val="FFFFFF" w:themeColor="background1"/>
+          <w:sz w:val="12"/>
+          <w:szCs w:val="12"/>
+        </w:rPr>
+        <w:t>000)</w:t>
+      </w:r>
+      <w:r>
+        <w:rPr>
+          <w:rFonts w:ascii="C64 Pro Mono" w:hAnsi="C64 Pro Mono"/>
+          <w:color w:val="FFFFFF" w:themeColor="background1"/>
+          <w:sz w:val="18"/>
+          <w:szCs w:val="18"/>
+        </w:rPr>
+        <w:t xml:space="preserve"> S0 position X</w:t>
+      </w:r>
+    </w:p>
+    <w:p>
+      <w:pPr>
+        <w:numPr>
+          <w:ilvl w:val="0"/>
+          <w:numId w:val="2"/>
+        </w:numPr>
+        <w:rPr>
+          <w:rFonts w:ascii="C64 Pro Mono" w:hAnsi="C64 Pro Mono"/>
+          <w:color w:val="FFFFFF" w:themeColor="background1"/>
+          <w:sz w:val="18"/>
+          <w:szCs w:val="18"/>
+        </w:rPr>
+      </w:pPr>
+      <w:r>
+        <w:rPr>
+          <w:rFonts w:ascii="C64 Pro Mono" w:hAnsi="C64 Pro Mono"/>
+          <w:color w:val="FFFFFF" w:themeColor="background1"/>
+          <w:sz w:val="18"/>
+          <w:szCs w:val="18"/>
+        </w:rPr>
+        <w:t>5</w:t>
+      </w:r>
+      <w:r>
+        <w:rPr>
+          <w:rFonts w:ascii="C64 Pro Mono" w:hAnsi="C64 Pro Mono"/>
+          <w:color w:val="FFFFFF" w:themeColor="background1"/>
+          <w:sz w:val="18"/>
+          <w:szCs w:val="18"/>
+        </w:rPr>
+        <w:t>324</w:t>
+      </w:r>
+      <w:r>
+        <w:rPr>
+          <w:rFonts w:ascii="C64 Pro Mono" w:hAnsi="C64 Pro Mono"/>
+          <w:color w:val="FFFFFF" w:themeColor="background1"/>
+          <w:sz w:val="18"/>
+          <w:szCs w:val="18"/>
+        </w:rPr>
+        <w:t>9</w:t>
+      </w:r>
+      <w:r>
+        <w:rPr>
+          <w:rFonts w:ascii="C64 Pro Mono" w:hAnsi="C64 Pro Mono"/>
+          <w:color w:val="FFFFFF" w:themeColor="background1"/>
+          <w:sz w:val="12"/>
+          <w:szCs w:val="12"/>
+        </w:rPr>
+        <w:t>($</w:t>
+      </w:r>
+      <w:r>
+        <w:rPr>
+          <w:rFonts w:ascii="C64 Pro Mono" w:hAnsi="C64 Pro Mono"/>
+          <w:color w:val="FFFFFF" w:themeColor="background1"/>
+          <w:sz w:val="12"/>
+          <w:szCs w:val="12"/>
+        </w:rPr>
+        <w:t>d</w:t>
+      </w:r>
+      <w:r>
+        <w:rPr>
+          <w:rFonts w:ascii="C64 Pro Mono" w:hAnsi="C64 Pro Mono"/>
+          <w:color w:val="FFFFFF" w:themeColor="background1"/>
+          <w:sz w:val="12"/>
+          <w:szCs w:val="12"/>
+        </w:rPr>
+        <w:t>00</w:t>
+      </w:r>
+      <w:r>
+        <w:rPr>
+          <w:rFonts w:ascii="C64 Pro Mono" w:hAnsi="C64 Pro Mono"/>
+          <w:color w:val="FFFFFF" w:themeColor="background1"/>
+          <w:sz w:val="12"/>
+          <w:szCs w:val="12"/>
+        </w:rPr>
+        <w:t>1</w:t>
+      </w:r>
+      <w:r>
+        <w:rPr>
+          <w:rFonts w:ascii="C64 Pro Mono" w:hAnsi="C64 Pro Mono"/>
+          <w:color w:val="FFFFFF" w:themeColor="background1"/>
+          <w:sz w:val="12"/>
+          <w:szCs w:val="12"/>
+        </w:rPr>
+        <w:t>)</w:t>
+      </w:r>
+      <w:r>
+        <w:rPr>
+          <w:rFonts w:ascii="C64 Pro Mono" w:hAnsi="C64 Pro Mono"/>
+          <w:color w:val="FFFFFF" w:themeColor="background1"/>
+          <w:sz w:val="18"/>
+          <w:szCs w:val="18"/>
+        </w:rPr>
+        <w:t xml:space="preserve"> S1 </w:t>
+      </w:r>
+      <w:r>
+        <w:rPr>
+          <w:rFonts w:ascii="C64 Pro Mono" w:hAnsi="C64 Pro Mono"/>
+          <w:color w:val="FFFFFF" w:themeColor="background1"/>
+          <w:sz w:val="18"/>
+          <w:szCs w:val="18"/>
+        </w:rPr>
+        <w:t xml:space="preserve">position </w:t>
+      </w:r>
+      <w:r>
+        <w:rPr>
+          <w:rFonts w:ascii="C64 Pro Mono" w:hAnsi="C64 Pro Mono"/>
+          <w:color w:val="FFFFFF" w:themeColor="background1"/>
+          <w:sz w:val="18"/>
+          <w:szCs w:val="18"/>
+        </w:rPr>
+        <w:t>Y</w:t>
+      </w:r>
+    </w:p>
+    <w:p>
+      <w:pPr>
+        <w:numPr>
+          <w:ilvl w:val="0"/>
+          <w:numId w:val="2"/>
+        </w:numPr>
+        <w:rPr>
+          <w:rFonts w:ascii="C64 Pro Mono" w:hAnsi="C64 Pro Mono"/>
+          <w:color w:val="FFFFFF" w:themeColor="background1"/>
+          <w:sz w:val="18"/>
+          <w:szCs w:val="18"/>
+        </w:rPr>
+      </w:pPr>
+      <w:r>
+        <w:rPr>
+          <w:rFonts w:ascii="C64 Pro Mono" w:hAnsi="C64 Pro Mono"/>
+          <w:color w:val="FFFFFF" w:themeColor="background1"/>
+          <w:sz w:val="18"/>
+          <w:szCs w:val="18"/>
+        </w:rPr>
+        <w:t>5</w:t>
+      </w:r>
+      <w:r>
+        <w:rPr>
+          <w:rFonts w:ascii="C64 Pro Mono" w:hAnsi="C64 Pro Mono"/>
+          <w:color w:val="FFFFFF" w:themeColor="background1"/>
+          <w:sz w:val="18"/>
+          <w:szCs w:val="18"/>
+        </w:rPr>
+        <w:t>3248</w:t>
+      </w:r>
+      <w:r>
+        <w:rPr>
+          <w:rFonts w:ascii="C64 Pro Mono" w:hAnsi="C64 Pro Mono"/>
+          <w:color w:val="FFFFFF" w:themeColor="background1"/>
+          <w:sz w:val="18"/>
+          <w:szCs w:val="18"/>
+        </w:rPr>
+        <w:t>-5326</w:t>
+      </w:r>
+      <w:r>
+        <w:rPr>
+          <w:rFonts w:ascii="C64 Pro Mono" w:hAnsi="C64 Pro Mono"/>
+          <w:color w:val="FFFFFF" w:themeColor="background1"/>
+          <w:sz w:val="18"/>
+          <w:szCs w:val="18"/>
+        </w:rPr>
+        <w:t>3</w:t>
+      </w:r>
+      <w:r>
+        <w:rPr>
+          <w:rFonts w:ascii="C64 Pro Mono" w:hAnsi="C64 Pro Mono"/>
+          <w:color w:val="FFFFFF" w:themeColor="background1"/>
+          <w:sz w:val="12"/>
+          <w:szCs w:val="12"/>
+        </w:rPr>
+        <w:t>($</w:t>
+      </w:r>
+      <w:r>
+        <w:rPr>
+          <w:rFonts w:ascii="C64 Pro Mono" w:hAnsi="C64 Pro Mono"/>
+          <w:color w:val="FFFFFF" w:themeColor="background1"/>
+          <w:sz w:val="12"/>
+          <w:szCs w:val="12"/>
+        </w:rPr>
+        <w:t>d</w:t>
+      </w:r>
+      <w:r>
+        <w:rPr>
+          <w:rFonts w:ascii="C64 Pro Mono" w:hAnsi="C64 Pro Mono"/>
+          <w:color w:val="FFFFFF" w:themeColor="background1"/>
+          <w:sz w:val="12"/>
+          <w:szCs w:val="12"/>
+        </w:rPr>
+        <w:t>000</w:t>
+      </w:r>
+      <w:r>
+        <w:rPr>
+          <w:rFonts w:ascii="C64 Pro Mono" w:hAnsi="C64 Pro Mono"/>
+          <w:color w:val="FFFFFF" w:themeColor="background1"/>
+          <w:sz w:val="12"/>
+          <w:szCs w:val="12"/>
+        </w:rPr>
+        <w:t>-$d00f</w:t>
+      </w:r>
+      <w:r>
+        <w:rPr>
+          <w:rFonts w:ascii="C64 Pro Mono" w:hAnsi="C64 Pro Mono"/>
+          <w:color w:val="FFFFFF" w:themeColor="background1"/>
+          <w:sz w:val="12"/>
+          <w:szCs w:val="12"/>
+        </w:rPr>
+        <w:t>)</w:t>
+      </w:r>
+      <w:r>
+        <w:rPr>
+          <w:rFonts w:ascii="C64 Pro Mono" w:hAnsi="C64 Pro Mono"/>
+          <w:color w:val="FFFFFF" w:themeColor="background1"/>
+          <w:sz w:val="18"/>
+          <w:szCs w:val="18"/>
+        </w:rPr>
+        <w:t xml:space="preserve"> </w:t>
+      </w:r>
+      <w:r>
+        <w:rPr>
+          <w:rFonts w:ascii="Courier New" w:hAnsi="Courier New" w:cs="Courier New"/>
+          <w:color w:val="FFFFFF" w:themeColor="background1"/>
+          <w:sz w:val="18"/>
+          <w:szCs w:val="18"/>
+        </w:rPr>
+        <w:t>–</w:t>
+      </w:r>
+      <w:r>
+        <w:rPr>
+          <w:rFonts w:ascii="C64 Pro Mono" w:hAnsi="C64 Pro Mono"/>
+          <w:color w:val="FFFFFF" w:themeColor="background1"/>
+          <w:sz w:val="18"/>
+          <w:szCs w:val="18"/>
+        </w:rPr>
+        <w:t xml:space="preserve"> positions X, Y of all sprites</w:t>
+      </w:r>
+    </w:p>
+    <w:p>
+      <w:pPr>
+        <w:numPr>
+          <w:ilvl w:val="0"/>
+          <w:numId w:val="2"/>
+        </w:numPr>
+        <w:rPr>
+          <w:rFonts w:ascii="C64 Pro Mono" w:hAnsi="C64 Pro Mono"/>
+          <w:color w:val="FFFFFF" w:themeColor="background1"/>
+          <w:sz w:val="18"/>
+          <w:szCs w:val="18"/>
+        </w:rPr>
+      </w:pPr>
+      <w:r>
+        <w:rPr>
+          <w:rFonts w:ascii="C64 Pro Mono" w:hAnsi="C64 Pro Mono"/>
+          <w:color w:val="FFFFFF" w:themeColor="background1"/>
+          <w:sz w:val="18"/>
+          <w:szCs w:val="18"/>
+        </w:rPr>
+        <w:t>53269</w:t>
+      </w:r>
+      <w:r>
+        <w:rPr>
+          <w:rFonts w:ascii="C64 Pro Mono" w:hAnsi="C64 Pro Mono"/>
+          <w:color w:val="FFFFFF" w:themeColor="background1"/>
+          <w:sz w:val="12"/>
+          <w:szCs w:val="12"/>
+        </w:rPr>
+        <w:t>($</w:t>
+      </w:r>
+      <w:r>
+        <w:rPr>
+          <w:rFonts w:ascii="C64 Pro Mono" w:hAnsi="C64 Pro Mono"/>
+          <w:color w:val="FFFFFF" w:themeColor="background1"/>
+          <w:sz w:val="12"/>
+          <w:szCs w:val="12"/>
+        </w:rPr>
+        <w:t>d</w:t>
+      </w:r>
+      <w:r>
+        <w:rPr>
+          <w:rFonts w:ascii="C64 Pro Mono" w:hAnsi="C64 Pro Mono"/>
+          <w:color w:val="FFFFFF" w:themeColor="background1"/>
+          <w:sz w:val="12"/>
+          <w:szCs w:val="12"/>
+        </w:rPr>
+        <w:t>0</w:t>
+      </w:r>
+      <w:r>
+        <w:rPr>
+          <w:rFonts w:ascii="C64 Pro Mono" w:hAnsi="C64 Pro Mono"/>
+          <w:color w:val="FFFFFF" w:themeColor="background1"/>
+          <w:sz w:val="12"/>
+          <w:szCs w:val="12"/>
+        </w:rPr>
+        <w:t>15</w:t>
+      </w:r>
+      <w:r>
+        <w:rPr>
+          <w:rFonts w:ascii="C64 Pro Mono" w:hAnsi="C64 Pro Mono"/>
+          <w:color w:val="FFFFFF" w:themeColor="background1"/>
+          <w:sz w:val="12"/>
+          <w:szCs w:val="12"/>
+        </w:rPr>
+        <w:t>)</w:t>
+      </w:r>
+      <w:r>
+        <w:rPr>
+          <w:rFonts w:ascii="C64 Pro Mono" w:hAnsi="C64 Pro Mono"/>
+          <w:color w:val="FFFFFF" w:themeColor="background1"/>
+          <w:sz w:val="18"/>
+          <w:szCs w:val="18"/>
+        </w:rPr>
+        <w:t xml:space="preserve"> </w:t>
+      </w:r>
+      <w:r>
+        <w:rPr>
+          <w:rFonts w:ascii="Courier New" w:hAnsi="Courier New" w:cs="Courier New"/>
+          <w:color w:val="FFFFFF" w:themeColor="background1"/>
+          <w:sz w:val="18"/>
+          <w:szCs w:val="18"/>
+        </w:rPr>
+        <w:t>–</w:t>
+      </w:r>
+      <w:r>
+        <w:rPr>
+          <w:rFonts w:ascii="C64 Pro Mono" w:hAnsi="C64 Pro Mono"/>
+          <w:color w:val="FFFFFF" w:themeColor="background1"/>
+          <w:sz w:val="18"/>
+          <w:szCs w:val="18"/>
+        </w:rPr>
+        <w:t xml:space="preserve"> sprites enable</w:t>
+      </w:r>
+    </w:p>
+    <w:p>
+      <w:pPr>
+        <w:numPr>
+          <w:ilvl w:val="0"/>
+          <w:numId w:val="2"/>
+        </w:numPr>
+        <w:rPr>
+          <w:rFonts w:ascii="C64 Pro Mono" w:hAnsi="C64 Pro Mono"/>
+          <w:color w:val="FFFFFF" w:themeColor="background1"/>
+          <w:sz w:val="18"/>
+          <w:szCs w:val="18"/>
+        </w:rPr>
+      </w:pPr>
+      <w:r>
+        <w:rPr>
+          <w:rFonts w:ascii="C64 Pro Mono" w:hAnsi="C64 Pro Mono"/>
+          <w:color w:val="FFFFFF" w:themeColor="background1"/>
+          <w:sz w:val="18"/>
+          <w:szCs w:val="18"/>
+        </w:rPr>
+        <w:t>5328</w:t>
+      </w:r>
+      <w:r>
+        <w:rPr>
+          <w:rFonts w:ascii="C64 Pro Mono" w:hAnsi="C64 Pro Mono"/>
+          <w:color w:val="FFFFFF" w:themeColor="background1"/>
+          <w:sz w:val="18"/>
+          <w:szCs w:val="18"/>
+        </w:rPr>
+        <w:t xml:space="preserve">7 </w:t>
+      </w:r>
+      <w:r>
+        <w:rPr>
+          <w:rFonts w:ascii="Courier New" w:hAnsi="Courier New" w:cs="Courier New"/>
+          <w:color w:val="FFFFFF" w:themeColor="background1"/>
+          <w:sz w:val="18"/>
+          <w:szCs w:val="18"/>
+        </w:rPr>
+        <w:t>–</w:t>
+      </w:r>
+      <w:r>
+        <w:rPr>
+          <w:rFonts w:ascii="C64 Pro Mono" w:hAnsi="C64 Pro Mono"/>
+          <w:color w:val="FFFFFF" w:themeColor="background1"/>
+          <w:sz w:val="18"/>
+          <w:szCs w:val="18"/>
+        </w:rPr>
+        <w:t xml:space="preserve"> 53294</w:t>
+      </w:r>
+      <w:r>
+        <w:rPr>
+          <w:rFonts w:ascii="C64 Pro Mono" w:hAnsi="C64 Pro Mono"/>
+          <w:color w:val="FFFFFF" w:themeColor="background1"/>
+          <w:sz w:val="12"/>
+          <w:szCs w:val="12"/>
+        </w:rPr>
+        <w:t>($</w:t>
+      </w:r>
+      <w:r>
+        <w:rPr>
+          <w:rFonts w:ascii="C64 Pro Mono" w:hAnsi="C64 Pro Mono"/>
+          <w:color w:val="FFFFFF" w:themeColor="background1"/>
+          <w:sz w:val="12"/>
+          <w:szCs w:val="12"/>
+        </w:rPr>
+        <w:t>d027</w:t>
+      </w:r>
+      <w:r>
+        <w:rPr>
+          <w:rFonts w:ascii="C64 Pro Mono" w:hAnsi="C64 Pro Mono"/>
+          <w:color w:val="FFFFFF" w:themeColor="background1"/>
+          <w:sz w:val="12"/>
+          <w:szCs w:val="12"/>
+        </w:rPr>
+        <w:t>-$</w:t>
+      </w:r>
+      <w:r>
+        <w:rPr>
+          <w:rFonts w:ascii="C64 Pro Mono" w:hAnsi="C64 Pro Mono"/>
+          <w:color w:val="FFFFFF" w:themeColor="background1"/>
+          <w:sz w:val="12"/>
+          <w:szCs w:val="12"/>
+        </w:rPr>
+        <w:t>d02e</w:t>
+      </w:r>
+      <w:r>
+        <w:rPr>
+          <w:rFonts w:ascii="C64 Pro Mono" w:hAnsi="C64 Pro Mono"/>
+          <w:color w:val="FFFFFF" w:themeColor="background1"/>
+          <w:sz w:val="12"/>
+          <w:szCs w:val="12"/>
+        </w:rPr>
+        <w:t>)</w:t>
+      </w:r>
+      <w:r>
+        <w:rPr>
+          <w:rFonts w:ascii="C64 Pro Mono" w:hAnsi="C64 Pro Mono"/>
+          <w:color w:val="FFFFFF" w:themeColor="background1"/>
+          <w:sz w:val="18"/>
+          <w:szCs w:val="18"/>
+        </w:rPr>
+        <w:t xml:space="preserve"> </w:t>
+      </w:r>
+      <w:r>
+        <w:rPr>
+          <w:rFonts w:ascii="Courier New" w:hAnsi="Courier New" w:cs="Courier New"/>
+          <w:color w:val="FFFFFF" w:themeColor="background1"/>
+          <w:sz w:val="18"/>
+          <w:szCs w:val="18"/>
+        </w:rPr>
+        <w:t>–</w:t>
+      </w:r>
+      <w:r>
+        <w:rPr>
+          <w:rFonts w:ascii="C64 Pro Mono" w:hAnsi="C64 Pro Mono"/>
+          <w:color w:val="FFFFFF" w:themeColor="background1"/>
+          <w:sz w:val="18"/>
+          <w:szCs w:val="18"/>
+        </w:rPr>
+        <w:t xml:space="preserve"> sprite colors</w:t>
+      </w:r>
+    </w:p>
+    <w:p>
+      <w:pPr>
+        <w:numPr>
+          <w:ilvl w:val="0"/>
+          <w:numId w:val="2"/>
+        </w:numPr>
+        <w:rPr>
+          <w:rFonts w:ascii="C64 Pro Mono" w:hAnsi="C64 Pro Mono"/>
+          <w:color w:val="FFFFFF" w:themeColor="background1"/>
+          <w:sz w:val="18"/>
+          <w:szCs w:val="18"/>
+        </w:rPr>
+      </w:pPr>
+      <w:r>
+        <w:rPr>
+          <w:rFonts w:ascii="C64 Pro Mono" w:hAnsi="C64 Pro Mono"/>
+          <w:color w:val="FFFFFF" w:themeColor="background1"/>
+          <w:sz w:val="18"/>
+          <w:szCs w:val="18"/>
+        </w:rPr>
+        <w:lastRenderedPageBreak/>
+        <w:t>2040-2047</w:t>
+      </w:r>
+      <w:r>
+        <w:rPr>
+          <w:rFonts w:ascii="C64 Pro Mono" w:hAnsi="C64 Pro Mono"/>
+          <w:color w:val="FFFFFF" w:themeColor="background1"/>
+          <w:sz w:val="12"/>
+          <w:szCs w:val="12"/>
+        </w:rPr>
+        <w:t>($0</w:t>
+      </w:r>
+      <w:r>
+        <w:rPr>
+          <w:rFonts w:ascii="C64 Pro Mono" w:hAnsi="C64 Pro Mono"/>
+          <w:color w:val="FFFFFF" w:themeColor="background1"/>
+          <w:sz w:val="12"/>
+          <w:szCs w:val="12"/>
+        </w:rPr>
+        <w:t>7f8</w:t>
+      </w:r>
+      <w:r>
+        <w:rPr>
+          <w:rFonts w:ascii="C64 Pro Mono" w:hAnsi="C64 Pro Mono"/>
+          <w:color w:val="FFFFFF" w:themeColor="background1"/>
+          <w:sz w:val="12"/>
+          <w:szCs w:val="12"/>
+        </w:rPr>
+        <w:t>-$0</w:t>
+      </w:r>
+      <w:r>
+        <w:rPr>
+          <w:rFonts w:ascii="C64 Pro Mono" w:hAnsi="C64 Pro Mono"/>
+          <w:color w:val="FFFFFF" w:themeColor="background1"/>
+          <w:sz w:val="12"/>
+          <w:szCs w:val="12"/>
+        </w:rPr>
+        <w:t>7ff</w:t>
+      </w:r>
+      <w:r>
+        <w:rPr>
+          <w:rFonts w:ascii="C64 Pro Mono" w:hAnsi="C64 Pro Mono"/>
+          <w:color w:val="FFFFFF" w:themeColor="background1"/>
+          <w:sz w:val="12"/>
+          <w:szCs w:val="12"/>
+        </w:rPr>
+        <w:t>)</w:t>
+      </w:r>
+      <w:r>
+        <w:rPr>
+          <w:rFonts w:ascii="C64 Pro Mono" w:hAnsi="C64 Pro Mono"/>
+          <w:color w:val="FFFFFF" w:themeColor="background1"/>
+          <w:sz w:val="18"/>
+          <w:szCs w:val="18"/>
+        </w:rPr>
+        <w:t xml:space="preserve"> </w:t>
+      </w:r>
+      <w:r>
+        <w:rPr>
+          <w:rFonts w:ascii="Courier New" w:hAnsi="Courier New" w:cs="Courier New"/>
+          <w:color w:val="FFFFFF" w:themeColor="background1"/>
+          <w:sz w:val="18"/>
+          <w:szCs w:val="18"/>
+        </w:rPr>
+        <w:t>–</w:t>
+      </w:r>
+      <w:r>
+        <w:rPr>
+          <w:rFonts w:ascii="C64 Pro Mono" w:hAnsi="C64 Pro Mono"/>
+          <w:color w:val="FFFFFF" w:themeColor="background1"/>
+          <w:sz w:val="18"/>
+          <w:szCs w:val="18"/>
+        </w:rPr>
+        <w:t xml:space="preserve"> sprite pointers</w:t>
+      </w:r>
+    </w:p>
+    <w:p>
+      <w:pPr>
+        <w:numPr>
+          <w:ilvl w:val="0"/>
+          <w:numId w:val="2"/>
+        </w:numPr>
+        <w:rPr>
+          <w:rFonts w:ascii="C64 Pro Mono" w:hAnsi="C64 Pro Mono"/>
+          <w:color w:val="FFFFFF" w:themeColor="background1"/>
+          <w:sz w:val="18"/>
+          <w:szCs w:val="18"/>
+        </w:rPr>
+      </w:pPr>
+      <w:r>
+        <w:rPr>
+          <w:rFonts w:ascii="C64 Pro Mono" w:hAnsi="C64 Pro Mono"/>
+          <w:color w:val="FFFFFF" w:themeColor="background1"/>
+          <w:sz w:val="18"/>
+          <w:szCs w:val="18"/>
+        </w:rPr>
+        <w:t>53278</w:t>
+      </w:r>
+      <w:r>
+        <w:rPr>
+          <w:rFonts w:ascii="C64 Pro Mono" w:hAnsi="C64 Pro Mono"/>
+          <w:color w:val="FFFFFF" w:themeColor="background1"/>
+          <w:sz w:val="18"/>
+          <w:szCs w:val="18"/>
+        </w:rPr>
+        <w:t>-</w:t>
+      </w:r>
+      <w:r>
+        <w:rPr>
+          <w:rFonts w:ascii="C64 Pro Mono" w:hAnsi="C64 Pro Mono"/>
+          <w:color w:val="FFFFFF" w:themeColor="background1"/>
+          <w:sz w:val="18"/>
+          <w:szCs w:val="18"/>
+        </w:rPr>
+        <w:t>5327</w:t>
+      </w:r>
+      <w:r>
+        <w:rPr>
+          <w:rFonts w:ascii="C64 Pro Mono" w:hAnsi="C64 Pro Mono"/>
+          <w:color w:val="FFFFFF" w:themeColor="background1"/>
+          <w:sz w:val="18"/>
+          <w:szCs w:val="18"/>
+        </w:rPr>
+        <w:t>9</w:t>
+      </w:r>
+      <w:r>
+        <w:rPr>
+          <w:rFonts w:ascii="C64 Pro Mono" w:hAnsi="C64 Pro Mono"/>
+          <w:color w:val="FFFFFF" w:themeColor="background1"/>
+          <w:sz w:val="12"/>
+          <w:szCs w:val="12"/>
+        </w:rPr>
+        <w:t>($</w:t>
+      </w:r>
+      <w:r>
+        <w:rPr>
+          <w:rFonts w:ascii="C64 Pro Mono" w:hAnsi="C64 Pro Mono"/>
+          <w:color w:val="FFFFFF" w:themeColor="background1"/>
+          <w:sz w:val="12"/>
+          <w:szCs w:val="12"/>
+        </w:rPr>
+        <w:t>d027</w:t>
+      </w:r>
+      <w:r>
+        <w:rPr>
+          <w:rFonts w:ascii="C64 Pro Mono" w:hAnsi="C64 Pro Mono"/>
+          <w:color w:val="FFFFFF" w:themeColor="background1"/>
+          <w:sz w:val="12"/>
+          <w:szCs w:val="12"/>
+        </w:rPr>
+        <w:t>-$</w:t>
+      </w:r>
+      <w:r>
+        <w:rPr>
+          <w:rFonts w:ascii="C64 Pro Mono" w:hAnsi="C64 Pro Mono"/>
+          <w:color w:val="FFFFFF" w:themeColor="background1"/>
+          <w:sz w:val="12"/>
+          <w:szCs w:val="12"/>
+        </w:rPr>
+        <w:t>d028</w:t>
+      </w:r>
+      <w:r>
+        <w:rPr>
+          <w:rFonts w:ascii="C64 Pro Mono" w:hAnsi="C64 Pro Mono"/>
+          <w:color w:val="FFFFFF" w:themeColor="background1"/>
+          <w:sz w:val="12"/>
+          <w:szCs w:val="12"/>
+        </w:rPr>
+        <w:t>)</w:t>
+      </w:r>
+      <w:r>
+        <w:rPr>
+          <w:rFonts w:ascii="C64 Pro Mono" w:hAnsi="C64 Pro Mono"/>
+          <w:color w:val="FFFFFF" w:themeColor="background1"/>
+          <w:sz w:val="18"/>
+          <w:szCs w:val="18"/>
+        </w:rPr>
+        <w:t xml:space="preserve"> </w:t>
+      </w:r>
+      <w:r>
+        <w:rPr>
+          <w:rFonts w:ascii="C64 Pro Mono" w:hAnsi="C64 Pro Mono"/>
+          <w:color w:val="FFFFFF" w:themeColor="background1"/>
+          <w:sz w:val="18"/>
+          <w:szCs w:val="18"/>
+        </w:rPr>
+        <w:t>-</w:t>
+      </w:r>
+      <w:r>
+        <w:rPr>
+          <w:rFonts w:ascii="C64 Pro Mono" w:hAnsi="C64 Pro Mono"/>
+          <w:color w:val="FFFFFF" w:themeColor="background1"/>
+          <w:sz w:val="18"/>
+          <w:szCs w:val="18"/>
+        </w:rPr>
+        <w:t xml:space="preserve"> sprite collisions</w:t>
+      </w:r>
+    </w:p>
+    <w:p>
+      <w:pPr>
+        <w:numPr>
+          <w:ilvl w:val="0"/>
+          <w:numId w:val="2"/>
+        </w:numPr>
+        <w:rPr>
+          <w:rFonts w:ascii="C64 Pro Mono" w:hAnsi="C64 Pro Mono"/>
+          <w:color w:val="FFFFFF" w:themeColor="background1"/>
+          <w:sz w:val="18"/>
+          <w:szCs w:val="18"/>
+        </w:rPr>
+      </w:pPr>
+      <w:r>
+        <w:rPr>
+          <w:rFonts w:ascii="C64 Pro Mono" w:hAnsi="C64 Pro Mono"/>
+          <w:color w:val="FFFFFF" w:themeColor="background1"/>
+          <w:sz w:val="18"/>
+          <w:szCs w:val="18"/>
+        </w:rPr>
+        <w:t xml:space="preserve">Memory map: </w:t>
+      </w:r>
+      <w:r>
+        <w:rPr>
+          <w:rFonts w:ascii="C64 Pro Mono" w:hAnsi="C64 Pro Mono"/>
+          <w:color w:val="FFFFFF" w:themeColor="background1"/>
+          <w:sz w:val="18"/>
+          <w:szCs w:val="18"/>
+        </w:rPr>
+        <w:t>https://sta.c64.org/cbm64mem.html</w:t>
+      </w:r>
+    </w:p>
+    <w:p>
+      <w:pPr>
+        <w:rPr>
+          <w:rFonts w:ascii="C64 Pro Mono" w:hAnsi="C64 Pro Mono"/>
+          <w:color w:val="FFFFFF" w:themeColor="background1"/>
+        </w:rPr>
+      </w:pPr>
+    </w:p>
+    <w:p>
+      <w:pPr>
+        <w:rPr>
+          <w:rFonts w:ascii="C64 Pro Mono" w:hAnsi="C64 Pro Mono"/>
+          <w:color w:val="FFFFFF" w:themeColor="background1"/>
+        </w:rPr>
+      </w:pPr>
+    </w:p>
+    <w:p>
+      <w:pPr>
+        <w:rPr>
+          <w:rFonts w:ascii="C64 Pro Mono" w:hAnsi="C64 Pro Mono"/>
+          <w:color w:val="FFFFFF" w:themeColor="background1"/>
+        </w:rPr>
+      </w:pPr>
+      <w:r>
+        <w:rPr>
+          <w:rFonts w:ascii="C64 Pro Mono" w:hAnsi="C64 Pro Mono"/>
+          <w:color w:val="FFFFFF" w:themeColor="background1"/>
         </w:rPr>
         <w:br w:type="page"/>
       </w:r>
@@ -3720,16 +4602,14 @@
         </w:rPr>
         <w:t>Position/</w:t>
       </w:r>
-      <w:proofErr w:type="spellStart"/>
-      <w:r>
-        <w:rPr>
-          <w:rFonts w:ascii="C64 Pro Mono" w:hAnsi="C64 Pro Mono"/>
-          <w:color w:val="FFFFFF" w:themeColor="background1"/>
-          <w:lang w:val="fr-FR"/>
+      <w:r>
+        <w:rPr>
+          <w:rFonts w:ascii="C64 Pro Mono" w:hAnsi="C64 Pro Mono"/>
+          <w:noProof/>
+          <w:color w:val="FFFFFF" w:themeColor="background1"/>
         </w:rPr>
         <w:t>Movement</w:t>
       </w:r>
-      <w:proofErr w:type="spellEnd"/>
     </w:p>
     <w:tbl>
       <w:tblPr>
@@ -3826,23 +4706,13 @@
                 <w:lang w:val="fr-FR"/>
               </w:rPr>
             </w:pPr>
-            <w:proofErr w:type="spellStart"/>
             <w:r>
               <w:rPr>
                 <w:rFonts w:ascii="Abadi" w:hAnsi="Abadi"/>
                 <w:color w:val="FFFFFF" w:themeColor="background1"/>
                 <w:lang w:val="fr-FR"/>
               </w:rPr>
-              <w:t>Cells</w:t>
-            </w:r>
-            <w:proofErr w:type="spellEnd"/>
-            <w:r>
-              <w:rPr>
-                <w:rFonts w:ascii="Abadi" w:hAnsi="Abadi"/>
-                <w:color w:val="FFFFFF" w:themeColor="background1"/>
-                <w:lang w:val="fr-FR"/>
-              </w:rPr>
-              <w:t xml:space="preserve"> : </w:t>
+              <w:t xml:space="preserve">Cells : </w:t>
             </w:r>
           </w:p>
           <w:tbl>
@@ -4098,21 +4968,12 @@
                 <w:color w:val="FFFFFF" w:themeColor="background1"/>
               </w:rPr>
             </w:pPr>
-            <w:proofErr w:type="spellStart"/>
             <w:r>
               <w:rPr>
                 <w:rFonts w:ascii="Abadi" w:hAnsi="Abadi"/>
                 <w:color w:val="FFFFFF" w:themeColor="background1"/>
               </w:rPr>
-              <w:t>sprite.setPosition</w:t>
-            </w:r>
-            <w:proofErr w:type="spellEnd"/>
-            <w:r>
-              <w:rPr>
-                <w:rFonts w:ascii="Abadi" w:hAnsi="Abadi"/>
-                <w:color w:val="FFFFFF" w:themeColor="background1"/>
-              </w:rPr>
-              <w:t>(</w:t>
+              <w:t>sprite.setPosition(</w:t>
             </w:r>
             <w:r>
               <w:rPr>
@@ -4153,23 +5014,13 @@
                 <w:lang w:val="fr-FR"/>
               </w:rPr>
             </w:pPr>
-            <w:proofErr w:type="spellStart"/>
             <w:r>
               <w:rPr>
                 <w:rFonts w:ascii="Abadi" w:hAnsi="Abadi"/>
                 <w:color w:val="FFFFFF" w:themeColor="background1"/>
                 <w:lang w:val="fr-FR"/>
               </w:rPr>
-              <w:t>sprite.y</w:t>
-            </w:r>
-            <w:proofErr w:type="spellEnd"/>
-            <w:r>
-              <w:rPr>
-                <w:rFonts w:ascii="Abadi" w:hAnsi="Abadi"/>
-                <w:color w:val="FFFFFF" w:themeColor="background1"/>
-                <w:lang w:val="fr-FR"/>
-              </w:rPr>
-              <w:t xml:space="preserve"> = 200 ;</w:t>
+              <w:t>sprite.y = 200 ;</w:t>
             </w:r>
           </w:p>
         </w:tc>
@@ -4224,7 +5075,6 @@
           <w:lang w:val="fr-FR"/>
         </w:rPr>
       </w:pPr>
-      <w:proofErr w:type="spellStart"/>
       <w:r>
         <w:rPr>
           <w:rFonts w:ascii="C64 Pro Mono" w:hAnsi="C64 Pro Mono"/>
@@ -4234,7 +5084,6 @@
         <w:lastRenderedPageBreak/>
         <w:t>Scaling</w:t>
       </w:r>
-      <w:proofErr w:type="spellEnd"/>
     </w:p>
     <w:tbl>
       <w:tblPr>
@@ -4328,23 +5177,13 @@
                 <w:lang w:val="fr-FR"/>
               </w:rPr>
             </w:pPr>
-            <w:proofErr w:type="spellStart"/>
             <w:r>
               <w:rPr>
                 <w:rFonts w:ascii="Abadi" w:hAnsi="Abadi"/>
                 <w:color w:val="FFFFFF" w:themeColor="background1"/>
                 <w:lang w:val="fr-FR"/>
               </w:rPr>
-              <w:t>Cells</w:t>
-            </w:r>
-            <w:proofErr w:type="spellEnd"/>
-            <w:r>
-              <w:rPr>
-                <w:rFonts w:ascii="Abadi" w:hAnsi="Abadi"/>
-                <w:color w:val="FFFFFF" w:themeColor="background1"/>
-                <w:lang w:val="fr-FR"/>
-              </w:rPr>
-              <w:t xml:space="preserve"> : </w:t>
+              <w:t xml:space="preserve">Cells : </w:t>
             </w:r>
           </w:p>
           <w:tbl>
@@ -4549,7 +5388,14 @@
                 <w:color w:val="FFFFFF" w:themeColor="background1"/>
               </w:rPr>
             </w:pPr>
-            <w:proofErr w:type="spellStart"/>
+          </w:p>
+          <w:p>
+            <w:pPr>
+              <w:rPr>
+                <w:rFonts w:ascii="Abadi" w:hAnsi="Abadi"/>
+                <w:color w:val="FFFFFF" w:themeColor="background1"/>
+              </w:rPr>
+            </w:pPr>
             <w:r>
               <w:rPr>
                 <w:rFonts w:ascii="Abadi" w:hAnsi="Abadi"/>
@@ -4562,15 +5408,7 @@
                 <w:rFonts w:ascii="Abadi" w:hAnsi="Abadi"/>
                 <w:color w:val="FFFFFF" w:themeColor="background1"/>
               </w:rPr>
-              <w:t>.setScale</w:t>
-            </w:r>
-            <w:proofErr w:type="spellEnd"/>
-            <w:r>
-              <w:rPr>
-                <w:rFonts w:ascii="Abadi" w:hAnsi="Abadi"/>
-                <w:color w:val="FFFFFF" w:themeColor="background1"/>
-              </w:rPr>
-              <w:t>(10,3)</w:t>
+              <w:t>.setScale(10,3)</w:t>
             </w:r>
             <w:r>
               <w:rPr>
@@ -4602,23 +5440,22 @@
                 <w:lang w:val="fr-FR"/>
               </w:rPr>
             </w:pPr>
-            <w:proofErr w:type="spellStart"/>
+          </w:p>
+          <w:p>
+            <w:pPr>
+              <w:rPr>
+                <w:rFonts w:ascii="Abadi" w:hAnsi="Abadi"/>
+                <w:color w:val="FFFFFF" w:themeColor="background1"/>
+                <w:lang w:val="fr-FR"/>
+              </w:rPr>
+            </w:pPr>
             <w:r>
               <w:rPr>
                 <w:rFonts w:ascii="Abadi" w:hAnsi="Abadi"/>
                 <w:color w:val="FFFFFF" w:themeColor="background1"/>
                 <w:lang w:val="fr-FR"/>
               </w:rPr>
-              <w:t>sprite.scaleX</w:t>
-            </w:r>
-            <w:proofErr w:type="spellEnd"/>
-            <w:r>
-              <w:rPr>
-                <w:rFonts w:ascii="Abadi" w:hAnsi="Abadi"/>
-                <w:color w:val="FFFFFF" w:themeColor="background1"/>
-                <w:lang w:val="fr-FR"/>
-              </w:rPr>
-              <w:t xml:space="preserve"> = 7 ;</w:t>
+              <w:t>sprite.scaleX = 7 ;</w:t>
             </w:r>
           </w:p>
         </w:tc>
@@ -4658,7 +5495,6 @@
         </w:rPr>
         <w:t xml:space="preserve">. </w:t>
       </w:r>
-      <w:proofErr w:type="spellStart"/>
       <w:r>
         <w:rPr>
           <w:rFonts w:ascii="C64 Pro Mono" w:hAnsi="C64 Pro Mono"/>
@@ -4667,7 +5503,6 @@
         </w:rPr>
         <w:t>Flipping</w:t>
       </w:r>
-      <w:proofErr w:type="spellEnd"/>
     </w:p>
     <w:tbl>
       <w:tblPr>
@@ -4767,61 +5602,7 @@
                 <w:color w:val="FFFFFF" w:themeColor="background1"/>
                 <w:lang w:val="fr-FR"/>
               </w:rPr>
-              <w:t xml:space="preserve">Not </w:t>
-            </w:r>
-            <w:proofErr w:type="spellStart"/>
-            <w:r>
-              <w:rPr>
-                <w:rFonts w:ascii="Abadi" w:hAnsi="Abadi"/>
-                <w:color w:val="FFFFFF" w:themeColor="background1"/>
-                <w:lang w:val="fr-FR"/>
-              </w:rPr>
-              <w:t>implemented</w:t>
-            </w:r>
-            <w:proofErr w:type="spellEnd"/>
-            <w:r>
-              <w:rPr>
-                <w:rFonts w:ascii="Abadi" w:hAnsi="Abadi"/>
-                <w:color w:val="FFFFFF" w:themeColor="background1"/>
-                <w:lang w:val="fr-FR"/>
-              </w:rPr>
-              <w:t xml:space="preserve">. </w:t>
-            </w:r>
-            <w:proofErr w:type="spellStart"/>
-            <w:r>
-              <w:rPr>
-                <w:rFonts w:ascii="Abadi" w:hAnsi="Abadi"/>
-                <w:color w:val="FFFFFF" w:themeColor="background1"/>
-                <w:lang w:val="fr-FR"/>
-              </w:rPr>
-              <w:t>Workaround</w:t>
-            </w:r>
-            <w:proofErr w:type="spellEnd"/>
-            <w:r>
-              <w:rPr>
-                <w:rFonts w:ascii="Abadi" w:hAnsi="Abadi"/>
-                <w:color w:val="FFFFFF" w:themeColor="background1"/>
-                <w:lang w:val="fr-FR"/>
-              </w:rPr>
-              <w:t xml:space="preserve"> </w:t>
-            </w:r>
-            <w:proofErr w:type="spellStart"/>
-            <w:r>
-              <w:rPr>
-                <w:rFonts w:ascii="Abadi" w:hAnsi="Abadi"/>
-                <w:color w:val="FFFFFF" w:themeColor="background1"/>
-                <w:lang w:val="fr-FR"/>
-              </w:rPr>
-              <w:t>needed</w:t>
-            </w:r>
-            <w:proofErr w:type="spellEnd"/>
-            <w:r>
-              <w:rPr>
-                <w:rFonts w:ascii="Abadi" w:hAnsi="Abadi"/>
-                <w:color w:val="FFFFFF" w:themeColor="background1"/>
-                <w:lang w:val="fr-FR"/>
-              </w:rPr>
-              <w:t>.</w:t>
+              <w:t>Not implemented. Workaround needed.</w:t>
             </w:r>
           </w:p>
         </w:tc>
@@ -4836,7 +5617,14 @@
                 <w:color w:val="FFFFFF" w:themeColor="background1"/>
               </w:rPr>
             </w:pPr>
-            <w:proofErr w:type="spellStart"/>
+          </w:p>
+          <w:p>
+            <w:pPr>
+              <w:rPr>
+                <w:rFonts w:ascii="Abadi" w:hAnsi="Abadi"/>
+                <w:color w:val="FFFFFF" w:themeColor="background1"/>
+              </w:rPr>
+            </w:pPr>
             <w:r>
               <w:rPr>
                 <w:rFonts w:ascii="Abadi" w:hAnsi="Abadi"/>
@@ -4849,31 +5637,7 @@
                 <w:rFonts w:ascii="Abadi" w:hAnsi="Abadi"/>
                 <w:color w:val="FFFFFF" w:themeColor="background1"/>
               </w:rPr>
-              <w:t>.setFlip</w:t>
-            </w:r>
-            <w:proofErr w:type="spellEnd"/>
-            <w:r>
-              <w:rPr>
-                <w:rFonts w:ascii="Abadi" w:hAnsi="Abadi"/>
-                <w:color w:val="FFFFFF" w:themeColor="background1"/>
-              </w:rPr>
-              <w:t>(</w:t>
-            </w:r>
-            <w:proofErr w:type="spellStart"/>
-            <w:r>
-              <w:rPr>
-                <w:rFonts w:ascii="Abadi" w:hAnsi="Abadi"/>
-                <w:color w:val="FFFFFF" w:themeColor="background1"/>
-              </w:rPr>
-              <w:t>false,true</w:t>
-            </w:r>
-            <w:proofErr w:type="spellEnd"/>
-            <w:r>
-              <w:rPr>
-                <w:rFonts w:ascii="Abadi" w:hAnsi="Abadi"/>
-                <w:color w:val="FFFFFF" w:themeColor="background1"/>
-              </w:rPr>
-              <w:t>);</w:t>
+              <w:t>.setFlip(false,true);</w:t>
             </w:r>
           </w:p>
           <w:p>
@@ -4905,7 +5669,14 @@
                 <w:color w:val="FFFFFF" w:themeColor="background1"/>
               </w:rPr>
             </w:pPr>
-            <w:proofErr w:type="spellStart"/>
+          </w:p>
+          <w:p>
+            <w:pPr>
+              <w:rPr>
+                <w:rFonts w:ascii="Abadi" w:hAnsi="Abadi"/>
+                <w:color w:val="FFFFFF" w:themeColor="background1"/>
+              </w:rPr>
+            </w:pPr>
             <w:r>
               <w:rPr>
                 <w:rFonts w:ascii="Abadi" w:hAnsi="Abadi"/>
@@ -4918,15 +5689,7 @@
                 <w:rFonts w:ascii="Abadi" w:hAnsi="Abadi"/>
                 <w:color w:val="FFFFFF" w:themeColor="background1"/>
               </w:rPr>
-              <w:t>setFlipY</w:t>
-            </w:r>
-            <w:proofErr w:type="spellEnd"/>
-            <w:r>
-              <w:rPr>
-                <w:rFonts w:ascii="Abadi" w:hAnsi="Abadi"/>
-                <w:color w:val="FFFFFF" w:themeColor="background1"/>
-              </w:rPr>
-              <w:t>(true)</w:t>
+              <w:t>setFlipY(true)</w:t>
             </w:r>
           </w:p>
           <w:p>
@@ -5122,23 +5885,13 @@
                 <w:lang w:val="fr-FR"/>
               </w:rPr>
             </w:pPr>
-            <w:proofErr w:type="spellStart"/>
             <w:r>
               <w:rPr>
                 <w:rFonts w:ascii="Abadi" w:hAnsi="Abadi"/>
                 <w:color w:val="FFFFFF" w:themeColor="background1"/>
                 <w:lang w:val="fr-FR"/>
               </w:rPr>
-              <w:t>Cell</w:t>
-            </w:r>
-            <w:proofErr w:type="spellEnd"/>
-            <w:r>
-              <w:rPr>
-                <w:rFonts w:ascii="Abadi" w:hAnsi="Abadi"/>
-                <w:color w:val="FFFFFF" w:themeColor="background1"/>
-                <w:lang w:val="fr-FR"/>
-              </w:rPr>
-              <w:t xml:space="preserve"> $d019 (53273) bit #2 </w:t>
+              <w:t xml:space="preserve">Cell $d019 (53273) bit #2 </w:t>
             </w:r>
           </w:p>
         </w:tc>
@@ -5222,77 +5975,13 @@
                 <w:lang w:val="fr-FR"/>
               </w:rPr>
             </w:pPr>
-            <w:proofErr w:type="spellStart"/>
             <w:r>
               <w:rPr>
                 <w:rFonts w:ascii="Abadi" w:hAnsi="Abadi"/>
                 <w:color w:val="FFFFFF" w:themeColor="background1"/>
                 <w:lang w:val="fr-FR"/>
               </w:rPr>
-              <w:t>float</w:t>
-            </w:r>
-            <w:proofErr w:type="spellEnd"/>
-            <w:r>
-              <w:rPr>
-                <w:rFonts w:ascii="Abadi" w:hAnsi="Abadi"/>
-                <w:color w:val="FFFFFF" w:themeColor="background1"/>
-                <w:lang w:val="fr-FR"/>
-              </w:rPr>
-              <w:t xml:space="preserve"> distance = </w:t>
-            </w:r>
-            <w:proofErr w:type="spellStart"/>
-            <w:r>
-              <w:rPr>
-                <w:rFonts w:ascii="Abadi" w:hAnsi="Abadi"/>
-                <w:color w:val="FFFFFF" w:themeColor="background1"/>
-                <w:lang w:val="fr-FR"/>
-              </w:rPr>
-              <w:t>MathUtils.sqrt</w:t>
-            </w:r>
-            <w:proofErr w:type="spellEnd"/>
-            <w:r>
-              <w:rPr>
-                <w:rFonts w:ascii="Abadi" w:hAnsi="Abadi"/>
-                <w:color w:val="FFFFFF" w:themeColor="background1"/>
-                <w:lang w:val="fr-FR"/>
-              </w:rPr>
-              <w:t>(</w:t>
-            </w:r>
-            <w:proofErr w:type="spellStart"/>
-            <w:r>
-              <w:rPr>
-                <w:rFonts w:ascii="Abadi" w:hAnsi="Abadi"/>
-                <w:color w:val="FFFFFF" w:themeColor="background1"/>
-                <w:lang w:val="fr-FR"/>
-              </w:rPr>
-              <w:t>MathUtils.pow</w:t>
-            </w:r>
-            <w:proofErr w:type="spellEnd"/>
-            <w:r>
-              <w:rPr>
-                <w:rFonts w:ascii="Abadi" w:hAnsi="Abadi"/>
-                <w:color w:val="FFFFFF" w:themeColor="background1"/>
-                <w:lang w:val="fr-FR"/>
-              </w:rPr>
-              <w:t xml:space="preserve">(x2 - x1, 2) + </w:t>
-            </w:r>
-            <w:proofErr w:type="spellStart"/>
-            <w:r>
-              <w:rPr>
-                <w:rFonts w:ascii="Abadi" w:hAnsi="Abadi"/>
-                <w:color w:val="FFFFFF" w:themeColor="background1"/>
-                <w:lang w:val="fr-FR"/>
-              </w:rPr>
-              <w:t>MathUtils.pow</w:t>
-            </w:r>
-            <w:proofErr w:type="spellEnd"/>
-            <w:r>
-              <w:rPr>
-                <w:rFonts w:ascii="Abadi" w:hAnsi="Abadi"/>
-                <w:color w:val="FFFFFF" w:themeColor="background1"/>
-                <w:lang w:val="fr-FR"/>
-              </w:rPr>
-              <w:t>(y2 - y1, 2));</w:t>
+              <w:t>float distance = MathUtils.sqrt(MathUtils.pow(x2 - x1, 2) + MathUtils.pow(y2 - y1, 2));</w:t>
             </w:r>
           </w:p>
           <w:p>
@@ -5316,21 +6005,12 @@
                 <w:color w:val="FFFFFF" w:themeColor="background1"/>
               </w:rPr>
             </w:pPr>
-            <w:proofErr w:type="spellStart"/>
             <w:r>
               <w:rPr>
                 <w:rFonts w:ascii="Abadi" w:hAnsi="Abadi"/>
                 <w:color w:val="FFFFFF" w:themeColor="background1"/>
               </w:rPr>
-              <w:t>Phaser.Math.Distance.Between</w:t>
-            </w:r>
-            <w:proofErr w:type="spellEnd"/>
-            <w:r>
-              <w:rPr>
-                <w:rFonts w:ascii="Abadi" w:hAnsi="Abadi"/>
-                <w:color w:val="FFFFFF" w:themeColor="background1"/>
-              </w:rPr>
-              <w:t>(sprite</w:t>
+              <w:t>Phaser.Math.Distance.Between(sprite</w:t>
             </w:r>
             <w:r>
               <w:rPr>

--- a/LECTURES/DecadesOfSprites/Decades of SPRITES.docx
+++ b/LECTURES/DecadesOfSprites/Decades of SPRITES.docx
@@ -659,8 +659,18 @@
           <w:color w:val="FFFFFF" w:themeColor="background1"/>
           <w:lang w:val="fr-FR"/>
         </w:rPr>
-        <w:t>8-bit microprocessor MOS 6502:</w:t>
-      </w:r>
+        <w:t xml:space="preserve">8-bit microprocessor MOS </w:t>
+      </w:r>
+      <w:proofErr w:type="gramStart"/>
+      <w:r>
+        <w:rPr>
+          <w:rFonts w:ascii="C64 Pro Mono" w:hAnsi="C64 Pro Mono"/>
+          <w:color w:val="FFFFFF" w:themeColor="background1"/>
+          <w:lang w:val="fr-FR"/>
+        </w:rPr>
+        <w:t>6502:</w:t>
+      </w:r>
+      <w:proofErr w:type="gramEnd"/>
     </w:p>
     <w:p>
       <w:pPr>
@@ -794,7 +804,23 @@
           <w:rFonts w:ascii="C64 Pro Mono" w:hAnsi="C64 Pro Mono"/>
           <w:color w:val="FFFFFF" w:themeColor="background1"/>
         </w:rPr>
-        <w:t>up to 4 players</w:t>
+        <w:t xml:space="preserve">up to </w:t>
+      </w:r>
+      <w:proofErr w:type="gramStart"/>
+      <w:r>
+        <w:rPr>
+          <w:rFonts w:ascii="C64 Pro Mono" w:hAnsi="C64 Pro Mono"/>
+          <w:color w:val="FFFFFF" w:themeColor="background1"/>
+        </w:rPr>
+        <w:t>4</w:t>
+      </w:r>
+      <w:proofErr w:type="gramEnd"/>
+      <w:r>
+        <w:rPr>
+          <w:rFonts w:ascii="C64 Pro Mono" w:hAnsi="C64 Pro Mono"/>
+          <w:color w:val="FFFFFF" w:themeColor="background1"/>
+        </w:rPr>
+        <w:t xml:space="preserve"> players</w:t>
       </w:r>
     </w:p>
     <w:p>
@@ -1227,7 +1253,23 @@
                                 <w:sz w:val="20"/>
                                 <w:szCs w:val="20"/>
                               </w:rPr>
-                              <w:t>($2C0 to $2C8) are the color registers for players, missiles,and playfields</w:t>
+                              <w:t xml:space="preserve">($2C0 to $2C8) are the color registers for players, </w:t>
+                            </w:r>
+                            <w:proofErr w:type="spellStart"/>
+                            <w:r>
+                              <w:rPr>
+                                <w:sz w:val="20"/>
+                                <w:szCs w:val="20"/>
+                              </w:rPr>
+                              <w:t>missiles,and</w:t>
+                            </w:r>
+                            <w:proofErr w:type="spellEnd"/>
+                            <w:r>
+                              <w:rPr>
+                                <w:sz w:val="20"/>
+                                <w:szCs w:val="20"/>
+                              </w:rPr>
+                              <w:t xml:space="preserve"> playfields</w:t>
                             </w:r>
                             <w:r>
                               <w:rPr>
@@ -2473,7 +2515,23 @@
                           <w:sz w:val="20"/>
                           <w:szCs w:val="20"/>
                         </w:rPr>
-                        <w:t>($2C0 to $2C8) are the color registers for players, missiles,and playfields</w:t>
+                        <w:t xml:space="preserve">($2C0 to $2C8) are the color registers for players, </w:t>
+                      </w:r>
+                      <w:proofErr w:type="spellStart"/>
+                      <w:r>
+                        <w:rPr>
+                          <w:sz w:val="20"/>
+                          <w:szCs w:val="20"/>
+                        </w:rPr>
+                        <w:t>missiles,and</w:t>
+                      </w:r>
+                      <w:proofErr w:type="spellEnd"/>
+                      <w:r>
+                        <w:rPr>
+                          <w:sz w:val="20"/>
+                          <w:szCs w:val="20"/>
+                        </w:rPr>
+                        <w:t xml:space="preserve"> playfields</w:t>
                       </w:r>
                       <w:r>
                         <w:rPr>
@@ -3572,6 +3630,7 @@
           <w:lang w:val="fr-FR"/>
         </w:rPr>
       </w:pPr>
+      <w:proofErr w:type="gramStart"/>
       <w:r>
         <w:rPr>
           <w:rFonts w:ascii="C64 Pro Mono" w:hAnsi="C64 Pro Mono"/>
@@ -3581,7 +3640,19 @@
           <w:sz w:val="18"/>
           <w:szCs w:val="18"/>
         </w:rPr>
-        <w:t>8 hardware sprites</w:t>
+        <w:t>8</w:t>
+      </w:r>
+      <w:proofErr w:type="gramEnd"/>
+      <w:r>
+        <w:rPr>
+          <w:rFonts w:ascii="C64 Pro Mono" w:hAnsi="C64 Pro Mono"/>
+          <w:b/>
+          <w:bCs/>
+          <w:color w:val="FFFFFF" w:themeColor="background1"/>
+          <w:sz w:val="18"/>
+          <w:szCs w:val="18"/>
+        </w:rPr>
+        <w:t xml:space="preserve"> hardware sprites</w:t>
       </w:r>
     </w:p>
     <w:p>
@@ -4464,8 +4535,19 @@
           <w:sz w:val="18"/>
           <w:szCs w:val="18"/>
         </w:rPr>
-        <w:t xml:space="preserve"> sprite collisions</w:t>
-      </w:r>
+        <w:t xml:space="preserve"> </w:t>
+      </w:r>
+      <w:proofErr w:type="gramStart"/>
+      <w:r>
+        <w:rPr>
+          <w:rFonts w:ascii="C64 Pro Mono" w:hAnsi="C64 Pro Mono"/>
+          <w:color w:val="FFFFFF" w:themeColor="background1"/>
+          <w:sz w:val="18"/>
+          <w:szCs w:val="18"/>
+        </w:rPr>
+        <w:t>sprite collisions</w:t>
+      </w:r>
+      <w:proofErr w:type="gramEnd"/>
     </w:p>
     <w:p>
       <w:pPr>
@@ -4514,14 +4596,1071 @@
           <w:color w:val="FFFFFF" w:themeColor="background1"/>
         </w:rPr>
       </w:pPr>
-    </w:p>
-    <w:p>
-      <w:pPr>
-        <w:rPr>
-          <w:rFonts w:ascii="C64 Pro Mono" w:hAnsi="C64 Pro Mono"/>
-          <w:color w:val="FFFFFF" w:themeColor="background1"/>
-        </w:rPr>
-      </w:pPr>
+      <w:r>
+        <w:rPr>
+          <w:rFonts w:ascii="C64 Pro Mono" w:hAnsi="C64 Pro Mono"/>
+          <w:color w:val="FFFFFF" w:themeColor="background1"/>
+        </w:rPr>
+        <w:br w:type="page"/>
+      </w:r>
+    </w:p>
+    <w:p>
+      <w:pPr>
+        <w:rPr>
+          <w:rFonts w:ascii="C64 Pro Mono" w:hAnsi="C64 Pro Mono"/>
+          <w:color w:val="FFFFFF" w:themeColor="background1"/>
+        </w:rPr>
+      </w:pPr>
+      <w:r>
+        <w:rPr>
+          <w:rFonts w:ascii="C64 Pro Mono" w:hAnsi="C64 Pro Mono"/>
+          <w:color w:val="FFFFFF" w:themeColor="background1"/>
+        </w:rPr>
+        <w:lastRenderedPageBreak/>
+        <w:drawing>
+          <wp:anchor distT="0" distB="0" distL="114300" distR="114300" simplePos="0" relativeHeight="251663360" behindDoc="0" locked="0" layoutInCell="1" allowOverlap="1" wp14:anchorId="778CBB15" wp14:editId="3A0B4A3D">
+            <wp:simplePos x="0" y="0"/>
+            <wp:positionH relativeFrom="column">
+              <wp:posOffset>3750236</wp:posOffset>
+            </wp:positionH>
+            <wp:positionV relativeFrom="paragraph">
+              <wp:posOffset>47300</wp:posOffset>
+            </wp:positionV>
+            <wp:extent cx="2534246" cy="1610833"/>
+            <wp:effectExtent l="0" t="0" r="0" b="8890"/>
+            <wp:wrapNone/>
+            <wp:docPr id="123979428" name="Picture 1" descr="A white keyboard with gray keys&#10;&#10;AI-generated content may be incorrect."/>
+            <wp:cNvGraphicFramePr>
+              <a:graphicFrameLocks xmlns:a="http://schemas.openxmlformats.org/drawingml/2006/main" noChangeAspect="1"/>
+            </wp:cNvGraphicFramePr>
+            <a:graphic xmlns:a="http://schemas.openxmlformats.org/drawingml/2006/main">
+              <a:graphicData uri="http://schemas.openxmlformats.org/drawingml/2006/picture">
+                <pic:pic xmlns:pic="http://schemas.openxmlformats.org/drawingml/2006/picture">
+                  <pic:nvPicPr>
+                    <pic:cNvPr id="123979428" name="Picture 1" descr="A white keyboard with gray keys&#10;&#10;AI-generated content may be incorrect."/>
+                    <pic:cNvPicPr/>
+                  </pic:nvPicPr>
+                  <pic:blipFill>
+                    <a:blip r:embed="rId11">
+                      <a:extLst>
+                        <a:ext uri="{28A0092B-C50C-407E-A947-70E740481C1C}">
+                          <a14:useLocalDpi xmlns:a14="http://schemas.microsoft.com/office/drawing/2010/main" val="0"/>
+                        </a:ext>
+                      </a:extLst>
+                    </a:blip>
+                    <a:stretch>
+                      <a:fillRect/>
+                    </a:stretch>
+                  </pic:blipFill>
+                  <pic:spPr>
+                    <a:xfrm>
+                      <a:off x="0" y="0"/>
+                      <a:ext cx="2534246" cy="1610833"/>
+                    </a:xfrm>
+                    <a:prstGeom prst="rect">
+                      <a:avLst/>
+                    </a:prstGeom>
+                  </pic:spPr>
+                </pic:pic>
+              </a:graphicData>
+            </a:graphic>
+            <wp14:sizeRelH relativeFrom="margin">
+              <wp14:pctWidth>0</wp14:pctWidth>
+            </wp14:sizeRelH>
+            <wp14:sizeRelV relativeFrom="margin">
+              <wp14:pctHeight>0</wp14:pctHeight>
+            </wp14:sizeRelV>
+          </wp:anchor>
+        </w:drawing>
+      </w:r>
+      <w:r>
+        <w:rPr>
+          <w:rFonts w:ascii="C64 Pro Mono" w:hAnsi="C64 Pro Mono"/>
+          <w:color w:val="FFFFFF" w:themeColor="background1"/>
+        </w:rPr>
+        <w:t>Amiga</w:t>
+      </w:r>
+    </w:p>
+    <w:p>
+      <w:pPr>
+        <w:rPr>
+          <w:rFonts w:ascii="C64 Pro Mono" w:hAnsi="C64 Pro Mono"/>
+          <w:color w:val="FFFFFF" w:themeColor="background1"/>
+        </w:rPr>
+      </w:pPr>
+      <w:r>
+        <w:rPr>
+          <w:rFonts w:ascii="C64 Pro Mono" w:hAnsi="C64 Pro Mono"/>
+          <w:color w:val="FFFFFF" w:themeColor="background1"/>
+        </w:rPr>
+        <w:t>16-bit processor registers</w:t>
+      </w:r>
+    </w:p>
+    <w:p>
+      <w:pPr>
+        <w:rPr>
+          <w:rFonts w:ascii="C64 Pro Mono" w:hAnsi="C64 Pro Mono"/>
+          <w:color w:val="FFFFFF" w:themeColor="background1"/>
+        </w:rPr>
+      </w:pPr>
+      <w:proofErr w:type="gramStart"/>
+      <w:r>
+        <w:rPr>
+          <w:rFonts w:ascii="C64 Pro Mono" w:hAnsi="C64 Pro Mono"/>
+          <w:color w:val="FFFFFF" w:themeColor="background1"/>
+        </w:rPr>
+        <w:t>8</w:t>
+      </w:r>
+      <w:proofErr w:type="gramEnd"/>
+      <w:r>
+        <w:rPr>
+          <w:rFonts w:ascii="C64 Pro Mono" w:hAnsi="C64 Pro Mono"/>
+          <w:color w:val="FFFFFF" w:themeColor="background1"/>
+        </w:rPr>
+        <w:t xml:space="preserve"> sprites (a.k.a. bobs)</w:t>
+      </w:r>
+    </w:p>
+    <w:p>
+      <w:pPr>
+        <w:rPr>
+          <w:rFonts w:ascii="C64 Pro Mono" w:hAnsi="C64 Pro Mono"/>
+          <w:color w:val="FFFFFF" w:themeColor="background1"/>
+        </w:rPr>
+      </w:pPr>
+    </w:p>
+    <w:p>
+      <w:pPr>
+        <w:rPr>
+          <w:rFonts w:ascii="C64 Pro Mono" w:hAnsi="C64 Pro Mono"/>
+          <w:color w:val="FFFFFF" w:themeColor="background1"/>
+        </w:rPr>
+      </w:pPr>
+      <w:r>
+        <w:rPr>
+          <w:rFonts w:ascii="C64 Pro Mono" w:hAnsi="C64 Pro Mono"/>
+          <w:color w:val="FFFFFF" w:themeColor="background1"/>
+        </w:rPr>
+        <w:br w:type="page"/>
+      </w:r>
+    </w:p>
+    <w:p>
+      <w:pPr>
+        <w:rPr>
+          <w:rFonts w:ascii="C64 Pro Mono" w:hAnsi="C64 Pro Mono"/>
+          <w:color w:val="FFFFFF" w:themeColor="background1"/>
+        </w:rPr>
+      </w:pPr>
+      <w:r>
+        <w:rPr>
+          <w:rFonts w:ascii="C64 Pro Mono" w:hAnsi="C64 Pro Mono"/>
+          <w:color w:val="FFFFFF" w:themeColor="background1"/>
+        </w:rPr>
+        <w:lastRenderedPageBreak/>
+        <w:drawing>
+          <wp:anchor distT="0" distB="0" distL="114300" distR="114300" simplePos="0" relativeHeight="251664384" behindDoc="0" locked="0" layoutInCell="1" allowOverlap="1" wp14:anchorId="4BA7D5B0" wp14:editId="21170EF0">
+            <wp:simplePos x="0" y="0"/>
+            <wp:positionH relativeFrom="column">
+              <wp:posOffset>3933559</wp:posOffset>
+            </wp:positionH>
+            <wp:positionV relativeFrom="paragraph">
+              <wp:posOffset>-409502</wp:posOffset>
+            </wp:positionV>
+            <wp:extent cx="2439670" cy="2008505"/>
+            <wp:effectExtent l="0" t="0" r="0" b="0"/>
+            <wp:wrapNone/>
+            <wp:docPr id="130366833" name="Picture 1" descr="A computer with a monitor and keyboard&#10;&#10;AI-generated content may be incorrect."/>
+            <wp:cNvGraphicFramePr>
+              <a:graphicFrameLocks xmlns:a="http://schemas.openxmlformats.org/drawingml/2006/main" noChangeAspect="1"/>
+            </wp:cNvGraphicFramePr>
+            <a:graphic xmlns:a="http://schemas.openxmlformats.org/drawingml/2006/main">
+              <a:graphicData uri="http://schemas.openxmlformats.org/drawingml/2006/picture">
+                <pic:pic xmlns:pic="http://schemas.openxmlformats.org/drawingml/2006/picture">
+                  <pic:nvPicPr>
+                    <pic:cNvPr id="130366833" name="Picture 1" descr="A computer with a monitor and keyboard&#10;&#10;AI-generated content may be incorrect."/>
+                    <pic:cNvPicPr/>
+                  </pic:nvPicPr>
+                  <pic:blipFill>
+                    <a:blip r:embed="rId12">
+                      <a:extLst>
+                        <a:ext uri="{28A0092B-C50C-407E-A947-70E740481C1C}">
+                          <a14:useLocalDpi xmlns:a14="http://schemas.microsoft.com/office/drawing/2010/main" val="0"/>
+                        </a:ext>
+                      </a:extLst>
+                    </a:blip>
+                    <a:stretch>
+                      <a:fillRect/>
+                    </a:stretch>
+                  </pic:blipFill>
+                  <pic:spPr>
+                    <a:xfrm>
+                      <a:off x="0" y="0"/>
+                      <a:ext cx="2439670" cy="2008505"/>
+                    </a:xfrm>
+                    <a:prstGeom prst="rect">
+                      <a:avLst/>
+                    </a:prstGeom>
+                  </pic:spPr>
+                </pic:pic>
+              </a:graphicData>
+            </a:graphic>
+          </wp:anchor>
+        </w:drawing>
+      </w:r>
+      <w:r>
+        <w:rPr>
+          <w:rFonts w:ascii="C64 Pro Mono" w:hAnsi="C64 Pro Mono"/>
+          <w:color w:val="FFFFFF" w:themeColor="background1"/>
+        </w:rPr>
+        <w:t>IBM PC</w:t>
+      </w:r>
+    </w:p>
+    <w:p>
+      <w:pPr>
+        <w:rPr>
+          <w:rFonts w:ascii="C64 Pro Mono" w:hAnsi="C64 Pro Mono"/>
+          <w:color w:val="FFFFFF" w:themeColor="background1"/>
+        </w:rPr>
+      </w:pPr>
+      <w:r>
+        <w:rPr>
+          <w:rFonts w:ascii="C64 Pro Mono" w:hAnsi="C64 Pro Mono"/>
+          <w:color w:val="FFFFFF" w:themeColor="background1"/>
+        </w:rPr>
+        <w:t>16-bit processor registers</w:t>
+      </w:r>
+    </w:p>
+    <w:p>
+      <w:pPr>
+        <w:rPr>
+          <w:rFonts w:ascii="C64 Pro Mono" w:hAnsi="C64 Pro Mono"/>
+          <w:color w:val="FFFFFF" w:themeColor="background1"/>
+        </w:rPr>
+      </w:pPr>
+      <w:r>
+        <w:rPr>
+          <w:rFonts w:ascii="C64 Pro Mono" w:hAnsi="C64 Pro Mono"/>
+          <w:color w:val="FFFFFF" w:themeColor="background1"/>
+        </w:rPr>
+        <w:t xml:space="preserve">No </w:t>
+      </w:r>
+      <w:proofErr w:type="gramStart"/>
+      <w:r>
+        <w:rPr>
+          <w:rFonts w:ascii="C64 Pro Mono" w:hAnsi="C64 Pro Mono"/>
+          <w:color w:val="FFFFFF" w:themeColor="background1"/>
+        </w:rPr>
+        <w:t>sprites</w:t>
+      </w:r>
+      <w:proofErr w:type="gramEnd"/>
+      <w:r>
+        <w:rPr>
+          <w:rFonts w:ascii="C64 Pro Mono" w:hAnsi="C64 Pro Mono"/>
+          <w:color w:val="FFFFFF" w:themeColor="background1"/>
+        </w:rPr>
+        <w:t>!!!</w:t>
+      </w:r>
+      <w:r>
+        <w:rPr>
+          <w:noProof/>
+        </w:rPr>
+        <w:t xml:space="preserve"> </w:t>
+      </w:r>
+    </w:p>
+    <w:p>
+      <w:pPr>
+        <w:rPr>
+          <w:rFonts w:ascii="C64 Pro Mono" w:hAnsi="C64 Pro Mono"/>
+          <w:color w:val="FFFFFF" w:themeColor="background1"/>
+        </w:rPr>
+      </w:pPr>
+      <w:r>
+        <w:rPr>
+          <w:rFonts w:ascii="C64 Pro Mono" w:hAnsi="C64 Pro Mono"/>
+          <w:color w:val="FFFFFF" w:themeColor="background1"/>
+        </w:rPr>
+        <w:br w:type="page"/>
+      </w:r>
+    </w:p>
+    <w:p>
+      <w:pPr>
+        <w:rPr>
+          <w:rFonts w:ascii="C64 Pro Mono" w:hAnsi="C64 Pro Mono"/>
+          <w:color w:val="FFFFFF" w:themeColor="background1"/>
+        </w:rPr>
+      </w:pPr>
+      <w:r>
+        <w:rPr>
+          <w:rFonts w:ascii="C64 Pro Mono" w:hAnsi="C64 Pro Mono"/>
+          <w:color w:val="FFFFFF" w:themeColor="background1"/>
+        </w:rPr>
+        <w:lastRenderedPageBreak/>
+        <w:t>Python (1991)</w:t>
+      </w:r>
+    </w:p>
+    <w:p>
+      <w:pPr>
+        <w:rPr>
+          <w:rFonts w:ascii="C64 Pro Mono" w:hAnsi="C64 Pro Mono"/>
+          <w:color w:val="FFFFFF" w:themeColor="background1"/>
+        </w:rPr>
+      </w:pPr>
+      <w:r>
+        <w:rPr>
+          <w:rFonts w:ascii="C64 Pro Mono" w:hAnsi="C64 Pro Mono"/>
+          <w:color w:val="FFFFFF" w:themeColor="background1"/>
+        </w:rPr>
+        <w:t>Named after British comic group Monty Python</w:t>
+      </w:r>
+    </w:p>
+    <w:p>
+      <w:pPr>
+        <w:rPr>
+          <w:rFonts w:ascii="C64 Pro Mono" w:hAnsi="C64 Pro Mono"/>
+          <w:color w:val="FFFFFF" w:themeColor="background1"/>
+        </w:rPr>
+      </w:pPr>
+      <w:r>
+        <w:rPr>
+          <w:rFonts w:ascii="C64 Pro Mono" w:hAnsi="C64 Pro Mono"/>
+          <w:color w:val="FFFFFF" w:themeColor="background1"/>
+        </w:rPr>
+        <w:t>Main purpose?</w:t>
+      </w:r>
+    </w:p>
+    <w:p>
+      <w:pPr>
+        <w:rPr>
+          <w:rFonts w:ascii="C64 Pro Mono" w:hAnsi="C64 Pro Mono"/>
+          <w:color w:val="FFFFFF" w:themeColor="background1"/>
+        </w:rPr>
+      </w:pPr>
+      <w:r>
+        <w:rPr>
+          <w:rFonts w:ascii="C64 Pro Mono" w:hAnsi="C64 Pro Mono"/>
+          <w:color w:val="FFFFFF" w:themeColor="background1"/>
+        </w:rPr>
+        <w:t>Initially no sprites</w:t>
+      </w:r>
+    </w:p>
+    <w:p>
+      <w:pPr>
+        <w:rPr>
+          <w:rFonts w:ascii="C64 Pro Mono" w:hAnsi="C64 Pro Mono"/>
+          <w:color w:val="FFFFFF" w:themeColor="background1"/>
+        </w:rPr>
+      </w:pPr>
+      <w:r>
+        <w:rPr>
+          <w:rFonts w:ascii="C64 Pro Mono" w:hAnsi="C64 Pro Mono"/>
+          <w:color w:val="FFFFFF" w:themeColor="background1"/>
+        </w:rPr>
+        <w:t xml:space="preserve">2014 </w:t>
+      </w:r>
+      <w:r>
+        <w:rPr>
+          <w:rFonts w:ascii="Courier New" w:hAnsi="Courier New" w:cs="Courier New"/>
+          <w:color w:val="FFFFFF" w:themeColor="background1"/>
+        </w:rPr>
+        <w:t>–</w:t>
+      </w:r>
+      <w:r>
+        <w:rPr>
+          <w:rFonts w:ascii="C64 Pro Mono" w:hAnsi="C64 Pro Mono"/>
+          <w:color w:val="FFFFFF" w:themeColor="background1"/>
+        </w:rPr>
+        <w:t xml:space="preserve"> library ARCADE </w:t>
+      </w:r>
+    </w:p>
+    <w:p>
+      <w:pPr>
+        <w:rPr>
+          <w:rFonts w:ascii="C64 Pro Mono" w:hAnsi="C64 Pro Mono"/>
+          <w:color w:val="FFFFFF" w:themeColor="background1"/>
+        </w:rPr>
+      </w:pPr>
+      <w:r>
+        <w:rPr>
+          <w:rFonts w:ascii="C64 Pro Mono" w:hAnsi="C64 Pro Mono"/>
+          <w:color w:val="FFFFFF" w:themeColor="background1"/>
+        </w:rPr>
+        <w:t>Python supports OOP -&gt; Sprite is a class</w:t>
+      </w:r>
+    </w:p>
+    <w:p>
+      <w:pPr>
+        <w:rPr>
+          <w:rFonts w:ascii="C64 Pro Mono" w:hAnsi="C64 Pro Mono"/>
+          <w:color w:val="FFFFFF" w:themeColor="background1"/>
+        </w:rPr>
+      </w:pPr>
+    </w:p>
+    <w:p>
+      <w:pPr>
+        <w:rPr>
+          <w:rFonts w:ascii="C64 Pro Mono" w:hAnsi="C64 Pro Mono"/>
+          <w:color w:val="FFFFFF" w:themeColor="background1"/>
+        </w:rPr>
+      </w:pPr>
+    </w:p>
+    <w:p>
+      <w:pPr>
+        <w:rPr>
+          <w:rFonts w:ascii="C64 Pro Mono" w:hAnsi="C64 Pro Mono"/>
+          <w:color w:val="FFFFFF" w:themeColor="background1"/>
+        </w:rPr>
+      </w:pPr>
+      <w:r>
+        <w:rPr>
+          <w:rFonts w:ascii="C64 Pro Mono" w:hAnsi="C64 Pro Mono"/>
+          <w:color w:val="FFFFFF" w:themeColor="background1"/>
+        </w:rPr>
+        <w:br w:type="page"/>
+      </w:r>
+    </w:p>
+    <w:p>
+      <w:pPr>
+        <w:rPr>
+          <w:rFonts w:ascii="C64 Pro Mono" w:hAnsi="C64 Pro Mono"/>
+          <w:color w:val="FFFFFF" w:themeColor="background1"/>
+        </w:rPr>
+      </w:pPr>
+      <w:r>
+        <w:rPr>
+          <w:rFonts w:ascii="C64 Pro Mono" w:hAnsi="C64 Pro Mono"/>
+          <w:noProof/>
+          <w:color w:val="FFFFFF" w:themeColor="background1"/>
+        </w:rPr>
+        <w:lastRenderedPageBreak/>
+        <mc:AlternateContent>
+          <mc:Choice Requires="wps">
+            <w:drawing>
+              <wp:anchor distT="45720" distB="45720" distL="114300" distR="114300" simplePos="0" relativeHeight="251668480" behindDoc="0" locked="0" layoutInCell="1" allowOverlap="1" wp14:anchorId="36BFE1BF" wp14:editId="6BB37626">
+                <wp:simplePos x="0" y="0"/>
+                <wp:positionH relativeFrom="margin">
+                  <wp:posOffset>-69215</wp:posOffset>
+                </wp:positionH>
+                <wp:positionV relativeFrom="paragraph">
+                  <wp:posOffset>1078865</wp:posOffset>
+                </wp:positionV>
+                <wp:extent cx="5634355" cy="1307465"/>
+                <wp:effectExtent l="0" t="0" r="23495" b="26035"/>
+                <wp:wrapSquare wrapText="bothSides"/>
+                <wp:docPr id="998047705" name="Text Box 2"/>
+                <wp:cNvGraphicFramePr>
+                  <a:graphicFrameLocks xmlns:a="http://schemas.openxmlformats.org/drawingml/2006/main"/>
+                </wp:cNvGraphicFramePr>
+                <a:graphic xmlns:a="http://schemas.openxmlformats.org/drawingml/2006/main">
+                  <a:graphicData uri="http://schemas.microsoft.com/office/word/2010/wordprocessingShape">
+                    <wps:wsp>
+                      <wps:cNvSpPr txBox="1">
+                        <a:spLocks noChangeArrowheads="1"/>
+                      </wps:cNvSpPr>
+                      <wps:spPr bwMode="auto">
+                        <a:xfrm>
+                          <a:off x="0" y="0"/>
+                          <a:ext cx="5634355" cy="1307465"/>
+                        </a:xfrm>
+                        <a:prstGeom prst="rect">
+                          <a:avLst/>
+                        </a:prstGeom>
+                        <a:solidFill>
+                          <a:srgbClr val="FFFFFF"/>
+                        </a:solidFill>
+                        <a:ln w="9525">
+                          <a:solidFill>
+                            <a:srgbClr val="000000"/>
+                          </a:solidFill>
+                          <a:miter lim="800000"/>
+                          <a:headEnd/>
+                          <a:tailEnd/>
+                        </a:ln>
+                      </wps:spPr>
+                      <wps:txbx>
+                        <w:txbxContent>
+                          <w:p>
+                            <w:r>
+                              <w:t>monster</w:t>
+                            </w:r>
+                            <w:r>
+                              <w:t xml:space="preserve"> = </w:t>
+                            </w:r>
+                            <w:proofErr w:type="spellStart"/>
+                            <w:proofErr w:type="gramStart"/>
+                            <w:r>
+                              <w:t>arcade.Sprite</w:t>
+                            </w:r>
+                            <w:proofErr w:type="spellEnd"/>
+                            <w:proofErr w:type="gramEnd"/>
+                            <w:r>
+                              <w:t>("</w:t>
+                            </w:r>
+                            <w:proofErr w:type="spellStart"/>
+                            <w:r>
+                              <w:t>monster.bmp</w:t>
+                            </w:r>
+                            <w:proofErr w:type="gramStart"/>
+                            <w:r>
+                              <w:t>",scale</w:t>
+                            </w:r>
+                            <w:proofErr w:type="spellEnd"/>
+                            <w:proofErr w:type="gramEnd"/>
+                            <w:r>
+                              <w:t>=</w:t>
+                            </w:r>
+                            <w:r>
+                              <w:rPr>
+                                <w:i/>
+                                <w:iCs/>
+                              </w:rPr>
+                              <w:t>2</w:t>
+                            </w:r>
+                            <w:r>
+                              <w:t>,)</w:t>
+                            </w:r>
+                            <w:r>
+                              <w:br/>
+                              <w:t>skull</w:t>
+                            </w:r>
+                            <w:r>
+                              <w:t xml:space="preserve"> = </w:t>
+                            </w:r>
+                            <w:proofErr w:type="spellStart"/>
+                            <w:proofErr w:type="gramStart"/>
+                            <w:r>
+                              <w:t>arcade.Sprite</w:t>
+                            </w:r>
+                            <w:proofErr w:type="spellEnd"/>
+                            <w:proofErr w:type="gramEnd"/>
+                            <w:r>
+                              <w:t>("</w:t>
+                            </w:r>
+                            <w:r>
+                              <w:t>skull</w:t>
+                            </w:r>
+                            <w:r>
+                              <w:t>.bmp</w:t>
+                            </w:r>
+                            <w:r>
+                              <w:t>”</w:t>
+                            </w:r>
+                            <w:r>
+                              <w:t>)</w:t>
+                            </w:r>
+                          </w:p>
+                          <w:p>
+                            <w:proofErr w:type="spellStart"/>
+                            <w:r>
+                              <w:t>enemy_list</w:t>
+                            </w:r>
+                            <w:proofErr w:type="spellEnd"/>
+                            <w:r>
+                              <w:t xml:space="preserve"> = </w:t>
+                            </w:r>
+                            <w:proofErr w:type="spellStart"/>
+                            <w:proofErr w:type="gramStart"/>
+                            <w:r>
+                              <w:t>arcade.SpriteList</w:t>
+                            </w:r>
+                            <w:proofErr w:type="spellEnd"/>
+                            <w:proofErr w:type="gramEnd"/>
+                            <w:r>
+                              <w:t>()</w:t>
+                            </w:r>
+                            <w:r>
+                              <w:br/>
+                            </w:r>
+                            <w:proofErr w:type="spellStart"/>
+                            <w:r>
+                              <w:t>enem</w:t>
+                            </w:r>
+                            <w:r>
+                              <w:t>y_</w:t>
+                            </w:r>
+                            <w:proofErr w:type="gramStart"/>
+                            <w:r>
+                              <w:t>list.append</w:t>
+                            </w:r>
+                            <w:proofErr w:type="spellEnd"/>
+                            <w:proofErr w:type="gramEnd"/>
+                            <w:r>
+                              <w:t>(monster)</w:t>
+                            </w:r>
+                            <w:r>
+                              <w:br/>
+                            </w:r>
+                            <w:proofErr w:type="spellStart"/>
+                            <w:r>
+                              <w:t>enemy_</w:t>
+                            </w:r>
+                            <w:proofErr w:type="gramStart"/>
+                            <w:r>
+                              <w:t>list.append</w:t>
+                            </w:r>
+                            <w:proofErr w:type="spellEnd"/>
+                            <w:proofErr w:type="gramEnd"/>
+                            <w:r>
+                              <w:t>(skull)</w:t>
+                            </w:r>
+                          </w:p>
+                          <w:p/>
+                          <w:p/>
+                          <w:p/>
+                          <w:p/>
+                        </w:txbxContent>
+                      </wps:txbx>
+                      <wps:bodyPr rot="0" vert="horz" wrap="square" lIns="91440" tIns="45720" rIns="91440" bIns="45720" anchor="t" anchorCtr="0">
+                        <a:noAutofit/>
+                      </wps:bodyPr>
+                    </wps:wsp>
+                  </a:graphicData>
+                </a:graphic>
+                <wp14:sizeRelH relativeFrom="margin">
+                  <wp14:pctWidth>0</wp14:pctWidth>
+                </wp14:sizeRelH>
+                <wp14:sizeRelV relativeFrom="margin">
+                  <wp14:pctHeight>0</wp14:pctHeight>
+                </wp14:sizeRelV>
+              </wp:anchor>
+            </w:drawing>
+          </mc:Choice>
+          <mc:Fallback>
+            <w:pict>
+              <v:shape w14:anchorId="36BFE1BF" id="_x0000_s1027" type="#_x0000_t202" style="position:absolute;margin-left:-5.45pt;margin-top:84.95pt;width:443.65pt;height:102.95pt;z-index:251668480;visibility:visible;mso-wrap-style:square;mso-width-percent:0;mso-height-percent:0;mso-wrap-distance-left:9pt;mso-wrap-distance-top:3.6pt;mso-wrap-distance-right:9pt;mso-wrap-distance-bottom:3.6pt;mso-position-horizontal:absolute;mso-position-horizontal-relative:margin;mso-position-vertical:absolute;mso-position-vertical-relative:text;mso-width-percent:0;mso-height-percent:0;mso-width-relative:margin;mso-height-relative:margin;v-text-anchor:top" o:gfxdata="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">
+                <v:textbox>
+                  <w:txbxContent>
+                    <w:p>
+                      <w:r>
+                        <w:t>monster</w:t>
+                      </w:r>
+                      <w:r>
+                        <w:t xml:space="preserve"> = </w:t>
+                      </w:r>
+                      <w:proofErr w:type="spellStart"/>
+                      <w:proofErr w:type="gramStart"/>
+                      <w:r>
+                        <w:t>arcade.Sprite</w:t>
+                      </w:r>
+                      <w:proofErr w:type="spellEnd"/>
+                      <w:proofErr w:type="gramEnd"/>
+                      <w:r>
+                        <w:t>("</w:t>
+                      </w:r>
+                      <w:proofErr w:type="spellStart"/>
+                      <w:r>
+                        <w:t>monster.bmp</w:t>
+                      </w:r>
+                      <w:proofErr w:type="gramStart"/>
+                      <w:r>
+                        <w:t>",scale</w:t>
+                      </w:r>
+                      <w:proofErr w:type="spellEnd"/>
+                      <w:proofErr w:type="gramEnd"/>
+                      <w:r>
+                        <w:t>=</w:t>
+                      </w:r>
+                      <w:r>
+                        <w:rPr>
+                          <w:i/>
+                          <w:iCs/>
+                        </w:rPr>
+                        <w:t>2</w:t>
+                      </w:r>
+                      <w:r>
+                        <w:t>,)</w:t>
+                      </w:r>
+                      <w:r>
+                        <w:br/>
+                        <w:t>skull</w:t>
+                      </w:r>
+                      <w:r>
+                        <w:t xml:space="preserve"> = </w:t>
+                      </w:r>
+                      <w:proofErr w:type="spellStart"/>
+                      <w:proofErr w:type="gramStart"/>
+                      <w:r>
+                        <w:t>arcade.Sprite</w:t>
+                      </w:r>
+                      <w:proofErr w:type="spellEnd"/>
+                      <w:proofErr w:type="gramEnd"/>
+                      <w:r>
+                        <w:t>("</w:t>
+                      </w:r>
+                      <w:r>
+                        <w:t>skull</w:t>
+                      </w:r>
+                      <w:r>
+                        <w:t>.bmp</w:t>
+                      </w:r>
+                      <w:r>
+                        <w:t>”</w:t>
+                      </w:r>
+                      <w:r>
+                        <w:t>)</w:t>
+                      </w:r>
+                    </w:p>
+                    <w:p>
+                      <w:proofErr w:type="spellStart"/>
+                      <w:r>
+                        <w:t>enemy_list</w:t>
+                      </w:r>
+                      <w:proofErr w:type="spellEnd"/>
+                      <w:r>
+                        <w:t xml:space="preserve"> = </w:t>
+                      </w:r>
+                      <w:proofErr w:type="spellStart"/>
+                      <w:proofErr w:type="gramStart"/>
+                      <w:r>
+                        <w:t>arcade.SpriteList</w:t>
+                      </w:r>
+                      <w:proofErr w:type="spellEnd"/>
+                      <w:proofErr w:type="gramEnd"/>
+                      <w:r>
+                        <w:t>()</w:t>
+                      </w:r>
+                      <w:r>
+                        <w:br/>
+                      </w:r>
+                      <w:proofErr w:type="spellStart"/>
+                      <w:r>
+                        <w:t>enem</w:t>
+                      </w:r>
+                      <w:r>
+                        <w:t>y_</w:t>
+                      </w:r>
+                      <w:proofErr w:type="gramStart"/>
+                      <w:r>
+                        <w:t>list.append</w:t>
+                      </w:r>
+                      <w:proofErr w:type="spellEnd"/>
+                      <w:proofErr w:type="gramEnd"/>
+                      <w:r>
+                        <w:t>(monster)</w:t>
+                      </w:r>
+                      <w:r>
+                        <w:br/>
+                      </w:r>
+                      <w:proofErr w:type="spellStart"/>
+                      <w:r>
+                        <w:t>enemy_</w:t>
+                      </w:r>
+                      <w:proofErr w:type="gramStart"/>
+                      <w:r>
+                        <w:t>list.append</w:t>
+                      </w:r>
+                      <w:proofErr w:type="spellEnd"/>
+                      <w:proofErr w:type="gramEnd"/>
+                      <w:r>
+                        <w:t>(skull)</w:t>
+                      </w:r>
+                    </w:p>
+                    <w:p/>
+                    <w:p/>
+                    <w:p/>
+                    <w:p/>
+                  </w:txbxContent>
+                </v:textbox>
+                <w10:wrap type="square" anchorx="margin"/>
+              </v:shape>
+            </w:pict>
+          </mc:Fallback>
+        </mc:AlternateContent>
+      </w:r>
+      <w:r>
+        <w:rPr>
+          <w:rFonts w:ascii="C64 Pro Mono" w:hAnsi="C64 Pro Mono"/>
+          <w:noProof/>
+          <w:color w:val="FFFFFF" w:themeColor="background1"/>
+        </w:rPr>
+        <mc:AlternateContent>
+          <mc:Choice Requires="wps">
+            <w:drawing>
+              <wp:anchor distT="45720" distB="45720" distL="114300" distR="114300" simplePos="0" relativeHeight="251666432" behindDoc="0" locked="0" layoutInCell="1" allowOverlap="1" wp14:anchorId="04EF2714" wp14:editId="16AF423C">
+                <wp:simplePos x="0" y="0"/>
+                <wp:positionH relativeFrom="margin">
+                  <wp:posOffset>-59055</wp:posOffset>
+                </wp:positionH>
+                <wp:positionV relativeFrom="paragraph">
+                  <wp:posOffset>0</wp:posOffset>
+                </wp:positionV>
+                <wp:extent cx="5645785" cy="887730"/>
+                <wp:effectExtent l="0" t="0" r="12065" b="26670"/>
+                <wp:wrapSquare wrapText="bothSides"/>
+                <wp:docPr id="2028072685" name="Text Box 2"/>
+                <wp:cNvGraphicFramePr>
+                  <a:graphicFrameLocks xmlns:a="http://schemas.openxmlformats.org/drawingml/2006/main"/>
+                </wp:cNvGraphicFramePr>
+                <a:graphic xmlns:a="http://schemas.openxmlformats.org/drawingml/2006/main">
+                  <a:graphicData uri="http://schemas.microsoft.com/office/word/2010/wordprocessingShape">
+                    <wps:wsp>
+                      <wps:cNvSpPr txBox="1">
+                        <a:spLocks noChangeArrowheads="1"/>
+                      </wps:cNvSpPr>
+                      <wps:spPr bwMode="auto">
+                        <a:xfrm>
+                          <a:off x="0" y="0"/>
+                          <a:ext cx="5645785" cy="887730"/>
+                        </a:xfrm>
+                        <a:prstGeom prst="rect">
+                          <a:avLst/>
+                        </a:prstGeom>
+                        <a:solidFill>
+                          <a:srgbClr val="FFFFFF"/>
+                        </a:solidFill>
+                        <a:ln w="9525">
+                          <a:solidFill>
+                            <a:srgbClr val="000000"/>
+                          </a:solidFill>
+                          <a:miter lim="800000"/>
+                          <a:headEnd/>
+                          <a:tailEnd/>
+                        </a:ln>
+                      </wps:spPr>
+                      <wps:txbx>
+                        <w:txbxContent>
+                          <w:p>
+                            <w:proofErr w:type="spellStart"/>
+                            <w:r>
+                              <w:t>tankSprite</w:t>
+                            </w:r>
+                            <w:proofErr w:type="spellEnd"/>
+                            <w:r>
+                              <w:t xml:space="preserve"> = </w:t>
+                            </w:r>
+                            <w:proofErr w:type="spellStart"/>
+                            <w:proofErr w:type="gramStart"/>
+                            <w:r>
+                              <w:t>arcade.Sprite</w:t>
+                            </w:r>
+                            <w:proofErr w:type="spellEnd"/>
+                            <w:proofErr w:type="gramEnd"/>
+                            <w:r>
+                              <w:t>(</w:t>
+                            </w:r>
+                            <w:r>
+                              <w:t>tank.bmp")</w:t>
+                            </w:r>
+                          </w:p>
+                          <w:p>
+                            <w:pPr>
+                              <w:rPr>
+                                <w:lang w:val="fr-FR"/>
+                              </w:rPr>
+                            </w:pPr>
+                            <w:proofErr w:type="spellStart"/>
+                            <w:r>
+                              <w:rPr>
+                                <w:lang w:val="fr-FR"/>
+                              </w:rPr>
+                              <w:t>tankSprite.center_x</w:t>
+                            </w:r>
+                            <w:proofErr w:type="spellEnd"/>
+                            <w:r>
+                              <w:rPr>
+                                <w:lang w:val="fr-FR"/>
+                              </w:rPr>
+                              <w:t xml:space="preserve"> = </w:t>
+                            </w:r>
+                            <w:r>
+                              <w:rPr>
+                                <w:i/>
+                                <w:iCs/>
+                                <w:lang w:val="fr-FR"/>
+                              </w:rPr>
+                              <w:t>50</w:t>
+                            </w:r>
+                            <w:r>
+                              <w:rPr>
+                                <w:i/>
+                                <w:iCs/>
+                                <w:lang w:val="fr-FR"/>
+                              </w:rPr>
+                              <w:br/>
+                            </w:r>
+                            <w:proofErr w:type="spellStart"/>
+                            <w:r>
+                              <w:t>tankSprite</w:t>
+                            </w:r>
+                            <w:proofErr w:type="spellEnd"/>
+                            <w:r>
+                              <w:rPr>
+                                <w:lang w:val="fr-FR"/>
+                              </w:rPr>
+                              <w:t>.</w:t>
+                            </w:r>
+                            <w:proofErr w:type="spellStart"/>
+                            <w:r>
+                              <w:rPr>
+                                <w:lang w:val="fr-FR"/>
+                              </w:rPr>
+                              <w:t>center_y</w:t>
+                            </w:r>
+                            <w:proofErr w:type="spellEnd"/>
+                            <w:r>
+                              <w:rPr>
+                                <w:lang w:val="fr-FR"/>
+                              </w:rPr>
+                              <w:t xml:space="preserve"> = </w:t>
+                            </w:r>
+                            <w:r>
+                              <w:rPr>
+                                <w:i/>
+                                <w:iCs/>
+                                <w:lang w:val="fr-FR"/>
+                              </w:rPr>
+                              <w:t>350</w:t>
+                            </w:r>
+                          </w:p>
+                          <w:p>
+                            <w:pPr>
+                              <w:rPr>
+                                <w:lang w:val="fr-FR"/>
+                              </w:rPr>
+                            </w:pPr>
+                          </w:p>
+                          <w:p>
+                            <w:pPr>
+                              <w:rPr>
+                                <w:lang w:val="fr-FR"/>
+                              </w:rPr>
+                            </w:pPr>
+                          </w:p>
+                        </w:txbxContent>
+                      </wps:txbx>
+                      <wps:bodyPr rot="0" vert="horz" wrap="square" lIns="91440" tIns="45720" rIns="91440" bIns="45720" anchor="t" anchorCtr="0">
+                        <a:noAutofit/>
+                      </wps:bodyPr>
+                    </wps:wsp>
+                  </a:graphicData>
+                </a:graphic>
+                <wp14:sizeRelH relativeFrom="margin">
+                  <wp14:pctWidth>0</wp14:pctWidth>
+                </wp14:sizeRelH>
+                <wp14:sizeRelV relativeFrom="margin">
+                  <wp14:pctHeight>0</wp14:pctHeight>
+                </wp14:sizeRelV>
+              </wp:anchor>
+            </w:drawing>
+          </mc:Choice>
+          <mc:Fallback>
+            <w:pict>
+              <v:shape w14:anchorId="04EF2714" id="_x0000_s1028" type="#_x0000_t202" style="position:absolute;margin-left:-4.65pt;margin-top:0;width:444.55pt;height:69.9pt;z-index:251666432;visibility:visible;mso-wrap-style:square;mso-width-percent:0;mso-height-percent:0;mso-wrap-distance-left:9pt;mso-wrap-distance-top:3.6pt;mso-wrap-distance-right:9pt;mso-wrap-distance-bottom:3.6pt;mso-position-horizontal:absolute;mso-position-horizontal-relative:margin;mso-position-vertical:absolute;mso-position-vertical-relative:text;mso-width-percent:0;mso-height-percent:0;mso-width-relative:margin;mso-height-relative:margin;v-text-anchor:top" o:gfxdata="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">
+                <v:textbox>
+                  <w:txbxContent>
+                    <w:p>
+                      <w:proofErr w:type="spellStart"/>
+                      <w:r>
+                        <w:t>tankSprite</w:t>
+                      </w:r>
+                      <w:proofErr w:type="spellEnd"/>
+                      <w:r>
+                        <w:t xml:space="preserve"> = </w:t>
+                      </w:r>
+                      <w:proofErr w:type="spellStart"/>
+                      <w:proofErr w:type="gramStart"/>
+                      <w:r>
+                        <w:t>arcade.Sprite</w:t>
+                      </w:r>
+                      <w:proofErr w:type="spellEnd"/>
+                      <w:proofErr w:type="gramEnd"/>
+                      <w:r>
+                        <w:t>(</w:t>
+                      </w:r>
+                      <w:r>
+                        <w:t>tank.bmp")</w:t>
+                      </w:r>
+                    </w:p>
+                    <w:p>
+                      <w:pPr>
+                        <w:rPr>
+                          <w:lang w:val="fr-FR"/>
+                        </w:rPr>
+                      </w:pPr>
+                      <w:proofErr w:type="spellStart"/>
+                      <w:r>
+                        <w:rPr>
+                          <w:lang w:val="fr-FR"/>
+                        </w:rPr>
+                        <w:t>tankSprite.center_x</w:t>
+                      </w:r>
+                      <w:proofErr w:type="spellEnd"/>
+                      <w:r>
+                        <w:rPr>
+                          <w:lang w:val="fr-FR"/>
+                        </w:rPr>
+                        <w:t xml:space="preserve"> = </w:t>
+                      </w:r>
+                      <w:r>
+                        <w:rPr>
+                          <w:i/>
+                          <w:iCs/>
+                          <w:lang w:val="fr-FR"/>
+                        </w:rPr>
+                        <w:t>50</w:t>
+                      </w:r>
+                      <w:r>
+                        <w:rPr>
+                          <w:i/>
+                          <w:iCs/>
+                          <w:lang w:val="fr-FR"/>
+                        </w:rPr>
+                        <w:br/>
+                      </w:r>
+                      <w:proofErr w:type="spellStart"/>
+                      <w:r>
+                        <w:t>tankSprite</w:t>
+                      </w:r>
+                      <w:proofErr w:type="spellEnd"/>
+                      <w:r>
+                        <w:rPr>
+                          <w:lang w:val="fr-FR"/>
+                        </w:rPr>
+                        <w:t>.</w:t>
+                      </w:r>
+                      <w:proofErr w:type="spellStart"/>
+                      <w:r>
+                        <w:rPr>
+                          <w:lang w:val="fr-FR"/>
+                        </w:rPr>
+                        <w:t>center_y</w:t>
+                      </w:r>
+                      <w:proofErr w:type="spellEnd"/>
+                      <w:r>
+                        <w:rPr>
+                          <w:lang w:val="fr-FR"/>
+                        </w:rPr>
+                        <w:t xml:space="preserve"> = </w:t>
+                      </w:r>
+                      <w:r>
+                        <w:rPr>
+                          <w:i/>
+                          <w:iCs/>
+                          <w:lang w:val="fr-FR"/>
+                        </w:rPr>
+                        <w:t>350</w:t>
+                      </w:r>
+                    </w:p>
+                    <w:p>
+                      <w:pPr>
+                        <w:rPr>
+                          <w:lang w:val="fr-FR"/>
+                        </w:rPr>
+                      </w:pPr>
+                    </w:p>
+                    <w:p>
+                      <w:pPr>
+                        <w:rPr>
+                          <w:lang w:val="fr-FR"/>
+                        </w:rPr>
+                      </w:pPr>
+                    </w:p>
+                  </w:txbxContent>
+                </v:textbox>
+                <w10:wrap type="square" anchorx="margin"/>
+              </v:shape>
+            </w:pict>
+          </mc:Fallback>
+        </mc:AlternateContent>
+      </w:r>
       <w:r>
         <w:rPr>
           <w:rFonts w:ascii="C64 Pro Mono" w:hAnsi="C64 Pro Mono"/>
@@ -4706,13 +5845,23 @@
                 <w:lang w:val="fr-FR"/>
               </w:rPr>
             </w:pPr>
+            <w:proofErr w:type="spellStart"/>
             <w:r>
               <w:rPr>
                 <w:rFonts w:ascii="Abadi" w:hAnsi="Abadi"/>
                 <w:color w:val="FFFFFF" w:themeColor="background1"/>
                 <w:lang w:val="fr-FR"/>
               </w:rPr>
-              <w:t xml:space="preserve">Cells : </w:t>
+              <w:t>Cells</w:t>
+            </w:r>
+            <w:proofErr w:type="spellEnd"/>
+            <w:r>
+              <w:rPr>
+                <w:rFonts w:ascii="Abadi" w:hAnsi="Abadi"/>
+                <w:color w:val="FFFFFF" w:themeColor="background1"/>
+                <w:lang w:val="fr-FR"/>
+              </w:rPr>
+              <w:t xml:space="preserve"> : </w:t>
             </w:r>
           </w:p>
           <w:tbl>
@@ -4938,7 +6087,23 @@
                 <w:rFonts w:ascii="Abadi" w:hAnsi="Abadi"/>
                 <w:color w:val="FFFFFF" w:themeColor="background1"/>
               </w:rPr>
-              <w:t xml:space="preserve"> 7 s</w:t>
+              <w:t xml:space="preserve"> </w:t>
+            </w:r>
+            <w:proofErr w:type="gramStart"/>
+            <w:r>
+              <w:rPr>
+                <w:rFonts w:ascii="Abadi" w:hAnsi="Abadi"/>
+                <w:color w:val="FFFFFF" w:themeColor="background1"/>
+              </w:rPr>
+              <w:t>7</w:t>
+            </w:r>
+            <w:proofErr w:type="gramEnd"/>
+            <w:r>
+              <w:rPr>
+                <w:rFonts w:ascii="Abadi" w:hAnsi="Abadi"/>
+                <w:color w:val="FFFFFF" w:themeColor="background1"/>
+              </w:rPr>
+              <w:t xml:space="preserve"> s</w:t>
             </w:r>
             <w:r>
               <w:rPr>
@@ -4968,20 +6133,40 @@
                 <w:color w:val="FFFFFF" w:themeColor="background1"/>
               </w:rPr>
             </w:pPr>
+            <w:proofErr w:type="spellStart"/>
+            <w:proofErr w:type="gramStart"/>
             <w:r>
               <w:rPr>
                 <w:rFonts w:ascii="Abadi" w:hAnsi="Abadi"/>
                 <w:color w:val="FFFFFF" w:themeColor="background1"/>
               </w:rPr>
-              <w:t>sprite.setPosition(</w:t>
+              <w:t>sprite.setPosition</w:t>
+            </w:r>
+            <w:proofErr w:type="spellEnd"/>
+            <w:proofErr w:type="gramEnd"/>
+            <w:r>
+              <w:rPr>
+                <w:rFonts w:ascii="Abadi" w:hAnsi="Abadi"/>
+                <w:color w:val="FFFFFF" w:themeColor="background1"/>
+              </w:rPr>
+              <w:t>(</w:t>
             </w:r>
             <w:r>
               <w:rPr>
                 <w:rFonts w:ascii="Abadi" w:hAnsi="Abadi"/>
                 <w:color w:val="FFFFFF" w:themeColor="background1"/>
               </w:rPr>
-              <w:t>100,200);</w:t>
+              <w:t>100,200</w:t>
             </w:r>
+            <w:proofErr w:type="gramStart"/>
+            <w:r>
+              <w:rPr>
+                <w:rFonts w:ascii="Abadi" w:hAnsi="Abadi"/>
+                <w:color w:val="FFFFFF" w:themeColor="background1"/>
+              </w:rPr>
+              <w:t>);</w:t>
+            </w:r>
+            <w:proofErr w:type="gramEnd"/>
           </w:p>
           <w:p>
             <w:pPr>
@@ -5014,13 +6199,25 @@
                 <w:lang w:val="fr-FR"/>
               </w:rPr>
             </w:pPr>
+            <w:proofErr w:type="spellStart"/>
+            <w:proofErr w:type="gramStart"/>
             <w:r>
               <w:rPr>
                 <w:rFonts w:ascii="Abadi" w:hAnsi="Abadi"/>
                 <w:color w:val="FFFFFF" w:themeColor="background1"/>
                 <w:lang w:val="fr-FR"/>
               </w:rPr>
-              <w:t>sprite.y = 200 ;</w:t>
+              <w:t>sprite.y</w:t>
+            </w:r>
+            <w:proofErr w:type="spellEnd"/>
+            <w:proofErr w:type="gramEnd"/>
+            <w:r>
+              <w:rPr>
+                <w:rFonts w:ascii="Abadi" w:hAnsi="Abadi"/>
+                <w:color w:val="FFFFFF" w:themeColor="background1"/>
+                <w:lang w:val="fr-FR"/>
+              </w:rPr>
+              <w:t xml:space="preserve"> = 200 ;</w:t>
             </w:r>
           </w:p>
         </w:tc>
@@ -5075,6 +6272,7 @@
           <w:lang w:val="fr-FR"/>
         </w:rPr>
       </w:pPr>
+      <w:proofErr w:type="spellStart"/>
       <w:r>
         <w:rPr>
           <w:rFonts w:ascii="C64 Pro Mono" w:hAnsi="C64 Pro Mono"/>
@@ -5084,6 +6282,7 @@
         <w:lastRenderedPageBreak/>
         <w:t>Scaling</w:t>
       </w:r>
+      <w:proofErr w:type="spellEnd"/>
     </w:p>
     <w:tbl>
       <w:tblPr>
@@ -5177,13 +6376,23 @@
                 <w:lang w:val="fr-FR"/>
               </w:rPr>
             </w:pPr>
+            <w:proofErr w:type="spellStart"/>
             <w:r>
               <w:rPr>
                 <w:rFonts w:ascii="Abadi" w:hAnsi="Abadi"/>
                 <w:color w:val="FFFFFF" w:themeColor="background1"/>
                 <w:lang w:val="fr-FR"/>
               </w:rPr>
-              <w:t xml:space="preserve">Cells : </w:t>
+              <w:t>Cells</w:t>
+            </w:r>
+            <w:proofErr w:type="spellEnd"/>
+            <w:r>
+              <w:rPr>
+                <w:rFonts w:ascii="Abadi" w:hAnsi="Abadi"/>
+                <w:color w:val="FFFFFF" w:themeColor="background1"/>
+                <w:lang w:val="fr-FR"/>
+              </w:rPr>
+              <w:t xml:space="preserve"> : </w:t>
             </w:r>
           </w:p>
           <w:tbl>
@@ -5300,7 +6509,23 @@
                       <w:rFonts w:ascii="Abadi" w:hAnsi="Abadi"/>
                       <w:color w:val="FFFFFF" w:themeColor="background1"/>
                     </w:rPr>
-                    <w:t>Bit #x: 1 = Sprite #x is stretched to double width.</w:t>
+                    <w:t xml:space="preserve">Bit #x: 1 = Sprite #x </w:t>
+                  </w:r>
+                  <w:proofErr w:type="gramStart"/>
+                  <w:r>
+                    <w:rPr>
+                      <w:rFonts w:ascii="Abadi" w:hAnsi="Abadi"/>
+                      <w:color w:val="FFFFFF" w:themeColor="background1"/>
+                    </w:rPr>
+                    <w:t>is stretched</w:t>
+                  </w:r>
+                  <w:proofErr w:type="gramEnd"/>
+                  <w:r>
+                    <w:rPr>
+                      <w:rFonts w:ascii="Abadi" w:hAnsi="Abadi"/>
+                      <w:color w:val="FFFFFF" w:themeColor="background1"/>
+                    </w:rPr>
+                    <w:t xml:space="preserve"> to double width.</w:t>
                   </w:r>
                 </w:p>
               </w:tc>
@@ -5396,6 +6621,8 @@
                 <w:color w:val="FFFFFF" w:themeColor="background1"/>
               </w:rPr>
             </w:pPr>
+            <w:proofErr w:type="spellStart"/>
+            <w:proofErr w:type="gramStart"/>
             <w:r>
               <w:rPr>
                 <w:rFonts w:ascii="Abadi" w:hAnsi="Abadi"/>
@@ -5408,7 +6635,24 @@
                 <w:rFonts w:ascii="Abadi" w:hAnsi="Abadi"/>
                 <w:color w:val="FFFFFF" w:themeColor="background1"/>
               </w:rPr>
-              <w:t>.setScale(10,3)</w:t>
+              <w:t>.setScale</w:t>
+            </w:r>
+            <w:proofErr w:type="spellEnd"/>
+            <w:proofErr w:type="gramEnd"/>
+            <w:r>
+              <w:rPr>
+                <w:rFonts w:ascii="Abadi" w:hAnsi="Abadi"/>
+                <w:color w:val="FFFFFF" w:themeColor="background1"/>
+              </w:rPr>
+              <w:t>(10,3</w:t>
+            </w:r>
+            <w:proofErr w:type="gramStart"/>
+            <w:r>
+              <w:rPr>
+                <w:rFonts w:ascii="Abadi" w:hAnsi="Abadi"/>
+                <w:color w:val="FFFFFF" w:themeColor="background1"/>
+              </w:rPr>
+              <w:t>)</w:t>
             </w:r>
             <w:r>
               <w:rPr>
@@ -5417,6 +6661,7 @@
               </w:rPr>
               <w:t>;</w:t>
             </w:r>
+            <w:proofErr w:type="gramEnd"/>
           </w:p>
           <w:p>
             <w:pPr>
@@ -5449,13 +6694,25 @@
                 <w:lang w:val="fr-FR"/>
               </w:rPr>
             </w:pPr>
+            <w:proofErr w:type="spellStart"/>
+            <w:proofErr w:type="gramStart"/>
             <w:r>
               <w:rPr>
                 <w:rFonts w:ascii="Abadi" w:hAnsi="Abadi"/>
                 <w:color w:val="FFFFFF" w:themeColor="background1"/>
                 <w:lang w:val="fr-FR"/>
               </w:rPr>
-              <w:t>sprite.scaleX = 7 ;</w:t>
+              <w:t>sprite.scaleX</w:t>
+            </w:r>
+            <w:proofErr w:type="spellEnd"/>
+            <w:proofErr w:type="gramEnd"/>
+            <w:r>
+              <w:rPr>
+                <w:rFonts w:ascii="Abadi" w:hAnsi="Abadi"/>
+                <w:color w:val="FFFFFF" w:themeColor="background1"/>
+                <w:lang w:val="fr-FR"/>
+              </w:rPr>
+              <w:t xml:space="preserve"> = 7 ;</w:t>
             </w:r>
           </w:p>
         </w:tc>
@@ -5495,6 +6752,7 @@
         </w:rPr>
         <w:t xml:space="preserve">. </w:t>
       </w:r>
+      <w:proofErr w:type="spellStart"/>
       <w:r>
         <w:rPr>
           <w:rFonts w:ascii="C64 Pro Mono" w:hAnsi="C64 Pro Mono"/>
@@ -5503,6 +6761,7 @@
         </w:rPr>
         <w:t>Flipping</w:t>
       </w:r>
+      <w:proofErr w:type="spellEnd"/>
     </w:p>
     <w:tbl>
       <w:tblPr>
@@ -5602,7 +6861,61 @@
                 <w:color w:val="FFFFFF" w:themeColor="background1"/>
                 <w:lang w:val="fr-FR"/>
               </w:rPr>
-              <w:t>Not implemented. Workaround needed.</w:t>
+              <w:t xml:space="preserve">Not </w:t>
+            </w:r>
+            <w:proofErr w:type="spellStart"/>
+            <w:r>
+              <w:rPr>
+                <w:rFonts w:ascii="Abadi" w:hAnsi="Abadi"/>
+                <w:color w:val="FFFFFF" w:themeColor="background1"/>
+                <w:lang w:val="fr-FR"/>
+              </w:rPr>
+              <w:t>implemented</w:t>
+            </w:r>
+            <w:proofErr w:type="spellEnd"/>
+            <w:r>
+              <w:rPr>
+                <w:rFonts w:ascii="Abadi" w:hAnsi="Abadi"/>
+                <w:color w:val="FFFFFF" w:themeColor="background1"/>
+                <w:lang w:val="fr-FR"/>
+              </w:rPr>
+              <w:t xml:space="preserve">. </w:t>
+            </w:r>
+            <w:proofErr w:type="spellStart"/>
+            <w:r>
+              <w:rPr>
+                <w:rFonts w:ascii="Abadi" w:hAnsi="Abadi"/>
+                <w:color w:val="FFFFFF" w:themeColor="background1"/>
+                <w:lang w:val="fr-FR"/>
+              </w:rPr>
+              <w:t>Workaround</w:t>
+            </w:r>
+            <w:proofErr w:type="spellEnd"/>
+            <w:r>
+              <w:rPr>
+                <w:rFonts w:ascii="Abadi" w:hAnsi="Abadi"/>
+                <w:color w:val="FFFFFF" w:themeColor="background1"/>
+                <w:lang w:val="fr-FR"/>
+              </w:rPr>
+              <w:t xml:space="preserve"> </w:t>
+            </w:r>
+            <w:proofErr w:type="spellStart"/>
+            <w:r>
+              <w:rPr>
+                <w:rFonts w:ascii="Abadi" w:hAnsi="Abadi"/>
+                <w:color w:val="FFFFFF" w:themeColor="background1"/>
+                <w:lang w:val="fr-FR"/>
+              </w:rPr>
+              <w:t>needed</w:t>
+            </w:r>
+            <w:proofErr w:type="spellEnd"/>
+            <w:r>
+              <w:rPr>
+                <w:rFonts w:ascii="Abadi" w:hAnsi="Abadi"/>
+                <w:color w:val="FFFFFF" w:themeColor="background1"/>
+                <w:lang w:val="fr-FR"/>
+              </w:rPr>
+              <w:t>.</w:t>
             </w:r>
           </w:p>
         </w:tc>
@@ -5625,6 +6938,8 @@
                 <w:color w:val="FFFFFF" w:themeColor="background1"/>
               </w:rPr>
             </w:pPr>
+            <w:proofErr w:type="spellStart"/>
+            <w:proofErr w:type="gramStart"/>
             <w:r>
               <w:rPr>
                 <w:rFonts w:ascii="Abadi" w:hAnsi="Abadi"/>
@@ -5637,8 +6952,35 @@
                 <w:rFonts w:ascii="Abadi" w:hAnsi="Abadi"/>
                 <w:color w:val="FFFFFF" w:themeColor="background1"/>
               </w:rPr>
-              <w:t>.setFlip(false,true);</w:t>
+              <w:t>.setFlip</w:t>
             </w:r>
+            <w:proofErr w:type="spellEnd"/>
+            <w:proofErr w:type="gramEnd"/>
+            <w:r>
+              <w:rPr>
+                <w:rFonts w:ascii="Abadi" w:hAnsi="Abadi"/>
+                <w:color w:val="FFFFFF" w:themeColor="background1"/>
+              </w:rPr>
+              <w:t>(</w:t>
+            </w:r>
+            <w:proofErr w:type="spellStart"/>
+            <w:proofErr w:type="gramStart"/>
+            <w:r>
+              <w:rPr>
+                <w:rFonts w:ascii="Abadi" w:hAnsi="Abadi"/>
+                <w:color w:val="FFFFFF" w:themeColor="background1"/>
+              </w:rPr>
+              <w:t>false,true</w:t>
+            </w:r>
+            <w:proofErr w:type="spellEnd"/>
+            <w:r>
+              <w:rPr>
+                <w:rFonts w:ascii="Abadi" w:hAnsi="Abadi"/>
+                <w:color w:val="FFFFFF" w:themeColor="background1"/>
+              </w:rPr>
+              <w:t>);</w:t>
+            </w:r>
+            <w:proofErr w:type="gramEnd"/>
           </w:p>
           <w:p>
             <w:pPr>
@@ -5677,6 +7019,8 @@
                 <w:color w:val="FFFFFF" w:themeColor="background1"/>
               </w:rPr>
             </w:pPr>
+            <w:proofErr w:type="spellStart"/>
+            <w:proofErr w:type="gramStart"/>
             <w:r>
               <w:rPr>
                 <w:rFonts w:ascii="Abadi" w:hAnsi="Abadi"/>
@@ -5689,7 +7033,16 @@
                 <w:rFonts w:ascii="Abadi" w:hAnsi="Abadi"/>
                 <w:color w:val="FFFFFF" w:themeColor="background1"/>
               </w:rPr>
-              <w:t>setFlipY(true)</w:t>
+              <w:t>setFlipY</w:t>
+            </w:r>
+            <w:proofErr w:type="spellEnd"/>
+            <w:proofErr w:type="gramEnd"/>
+            <w:r>
+              <w:rPr>
+                <w:rFonts w:ascii="Abadi" w:hAnsi="Abadi"/>
+                <w:color w:val="FFFFFF" w:themeColor="background1"/>
+              </w:rPr>
+              <w:t>(true)</w:t>
             </w:r>
           </w:p>
           <w:p>
@@ -5885,13 +7238,23 @@
                 <w:lang w:val="fr-FR"/>
               </w:rPr>
             </w:pPr>
+            <w:proofErr w:type="spellStart"/>
             <w:r>
               <w:rPr>
                 <w:rFonts w:ascii="Abadi" w:hAnsi="Abadi"/>
                 <w:color w:val="FFFFFF" w:themeColor="background1"/>
                 <w:lang w:val="fr-FR"/>
               </w:rPr>
-              <w:t xml:space="preserve">Cell $d019 (53273) bit #2 </w:t>
+              <w:t>Cell</w:t>
+            </w:r>
+            <w:proofErr w:type="spellEnd"/>
+            <w:r>
+              <w:rPr>
+                <w:rFonts w:ascii="Abadi" w:hAnsi="Abadi"/>
+                <w:color w:val="FFFFFF" w:themeColor="background1"/>
+                <w:lang w:val="fr-FR"/>
+              </w:rPr>
+              <w:t xml:space="preserve"> $d019 (53273) bit #2 </w:t>
             </w:r>
           </w:p>
         </w:tc>
@@ -5911,8 +7274,17 @@
                 <w:rFonts w:ascii="Abadi" w:hAnsi="Abadi"/>
                 <w:color w:val="FFFFFF" w:themeColor="background1"/>
               </w:rPr>
-              <w:t>float x1 = sprite0.getX();</w:t>
+              <w:t>float x1 = sprite0.getX(</w:t>
             </w:r>
+            <w:proofErr w:type="gramStart"/>
+            <w:r>
+              <w:rPr>
+                <w:rFonts w:ascii="Abadi" w:hAnsi="Abadi"/>
+                <w:color w:val="FFFFFF" w:themeColor="background1"/>
+              </w:rPr>
+              <w:t>);</w:t>
+            </w:r>
+            <w:proofErr w:type="gramEnd"/>
           </w:p>
           <w:p>
             <w:pPr>
@@ -5926,8 +7298,17 @@
                 <w:rFonts w:ascii="Abadi" w:hAnsi="Abadi"/>
                 <w:color w:val="FFFFFF" w:themeColor="background1"/>
               </w:rPr>
-              <w:t>float y1 = sprite0.getY();</w:t>
+              <w:t>float y1 = sprite0.getY(</w:t>
             </w:r>
+            <w:proofErr w:type="gramStart"/>
+            <w:r>
+              <w:rPr>
+                <w:rFonts w:ascii="Abadi" w:hAnsi="Abadi"/>
+                <w:color w:val="FFFFFF" w:themeColor="background1"/>
+              </w:rPr>
+              <w:t>);</w:t>
+            </w:r>
+            <w:proofErr w:type="gramEnd"/>
           </w:p>
           <w:p>
             <w:pPr>
@@ -5941,8 +7322,17 @@
                 <w:rFonts w:ascii="Abadi" w:hAnsi="Abadi"/>
                 <w:color w:val="FFFFFF" w:themeColor="background1"/>
               </w:rPr>
-              <w:t>float x2 = sprite1.getX();</w:t>
+              <w:t>float x2 = sprite1.getX(</w:t>
             </w:r>
+            <w:proofErr w:type="gramStart"/>
+            <w:r>
+              <w:rPr>
+                <w:rFonts w:ascii="Abadi" w:hAnsi="Abadi"/>
+                <w:color w:val="FFFFFF" w:themeColor="background1"/>
+              </w:rPr>
+              <w:t>);</w:t>
+            </w:r>
+            <w:proofErr w:type="gramEnd"/>
           </w:p>
           <w:p>
             <w:pPr>
@@ -5956,8 +7346,17 @@
                 <w:rFonts w:ascii="Abadi" w:hAnsi="Abadi"/>
                 <w:color w:val="FFFFFF" w:themeColor="background1"/>
               </w:rPr>
-              <w:t>float y2 = sprite1.getY();</w:t>
+              <w:t>float y2 = sprite1.getY(</w:t>
             </w:r>
+            <w:proofErr w:type="gramStart"/>
+            <w:r>
+              <w:rPr>
+                <w:rFonts w:ascii="Abadi" w:hAnsi="Abadi"/>
+                <w:color w:val="FFFFFF" w:themeColor="background1"/>
+              </w:rPr>
+              <w:t>);</w:t>
+            </w:r>
+            <w:proofErr w:type="gramEnd"/>
           </w:p>
           <w:p>
             <w:pPr>
@@ -5975,14 +7374,110 @@
                 <w:lang w:val="fr-FR"/>
               </w:rPr>
             </w:pPr>
+            <w:proofErr w:type="spellStart"/>
+            <w:proofErr w:type="gramStart"/>
             <w:r>
               <w:rPr>
                 <w:rFonts w:ascii="Abadi" w:hAnsi="Abadi"/>
                 <w:color w:val="FFFFFF" w:themeColor="background1"/>
                 <w:lang w:val="fr-FR"/>
               </w:rPr>
-              <w:t>float distance = MathUtils.sqrt(MathUtils.pow(x2 - x1, 2) + MathUtils.pow(y2 - y1, 2));</w:t>
+              <w:t>float</w:t>
             </w:r>
+            <w:proofErr w:type="spellEnd"/>
+            <w:proofErr w:type="gramEnd"/>
+            <w:r>
+              <w:rPr>
+                <w:rFonts w:ascii="Abadi" w:hAnsi="Abadi"/>
+                <w:color w:val="FFFFFF" w:themeColor="background1"/>
+                <w:lang w:val="fr-FR"/>
+              </w:rPr>
+              <w:t xml:space="preserve"> distance = </w:t>
+            </w:r>
+            <w:proofErr w:type="spellStart"/>
+            <w:r>
+              <w:rPr>
+                <w:rFonts w:ascii="Abadi" w:hAnsi="Abadi"/>
+                <w:color w:val="FFFFFF" w:themeColor="background1"/>
+                <w:lang w:val="fr-FR"/>
+              </w:rPr>
+              <w:t>MathUtils.sqrt</w:t>
+            </w:r>
+            <w:proofErr w:type="spellEnd"/>
+            <w:r>
+              <w:rPr>
+                <w:rFonts w:ascii="Abadi" w:hAnsi="Abadi"/>
+                <w:color w:val="FFFFFF" w:themeColor="background1"/>
+                <w:lang w:val="fr-FR"/>
+              </w:rPr>
+              <w:t>(</w:t>
+            </w:r>
+            <w:proofErr w:type="spellStart"/>
+            <w:proofErr w:type="gramStart"/>
+            <w:r>
+              <w:rPr>
+                <w:rFonts w:ascii="Abadi" w:hAnsi="Abadi"/>
+                <w:color w:val="FFFFFF" w:themeColor="background1"/>
+                <w:lang w:val="fr-FR"/>
+              </w:rPr>
+              <w:t>MathUtils.pow</w:t>
+            </w:r>
+            <w:proofErr w:type="spellEnd"/>
+            <w:r>
+              <w:rPr>
+                <w:rFonts w:ascii="Abadi" w:hAnsi="Abadi"/>
+                <w:color w:val="FFFFFF" w:themeColor="background1"/>
+                <w:lang w:val="fr-FR"/>
+              </w:rPr>
+              <w:t>(</w:t>
+            </w:r>
+            <w:proofErr w:type="gramEnd"/>
+            <w:r>
+              <w:rPr>
+                <w:rFonts w:ascii="Abadi" w:hAnsi="Abadi"/>
+                <w:color w:val="FFFFFF" w:themeColor="background1"/>
+                <w:lang w:val="fr-FR"/>
+              </w:rPr>
+              <w:t xml:space="preserve">x2 - x1, 2) + </w:t>
+            </w:r>
+            <w:proofErr w:type="spellStart"/>
+            <w:proofErr w:type="gramStart"/>
+            <w:r>
+              <w:rPr>
+                <w:rFonts w:ascii="Abadi" w:hAnsi="Abadi"/>
+                <w:color w:val="FFFFFF" w:themeColor="background1"/>
+                <w:lang w:val="fr-FR"/>
+              </w:rPr>
+              <w:t>MathUtils.pow</w:t>
+            </w:r>
+            <w:proofErr w:type="spellEnd"/>
+            <w:r>
+              <w:rPr>
+                <w:rFonts w:ascii="Abadi" w:hAnsi="Abadi"/>
+                <w:color w:val="FFFFFF" w:themeColor="background1"/>
+                <w:lang w:val="fr-FR"/>
+              </w:rPr>
+              <w:t>(</w:t>
+            </w:r>
+            <w:proofErr w:type="gramEnd"/>
+            <w:r>
+              <w:rPr>
+                <w:rFonts w:ascii="Abadi" w:hAnsi="Abadi"/>
+                <w:color w:val="FFFFFF" w:themeColor="background1"/>
+                <w:lang w:val="fr-FR"/>
+              </w:rPr>
+              <w:t>y2 - y1, 2)</w:t>
+            </w:r>
+            <w:proofErr w:type="gramStart"/>
+            <w:r>
+              <w:rPr>
+                <w:rFonts w:ascii="Abadi" w:hAnsi="Abadi"/>
+                <w:color w:val="FFFFFF" w:themeColor="background1"/>
+                <w:lang w:val="fr-FR"/>
+              </w:rPr>
+              <w:t>);</w:t>
+            </w:r>
+            <w:proofErr w:type="gramEnd"/>
           </w:p>
           <w:p>
             <w:pPr>
@@ -6005,12 +7500,23 @@
                 <w:color w:val="FFFFFF" w:themeColor="background1"/>
               </w:rPr>
             </w:pPr>
+            <w:proofErr w:type="spellStart"/>
+            <w:proofErr w:type="gramStart"/>
             <w:r>
               <w:rPr>
                 <w:rFonts w:ascii="Abadi" w:hAnsi="Abadi"/>
                 <w:color w:val="FFFFFF" w:themeColor="background1"/>
               </w:rPr>
-              <w:t>Phaser.Math.Distance.Between(sprite</w:t>
+              <w:t>Phaser.Math.Distance.Between</w:t>
+            </w:r>
+            <w:proofErr w:type="spellEnd"/>
+            <w:proofErr w:type="gramEnd"/>
+            <w:r>
+              <w:rPr>
+                <w:rFonts w:ascii="Abadi" w:hAnsi="Abadi"/>
+                <w:color w:val="FFFFFF" w:themeColor="background1"/>
+              </w:rPr>
+              <w:t>(sprite</w:t>
             </w:r>
             <w:r>
               <w:rPr>
@@ -6061,12 +7567,21 @@
               </w:rPr>
               <w:t>2</w:t>
             </w:r>
+            <w:proofErr w:type="gramStart"/>
             <w:r>
               <w:rPr>
                 <w:rFonts w:ascii="Abadi" w:hAnsi="Abadi"/>
                 <w:color w:val="FFFFFF" w:themeColor="background1"/>
               </w:rPr>
-              <w:t>.y)</w:t>
+              <w:t>.y</w:t>
+            </w:r>
+            <w:proofErr w:type="gramEnd"/>
+            <w:r>
+              <w:rPr>
+                <w:rFonts w:ascii="Abadi" w:hAnsi="Abadi"/>
+                <w:color w:val="FFFFFF" w:themeColor="background1"/>
+              </w:rPr>
+              <w:t>)</w:t>
             </w:r>
           </w:p>
           <w:p>
@@ -6139,7 +7654,7 @@
                     <pic:cNvPicPr/>
                   </pic:nvPicPr>
                   <pic:blipFill>
-                    <a:blip r:embed="rId11">
+                    <a:blip r:embed="rId13">
                       <a:extLst>
                         <a:ext uri="{28A0092B-C50C-407E-A947-70E740481C1C}">
                           <a14:useLocalDpi xmlns:a14="http://schemas.microsoft.com/office/drawing/2010/main" val="0"/>
@@ -6319,12 +7834,21 @@
           <w:color w:val="FFFFFF" w:themeColor="background1"/>
         </w:rPr>
       </w:pPr>
-      <w:r>
-        <w:rPr>
-          <w:rFonts w:ascii="C64 Pro Mono" w:hAnsi="C64 Pro Mono"/>
-          <w:color w:val="FFFFFF" w:themeColor="background1"/>
-        </w:rPr>
-        <w:t>language Amos</w:t>
+      <w:proofErr w:type="gramStart"/>
+      <w:r>
+        <w:rPr>
+          <w:rFonts w:ascii="C64 Pro Mono" w:hAnsi="C64 Pro Mono"/>
+          <w:color w:val="FFFFFF" w:themeColor="background1"/>
+        </w:rPr>
+        <w:t>language</w:t>
+      </w:r>
+      <w:proofErr w:type="gramEnd"/>
+      <w:r>
+        <w:rPr>
+          <w:rFonts w:ascii="C64 Pro Mono" w:hAnsi="C64 Pro Mono"/>
+          <w:color w:val="FFFFFF" w:themeColor="background1"/>
+        </w:rPr>
+        <w:t xml:space="preserve"> Amos</w:t>
       </w:r>
       <w:r>
         <w:rPr>

--- a/LECTURES/DecadesOfSprites/Decades of SPRITES.docx
+++ b/LECTURES/DecadesOfSprites/Decades of SPRITES.docx
@@ -804,23 +804,7 @@
           <w:rFonts w:ascii="C64 Pro Mono" w:hAnsi="C64 Pro Mono"/>
           <w:color w:val="FFFFFF" w:themeColor="background1"/>
         </w:rPr>
-        <w:t xml:space="preserve">up to </w:t>
-      </w:r>
-      <w:proofErr w:type="gramStart"/>
-      <w:r>
-        <w:rPr>
-          <w:rFonts w:ascii="C64 Pro Mono" w:hAnsi="C64 Pro Mono"/>
-          <w:color w:val="FFFFFF" w:themeColor="background1"/>
-        </w:rPr>
-        <w:t>4</w:t>
-      </w:r>
-      <w:proofErr w:type="gramEnd"/>
-      <w:r>
-        <w:rPr>
-          <w:rFonts w:ascii="C64 Pro Mono" w:hAnsi="C64 Pro Mono"/>
-          <w:color w:val="FFFFFF" w:themeColor="background1"/>
-        </w:rPr>
-        <w:t xml:space="preserve"> players</w:t>
+        <w:t>up to 4 players</w:t>
       </w:r>
     </w:p>
     <w:p>
@@ -3630,7 +3614,6 @@
           <w:lang w:val="fr-FR"/>
         </w:rPr>
       </w:pPr>
-      <w:proofErr w:type="gramStart"/>
       <w:r>
         <w:rPr>
           <w:rFonts w:ascii="C64 Pro Mono" w:hAnsi="C64 Pro Mono"/>
@@ -3640,19 +3623,7 @@
           <w:sz w:val="18"/>
           <w:szCs w:val="18"/>
         </w:rPr>
-        <w:t>8</w:t>
-      </w:r>
-      <w:proofErr w:type="gramEnd"/>
-      <w:r>
-        <w:rPr>
-          <w:rFonts w:ascii="C64 Pro Mono" w:hAnsi="C64 Pro Mono"/>
-          <w:b/>
-          <w:bCs/>
-          <w:color w:val="FFFFFF" w:themeColor="background1"/>
-          <w:sz w:val="18"/>
-          <w:szCs w:val="18"/>
-        </w:rPr>
-        <w:t xml:space="preserve"> hardware sprites</w:t>
+        <w:t>8 hardware sprites</w:t>
       </w:r>
     </w:p>
     <w:p>
@@ -3675,25 +3646,7 @@
           <w:sz w:val="18"/>
           <w:szCs w:val="18"/>
         </w:rPr>
-        <w:t xml:space="preserve">Sprites created and controlled by specific </w:t>
-      </w:r>
-      <w:r>
-        <w:rPr>
-          <w:rFonts w:ascii="C64 Pro Mono" w:hAnsi="C64 Pro Mono"/>
-          <w:color w:val="FFFFFF" w:themeColor="background1"/>
-          <w:sz w:val="18"/>
-          <w:szCs w:val="18"/>
-        </w:rPr>
-        <w:t>RAM</w:t>
-      </w:r>
-      <w:r>
-        <w:rPr>
-          <w:rFonts w:ascii="C64 Pro Mono" w:hAnsi="C64 Pro Mono"/>
-          <w:color w:val="FFFFFF" w:themeColor="background1"/>
-          <w:sz w:val="18"/>
-          <w:szCs w:val="18"/>
-        </w:rPr>
-        <w:t xml:space="preserve"> cells </w:t>
+        <w:t xml:space="preserve">Sprites created and controlled by specific RAM cells </w:t>
       </w:r>
     </w:p>
     <w:p>
@@ -3888,7 +3841,52 @@
           <w:sz w:val="18"/>
           <w:szCs w:val="18"/>
         </w:rPr>
-        <w:t>5</w:t>
+        <w:t>53249</w:t>
+      </w:r>
+      <w:r>
+        <w:rPr>
+          <w:rFonts w:ascii="C64 Pro Mono" w:hAnsi="C64 Pro Mono"/>
+          <w:color w:val="FFFFFF" w:themeColor="background1"/>
+          <w:sz w:val="12"/>
+          <w:szCs w:val="12"/>
+        </w:rPr>
+        <w:t>($</w:t>
+      </w:r>
+      <w:r>
+        <w:rPr>
+          <w:rFonts w:ascii="C64 Pro Mono" w:hAnsi="C64 Pro Mono"/>
+          <w:color w:val="FFFFFF" w:themeColor="background1"/>
+          <w:sz w:val="12"/>
+          <w:szCs w:val="12"/>
+        </w:rPr>
+        <w:t>d</w:t>
+      </w:r>
+      <w:r>
+        <w:rPr>
+          <w:rFonts w:ascii="C64 Pro Mono" w:hAnsi="C64 Pro Mono"/>
+          <w:color w:val="FFFFFF" w:themeColor="background1"/>
+          <w:sz w:val="12"/>
+          <w:szCs w:val="12"/>
+        </w:rPr>
+        <w:t>00</w:t>
+      </w:r>
+      <w:r>
+        <w:rPr>
+          <w:rFonts w:ascii="C64 Pro Mono" w:hAnsi="C64 Pro Mono"/>
+          <w:color w:val="FFFFFF" w:themeColor="background1"/>
+          <w:sz w:val="12"/>
+          <w:szCs w:val="12"/>
+        </w:rPr>
+        <w:t>1</w:t>
+      </w:r>
+      <w:r>
+        <w:rPr>
+          <w:rFonts w:ascii="C64 Pro Mono" w:hAnsi="C64 Pro Mono"/>
+          <w:color w:val="FFFFFF" w:themeColor="background1"/>
+          <w:sz w:val="12"/>
+          <w:szCs w:val="12"/>
+        </w:rPr>
+        <w:t>)</w:t>
       </w:r>
       <w:r>
         <w:rPr>
@@ -3897,88 +3895,7 @@
           <w:sz w:val="18"/>
           <w:szCs w:val="18"/>
         </w:rPr>
-        <w:t>324</w:t>
-      </w:r>
-      <w:r>
-        <w:rPr>
-          <w:rFonts w:ascii="C64 Pro Mono" w:hAnsi="C64 Pro Mono"/>
-          <w:color w:val="FFFFFF" w:themeColor="background1"/>
-          <w:sz w:val="18"/>
-          <w:szCs w:val="18"/>
-        </w:rPr>
-        <w:t>9</w:t>
-      </w:r>
-      <w:r>
-        <w:rPr>
-          <w:rFonts w:ascii="C64 Pro Mono" w:hAnsi="C64 Pro Mono"/>
-          <w:color w:val="FFFFFF" w:themeColor="background1"/>
-          <w:sz w:val="12"/>
-          <w:szCs w:val="12"/>
-        </w:rPr>
-        <w:t>($</w:t>
-      </w:r>
-      <w:r>
-        <w:rPr>
-          <w:rFonts w:ascii="C64 Pro Mono" w:hAnsi="C64 Pro Mono"/>
-          <w:color w:val="FFFFFF" w:themeColor="background1"/>
-          <w:sz w:val="12"/>
-          <w:szCs w:val="12"/>
-        </w:rPr>
-        <w:t>d</w:t>
-      </w:r>
-      <w:r>
-        <w:rPr>
-          <w:rFonts w:ascii="C64 Pro Mono" w:hAnsi="C64 Pro Mono"/>
-          <w:color w:val="FFFFFF" w:themeColor="background1"/>
-          <w:sz w:val="12"/>
-          <w:szCs w:val="12"/>
-        </w:rPr>
-        <w:t>00</w:t>
-      </w:r>
-      <w:r>
-        <w:rPr>
-          <w:rFonts w:ascii="C64 Pro Mono" w:hAnsi="C64 Pro Mono"/>
-          <w:color w:val="FFFFFF" w:themeColor="background1"/>
-          <w:sz w:val="12"/>
-          <w:szCs w:val="12"/>
-        </w:rPr>
-        <w:t>1</w:t>
-      </w:r>
-      <w:r>
-        <w:rPr>
-          <w:rFonts w:ascii="C64 Pro Mono" w:hAnsi="C64 Pro Mono"/>
-          <w:color w:val="FFFFFF" w:themeColor="background1"/>
-          <w:sz w:val="12"/>
-          <w:szCs w:val="12"/>
-        </w:rPr>
-        <w:t>)</w:t>
-      </w:r>
-      <w:r>
-        <w:rPr>
-          <w:rFonts w:ascii="C64 Pro Mono" w:hAnsi="C64 Pro Mono"/>
-          <w:color w:val="FFFFFF" w:themeColor="background1"/>
-          <w:sz w:val="18"/>
-          <w:szCs w:val="18"/>
-        </w:rPr>
-        <w:t xml:space="preserve"> S1 </w:t>
-      </w:r>
-      <w:r>
-        <w:rPr>
-          <w:rFonts w:ascii="C64 Pro Mono" w:hAnsi="C64 Pro Mono"/>
-          <w:color w:val="FFFFFF" w:themeColor="background1"/>
-          <w:sz w:val="18"/>
-          <w:szCs w:val="18"/>
-        </w:rPr>
-        <w:t xml:space="preserve">position </w:t>
-      </w:r>
-      <w:r>
-        <w:rPr>
-          <w:rFonts w:ascii="C64 Pro Mono" w:hAnsi="C64 Pro Mono"/>
-          <w:color w:val="FFFFFF" w:themeColor="background1"/>
-          <w:sz w:val="18"/>
-          <w:szCs w:val="18"/>
-        </w:rPr>
-        <w:t>Y</w:t>
+        <w:t xml:space="preserve"> S1 position Y</w:t>
       </w:r>
     </w:p>
     <w:p>
@@ -4001,25 +3918,7 @@
           <w:sz w:val="18"/>
           <w:szCs w:val="18"/>
         </w:rPr>
-        <w:t>5</w:t>
-      </w:r>
-      <w:r>
-        <w:rPr>
-          <w:rFonts w:ascii="C64 Pro Mono" w:hAnsi="C64 Pro Mono"/>
-          <w:color w:val="FFFFFF" w:themeColor="background1"/>
-          <w:sz w:val="18"/>
-          <w:szCs w:val="18"/>
-        </w:rPr>
-        <w:t>3248</w:t>
-      </w:r>
-      <w:r>
-        <w:rPr>
-          <w:rFonts w:ascii="C64 Pro Mono" w:hAnsi="C64 Pro Mono"/>
-          <w:color w:val="FFFFFF" w:themeColor="background1"/>
-          <w:sz w:val="18"/>
-          <w:szCs w:val="18"/>
-        </w:rPr>
-        <w:t>-5326</w:t>
+        <w:t>53248-5326</w:t>
       </w:r>
       <w:r>
         <w:rPr>
@@ -4263,25 +4162,7 @@
           <w:sz w:val="12"/>
           <w:szCs w:val="12"/>
         </w:rPr>
-        <w:t>d027</w:t>
-      </w:r>
-      <w:r>
-        <w:rPr>
-          <w:rFonts w:ascii="C64 Pro Mono" w:hAnsi="C64 Pro Mono"/>
-          <w:color w:val="FFFFFF" w:themeColor="background1"/>
-          <w:sz w:val="12"/>
-          <w:szCs w:val="12"/>
-        </w:rPr>
-        <w:t>-$</w:t>
-      </w:r>
-      <w:r>
-        <w:rPr>
-          <w:rFonts w:ascii="C64 Pro Mono" w:hAnsi="C64 Pro Mono"/>
-          <w:color w:val="FFFFFF" w:themeColor="background1"/>
-          <w:sz w:val="12"/>
-          <w:szCs w:val="12"/>
-        </w:rPr>
-        <w:t>d02e</w:t>
+        <w:t>d027-$d02e</w:t>
       </w:r>
       <w:r>
         <w:rPr>
@@ -4359,25 +4240,7 @@
           <w:sz w:val="12"/>
           <w:szCs w:val="12"/>
         </w:rPr>
-        <w:t>7f8</w:t>
-      </w:r>
-      <w:r>
-        <w:rPr>
-          <w:rFonts w:ascii="C64 Pro Mono" w:hAnsi="C64 Pro Mono"/>
-          <w:color w:val="FFFFFF" w:themeColor="background1"/>
-          <w:sz w:val="12"/>
-          <w:szCs w:val="12"/>
-        </w:rPr>
-        <w:t>-$0</w:t>
-      </w:r>
-      <w:r>
-        <w:rPr>
-          <w:rFonts w:ascii="C64 Pro Mono" w:hAnsi="C64 Pro Mono"/>
-          <w:color w:val="FFFFFF" w:themeColor="background1"/>
-          <w:sz w:val="12"/>
-          <w:szCs w:val="12"/>
-        </w:rPr>
-        <w:t>7ff</w:t>
+        <w:t>7f8-$07ff</w:t>
       </w:r>
       <w:r>
         <w:rPr>
@@ -4436,7 +4299,34 @@
           <w:sz w:val="18"/>
           <w:szCs w:val="18"/>
         </w:rPr>
-        <w:t>53278</w:t>
+        <w:t>53278-53279</w:t>
+      </w:r>
+      <w:r>
+        <w:rPr>
+          <w:rFonts w:ascii="C64 Pro Mono" w:hAnsi="C64 Pro Mono"/>
+          <w:color w:val="FFFFFF" w:themeColor="background1"/>
+          <w:sz w:val="12"/>
+          <w:szCs w:val="12"/>
+        </w:rPr>
+        <w:t>($</w:t>
+      </w:r>
+      <w:r>
+        <w:rPr>
+          <w:rFonts w:ascii="C64 Pro Mono" w:hAnsi="C64 Pro Mono"/>
+          <w:color w:val="FFFFFF" w:themeColor="background1"/>
+          <w:sz w:val="12"/>
+          <w:szCs w:val="12"/>
+        </w:rPr>
+        <w:t>d027-$d028</w:t>
+      </w:r>
+      <w:r>
+        <w:rPr>
+          <w:rFonts w:ascii="C64 Pro Mono" w:hAnsi="C64 Pro Mono"/>
+          <w:color w:val="FFFFFF" w:themeColor="background1"/>
+          <w:sz w:val="12"/>
+          <w:szCs w:val="12"/>
+        </w:rPr>
+        <w:t>)</w:t>
       </w:r>
       <w:r>
         <w:rPr>
@@ -4445,88 +4335,7 @@
           <w:sz w:val="18"/>
           <w:szCs w:val="18"/>
         </w:rPr>
-        <w:t>-</w:t>
-      </w:r>
-      <w:r>
-        <w:rPr>
-          <w:rFonts w:ascii="C64 Pro Mono" w:hAnsi="C64 Pro Mono"/>
-          <w:color w:val="FFFFFF" w:themeColor="background1"/>
-          <w:sz w:val="18"/>
-          <w:szCs w:val="18"/>
-        </w:rPr>
-        <w:t>5327</w:t>
-      </w:r>
-      <w:r>
-        <w:rPr>
-          <w:rFonts w:ascii="C64 Pro Mono" w:hAnsi="C64 Pro Mono"/>
-          <w:color w:val="FFFFFF" w:themeColor="background1"/>
-          <w:sz w:val="18"/>
-          <w:szCs w:val="18"/>
-        </w:rPr>
-        <w:t>9</w:t>
-      </w:r>
-      <w:r>
-        <w:rPr>
-          <w:rFonts w:ascii="C64 Pro Mono" w:hAnsi="C64 Pro Mono"/>
-          <w:color w:val="FFFFFF" w:themeColor="background1"/>
-          <w:sz w:val="12"/>
-          <w:szCs w:val="12"/>
-        </w:rPr>
-        <w:t>($</w:t>
-      </w:r>
-      <w:r>
-        <w:rPr>
-          <w:rFonts w:ascii="C64 Pro Mono" w:hAnsi="C64 Pro Mono"/>
-          <w:color w:val="FFFFFF" w:themeColor="background1"/>
-          <w:sz w:val="12"/>
-          <w:szCs w:val="12"/>
-        </w:rPr>
-        <w:t>d027</w:t>
-      </w:r>
-      <w:r>
-        <w:rPr>
-          <w:rFonts w:ascii="C64 Pro Mono" w:hAnsi="C64 Pro Mono"/>
-          <w:color w:val="FFFFFF" w:themeColor="background1"/>
-          <w:sz w:val="12"/>
-          <w:szCs w:val="12"/>
-        </w:rPr>
-        <w:t>-$</w:t>
-      </w:r>
-      <w:r>
-        <w:rPr>
-          <w:rFonts w:ascii="C64 Pro Mono" w:hAnsi="C64 Pro Mono"/>
-          <w:color w:val="FFFFFF" w:themeColor="background1"/>
-          <w:sz w:val="12"/>
-          <w:szCs w:val="12"/>
-        </w:rPr>
-        <w:t>d028</w:t>
-      </w:r>
-      <w:r>
-        <w:rPr>
-          <w:rFonts w:ascii="C64 Pro Mono" w:hAnsi="C64 Pro Mono"/>
-          <w:color w:val="FFFFFF" w:themeColor="background1"/>
-          <w:sz w:val="12"/>
-          <w:szCs w:val="12"/>
-        </w:rPr>
-        <w:t>)</w:t>
-      </w:r>
-      <w:r>
-        <w:rPr>
-          <w:rFonts w:ascii="C64 Pro Mono" w:hAnsi="C64 Pro Mono"/>
-          <w:color w:val="FFFFFF" w:themeColor="background1"/>
-          <w:sz w:val="18"/>
-          <w:szCs w:val="18"/>
-        </w:rPr>
-        <w:t xml:space="preserve"> </w:t>
-      </w:r>
-      <w:r>
-        <w:rPr>
-          <w:rFonts w:ascii="C64 Pro Mono" w:hAnsi="C64 Pro Mono"/>
-          <w:color w:val="FFFFFF" w:themeColor="background1"/>
-          <w:sz w:val="18"/>
-          <w:szCs w:val="18"/>
-        </w:rPr>
-        <w:t>-</w:t>
+        <w:t xml:space="preserve"> -</w:t>
       </w:r>
       <w:r>
         <w:rPr>
@@ -4569,16 +4378,7 @@
           <w:sz w:val="18"/>
           <w:szCs w:val="18"/>
         </w:rPr>
-        <w:t xml:space="preserve">Memory map: </w:t>
-      </w:r>
-      <w:r>
-        <w:rPr>
-          <w:rFonts w:ascii="C64 Pro Mono" w:hAnsi="C64 Pro Mono"/>
-          <w:color w:val="FFFFFF" w:themeColor="background1"/>
-          <w:sz w:val="18"/>
-          <w:szCs w:val="18"/>
-        </w:rPr>
-        <w:t>https://sta.c64.org/cbm64mem.html</w:t>
+        <w:t>Memory map: https://sta.c64.org/cbm64mem.html</w:t>
       </w:r>
     </w:p>
     <w:p>
@@ -4614,6 +4414,7 @@
       <w:r>
         <w:rPr>
           <w:rFonts w:ascii="C64 Pro Mono" w:hAnsi="C64 Pro Mono"/>
+          <w:noProof/>
           <w:color w:val="FFFFFF" w:themeColor="background1"/>
         </w:rPr>
         <w:lastRenderedPageBreak/>
@@ -4703,21 +4504,12 @@
           <w:color w:val="FFFFFF" w:themeColor="background1"/>
         </w:rPr>
       </w:pPr>
-      <w:proofErr w:type="gramStart"/>
-      <w:r>
-        <w:rPr>
-          <w:rFonts w:ascii="C64 Pro Mono" w:hAnsi="C64 Pro Mono"/>
-          <w:color w:val="FFFFFF" w:themeColor="background1"/>
-        </w:rPr>
-        <w:t>8</w:t>
-      </w:r>
-      <w:proofErr w:type="gramEnd"/>
-      <w:r>
-        <w:rPr>
-          <w:rFonts w:ascii="C64 Pro Mono" w:hAnsi="C64 Pro Mono"/>
-          <w:color w:val="FFFFFF" w:themeColor="background1"/>
-        </w:rPr>
-        <w:t xml:space="preserve"> sprites (a.k.a. bobs)</w:t>
+      <w:r>
+        <w:rPr>
+          <w:rFonts w:ascii="C64 Pro Mono" w:hAnsi="C64 Pro Mono"/>
+          <w:color w:val="FFFFFF" w:themeColor="background1"/>
+        </w:rPr>
+        <w:t>8 sprites (a.k.a. bobs)</w:t>
       </w:r>
     </w:p>
     <w:p>
@@ -4753,6 +4545,7 @@
       <w:r>
         <w:rPr>
           <w:rFonts w:ascii="C64 Pro Mono" w:hAnsi="C64 Pro Mono"/>
+          <w:noProof/>
           <w:color w:val="FFFFFF" w:themeColor="background1"/>
         </w:rPr>
         <w:lastRenderedPageBreak/>
@@ -5034,7 +4827,7 @@
         <mc:AlternateContent>
           <mc:Choice Requires="wps">
             <w:drawing>
-              <wp:anchor distT="45720" distB="45720" distL="114300" distR="114300" simplePos="0" relativeHeight="251668480" behindDoc="0" locked="0" layoutInCell="1" allowOverlap="1" wp14:anchorId="36BFE1BF" wp14:editId="6BB37626">
+              <wp:anchor distT="45720" distB="45720" distL="114300" distR="114300" simplePos="0" relativeHeight="251668480" behindDoc="0" locked="0" layoutInCell="1" allowOverlap="1" wp14:anchorId="36BFE1BF" wp14:editId="15A75EF9">
                 <wp:simplePos x="0" y="0"/>
                 <wp:positionH relativeFrom="margin">
                   <wp:posOffset>-69215</wp:posOffset>
@@ -5042,8 +4835,8 @@
                 <wp:positionV relativeFrom="paragraph">
                   <wp:posOffset>1078865</wp:posOffset>
                 </wp:positionV>
-                <wp:extent cx="5634355" cy="1307465"/>
-                <wp:effectExtent l="0" t="0" r="23495" b="26035"/>
+                <wp:extent cx="5634355" cy="1450975"/>
+                <wp:effectExtent l="0" t="0" r="23495" b="15875"/>
                 <wp:wrapSquare wrapText="bothSides"/>
                 <wp:docPr id="998047705" name="Text Box 2"/>
                 <wp:cNvGraphicFramePr>
@@ -5058,7 +4851,7 @@
                       <wps:spPr bwMode="auto">
                         <a:xfrm>
                           <a:off x="0" y="0"/>
-                          <a:ext cx="5634355" cy="1307465"/>
+                          <a:ext cx="5634355" cy="1450975"/>
                         </a:xfrm>
                         <a:prstGeom prst="rect">
                           <a:avLst/>
@@ -5200,6 +4993,21 @@
                             <w:proofErr w:type="gramEnd"/>
                             <w:r>
                               <w:t>(skull)</w:t>
+                            </w:r>
+                          </w:p>
+                          <w:p>
+                            <w:proofErr w:type="spellStart"/>
+                            <w:r>
+                              <w:t>enemy_</w:t>
+                            </w:r>
+                            <w:proofErr w:type="gramStart"/>
+                            <w:r>
+                              <w:t>list.draw</w:t>
+                            </w:r>
+                            <w:proofErr w:type="spellEnd"/>
+                            <w:proofErr w:type="gramEnd"/>
+                            <w:r>
+                              <w:t>()</w:t>
                             </w:r>
                           </w:p>
                           <w:p/>
@@ -5225,7 +5033,7 @@
           </mc:Choice>
           <mc:Fallback>
             <w:pict>
-              <v:shape w14:anchorId="36BFE1BF" id="_x0000_s1027" type="#_x0000_t202" style="position:absolute;margin-left:-5.45pt;margin-top:84.95pt;width:443.65pt;height:102.95pt;z-index:251668480;visibility:visible;mso-wrap-style:square;mso-width-percent:0;mso-height-percent:0;mso-wrap-distance-left:9pt;mso-wrap-distance-top:3.6pt;mso-wrap-distance-right:9pt;mso-wrap-distance-bottom:3.6pt;mso-position-horizontal:absolute;mso-position-horizontal-relative:margin;mso-position-vertical:absolute;mso-position-vertical-relative:text;mso-width-percent:0;mso-height-percent:0;mso-width-relative:margin;mso-height-relative:margin;v-text-anchor:top" o:gfxdata="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">
+              <v:shape w14:anchorId="36BFE1BF" id="_x0000_s1027" type="#_x0000_t202" style="position:absolute;margin-left:-5.45pt;margin-top:84.95pt;width:443.65pt;height:114.25pt;z-index:251668480;visibility:visible;mso-wrap-style:square;mso-width-percent:0;mso-height-percent:0;mso-wrap-distance-left:9pt;mso-wrap-distance-top:3.6pt;mso-wrap-distance-right:9pt;mso-wrap-distance-bottom:3.6pt;mso-position-horizontal:absolute;mso-position-horizontal-relative:margin;mso-position-vertical:absolute;mso-position-vertical-relative:text;mso-width-percent:0;mso-height-percent:0;mso-width-relative:margin;mso-height-relative:margin;v-text-anchor:top" o:gfxdata="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">
                 <v:textbox>
                   <w:txbxContent>
                     <w:p>
@@ -5351,6 +5159,21 @@
                       <w:proofErr w:type="gramEnd"/>
                       <w:r>
                         <w:t>(skull)</w:t>
+                      </w:r>
+                    </w:p>
+                    <w:p>
+                      <w:proofErr w:type="spellStart"/>
+                      <w:r>
+                        <w:t>enemy_</w:t>
+                      </w:r>
+                      <w:proofErr w:type="gramStart"/>
+                      <w:r>
+                        <w:t>list.draw</w:t>
+                      </w:r>
+                      <w:proofErr w:type="spellEnd"/>
+                      <w:proofErr w:type="gramEnd"/>
+                      <w:r>
+                        <w:t>()</w:t>
                       </w:r>
                     </w:p>
                     <w:p/>
@@ -6087,23 +5910,7 @@
                 <w:rFonts w:ascii="Abadi" w:hAnsi="Abadi"/>
                 <w:color w:val="FFFFFF" w:themeColor="background1"/>
               </w:rPr>
-              <w:t xml:space="preserve"> </w:t>
-            </w:r>
-            <w:proofErr w:type="gramStart"/>
-            <w:r>
-              <w:rPr>
-                <w:rFonts w:ascii="Abadi" w:hAnsi="Abadi"/>
-                <w:color w:val="FFFFFF" w:themeColor="background1"/>
-              </w:rPr>
-              <w:t>7</w:t>
-            </w:r>
-            <w:proofErr w:type="gramEnd"/>
-            <w:r>
-              <w:rPr>
-                <w:rFonts w:ascii="Abadi" w:hAnsi="Abadi"/>
-                <w:color w:val="FFFFFF" w:themeColor="background1"/>
-              </w:rPr>
-              <w:t xml:space="preserve"> s</w:t>
+              <w:t xml:space="preserve"> 7 s</w:t>
             </w:r>
             <w:r>
               <w:rPr>
@@ -6509,23 +6316,7 @@
                       <w:rFonts w:ascii="Abadi" w:hAnsi="Abadi"/>
                       <w:color w:val="FFFFFF" w:themeColor="background1"/>
                     </w:rPr>
-                    <w:t xml:space="preserve">Bit #x: 1 = Sprite #x </w:t>
-                  </w:r>
-                  <w:proofErr w:type="gramStart"/>
-                  <w:r>
-                    <w:rPr>
-                      <w:rFonts w:ascii="Abadi" w:hAnsi="Abadi"/>
-                      <w:color w:val="FFFFFF" w:themeColor="background1"/>
-                    </w:rPr>
-                    <w:t>is stretched</w:t>
-                  </w:r>
-                  <w:proofErr w:type="gramEnd"/>
-                  <w:r>
-                    <w:rPr>
-                      <w:rFonts w:ascii="Abadi" w:hAnsi="Abadi"/>
-                      <w:color w:val="FFFFFF" w:themeColor="background1"/>
-                    </w:rPr>
-                    <w:t xml:space="preserve"> to double width.</w:t>
+                    <w:t>Bit #x: 1 = Sprite #x is stretched to double width.</w:t>
                   </w:r>
                 </w:p>
               </w:tc>

--- a/LECTURES/DecadesOfSprites/Decades of SPRITES.docx
+++ b/LECTURES/DecadesOfSprites/Decades of SPRITES.docx
@@ -659,18 +659,8 @@
           <w:color w:val="FFFFFF" w:themeColor="background1"/>
           <w:lang w:val="fr-FR"/>
         </w:rPr>
-        <w:t xml:space="preserve">8-bit microprocessor MOS </w:t>
-      </w:r>
-      <w:proofErr w:type="gramStart"/>
-      <w:r>
-        <w:rPr>
-          <w:rFonts w:ascii="C64 Pro Mono" w:hAnsi="C64 Pro Mono"/>
-          <w:color w:val="FFFFFF" w:themeColor="background1"/>
-          <w:lang w:val="fr-FR"/>
-        </w:rPr>
-        <w:t>6502:</w:t>
-      </w:r>
-      <w:proofErr w:type="gramEnd"/>
+        <w:t>8-bit microprocessor MOS 6502:</w:t>
+      </w:r>
     </w:p>
     <w:p>
       <w:pPr>
@@ -1237,23 +1227,7 @@
                                 <w:sz w:val="20"/>
                                 <w:szCs w:val="20"/>
                               </w:rPr>
-                              <w:t xml:space="preserve">($2C0 to $2C8) are the color registers for players, </w:t>
-                            </w:r>
-                            <w:proofErr w:type="spellStart"/>
-                            <w:r>
-                              <w:rPr>
-                                <w:sz w:val="20"/>
-                                <w:szCs w:val="20"/>
-                              </w:rPr>
-                              <w:t>missiles,and</w:t>
-                            </w:r>
-                            <w:proofErr w:type="spellEnd"/>
-                            <w:r>
-                              <w:rPr>
-                                <w:sz w:val="20"/>
-                                <w:szCs w:val="20"/>
-                              </w:rPr>
-                              <w:t xml:space="preserve"> playfields</w:t>
+                              <w:t>($2C0 to $2C8) are the color registers for players, missiles,and playfields</w:t>
                             </w:r>
                             <w:r>
                               <w:rPr>
@@ -2499,23 +2473,7 @@
                           <w:sz w:val="20"/>
                           <w:szCs w:val="20"/>
                         </w:rPr>
-                        <w:t xml:space="preserve">($2C0 to $2C8) are the color registers for players, </w:t>
-                      </w:r>
-                      <w:proofErr w:type="spellStart"/>
-                      <w:r>
-                        <w:rPr>
-                          <w:sz w:val="20"/>
-                          <w:szCs w:val="20"/>
-                        </w:rPr>
-                        <w:t>missiles,and</w:t>
-                      </w:r>
-                      <w:proofErr w:type="spellEnd"/>
-                      <w:r>
-                        <w:rPr>
-                          <w:sz w:val="20"/>
-                          <w:szCs w:val="20"/>
-                        </w:rPr>
-                        <w:t xml:space="preserve"> playfields</w:t>
+                        <w:t>($2C0 to $2C8) are the color registers for players, missiles,and playfields</w:t>
                       </w:r>
                       <w:r>
                         <w:rPr>
@@ -4344,19 +4302,8 @@
           <w:sz w:val="18"/>
           <w:szCs w:val="18"/>
         </w:rPr>
-        <w:t xml:space="preserve"> </w:t>
-      </w:r>
-      <w:proofErr w:type="gramStart"/>
-      <w:r>
-        <w:rPr>
-          <w:rFonts w:ascii="C64 Pro Mono" w:hAnsi="C64 Pro Mono"/>
-          <w:color w:val="FFFFFF" w:themeColor="background1"/>
-          <w:sz w:val="18"/>
-          <w:szCs w:val="18"/>
-        </w:rPr>
-        <w:t>sprite collisions</w:t>
-      </w:r>
-      <w:proofErr w:type="gramEnd"/>
+        <w:t xml:space="preserve"> sprite collisions</w:t>
+      </w:r>
     </w:p>
     <w:p>
       <w:pPr>
@@ -4550,13 +4497,13 @@
         </w:rPr>
         <w:lastRenderedPageBreak/>
         <w:drawing>
-          <wp:anchor distT="0" distB="0" distL="114300" distR="114300" simplePos="0" relativeHeight="251664384" behindDoc="0" locked="0" layoutInCell="1" allowOverlap="1" wp14:anchorId="4BA7D5B0" wp14:editId="21170EF0">
+          <wp:anchor distT="0" distB="0" distL="114300" distR="114300" simplePos="0" relativeHeight="251664384" behindDoc="0" locked="0" layoutInCell="1" allowOverlap="1" wp14:anchorId="4BA7D5B0" wp14:editId="3C8C59FF">
             <wp:simplePos x="0" y="0"/>
             <wp:positionH relativeFrom="column">
-              <wp:posOffset>3933559</wp:posOffset>
+              <wp:posOffset>4092679</wp:posOffset>
             </wp:positionH>
             <wp:positionV relativeFrom="paragraph">
-              <wp:posOffset>-409502</wp:posOffset>
+              <wp:posOffset>-361094</wp:posOffset>
             </wp:positionV>
             <wp:extent cx="2439670" cy="2008505"/>
             <wp:effectExtent l="0" t="0" r="0" b="0"/>
@@ -4606,9 +4553,35 @@
         </w:rPr>
         <w:t>IBM PC</w:t>
       </w:r>
-    </w:p>
-    <w:p>
-      <w:pPr>
+      <w:r>
+        <w:rPr>
+          <w:rFonts w:ascii="C64 Pro Mono" w:hAnsi="C64 Pro Mono"/>
+          <w:color w:val="FFFFFF" w:themeColor="background1"/>
+        </w:rPr>
+        <w:t xml:space="preserve"> </w:t>
+      </w:r>
+      <w:r>
+        <w:rPr>
+          <w:rFonts w:ascii="C64 Pro Mono" w:hAnsi="C64 Pro Mono"/>
+          <w:color w:val="FFFFFF" w:themeColor="background1"/>
+        </w:rPr>
+        <w:t xml:space="preserve">+ DOS </w:t>
+      </w:r>
+      <w:r>
+        <w:rPr>
+          <w:rFonts w:ascii="C64 Pro Mono" w:hAnsi="C64 Pro Mono"/>
+          <w:color w:val="FFFFFF" w:themeColor="background1"/>
+        </w:rPr>
+        <w:t>(1981)</w:t>
+      </w:r>
+    </w:p>
+    <w:p>
+      <w:pPr>
+        <w:pStyle w:val="ListParagraph"/>
+        <w:numPr>
+          <w:ilvl w:val="0"/>
+          <w:numId w:val="13"/>
+        </w:numPr>
         <w:rPr>
           <w:rFonts w:ascii="C64 Pro Mono" w:hAnsi="C64 Pro Mono"/>
           <w:color w:val="FFFFFF" w:themeColor="background1"/>
@@ -4621,36 +4594,106 @@
         </w:rPr>
         <w:t>16-bit processor registers</w:t>
       </w:r>
-    </w:p>
-    <w:p>
-      <w:pPr>
-        <w:rPr>
-          <w:rFonts w:ascii="C64 Pro Mono" w:hAnsi="C64 Pro Mono"/>
-          <w:color w:val="FFFFFF" w:themeColor="background1"/>
-        </w:rPr>
-      </w:pPr>
-      <w:r>
-        <w:rPr>
-          <w:rFonts w:ascii="C64 Pro Mono" w:hAnsi="C64 Pro Mono"/>
-          <w:color w:val="FFFFFF" w:themeColor="background1"/>
-        </w:rPr>
-        <w:t xml:space="preserve">No </w:t>
-      </w:r>
-      <w:proofErr w:type="gramStart"/>
-      <w:r>
-        <w:rPr>
-          <w:rFonts w:ascii="C64 Pro Mono" w:hAnsi="C64 Pro Mono"/>
-          <w:color w:val="FFFFFF" w:themeColor="background1"/>
-        </w:rPr>
-        <w:t>sprites</w:t>
-      </w:r>
-      <w:proofErr w:type="gramEnd"/>
-      <w:r>
-        <w:rPr>
-          <w:rFonts w:ascii="C64 Pro Mono" w:hAnsi="C64 Pro Mono"/>
-          <w:color w:val="FFFFFF" w:themeColor="background1"/>
-        </w:rPr>
-        <w:t>!!!</w:t>
+      <w:r>
+        <w:rPr>
+          <w:rFonts w:ascii="C64 Pro Mono" w:hAnsi="C64 Pro Mono"/>
+          <w:color w:val="FFFFFF" w:themeColor="background1"/>
+        </w:rPr>
+        <w:t>:</w:t>
+      </w:r>
+      <w:r>
+        <w:rPr>
+          <w:rFonts w:ascii="C64 Pro Mono" w:hAnsi="C64 Pro Mono"/>
+          <w:color w:val="FFFFFF" w:themeColor="background1"/>
+        </w:rPr>
+        <w:br/>
+        <w:t>AX BX CX DX</w:t>
+      </w:r>
+    </w:p>
+    <w:p>
+      <w:pPr>
+        <w:rPr>
+          <w:rFonts w:ascii="C64 Pro Mono" w:hAnsi="C64 Pro Mono"/>
+          <w:color w:val="FFFFFF" w:themeColor="background1"/>
+        </w:rPr>
+      </w:pPr>
+    </w:p>
+    <w:p>
+      <w:pPr>
+        <w:pStyle w:val="ListParagraph"/>
+        <w:numPr>
+          <w:ilvl w:val="0"/>
+          <w:numId w:val="13"/>
+        </w:numPr>
+        <w:rPr>
+          <w:rFonts w:ascii="C64 Pro Mono" w:hAnsi="C64 Pro Mono"/>
+          <w:color w:val="FFFFFF" w:themeColor="background1"/>
+        </w:rPr>
+      </w:pPr>
+      <w:r>
+        <w:rPr>
+          <w:rFonts w:ascii="C64 Pro Mono" w:hAnsi="C64 Pro Mono"/>
+          <w:color w:val="FFFFFF" w:themeColor="background1"/>
+        </w:rPr>
+        <w:t>No sprites!!!</w:t>
+      </w:r>
+    </w:p>
+    <w:p>
+      <w:pPr>
+        <w:rPr>
+          <w:rFonts w:ascii="C64 Pro Mono" w:hAnsi="C64 Pro Mono"/>
+          <w:color w:val="FFFFFF" w:themeColor="background1"/>
+        </w:rPr>
+      </w:pPr>
+    </w:p>
+    <w:p>
+      <w:pPr>
+        <w:pStyle w:val="ListParagraph"/>
+        <w:numPr>
+          <w:ilvl w:val="0"/>
+          <w:numId w:val="13"/>
+        </w:numPr>
+        <w:rPr>
+          <w:rFonts w:ascii="C64 Pro Mono" w:hAnsi="C64 Pro Mono"/>
+          <w:color w:val="FFFFFF" w:themeColor="background1"/>
+        </w:rPr>
+      </w:pPr>
+      <w:r>
+        <w:rPr>
+          <w:rFonts w:ascii="C64 Pro Mono" w:hAnsi="C64 Pro Mono"/>
+          <w:color w:val="FFFFFF" w:themeColor="background1"/>
+        </w:rPr>
+        <w:t xml:space="preserve">Game animations </w:t>
+      </w:r>
+      <w:r>
+        <w:rPr>
+          <w:rFonts w:ascii="Courier New" w:hAnsi="Courier New" w:cs="Courier New"/>
+          <w:color w:val="FFFFFF" w:themeColor="background1"/>
+        </w:rPr>
+        <w:t>–</w:t>
+      </w:r>
+      <w:r>
+        <w:rPr>
+          <w:rFonts w:ascii="C64 Pro Mono" w:hAnsi="C64 Pro Mono"/>
+          <w:color w:val="FFFFFF" w:themeColor="background1"/>
+        </w:rPr>
+        <w:t xml:space="preserve"> mani-</w:t>
+      </w:r>
+      <w:r>
+        <w:rPr>
+          <w:rFonts w:ascii="C64 Pro Mono" w:hAnsi="C64 Pro Mono"/>
+          <w:color w:val="FFFFFF" w:themeColor="background1"/>
+        </w:rPr>
+        <w:br/>
+        <w:t xml:space="preserve">pulating with background </w:t>
+      </w:r>
+      <w:r>
+        <w:rPr>
+          <w:rFonts w:ascii="C64 Pro Mono" w:hAnsi="C64 Pro Mono"/>
+          <w:color w:val="FFFFFF" w:themeColor="background1"/>
+        </w:rPr>
+        <w:br/>
+        <w:t>pixels</w:t>
       </w:r>
       <w:r>
         <w:rPr>
@@ -4661,16 +4704,114 @@
     </w:p>
     <w:p>
       <w:pPr>
-        <w:rPr>
-          <w:rFonts w:ascii="C64 Pro Mono" w:hAnsi="C64 Pro Mono"/>
-          <w:color w:val="FFFFFF" w:themeColor="background1"/>
-        </w:rPr>
-      </w:pPr>
-      <w:r>
-        <w:rPr>
-          <w:rFonts w:ascii="C64 Pro Mono" w:hAnsi="C64 Pro Mono"/>
-          <w:color w:val="FFFFFF" w:themeColor="background1"/>
-        </w:rPr>
+        <w:pStyle w:val="ListParagraph"/>
+        <w:rPr>
+          <w:rFonts w:ascii="C64 Pro Mono" w:hAnsi="C64 Pro Mono"/>
+          <w:color w:val="FFFFFF" w:themeColor="background1"/>
+        </w:rPr>
+      </w:pPr>
+    </w:p>
+    <w:p>
+      <w:pPr>
+        <w:pStyle w:val="ListParagraph"/>
+        <w:numPr>
+          <w:ilvl w:val="0"/>
+          <w:numId w:val="13"/>
+        </w:numPr>
+        <w:rPr>
+          <w:rFonts w:ascii="C64 Pro Mono" w:hAnsi="C64 Pro Mono"/>
+          <w:color w:val="FFFFFF" w:themeColor="background1"/>
+          <w:lang w:val="fr-FR"/>
+        </w:rPr>
+      </w:pPr>
+      <w:r>
+        <w:rPr>
+          <w:rFonts w:ascii="C64 Pro Mono" w:hAnsi="C64 Pro Mono"/>
+          <w:color w:val="FFFFFF" w:themeColor="background1"/>
+          <w:lang w:val="fr-FR"/>
+        </w:rPr>
+        <w:t>Graphics mode 13h (320x200, 256 c</w:t>
+      </w:r>
+      <w:r>
+        <w:rPr>
+          <w:rFonts w:ascii="C64 Pro Mono" w:hAnsi="C64 Pro Mono"/>
+          <w:color w:val="FFFFFF" w:themeColor="background1"/>
+          <w:lang w:val="fr-FR"/>
+        </w:rPr>
+        <w:t>olors)</w:t>
+      </w:r>
+    </w:p>
+    <w:p>
+      <w:pPr>
+        <w:pStyle w:val="ListParagraph"/>
+        <w:rPr>
+          <w:rFonts w:ascii="C64 Pro Mono" w:hAnsi="C64 Pro Mono"/>
+          <w:color w:val="FFFFFF" w:themeColor="background1"/>
+          <w:lang w:val="fr-FR"/>
+        </w:rPr>
+      </w:pPr>
+    </w:p>
+    <w:p>
+      <w:pPr>
+        <w:pStyle w:val="ListParagraph"/>
+        <w:numPr>
+          <w:ilvl w:val="0"/>
+          <w:numId w:val="13"/>
+        </w:numPr>
+        <w:rPr>
+          <w:rFonts w:ascii="C64 Pro Mono" w:hAnsi="C64 Pro Mono"/>
+          <w:color w:val="FFFFFF" w:themeColor="background1"/>
+        </w:rPr>
+      </w:pPr>
+      <w:r>
+        <w:rPr>
+          <w:rFonts w:ascii="C64 Pro Mono" w:hAnsi="C64 Pro Mono"/>
+          <w:color w:val="FFFFFF" w:themeColor="background1"/>
+        </w:rPr>
+        <w:t xml:space="preserve">Screen memory </w:t>
+      </w:r>
+      <w:r>
+        <w:rPr>
+          <w:rFonts w:ascii="Courier New" w:hAnsi="Courier New" w:cs="Courier New"/>
+          <w:color w:val="FFFFFF" w:themeColor="background1"/>
+        </w:rPr>
+        <w:t>–</w:t>
+      </w:r>
+      <w:r>
+        <w:rPr>
+          <w:rFonts w:ascii="C64 Pro Mono" w:hAnsi="C64 Pro Mono"/>
+          <w:color w:val="FFFFFF" w:themeColor="background1"/>
+        </w:rPr>
+        <w:t xml:space="preserve"> 62 KB beginning wi</w:t>
+      </w:r>
+      <w:r>
+        <w:rPr>
+          <w:rFonts w:ascii="C64 Pro Mono" w:hAnsi="C64 Pro Mono"/>
+          <w:color w:val="FFFFFF" w:themeColor="background1"/>
+        </w:rPr>
+        <w:t>th a000 address</w:t>
+      </w:r>
+    </w:p>
+    <w:p>
+      <w:pPr>
+        <w:rPr>
+          <w:rFonts w:ascii="C64 Pro Mono" w:hAnsi="C64 Pro Mono"/>
+          <w:color w:val="FFFFFF" w:themeColor="background1"/>
+        </w:rPr>
+      </w:pPr>
+      <w:r>
+        <w:rPr>
+          <w:rFonts w:ascii="C64 Pro Mono" w:hAnsi="C64 Pro Mono"/>
+          <w:color w:val="FFFFFF" w:themeColor="background1"/>
+        </w:rPr>
+        <w:br w:type="page"/>
+      </w:r>
+      <w:r>
+        <w:rPr>
+          <w:rFonts w:ascii="C64 Pro Mono" w:hAnsi="C64 Pro Mono"/>
+          <w:color w:val="FFFFFF" w:themeColor="background1"/>
+        </w:rPr>
+        <w:lastRenderedPageBreak/>
         <w:br w:type="page"/>
       </w:r>
     </w:p>
@@ -4692,11 +4833,83 @@
     </w:p>
     <w:p>
       <w:pPr>
-        <w:rPr>
-          <w:rFonts w:ascii="C64 Pro Mono" w:hAnsi="C64 Pro Mono"/>
-          <w:color w:val="FFFFFF" w:themeColor="background1"/>
-        </w:rPr>
-      </w:pPr>
+        <w:pStyle w:val="ListParagraph"/>
+        <w:numPr>
+          <w:ilvl w:val="0"/>
+          <w:numId w:val="11"/>
+        </w:numPr>
+        <w:rPr>
+          <w:rFonts w:ascii="C64 Pro Mono" w:hAnsi="C64 Pro Mono"/>
+          <w:color w:val="FFFFFF" w:themeColor="background1"/>
+        </w:rPr>
+      </w:pPr>
+      <w:r>
+        <w:rPr>
+          <w:noProof/>
+        </w:rPr>
+        <w:drawing>
+          <wp:anchor distT="0" distB="0" distL="114300" distR="114300" simplePos="0" relativeHeight="251669504" behindDoc="0" locked="0" layoutInCell="1" allowOverlap="1" wp14:anchorId="5BBB2AD8" wp14:editId="531693E5">
+            <wp:simplePos x="0" y="0"/>
+            <wp:positionH relativeFrom="column">
+              <wp:posOffset>5145405</wp:posOffset>
+            </wp:positionH>
+            <wp:positionV relativeFrom="paragraph">
+              <wp:posOffset>417195</wp:posOffset>
+            </wp:positionV>
+            <wp:extent cx="781050" cy="781050"/>
+            <wp:effectExtent l="0" t="0" r="0" b="0"/>
+            <wp:wrapNone/>
+            <wp:docPr id="160032385" name="Picture 4" descr="Python-Symbol png | PNGWing"/>
+            <wp:cNvGraphicFramePr>
+              <a:graphicFrameLocks xmlns:a="http://schemas.openxmlformats.org/drawingml/2006/main" noChangeAspect="1"/>
+            </wp:cNvGraphicFramePr>
+            <a:graphic xmlns:a="http://schemas.openxmlformats.org/drawingml/2006/main">
+              <a:graphicData uri="http://schemas.openxmlformats.org/drawingml/2006/picture">
+                <pic:pic xmlns:pic="http://schemas.openxmlformats.org/drawingml/2006/picture">
+                  <pic:nvPicPr>
+                    <pic:cNvPr id="0" name="Picture 1" descr="Python-Symbol png | PNGWing"/>
+                    <pic:cNvPicPr>
+                      <a:picLocks noChangeAspect="1" noChangeArrowheads="1"/>
+                    </pic:cNvPicPr>
+                  </pic:nvPicPr>
+                  <pic:blipFill>
+                    <a:blip r:embed="rId13" cstate="print">
+                      <a:extLst>
+                        <a:ext uri="{28A0092B-C50C-407E-A947-70E740481C1C}">
+                          <a14:useLocalDpi xmlns:a14="http://schemas.microsoft.com/office/drawing/2010/main" val="0"/>
+                        </a:ext>
+                      </a:extLst>
+                    </a:blip>
+                    <a:srcRect/>
+                    <a:stretch>
+                      <a:fillRect/>
+                    </a:stretch>
+                  </pic:blipFill>
+                  <pic:spPr bwMode="auto">
+                    <a:xfrm>
+                      <a:off x="0" y="0"/>
+                      <a:ext cx="781050" cy="781050"/>
+                    </a:xfrm>
+                    <a:prstGeom prst="rect">
+                      <a:avLst/>
+                    </a:prstGeom>
+                    <a:noFill/>
+                    <a:ln>
+                      <a:noFill/>
+                    </a:ln>
+                  </pic:spPr>
+                </pic:pic>
+              </a:graphicData>
+            </a:graphic>
+            <wp14:sizeRelH relativeFrom="page">
+              <wp14:pctWidth>0</wp14:pctWidth>
+            </wp14:sizeRelH>
+            <wp14:sizeRelV relativeFrom="page">
+              <wp14:pctHeight>0</wp14:pctHeight>
+            </wp14:sizeRelV>
+          </wp:anchor>
+        </w:drawing>
+      </w:r>
       <w:r>
         <w:rPr>
           <w:rFonts w:ascii="C64 Pro Mono" w:hAnsi="C64 Pro Mono"/>
@@ -4704,9 +4917,21 @@
         </w:rPr>
         <w:t>Named after British comic group Monty Python</w:t>
       </w:r>
-    </w:p>
-    <w:p>
-      <w:pPr>
+      <w:r>
+        <w:rPr>
+          <w:rFonts w:ascii="C64 Pro Mono" w:hAnsi="C64 Pro Mono"/>
+          <w:color w:val="FFFFFF" w:themeColor="background1"/>
+        </w:rPr>
+        <w:br/>
+      </w:r>
+    </w:p>
+    <w:p>
+      <w:pPr>
+        <w:pStyle w:val="ListParagraph"/>
+        <w:numPr>
+          <w:ilvl w:val="0"/>
+          <w:numId w:val="11"/>
+        </w:numPr>
         <w:rPr>
           <w:rFonts w:ascii="C64 Pro Mono" w:hAnsi="C64 Pro Mono"/>
           <w:color w:val="FFFFFF" w:themeColor="background1"/>
@@ -4719,9 +4944,21 @@
         </w:rPr>
         <w:t>Main purpose?</w:t>
       </w:r>
-    </w:p>
-    <w:p>
-      <w:pPr>
+      <w:r>
+        <w:rPr>
+          <w:rFonts w:ascii="C64 Pro Mono" w:hAnsi="C64 Pro Mono"/>
+          <w:color w:val="FFFFFF" w:themeColor="background1"/>
+        </w:rPr>
+        <w:br/>
+      </w:r>
+    </w:p>
+    <w:p>
+      <w:pPr>
+        <w:pStyle w:val="ListParagraph"/>
+        <w:numPr>
+          <w:ilvl w:val="0"/>
+          <w:numId w:val="11"/>
+        </w:numPr>
         <w:rPr>
           <w:rFonts w:ascii="C64 Pro Mono" w:hAnsi="C64 Pro Mono"/>
           <w:color w:val="FFFFFF" w:themeColor="background1"/>
@@ -4734,9 +4971,21 @@
         </w:rPr>
         <w:t>Initially no sprites</w:t>
       </w:r>
-    </w:p>
-    <w:p>
-      <w:pPr>
+      <w:r>
+        <w:rPr>
+          <w:rFonts w:ascii="C64 Pro Mono" w:hAnsi="C64 Pro Mono"/>
+          <w:color w:val="FFFFFF" w:themeColor="background1"/>
+        </w:rPr>
+        <w:br/>
+      </w:r>
+    </w:p>
+    <w:p>
+      <w:pPr>
+        <w:pStyle w:val="ListParagraph"/>
+        <w:numPr>
+          <w:ilvl w:val="0"/>
+          <w:numId w:val="11"/>
+        </w:numPr>
         <w:rPr>
           <w:rFonts w:ascii="C64 Pro Mono" w:hAnsi="C64 Pro Mono"/>
           <w:color w:val="FFFFFF" w:themeColor="background1"/>
@@ -4763,9 +5012,21 @@
         </w:rPr>
         <w:t xml:space="preserve"> library ARCADE </w:t>
       </w:r>
-    </w:p>
-    <w:p>
-      <w:pPr>
+      <w:r>
+        <w:rPr>
+          <w:rFonts w:ascii="C64 Pro Mono" w:hAnsi="C64 Pro Mono"/>
+          <w:color w:val="FFFFFF" w:themeColor="background1"/>
+        </w:rPr>
+        <w:br/>
+      </w:r>
+    </w:p>
+    <w:p>
+      <w:pPr>
+        <w:pStyle w:val="ListParagraph"/>
+        <w:numPr>
+          <w:ilvl w:val="0"/>
+          <w:numId w:val="11"/>
+        </w:numPr>
         <w:rPr>
           <w:rFonts w:ascii="C64 Pro Mono" w:hAnsi="C64 Pro Mono"/>
           <w:color w:val="FFFFFF" w:themeColor="background1"/>
@@ -4875,30 +5136,7 @@
                               <w:t>monster</w:t>
                             </w:r>
                             <w:r>
-                              <w:t xml:space="preserve"> = </w:t>
-                            </w:r>
-                            <w:proofErr w:type="spellStart"/>
-                            <w:proofErr w:type="gramStart"/>
-                            <w:r>
-                              <w:t>arcade.Sprite</w:t>
-                            </w:r>
-                            <w:proofErr w:type="spellEnd"/>
-                            <w:proofErr w:type="gramEnd"/>
-                            <w:r>
-                              <w:t>("</w:t>
-                            </w:r>
-                            <w:proofErr w:type="spellStart"/>
-                            <w:r>
-                              <w:t>monster.bmp</w:t>
-                            </w:r>
-                            <w:proofErr w:type="gramStart"/>
-                            <w:r>
-                              <w:t>",scale</w:t>
-                            </w:r>
-                            <w:proofErr w:type="spellEnd"/>
-                            <w:proofErr w:type="gramEnd"/>
-                            <w:r>
-                              <w:t>=</w:t>
+                              <w:t xml:space="preserve"> = arcade.Sprite("monster.bmp",scale=</w:t>
                             </w:r>
                             <w:r>
                               <w:rPr>
@@ -4915,17 +5153,7 @@
                               <w:t>skull</w:t>
                             </w:r>
                             <w:r>
-                              <w:t xml:space="preserve"> = </w:t>
-                            </w:r>
-                            <w:proofErr w:type="spellStart"/>
-                            <w:proofErr w:type="gramStart"/>
-                            <w:r>
-                              <w:t>arcade.Sprite</w:t>
-                            </w:r>
-                            <w:proofErr w:type="spellEnd"/>
-                            <w:proofErr w:type="gramEnd"/>
-                            <w:r>
-                              <w:t>("</w:t>
+                              <w:t xml:space="preserve"> = arcade.Sprite("</w:t>
                             </w:r>
                             <w:r>
                               <w:t>skull</w:t>
@@ -4941,73 +5169,24 @@
                             </w:r>
                           </w:p>
                           <w:p>
-                            <w:proofErr w:type="spellStart"/>
-                            <w:r>
-                              <w:t>enemy_list</w:t>
-                            </w:r>
-                            <w:proofErr w:type="spellEnd"/>
-                            <w:r>
-                              <w:t xml:space="preserve"> = </w:t>
-                            </w:r>
-                            <w:proofErr w:type="spellStart"/>
-                            <w:proofErr w:type="gramStart"/>
-                            <w:r>
-                              <w:t>arcade.SpriteList</w:t>
-                            </w:r>
-                            <w:proofErr w:type="spellEnd"/>
-                            <w:proofErr w:type="gramEnd"/>
-                            <w:r>
-                              <w:t>()</w:t>
+                            <w:r>
+                              <w:t>enemy_list = arcade.SpriteList()</w:t>
                             </w:r>
                             <w:r>
                               <w:br/>
-                            </w:r>
-                            <w:proofErr w:type="spellStart"/>
-                            <w:r>
                               <w:t>enem</w:t>
                             </w:r>
                             <w:r>
-                              <w:t>y_</w:t>
-                            </w:r>
-                            <w:proofErr w:type="gramStart"/>
-                            <w:r>
-                              <w:t>list.append</w:t>
-                            </w:r>
-                            <w:proofErr w:type="spellEnd"/>
-                            <w:proofErr w:type="gramEnd"/>
-                            <w:r>
-                              <w:t>(monster)</w:t>
+                              <w:t>y_list.append(monster)</w:t>
                             </w:r>
                             <w:r>
                               <w:br/>
-                            </w:r>
-                            <w:proofErr w:type="spellStart"/>
-                            <w:r>
-                              <w:t>enemy_</w:t>
-                            </w:r>
-                            <w:proofErr w:type="gramStart"/>
-                            <w:r>
-                              <w:t>list.append</w:t>
-                            </w:r>
-                            <w:proofErr w:type="spellEnd"/>
-                            <w:proofErr w:type="gramEnd"/>
-                            <w:r>
-                              <w:t>(skull)</w:t>
+                              <w:t>enemy_list.append(skull)</w:t>
                             </w:r>
                           </w:p>
                           <w:p>
-                            <w:proofErr w:type="spellStart"/>
-                            <w:r>
-                              <w:t>enemy_</w:t>
-                            </w:r>
-                            <w:proofErr w:type="gramStart"/>
-                            <w:r>
-                              <w:t>list.draw</w:t>
-                            </w:r>
-                            <w:proofErr w:type="spellEnd"/>
-                            <w:proofErr w:type="gramEnd"/>
-                            <w:r>
-                              <w:t>()</w:t>
+                            <w:r>
+                              <w:t>enemy_list.draw()</w:t>
                             </w:r>
                           </w:p>
                           <w:p/>
@@ -5041,30 +5220,7 @@
                         <w:t>monster</w:t>
                       </w:r>
                       <w:r>
-                        <w:t xml:space="preserve"> = </w:t>
-                      </w:r>
-                      <w:proofErr w:type="spellStart"/>
-                      <w:proofErr w:type="gramStart"/>
-                      <w:r>
-                        <w:t>arcade.Sprite</w:t>
-                      </w:r>
-                      <w:proofErr w:type="spellEnd"/>
-                      <w:proofErr w:type="gramEnd"/>
-                      <w:r>
-                        <w:t>("</w:t>
-                      </w:r>
-                      <w:proofErr w:type="spellStart"/>
-                      <w:r>
-                        <w:t>monster.bmp</w:t>
-                      </w:r>
-                      <w:proofErr w:type="gramStart"/>
-                      <w:r>
-                        <w:t>",scale</w:t>
-                      </w:r>
-                      <w:proofErr w:type="spellEnd"/>
-                      <w:proofErr w:type="gramEnd"/>
-                      <w:r>
-                        <w:t>=</w:t>
+                        <w:t xml:space="preserve"> = arcade.Sprite("monster.bmp",scale=</w:t>
                       </w:r>
                       <w:r>
                         <w:rPr>
@@ -5081,17 +5237,7 @@
                         <w:t>skull</w:t>
                       </w:r>
                       <w:r>
-                        <w:t xml:space="preserve"> = </w:t>
-                      </w:r>
-                      <w:proofErr w:type="spellStart"/>
-                      <w:proofErr w:type="gramStart"/>
-                      <w:r>
-                        <w:t>arcade.Sprite</w:t>
-                      </w:r>
-                      <w:proofErr w:type="spellEnd"/>
-                      <w:proofErr w:type="gramEnd"/>
-                      <w:r>
-                        <w:t>("</w:t>
+                        <w:t xml:space="preserve"> = arcade.Sprite("</w:t>
                       </w:r>
                       <w:r>
                         <w:t>skull</w:t>
@@ -5107,73 +5253,24 @@
                       </w:r>
                     </w:p>
                     <w:p>
-                      <w:proofErr w:type="spellStart"/>
-                      <w:r>
-                        <w:t>enemy_list</w:t>
-                      </w:r>
-                      <w:proofErr w:type="spellEnd"/>
-                      <w:r>
-                        <w:t xml:space="preserve"> = </w:t>
-                      </w:r>
-                      <w:proofErr w:type="spellStart"/>
-                      <w:proofErr w:type="gramStart"/>
-                      <w:r>
-                        <w:t>arcade.SpriteList</w:t>
-                      </w:r>
-                      <w:proofErr w:type="spellEnd"/>
-                      <w:proofErr w:type="gramEnd"/>
-                      <w:r>
-                        <w:t>()</w:t>
+                      <w:r>
+                        <w:t>enemy_list = arcade.SpriteList()</w:t>
                       </w:r>
                       <w:r>
                         <w:br/>
-                      </w:r>
-                      <w:proofErr w:type="spellStart"/>
-                      <w:r>
                         <w:t>enem</w:t>
                       </w:r>
                       <w:r>
-                        <w:t>y_</w:t>
-                      </w:r>
-                      <w:proofErr w:type="gramStart"/>
-                      <w:r>
-                        <w:t>list.append</w:t>
-                      </w:r>
-                      <w:proofErr w:type="spellEnd"/>
-                      <w:proofErr w:type="gramEnd"/>
-                      <w:r>
-                        <w:t>(monster)</w:t>
+                        <w:t>y_list.append(monster)</w:t>
                       </w:r>
                       <w:r>
                         <w:br/>
-                      </w:r>
-                      <w:proofErr w:type="spellStart"/>
-                      <w:r>
-                        <w:t>enemy_</w:t>
-                      </w:r>
-                      <w:proofErr w:type="gramStart"/>
-                      <w:r>
-                        <w:t>list.append</w:t>
-                      </w:r>
-                      <w:proofErr w:type="spellEnd"/>
-                      <w:proofErr w:type="gramEnd"/>
-                      <w:r>
-                        <w:t>(skull)</w:t>
+                        <w:t>enemy_list.append(skull)</w:t>
                       </w:r>
                     </w:p>
                     <w:p>
-                      <w:proofErr w:type="spellStart"/>
-                      <w:r>
-                        <w:t>enemy_</w:t>
-                      </w:r>
-                      <w:proofErr w:type="gramStart"/>
-                      <w:r>
-                        <w:t>list.draw</w:t>
-                      </w:r>
-                      <w:proofErr w:type="spellEnd"/>
-                      <w:proofErr w:type="gramEnd"/>
-                      <w:r>
-                        <w:t>()</w:t>
+                      <w:r>
+                        <w:t>enemy_list.draw()</w:t>
                       </w:r>
                     </w:p>
                     <w:p/>
@@ -5241,21 +5338,12 @@
                       <wps:txbx>
                         <w:txbxContent>
                           <w:p>
-                            <w:proofErr w:type="spellStart"/>
                             <w:r>
                               <w:t>tankSprite</w:t>
                             </w:r>
-                            <w:proofErr w:type="spellEnd"/>
-                            <w:r>
-                              <w:t xml:space="preserve"> = </w:t>
-                            </w:r>
-                            <w:proofErr w:type="spellStart"/>
-                            <w:proofErr w:type="gramStart"/>
-                            <w:r>
-                              <w:t>arcade.Sprite</w:t>
-                            </w:r>
-                            <w:proofErr w:type="spellEnd"/>
-                            <w:proofErr w:type="gramEnd"/>
+                            <w:r>
+                              <w:t xml:space="preserve"> = arcade.Sprite</w:t>
+                            </w:r>
                             <w:r>
                               <w:t>(</w:t>
                             </w:r>
@@ -5269,19 +5357,11 @@
                                 <w:lang w:val="fr-FR"/>
                               </w:rPr>
                             </w:pPr>
-                            <w:proofErr w:type="spellStart"/>
                             <w:r>
                               <w:rPr>
                                 <w:lang w:val="fr-FR"/>
                               </w:rPr>
-                              <w:t>tankSprite.center_x</w:t>
-                            </w:r>
-                            <w:proofErr w:type="spellEnd"/>
-                            <w:r>
-                              <w:rPr>
-                                <w:lang w:val="fr-FR"/>
-                              </w:rPr>
-                              <w:t xml:space="preserve"> = </w:t>
+                              <w:t xml:space="preserve">tankSprite.center_x = </w:t>
                             </w:r>
                             <w:r>
                               <w:rPr>
@@ -5299,30 +5379,14 @@
                               </w:rPr>
                               <w:br/>
                             </w:r>
-                            <w:proofErr w:type="spellStart"/>
                             <w:r>
                               <w:t>tankSprite</w:t>
                             </w:r>
-                            <w:proofErr w:type="spellEnd"/>
                             <w:r>
                               <w:rPr>
                                 <w:lang w:val="fr-FR"/>
                               </w:rPr>
-                              <w:t>.</w:t>
-                            </w:r>
-                            <w:proofErr w:type="spellStart"/>
-                            <w:r>
-                              <w:rPr>
-                                <w:lang w:val="fr-FR"/>
-                              </w:rPr>
-                              <w:t>center_y</w:t>
-                            </w:r>
-                            <w:proofErr w:type="spellEnd"/>
-                            <w:r>
-                              <w:rPr>
-                                <w:lang w:val="fr-FR"/>
-                              </w:rPr>
-                              <w:t xml:space="preserve"> = </w:t>
+                              <w:t xml:space="preserve">.center_y = </w:t>
                             </w:r>
                             <w:r>
                               <w:rPr>
@@ -5370,21 +5434,12 @@
                 <v:textbox>
                   <w:txbxContent>
                     <w:p>
-                      <w:proofErr w:type="spellStart"/>
                       <w:r>
                         <w:t>tankSprite</w:t>
                       </w:r>
-                      <w:proofErr w:type="spellEnd"/>
-                      <w:r>
-                        <w:t xml:space="preserve"> = </w:t>
-                      </w:r>
-                      <w:proofErr w:type="spellStart"/>
-                      <w:proofErr w:type="gramStart"/>
-                      <w:r>
-                        <w:t>arcade.Sprite</w:t>
-                      </w:r>
-                      <w:proofErr w:type="spellEnd"/>
-                      <w:proofErr w:type="gramEnd"/>
+                      <w:r>
+                        <w:t xml:space="preserve"> = arcade.Sprite</w:t>
+                      </w:r>
                       <w:r>
                         <w:t>(</w:t>
                       </w:r>
@@ -5398,19 +5453,11 @@
                           <w:lang w:val="fr-FR"/>
                         </w:rPr>
                       </w:pPr>
-                      <w:proofErr w:type="spellStart"/>
                       <w:r>
                         <w:rPr>
                           <w:lang w:val="fr-FR"/>
                         </w:rPr>
-                        <w:t>tankSprite.center_x</w:t>
-                      </w:r>
-                      <w:proofErr w:type="spellEnd"/>
-                      <w:r>
-                        <w:rPr>
-                          <w:lang w:val="fr-FR"/>
-                        </w:rPr>
-                        <w:t xml:space="preserve"> = </w:t>
+                        <w:t xml:space="preserve">tankSprite.center_x = </w:t>
                       </w:r>
                       <w:r>
                         <w:rPr>
@@ -5428,30 +5475,14 @@
                         </w:rPr>
                         <w:br/>
                       </w:r>
-                      <w:proofErr w:type="spellStart"/>
                       <w:r>
                         <w:t>tankSprite</w:t>
                       </w:r>
-                      <w:proofErr w:type="spellEnd"/>
                       <w:r>
                         <w:rPr>
                           <w:lang w:val="fr-FR"/>
                         </w:rPr>
-                        <w:t>.</w:t>
-                      </w:r>
-                      <w:proofErr w:type="spellStart"/>
-                      <w:r>
-                        <w:rPr>
-                          <w:lang w:val="fr-FR"/>
-                        </w:rPr>
-                        <w:t>center_y</w:t>
-                      </w:r>
-                      <w:proofErr w:type="spellEnd"/>
-                      <w:r>
-                        <w:rPr>
-                          <w:lang w:val="fr-FR"/>
-                        </w:rPr>
-                        <w:t xml:space="preserve"> = </w:t>
+                        <w:t xml:space="preserve">.center_y = </w:t>
                       </w:r>
                       <w:r>
                         <w:rPr>
@@ -5488,6 +5519,657 @@
         <w:rPr>
           <w:rFonts w:ascii="C64 Pro Mono" w:hAnsi="C64 Pro Mono"/>
           <w:color w:val="FFFFFF" w:themeColor="background1"/>
+        </w:rPr>
+        <w:br w:type="page"/>
+      </w:r>
+    </w:p>
+    <w:p>
+      <w:pPr>
+        <w:rPr>
+          <w:rFonts w:ascii="C64 Pro Mono" w:hAnsi="C64 Pro Mono"/>
+          <w:color w:val="FFFFFF" w:themeColor="background1"/>
+        </w:rPr>
+      </w:pPr>
+      <w:r>
+        <w:rPr>
+          <w:noProof/>
+        </w:rPr>
+        <w:lastRenderedPageBreak/>
+        <w:drawing>
+          <wp:anchor distT="0" distB="0" distL="114300" distR="114300" simplePos="0" relativeHeight="251670528" behindDoc="0" locked="0" layoutInCell="1" allowOverlap="1" wp14:anchorId="75475698" wp14:editId="14679916">
+            <wp:simplePos x="0" y="0"/>
+            <wp:positionH relativeFrom="column">
+              <wp:posOffset>5225016</wp:posOffset>
+            </wp:positionH>
+            <wp:positionV relativeFrom="paragraph">
+              <wp:posOffset>-403033</wp:posOffset>
+            </wp:positionV>
+            <wp:extent cx="908420" cy="908420"/>
+            <wp:effectExtent l="0" t="0" r="6350" b="6350"/>
+            <wp:wrapNone/>
+            <wp:docPr id="630298131" name="Picture 5" descr="ravrani.dev"/>
+            <wp:cNvGraphicFramePr>
+              <a:graphicFrameLocks xmlns:a="http://schemas.openxmlformats.org/drawingml/2006/main" noChangeAspect="1"/>
+            </wp:cNvGraphicFramePr>
+            <a:graphic xmlns:a="http://schemas.openxmlformats.org/drawingml/2006/main">
+              <a:graphicData uri="http://schemas.openxmlformats.org/drawingml/2006/picture">
+                <pic:pic xmlns:pic="http://schemas.openxmlformats.org/drawingml/2006/picture">
+                  <pic:nvPicPr>
+                    <pic:cNvPr id="0" name="Picture 3" descr="ravrani.dev"/>
+                    <pic:cNvPicPr>
+                      <a:picLocks noChangeAspect="1" noChangeArrowheads="1"/>
+                    </pic:cNvPicPr>
+                  </pic:nvPicPr>
+                  <pic:blipFill>
+                    <a:blip r:embed="rId14">
+                      <a:extLst>
+                        <a:ext uri="{28A0092B-C50C-407E-A947-70E740481C1C}">
+                          <a14:useLocalDpi xmlns:a14="http://schemas.microsoft.com/office/drawing/2010/main" val="0"/>
+                        </a:ext>
+                      </a:extLst>
+                    </a:blip>
+                    <a:srcRect/>
+                    <a:stretch>
+                      <a:fillRect/>
+                    </a:stretch>
+                  </pic:blipFill>
+                  <pic:spPr bwMode="auto">
+                    <a:xfrm>
+                      <a:off x="0" y="0"/>
+                      <a:ext cx="908420" cy="908420"/>
+                    </a:xfrm>
+                    <a:prstGeom prst="rect">
+                      <a:avLst/>
+                    </a:prstGeom>
+                    <a:noFill/>
+                    <a:ln>
+                      <a:noFill/>
+                    </a:ln>
+                  </pic:spPr>
+                </pic:pic>
+              </a:graphicData>
+            </a:graphic>
+            <wp14:sizeRelH relativeFrom="page">
+              <wp14:pctWidth>0</wp14:pctWidth>
+            </wp14:sizeRelH>
+            <wp14:sizeRelV relativeFrom="page">
+              <wp14:pctHeight>0</wp14:pctHeight>
+            </wp14:sizeRelV>
+          </wp:anchor>
+        </w:drawing>
+      </w:r>
+      <w:r>
+        <w:rPr>
+          <w:rFonts w:ascii="C64 Pro Mono" w:hAnsi="C64 Pro Mono"/>
+          <w:color w:val="FFFFFF" w:themeColor="background1"/>
+        </w:rPr>
+        <w:t>Java</w:t>
+      </w:r>
+      <w:r>
+        <w:rPr>
+          <w:rFonts w:ascii="C64 Pro Mono" w:hAnsi="C64 Pro Mono"/>
+          <w:color w:val="FFFFFF" w:themeColor="background1"/>
+        </w:rPr>
+        <w:t xml:space="preserve"> (1995)</w:t>
+      </w:r>
+    </w:p>
+    <w:p>
+      <w:pPr>
+        <w:pStyle w:val="ListParagraph"/>
+        <w:numPr>
+          <w:ilvl w:val="0"/>
+          <w:numId w:val="10"/>
+        </w:numPr>
+        <w:rPr>
+          <w:rFonts w:ascii="C64 Pro Mono" w:hAnsi="C64 Pro Mono"/>
+          <w:color w:val="FFFFFF" w:themeColor="background1"/>
+        </w:rPr>
+      </w:pPr>
+      <w:r>
+        <w:rPr>
+          <w:rFonts w:ascii="C64 Pro Mono" w:hAnsi="C64 Pro Mono"/>
+          <w:color w:val="FFFFFF" w:themeColor="background1"/>
+        </w:rPr>
+        <w:t>Strongly OOP language</w:t>
+      </w:r>
+      <w:r>
+        <w:rPr>
+          <w:rFonts w:ascii="C64 Pro Mono" w:hAnsi="C64 Pro Mono"/>
+          <w:color w:val="FFFFFF" w:themeColor="background1"/>
+        </w:rPr>
+        <w:br/>
+      </w:r>
+    </w:p>
+    <w:p>
+      <w:pPr>
+        <w:pStyle w:val="ListParagraph"/>
+        <w:numPr>
+          <w:ilvl w:val="0"/>
+          <w:numId w:val="10"/>
+        </w:numPr>
+        <w:rPr>
+          <w:rFonts w:ascii="C64 Pro Mono" w:hAnsi="C64 Pro Mono"/>
+          <w:color w:val="FFFFFF" w:themeColor="background1"/>
+        </w:rPr>
+      </w:pPr>
+      <w:r>
+        <w:rPr>
+          <w:rFonts w:ascii="C64 Pro Mono" w:hAnsi="C64 Pro Mono"/>
+          <w:color w:val="FFFFFF" w:themeColor="background1"/>
+        </w:rPr>
+        <w:t>Main purpose: enterprise</w:t>
+      </w:r>
+      <w:r>
+        <w:rPr>
+          <w:rFonts w:ascii="C64 Pro Mono" w:hAnsi="C64 Pro Mono"/>
+          <w:color w:val="FFFFFF" w:themeColor="background1"/>
+        </w:rPr>
+        <w:t xml:space="preserve"> </w:t>
+      </w:r>
+      <w:r>
+        <w:rPr>
+          <w:rFonts w:ascii="C64 Pro Mono" w:hAnsi="C64 Pro Mono"/>
+          <w:color w:val="FFFFFF" w:themeColor="background1"/>
+        </w:rPr>
+        <w:t>programming (backend)</w:t>
+      </w:r>
+      <w:r>
+        <w:rPr>
+          <w:rFonts w:ascii="C64 Pro Mono" w:hAnsi="C64 Pro Mono"/>
+          <w:color w:val="FFFFFF" w:themeColor="background1"/>
+        </w:rPr>
+        <w:br/>
+      </w:r>
+    </w:p>
+    <w:p>
+      <w:pPr>
+        <w:pStyle w:val="ListParagraph"/>
+        <w:numPr>
+          <w:ilvl w:val="0"/>
+          <w:numId w:val="10"/>
+        </w:numPr>
+        <w:rPr>
+          <w:rFonts w:ascii="C64 Pro Mono" w:hAnsi="C64 Pro Mono"/>
+          <w:color w:val="FFFFFF" w:themeColor="background1"/>
+        </w:rPr>
+      </w:pPr>
+      <w:r>
+        <w:rPr>
+          <w:rFonts w:ascii="C64 Pro Mono" w:hAnsi="C64 Pro Mono"/>
+          <w:color w:val="FFFFFF" w:themeColor="background1"/>
+        </w:rPr>
+        <w:t>"Java is like a wheel. Invented long time ago, but still needed"</w:t>
+      </w:r>
+    </w:p>
+    <w:p>
+      <w:pPr>
+        <w:pStyle w:val="ListParagraph"/>
+        <w:rPr>
+          <w:rFonts w:ascii="C64 Pro Mono" w:hAnsi="C64 Pro Mono"/>
+          <w:color w:val="FFFFFF" w:themeColor="background1"/>
+        </w:rPr>
+      </w:pPr>
+    </w:p>
+    <w:p>
+      <w:pPr>
+        <w:pStyle w:val="ListParagraph"/>
+        <w:numPr>
+          <w:ilvl w:val="0"/>
+          <w:numId w:val="10"/>
+        </w:numPr>
+        <w:rPr>
+          <w:rFonts w:ascii="C64 Pro Mono" w:hAnsi="C64 Pro Mono"/>
+          <w:color w:val="FFFFFF" w:themeColor="background1"/>
+        </w:rPr>
+      </w:pPr>
+      <w:r>
+        <w:rPr>
+          <w:rFonts w:ascii="C64 Pro Mono" w:hAnsi="C64 Pro Mono"/>
+          <w:color w:val="FFFFFF" w:themeColor="background1"/>
+        </w:rPr>
+        <w:t xml:space="preserve">Initially </w:t>
+      </w:r>
+      <w:r>
+        <w:rPr>
+          <w:rFonts w:ascii="Courier New" w:hAnsi="Courier New" w:cs="Courier New"/>
+          <w:color w:val="FFFFFF" w:themeColor="background1"/>
+        </w:rPr>
+        <w:t>–</w:t>
+      </w:r>
+      <w:r>
+        <w:rPr>
+          <w:rFonts w:ascii="C64 Pro Mono" w:hAnsi="C64 Pro Mono"/>
+          <w:color w:val="FFFFFF" w:themeColor="background1"/>
+        </w:rPr>
+        <w:t xml:space="preserve"> no sprites</w:t>
+      </w:r>
+    </w:p>
+    <w:p>
+      <w:pPr>
+        <w:pStyle w:val="ListParagraph"/>
+        <w:rPr>
+          <w:rFonts w:ascii="C64 Pro Mono" w:hAnsi="C64 Pro Mono"/>
+          <w:color w:val="FFFFFF" w:themeColor="background1"/>
+        </w:rPr>
+      </w:pPr>
+    </w:p>
+    <w:p>
+      <w:pPr>
+        <w:pStyle w:val="ListParagraph"/>
+        <w:numPr>
+          <w:ilvl w:val="0"/>
+          <w:numId w:val="10"/>
+        </w:numPr>
+        <w:rPr>
+          <w:rFonts w:ascii="C64 Pro Mono" w:hAnsi="C64 Pro Mono"/>
+          <w:color w:val="FFFFFF" w:themeColor="background1"/>
+        </w:rPr>
+      </w:pPr>
+      <w:r>
+        <w:rPr>
+          <w:rFonts w:ascii="C64 Pro Mono" w:hAnsi="C64 Pro Mono"/>
+          <w:color w:val="FFFFFF" w:themeColor="background1"/>
+        </w:rPr>
+        <w:t xml:space="preserve">2014 </w:t>
+      </w:r>
+      <w:r>
+        <w:rPr>
+          <w:rFonts w:ascii="Courier New" w:hAnsi="Courier New" w:cs="Courier New"/>
+          <w:color w:val="FFFFFF" w:themeColor="background1"/>
+        </w:rPr>
+        <w:t>–</w:t>
+      </w:r>
+      <w:r>
+        <w:rPr>
+          <w:rFonts w:ascii="C64 Pro Mono" w:hAnsi="C64 Pro Mono"/>
+          <w:color w:val="FFFFFF" w:themeColor="background1"/>
+        </w:rPr>
+        <w:t xml:space="preserve"> GDX library</w:t>
+      </w:r>
+    </w:p>
+    <w:p>
+      <w:pPr>
+        <w:pStyle w:val="ListParagraph"/>
+        <w:rPr>
+          <w:rFonts w:ascii="C64 Pro Mono" w:hAnsi="C64 Pro Mono"/>
+          <w:color w:val="FFFFFF" w:themeColor="background1"/>
+        </w:rPr>
+      </w:pPr>
+    </w:p>
+    <w:p>
+      <w:pPr>
+        <w:pStyle w:val="ListParagraph"/>
+        <w:numPr>
+          <w:ilvl w:val="0"/>
+          <w:numId w:val="10"/>
+        </w:numPr>
+        <w:rPr>
+          <w:rFonts w:ascii="C64 Pro Mono" w:hAnsi="C64 Pro Mono"/>
+          <w:color w:val="FFFFFF" w:themeColor="background1"/>
+        </w:rPr>
+      </w:pPr>
+      <w:r>
+        <w:rPr>
+          <w:rFonts w:ascii="C64 Pro Mono" w:hAnsi="C64 Pro Mono"/>
+          <w:color w:val="FFFFFF" w:themeColor="background1"/>
+        </w:rPr>
+        <w:t>GDX contains Sprite class</w:t>
+      </w:r>
+    </w:p>
+    <w:p>
+      <w:pPr>
+        <w:pStyle w:val="ListParagraph"/>
+        <w:numPr>
+          <w:ilvl w:val="0"/>
+          <w:numId w:val="10"/>
+        </w:numPr>
+        <w:rPr>
+          <w:rFonts w:ascii="C64 Pro Mono" w:hAnsi="C64 Pro Mono"/>
+          <w:color w:val="FFFFFF" w:themeColor="background1"/>
+        </w:rPr>
+      </w:pPr>
+      <w:r>
+        <w:rPr>
+          <w:rFonts w:ascii="C64 Pro Mono" w:hAnsi="C64 Pro Mono"/>
+          <w:color w:val="FFFFFF" w:themeColor="background1"/>
+        </w:rPr>
+        <w:br w:type="page"/>
+      </w:r>
+    </w:p>
+    <w:p>
+      <w:pPr>
+        <w:rPr>
+          <w:rFonts w:ascii="C64 Pro Mono" w:hAnsi="C64 Pro Mono"/>
+          <w:color w:val="FFFFFF" w:themeColor="background1"/>
+          <w:lang w:val="fr-FR"/>
+        </w:rPr>
+      </w:pPr>
+      <w:r>
+        <w:rPr>
+          <w:rFonts w:ascii="C64 Pro Mono" w:hAnsi="C64 Pro Mono"/>
+          <w:noProof/>
+          <w:color w:val="FFFFFF" w:themeColor="background1"/>
+        </w:rPr>
+        <w:lastRenderedPageBreak/>
+        <mc:AlternateContent>
+          <mc:Choice Requires="wps">
+            <w:drawing>
+              <wp:anchor distT="45720" distB="45720" distL="114300" distR="114300" simplePos="0" relativeHeight="251674624" behindDoc="0" locked="0" layoutInCell="1" allowOverlap="1" wp14:anchorId="5491AD4F" wp14:editId="37905DF9">
+                <wp:simplePos x="0" y="0"/>
+                <wp:positionH relativeFrom="column">
+                  <wp:posOffset>222885</wp:posOffset>
+                </wp:positionH>
+                <wp:positionV relativeFrom="paragraph">
+                  <wp:posOffset>1031240</wp:posOffset>
+                </wp:positionV>
+                <wp:extent cx="5140325" cy="1163955"/>
+                <wp:effectExtent l="0" t="0" r="22225" b="17145"/>
+                <wp:wrapSquare wrapText="bothSides"/>
+                <wp:docPr id="1056322642" name="Text Box 2"/>
+                <wp:cNvGraphicFramePr>
+                  <a:graphicFrameLocks xmlns:a="http://schemas.openxmlformats.org/drawingml/2006/main"/>
+                </wp:cNvGraphicFramePr>
+                <a:graphic xmlns:a="http://schemas.openxmlformats.org/drawingml/2006/main">
+                  <a:graphicData uri="http://schemas.microsoft.com/office/word/2010/wordprocessingShape">
+                    <wps:wsp>
+                      <wps:cNvSpPr txBox="1">
+                        <a:spLocks noChangeArrowheads="1"/>
+                      </wps:cNvSpPr>
+                      <wps:spPr bwMode="auto">
+                        <a:xfrm>
+                          <a:off x="0" y="0"/>
+                          <a:ext cx="5140325" cy="1163955"/>
+                        </a:xfrm>
+                        <a:prstGeom prst="rect">
+                          <a:avLst/>
+                        </a:prstGeom>
+                        <a:solidFill>
+                          <a:srgbClr val="FFFFFF"/>
+                        </a:solidFill>
+                        <a:ln w="9525">
+                          <a:solidFill>
+                            <a:srgbClr val="000000"/>
+                          </a:solidFill>
+                          <a:miter lim="800000"/>
+                          <a:headEnd/>
+                          <a:tailEnd/>
+                        </a:ln>
+                      </wps:spPr>
+                      <wps:txbx>
+                        <w:txbxContent>
+                          <w:p>
+                            <w:r>
+                              <w:t xml:space="preserve">var </w:t>
+                            </w:r>
+                            <w:r>
+                              <w:t>batch = new SpriteBatch();</w:t>
+                            </w:r>
+                            <w:r>
+                              <w:br/>
+                            </w:r>
+                            <w:r>
+                              <w:t>batch.begin();</w:t>
+                            </w:r>
+                            <w:r>
+                              <w:br/>
+                            </w:r>
+                          </w:p>
+                          <w:p>
+                            <w:r>
+                              <w:br/>
+                            </w:r>
+                            <w:r>
+                              <w:t>batch.</w:t>
+                            </w:r>
+                            <w:r>
+                              <w:t>end</w:t>
+                            </w:r>
+                            <w:r>
+                              <w:t>();</w:t>
+                            </w:r>
+                          </w:p>
+                          <w:p/>
+                          <w:p/>
+                          <w:p>
+                            <w:r>
+                              <w:br/>
+                            </w:r>
+                          </w:p>
+                          <w:p/>
+                        </w:txbxContent>
+                      </wps:txbx>
+                      <wps:bodyPr rot="0" vert="horz" wrap="square" lIns="91440" tIns="45720" rIns="91440" bIns="45720" anchor="t" anchorCtr="0">
+                        <a:noAutofit/>
+                      </wps:bodyPr>
+                    </wps:wsp>
+                  </a:graphicData>
+                </a:graphic>
+                <wp14:sizeRelH relativeFrom="margin">
+                  <wp14:pctWidth>0</wp14:pctWidth>
+                </wp14:sizeRelH>
+                <wp14:sizeRelV relativeFrom="margin">
+                  <wp14:pctHeight>0</wp14:pctHeight>
+                </wp14:sizeRelV>
+              </wp:anchor>
+            </w:drawing>
+          </mc:Choice>
+          <mc:Fallback>
+            <w:pict>
+              <v:shape w14:anchorId="5491AD4F" id="_x0000_s1029" type="#_x0000_t202" style="position:absolute;margin-left:17.55pt;margin-top:81.2pt;width:404.75pt;height:91.65pt;z-index:251674624;visibility:visible;mso-wrap-style:square;mso-width-percent:0;mso-height-percent:0;mso-wrap-distance-left:9pt;mso-wrap-distance-top:3.6pt;mso-wrap-distance-right:9pt;mso-wrap-distance-bottom:3.6pt;mso-position-horizontal:absolute;mso-position-horizontal-relative:text;mso-position-vertical:absolute;mso-position-vertical-relative:text;mso-width-percent:0;mso-height-percent:0;mso-width-relative:margin;mso-height-relative:margin;v-text-anchor:top" o:gfxdata="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">
+                <v:textbox>
+                  <w:txbxContent>
+                    <w:p>
+                      <w:r>
+                        <w:t xml:space="preserve">var </w:t>
+                      </w:r>
+                      <w:r>
+                        <w:t>batch = new SpriteBatch();</w:t>
+                      </w:r>
+                      <w:r>
+                        <w:br/>
+                      </w:r>
+                      <w:r>
+                        <w:t>batch.begin();</w:t>
+                      </w:r>
+                      <w:r>
+                        <w:br/>
+                      </w:r>
+                    </w:p>
+                    <w:p>
+                      <w:r>
+                        <w:br/>
+                      </w:r>
+                      <w:r>
+                        <w:t>batch.</w:t>
+                      </w:r>
+                      <w:r>
+                        <w:t>end</w:t>
+                      </w:r>
+                      <w:r>
+                        <w:t>();</w:t>
+                      </w:r>
+                    </w:p>
+                    <w:p/>
+                    <w:p/>
+                    <w:p>
+                      <w:r>
+                        <w:br/>
+                      </w:r>
+                    </w:p>
+                    <w:p/>
+                  </w:txbxContent>
+                </v:textbox>
+                <w10:wrap type="square"/>
+              </v:shape>
+            </w:pict>
+          </mc:Fallback>
+        </mc:AlternateContent>
+      </w:r>
+      <w:r>
+        <w:rPr>
+          <w:rFonts w:ascii="C64 Pro Mono" w:hAnsi="C64 Pro Mono"/>
+          <w:noProof/>
+          <w:color w:val="FFFFFF" w:themeColor="background1"/>
+        </w:rPr>
+        <mc:AlternateContent>
+          <mc:Choice Requires="wps">
+            <w:drawing>
+              <wp:anchor distT="45720" distB="45720" distL="114300" distR="114300" simplePos="0" relativeHeight="251672576" behindDoc="0" locked="0" layoutInCell="1" allowOverlap="1" wp14:anchorId="49480AB4" wp14:editId="14C6CB9C">
+                <wp:simplePos x="0" y="0"/>
+                <wp:positionH relativeFrom="column">
+                  <wp:posOffset>233680</wp:posOffset>
+                </wp:positionH>
+                <wp:positionV relativeFrom="paragraph">
+                  <wp:posOffset>260350</wp:posOffset>
+                </wp:positionV>
+                <wp:extent cx="5140325" cy="664210"/>
+                <wp:effectExtent l="0" t="0" r="22225" b="21590"/>
+                <wp:wrapSquare wrapText="bothSides"/>
+                <wp:docPr id="352660204" name="Text Box 2"/>
+                <wp:cNvGraphicFramePr>
+                  <a:graphicFrameLocks xmlns:a="http://schemas.openxmlformats.org/drawingml/2006/main"/>
+                </wp:cNvGraphicFramePr>
+                <a:graphic xmlns:a="http://schemas.openxmlformats.org/drawingml/2006/main">
+                  <a:graphicData uri="http://schemas.microsoft.com/office/word/2010/wordprocessingShape">
+                    <wps:wsp>
+                      <wps:cNvSpPr txBox="1">
+                        <a:spLocks noChangeArrowheads="1"/>
+                      </wps:cNvSpPr>
+                      <wps:spPr bwMode="auto">
+                        <a:xfrm>
+                          <a:off x="0" y="0"/>
+                          <a:ext cx="5140325" cy="664210"/>
+                        </a:xfrm>
+                        <a:prstGeom prst="rect">
+                          <a:avLst/>
+                        </a:prstGeom>
+                        <a:solidFill>
+                          <a:srgbClr val="FFFFFF"/>
+                        </a:solidFill>
+                        <a:ln w="9525">
+                          <a:solidFill>
+                            <a:srgbClr val="000000"/>
+                          </a:solidFill>
+                          <a:miter lim="800000"/>
+                          <a:headEnd/>
+                          <a:tailEnd/>
+                        </a:ln>
+                      </wps:spPr>
+                      <wps:txbx>
+                        <w:txbxContent>
+                          <w:p>
+                            <w:r>
+                              <w:t xml:space="preserve">var </w:t>
+                            </w:r>
+                            <w:r>
+                              <w:t>texture = new Texture(Gdx.</w:t>
+                            </w:r>
+                            <w:r>
+                              <w:rPr>
+                                <w:i/>
+                                <w:iCs/>
+                              </w:rPr>
+                              <w:t>files</w:t>
+                            </w:r>
+                            <w:r>
+                              <w:t>.internal(</w:t>
+                            </w:r>
+                            <w:r>
+                              <w:t>“tank.bmp”</w:t>
+                            </w:r>
+                            <w:r>
+                              <w:t>));</w:t>
+                            </w:r>
+                            <w:r>
+                              <w:rPr>
+                                <w:i/>
+                                <w:iCs/>
+                              </w:rPr>
+                              <w:br/>
+                            </w:r>
+                            <w:r>
+                              <w:t>var sprite = new Sprite(texture);</w:t>
+                            </w:r>
+                            <w:r>
+                              <w:br/>
+                              <w:t>sprite.setPosition(100, 40);</w:t>
+                            </w:r>
+                          </w:p>
+                          <w:p/>
+                        </w:txbxContent>
+                      </wps:txbx>
+                      <wps:bodyPr rot="0" vert="horz" wrap="square" lIns="91440" tIns="45720" rIns="91440" bIns="45720" anchor="t" anchorCtr="0">
+                        <a:noAutofit/>
+                      </wps:bodyPr>
+                    </wps:wsp>
+                  </a:graphicData>
+                </a:graphic>
+                <wp14:sizeRelH relativeFrom="margin">
+                  <wp14:pctWidth>0</wp14:pctWidth>
+                </wp14:sizeRelH>
+                <wp14:sizeRelV relativeFrom="margin">
+                  <wp14:pctHeight>0</wp14:pctHeight>
+                </wp14:sizeRelV>
+              </wp:anchor>
+            </w:drawing>
+          </mc:Choice>
+          <mc:Fallback>
+            <w:pict>
+              <v:shape w14:anchorId="49480AB4" id="_x0000_s1030" type="#_x0000_t202" style="position:absolute;margin-left:18.4pt;margin-top:20.5pt;width:404.75pt;height:52.3pt;z-index:251672576;visibility:visible;mso-wrap-style:square;mso-width-percent:0;mso-height-percent:0;mso-wrap-distance-left:9pt;mso-wrap-distance-top:3.6pt;mso-wrap-distance-right:9pt;mso-wrap-distance-bottom:3.6pt;mso-position-horizontal:absolute;mso-position-horizontal-relative:text;mso-position-vertical:absolute;mso-position-vertical-relative:text;mso-width-percent:0;mso-height-percent:0;mso-width-relative:margin;mso-height-relative:margin;v-text-anchor:top" o:gfxdata="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">
+                <v:textbox>
+                  <w:txbxContent>
+                    <w:p>
+                      <w:r>
+                        <w:t xml:space="preserve">var </w:t>
+                      </w:r>
+                      <w:r>
+                        <w:t>texture = new Texture(Gdx.</w:t>
+                      </w:r>
+                      <w:r>
+                        <w:rPr>
+                          <w:i/>
+                          <w:iCs/>
+                        </w:rPr>
+                        <w:t>files</w:t>
+                      </w:r>
+                      <w:r>
+                        <w:t>.internal(</w:t>
+                      </w:r>
+                      <w:r>
+                        <w:t>“tank.bmp”</w:t>
+                      </w:r>
+                      <w:r>
+                        <w:t>));</w:t>
+                      </w:r>
+                      <w:r>
+                        <w:rPr>
+                          <w:i/>
+                          <w:iCs/>
+                        </w:rPr>
+                        <w:br/>
+                      </w:r>
+                      <w:r>
+                        <w:t>var sprite = new Sprite(texture);</w:t>
+                      </w:r>
+                      <w:r>
+                        <w:br/>
+                        <w:t>sprite.setPosition(100, 40);</w:t>
+                      </w:r>
+                    </w:p>
+                    <w:p/>
+                  </w:txbxContent>
+                </v:textbox>
+                <w10:wrap type="square"/>
+              </v:shape>
+            </w:pict>
+          </mc:Fallback>
+        </mc:AlternateContent>
+      </w:r>
+      <w:r>
+        <w:rPr>
+          <w:rFonts w:ascii="C64 Pro Mono" w:hAnsi="C64 Pro Mono"/>
+          <w:color w:val="FFFFFF" w:themeColor="background1"/>
+          <w:lang w:val="fr-FR"/>
         </w:rPr>
         <w:br w:type="page"/>
       </w:r>
@@ -5668,23 +6350,13 @@
                 <w:lang w:val="fr-FR"/>
               </w:rPr>
             </w:pPr>
-            <w:proofErr w:type="spellStart"/>
             <w:r>
               <w:rPr>
                 <w:rFonts w:ascii="Abadi" w:hAnsi="Abadi"/>
                 <w:color w:val="FFFFFF" w:themeColor="background1"/>
                 <w:lang w:val="fr-FR"/>
               </w:rPr>
-              <w:t>Cells</w:t>
-            </w:r>
-            <w:proofErr w:type="spellEnd"/>
-            <w:r>
-              <w:rPr>
-                <w:rFonts w:ascii="Abadi" w:hAnsi="Abadi"/>
-                <w:color w:val="FFFFFF" w:themeColor="background1"/>
-                <w:lang w:val="fr-FR"/>
-              </w:rPr>
-              <w:t xml:space="preserve"> : </w:t>
+              <w:t xml:space="preserve">Cells : </w:t>
             </w:r>
           </w:p>
           <w:tbl>
@@ -5940,40 +6612,20 @@
                 <w:color w:val="FFFFFF" w:themeColor="background1"/>
               </w:rPr>
             </w:pPr>
-            <w:proofErr w:type="spellStart"/>
-            <w:proofErr w:type="gramStart"/>
             <w:r>
               <w:rPr>
                 <w:rFonts w:ascii="Abadi" w:hAnsi="Abadi"/>
                 <w:color w:val="FFFFFF" w:themeColor="background1"/>
               </w:rPr>
-              <w:t>sprite.setPosition</w:t>
-            </w:r>
-            <w:proofErr w:type="spellEnd"/>
-            <w:proofErr w:type="gramEnd"/>
-            <w:r>
-              <w:rPr>
-                <w:rFonts w:ascii="Abadi" w:hAnsi="Abadi"/>
-                <w:color w:val="FFFFFF" w:themeColor="background1"/>
-              </w:rPr>
-              <w:t>(</w:t>
+              <w:t>sprite.setPosition(</w:t>
             </w:r>
             <w:r>
               <w:rPr>
                 <w:rFonts w:ascii="Abadi" w:hAnsi="Abadi"/>
                 <w:color w:val="FFFFFF" w:themeColor="background1"/>
               </w:rPr>
-              <w:t>100,200</w:t>
+              <w:t>100,200);</w:t>
             </w:r>
-            <w:proofErr w:type="gramStart"/>
-            <w:r>
-              <w:rPr>
-                <w:rFonts w:ascii="Abadi" w:hAnsi="Abadi"/>
-                <w:color w:val="FFFFFF" w:themeColor="background1"/>
-              </w:rPr>
-              <w:t>);</w:t>
-            </w:r>
-            <w:proofErr w:type="gramEnd"/>
           </w:p>
           <w:p>
             <w:pPr>
@@ -6006,25 +6658,13 @@
                 <w:lang w:val="fr-FR"/>
               </w:rPr>
             </w:pPr>
-            <w:proofErr w:type="spellStart"/>
-            <w:proofErr w:type="gramStart"/>
             <w:r>
               <w:rPr>
                 <w:rFonts w:ascii="Abadi" w:hAnsi="Abadi"/>
                 <w:color w:val="FFFFFF" w:themeColor="background1"/>
                 <w:lang w:val="fr-FR"/>
               </w:rPr>
-              <w:t>sprite.y</w:t>
-            </w:r>
-            <w:proofErr w:type="spellEnd"/>
-            <w:proofErr w:type="gramEnd"/>
-            <w:r>
-              <w:rPr>
-                <w:rFonts w:ascii="Abadi" w:hAnsi="Abadi"/>
-                <w:color w:val="FFFFFF" w:themeColor="background1"/>
-                <w:lang w:val="fr-FR"/>
-              </w:rPr>
-              <w:t xml:space="preserve"> = 200 ;</w:t>
+              <w:t>sprite.y = 200 ;</w:t>
             </w:r>
           </w:p>
         </w:tc>
@@ -6079,7 +6719,6 @@
           <w:lang w:val="fr-FR"/>
         </w:rPr>
       </w:pPr>
-      <w:proofErr w:type="spellStart"/>
       <w:r>
         <w:rPr>
           <w:rFonts w:ascii="C64 Pro Mono" w:hAnsi="C64 Pro Mono"/>
@@ -6089,7 +6728,6 @@
         <w:lastRenderedPageBreak/>
         <w:t>Scaling</w:t>
       </w:r>
-      <w:proofErr w:type="spellEnd"/>
     </w:p>
     <w:tbl>
       <w:tblPr>
@@ -6183,23 +6821,13 @@
                 <w:lang w:val="fr-FR"/>
               </w:rPr>
             </w:pPr>
-            <w:proofErr w:type="spellStart"/>
             <w:r>
               <w:rPr>
                 <w:rFonts w:ascii="Abadi" w:hAnsi="Abadi"/>
                 <w:color w:val="FFFFFF" w:themeColor="background1"/>
                 <w:lang w:val="fr-FR"/>
               </w:rPr>
-              <w:t>Cells</w:t>
-            </w:r>
-            <w:proofErr w:type="spellEnd"/>
-            <w:r>
-              <w:rPr>
-                <w:rFonts w:ascii="Abadi" w:hAnsi="Abadi"/>
-                <w:color w:val="FFFFFF" w:themeColor="background1"/>
-                <w:lang w:val="fr-FR"/>
-              </w:rPr>
-              <w:t xml:space="preserve"> : </w:t>
+              <w:t xml:space="preserve">Cells : </w:t>
             </w:r>
           </w:p>
           <w:tbl>
@@ -6412,8 +7040,6 @@
                 <w:color w:val="FFFFFF" w:themeColor="background1"/>
               </w:rPr>
             </w:pPr>
-            <w:proofErr w:type="spellStart"/>
-            <w:proofErr w:type="gramStart"/>
             <w:r>
               <w:rPr>
                 <w:rFonts w:ascii="Abadi" w:hAnsi="Abadi"/>
@@ -6426,24 +7052,7 @@
                 <w:rFonts w:ascii="Abadi" w:hAnsi="Abadi"/>
                 <w:color w:val="FFFFFF" w:themeColor="background1"/>
               </w:rPr>
-              <w:t>.setScale</w:t>
-            </w:r>
-            <w:proofErr w:type="spellEnd"/>
-            <w:proofErr w:type="gramEnd"/>
-            <w:r>
-              <w:rPr>
-                <w:rFonts w:ascii="Abadi" w:hAnsi="Abadi"/>
-                <w:color w:val="FFFFFF" w:themeColor="background1"/>
-              </w:rPr>
-              <w:t>(10,3</w:t>
-            </w:r>
-            <w:proofErr w:type="gramStart"/>
-            <w:r>
-              <w:rPr>
-                <w:rFonts w:ascii="Abadi" w:hAnsi="Abadi"/>
-                <w:color w:val="FFFFFF" w:themeColor="background1"/>
-              </w:rPr>
-              <w:t>)</w:t>
+              <w:t>.setScale(10,3)</w:t>
             </w:r>
             <w:r>
               <w:rPr>
@@ -6452,7 +7061,6 @@
               </w:rPr>
               <w:t>;</w:t>
             </w:r>
-            <w:proofErr w:type="gramEnd"/>
           </w:p>
           <w:p>
             <w:pPr>
@@ -6485,25 +7093,13 @@
                 <w:lang w:val="fr-FR"/>
               </w:rPr>
             </w:pPr>
-            <w:proofErr w:type="spellStart"/>
-            <w:proofErr w:type="gramStart"/>
             <w:r>
               <w:rPr>
                 <w:rFonts w:ascii="Abadi" w:hAnsi="Abadi"/>
                 <w:color w:val="FFFFFF" w:themeColor="background1"/>
                 <w:lang w:val="fr-FR"/>
               </w:rPr>
-              <w:t>sprite.scaleX</w:t>
-            </w:r>
-            <w:proofErr w:type="spellEnd"/>
-            <w:proofErr w:type="gramEnd"/>
-            <w:r>
-              <w:rPr>
-                <w:rFonts w:ascii="Abadi" w:hAnsi="Abadi"/>
-                <w:color w:val="FFFFFF" w:themeColor="background1"/>
-                <w:lang w:val="fr-FR"/>
-              </w:rPr>
-              <w:t xml:space="preserve"> = 7 ;</w:t>
+              <w:t>sprite.scaleX = 7 ;</w:t>
             </w:r>
           </w:p>
         </w:tc>
@@ -6543,7 +7139,6 @@
         </w:rPr>
         <w:t xml:space="preserve">. </w:t>
       </w:r>
-      <w:proofErr w:type="spellStart"/>
       <w:r>
         <w:rPr>
           <w:rFonts w:ascii="C64 Pro Mono" w:hAnsi="C64 Pro Mono"/>
@@ -6552,7 +7147,6 @@
         </w:rPr>
         <w:t>Flipping</w:t>
       </w:r>
-      <w:proofErr w:type="spellEnd"/>
     </w:p>
     <w:tbl>
       <w:tblPr>
@@ -6652,61 +7246,7 @@
                 <w:color w:val="FFFFFF" w:themeColor="background1"/>
                 <w:lang w:val="fr-FR"/>
               </w:rPr>
-              <w:t xml:space="preserve">Not </w:t>
-            </w:r>
-            <w:proofErr w:type="spellStart"/>
-            <w:r>
-              <w:rPr>
-                <w:rFonts w:ascii="Abadi" w:hAnsi="Abadi"/>
-                <w:color w:val="FFFFFF" w:themeColor="background1"/>
-                <w:lang w:val="fr-FR"/>
-              </w:rPr>
-              <w:t>implemented</w:t>
-            </w:r>
-            <w:proofErr w:type="spellEnd"/>
-            <w:r>
-              <w:rPr>
-                <w:rFonts w:ascii="Abadi" w:hAnsi="Abadi"/>
-                <w:color w:val="FFFFFF" w:themeColor="background1"/>
-                <w:lang w:val="fr-FR"/>
-              </w:rPr>
-              <w:t xml:space="preserve">. </w:t>
-            </w:r>
-            <w:proofErr w:type="spellStart"/>
-            <w:r>
-              <w:rPr>
-                <w:rFonts w:ascii="Abadi" w:hAnsi="Abadi"/>
-                <w:color w:val="FFFFFF" w:themeColor="background1"/>
-                <w:lang w:val="fr-FR"/>
-              </w:rPr>
-              <w:t>Workaround</w:t>
-            </w:r>
-            <w:proofErr w:type="spellEnd"/>
-            <w:r>
-              <w:rPr>
-                <w:rFonts w:ascii="Abadi" w:hAnsi="Abadi"/>
-                <w:color w:val="FFFFFF" w:themeColor="background1"/>
-                <w:lang w:val="fr-FR"/>
-              </w:rPr>
-              <w:t xml:space="preserve"> </w:t>
-            </w:r>
-            <w:proofErr w:type="spellStart"/>
-            <w:r>
-              <w:rPr>
-                <w:rFonts w:ascii="Abadi" w:hAnsi="Abadi"/>
-                <w:color w:val="FFFFFF" w:themeColor="background1"/>
-                <w:lang w:val="fr-FR"/>
-              </w:rPr>
-              <w:t>needed</w:t>
-            </w:r>
-            <w:proofErr w:type="spellEnd"/>
-            <w:r>
-              <w:rPr>
-                <w:rFonts w:ascii="Abadi" w:hAnsi="Abadi"/>
-                <w:color w:val="FFFFFF" w:themeColor="background1"/>
-                <w:lang w:val="fr-FR"/>
-              </w:rPr>
-              <w:t>.</w:t>
+              <w:t>Not implemented. Workaround needed.</w:t>
             </w:r>
           </w:p>
         </w:tc>
@@ -6729,8 +7269,6 @@
                 <w:color w:val="FFFFFF" w:themeColor="background1"/>
               </w:rPr>
             </w:pPr>
-            <w:proofErr w:type="spellStart"/>
-            <w:proofErr w:type="gramStart"/>
             <w:r>
               <w:rPr>
                 <w:rFonts w:ascii="Abadi" w:hAnsi="Abadi"/>
@@ -6743,35 +7281,8 @@
                 <w:rFonts w:ascii="Abadi" w:hAnsi="Abadi"/>
                 <w:color w:val="FFFFFF" w:themeColor="background1"/>
               </w:rPr>
-              <w:t>.setFlip</w:t>
+              <w:t>.setFlip(false,true);</w:t>
             </w:r>
-            <w:proofErr w:type="spellEnd"/>
-            <w:proofErr w:type="gramEnd"/>
-            <w:r>
-              <w:rPr>
-                <w:rFonts w:ascii="Abadi" w:hAnsi="Abadi"/>
-                <w:color w:val="FFFFFF" w:themeColor="background1"/>
-              </w:rPr>
-              <w:t>(</w:t>
-            </w:r>
-            <w:proofErr w:type="spellStart"/>
-            <w:proofErr w:type="gramStart"/>
-            <w:r>
-              <w:rPr>
-                <w:rFonts w:ascii="Abadi" w:hAnsi="Abadi"/>
-                <w:color w:val="FFFFFF" w:themeColor="background1"/>
-              </w:rPr>
-              <w:t>false,true</w:t>
-            </w:r>
-            <w:proofErr w:type="spellEnd"/>
-            <w:r>
-              <w:rPr>
-                <w:rFonts w:ascii="Abadi" w:hAnsi="Abadi"/>
-                <w:color w:val="FFFFFF" w:themeColor="background1"/>
-              </w:rPr>
-              <w:t>);</w:t>
-            </w:r>
-            <w:proofErr w:type="gramEnd"/>
           </w:p>
           <w:p>
             <w:pPr>
@@ -6810,8 +7321,6 @@
                 <w:color w:val="FFFFFF" w:themeColor="background1"/>
               </w:rPr>
             </w:pPr>
-            <w:proofErr w:type="spellStart"/>
-            <w:proofErr w:type="gramStart"/>
             <w:r>
               <w:rPr>
                 <w:rFonts w:ascii="Abadi" w:hAnsi="Abadi"/>
@@ -6824,16 +7333,7 @@
                 <w:rFonts w:ascii="Abadi" w:hAnsi="Abadi"/>
                 <w:color w:val="FFFFFF" w:themeColor="background1"/>
               </w:rPr>
-              <w:t>setFlipY</w:t>
-            </w:r>
-            <w:proofErr w:type="spellEnd"/>
-            <w:proofErr w:type="gramEnd"/>
-            <w:r>
-              <w:rPr>
-                <w:rFonts w:ascii="Abadi" w:hAnsi="Abadi"/>
-                <w:color w:val="FFFFFF" w:themeColor="background1"/>
-              </w:rPr>
-              <w:t>(true)</w:t>
+              <w:t>setFlipY(true)</w:t>
             </w:r>
           </w:p>
           <w:p>
@@ -7029,23 +7529,13 @@
                 <w:lang w:val="fr-FR"/>
               </w:rPr>
             </w:pPr>
-            <w:proofErr w:type="spellStart"/>
             <w:r>
               <w:rPr>
                 <w:rFonts w:ascii="Abadi" w:hAnsi="Abadi"/>
                 <w:color w:val="FFFFFF" w:themeColor="background1"/>
                 <w:lang w:val="fr-FR"/>
               </w:rPr>
-              <w:t>Cell</w:t>
-            </w:r>
-            <w:proofErr w:type="spellEnd"/>
-            <w:r>
-              <w:rPr>
-                <w:rFonts w:ascii="Abadi" w:hAnsi="Abadi"/>
-                <w:color w:val="FFFFFF" w:themeColor="background1"/>
-                <w:lang w:val="fr-FR"/>
-              </w:rPr>
-              <w:t xml:space="preserve"> $d019 (53273) bit #2 </w:t>
+              <w:t xml:space="preserve">Cell $d019 (53273) bit #2 </w:t>
             </w:r>
           </w:p>
         </w:tc>
@@ -7065,17 +7555,8 @@
                 <w:rFonts w:ascii="Abadi" w:hAnsi="Abadi"/>
                 <w:color w:val="FFFFFF" w:themeColor="background1"/>
               </w:rPr>
-              <w:t>float x1 = sprite0.getX(</w:t>
+              <w:t>float x1 = sprite0.getX();</w:t>
             </w:r>
-            <w:proofErr w:type="gramStart"/>
-            <w:r>
-              <w:rPr>
-                <w:rFonts w:ascii="Abadi" w:hAnsi="Abadi"/>
-                <w:color w:val="FFFFFF" w:themeColor="background1"/>
-              </w:rPr>
-              <w:t>);</w:t>
-            </w:r>
-            <w:proofErr w:type="gramEnd"/>
           </w:p>
           <w:p>
             <w:pPr>
@@ -7089,17 +7570,8 @@
                 <w:rFonts w:ascii="Abadi" w:hAnsi="Abadi"/>
                 <w:color w:val="FFFFFF" w:themeColor="background1"/>
               </w:rPr>
-              <w:t>float y1 = sprite0.getY(</w:t>
+              <w:t>float y1 = sprite0.getY();</w:t>
             </w:r>
-            <w:proofErr w:type="gramStart"/>
-            <w:r>
-              <w:rPr>
-                <w:rFonts w:ascii="Abadi" w:hAnsi="Abadi"/>
-                <w:color w:val="FFFFFF" w:themeColor="background1"/>
-              </w:rPr>
-              <w:t>);</w:t>
-            </w:r>
-            <w:proofErr w:type="gramEnd"/>
           </w:p>
           <w:p>
             <w:pPr>
@@ -7113,17 +7585,8 @@
                 <w:rFonts w:ascii="Abadi" w:hAnsi="Abadi"/>
                 <w:color w:val="FFFFFF" w:themeColor="background1"/>
               </w:rPr>
-              <w:t>float x2 = sprite1.getX(</w:t>
+              <w:t>float x2 = sprite1.getX();</w:t>
             </w:r>
-            <w:proofErr w:type="gramStart"/>
-            <w:r>
-              <w:rPr>
-                <w:rFonts w:ascii="Abadi" w:hAnsi="Abadi"/>
-                <w:color w:val="FFFFFF" w:themeColor="background1"/>
-              </w:rPr>
-              <w:t>);</w:t>
-            </w:r>
-            <w:proofErr w:type="gramEnd"/>
           </w:p>
           <w:p>
             <w:pPr>
@@ -7137,17 +7600,8 @@
                 <w:rFonts w:ascii="Abadi" w:hAnsi="Abadi"/>
                 <w:color w:val="FFFFFF" w:themeColor="background1"/>
               </w:rPr>
-              <w:t>float y2 = sprite1.getY(</w:t>
+              <w:t>float y2 = sprite1.getY();</w:t>
             </w:r>
-            <w:proofErr w:type="gramStart"/>
-            <w:r>
-              <w:rPr>
-                <w:rFonts w:ascii="Abadi" w:hAnsi="Abadi"/>
-                <w:color w:val="FFFFFF" w:themeColor="background1"/>
-              </w:rPr>
-              <w:t>);</w:t>
-            </w:r>
-            <w:proofErr w:type="gramEnd"/>
           </w:p>
           <w:p>
             <w:pPr>
@@ -7165,110 +7619,14 @@
                 <w:lang w:val="fr-FR"/>
               </w:rPr>
             </w:pPr>
-            <w:proofErr w:type="spellStart"/>
-            <w:proofErr w:type="gramStart"/>
             <w:r>
               <w:rPr>
                 <w:rFonts w:ascii="Abadi" w:hAnsi="Abadi"/>
                 <w:color w:val="FFFFFF" w:themeColor="background1"/>
                 <w:lang w:val="fr-FR"/>
               </w:rPr>
-              <w:t>float</w:t>
+              <w:t>float distance = MathUtils.sqrt(MathUtils.pow(x2 - x1, 2) + MathUtils.pow(y2 - y1, 2));</w:t>
             </w:r>
-            <w:proofErr w:type="spellEnd"/>
-            <w:proofErr w:type="gramEnd"/>
-            <w:r>
-              <w:rPr>
-                <w:rFonts w:ascii="Abadi" w:hAnsi="Abadi"/>
-                <w:color w:val="FFFFFF" w:themeColor="background1"/>
-                <w:lang w:val="fr-FR"/>
-              </w:rPr>
-              <w:t xml:space="preserve"> distance = </w:t>
-            </w:r>
-            <w:proofErr w:type="spellStart"/>
-            <w:r>
-              <w:rPr>
-                <w:rFonts w:ascii="Abadi" w:hAnsi="Abadi"/>
-                <w:color w:val="FFFFFF" w:themeColor="background1"/>
-                <w:lang w:val="fr-FR"/>
-              </w:rPr>
-              <w:t>MathUtils.sqrt</w:t>
-            </w:r>
-            <w:proofErr w:type="spellEnd"/>
-            <w:r>
-              <w:rPr>
-                <w:rFonts w:ascii="Abadi" w:hAnsi="Abadi"/>
-                <w:color w:val="FFFFFF" w:themeColor="background1"/>
-                <w:lang w:val="fr-FR"/>
-              </w:rPr>
-              <w:t>(</w:t>
-            </w:r>
-            <w:proofErr w:type="spellStart"/>
-            <w:proofErr w:type="gramStart"/>
-            <w:r>
-              <w:rPr>
-                <w:rFonts w:ascii="Abadi" w:hAnsi="Abadi"/>
-                <w:color w:val="FFFFFF" w:themeColor="background1"/>
-                <w:lang w:val="fr-FR"/>
-              </w:rPr>
-              <w:t>MathUtils.pow</w:t>
-            </w:r>
-            <w:proofErr w:type="spellEnd"/>
-            <w:r>
-              <w:rPr>
-                <w:rFonts w:ascii="Abadi" w:hAnsi="Abadi"/>
-                <w:color w:val="FFFFFF" w:themeColor="background1"/>
-                <w:lang w:val="fr-FR"/>
-              </w:rPr>
-              <w:t>(</w:t>
-            </w:r>
-            <w:proofErr w:type="gramEnd"/>
-            <w:r>
-              <w:rPr>
-                <w:rFonts w:ascii="Abadi" w:hAnsi="Abadi"/>
-                <w:color w:val="FFFFFF" w:themeColor="background1"/>
-                <w:lang w:val="fr-FR"/>
-              </w:rPr>
-              <w:t xml:space="preserve">x2 - x1, 2) + </w:t>
-            </w:r>
-            <w:proofErr w:type="spellStart"/>
-            <w:proofErr w:type="gramStart"/>
-            <w:r>
-              <w:rPr>
-                <w:rFonts w:ascii="Abadi" w:hAnsi="Abadi"/>
-                <w:color w:val="FFFFFF" w:themeColor="background1"/>
-                <w:lang w:val="fr-FR"/>
-              </w:rPr>
-              <w:t>MathUtils.pow</w:t>
-            </w:r>
-            <w:proofErr w:type="spellEnd"/>
-            <w:r>
-              <w:rPr>
-                <w:rFonts w:ascii="Abadi" w:hAnsi="Abadi"/>
-                <w:color w:val="FFFFFF" w:themeColor="background1"/>
-                <w:lang w:val="fr-FR"/>
-              </w:rPr>
-              <w:t>(</w:t>
-            </w:r>
-            <w:proofErr w:type="gramEnd"/>
-            <w:r>
-              <w:rPr>
-                <w:rFonts w:ascii="Abadi" w:hAnsi="Abadi"/>
-                <w:color w:val="FFFFFF" w:themeColor="background1"/>
-                <w:lang w:val="fr-FR"/>
-              </w:rPr>
-              <w:t>y2 - y1, 2)</w:t>
-            </w:r>
-            <w:proofErr w:type="gramStart"/>
-            <w:r>
-              <w:rPr>
-                <w:rFonts w:ascii="Abadi" w:hAnsi="Abadi"/>
-                <w:color w:val="FFFFFF" w:themeColor="background1"/>
-                <w:lang w:val="fr-FR"/>
-              </w:rPr>
-              <w:t>);</w:t>
-            </w:r>
-            <w:proofErr w:type="gramEnd"/>
           </w:p>
           <w:p>
             <w:pPr>
@@ -7291,23 +7649,12 @@
                 <w:color w:val="FFFFFF" w:themeColor="background1"/>
               </w:rPr>
             </w:pPr>
-            <w:proofErr w:type="spellStart"/>
-            <w:proofErr w:type="gramStart"/>
             <w:r>
               <w:rPr>
                 <w:rFonts w:ascii="Abadi" w:hAnsi="Abadi"/>
                 <w:color w:val="FFFFFF" w:themeColor="background1"/>
               </w:rPr>
-              <w:t>Phaser.Math.Distance.Between</w:t>
-            </w:r>
-            <w:proofErr w:type="spellEnd"/>
-            <w:proofErr w:type="gramEnd"/>
-            <w:r>
-              <w:rPr>
-                <w:rFonts w:ascii="Abadi" w:hAnsi="Abadi"/>
-                <w:color w:val="FFFFFF" w:themeColor="background1"/>
-              </w:rPr>
-              <w:t>(sprite</w:t>
+              <w:t>Phaser.Math.Distance.Between(sprite</w:t>
             </w:r>
             <w:r>
               <w:rPr>
@@ -7358,21 +7705,12 @@
               </w:rPr>
               <w:t>2</w:t>
             </w:r>
-            <w:proofErr w:type="gramStart"/>
             <w:r>
               <w:rPr>
                 <w:rFonts w:ascii="Abadi" w:hAnsi="Abadi"/>
                 <w:color w:val="FFFFFF" w:themeColor="background1"/>
               </w:rPr>
-              <w:t>.y</w:t>
-            </w:r>
-            <w:proofErr w:type="gramEnd"/>
-            <w:r>
-              <w:rPr>
-                <w:rFonts w:ascii="Abadi" w:hAnsi="Abadi"/>
-                <w:color w:val="FFFFFF" w:themeColor="background1"/>
-              </w:rPr>
-              <w:t>)</w:t>
+              <w:t>.y)</w:t>
             </w:r>
           </w:p>
           <w:p>
@@ -7445,7 +7783,7 @@
                     <pic:cNvPicPr/>
                   </pic:nvPicPr>
                   <pic:blipFill>
-                    <a:blip r:embed="rId13">
+                    <a:blip r:embed="rId15">
                       <a:extLst>
                         <a:ext uri="{28A0092B-C50C-407E-A947-70E740481C1C}">
                           <a14:useLocalDpi xmlns:a14="http://schemas.microsoft.com/office/drawing/2010/main" val="0"/>
@@ -7625,21 +7963,12 @@
           <w:color w:val="FFFFFF" w:themeColor="background1"/>
         </w:rPr>
       </w:pPr>
-      <w:proofErr w:type="gramStart"/>
-      <w:r>
-        <w:rPr>
-          <w:rFonts w:ascii="C64 Pro Mono" w:hAnsi="C64 Pro Mono"/>
-          <w:color w:val="FFFFFF" w:themeColor="background1"/>
-        </w:rPr>
-        <w:t>language</w:t>
-      </w:r>
-      <w:proofErr w:type="gramEnd"/>
-      <w:r>
-        <w:rPr>
-          <w:rFonts w:ascii="C64 Pro Mono" w:hAnsi="C64 Pro Mono"/>
-          <w:color w:val="FFFFFF" w:themeColor="background1"/>
-        </w:rPr>
-        <w:t xml:space="preserve"> Amos</w:t>
+      <w:r>
+        <w:rPr>
+          <w:rFonts w:ascii="C64 Pro Mono" w:hAnsi="C64 Pro Mono"/>
+          <w:color w:val="FFFFFF" w:themeColor="background1"/>
+        </w:rPr>
+        <w:t>language Amos</w:t>
       </w:r>
       <w:r>
         <w:rPr>
@@ -7899,22 +8228,98 @@
           <w:color w:val="FFFFFF" w:themeColor="background1"/>
         </w:rPr>
       </w:pPr>
-    </w:p>
-    <w:p>
-      <w:pPr>
-        <w:rPr>
-          <w:rFonts w:ascii="C64 Pro Mono" w:hAnsi="C64 Pro Mono"/>
-          <w:color w:val="FFFFFF" w:themeColor="background1"/>
-        </w:rPr>
-      </w:pPr>
-    </w:p>
-    <w:p>
-      <w:pPr>
-        <w:rPr>
-          <w:rFonts w:ascii="C64 Pro Mono" w:hAnsi="C64 Pro Mono"/>
-          <w:color w:val="FFFFFF" w:themeColor="background1"/>
-        </w:rPr>
-      </w:pPr>
+      <w:r>
+        <w:rPr>
+          <w:rFonts w:ascii="C64 Pro Mono" w:hAnsi="C64 Pro Mono"/>
+          <w:color w:val="FFFFFF" w:themeColor="background1"/>
+        </w:rPr>
+        <w:lastRenderedPageBreak/>
+        <w:t>Summary</w:t>
+      </w:r>
+    </w:p>
+    <w:p>
+      <w:pPr>
+        <w:rPr>
+          <w:rFonts w:ascii="C64 Pro Mono" w:hAnsi="C64 Pro Mono"/>
+          <w:color w:val="FFFFFF" w:themeColor="background1"/>
+        </w:rPr>
+      </w:pPr>
+    </w:p>
+    <w:p>
+      <w:pPr>
+        <w:pStyle w:val="ListParagraph"/>
+        <w:numPr>
+          <w:ilvl w:val="0"/>
+          <w:numId w:val="12"/>
+        </w:numPr>
+        <w:rPr>
+          <w:rFonts w:ascii="C64 Pro Mono" w:hAnsi="C64 Pro Mono"/>
+          <w:color w:val="FFFFFF" w:themeColor="background1"/>
+        </w:rPr>
+      </w:pPr>
+      <w:r>
+        <w:rPr>
+          <w:rFonts w:ascii="C64 Pro Mono" w:hAnsi="C64 Pro Mono"/>
+          <w:color w:val="FFFFFF" w:themeColor="background1"/>
+        </w:rPr>
+        <w:t>Sprites still exist in pogramming languages</w:t>
+      </w:r>
+    </w:p>
+    <w:p>
+      <w:pPr>
+        <w:rPr>
+          <w:rFonts w:ascii="C64 Pro Mono" w:hAnsi="C64 Pro Mono"/>
+          <w:color w:val="FFFFFF" w:themeColor="background1"/>
+        </w:rPr>
+      </w:pPr>
+    </w:p>
+    <w:p>
+      <w:pPr>
+        <w:pStyle w:val="ListParagraph"/>
+        <w:numPr>
+          <w:ilvl w:val="0"/>
+          <w:numId w:val="12"/>
+        </w:numPr>
+        <w:rPr>
+          <w:rFonts w:ascii="C64 Pro Mono" w:hAnsi="C64 Pro Mono"/>
+          <w:color w:val="FFFFFF" w:themeColor="background1"/>
+        </w:rPr>
+      </w:pPr>
+      <w:r>
+        <w:rPr>
+          <w:rFonts w:ascii="C64 Pro Mono" w:hAnsi="C64 Pro Mono"/>
+          <w:color w:val="FFFFFF" w:themeColor="background1"/>
+        </w:rPr>
+        <w:t>Sprites are no more hardware-based</w:t>
+      </w:r>
+    </w:p>
+    <w:p>
+      <w:pPr>
+        <w:rPr>
+          <w:rFonts w:ascii="C64 Pro Mono" w:hAnsi="C64 Pro Mono"/>
+          <w:color w:val="FFFFFF" w:themeColor="background1"/>
+        </w:rPr>
+      </w:pPr>
+    </w:p>
+    <w:p>
+      <w:pPr>
+        <w:pStyle w:val="ListParagraph"/>
+        <w:numPr>
+          <w:ilvl w:val="0"/>
+          <w:numId w:val="12"/>
+        </w:numPr>
+        <w:rPr>
+          <w:rFonts w:ascii="C64 Pro Mono" w:hAnsi="C64 Pro Mono"/>
+          <w:color w:val="FFFFFF" w:themeColor="background1"/>
+        </w:rPr>
+      </w:pPr>
+      <w:r>
+        <w:rPr>
+          <w:rFonts w:ascii="C64 Pro Mono" w:hAnsi="C64 Pro Mono"/>
+          <w:color w:val="FFFFFF" w:themeColor="background1"/>
+        </w:rPr>
+        <w:t>Games went 3D, making 2D sprites not that crucial in game development</w:t>
+      </w:r>
     </w:p>
     <w:p>
       <w:pPr>
@@ -8235,6 +8640,231 @@
     </w:lvl>
   </w:abstractNum>
   <w:abstractNum w:abstractNumId="2" w15:restartNumberingAfterBreak="0">
+    <w:nsid w:val="122E1B86"/>
+    <w:multiLevelType w:val="hybridMultilevel"/>
+    <w:tmpl w:val="4A1813A6"/>
+    <w:lvl w:ilvl="0" w:tplc="04090001">
+      <w:start w:val="1"/>
+      <w:numFmt w:val="bullet"/>
+      <w:lvlText w:val=""/>
+      <w:lvlJc w:val="left"/>
+      <w:pPr>
+        <w:ind w:left="720" w:hanging="360"/>
+      </w:pPr>
+      <w:rPr>
+        <w:rFonts w:ascii="Symbol" w:hAnsi="Symbol" w:hint="default"/>
+      </w:rPr>
+    </w:lvl>
+    <w:lvl w:ilvl="1" w:tplc="04090003" w:tentative="1">
+      <w:start w:val="1"/>
+      <w:numFmt w:val="bullet"/>
+      <w:lvlText w:val="o"/>
+      <w:lvlJc w:val="left"/>
+      <w:pPr>
+        <w:ind w:left="1440" w:hanging="360"/>
+      </w:pPr>
+      <w:rPr>
+        <w:rFonts w:ascii="Courier New" w:hAnsi="Courier New" w:cs="Courier New" w:hint="default"/>
+      </w:rPr>
+    </w:lvl>
+    <w:lvl w:ilvl="2" w:tplc="04090005" w:tentative="1">
+      <w:start w:val="1"/>
+      <w:numFmt w:val="bullet"/>
+      <w:lvlText w:val=""/>
+      <w:lvlJc w:val="left"/>
+      <w:pPr>
+        <w:ind w:left="2160" w:hanging="360"/>
+      </w:pPr>
+      <w:rPr>
+        <w:rFonts w:ascii="Wingdings" w:hAnsi="Wingdings" w:hint="default"/>
+      </w:rPr>
+    </w:lvl>
+    <w:lvl w:ilvl="3" w:tplc="04090001" w:tentative="1">
+      <w:start w:val="1"/>
+      <w:numFmt w:val="bullet"/>
+      <w:lvlText w:val=""/>
+      <w:lvlJc w:val="left"/>
+      <w:pPr>
+        <w:ind w:left="2880" w:hanging="360"/>
+      </w:pPr>
+      <w:rPr>
+        <w:rFonts w:ascii="Symbol" w:hAnsi="Symbol" w:hint="default"/>
+      </w:rPr>
+    </w:lvl>
+    <w:lvl w:ilvl="4" w:tplc="04090003" w:tentative="1">
+      <w:start w:val="1"/>
+      <w:numFmt w:val="bullet"/>
+      <w:lvlText w:val="o"/>
+      <w:lvlJc w:val="left"/>
+      <w:pPr>
+        <w:ind w:left="3600" w:hanging="360"/>
+      </w:pPr>
+      <w:rPr>
+        <w:rFonts w:ascii="Courier New" w:hAnsi="Courier New" w:cs="Courier New" w:hint="default"/>
+      </w:rPr>
+    </w:lvl>
+    <w:lvl w:ilvl="5" w:tplc="04090005" w:tentative="1">
+      <w:start w:val="1"/>
+      <w:numFmt w:val="bullet"/>
+      <w:lvlText w:val=""/>
+      <w:lvlJc w:val="left"/>
+      <w:pPr>
+        <w:ind w:left="4320" w:hanging="360"/>
+      </w:pPr>
+      <w:rPr>
+        <w:rFonts w:ascii="Wingdings" w:hAnsi="Wingdings" w:hint="default"/>
+      </w:rPr>
+    </w:lvl>
+    <w:lvl w:ilvl="6" w:tplc="04090001" w:tentative="1">
+      <w:start w:val="1"/>
+      <w:numFmt w:val="bullet"/>
+      <w:lvlText w:val=""/>
+      <w:lvlJc w:val="left"/>
+      <w:pPr>
+        <w:ind w:left="5040" w:hanging="360"/>
+      </w:pPr>
+      <w:rPr>
+        <w:rFonts w:ascii="Symbol" w:hAnsi="Symbol" w:hint="default"/>
+      </w:rPr>
+    </w:lvl>
+    <w:lvl w:ilvl="7" w:tplc="04090003" w:tentative="1">
+      <w:start w:val="1"/>
+      <w:numFmt w:val="bullet"/>
+      <w:lvlText w:val="o"/>
+      <w:lvlJc w:val="left"/>
+      <w:pPr>
+        <w:ind w:left="5760" w:hanging="360"/>
+      </w:pPr>
+      <w:rPr>
+        <w:rFonts w:ascii="Courier New" w:hAnsi="Courier New" w:cs="Courier New" w:hint="default"/>
+      </w:rPr>
+    </w:lvl>
+    <w:lvl w:ilvl="8" w:tplc="04090005" w:tentative="1">
+      <w:start w:val="1"/>
+      <w:numFmt w:val="bullet"/>
+      <w:lvlText w:val=""/>
+      <w:lvlJc w:val="left"/>
+      <w:pPr>
+        <w:ind w:left="6480" w:hanging="360"/>
+      </w:pPr>
+      <w:rPr>
+        <w:rFonts w:ascii="Wingdings" w:hAnsi="Wingdings" w:hint="default"/>
+      </w:rPr>
+    </w:lvl>
+  </w:abstractNum>
+  <w:abstractNum w:abstractNumId="3" w15:restartNumberingAfterBreak="0">
+    <w:nsid w:val="3A9C32EC"/>
+    <w:multiLevelType w:val="hybridMultilevel"/>
+    <w:tmpl w:val="3076A69A"/>
+    <w:lvl w:ilvl="0" w:tplc="24CE531E">
+      <w:numFmt w:val="bullet"/>
+      <w:lvlText w:val="-"/>
+      <w:lvlJc w:val="left"/>
+      <w:pPr>
+        <w:ind w:left="720" w:hanging="360"/>
+      </w:pPr>
+      <w:rPr>
+        <w:rFonts w:ascii="C64 Pro Mono" w:eastAsiaTheme="minorHAnsi" w:hAnsi="C64 Pro Mono" w:cstheme="minorBidi" w:hint="default"/>
+      </w:rPr>
+    </w:lvl>
+    <w:lvl w:ilvl="1" w:tplc="04090003" w:tentative="1">
+      <w:start w:val="1"/>
+      <w:numFmt w:val="bullet"/>
+      <w:lvlText w:val="o"/>
+      <w:lvlJc w:val="left"/>
+      <w:pPr>
+        <w:ind w:left="1440" w:hanging="360"/>
+      </w:pPr>
+      <w:rPr>
+        <w:rFonts w:ascii="Courier New" w:hAnsi="Courier New" w:cs="Courier New" w:hint="default"/>
+      </w:rPr>
+    </w:lvl>
+    <w:lvl w:ilvl="2" w:tplc="04090005" w:tentative="1">
+      <w:start w:val="1"/>
+      <w:numFmt w:val="bullet"/>
+      <w:lvlText w:val=""/>
+      <w:lvlJc w:val="left"/>
+      <w:pPr>
+        <w:ind w:left="2160" w:hanging="360"/>
+      </w:pPr>
+      <w:rPr>
+        <w:rFonts w:ascii="Wingdings" w:hAnsi="Wingdings" w:hint="default"/>
+      </w:rPr>
+    </w:lvl>
+    <w:lvl w:ilvl="3" w:tplc="04090001" w:tentative="1">
+      <w:start w:val="1"/>
+      <w:numFmt w:val="bullet"/>
+      <w:lvlText w:val=""/>
+      <w:lvlJc w:val="left"/>
+      <w:pPr>
+        <w:ind w:left="2880" w:hanging="360"/>
+      </w:pPr>
+      <w:rPr>
+        <w:rFonts w:ascii="Symbol" w:hAnsi="Symbol" w:hint="default"/>
+      </w:rPr>
+    </w:lvl>
+    <w:lvl w:ilvl="4" w:tplc="04090003" w:tentative="1">
+      <w:start w:val="1"/>
+      <w:numFmt w:val="bullet"/>
+      <w:lvlText w:val="o"/>
+      <w:lvlJc w:val="left"/>
+      <w:pPr>
+        <w:ind w:left="3600" w:hanging="360"/>
+      </w:pPr>
+      <w:rPr>
+        <w:rFonts w:ascii="Courier New" w:hAnsi="Courier New" w:cs="Courier New" w:hint="default"/>
+      </w:rPr>
+    </w:lvl>
+    <w:lvl w:ilvl="5" w:tplc="04090005" w:tentative="1">
+      <w:start w:val="1"/>
+      <w:numFmt w:val="bullet"/>
+      <w:lvlText w:val=""/>
+      <w:lvlJc w:val="left"/>
+      <w:pPr>
+        <w:ind w:left="4320" w:hanging="360"/>
+      </w:pPr>
+      <w:rPr>
+        <w:rFonts w:ascii="Wingdings" w:hAnsi="Wingdings" w:hint="default"/>
+      </w:rPr>
+    </w:lvl>
+    <w:lvl w:ilvl="6" w:tplc="04090001" w:tentative="1">
+      <w:start w:val="1"/>
+      <w:numFmt w:val="bullet"/>
+      <w:lvlText w:val=""/>
+      <w:lvlJc w:val="left"/>
+      <w:pPr>
+        <w:ind w:left="5040" w:hanging="360"/>
+      </w:pPr>
+      <w:rPr>
+        <w:rFonts w:ascii="Symbol" w:hAnsi="Symbol" w:hint="default"/>
+      </w:rPr>
+    </w:lvl>
+    <w:lvl w:ilvl="7" w:tplc="04090003" w:tentative="1">
+      <w:start w:val="1"/>
+      <w:numFmt w:val="bullet"/>
+      <w:lvlText w:val="o"/>
+      <w:lvlJc w:val="left"/>
+      <w:pPr>
+        <w:ind w:left="5760" w:hanging="360"/>
+      </w:pPr>
+      <w:rPr>
+        <w:rFonts w:ascii="Courier New" w:hAnsi="Courier New" w:cs="Courier New" w:hint="default"/>
+      </w:rPr>
+    </w:lvl>
+    <w:lvl w:ilvl="8" w:tplc="04090005" w:tentative="1">
+      <w:start w:val="1"/>
+      <w:numFmt w:val="bullet"/>
+      <w:lvlText w:val=""/>
+      <w:lvlJc w:val="left"/>
+      <w:pPr>
+        <w:ind w:left="6480" w:hanging="360"/>
+      </w:pPr>
+      <w:rPr>
+        <w:rFonts w:ascii="Wingdings" w:hAnsi="Wingdings" w:hint="default"/>
+      </w:rPr>
+    </w:lvl>
+  </w:abstractNum>
+  <w:abstractNum w:abstractNumId="4" w15:restartNumberingAfterBreak="0">
     <w:nsid w:val="45CE40F5"/>
     <w:multiLevelType w:val="hybridMultilevel"/>
     <w:tmpl w:val="54F6DD68"/>
@@ -8347,7 +8977,7 @@
       </w:rPr>
     </w:lvl>
   </w:abstractNum>
-  <w:abstractNum w:abstractNumId="3" w15:restartNumberingAfterBreak="0">
+  <w:abstractNum w:abstractNumId="5" w15:restartNumberingAfterBreak="0">
     <w:nsid w:val="4F397F76"/>
     <w:multiLevelType w:val="multilevel"/>
     <w:tmpl w:val="705E445C"/>
@@ -8496,7 +9126,119 @@
       </w:rPr>
     </w:lvl>
   </w:abstractNum>
-  <w:abstractNum w:abstractNumId="4" w15:restartNumberingAfterBreak="0">
+  <w:abstractNum w:abstractNumId="6" w15:restartNumberingAfterBreak="0">
+    <w:nsid w:val="508A082F"/>
+    <w:multiLevelType w:val="hybridMultilevel"/>
+    <w:tmpl w:val="391669FE"/>
+    <w:lvl w:ilvl="0" w:tplc="24CE531E">
+      <w:numFmt w:val="bullet"/>
+      <w:lvlText w:val="-"/>
+      <w:lvlJc w:val="left"/>
+      <w:pPr>
+        <w:ind w:left="720" w:hanging="360"/>
+      </w:pPr>
+      <w:rPr>
+        <w:rFonts w:ascii="C64 Pro Mono" w:eastAsiaTheme="minorHAnsi" w:hAnsi="C64 Pro Mono" w:cstheme="minorBidi" w:hint="default"/>
+      </w:rPr>
+    </w:lvl>
+    <w:lvl w:ilvl="1" w:tplc="04090003" w:tentative="1">
+      <w:start w:val="1"/>
+      <w:numFmt w:val="bullet"/>
+      <w:lvlText w:val="o"/>
+      <w:lvlJc w:val="left"/>
+      <w:pPr>
+        <w:ind w:left="1440" w:hanging="360"/>
+      </w:pPr>
+      <w:rPr>
+        <w:rFonts w:ascii="Courier New" w:hAnsi="Courier New" w:cs="Courier New" w:hint="default"/>
+      </w:rPr>
+    </w:lvl>
+    <w:lvl w:ilvl="2" w:tplc="04090005" w:tentative="1">
+      <w:start w:val="1"/>
+      <w:numFmt w:val="bullet"/>
+      <w:lvlText w:val=""/>
+      <w:lvlJc w:val="left"/>
+      <w:pPr>
+        <w:ind w:left="2160" w:hanging="360"/>
+      </w:pPr>
+      <w:rPr>
+        <w:rFonts w:ascii="Wingdings" w:hAnsi="Wingdings" w:hint="default"/>
+      </w:rPr>
+    </w:lvl>
+    <w:lvl w:ilvl="3" w:tplc="04090001" w:tentative="1">
+      <w:start w:val="1"/>
+      <w:numFmt w:val="bullet"/>
+      <w:lvlText w:val=""/>
+      <w:lvlJc w:val="left"/>
+      <w:pPr>
+        <w:ind w:left="2880" w:hanging="360"/>
+      </w:pPr>
+      <w:rPr>
+        <w:rFonts w:ascii="Symbol" w:hAnsi="Symbol" w:hint="default"/>
+      </w:rPr>
+    </w:lvl>
+    <w:lvl w:ilvl="4" w:tplc="04090003" w:tentative="1">
+      <w:start w:val="1"/>
+      <w:numFmt w:val="bullet"/>
+      <w:lvlText w:val="o"/>
+      <w:lvlJc w:val="left"/>
+      <w:pPr>
+        <w:ind w:left="3600" w:hanging="360"/>
+      </w:pPr>
+      <w:rPr>
+        <w:rFonts w:ascii="Courier New" w:hAnsi="Courier New" w:cs="Courier New" w:hint="default"/>
+      </w:rPr>
+    </w:lvl>
+    <w:lvl w:ilvl="5" w:tplc="04090005" w:tentative="1">
+      <w:start w:val="1"/>
+      <w:numFmt w:val="bullet"/>
+      <w:lvlText w:val=""/>
+      <w:lvlJc w:val="left"/>
+      <w:pPr>
+        <w:ind w:left="4320" w:hanging="360"/>
+      </w:pPr>
+      <w:rPr>
+        <w:rFonts w:ascii="Wingdings" w:hAnsi="Wingdings" w:hint="default"/>
+      </w:rPr>
+    </w:lvl>
+    <w:lvl w:ilvl="6" w:tplc="04090001" w:tentative="1">
+      <w:start w:val="1"/>
+      <w:numFmt w:val="bullet"/>
+      <w:lvlText w:val=""/>
+      <w:lvlJc w:val="left"/>
+      <w:pPr>
+        <w:ind w:left="5040" w:hanging="360"/>
+      </w:pPr>
+      <w:rPr>
+        <w:rFonts w:ascii="Symbol" w:hAnsi="Symbol" w:hint="default"/>
+      </w:rPr>
+    </w:lvl>
+    <w:lvl w:ilvl="7" w:tplc="04090003" w:tentative="1">
+      <w:start w:val="1"/>
+      <w:numFmt w:val="bullet"/>
+      <w:lvlText w:val="o"/>
+      <w:lvlJc w:val="left"/>
+      <w:pPr>
+        <w:ind w:left="5760" w:hanging="360"/>
+      </w:pPr>
+      <w:rPr>
+        <w:rFonts w:ascii="Courier New" w:hAnsi="Courier New" w:cs="Courier New" w:hint="default"/>
+      </w:rPr>
+    </w:lvl>
+    <w:lvl w:ilvl="8" w:tplc="04090005" w:tentative="1">
+      <w:start w:val="1"/>
+      <w:numFmt w:val="bullet"/>
+      <w:lvlText w:val=""/>
+      <w:lvlJc w:val="left"/>
+      <w:pPr>
+        <w:ind w:left="6480" w:hanging="360"/>
+      </w:pPr>
+      <w:rPr>
+        <w:rFonts w:ascii="Wingdings" w:hAnsi="Wingdings" w:hint="default"/>
+      </w:rPr>
+    </w:lvl>
+  </w:abstractNum>
+  <w:abstractNum w:abstractNumId="7" w15:restartNumberingAfterBreak="0">
     <w:nsid w:val="67951287"/>
     <w:multiLevelType w:val="multilevel"/>
     <w:tmpl w:val="FC3E6EC6"/>
@@ -8645,7 +9387,120 @@
       </w:rPr>
     </w:lvl>
   </w:abstractNum>
-  <w:abstractNum w:abstractNumId="5" w15:restartNumberingAfterBreak="0">
+  <w:abstractNum w:abstractNumId="8" w15:restartNumberingAfterBreak="0">
+    <w:nsid w:val="74DA0D74"/>
+    <w:multiLevelType w:val="hybridMultilevel"/>
+    <w:tmpl w:val="AA88985A"/>
+    <w:lvl w:ilvl="0" w:tplc="04090001">
+      <w:start w:val="1"/>
+      <w:numFmt w:val="bullet"/>
+      <w:lvlText w:val=""/>
+      <w:lvlJc w:val="left"/>
+      <w:pPr>
+        <w:ind w:left="720" w:hanging="360"/>
+      </w:pPr>
+      <w:rPr>
+        <w:rFonts w:ascii="Symbol" w:hAnsi="Symbol" w:hint="default"/>
+      </w:rPr>
+    </w:lvl>
+    <w:lvl w:ilvl="1" w:tplc="04090003" w:tentative="1">
+      <w:start w:val="1"/>
+      <w:numFmt w:val="bullet"/>
+      <w:lvlText w:val="o"/>
+      <w:lvlJc w:val="left"/>
+      <w:pPr>
+        <w:ind w:left="1440" w:hanging="360"/>
+      </w:pPr>
+      <w:rPr>
+        <w:rFonts w:ascii="Courier New" w:hAnsi="Courier New" w:cs="Courier New" w:hint="default"/>
+      </w:rPr>
+    </w:lvl>
+    <w:lvl w:ilvl="2" w:tplc="04090005" w:tentative="1">
+      <w:start w:val="1"/>
+      <w:numFmt w:val="bullet"/>
+      <w:lvlText w:val=""/>
+      <w:lvlJc w:val="left"/>
+      <w:pPr>
+        <w:ind w:left="2160" w:hanging="360"/>
+      </w:pPr>
+      <w:rPr>
+        <w:rFonts w:ascii="Wingdings" w:hAnsi="Wingdings" w:hint="default"/>
+      </w:rPr>
+    </w:lvl>
+    <w:lvl w:ilvl="3" w:tplc="04090001" w:tentative="1">
+      <w:start w:val="1"/>
+      <w:numFmt w:val="bullet"/>
+      <w:lvlText w:val=""/>
+      <w:lvlJc w:val="left"/>
+      <w:pPr>
+        <w:ind w:left="2880" w:hanging="360"/>
+      </w:pPr>
+      <w:rPr>
+        <w:rFonts w:ascii="Symbol" w:hAnsi="Symbol" w:hint="default"/>
+      </w:rPr>
+    </w:lvl>
+    <w:lvl w:ilvl="4" w:tplc="04090003" w:tentative="1">
+      <w:start w:val="1"/>
+      <w:numFmt w:val="bullet"/>
+      <w:lvlText w:val="o"/>
+      <w:lvlJc w:val="left"/>
+      <w:pPr>
+        <w:ind w:left="3600" w:hanging="360"/>
+      </w:pPr>
+      <w:rPr>
+        <w:rFonts w:ascii="Courier New" w:hAnsi="Courier New" w:cs="Courier New" w:hint="default"/>
+      </w:rPr>
+    </w:lvl>
+    <w:lvl w:ilvl="5" w:tplc="04090005" w:tentative="1">
+      <w:start w:val="1"/>
+      <w:numFmt w:val="bullet"/>
+      <w:lvlText w:val=""/>
+      <w:lvlJc w:val="left"/>
+      <w:pPr>
+        <w:ind w:left="4320" w:hanging="360"/>
+      </w:pPr>
+      <w:rPr>
+        <w:rFonts w:ascii="Wingdings" w:hAnsi="Wingdings" w:hint="default"/>
+      </w:rPr>
+    </w:lvl>
+    <w:lvl w:ilvl="6" w:tplc="04090001" w:tentative="1">
+      <w:start w:val="1"/>
+      <w:numFmt w:val="bullet"/>
+      <w:lvlText w:val=""/>
+      <w:lvlJc w:val="left"/>
+      <w:pPr>
+        <w:ind w:left="5040" w:hanging="360"/>
+      </w:pPr>
+      <w:rPr>
+        <w:rFonts w:ascii="Symbol" w:hAnsi="Symbol" w:hint="default"/>
+      </w:rPr>
+    </w:lvl>
+    <w:lvl w:ilvl="7" w:tplc="04090003" w:tentative="1">
+      <w:start w:val="1"/>
+      <w:numFmt w:val="bullet"/>
+      <w:lvlText w:val="o"/>
+      <w:lvlJc w:val="left"/>
+      <w:pPr>
+        <w:ind w:left="5760" w:hanging="360"/>
+      </w:pPr>
+      <w:rPr>
+        <w:rFonts w:ascii="Courier New" w:hAnsi="Courier New" w:cs="Courier New" w:hint="default"/>
+      </w:rPr>
+    </w:lvl>
+    <w:lvl w:ilvl="8" w:tplc="04090005" w:tentative="1">
+      <w:start w:val="1"/>
+      <w:numFmt w:val="bullet"/>
+      <w:lvlText w:val=""/>
+      <w:lvlJc w:val="left"/>
+      <w:pPr>
+        <w:ind w:left="6480" w:hanging="360"/>
+      </w:pPr>
+      <w:rPr>
+        <w:rFonts w:ascii="Wingdings" w:hAnsi="Wingdings" w:hint="default"/>
+      </w:rPr>
+    </w:lvl>
+  </w:abstractNum>
+  <w:abstractNum w:abstractNumId="9" w15:restartNumberingAfterBreak="0">
     <w:nsid w:val="750877E6"/>
     <w:multiLevelType w:val="multilevel"/>
     <w:tmpl w:val="BE4606E4"/>
@@ -8790,7 +9645,7 @@
       </w:rPr>
     </w:lvl>
   </w:abstractNum>
-  <w:abstractNum w:abstractNumId="6" w15:restartNumberingAfterBreak="0">
+  <w:abstractNum w:abstractNumId="10" w15:restartNumberingAfterBreak="0">
     <w:nsid w:val="76B70BC6"/>
     <w:multiLevelType w:val="multilevel"/>
     <w:tmpl w:val="BE4606E4"/>
@@ -8935,8 +9790,234 @@
       </w:rPr>
     </w:lvl>
   </w:abstractNum>
+  <w:abstractNum w:abstractNumId="11" w15:restartNumberingAfterBreak="0">
+    <w:nsid w:val="77BF203A"/>
+    <w:multiLevelType w:val="hybridMultilevel"/>
+    <w:tmpl w:val="5D32E0C0"/>
+    <w:lvl w:ilvl="0" w:tplc="04090001">
+      <w:start w:val="1"/>
+      <w:numFmt w:val="bullet"/>
+      <w:lvlText w:val=""/>
+      <w:lvlJc w:val="left"/>
+      <w:pPr>
+        <w:ind w:left="720" w:hanging="360"/>
+      </w:pPr>
+      <w:rPr>
+        <w:rFonts w:ascii="Symbol" w:hAnsi="Symbol" w:hint="default"/>
+      </w:rPr>
+    </w:lvl>
+    <w:lvl w:ilvl="1" w:tplc="FFFFFFFF" w:tentative="1">
+      <w:start w:val="1"/>
+      <w:numFmt w:val="bullet"/>
+      <w:lvlText w:val="o"/>
+      <w:lvlJc w:val="left"/>
+      <w:pPr>
+        <w:ind w:left="1440" w:hanging="360"/>
+      </w:pPr>
+      <w:rPr>
+        <w:rFonts w:ascii="Courier New" w:hAnsi="Courier New" w:cs="Courier New" w:hint="default"/>
+      </w:rPr>
+    </w:lvl>
+    <w:lvl w:ilvl="2" w:tplc="FFFFFFFF" w:tentative="1">
+      <w:start w:val="1"/>
+      <w:numFmt w:val="bullet"/>
+      <w:lvlText w:val=""/>
+      <w:lvlJc w:val="left"/>
+      <w:pPr>
+        <w:ind w:left="2160" w:hanging="360"/>
+      </w:pPr>
+      <w:rPr>
+        <w:rFonts w:ascii="Wingdings" w:hAnsi="Wingdings" w:hint="default"/>
+      </w:rPr>
+    </w:lvl>
+    <w:lvl w:ilvl="3" w:tplc="FFFFFFFF" w:tentative="1">
+      <w:start w:val="1"/>
+      <w:numFmt w:val="bullet"/>
+      <w:lvlText w:val=""/>
+      <w:lvlJc w:val="left"/>
+      <w:pPr>
+        <w:ind w:left="2880" w:hanging="360"/>
+      </w:pPr>
+      <w:rPr>
+        <w:rFonts w:ascii="Symbol" w:hAnsi="Symbol" w:hint="default"/>
+      </w:rPr>
+    </w:lvl>
+    <w:lvl w:ilvl="4" w:tplc="FFFFFFFF" w:tentative="1">
+      <w:start w:val="1"/>
+      <w:numFmt w:val="bullet"/>
+      <w:lvlText w:val="o"/>
+      <w:lvlJc w:val="left"/>
+      <w:pPr>
+        <w:ind w:left="3600" w:hanging="360"/>
+      </w:pPr>
+      <w:rPr>
+        <w:rFonts w:ascii="Courier New" w:hAnsi="Courier New" w:cs="Courier New" w:hint="default"/>
+      </w:rPr>
+    </w:lvl>
+    <w:lvl w:ilvl="5" w:tplc="FFFFFFFF" w:tentative="1">
+      <w:start w:val="1"/>
+      <w:numFmt w:val="bullet"/>
+      <w:lvlText w:val=""/>
+      <w:lvlJc w:val="left"/>
+      <w:pPr>
+        <w:ind w:left="4320" w:hanging="360"/>
+      </w:pPr>
+      <w:rPr>
+        <w:rFonts w:ascii="Wingdings" w:hAnsi="Wingdings" w:hint="default"/>
+      </w:rPr>
+    </w:lvl>
+    <w:lvl w:ilvl="6" w:tplc="FFFFFFFF" w:tentative="1">
+      <w:start w:val="1"/>
+      <w:numFmt w:val="bullet"/>
+      <w:lvlText w:val=""/>
+      <w:lvlJc w:val="left"/>
+      <w:pPr>
+        <w:ind w:left="5040" w:hanging="360"/>
+      </w:pPr>
+      <w:rPr>
+        <w:rFonts w:ascii="Symbol" w:hAnsi="Symbol" w:hint="default"/>
+      </w:rPr>
+    </w:lvl>
+    <w:lvl w:ilvl="7" w:tplc="FFFFFFFF" w:tentative="1">
+      <w:start w:val="1"/>
+      <w:numFmt w:val="bullet"/>
+      <w:lvlText w:val="o"/>
+      <w:lvlJc w:val="left"/>
+      <w:pPr>
+        <w:ind w:left="5760" w:hanging="360"/>
+      </w:pPr>
+      <w:rPr>
+        <w:rFonts w:ascii="Courier New" w:hAnsi="Courier New" w:cs="Courier New" w:hint="default"/>
+      </w:rPr>
+    </w:lvl>
+    <w:lvl w:ilvl="8" w:tplc="FFFFFFFF" w:tentative="1">
+      <w:start w:val="1"/>
+      <w:numFmt w:val="bullet"/>
+      <w:lvlText w:val=""/>
+      <w:lvlJc w:val="left"/>
+      <w:pPr>
+        <w:ind w:left="6480" w:hanging="360"/>
+      </w:pPr>
+      <w:rPr>
+        <w:rFonts w:ascii="Wingdings" w:hAnsi="Wingdings" w:hint="default"/>
+      </w:rPr>
+    </w:lvl>
+  </w:abstractNum>
+  <w:abstractNum w:abstractNumId="12" w15:restartNumberingAfterBreak="0">
+    <w:nsid w:val="787A33FE"/>
+    <w:multiLevelType w:val="hybridMultilevel"/>
+    <w:tmpl w:val="9B0C91B0"/>
+    <w:lvl w:ilvl="0" w:tplc="04090001">
+      <w:start w:val="1"/>
+      <w:numFmt w:val="bullet"/>
+      <w:lvlText w:val=""/>
+      <w:lvlJc w:val="left"/>
+      <w:pPr>
+        <w:ind w:left="720" w:hanging="360"/>
+      </w:pPr>
+      <w:rPr>
+        <w:rFonts w:ascii="Symbol" w:hAnsi="Symbol" w:hint="default"/>
+      </w:rPr>
+    </w:lvl>
+    <w:lvl w:ilvl="1" w:tplc="04090003" w:tentative="1">
+      <w:start w:val="1"/>
+      <w:numFmt w:val="bullet"/>
+      <w:lvlText w:val="o"/>
+      <w:lvlJc w:val="left"/>
+      <w:pPr>
+        <w:ind w:left="1440" w:hanging="360"/>
+      </w:pPr>
+      <w:rPr>
+        <w:rFonts w:ascii="Courier New" w:hAnsi="Courier New" w:cs="Courier New" w:hint="default"/>
+      </w:rPr>
+    </w:lvl>
+    <w:lvl w:ilvl="2" w:tplc="04090005" w:tentative="1">
+      <w:start w:val="1"/>
+      <w:numFmt w:val="bullet"/>
+      <w:lvlText w:val=""/>
+      <w:lvlJc w:val="left"/>
+      <w:pPr>
+        <w:ind w:left="2160" w:hanging="360"/>
+      </w:pPr>
+      <w:rPr>
+        <w:rFonts w:ascii="Wingdings" w:hAnsi="Wingdings" w:hint="default"/>
+      </w:rPr>
+    </w:lvl>
+    <w:lvl w:ilvl="3" w:tplc="04090001" w:tentative="1">
+      <w:start w:val="1"/>
+      <w:numFmt w:val="bullet"/>
+      <w:lvlText w:val=""/>
+      <w:lvlJc w:val="left"/>
+      <w:pPr>
+        <w:ind w:left="2880" w:hanging="360"/>
+      </w:pPr>
+      <w:rPr>
+        <w:rFonts w:ascii="Symbol" w:hAnsi="Symbol" w:hint="default"/>
+      </w:rPr>
+    </w:lvl>
+    <w:lvl w:ilvl="4" w:tplc="04090003" w:tentative="1">
+      <w:start w:val="1"/>
+      <w:numFmt w:val="bullet"/>
+      <w:lvlText w:val="o"/>
+      <w:lvlJc w:val="left"/>
+      <w:pPr>
+        <w:ind w:left="3600" w:hanging="360"/>
+      </w:pPr>
+      <w:rPr>
+        <w:rFonts w:ascii="Courier New" w:hAnsi="Courier New" w:cs="Courier New" w:hint="default"/>
+      </w:rPr>
+    </w:lvl>
+    <w:lvl w:ilvl="5" w:tplc="04090005" w:tentative="1">
+      <w:start w:val="1"/>
+      <w:numFmt w:val="bullet"/>
+      <w:lvlText w:val=""/>
+      <w:lvlJc w:val="left"/>
+      <w:pPr>
+        <w:ind w:left="4320" w:hanging="360"/>
+      </w:pPr>
+      <w:rPr>
+        <w:rFonts w:ascii="Wingdings" w:hAnsi="Wingdings" w:hint="default"/>
+      </w:rPr>
+    </w:lvl>
+    <w:lvl w:ilvl="6" w:tplc="04090001" w:tentative="1">
+      <w:start w:val="1"/>
+      <w:numFmt w:val="bullet"/>
+      <w:lvlText w:val=""/>
+      <w:lvlJc w:val="left"/>
+      <w:pPr>
+        <w:ind w:left="5040" w:hanging="360"/>
+      </w:pPr>
+      <w:rPr>
+        <w:rFonts w:ascii="Symbol" w:hAnsi="Symbol" w:hint="default"/>
+      </w:rPr>
+    </w:lvl>
+    <w:lvl w:ilvl="7" w:tplc="04090003" w:tentative="1">
+      <w:start w:val="1"/>
+      <w:numFmt w:val="bullet"/>
+      <w:lvlText w:val="o"/>
+      <w:lvlJc w:val="left"/>
+      <w:pPr>
+        <w:ind w:left="5760" w:hanging="360"/>
+      </w:pPr>
+      <w:rPr>
+        <w:rFonts w:ascii="Courier New" w:hAnsi="Courier New" w:cs="Courier New" w:hint="default"/>
+      </w:rPr>
+    </w:lvl>
+    <w:lvl w:ilvl="8" w:tplc="04090005" w:tentative="1">
+      <w:start w:val="1"/>
+      <w:numFmt w:val="bullet"/>
+      <w:lvlText w:val=""/>
+      <w:lvlJc w:val="left"/>
+      <w:pPr>
+        <w:ind w:left="6480" w:hanging="360"/>
+      </w:pPr>
+      <w:rPr>
+        <w:rFonts w:ascii="Wingdings" w:hAnsi="Wingdings" w:hint="default"/>
+      </w:rPr>
+    </w:lvl>
+  </w:abstractNum>
   <w:num w:numId="1" w16cid:durableId="366102741">
-    <w:abstractNumId w:val="2"/>
+    <w:abstractNumId w:val="4"/>
   </w:num>
   <w:num w:numId="2" w16cid:durableId="1399282567">
     <w:abstractNumId w:val="0"/>
@@ -8945,16 +10026,34 @@
     <w:abstractNumId w:val="1"/>
   </w:num>
   <w:num w:numId="4" w16cid:durableId="182060749">
-    <w:abstractNumId w:val="4"/>
+    <w:abstractNumId w:val="7"/>
   </w:num>
   <w:num w:numId="5" w16cid:durableId="96872561">
+    <w:abstractNumId w:val="9"/>
+  </w:num>
+  <w:num w:numId="6" w16cid:durableId="1247377091">
+    <w:abstractNumId w:val="10"/>
+  </w:num>
+  <w:num w:numId="7" w16cid:durableId="1836219126">
     <w:abstractNumId w:val="5"/>
   </w:num>
-  <w:num w:numId="6" w16cid:durableId="1247377091">
+  <w:num w:numId="8" w16cid:durableId="1001546471">
+    <w:abstractNumId w:val="3"/>
+  </w:num>
+  <w:num w:numId="9" w16cid:durableId="748502999">
     <w:abstractNumId w:val="6"/>
   </w:num>
-  <w:num w:numId="7" w16cid:durableId="1836219126">
-    <w:abstractNumId w:val="3"/>
+  <w:num w:numId="10" w16cid:durableId="466976073">
+    <w:abstractNumId w:val="11"/>
+  </w:num>
+  <w:num w:numId="11" w16cid:durableId="332074901">
+    <w:abstractNumId w:val="12"/>
+  </w:num>
+  <w:num w:numId="12" w16cid:durableId="1825468012">
+    <w:abstractNumId w:val="8"/>
+  </w:num>
+  <w:num w:numId="13" w16cid:durableId="1963490212">
+    <w:abstractNumId w:val="2"/>
   </w:num>
 </w:numbering>
 </file>
@@ -9563,6 +10662,7 @@
   <w:style w:type="character" w:default="1" w:styleId="DefaultParagraphFont">
     <w:name w:val="Default Paragraph Font"/>
     <w:uiPriority w:val="1"/>
+    <w:semiHidden/>
     <w:unhideWhenUsed/>
   </w:style>
   <w:style w:type="table" w:default="1" w:styleId="TableNormal">

--- a/LECTURES/DecadesOfSprites/Decades of SPRITES.docx
+++ b/LECTURES/DecadesOfSprites/Decades of SPRITES.docx
@@ -35,21 +35,8 @@
           <w:sz w:val="48"/>
           <w:szCs w:val="48"/>
         </w:rPr>
-        <w:t xml:space="preserve"> of </w:t>
-      </w:r>
-      <w:proofErr w:type="gramStart"/>
-      <w:r>
-        <w:rPr>
-          <w:rFonts w:ascii="C64 Pro Mono" w:hAnsi="C64 Pro Mono"/>
-          <w:i w:val="0"/>
-          <w:iCs w:val="0"/>
-          <w:color w:val="FFFFFF" w:themeColor="background1"/>
-          <w:sz w:val="48"/>
-          <w:szCs w:val="48"/>
-        </w:rPr>
-        <w:t>sprites ?</w:t>
-      </w:r>
-      <w:proofErr w:type="gramEnd"/>
+        <w:t xml:space="preserve"> of sprites ?</w:t>
+      </w:r>
     </w:p>
     <w:p>
       <w:pPr>
@@ -672,36 +659,8 @@
           <w:color w:val="FFFFFF" w:themeColor="background1"/>
           <w:lang w:val="fr-FR"/>
         </w:rPr>
-        <w:t xml:space="preserve">8-bit </w:t>
-      </w:r>
-      <w:proofErr w:type="spellStart"/>
-      <w:r>
-        <w:rPr>
-          <w:rFonts w:ascii="C64 Pro Mono" w:hAnsi="C64 Pro Mono"/>
-          <w:color w:val="FFFFFF" w:themeColor="background1"/>
-          <w:lang w:val="fr-FR"/>
-        </w:rPr>
-        <w:t>microprocessor</w:t>
-      </w:r>
-      <w:proofErr w:type="spellEnd"/>
-      <w:r>
-        <w:rPr>
-          <w:rFonts w:ascii="C64 Pro Mono" w:hAnsi="C64 Pro Mono"/>
-          <w:color w:val="FFFFFF" w:themeColor="background1"/>
-          <w:lang w:val="fr-FR"/>
-        </w:rPr>
-        <w:t xml:space="preserve"> MOS </w:t>
-      </w:r>
-      <w:proofErr w:type="gramStart"/>
-      <w:r>
-        <w:rPr>
-          <w:rFonts w:ascii="C64 Pro Mono" w:hAnsi="C64 Pro Mono"/>
-          <w:color w:val="FFFFFF" w:themeColor="background1"/>
-          <w:lang w:val="fr-FR"/>
-        </w:rPr>
-        <w:t>6502:</w:t>
-      </w:r>
-      <w:proofErr w:type="gramEnd"/>
+        <w:t>8-bit microprocessor MOS 6502:</w:t>
+      </w:r>
     </w:p>
     <w:p>
       <w:pPr>
@@ -725,14 +684,6 @@
           <w:color w:val="FFFFFF" w:themeColor="background1"/>
         </w:rPr>
       </w:pPr>
-      <w:proofErr w:type="gramStart"/>
-      <w:r>
-        <w:rPr>
-          <w:rFonts w:ascii="C64 Pro Mono" w:hAnsi="C64 Pro Mono"/>
-          <w:color w:val="FFFFFF" w:themeColor="background1"/>
-        </w:rPr>
-        <w:t xml:space="preserve">  </w:t>
-      </w:r>
       <w:r>
         <w:rPr>
           <w:rFonts w:ascii="C64 Pro Mono" w:hAnsi="C64 Pro Mono"/>
@@ -740,9 +691,8 @@
           <w:bCs/>
           <w:color w:val="FFFFFF" w:themeColor="background1"/>
         </w:rPr>
-        <w:t>Sprite</w:t>
-      </w:r>
-      <w:proofErr w:type="gramEnd"/>
+        <w:t>Player/Missile Graphics</w:t>
+      </w:r>
       <w:r>
         <w:rPr>
           <w:rFonts w:ascii="C64 Pro Mono" w:hAnsi="C64 Pro Mono"/>
@@ -750,7 +700,7 @@
           <w:bCs/>
           <w:color w:val="FFFFFF" w:themeColor="background1"/>
         </w:rPr>
-        <w:t xml:space="preserve"> Graphics Data:</w:t>
+        <w:t>:</w:t>
       </w:r>
     </w:p>
     <w:p>
@@ -844,330 +794,5382 @@
           <w:rFonts w:ascii="C64 Pro Mono" w:hAnsi="C64 Pro Mono"/>
           <w:color w:val="FFFFFF" w:themeColor="background1"/>
         </w:rPr>
-        <w:t xml:space="preserve">Located in the </w:t>
-      </w:r>
+        <w:t>up to 4 players</w:t>
+      </w:r>
+    </w:p>
+    <w:p>
+      <w:pPr>
+        <w:numPr>
+          <w:ilvl w:val="0"/>
+          <w:numId w:val="2"/>
+        </w:numPr>
+        <w:rPr>
+          <w:rFonts w:ascii="C64 Pro Mono" w:hAnsi="C64 Pro Mono"/>
+          <w:color w:val="FFFFFF" w:themeColor="background1"/>
+        </w:rPr>
+      </w:pPr>
+      <w:r>
+        <w:rPr>
+          <w:rFonts w:ascii="C64 Pro Mono" w:hAnsi="C64 Pro Mono"/>
+          <w:color w:val="FFFFFF" w:themeColor="background1"/>
+        </w:rPr>
+        <w:t>Multiple missiles</w:t>
+      </w:r>
+    </w:p>
+    <w:p>
+      <w:pPr>
+        <w:rPr>
+          <w:rFonts w:ascii="C64 Pro Mono" w:hAnsi="C64 Pro Mono"/>
+          <w:color w:val="FFFFFF" w:themeColor="background1"/>
+        </w:rPr>
+      </w:pPr>
+    </w:p>
+    <w:p>
+      <w:pPr>
+        <w:rPr>
+          <w:rFonts w:ascii="C64 Pro Mono" w:hAnsi="C64 Pro Mono"/>
+          <w:color w:val="FFFFFF" w:themeColor="background1"/>
+        </w:rPr>
+      </w:pPr>
+    </w:p>
+    <w:p>
+      <w:pPr>
+        <w:rPr>
+          <w:rFonts w:ascii="C64 Pro Mono" w:hAnsi="C64 Pro Mono"/>
+          <w:color w:val="FFFFFF" w:themeColor="background1"/>
+        </w:rPr>
+      </w:pPr>
+    </w:p>
+    <w:p>
+      <w:pPr>
+        <w:rPr>
+          <w:rFonts w:ascii="C64 Pro Mono" w:hAnsi="C64 Pro Mono"/>
+          <w:color w:val="FFFFFF" w:themeColor="background1"/>
+        </w:rPr>
+      </w:pPr>
+    </w:p>
+    <w:p>
+      <w:pPr>
+        <w:rPr>
+          <w:rFonts w:ascii="C64 Pro Mono" w:hAnsi="C64 Pro Mono"/>
+          <w:color w:val="FFFFFF" w:themeColor="background1"/>
+        </w:rPr>
+      </w:pPr>
+    </w:p>
+    <w:p>
+      <w:pPr>
+        <w:rPr>
+          <w:rFonts w:ascii="C64 Pro Mono" w:hAnsi="C64 Pro Mono"/>
+          <w:color w:val="FFFFFF" w:themeColor="background1"/>
+        </w:rPr>
+      </w:pPr>
+    </w:p>
+    <w:p>
+      <w:pPr>
+        <w:rPr>
+          <w:rFonts w:ascii="C64 Pro Mono" w:hAnsi="C64 Pro Mono"/>
+          <w:color w:val="FFFFFF" w:themeColor="background1"/>
+        </w:rPr>
+      </w:pPr>
+    </w:p>
+    <w:p>
+      <w:pPr>
+        <w:rPr>
+          <w:rFonts w:ascii="C64 Pro Mono" w:hAnsi="C64 Pro Mono"/>
+          <w:color w:val="FFFFFF" w:themeColor="background1"/>
+        </w:rPr>
+      </w:pPr>
+      <w:r>
+        <w:rPr>
+          <w:rFonts w:ascii="C64 Pro Mono" w:hAnsi="C64 Pro Mono"/>
+          <w:noProof/>
+          <w:color w:val="FFFFFF" w:themeColor="background1"/>
+        </w:rPr>
+        <w:lastRenderedPageBreak/>
+        <mc:AlternateContent>
+          <mc:Choice Requires="wps">
+            <w:drawing>
+              <wp:anchor distT="45720" distB="45720" distL="114300" distR="114300" simplePos="0" relativeHeight="251661312" behindDoc="0" locked="0" layoutInCell="1" allowOverlap="1" wp14:anchorId="7760B6D6" wp14:editId="00D815A1">
+                <wp:simplePos x="0" y="0"/>
+                <wp:positionH relativeFrom="column">
+                  <wp:posOffset>-21590</wp:posOffset>
+                </wp:positionH>
+                <wp:positionV relativeFrom="paragraph">
+                  <wp:posOffset>0</wp:posOffset>
+                </wp:positionV>
+                <wp:extent cx="5948680" cy="4119880"/>
+                <wp:effectExtent l="0" t="0" r="13970" b="13970"/>
+                <wp:wrapSquare wrapText="bothSides"/>
+                <wp:docPr id="217" name="Text Box 2"/>
+                <wp:cNvGraphicFramePr>
+                  <a:graphicFrameLocks xmlns:a="http://schemas.openxmlformats.org/drawingml/2006/main"/>
+                </wp:cNvGraphicFramePr>
+                <a:graphic xmlns:a="http://schemas.openxmlformats.org/drawingml/2006/main">
+                  <a:graphicData uri="http://schemas.microsoft.com/office/word/2010/wordprocessingShape">
+                    <wps:wsp>
+                      <wps:cNvSpPr txBox="1">
+                        <a:spLocks noChangeArrowheads="1"/>
+                      </wps:cNvSpPr>
+                      <wps:spPr bwMode="auto">
+                        <a:xfrm>
+                          <a:off x="0" y="0"/>
+                          <a:ext cx="5948680" cy="4119880"/>
+                        </a:xfrm>
+                        <a:prstGeom prst="rect">
+                          <a:avLst/>
+                        </a:prstGeom>
+                        <a:solidFill>
+                          <a:srgbClr val="FFFFFF"/>
+                        </a:solidFill>
+                        <a:ln w="9525">
+                          <a:solidFill>
+                            <a:srgbClr val="000000"/>
+                          </a:solidFill>
+                          <a:miter lim="800000"/>
+                          <a:headEnd/>
+                          <a:tailEnd/>
+                        </a:ln>
+                      </wps:spPr>
+                      <wps:txbx>
+                        <w:txbxContent>
+                          <w:p>
+                            <w:pPr>
+                              <w:rPr>
+                                <w:sz w:val="20"/>
+                                <w:szCs w:val="20"/>
+                              </w:rPr>
+                            </w:pPr>
+                            <w:r>
+                              <w:rPr>
+                                <w:i/>
+                                <w:iCs/>
+                                <w:sz w:val="20"/>
+                                <w:szCs w:val="20"/>
+                              </w:rPr>
+                              <w:t>10</w:t>
+                            </w:r>
+                            <w:r>
+                              <w:rPr>
+                                <w:sz w:val="20"/>
+                                <w:szCs w:val="20"/>
+                              </w:rPr>
+                              <w:t xml:space="preserve"> DIM A$(</w:t>
+                            </w:r>
+                            <w:r>
+                              <w:rPr>
+                                <w:i/>
+                                <w:iCs/>
+                                <w:sz w:val="20"/>
+                                <w:szCs w:val="20"/>
+                              </w:rPr>
+                              <w:t>10</w:t>
+                            </w:r>
+                            <w:r>
+                              <w:rPr>
+                                <w:sz w:val="20"/>
+                                <w:szCs w:val="20"/>
+                              </w:rPr>
+                              <w:t>),B$(</w:t>
+                            </w:r>
+                            <w:r>
+                              <w:rPr>
+                                <w:i/>
+                                <w:iCs/>
+                                <w:sz w:val="20"/>
+                                <w:szCs w:val="20"/>
+                              </w:rPr>
+                              <w:t>100</w:t>
+                            </w:r>
+                            <w:r>
+                              <w:rPr>
+                                <w:sz w:val="20"/>
+                                <w:szCs w:val="20"/>
+                              </w:rPr>
+                              <w:t>)</w:t>
+                            </w:r>
+                            <w:r>
+                              <w:rPr>
+                                <w:sz w:val="20"/>
+                                <w:szCs w:val="20"/>
+                              </w:rPr>
+                              <w:br/>
+                            </w:r>
+                            <w:r>
+                              <w:rPr>
+                                <w:i/>
+                                <w:iCs/>
+                                <w:sz w:val="20"/>
+                                <w:szCs w:val="20"/>
+                              </w:rPr>
+                              <w:t>20</w:t>
+                            </w:r>
+                            <w:r>
+                              <w:rPr>
+                                <w:sz w:val="20"/>
+                                <w:szCs w:val="20"/>
+                              </w:rPr>
+                              <w:t xml:space="preserve"> GRAPHICS </w:t>
+                            </w:r>
+                            <w:r>
+                              <w:rPr>
+                                <w:i/>
+                                <w:iCs/>
+                                <w:sz w:val="20"/>
+                                <w:szCs w:val="20"/>
+                              </w:rPr>
+                              <w:t>8</w:t>
+                            </w:r>
+                            <w:r>
+                              <w:rPr>
+                                <w:i/>
+                                <w:iCs/>
+                                <w:sz w:val="20"/>
+                                <w:szCs w:val="20"/>
+                              </w:rPr>
+                              <w:br/>
+                              <w:t>30</w:t>
+                            </w:r>
+                            <w:r>
+                              <w:rPr>
+                                <w:sz w:val="20"/>
+                                <w:szCs w:val="20"/>
+                              </w:rPr>
+                              <w:t xml:space="preserve"> POKE </w:t>
+                            </w:r>
+                            <w:r>
+                              <w:rPr>
+                                <w:i/>
+                                <w:iCs/>
+                                <w:sz w:val="20"/>
+                                <w:szCs w:val="20"/>
+                              </w:rPr>
+                              <w:t>559</w:t>
+                            </w:r>
+                            <w:r>
+                              <w:rPr>
+                                <w:sz w:val="20"/>
+                                <w:szCs w:val="20"/>
+                              </w:rPr>
+                              <w:t>,</w:t>
+                            </w:r>
+                            <w:r>
+                              <w:rPr>
+                                <w:i/>
+                                <w:iCs/>
+                                <w:sz w:val="20"/>
+                                <w:szCs w:val="20"/>
+                              </w:rPr>
+                              <w:t>62</w:t>
+                            </w:r>
+                            <w:r>
+                              <w:rPr>
+                                <w:sz w:val="20"/>
+                                <w:szCs w:val="20"/>
+                              </w:rPr>
+                              <w:t xml:space="preserve">          :REM SDMCTL Direct Memory Access (DMA) enable</w:t>
+                            </w:r>
+                            <w:r>
+                              <w:rPr>
+                                <w:sz w:val="20"/>
+                                <w:szCs w:val="20"/>
+                              </w:rPr>
+                              <w:br/>
+                            </w:r>
+                            <w:r>
+                              <w:rPr>
+                                <w:i/>
+                                <w:iCs/>
+                                <w:sz w:val="20"/>
+                                <w:szCs w:val="20"/>
+                              </w:rPr>
+                              <w:t>40</w:t>
+                            </w:r>
+                            <w:r>
+                              <w:rPr>
+                                <w:sz w:val="20"/>
+                                <w:szCs w:val="20"/>
+                              </w:rPr>
+                              <w:t xml:space="preserve"> POKE </w:t>
+                            </w:r>
+                            <w:r>
+                              <w:rPr>
+                                <w:i/>
+                                <w:iCs/>
+                                <w:sz w:val="20"/>
+                                <w:szCs w:val="20"/>
+                              </w:rPr>
+                              <w:t>53248</w:t>
+                            </w:r>
+                            <w:r>
+                              <w:rPr>
+                                <w:sz w:val="20"/>
+                                <w:szCs w:val="20"/>
+                              </w:rPr>
+                              <w:t>,</w:t>
+                            </w:r>
+                            <w:r>
+                              <w:rPr>
+                                <w:i/>
+                                <w:iCs/>
+                                <w:sz w:val="20"/>
+                                <w:szCs w:val="20"/>
+                              </w:rPr>
+                              <w:t>120</w:t>
+                            </w:r>
+                            <w:r>
+                              <w:rPr>
+                                <w:sz w:val="20"/>
+                                <w:szCs w:val="20"/>
+                              </w:rPr>
+                              <w:t xml:space="preserve">       :REM </w:t>
+                            </w:r>
+                            <w:r>
+                              <w:rPr>
+                                <w:i/>
+                                <w:iCs/>
+                                <w:sz w:val="20"/>
+                                <w:szCs w:val="20"/>
+                              </w:rPr>
+                              <w:t xml:space="preserve">53248 </w:t>
+                            </w:r>
+                            <w:r>
+                              <w:rPr>
+                                <w:sz w:val="20"/>
+                                <w:szCs w:val="20"/>
+                              </w:rPr>
+                              <w:t xml:space="preserve">HPOSP0 (W) Horizontal position of player </w:t>
+                            </w:r>
+                            <w:r>
+                              <w:rPr>
+                                <w:i/>
+                                <w:iCs/>
+                                <w:sz w:val="20"/>
+                                <w:szCs w:val="20"/>
+                              </w:rPr>
+                              <w:t>0</w:t>
+                            </w:r>
+                            <w:r>
+                              <w:rPr>
+                                <w:i/>
+                                <w:iCs/>
+                                <w:sz w:val="20"/>
+                                <w:szCs w:val="20"/>
+                              </w:rPr>
+                              <w:br/>
+                              <w:t>50</w:t>
+                            </w:r>
+                            <w:r>
+                              <w:rPr>
+                                <w:sz w:val="20"/>
+                                <w:szCs w:val="20"/>
+                              </w:rPr>
+                              <w:t xml:space="preserve"> POKE </w:t>
+                            </w:r>
+                            <w:r>
+                              <w:rPr>
+                                <w:i/>
+                                <w:iCs/>
+                                <w:sz w:val="20"/>
+                                <w:szCs w:val="20"/>
+                              </w:rPr>
+                              <w:t>704</w:t>
+                            </w:r>
+                            <w:r>
+                              <w:rPr>
+                                <w:sz w:val="20"/>
+                                <w:szCs w:val="20"/>
+                              </w:rPr>
+                              <w:t>,</w:t>
+                            </w:r>
+                            <w:r>
+                              <w:rPr>
+                                <w:i/>
+                                <w:iCs/>
+                                <w:sz w:val="20"/>
+                                <w:szCs w:val="20"/>
+                              </w:rPr>
+                              <w:t>88</w:t>
+                            </w:r>
+                            <w:r>
+                              <w:rPr>
+                                <w:sz w:val="20"/>
+                                <w:szCs w:val="20"/>
+                              </w:rPr>
+                              <w:t xml:space="preserve">          :REM Locations </w:t>
+                            </w:r>
+                            <w:r>
+                              <w:rPr>
+                                <w:i/>
+                                <w:iCs/>
+                                <w:sz w:val="20"/>
+                                <w:szCs w:val="20"/>
+                              </w:rPr>
+                              <w:t xml:space="preserve">704 </w:t>
+                            </w:r>
+                            <w:r>
+                              <w:rPr>
+                                <w:sz w:val="20"/>
+                                <w:szCs w:val="20"/>
+                              </w:rPr>
+                              <w:t xml:space="preserve">to </w:t>
+                            </w:r>
+                            <w:r>
+                              <w:rPr>
+                                <w:i/>
+                                <w:iCs/>
+                                <w:sz w:val="20"/>
+                                <w:szCs w:val="20"/>
+                              </w:rPr>
+                              <w:t xml:space="preserve">712 </w:t>
+                            </w:r>
+                            <w:r>
+                              <w:rPr>
+                                <w:sz w:val="20"/>
+                                <w:szCs w:val="20"/>
+                              </w:rPr>
+                              <w:t>($2C0 to $2C8) are the color registers for players, missiles,and playfields</w:t>
+                            </w:r>
+                            <w:r>
+                              <w:rPr>
+                                <w:sz w:val="20"/>
+                                <w:szCs w:val="20"/>
+                              </w:rPr>
+                              <w:br/>
+                            </w:r>
+                            <w:r>
+                              <w:rPr>
+                                <w:i/>
+                                <w:iCs/>
+                                <w:sz w:val="20"/>
+                                <w:szCs w:val="20"/>
+                              </w:rPr>
+                              <w:t xml:space="preserve">60 </w:t>
+                            </w:r>
+                            <w:r>
+                              <w:rPr>
+                                <w:sz w:val="20"/>
+                                <w:szCs w:val="20"/>
+                              </w:rPr>
+                              <w:t>I=PEEK(</w:t>
+                            </w:r>
+                            <w:r>
+                              <w:rPr>
+                                <w:i/>
+                                <w:iCs/>
+                                <w:sz w:val="20"/>
+                                <w:szCs w:val="20"/>
+                              </w:rPr>
+                              <w:t>106</w:t>
+                            </w:r>
+                            <w:r>
+                              <w:rPr>
+                                <w:sz w:val="20"/>
+                                <w:szCs w:val="20"/>
+                              </w:rPr>
+                              <w:t>)</w:t>
+                            </w:r>
+                            <w:r>
+                              <w:rPr>
+                                <w:i/>
+                                <w:iCs/>
+                                <w:sz w:val="20"/>
+                                <w:szCs w:val="20"/>
+                              </w:rPr>
+                              <w:t>-8</w:t>
+                            </w:r>
+                            <w:r>
+                              <w:rPr>
+                                <w:sz w:val="20"/>
+                                <w:szCs w:val="20"/>
+                              </w:rPr>
+                              <w:t xml:space="preserve">        :REM RAMTOP - RAM size, defined by powerup</w:t>
+                            </w:r>
+                            <w:r>
+                              <w:rPr>
+                                <w:sz w:val="20"/>
+                                <w:szCs w:val="20"/>
+                              </w:rPr>
+                              <w:br/>
+                            </w:r>
+                            <w:r>
+                              <w:rPr>
+                                <w:i/>
+                                <w:iCs/>
+                                <w:sz w:val="20"/>
+                                <w:szCs w:val="20"/>
+                              </w:rPr>
+                              <w:t>70</w:t>
+                            </w:r>
+                            <w:r>
+                              <w:rPr>
+                                <w:sz w:val="20"/>
+                                <w:szCs w:val="20"/>
+                              </w:rPr>
+                              <w:t xml:space="preserve"> POKE </w:t>
+                            </w:r>
+                            <w:r>
+                              <w:rPr>
+                                <w:i/>
+                                <w:iCs/>
+                                <w:sz w:val="20"/>
+                                <w:szCs w:val="20"/>
+                              </w:rPr>
+                              <w:t>54279</w:t>
+                            </w:r>
+                            <w:r>
+                              <w:rPr>
+                                <w:sz w:val="20"/>
+                                <w:szCs w:val="20"/>
+                              </w:rPr>
+                              <w:t xml:space="preserve">,I         :REM CONSOL (W/R) Used to see if one of the three yellow console buttons has </w:t>
+                            </w:r>
+                            <w:r>
+                              <w:rPr>
+                                <w:i/>
+                                <w:iCs/>
+                                <w:sz w:val="20"/>
+                                <w:szCs w:val="20"/>
+                              </w:rPr>
+                              <w:t xml:space="preserve">been </w:t>
+                            </w:r>
+                            <w:r>
+                              <w:rPr>
+                                <w:sz w:val="20"/>
+                                <w:szCs w:val="20"/>
+                              </w:rPr>
+                              <w:t>pressed (not the RESET button!).</w:t>
+                            </w:r>
+                            <w:r>
+                              <w:rPr>
+                                <w:sz w:val="20"/>
+                                <w:szCs w:val="20"/>
+                              </w:rPr>
+                              <w:br/>
+                            </w:r>
+                            <w:r>
+                              <w:rPr>
+                                <w:i/>
+                                <w:iCs/>
+                                <w:sz w:val="20"/>
+                                <w:szCs w:val="20"/>
+                              </w:rPr>
+                              <w:t>80</w:t>
+                            </w:r>
+                            <w:r>
+                              <w:rPr>
+                                <w:sz w:val="20"/>
+                                <w:szCs w:val="20"/>
+                              </w:rPr>
+                              <w:t xml:space="preserve"> POKE </w:t>
+                            </w:r>
+                            <w:r>
+                              <w:rPr>
+                                <w:i/>
+                                <w:iCs/>
+                                <w:sz w:val="20"/>
+                                <w:szCs w:val="20"/>
+                              </w:rPr>
+                              <w:t>53277</w:t>
+                            </w:r>
+                            <w:r>
+                              <w:rPr>
+                                <w:sz w:val="20"/>
+                                <w:szCs w:val="20"/>
+                              </w:rPr>
+                              <w:t>,</w:t>
+                            </w:r>
+                            <w:r>
+                              <w:rPr>
+                                <w:i/>
+                                <w:iCs/>
+                                <w:sz w:val="20"/>
+                                <w:szCs w:val="20"/>
+                              </w:rPr>
+                              <w:t>3</w:t>
+                            </w:r>
+                            <w:r>
+                              <w:rPr>
+                                <w:sz w:val="20"/>
+                                <w:szCs w:val="20"/>
+                              </w:rPr>
+                              <w:t xml:space="preserve">         :REM GRACTL (W) Used to turn on players and to turn on missiles.</w:t>
+                            </w:r>
+                            <w:r>
+                              <w:rPr>
+                                <w:sz w:val="20"/>
+                                <w:szCs w:val="20"/>
+                              </w:rPr>
+                              <w:br/>
+                            </w:r>
+                            <w:r>
+                              <w:rPr>
+                                <w:i/>
+                                <w:iCs/>
+                                <w:sz w:val="20"/>
+                                <w:szCs w:val="20"/>
+                              </w:rPr>
+                              <w:t>90</w:t>
+                            </w:r>
+                            <w:r>
+                              <w:rPr>
+                                <w:sz w:val="20"/>
+                                <w:szCs w:val="20"/>
+                              </w:rPr>
+                              <w:t xml:space="preserve"> POKE </w:t>
+                            </w:r>
+                            <w:r>
+                              <w:rPr>
+                                <w:i/>
+                                <w:iCs/>
+                                <w:sz w:val="20"/>
+                                <w:szCs w:val="20"/>
+                              </w:rPr>
+                              <w:t>53256</w:t>
+                            </w:r>
+                            <w:r>
+                              <w:rPr>
+                                <w:sz w:val="20"/>
+                                <w:szCs w:val="20"/>
+                              </w:rPr>
+                              <w:t>,</w:t>
+                            </w:r>
+                            <w:r>
+                              <w:rPr>
+                                <w:i/>
+                                <w:iCs/>
+                                <w:sz w:val="20"/>
+                                <w:szCs w:val="20"/>
+                              </w:rPr>
+                              <w:t>3</w:t>
+                            </w:r>
+                            <w:r>
+                              <w:rPr>
+                                <w:sz w:val="20"/>
+                                <w:szCs w:val="20"/>
+                              </w:rPr>
+                              <w:t xml:space="preserve">         :REM SIZEP0 (W) Size of player </w:t>
+                            </w:r>
+                            <w:r>
+                              <w:rPr>
+                                <w:i/>
+                                <w:iCs/>
+                                <w:sz w:val="20"/>
+                                <w:szCs w:val="20"/>
+                              </w:rPr>
+                              <w:t>0</w:t>
+                            </w:r>
+                            <w:r>
+                              <w:rPr>
+                                <w:sz w:val="20"/>
+                                <w:szCs w:val="20"/>
+                              </w:rPr>
+                              <w:t>.</w:t>
+                            </w:r>
+                            <w:r>
+                              <w:rPr>
+                                <w:sz w:val="20"/>
+                                <w:szCs w:val="20"/>
+                              </w:rPr>
+                              <w:br/>
+                            </w:r>
+                            <w:r>
+                              <w:rPr>
+                                <w:i/>
+                                <w:iCs/>
+                                <w:sz w:val="20"/>
+                                <w:szCs w:val="20"/>
+                              </w:rPr>
+                              <w:t xml:space="preserve">100 </w:t>
+                            </w:r>
+                            <w:r>
+                              <w:rPr>
+                                <w:sz w:val="20"/>
+                                <w:szCs w:val="20"/>
+                              </w:rPr>
+                              <w:t>J=I*</w:t>
+                            </w:r>
+                            <w:r>
+                              <w:rPr>
+                                <w:i/>
+                                <w:iCs/>
+                                <w:sz w:val="20"/>
+                                <w:szCs w:val="20"/>
+                              </w:rPr>
+                              <w:t>256</w:t>
+                            </w:r>
+                            <w:r>
+                              <w:rPr>
+                                <w:sz w:val="20"/>
+                                <w:szCs w:val="20"/>
+                              </w:rPr>
+                              <w:t>+</w:t>
+                            </w:r>
+                            <w:r>
+                              <w:rPr>
+                                <w:i/>
+                                <w:iCs/>
+                                <w:sz w:val="20"/>
+                                <w:szCs w:val="20"/>
+                              </w:rPr>
+                              <w:t>1024</w:t>
+                            </w:r>
+                            <w:r>
+                              <w:rPr>
+                                <w:i/>
+                                <w:iCs/>
+                                <w:sz w:val="20"/>
+                                <w:szCs w:val="20"/>
+                              </w:rPr>
+                              <w:br/>
+                              <w:t xml:space="preserve">110 </w:t>
+                            </w:r>
+                            <w:r>
+                              <w:rPr>
+                                <w:sz w:val="20"/>
+                                <w:szCs w:val="20"/>
+                              </w:rPr>
+                              <w:t>FOR Y=J+</w:t>
+                            </w:r>
+                            <w:r>
+                              <w:rPr>
+                                <w:i/>
+                                <w:iCs/>
+                                <w:sz w:val="20"/>
+                                <w:szCs w:val="20"/>
+                              </w:rPr>
+                              <w:t xml:space="preserve">120 </w:t>
+                            </w:r>
+                            <w:r>
+                              <w:rPr>
+                                <w:sz w:val="20"/>
+                                <w:szCs w:val="20"/>
+                              </w:rPr>
+                              <w:t>TO J+</w:t>
+                            </w:r>
+                            <w:r>
+                              <w:rPr>
+                                <w:i/>
+                                <w:iCs/>
+                                <w:sz w:val="20"/>
+                                <w:szCs w:val="20"/>
+                              </w:rPr>
+                              <w:t>137</w:t>
+                            </w:r>
+                            <w:r>
+                              <w:rPr>
+                                <w:i/>
+                                <w:iCs/>
+                                <w:sz w:val="20"/>
+                                <w:szCs w:val="20"/>
+                              </w:rPr>
+                              <w:br/>
+                              <w:t>120</w:t>
+                            </w:r>
+                            <w:r>
+                              <w:rPr>
+                                <w:sz w:val="20"/>
+                                <w:szCs w:val="20"/>
+                              </w:rPr>
+                              <w:t xml:space="preserve"> READ Z</w:t>
+                            </w:r>
+                            <w:r>
+                              <w:rPr>
+                                <w:sz w:val="20"/>
+                                <w:szCs w:val="20"/>
+                              </w:rPr>
+                              <w:br/>
+                            </w:r>
+                            <w:r>
+                              <w:rPr>
+                                <w:i/>
+                                <w:iCs/>
+                                <w:sz w:val="20"/>
+                                <w:szCs w:val="20"/>
+                              </w:rPr>
+                              <w:t>130</w:t>
+                            </w:r>
+                            <w:r>
+                              <w:rPr>
+                                <w:sz w:val="20"/>
+                                <w:szCs w:val="20"/>
+                              </w:rPr>
+                              <w:t xml:space="preserve"> POKE Y,Z</w:t>
+                            </w:r>
+                            <w:r>
+                              <w:rPr>
+                                <w:sz w:val="20"/>
+                                <w:szCs w:val="20"/>
+                              </w:rPr>
+                              <w:br/>
+                            </w:r>
+                            <w:r>
+                              <w:rPr>
+                                <w:i/>
+                                <w:iCs/>
+                                <w:sz w:val="20"/>
+                                <w:szCs w:val="20"/>
+                              </w:rPr>
+                              <w:t xml:space="preserve">140 </w:t>
+                            </w:r>
+                            <w:r>
+                              <w:rPr>
+                                <w:sz w:val="20"/>
+                                <w:szCs w:val="20"/>
+                              </w:rPr>
+                              <w:t>NEXT Y</w:t>
+                            </w:r>
+                            <w:r>
+                              <w:rPr>
+                                <w:sz w:val="20"/>
+                                <w:szCs w:val="20"/>
+                              </w:rPr>
+                              <w:br/>
+                            </w:r>
+                            <w:r>
+                              <w:rPr>
+                                <w:i/>
+                                <w:iCs/>
+                                <w:sz w:val="20"/>
+                                <w:szCs w:val="20"/>
+                              </w:rPr>
+                              <w:t xml:space="preserve">150 </w:t>
+                            </w:r>
+                            <w:r>
+                              <w:rPr>
+                                <w:sz w:val="20"/>
+                                <w:szCs w:val="20"/>
+                              </w:rPr>
+                              <w:t>FOR X=</w:t>
+                            </w:r>
+                            <w:r>
+                              <w:rPr>
+                                <w:i/>
+                                <w:iCs/>
+                                <w:sz w:val="20"/>
+                                <w:szCs w:val="20"/>
+                              </w:rPr>
+                              <w:t xml:space="preserve">48 </w:t>
+                            </w:r>
+                            <w:r>
+                              <w:rPr>
+                                <w:sz w:val="20"/>
+                                <w:szCs w:val="20"/>
+                              </w:rPr>
+                              <w:t xml:space="preserve">TO </w:t>
+                            </w:r>
+                            <w:r>
+                              <w:rPr>
+                                <w:i/>
+                                <w:iCs/>
+                                <w:sz w:val="20"/>
+                                <w:szCs w:val="20"/>
+                              </w:rPr>
+                              <w:t>221</w:t>
+                            </w:r>
+                            <w:r>
+                              <w:rPr>
+                                <w:sz w:val="20"/>
+                                <w:szCs w:val="20"/>
+                              </w:rPr>
+                              <w:t xml:space="preserve">:GOSUB </w:t>
+                            </w:r>
+                            <w:r>
+                              <w:rPr>
+                                <w:i/>
+                                <w:iCs/>
+                                <w:sz w:val="20"/>
+                                <w:szCs w:val="20"/>
+                              </w:rPr>
+                              <w:t>500</w:t>
+                            </w:r>
+                            <w:r>
+                              <w:rPr>
+                                <w:sz w:val="20"/>
+                                <w:szCs w:val="20"/>
+                              </w:rPr>
+                              <w:t>:NEXT X</w:t>
+                            </w:r>
+                            <w:r>
+                              <w:rPr>
+                                <w:sz w:val="20"/>
+                                <w:szCs w:val="20"/>
+                              </w:rPr>
+                              <w:br/>
+                            </w:r>
+                            <w:r>
+                              <w:rPr>
+                                <w:i/>
+                                <w:iCs/>
+                                <w:sz w:val="20"/>
+                                <w:szCs w:val="20"/>
+                              </w:rPr>
+                              <w:t>160</w:t>
+                            </w:r>
+                            <w:r>
+                              <w:rPr>
+                                <w:sz w:val="20"/>
+                                <w:szCs w:val="20"/>
+                              </w:rPr>
+                              <w:t xml:space="preserve"> GOTO </w:t>
+                            </w:r>
+                            <w:r>
+                              <w:rPr>
+                                <w:i/>
+                                <w:iCs/>
+                                <w:sz w:val="20"/>
+                                <w:szCs w:val="20"/>
+                              </w:rPr>
+                              <w:t>150</w:t>
+                            </w:r>
+                            <w:r>
+                              <w:rPr>
+                                <w:i/>
+                                <w:iCs/>
+                                <w:sz w:val="20"/>
+                                <w:szCs w:val="20"/>
+                              </w:rPr>
+                              <w:br/>
+                              <w:t>320</w:t>
+                            </w:r>
+                            <w:r>
+                              <w:rPr>
+                                <w:sz w:val="20"/>
+                                <w:szCs w:val="20"/>
+                              </w:rPr>
+                              <w:t xml:space="preserve"> POKE Y,Z</w:t>
+                            </w:r>
+                            <w:r>
+                              <w:rPr>
+                                <w:sz w:val="20"/>
+                                <w:szCs w:val="20"/>
+                              </w:rPr>
+                              <w:br/>
+                            </w:r>
+                            <w:r>
+                              <w:rPr>
+                                <w:i/>
+                                <w:iCs/>
+                                <w:sz w:val="20"/>
+                                <w:szCs w:val="20"/>
+                              </w:rPr>
+                              <w:t>500</w:t>
+                            </w:r>
+                            <w:r>
+                              <w:rPr>
+                                <w:sz w:val="20"/>
+                                <w:szCs w:val="20"/>
+                              </w:rPr>
+                              <w:t xml:space="preserve"> POKE </w:t>
+                            </w:r>
+                            <w:r>
+                              <w:rPr>
+                                <w:i/>
+                                <w:iCs/>
+                                <w:sz w:val="20"/>
+                                <w:szCs w:val="20"/>
+                              </w:rPr>
+                              <w:t>53248</w:t>
+                            </w:r>
+                            <w:r>
+                              <w:rPr>
+                                <w:sz w:val="20"/>
+                                <w:szCs w:val="20"/>
+                              </w:rPr>
+                              <w:t xml:space="preserve">,X        :REM </w:t>
+                            </w:r>
+                            <w:r>
+                              <w:rPr>
+                                <w:i/>
+                                <w:iCs/>
+                                <w:sz w:val="20"/>
+                                <w:szCs w:val="20"/>
+                              </w:rPr>
+                              <w:t xml:space="preserve">53248 </w:t>
+                            </w:r>
+                            <w:r>
+                              <w:rPr>
+                                <w:sz w:val="20"/>
+                                <w:szCs w:val="20"/>
+                              </w:rPr>
+                              <w:t xml:space="preserve">HPOSP0 (W) Horizontal position of player </w:t>
+                            </w:r>
+                            <w:r>
+                              <w:rPr>
+                                <w:i/>
+                                <w:iCs/>
+                                <w:sz w:val="20"/>
+                                <w:szCs w:val="20"/>
+                              </w:rPr>
+                              <w:t>0</w:t>
+                            </w:r>
+                            <w:r>
+                              <w:rPr>
+                                <w:i/>
+                                <w:iCs/>
+                                <w:sz w:val="20"/>
+                                <w:szCs w:val="20"/>
+                              </w:rPr>
+                              <w:br/>
+                              <w:t xml:space="preserve">510 </w:t>
+                            </w:r>
+                            <w:r>
+                              <w:rPr>
+                                <w:sz w:val="20"/>
+                                <w:szCs w:val="20"/>
+                              </w:rPr>
+                              <w:t>RETURN</w:t>
+                            </w:r>
+                            <w:r>
+                              <w:rPr>
+                                <w:sz w:val="20"/>
+                                <w:szCs w:val="20"/>
+                              </w:rPr>
+                              <w:br/>
+                            </w:r>
+                            <w:r>
+                              <w:rPr>
+                                <w:i/>
+                                <w:iCs/>
+                                <w:sz w:val="20"/>
+                                <w:szCs w:val="20"/>
+                              </w:rPr>
+                              <w:t>600</w:t>
+                            </w:r>
+                            <w:r>
+                              <w:rPr>
+                                <w:sz w:val="20"/>
+                                <w:szCs w:val="20"/>
+                              </w:rPr>
+                              <w:t xml:space="preserve"> DATA </w:t>
+                            </w:r>
+                            <w:r>
+                              <w:rPr>
+                                <w:i/>
+                                <w:iCs/>
+                                <w:sz w:val="20"/>
+                                <w:szCs w:val="20"/>
+                              </w:rPr>
+                              <w:t>60</w:t>
+                            </w:r>
+                            <w:r>
+                              <w:rPr>
+                                <w:sz w:val="20"/>
+                                <w:szCs w:val="20"/>
+                              </w:rPr>
+                              <w:t>,</w:t>
+                            </w:r>
+                            <w:r>
+                              <w:rPr>
+                                <w:i/>
+                                <w:iCs/>
+                                <w:sz w:val="20"/>
+                                <w:szCs w:val="20"/>
+                              </w:rPr>
+                              <w:t>60</w:t>
+                            </w:r>
+                            <w:r>
+                              <w:rPr>
+                                <w:sz w:val="20"/>
+                                <w:szCs w:val="20"/>
+                              </w:rPr>
+                              <w:t>,</w:t>
+                            </w:r>
+                            <w:r>
+                              <w:rPr>
+                                <w:i/>
+                                <w:iCs/>
+                                <w:sz w:val="20"/>
+                                <w:szCs w:val="20"/>
+                              </w:rPr>
+                              <w:t>60</w:t>
+                            </w:r>
+                            <w:r>
+                              <w:rPr>
+                                <w:sz w:val="20"/>
+                                <w:szCs w:val="20"/>
+                              </w:rPr>
+                              <w:t>,</w:t>
+                            </w:r>
+                            <w:r>
+                              <w:rPr>
+                                <w:i/>
+                                <w:iCs/>
+                                <w:sz w:val="20"/>
+                                <w:szCs w:val="20"/>
+                              </w:rPr>
+                              <w:t>60</w:t>
+                            </w:r>
+                            <w:r>
+                              <w:rPr>
+                                <w:sz w:val="20"/>
+                                <w:szCs w:val="20"/>
+                              </w:rPr>
+                              <w:t>,</w:t>
+                            </w:r>
+                            <w:r>
+                              <w:rPr>
+                                <w:i/>
+                                <w:iCs/>
+                                <w:sz w:val="20"/>
+                                <w:szCs w:val="20"/>
+                              </w:rPr>
+                              <w:t>60</w:t>
+                            </w:r>
+                            <w:r>
+                              <w:rPr>
+                                <w:sz w:val="20"/>
+                                <w:szCs w:val="20"/>
+                              </w:rPr>
+                              <w:t>,</w:t>
+                            </w:r>
+                            <w:r>
+                              <w:rPr>
+                                <w:i/>
+                                <w:iCs/>
+                                <w:sz w:val="20"/>
+                                <w:szCs w:val="20"/>
+                              </w:rPr>
+                              <w:t>60</w:t>
+                            </w:r>
+                            <w:r>
+                              <w:rPr>
+                                <w:i/>
+                                <w:iCs/>
+                                <w:sz w:val="20"/>
+                                <w:szCs w:val="20"/>
+                              </w:rPr>
+                              <w:br/>
+                              <w:t>610</w:t>
+                            </w:r>
+                            <w:r>
+                              <w:rPr>
+                                <w:sz w:val="20"/>
+                                <w:szCs w:val="20"/>
+                              </w:rPr>
+                              <w:t xml:space="preserve"> DATA </w:t>
+                            </w:r>
+                            <w:r>
+                              <w:rPr>
+                                <w:i/>
+                                <w:iCs/>
+                                <w:sz w:val="20"/>
+                                <w:szCs w:val="20"/>
+                              </w:rPr>
+                              <w:t>255</w:t>
+                            </w:r>
+                            <w:r>
+                              <w:rPr>
+                                <w:sz w:val="20"/>
+                                <w:szCs w:val="20"/>
+                              </w:rPr>
+                              <w:t>,</w:t>
+                            </w:r>
+                            <w:r>
+                              <w:rPr>
+                                <w:i/>
+                                <w:iCs/>
+                                <w:sz w:val="20"/>
+                                <w:szCs w:val="20"/>
+                              </w:rPr>
+                              <w:t>255</w:t>
+                            </w:r>
+                            <w:r>
+                              <w:rPr>
+                                <w:sz w:val="20"/>
+                                <w:szCs w:val="20"/>
+                              </w:rPr>
+                              <w:t>,</w:t>
+                            </w:r>
+                            <w:r>
+                              <w:rPr>
+                                <w:i/>
+                                <w:iCs/>
+                                <w:sz w:val="20"/>
+                                <w:szCs w:val="20"/>
+                              </w:rPr>
+                              <w:t>255</w:t>
+                            </w:r>
+                            <w:r>
+                              <w:rPr>
+                                <w:sz w:val="20"/>
+                                <w:szCs w:val="20"/>
+                              </w:rPr>
+                              <w:t>,</w:t>
+                            </w:r>
+                            <w:r>
+                              <w:rPr>
+                                <w:i/>
+                                <w:iCs/>
+                                <w:sz w:val="20"/>
+                                <w:szCs w:val="20"/>
+                              </w:rPr>
+                              <w:t>255</w:t>
+                            </w:r>
+                            <w:r>
+                              <w:rPr>
+                                <w:sz w:val="20"/>
+                                <w:szCs w:val="20"/>
+                              </w:rPr>
+                              <w:t>,</w:t>
+                            </w:r>
+                            <w:r>
+                              <w:rPr>
+                                <w:i/>
+                                <w:iCs/>
+                                <w:sz w:val="20"/>
+                                <w:szCs w:val="20"/>
+                              </w:rPr>
+                              <w:t>255</w:t>
+                            </w:r>
+                            <w:r>
+                              <w:rPr>
+                                <w:sz w:val="20"/>
+                                <w:szCs w:val="20"/>
+                              </w:rPr>
+                              <w:t>,</w:t>
+                            </w:r>
+                            <w:r>
+                              <w:rPr>
+                                <w:i/>
+                                <w:iCs/>
+                                <w:sz w:val="20"/>
+                                <w:szCs w:val="20"/>
+                              </w:rPr>
+                              <w:t>255</w:t>
+                            </w:r>
+                            <w:r>
+                              <w:rPr>
+                                <w:i/>
+                                <w:iCs/>
+                                <w:sz w:val="20"/>
+                                <w:szCs w:val="20"/>
+                              </w:rPr>
+                              <w:br/>
+                              <w:t>620</w:t>
+                            </w:r>
+                            <w:r>
+                              <w:rPr>
+                                <w:sz w:val="20"/>
+                                <w:szCs w:val="20"/>
+                              </w:rPr>
+                              <w:t xml:space="preserve"> DATA </w:t>
+                            </w:r>
+                            <w:r>
+                              <w:rPr>
+                                <w:i/>
+                                <w:iCs/>
+                                <w:sz w:val="20"/>
+                                <w:szCs w:val="20"/>
+                              </w:rPr>
+                              <w:t>60</w:t>
+                            </w:r>
+                            <w:r>
+                              <w:rPr>
+                                <w:sz w:val="20"/>
+                                <w:szCs w:val="20"/>
+                              </w:rPr>
+                              <w:t>,</w:t>
+                            </w:r>
+                            <w:r>
+                              <w:rPr>
+                                <w:i/>
+                                <w:iCs/>
+                                <w:sz w:val="20"/>
+                                <w:szCs w:val="20"/>
+                              </w:rPr>
+                              <w:t>60</w:t>
+                            </w:r>
+                            <w:r>
+                              <w:rPr>
+                                <w:sz w:val="20"/>
+                                <w:szCs w:val="20"/>
+                              </w:rPr>
+                              <w:t>,</w:t>
+                            </w:r>
+                            <w:r>
+                              <w:rPr>
+                                <w:i/>
+                                <w:iCs/>
+                                <w:sz w:val="20"/>
+                                <w:szCs w:val="20"/>
+                              </w:rPr>
+                              <w:t>60</w:t>
+                            </w:r>
+                            <w:r>
+                              <w:rPr>
+                                <w:sz w:val="20"/>
+                                <w:szCs w:val="20"/>
+                              </w:rPr>
+                              <w:t>,</w:t>
+                            </w:r>
+                            <w:r>
+                              <w:rPr>
+                                <w:i/>
+                                <w:iCs/>
+                                <w:sz w:val="20"/>
+                                <w:szCs w:val="20"/>
+                              </w:rPr>
+                              <w:t>60</w:t>
+                            </w:r>
+                            <w:r>
+                              <w:rPr>
+                                <w:sz w:val="20"/>
+                                <w:szCs w:val="20"/>
+                              </w:rPr>
+                              <w:t>,</w:t>
+                            </w:r>
+                            <w:r>
+                              <w:rPr>
+                                <w:i/>
+                                <w:iCs/>
+                                <w:sz w:val="20"/>
+                                <w:szCs w:val="20"/>
+                              </w:rPr>
+                              <w:t>60</w:t>
+                            </w:r>
+                            <w:r>
+                              <w:rPr>
+                                <w:sz w:val="20"/>
+                                <w:szCs w:val="20"/>
+                              </w:rPr>
+                              <w:t>,</w:t>
+                            </w:r>
+                            <w:r>
+                              <w:rPr>
+                                <w:i/>
+                                <w:iCs/>
+                                <w:sz w:val="20"/>
+                                <w:szCs w:val="20"/>
+                              </w:rPr>
+                              <w:t>60</w:t>
+                            </w:r>
+                          </w:p>
+                          <w:p>
+                            <w:pPr>
+                              <w:rPr>
+                                <w:sz w:val="20"/>
+                                <w:szCs w:val="20"/>
+                              </w:rPr>
+                            </w:pPr>
+                          </w:p>
+                        </w:txbxContent>
+                      </wps:txbx>
+                      <wps:bodyPr rot="0" vert="horz" wrap="square" lIns="91440" tIns="45720" rIns="91440" bIns="45720" anchor="t" anchorCtr="0">
+                        <a:noAutofit/>
+                      </wps:bodyPr>
+                    </wps:wsp>
+                  </a:graphicData>
+                </a:graphic>
+                <wp14:sizeRelH relativeFrom="margin">
+                  <wp14:pctWidth>0</wp14:pctWidth>
+                </wp14:sizeRelH>
+                <wp14:sizeRelV relativeFrom="margin">
+                  <wp14:pctHeight>0</wp14:pctHeight>
+                </wp14:sizeRelV>
+              </wp:anchor>
+            </w:drawing>
+          </mc:Choice>
+          <mc:Fallback>
+            <w:pict>
+              <v:shapetype w14:anchorId="7760B6D6" id="_x0000_t202" coordsize="21600,21600" o:spt="202" path="m,l,21600r21600,l21600,xe">
+                <v:stroke joinstyle="miter"/>
+                <v:path gradientshapeok="t" o:connecttype="rect"/>
+              </v:shapetype>
+              <v:shape id="Text Box 2" o:spid="_x0000_s1026" type="#_x0000_t202" style="position:absolute;margin-left:-1.7pt;margin-top:0;width:468.4pt;height:324.4pt;z-index:251661312;visibility:visible;mso-wrap-style:square;mso-width-percent:0;mso-height-percent:0;mso-wrap-distance-left:9pt;mso-wrap-distance-top:3.6pt;mso-wrap-distance-right:9pt;mso-wrap-distance-bottom:3.6pt;mso-position-horizontal:absolute;mso-position-horizontal-relative:text;mso-position-vertical:absolute;mso-position-vertical-relative:text;mso-width-percent:0;mso-height-percent:0;mso-width-relative:margin;mso-height-relative:margin;v-text-anchor:top" o:gfxdata="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">
+                <v:textbox>
+                  <w:txbxContent>
+                    <w:p>
+                      <w:pPr>
+                        <w:rPr>
+                          <w:sz w:val="20"/>
+                          <w:szCs w:val="20"/>
+                        </w:rPr>
+                      </w:pPr>
+                      <w:r>
+                        <w:rPr>
+                          <w:i/>
+                          <w:iCs/>
+                          <w:sz w:val="20"/>
+                          <w:szCs w:val="20"/>
+                        </w:rPr>
+                        <w:t>10</w:t>
+                      </w:r>
+                      <w:r>
+                        <w:rPr>
+                          <w:sz w:val="20"/>
+                          <w:szCs w:val="20"/>
+                        </w:rPr>
+                        <w:t xml:space="preserve"> DIM A$(</w:t>
+                      </w:r>
+                      <w:r>
+                        <w:rPr>
+                          <w:i/>
+                          <w:iCs/>
+                          <w:sz w:val="20"/>
+                          <w:szCs w:val="20"/>
+                        </w:rPr>
+                        <w:t>10</w:t>
+                      </w:r>
+                      <w:r>
+                        <w:rPr>
+                          <w:sz w:val="20"/>
+                          <w:szCs w:val="20"/>
+                        </w:rPr>
+                        <w:t>),B$(</w:t>
+                      </w:r>
+                      <w:r>
+                        <w:rPr>
+                          <w:i/>
+                          <w:iCs/>
+                          <w:sz w:val="20"/>
+                          <w:szCs w:val="20"/>
+                        </w:rPr>
+                        <w:t>100</w:t>
+                      </w:r>
+                      <w:r>
+                        <w:rPr>
+                          <w:sz w:val="20"/>
+                          <w:szCs w:val="20"/>
+                        </w:rPr>
+                        <w:t>)</w:t>
+                      </w:r>
+                      <w:r>
+                        <w:rPr>
+                          <w:sz w:val="20"/>
+                          <w:szCs w:val="20"/>
+                        </w:rPr>
+                        <w:br/>
+                      </w:r>
+                      <w:r>
+                        <w:rPr>
+                          <w:i/>
+                          <w:iCs/>
+                          <w:sz w:val="20"/>
+                          <w:szCs w:val="20"/>
+                        </w:rPr>
+                        <w:t>20</w:t>
+                      </w:r>
+                      <w:r>
+                        <w:rPr>
+                          <w:sz w:val="20"/>
+                          <w:szCs w:val="20"/>
+                        </w:rPr>
+                        <w:t xml:space="preserve"> GRAPHICS </w:t>
+                      </w:r>
+                      <w:r>
+                        <w:rPr>
+                          <w:i/>
+                          <w:iCs/>
+                          <w:sz w:val="20"/>
+                          <w:szCs w:val="20"/>
+                        </w:rPr>
+                        <w:t>8</w:t>
+                      </w:r>
+                      <w:r>
+                        <w:rPr>
+                          <w:i/>
+                          <w:iCs/>
+                          <w:sz w:val="20"/>
+                          <w:szCs w:val="20"/>
+                        </w:rPr>
+                        <w:br/>
+                        <w:t>30</w:t>
+                      </w:r>
+                      <w:r>
+                        <w:rPr>
+                          <w:sz w:val="20"/>
+                          <w:szCs w:val="20"/>
+                        </w:rPr>
+                        <w:t xml:space="preserve"> POKE </w:t>
+                      </w:r>
+                      <w:r>
+                        <w:rPr>
+                          <w:i/>
+                          <w:iCs/>
+                          <w:sz w:val="20"/>
+                          <w:szCs w:val="20"/>
+                        </w:rPr>
+                        <w:t>559</w:t>
+                      </w:r>
+                      <w:r>
+                        <w:rPr>
+                          <w:sz w:val="20"/>
+                          <w:szCs w:val="20"/>
+                        </w:rPr>
+                        <w:t>,</w:t>
+                      </w:r>
+                      <w:r>
+                        <w:rPr>
+                          <w:i/>
+                          <w:iCs/>
+                          <w:sz w:val="20"/>
+                          <w:szCs w:val="20"/>
+                        </w:rPr>
+                        <w:t>62</w:t>
+                      </w:r>
+                      <w:r>
+                        <w:rPr>
+                          <w:sz w:val="20"/>
+                          <w:szCs w:val="20"/>
+                        </w:rPr>
+                        <w:t xml:space="preserve">          :REM SDMCTL Direct Memory Access (DMA) enable</w:t>
+                      </w:r>
+                      <w:r>
+                        <w:rPr>
+                          <w:sz w:val="20"/>
+                          <w:szCs w:val="20"/>
+                        </w:rPr>
+                        <w:br/>
+                      </w:r>
+                      <w:r>
+                        <w:rPr>
+                          <w:i/>
+                          <w:iCs/>
+                          <w:sz w:val="20"/>
+                          <w:szCs w:val="20"/>
+                        </w:rPr>
+                        <w:t>40</w:t>
+                      </w:r>
+                      <w:r>
+                        <w:rPr>
+                          <w:sz w:val="20"/>
+                          <w:szCs w:val="20"/>
+                        </w:rPr>
+                        <w:t xml:space="preserve"> POKE </w:t>
+                      </w:r>
+                      <w:r>
+                        <w:rPr>
+                          <w:i/>
+                          <w:iCs/>
+                          <w:sz w:val="20"/>
+                          <w:szCs w:val="20"/>
+                        </w:rPr>
+                        <w:t>53248</w:t>
+                      </w:r>
+                      <w:r>
+                        <w:rPr>
+                          <w:sz w:val="20"/>
+                          <w:szCs w:val="20"/>
+                        </w:rPr>
+                        <w:t>,</w:t>
+                      </w:r>
+                      <w:r>
+                        <w:rPr>
+                          <w:i/>
+                          <w:iCs/>
+                          <w:sz w:val="20"/>
+                          <w:szCs w:val="20"/>
+                        </w:rPr>
+                        <w:t>120</w:t>
+                      </w:r>
+                      <w:r>
+                        <w:rPr>
+                          <w:sz w:val="20"/>
+                          <w:szCs w:val="20"/>
+                        </w:rPr>
+                        <w:t xml:space="preserve">       :REM </w:t>
+                      </w:r>
+                      <w:r>
+                        <w:rPr>
+                          <w:i/>
+                          <w:iCs/>
+                          <w:sz w:val="20"/>
+                          <w:szCs w:val="20"/>
+                        </w:rPr>
+                        <w:t xml:space="preserve">53248 </w:t>
+                      </w:r>
+                      <w:r>
+                        <w:rPr>
+                          <w:sz w:val="20"/>
+                          <w:szCs w:val="20"/>
+                        </w:rPr>
+                        <w:t xml:space="preserve">HPOSP0 (W) Horizontal position of player </w:t>
+                      </w:r>
+                      <w:r>
+                        <w:rPr>
+                          <w:i/>
+                          <w:iCs/>
+                          <w:sz w:val="20"/>
+                          <w:szCs w:val="20"/>
+                        </w:rPr>
+                        <w:t>0</w:t>
+                      </w:r>
+                      <w:r>
+                        <w:rPr>
+                          <w:i/>
+                          <w:iCs/>
+                          <w:sz w:val="20"/>
+                          <w:szCs w:val="20"/>
+                        </w:rPr>
+                        <w:br/>
+                        <w:t>50</w:t>
+                      </w:r>
+                      <w:r>
+                        <w:rPr>
+                          <w:sz w:val="20"/>
+                          <w:szCs w:val="20"/>
+                        </w:rPr>
+                        <w:t xml:space="preserve"> POKE </w:t>
+                      </w:r>
+                      <w:r>
+                        <w:rPr>
+                          <w:i/>
+                          <w:iCs/>
+                          <w:sz w:val="20"/>
+                          <w:szCs w:val="20"/>
+                        </w:rPr>
+                        <w:t>704</w:t>
+                      </w:r>
+                      <w:r>
+                        <w:rPr>
+                          <w:sz w:val="20"/>
+                          <w:szCs w:val="20"/>
+                        </w:rPr>
+                        <w:t>,</w:t>
+                      </w:r>
+                      <w:r>
+                        <w:rPr>
+                          <w:i/>
+                          <w:iCs/>
+                          <w:sz w:val="20"/>
+                          <w:szCs w:val="20"/>
+                        </w:rPr>
+                        <w:t>88</w:t>
+                      </w:r>
+                      <w:r>
+                        <w:rPr>
+                          <w:sz w:val="20"/>
+                          <w:szCs w:val="20"/>
+                        </w:rPr>
+                        <w:t xml:space="preserve">          :REM Locations </w:t>
+                      </w:r>
+                      <w:r>
+                        <w:rPr>
+                          <w:i/>
+                          <w:iCs/>
+                          <w:sz w:val="20"/>
+                          <w:szCs w:val="20"/>
+                        </w:rPr>
+                        <w:t xml:space="preserve">704 </w:t>
+                      </w:r>
+                      <w:r>
+                        <w:rPr>
+                          <w:sz w:val="20"/>
+                          <w:szCs w:val="20"/>
+                        </w:rPr>
+                        <w:t xml:space="preserve">to </w:t>
+                      </w:r>
+                      <w:r>
+                        <w:rPr>
+                          <w:i/>
+                          <w:iCs/>
+                          <w:sz w:val="20"/>
+                          <w:szCs w:val="20"/>
+                        </w:rPr>
+                        <w:t xml:space="preserve">712 </w:t>
+                      </w:r>
+                      <w:r>
+                        <w:rPr>
+                          <w:sz w:val="20"/>
+                          <w:szCs w:val="20"/>
+                        </w:rPr>
+                        <w:t>($2C0 to $2C8) are the color registers for players, missiles,and playfields</w:t>
+                      </w:r>
+                      <w:r>
+                        <w:rPr>
+                          <w:sz w:val="20"/>
+                          <w:szCs w:val="20"/>
+                        </w:rPr>
+                        <w:br/>
+                      </w:r>
+                      <w:r>
+                        <w:rPr>
+                          <w:i/>
+                          <w:iCs/>
+                          <w:sz w:val="20"/>
+                          <w:szCs w:val="20"/>
+                        </w:rPr>
+                        <w:t xml:space="preserve">60 </w:t>
+                      </w:r>
+                      <w:r>
+                        <w:rPr>
+                          <w:sz w:val="20"/>
+                          <w:szCs w:val="20"/>
+                        </w:rPr>
+                        <w:t>I=PEEK(</w:t>
+                      </w:r>
+                      <w:r>
+                        <w:rPr>
+                          <w:i/>
+                          <w:iCs/>
+                          <w:sz w:val="20"/>
+                          <w:szCs w:val="20"/>
+                        </w:rPr>
+                        <w:t>106</w:t>
+                      </w:r>
+                      <w:r>
+                        <w:rPr>
+                          <w:sz w:val="20"/>
+                          <w:szCs w:val="20"/>
+                        </w:rPr>
+                        <w:t>)</w:t>
+                      </w:r>
+                      <w:r>
+                        <w:rPr>
+                          <w:i/>
+                          <w:iCs/>
+                          <w:sz w:val="20"/>
+                          <w:szCs w:val="20"/>
+                        </w:rPr>
+                        <w:t>-8</w:t>
+                      </w:r>
+                      <w:r>
+                        <w:rPr>
+                          <w:sz w:val="20"/>
+                          <w:szCs w:val="20"/>
+                        </w:rPr>
+                        <w:t xml:space="preserve">        :REM RAMTOP - RAM size, defined by powerup</w:t>
+                      </w:r>
+                      <w:r>
+                        <w:rPr>
+                          <w:sz w:val="20"/>
+                          <w:szCs w:val="20"/>
+                        </w:rPr>
+                        <w:br/>
+                      </w:r>
+                      <w:r>
+                        <w:rPr>
+                          <w:i/>
+                          <w:iCs/>
+                          <w:sz w:val="20"/>
+                          <w:szCs w:val="20"/>
+                        </w:rPr>
+                        <w:t>70</w:t>
+                      </w:r>
+                      <w:r>
+                        <w:rPr>
+                          <w:sz w:val="20"/>
+                          <w:szCs w:val="20"/>
+                        </w:rPr>
+                        <w:t xml:space="preserve"> POKE </w:t>
+                      </w:r>
+                      <w:r>
+                        <w:rPr>
+                          <w:i/>
+                          <w:iCs/>
+                          <w:sz w:val="20"/>
+                          <w:szCs w:val="20"/>
+                        </w:rPr>
+                        <w:t>54279</w:t>
+                      </w:r>
+                      <w:r>
+                        <w:rPr>
+                          <w:sz w:val="20"/>
+                          <w:szCs w:val="20"/>
+                        </w:rPr>
+                        <w:t xml:space="preserve">,I         :REM CONSOL (W/R) Used to see if one of the three yellow console buttons has </w:t>
+                      </w:r>
+                      <w:r>
+                        <w:rPr>
+                          <w:i/>
+                          <w:iCs/>
+                          <w:sz w:val="20"/>
+                          <w:szCs w:val="20"/>
+                        </w:rPr>
+                        <w:t xml:space="preserve">been </w:t>
+                      </w:r>
+                      <w:r>
+                        <w:rPr>
+                          <w:sz w:val="20"/>
+                          <w:szCs w:val="20"/>
+                        </w:rPr>
+                        <w:t>pressed (not the RESET button!).</w:t>
+                      </w:r>
+                      <w:r>
+                        <w:rPr>
+                          <w:sz w:val="20"/>
+                          <w:szCs w:val="20"/>
+                        </w:rPr>
+                        <w:br/>
+                      </w:r>
+                      <w:r>
+                        <w:rPr>
+                          <w:i/>
+                          <w:iCs/>
+                          <w:sz w:val="20"/>
+                          <w:szCs w:val="20"/>
+                        </w:rPr>
+                        <w:t>80</w:t>
+                      </w:r>
+                      <w:r>
+                        <w:rPr>
+                          <w:sz w:val="20"/>
+                          <w:szCs w:val="20"/>
+                        </w:rPr>
+                        <w:t xml:space="preserve"> POKE </w:t>
+                      </w:r>
+                      <w:r>
+                        <w:rPr>
+                          <w:i/>
+                          <w:iCs/>
+                          <w:sz w:val="20"/>
+                          <w:szCs w:val="20"/>
+                        </w:rPr>
+                        <w:t>53277</w:t>
+                      </w:r>
+                      <w:r>
+                        <w:rPr>
+                          <w:sz w:val="20"/>
+                          <w:szCs w:val="20"/>
+                        </w:rPr>
+                        <w:t>,</w:t>
+                      </w:r>
+                      <w:r>
+                        <w:rPr>
+                          <w:i/>
+                          <w:iCs/>
+                          <w:sz w:val="20"/>
+                          <w:szCs w:val="20"/>
+                        </w:rPr>
+                        <w:t>3</w:t>
+                      </w:r>
+                      <w:r>
+                        <w:rPr>
+                          <w:sz w:val="20"/>
+                          <w:szCs w:val="20"/>
+                        </w:rPr>
+                        <w:t xml:space="preserve">         :REM GRACTL (W) Used to turn on players and to turn on missiles.</w:t>
+                      </w:r>
+                      <w:r>
+                        <w:rPr>
+                          <w:sz w:val="20"/>
+                          <w:szCs w:val="20"/>
+                        </w:rPr>
+                        <w:br/>
+                      </w:r>
+                      <w:r>
+                        <w:rPr>
+                          <w:i/>
+                          <w:iCs/>
+                          <w:sz w:val="20"/>
+                          <w:szCs w:val="20"/>
+                        </w:rPr>
+                        <w:t>90</w:t>
+                      </w:r>
+                      <w:r>
+                        <w:rPr>
+                          <w:sz w:val="20"/>
+                          <w:szCs w:val="20"/>
+                        </w:rPr>
+                        <w:t xml:space="preserve"> POKE </w:t>
+                      </w:r>
+                      <w:r>
+                        <w:rPr>
+                          <w:i/>
+                          <w:iCs/>
+                          <w:sz w:val="20"/>
+                          <w:szCs w:val="20"/>
+                        </w:rPr>
+                        <w:t>53256</w:t>
+                      </w:r>
+                      <w:r>
+                        <w:rPr>
+                          <w:sz w:val="20"/>
+                          <w:szCs w:val="20"/>
+                        </w:rPr>
+                        <w:t>,</w:t>
+                      </w:r>
+                      <w:r>
+                        <w:rPr>
+                          <w:i/>
+                          <w:iCs/>
+                          <w:sz w:val="20"/>
+                          <w:szCs w:val="20"/>
+                        </w:rPr>
+                        <w:t>3</w:t>
+                      </w:r>
+                      <w:r>
+                        <w:rPr>
+                          <w:sz w:val="20"/>
+                          <w:szCs w:val="20"/>
+                        </w:rPr>
+                        <w:t xml:space="preserve">         :REM SIZEP0 (W) Size of player </w:t>
+                      </w:r>
+                      <w:r>
+                        <w:rPr>
+                          <w:i/>
+                          <w:iCs/>
+                          <w:sz w:val="20"/>
+                          <w:szCs w:val="20"/>
+                        </w:rPr>
+                        <w:t>0</w:t>
+                      </w:r>
+                      <w:r>
+                        <w:rPr>
+                          <w:sz w:val="20"/>
+                          <w:szCs w:val="20"/>
+                        </w:rPr>
+                        <w:t>.</w:t>
+                      </w:r>
+                      <w:r>
+                        <w:rPr>
+                          <w:sz w:val="20"/>
+                          <w:szCs w:val="20"/>
+                        </w:rPr>
+                        <w:br/>
+                      </w:r>
+                      <w:r>
+                        <w:rPr>
+                          <w:i/>
+                          <w:iCs/>
+                          <w:sz w:val="20"/>
+                          <w:szCs w:val="20"/>
+                        </w:rPr>
+                        <w:t xml:space="preserve">100 </w:t>
+                      </w:r>
+                      <w:r>
+                        <w:rPr>
+                          <w:sz w:val="20"/>
+                          <w:szCs w:val="20"/>
+                        </w:rPr>
+                        <w:t>J=I*</w:t>
+                      </w:r>
+                      <w:r>
+                        <w:rPr>
+                          <w:i/>
+                          <w:iCs/>
+                          <w:sz w:val="20"/>
+                          <w:szCs w:val="20"/>
+                        </w:rPr>
+                        <w:t>256</w:t>
+                      </w:r>
+                      <w:r>
+                        <w:rPr>
+                          <w:sz w:val="20"/>
+                          <w:szCs w:val="20"/>
+                        </w:rPr>
+                        <w:t>+</w:t>
+                      </w:r>
+                      <w:r>
+                        <w:rPr>
+                          <w:i/>
+                          <w:iCs/>
+                          <w:sz w:val="20"/>
+                          <w:szCs w:val="20"/>
+                        </w:rPr>
+                        <w:t>1024</w:t>
+                      </w:r>
+                      <w:r>
+                        <w:rPr>
+                          <w:i/>
+                          <w:iCs/>
+                          <w:sz w:val="20"/>
+                          <w:szCs w:val="20"/>
+                        </w:rPr>
+                        <w:br/>
+                        <w:t xml:space="preserve">110 </w:t>
+                      </w:r>
+                      <w:r>
+                        <w:rPr>
+                          <w:sz w:val="20"/>
+                          <w:szCs w:val="20"/>
+                        </w:rPr>
+                        <w:t>FOR Y=J+</w:t>
+                      </w:r>
+                      <w:r>
+                        <w:rPr>
+                          <w:i/>
+                          <w:iCs/>
+                          <w:sz w:val="20"/>
+                          <w:szCs w:val="20"/>
+                        </w:rPr>
+                        <w:t xml:space="preserve">120 </w:t>
+                      </w:r>
+                      <w:r>
+                        <w:rPr>
+                          <w:sz w:val="20"/>
+                          <w:szCs w:val="20"/>
+                        </w:rPr>
+                        <w:t>TO J+</w:t>
+                      </w:r>
+                      <w:r>
+                        <w:rPr>
+                          <w:i/>
+                          <w:iCs/>
+                          <w:sz w:val="20"/>
+                          <w:szCs w:val="20"/>
+                        </w:rPr>
+                        <w:t>137</w:t>
+                      </w:r>
+                      <w:r>
+                        <w:rPr>
+                          <w:i/>
+                          <w:iCs/>
+                          <w:sz w:val="20"/>
+                          <w:szCs w:val="20"/>
+                        </w:rPr>
+                        <w:br/>
+                        <w:t>120</w:t>
+                      </w:r>
+                      <w:r>
+                        <w:rPr>
+                          <w:sz w:val="20"/>
+                          <w:szCs w:val="20"/>
+                        </w:rPr>
+                        <w:t xml:space="preserve"> READ Z</w:t>
+                      </w:r>
+                      <w:r>
+                        <w:rPr>
+                          <w:sz w:val="20"/>
+                          <w:szCs w:val="20"/>
+                        </w:rPr>
+                        <w:br/>
+                      </w:r>
+                      <w:r>
+                        <w:rPr>
+                          <w:i/>
+                          <w:iCs/>
+                          <w:sz w:val="20"/>
+                          <w:szCs w:val="20"/>
+                        </w:rPr>
+                        <w:t>130</w:t>
+                      </w:r>
+                      <w:r>
+                        <w:rPr>
+                          <w:sz w:val="20"/>
+                          <w:szCs w:val="20"/>
+                        </w:rPr>
+                        <w:t xml:space="preserve"> POKE Y,Z</w:t>
+                      </w:r>
+                      <w:r>
+                        <w:rPr>
+                          <w:sz w:val="20"/>
+                          <w:szCs w:val="20"/>
+                        </w:rPr>
+                        <w:br/>
+                      </w:r>
+                      <w:r>
+                        <w:rPr>
+                          <w:i/>
+                          <w:iCs/>
+                          <w:sz w:val="20"/>
+                          <w:szCs w:val="20"/>
+                        </w:rPr>
+                        <w:t xml:space="preserve">140 </w:t>
+                      </w:r>
+                      <w:r>
+                        <w:rPr>
+                          <w:sz w:val="20"/>
+                          <w:szCs w:val="20"/>
+                        </w:rPr>
+                        <w:t>NEXT Y</w:t>
+                      </w:r>
+                      <w:r>
+                        <w:rPr>
+                          <w:sz w:val="20"/>
+                          <w:szCs w:val="20"/>
+                        </w:rPr>
+                        <w:br/>
+                      </w:r>
+                      <w:r>
+                        <w:rPr>
+                          <w:i/>
+                          <w:iCs/>
+                          <w:sz w:val="20"/>
+                          <w:szCs w:val="20"/>
+                        </w:rPr>
+                        <w:t xml:space="preserve">150 </w:t>
+                      </w:r>
+                      <w:r>
+                        <w:rPr>
+                          <w:sz w:val="20"/>
+                          <w:szCs w:val="20"/>
+                        </w:rPr>
+                        <w:t>FOR X=</w:t>
+                      </w:r>
+                      <w:r>
+                        <w:rPr>
+                          <w:i/>
+                          <w:iCs/>
+                          <w:sz w:val="20"/>
+                          <w:szCs w:val="20"/>
+                        </w:rPr>
+                        <w:t xml:space="preserve">48 </w:t>
+                      </w:r>
+                      <w:r>
+                        <w:rPr>
+                          <w:sz w:val="20"/>
+                          <w:szCs w:val="20"/>
+                        </w:rPr>
+                        <w:t xml:space="preserve">TO </w:t>
+                      </w:r>
+                      <w:r>
+                        <w:rPr>
+                          <w:i/>
+                          <w:iCs/>
+                          <w:sz w:val="20"/>
+                          <w:szCs w:val="20"/>
+                        </w:rPr>
+                        <w:t>221</w:t>
+                      </w:r>
+                      <w:r>
+                        <w:rPr>
+                          <w:sz w:val="20"/>
+                          <w:szCs w:val="20"/>
+                        </w:rPr>
+                        <w:t xml:space="preserve">:GOSUB </w:t>
+                      </w:r>
+                      <w:r>
+                        <w:rPr>
+                          <w:i/>
+                          <w:iCs/>
+                          <w:sz w:val="20"/>
+                          <w:szCs w:val="20"/>
+                        </w:rPr>
+                        <w:t>500</w:t>
+                      </w:r>
+                      <w:r>
+                        <w:rPr>
+                          <w:sz w:val="20"/>
+                          <w:szCs w:val="20"/>
+                        </w:rPr>
+                        <w:t>:NEXT X</w:t>
+                      </w:r>
+                      <w:r>
+                        <w:rPr>
+                          <w:sz w:val="20"/>
+                          <w:szCs w:val="20"/>
+                        </w:rPr>
+                        <w:br/>
+                      </w:r>
+                      <w:r>
+                        <w:rPr>
+                          <w:i/>
+                          <w:iCs/>
+                          <w:sz w:val="20"/>
+                          <w:szCs w:val="20"/>
+                        </w:rPr>
+                        <w:t>160</w:t>
+                      </w:r>
+                      <w:r>
+                        <w:rPr>
+                          <w:sz w:val="20"/>
+                          <w:szCs w:val="20"/>
+                        </w:rPr>
+                        <w:t xml:space="preserve"> GOTO </w:t>
+                      </w:r>
+                      <w:r>
+                        <w:rPr>
+                          <w:i/>
+                          <w:iCs/>
+                          <w:sz w:val="20"/>
+                          <w:szCs w:val="20"/>
+                        </w:rPr>
+                        <w:t>150</w:t>
+                      </w:r>
+                      <w:r>
+                        <w:rPr>
+                          <w:i/>
+                          <w:iCs/>
+                          <w:sz w:val="20"/>
+                          <w:szCs w:val="20"/>
+                        </w:rPr>
+                        <w:br/>
+                        <w:t>320</w:t>
+                      </w:r>
+                      <w:r>
+                        <w:rPr>
+                          <w:sz w:val="20"/>
+                          <w:szCs w:val="20"/>
+                        </w:rPr>
+                        <w:t xml:space="preserve"> POKE Y,Z</w:t>
+                      </w:r>
+                      <w:r>
+                        <w:rPr>
+                          <w:sz w:val="20"/>
+                          <w:szCs w:val="20"/>
+                        </w:rPr>
+                        <w:br/>
+                      </w:r>
+                      <w:r>
+                        <w:rPr>
+                          <w:i/>
+                          <w:iCs/>
+                          <w:sz w:val="20"/>
+                          <w:szCs w:val="20"/>
+                        </w:rPr>
+                        <w:t>500</w:t>
+                      </w:r>
+                      <w:r>
+                        <w:rPr>
+                          <w:sz w:val="20"/>
+                          <w:szCs w:val="20"/>
+                        </w:rPr>
+                        <w:t xml:space="preserve"> POKE </w:t>
+                      </w:r>
+                      <w:r>
+                        <w:rPr>
+                          <w:i/>
+                          <w:iCs/>
+                          <w:sz w:val="20"/>
+                          <w:szCs w:val="20"/>
+                        </w:rPr>
+                        <w:t>53248</w:t>
+                      </w:r>
+                      <w:r>
+                        <w:rPr>
+                          <w:sz w:val="20"/>
+                          <w:szCs w:val="20"/>
+                        </w:rPr>
+                        <w:t xml:space="preserve">,X        :REM </w:t>
+                      </w:r>
+                      <w:r>
+                        <w:rPr>
+                          <w:i/>
+                          <w:iCs/>
+                          <w:sz w:val="20"/>
+                          <w:szCs w:val="20"/>
+                        </w:rPr>
+                        <w:t xml:space="preserve">53248 </w:t>
+                      </w:r>
+                      <w:r>
+                        <w:rPr>
+                          <w:sz w:val="20"/>
+                          <w:szCs w:val="20"/>
+                        </w:rPr>
+                        <w:t xml:space="preserve">HPOSP0 (W) Horizontal position of player </w:t>
+                      </w:r>
+                      <w:r>
+                        <w:rPr>
+                          <w:i/>
+                          <w:iCs/>
+                          <w:sz w:val="20"/>
+                          <w:szCs w:val="20"/>
+                        </w:rPr>
+                        <w:t>0</w:t>
+                      </w:r>
+                      <w:r>
+                        <w:rPr>
+                          <w:i/>
+                          <w:iCs/>
+                          <w:sz w:val="20"/>
+                          <w:szCs w:val="20"/>
+                        </w:rPr>
+                        <w:br/>
+                        <w:t xml:space="preserve">510 </w:t>
+                      </w:r>
+                      <w:r>
+                        <w:rPr>
+                          <w:sz w:val="20"/>
+                          <w:szCs w:val="20"/>
+                        </w:rPr>
+                        <w:t>RETURN</w:t>
+                      </w:r>
+                      <w:r>
+                        <w:rPr>
+                          <w:sz w:val="20"/>
+                          <w:szCs w:val="20"/>
+                        </w:rPr>
+                        <w:br/>
+                      </w:r>
+                      <w:r>
+                        <w:rPr>
+                          <w:i/>
+                          <w:iCs/>
+                          <w:sz w:val="20"/>
+                          <w:szCs w:val="20"/>
+                        </w:rPr>
+                        <w:t>600</w:t>
+                      </w:r>
+                      <w:r>
+                        <w:rPr>
+                          <w:sz w:val="20"/>
+                          <w:szCs w:val="20"/>
+                        </w:rPr>
+                        <w:t xml:space="preserve"> DATA </w:t>
+                      </w:r>
+                      <w:r>
+                        <w:rPr>
+                          <w:i/>
+                          <w:iCs/>
+                          <w:sz w:val="20"/>
+                          <w:szCs w:val="20"/>
+                        </w:rPr>
+                        <w:t>60</w:t>
+                      </w:r>
+                      <w:r>
+                        <w:rPr>
+                          <w:sz w:val="20"/>
+                          <w:szCs w:val="20"/>
+                        </w:rPr>
+                        <w:t>,</w:t>
+                      </w:r>
+                      <w:r>
+                        <w:rPr>
+                          <w:i/>
+                          <w:iCs/>
+                          <w:sz w:val="20"/>
+                          <w:szCs w:val="20"/>
+                        </w:rPr>
+                        <w:t>60</w:t>
+                      </w:r>
+                      <w:r>
+                        <w:rPr>
+                          <w:sz w:val="20"/>
+                          <w:szCs w:val="20"/>
+                        </w:rPr>
+                        <w:t>,</w:t>
+                      </w:r>
+                      <w:r>
+                        <w:rPr>
+                          <w:i/>
+                          <w:iCs/>
+                          <w:sz w:val="20"/>
+                          <w:szCs w:val="20"/>
+                        </w:rPr>
+                        <w:t>60</w:t>
+                      </w:r>
+                      <w:r>
+                        <w:rPr>
+                          <w:sz w:val="20"/>
+                          <w:szCs w:val="20"/>
+                        </w:rPr>
+                        <w:t>,</w:t>
+                      </w:r>
+                      <w:r>
+                        <w:rPr>
+                          <w:i/>
+                          <w:iCs/>
+                          <w:sz w:val="20"/>
+                          <w:szCs w:val="20"/>
+                        </w:rPr>
+                        <w:t>60</w:t>
+                      </w:r>
+                      <w:r>
+                        <w:rPr>
+                          <w:sz w:val="20"/>
+                          <w:szCs w:val="20"/>
+                        </w:rPr>
+                        <w:t>,</w:t>
+                      </w:r>
+                      <w:r>
+                        <w:rPr>
+                          <w:i/>
+                          <w:iCs/>
+                          <w:sz w:val="20"/>
+                          <w:szCs w:val="20"/>
+                        </w:rPr>
+                        <w:t>60</w:t>
+                      </w:r>
+                      <w:r>
+                        <w:rPr>
+                          <w:sz w:val="20"/>
+                          <w:szCs w:val="20"/>
+                        </w:rPr>
+                        <w:t>,</w:t>
+                      </w:r>
+                      <w:r>
+                        <w:rPr>
+                          <w:i/>
+                          <w:iCs/>
+                          <w:sz w:val="20"/>
+                          <w:szCs w:val="20"/>
+                        </w:rPr>
+                        <w:t>60</w:t>
+                      </w:r>
+                      <w:r>
+                        <w:rPr>
+                          <w:i/>
+                          <w:iCs/>
+                          <w:sz w:val="20"/>
+                          <w:szCs w:val="20"/>
+                        </w:rPr>
+                        <w:br/>
+                        <w:t>610</w:t>
+                      </w:r>
+                      <w:r>
+                        <w:rPr>
+                          <w:sz w:val="20"/>
+                          <w:szCs w:val="20"/>
+                        </w:rPr>
+                        <w:t xml:space="preserve"> DATA </w:t>
+                      </w:r>
+                      <w:r>
+                        <w:rPr>
+                          <w:i/>
+                          <w:iCs/>
+                          <w:sz w:val="20"/>
+                          <w:szCs w:val="20"/>
+                        </w:rPr>
+                        <w:t>255</w:t>
+                      </w:r>
+                      <w:r>
+                        <w:rPr>
+                          <w:sz w:val="20"/>
+                          <w:szCs w:val="20"/>
+                        </w:rPr>
+                        <w:t>,</w:t>
+                      </w:r>
+                      <w:r>
+                        <w:rPr>
+                          <w:i/>
+                          <w:iCs/>
+                          <w:sz w:val="20"/>
+                          <w:szCs w:val="20"/>
+                        </w:rPr>
+                        <w:t>255</w:t>
+                      </w:r>
+                      <w:r>
+                        <w:rPr>
+                          <w:sz w:val="20"/>
+                          <w:szCs w:val="20"/>
+                        </w:rPr>
+                        <w:t>,</w:t>
+                      </w:r>
+                      <w:r>
+                        <w:rPr>
+                          <w:i/>
+                          <w:iCs/>
+                          <w:sz w:val="20"/>
+                          <w:szCs w:val="20"/>
+                        </w:rPr>
+                        <w:t>255</w:t>
+                      </w:r>
+                      <w:r>
+                        <w:rPr>
+                          <w:sz w:val="20"/>
+                          <w:szCs w:val="20"/>
+                        </w:rPr>
+                        <w:t>,</w:t>
+                      </w:r>
+                      <w:r>
+                        <w:rPr>
+                          <w:i/>
+                          <w:iCs/>
+                          <w:sz w:val="20"/>
+                          <w:szCs w:val="20"/>
+                        </w:rPr>
+                        <w:t>255</w:t>
+                      </w:r>
+                      <w:r>
+                        <w:rPr>
+                          <w:sz w:val="20"/>
+                          <w:szCs w:val="20"/>
+                        </w:rPr>
+                        <w:t>,</w:t>
+                      </w:r>
+                      <w:r>
+                        <w:rPr>
+                          <w:i/>
+                          <w:iCs/>
+                          <w:sz w:val="20"/>
+                          <w:szCs w:val="20"/>
+                        </w:rPr>
+                        <w:t>255</w:t>
+                      </w:r>
+                      <w:r>
+                        <w:rPr>
+                          <w:sz w:val="20"/>
+                          <w:szCs w:val="20"/>
+                        </w:rPr>
+                        <w:t>,</w:t>
+                      </w:r>
+                      <w:r>
+                        <w:rPr>
+                          <w:i/>
+                          <w:iCs/>
+                          <w:sz w:val="20"/>
+                          <w:szCs w:val="20"/>
+                        </w:rPr>
+                        <w:t>255</w:t>
+                      </w:r>
+                      <w:r>
+                        <w:rPr>
+                          <w:i/>
+                          <w:iCs/>
+                          <w:sz w:val="20"/>
+                          <w:szCs w:val="20"/>
+                        </w:rPr>
+                        <w:br/>
+                        <w:t>620</w:t>
+                      </w:r>
+                      <w:r>
+                        <w:rPr>
+                          <w:sz w:val="20"/>
+                          <w:szCs w:val="20"/>
+                        </w:rPr>
+                        <w:t xml:space="preserve"> DATA </w:t>
+                      </w:r>
+                      <w:r>
+                        <w:rPr>
+                          <w:i/>
+                          <w:iCs/>
+                          <w:sz w:val="20"/>
+                          <w:szCs w:val="20"/>
+                        </w:rPr>
+                        <w:t>60</w:t>
+                      </w:r>
+                      <w:r>
+                        <w:rPr>
+                          <w:sz w:val="20"/>
+                          <w:szCs w:val="20"/>
+                        </w:rPr>
+                        <w:t>,</w:t>
+                      </w:r>
+                      <w:r>
+                        <w:rPr>
+                          <w:i/>
+                          <w:iCs/>
+                          <w:sz w:val="20"/>
+                          <w:szCs w:val="20"/>
+                        </w:rPr>
+                        <w:t>60</w:t>
+                      </w:r>
+                      <w:r>
+                        <w:rPr>
+                          <w:sz w:val="20"/>
+                          <w:szCs w:val="20"/>
+                        </w:rPr>
+                        <w:t>,</w:t>
+                      </w:r>
+                      <w:r>
+                        <w:rPr>
+                          <w:i/>
+                          <w:iCs/>
+                          <w:sz w:val="20"/>
+                          <w:szCs w:val="20"/>
+                        </w:rPr>
+                        <w:t>60</w:t>
+                      </w:r>
+                      <w:r>
+                        <w:rPr>
+                          <w:sz w:val="20"/>
+                          <w:szCs w:val="20"/>
+                        </w:rPr>
+                        <w:t>,</w:t>
+                      </w:r>
+                      <w:r>
+                        <w:rPr>
+                          <w:i/>
+                          <w:iCs/>
+                          <w:sz w:val="20"/>
+                          <w:szCs w:val="20"/>
+                        </w:rPr>
+                        <w:t>60</w:t>
+                      </w:r>
+                      <w:r>
+                        <w:rPr>
+                          <w:sz w:val="20"/>
+                          <w:szCs w:val="20"/>
+                        </w:rPr>
+                        <w:t>,</w:t>
+                      </w:r>
+                      <w:r>
+                        <w:rPr>
+                          <w:i/>
+                          <w:iCs/>
+                          <w:sz w:val="20"/>
+                          <w:szCs w:val="20"/>
+                        </w:rPr>
+                        <w:t>60</w:t>
+                      </w:r>
+                      <w:r>
+                        <w:rPr>
+                          <w:sz w:val="20"/>
+                          <w:szCs w:val="20"/>
+                        </w:rPr>
+                        <w:t>,</w:t>
+                      </w:r>
+                      <w:r>
+                        <w:rPr>
+                          <w:i/>
+                          <w:iCs/>
+                          <w:sz w:val="20"/>
+                          <w:szCs w:val="20"/>
+                        </w:rPr>
+                        <w:t>60</w:t>
+                      </w:r>
+                    </w:p>
+                    <w:p>
+                      <w:pPr>
+                        <w:rPr>
+                          <w:sz w:val="20"/>
+                          <w:szCs w:val="20"/>
+                        </w:rPr>
+                      </w:pPr>
+                    </w:p>
+                  </w:txbxContent>
+                </v:textbox>
+                <w10:wrap type="square"/>
+              </v:shape>
+            </w:pict>
+          </mc:Fallback>
+        </mc:AlternateContent>
+      </w:r>
+    </w:p>
+    <w:p>
+      <w:pPr>
+        <w:rPr>
+          <w:rFonts w:ascii="C64 Pro Mono" w:hAnsi="C64 Pro Mono"/>
+          <w:color w:val="FFFFFF" w:themeColor="background1"/>
+        </w:rPr>
+      </w:pPr>
+      <w:r>
+        <w:rPr>
+          <w:rFonts w:ascii="C64 Pro Mono" w:hAnsi="C64 Pro Mono"/>
+          <w:color w:val="FFFFFF" w:themeColor="background1"/>
+        </w:rPr>
+        <w:lastRenderedPageBreak/>
+        <w:t>Commodore 64 (1982)</w:t>
+      </w:r>
+    </w:p>
+    <w:p>
+      <w:pPr>
+        <w:rPr>
+          <w:rFonts w:ascii="C64 Pro Mono" w:hAnsi="C64 Pro Mono"/>
+          <w:color w:val="FFFFFF" w:themeColor="background1"/>
+        </w:rPr>
+      </w:pPr>
+    </w:p>
+    <w:p>
+      <w:pPr>
+        <w:rPr>
+          <w:rFonts w:ascii="C64 Pro Mono" w:hAnsi="C64 Pro Mono"/>
+          <w:color w:val="FFFFFF" w:themeColor="background1"/>
+          <w:sz w:val="18"/>
+          <w:szCs w:val="18"/>
+        </w:rPr>
+      </w:pPr>
+      <w:r>
+        <w:rPr>
+          <w:noProof/>
+          <w:sz w:val="18"/>
+          <w:szCs w:val="18"/>
+        </w:rPr>
+        <w:drawing>
+          <wp:anchor distT="0" distB="0" distL="114300" distR="114300" simplePos="0" relativeHeight="251662336" behindDoc="0" locked="0" layoutInCell="1" allowOverlap="1" wp14:anchorId="55A74311" wp14:editId="5623ACF0">
+            <wp:simplePos x="0" y="0"/>
+            <wp:positionH relativeFrom="column">
+              <wp:posOffset>3651752</wp:posOffset>
+            </wp:positionH>
+            <wp:positionV relativeFrom="paragraph">
+              <wp:posOffset>4563</wp:posOffset>
+            </wp:positionV>
+            <wp:extent cx="2790825" cy="1737995"/>
+            <wp:effectExtent l="0" t="0" r="0" b="0"/>
+            <wp:wrapThrough wrapText="bothSides">
+              <wp:wrapPolygon edited="0">
+                <wp:start x="0" y="0"/>
+                <wp:lineTo x="0" y="21308"/>
+                <wp:lineTo x="21379" y="21308"/>
+                <wp:lineTo x="21379" y="0"/>
+                <wp:lineTo x="0" y="0"/>
+              </wp:wrapPolygon>
+            </wp:wrapThrough>
+            <wp:docPr id="1812320842" name="Picture 1" descr="What Is The 64 In Commodore 64 at Eloise Rameriz blog"/>
+            <wp:cNvGraphicFramePr>
+              <a:graphicFrameLocks xmlns:a="http://schemas.openxmlformats.org/drawingml/2006/main" noChangeAspect="1"/>
+            </wp:cNvGraphicFramePr>
+            <a:graphic xmlns:a="http://schemas.openxmlformats.org/drawingml/2006/main">
+              <a:graphicData uri="http://schemas.openxmlformats.org/drawingml/2006/picture">
+                <pic:pic xmlns:pic="http://schemas.openxmlformats.org/drawingml/2006/picture">
+                  <pic:nvPicPr>
+                    <pic:cNvPr id="0" name="Picture 1" descr="What Is The 64 In Commodore 64 at Eloise Rameriz blog"/>
+                    <pic:cNvPicPr>
+                      <a:picLocks noChangeAspect="1" noChangeArrowheads="1"/>
+                    </pic:cNvPicPr>
+                  </pic:nvPicPr>
+                  <pic:blipFill>
+                    <a:blip r:embed="rId10" cstate="print">
+                      <a:extLst>
+                        <a:ext uri="{28A0092B-C50C-407E-A947-70E740481C1C}">
+                          <a14:useLocalDpi xmlns:a14="http://schemas.microsoft.com/office/drawing/2010/main" val="0"/>
+                        </a:ext>
+                      </a:extLst>
+                    </a:blip>
+                    <a:srcRect/>
+                    <a:stretch>
+                      <a:fillRect/>
+                    </a:stretch>
+                  </pic:blipFill>
+                  <pic:spPr bwMode="auto">
+                    <a:xfrm>
+                      <a:off x="0" y="0"/>
+                      <a:ext cx="2790825" cy="1737995"/>
+                    </a:xfrm>
+                    <a:prstGeom prst="rect">
+                      <a:avLst/>
+                    </a:prstGeom>
+                    <a:noFill/>
+                    <a:ln>
+                      <a:noFill/>
+                    </a:ln>
+                  </pic:spPr>
+                </pic:pic>
+              </a:graphicData>
+            </a:graphic>
+          </wp:anchor>
+        </w:drawing>
+      </w:r>
+      <w:r>
+        <w:rPr>
+          <w:rFonts w:ascii="C64 Pro Mono" w:hAnsi="C64 Pro Mono"/>
+          <w:color w:val="FFFFFF" w:themeColor="background1"/>
+          <w:sz w:val="18"/>
+          <w:szCs w:val="18"/>
+        </w:rPr>
+        <w:t>8-bit microprocessor MOS 65</w:t>
+      </w:r>
+      <w:r>
+        <w:rPr>
+          <w:rFonts w:ascii="C64 Pro Mono" w:hAnsi="C64 Pro Mono"/>
+          <w:color w:val="FFFFFF" w:themeColor="background1"/>
+          <w:sz w:val="18"/>
+          <w:szCs w:val="18"/>
+        </w:rPr>
+        <w:t>10</w:t>
+      </w:r>
+      <w:r>
+        <w:rPr>
+          <w:rFonts w:ascii="C64 Pro Mono" w:hAnsi="C64 Pro Mono"/>
+          <w:color w:val="FFFFFF" w:themeColor="background1"/>
+          <w:sz w:val="18"/>
+          <w:szCs w:val="18"/>
+        </w:rPr>
+        <w:t>:</w:t>
+      </w:r>
+    </w:p>
+    <w:p>
+      <w:pPr>
+        <w:rPr>
+          <w:rFonts w:ascii="C64 Pro Mono" w:hAnsi="C64 Pro Mono"/>
+          <w:color w:val="FFFFFF" w:themeColor="background1"/>
+          <w:sz w:val="18"/>
+          <w:szCs w:val="18"/>
+        </w:rPr>
+      </w:pPr>
+      <w:r>
+        <w:rPr>
+          <w:rFonts w:ascii="C64 Pro Mono" w:hAnsi="C64 Pro Mono"/>
+          <w:color w:val="FFFFFF" w:themeColor="background1"/>
+          <w:sz w:val="18"/>
+          <w:szCs w:val="18"/>
+        </w:rPr>
+        <w:t>Registers: Accumulator, X, Y</w:t>
+      </w:r>
+    </w:p>
+    <w:p>
+      <w:pPr>
+        <w:numPr>
+          <w:ilvl w:val="0"/>
+          <w:numId w:val="2"/>
+        </w:numPr>
+        <w:rPr>
+          <w:rFonts w:ascii="C64 Pro Mono" w:hAnsi="C64 Pro Mono"/>
+          <w:color w:val="FFFFFF" w:themeColor="background1"/>
+          <w:sz w:val="18"/>
+          <w:szCs w:val="18"/>
+          <w:lang w:val="fr-FR"/>
+        </w:rPr>
+      </w:pPr>
       <w:r>
         <w:rPr>
           <w:rFonts w:ascii="C64 Pro Mono" w:hAnsi="C64 Pro Mono"/>
           <w:b/>
           <w:bCs/>
           <w:color w:val="FFFFFF" w:themeColor="background1"/>
-        </w:rPr>
-        <w:t>Sprite Graphics Memory</w:t>
-      </w:r>
-      <w:r>
-        <w:rPr>
-          <w:rFonts w:ascii="C64 Pro Mono" w:hAnsi="C64 Pro Mono"/>
-          <w:color w:val="FFFFFF" w:themeColor="background1"/>
-        </w:rPr>
-        <w:t>, starting at specific memory locations (e.g., $D000 to $D02F) where the pixel data for each sprite is stored.</w:t>
-      </w:r>
-    </w:p>
-    <w:p>
-      <w:pPr>
-        <w:rPr>
-          <w:rFonts w:ascii="C64 Pro Mono" w:hAnsi="C64 Pro Mono"/>
-          <w:color w:val="FFFFFF" w:themeColor="background1"/>
-        </w:rPr>
-      </w:pPr>
-      <w:proofErr w:type="gramStart"/>
-      <w:r>
-        <w:rPr>
-          <w:rFonts w:ascii="C64 Pro Mono" w:hAnsi="C64 Pro Mono"/>
-          <w:color w:val="FFFFFF" w:themeColor="background1"/>
-        </w:rPr>
-        <w:t xml:space="preserve">  </w:t>
-      </w:r>
-      <w:r>
-        <w:rPr>
-          <w:rFonts w:ascii="C64 Pro Mono" w:hAnsi="C64 Pro Mono"/>
-          <w:b/>
-          <w:bCs/>
-          <w:color w:val="FFFFFF" w:themeColor="background1"/>
-        </w:rPr>
-        <w:t>Sprite</w:t>
-      </w:r>
-      <w:proofErr w:type="gramEnd"/>
-      <w:r>
-        <w:rPr>
-          <w:rFonts w:ascii="C64 Pro Mono" w:hAnsi="C64 Pro Mono"/>
-          <w:b/>
-          <w:bCs/>
-          <w:color w:val="FFFFFF" w:themeColor="background1"/>
-        </w:rPr>
-        <w:t xml:space="preserve"> Enable Register:</w:t>
+          <w:sz w:val="18"/>
+          <w:szCs w:val="18"/>
+        </w:rPr>
+        <w:t>8 hardware sprites</w:t>
       </w:r>
     </w:p>
     <w:p>
       <w:pPr>
         <w:numPr>
           <w:ilvl w:val="0"/>
-          <w:numId w:val="3"/>
+          <w:numId w:val="2"/>
         </w:numPr>
         <w:rPr>
           <w:rFonts w:ascii="C64 Pro Mono" w:hAnsi="C64 Pro Mono"/>
           <w:color w:val="FFFFFF" w:themeColor="background1"/>
-        </w:rPr>
-      </w:pPr>
-      <w:r>
-        <w:rPr>
-          <w:rFonts w:ascii="C64 Pro Mono" w:hAnsi="C64 Pro Mono"/>
-          <w:b/>
-          <w:bCs/>
-          <w:color w:val="FFFFFF" w:themeColor="background1"/>
-        </w:rPr>
-        <w:t>GRACTL ($D01A)</w:t>
-      </w:r>
-      <w:r>
-        <w:rPr>
-          <w:rFonts w:ascii="C64 Pro Mono" w:hAnsi="C64 Pro Mono"/>
-          <w:color w:val="FFFFFF" w:themeColor="background1"/>
-        </w:rPr>
-        <w:t>: Controls sprite graphics modes.</w:t>
+          <w:sz w:val="18"/>
+          <w:szCs w:val="18"/>
+        </w:rPr>
+      </w:pPr>
+      <w:r>
+        <w:rPr>
+          <w:rFonts w:ascii="C64 Pro Mono" w:hAnsi="C64 Pro Mono"/>
+          <w:color w:val="FFFFFF" w:themeColor="background1"/>
+          <w:sz w:val="18"/>
+          <w:szCs w:val="18"/>
+        </w:rPr>
+        <w:t xml:space="preserve">Sprites created and controlled by specific RAM cells </w:t>
       </w:r>
     </w:p>
     <w:p>
       <w:pPr>
         <w:numPr>
           <w:ilvl w:val="0"/>
-          <w:numId w:val="3"/>
+          <w:numId w:val="2"/>
         </w:numPr>
         <w:rPr>
           <w:rFonts w:ascii="C64 Pro Mono" w:hAnsi="C64 Pro Mono"/>
           <w:color w:val="FFFFFF" w:themeColor="background1"/>
-        </w:rPr>
-      </w:pPr>
-      <w:r>
-        <w:rPr>
-          <w:rFonts w:ascii="C64 Pro Mono" w:hAnsi="C64 Pro Mono"/>
-          <w:b/>
-          <w:bCs/>
-          <w:color w:val="FFFFFF" w:themeColor="background1"/>
-        </w:rPr>
-        <w:lastRenderedPageBreak/>
-        <w:t>ENABL ($D01C)</w:t>
-      </w:r>
-      <w:r>
-        <w:rPr>
-          <w:rFonts w:ascii="C64 Pro Mono" w:hAnsi="C64 Pro Mono"/>
-          <w:color w:val="FFFFFF" w:themeColor="background1"/>
-        </w:rPr>
-        <w:t>: Enables or disables individual sprites and missiles.</w:t>
-      </w:r>
-    </w:p>
-    <w:p>
-      <w:pPr>
-        <w:rPr>
-          <w:rFonts w:ascii="C64 Pro Mono" w:hAnsi="C64 Pro Mono"/>
-          <w:color w:val="FFFFFF" w:themeColor="background1"/>
-        </w:rPr>
-      </w:pPr>
-      <w:proofErr w:type="gramStart"/>
-      <w:r>
-        <w:rPr>
-          <w:rFonts w:ascii="C64 Pro Mono" w:hAnsi="C64 Pro Mono"/>
-          <w:color w:val="FFFFFF" w:themeColor="background1"/>
-        </w:rPr>
-        <w:t xml:space="preserve">  </w:t>
-      </w:r>
-      <w:r>
-        <w:rPr>
-          <w:rFonts w:ascii="C64 Pro Mono" w:hAnsi="C64 Pro Mono"/>
-          <w:b/>
-          <w:bCs/>
-          <w:color w:val="FFFFFF" w:themeColor="background1"/>
-        </w:rPr>
-        <w:t>Sprite</w:t>
-      </w:r>
-      <w:proofErr w:type="gramEnd"/>
-      <w:r>
-        <w:rPr>
-          <w:rFonts w:ascii="C64 Pro Mono" w:hAnsi="C64 Pro Mono"/>
-          <w:b/>
-          <w:bCs/>
-          <w:color w:val="FFFFFF" w:themeColor="background1"/>
-        </w:rPr>
-        <w:t xml:space="preserve"> Size and Priority Registers:</w:t>
+          <w:sz w:val="18"/>
+          <w:szCs w:val="18"/>
+        </w:rPr>
+      </w:pPr>
+      <w:r>
+        <w:rPr>
+          <w:rFonts w:ascii="C64 Pro Mono" w:hAnsi="C64 Pro Mono"/>
+          <w:color w:val="FFFFFF" w:themeColor="background1"/>
+          <w:sz w:val="18"/>
+          <w:szCs w:val="18"/>
+        </w:rPr>
+        <w:t>Total</w:t>
+      </w:r>
+      <w:r>
+        <w:rPr>
+          <w:rFonts w:ascii="C64 Pro Mono" w:hAnsi="C64 Pro Mono"/>
+          <w:color w:val="FFFFFF" w:themeColor="background1"/>
+          <w:sz w:val="18"/>
+          <w:szCs w:val="18"/>
+        </w:rPr>
+        <w:t xml:space="preserve"> </w:t>
+      </w:r>
+      <w:r>
+        <w:rPr>
+          <w:rFonts w:ascii="C64 Pro Mono" w:hAnsi="C64 Pro Mono"/>
+          <w:color w:val="FFFFFF" w:themeColor="background1"/>
+          <w:sz w:val="18"/>
+          <w:szCs w:val="18"/>
+        </w:rPr>
+        <w:t>RAM 64</w:t>
+      </w:r>
+      <w:r>
+        <w:rPr>
+          <w:rFonts w:ascii="C64 Pro Mono" w:hAnsi="C64 Pro Mono"/>
+          <w:color w:val="FFFFFF" w:themeColor="background1"/>
+          <w:sz w:val="18"/>
+          <w:szCs w:val="18"/>
+        </w:rPr>
+        <w:t xml:space="preserve"> </w:t>
+      </w:r>
+      <w:r>
+        <w:rPr>
+          <w:rFonts w:ascii="C64 Pro Mono" w:hAnsi="C64 Pro Mono"/>
+          <w:color w:val="FFFFFF" w:themeColor="background1"/>
+          <w:sz w:val="18"/>
+          <w:szCs w:val="18"/>
+        </w:rPr>
+        <w:t>KB</w:t>
+      </w:r>
+      <w:r>
+        <w:rPr>
+          <w:rFonts w:ascii="C64 Pro Mono" w:hAnsi="C64 Pro Mono"/>
+          <w:color w:val="FFFFFF" w:themeColor="background1"/>
+          <w:sz w:val="18"/>
+          <w:szCs w:val="18"/>
+        </w:rPr>
+        <w:t xml:space="preserve"> </w:t>
+      </w:r>
+      <w:r>
+        <w:rPr>
+          <w:rFonts w:ascii="C64 Pro Mono" w:hAnsi="C64 Pro Mono"/>
+          <w:color w:val="FFFFFF" w:themeColor="background1"/>
+          <w:sz w:val="18"/>
+          <w:szCs w:val="18"/>
+        </w:rPr>
+        <w:t>=</w:t>
+      </w:r>
+      <w:r>
+        <w:rPr>
+          <w:rFonts w:ascii="C64 Pro Mono" w:hAnsi="C64 Pro Mono"/>
+          <w:color w:val="FFFFFF" w:themeColor="background1"/>
+          <w:sz w:val="18"/>
+          <w:szCs w:val="18"/>
+        </w:rPr>
+        <w:t xml:space="preserve"> </w:t>
+      </w:r>
+      <w:r>
+        <w:rPr>
+          <w:rFonts w:ascii="C64 Pro Mono" w:hAnsi="C64 Pro Mono"/>
+          <w:color w:val="FFFFFF" w:themeColor="background1"/>
+          <w:sz w:val="18"/>
+          <w:szCs w:val="18"/>
+        </w:rPr>
+        <w:t>65535</w:t>
+      </w:r>
+      <w:r>
+        <w:rPr>
+          <w:rFonts w:ascii="C64 Pro Mono" w:hAnsi="C64 Pro Mono"/>
+          <w:color w:val="FFFFFF" w:themeColor="background1"/>
+          <w:sz w:val="18"/>
+          <w:szCs w:val="18"/>
+        </w:rPr>
+        <w:t xml:space="preserve"> </w:t>
+      </w:r>
+      <w:r>
+        <w:rPr>
+          <w:rFonts w:ascii="C64 Pro Mono" w:hAnsi="C64 Pro Mono"/>
+          <w:color w:val="FFFFFF" w:themeColor="background1"/>
+          <w:sz w:val="18"/>
+          <w:szCs w:val="18"/>
+        </w:rPr>
+        <w:t>B</w:t>
       </w:r>
     </w:p>
     <w:p>
       <w:pPr>
         <w:numPr>
           <w:ilvl w:val="0"/>
-          <w:numId w:val="4"/>
+          <w:numId w:val="2"/>
         </w:numPr>
         <w:rPr>
           <w:rFonts w:ascii="C64 Pro Mono" w:hAnsi="C64 Pro Mono"/>
           <w:color w:val="FFFFFF" w:themeColor="background1"/>
-        </w:rPr>
-      </w:pPr>
-      <w:r>
-        <w:rPr>
-          <w:rFonts w:ascii="C64 Pro Mono" w:hAnsi="C64 Pro Mono"/>
-          <w:b/>
-          <w:bCs/>
-          <w:color w:val="FFFFFF" w:themeColor="background1"/>
-        </w:rPr>
-        <w:t>VDELBL ($D01E)</w:t>
-      </w:r>
-      <w:r>
-        <w:rPr>
-          <w:rFonts w:ascii="C64 Pro Mono" w:hAnsi="C64 Pro Mono"/>
-          <w:color w:val="FFFFFF" w:themeColor="background1"/>
-        </w:rPr>
-        <w:t>: Vertical delay for sprites.</w:t>
+          <w:sz w:val="18"/>
+          <w:szCs w:val="18"/>
+        </w:rPr>
+      </w:pPr>
+      <w:r>
+        <w:rPr>
+          <w:rFonts w:ascii="C64 Pro Mono" w:hAnsi="C64 Pro Mono"/>
+          <w:color w:val="FFFFFF" w:themeColor="background1"/>
+          <w:sz w:val="18"/>
+          <w:szCs w:val="18"/>
+        </w:rPr>
+        <w:t>53248</w:t>
+      </w:r>
+      <w:r>
+        <w:rPr>
+          <w:rFonts w:ascii="C64 Pro Mono" w:hAnsi="C64 Pro Mono"/>
+          <w:color w:val="FFFFFF" w:themeColor="background1"/>
+          <w:sz w:val="12"/>
+          <w:szCs w:val="12"/>
+        </w:rPr>
+        <w:t>($</w:t>
+      </w:r>
+      <w:r>
+        <w:rPr>
+          <w:rFonts w:ascii="C64 Pro Mono" w:hAnsi="C64 Pro Mono"/>
+          <w:color w:val="FFFFFF" w:themeColor="background1"/>
+          <w:sz w:val="12"/>
+          <w:szCs w:val="12"/>
+        </w:rPr>
+        <w:t>d</w:t>
+      </w:r>
+      <w:r>
+        <w:rPr>
+          <w:rFonts w:ascii="C64 Pro Mono" w:hAnsi="C64 Pro Mono"/>
+          <w:color w:val="FFFFFF" w:themeColor="background1"/>
+          <w:sz w:val="12"/>
+          <w:szCs w:val="12"/>
+        </w:rPr>
+        <w:t>000)</w:t>
+      </w:r>
+      <w:r>
+        <w:rPr>
+          <w:rFonts w:ascii="C64 Pro Mono" w:hAnsi="C64 Pro Mono"/>
+          <w:color w:val="FFFFFF" w:themeColor="background1"/>
+          <w:sz w:val="18"/>
+          <w:szCs w:val="18"/>
+        </w:rPr>
+        <w:t xml:space="preserve"> S0 position X</w:t>
       </w:r>
     </w:p>
     <w:p>
       <w:pPr>
         <w:numPr>
           <w:ilvl w:val="0"/>
-          <w:numId w:val="4"/>
+          <w:numId w:val="2"/>
         </w:numPr>
         <w:rPr>
           <w:rFonts w:ascii="C64 Pro Mono" w:hAnsi="C64 Pro Mono"/>
           <w:color w:val="FFFFFF" w:themeColor="background1"/>
-        </w:rPr>
-      </w:pPr>
-      <w:r>
-        <w:rPr>
-          <w:rFonts w:ascii="C64 Pro Mono" w:hAnsi="C64 Pro Mono"/>
-          <w:b/>
-          <w:bCs/>
-          <w:color w:val="FFFFFF" w:themeColor="background1"/>
-        </w:rPr>
-        <w:t>PF0, PF1, PF2</w:t>
-      </w:r>
-      <w:r>
-        <w:rPr>
-          <w:rFonts w:ascii="C64 Pro Mono" w:hAnsi="C64 Pro Mono"/>
-          <w:color w:val="FFFFFF" w:themeColor="background1"/>
-        </w:rPr>
-        <w:t>: Playfield registers that can be used in conjunction with sprites for layering.</w:t>
-      </w:r>
-    </w:p>
-    <w:p>
-      <w:pPr>
-        <w:rPr>
-          <w:rFonts w:ascii="C64 Pro Mono" w:hAnsi="C64 Pro Mono"/>
-          <w:color w:val="FFFFFF" w:themeColor="background1"/>
-        </w:rPr>
-      </w:pPr>
-    </w:p>
-    <w:p>
-      <w:pPr>
-        <w:rPr>
-          <w:rFonts w:ascii="C64 Pro Mono" w:hAnsi="C64 Pro Mono"/>
-          <w:color w:val="FFFFFF" w:themeColor="background1"/>
-        </w:rPr>
-      </w:pPr>
+          <w:sz w:val="18"/>
+          <w:szCs w:val="18"/>
+        </w:rPr>
+      </w:pPr>
+      <w:r>
+        <w:rPr>
+          <w:rFonts w:ascii="C64 Pro Mono" w:hAnsi="C64 Pro Mono"/>
+          <w:color w:val="FFFFFF" w:themeColor="background1"/>
+          <w:sz w:val="18"/>
+          <w:szCs w:val="18"/>
+        </w:rPr>
+        <w:t>53249</w:t>
+      </w:r>
+      <w:r>
+        <w:rPr>
+          <w:rFonts w:ascii="C64 Pro Mono" w:hAnsi="C64 Pro Mono"/>
+          <w:color w:val="FFFFFF" w:themeColor="background1"/>
+          <w:sz w:val="12"/>
+          <w:szCs w:val="12"/>
+        </w:rPr>
+        <w:t>($</w:t>
+      </w:r>
+      <w:r>
+        <w:rPr>
+          <w:rFonts w:ascii="C64 Pro Mono" w:hAnsi="C64 Pro Mono"/>
+          <w:color w:val="FFFFFF" w:themeColor="background1"/>
+          <w:sz w:val="12"/>
+          <w:szCs w:val="12"/>
+        </w:rPr>
+        <w:t>d</w:t>
+      </w:r>
+      <w:r>
+        <w:rPr>
+          <w:rFonts w:ascii="C64 Pro Mono" w:hAnsi="C64 Pro Mono"/>
+          <w:color w:val="FFFFFF" w:themeColor="background1"/>
+          <w:sz w:val="12"/>
+          <w:szCs w:val="12"/>
+        </w:rPr>
+        <w:t>00</w:t>
+      </w:r>
+      <w:r>
+        <w:rPr>
+          <w:rFonts w:ascii="C64 Pro Mono" w:hAnsi="C64 Pro Mono"/>
+          <w:color w:val="FFFFFF" w:themeColor="background1"/>
+          <w:sz w:val="12"/>
+          <w:szCs w:val="12"/>
+        </w:rPr>
+        <w:t>1</w:t>
+      </w:r>
+      <w:r>
+        <w:rPr>
+          <w:rFonts w:ascii="C64 Pro Mono" w:hAnsi="C64 Pro Mono"/>
+          <w:color w:val="FFFFFF" w:themeColor="background1"/>
+          <w:sz w:val="12"/>
+          <w:szCs w:val="12"/>
+        </w:rPr>
+        <w:t>)</w:t>
+      </w:r>
+      <w:r>
+        <w:rPr>
+          <w:rFonts w:ascii="C64 Pro Mono" w:hAnsi="C64 Pro Mono"/>
+          <w:color w:val="FFFFFF" w:themeColor="background1"/>
+          <w:sz w:val="18"/>
+          <w:szCs w:val="18"/>
+        </w:rPr>
+        <w:t xml:space="preserve"> S1 position Y</w:t>
+      </w:r>
+    </w:p>
+    <w:p>
+      <w:pPr>
+        <w:numPr>
+          <w:ilvl w:val="0"/>
+          <w:numId w:val="2"/>
+        </w:numPr>
+        <w:rPr>
+          <w:rFonts w:ascii="C64 Pro Mono" w:hAnsi="C64 Pro Mono"/>
+          <w:color w:val="FFFFFF" w:themeColor="background1"/>
+          <w:sz w:val="18"/>
+          <w:szCs w:val="18"/>
+        </w:rPr>
+      </w:pPr>
+      <w:r>
+        <w:rPr>
+          <w:rFonts w:ascii="C64 Pro Mono" w:hAnsi="C64 Pro Mono"/>
+          <w:color w:val="FFFFFF" w:themeColor="background1"/>
+          <w:sz w:val="18"/>
+          <w:szCs w:val="18"/>
+        </w:rPr>
+        <w:t>53248-5326</w:t>
+      </w:r>
+      <w:r>
+        <w:rPr>
+          <w:rFonts w:ascii="C64 Pro Mono" w:hAnsi="C64 Pro Mono"/>
+          <w:color w:val="FFFFFF" w:themeColor="background1"/>
+          <w:sz w:val="18"/>
+          <w:szCs w:val="18"/>
+        </w:rPr>
+        <w:t>3</w:t>
+      </w:r>
+      <w:r>
+        <w:rPr>
+          <w:rFonts w:ascii="C64 Pro Mono" w:hAnsi="C64 Pro Mono"/>
+          <w:color w:val="FFFFFF" w:themeColor="background1"/>
+          <w:sz w:val="12"/>
+          <w:szCs w:val="12"/>
+        </w:rPr>
+        <w:t>($</w:t>
+      </w:r>
+      <w:r>
+        <w:rPr>
+          <w:rFonts w:ascii="C64 Pro Mono" w:hAnsi="C64 Pro Mono"/>
+          <w:color w:val="FFFFFF" w:themeColor="background1"/>
+          <w:sz w:val="12"/>
+          <w:szCs w:val="12"/>
+        </w:rPr>
+        <w:t>d</w:t>
+      </w:r>
+      <w:r>
+        <w:rPr>
+          <w:rFonts w:ascii="C64 Pro Mono" w:hAnsi="C64 Pro Mono"/>
+          <w:color w:val="FFFFFF" w:themeColor="background1"/>
+          <w:sz w:val="12"/>
+          <w:szCs w:val="12"/>
+        </w:rPr>
+        <w:t>000</w:t>
+      </w:r>
+      <w:r>
+        <w:rPr>
+          <w:rFonts w:ascii="C64 Pro Mono" w:hAnsi="C64 Pro Mono"/>
+          <w:color w:val="FFFFFF" w:themeColor="background1"/>
+          <w:sz w:val="12"/>
+          <w:szCs w:val="12"/>
+        </w:rPr>
+        <w:t>-$d00f</w:t>
+      </w:r>
+      <w:r>
+        <w:rPr>
+          <w:rFonts w:ascii="C64 Pro Mono" w:hAnsi="C64 Pro Mono"/>
+          <w:color w:val="FFFFFF" w:themeColor="background1"/>
+          <w:sz w:val="12"/>
+          <w:szCs w:val="12"/>
+        </w:rPr>
+        <w:t>)</w:t>
+      </w:r>
+      <w:r>
+        <w:rPr>
+          <w:rFonts w:ascii="C64 Pro Mono" w:hAnsi="C64 Pro Mono"/>
+          <w:color w:val="FFFFFF" w:themeColor="background1"/>
+          <w:sz w:val="18"/>
+          <w:szCs w:val="18"/>
+        </w:rPr>
+        <w:t xml:space="preserve"> </w:t>
+      </w:r>
+      <w:r>
+        <w:rPr>
+          <w:rFonts w:ascii="Courier New" w:hAnsi="Courier New" w:cs="Courier New"/>
+          <w:color w:val="FFFFFF" w:themeColor="background1"/>
+          <w:sz w:val="18"/>
+          <w:szCs w:val="18"/>
+        </w:rPr>
+        <w:t>–</w:t>
+      </w:r>
+      <w:r>
+        <w:rPr>
+          <w:rFonts w:ascii="C64 Pro Mono" w:hAnsi="C64 Pro Mono"/>
+          <w:color w:val="FFFFFF" w:themeColor="background1"/>
+          <w:sz w:val="18"/>
+          <w:szCs w:val="18"/>
+        </w:rPr>
+        <w:t xml:space="preserve"> positions X, Y of all sprites</w:t>
+      </w:r>
+    </w:p>
+    <w:p>
+      <w:pPr>
+        <w:numPr>
+          <w:ilvl w:val="0"/>
+          <w:numId w:val="2"/>
+        </w:numPr>
+        <w:rPr>
+          <w:rFonts w:ascii="C64 Pro Mono" w:hAnsi="C64 Pro Mono"/>
+          <w:color w:val="FFFFFF" w:themeColor="background1"/>
+          <w:sz w:val="18"/>
+          <w:szCs w:val="18"/>
+        </w:rPr>
+      </w:pPr>
+      <w:r>
+        <w:rPr>
+          <w:rFonts w:ascii="C64 Pro Mono" w:hAnsi="C64 Pro Mono"/>
+          <w:color w:val="FFFFFF" w:themeColor="background1"/>
+          <w:sz w:val="18"/>
+          <w:szCs w:val="18"/>
+        </w:rPr>
+        <w:t>53269</w:t>
+      </w:r>
+      <w:r>
+        <w:rPr>
+          <w:rFonts w:ascii="C64 Pro Mono" w:hAnsi="C64 Pro Mono"/>
+          <w:color w:val="FFFFFF" w:themeColor="background1"/>
+          <w:sz w:val="12"/>
+          <w:szCs w:val="12"/>
+        </w:rPr>
+        <w:t>($</w:t>
+      </w:r>
+      <w:r>
+        <w:rPr>
+          <w:rFonts w:ascii="C64 Pro Mono" w:hAnsi="C64 Pro Mono"/>
+          <w:color w:val="FFFFFF" w:themeColor="background1"/>
+          <w:sz w:val="12"/>
+          <w:szCs w:val="12"/>
+        </w:rPr>
+        <w:t>d</w:t>
+      </w:r>
+      <w:r>
+        <w:rPr>
+          <w:rFonts w:ascii="C64 Pro Mono" w:hAnsi="C64 Pro Mono"/>
+          <w:color w:val="FFFFFF" w:themeColor="background1"/>
+          <w:sz w:val="12"/>
+          <w:szCs w:val="12"/>
+        </w:rPr>
+        <w:t>0</w:t>
+      </w:r>
+      <w:r>
+        <w:rPr>
+          <w:rFonts w:ascii="C64 Pro Mono" w:hAnsi="C64 Pro Mono"/>
+          <w:color w:val="FFFFFF" w:themeColor="background1"/>
+          <w:sz w:val="12"/>
+          <w:szCs w:val="12"/>
+        </w:rPr>
+        <w:t>15</w:t>
+      </w:r>
+      <w:r>
+        <w:rPr>
+          <w:rFonts w:ascii="C64 Pro Mono" w:hAnsi="C64 Pro Mono"/>
+          <w:color w:val="FFFFFF" w:themeColor="background1"/>
+          <w:sz w:val="12"/>
+          <w:szCs w:val="12"/>
+        </w:rPr>
+        <w:t>)</w:t>
+      </w:r>
+      <w:r>
+        <w:rPr>
+          <w:rFonts w:ascii="C64 Pro Mono" w:hAnsi="C64 Pro Mono"/>
+          <w:color w:val="FFFFFF" w:themeColor="background1"/>
+          <w:sz w:val="18"/>
+          <w:szCs w:val="18"/>
+        </w:rPr>
+        <w:t xml:space="preserve"> </w:t>
+      </w:r>
+      <w:r>
+        <w:rPr>
+          <w:rFonts w:ascii="Courier New" w:hAnsi="Courier New" w:cs="Courier New"/>
+          <w:color w:val="FFFFFF" w:themeColor="background1"/>
+          <w:sz w:val="18"/>
+          <w:szCs w:val="18"/>
+        </w:rPr>
+        <w:t>–</w:t>
+      </w:r>
+      <w:r>
+        <w:rPr>
+          <w:rFonts w:ascii="C64 Pro Mono" w:hAnsi="C64 Pro Mono"/>
+          <w:color w:val="FFFFFF" w:themeColor="background1"/>
+          <w:sz w:val="18"/>
+          <w:szCs w:val="18"/>
+        </w:rPr>
+        <w:t xml:space="preserve"> sprites enable</w:t>
+      </w:r>
+    </w:p>
+    <w:p>
+      <w:pPr>
+        <w:numPr>
+          <w:ilvl w:val="0"/>
+          <w:numId w:val="2"/>
+        </w:numPr>
+        <w:rPr>
+          <w:rFonts w:ascii="C64 Pro Mono" w:hAnsi="C64 Pro Mono"/>
+          <w:color w:val="FFFFFF" w:themeColor="background1"/>
+          <w:sz w:val="18"/>
+          <w:szCs w:val="18"/>
+        </w:rPr>
+      </w:pPr>
+      <w:r>
+        <w:rPr>
+          <w:rFonts w:ascii="C64 Pro Mono" w:hAnsi="C64 Pro Mono"/>
+          <w:color w:val="FFFFFF" w:themeColor="background1"/>
+          <w:sz w:val="18"/>
+          <w:szCs w:val="18"/>
+        </w:rPr>
+        <w:t>5328</w:t>
+      </w:r>
+      <w:r>
+        <w:rPr>
+          <w:rFonts w:ascii="C64 Pro Mono" w:hAnsi="C64 Pro Mono"/>
+          <w:color w:val="FFFFFF" w:themeColor="background1"/>
+          <w:sz w:val="18"/>
+          <w:szCs w:val="18"/>
+        </w:rPr>
+        <w:t xml:space="preserve">7 </w:t>
+      </w:r>
+      <w:r>
+        <w:rPr>
+          <w:rFonts w:ascii="Courier New" w:hAnsi="Courier New" w:cs="Courier New"/>
+          <w:color w:val="FFFFFF" w:themeColor="background1"/>
+          <w:sz w:val="18"/>
+          <w:szCs w:val="18"/>
+        </w:rPr>
+        <w:t>–</w:t>
+      </w:r>
+      <w:r>
+        <w:rPr>
+          <w:rFonts w:ascii="C64 Pro Mono" w:hAnsi="C64 Pro Mono"/>
+          <w:color w:val="FFFFFF" w:themeColor="background1"/>
+          <w:sz w:val="18"/>
+          <w:szCs w:val="18"/>
+        </w:rPr>
+        <w:t xml:space="preserve"> 53294</w:t>
+      </w:r>
+      <w:r>
+        <w:rPr>
+          <w:rFonts w:ascii="C64 Pro Mono" w:hAnsi="C64 Pro Mono"/>
+          <w:color w:val="FFFFFF" w:themeColor="background1"/>
+          <w:sz w:val="12"/>
+          <w:szCs w:val="12"/>
+        </w:rPr>
+        <w:t>($</w:t>
+      </w:r>
+      <w:r>
+        <w:rPr>
+          <w:rFonts w:ascii="C64 Pro Mono" w:hAnsi="C64 Pro Mono"/>
+          <w:color w:val="FFFFFF" w:themeColor="background1"/>
+          <w:sz w:val="12"/>
+          <w:szCs w:val="12"/>
+        </w:rPr>
+        <w:t>d027-$d02e</w:t>
+      </w:r>
+      <w:r>
+        <w:rPr>
+          <w:rFonts w:ascii="C64 Pro Mono" w:hAnsi="C64 Pro Mono"/>
+          <w:color w:val="FFFFFF" w:themeColor="background1"/>
+          <w:sz w:val="12"/>
+          <w:szCs w:val="12"/>
+        </w:rPr>
+        <w:t>)</w:t>
+      </w:r>
+      <w:r>
+        <w:rPr>
+          <w:rFonts w:ascii="C64 Pro Mono" w:hAnsi="C64 Pro Mono"/>
+          <w:color w:val="FFFFFF" w:themeColor="background1"/>
+          <w:sz w:val="18"/>
+          <w:szCs w:val="18"/>
+        </w:rPr>
+        <w:t xml:space="preserve"> </w:t>
+      </w:r>
+      <w:r>
+        <w:rPr>
+          <w:rFonts w:ascii="Courier New" w:hAnsi="Courier New" w:cs="Courier New"/>
+          <w:color w:val="FFFFFF" w:themeColor="background1"/>
+          <w:sz w:val="18"/>
+          <w:szCs w:val="18"/>
+        </w:rPr>
+        <w:t>–</w:t>
+      </w:r>
+      <w:r>
+        <w:rPr>
+          <w:rFonts w:ascii="C64 Pro Mono" w:hAnsi="C64 Pro Mono"/>
+          <w:color w:val="FFFFFF" w:themeColor="background1"/>
+          <w:sz w:val="18"/>
+          <w:szCs w:val="18"/>
+        </w:rPr>
+        <w:t xml:space="preserve"> sprite colors</w:t>
+      </w:r>
+    </w:p>
+    <w:p>
+      <w:pPr>
+        <w:numPr>
+          <w:ilvl w:val="0"/>
+          <w:numId w:val="2"/>
+        </w:numPr>
+        <w:rPr>
+          <w:rFonts w:ascii="C64 Pro Mono" w:hAnsi="C64 Pro Mono"/>
+          <w:color w:val="FFFFFF" w:themeColor="background1"/>
+          <w:sz w:val="18"/>
+          <w:szCs w:val="18"/>
+        </w:rPr>
+      </w:pPr>
+      <w:r>
+        <w:rPr>
+          <w:rFonts w:ascii="C64 Pro Mono" w:hAnsi="C64 Pro Mono"/>
+          <w:color w:val="FFFFFF" w:themeColor="background1"/>
+          <w:sz w:val="18"/>
+          <w:szCs w:val="18"/>
+        </w:rPr>
+        <w:lastRenderedPageBreak/>
+        <w:t>2040-2047</w:t>
+      </w:r>
+      <w:r>
+        <w:rPr>
+          <w:rFonts w:ascii="C64 Pro Mono" w:hAnsi="C64 Pro Mono"/>
+          <w:color w:val="FFFFFF" w:themeColor="background1"/>
+          <w:sz w:val="12"/>
+          <w:szCs w:val="12"/>
+        </w:rPr>
+        <w:t>($0</w:t>
+      </w:r>
+      <w:r>
+        <w:rPr>
+          <w:rFonts w:ascii="C64 Pro Mono" w:hAnsi="C64 Pro Mono"/>
+          <w:color w:val="FFFFFF" w:themeColor="background1"/>
+          <w:sz w:val="12"/>
+          <w:szCs w:val="12"/>
+        </w:rPr>
+        <w:t>7f8-$07ff</w:t>
+      </w:r>
+      <w:r>
+        <w:rPr>
+          <w:rFonts w:ascii="C64 Pro Mono" w:hAnsi="C64 Pro Mono"/>
+          <w:color w:val="FFFFFF" w:themeColor="background1"/>
+          <w:sz w:val="12"/>
+          <w:szCs w:val="12"/>
+        </w:rPr>
+        <w:t>)</w:t>
+      </w:r>
+      <w:r>
+        <w:rPr>
+          <w:rFonts w:ascii="C64 Pro Mono" w:hAnsi="C64 Pro Mono"/>
+          <w:color w:val="FFFFFF" w:themeColor="background1"/>
+          <w:sz w:val="18"/>
+          <w:szCs w:val="18"/>
+        </w:rPr>
+        <w:t xml:space="preserve"> </w:t>
+      </w:r>
+      <w:r>
+        <w:rPr>
+          <w:rFonts w:ascii="Courier New" w:hAnsi="Courier New" w:cs="Courier New"/>
+          <w:color w:val="FFFFFF" w:themeColor="background1"/>
+          <w:sz w:val="18"/>
+          <w:szCs w:val="18"/>
+        </w:rPr>
+        <w:t>–</w:t>
+      </w:r>
+      <w:r>
+        <w:rPr>
+          <w:rFonts w:ascii="C64 Pro Mono" w:hAnsi="C64 Pro Mono"/>
+          <w:color w:val="FFFFFF" w:themeColor="background1"/>
+          <w:sz w:val="18"/>
+          <w:szCs w:val="18"/>
+        </w:rPr>
+        <w:t xml:space="preserve"> sprite pointers</w:t>
+      </w:r>
+    </w:p>
+    <w:p>
+      <w:pPr>
+        <w:numPr>
+          <w:ilvl w:val="0"/>
+          <w:numId w:val="2"/>
+        </w:numPr>
+        <w:rPr>
+          <w:rFonts w:ascii="C64 Pro Mono" w:hAnsi="C64 Pro Mono"/>
+          <w:color w:val="FFFFFF" w:themeColor="background1"/>
+          <w:sz w:val="18"/>
+          <w:szCs w:val="18"/>
+        </w:rPr>
+      </w:pPr>
+      <w:r>
+        <w:rPr>
+          <w:rFonts w:ascii="C64 Pro Mono" w:hAnsi="C64 Pro Mono"/>
+          <w:color w:val="FFFFFF" w:themeColor="background1"/>
+          <w:sz w:val="18"/>
+          <w:szCs w:val="18"/>
+        </w:rPr>
+        <w:t>53278-53279</w:t>
+      </w:r>
+      <w:r>
+        <w:rPr>
+          <w:rFonts w:ascii="C64 Pro Mono" w:hAnsi="C64 Pro Mono"/>
+          <w:color w:val="FFFFFF" w:themeColor="background1"/>
+          <w:sz w:val="12"/>
+          <w:szCs w:val="12"/>
+        </w:rPr>
+        <w:t>($</w:t>
+      </w:r>
+      <w:r>
+        <w:rPr>
+          <w:rFonts w:ascii="C64 Pro Mono" w:hAnsi="C64 Pro Mono"/>
+          <w:color w:val="FFFFFF" w:themeColor="background1"/>
+          <w:sz w:val="12"/>
+          <w:szCs w:val="12"/>
+        </w:rPr>
+        <w:t>d027-$d028</w:t>
+      </w:r>
+      <w:r>
+        <w:rPr>
+          <w:rFonts w:ascii="C64 Pro Mono" w:hAnsi="C64 Pro Mono"/>
+          <w:color w:val="FFFFFF" w:themeColor="background1"/>
+          <w:sz w:val="12"/>
+          <w:szCs w:val="12"/>
+        </w:rPr>
+        <w:t>)</w:t>
+      </w:r>
+      <w:r>
+        <w:rPr>
+          <w:rFonts w:ascii="C64 Pro Mono" w:hAnsi="C64 Pro Mono"/>
+          <w:color w:val="FFFFFF" w:themeColor="background1"/>
+          <w:sz w:val="18"/>
+          <w:szCs w:val="18"/>
+        </w:rPr>
+        <w:t xml:space="preserve"> -</w:t>
+      </w:r>
+      <w:r>
+        <w:rPr>
+          <w:rFonts w:ascii="C64 Pro Mono" w:hAnsi="C64 Pro Mono"/>
+          <w:color w:val="FFFFFF" w:themeColor="background1"/>
+          <w:sz w:val="18"/>
+          <w:szCs w:val="18"/>
+        </w:rPr>
+        <w:t xml:space="preserve"> sprite collisions</w:t>
+      </w:r>
+    </w:p>
+    <w:p>
+      <w:pPr>
+        <w:numPr>
+          <w:ilvl w:val="0"/>
+          <w:numId w:val="2"/>
+        </w:numPr>
+        <w:rPr>
+          <w:rFonts w:ascii="C64 Pro Mono" w:hAnsi="C64 Pro Mono"/>
+          <w:color w:val="FFFFFF" w:themeColor="background1"/>
+          <w:sz w:val="18"/>
+          <w:szCs w:val="18"/>
+        </w:rPr>
+      </w:pPr>
+      <w:r>
+        <w:rPr>
+          <w:rFonts w:ascii="C64 Pro Mono" w:hAnsi="C64 Pro Mono"/>
+          <w:color w:val="FFFFFF" w:themeColor="background1"/>
+          <w:sz w:val="18"/>
+          <w:szCs w:val="18"/>
+        </w:rPr>
+        <w:t>Memory map: https://sta.c64.org/cbm64mem.html</w:t>
+      </w:r>
+    </w:p>
+    <w:p>
+      <w:pPr>
+        <w:rPr>
+          <w:rFonts w:ascii="C64 Pro Mono" w:hAnsi="C64 Pro Mono"/>
+          <w:color w:val="FFFFFF" w:themeColor="background1"/>
+        </w:rPr>
+      </w:pPr>
+    </w:p>
+    <w:p>
+      <w:pPr>
+        <w:rPr>
+          <w:rFonts w:ascii="C64 Pro Mono" w:hAnsi="C64 Pro Mono"/>
+          <w:color w:val="FFFFFF" w:themeColor="background1"/>
+        </w:rPr>
+      </w:pPr>
+      <w:r>
+        <w:rPr>
+          <w:rFonts w:ascii="C64 Pro Mono" w:hAnsi="C64 Pro Mono"/>
+          <w:color w:val="FFFFFF" w:themeColor="background1"/>
+        </w:rPr>
+        <w:br w:type="page"/>
+      </w:r>
+    </w:p>
+    <w:p>
+      <w:pPr>
+        <w:rPr>
+          <w:rFonts w:ascii="C64 Pro Mono" w:hAnsi="C64 Pro Mono"/>
+          <w:color w:val="FFFFFF" w:themeColor="background1"/>
+        </w:rPr>
+      </w:pPr>
+      <w:r>
+        <w:rPr>
+          <w:rFonts w:ascii="C64 Pro Mono" w:hAnsi="C64 Pro Mono"/>
+          <w:noProof/>
+          <w:color w:val="FFFFFF" w:themeColor="background1"/>
+        </w:rPr>
+        <w:lastRenderedPageBreak/>
+        <w:drawing>
+          <wp:anchor distT="0" distB="0" distL="114300" distR="114300" simplePos="0" relativeHeight="251663360" behindDoc="0" locked="0" layoutInCell="1" allowOverlap="1" wp14:anchorId="778CBB15" wp14:editId="3A0B4A3D">
+            <wp:simplePos x="0" y="0"/>
+            <wp:positionH relativeFrom="column">
+              <wp:posOffset>3750236</wp:posOffset>
+            </wp:positionH>
+            <wp:positionV relativeFrom="paragraph">
+              <wp:posOffset>47300</wp:posOffset>
+            </wp:positionV>
+            <wp:extent cx="2534246" cy="1610833"/>
+            <wp:effectExtent l="0" t="0" r="0" b="8890"/>
+            <wp:wrapNone/>
+            <wp:docPr id="123979428" name="Picture 1" descr="A white keyboard with gray keys&#10;&#10;AI-generated content may be incorrect."/>
+            <wp:cNvGraphicFramePr>
+              <a:graphicFrameLocks xmlns:a="http://schemas.openxmlformats.org/drawingml/2006/main" noChangeAspect="1"/>
+            </wp:cNvGraphicFramePr>
+            <a:graphic xmlns:a="http://schemas.openxmlformats.org/drawingml/2006/main">
+              <a:graphicData uri="http://schemas.openxmlformats.org/drawingml/2006/picture">
+                <pic:pic xmlns:pic="http://schemas.openxmlformats.org/drawingml/2006/picture">
+                  <pic:nvPicPr>
+                    <pic:cNvPr id="123979428" name="Picture 1" descr="A white keyboard with gray keys&#10;&#10;AI-generated content may be incorrect."/>
+                    <pic:cNvPicPr/>
+                  </pic:nvPicPr>
+                  <pic:blipFill>
+                    <a:blip r:embed="rId11">
+                      <a:extLst>
+                        <a:ext uri="{28A0092B-C50C-407E-A947-70E740481C1C}">
+                          <a14:useLocalDpi xmlns:a14="http://schemas.microsoft.com/office/drawing/2010/main" val="0"/>
+                        </a:ext>
+                      </a:extLst>
+                    </a:blip>
+                    <a:stretch>
+                      <a:fillRect/>
+                    </a:stretch>
+                  </pic:blipFill>
+                  <pic:spPr>
+                    <a:xfrm>
+                      <a:off x="0" y="0"/>
+                      <a:ext cx="2534246" cy="1610833"/>
+                    </a:xfrm>
+                    <a:prstGeom prst="rect">
+                      <a:avLst/>
+                    </a:prstGeom>
+                  </pic:spPr>
+                </pic:pic>
+              </a:graphicData>
+            </a:graphic>
+            <wp14:sizeRelH relativeFrom="margin">
+              <wp14:pctWidth>0</wp14:pctWidth>
+            </wp14:sizeRelH>
+            <wp14:sizeRelV relativeFrom="margin">
+              <wp14:pctHeight>0</wp14:pctHeight>
+            </wp14:sizeRelV>
+          </wp:anchor>
+        </w:drawing>
+      </w:r>
+      <w:r>
+        <w:rPr>
+          <w:rFonts w:ascii="C64 Pro Mono" w:hAnsi="C64 Pro Mono"/>
+          <w:color w:val="FFFFFF" w:themeColor="background1"/>
+        </w:rPr>
+        <w:t>Amiga</w:t>
+      </w:r>
+    </w:p>
+    <w:p>
+      <w:pPr>
+        <w:rPr>
+          <w:rFonts w:ascii="C64 Pro Mono" w:hAnsi="C64 Pro Mono"/>
+          <w:color w:val="FFFFFF" w:themeColor="background1"/>
+        </w:rPr>
+      </w:pPr>
+      <w:r>
+        <w:rPr>
+          <w:rFonts w:ascii="C64 Pro Mono" w:hAnsi="C64 Pro Mono"/>
+          <w:color w:val="FFFFFF" w:themeColor="background1"/>
+        </w:rPr>
+        <w:t>16-bit processor registers</w:t>
+      </w:r>
+    </w:p>
+    <w:p>
+      <w:pPr>
+        <w:rPr>
+          <w:rFonts w:ascii="C64 Pro Mono" w:hAnsi="C64 Pro Mono"/>
+          <w:color w:val="FFFFFF" w:themeColor="background1"/>
+        </w:rPr>
+      </w:pPr>
+      <w:r>
+        <w:rPr>
+          <w:rFonts w:ascii="C64 Pro Mono" w:hAnsi="C64 Pro Mono"/>
+          <w:color w:val="FFFFFF" w:themeColor="background1"/>
+        </w:rPr>
+        <w:t>8 sprites (a.k.a. bobs)</w:t>
+      </w:r>
+    </w:p>
+    <w:p>
+      <w:pPr>
+        <w:rPr>
+          <w:rFonts w:ascii="C64 Pro Mono" w:hAnsi="C64 Pro Mono"/>
+          <w:color w:val="FFFFFF" w:themeColor="background1"/>
+        </w:rPr>
+      </w:pPr>
+    </w:p>
+    <w:p>
+      <w:pPr>
+        <w:rPr>
+          <w:rFonts w:ascii="C64 Pro Mono" w:hAnsi="C64 Pro Mono"/>
+          <w:color w:val="FFFFFF" w:themeColor="background1"/>
+        </w:rPr>
+      </w:pPr>
+      <w:r>
+        <w:rPr>
+          <w:rFonts w:ascii="C64 Pro Mono" w:hAnsi="C64 Pro Mono"/>
+          <w:color w:val="FFFFFF" w:themeColor="background1"/>
+        </w:rPr>
+        <w:br w:type="page"/>
+      </w:r>
+    </w:p>
+    <w:p>
+      <w:pPr>
+        <w:rPr>
+          <w:rFonts w:ascii="C64 Pro Mono" w:hAnsi="C64 Pro Mono"/>
+          <w:color w:val="FFFFFF" w:themeColor="background1"/>
+        </w:rPr>
+      </w:pPr>
+      <w:r>
+        <w:rPr>
+          <w:rFonts w:ascii="C64 Pro Mono" w:hAnsi="C64 Pro Mono"/>
+          <w:noProof/>
+          <w:color w:val="FFFFFF" w:themeColor="background1"/>
+        </w:rPr>
+        <w:lastRenderedPageBreak/>
+        <w:drawing>
+          <wp:anchor distT="0" distB="0" distL="114300" distR="114300" simplePos="0" relativeHeight="251664384" behindDoc="0" locked="0" layoutInCell="1" allowOverlap="1" wp14:anchorId="4BA7D5B0" wp14:editId="3C8C59FF">
+            <wp:simplePos x="0" y="0"/>
+            <wp:positionH relativeFrom="column">
+              <wp:posOffset>4092679</wp:posOffset>
+            </wp:positionH>
+            <wp:positionV relativeFrom="paragraph">
+              <wp:posOffset>-361094</wp:posOffset>
+            </wp:positionV>
+            <wp:extent cx="2439670" cy="2008505"/>
+            <wp:effectExtent l="0" t="0" r="0" b="0"/>
+            <wp:wrapNone/>
+            <wp:docPr id="130366833" name="Picture 1" descr="A computer with a monitor and keyboard&#10;&#10;AI-generated content may be incorrect."/>
+            <wp:cNvGraphicFramePr>
+              <a:graphicFrameLocks xmlns:a="http://schemas.openxmlformats.org/drawingml/2006/main" noChangeAspect="1"/>
+            </wp:cNvGraphicFramePr>
+            <a:graphic xmlns:a="http://schemas.openxmlformats.org/drawingml/2006/main">
+              <a:graphicData uri="http://schemas.openxmlformats.org/drawingml/2006/picture">
+                <pic:pic xmlns:pic="http://schemas.openxmlformats.org/drawingml/2006/picture">
+                  <pic:nvPicPr>
+                    <pic:cNvPr id="130366833" name="Picture 1" descr="A computer with a monitor and keyboard&#10;&#10;AI-generated content may be incorrect."/>
+                    <pic:cNvPicPr/>
+                  </pic:nvPicPr>
+                  <pic:blipFill>
+                    <a:blip r:embed="rId12">
+                      <a:extLst>
+                        <a:ext uri="{28A0092B-C50C-407E-A947-70E740481C1C}">
+                          <a14:useLocalDpi xmlns:a14="http://schemas.microsoft.com/office/drawing/2010/main" val="0"/>
+                        </a:ext>
+                      </a:extLst>
+                    </a:blip>
+                    <a:stretch>
+                      <a:fillRect/>
+                    </a:stretch>
+                  </pic:blipFill>
+                  <pic:spPr>
+                    <a:xfrm>
+                      <a:off x="0" y="0"/>
+                      <a:ext cx="2439670" cy="2008505"/>
+                    </a:xfrm>
+                    <a:prstGeom prst="rect">
+                      <a:avLst/>
+                    </a:prstGeom>
+                  </pic:spPr>
+                </pic:pic>
+              </a:graphicData>
+            </a:graphic>
+          </wp:anchor>
+        </w:drawing>
+      </w:r>
+      <w:r>
+        <w:rPr>
+          <w:rFonts w:ascii="C64 Pro Mono" w:hAnsi="C64 Pro Mono"/>
+          <w:color w:val="FFFFFF" w:themeColor="background1"/>
+        </w:rPr>
+        <w:t>IBM PC</w:t>
+      </w:r>
+      <w:r>
+        <w:rPr>
+          <w:rFonts w:ascii="C64 Pro Mono" w:hAnsi="C64 Pro Mono"/>
+          <w:color w:val="FFFFFF" w:themeColor="background1"/>
+        </w:rPr>
+        <w:t xml:space="preserve"> </w:t>
+      </w:r>
+      <w:r>
+        <w:rPr>
+          <w:rFonts w:ascii="C64 Pro Mono" w:hAnsi="C64 Pro Mono"/>
+          <w:color w:val="FFFFFF" w:themeColor="background1"/>
+        </w:rPr>
+        <w:t xml:space="preserve">+ DOS </w:t>
+      </w:r>
+      <w:r>
+        <w:rPr>
+          <w:rFonts w:ascii="C64 Pro Mono" w:hAnsi="C64 Pro Mono"/>
+          <w:color w:val="FFFFFF" w:themeColor="background1"/>
+        </w:rPr>
+        <w:t>(1981)</w:t>
+      </w:r>
+    </w:p>
+    <w:p>
+      <w:pPr>
+        <w:pStyle w:val="ListParagraph"/>
+        <w:numPr>
+          <w:ilvl w:val="0"/>
+          <w:numId w:val="13"/>
+        </w:numPr>
+        <w:rPr>
+          <w:rFonts w:ascii="C64 Pro Mono" w:hAnsi="C64 Pro Mono"/>
+          <w:color w:val="FFFFFF" w:themeColor="background1"/>
+        </w:rPr>
+      </w:pPr>
+      <w:r>
+        <w:rPr>
+          <w:rFonts w:ascii="C64 Pro Mono" w:hAnsi="C64 Pro Mono"/>
+          <w:color w:val="FFFFFF" w:themeColor="background1"/>
+        </w:rPr>
+        <w:t>16-bit processor registers</w:t>
+      </w:r>
+      <w:r>
+        <w:rPr>
+          <w:rFonts w:ascii="C64 Pro Mono" w:hAnsi="C64 Pro Mono"/>
+          <w:color w:val="FFFFFF" w:themeColor="background1"/>
+        </w:rPr>
+        <w:t>:</w:t>
+      </w:r>
       <w:r>
         <w:rPr>
           <w:rFonts w:ascii="C64 Pro Mono" w:hAnsi="C64 Pro Mono"/>
           <w:color w:val="FFFFFF" w:themeColor="background1"/>
         </w:rPr>
         <w:br/>
-      </w:r>
-    </w:p>
-    <w:p>
-      <w:pPr>
-        <w:rPr>
-          <w:rFonts w:ascii="C64 Pro Mono" w:hAnsi="C64 Pro Mono"/>
-          <w:color w:val="FFFFFF" w:themeColor="background1"/>
-        </w:rPr>
-      </w:pPr>
-    </w:p>
-    <w:p>
-      <w:pPr>
-        <w:rPr>
-          <w:rFonts w:ascii="C64 Pro Mono" w:hAnsi="C64 Pro Mono"/>
-          <w:color w:val="FFFFFF" w:themeColor="background1"/>
-        </w:rPr>
-      </w:pPr>
-    </w:p>
-    <w:p>
-      <w:pPr>
-        <w:rPr>
-          <w:rFonts w:ascii="C64 Pro Mono" w:hAnsi="C64 Pro Mono"/>
-          <w:color w:val="FFFFFF" w:themeColor="background1"/>
-        </w:rPr>
-      </w:pPr>
-    </w:p>
-    <w:p>
-      <w:pPr>
-        <w:rPr>
-          <w:rFonts w:ascii="C64 Pro Mono" w:hAnsi="C64 Pro Mono"/>
-          <w:color w:val="FFFFFF" w:themeColor="background1"/>
-        </w:rPr>
-      </w:pPr>
-    </w:p>
-    <w:p>
-      <w:pPr>
-        <w:rPr>
-          <w:rFonts w:ascii="C64 Pro Mono" w:hAnsi="C64 Pro Mono"/>
-          <w:color w:val="FFFFFF" w:themeColor="background1"/>
-        </w:rPr>
-      </w:pPr>
-    </w:p>
-    <w:p>
-      <w:pPr>
-        <w:rPr>
-          <w:rFonts w:ascii="C64 Pro Mono" w:hAnsi="C64 Pro Mono"/>
-          <w:color w:val="FFFFFF" w:themeColor="background1"/>
-        </w:rPr>
-      </w:pPr>
+        <w:t>AX BX CX DX</w:t>
+      </w:r>
+    </w:p>
+    <w:p>
+      <w:pPr>
+        <w:rPr>
+          <w:rFonts w:ascii="C64 Pro Mono" w:hAnsi="C64 Pro Mono"/>
+          <w:color w:val="FFFFFF" w:themeColor="background1"/>
+        </w:rPr>
+      </w:pPr>
+    </w:p>
+    <w:p>
+      <w:pPr>
+        <w:pStyle w:val="ListParagraph"/>
+        <w:numPr>
+          <w:ilvl w:val="0"/>
+          <w:numId w:val="13"/>
+        </w:numPr>
+        <w:rPr>
+          <w:rFonts w:ascii="C64 Pro Mono" w:hAnsi="C64 Pro Mono"/>
+          <w:color w:val="FFFFFF" w:themeColor="background1"/>
+        </w:rPr>
+      </w:pPr>
+      <w:r>
+        <w:rPr>
+          <w:rFonts w:ascii="C64 Pro Mono" w:hAnsi="C64 Pro Mono"/>
+          <w:color w:val="FFFFFF" w:themeColor="background1"/>
+        </w:rPr>
+        <w:t>No sprites!!!</w:t>
+      </w:r>
+    </w:p>
+    <w:p>
+      <w:pPr>
+        <w:rPr>
+          <w:rFonts w:ascii="C64 Pro Mono" w:hAnsi="C64 Pro Mono"/>
+          <w:color w:val="FFFFFF" w:themeColor="background1"/>
+        </w:rPr>
+      </w:pPr>
+    </w:p>
+    <w:p>
+      <w:pPr>
+        <w:pStyle w:val="ListParagraph"/>
+        <w:numPr>
+          <w:ilvl w:val="0"/>
+          <w:numId w:val="13"/>
+        </w:numPr>
+        <w:rPr>
+          <w:rFonts w:ascii="C64 Pro Mono" w:hAnsi="C64 Pro Mono"/>
+          <w:color w:val="FFFFFF" w:themeColor="background1"/>
+        </w:rPr>
+      </w:pPr>
+      <w:r>
+        <w:rPr>
+          <w:rFonts w:ascii="C64 Pro Mono" w:hAnsi="C64 Pro Mono"/>
+          <w:color w:val="FFFFFF" w:themeColor="background1"/>
+        </w:rPr>
+        <w:t xml:space="preserve">Game animations </w:t>
+      </w:r>
+      <w:r>
+        <w:rPr>
+          <w:rFonts w:ascii="Courier New" w:hAnsi="Courier New" w:cs="Courier New"/>
+          <w:color w:val="FFFFFF" w:themeColor="background1"/>
+        </w:rPr>
+        <w:t>–</w:t>
+      </w:r>
+      <w:r>
+        <w:rPr>
+          <w:rFonts w:ascii="C64 Pro Mono" w:hAnsi="C64 Pro Mono"/>
+          <w:color w:val="FFFFFF" w:themeColor="background1"/>
+        </w:rPr>
+        <w:t xml:space="preserve"> mani-</w:t>
+      </w:r>
+      <w:r>
+        <w:rPr>
+          <w:rFonts w:ascii="C64 Pro Mono" w:hAnsi="C64 Pro Mono"/>
+          <w:color w:val="FFFFFF" w:themeColor="background1"/>
+        </w:rPr>
+        <w:br/>
+        <w:t xml:space="preserve">pulating with background </w:t>
+      </w:r>
+      <w:r>
+        <w:rPr>
+          <w:rFonts w:ascii="C64 Pro Mono" w:hAnsi="C64 Pro Mono"/>
+          <w:color w:val="FFFFFF" w:themeColor="background1"/>
+        </w:rPr>
+        <w:br/>
+        <w:t>pixels</w:t>
+      </w:r>
+      <w:r>
+        <w:rPr>
+          <w:noProof/>
+        </w:rPr>
+        <w:t xml:space="preserve"> </w:t>
+      </w:r>
+    </w:p>
+    <w:p>
+      <w:pPr>
+        <w:pStyle w:val="ListParagraph"/>
+        <w:rPr>
+          <w:rFonts w:ascii="C64 Pro Mono" w:hAnsi="C64 Pro Mono"/>
+          <w:color w:val="FFFFFF" w:themeColor="background1"/>
+        </w:rPr>
+      </w:pPr>
+    </w:p>
+    <w:p>
+      <w:pPr>
+        <w:pStyle w:val="ListParagraph"/>
+        <w:numPr>
+          <w:ilvl w:val="0"/>
+          <w:numId w:val="13"/>
+        </w:numPr>
+        <w:rPr>
+          <w:rFonts w:ascii="C64 Pro Mono" w:hAnsi="C64 Pro Mono"/>
+          <w:color w:val="FFFFFF" w:themeColor="background1"/>
+          <w:lang w:val="fr-FR"/>
+        </w:rPr>
+      </w:pPr>
+      <w:r>
+        <w:rPr>
+          <w:rFonts w:ascii="C64 Pro Mono" w:hAnsi="C64 Pro Mono"/>
+          <w:color w:val="FFFFFF" w:themeColor="background1"/>
+          <w:lang w:val="fr-FR"/>
+        </w:rPr>
+        <w:t>Graphics mode 13h (320x200, 256 c</w:t>
+      </w:r>
+      <w:r>
+        <w:rPr>
+          <w:rFonts w:ascii="C64 Pro Mono" w:hAnsi="C64 Pro Mono"/>
+          <w:color w:val="FFFFFF" w:themeColor="background1"/>
+          <w:lang w:val="fr-FR"/>
+        </w:rPr>
+        <w:t>olors)</w:t>
+      </w:r>
+    </w:p>
+    <w:p>
+      <w:pPr>
+        <w:pStyle w:val="ListParagraph"/>
+        <w:rPr>
+          <w:rFonts w:ascii="C64 Pro Mono" w:hAnsi="C64 Pro Mono"/>
+          <w:color w:val="FFFFFF" w:themeColor="background1"/>
+          <w:lang w:val="fr-FR"/>
+        </w:rPr>
+      </w:pPr>
+    </w:p>
+    <w:p>
+      <w:pPr>
+        <w:pStyle w:val="ListParagraph"/>
+        <w:numPr>
+          <w:ilvl w:val="0"/>
+          <w:numId w:val="13"/>
+        </w:numPr>
+        <w:rPr>
+          <w:rFonts w:ascii="C64 Pro Mono" w:hAnsi="C64 Pro Mono"/>
+          <w:color w:val="FFFFFF" w:themeColor="background1"/>
+        </w:rPr>
+      </w:pPr>
+      <w:r>
+        <w:rPr>
+          <w:rFonts w:ascii="C64 Pro Mono" w:hAnsi="C64 Pro Mono"/>
+          <w:color w:val="FFFFFF" w:themeColor="background1"/>
+        </w:rPr>
+        <w:t xml:space="preserve">Screen memory </w:t>
+      </w:r>
+      <w:r>
+        <w:rPr>
+          <w:rFonts w:ascii="Courier New" w:hAnsi="Courier New" w:cs="Courier New"/>
+          <w:color w:val="FFFFFF" w:themeColor="background1"/>
+        </w:rPr>
+        <w:t>–</w:t>
+      </w:r>
+      <w:r>
+        <w:rPr>
+          <w:rFonts w:ascii="C64 Pro Mono" w:hAnsi="C64 Pro Mono"/>
+          <w:color w:val="FFFFFF" w:themeColor="background1"/>
+        </w:rPr>
+        <w:t xml:space="preserve"> 62 KB beginning wi</w:t>
+      </w:r>
+      <w:r>
+        <w:rPr>
+          <w:rFonts w:ascii="C64 Pro Mono" w:hAnsi="C64 Pro Mono"/>
+          <w:color w:val="FFFFFF" w:themeColor="background1"/>
+        </w:rPr>
+        <w:t>th a000 address</w:t>
+      </w:r>
+    </w:p>
+    <w:p>
+      <w:pPr>
+        <w:rPr>
+          <w:rFonts w:ascii="C64 Pro Mono" w:hAnsi="C64 Pro Mono"/>
+          <w:color w:val="FFFFFF" w:themeColor="background1"/>
+        </w:rPr>
+      </w:pPr>
+      <w:r>
+        <w:rPr>
+          <w:rFonts w:ascii="C64 Pro Mono" w:hAnsi="C64 Pro Mono"/>
+          <w:color w:val="FFFFFF" w:themeColor="background1"/>
+        </w:rPr>
+        <w:br w:type="page"/>
+      </w:r>
       <w:r>
         <w:rPr>
           <w:rFonts w:ascii="C64 Pro Mono" w:hAnsi="C64 Pro Mono"/>
           <w:color w:val="FFFFFF" w:themeColor="background1"/>
         </w:rPr>
         <w:lastRenderedPageBreak/>
-        <w:t>Commodore 64 (1982)</w:t>
-      </w:r>
-    </w:p>
-    <w:p>
-      <w:pPr>
-        <w:rPr>
-          <w:rFonts w:ascii="C64 Pro Mono" w:hAnsi="C64 Pro Mono"/>
-          <w:color w:val="FFFFFF" w:themeColor="background1"/>
-        </w:rPr>
-      </w:pPr>
-    </w:p>
-    <w:p>
-      <w:pPr>
-        <w:rPr>
-          <w:rFonts w:ascii="C64 Pro Mono" w:hAnsi="C64 Pro Mono"/>
-          <w:color w:val="FFFFFF" w:themeColor="background1"/>
-        </w:rPr>
-      </w:pPr>
-    </w:p>
-    <w:p>
-      <w:pPr>
-        <w:rPr>
-          <w:rFonts w:ascii="C64 Pro Mono" w:hAnsi="C64 Pro Mono"/>
-          <w:color w:val="FFFFFF" w:themeColor="background1"/>
-        </w:rPr>
-      </w:pPr>
-    </w:p>
-    <w:p>
-      <w:pPr>
-        <w:rPr>
-          <w:rFonts w:ascii="C64 Pro Mono" w:hAnsi="C64 Pro Mono"/>
-          <w:color w:val="FFFFFF" w:themeColor="background1"/>
-        </w:rPr>
-      </w:pPr>
-    </w:p>
-    <w:p>
-      <w:pPr>
-        <w:rPr>
-          <w:rFonts w:ascii="C64 Pro Mono" w:hAnsi="C64 Pro Mono"/>
-          <w:color w:val="FFFFFF" w:themeColor="background1"/>
-        </w:rPr>
-      </w:pPr>
-      <w:r>
-        <w:rPr>
-          <w:rFonts w:ascii="C64 Pro Mono" w:hAnsi="C64 Pro Mono"/>
-          <w:color w:val="FFFFFF" w:themeColor="background1"/>
+        <w:br w:type="page"/>
+      </w:r>
+    </w:p>
+    <w:p>
+      <w:pPr>
+        <w:rPr>
+          <w:rFonts w:ascii="C64 Pro Mono" w:hAnsi="C64 Pro Mono"/>
+          <w:color w:val="FFFFFF" w:themeColor="background1"/>
+        </w:rPr>
+      </w:pPr>
+      <w:r>
+        <w:rPr>
+          <w:rFonts w:ascii="C64 Pro Mono" w:hAnsi="C64 Pro Mono"/>
+          <w:color w:val="FFFFFF" w:themeColor="background1"/>
+        </w:rPr>
+        <w:lastRenderedPageBreak/>
+        <w:t>Python (1991)</w:t>
+      </w:r>
+    </w:p>
+    <w:p>
+      <w:pPr>
+        <w:pStyle w:val="ListParagraph"/>
+        <w:numPr>
+          <w:ilvl w:val="0"/>
+          <w:numId w:val="11"/>
+        </w:numPr>
+        <w:rPr>
+          <w:rFonts w:ascii="C64 Pro Mono" w:hAnsi="C64 Pro Mono"/>
+          <w:color w:val="FFFFFF" w:themeColor="background1"/>
+        </w:rPr>
+      </w:pPr>
+      <w:r>
+        <w:rPr>
+          <w:noProof/>
+        </w:rPr>
+        <w:drawing>
+          <wp:anchor distT="0" distB="0" distL="114300" distR="114300" simplePos="0" relativeHeight="251669504" behindDoc="0" locked="0" layoutInCell="1" allowOverlap="1" wp14:anchorId="5BBB2AD8" wp14:editId="531693E5">
+            <wp:simplePos x="0" y="0"/>
+            <wp:positionH relativeFrom="column">
+              <wp:posOffset>5145405</wp:posOffset>
+            </wp:positionH>
+            <wp:positionV relativeFrom="paragraph">
+              <wp:posOffset>417195</wp:posOffset>
+            </wp:positionV>
+            <wp:extent cx="781050" cy="781050"/>
+            <wp:effectExtent l="0" t="0" r="0" b="0"/>
+            <wp:wrapNone/>
+            <wp:docPr id="160032385" name="Picture 4" descr="Python-Symbol png | PNGWing"/>
+            <wp:cNvGraphicFramePr>
+              <a:graphicFrameLocks xmlns:a="http://schemas.openxmlformats.org/drawingml/2006/main" noChangeAspect="1"/>
+            </wp:cNvGraphicFramePr>
+            <a:graphic xmlns:a="http://schemas.openxmlformats.org/drawingml/2006/main">
+              <a:graphicData uri="http://schemas.openxmlformats.org/drawingml/2006/picture">
+                <pic:pic xmlns:pic="http://schemas.openxmlformats.org/drawingml/2006/picture">
+                  <pic:nvPicPr>
+                    <pic:cNvPr id="0" name="Picture 1" descr="Python-Symbol png | PNGWing"/>
+                    <pic:cNvPicPr>
+                      <a:picLocks noChangeAspect="1" noChangeArrowheads="1"/>
+                    </pic:cNvPicPr>
+                  </pic:nvPicPr>
+                  <pic:blipFill>
+                    <a:blip r:embed="rId13" cstate="print">
+                      <a:extLst>
+                        <a:ext uri="{28A0092B-C50C-407E-A947-70E740481C1C}">
+                          <a14:useLocalDpi xmlns:a14="http://schemas.microsoft.com/office/drawing/2010/main" val="0"/>
+                        </a:ext>
+                      </a:extLst>
+                    </a:blip>
+                    <a:srcRect/>
+                    <a:stretch>
+                      <a:fillRect/>
+                    </a:stretch>
+                  </pic:blipFill>
+                  <pic:spPr bwMode="auto">
+                    <a:xfrm>
+                      <a:off x="0" y="0"/>
+                      <a:ext cx="781050" cy="781050"/>
+                    </a:xfrm>
+                    <a:prstGeom prst="rect">
+                      <a:avLst/>
+                    </a:prstGeom>
+                    <a:noFill/>
+                    <a:ln>
+                      <a:noFill/>
+                    </a:ln>
+                  </pic:spPr>
+                </pic:pic>
+              </a:graphicData>
+            </a:graphic>
+            <wp14:sizeRelH relativeFrom="page">
+              <wp14:pctWidth>0</wp14:pctWidth>
+            </wp14:sizeRelH>
+            <wp14:sizeRelV relativeFrom="page">
+              <wp14:pctHeight>0</wp14:pctHeight>
+            </wp14:sizeRelV>
+          </wp:anchor>
+        </w:drawing>
+      </w:r>
+      <w:r>
+        <w:rPr>
+          <w:rFonts w:ascii="C64 Pro Mono" w:hAnsi="C64 Pro Mono"/>
+          <w:color w:val="FFFFFF" w:themeColor="background1"/>
+        </w:rPr>
+        <w:t>Named after British comic group Monty Python</w:t>
+      </w:r>
+      <w:r>
+        <w:rPr>
+          <w:rFonts w:ascii="C64 Pro Mono" w:hAnsi="C64 Pro Mono"/>
+          <w:color w:val="FFFFFF" w:themeColor="background1"/>
+        </w:rPr>
+        <w:br/>
+      </w:r>
+    </w:p>
+    <w:p>
+      <w:pPr>
+        <w:pStyle w:val="ListParagraph"/>
+        <w:numPr>
+          <w:ilvl w:val="0"/>
+          <w:numId w:val="11"/>
+        </w:numPr>
+        <w:rPr>
+          <w:rFonts w:ascii="C64 Pro Mono" w:hAnsi="C64 Pro Mono"/>
+          <w:color w:val="FFFFFF" w:themeColor="background1"/>
+        </w:rPr>
+      </w:pPr>
+      <w:r>
+        <w:rPr>
+          <w:rFonts w:ascii="C64 Pro Mono" w:hAnsi="C64 Pro Mono"/>
+          <w:color w:val="FFFFFF" w:themeColor="background1"/>
+        </w:rPr>
+        <w:t>Main purpose?</w:t>
+      </w:r>
+      <w:r>
+        <w:rPr>
+          <w:rFonts w:ascii="C64 Pro Mono" w:hAnsi="C64 Pro Mono"/>
+          <w:color w:val="FFFFFF" w:themeColor="background1"/>
+        </w:rPr>
+        <w:br/>
+      </w:r>
+    </w:p>
+    <w:p>
+      <w:pPr>
+        <w:pStyle w:val="ListParagraph"/>
+        <w:numPr>
+          <w:ilvl w:val="0"/>
+          <w:numId w:val="11"/>
+        </w:numPr>
+        <w:rPr>
+          <w:rFonts w:ascii="C64 Pro Mono" w:hAnsi="C64 Pro Mono"/>
+          <w:color w:val="FFFFFF" w:themeColor="background1"/>
+        </w:rPr>
+      </w:pPr>
+      <w:r>
+        <w:rPr>
+          <w:rFonts w:ascii="C64 Pro Mono" w:hAnsi="C64 Pro Mono"/>
+          <w:color w:val="FFFFFF" w:themeColor="background1"/>
+        </w:rPr>
+        <w:t>Initially no sprites</w:t>
+      </w:r>
+      <w:r>
+        <w:rPr>
+          <w:rFonts w:ascii="C64 Pro Mono" w:hAnsi="C64 Pro Mono"/>
+          <w:color w:val="FFFFFF" w:themeColor="background1"/>
+        </w:rPr>
+        <w:br/>
+      </w:r>
+    </w:p>
+    <w:p>
+      <w:pPr>
+        <w:pStyle w:val="ListParagraph"/>
+        <w:numPr>
+          <w:ilvl w:val="0"/>
+          <w:numId w:val="11"/>
+        </w:numPr>
+        <w:rPr>
+          <w:rFonts w:ascii="C64 Pro Mono" w:hAnsi="C64 Pro Mono"/>
+          <w:color w:val="FFFFFF" w:themeColor="background1"/>
+        </w:rPr>
+      </w:pPr>
+      <w:r>
+        <w:rPr>
+          <w:rFonts w:ascii="C64 Pro Mono" w:hAnsi="C64 Pro Mono"/>
+          <w:color w:val="FFFFFF" w:themeColor="background1"/>
+        </w:rPr>
+        <w:t xml:space="preserve">2014 </w:t>
+      </w:r>
+      <w:r>
+        <w:rPr>
+          <w:rFonts w:ascii="Courier New" w:hAnsi="Courier New" w:cs="Courier New"/>
+          <w:color w:val="FFFFFF" w:themeColor="background1"/>
+        </w:rPr>
+        <w:t>–</w:t>
+      </w:r>
+      <w:r>
+        <w:rPr>
+          <w:rFonts w:ascii="C64 Pro Mono" w:hAnsi="C64 Pro Mono"/>
+          <w:color w:val="FFFFFF" w:themeColor="background1"/>
+        </w:rPr>
+        <w:t xml:space="preserve"> library ARCADE </w:t>
+      </w:r>
+      <w:r>
+        <w:rPr>
+          <w:rFonts w:ascii="C64 Pro Mono" w:hAnsi="C64 Pro Mono"/>
+          <w:color w:val="FFFFFF" w:themeColor="background1"/>
+        </w:rPr>
+        <w:br/>
+      </w:r>
+    </w:p>
+    <w:p>
+      <w:pPr>
+        <w:pStyle w:val="ListParagraph"/>
+        <w:numPr>
+          <w:ilvl w:val="0"/>
+          <w:numId w:val="11"/>
+        </w:numPr>
+        <w:rPr>
+          <w:rFonts w:ascii="C64 Pro Mono" w:hAnsi="C64 Pro Mono"/>
+          <w:color w:val="FFFFFF" w:themeColor="background1"/>
+        </w:rPr>
+      </w:pPr>
+      <w:r>
+        <w:rPr>
+          <w:rFonts w:ascii="C64 Pro Mono" w:hAnsi="C64 Pro Mono"/>
+          <w:color w:val="FFFFFF" w:themeColor="background1"/>
+        </w:rPr>
+        <w:t>Python supports OOP -&gt; Sprite is a class</w:t>
+      </w:r>
+    </w:p>
+    <w:p>
+      <w:pPr>
+        <w:rPr>
+          <w:rFonts w:ascii="C64 Pro Mono" w:hAnsi="C64 Pro Mono"/>
+          <w:color w:val="FFFFFF" w:themeColor="background1"/>
+        </w:rPr>
+      </w:pPr>
+    </w:p>
+    <w:p>
+      <w:pPr>
+        <w:rPr>
+          <w:rFonts w:ascii="C64 Pro Mono" w:hAnsi="C64 Pro Mono"/>
+          <w:color w:val="FFFFFF" w:themeColor="background1"/>
+        </w:rPr>
+      </w:pPr>
+    </w:p>
+    <w:p>
+      <w:pPr>
+        <w:rPr>
+          <w:rFonts w:ascii="C64 Pro Mono" w:hAnsi="C64 Pro Mono"/>
+          <w:color w:val="FFFFFF" w:themeColor="background1"/>
+        </w:rPr>
+      </w:pPr>
+      <w:r>
+        <w:rPr>
+          <w:rFonts w:ascii="C64 Pro Mono" w:hAnsi="C64 Pro Mono"/>
+          <w:color w:val="FFFFFF" w:themeColor="background1"/>
+        </w:rPr>
+        <w:br w:type="page"/>
+      </w:r>
+    </w:p>
+    <w:p>
+      <w:pPr>
+        <w:rPr>
+          <w:rFonts w:ascii="C64 Pro Mono" w:hAnsi="C64 Pro Mono"/>
+          <w:color w:val="FFFFFF" w:themeColor="background1"/>
+        </w:rPr>
+      </w:pPr>
+      <w:r>
+        <w:rPr>
+          <w:rFonts w:ascii="C64 Pro Mono" w:hAnsi="C64 Pro Mono"/>
+          <w:noProof/>
+          <w:color w:val="FFFFFF" w:themeColor="background1"/>
+        </w:rPr>
+        <w:lastRenderedPageBreak/>
+        <mc:AlternateContent>
+          <mc:Choice Requires="wps">
+            <w:drawing>
+              <wp:anchor distT="45720" distB="45720" distL="114300" distR="114300" simplePos="0" relativeHeight="251668480" behindDoc="0" locked="0" layoutInCell="1" allowOverlap="1" wp14:anchorId="36BFE1BF" wp14:editId="15A75EF9">
+                <wp:simplePos x="0" y="0"/>
+                <wp:positionH relativeFrom="margin">
+                  <wp:posOffset>-69215</wp:posOffset>
+                </wp:positionH>
+                <wp:positionV relativeFrom="paragraph">
+                  <wp:posOffset>1078865</wp:posOffset>
+                </wp:positionV>
+                <wp:extent cx="5634355" cy="1450975"/>
+                <wp:effectExtent l="0" t="0" r="23495" b="15875"/>
+                <wp:wrapSquare wrapText="bothSides"/>
+                <wp:docPr id="998047705" name="Text Box 2"/>
+                <wp:cNvGraphicFramePr>
+                  <a:graphicFrameLocks xmlns:a="http://schemas.openxmlformats.org/drawingml/2006/main"/>
+                </wp:cNvGraphicFramePr>
+                <a:graphic xmlns:a="http://schemas.openxmlformats.org/drawingml/2006/main">
+                  <a:graphicData uri="http://schemas.microsoft.com/office/word/2010/wordprocessingShape">
+                    <wps:wsp>
+                      <wps:cNvSpPr txBox="1">
+                        <a:spLocks noChangeArrowheads="1"/>
+                      </wps:cNvSpPr>
+                      <wps:spPr bwMode="auto">
+                        <a:xfrm>
+                          <a:off x="0" y="0"/>
+                          <a:ext cx="5634355" cy="1450975"/>
+                        </a:xfrm>
+                        <a:prstGeom prst="rect">
+                          <a:avLst/>
+                        </a:prstGeom>
+                        <a:solidFill>
+                          <a:srgbClr val="FFFFFF"/>
+                        </a:solidFill>
+                        <a:ln w="9525">
+                          <a:solidFill>
+                            <a:srgbClr val="000000"/>
+                          </a:solidFill>
+                          <a:miter lim="800000"/>
+                          <a:headEnd/>
+                          <a:tailEnd/>
+                        </a:ln>
+                      </wps:spPr>
+                      <wps:txbx>
+                        <w:txbxContent>
+                          <w:p>
+                            <w:r>
+                              <w:t>monster</w:t>
+                            </w:r>
+                            <w:r>
+                              <w:t xml:space="preserve"> = arcade.Sprite("monster.bmp",scale=</w:t>
+                            </w:r>
+                            <w:r>
+                              <w:rPr>
+                                <w:i/>
+                                <w:iCs/>
+                              </w:rPr>
+                              <w:t>2</w:t>
+                            </w:r>
+                            <w:r>
+                              <w:t>,)</w:t>
+                            </w:r>
+                            <w:r>
+                              <w:br/>
+                              <w:t>skull</w:t>
+                            </w:r>
+                            <w:r>
+                              <w:t xml:space="preserve"> = arcade.Sprite("</w:t>
+                            </w:r>
+                            <w:r>
+                              <w:t>skull</w:t>
+                            </w:r>
+                            <w:r>
+                              <w:t>.bmp</w:t>
+                            </w:r>
+                            <w:r>
+                              <w:t>”</w:t>
+                            </w:r>
+                            <w:r>
+                              <w:t>)</w:t>
+                            </w:r>
+                          </w:p>
+                          <w:p>
+                            <w:r>
+                              <w:t>enemy_list = arcade.SpriteList()</w:t>
+                            </w:r>
+                            <w:r>
+                              <w:br/>
+                              <w:t>enem</w:t>
+                            </w:r>
+                            <w:r>
+                              <w:t>y_list.append(monster)</w:t>
+                            </w:r>
+                            <w:r>
+                              <w:br/>
+                              <w:t>enemy_list.append(skull)</w:t>
+                            </w:r>
+                          </w:p>
+                          <w:p>
+                            <w:r>
+                              <w:t>enemy_list.draw()</w:t>
+                            </w:r>
+                          </w:p>
+                          <w:p/>
+                          <w:p/>
+                          <w:p/>
+                          <w:p/>
+                        </w:txbxContent>
+                      </wps:txbx>
+                      <wps:bodyPr rot="0" vert="horz" wrap="square" lIns="91440" tIns="45720" rIns="91440" bIns="45720" anchor="t" anchorCtr="0">
+                        <a:noAutofit/>
+                      </wps:bodyPr>
+                    </wps:wsp>
+                  </a:graphicData>
+                </a:graphic>
+                <wp14:sizeRelH relativeFrom="margin">
+                  <wp14:pctWidth>0</wp14:pctWidth>
+                </wp14:sizeRelH>
+                <wp14:sizeRelV relativeFrom="margin">
+                  <wp14:pctHeight>0</wp14:pctHeight>
+                </wp14:sizeRelV>
+              </wp:anchor>
+            </w:drawing>
+          </mc:Choice>
+          <mc:Fallback>
+            <w:pict>
+              <v:shape w14:anchorId="36BFE1BF" id="_x0000_s1027" type="#_x0000_t202" style="position:absolute;margin-left:-5.45pt;margin-top:84.95pt;width:443.65pt;height:114.25pt;z-index:251668480;visibility:visible;mso-wrap-style:square;mso-width-percent:0;mso-height-percent:0;mso-wrap-distance-left:9pt;mso-wrap-distance-top:3.6pt;mso-wrap-distance-right:9pt;mso-wrap-distance-bottom:3.6pt;mso-position-horizontal:absolute;mso-position-horizontal-relative:margin;mso-position-vertical:absolute;mso-position-vertical-relative:text;mso-width-percent:0;mso-height-percent:0;mso-width-relative:margin;mso-height-relative:margin;v-text-anchor:top" o:gfxdata="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">
+                <v:textbox>
+                  <w:txbxContent>
+                    <w:p>
+                      <w:r>
+                        <w:t>monster</w:t>
+                      </w:r>
+                      <w:r>
+                        <w:t xml:space="preserve"> = arcade.Sprite("monster.bmp",scale=</w:t>
+                      </w:r>
+                      <w:r>
+                        <w:rPr>
+                          <w:i/>
+                          <w:iCs/>
+                        </w:rPr>
+                        <w:t>2</w:t>
+                      </w:r>
+                      <w:r>
+                        <w:t>,)</w:t>
+                      </w:r>
+                      <w:r>
+                        <w:br/>
+                        <w:t>skull</w:t>
+                      </w:r>
+                      <w:r>
+                        <w:t xml:space="preserve"> = arcade.Sprite("</w:t>
+                      </w:r>
+                      <w:r>
+                        <w:t>skull</w:t>
+                      </w:r>
+                      <w:r>
+                        <w:t>.bmp</w:t>
+                      </w:r>
+                      <w:r>
+                        <w:t>”</w:t>
+                      </w:r>
+                      <w:r>
+                        <w:t>)</w:t>
+                      </w:r>
+                    </w:p>
+                    <w:p>
+                      <w:r>
+                        <w:t>enemy_list = arcade.SpriteList()</w:t>
+                      </w:r>
+                      <w:r>
+                        <w:br/>
+                        <w:t>enem</w:t>
+                      </w:r>
+                      <w:r>
+                        <w:t>y_list.append(monster)</w:t>
+                      </w:r>
+                      <w:r>
+                        <w:br/>
+                        <w:t>enemy_list.append(skull)</w:t>
+                      </w:r>
+                    </w:p>
+                    <w:p>
+                      <w:r>
+                        <w:t>enemy_list.draw()</w:t>
+                      </w:r>
+                    </w:p>
+                    <w:p/>
+                    <w:p/>
+                    <w:p/>
+                    <w:p/>
+                  </w:txbxContent>
+                </v:textbox>
+                <w10:wrap type="square" anchorx="margin"/>
+              </v:shape>
+            </w:pict>
+          </mc:Fallback>
+        </mc:AlternateContent>
+      </w:r>
+      <w:r>
+        <w:rPr>
+          <w:rFonts w:ascii="C64 Pro Mono" w:hAnsi="C64 Pro Mono"/>
+          <w:noProof/>
+          <w:color w:val="FFFFFF" w:themeColor="background1"/>
+        </w:rPr>
+        <mc:AlternateContent>
+          <mc:Choice Requires="wps">
+            <w:drawing>
+              <wp:anchor distT="45720" distB="45720" distL="114300" distR="114300" simplePos="0" relativeHeight="251666432" behindDoc="0" locked="0" layoutInCell="1" allowOverlap="1" wp14:anchorId="04EF2714" wp14:editId="16AF423C">
+                <wp:simplePos x="0" y="0"/>
+                <wp:positionH relativeFrom="margin">
+                  <wp:posOffset>-59055</wp:posOffset>
+                </wp:positionH>
+                <wp:positionV relativeFrom="paragraph">
+                  <wp:posOffset>0</wp:posOffset>
+                </wp:positionV>
+                <wp:extent cx="5645785" cy="887730"/>
+                <wp:effectExtent l="0" t="0" r="12065" b="26670"/>
+                <wp:wrapSquare wrapText="bothSides"/>
+                <wp:docPr id="2028072685" name="Text Box 2"/>
+                <wp:cNvGraphicFramePr>
+                  <a:graphicFrameLocks xmlns:a="http://schemas.openxmlformats.org/drawingml/2006/main"/>
+                </wp:cNvGraphicFramePr>
+                <a:graphic xmlns:a="http://schemas.openxmlformats.org/drawingml/2006/main">
+                  <a:graphicData uri="http://schemas.microsoft.com/office/word/2010/wordprocessingShape">
+                    <wps:wsp>
+                      <wps:cNvSpPr txBox="1">
+                        <a:spLocks noChangeArrowheads="1"/>
+                      </wps:cNvSpPr>
+                      <wps:spPr bwMode="auto">
+                        <a:xfrm>
+                          <a:off x="0" y="0"/>
+                          <a:ext cx="5645785" cy="887730"/>
+                        </a:xfrm>
+                        <a:prstGeom prst="rect">
+                          <a:avLst/>
+                        </a:prstGeom>
+                        <a:solidFill>
+                          <a:srgbClr val="FFFFFF"/>
+                        </a:solidFill>
+                        <a:ln w="9525">
+                          <a:solidFill>
+                            <a:srgbClr val="000000"/>
+                          </a:solidFill>
+                          <a:miter lim="800000"/>
+                          <a:headEnd/>
+                          <a:tailEnd/>
+                        </a:ln>
+                      </wps:spPr>
+                      <wps:txbx>
+                        <w:txbxContent>
+                          <w:p>
+                            <w:r>
+                              <w:t>tankSprite</w:t>
+                            </w:r>
+                            <w:r>
+                              <w:t xml:space="preserve"> = arcade.Sprite</w:t>
+                            </w:r>
+                            <w:r>
+                              <w:t>(</w:t>
+                            </w:r>
+                            <w:r>
+                              <w:t>tank.bmp")</w:t>
+                            </w:r>
+                          </w:p>
+                          <w:p>
+                            <w:pPr>
+                              <w:rPr>
+                                <w:lang w:val="fr-FR"/>
+                              </w:rPr>
+                            </w:pPr>
+                            <w:r>
+                              <w:rPr>
+                                <w:lang w:val="fr-FR"/>
+                              </w:rPr>
+                              <w:t xml:space="preserve">tankSprite.center_x = </w:t>
+                            </w:r>
+                            <w:r>
+                              <w:rPr>
+                                <w:i/>
+                                <w:iCs/>
+                                <w:lang w:val="fr-FR"/>
+                              </w:rPr>
+                              <w:t>50</w:t>
+                            </w:r>
+                            <w:r>
+                              <w:rPr>
+                                <w:i/>
+                                <w:iCs/>
+                                <w:lang w:val="fr-FR"/>
+                              </w:rPr>
+                              <w:br/>
+                            </w:r>
+                            <w:r>
+                              <w:t>tankSprite</w:t>
+                            </w:r>
+                            <w:r>
+                              <w:rPr>
+                                <w:lang w:val="fr-FR"/>
+                              </w:rPr>
+                              <w:t xml:space="preserve">.center_y = </w:t>
+                            </w:r>
+                            <w:r>
+                              <w:rPr>
+                                <w:i/>
+                                <w:iCs/>
+                                <w:lang w:val="fr-FR"/>
+                              </w:rPr>
+                              <w:t>350</w:t>
+                            </w:r>
+                          </w:p>
+                          <w:p>
+                            <w:pPr>
+                              <w:rPr>
+                                <w:lang w:val="fr-FR"/>
+                              </w:rPr>
+                            </w:pPr>
+                          </w:p>
+                          <w:p>
+                            <w:pPr>
+                              <w:rPr>
+                                <w:lang w:val="fr-FR"/>
+                              </w:rPr>
+                            </w:pPr>
+                          </w:p>
+                        </w:txbxContent>
+                      </wps:txbx>
+                      <wps:bodyPr rot="0" vert="horz" wrap="square" lIns="91440" tIns="45720" rIns="91440" bIns="45720" anchor="t" anchorCtr="0">
+                        <a:noAutofit/>
+                      </wps:bodyPr>
+                    </wps:wsp>
+                  </a:graphicData>
+                </a:graphic>
+                <wp14:sizeRelH relativeFrom="margin">
+                  <wp14:pctWidth>0</wp14:pctWidth>
+                </wp14:sizeRelH>
+                <wp14:sizeRelV relativeFrom="margin">
+                  <wp14:pctHeight>0</wp14:pctHeight>
+                </wp14:sizeRelV>
+              </wp:anchor>
+            </w:drawing>
+          </mc:Choice>
+          <mc:Fallback>
+            <w:pict>
+              <v:shape w14:anchorId="04EF2714" id="_x0000_s1028" type="#_x0000_t202" style="position:absolute;margin-left:-4.65pt;margin-top:0;width:444.55pt;height:69.9pt;z-index:251666432;visibility:visible;mso-wrap-style:square;mso-width-percent:0;mso-height-percent:0;mso-wrap-distance-left:9pt;mso-wrap-distance-top:3.6pt;mso-wrap-distance-right:9pt;mso-wrap-distance-bottom:3.6pt;mso-position-horizontal:absolute;mso-position-horizontal-relative:margin;mso-position-vertical:absolute;mso-position-vertical-relative:text;mso-width-percent:0;mso-height-percent:0;mso-width-relative:margin;mso-height-relative:margin;v-text-anchor:top" o:gfxdata="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">
+                <v:textbox>
+                  <w:txbxContent>
+                    <w:p>
+                      <w:r>
+                        <w:t>tankSprite</w:t>
+                      </w:r>
+                      <w:r>
+                        <w:t xml:space="preserve"> = arcade.Sprite</w:t>
+                      </w:r>
+                      <w:r>
+                        <w:t>(</w:t>
+                      </w:r>
+                      <w:r>
+                        <w:t>tank.bmp")</w:t>
+                      </w:r>
+                    </w:p>
+                    <w:p>
+                      <w:pPr>
+                        <w:rPr>
+                          <w:lang w:val="fr-FR"/>
+                        </w:rPr>
+                      </w:pPr>
+                      <w:r>
+                        <w:rPr>
+                          <w:lang w:val="fr-FR"/>
+                        </w:rPr>
+                        <w:t xml:space="preserve">tankSprite.center_x = </w:t>
+                      </w:r>
+                      <w:r>
+                        <w:rPr>
+                          <w:i/>
+                          <w:iCs/>
+                          <w:lang w:val="fr-FR"/>
+                        </w:rPr>
+                        <w:t>50</w:t>
+                      </w:r>
+                      <w:r>
+                        <w:rPr>
+                          <w:i/>
+                          <w:iCs/>
+                          <w:lang w:val="fr-FR"/>
+                        </w:rPr>
+                        <w:br/>
+                      </w:r>
+                      <w:r>
+                        <w:t>tankSprite</w:t>
+                      </w:r>
+                      <w:r>
+                        <w:rPr>
+                          <w:lang w:val="fr-FR"/>
+                        </w:rPr>
+                        <w:t xml:space="preserve">.center_y = </w:t>
+                      </w:r>
+                      <w:r>
+                        <w:rPr>
+                          <w:i/>
+                          <w:iCs/>
+                          <w:lang w:val="fr-FR"/>
+                        </w:rPr>
+                        <w:t>350</w:t>
+                      </w:r>
+                    </w:p>
+                    <w:p>
+                      <w:pPr>
+                        <w:rPr>
+                          <w:lang w:val="fr-FR"/>
+                        </w:rPr>
+                      </w:pPr>
+                    </w:p>
+                    <w:p>
+                      <w:pPr>
+                        <w:rPr>
+                          <w:lang w:val="fr-FR"/>
+                        </w:rPr>
+                      </w:pPr>
+                    </w:p>
+                  </w:txbxContent>
+                </v:textbox>
+                <w10:wrap type="square" anchorx="margin"/>
+              </v:shape>
+            </w:pict>
+          </mc:Fallback>
+        </mc:AlternateContent>
+      </w:r>
+      <w:r>
+        <w:rPr>
+          <w:rFonts w:ascii="C64 Pro Mono" w:hAnsi="C64 Pro Mono"/>
+          <w:color w:val="FFFFFF" w:themeColor="background1"/>
+        </w:rPr>
+        <w:br w:type="page"/>
+      </w:r>
+    </w:p>
+    <w:p>
+      <w:pPr>
+        <w:rPr>
+          <w:rFonts w:ascii="C64 Pro Mono" w:hAnsi="C64 Pro Mono"/>
+          <w:color w:val="FFFFFF" w:themeColor="background1"/>
+        </w:rPr>
+      </w:pPr>
+      <w:r>
+        <w:rPr>
+          <w:noProof/>
+        </w:rPr>
+        <w:lastRenderedPageBreak/>
+        <w:drawing>
+          <wp:anchor distT="0" distB="0" distL="114300" distR="114300" simplePos="0" relativeHeight="251670528" behindDoc="0" locked="0" layoutInCell="1" allowOverlap="1" wp14:anchorId="75475698" wp14:editId="14679916">
+            <wp:simplePos x="0" y="0"/>
+            <wp:positionH relativeFrom="column">
+              <wp:posOffset>5225016</wp:posOffset>
+            </wp:positionH>
+            <wp:positionV relativeFrom="paragraph">
+              <wp:posOffset>-403033</wp:posOffset>
+            </wp:positionV>
+            <wp:extent cx="908420" cy="908420"/>
+            <wp:effectExtent l="0" t="0" r="6350" b="6350"/>
+            <wp:wrapNone/>
+            <wp:docPr id="630298131" name="Picture 5" descr="ravrani.dev"/>
+            <wp:cNvGraphicFramePr>
+              <a:graphicFrameLocks xmlns:a="http://schemas.openxmlformats.org/drawingml/2006/main" noChangeAspect="1"/>
+            </wp:cNvGraphicFramePr>
+            <a:graphic xmlns:a="http://schemas.openxmlformats.org/drawingml/2006/main">
+              <a:graphicData uri="http://schemas.openxmlformats.org/drawingml/2006/picture">
+                <pic:pic xmlns:pic="http://schemas.openxmlformats.org/drawingml/2006/picture">
+                  <pic:nvPicPr>
+                    <pic:cNvPr id="0" name="Picture 3" descr="ravrani.dev"/>
+                    <pic:cNvPicPr>
+                      <a:picLocks noChangeAspect="1" noChangeArrowheads="1"/>
+                    </pic:cNvPicPr>
+                  </pic:nvPicPr>
+                  <pic:blipFill>
+                    <a:blip r:embed="rId14">
+                      <a:extLst>
+                        <a:ext uri="{28A0092B-C50C-407E-A947-70E740481C1C}">
+                          <a14:useLocalDpi xmlns:a14="http://schemas.microsoft.com/office/drawing/2010/main" val="0"/>
+                        </a:ext>
+                      </a:extLst>
+                    </a:blip>
+                    <a:srcRect/>
+                    <a:stretch>
+                      <a:fillRect/>
+                    </a:stretch>
+                  </pic:blipFill>
+                  <pic:spPr bwMode="auto">
+                    <a:xfrm>
+                      <a:off x="0" y="0"/>
+                      <a:ext cx="908420" cy="908420"/>
+                    </a:xfrm>
+                    <a:prstGeom prst="rect">
+                      <a:avLst/>
+                    </a:prstGeom>
+                    <a:noFill/>
+                    <a:ln>
+                      <a:noFill/>
+                    </a:ln>
+                  </pic:spPr>
+                </pic:pic>
+              </a:graphicData>
+            </a:graphic>
+            <wp14:sizeRelH relativeFrom="page">
+              <wp14:pctWidth>0</wp14:pctWidth>
+            </wp14:sizeRelH>
+            <wp14:sizeRelV relativeFrom="page">
+              <wp14:pctHeight>0</wp14:pctHeight>
+            </wp14:sizeRelV>
+          </wp:anchor>
+        </w:drawing>
+      </w:r>
+      <w:r>
+        <w:rPr>
+          <w:rFonts w:ascii="C64 Pro Mono" w:hAnsi="C64 Pro Mono"/>
+          <w:color w:val="FFFFFF" w:themeColor="background1"/>
+        </w:rPr>
+        <w:t>Java</w:t>
+      </w:r>
+      <w:r>
+        <w:rPr>
+          <w:rFonts w:ascii="C64 Pro Mono" w:hAnsi="C64 Pro Mono"/>
+          <w:color w:val="FFFFFF" w:themeColor="background1"/>
+        </w:rPr>
+        <w:t xml:space="preserve"> (1995)</w:t>
+      </w:r>
+    </w:p>
+    <w:p>
+      <w:pPr>
+        <w:pStyle w:val="ListParagraph"/>
+        <w:numPr>
+          <w:ilvl w:val="0"/>
+          <w:numId w:val="10"/>
+        </w:numPr>
+        <w:rPr>
+          <w:rFonts w:ascii="C64 Pro Mono" w:hAnsi="C64 Pro Mono"/>
+          <w:color w:val="FFFFFF" w:themeColor="background1"/>
+        </w:rPr>
+      </w:pPr>
+      <w:r>
+        <w:rPr>
+          <w:rFonts w:ascii="C64 Pro Mono" w:hAnsi="C64 Pro Mono"/>
+          <w:color w:val="FFFFFF" w:themeColor="background1"/>
+        </w:rPr>
+        <w:t>Strongly OOP language</w:t>
+      </w:r>
+      <w:r>
+        <w:rPr>
+          <w:rFonts w:ascii="C64 Pro Mono" w:hAnsi="C64 Pro Mono"/>
+          <w:color w:val="FFFFFF" w:themeColor="background1"/>
+        </w:rPr>
+        <w:br/>
+      </w:r>
+    </w:p>
+    <w:p>
+      <w:pPr>
+        <w:pStyle w:val="ListParagraph"/>
+        <w:numPr>
+          <w:ilvl w:val="0"/>
+          <w:numId w:val="10"/>
+        </w:numPr>
+        <w:rPr>
+          <w:rFonts w:ascii="C64 Pro Mono" w:hAnsi="C64 Pro Mono"/>
+          <w:color w:val="FFFFFF" w:themeColor="background1"/>
+        </w:rPr>
+      </w:pPr>
+      <w:r>
+        <w:rPr>
+          <w:rFonts w:ascii="C64 Pro Mono" w:hAnsi="C64 Pro Mono"/>
+          <w:color w:val="FFFFFF" w:themeColor="background1"/>
+        </w:rPr>
+        <w:t>Main purpose: enterprise</w:t>
+      </w:r>
+      <w:r>
+        <w:rPr>
+          <w:rFonts w:ascii="C64 Pro Mono" w:hAnsi="C64 Pro Mono"/>
+          <w:color w:val="FFFFFF" w:themeColor="background1"/>
+        </w:rPr>
+        <w:t xml:space="preserve"> </w:t>
+      </w:r>
+      <w:r>
+        <w:rPr>
+          <w:rFonts w:ascii="C64 Pro Mono" w:hAnsi="C64 Pro Mono"/>
+          <w:color w:val="FFFFFF" w:themeColor="background1"/>
+        </w:rPr>
+        <w:t>programming (backend)</w:t>
+      </w:r>
+      <w:r>
+        <w:rPr>
+          <w:rFonts w:ascii="C64 Pro Mono" w:hAnsi="C64 Pro Mono"/>
+          <w:color w:val="FFFFFF" w:themeColor="background1"/>
+        </w:rPr>
+        <w:br/>
+      </w:r>
+    </w:p>
+    <w:p>
+      <w:pPr>
+        <w:pStyle w:val="ListParagraph"/>
+        <w:numPr>
+          <w:ilvl w:val="0"/>
+          <w:numId w:val="10"/>
+        </w:numPr>
+        <w:rPr>
+          <w:rFonts w:ascii="C64 Pro Mono" w:hAnsi="C64 Pro Mono"/>
+          <w:color w:val="FFFFFF" w:themeColor="background1"/>
+        </w:rPr>
+      </w:pPr>
+      <w:r>
+        <w:rPr>
+          <w:rFonts w:ascii="C64 Pro Mono" w:hAnsi="C64 Pro Mono"/>
+          <w:color w:val="FFFFFF" w:themeColor="background1"/>
+        </w:rPr>
+        <w:t>"Java is like a wheel. Invented long time ago, but still needed"</w:t>
+      </w:r>
+    </w:p>
+    <w:p>
+      <w:pPr>
+        <w:pStyle w:val="ListParagraph"/>
+        <w:rPr>
+          <w:rFonts w:ascii="C64 Pro Mono" w:hAnsi="C64 Pro Mono"/>
+          <w:color w:val="FFFFFF" w:themeColor="background1"/>
+        </w:rPr>
+      </w:pPr>
+    </w:p>
+    <w:p>
+      <w:pPr>
+        <w:pStyle w:val="ListParagraph"/>
+        <w:numPr>
+          <w:ilvl w:val="0"/>
+          <w:numId w:val="10"/>
+        </w:numPr>
+        <w:rPr>
+          <w:rFonts w:ascii="C64 Pro Mono" w:hAnsi="C64 Pro Mono"/>
+          <w:color w:val="FFFFFF" w:themeColor="background1"/>
+        </w:rPr>
+      </w:pPr>
+      <w:r>
+        <w:rPr>
+          <w:rFonts w:ascii="C64 Pro Mono" w:hAnsi="C64 Pro Mono"/>
+          <w:color w:val="FFFFFF" w:themeColor="background1"/>
+        </w:rPr>
+        <w:t xml:space="preserve">Initially </w:t>
+      </w:r>
+      <w:r>
+        <w:rPr>
+          <w:rFonts w:ascii="Courier New" w:hAnsi="Courier New" w:cs="Courier New"/>
+          <w:color w:val="FFFFFF" w:themeColor="background1"/>
+        </w:rPr>
+        <w:t>–</w:t>
+      </w:r>
+      <w:r>
+        <w:rPr>
+          <w:rFonts w:ascii="C64 Pro Mono" w:hAnsi="C64 Pro Mono"/>
+          <w:color w:val="FFFFFF" w:themeColor="background1"/>
+        </w:rPr>
+        <w:t xml:space="preserve"> no sprites</w:t>
+      </w:r>
+    </w:p>
+    <w:p>
+      <w:pPr>
+        <w:pStyle w:val="ListParagraph"/>
+        <w:rPr>
+          <w:rFonts w:ascii="C64 Pro Mono" w:hAnsi="C64 Pro Mono"/>
+          <w:color w:val="FFFFFF" w:themeColor="background1"/>
+        </w:rPr>
+      </w:pPr>
+    </w:p>
+    <w:p>
+      <w:pPr>
+        <w:pStyle w:val="ListParagraph"/>
+        <w:numPr>
+          <w:ilvl w:val="0"/>
+          <w:numId w:val="10"/>
+        </w:numPr>
+        <w:rPr>
+          <w:rFonts w:ascii="C64 Pro Mono" w:hAnsi="C64 Pro Mono"/>
+          <w:color w:val="FFFFFF" w:themeColor="background1"/>
+        </w:rPr>
+      </w:pPr>
+      <w:r>
+        <w:rPr>
+          <w:rFonts w:ascii="C64 Pro Mono" w:hAnsi="C64 Pro Mono"/>
+          <w:color w:val="FFFFFF" w:themeColor="background1"/>
+        </w:rPr>
+        <w:t xml:space="preserve">2014 </w:t>
+      </w:r>
+      <w:r>
+        <w:rPr>
+          <w:rFonts w:ascii="Courier New" w:hAnsi="Courier New" w:cs="Courier New"/>
+          <w:color w:val="FFFFFF" w:themeColor="background1"/>
+        </w:rPr>
+        <w:t>–</w:t>
+      </w:r>
+      <w:r>
+        <w:rPr>
+          <w:rFonts w:ascii="C64 Pro Mono" w:hAnsi="C64 Pro Mono"/>
+          <w:color w:val="FFFFFF" w:themeColor="background1"/>
+        </w:rPr>
+        <w:t xml:space="preserve"> GDX library</w:t>
+      </w:r>
+    </w:p>
+    <w:p>
+      <w:pPr>
+        <w:pStyle w:val="ListParagraph"/>
+        <w:rPr>
+          <w:rFonts w:ascii="C64 Pro Mono" w:hAnsi="C64 Pro Mono"/>
+          <w:color w:val="FFFFFF" w:themeColor="background1"/>
+        </w:rPr>
+      </w:pPr>
+    </w:p>
+    <w:p>
+      <w:pPr>
+        <w:pStyle w:val="ListParagraph"/>
+        <w:numPr>
+          <w:ilvl w:val="0"/>
+          <w:numId w:val="10"/>
+        </w:numPr>
+        <w:rPr>
+          <w:rFonts w:ascii="C64 Pro Mono" w:hAnsi="C64 Pro Mono"/>
+          <w:color w:val="FFFFFF" w:themeColor="background1"/>
+        </w:rPr>
+      </w:pPr>
+      <w:r>
+        <w:rPr>
+          <w:rFonts w:ascii="C64 Pro Mono" w:hAnsi="C64 Pro Mono"/>
+          <w:color w:val="FFFFFF" w:themeColor="background1"/>
+        </w:rPr>
+        <w:t>GDX contains Sprite class</w:t>
+      </w:r>
+    </w:p>
+    <w:p>
+      <w:pPr>
+        <w:pStyle w:val="ListParagraph"/>
+        <w:numPr>
+          <w:ilvl w:val="0"/>
+          <w:numId w:val="10"/>
+        </w:numPr>
+        <w:rPr>
+          <w:rFonts w:ascii="C64 Pro Mono" w:hAnsi="C64 Pro Mono"/>
+          <w:color w:val="FFFFFF" w:themeColor="background1"/>
+        </w:rPr>
+      </w:pPr>
+      <w:r>
+        <w:rPr>
+          <w:rFonts w:ascii="C64 Pro Mono" w:hAnsi="C64 Pro Mono"/>
+          <w:color w:val="FFFFFF" w:themeColor="background1"/>
+        </w:rPr>
+        <w:br w:type="page"/>
+      </w:r>
+    </w:p>
+    <w:p>
+      <w:pPr>
+        <w:rPr>
+          <w:rFonts w:ascii="C64 Pro Mono" w:hAnsi="C64 Pro Mono"/>
+          <w:color w:val="FFFFFF" w:themeColor="background1"/>
+          <w:lang w:val="fr-FR"/>
+        </w:rPr>
+      </w:pPr>
+      <w:r>
+        <w:rPr>
+          <w:rFonts w:ascii="C64 Pro Mono" w:hAnsi="C64 Pro Mono"/>
+          <w:noProof/>
+          <w:color w:val="FFFFFF" w:themeColor="background1"/>
+        </w:rPr>
+        <w:lastRenderedPageBreak/>
+        <mc:AlternateContent>
+          <mc:Choice Requires="wps">
+            <w:drawing>
+              <wp:anchor distT="45720" distB="45720" distL="114300" distR="114300" simplePos="0" relativeHeight="251674624" behindDoc="0" locked="0" layoutInCell="1" allowOverlap="1" wp14:anchorId="5491AD4F" wp14:editId="37905DF9">
+                <wp:simplePos x="0" y="0"/>
+                <wp:positionH relativeFrom="column">
+                  <wp:posOffset>222885</wp:posOffset>
+                </wp:positionH>
+                <wp:positionV relativeFrom="paragraph">
+                  <wp:posOffset>1031240</wp:posOffset>
+                </wp:positionV>
+                <wp:extent cx="5140325" cy="1163955"/>
+                <wp:effectExtent l="0" t="0" r="22225" b="17145"/>
+                <wp:wrapSquare wrapText="bothSides"/>
+                <wp:docPr id="1056322642" name="Text Box 2"/>
+                <wp:cNvGraphicFramePr>
+                  <a:graphicFrameLocks xmlns:a="http://schemas.openxmlformats.org/drawingml/2006/main"/>
+                </wp:cNvGraphicFramePr>
+                <a:graphic xmlns:a="http://schemas.openxmlformats.org/drawingml/2006/main">
+                  <a:graphicData uri="http://schemas.microsoft.com/office/word/2010/wordprocessingShape">
+                    <wps:wsp>
+                      <wps:cNvSpPr txBox="1">
+                        <a:spLocks noChangeArrowheads="1"/>
+                      </wps:cNvSpPr>
+                      <wps:spPr bwMode="auto">
+                        <a:xfrm>
+                          <a:off x="0" y="0"/>
+                          <a:ext cx="5140325" cy="1163955"/>
+                        </a:xfrm>
+                        <a:prstGeom prst="rect">
+                          <a:avLst/>
+                        </a:prstGeom>
+                        <a:solidFill>
+                          <a:srgbClr val="FFFFFF"/>
+                        </a:solidFill>
+                        <a:ln w="9525">
+                          <a:solidFill>
+                            <a:srgbClr val="000000"/>
+                          </a:solidFill>
+                          <a:miter lim="800000"/>
+                          <a:headEnd/>
+                          <a:tailEnd/>
+                        </a:ln>
+                      </wps:spPr>
+                      <wps:txbx>
+                        <w:txbxContent>
+                          <w:p>
+                            <w:r>
+                              <w:t xml:space="preserve">var </w:t>
+                            </w:r>
+                            <w:r>
+                              <w:t>batch = new SpriteBatch();</w:t>
+                            </w:r>
+                            <w:r>
+                              <w:br/>
+                            </w:r>
+                            <w:r>
+                              <w:t>batch.begin();</w:t>
+                            </w:r>
+                            <w:r>
+                              <w:br/>
+                            </w:r>
+                          </w:p>
+                          <w:p>
+                            <w:r>
+                              <w:br/>
+                            </w:r>
+                            <w:r>
+                              <w:t>batch.</w:t>
+                            </w:r>
+                            <w:r>
+                              <w:t>end</w:t>
+                            </w:r>
+                            <w:r>
+                              <w:t>();</w:t>
+                            </w:r>
+                          </w:p>
+                          <w:p/>
+                          <w:p/>
+                          <w:p>
+                            <w:r>
+                              <w:br/>
+                            </w:r>
+                          </w:p>
+                          <w:p/>
+                        </w:txbxContent>
+                      </wps:txbx>
+                      <wps:bodyPr rot="0" vert="horz" wrap="square" lIns="91440" tIns="45720" rIns="91440" bIns="45720" anchor="t" anchorCtr="0">
+                        <a:noAutofit/>
+                      </wps:bodyPr>
+                    </wps:wsp>
+                  </a:graphicData>
+                </a:graphic>
+                <wp14:sizeRelH relativeFrom="margin">
+                  <wp14:pctWidth>0</wp14:pctWidth>
+                </wp14:sizeRelH>
+                <wp14:sizeRelV relativeFrom="margin">
+                  <wp14:pctHeight>0</wp14:pctHeight>
+                </wp14:sizeRelV>
+              </wp:anchor>
+            </w:drawing>
+          </mc:Choice>
+          <mc:Fallback>
+            <w:pict>
+              <v:shape w14:anchorId="5491AD4F" id="_x0000_s1029" type="#_x0000_t202" style="position:absolute;margin-left:17.55pt;margin-top:81.2pt;width:404.75pt;height:91.65pt;z-index:251674624;visibility:visible;mso-wrap-style:square;mso-width-percent:0;mso-height-percent:0;mso-wrap-distance-left:9pt;mso-wrap-distance-top:3.6pt;mso-wrap-distance-right:9pt;mso-wrap-distance-bottom:3.6pt;mso-position-horizontal:absolute;mso-position-horizontal-relative:text;mso-position-vertical:absolute;mso-position-vertical-relative:text;mso-width-percent:0;mso-height-percent:0;mso-width-relative:margin;mso-height-relative:margin;v-text-anchor:top" o:gfxdata="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">
+                <v:textbox>
+                  <w:txbxContent>
+                    <w:p>
+                      <w:r>
+                        <w:t xml:space="preserve">var </w:t>
+                      </w:r>
+                      <w:r>
+                        <w:t>batch = new SpriteBatch();</w:t>
+                      </w:r>
+                      <w:r>
+                        <w:br/>
+                      </w:r>
+                      <w:r>
+                        <w:t>batch.begin();</w:t>
+                      </w:r>
+                      <w:r>
+                        <w:br/>
+                      </w:r>
+                    </w:p>
+                    <w:p>
+                      <w:r>
+                        <w:br/>
+                      </w:r>
+                      <w:r>
+                        <w:t>batch.</w:t>
+                      </w:r>
+                      <w:r>
+                        <w:t>end</w:t>
+                      </w:r>
+                      <w:r>
+                        <w:t>();</w:t>
+                      </w:r>
+                    </w:p>
+                    <w:p/>
+                    <w:p/>
+                    <w:p>
+                      <w:r>
+                        <w:br/>
+                      </w:r>
+                    </w:p>
+                    <w:p/>
+                  </w:txbxContent>
+                </v:textbox>
+                <w10:wrap type="square"/>
+              </v:shape>
+            </w:pict>
+          </mc:Fallback>
+        </mc:AlternateContent>
+      </w:r>
+      <w:r>
+        <w:rPr>
+          <w:rFonts w:ascii="C64 Pro Mono" w:hAnsi="C64 Pro Mono"/>
+          <w:noProof/>
+          <w:color w:val="FFFFFF" w:themeColor="background1"/>
+        </w:rPr>
+        <mc:AlternateContent>
+          <mc:Choice Requires="wps">
+            <w:drawing>
+              <wp:anchor distT="45720" distB="45720" distL="114300" distR="114300" simplePos="0" relativeHeight="251672576" behindDoc="0" locked="0" layoutInCell="1" allowOverlap="1" wp14:anchorId="49480AB4" wp14:editId="14C6CB9C">
+                <wp:simplePos x="0" y="0"/>
+                <wp:positionH relativeFrom="column">
+                  <wp:posOffset>233680</wp:posOffset>
+                </wp:positionH>
+                <wp:positionV relativeFrom="paragraph">
+                  <wp:posOffset>260350</wp:posOffset>
+                </wp:positionV>
+                <wp:extent cx="5140325" cy="664210"/>
+                <wp:effectExtent l="0" t="0" r="22225" b="21590"/>
+                <wp:wrapSquare wrapText="bothSides"/>
+                <wp:docPr id="352660204" name="Text Box 2"/>
+                <wp:cNvGraphicFramePr>
+                  <a:graphicFrameLocks xmlns:a="http://schemas.openxmlformats.org/drawingml/2006/main"/>
+                </wp:cNvGraphicFramePr>
+                <a:graphic xmlns:a="http://schemas.openxmlformats.org/drawingml/2006/main">
+                  <a:graphicData uri="http://schemas.microsoft.com/office/word/2010/wordprocessingShape">
+                    <wps:wsp>
+                      <wps:cNvSpPr txBox="1">
+                        <a:spLocks noChangeArrowheads="1"/>
+                      </wps:cNvSpPr>
+                      <wps:spPr bwMode="auto">
+                        <a:xfrm>
+                          <a:off x="0" y="0"/>
+                          <a:ext cx="5140325" cy="664210"/>
+                        </a:xfrm>
+                        <a:prstGeom prst="rect">
+                          <a:avLst/>
+                        </a:prstGeom>
+                        <a:solidFill>
+                          <a:srgbClr val="FFFFFF"/>
+                        </a:solidFill>
+                        <a:ln w="9525">
+                          <a:solidFill>
+                            <a:srgbClr val="000000"/>
+                          </a:solidFill>
+                          <a:miter lim="800000"/>
+                          <a:headEnd/>
+                          <a:tailEnd/>
+                        </a:ln>
+                      </wps:spPr>
+                      <wps:txbx>
+                        <w:txbxContent>
+                          <w:p>
+                            <w:r>
+                              <w:t xml:space="preserve">var </w:t>
+                            </w:r>
+                            <w:r>
+                              <w:t>texture = new Texture(Gdx.</w:t>
+                            </w:r>
+                            <w:r>
+                              <w:rPr>
+                                <w:i/>
+                                <w:iCs/>
+                              </w:rPr>
+                              <w:t>files</w:t>
+                            </w:r>
+                            <w:r>
+                              <w:t>.internal(</w:t>
+                            </w:r>
+                            <w:r>
+                              <w:t>“tank.bmp”</w:t>
+                            </w:r>
+                            <w:r>
+                              <w:t>));</w:t>
+                            </w:r>
+                            <w:r>
+                              <w:rPr>
+                                <w:i/>
+                                <w:iCs/>
+                              </w:rPr>
+                              <w:br/>
+                            </w:r>
+                            <w:r>
+                              <w:t>var sprite = new Sprite(texture);</w:t>
+                            </w:r>
+                            <w:r>
+                              <w:br/>
+                              <w:t>sprite.setPosition(100, 40);</w:t>
+                            </w:r>
+                          </w:p>
+                          <w:p/>
+                        </w:txbxContent>
+                      </wps:txbx>
+                      <wps:bodyPr rot="0" vert="horz" wrap="square" lIns="91440" tIns="45720" rIns="91440" bIns="45720" anchor="t" anchorCtr="0">
+                        <a:noAutofit/>
+                      </wps:bodyPr>
+                    </wps:wsp>
+                  </a:graphicData>
+                </a:graphic>
+                <wp14:sizeRelH relativeFrom="margin">
+                  <wp14:pctWidth>0</wp14:pctWidth>
+                </wp14:sizeRelH>
+                <wp14:sizeRelV relativeFrom="margin">
+                  <wp14:pctHeight>0</wp14:pctHeight>
+                </wp14:sizeRelV>
+              </wp:anchor>
+            </w:drawing>
+          </mc:Choice>
+          <mc:Fallback>
+            <w:pict>
+              <v:shape w14:anchorId="49480AB4" id="_x0000_s1030" type="#_x0000_t202" style="position:absolute;margin-left:18.4pt;margin-top:20.5pt;width:404.75pt;height:52.3pt;z-index:251672576;visibility:visible;mso-wrap-style:square;mso-width-percent:0;mso-height-percent:0;mso-wrap-distance-left:9pt;mso-wrap-distance-top:3.6pt;mso-wrap-distance-right:9pt;mso-wrap-distance-bottom:3.6pt;mso-position-horizontal:absolute;mso-position-horizontal-relative:text;mso-position-vertical:absolute;mso-position-vertical-relative:text;mso-width-percent:0;mso-height-percent:0;mso-width-relative:margin;mso-height-relative:margin;v-text-anchor:top" o:gfxdata="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">
+                <v:textbox>
+                  <w:txbxContent>
+                    <w:p>
+                      <w:r>
+                        <w:t xml:space="preserve">var </w:t>
+                      </w:r>
+                      <w:r>
+                        <w:t>texture = new Texture(Gdx.</w:t>
+                      </w:r>
+                      <w:r>
+                        <w:rPr>
+                          <w:i/>
+                          <w:iCs/>
+                        </w:rPr>
+                        <w:t>files</w:t>
+                      </w:r>
+                      <w:r>
+                        <w:t>.internal(</w:t>
+                      </w:r>
+                      <w:r>
+                        <w:t>“tank.bmp”</w:t>
+                      </w:r>
+                      <w:r>
+                        <w:t>));</w:t>
+                      </w:r>
+                      <w:r>
+                        <w:rPr>
+                          <w:i/>
+                          <w:iCs/>
+                        </w:rPr>
+                        <w:br/>
+                      </w:r>
+                      <w:r>
+                        <w:t>var sprite = new Sprite(texture);</w:t>
+                      </w:r>
+                      <w:r>
+                        <w:br/>
+                        <w:t>sprite.setPosition(100, 40);</w:t>
+                      </w:r>
+                    </w:p>
+                    <w:p/>
+                  </w:txbxContent>
+                </v:textbox>
+                <w10:wrap type="square"/>
+              </v:shape>
+            </w:pict>
+          </mc:Fallback>
+        </mc:AlternateContent>
+      </w:r>
+      <w:r>
+        <w:rPr>
+          <w:rFonts w:ascii="C64 Pro Mono" w:hAnsi="C64 Pro Mono"/>
+          <w:color w:val="FFFFFF" w:themeColor="background1"/>
+          <w:lang w:val="fr-FR"/>
         </w:rPr>
         <w:br w:type="page"/>
       </w:r>
@@ -1244,16 +6246,14 @@
         </w:rPr>
         <w:t>Position/</w:t>
       </w:r>
-      <w:proofErr w:type="spellStart"/>
-      <w:r>
-        <w:rPr>
-          <w:rFonts w:ascii="C64 Pro Mono" w:hAnsi="C64 Pro Mono"/>
-          <w:color w:val="FFFFFF" w:themeColor="background1"/>
-          <w:lang w:val="fr-FR"/>
+      <w:r>
+        <w:rPr>
+          <w:rFonts w:ascii="C64 Pro Mono" w:hAnsi="C64 Pro Mono"/>
+          <w:noProof/>
+          <w:color w:val="FFFFFF" w:themeColor="background1"/>
         </w:rPr>
         <w:t>Movement</w:t>
       </w:r>
-      <w:proofErr w:type="spellEnd"/>
     </w:p>
     <w:tbl>
       <w:tblPr>
@@ -1350,23 +6350,13 @@
                 <w:lang w:val="fr-FR"/>
               </w:rPr>
             </w:pPr>
-            <w:proofErr w:type="spellStart"/>
             <w:r>
               <w:rPr>
                 <w:rFonts w:ascii="Abadi" w:hAnsi="Abadi"/>
                 <w:color w:val="FFFFFF" w:themeColor="background1"/>
                 <w:lang w:val="fr-FR"/>
               </w:rPr>
-              <w:t>Cells</w:t>
-            </w:r>
-            <w:proofErr w:type="spellEnd"/>
-            <w:r>
-              <w:rPr>
-                <w:rFonts w:ascii="Abadi" w:hAnsi="Abadi"/>
-                <w:color w:val="FFFFFF" w:themeColor="background1"/>
-                <w:lang w:val="fr-FR"/>
-              </w:rPr>
-              <w:t xml:space="preserve"> : </w:t>
+              <w:t xml:space="preserve">Cells : </w:t>
             </w:r>
           </w:p>
           <w:tbl>
@@ -1456,7 +6446,21 @@
                       <w:rFonts w:ascii="Abadi" w:hAnsi="Abadi"/>
                       <w:color w:val="FFFFFF" w:themeColor="background1"/>
                     </w:rPr>
-                    <w:t>Sprite #0 X-coordinate (only bits #0-#7).</w:t>
+                    <w:t xml:space="preserve">Sprite #0 </w:t>
+                  </w:r>
+                  <w:r>
+                    <w:rPr>
+                      <w:rFonts w:ascii="Abadi" w:hAnsi="Abadi"/>
+                      <w:color w:val="FFFFFF" w:themeColor="background1"/>
+                    </w:rPr>
+                    <w:br/>
+                  </w:r>
+                  <w:r>
+                    <w:rPr>
+                      <w:rFonts w:ascii="Abadi" w:hAnsi="Abadi"/>
+                      <w:color w:val="FFFFFF" w:themeColor="background1"/>
+                    </w:rPr>
+                    <w:t>X-coordinate (only bits #0-#7).</w:t>
                   </w:r>
                 </w:p>
               </w:tc>
@@ -1525,21 +6529,26 @@
                       <w:rFonts w:ascii="Abadi" w:hAnsi="Abadi"/>
                       <w:color w:val="FFFFFF" w:themeColor="background1"/>
                     </w:rPr>
-                    <w:t>Sprite #0 Y-coordinate.</w:t>
+                    <w:t xml:space="preserve">Sprite #0 </w:t>
+                  </w:r>
+                  <w:r>
+                    <w:rPr>
+                      <w:rFonts w:ascii="Abadi" w:hAnsi="Abadi"/>
+                      <w:color w:val="FFFFFF" w:themeColor="background1"/>
+                    </w:rPr>
+                    <w:br/>
+                  </w:r>
+                  <w:r>
+                    <w:rPr>
+                      <w:rFonts w:ascii="Abadi" w:hAnsi="Abadi"/>
+                      <w:color w:val="FFFFFF" w:themeColor="background1"/>
+                    </w:rPr>
+                    <w:t>Y-coordinate.</w:t>
                   </w:r>
                 </w:p>
               </w:tc>
             </w:tr>
           </w:tbl>
-          <w:p>
-            <w:pPr>
-              <w:rPr>
-                <w:rFonts w:ascii="Abadi" w:hAnsi="Abadi"/>
-                <w:color w:val="FFFFFF" w:themeColor="background1"/>
-                <w:lang w:val="fr-FR"/>
-              </w:rPr>
-            </w:pPr>
-          </w:p>
           <w:p>
             <w:pPr>
               <w:rPr>
@@ -1552,17 +6561,22 @@
                 <w:rFonts w:ascii="Abadi" w:hAnsi="Abadi"/>
                 <w:color w:val="FFFFFF" w:themeColor="background1"/>
               </w:rPr>
-              <w:t xml:space="preserve">Cells $D002 - $D010 – </w:t>
+              <w:br/>
             </w:r>
-            <w:proofErr w:type="spellStart"/>
             <w:r>
               <w:rPr>
                 <w:rFonts w:ascii="Abadi" w:hAnsi="Abadi"/>
                 <w:color w:val="FFFFFF" w:themeColor="background1"/>
               </w:rPr>
-              <w:t>remaing</w:t>
+              <w:t xml:space="preserve">Cells $D002 - $D010 – </w:t>
             </w:r>
-            <w:proofErr w:type="spellEnd"/>
+            <w:r>
+              <w:rPr>
+                <w:rFonts w:ascii="Abadi" w:hAnsi="Abadi"/>
+                <w:color w:val="FFFFFF" w:themeColor="background1"/>
+              </w:rPr>
+              <w:t>remaining</w:t>
+            </w:r>
             <w:r>
               <w:rPr>
                 <w:rFonts w:ascii="Abadi" w:hAnsi="Abadi"/>
@@ -1598,40 +6612,20 @@
                 <w:color w:val="FFFFFF" w:themeColor="background1"/>
               </w:rPr>
             </w:pPr>
-            <w:proofErr w:type="spellStart"/>
-            <w:proofErr w:type="gramStart"/>
             <w:r>
               <w:rPr>
                 <w:rFonts w:ascii="Abadi" w:hAnsi="Abadi"/>
                 <w:color w:val="FFFFFF" w:themeColor="background1"/>
               </w:rPr>
-              <w:t>sprite.setPosition</w:t>
-            </w:r>
-            <w:proofErr w:type="spellEnd"/>
-            <w:proofErr w:type="gramEnd"/>
-            <w:r>
-              <w:rPr>
-                <w:rFonts w:ascii="Abadi" w:hAnsi="Abadi"/>
-                <w:color w:val="FFFFFF" w:themeColor="background1"/>
-              </w:rPr>
-              <w:t>(</w:t>
+              <w:t>sprite.setPosition(</w:t>
             </w:r>
             <w:r>
               <w:rPr>
                 <w:rFonts w:ascii="Abadi" w:hAnsi="Abadi"/>
                 <w:color w:val="FFFFFF" w:themeColor="background1"/>
               </w:rPr>
-              <w:t>100,200</w:t>
+              <w:t>100,200);</w:t>
             </w:r>
-            <w:proofErr w:type="gramStart"/>
-            <w:r>
-              <w:rPr>
-                <w:rFonts w:ascii="Abadi" w:hAnsi="Abadi"/>
-                <w:color w:val="FFFFFF" w:themeColor="background1"/>
-              </w:rPr>
-              <w:t>);</w:t>
-            </w:r>
-            <w:proofErr w:type="gramEnd"/>
           </w:p>
           <w:p>
             <w:pPr>
@@ -1664,33 +6658,13 @@
                 <w:lang w:val="fr-FR"/>
               </w:rPr>
             </w:pPr>
-            <w:proofErr w:type="spellStart"/>
-            <w:proofErr w:type="gramStart"/>
             <w:r>
               <w:rPr>
                 <w:rFonts w:ascii="Abadi" w:hAnsi="Abadi"/>
                 <w:color w:val="FFFFFF" w:themeColor="background1"/>
                 <w:lang w:val="fr-FR"/>
               </w:rPr>
-              <w:t>sprite.</w:t>
-            </w:r>
-            <w:r>
-              <w:rPr>
-                <w:rFonts w:ascii="Abadi" w:hAnsi="Abadi"/>
-                <w:color w:val="FFFFFF" w:themeColor="background1"/>
-                <w:lang w:val="fr-FR"/>
-              </w:rPr>
-              <w:t>y</w:t>
-            </w:r>
-            <w:proofErr w:type="spellEnd"/>
-            <w:proofErr w:type="gramEnd"/>
-            <w:r>
-              <w:rPr>
-                <w:rFonts w:ascii="Abadi" w:hAnsi="Abadi"/>
-                <w:color w:val="FFFFFF" w:themeColor="background1"/>
-                <w:lang w:val="fr-FR"/>
-              </w:rPr>
-              <w:t xml:space="preserve"> = 200 ;</w:t>
+              <w:t>sprite.y = 200 ;</w:t>
             </w:r>
           </w:p>
         </w:tc>
@@ -1707,10 +6681,37 @@
     </w:p>
     <w:p>
       <w:pPr>
+        <w:rPr>
+          <w:rFonts w:ascii="C64 Pro Mono" w:hAnsi="C64 Pro Mono"/>
+          <w:color w:val="FFFFFF" w:themeColor="background1"/>
+          <w:lang w:val="fr-FR"/>
+        </w:rPr>
+      </w:pPr>
+    </w:p>
+    <w:p>
+      <w:pPr>
+        <w:rPr>
+          <w:rFonts w:ascii="C64 Pro Mono" w:hAnsi="C64 Pro Mono"/>
+          <w:color w:val="FFFFFF" w:themeColor="background1"/>
+          <w:lang w:val="fr-FR"/>
+        </w:rPr>
+      </w:pPr>
+    </w:p>
+    <w:p>
+      <w:pPr>
+        <w:rPr>
+          <w:rFonts w:ascii="C64 Pro Mono" w:hAnsi="C64 Pro Mono"/>
+          <w:color w:val="FFFFFF" w:themeColor="background1"/>
+          <w:lang w:val="fr-FR"/>
+        </w:rPr>
+      </w:pPr>
+    </w:p>
+    <w:p>
+      <w:pPr>
         <w:pStyle w:val="ListParagraph"/>
         <w:numPr>
           <w:ilvl w:val="1"/>
-          <w:numId w:val="6"/>
+          <w:numId w:val="3"/>
         </w:numPr>
         <w:rPr>
           <w:rFonts w:ascii="C64 Pro Mono" w:hAnsi="C64 Pro Mono"/>
@@ -1718,16 +6719,15 @@
           <w:lang w:val="fr-FR"/>
         </w:rPr>
       </w:pPr>
-      <w:proofErr w:type="spellStart"/>
       <w:r>
         <w:rPr>
           <w:rFonts w:ascii="C64 Pro Mono" w:hAnsi="C64 Pro Mono"/>
           <w:color w:val="FFFFFF" w:themeColor="background1"/>
           <w:lang w:val="fr-FR"/>
         </w:rPr>
+        <w:lastRenderedPageBreak/>
         <w:t>Scaling</w:t>
       </w:r>
-      <w:proofErr w:type="spellEnd"/>
     </w:p>
     <w:tbl>
       <w:tblPr>
@@ -1821,23 +6821,13 @@
                 <w:lang w:val="fr-FR"/>
               </w:rPr>
             </w:pPr>
-            <w:proofErr w:type="spellStart"/>
             <w:r>
               <w:rPr>
                 <w:rFonts w:ascii="Abadi" w:hAnsi="Abadi"/>
                 <w:color w:val="FFFFFF" w:themeColor="background1"/>
                 <w:lang w:val="fr-FR"/>
               </w:rPr>
-              <w:t>Cells</w:t>
-            </w:r>
-            <w:proofErr w:type="spellEnd"/>
-            <w:r>
-              <w:rPr>
-                <w:rFonts w:ascii="Abadi" w:hAnsi="Abadi"/>
-                <w:color w:val="FFFFFF" w:themeColor="background1"/>
-                <w:lang w:val="fr-FR"/>
-              </w:rPr>
-              <w:t xml:space="preserve"> : </w:t>
+              <w:t xml:space="preserve">Cells : </w:t>
             </w:r>
           </w:p>
           <w:tbl>
@@ -1891,7 +6881,6 @@
                       <w:rFonts w:ascii="Abadi" w:hAnsi="Abadi"/>
                       <w:color w:val="FFFFFF" w:themeColor="background1"/>
                     </w:rPr>
-                    <w:lastRenderedPageBreak/>
                     <w:t>$D017</w:t>
                   </w:r>
                   <w:r>
@@ -2043,14 +7032,19 @@
                 <w:color w:val="FFFFFF" w:themeColor="background1"/>
               </w:rPr>
             </w:pPr>
-            <w:proofErr w:type="spellStart"/>
-            <w:proofErr w:type="gramStart"/>
+          </w:p>
+          <w:p>
+            <w:pPr>
+              <w:rPr>
+                <w:rFonts w:ascii="Abadi" w:hAnsi="Abadi"/>
+                <w:color w:val="FFFFFF" w:themeColor="background1"/>
+              </w:rPr>
+            </w:pPr>
             <w:r>
               <w:rPr>
                 <w:rFonts w:ascii="Abadi" w:hAnsi="Abadi"/>
                 <w:color w:val="FFFFFF" w:themeColor="background1"/>
               </w:rPr>
-              <w:lastRenderedPageBreak/>
               <w:t>sprite</w:t>
             </w:r>
             <w:r>
@@ -2058,24 +7052,7 @@
                 <w:rFonts w:ascii="Abadi" w:hAnsi="Abadi"/>
                 <w:color w:val="FFFFFF" w:themeColor="background1"/>
               </w:rPr>
-              <w:t>.setScale</w:t>
-            </w:r>
-            <w:proofErr w:type="spellEnd"/>
-            <w:proofErr w:type="gramEnd"/>
-            <w:r>
-              <w:rPr>
-                <w:rFonts w:ascii="Abadi" w:hAnsi="Abadi"/>
-                <w:color w:val="FFFFFF" w:themeColor="background1"/>
-              </w:rPr>
-              <w:t>(10,3</w:t>
-            </w:r>
-            <w:proofErr w:type="gramStart"/>
-            <w:r>
-              <w:rPr>
-                <w:rFonts w:ascii="Abadi" w:hAnsi="Abadi"/>
-                <w:color w:val="FFFFFF" w:themeColor="background1"/>
-              </w:rPr>
-              <w:t>)</w:t>
+              <w:t>.setScale(10,3)</w:t>
             </w:r>
             <w:r>
               <w:rPr>
@@ -2084,7 +7061,6 @@
               </w:rPr>
               <w:t>;</w:t>
             </w:r>
-            <w:proofErr w:type="gramEnd"/>
           </w:p>
           <w:p>
             <w:pPr>
@@ -2108,25 +7084,22 @@
                 <w:lang w:val="fr-FR"/>
               </w:rPr>
             </w:pPr>
-            <w:proofErr w:type="spellStart"/>
-            <w:proofErr w:type="gramStart"/>
+          </w:p>
+          <w:p>
+            <w:pPr>
+              <w:rPr>
+                <w:rFonts w:ascii="Abadi" w:hAnsi="Abadi"/>
+                <w:color w:val="FFFFFF" w:themeColor="background1"/>
+                <w:lang w:val="fr-FR"/>
+              </w:rPr>
+            </w:pPr>
             <w:r>
               <w:rPr>
                 <w:rFonts w:ascii="Abadi" w:hAnsi="Abadi"/>
                 <w:color w:val="FFFFFF" w:themeColor="background1"/>
                 <w:lang w:val="fr-FR"/>
               </w:rPr>
-              <w:t>sprite.scaleX</w:t>
-            </w:r>
-            <w:proofErr w:type="spellEnd"/>
-            <w:proofErr w:type="gramEnd"/>
-            <w:r>
-              <w:rPr>
-                <w:rFonts w:ascii="Abadi" w:hAnsi="Abadi"/>
-                <w:color w:val="FFFFFF" w:themeColor="background1"/>
-                <w:lang w:val="fr-FR"/>
-              </w:rPr>
-              <w:t xml:space="preserve"> = 7 ;</w:t>
+              <w:t>sprite.scaleX = 7 ;</w:t>
             </w:r>
           </w:p>
         </w:tc>
@@ -2156,18 +7129,24 @@
           <w:color w:val="FFFFFF" w:themeColor="background1"/>
           <w:lang w:val="fr-FR"/>
         </w:rPr>
-        <w:t xml:space="preserve">2. </w:t>
-      </w:r>
-      <w:proofErr w:type="spellStart"/>
+        <w:t>3</w:t>
+      </w:r>
       <w:r>
         <w:rPr>
           <w:rFonts w:ascii="C64 Pro Mono" w:hAnsi="C64 Pro Mono"/>
           <w:color w:val="FFFFFF" w:themeColor="background1"/>
           <w:lang w:val="fr-FR"/>
         </w:rPr>
+        <w:t xml:space="preserve">. </w:t>
+      </w:r>
+      <w:r>
+        <w:rPr>
+          <w:rFonts w:ascii="C64 Pro Mono" w:hAnsi="C64 Pro Mono"/>
+          <w:color w:val="FFFFFF" w:themeColor="background1"/>
+          <w:lang w:val="fr-FR"/>
+        </w:rPr>
         <w:t>Flipping</w:t>
       </w:r>
-      <w:proofErr w:type="spellEnd"/>
     </w:p>
     <w:tbl>
       <w:tblPr>
@@ -2261,23 +7240,13 @@
                 <w:lang w:val="fr-FR"/>
               </w:rPr>
             </w:pPr>
-            <w:proofErr w:type="spellStart"/>
             <w:r>
               <w:rPr>
                 <w:rFonts w:ascii="Abadi" w:hAnsi="Abadi"/>
                 <w:color w:val="FFFFFF" w:themeColor="background1"/>
                 <w:lang w:val="fr-FR"/>
               </w:rPr>
-              <w:t>Cells</w:t>
-            </w:r>
-            <w:proofErr w:type="spellEnd"/>
-            <w:r>
-              <w:rPr>
-                <w:rFonts w:ascii="Abadi" w:hAnsi="Abadi"/>
-                <w:color w:val="FFFFFF" w:themeColor="background1"/>
-                <w:lang w:val="fr-FR"/>
-              </w:rPr>
-              <w:t xml:space="preserve"> : </w:t>
+              <w:t>Not implemented. Workaround needed.</w:t>
             </w:r>
           </w:p>
         </w:tc>
@@ -2292,8 +7261,14 @@
                 <w:color w:val="FFFFFF" w:themeColor="background1"/>
               </w:rPr>
             </w:pPr>
-            <w:proofErr w:type="spellStart"/>
-            <w:proofErr w:type="gramStart"/>
+          </w:p>
+          <w:p>
+            <w:pPr>
+              <w:rPr>
+                <w:rFonts w:ascii="Abadi" w:hAnsi="Abadi"/>
+                <w:color w:val="FFFFFF" w:themeColor="background1"/>
+              </w:rPr>
+            </w:pPr>
             <w:r>
               <w:rPr>
                 <w:rFonts w:ascii="Abadi" w:hAnsi="Abadi"/>
@@ -2306,33 +7281,16 @@
                 <w:rFonts w:ascii="Abadi" w:hAnsi="Abadi"/>
                 <w:color w:val="FFFFFF" w:themeColor="background1"/>
               </w:rPr>
-              <w:t>.setScale</w:t>
+              <w:t>.setFlip(false,true);</w:t>
             </w:r>
-            <w:proofErr w:type="spellEnd"/>
-            <w:proofErr w:type="gramEnd"/>
-            <w:r>
+          </w:p>
+          <w:p>
+            <w:pPr>
               <w:rPr>
                 <w:rFonts w:ascii="Abadi" w:hAnsi="Abadi"/>
                 <w:color w:val="FFFFFF" w:themeColor="background1"/>
               </w:rPr>
-              <w:t>(10,3</w:t>
-            </w:r>
-            <w:proofErr w:type="gramStart"/>
-            <w:r>
-              <w:rPr>
-                <w:rFonts w:ascii="Abadi" w:hAnsi="Abadi"/>
-                <w:color w:val="FFFFFF" w:themeColor="background1"/>
-              </w:rPr>
-              <w:t>)</w:t>
-            </w:r>
-            <w:r>
-              <w:rPr>
-                <w:rFonts w:ascii="Abadi" w:hAnsi="Abadi"/>
-                <w:color w:val="FFFFFF" w:themeColor="background1"/>
-              </w:rPr>
-              <w:t>;</w:t>
-            </w:r>
-            <w:proofErr w:type="gramEnd"/>
+            </w:pPr>
           </w:p>
           <w:p>
             <w:pPr>
@@ -2353,29 +7311,39 @@
               <w:rPr>
                 <w:rFonts w:ascii="Abadi" w:hAnsi="Abadi"/>
                 <w:color w:val="FFFFFF" w:themeColor="background1"/>
-                <w:lang w:val="fr-FR"/>
               </w:rPr>
             </w:pPr>
-            <w:proofErr w:type="spellStart"/>
-            <w:proofErr w:type="gramStart"/>
+          </w:p>
+          <w:p>
+            <w:pPr>
+              <w:rPr>
+                <w:rFonts w:ascii="Abadi" w:hAnsi="Abadi"/>
+                <w:color w:val="FFFFFF" w:themeColor="background1"/>
+              </w:rPr>
+            </w:pPr>
             <w:r>
+              <w:rPr>
+                <w:rFonts w:ascii="Abadi" w:hAnsi="Abadi"/>
+                <w:color w:val="FFFFFF" w:themeColor="background1"/>
+              </w:rPr>
+              <w:t>sprite.</w:t>
+            </w:r>
+            <w:r>
+              <w:rPr>
+                <w:rFonts w:ascii="Abadi" w:hAnsi="Abadi"/>
+                <w:color w:val="FFFFFF" w:themeColor="background1"/>
+              </w:rPr>
+              <w:t>setFlipY(true)</w:t>
+            </w:r>
+          </w:p>
+          <w:p>
+            <w:pPr>
               <w:rPr>
                 <w:rFonts w:ascii="Abadi" w:hAnsi="Abadi"/>
                 <w:color w:val="FFFFFF" w:themeColor="background1"/>
                 <w:lang w:val="fr-FR"/>
               </w:rPr>
-              <w:t>sprite.scaleX</w:t>
-            </w:r>
-            <w:proofErr w:type="spellEnd"/>
-            <w:proofErr w:type="gramEnd"/>
-            <w:r>
-              <w:rPr>
-                <w:rFonts w:ascii="Abadi" w:hAnsi="Abadi"/>
-                <w:color w:val="FFFFFF" w:themeColor="background1"/>
-                <w:lang w:val="fr-FR"/>
-              </w:rPr>
-              <w:t xml:space="preserve"> = 7 ;</w:t>
-            </w:r>
+            </w:pPr>
           </w:p>
         </w:tc>
       </w:tr>
@@ -2393,6 +7361,39 @@
     </w:p>
     <w:p>
       <w:pPr>
+        <w:pStyle w:val="ListParagraph"/>
+        <w:ind w:left="1800"/>
+        <w:rPr>
+          <w:rFonts w:ascii="C64 Pro Mono" w:hAnsi="C64 Pro Mono"/>
+          <w:color w:val="FFFFFF" w:themeColor="background1"/>
+          <w:lang w:val="fr-FR"/>
+        </w:rPr>
+      </w:pPr>
+    </w:p>
+    <w:p>
+      <w:pPr>
+        <w:pStyle w:val="ListParagraph"/>
+        <w:ind w:left="1800"/>
+        <w:rPr>
+          <w:rFonts w:ascii="C64 Pro Mono" w:hAnsi="C64 Pro Mono"/>
+          <w:color w:val="FFFFFF" w:themeColor="background1"/>
+          <w:lang w:val="fr-FR"/>
+        </w:rPr>
+      </w:pPr>
+    </w:p>
+    <w:p>
+      <w:pPr>
+        <w:pStyle w:val="ListParagraph"/>
+        <w:ind w:left="1800"/>
+        <w:rPr>
+          <w:rFonts w:ascii="C64 Pro Mono" w:hAnsi="C64 Pro Mono"/>
+          <w:color w:val="FFFFFF" w:themeColor="background1"/>
+          <w:lang w:val="fr-FR"/>
+        </w:rPr>
+      </w:pPr>
+    </w:p>
+    <w:p>
+      <w:pPr>
         <w:ind w:left="1080"/>
         <w:rPr>
           <w:rFonts w:ascii="C64 Pro Mono" w:hAnsi="C64 Pro Mono"/>
@@ -2406,7 +7407,16 @@
           <w:color w:val="FFFFFF" w:themeColor="background1"/>
           <w:lang w:val="fr-FR"/>
         </w:rPr>
-        <w:t xml:space="preserve">3. </w:t>
+        <w:lastRenderedPageBreak/>
+        <w:t>4</w:t>
+      </w:r>
+      <w:r>
+        <w:rPr>
+          <w:rFonts w:ascii="C64 Pro Mono" w:hAnsi="C64 Pro Mono"/>
+          <w:color w:val="FFFFFF" w:themeColor="background1"/>
+          <w:lang w:val="fr-FR"/>
+        </w:rPr>
+        <w:t xml:space="preserve">. </w:t>
       </w:r>
       <w:r>
         <w:rPr>
@@ -2495,6 +7505,15 @@
               <w:t>JS Phaser</w:t>
             </w:r>
           </w:p>
+          <w:p>
+            <w:pPr>
+              <w:rPr>
+                <w:rFonts w:ascii="C64 Pro Mono" w:hAnsi="C64 Pro Mono"/>
+                <w:color w:val="FFFFFF" w:themeColor="background1"/>
+                <w:lang w:val="fr-FR"/>
+              </w:rPr>
+            </w:pPr>
+          </w:p>
         </w:tc>
       </w:tr>
       <w:tr>
@@ -2510,31 +7529,13 @@
                 <w:lang w:val="fr-FR"/>
               </w:rPr>
             </w:pPr>
-            <w:proofErr w:type="spellStart"/>
             <w:r>
               <w:rPr>
                 <w:rFonts w:ascii="Abadi" w:hAnsi="Abadi"/>
                 <w:color w:val="FFFFFF" w:themeColor="background1"/>
                 <w:lang w:val="fr-FR"/>
               </w:rPr>
-              <w:t>Cell</w:t>
-            </w:r>
-            <w:proofErr w:type="spellEnd"/>
-            <w:r>
-              <w:rPr>
-                <w:rFonts w:ascii="Abadi" w:hAnsi="Abadi"/>
-                <w:color w:val="FFFFFF" w:themeColor="background1"/>
-                <w:lang w:val="fr-FR"/>
-              </w:rPr>
-              <w:t xml:space="preserve"> $d019 (53273) bit #2</w:t>
-            </w:r>
-            <w:r>
-              <w:rPr>
-                <w:rFonts w:ascii="Abadi" w:hAnsi="Abadi"/>
-                <w:color w:val="FFFFFF" w:themeColor="background1"/>
-                <w:lang w:val="fr-FR"/>
-              </w:rPr>
-              <w:t xml:space="preserve"> </w:t>
+              <w:t xml:space="preserve">Cell $d019 (53273) bit #2 </w:t>
             </w:r>
           </w:p>
         </w:tc>
@@ -2549,47 +7550,83 @@
                 <w:color w:val="FFFFFF" w:themeColor="background1"/>
               </w:rPr>
             </w:pPr>
-            <w:proofErr w:type="spellStart"/>
-            <w:proofErr w:type="gramStart"/>
             <w:r>
               <w:rPr>
                 <w:rFonts w:ascii="Abadi" w:hAnsi="Abadi"/>
                 <w:color w:val="FFFFFF" w:themeColor="background1"/>
               </w:rPr>
-              <w:t>sprite</w:t>
+              <w:t>float x1 = sprite0.getX();</w:t>
             </w:r>
+          </w:p>
+          <w:p>
+            <w:pPr>
+              <w:rPr>
+                <w:rFonts w:ascii="Abadi" w:hAnsi="Abadi"/>
+                <w:color w:val="FFFFFF" w:themeColor="background1"/>
+              </w:rPr>
+            </w:pPr>
             <w:r>
               <w:rPr>
                 <w:rFonts w:ascii="Abadi" w:hAnsi="Abadi"/>
                 <w:color w:val="FFFFFF" w:themeColor="background1"/>
               </w:rPr>
-              <w:t>.setScale</w:t>
+              <w:t>float y1 = sprite0.getY();</w:t>
             </w:r>
-            <w:proofErr w:type="spellEnd"/>
-            <w:proofErr w:type="gramEnd"/>
+          </w:p>
+          <w:p>
+            <w:pPr>
+              <w:rPr>
+                <w:rFonts w:ascii="Abadi" w:hAnsi="Abadi"/>
+                <w:color w:val="FFFFFF" w:themeColor="background1"/>
+              </w:rPr>
+            </w:pPr>
             <w:r>
               <w:rPr>
                 <w:rFonts w:ascii="Abadi" w:hAnsi="Abadi"/>
                 <w:color w:val="FFFFFF" w:themeColor="background1"/>
               </w:rPr>
-              <w:t>(10,3</w:t>
+              <w:t>float x2 = sprite1.getX();</w:t>
             </w:r>
-            <w:proofErr w:type="gramStart"/>
+          </w:p>
+          <w:p>
+            <w:pPr>
+              <w:rPr>
+                <w:rFonts w:ascii="Abadi" w:hAnsi="Abadi"/>
+                <w:color w:val="FFFFFF" w:themeColor="background1"/>
+              </w:rPr>
+            </w:pPr>
             <w:r>
               <w:rPr>
                 <w:rFonts w:ascii="Abadi" w:hAnsi="Abadi"/>
                 <w:color w:val="FFFFFF" w:themeColor="background1"/>
               </w:rPr>
-              <w:t>)</w:t>
+              <w:t>float y2 = sprite1.getY();</w:t>
             </w:r>
+          </w:p>
+          <w:p>
+            <w:pPr>
+              <w:rPr>
+                <w:rFonts w:ascii="Abadi" w:hAnsi="Abadi"/>
+                <w:color w:val="FFFFFF" w:themeColor="background1"/>
+              </w:rPr>
+            </w:pPr>
+          </w:p>
+          <w:p>
+            <w:pPr>
+              <w:rPr>
+                <w:rFonts w:ascii="Abadi" w:hAnsi="Abadi"/>
+                <w:color w:val="FFFFFF" w:themeColor="background1"/>
+                <w:lang w:val="fr-FR"/>
+              </w:rPr>
+            </w:pPr>
             <w:r>
               <w:rPr>
                 <w:rFonts w:ascii="Abadi" w:hAnsi="Abadi"/>
                 <w:color w:val="FFFFFF" w:themeColor="background1"/>
+                <w:lang w:val="fr-FR"/>
               </w:rPr>
-              <w:t>;</w:t>
+              <w:t>float distance = MathUtils.sqrt(MathUtils.pow(x2 - x1, 2) + MathUtils.pow(y2 - y1, 2));</w:t>
             </w:r>
-            <w:proofErr w:type="gramEnd"/>
           </w:p>
           <w:p>
             <w:pPr>
@@ -2612,23 +7649,12 @@
                 <w:color w:val="FFFFFF" w:themeColor="background1"/>
               </w:rPr>
             </w:pPr>
-            <w:proofErr w:type="spellStart"/>
-            <w:proofErr w:type="gramStart"/>
             <w:r>
               <w:rPr>
                 <w:rFonts w:ascii="Abadi" w:hAnsi="Abadi"/>
                 <w:color w:val="FFFFFF" w:themeColor="background1"/>
               </w:rPr>
-              <w:t>Phaser.Math.Distance.Between</w:t>
-            </w:r>
-            <w:proofErr w:type="spellEnd"/>
-            <w:proofErr w:type="gramEnd"/>
-            <w:r>
-              <w:rPr>
-                <w:rFonts w:ascii="Abadi" w:hAnsi="Abadi"/>
-                <w:color w:val="FFFFFF" w:themeColor="background1"/>
-              </w:rPr>
-              <w:t>(sprite</w:t>
+              <w:t>Phaser.Math.Distance.Between(sprite</w:t>
             </w:r>
             <w:r>
               <w:rPr>
@@ -2679,21 +7705,12 @@
               </w:rPr>
               <w:t>2</w:t>
             </w:r>
-            <w:proofErr w:type="gramStart"/>
             <w:r>
               <w:rPr>
                 <w:rFonts w:ascii="Abadi" w:hAnsi="Abadi"/>
                 <w:color w:val="FFFFFF" w:themeColor="background1"/>
               </w:rPr>
-              <w:t>.y</w:t>
-            </w:r>
-            <w:proofErr w:type="gramEnd"/>
-            <w:r>
-              <w:rPr>
-                <w:rFonts w:ascii="Abadi" w:hAnsi="Abadi"/>
-                <w:color w:val="FFFFFF" w:themeColor="background1"/>
-              </w:rPr>
-              <w:t>)</w:t>
+              <w:t>.y)</w:t>
             </w:r>
           </w:p>
           <w:p>
@@ -2766,7 +7783,7 @@
                     <pic:cNvPicPr/>
                   </pic:nvPicPr>
                   <pic:blipFill>
-                    <a:blip r:embed="rId10">
+                    <a:blip r:embed="rId15">
                       <a:extLst>
                         <a:ext uri="{28A0092B-C50C-407E-A947-70E740481C1C}">
                           <a14:useLocalDpi xmlns:a14="http://schemas.microsoft.com/office/drawing/2010/main" val="0"/>
@@ -2795,22 +7812,6 @@
           </wp:anchor>
         </w:drawing>
       </w:r>
-    </w:p>
-    <w:p>
-      <w:pPr>
-        <w:rPr>
-          <w:rFonts w:ascii="C64 Pro Mono" w:hAnsi="C64 Pro Mono"/>
-          <w:color w:val="FFFFFF" w:themeColor="background1"/>
-        </w:rPr>
-      </w:pPr>
-    </w:p>
-    <w:p>
-      <w:pPr>
-        <w:rPr>
-          <w:rFonts w:ascii="C64 Pro Mono" w:hAnsi="C64 Pro Mono"/>
-          <w:color w:val="FFFFFF" w:themeColor="background1"/>
-        </w:rPr>
-      </w:pPr>
       <w:r>
         <w:rPr>
           <w:rFonts w:ascii="C64 Pro Mono" w:hAnsi="C64 Pro Mono"/>
@@ -2962,21 +7963,12 @@
           <w:color w:val="FFFFFF" w:themeColor="background1"/>
         </w:rPr>
       </w:pPr>
-      <w:proofErr w:type="gramStart"/>
-      <w:r>
-        <w:rPr>
-          <w:rFonts w:ascii="C64 Pro Mono" w:hAnsi="C64 Pro Mono"/>
-          <w:color w:val="FFFFFF" w:themeColor="background1"/>
-        </w:rPr>
-        <w:t>language</w:t>
-      </w:r>
-      <w:proofErr w:type="gramEnd"/>
-      <w:r>
-        <w:rPr>
-          <w:rFonts w:ascii="C64 Pro Mono" w:hAnsi="C64 Pro Mono"/>
-          <w:color w:val="FFFFFF" w:themeColor="background1"/>
-        </w:rPr>
-        <w:t xml:space="preserve"> Amos</w:t>
+      <w:r>
+        <w:rPr>
+          <w:rFonts w:ascii="C64 Pro Mono" w:hAnsi="C64 Pro Mono"/>
+          <w:color w:val="FFFFFF" w:themeColor="background1"/>
+        </w:rPr>
+        <w:t>language Amos</w:t>
       </w:r>
       <w:r>
         <w:rPr>
@@ -3236,22 +8228,98 @@
           <w:color w:val="FFFFFF" w:themeColor="background1"/>
         </w:rPr>
       </w:pPr>
-    </w:p>
-    <w:p>
-      <w:pPr>
-        <w:rPr>
-          <w:rFonts w:ascii="C64 Pro Mono" w:hAnsi="C64 Pro Mono"/>
-          <w:color w:val="FFFFFF" w:themeColor="background1"/>
-        </w:rPr>
-      </w:pPr>
-    </w:p>
-    <w:p>
-      <w:pPr>
-        <w:rPr>
-          <w:rFonts w:ascii="C64 Pro Mono" w:hAnsi="C64 Pro Mono"/>
-          <w:color w:val="FFFFFF" w:themeColor="background1"/>
-        </w:rPr>
-      </w:pPr>
+      <w:r>
+        <w:rPr>
+          <w:rFonts w:ascii="C64 Pro Mono" w:hAnsi="C64 Pro Mono"/>
+          <w:color w:val="FFFFFF" w:themeColor="background1"/>
+        </w:rPr>
+        <w:lastRenderedPageBreak/>
+        <w:t>Summary</w:t>
+      </w:r>
+    </w:p>
+    <w:p>
+      <w:pPr>
+        <w:rPr>
+          <w:rFonts w:ascii="C64 Pro Mono" w:hAnsi="C64 Pro Mono"/>
+          <w:color w:val="FFFFFF" w:themeColor="background1"/>
+        </w:rPr>
+      </w:pPr>
+    </w:p>
+    <w:p>
+      <w:pPr>
+        <w:pStyle w:val="ListParagraph"/>
+        <w:numPr>
+          <w:ilvl w:val="0"/>
+          <w:numId w:val="12"/>
+        </w:numPr>
+        <w:rPr>
+          <w:rFonts w:ascii="C64 Pro Mono" w:hAnsi="C64 Pro Mono"/>
+          <w:color w:val="FFFFFF" w:themeColor="background1"/>
+        </w:rPr>
+      </w:pPr>
+      <w:r>
+        <w:rPr>
+          <w:rFonts w:ascii="C64 Pro Mono" w:hAnsi="C64 Pro Mono"/>
+          <w:color w:val="FFFFFF" w:themeColor="background1"/>
+        </w:rPr>
+        <w:t>Sprites still exist in pogramming languages</w:t>
+      </w:r>
+    </w:p>
+    <w:p>
+      <w:pPr>
+        <w:rPr>
+          <w:rFonts w:ascii="C64 Pro Mono" w:hAnsi="C64 Pro Mono"/>
+          <w:color w:val="FFFFFF" w:themeColor="background1"/>
+        </w:rPr>
+      </w:pPr>
+    </w:p>
+    <w:p>
+      <w:pPr>
+        <w:pStyle w:val="ListParagraph"/>
+        <w:numPr>
+          <w:ilvl w:val="0"/>
+          <w:numId w:val="12"/>
+        </w:numPr>
+        <w:rPr>
+          <w:rFonts w:ascii="C64 Pro Mono" w:hAnsi="C64 Pro Mono"/>
+          <w:color w:val="FFFFFF" w:themeColor="background1"/>
+        </w:rPr>
+      </w:pPr>
+      <w:r>
+        <w:rPr>
+          <w:rFonts w:ascii="C64 Pro Mono" w:hAnsi="C64 Pro Mono"/>
+          <w:color w:val="FFFFFF" w:themeColor="background1"/>
+        </w:rPr>
+        <w:t>Sprites are no more hardware-based</w:t>
+      </w:r>
+    </w:p>
+    <w:p>
+      <w:pPr>
+        <w:rPr>
+          <w:rFonts w:ascii="C64 Pro Mono" w:hAnsi="C64 Pro Mono"/>
+          <w:color w:val="FFFFFF" w:themeColor="background1"/>
+        </w:rPr>
+      </w:pPr>
+    </w:p>
+    <w:p>
+      <w:pPr>
+        <w:pStyle w:val="ListParagraph"/>
+        <w:numPr>
+          <w:ilvl w:val="0"/>
+          <w:numId w:val="12"/>
+        </w:numPr>
+        <w:rPr>
+          <w:rFonts w:ascii="C64 Pro Mono" w:hAnsi="C64 Pro Mono"/>
+          <w:color w:val="FFFFFF" w:themeColor="background1"/>
+        </w:rPr>
+      </w:pPr>
+      <w:r>
+        <w:rPr>
+          <w:rFonts w:ascii="C64 Pro Mono" w:hAnsi="C64 Pro Mono"/>
+          <w:color w:val="FFFFFF" w:themeColor="background1"/>
+        </w:rPr>
+        <w:t>Games went 3D, making 2D sprites not that crucial in game development</w:t>
+      </w:r>
     </w:p>
     <w:p>
       <w:pPr>
@@ -3572,6 +8640,231 @@
     </w:lvl>
   </w:abstractNum>
   <w:abstractNum w:abstractNumId="2" w15:restartNumberingAfterBreak="0">
+    <w:nsid w:val="122E1B86"/>
+    <w:multiLevelType w:val="hybridMultilevel"/>
+    <w:tmpl w:val="4A1813A6"/>
+    <w:lvl w:ilvl="0" w:tplc="04090001">
+      <w:start w:val="1"/>
+      <w:numFmt w:val="bullet"/>
+      <w:lvlText w:val=""/>
+      <w:lvlJc w:val="left"/>
+      <w:pPr>
+        <w:ind w:left="720" w:hanging="360"/>
+      </w:pPr>
+      <w:rPr>
+        <w:rFonts w:ascii="Symbol" w:hAnsi="Symbol" w:hint="default"/>
+      </w:rPr>
+    </w:lvl>
+    <w:lvl w:ilvl="1" w:tplc="04090003" w:tentative="1">
+      <w:start w:val="1"/>
+      <w:numFmt w:val="bullet"/>
+      <w:lvlText w:val="o"/>
+      <w:lvlJc w:val="left"/>
+      <w:pPr>
+        <w:ind w:left="1440" w:hanging="360"/>
+      </w:pPr>
+      <w:rPr>
+        <w:rFonts w:ascii="Courier New" w:hAnsi="Courier New" w:cs="Courier New" w:hint="default"/>
+      </w:rPr>
+    </w:lvl>
+    <w:lvl w:ilvl="2" w:tplc="04090005" w:tentative="1">
+      <w:start w:val="1"/>
+      <w:numFmt w:val="bullet"/>
+      <w:lvlText w:val=""/>
+      <w:lvlJc w:val="left"/>
+      <w:pPr>
+        <w:ind w:left="2160" w:hanging="360"/>
+      </w:pPr>
+      <w:rPr>
+        <w:rFonts w:ascii="Wingdings" w:hAnsi="Wingdings" w:hint="default"/>
+      </w:rPr>
+    </w:lvl>
+    <w:lvl w:ilvl="3" w:tplc="04090001" w:tentative="1">
+      <w:start w:val="1"/>
+      <w:numFmt w:val="bullet"/>
+      <w:lvlText w:val=""/>
+      <w:lvlJc w:val="left"/>
+      <w:pPr>
+        <w:ind w:left="2880" w:hanging="360"/>
+      </w:pPr>
+      <w:rPr>
+        <w:rFonts w:ascii="Symbol" w:hAnsi="Symbol" w:hint="default"/>
+      </w:rPr>
+    </w:lvl>
+    <w:lvl w:ilvl="4" w:tplc="04090003" w:tentative="1">
+      <w:start w:val="1"/>
+      <w:numFmt w:val="bullet"/>
+      <w:lvlText w:val="o"/>
+      <w:lvlJc w:val="left"/>
+      <w:pPr>
+        <w:ind w:left="3600" w:hanging="360"/>
+      </w:pPr>
+      <w:rPr>
+        <w:rFonts w:ascii="Courier New" w:hAnsi="Courier New" w:cs="Courier New" w:hint="default"/>
+      </w:rPr>
+    </w:lvl>
+    <w:lvl w:ilvl="5" w:tplc="04090005" w:tentative="1">
+      <w:start w:val="1"/>
+      <w:numFmt w:val="bullet"/>
+      <w:lvlText w:val=""/>
+      <w:lvlJc w:val="left"/>
+      <w:pPr>
+        <w:ind w:left="4320" w:hanging="360"/>
+      </w:pPr>
+      <w:rPr>
+        <w:rFonts w:ascii="Wingdings" w:hAnsi="Wingdings" w:hint="default"/>
+      </w:rPr>
+    </w:lvl>
+    <w:lvl w:ilvl="6" w:tplc="04090001" w:tentative="1">
+      <w:start w:val="1"/>
+      <w:numFmt w:val="bullet"/>
+      <w:lvlText w:val=""/>
+      <w:lvlJc w:val="left"/>
+      <w:pPr>
+        <w:ind w:left="5040" w:hanging="360"/>
+      </w:pPr>
+      <w:rPr>
+        <w:rFonts w:ascii="Symbol" w:hAnsi="Symbol" w:hint="default"/>
+      </w:rPr>
+    </w:lvl>
+    <w:lvl w:ilvl="7" w:tplc="04090003" w:tentative="1">
+      <w:start w:val="1"/>
+      <w:numFmt w:val="bullet"/>
+      <w:lvlText w:val="o"/>
+      <w:lvlJc w:val="left"/>
+      <w:pPr>
+        <w:ind w:left="5760" w:hanging="360"/>
+      </w:pPr>
+      <w:rPr>
+        <w:rFonts w:ascii="Courier New" w:hAnsi="Courier New" w:cs="Courier New" w:hint="default"/>
+      </w:rPr>
+    </w:lvl>
+    <w:lvl w:ilvl="8" w:tplc="04090005" w:tentative="1">
+      <w:start w:val="1"/>
+      <w:numFmt w:val="bullet"/>
+      <w:lvlText w:val=""/>
+      <w:lvlJc w:val="left"/>
+      <w:pPr>
+        <w:ind w:left="6480" w:hanging="360"/>
+      </w:pPr>
+      <w:rPr>
+        <w:rFonts w:ascii="Wingdings" w:hAnsi="Wingdings" w:hint="default"/>
+      </w:rPr>
+    </w:lvl>
+  </w:abstractNum>
+  <w:abstractNum w:abstractNumId="3" w15:restartNumberingAfterBreak="0">
+    <w:nsid w:val="3A9C32EC"/>
+    <w:multiLevelType w:val="hybridMultilevel"/>
+    <w:tmpl w:val="3076A69A"/>
+    <w:lvl w:ilvl="0" w:tplc="24CE531E">
+      <w:numFmt w:val="bullet"/>
+      <w:lvlText w:val="-"/>
+      <w:lvlJc w:val="left"/>
+      <w:pPr>
+        <w:ind w:left="720" w:hanging="360"/>
+      </w:pPr>
+      <w:rPr>
+        <w:rFonts w:ascii="C64 Pro Mono" w:eastAsiaTheme="minorHAnsi" w:hAnsi="C64 Pro Mono" w:cstheme="minorBidi" w:hint="default"/>
+      </w:rPr>
+    </w:lvl>
+    <w:lvl w:ilvl="1" w:tplc="04090003" w:tentative="1">
+      <w:start w:val="1"/>
+      <w:numFmt w:val="bullet"/>
+      <w:lvlText w:val="o"/>
+      <w:lvlJc w:val="left"/>
+      <w:pPr>
+        <w:ind w:left="1440" w:hanging="360"/>
+      </w:pPr>
+      <w:rPr>
+        <w:rFonts w:ascii="Courier New" w:hAnsi="Courier New" w:cs="Courier New" w:hint="default"/>
+      </w:rPr>
+    </w:lvl>
+    <w:lvl w:ilvl="2" w:tplc="04090005" w:tentative="1">
+      <w:start w:val="1"/>
+      <w:numFmt w:val="bullet"/>
+      <w:lvlText w:val=""/>
+      <w:lvlJc w:val="left"/>
+      <w:pPr>
+        <w:ind w:left="2160" w:hanging="360"/>
+      </w:pPr>
+      <w:rPr>
+        <w:rFonts w:ascii="Wingdings" w:hAnsi="Wingdings" w:hint="default"/>
+      </w:rPr>
+    </w:lvl>
+    <w:lvl w:ilvl="3" w:tplc="04090001" w:tentative="1">
+      <w:start w:val="1"/>
+      <w:numFmt w:val="bullet"/>
+      <w:lvlText w:val=""/>
+      <w:lvlJc w:val="left"/>
+      <w:pPr>
+        <w:ind w:left="2880" w:hanging="360"/>
+      </w:pPr>
+      <w:rPr>
+        <w:rFonts w:ascii="Symbol" w:hAnsi="Symbol" w:hint="default"/>
+      </w:rPr>
+    </w:lvl>
+    <w:lvl w:ilvl="4" w:tplc="04090003" w:tentative="1">
+      <w:start w:val="1"/>
+      <w:numFmt w:val="bullet"/>
+      <w:lvlText w:val="o"/>
+      <w:lvlJc w:val="left"/>
+      <w:pPr>
+        <w:ind w:left="3600" w:hanging="360"/>
+      </w:pPr>
+      <w:rPr>
+        <w:rFonts w:ascii="Courier New" w:hAnsi="Courier New" w:cs="Courier New" w:hint="default"/>
+      </w:rPr>
+    </w:lvl>
+    <w:lvl w:ilvl="5" w:tplc="04090005" w:tentative="1">
+      <w:start w:val="1"/>
+      <w:numFmt w:val="bullet"/>
+      <w:lvlText w:val=""/>
+      <w:lvlJc w:val="left"/>
+      <w:pPr>
+        <w:ind w:left="4320" w:hanging="360"/>
+      </w:pPr>
+      <w:rPr>
+        <w:rFonts w:ascii="Wingdings" w:hAnsi="Wingdings" w:hint="default"/>
+      </w:rPr>
+    </w:lvl>
+    <w:lvl w:ilvl="6" w:tplc="04090001" w:tentative="1">
+      <w:start w:val="1"/>
+      <w:numFmt w:val="bullet"/>
+      <w:lvlText w:val=""/>
+      <w:lvlJc w:val="left"/>
+      <w:pPr>
+        <w:ind w:left="5040" w:hanging="360"/>
+      </w:pPr>
+      <w:rPr>
+        <w:rFonts w:ascii="Symbol" w:hAnsi="Symbol" w:hint="default"/>
+      </w:rPr>
+    </w:lvl>
+    <w:lvl w:ilvl="7" w:tplc="04090003" w:tentative="1">
+      <w:start w:val="1"/>
+      <w:numFmt w:val="bullet"/>
+      <w:lvlText w:val="o"/>
+      <w:lvlJc w:val="left"/>
+      <w:pPr>
+        <w:ind w:left="5760" w:hanging="360"/>
+      </w:pPr>
+      <w:rPr>
+        <w:rFonts w:ascii="Courier New" w:hAnsi="Courier New" w:cs="Courier New" w:hint="default"/>
+      </w:rPr>
+    </w:lvl>
+    <w:lvl w:ilvl="8" w:tplc="04090005" w:tentative="1">
+      <w:start w:val="1"/>
+      <w:numFmt w:val="bullet"/>
+      <w:lvlText w:val=""/>
+      <w:lvlJc w:val="left"/>
+      <w:pPr>
+        <w:ind w:left="6480" w:hanging="360"/>
+      </w:pPr>
+      <w:rPr>
+        <w:rFonts w:ascii="Wingdings" w:hAnsi="Wingdings" w:hint="default"/>
+      </w:rPr>
+    </w:lvl>
+  </w:abstractNum>
+  <w:abstractNum w:abstractNumId="4" w15:restartNumberingAfterBreak="0">
     <w:nsid w:val="45CE40F5"/>
     <w:multiLevelType w:val="hybridMultilevel"/>
     <w:tmpl w:val="54F6DD68"/>
@@ -3684,7 +8977,7 @@
       </w:rPr>
     </w:lvl>
   </w:abstractNum>
-  <w:abstractNum w:abstractNumId="3" w15:restartNumberingAfterBreak="0">
+  <w:abstractNum w:abstractNumId="5" w15:restartNumberingAfterBreak="0">
     <w:nsid w:val="4F397F76"/>
     <w:multiLevelType w:val="multilevel"/>
     <w:tmpl w:val="705E445C"/>
@@ -3833,7 +9126,119 @@
       </w:rPr>
     </w:lvl>
   </w:abstractNum>
-  <w:abstractNum w:abstractNumId="4" w15:restartNumberingAfterBreak="0">
+  <w:abstractNum w:abstractNumId="6" w15:restartNumberingAfterBreak="0">
+    <w:nsid w:val="508A082F"/>
+    <w:multiLevelType w:val="hybridMultilevel"/>
+    <w:tmpl w:val="391669FE"/>
+    <w:lvl w:ilvl="0" w:tplc="24CE531E">
+      <w:numFmt w:val="bullet"/>
+      <w:lvlText w:val="-"/>
+      <w:lvlJc w:val="left"/>
+      <w:pPr>
+        <w:ind w:left="720" w:hanging="360"/>
+      </w:pPr>
+      <w:rPr>
+        <w:rFonts w:ascii="C64 Pro Mono" w:eastAsiaTheme="minorHAnsi" w:hAnsi="C64 Pro Mono" w:cstheme="minorBidi" w:hint="default"/>
+      </w:rPr>
+    </w:lvl>
+    <w:lvl w:ilvl="1" w:tplc="04090003" w:tentative="1">
+      <w:start w:val="1"/>
+      <w:numFmt w:val="bullet"/>
+      <w:lvlText w:val="o"/>
+      <w:lvlJc w:val="left"/>
+      <w:pPr>
+        <w:ind w:left="1440" w:hanging="360"/>
+      </w:pPr>
+      <w:rPr>
+        <w:rFonts w:ascii="Courier New" w:hAnsi="Courier New" w:cs="Courier New" w:hint="default"/>
+      </w:rPr>
+    </w:lvl>
+    <w:lvl w:ilvl="2" w:tplc="04090005" w:tentative="1">
+      <w:start w:val="1"/>
+      <w:numFmt w:val="bullet"/>
+      <w:lvlText w:val=""/>
+      <w:lvlJc w:val="left"/>
+      <w:pPr>
+        <w:ind w:left="2160" w:hanging="360"/>
+      </w:pPr>
+      <w:rPr>
+        <w:rFonts w:ascii="Wingdings" w:hAnsi="Wingdings" w:hint="default"/>
+      </w:rPr>
+    </w:lvl>
+    <w:lvl w:ilvl="3" w:tplc="04090001" w:tentative="1">
+      <w:start w:val="1"/>
+      <w:numFmt w:val="bullet"/>
+      <w:lvlText w:val=""/>
+      <w:lvlJc w:val="left"/>
+      <w:pPr>
+        <w:ind w:left="2880" w:hanging="360"/>
+      </w:pPr>
+      <w:rPr>
+        <w:rFonts w:ascii="Symbol" w:hAnsi="Symbol" w:hint="default"/>
+      </w:rPr>
+    </w:lvl>
+    <w:lvl w:ilvl="4" w:tplc="04090003" w:tentative="1">
+      <w:start w:val="1"/>
+      <w:numFmt w:val="bullet"/>
+      <w:lvlText w:val="o"/>
+      <w:lvlJc w:val="left"/>
+      <w:pPr>
+        <w:ind w:left="3600" w:hanging="360"/>
+      </w:pPr>
+      <w:rPr>
+        <w:rFonts w:ascii="Courier New" w:hAnsi="Courier New" w:cs="Courier New" w:hint="default"/>
+      </w:rPr>
+    </w:lvl>
+    <w:lvl w:ilvl="5" w:tplc="04090005" w:tentative="1">
+      <w:start w:val="1"/>
+      <w:numFmt w:val="bullet"/>
+      <w:lvlText w:val=""/>
+      <w:lvlJc w:val="left"/>
+      <w:pPr>
+        <w:ind w:left="4320" w:hanging="360"/>
+      </w:pPr>
+      <w:rPr>
+        <w:rFonts w:ascii="Wingdings" w:hAnsi="Wingdings" w:hint="default"/>
+      </w:rPr>
+    </w:lvl>
+    <w:lvl w:ilvl="6" w:tplc="04090001" w:tentative="1">
+      <w:start w:val="1"/>
+      <w:numFmt w:val="bullet"/>
+      <w:lvlText w:val=""/>
+      <w:lvlJc w:val="left"/>
+      <w:pPr>
+        <w:ind w:left="5040" w:hanging="360"/>
+      </w:pPr>
+      <w:rPr>
+        <w:rFonts w:ascii="Symbol" w:hAnsi="Symbol" w:hint="default"/>
+      </w:rPr>
+    </w:lvl>
+    <w:lvl w:ilvl="7" w:tplc="04090003" w:tentative="1">
+      <w:start w:val="1"/>
+      <w:numFmt w:val="bullet"/>
+      <w:lvlText w:val="o"/>
+      <w:lvlJc w:val="left"/>
+      <w:pPr>
+        <w:ind w:left="5760" w:hanging="360"/>
+      </w:pPr>
+      <w:rPr>
+        <w:rFonts w:ascii="Courier New" w:hAnsi="Courier New" w:cs="Courier New" w:hint="default"/>
+      </w:rPr>
+    </w:lvl>
+    <w:lvl w:ilvl="8" w:tplc="04090005" w:tentative="1">
+      <w:start w:val="1"/>
+      <w:numFmt w:val="bullet"/>
+      <w:lvlText w:val=""/>
+      <w:lvlJc w:val="left"/>
+      <w:pPr>
+        <w:ind w:left="6480" w:hanging="360"/>
+      </w:pPr>
+      <w:rPr>
+        <w:rFonts w:ascii="Wingdings" w:hAnsi="Wingdings" w:hint="default"/>
+      </w:rPr>
+    </w:lvl>
+  </w:abstractNum>
+  <w:abstractNum w:abstractNumId="7" w15:restartNumberingAfterBreak="0">
     <w:nsid w:val="67951287"/>
     <w:multiLevelType w:val="multilevel"/>
     <w:tmpl w:val="FC3E6EC6"/>
@@ -3982,7 +9387,120 @@
       </w:rPr>
     </w:lvl>
   </w:abstractNum>
-  <w:abstractNum w:abstractNumId="5" w15:restartNumberingAfterBreak="0">
+  <w:abstractNum w:abstractNumId="8" w15:restartNumberingAfterBreak="0">
+    <w:nsid w:val="74DA0D74"/>
+    <w:multiLevelType w:val="hybridMultilevel"/>
+    <w:tmpl w:val="AA88985A"/>
+    <w:lvl w:ilvl="0" w:tplc="04090001">
+      <w:start w:val="1"/>
+      <w:numFmt w:val="bullet"/>
+      <w:lvlText w:val=""/>
+      <w:lvlJc w:val="left"/>
+      <w:pPr>
+        <w:ind w:left="720" w:hanging="360"/>
+      </w:pPr>
+      <w:rPr>
+        <w:rFonts w:ascii="Symbol" w:hAnsi="Symbol" w:hint="default"/>
+      </w:rPr>
+    </w:lvl>
+    <w:lvl w:ilvl="1" w:tplc="04090003" w:tentative="1">
+      <w:start w:val="1"/>
+      <w:numFmt w:val="bullet"/>
+      <w:lvlText w:val="o"/>
+      <w:lvlJc w:val="left"/>
+      <w:pPr>
+        <w:ind w:left="1440" w:hanging="360"/>
+      </w:pPr>
+      <w:rPr>
+        <w:rFonts w:ascii="Courier New" w:hAnsi="Courier New" w:cs="Courier New" w:hint="default"/>
+      </w:rPr>
+    </w:lvl>
+    <w:lvl w:ilvl="2" w:tplc="04090005" w:tentative="1">
+      <w:start w:val="1"/>
+      <w:numFmt w:val="bullet"/>
+      <w:lvlText w:val=""/>
+      <w:lvlJc w:val="left"/>
+      <w:pPr>
+        <w:ind w:left="2160" w:hanging="360"/>
+      </w:pPr>
+      <w:rPr>
+        <w:rFonts w:ascii="Wingdings" w:hAnsi="Wingdings" w:hint="default"/>
+      </w:rPr>
+    </w:lvl>
+    <w:lvl w:ilvl="3" w:tplc="04090001" w:tentative="1">
+      <w:start w:val="1"/>
+      <w:numFmt w:val="bullet"/>
+      <w:lvlText w:val=""/>
+      <w:lvlJc w:val="left"/>
+      <w:pPr>
+        <w:ind w:left="2880" w:hanging="360"/>
+      </w:pPr>
+      <w:rPr>
+        <w:rFonts w:ascii="Symbol" w:hAnsi="Symbol" w:hint="default"/>
+      </w:rPr>
+    </w:lvl>
+    <w:lvl w:ilvl="4" w:tplc="04090003" w:tentative="1">
+      <w:start w:val="1"/>
+      <w:numFmt w:val="bullet"/>
+      <w:lvlText w:val="o"/>
+      <w:lvlJc w:val="left"/>
+      <w:pPr>
+        <w:ind w:left="3600" w:hanging="360"/>
+      </w:pPr>
+      <w:rPr>
+        <w:rFonts w:ascii="Courier New" w:hAnsi="Courier New" w:cs="Courier New" w:hint="default"/>
+      </w:rPr>
+    </w:lvl>
+    <w:lvl w:ilvl="5" w:tplc="04090005" w:tentative="1">
+      <w:start w:val="1"/>
+      <w:numFmt w:val="bullet"/>
+      <w:lvlText w:val=""/>
+      <w:lvlJc w:val="left"/>
+      <w:pPr>
+        <w:ind w:left="4320" w:hanging="360"/>
+      </w:pPr>
+      <w:rPr>
+        <w:rFonts w:ascii="Wingdings" w:hAnsi="Wingdings" w:hint="default"/>
+      </w:rPr>
+    </w:lvl>
+    <w:lvl w:ilvl="6" w:tplc="04090001" w:tentative="1">
+      <w:start w:val="1"/>
+      <w:numFmt w:val="bullet"/>
+      <w:lvlText w:val=""/>
+      <w:lvlJc w:val="left"/>
+      <w:pPr>
+        <w:ind w:left="5040" w:hanging="360"/>
+      </w:pPr>
+      <w:rPr>
+        <w:rFonts w:ascii="Symbol" w:hAnsi="Symbol" w:hint="default"/>
+      </w:rPr>
+    </w:lvl>
+    <w:lvl w:ilvl="7" w:tplc="04090003" w:tentative="1">
+      <w:start w:val="1"/>
+      <w:numFmt w:val="bullet"/>
+      <w:lvlText w:val="o"/>
+      <w:lvlJc w:val="left"/>
+      <w:pPr>
+        <w:ind w:left="5760" w:hanging="360"/>
+      </w:pPr>
+      <w:rPr>
+        <w:rFonts w:ascii="Courier New" w:hAnsi="Courier New" w:cs="Courier New" w:hint="default"/>
+      </w:rPr>
+    </w:lvl>
+    <w:lvl w:ilvl="8" w:tplc="04090005" w:tentative="1">
+      <w:start w:val="1"/>
+      <w:numFmt w:val="bullet"/>
+      <w:lvlText w:val=""/>
+      <w:lvlJc w:val="left"/>
+      <w:pPr>
+        <w:ind w:left="6480" w:hanging="360"/>
+      </w:pPr>
+      <w:rPr>
+        <w:rFonts w:ascii="Wingdings" w:hAnsi="Wingdings" w:hint="default"/>
+      </w:rPr>
+    </w:lvl>
+  </w:abstractNum>
+  <w:abstractNum w:abstractNumId="9" w15:restartNumberingAfterBreak="0">
     <w:nsid w:val="750877E6"/>
     <w:multiLevelType w:val="multilevel"/>
     <w:tmpl w:val="BE4606E4"/>
@@ -4127,7 +9645,7 @@
       </w:rPr>
     </w:lvl>
   </w:abstractNum>
-  <w:abstractNum w:abstractNumId="6" w15:restartNumberingAfterBreak="0">
+  <w:abstractNum w:abstractNumId="10" w15:restartNumberingAfterBreak="0">
     <w:nsid w:val="76B70BC6"/>
     <w:multiLevelType w:val="multilevel"/>
     <w:tmpl w:val="BE4606E4"/>
@@ -4272,8 +9790,234 @@
       </w:rPr>
     </w:lvl>
   </w:abstractNum>
+  <w:abstractNum w:abstractNumId="11" w15:restartNumberingAfterBreak="0">
+    <w:nsid w:val="77BF203A"/>
+    <w:multiLevelType w:val="hybridMultilevel"/>
+    <w:tmpl w:val="5D32E0C0"/>
+    <w:lvl w:ilvl="0" w:tplc="04090001">
+      <w:start w:val="1"/>
+      <w:numFmt w:val="bullet"/>
+      <w:lvlText w:val=""/>
+      <w:lvlJc w:val="left"/>
+      <w:pPr>
+        <w:ind w:left="720" w:hanging="360"/>
+      </w:pPr>
+      <w:rPr>
+        <w:rFonts w:ascii="Symbol" w:hAnsi="Symbol" w:hint="default"/>
+      </w:rPr>
+    </w:lvl>
+    <w:lvl w:ilvl="1" w:tplc="FFFFFFFF" w:tentative="1">
+      <w:start w:val="1"/>
+      <w:numFmt w:val="bullet"/>
+      <w:lvlText w:val="o"/>
+      <w:lvlJc w:val="left"/>
+      <w:pPr>
+        <w:ind w:left="1440" w:hanging="360"/>
+      </w:pPr>
+      <w:rPr>
+        <w:rFonts w:ascii="Courier New" w:hAnsi="Courier New" w:cs="Courier New" w:hint="default"/>
+      </w:rPr>
+    </w:lvl>
+    <w:lvl w:ilvl="2" w:tplc="FFFFFFFF" w:tentative="1">
+      <w:start w:val="1"/>
+      <w:numFmt w:val="bullet"/>
+      <w:lvlText w:val=""/>
+      <w:lvlJc w:val="left"/>
+      <w:pPr>
+        <w:ind w:left="2160" w:hanging="360"/>
+      </w:pPr>
+      <w:rPr>
+        <w:rFonts w:ascii="Wingdings" w:hAnsi="Wingdings" w:hint="default"/>
+      </w:rPr>
+    </w:lvl>
+    <w:lvl w:ilvl="3" w:tplc="FFFFFFFF" w:tentative="1">
+      <w:start w:val="1"/>
+      <w:numFmt w:val="bullet"/>
+      <w:lvlText w:val=""/>
+      <w:lvlJc w:val="left"/>
+      <w:pPr>
+        <w:ind w:left="2880" w:hanging="360"/>
+      </w:pPr>
+      <w:rPr>
+        <w:rFonts w:ascii="Symbol" w:hAnsi="Symbol" w:hint="default"/>
+      </w:rPr>
+    </w:lvl>
+    <w:lvl w:ilvl="4" w:tplc="FFFFFFFF" w:tentative="1">
+      <w:start w:val="1"/>
+      <w:numFmt w:val="bullet"/>
+      <w:lvlText w:val="o"/>
+      <w:lvlJc w:val="left"/>
+      <w:pPr>
+        <w:ind w:left="3600" w:hanging="360"/>
+      </w:pPr>
+      <w:rPr>
+        <w:rFonts w:ascii="Courier New" w:hAnsi="Courier New" w:cs="Courier New" w:hint="default"/>
+      </w:rPr>
+    </w:lvl>
+    <w:lvl w:ilvl="5" w:tplc="FFFFFFFF" w:tentative="1">
+      <w:start w:val="1"/>
+      <w:numFmt w:val="bullet"/>
+      <w:lvlText w:val=""/>
+      <w:lvlJc w:val="left"/>
+      <w:pPr>
+        <w:ind w:left="4320" w:hanging="360"/>
+      </w:pPr>
+      <w:rPr>
+        <w:rFonts w:ascii="Wingdings" w:hAnsi="Wingdings" w:hint="default"/>
+      </w:rPr>
+    </w:lvl>
+    <w:lvl w:ilvl="6" w:tplc="FFFFFFFF" w:tentative="1">
+      <w:start w:val="1"/>
+      <w:numFmt w:val="bullet"/>
+      <w:lvlText w:val=""/>
+      <w:lvlJc w:val="left"/>
+      <w:pPr>
+        <w:ind w:left="5040" w:hanging="360"/>
+      </w:pPr>
+      <w:rPr>
+        <w:rFonts w:ascii="Symbol" w:hAnsi="Symbol" w:hint="default"/>
+      </w:rPr>
+    </w:lvl>
+    <w:lvl w:ilvl="7" w:tplc="FFFFFFFF" w:tentative="1">
+      <w:start w:val="1"/>
+      <w:numFmt w:val="bullet"/>
+      <w:lvlText w:val="o"/>
+      <w:lvlJc w:val="left"/>
+      <w:pPr>
+        <w:ind w:left="5760" w:hanging="360"/>
+      </w:pPr>
+      <w:rPr>
+        <w:rFonts w:ascii="Courier New" w:hAnsi="Courier New" w:cs="Courier New" w:hint="default"/>
+      </w:rPr>
+    </w:lvl>
+    <w:lvl w:ilvl="8" w:tplc="FFFFFFFF" w:tentative="1">
+      <w:start w:val="1"/>
+      <w:numFmt w:val="bullet"/>
+      <w:lvlText w:val=""/>
+      <w:lvlJc w:val="left"/>
+      <w:pPr>
+        <w:ind w:left="6480" w:hanging="360"/>
+      </w:pPr>
+      <w:rPr>
+        <w:rFonts w:ascii="Wingdings" w:hAnsi="Wingdings" w:hint="default"/>
+      </w:rPr>
+    </w:lvl>
+  </w:abstractNum>
+  <w:abstractNum w:abstractNumId="12" w15:restartNumberingAfterBreak="0">
+    <w:nsid w:val="787A33FE"/>
+    <w:multiLevelType w:val="hybridMultilevel"/>
+    <w:tmpl w:val="9B0C91B0"/>
+    <w:lvl w:ilvl="0" w:tplc="04090001">
+      <w:start w:val="1"/>
+      <w:numFmt w:val="bullet"/>
+      <w:lvlText w:val=""/>
+      <w:lvlJc w:val="left"/>
+      <w:pPr>
+        <w:ind w:left="720" w:hanging="360"/>
+      </w:pPr>
+      <w:rPr>
+        <w:rFonts w:ascii="Symbol" w:hAnsi="Symbol" w:hint="default"/>
+      </w:rPr>
+    </w:lvl>
+    <w:lvl w:ilvl="1" w:tplc="04090003" w:tentative="1">
+      <w:start w:val="1"/>
+      <w:numFmt w:val="bullet"/>
+      <w:lvlText w:val="o"/>
+      <w:lvlJc w:val="left"/>
+      <w:pPr>
+        <w:ind w:left="1440" w:hanging="360"/>
+      </w:pPr>
+      <w:rPr>
+        <w:rFonts w:ascii="Courier New" w:hAnsi="Courier New" w:cs="Courier New" w:hint="default"/>
+      </w:rPr>
+    </w:lvl>
+    <w:lvl w:ilvl="2" w:tplc="04090005" w:tentative="1">
+      <w:start w:val="1"/>
+      <w:numFmt w:val="bullet"/>
+      <w:lvlText w:val=""/>
+      <w:lvlJc w:val="left"/>
+      <w:pPr>
+        <w:ind w:left="2160" w:hanging="360"/>
+      </w:pPr>
+      <w:rPr>
+        <w:rFonts w:ascii="Wingdings" w:hAnsi="Wingdings" w:hint="default"/>
+      </w:rPr>
+    </w:lvl>
+    <w:lvl w:ilvl="3" w:tplc="04090001" w:tentative="1">
+      <w:start w:val="1"/>
+      <w:numFmt w:val="bullet"/>
+      <w:lvlText w:val=""/>
+      <w:lvlJc w:val="left"/>
+      <w:pPr>
+        <w:ind w:left="2880" w:hanging="360"/>
+      </w:pPr>
+      <w:rPr>
+        <w:rFonts w:ascii="Symbol" w:hAnsi="Symbol" w:hint="default"/>
+      </w:rPr>
+    </w:lvl>
+    <w:lvl w:ilvl="4" w:tplc="04090003" w:tentative="1">
+      <w:start w:val="1"/>
+      <w:numFmt w:val="bullet"/>
+      <w:lvlText w:val="o"/>
+      <w:lvlJc w:val="left"/>
+      <w:pPr>
+        <w:ind w:left="3600" w:hanging="360"/>
+      </w:pPr>
+      <w:rPr>
+        <w:rFonts w:ascii="Courier New" w:hAnsi="Courier New" w:cs="Courier New" w:hint="default"/>
+      </w:rPr>
+    </w:lvl>
+    <w:lvl w:ilvl="5" w:tplc="04090005" w:tentative="1">
+      <w:start w:val="1"/>
+      <w:numFmt w:val="bullet"/>
+      <w:lvlText w:val=""/>
+      <w:lvlJc w:val="left"/>
+      <w:pPr>
+        <w:ind w:left="4320" w:hanging="360"/>
+      </w:pPr>
+      <w:rPr>
+        <w:rFonts w:ascii="Wingdings" w:hAnsi="Wingdings" w:hint="default"/>
+      </w:rPr>
+    </w:lvl>
+    <w:lvl w:ilvl="6" w:tplc="04090001" w:tentative="1">
+      <w:start w:val="1"/>
+      <w:numFmt w:val="bullet"/>
+      <w:lvlText w:val=""/>
+      <w:lvlJc w:val="left"/>
+      <w:pPr>
+        <w:ind w:left="5040" w:hanging="360"/>
+      </w:pPr>
+      <w:rPr>
+        <w:rFonts w:ascii="Symbol" w:hAnsi="Symbol" w:hint="default"/>
+      </w:rPr>
+    </w:lvl>
+    <w:lvl w:ilvl="7" w:tplc="04090003" w:tentative="1">
+      <w:start w:val="1"/>
+      <w:numFmt w:val="bullet"/>
+      <w:lvlText w:val="o"/>
+      <w:lvlJc w:val="left"/>
+      <w:pPr>
+        <w:ind w:left="5760" w:hanging="360"/>
+      </w:pPr>
+      <w:rPr>
+        <w:rFonts w:ascii="Courier New" w:hAnsi="Courier New" w:cs="Courier New" w:hint="default"/>
+      </w:rPr>
+    </w:lvl>
+    <w:lvl w:ilvl="8" w:tplc="04090005" w:tentative="1">
+      <w:start w:val="1"/>
+      <w:numFmt w:val="bullet"/>
+      <w:lvlText w:val=""/>
+      <w:lvlJc w:val="left"/>
+      <w:pPr>
+        <w:ind w:left="6480" w:hanging="360"/>
+      </w:pPr>
+      <w:rPr>
+        <w:rFonts w:ascii="Wingdings" w:hAnsi="Wingdings" w:hint="default"/>
+      </w:rPr>
+    </w:lvl>
+  </w:abstractNum>
   <w:num w:numId="1" w16cid:durableId="366102741">
-    <w:abstractNumId w:val="2"/>
+    <w:abstractNumId w:val="4"/>
   </w:num>
   <w:num w:numId="2" w16cid:durableId="1399282567">
     <w:abstractNumId w:val="0"/>
@@ -4282,16 +10026,34 @@
     <w:abstractNumId w:val="1"/>
   </w:num>
   <w:num w:numId="4" w16cid:durableId="182060749">
-    <w:abstractNumId w:val="4"/>
+    <w:abstractNumId w:val="7"/>
   </w:num>
   <w:num w:numId="5" w16cid:durableId="96872561">
+    <w:abstractNumId w:val="9"/>
+  </w:num>
+  <w:num w:numId="6" w16cid:durableId="1247377091">
+    <w:abstractNumId w:val="10"/>
+  </w:num>
+  <w:num w:numId="7" w16cid:durableId="1836219126">
     <w:abstractNumId w:val="5"/>
   </w:num>
-  <w:num w:numId="6" w16cid:durableId="1247377091">
+  <w:num w:numId="8" w16cid:durableId="1001546471">
+    <w:abstractNumId w:val="3"/>
+  </w:num>
+  <w:num w:numId="9" w16cid:durableId="748502999">
     <w:abstractNumId w:val="6"/>
   </w:num>
-  <w:num w:numId="7" w16cid:durableId="1836219126">
-    <w:abstractNumId w:val="3"/>
+  <w:num w:numId="10" w16cid:durableId="466976073">
+    <w:abstractNumId w:val="11"/>
+  </w:num>
+  <w:num w:numId="11" w16cid:durableId="332074901">
+    <w:abstractNumId w:val="12"/>
+  </w:num>
+  <w:num w:numId="12" w16cid:durableId="1825468012">
+    <w:abstractNumId w:val="8"/>
+  </w:num>
+  <w:num w:numId="13" w16cid:durableId="1963490212">
+    <w:abstractNumId w:val="2"/>
   </w:num>
 </w:numbering>
 </file>
@@ -4900,6 +10662,7 @@
   <w:style w:type="character" w:default="1" w:styleId="DefaultParagraphFont">
     <w:name w:val="Default Paragraph Font"/>
     <w:uiPriority w:val="1"/>
+    <w:semiHidden/>
     <w:unhideWhenUsed/>
   </w:style>
   <w:style w:type="table" w:default="1" w:styleId="TableNormal">
@@ -5232,6 +10995,36 @@
       </w:tblBorders>
     </w:tblPr>
   </w:style>
+  <w:style w:type="paragraph" w:styleId="HTMLPreformatted">
+    <w:name w:val="HTML Preformatted"/>
+    <w:basedOn w:val="Normal"/>
+    <w:link w:val="HTMLPreformattedChar"/>
+    <w:uiPriority w:val="99"/>
+    <w:semiHidden/>
+    <w:unhideWhenUsed/>
+    <w:rsid w:val="002F4E53"/>
+    <w:pPr>
+      <w:spacing w:after="0" w:line="240" w:lineRule="auto"/>
+    </w:pPr>
+    <w:rPr>
+      <w:rFonts w:ascii="Consolas" w:hAnsi="Consolas"/>
+      <w:sz w:val="20"/>
+      <w:szCs w:val="20"/>
+    </w:rPr>
+  </w:style>
+  <w:style w:type="character" w:customStyle="1" w:styleId="HTMLPreformattedChar">
+    <w:name w:val="HTML Preformatted Char"/>
+    <w:basedOn w:val="DefaultParagraphFont"/>
+    <w:link w:val="HTMLPreformatted"/>
+    <w:uiPriority w:val="99"/>
+    <w:semiHidden/>
+    <w:rsid w:val="002F4E53"/>
+    <w:rPr>
+      <w:rFonts w:ascii="Consolas" w:hAnsi="Consolas"/>
+      <w:sz w:val="20"/>
+      <w:szCs w:val="20"/>
+    </w:rPr>
+  </w:style>
 </w:styles>
 </file>
 

--- a/LECTURES/DecadesOfSprites/Decades of SPRITES.docx
+++ b/LECTURES/DecadesOfSprites/Decades of SPRITES.docx
@@ -35,8 +35,21 @@
           <w:sz w:val="48"/>
           <w:szCs w:val="48"/>
         </w:rPr>
-        <w:t xml:space="preserve"> of sprites ?</w:t>
-      </w:r>
+        <w:t xml:space="preserve"> of </w:t>
+      </w:r>
+      <w:proofErr w:type="gramStart"/>
+      <w:r>
+        <w:rPr>
+          <w:rFonts w:ascii="C64 Pro Mono" w:hAnsi="C64 Pro Mono"/>
+          <w:i w:val="0"/>
+          <w:iCs w:val="0"/>
+          <w:color w:val="FFFFFF" w:themeColor="background1"/>
+          <w:sz w:val="48"/>
+          <w:szCs w:val="48"/>
+        </w:rPr>
+        <w:t>sprites ?</w:t>
+      </w:r>
+      <w:proofErr w:type="gramEnd"/>
     </w:p>
     <w:p>
       <w:pPr>
@@ -633,6 +646,57 @@
           <w:lang w:val="fr-FR"/>
         </w:rPr>
         <w:lastRenderedPageBreak/>
+        <w:t xml:space="preserve">Atari </w:t>
+      </w:r>
+      <w:proofErr w:type="spellStart"/>
+      <w:r>
+        <w:rPr>
+          <w:rFonts w:ascii="C64 Pro Mono" w:hAnsi="C64 Pro Mono"/>
+          <w:color w:val="FFFFFF" w:themeColor="background1"/>
+          <w:lang w:val="fr-FR"/>
+        </w:rPr>
+        <w:t>company</w:t>
+      </w:r>
+      <w:proofErr w:type="spellEnd"/>
+      <w:r>
+        <w:rPr>
+          <w:rFonts w:ascii="C64 Pro Mono" w:hAnsi="C64 Pro Mono"/>
+          <w:color w:val="FFFFFF" w:themeColor="background1"/>
+          <w:lang w:val="fr-FR"/>
+        </w:rPr>
+        <w:t xml:space="preserve"> (1972 </w:t>
+      </w:r>
+      <w:r>
+        <w:rPr>
+          <w:rFonts w:ascii="Courier New" w:hAnsi="Courier New" w:cs="Courier New"/>
+          <w:color w:val="FFFFFF" w:themeColor="background1"/>
+          <w:lang w:val="fr-FR"/>
+        </w:rPr>
+        <w:t>–</w:t>
+      </w:r>
+      <w:r>
+        <w:rPr>
+          <w:rFonts w:ascii="C64 Pro Mono" w:hAnsi="C64 Pro Mono"/>
+          <w:color w:val="FFFFFF" w:themeColor="background1"/>
+          <w:lang w:val="fr-FR"/>
+        </w:rPr>
+        <w:t xml:space="preserve"> 1992)</w:t>
+      </w:r>
+    </w:p>
+    <w:p>
+      <w:pPr>
+        <w:rPr>
+          <w:rFonts w:ascii="C64 Pro Mono" w:hAnsi="C64 Pro Mono"/>
+          <w:color w:val="FFFFFF" w:themeColor="background1"/>
+          <w:lang w:val="fr-FR"/>
+        </w:rPr>
+      </w:pPr>
+      <w:r>
+        <w:rPr>
+          <w:rFonts w:ascii="C64 Pro Mono" w:hAnsi="C64 Pro Mono"/>
+          <w:color w:val="FFFFFF" w:themeColor="background1"/>
+          <w:lang w:val="fr-FR"/>
+        </w:rPr>
         <w:t>Atari 800XL (1981)</w:t>
       </w:r>
     </w:p>
@@ -659,8 +723,18 @@
           <w:color w:val="FFFFFF" w:themeColor="background1"/>
           <w:lang w:val="fr-FR"/>
         </w:rPr>
-        <w:t>8-bit microprocessor MOS 6502:</w:t>
-      </w:r>
+        <w:t xml:space="preserve">8-bit microprocessor MOS </w:t>
+      </w:r>
+      <w:proofErr w:type="gramStart"/>
+      <w:r>
+        <w:rPr>
+          <w:rFonts w:ascii="C64 Pro Mono" w:hAnsi="C64 Pro Mono"/>
+          <w:color w:val="FFFFFF" w:themeColor="background1"/>
+          <w:lang w:val="fr-FR"/>
+        </w:rPr>
+        <w:t>6502:</w:t>
+      </w:r>
+      <w:proofErr w:type="gramEnd"/>
     </w:p>
     <w:p>
       <w:pPr>
@@ -686,46 +760,16 @@
       </w:pPr>
       <w:r>
         <w:rPr>
-          <w:rFonts w:ascii="C64 Pro Mono" w:hAnsi="C64 Pro Mono"/>
-          <w:b/>
-          <w:bCs/>
-          <w:color w:val="FFFFFF" w:themeColor="background1"/>
-        </w:rPr>
-        <w:t>Player/Missile Graphics</w:t>
-      </w:r>
-      <w:r>
-        <w:rPr>
-          <w:rFonts w:ascii="C64 Pro Mono" w:hAnsi="C64 Pro Mono"/>
-          <w:b/>
-          <w:bCs/>
-          <w:color w:val="FFFFFF" w:themeColor="background1"/>
-        </w:rPr>
-        <w:t>:</w:t>
-      </w:r>
-    </w:p>
-    <w:p>
-      <w:pPr>
-        <w:numPr>
-          <w:ilvl w:val="0"/>
-          <w:numId w:val="2"/>
-        </w:numPr>
-        <w:rPr>
-          <w:rFonts w:ascii="C64 Pro Mono" w:hAnsi="C64 Pro Mono"/>
-          <w:color w:val="FFFFFF" w:themeColor="background1"/>
-        </w:rPr>
-      </w:pPr>
-      <w:r>
-        <w:rPr>
           <w:noProof/>
         </w:rPr>
         <w:drawing>
-          <wp:anchor distT="0" distB="0" distL="114300" distR="114300" simplePos="0" relativeHeight="251658240" behindDoc="1" locked="0" layoutInCell="1" allowOverlap="1" wp14:anchorId="1BDECB92" wp14:editId="16D97FC6">
+          <wp:anchor distT="0" distB="0" distL="114300" distR="114300" simplePos="0" relativeHeight="251658240" behindDoc="1" locked="0" layoutInCell="1" allowOverlap="1" wp14:anchorId="1BDECB92" wp14:editId="43A7014B">
             <wp:simplePos x="0" y="0"/>
             <wp:positionH relativeFrom="column">
-              <wp:posOffset>3123858</wp:posOffset>
+              <wp:posOffset>3139440</wp:posOffset>
             </wp:positionH>
             <wp:positionV relativeFrom="paragraph">
-              <wp:posOffset>2540</wp:posOffset>
+              <wp:posOffset>4445</wp:posOffset>
             </wp:positionV>
             <wp:extent cx="3049270" cy="1546860"/>
             <wp:effectExtent l="0" t="0" r="0" b="0"/>
@@ -792,9 +836,20 @@
       <w:r>
         <w:rPr>
           <w:rFonts w:ascii="C64 Pro Mono" w:hAnsi="C64 Pro Mono"/>
-          <w:color w:val="FFFFFF" w:themeColor="background1"/>
-        </w:rPr>
-        <w:t>up to 4 players</w:t>
+          <w:b/>
+          <w:bCs/>
+          <w:color w:val="FFFFFF" w:themeColor="background1"/>
+        </w:rPr>
+        <w:t>Player/Missile Graphics</w:t>
+      </w:r>
+      <w:r>
+        <w:rPr>
+          <w:rFonts w:ascii="C64 Pro Mono" w:hAnsi="C64 Pro Mono"/>
+          <w:b/>
+          <w:bCs/>
+          <w:color w:val="FFFFFF" w:themeColor="background1"/>
+        </w:rPr>
+        <w:t>:</w:t>
       </w:r>
     </w:p>
     <w:p>
@@ -813,40 +868,62 @@
           <w:rFonts w:ascii="C64 Pro Mono" w:hAnsi="C64 Pro Mono"/>
           <w:color w:val="FFFFFF" w:themeColor="background1"/>
         </w:rPr>
+        <w:t>up to 4 players</w:t>
+      </w:r>
+    </w:p>
+    <w:p>
+      <w:pPr>
+        <w:numPr>
+          <w:ilvl w:val="0"/>
+          <w:numId w:val="2"/>
+        </w:numPr>
+        <w:rPr>
+          <w:rFonts w:ascii="C64 Pro Mono" w:hAnsi="C64 Pro Mono"/>
+          <w:color w:val="FFFFFF" w:themeColor="background1"/>
+        </w:rPr>
+      </w:pPr>
+      <w:r>
+        <w:rPr>
+          <w:rFonts w:ascii="C64 Pro Mono" w:hAnsi="C64 Pro Mono"/>
+          <w:color w:val="FFFFFF" w:themeColor="background1"/>
+        </w:rPr>
         <w:t>Multiple missiles</w:t>
       </w:r>
     </w:p>
     <w:p>
       <w:pPr>
-        <w:rPr>
-          <w:rFonts w:ascii="C64 Pro Mono" w:hAnsi="C64 Pro Mono"/>
-          <w:color w:val="FFFFFF" w:themeColor="background1"/>
-        </w:rPr>
-      </w:pPr>
-    </w:p>
-    <w:p>
-      <w:pPr>
-        <w:rPr>
-          <w:rFonts w:ascii="C64 Pro Mono" w:hAnsi="C64 Pro Mono"/>
-          <w:color w:val="FFFFFF" w:themeColor="background1"/>
-        </w:rPr>
-      </w:pPr>
-    </w:p>
-    <w:p>
-      <w:pPr>
-        <w:rPr>
-          <w:rFonts w:ascii="C64 Pro Mono" w:hAnsi="C64 Pro Mono"/>
-          <w:color w:val="FFFFFF" w:themeColor="background1"/>
-        </w:rPr>
-      </w:pPr>
-    </w:p>
-    <w:p>
-      <w:pPr>
-        <w:rPr>
-          <w:rFonts w:ascii="C64 Pro Mono" w:hAnsi="C64 Pro Mono"/>
-          <w:color w:val="FFFFFF" w:themeColor="background1"/>
-        </w:rPr>
-      </w:pPr>
+        <w:numPr>
+          <w:ilvl w:val="0"/>
+          <w:numId w:val="2"/>
+        </w:numPr>
+        <w:rPr>
+          <w:rFonts w:ascii="C64 Pro Mono" w:hAnsi="C64 Pro Mono"/>
+          <w:color w:val="FFFFFF" w:themeColor="background1"/>
+        </w:rPr>
+      </w:pPr>
+      <w:r>
+        <w:rPr>
+          <w:rFonts w:ascii="C64 Pro Mono" w:hAnsi="C64 Pro Mono"/>
+          <w:color w:val="FFFFFF" w:themeColor="background1"/>
+        </w:rPr>
+        <w:t>Special graphics mode is required (</w:t>
+      </w:r>
+      <w:proofErr w:type="spellStart"/>
+      <w:r>
+        <w:rPr>
+          <w:rFonts w:ascii="C64 Pro Mono" w:hAnsi="C64 Pro Mono"/>
+          <w:color w:val="FFFFFF" w:themeColor="background1"/>
+        </w:rPr>
+        <w:t>eg.</w:t>
+      </w:r>
+      <w:proofErr w:type="spellEnd"/>
+      <w:r>
+        <w:rPr>
+          <w:rFonts w:ascii="C64 Pro Mono" w:hAnsi="C64 Pro Mono"/>
+          <w:color w:val="FFFFFF" w:themeColor="background1"/>
+        </w:rPr>
+        <w:t xml:space="preserve"> GRAPHICS 8)</w:t>
+      </w:r>
     </w:p>
     <w:p>
       <w:pPr>
@@ -1227,7 +1304,23 @@
                                 <w:sz w:val="20"/>
                                 <w:szCs w:val="20"/>
                               </w:rPr>
-                              <w:t>($2C0 to $2C8) are the color registers for players, missiles,and playfields</w:t>
+                              <w:t xml:space="preserve">($2C0 to $2C8) are the color registers for players, </w:t>
+                            </w:r>
+                            <w:proofErr w:type="spellStart"/>
+                            <w:r>
+                              <w:rPr>
+                                <w:sz w:val="20"/>
+                                <w:szCs w:val="20"/>
+                              </w:rPr>
+                              <w:t>missiles,and</w:t>
+                            </w:r>
+                            <w:proofErr w:type="spellEnd"/>
+                            <w:r>
+                              <w:rPr>
+                                <w:sz w:val="20"/>
+                                <w:szCs w:val="20"/>
+                              </w:rPr>
+                              <w:t xml:space="preserve"> playfields</w:t>
                             </w:r>
                             <w:r>
                               <w:rPr>
@@ -1849,7 +1942,7 @@
                                 <w:sz w:val="20"/>
                                 <w:szCs w:val="20"/>
                               </w:rPr>
-                              <w:t>60</w:t>
+                              <w:t>128</w:t>
                             </w:r>
                             <w:r>
                               <w:rPr>
@@ -1865,14 +1958,7 @@
                                 <w:sz w:val="20"/>
                                 <w:szCs w:val="20"/>
                               </w:rPr>
-                              <w:t>60</w:t>
-                            </w:r>
-                            <w:r>
-                              <w:rPr>
-                                <w:sz w:val="20"/>
-                                <w:szCs w:val="20"/>
-                              </w:rPr>
-                              <w:t>,</w:t>
+                              <w:t>6</w:t>
                             </w:r>
                             <w:r>
                               <w:rPr>
@@ -1881,7 +1967,7 @@
                                 <w:sz w:val="20"/>
                                 <w:szCs w:val="20"/>
                               </w:rPr>
-                              <w:t>60</w:t>
+                              <w:t>4</w:t>
                             </w:r>
                             <w:r>
                               <w:rPr>
@@ -1897,7 +1983,7 @@
                                 <w:sz w:val="20"/>
                                 <w:szCs w:val="20"/>
                               </w:rPr>
-                              <w:t>60</w:t>
+                              <w:t>44</w:t>
                             </w:r>
                             <w:r>
                               <w:rPr>
@@ -1913,7 +1999,7 @@
                                 <w:sz w:val="20"/>
                                 <w:szCs w:val="20"/>
                               </w:rPr>
-                              <w:t>60</w:t>
+                              <w:t>18</w:t>
                             </w:r>
                             <w:r>
                               <w:rPr>
@@ -1929,7 +2015,14 @@
                                 <w:sz w:val="20"/>
                                 <w:szCs w:val="20"/>
                               </w:rPr>
-                              <w:t>60</w:t>
+                              <w:t>18</w:t>
+                            </w:r>
+                            <w:r>
+                              <w:rPr>
+                                <w:sz w:val="20"/>
+                                <w:szCs w:val="20"/>
+                              </w:rPr>
+                              <w:t>,</w:t>
                             </w:r>
                             <w:r>
                               <w:rPr>
@@ -1938,6 +2031,15 @@
                                 <w:sz w:val="20"/>
                                 <w:szCs w:val="20"/>
                               </w:rPr>
+                              <w:t>127</w:t>
+                            </w:r>
+                            <w:r>
+                              <w:rPr>
+                                <w:i/>
+                                <w:iCs/>
+                                <w:sz w:val="20"/>
+                                <w:szCs w:val="20"/>
+                              </w:rPr>
                               <w:br/>
                               <w:t>610</w:t>
                             </w:r>
@@ -1955,7 +2057,7 @@
                                 <w:sz w:val="20"/>
                                 <w:szCs w:val="20"/>
                               </w:rPr>
-                              <w:t>255</w:t>
+                              <w:t>126</w:t>
                             </w:r>
                             <w:r>
                               <w:rPr>
@@ -1971,7 +2073,7 @@
                                 <w:sz w:val="20"/>
                                 <w:szCs w:val="20"/>
                               </w:rPr>
-                              <w:t>255</w:t>
+                              <w:t>60</w:t>
                             </w:r>
                             <w:r>
                               <w:rPr>
@@ -1987,7 +2089,7 @@
                                 <w:sz w:val="20"/>
                                 <w:szCs w:val="20"/>
                               </w:rPr>
-                              <w:t>255</w:t>
+                              <w:t>195</w:t>
                             </w:r>
                             <w:r>
                               <w:rPr>
@@ -2003,7 +2105,7 @@
                                 <w:sz w:val="20"/>
                                 <w:szCs w:val="20"/>
                               </w:rPr>
-                              <w:t>255</w:t>
+                              <w:t>153</w:t>
                             </w:r>
                             <w:r>
                               <w:rPr>
@@ -2019,7 +2121,7 @@
                                 <w:sz w:val="20"/>
                                 <w:szCs w:val="20"/>
                               </w:rPr>
-                              <w:t>255</w:t>
+                              <w:t>195</w:t>
                             </w:r>
                             <w:r>
                               <w:rPr>
@@ -2035,7 +2137,7 @@
                                 <w:sz w:val="20"/>
                                 <w:szCs w:val="20"/>
                               </w:rPr>
-                              <w:t>255</w:t>
+                              <w:t>60</w:t>
                             </w:r>
                             <w:r>
                               <w:rPr>
@@ -2061,7 +2163,7 @@
                                 <w:sz w:val="20"/>
                                 <w:szCs w:val="20"/>
                               </w:rPr>
-                              <w:t>60</w:t>
+                              <w:t>0</w:t>
                             </w:r>
                             <w:r>
                               <w:rPr>
@@ -2077,7 +2179,7 @@
                                 <w:sz w:val="20"/>
                                 <w:szCs w:val="20"/>
                               </w:rPr>
-                              <w:t>60</w:t>
+                              <w:t>0</w:t>
                             </w:r>
                             <w:r>
                               <w:rPr>
@@ -2093,7 +2195,7 @@
                                 <w:sz w:val="20"/>
                                 <w:szCs w:val="20"/>
                               </w:rPr>
-                              <w:t>60</w:t>
+                              <w:t>0</w:t>
                             </w:r>
                             <w:r>
                               <w:rPr>
@@ -2109,7 +2211,7 @@
                                 <w:sz w:val="20"/>
                                 <w:szCs w:val="20"/>
                               </w:rPr>
-                              <w:t>60</w:t>
+                              <w:t>0</w:t>
                             </w:r>
                             <w:r>
                               <w:rPr>
@@ -2125,7 +2227,7 @@
                                 <w:sz w:val="20"/>
                                 <w:szCs w:val="20"/>
                               </w:rPr>
-                              <w:t>60</w:t>
+                              <w:t>0</w:t>
                             </w:r>
                             <w:r>
                               <w:rPr>
@@ -2141,7 +2243,7 @@
                                 <w:sz w:val="20"/>
                                 <w:szCs w:val="20"/>
                               </w:rPr>
-                              <w:t>60</w:t>
+                              <w:t>0</w:t>
                             </w:r>
                           </w:p>
                           <w:p>
@@ -2473,7 +2575,23 @@
                           <w:sz w:val="20"/>
                           <w:szCs w:val="20"/>
                         </w:rPr>
-                        <w:t>($2C0 to $2C8) are the color registers for players, missiles,and playfields</w:t>
+                        <w:t xml:space="preserve">($2C0 to $2C8) are the color registers for players, </w:t>
+                      </w:r>
+                      <w:proofErr w:type="spellStart"/>
+                      <w:r>
+                        <w:rPr>
+                          <w:sz w:val="20"/>
+                          <w:szCs w:val="20"/>
+                        </w:rPr>
+                        <w:t>missiles,and</w:t>
+                      </w:r>
+                      <w:proofErr w:type="spellEnd"/>
+                      <w:r>
+                        <w:rPr>
+                          <w:sz w:val="20"/>
+                          <w:szCs w:val="20"/>
+                        </w:rPr>
+                        <w:t xml:space="preserve"> playfields</w:t>
                       </w:r>
                       <w:r>
                         <w:rPr>
@@ -3095,7 +3213,7 @@
                           <w:sz w:val="20"/>
                           <w:szCs w:val="20"/>
                         </w:rPr>
-                        <w:t>60</w:t>
+                        <w:t>128</w:t>
                       </w:r>
                       <w:r>
                         <w:rPr>
@@ -3111,14 +3229,7 @@
                           <w:sz w:val="20"/>
                           <w:szCs w:val="20"/>
                         </w:rPr>
-                        <w:t>60</w:t>
-                      </w:r>
-                      <w:r>
-                        <w:rPr>
-                          <w:sz w:val="20"/>
-                          <w:szCs w:val="20"/>
-                        </w:rPr>
-                        <w:t>,</w:t>
+                        <w:t>6</w:t>
                       </w:r>
                       <w:r>
                         <w:rPr>
@@ -3127,7 +3238,7 @@
                           <w:sz w:val="20"/>
                           <w:szCs w:val="20"/>
                         </w:rPr>
-                        <w:t>60</w:t>
+                        <w:t>4</w:t>
                       </w:r>
                       <w:r>
                         <w:rPr>
@@ -3143,7 +3254,7 @@
                           <w:sz w:val="20"/>
                           <w:szCs w:val="20"/>
                         </w:rPr>
-                        <w:t>60</w:t>
+                        <w:t>44</w:t>
                       </w:r>
                       <w:r>
                         <w:rPr>
@@ -3159,7 +3270,7 @@
                           <w:sz w:val="20"/>
                           <w:szCs w:val="20"/>
                         </w:rPr>
-                        <w:t>60</w:t>
+                        <w:t>18</w:t>
                       </w:r>
                       <w:r>
                         <w:rPr>
@@ -3175,7 +3286,14 @@
                           <w:sz w:val="20"/>
                           <w:szCs w:val="20"/>
                         </w:rPr>
-                        <w:t>60</w:t>
+                        <w:t>18</w:t>
+                      </w:r>
+                      <w:r>
+                        <w:rPr>
+                          <w:sz w:val="20"/>
+                          <w:szCs w:val="20"/>
+                        </w:rPr>
+                        <w:t>,</w:t>
                       </w:r>
                       <w:r>
                         <w:rPr>
@@ -3184,6 +3302,15 @@
                           <w:sz w:val="20"/>
                           <w:szCs w:val="20"/>
                         </w:rPr>
+                        <w:t>127</w:t>
+                      </w:r>
+                      <w:r>
+                        <w:rPr>
+                          <w:i/>
+                          <w:iCs/>
+                          <w:sz w:val="20"/>
+                          <w:szCs w:val="20"/>
+                        </w:rPr>
                         <w:br/>
                         <w:t>610</w:t>
                       </w:r>
@@ -3201,7 +3328,7 @@
                           <w:sz w:val="20"/>
                           <w:szCs w:val="20"/>
                         </w:rPr>
-                        <w:t>255</w:t>
+                        <w:t>126</w:t>
                       </w:r>
                       <w:r>
                         <w:rPr>
@@ -3217,7 +3344,7 @@
                           <w:sz w:val="20"/>
                           <w:szCs w:val="20"/>
                         </w:rPr>
-                        <w:t>255</w:t>
+                        <w:t>60</w:t>
                       </w:r>
                       <w:r>
                         <w:rPr>
@@ -3233,7 +3360,7 @@
                           <w:sz w:val="20"/>
                           <w:szCs w:val="20"/>
                         </w:rPr>
-                        <w:t>255</w:t>
+                        <w:t>195</w:t>
                       </w:r>
                       <w:r>
                         <w:rPr>
@@ -3249,7 +3376,7 @@
                           <w:sz w:val="20"/>
                           <w:szCs w:val="20"/>
                         </w:rPr>
-                        <w:t>255</w:t>
+                        <w:t>153</w:t>
                       </w:r>
                       <w:r>
                         <w:rPr>
@@ -3265,7 +3392,7 @@
                           <w:sz w:val="20"/>
                           <w:szCs w:val="20"/>
                         </w:rPr>
-                        <w:t>255</w:t>
+                        <w:t>195</w:t>
                       </w:r>
                       <w:r>
                         <w:rPr>
@@ -3281,7 +3408,7 @@
                           <w:sz w:val="20"/>
                           <w:szCs w:val="20"/>
                         </w:rPr>
-                        <w:t>255</w:t>
+                        <w:t>60</w:t>
                       </w:r>
                       <w:r>
                         <w:rPr>
@@ -3307,7 +3434,7 @@
                           <w:sz w:val="20"/>
                           <w:szCs w:val="20"/>
                         </w:rPr>
-                        <w:t>60</w:t>
+                        <w:t>0</w:t>
                       </w:r>
                       <w:r>
                         <w:rPr>
@@ -3323,7 +3450,7 @@
                           <w:sz w:val="20"/>
                           <w:szCs w:val="20"/>
                         </w:rPr>
-                        <w:t>60</w:t>
+                        <w:t>0</w:t>
                       </w:r>
                       <w:r>
                         <w:rPr>
@@ -3339,7 +3466,7 @@
                           <w:sz w:val="20"/>
                           <w:szCs w:val="20"/>
                         </w:rPr>
-                        <w:t>60</w:t>
+                        <w:t>0</w:t>
                       </w:r>
                       <w:r>
                         <w:rPr>
@@ -3355,7 +3482,7 @@
                           <w:sz w:val="20"/>
                           <w:szCs w:val="20"/>
                         </w:rPr>
-                        <w:t>60</w:t>
+                        <w:t>0</w:t>
                       </w:r>
                       <w:r>
                         <w:rPr>
@@ -3371,7 +3498,7 @@
                           <w:sz w:val="20"/>
                           <w:szCs w:val="20"/>
                         </w:rPr>
-                        <w:t>60</w:t>
+                        <w:t>0</w:t>
                       </w:r>
                       <w:r>
                         <w:rPr>
@@ -3387,7 +3514,7 @@
                           <w:sz w:val="20"/>
                           <w:szCs w:val="20"/>
                         </w:rPr>
-                        <w:t>60</w:t>
+                        <w:t>0</w:t>
                       </w:r>
                     </w:p>
                     <w:p>
@@ -3417,9 +3544,80 @@
       <w:r>
         <w:rPr>
           <w:rFonts w:ascii="C64 Pro Mono" w:hAnsi="C64 Pro Mono"/>
+          <w:noProof/>
           <w:color w:val="FFFFFF" w:themeColor="background1"/>
         </w:rPr>
         <w:lastRenderedPageBreak/>
+        <w:drawing>
+          <wp:inline distT="0" distB="0" distL="0" distR="0" wp14:anchorId="2AFC72E7" wp14:editId="6D92916A">
+            <wp:extent cx="5587365" cy="3498215"/>
+            <wp:effectExtent l="0" t="0" r="0" b="6985"/>
+            <wp:docPr id="1745413131" name="Picture 6"/>
+            <wp:cNvGraphicFramePr>
+              <a:graphicFrameLocks xmlns:a="http://schemas.openxmlformats.org/drawingml/2006/main" noChangeAspect="1"/>
+            </wp:cNvGraphicFramePr>
+            <a:graphic xmlns:a="http://schemas.openxmlformats.org/drawingml/2006/main">
+              <a:graphicData uri="http://schemas.openxmlformats.org/drawingml/2006/picture">
+                <pic:pic xmlns:pic="http://schemas.openxmlformats.org/drawingml/2006/picture">
+                  <pic:nvPicPr>
+                    <pic:cNvPr id="0" name="Picture 1"/>
+                    <pic:cNvPicPr>
+                      <a:picLocks noChangeAspect="1" noChangeArrowheads="1"/>
+                    </pic:cNvPicPr>
+                  </pic:nvPicPr>
+                  <pic:blipFill>
+                    <a:blip r:embed="rId10">
+                      <a:extLst>
+                        <a:ext uri="{28A0092B-C50C-407E-A947-70E740481C1C}">
+                          <a14:useLocalDpi xmlns:a14="http://schemas.microsoft.com/office/drawing/2010/main" val="0"/>
+                        </a:ext>
+                      </a:extLst>
+                    </a:blip>
+                    <a:srcRect/>
+                    <a:stretch>
+                      <a:fillRect/>
+                    </a:stretch>
+                  </pic:blipFill>
+                  <pic:spPr bwMode="auto">
+                    <a:xfrm>
+                      <a:off x="0" y="0"/>
+                      <a:ext cx="5587365" cy="3498215"/>
+                    </a:xfrm>
+                    <a:prstGeom prst="rect">
+                      <a:avLst/>
+                    </a:prstGeom>
+                    <a:noFill/>
+                    <a:ln>
+                      <a:noFill/>
+                    </a:ln>
+                  </pic:spPr>
+                </pic:pic>
+              </a:graphicData>
+            </a:graphic>
+          </wp:inline>
+        </w:drawing>
+      </w:r>
+      <w:r>
+        <w:rPr>
+          <w:rFonts w:ascii="C64 Pro Mono" w:hAnsi="C64 Pro Mono"/>
+          <w:color w:val="FFFFFF" w:themeColor="background1"/>
+        </w:rPr>
+        <w:lastRenderedPageBreak/>
+        <w:t>Commodore company (1976 - 1994)</w:t>
+      </w:r>
+    </w:p>
+    <w:p>
+      <w:pPr>
+        <w:rPr>
+          <w:rFonts w:ascii="C64 Pro Mono" w:hAnsi="C64 Pro Mono"/>
+          <w:color w:val="FFFFFF" w:themeColor="background1"/>
+        </w:rPr>
+      </w:pPr>
+      <w:r>
+        <w:rPr>
+          <w:rFonts w:ascii="C64 Pro Mono" w:hAnsi="C64 Pro Mono"/>
+          <w:color w:val="FFFFFF" w:themeColor="background1"/>
+        </w:rPr>
         <w:t>Commodore 64 (1982)</w:t>
       </w:r>
     </w:p>
@@ -3480,7 +3678,7 @@
                     </pic:cNvPicPr>
                   </pic:nvPicPr>
                   <pic:blipFill>
-                    <a:blip r:embed="rId10" cstate="print">
+                    <a:blip r:embed="rId11" cstate="print">
                       <a:extLst>
                         <a:ext uri="{28A0092B-C50C-407E-A947-70E740481C1C}">
                           <a14:useLocalDpi xmlns:a14="http://schemas.microsoft.com/office/drawing/2010/main" val="0"/>
@@ -3604,7 +3802,7 @@
           <w:sz w:val="18"/>
           <w:szCs w:val="18"/>
         </w:rPr>
-        <w:t xml:space="preserve">Sprites created and controlled by specific RAM cells </w:t>
+        <w:t>Sprites are independent on graphical/text mode</w:t>
       </w:r>
     </w:p>
     <w:p>
@@ -3627,97 +3825,7 @@
           <w:sz w:val="18"/>
           <w:szCs w:val="18"/>
         </w:rPr>
-        <w:t>Total</w:t>
-      </w:r>
-      <w:r>
-        <w:rPr>
-          <w:rFonts w:ascii="C64 Pro Mono" w:hAnsi="C64 Pro Mono"/>
-          <w:color w:val="FFFFFF" w:themeColor="background1"/>
-          <w:sz w:val="18"/>
-          <w:szCs w:val="18"/>
-        </w:rPr>
-        <w:t xml:space="preserve"> </w:t>
-      </w:r>
-      <w:r>
-        <w:rPr>
-          <w:rFonts w:ascii="C64 Pro Mono" w:hAnsi="C64 Pro Mono"/>
-          <w:color w:val="FFFFFF" w:themeColor="background1"/>
-          <w:sz w:val="18"/>
-          <w:szCs w:val="18"/>
-        </w:rPr>
-        <w:t>RAM 64</w:t>
-      </w:r>
-      <w:r>
-        <w:rPr>
-          <w:rFonts w:ascii="C64 Pro Mono" w:hAnsi="C64 Pro Mono"/>
-          <w:color w:val="FFFFFF" w:themeColor="background1"/>
-          <w:sz w:val="18"/>
-          <w:szCs w:val="18"/>
-        </w:rPr>
-        <w:t xml:space="preserve"> </w:t>
-      </w:r>
-      <w:r>
-        <w:rPr>
-          <w:rFonts w:ascii="C64 Pro Mono" w:hAnsi="C64 Pro Mono"/>
-          <w:color w:val="FFFFFF" w:themeColor="background1"/>
-          <w:sz w:val="18"/>
-          <w:szCs w:val="18"/>
-        </w:rPr>
-        <w:t>KB</w:t>
-      </w:r>
-      <w:r>
-        <w:rPr>
-          <w:rFonts w:ascii="C64 Pro Mono" w:hAnsi="C64 Pro Mono"/>
-          <w:color w:val="FFFFFF" w:themeColor="background1"/>
-          <w:sz w:val="18"/>
-          <w:szCs w:val="18"/>
-        </w:rPr>
-        <w:t xml:space="preserve"> </w:t>
-      </w:r>
-      <w:r>
-        <w:rPr>
-          <w:rFonts w:ascii="C64 Pro Mono" w:hAnsi="C64 Pro Mono"/>
-          <w:color w:val="FFFFFF" w:themeColor="background1"/>
-          <w:sz w:val="18"/>
-          <w:szCs w:val="18"/>
-        </w:rPr>
-        <w:t>=</w:t>
-      </w:r>
-      <w:r>
-        <w:rPr>
-          <w:rFonts w:ascii="C64 Pro Mono" w:hAnsi="C64 Pro Mono"/>
-          <w:color w:val="FFFFFF" w:themeColor="background1"/>
-          <w:sz w:val="18"/>
-          <w:szCs w:val="18"/>
-        </w:rPr>
-        <w:t xml:space="preserve"> </w:t>
-      </w:r>
-      <w:r>
-        <w:rPr>
-          <w:rFonts w:ascii="C64 Pro Mono" w:hAnsi="C64 Pro Mono"/>
-          <w:color w:val="FFFFFF" w:themeColor="background1"/>
-          <w:sz w:val="18"/>
-          <w:szCs w:val="18"/>
-        </w:rPr>
-        <w:t>65535</w:t>
-      </w:r>
-      <w:r>
-        <w:rPr>
-          <w:rFonts w:ascii="C64 Pro Mono" w:hAnsi="C64 Pro Mono"/>
-          <w:color w:val="FFFFFF" w:themeColor="background1"/>
-          <w:sz w:val="18"/>
-          <w:szCs w:val="18"/>
-        </w:rPr>
-        <w:t xml:space="preserve"> </w:t>
-      </w:r>
-      <w:r>
-        <w:rPr>
-          <w:rFonts w:ascii="C64 Pro Mono" w:hAnsi="C64 Pro Mono"/>
-          <w:color w:val="FFFFFF" w:themeColor="background1"/>
-          <w:sz w:val="18"/>
-          <w:szCs w:val="18"/>
-        </w:rPr>
-        <w:t>B</w:t>
+        <w:t xml:space="preserve">Sprites created and controlled by specific RAM cells </w:t>
       </w:r>
     </w:p>
     <w:p>
@@ -3740,34 +3848,7 @@
           <w:sz w:val="18"/>
           <w:szCs w:val="18"/>
         </w:rPr>
-        <w:t>53248</w:t>
-      </w:r>
-      <w:r>
-        <w:rPr>
-          <w:rFonts w:ascii="C64 Pro Mono" w:hAnsi="C64 Pro Mono"/>
-          <w:color w:val="FFFFFF" w:themeColor="background1"/>
-          <w:sz w:val="12"/>
-          <w:szCs w:val="12"/>
-        </w:rPr>
-        <w:t>($</w:t>
-      </w:r>
-      <w:r>
-        <w:rPr>
-          <w:rFonts w:ascii="C64 Pro Mono" w:hAnsi="C64 Pro Mono"/>
-          <w:color w:val="FFFFFF" w:themeColor="background1"/>
-          <w:sz w:val="12"/>
-          <w:szCs w:val="12"/>
-        </w:rPr>
-        <w:t>d</w:t>
-      </w:r>
-      <w:r>
-        <w:rPr>
-          <w:rFonts w:ascii="C64 Pro Mono" w:hAnsi="C64 Pro Mono"/>
-          <w:color w:val="FFFFFF" w:themeColor="background1"/>
-          <w:sz w:val="12"/>
-          <w:szCs w:val="12"/>
-        </w:rPr>
-        <w:t>000)</w:t>
+        <w:t>Total</w:t>
       </w:r>
       <w:r>
         <w:rPr>
@@ -3776,7 +3857,88 @@
           <w:sz w:val="18"/>
           <w:szCs w:val="18"/>
         </w:rPr>
-        <w:t xml:space="preserve"> S0 position X</w:t>
+        <w:t xml:space="preserve"> </w:t>
+      </w:r>
+      <w:r>
+        <w:rPr>
+          <w:rFonts w:ascii="C64 Pro Mono" w:hAnsi="C64 Pro Mono"/>
+          <w:color w:val="FFFFFF" w:themeColor="background1"/>
+          <w:sz w:val="18"/>
+          <w:szCs w:val="18"/>
+        </w:rPr>
+        <w:t>RAM 64</w:t>
+      </w:r>
+      <w:r>
+        <w:rPr>
+          <w:rFonts w:ascii="C64 Pro Mono" w:hAnsi="C64 Pro Mono"/>
+          <w:color w:val="FFFFFF" w:themeColor="background1"/>
+          <w:sz w:val="18"/>
+          <w:szCs w:val="18"/>
+        </w:rPr>
+        <w:t xml:space="preserve"> </w:t>
+      </w:r>
+      <w:r>
+        <w:rPr>
+          <w:rFonts w:ascii="C64 Pro Mono" w:hAnsi="C64 Pro Mono"/>
+          <w:color w:val="FFFFFF" w:themeColor="background1"/>
+          <w:sz w:val="18"/>
+          <w:szCs w:val="18"/>
+        </w:rPr>
+        <w:t>KB</w:t>
+      </w:r>
+      <w:r>
+        <w:rPr>
+          <w:rFonts w:ascii="C64 Pro Mono" w:hAnsi="C64 Pro Mono"/>
+          <w:color w:val="FFFFFF" w:themeColor="background1"/>
+          <w:sz w:val="18"/>
+          <w:szCs w:val="18"/>
+        </w:rPr>
+        <w:t xml:space="preserve"> </w:t>
+      </w:r>
+      <w:r>
+        <w:rPr>
+          <w:rFonts w:ascii="C64 Pro Mono" w:hAnsi="C64 Pro Mono"/>
+          <w:color w:val="FFFFFF" w:themeColor="background1"/>
+          <w:sz w:val="18"/>
+          <w:szCs w:val="18"/>
+        </w:rPr>
+        <w:t>=</w:t>
+      </w:r>
+      <w:r>
+        <w:rPr>
+          <w:rFonts w:ascii="C64 Pro Mono" w:hAnsi="C64 Pro Mono"/>
+          <w:color w:val="FFFFFF" w:themeColor="background1"/>
+          <w:sz w:val="18"/>
+          <w:szCs w:val="18"/>
+        </w:rPr>
+        <w:t xml:space="preserve"> </w:t>
+      </w:r>
+      <w:r>
+        <w:rPr>
+          <w:rFonts w:ascii="C64 Pro Mono" w:hAnsi="C64 Pro Mono"/>
+          <w:color w:val="FFFFFF" w:themeColor="background1"/>
+          <w:sz w:val="18"/>
+          <w:szCs w:val="18"/>
+        </w:rPr>
+        <w:t>65535</w:t>
+      </w:r>
+      <w:r>
+        <w:rPr>
+          <w:rFonts w:ascii="C64 Pro Mono" w:hAnsi="C64 Pro Mono"/>
+          <w:color w:val="FFFFFF" w:themeColor="background1"/>
+          <w:sz w:val="18"/>
+          <w:szCs w:val="18"/>
+        </w:rPr>
+        <w:t xml:space="preserve"> </w:t>
+      </w:r>
+      <w:r>
+        <w:rPr>
+          <w:rFonts w:ascii="C64 Pro Mono" w:hAnsi="C64 Pro Mono"/>
+          <w:color w:val="FFFFFF" w:themeColor="background1"/>
+          <w:sz w:val="18"/>
+          <w:szCs w:val="18"/>
+        </w:rPr>
+        <w:t>B</w:t>
       </w:r>
     </w:p>
     <w:p>
@@ -3799,7 +3961,7 @@
           <w:sz w:val="18"/>
           <w:szCs w:val="18"/>
         </w:rPr>
-        <w:t>53249</w:t>
+        <w:t>53248</w:t>
       </w:r>
       <w:r>
         <w:rPr>
@@ -3826,25 +3988,7 @@
           <w:sz w:val="12"/>
           <w:szCs w:val="12"/>
         </w:rPr>
-        <w:t>00</w:t>
-      </w:r>
-      <w:r>
-        <w:rPr>
-          <w:rFonts w:ascii="C64 Pro Mono" w:hAnsi="C64 Pro Mono"/>
-          <w:color w:val="FFFFFF" w:themeColor="background1"/>
-          <w:sz w:val="12"/>
-          <w:szCs w:val="12"/>
-        </w:rPr>
-        <w:t>1</w:t>
-      </w:r>
-      <w:r>
-        <w:rPr>
-          <w:rFonts w:ascii="C64 Pro Mono" w:hAnsi="C64 Pro Mono"/>
-          <w:color w:val="FFFFFF" w:themeColor="background1"/>
-          <w:sz w:val="12"/>
-          <w:szCs w:val="12"/>
-        </w:rPr>
-        <w:t>)</w:t>
+        <w:t>000)</w:t>
       </w:r>
       <w:r>
         <w:rPr>
@@ -3853,7 +3997,7 @@
           <w:sz w:val="18"/>
           <w:szCs w:val="18"/>
         </w:rPr>
-        <w:t xml:space="preserve"> S1 position Y</w:t>
+        <w:t xml:space="preserve"> S0 position X</w:t>
       </w:r>
     </w:p>
     <w:p>
@@ -3876,7 +4020,52 @@
           <w:sz w:val="18"/>
           <w:szCs w:val="18"/>
         </w:rPr>
-        <w:t>53248-5326</w:t>
+        <w:t>53249</w:t>
+      </w:r>
+      <w:r>
+        <w:rPr>
+          <w:rFonts w:ascii="C64 Pro Mono" w:hAnsi="C64 Pro Mono"/>
+          <w:color w:val="FFFFFF" w:themeColor="background1"/>
+          <w:sz w:val="12"/>
+          <w:szCs w:val="12"/>
+        </w:rPr>
+        <w:t>($</w:t>
+      </w:r>
+      <w:r>
+        <w:rPr>
+          <w:rFonts w:ascii="C64 Pro Mono" w:hAnsi="C64 Pro Mono"/>
+          <w:color w:val="FFFFFF" w:themeColor="background1"/>
+          <w:sz w:val="12"/>
+          <w:szCs w:val="12"/>
+        </w:rPr>
+        <w:t>d</w:t>
+      </w:r>
+      <w:r>
+        <w:rPr>
+          <w:rFonts w:ascii="C64 Pro Mono" w:hAnsi="C64 Pro Mono"/>
+          <w:color w:val="FFFFFF" w:themeColor="background1"/>
+          <w:sz w:val="12"/>
+          <w:szCs w:val="12"/>
+        </w:rPr>
+        <w:t>00</w:t>
+      </w:r>
+      <w:r>
+        <w:rPr>
+          <w:rFonts w:ascii="C64 Pro Mono" w:hAnsi="C64 Pro Mono"/>
+          <w:color w:val="FFFFFF" w:themeColor="background1"/>
+          <w:sz w:val="12"/>
+          <w:szCs w:val="12"/>
+        </w:rPr>
+        <w:t>1</w:t>
+      </w:r>
+      <w:r>
+        <w:rPr>
+          <w:rFonts w:ascii="C64 Pro Mono" w:hAnsi="C64 Pro Mono"/>
+          <w:color w:val="FFFFFF" w:themeColor="background1"/>
+          <w:sz w:val="12"/>
+          <w:szCs w:val="12"/>
+        </w:rPr>
+        <w:t>)</w:t>
       </w:r>
       <w:r>
         <w:rPr>
@@ -3885,79 +4074,7 @@
           <w:sz w:val="18"/>
           <w:szCs w:val="18"/>
         </w:rPr>
-        <w:t>3</w:t>
-      </w:r>
-      <w:r>
-        <w:rPr>
-          <w:rFonts w:ascii="C64 Pro Mono" w:hAnsi="C64 Pro Mono"/>
-          <w:color w:val="FFFFFF" w:themeColor="background1"/>
-          <w:sz w:val="12"/>
-          <w:szCs w:val="12"/>
-        </w:rPr>
-        <w:t>($</w:t>
-      </w:r>
-      <w:r>
-        <w:rPr>
-          <w:rFonts w:ascii="C64 Pro Mono" w:hAnsi="C64 Pro Mono"/>
-          <w:color w:val="FFFFFF" w:themeColor="background1"/>
-          <w:sz w:val="12"/>
-          <w:szCs w:val="12"/>
-        </w:rPr>
-        <w:t>d</w:t>
-      </w:r>
-      <w:r>
-        <w:rPr>
-          <w:rFonts w:ascii="C64 Pro Mono" w:hAnsi="C64 Pro Mono"/>
-          <w:color w:val="FFFFFF" w:themeColor="background1"/>
-          <w:sz w:val="12"/>
-          <w:szCs w:val="12"/>
-        </w:rPr>
-        <w:t>000</w:t>
-      </w:r>
-      <w:r>
-        <w:rPr>
-          <w:rFonts w:ascii="C64 Pro Mono" w:hAnsi="C64 Pro Mono"/>
-          <w:color w:val="FFFFFF" w:themeColor="background1"/>
-          <w:sz w:val="12"/>
-          <w:szCs w:val="12"/>
-        </w:rPr>
-        <w:t>-$d00f</w:t>
-      </w:r>
-      <w:r>
-        <w:rPr>
-          <w:rFonts w:ascii="C64 Pro Mono" w:hAnsi="C64 Pro Mono"/>
-          <w:color w:val="FFFFFF" w:themeColor="background1"/>
-          <w:sz w:val="12"/>
-          <w:szCs w:val="12"/>
-        </w:rPr>
-        <w:t>)</w:t>
-      </w:r>
-      <w:r>
-        <w:rPr>
-          <w:rFonts w:ascii="C64 Pro Mono" w:hAnsi="C64 Pro Mono"/>
-          <w:color w:val="FFFFFF" w:themeColor="background1"/>
-          <w:sz w:val="18"/>
-          <w:szCs w:val="18"/>
-        </w:rPr>
-        <w:t xml:space="preserve"> </w:t>
-      </w:r>
-      <w:r>
-        <w:rPr>
-          <w:rFonts w:ascii="Courier New" w:hAnsi="Courier New" w:cs="Courier New"/>
-          <w:color w:val="FFFFFF" w:themeColor="background1"/>
-          <w:sz w:val="18"/>
-          <w:szCs w:val="18"/>
-        </w:rPr>
-        <w:t>–</w:t>
-      </w:r>
-      <w:r>
-        <w:rPr>
-          <w:rFonts w:ascii="C64 Pro Mono" w:hAnsi="C64 Pro Mono"/>
-          <w:color w:val="FFFFFF" w:themeColor="background1"/>
-          <w:sz w:val="18"/>
-          <w:szCs w:val="18"/>
-        </w:rPr>
-        <w:t xml:space="preserve"> positions X, Y of all sprites</w:t>
+        <w:t xml:space="preserve"> S1 position Y</w:t>
       </w:r>
     </w:p>
     <w:p>
@@ -3980,7 +4097,16 @@
           <w:sz w:val="18"/>
           <w:szCs w:val="18"/>
         </w:rPr>
-        <w:t>53269</w:t>
+        <w:t>53248-5326</w:t>
+      </w:r>
+      <w:r>
+        <w:rPr>
+          <w:rFonts w:ascii="C64 Pro Mono" w:hAnsi="C64 Pro Mono"/>
+          <w:color w:val="FFFFFF" w:themeColor="background1"/>
+          <w:sz w:val="18"/>
+          <w:szCs w:val="18"/>
+        </w:rPr>
+        <w:t>3</w:t>
       </w:r>
       <w:r>
         <w:rPr>
@@ -4007,7 +4133,7 @@
           <w:sz w:val="12"/>
           <w:szCs w:val="12"/>
         </w:rPr>
-        <w:t>0</w:t>
+        <w:t>000</w:t>
       </w:r>
       <w:r>
         <w:rPr>
@@ -4016,7 +4142,7 @@
           <w:sz w:val="12"/>
           <w:szCs w:val="12"/>
         </w:rPr>
-        <w:t>15</w:t>
+        <w:t>-$d00f</w:t>
       </w:r>
       <w:r>
         <w:rPr>
@@ -4052,7 +4178,7 @@
           <w:sz w:val="18"/>
           <w:szCs w:val="18"/>
         </w:rPr>
-        <w:t xml:space="preserve"> sprites enable</w:t>
+        <w:t xml:space="preserve"> positions X, Y of all sprites</w:t>
       </w:r>
     </w:p>
     <w:p>
@@ -4075,7 +4201,53 @@
           <w:sz w:val="18"/>
           <w:szCs w:val="18"/>
         </w:rPr>
-        <w:t>5328</w:t>
+        <w:lastRenderedPageBreak/>
+        <w:t>53269</w:t>
+      </w:r>
+      <w:r>
+        <w:rPr>
+          <w:rFonts w:ascii="C64 Pro Mono" w:hAnsi="C64 Pro Mono"/>
+          <w:color w:val="FFFFFF" w:themeColor="background1"/>
+          <w:sz w:val="12"/>
+          <w:szCs w:val="12"/>
+        </w:rPr>
+        <w:t>($</w:t>
+      </w:r>
+      <w:r>
+        <w:rPr>
+          <w:rFonts w:ascii="C64 Pro Mono" w:hAnsi="C64 Pro Mono"/>
+          <w:color w:val="FFFFFF" w:themeColor="background1"/>
+          <w:sz w:val="12"/>
+          <w:szCs w:val="12"/>
+        </w:rPr>
+        <w:t>d</w:t>
+      </w:r>
+      <w:r>
+        <w:rPr>
+          <w:rFonts w:ascii="C64 Pro Mono" w:hAnsi="C64 Pro Mono"/>
+          <w:color w:val="FFFFFF" w:themeColor="background1"/>
+          <w:sz w:val="12"/>
+          <w:szCs w:val="12"/>
+        </w:rPr>
+        <w:t>0</w:t>
+      </w:r>
+      <w:r>
+        <w:rPr>
+          <w:rFonts w:ascii="C64 Pro Mono" w:hAnsi="C64 Pro Mono"/>
+          <w:color w:val="FFFFFF" w:themeColor="background1"/>
+          <w:sz w:val="12"/>
+          <w:szCs w:val="12"/>
+        </w:rPr>
+        <w:t>15</w:t>
+      </w:r>
+      <w:r>
+        <w:rPr>
+          <w:rFonts w:ascii="C64 Pro Mono" w:hAnsi="C64 Pro Mono"/>
+          <w:color w:val="FFFFFF" w:themeColor="background1"/>
+          <w:sz w:val="12"/>
+          <w:szCs w:val="12"/>
+        </w:rPr>
+        <w:t>)</w:t>
       </w:r>
       <w:r>
         <w:rPr>
@@ -4084,7 +4256,7 @@
           <w:sz w:val="18"/>
           <w:szCs w:val="18"/>
         </w:rPr>
-        <w:t xml:space="preserve">7 </w:t>
+        <w:t xml:space="preserve"> </w:t>
       </w:r>
       <w:r>
         <w:rPr>
@@ -4102,61 +4274,7 @@
           <w:sz w:val="18"/>
           <w:szCs w:val="18"/>
         </w:rPr>
-        <w:t xml:space="preserve"> 53294</w:t>
-      </w:r>
-      <w:r>
-        <w:rPr>
-          <w:rFonts w:ascii="C64 Pro Mono" w:hAnsi="C64 Pro Mono"/>
-          <w:color w:val="FFFFFF" w:themeColor="background1"/>
-          <w:sz w:val="12"/>
-          <w:szCs w:val="12"/>
-        </w:rPr>
-        <w:t>($</w:t>
-      </w:r>
-      <w:r>
-        <w:rPr>
-          <w:rFonts w:ascii="C64 Pro Mono" w:hAnsi="C64 Pro Mono"/>
-          <w:color w:val="FFFFFF" w:themeColor="background1"/>
-          <w:sz w:val="12"/>
-          <w:szCs w:val="12"/>
-        </w:rPr>
-        <w:t>d027-$d02e</w:t>
-      </w:r>
-      <w:r>
-        <w:rPr>
-          <w:rFonts w:ascii="C64 Pro Mono" w:hAnsi="C64 Pro Mono"/>
-          <w:color w:val="FFFFFF" w:themeColor="background1"/>
-          <w:sz w:val="12"/>
-          <w:szCs w:val="12"/>
-        </w:rPr>
-        <w:t>)</w:t>
-      </w:r>
-      <w:r>
-        <w:rPr>
-          <w:rFonts w:ascii="C64 Pro Mono" w:hAnsi="C64 Pro Mono"/>
-          <w:color w:val="FFFFFF" w:themeColor="background1"/>
-          <w:sz w:val="18"/>
-          <w:szCs w:val="18"/>
-        </w:rPr>
-        <w:t xml:space="preserve"> </w:t>
-      </w:r>
-      <w:r>
-        <w:rPr>
-          <w:rFonts w:ascii="Courier New" w:hAnsi="Courier New" w:cs="Courier New"/>
-          <w:color w:val="FFFFFF" w:themeColor="background1"/>
-          <w:sz w:val="18"/>
-          <w:szCs w:val="18"/>
-        </w:rPr>
-        <w:t>–</w:t>
-      </w:r>
-      <w:r>
-        <w:rPr>
-          <w:rFonts w:ascii="C64 Pro Mono" w:hAnsi="C64 Pro Mono"/>
-          <w:color w:val="FFFFFF" w:themeColor="background1"/>
-          <w:sz w:val="18"/>
-          <w:szCs w:val="18"/>
-        </w:rPr>
-        <w:t xml:space="preserve"> sprite colors</w:t>
+        <w:t xml:space="preserve"> sprites enable</w:t>
       </w:r>
     </w:p>
     <w:p>
@@ -4179,8 +4297,34 @@
           <w:sz w:val="18"/>
           <w:szCs w:val="18"/>
         </w:rPr>
-        <w:lastRenderedPageBreak/>
-        <w:t>2040-2047</w:t>
+        <w:t>5328</w:t>
+      </w:r>
+      <w:r>
+        <w:rPr>
+          <w:rFonts w:ascii="C64 Pro Mono" w:hAnsi="C64 Pro Mono"/>
+          <w:color w:val="FFFFFF" w:themeColor="background1"/>
+          <w:sz w:val="18"/>
+          <w:szCs w:val="18"/>
+        </w:rPr>
+        <w:t xml:space="preserve">7 </w:t>
+      </w:r>
+      <w:r>
+        <w:rPr>
+          <w:rFonts w:ascii="Courier New" w:hAnsi="Courier New" w:cs="Courier New"/>
+          <w:color w:val="FFFFFF" w:themeColor="background1"/>
+          <w:sz w:val="18"/>
+          <w:szCs w:val="18"/>
+        </w:rPr>
+        <w:t>–</w:t>
+      </w:r>
+      <w:r>
+        <w:rPr>
+          <w:rFonts w:ascii="C64 Pro Mono" w:hAnsi="C64 Pro Mono"/>
+          <w:color w:val="FFFFFF" w:themeColor="background1"/>
+          <w:sz w:val="18"/>
+          <w:szCs w:val="18"/>
+        </w:rPr>
+        <w:t xml:space="preserve"> 53294</w:t>
       </w:r>
       <w:r>
         <w:rPr>
@@ -4189,7 +4333,7 @@
           <w:sz w:val="12"/>
           <w:szCs w:val="12"/>
         </w:rPr>
-        <w:t>($0</w:t>
+        <w:t>($</w:t>
       </w:r>
       <w:r>
         <w:rPr>
@@ -4198,7 +4342,7 @@
           <w:sz w:val="12"/>
           <w:szCs w:val="12"/>
         </w:rPr>
-        <w:t>7f8-$07ff</w:t>
+        <w:t>d027-$d02e</w:t>
       </w:r>
       <w:r>
         <w:rPr>
@@ -4234,7 +4378,7 @@
           <w:sz w:val="18"/>
           <w:szCs w:val="18"/>
         </w:rPr>
-        <w:t xml:space="preserve"> sprite pointers</w:t>
+        <w:t xml:space="preserve"> sprite colors</w:t>
       </w:r>
     </w:p>
     <w:p>
@@ -4257,7 +4401,7 @@
           <w:sz w:val="18"/>
           <w:szCs w:val="18"/>
         </w:rPr>
-        <w:t>53278-53279</w:t>
+        <w:t>2040-2047</w:t>
       </w:r>
       <w:r>
         <w:rPr>
@@ -4266,7 +4410,7 @@
           <w:sz w:val="12"/>
           <w:szCs w:val="12"/>
         </w:rPr>
-        <w:t>($</w:t>
+        <w:t>($0</w:t>
       </w:r>
       <w:r>
         <w:rPr>
@@ -4275,7 +4419,7 @@
           <w:sz w:val="12"/>
           <w:szCs w:val="12"/>
         </w:rPr>
-        <w:t>d027-$d028</w:t>
+        <w:t>7f8-$07ff</w:t>
       </w:r>
       <w:r>
         <w:rPr>
@@ -4293,17 +4437,105 @@
           <w:sz w:val="18"/>
           <w:szCs w:val="18"/>
         </w:rPr>
-        <w:t xml:space="preserve"> -</w:t>
-      </w:r>
-      <w:r>
-        <w:rPr>
-          <w:rFonts w:ascii="C64 Pro Mono" w:hAnsi="C64 Pro Mono"/>
+        <w:t xml:space="preserve"> </w:t>
+      </w:r>
+      <w:r>
+        <w:rPr>
+          <w:rFonts w:ascii="Courier New" w:hAnsi="Courier New" w:cs="Courier New"/>
           <w:color w:val="FFFFFF" w:themeColor="background1"/>
           <w:sz w:val="18"/>
           <w:szCs w:val="18"/>
         </w:rPr>
-        <w:t xml:space="preserve"> sprite collisions</w:t>
-      </w:r>
+        <w:t>–</w:t>
+      </w:r>
+      <w:r>
+        <w:rPr>
+          <w:rFonts w:ascii="C64 Pro Mono" w:hAnsi="C64 Pro Mono"/>
+          <w:color w:val="FFFFFF" w:themeColor="background1"/>
+          <w:sz w:val="18"/>
+          <w:szCs w:val="18"/>
+        </w:rPr>
+        <w:t xml:space="preserve"> sprite pointers</w:t>
+      </w:r>
+    </w:p>
+    <w:p>
+      <w:pPr>
+        <w:numPr>
+          <w:ilvl w:val="0"/>
+          <w:numId w:val="2"/>
+        </w:numPr>
+        <w:rPr>
+          <w:rFonts w:ascii="C64 Pro Mono" w:hAnsi="C64 Pro Mono"/>
+          <w:color w:val="FFFFFF" w:themeColor="background1"/>
+          <w:sz w:val="18"/>
+          <w:szCs w:val="18"/>
+        </w:rPr>
+      </w:pPr>
+      <w:r>
+        <w:rPr>
+          <w:rFonts w:ascii="C64 Pro Mono" w:hAnsi="C64 Pro Mono"/>
+          <w:color w:val="FFFFFF" w:themeColor="background1"/>
+          <w:sz w:val="18"/>
+          <w:szCs w:val="18"/>
+        </w:rPr>
+        <w:t>53278-53279</w:t>
+      </w:r>
+      <w:r>
+        <w:rPr>
+          <w:rFonts w:ascii="C64 Pro Mono" w:hAnsi="C64 Pro Mono"/>
+          <w:color w:val="FFFFFF" w:themeColor="background1"/>
+          <w:sz w:val="12"/>
+          <w:szCs w:val="12"/>
+        </w:rPr>
+        <w:t>($</w:t>
+      </w:r>
+      <w:r>
+        <w:rPr>
+          <w:rFonts w:ascii="C64 Pro Mono" w:hAnsi="C64 Pro Mono"/>
+          <w:color w:val="FFFFFF" w:themeColor="background1"/>
+          <w:sz w:val="12"/>
+          <w:szCs w:val="12"/>
+        </w:rPr>
+        <w:t>d027-$d028</w:t>
+      </w:r>
+      <w:r>
+        <w:rPr>
+          <w:rFonts w:ascii="C64 Pro Mono" w:hAnsi="C64 Pro Mono"/>
+          <w:color w:val="FFFFFF" w:themeColor="background1"/>
+          <w:sz w:val="12"/>
+          <w:szCs w:val="12"/>
+        </w:rPr>
+        <w:t>)</w:t>
+      </w:r>
+      <w:r>
+        <w:rPr>
+          <w:rFonts w:ascii="C64 Pro Mono" w:hAnsi="C64 Pro Mono"/>
+          <w:color w:val="FFFFFF" w:themeColor="background1"/>
+          <w:sz w:val="18"/>
+          <w:szCs w:val="18"/>
+        </w:rPr>
+        <w:t xml:space="preserve"> -</w:t>
+      </w:r>
+      <w:r>
+        <w:rPr>
+          <w:rFonts w:ascii="C64 Pro Mono" w:hAnsi="C64 Pro Mono"/>
+          <w:color w:val="FFFFFF" w:themeColor="background1"/>
+          <w:sz w:val="18"/>
+          <w:szCs w:val="18"/>
+        </w:rPr>
+        <w:t xml:space="preserve"> </w:t>
+      </w:r>
+      <w:proofErr w:type="gramStart"/>
+      <w:r>
+        <w:rPr>
+          <w:rFonts w:ascii="C64 Pro Mono" w:hAnsi="C64 Pro Mono"/>
+          <w:color w:val="FFFFFF" w:themeColor="background1"/>
+          <w:sz w:val="18"/>
+          <w:szCs w:val="18"/>
+        </w:rPr>
+        <w:t>sprite collisions</w:t>
+      </w:r>
+      <w:proofErr w:type="gramEnd"/>
     </w:p>
     <w:p>
       <w:pPr>
@@ -4389,7 +4621,7 @@
                     <pic:cNvPicPr/>
                   </pic:nvPicPr>
                   <pic:blipFill>
-                    <a:blip r:embed="rId11">
+                    <a:blip r:embed="rId12">
                       <a:extLst>
                         <a:ext uri="{28A0092B-C50C-407E-A947-70E740481C1C}">
                           <a14:useLocalDpi xmlns:a14="http://schemas.microsoft.com/office/drawing/2010/main" val="0"/>
@@ -4492,10 +4724,25 @@
       <w:r>
         <w:rPr>
           <w:rFonts w:ascii="C64 Pro Mono" w:hAnsi="C64 Pro Mono"/>
+          <w:color w:val="FFFFFF" w:themeColor="background1"/>
+        </w:rPr>
+        <w:lastRenderedPageBreak/>
+        <w:t>IBM company (since 1911)</w:t>
+      </w:r>
+    </w:p>
+    <w:p>
+      <w:pPr>
+        <w:rPr>
+          <w:rFonts w:ascii="C64 Pro Mono" w:hAnsi="C64 Pro Mono"/>
+          <w:color w:val="FFFFFF" w:themeColor="background1"/>
+        </w:rPr>
+      </w:pPr>
+      <w:r>
+        <w:rPr>
+          <w:rFonts w:ascii="C64 Pro Mono" w:hAnsi="C64 Pro Mono"/>
           <w:noProof/>
           <w:color w:val="FFFFFF" w:themeColor="background1"/>
         </w:rPr>
-        <w:lastRenderedPageBreak/>
         <w:drawing>
           <wp:anchor distT="0" distB="0" distL="114300" distR="114300" simplePos="0" relativeHeight="251664384" behindDoc="0" locked="0" layoutInCell="1" allowOverlap="1" wp14:anchorId="4BA7D5B0" wp14:editId="3C8C59FF">
             <wp:simplePos x="0" y="0"/>
@@ -4520,7 +4767,7 @@
                     <pic:cNvPicPr/>
                   </pic:nvPicPr>
                   <pic:blipFill>
-                    <a:blip r:embed="rId12">
+                    <a:blip r:embed="rId13">
                       <a:extLst>
                         <a:ext uri="{28A0092B-C50C-407E-A947-70E740481C1C}">
                           <a14:useLocalDpi xmlns:a14="http://schemas.microsoft.com/office/drawing/2010/main" val="0"/>
@@ -4635,7 +4882,23 @@
           <w:rFonts w:ascii="C64 Pro Mono" w:hAnsi="C64 Pro Mono"/>
           <w:color w:val="FFFFFF" w:themeColor="background1"/>
         </w:rPr>
-        <w:t>No sprites!!!</w:t>
+        <w:t xml:space="preserve">No </w:t>
+      </w:r>
+      <w:proofErr w:type="gramStart"/>
+      <w:r>
+        <w:rPr>
+          <w:rFonts w:ascii="C64 Pro Mono" w:hAnsi="C64 Pro Mono"/>
+          <w:color w:val="FFFFFF" w:themeColor="background1"/>
+        </w:rPr>
+        <w:t>sprites</w:t>
+      </w:r>
+      <w:proofErr w:type="gramEnd"/>
+      <w:r>
+        <w:rPr>
+          <w:rFonts w:ascii="C64 Pro Mono" w:hAnsi="C64 Pro Mono"/>
+          <w:color w:val="FFFFFF" w:themeColor="background1"/>
+        </w:rPr>
+        <w:t>!!!</w:t>
       </w:r>
     </w:p>
     <w:p>
@@ -4685,7 +4948,22 @@
           <w:color w:val="FFFFFF" w:themeColor="background1"/>
         </w:rPr>
         <w:br/>
-        <w:t xml:space="preserve">pulating with background </w:t>
+      </w:r>
+      <w:proofErr w:type="spellStart"/>
+      <w:r>
+        <w:rPr>
+          <w:rFonts w:ascii="C64 Pro Mono" w:hAnsi="C64 Pro Mono"/>
+          <w:color w:val="FFFFFF" w:themeColor="background1"/>
+        </w:rPr>
+        <w:t>pulating</w:t>
+      </w:r>
+      <w:proofErr w:type="spellEnd"/>
+      <w:r>
+        <w:rPr>
+          <w:rFonts w:ascii="C64 Pro Mono" w:hAnsi="C64 Pro Mono"/>
+          <w:color w:val="FFFFFF" w:themeColor="background1"/>
+        </w:rPr>
+        <w:t xml:space="preserve"> with background </w:t>
       </w:r>
       <w:r>
         <w:rPr>
@@ -4730,7 +5008,7 @@
           <w:color w:val="FFFFFF" w:themeColor="background1"/>
           <w:lang w:val="fr-FR"/>
         </w:rPr>
-        <w:t>Graphics mode 13h (320x200, 256 c</w:t>
+        <w:t>Graphics mode</w:t>
       </w:r>
       <w:r>
         <w:rPr>
@@ -4738,7 +5016,23 @@
           <w:color w:val="FFFFFF" w:themeColor="background1"/>
           <w:lang w:val="fr-FR"/>
         </w:rPr>
-        <w:t>olors)</w:t>
+        <w:t>s</w:t>
+      </w:r>
+      <w:r>
+        <w:rPr>
+          <w:rFonts w:ascii="C64 Pro Mono" w:hAnsi="C64 Pro Mono"/>
+          <w:color w:val="FFFFFF" w:themeColor="background1"/>
+          <w:lang w:val="fr-FR"/>
+        </w:rPr>
+        <w:t xml:space="preserve"> </w:t>
+      </w:r>
+      <w:r>
+        <w:rPr>
+          <w:rFonts w:ascii="C64 Pro Mono" w:hAnsi="C64 Pro Mono"/>
+          <w:color w:val="FFFFFF" w:themeColor="background1"/>
+          <w:lang w:val="fr-FR"/>
+        </w:rPr>
+        <w:t>13h, CGA, EGA, VGA</w:t>
       </w:r>
     </w:p>
     <w:p>
@@ -4750,13 +5044,86 @@
           <w:lang w:val="fr-FR"/>
         </w:rPr>
       </w:pPr>
+    </w:p>
+    <w:p>
+      <w:pPr>
+        <w:rPr>
+          <w:rFonts w:ascii="C64 Pro Mono" w:hAnsi="C64 Pro Mono"/>
+          <w:color w:val="FFFFFF" w:themeColor="background1"/>
+          <w:lang w:val="fr-FR"/>
+        </w:rPr>
+      </w:pPr>
+    </w:p>
+    <w:p>
+      <w:pPr>
+        <w:rPr>
+          <w:rFonts w:ascii="C64 Pro Mono" w:hAnsi="C64 Pro Mono"/>
+          <w:color w:val="FFFFFF" w:themeColor="background1"/>
+          <w:lang w:val="fr-FR"/>
+        </w:rPr>
+      </w:pPr>
+    </w:p>
+    <w:p>
+      <w:pPr>
+        <w:rPr>
+          <w:rFonts w:ascii="C64 Pro Mono" w:hAnsi="C64 Pro Mono"/>
+          <w:color w:val="FFFFFF" w:themeColor="background1"/>
+          <w:lang w:val="fr-FR"/>
+        </w:rPr>
+      </w:pPr>
+    </w:p>
+    <w:p>
+      <w:pPr>
+        <w:rPr>
+          <w:rFonts w:ascii="C64 Pro Mono" w:hAnsi="C64 Pro Mono"/>
+          <w:color w:val="FFFFFF" w:themeColor="background1"/>
+        </w:rPr>
+      </w:pPr>
+      <w:r>
+        <w:rPr>
+          <w:rFonts w:ascii="C64 Pro Mono" w:hAnsi="C64 Pro Mono"/>
+          <w:color w:val="FFFFFF" w:themeColor="background1"/>
+        </w:rPr>
+        <w:lastRenderedPageBreak/>
+        <w:t>Borland company (1983-2015)</w:t>
+      </w:r>
+    </w:p>
+    <w:p>
+      <w:pPr>
+        <w:rPr>
+          <w:rFonts w:ascii="C64 Pro Mono" w:hAnsi="C64 Pro Mono"/>
+          <w:color w:val="FFFFFF" w:themeColor="background1"/>
+        </w:rPr>
+      </w:pPr>
+    </w:p>
+    <w:p>
+      <w:pPr>
+        <w:rPr>
+          <w:rFonts w:ascii="C64 Pro Mono" w:hAnsi="C64 Pro Mono"/>
+          <w:color w:val="FFFFFF" w:themeColor="background1"/>
+        </w:rPr>
+      </w:pPr>
+      <w:r>
+        <w:rPr>
+          <w:rFonts w:ascii="C64 Pro Mono" w:hAnsi="C64 Pro Mono"/>
+          <w:color w:val="FFFFFF" w:themeColor="background1"/>
+        </w:rPr>
+        <w:t>Borland C++ 3 for D</w:t>
+      </w:r>
+      <w:r>
+        <w:rPr>
+          <w:rFonts w:ascii="C64 Pro Mono" w:hAnsi="C64 Pro Mono"/>
+          <w:color w:val="FFFFFF" w:themeColor="background1"/>
+        </w:rPr>
+        <w:t>OS</w:t>
+      </w:r>
     </w:p>
     <w:p>
       <w:pPr>
         <w:pStyle w:val="ListParagraph"/>
         <w:numPr>
           <w:ilvl w:val="0"/>
-          <w:numId w:val="13"/>
+          <w:numId w:val="14"/>
         </w:numPr>
         <w:rPr>
           <w:rFonts w:ascii="C64 Pro Mono" w:hAnsi="C64 Pro Mono"/>
@@ -4768,29 +5135,53 @@
           <w:rFonts w:ascii="C64 Pro Mono" w:hAnsi="C64 Pro Mono"/>
           <w:color w:val="FFFFFF" w:themeColor="background1"/>
         </w:rPr>
-        <w:t xml:space="preserve">Screen memory </w:t>
-      </w:r>
-      <w:r>
-        <w:rPr>
-          <w:rFonts w:ascii="Courier New" w:hAnsi="Courier New" w:cs="Courier New"/>
-          <w:color w:val="FFFFFF" w:themeColor="background1"/>
-        </w:rPr>
-        <w:t>–</w:t>
-      </w:r>
-      <w:r>
-        <w:rPr>
-          <w:rFonts w:ascii="C64 Pro Mono" w:hAnsi="C64 Pro Mono"/>
-          <w:color w:val="FFFFFF" w:themeColor="background1"/>
-        </w:rPr>
-        <w:t xml:space="preserve"> 62 KB beginning wi</w:t>
-      </w:r>
-      <w:r>
-        <w:rPr>
-          <w:rFonts w:ascii="C64 Pro Mono" w:hAnsi="C64 Pro Mono"/>
-          <w:color w:val="FFFFFF" w:themeColor="background1"/>
-        </w:rPr>
-        <w:t>th a000 address</w:t>
-      </w:r>
+        <w:t>Graphics display supported by BGI (Borland Graphical Interface)</w:t>
+      </w:r>
+    </w:p>
+    <w:p>
+      <w:pPr>
+        <w:pStyle w:val="ListParagraph"/>
+        <w:rPr>
+          <w:rFonts w:ascii="C64 Pro Mono" w:hAnsi="C64 Pro Mono"/>
+          <w:color w:val="FFFFFF" w:themeColor="background1"/>
+        </w:rPr>
+      </w:pPr>
+    </w:p>
+    <w:p>
+      <w:pPr>
+        <w:pStyle w:val="ListParagraph"/>
+        <w:numPr>
+          <w:ilvl w:val="0"/>
+          <w:numId w:val="14"/>
+        </w:numPr>
+        <w:rPr>
+          <w:rFonts w:ascii="C64 Pro Mono" w:hAnsi="C64 Pro Mono"/>
+          <w:color w:val="FFFFFF" w:themeColor="background1"/>
+        </w:rPr>
+      </w:pPr>
+      <w:r>
+        <w:rPr>
+          <w:rFonts w:ascii="C64 Pro Mono" w:hAnsi="C64 Pro Mono"/>
+          <w:color w:val="FFFFFF" w:themeColor="background1"/>
+        </w:rPr>
+        <w:t xml:space="preserve">Instead of sprites, </w:t>
+      </w:r>
+      <w:r>
+        <w:rPr>
+          <w:rFonts w:ascii="C64 Pro Mono" w:hAnsi="C64 Pro Mono"/>
+          <w:color w:val="FFFFFF" w:themeColor="background1"/>
+        </w:rPr>
+        <w:t>a graphical object is simply drawn atop its background</w:t>
+      </w:r>
+    </w:p>
+    <w:p>
+      <w:pPr>
+        <w:pStyle w:val="ListParagraph"/>
+        <w:rPr>
+          <w:rFonts w:ascii="C64 Pro Mono" w:hAnsi="C64 Pro Mono"/>
+          <w:color w:val="FFFFFF" w:themeColor="background1"/>
+        </w:rPr>
+      </w:pPr>
     </w:p>
     <w:p>
       <w:pPr>
@@ -4873,7 +5264,7 @@
                     </pic:cNvPicPr>
                   </pic:nvPicPr>
                   <pic:blipFill>
-                    <a:blip r:embed="rId13" cstate="print">
+                    <a:blip r:embed="rId14" cstate="print">
                       <a:extLst>
                         <a:ext uri="{28A0092B-C50C-407E-A947-70E740481C1C}">
                           <a14:useLocalDpi xmlns:a14="http://schemas.microsoft.com/office/drawing/2010/main" val="0"/>
@@ -5136,7 +5527,30 @@
                               <w:t>monster</w:t>
                             </w:r>
                             <w:r>
-                              <w:t xml:space="preserve"> = arcade.Sprite("monster.bmp",scale=</w:t>
+                              <w:t xml:space="preserve"> = </w:t>
+                            </w:r>
+                            <w:proofErr w:type="spellStart"/>
+                            <w:proofErr w:type="gramStart"/>
+                            <w:r>
+                              <w:t>arcade.Sprite</w:t>
+                            </w:r>
+                            <w:proofErr w:type="spellEnd"/>
+                            <w:proofErr w:type="gramEnd"/>
+                            <w:r>
+                              <w:t>("</w:t>
+                            </w:r>
+                            <w:proofErr w:type="spellStart"/>
+                            <w:r>
+                              <w:t>monster.bmp</w:t>
+                            </w:r>
+                            <w:proofErr w:type="gramStart"/>
+                            <w:r>
+                              <w:t>",scale</w:t>
+                            </w:r>
+                            <w:proofErr w:type="spellEnd"/>
+                            <w:proofErr w:type="gramEnd"/>
+                            <w:r>
+                              <w:t>=</w:t>
                             </w:r>
                             <w:r>
                               <w:rPr>
@@ -5153,7 +5567,17 @@
                               <w:t>skull</w:t>
                             </w:r>
                             <w:r>
-                              <w:t xml:space="preserve"> = arcade.Sprite("</w:t>
+                              <w:t xml:space="preserve"> = </w:t>
+                            </w:r>
+                            <w:proofErr w:type="spellStart"/>
+                            <w:proofErr w:type="gramStart"/>
+                            <w:r>
+                              <w:t>arcade.Sprite</w:t>
+                            </w:r>
+                            <w:proofErr w:type="spellEnd"/>
+                            <w:proofErr w:type="gramEnd"/>
+                            <w:r>
+                              <w:t>("</w:t>
                             </w:r>
                             <w:r>
                               <w:t>skull</w:t>
@@ -5169,24 +5593,73 @@
                             </w:r>
                           </w:p>
                           <w:p>
-                            <w:r>
-                              <w:t>enemy_list = arcade.SpriteList()</w:t>
+                            <w:proofErr w:type="spellStart"/>
+                            <w:r>
+                              <w:t>enemy_list</w:t>
+                            </w:r>
+                            <w:proofErr w:type="spellEnd"/>
+                            <w:r>
+                              <w:t xml:space="preserve"> = </w:t>
+                            </w:r>
+                            <w:proofErr w:type="spellStart"/>
+                            <w:proofErr w:type="gramStart"/>
+                            <w:r>
+                              <w:t>arcade.SpriteList</w:t>
+                            </w:r>
+                            <w:proofErr w:type="spellEnd"/>
+                            <w:proofErr w:type="gramEnd"/>
+                            <w:r>
+                              <w:t>()</w:t>
                             </w:r>
                             <w:r>
                               <w:br/>
+                            </w:r>
+                            <w:proofErr w:type="spellStart"/>
+                            <w:r>
                               <w:t>enem</w:t>
                             </w:r>
                             <w:r>
-                              <w:t>y_list.append(monster)</w:t>
+                              <w:t>y_</w:t>
+                            </w:r>
+                            <w:proofErr w:type="gramStart"/>
+                            <w:r>
+                              <w:t>list.append</w:t>
+                            </w:r>
+                            <w:proofErr w:type="spellEnd"/>
+                            <w:proofErr w:type="gramEnd"/>
+                            <w:r>
+                              <w:t>(monster)</w:t>
                             </w:r>
                             <w:r>
                               <w:br/>
-                              <w:t>enemy_list.append(skull)</w:t>
+                            </w:r>
+                            <w:proofErr w:type="spellStart"/>
+                            <w:r>
+                              <w:t>enemy_</w:t>
+                            </w:r>
+                            <w:proofErr w:type="gramStart"/>
+                            <w:r>
+                              <w:t>list.append</w:t>
+                            </w:r>
+                            <w:proofErr w:type="spellEnd"/>
+                            <w:proofErr w:type="gramEnd"/>
+                            <w:r>
+                              <w:t>(skull)</w:t>
                             </w:r>
                           </w:p>
                           <w:p>
-                            <w:r>
-                              <w:t>enemy_list.draw()</w:t>
+                            <w:proofErr w:type="spellStart"/>
+                            <w:r>
+                              <w:t>enemy_</w:t>
+                            </w:r>
+                            <w:proofErr w:type="gramStart"/>
+                            <w:r>
+                              <w:t>list.draw</w:t>
+                            </w:r>
+                            <w:proofErr w:type="spellEnd"/>
+                            <w:proofErr w:type="gramEnd"/>
+                            <w:r>
+                              <w:t>()</w:t>
                             </w:r>
                           </w:p>
                           <w:p/>
@@ -5220,7 +5693,30 @@
                         <w:t>monster</w:t>
                       </w:r>
                       <w:r>
-                        <w:t xml:space="preserve"> = arcade.Sprite("monster.bmp",scale=</w:t>
+                        <w:t xml:space="preserve"> = </w:t>
+                      </w:r>
+                      <w:proofErr w:type="spellStart"/>
+                      <w:proofErr w:type="gramStart"/>
+                      <w:r>
+                        <w:t>arcade.Sprite</w:t>
+                      </w:r>
+                      <w:proofErr w:type="spellEnd"/>
+                      <w:proofErr w:type="gramEnd"/>
+                      <w:r>
+                        <w:t>("</w:t>
+                      </w:r>
+                      <w:proofErr w:type="spellStart"/>
+                      <w:r>
+                        <w:t>monster.bmp</w:t>
+                      </w:r>
+                      <w:proofErr w:type="gramStart"/>
+                      <w:r>
+                        <w:t>",scale</w:t>
+                      </w:r>
+                      <w:proofErr w:type="spellEnd"/>
+                      <w:proofErr w:type="gramEnd"/>
+                      <w:r>
+                        <w:t>=</w:t>
                       </w:r>
                       <w:r>
                         <w:rPr>
@@ -5237,7 +5733,17 @@
                         <w:t>skull</w:t>
                       </w:r>
                       <w:r>
-                        <w:t xml:space="preserve"> = arcade.Sprite("</w:t>
+                        <w:t xml:space="preserve"> = </w:t>
+                      </w:r>
+                      <w:proofErr w:type="spellStart"/>
+                      <w:proofErr w:type="gramStart"/>
+                      <w:r>
+                        <w:t>arcade.Sprite</w:t>
+                      </w:r>
+                      <w:proofErr w:type="spellEnd"/>
+                      <w:proofErr w:type="gramEnd"/>
+                      <w:r>
+                        <w:t>("</w:t>
                       </w:r>
                       <w:r>
                         <w:t>skull</w:t>
@@ -5253,24 +5759,73 @@
                       </w:r>
                     </w:p>
                     <w:p>
-                      <w:r>
-                        <w:t>enemy_list = arcade.SpriteList()</w:t>
+                      <w:proofErr w:type="spellStart"/>
+                      <w:r>
+                        <w:t>enemy_list</w:t>
+                      </w:r>
+                      <w:proofErr w:type="spellEnd"/>
+                      <w:r>
+                        <w:t xml:space="preserve"> = </w:t>
+                      </w:r>
+                      <w:proofErr w:type="spellStart"/>
+                      <w:proofErr w:type="gramStart"/>
+                      <w:r>
+                        <w:t>arcade.SpriteList</w:t>
+                      </w:r>
+                      <w:proofErr w:type="spellEnd"/>
+                      <w:proofErr w:type="gramEnd"/>
+                      <w:r>
+                        <w:t>()</w:t>
                       </w:r>
                       <w:r>
                         <w:br/>
+                      </w:r>
+                      <w:proofErr w:type="spellStart"/>
+                      <w:r>
                         <w:t>enem</w:t>
                       </w:r>
                       <w:r>
-                        <w:t>y_list.append(monster)</w:t>
+                        <w:t>y_</w:t>
+                      </w:r>
+                      <w:proofErr w:type="gramStart"/>
+                      <w:r>
+                        <w:t>list.append</w:t>
+                      </w:r>
+                      <w:proofErr w:type="spellEnd"/>
+                      <w:proofErr w:type="gramEnd"/>
+                      <w:r>
+                        <w:t>(monster)</w:t>
                       </w:r>
                       <w:r>
                         <w:br/>
-                        <w:t>enemy_list.append(skull)</w:t>
+                      </w:r>
+                      <w:proofErr w:type="spellStart"/>
+                      <w:r>
+                        <w:t>enemy_</w:t>
+                      </w:r>
+                      <w:proofErr w:type="gramStart"/>
+                      <w:r>
+                        <w:t>list.append</w:t>
+                      </w:r>
+                      <w:proofErr w:type="spellEnd"/>
+                      <w:proofErr w:type="gramEnd"/>
+                      <w:r>
+                        <w:t>(skull)</w:t>
                       </w:r>
                     </w:p>
                     <w:p>
-                      <w:r>
-                        <w:t>enemy_list.draw()</w:t>
+                      <w:proofErr w:type="spellStart"/>
+                      <w:r>
+                        <w:t>enemy_</w:t>
+                      </w:r>
+                      <w:proofErr w:type="gramStart"/>
+                      <w:r>
+                        <w:t>list.draw</w:t>
+                      </w:r>
+                      <w:proofErr w:type="spellEnd"/>
+                      <w:proofErr w:type="gramEnd"/>
+                      <w:r>
+                        <w:t>()</w:t>
                       </w:r>
                     </w:p>
                     <w:p/>
@@ -5338,12 +5893,21 @@
                       <wps:txbx>
                         <w:txbxContent>
                           <w:p>
+                            <w:proofErr w:type="spellStart"/>
                             <w:r>
                               <w:t>tankSprite</w:t>
                             </w:r>
-                            <w:r>
-                              <w:t xml:space="preserve"> = arcade.Sprite</w:t>
-                            </w:r>
+                            <w:proofErr w:type="spellEnd"/>
+                            <w:r>
+                              <w:t xml:space="preserve"> = </w:t>
+                            </w:r>
+                            <w:proofErr w:type="spellStart"/>
+                            <w:proofErr w:type="gramStart"/>
+                            <w:r>
+                              <w:t>arcade.Sprite</w:t>
+                            </w:r>
+                            <w:proofErr w:type="spellEnd"/>
+                            <w:proofErr w:type="gramEnd"/>
                             <w:r>
                               <w:t>(</w:t>
                             </w:r>
@@ -5357,11 +5921,19 @@
                                 <w:lang w:val="fr-FR"/>
                               </w:rPr>
                             </w:pPr>
+                            <w:proofErr w:type="spellStart"/>
                             <w:r>
                               <w:rPr>
                                 <w:lang w:val="fr-FR"/>
                               </w:rPr>
-                              <w:t xml:space="preserve">tankSprite.center_x = </w:t>
+                              <w:t>tankSprite.center_x</w:t>
+                            </w:r>
+                            <w:proofErr w:type="spellEnd"/>
+                            <w:r>
+                              <w:rPr>
+                                <w:lang w:val="fr-FR"/>
+                              </w:rPr>
+                              <w:t xml:space="preserve"> = </w:t>
                             </w:r>
                             <w:r>
                               <w:rPr>
@@ -5379,14 +5951,30 @@
                               </w:rPr>
                               <w:br/>
                             </w:r>
+                            <w:proofErr w:type="spellStart"/>
                             <w:r>
                               <w:t>tankSprite</w:t>
                             </w:r>
+                            <w:proofErr w:type="spellEnd"/>
                             <w:r>
                               <w:rPr>
                                 <w:lang w:val="fr-FR"/>
                               </w:rPr>
-                              <w:t xml:space="preserve">.center_y = </w:t>
+                              <w:t>.</w:t>
+                            </w:r>
+                            <w:proofErr w:type="spellStart"/>
+                            <w:r>
+                              <w:rPr>
+                                <w:lang w:val="fr-FR"/>
+                              </w:rPr>
+                              <w:t>center_y</w:t>
+                            </w:r>
+                            <w:proofErr w:type="spellEnd"/>
+                            <w:r>
+                              <w:rPr>
+                                <w:lang w:val="fr-FR"/>
+                              </w:rPr>
+                              <w:t xml:space="preserve"> = </w:t>
                             </w:r>
                             <w:r>
                               <w:rPr>
@@ -5434,12 +6022,21 @@
                 <v:textbox>
                   <w:txbxContent>
                     <w:p>
+                      <w:proofErr w:type="spellStart"/>
                       <w:r>
                         <w:t>tankSprite</w:t>
                       </w:r>
-                      <w:r>
-                        <w:t xml:space="preserve"> = arcade.Sprite</w:t>
-                      </w:r>
+                      <w:proofErr w:type="spellEnd"/>
+                      <w:r>
+                        <w:t xml:space="preserve"> = </w:t>
+                      </w:r>
+                      <w:proofErr w:type="spellStart"/>
+                      <w:proofErr w:type="gramStart"/>
+                      <w:r>
+                        <w:t>arcade.Sprite</w:t>
+                      </w:r>
+                      <w:proofErr w:type="spellEnd"/>
+                      <w:proofErr w:type="gramEnd"/>
                       <w:r>
                         <w:t>(</w:t>
                       </w:r>
@@ -5453,11 +6050,19 @@
                           <w:lang w:val="fr-FR"/>
                         </w:rPr>
                       </w:pPr>
+                      <w:proofErr w:type="spellStart"/>
                       <w:r>
                         <w:rPr>
                           <w:lang w:val="fr-FR"/>
                         </w:rPr>
-                        <w:t xml:space="preserve">tankSprite.center_x = </w:t>
+                        <w:t>tankSprite.center_x</w:t>
+                      </w:r>
+                      <w:proofErr w:type="spellEnd"/>
+                      <w:r>
+                        <w:rPr>
+                          <w:lang w:val="fr-FR"/>
+                        </w:rPr>
+                        <w:t xml:space="preserve"> = </w:t>
                       </w:r>
                       <w:r>
                         <w:rPr>
@@ -5475,14 +6080,30 @@
                         </w:rPr>
                         <w:br/>
                       </w:r>
+                      <w:proofErr w:type="spellStart"/>
                       <w:r>
                         <w:t>tankSprite</w:t>
                       </w:r>
+                      <w:proofErr w:type="spellEnd"/>
                       <w:r>
                         <w:rPr>
                           <w:lang w:val="fr-FR"/>
                         </w:rPr>
-                        <w:t xml:space="preserve">.center_y = </w:t>
+                        <w:t>.</w:t>
+                      </w:r>
+                      <w:proofErr w:type="spellStart"/>
+                      <w:r>
+                        <w:rPr>
+                          <w:lang w:val="fr-FR"/>
+                        </w:rPr>
+                        <w:t>center_y</w:t>
+                      </w:r>
+                      <w:proofErr w:type="spellEnd"/>
+                      <w:r>
+                        <w:rPr>
+                          <w:lang w:val="fr-FR"/>
+                        </w:rPr>
+                        <w:t xml:space="preserve"> = </w:t>
                       </w:r>
                       <w:r>
                         <w:rPr>
@@ -5532,9 +6153,24 @@
       </w:pPr>
       <w:r>
         <w:rPr>
+          <w:rFonts w:ascii="C64 Pro Mono" w:hAnsi="C64 Pro Mono"/>
+          <w:color w:val="FFFFFF" w:themeColor="background1"/>
+        </w:rPr>
+        <w:lastRenderedPageBreak/>
+        <w:t>Sun Microsystems (1982-2010)</w:t>
+      </w:r>
+    </w:p>
+    <w:p>
+      <w:pPr>
+        <w:rPr>
+          <w:rFonts w:ascii="C64 Pro Mono" w:hAnsi="C64 Pro Mono"/>
+          <w:color w:val="FFFFFF" w:themeColor="background1"/>
+        </w:rPr>
+      </w:pPr>
+      <w:r>
+        <w:rPr>
           <w:noProof/>
         </w:rPr>
-        <w:lastRenderedPageBreak/>
         <w:drawing>
           <wp:anchor distT="0" distB="0" distL="114300" distR="114300" simplePos="0" relativeHeight="251670528" behindDoc="0" locked="0" layoutInCell="1" allowOverlap="1" wp14:anchorId="75475698" wp14:editId="14679916">
             <wp:simplePos x="0" y="0"/>
@@ -5561,7 +6197,7 @@
                     </pic:cNvPicPr>
                   </pic:nvPicPr>
                   <pic:blipFill>
-                    <a:blip r:embed="rId14">
+                    <a:blip r:embed="rId15">
                       <a:extLst>
                         <a:ext uri="{28A0092B-C50C-407E-A947-70E740481C1C}">
                           <a14:useLocalDpi xmlns:a14="http://schemas.microsoft.com/office/drawing/2010/main" val="0"/>
@@ -5698,7 +6334,23 @@
           <w:rFonts w:ascii="C64 Pro Mono" w:hAnsi="C64 Pro Mono"/>
           <w:color w:val="FFFFFF" w:themeColor="background1"/>
         </w:rPr>
-        <w:t>"Java is like a wheel. Invented long time ago, but still needed"</w:t>
+        <w:t xml:space="preserve">"Java is like a wheel. </w:t>
+      </w:r>
+      <w:proofErr w:type="gramStart"/>
+      <w:r>
+        <w:rPr>
+          <w:rFonts w:ascii="C64 Pro Mono" w:hAnsi="C64 Pro Mono"/>
+          <w:color w:val="FFFFFF" w:themeColor="background1"/>
+        </w:rPr>
+        <w:t>Invented</w:t>
+      </w:r>
+      <w:proofErr w:type="gramEnd"/>
+      <w:r>
+        <w:rPr>
+          <w:rFonts w:ascii="C64 Pro Mono" w:hAnsi="C64 Pro Mono"/>
+          <w:color w:val="FFFFFF" w:themeColor="background1"/>
+        </w:rPr>
+        <w:t xml:space="preserve"> long time ago, but still needed"</w:t>
       </w:r>
     </w:p>
     <w:p>
@@ -5902,13 +6554,28 @@
                               <w:t xml:space="preserve">var </w:t>
                             </w:r>
                             <w:r>
-                              <w:t>batch = new SpriteBatch();</w:t>
+                              <w:t xml:space="preserve">batch = new </w:t>
+                            </w:r>
+                            <w:proofErr w:type="spellStart"/>
+                            <w:r>
+                              <w:t>SpriteBatch</w:t>
+                            </w:r>
+                            <w:proofErr w:type="spellEnd"/>
+                            <w:r>
+                              <w:t>();</w:t>
                             </w:r>
                             <w:r>
                               <w:br/>
                             </w:r>
-                            <w:r>
-                              <w:t>batch.begin();</w:t>
+                            <w:proofErr w:type="spellStart"/>
+                            <w:proofErr w:type="gramStart"/>
+                            <w:r>
+                              <w:t>batch.begin</w:t>
+                            </w:r>
+                            <w:proofErr w:type="spellEnd"/>
+                            <w:proofErr w:type="gramEnd"/>
+                            <w:r>
+                              <w:t>();</w:t>
                             </w:r>
                             <w:r>
                               <w:br/>
@@ -5918,15 +6585,19 @@
                             <w:r>
                               <w:br/>
                             </w:r>
+                            <w:proofErr w:type="spellStart"/>
+                            <w:proofErr w:type="gramStart"/>
                             <w:r>
                               <w:t>batch.</w:t>
                             </w:r>
                             <w:r>
                               <w:t>end</w:t>
                             </w:r>
+                            <w:proofErr w:type="spellEnd"/>
                             <w:r>
                               <w:t>();</w:t>
                             </w:r>
+                            <w:proofErr w:type="gramEnd"/>
                           </w:p>
                           <w:p/>
                           <w:p/>
@@ -5963,13 +6634,28 @@
                         <w:t xml:space="preserve">var </w:t>
                       </w:r>
                       <w:r>
-                        <w:t>batch = new SpriteBatch();</w:t>
+                        <w:t xml:space="preserve">batch = new </w:t>
+                      </w:r>
+                      <w:proofErr w:type="spellStart"/>
+                      <w:r>
+                        <w:t>SpriteBatch</w:t>
+                      </w:r>
+                      <w:proofErr w:type="spellEnd"/>
+                      <w:r>
+                        <w:t>();</w:t>
                       </w:r>
                       <w:r>
                         <w:br/>
                       </w:r>
-                      <w:r>
-                        <w:t>batch.begin();</w:t>
+                      <w:proofErr w:type="spellStart"/>
+                      <w:proofErr w:type="gramStart"/>
+                      <w:r>
+                        <w:t>batch.begin</w:t>
+                      </w:r>
+                      <w:proofErr w:type="spellEnd"/>
+                      <w:proofErr w:type="gramEnd"/>
+                      <w:r>
+                        <w:t>();</w:t>
                       </w:r>
                       <w:r>
                         <w:br/>
@@ -5979,15 +6665,19 @@
                       <w:r>
                         <w:br/>
                       </w:r>
+                      <w:proofErr w:type="spellStart"/>
+                      <w:proofErr w:type="gramStart"/>
                       <w:r>
                         <w:t>batch.</w:t>
                       </w:r>
                       <w:r>
                         <w:t>end</w:t>
                       </w:r>
+                      <w:proofErr w:type="spellEnd"/>
                       <w:r>
                         <w:t>();</w:t>
                       </w:r>
+                      <w:proofErr w:type="gramEnd"/>
                     </w:p>
                     <w:p/>
                     <w:p/>
@@ -6062,7 +6752,15 @@
                               <w:t xml:space="preserve">var </w:t>
                             </w:r>
                             <w:r>
-                              <w:t>texture = new Texture(Gdx.</w:t>
+                              <w:t xml:space="preserve">texture = new </w:t>
+                            </w:r>
+                            <w:proofErr w:type="gramStart"/>
+                            <w:r>
+                              <w:t>Texture(</w:t>
+                            </w:r>
+                            <w:proofErr w:type="spellStart"/>
+                            <w:r>
+                              <w:t>Gdx.</w:t>
                             </w:r>
                             <w:r>
                               <w:rPr>
@@ -6072,7 +6770,12 @@
                               <w:t>files</w:t>
                             </w:r>
                             <w:r>
-                              <w:t>.internal(</w:t>
+                              <w:t>.internal</w:t>
+                            </w:r>
+                            <w:proofErr w:type="spellEnd"/>
+                            <w:proofErr w:type="gramEnd"/>
+                            <w:r>
+                              <w:t>(</w:t>
                             </w:r>
                             <w:r>
                               <w:t>“tank.bmp”</w:t>
@@ -6092,8 +6795,22 @@
                             </w:r>
                             <w:r>
                               <w:br/>
-                              <w:t>sprite.setPosition(100, 40);</w:t>
-                            </w:r>
+                            </w:r>
+                            <w:proofErr w:type="spellStart"/>
+                            <w:proofErr w:type="gramStart"/>
+                            <w:r>
+                              <w:t>sprite.setPosition</w:t>
+                            </w:r>
+                            <w:proofErr w:type="spellEnd"/>
+                            <w:proofErr w:type="gramEnd"/>
+                            <w:r>
+                              <w:t>(100, 40</w:t>
+                            </w:r>
+                            <w:proofErr w:type="gramStart"/>
+                            <w:r>
+                              <w:t>);</w:t>
+                            </w:r>
+                            <w:proofErr w:type="gramEnd"/>
                           </w:p>
                           <w:p/>
                         </w:txbxContent>
@@ -6123,7 +6840,15 @@
                         <w:t xml:space="preserve">var </w:t>
                       </w:r>
                       <w:r>
-                        <w:t>texture = new Texture(Gdx.</w:t>
+                        <w:t xml:space="preserve">texture = new </w:t>
+                      </w:r>
+                      <w:proofErr w:type="gramStart"/>
+                      <w:r>
+                        <w:t>Texture(</w:t>
+                      </w:r>
+                      <w:proofErr w:type="spellStart"/>
+                      <w:r>
+                        <w:t>Gdx.</w:t>
                       </w:r>
                       <w:r>
                         <w:rPr>
@@ -6133,7 +6858,12 @@
                         <w:t>files</w:t>
                       </w:r>
                       <w:r>
-                        <w:t>.internal(</w:t>
+                        <w:t>.internal</w:t>
+                      </w:r>
+                      <w:proofErr w:type="spellEnd"/>
+                      <w:proofErr w:type="gramEnd"/>
+                      <w:r>
+                        <w:t>(</w:t>
                       </w:r>
                       <w:r>
                         <w:t>“tank.bmp”</w:t>
@@ -6153,8 +6883,22 @@
                       </w:r>
                       <w:r>
                         <w:br/>
-                        <w:t>sprite.setPosition(100, 40);</w:t>
-                      </w:r>
+                      </w:r>
+                      <w:proofErr w:type="spellStart"/>
+                      <w:proofErr w:type="gramStart"/>
+                      <w:r>
+                        <w:t>sprite.setPosition</w:t>
+                      </w:r>
+                      <w:proofErr w:type="spellEnd"/>
+                      <w:proofErr w:type="gramEnd"/>
+                      <w:r>
+                        <w:t>(100, 40</w:t>
+                      </w:r>
+                      <w:proofErr w:type="gramStart"/>
+                      <w:r>
+                        <w:t>);</w:t>
+                      </w:r>
+                      <w:proofErr w:type="gramEnd"/>
                     </w:p>
                     <w:p/>
                   </w:txbxContent>
@@ -6165,6 +6909,101 @@
           </mc:Fallback>
         </mc:AlternateContent>
       </w:r>
+      <w:r>
+        <w:rPr>
+          <w:rFonts w:ascii="C64 Pro Mono" w:hAnsi="C64 Pro Mono"/>
+          <w:color w:val="FFFFFF" w:themeColor="background1"/>
+          <w:lang w:val="fr-FR"/>
+        </w:rPr>
+        <w:br w:type="page"/>
+      </w:r>
+    </w:p>
+    <w:p>
+      <w:pPr>
+        <w:rPr>
+          <w:rFonts w:ascii="C64 Pro Mono" w:hAnsi="C64 Pro Mono"/>
+          <w:color w:val="FFFFFF" w:themeColor="background1"/>
+          <w:lang w:val="fr-FR"/>
+        </w:rPr>
+      </w:pPr>
+      <w:r>
+        <w:rPr>
+          <w:rFonts w:ascii="C64 Pro Mono" w:hAnsi="C64 Pro Mono"/>
+          <w:color w:val="FFFFFF" w:themeColor="background1"/>
+          <w:lang w:val="fr-FR"/>
+        </w:rPr>
+        <w:lastRenderedPageBreak/>
+        <w:t xml:space="preserve">Netscape </w:t>
+      </w:r>
+      <w:proofErr w:type="spellStart"/>
+      <w:r>
+        <w:rPr>
+          <w:rFonts w:ascii="C64 Pro Mono" w:hAnsi="C64 Pro Mono"/>
+          <w:color w:val="FFFFFF" w:themeColor="background1"/>
+          <w:lang w:val="fr-FR"/>
+        </w:rPr>
+        <w:t>company</w:t>
+      </w:r>
+      <w:proofErr w:type="spellEnd"/>
+      <w:r>
+        <w:rPr>
+          <w:rFonts w:ascii="C64 Pro Mono" w:hAnsi="C64 Pro Mono"/>
+          <w:color w:val="FFFFFF" w:themeColor="background1"/>
+          <w:lang w:val="fr-FR"/>
+        </w:rPr>
+        <w:t xml:space="preserve"> (1994 </w:t>
+      </w:r>
+      <w:r>
+        <w:rPr>
+          <w:rFonts w:ascii="Courier New" w:hAnsi="Courier New" w:cs="Courier New"/>
+          <w:color w:val="FFFFFF" w:themeColor="background1"/>
+          <w:lang w:val="fr-FR"/>
+        </w:rPr>
+        <w:t>–</w:t>
+      </w:r>
+      <w:r>
+        <w:rPr>
+          <w:rFonts w:ascii="C64 Pro Mono" w:hAnsi="C64 Pro Mono"/>
+          <w:color w:val="FFFFFF" w:themeColor="background1"/>
+          <w:lang w:val="fr-FR"/>
+        </w:rPr>
+        <w:t xml:space="preserve"> 2008)</w:t>
+      </w:r>
+    </w:p>
+    <w:p>
+      <w:pPr>
+        <w:rPr>
+          <w:rFonts w:ascii="C64 Pro Mono" w:hAnsi="C64 Pro Mono"/>
+          <w:color w:val="FFFFFF" w:themeColor="background1"/>
+          <w:lang w:val="fr-FR"/>
+        </w:rPr>
+      </w:pPr>
+      <w:r>
+        <w:rPr>
+          <w:rFonts w:ascii="C64 Pro Mono" w:hAnsi="C64 Pro Mono"/>
+          <w:color w:val="FFFFFF" w:themeColor="background1"/>
+          <w:lang w:val="fr-FR"/>
+        </w:rPr>
+        <w:t>JavaScript (1995)</w:t>
+      </w:r>
+    </w:p>
+    <w:p>
+      <w:pPr>
+        <w:rPr>
+          <w:rFonts w:ascii="C64 Pro Mono" w:hAnsi="C64 Pro Mono"/>
+          <w:color w:val="FFFFFF" w:themeColor="background1"/>
+          <w:lang w:val="fr-FR"/>
+        </w:rPr>
+      </w:pPr>
+    </w:p>
+    <w:p>
+      <w:pPr>
+        <w:rPr>
+          <w:rFonts w:ascii="C64 Pro Mono" w:hAnsi="C64 Pro Mono"/>
+          <w:color w:val="FFFFFF" w:themeColor="background1"/>
+          <w:lang w:val="fr-FR"/>
+        </w:rPr>
+      </w:pPr>
       <w:r>
         <w:rPr>
           <w:rFonts w:ascii="C64 Pro Mono" w:hAnsi="C64 Pro Mono"/>
@@ -6350,13 +7189,23 @@
                 <w:lang w:val="fr-FR"/>
               </w:rPr>
             </w:pPr>
+            <w:proofErr w:type="spellStart"/>
             <w:r>
               <w:rPr>
                 <w:rFonts w:ascii="Abadi" w:hAnsi="Abadi"/>
                 <w:color w:val="FFFFFF" w:themeColor="background1"/>
                 <w:lang w:val="fr-FR"/>
               </w:rPr>
-              <w:t xml:space="preserve">Cells : </w:t>
+              <w:t>Cells</w:t>
+            </w:r>
+            <w:proofErr w:type="spellEnd"/>
+            <w:r>
+              <w:rPr>
+                <w:rFonts w:ascii="Abadi" w:hAnsi="Abadi"/>
+                <w:color w:val="FFFFFF" w:themeColor="background1"/>
+                <w:lang w:val="fr-FR"/>
+              </w:rPr>
+              <w:t xml:space="preserve"> : </w:t>
             </w:r>
           </w:p>
           <w:tbl>
@@ -6612,20 +7461,40 @@
                 <w:color w:val="FFFFFF" w:themeColor="background1"/>
               </w:rPr>
             </w:pPr>
+            <w:proofErr w:type="spellStart"/>
+            <w:proofErr w:type="gramStart"/>
             <w:r>
               <w:rPr>
                 <w:rFonts w:ascii="Abadi" w:hAnsi="Abadi"/>
                 <w:color w:val="FFFFFF" w:themeColor="background1"/>
               </w:rPr>
-              <w:t>sprite.setPosition(</w:t>
+              <w:t>sprite.setPosition</w:t>
+            </w:r>
+            <w:proofErr w:type="spellEnd"/>
+            <w:proofErr w:type="gramEnd"/>
+            <w:r>
+              <w:rPr>
+                <w:rFonts w:ascii="Abadi" w:hAnsi="Abadi"/>
+                <w:color w:val="FFFFFF" w:themeColor="background1"/>
+              </w:rPr>
+              <w:t>(</w:t>
             </w:r>
             <w:r>
               <w:rPr>
                 <w:rFonts w:ascii="Abadi" w:hAnsi="Abadi"/>
                 <w:color w:val="FFFFFF" w:themeColor="background1"/>
               </w:rPr>
-              <w:t>100,200);</w:t>
+              <w:t>100,200</w:t>
             </w:r>
+            <w:proofErr w:type="gramStart"/>
+            <w:r>
+              <w:rPr>
+                <w:rFonts w:ascii="Abadi" w:hAnsi="Abadi"/>
+                <w:color w:val="FFFFFF" w:themeColor="background1"/>
+              </w:rPr>
+              <w:t>);</w:t>
+            </w:r>
+            <w:proofErr w:type="gramEnd"/>
           </w:p>
           <w:p>
             <w:pPr>
@@ -6658,13 +7527,25 @@
                 <w:lang w:val="fr-FR"/>
               </w:rPr>
             </w:pPr>
+            <w:proofErr w:type="spellStart"/>
+            <w:proofErr w:type="gramStart"/>
             <w:r>
               <w:rPr>
                 <w:rFonts w:ascii="Abadi" w:hAnsi="Abadi"/>
                 <w:color w:val="FFFFFF" w:themeColor="background1"/>
                 <w:lang w:val="fr-FR"/>
               </w:rPr>
-              <w:t>sprite.y = 200 ;</w:t>
+              <w:t>sprite.y</w:t>
+            </w:r>
+            <w:proofErr w:type="spellEnd"/>
+            <w:proofErr w:type="gramEnd"/>
+            <w:r>
+              <w:rPr>
+                <w:rFonts w:ascii="Abadi" w:hAnsi="Abadi"/>
+                <w:color w:val="FFFFFF" w:themeColor="background1"/>
+                <w:lang w:val="fr-FR"/>
+              </w:rPr>
+              <w:t xml:space="preserve"> = 200 ;</w:t>
             </w:r>
           </w:p>
         </w:tc>
@@ -6719,6 +7600,7 @@
           <w:lang w:val="fr-FR"/>
         </w:rPr>
       </w:pPr>
+      <w:proofErr w:type="spellStart"/>
       <w:r>
         <w:rPr>
           <w:rFonts w:ascii="C64 Pro Mono" w:hAnsi="C64 Pro Mono"/>
@@ -6728,6 +7610,7 @@
         <w:lastRenderedPageBreak/>
         <w:t>Scaling</w:t>
       </w:r>
+      <w:proofErr w:type="spellEnd"/>
     </w:p>
     <w:tbl>
       <w:tblPr>
@@ -6821,13 +7704,23 @@
                 <w:lang w:val="fr-FR"/>
               </w:rPr>
             </w:pPr>
+            <w:proofErr w:type="spellStart"/>
             <w:r>
               <w:rPr>
                 <w:rFonts w:ascii="Abadi" w:hAnsi="Abadi"/>
                 <w:color w:val="FFFFFF" w:themeColor="background1"/>
                 <w:lang w:val="fr-FR"/>
               </w:rPr>
-              <w:t xml:space="preserve">Cells : </w:t>
+              <w:t>Cells</w:t>
+            </w:r>
+            <w:proofErr w:type="spellEnd"/>
+            <w:r>
+              <w:rPr>
+                <w:rFonts w:ascii="Abadi" w:hAnsi="Abadi"/>
+                <w:color w:val="FFFFFF" w:themeColor="background1"/>
+                <w:lang w:val="fr-FR"/>
+              </w:rPr>
+              <w:t xml:space="preserve"> : </w:t>
             </w:r>
           </w:p>
           <w:tbl>
@@ -7040,6 +7933,8 @@
                 <w:color w:val="FFFFFF" w:themeColor="background1"/>
               </w:rPr>
             </w:pPr>
+            <w:proofErr w:type="spellStart"/>
+            <w:proofErr w:type="gramStart"/>
             <w:r>
               <w:rPr>
                 <w:rFonts w:ascii="Abadi" w:hAnsi="Abadi"/>
@@ -7052,7 +7947,24 @@
                 <w:rFonts w:ascii="Abadi" w:hAnsi="Abadi"/>
                 <w:color w:val="FFFFFF" w:themeColor="background1"/>
               </w:rPr>
-              <w:t>.setScale(10,3)</w:t>
+              <w:t>.setScale</w:t>
+            </w:r>
+            <w:proofErr w:type="spellEnd"/>
+            <w:proofErr w:type="gramEnd"/>
+            <w:r>
+              <w:rPr>
+                <w:rFonts w:ascii="Abadi" w:hAnsi="Abadi"/>
+                <w:color w:val="FFFFFF" w:themeColor="background1"/>
+              </w:rPr>
+              <w:t>(10,3</w:t>
+            </w:r>
+            <w:proofErr w:type="gramStart"/>
+            <w:r>
+              <w:rPr>
+                <w:rFonts w:ascii="Abadi" w:hAnsi="Abadi"/>
+                <w:color w:val="FFFFFF" w:themeColor="background1"/>
+              </w:rPr>
+              <w:t>)</w:t>
             </w:r>
             <w:r>
               <w:rPr>
@@ -7061,6 +7973,7 @@
               </w:rPr>
               <w:t>;</w:t>
             </w:r>
+            <w:proofErr w:type="gramEnd"/>
           </w:p>
           <w:p>
             <w:pPr>
@@ -7093,13 +8006,25 @@
                 <w:lang w:val="fr-FR"/>
               </w:rPr>
             </w:pPr>
+            <w:proofErr w:type="spellStart"/>
+            <w:proofErr w:type="gramStart"/>
             <w:r>
               <w:rPr>
                 <w:rFonts w:ascii="Abadi" w:hAnsi="Abadi"/>
                 <w:color w:val="FFFFFF" w:themeColor="background1"/>
                 <w:lang w:val="fr-FR"/>
               </w:rPr>
-              <w:t>sprite.scaleX = 7 ;</w:t>
+              <w:t>sprite.scaleX</w:t>
+            </w:r>
+            <w:proofErr w:type="spellEnd"/>
+            <w:proofErr w:type="gramEnd"/>
+            <w:r>
+              <w:rPr>
+                <w:rFonts w:ascii="Abadi" w:hAnsi="Abadi"/>
+                <w:color w:val="FFFFFF" w:themeColor="background1"/>
+                <w:lang w:val="fr-FR"/>
+              </w:rPr>
+              <w:t xml:space="preserve"> = 7 ;</w:t>
             </w:r>
           </w:p>
         </w:tc>
@@ -7139,6 +8064,7 @@
         </w:rPr>
         <w:t xml:space="preserve">. </w:t>
       </w:r>
+      <w:proofErr w:type="spellStart"/>
       <w:r>
         <w:rPr>
           <w:rFonts w:ascii="C64 Pro Mono" w:hAnsi="C64 Pro Mono"/>
@@ -7147,6 +8073,7 @@
         </w:rPr>
         <w:t>Flipping</w:t>
       </w:r>
+      <w:proofErr w:type="spellEnd"/>
     </w:p>
     <w:tbl>
       <w:tblPr>
@@ -7246,7 +8173,61 @@
                 <w:color w:val="FFFFFF" w:themeColor="background1"/>
                 <w:lang w:val="fr-FR"/>
               </w:rPr>
-              <w:t>Not implemented. Workaround needed.</w:t>
+              <w:t xml:space="preserve">Not </w:t>
+            </w:r>
+            <w:proofErr w:type="spellStart"/>
+            <w:r>
+              <w:rPr>
+                <w:rFonts w:ascii="Abadi" w:hAnsi="Abadi"/>
+                <w:color w:val="FFFFFF" w:themeColor="background1"/>
+                <w:lang w:val="fr-FR"/>
+              </w:rPr>
+              <w:t>implemented</w:t>
+            </w:r>
+            <w:proofErr w:type="spellEnd"/>
+            <w:r>
+              <w:rPr>
+                <w:rFonts w:ascii="Abadi" w:hAnsi="Abadi"/>
+                <w:color w:val="FFFFFF" w:themeColor="background1"/>
+                <w:lang w:val="fr-FR"/>
+              </w:rPr>
+              <w:t xml:space="preserve">. </w:t>
+            </w:r>
+            <w:proofErr w:type="spellStart"/>
+            <w:r>
+              <w:rPr>
+                <w:rFonts w:ascii="Abadi" w:hAnsi="Abadi"/>
+                <w:color w:val="FFFFFF" w:themeColor="background1"/>
+                <w:lang w:val="fr-FR"/>
+              </w:rPr>
+              <w:t>Workaround</w:t>
+            </w:r>
+            <w:proofErr w:type="spellEnd"/>
+            <w:r>
+              <w:rPr>
+                <w:rFonts w:ascii="Abadi" w:hAnsi="Abadi"/>
+                <w:color w:val="FFFFFF" w:themeColor="background1"/>
+                <w:lang w:val="fr-FR"/>
+              </w:rPr>
+              <w:t xml:space="preserve"> </w:t>
+            </w:r>
+            <w:proofErr w:type="spellStart"/>
+            <w:r>
+              <w:rPr>
+                <w:rFonts w:ascii="Abadi" w:hAnsi="Abadi"/>
+                <w:color w:val="FFFFFF" w:themeColor="background1"/>
+                <w:lang w:val="fr-FR"/>
+              </w:rPr>
+              <w:t>needed</w:t>
+            </w:r>
+            <w:proofErr w:type="spellEnd"/>
+            <w:r>
+              <w:rPr>
+                <w:rFonts w:ascii="Abadi" w:hAnsi="Abadi"/>
+                <w:color w:val="FFFFFF" w:themeColor="background1"/>
+                <w:lang w:val="fr-FR"/>
+              </w:rPr>
+              <w:t>.</w:t>
             </w:r>
           </w:p>
         </w:tc>
@@ -7269,6 +8250,8 @@
                 <w:color w:val="FFFFFF" w:themeColor="background1"/>
               </w:rPr>
             </w:pPr>
+            <w:proofErr w:type="spellStart"/>
+            <w:proofErr w:type="gramStart"/>
             <w:r>
               <w:rPr>
                 <w:rFonts w:ascii="Abadi" w:hAnsi="Abadi"/>
@@ -7281,8 +8264,35 @@
                 <w:rFonts w:ascii="Abadi" w:hAnsi="Abadi"/>
                 <w:color w:val="FFFFFF" w:themeColor="background1"/>
               </w:rPr>
-              <w:t>.setFlip(false,true);</w:t>
+              <w:t>.setFlip</w:t>
             </w:r>
+            <w:proofErr w:type="spellEnd"/>
+            <w:proofErr w:type="gramEnd"/>
+            <w:r>
+              <w:rPr>
+                <w:rFonts w:ascii="Abadi" w:hAnsi="Abadi"/>
+                <w:color w:val="FFFFFF" w:themeColor="background1"/>
+              </w:rPr>
+              <w:t>(</w:t>
+            </w:r>
+            <w:proofErr w:type="spellStart"/>
+            <w:proofErr w:type="gramStart"/>
+            <w:r>
+              <w:rPr>
+                <w:rFonts w:ascii="Abadi" w:hAnsi="Abadi"/>
+                <w:color w:val="FFFFFF" w:themeColor="background1"/>
+              </w:rPr>
+              <w:t>false,true</w:t>
+            </w:r>
+            <w:proofErr w:type="spellEnd"/>
+            <w:r>
+              <w:rPr>
+                <w:rFonts w:ascii="Abadi" w:hAnsi="Abadi"/>
+                <w:color w:val="FFFFFF" w:themeColor="background1"/>
+              </w:rPr>
+              <w:t>);</w:t>
+            </w:r>
+            <w:proofErr w:type="gramEnd"/>
           </w:p>
           <w:p>
             <w:pPr>
@@ -7321,6 +8331,8 @@
                 <w:color w:val="FFFFFF" w:themeColor="background1"/>
               </w:rPr>
             </w:pPr>
+            <w:proofErr w:type="spellStart"/>
+            <w:proofErr w:type="gramStart"/>
             <w:r>
               <w:rPr>
                 <w:rFonts w:ascii="Abadi" w:hAnsi="Abadi"/>
@@ -7333,7 +8345,16 @@
                 <w:rFonts w:ascii="Abadi" w:hAnsi="Abadi"/>
                 <w:color w:val="FFFFFF" w:themeColor="background1"/>
               </w:rPr>
-              <w:t>setFlipY(true)</w:t>
+              <w:t>setFlipY</w:t>
+            </w:r>
+            <w:proofErr w:type="spellEnd"/>
+            <w:proofErr w:type="gramEnd"/>
+            <w:r>
+              <w:rPr>
+                <w:rFonts w:ascii="Abadi" w:hAnsi="Abadi"/>
+                <w:color w:val="FFFFFF" w:themeColor="background1"/>
+              </w:rPr>
+              <w:t>(true)</w:t>
             </w:r>
           </w:p>
           <w:p>
@@ -7418,13 +8439,23 @@
         </w:rPr>
         <w:t xml:space="preserve">. </w:t>
       </w:r>
+      <w:proofErr w:type="spellStart"/>
       <w:r>
         <w:rPr>
           <w:rFonts w:ascii="C64 Pro Mono" w:hAnsi="C64 Pro Mono"/>
           <w:color w:val="FFFFFF" w:themeColor="background1"/>
           <w:lang w:val="fr-FR"/>
         </w:rPr>
-        <w:t>Sprites collision</w:t>
+        <w:t>Sprites</w:t>
+      </w:r>
+      <w:proofErr w:type="spellEnd"/>
+      <w:r>
+        <w:rPr>
+          <w:rFonts w:ascii="C64 Pro Mono" w:hAnsi="C64 Pro Mono"/>
+          <w:color w:val="FFFFFF" w:themeColor="background1"/>
+          <w:lang w:val="fr-FR"/>
+        </w:rPr>
+        <w:t xml:space="preserve"> collision</w:t>
       </w:r>
     </w:p>
     <w:tbl>
@@ -7529,13 +8560,23 @@
                 <w:lang w:val="fr-FR"/>
               </w:rPr>
             </w:pPr>
+            <w:proofErr w:type="spellStart"/>
             <w:r>
               <w:rPr>
                 <w:rFonts w:ascii="Abadi" w:hAnsi="Abadi"/>
                 <w:color w:val="FFFFFF" w:themeColor="background1"/>
                 <w:lang w:val="fr-FR"/>
               </w:rPr>
-              <w:t xml:space="preserve">Cell $d019 (53273) bit #2 </w:t>
+              <w:t>Cell</w:t>
+            </w:r>
+            <w:proofErr w:type="spellEnd"/>
+            <w:r>
+              <w:rPr>
+                <w:rFonts w:ascii="Abadi" w:hAnsi="Abadi"/>
+                <w:color w:val="FFFFFF" w:themeColor="background1"/>
+                <w:lang w:val="fr-FR"/>
+              </w:rPr>
+              <w:t xml:space="preserve"> $d019 (53273) bit #2 </w:t>
             </w:r>
           </w:p>
         </w:tc>
@@ -7555,8 +8596,17 @@
                 <w:rFonts w:ascii="Abadi" w:hAnsi="Abadi"/>
                 <w:color w:val="FFFFFF" w:themeColor="background1"/>
               </w:rPr>
-              <w:t>float x1 = sprite0.getX();</w:t>
+              <w:t>float x1 = sprite0.getX(</w:t>
             </w:r>
+            <w:proofErr w:type="gramStart"/>
+            <w:r>
+              <w:rPr>
+                <w:rFonts w:ascii="Abadi" w:hAnsi="Abadi"/>
+                <w:color w:val="FFFFFF" w:themeColor="background1"/>
+              </w:rPr>
+              <w:t>);</w:t>
+            </w:r>
+            <w:proofErr w:type="gramEnd"/>
           </w:p>
           <w:p>
             <w:pPr>
@@ -7570,8 +8620,17 @@
                 <w:rFonts w:ascii="Abadi" w:hAnsi="Abadi"/>
                 <w:color w:val="FFFFFF" w:themeColor="background1"/>
               </w:rPr>
-              <w:t>float y1 = sprite0.getY();</w:t>
+              <w:t>float y1 = sprite0.getY(</w:t>
             </w:r>
+            <w:proofErr w:type="gramStart"/>
+            <w:r>
+              <w:rPr>
+                <w:rFonts w:ascii="Abadi" w:hAnsi="Abadi"/>
+                <w:color w:val="FFFFFF" w:themeColor="background1"/>
+              </w:rPr>
+              <w:t>);</w:t>
+            </w:r>
+            <w:proofErr w:type="gramEnd"/>
           </w:p>
           <w:p>
             <w:pPr>
@@ -7585,8 +8644,17 @@
                 <w:rFonts w:ascii="Abadi" w:hAnsi="Abadi"/>
                 <w:color w:val="FFFFFF" w:themeColor="background1"/>
               </w:rPr>
-              <w:t>float x2 = sprite1.getX();</w:t>
+              <w:t>float x2 = sprite1.getX(</w:t>
             </w:r>
+            <w:proofErr w:type="gramStart"/>
+            <w:r>
+              <w:rPr>
+                <w:rFonts w:ascii="Abadi" w:hAnsi="Abadi"/>
+                <w:color w:val="FFFFFF" w:themeColor="background1"/>
+              </w:rPr>
+              <w:t>);</w:t>
+            </w:r>
+            <w:proofErr w:type="gramEnd"/>
           </w:p>
           <w:p>
             <w:pPr>
@@ -7600,8 +8668,17 @@
                 <w:rFonts w:ascii="Abadi" w:hAnsi="Abadi"/>
                 <w:color w:val="FFFFFF" w:themeColor="background1"/>
               </w:rPr>
-              <w:t>float y2 = sprite1.getY();</w:t>
+              <w:t>float y2 = sprite1.getY(</w:t>
             </w:r>
+            <w:proofErr w:type="gramStart"/>
+            <w:r>
+              <w:rPr>
+                <w:rFonts w:ascii="Abadi" w:hAnsi="Abadi"/>
+                <w:color w:val="FFFFFF" w:themeColor="background1"/>
+              </w:rPr>
+              <w:t>);</w:t>
+            </w:r>
+            <w:proofErr w:type="gramEnd"/>
           </w:p>
           <w:p>
             <w:pPr>
@@ -7619,14 +8696,110 @@
                 <w:lang w:val="fr-FR"/>
               </w:rPr>
             </w:pPr>
+            <w:proofErr w:type="spellStart"/>
+            <w:proofErr w:type="gramStart"/>
             <w:r>
               <w:rPr>
                 <w:rFonts w:ascii="Abadi" w:hAnsi="Abadi"/>
                 <w:color w:val="FFFFFF" w:themeColor="background1"/>
                 <w:lang w:val="fr-FR"/>
               </w:rPr>
-              <w:t>float distance = MathUtils.sqrt(MathUtils.pow(x2 - x1, 2) + MathUtils.pow(y2 - y1, 2));</w:t>
+              <w:t>float</w:t>
             </w:r>
+            <w:proofErr w:type="spellEnd"/>
+            <w:proofErr w:type="gramEnd"/>
+            <w:r>
+              <w:rPr>
+                <w:rFonts w:ascii="Abadi" w:hAnsi="Abadi"/>
+                <w:color w:val="FFFFFF" w:themeColor="background1"/>
+                <w:lang w:val="fr-FR"/>
+              </w:rPr>
+              <w:t xml:space="preserve"> distance = </w:t>
+            </w:r>
+            <w:proofErr w:type="spellStart"/>
+            <w:r>
+              <w:rPr>
+                <w:rFonts w:ascii="Abadi" w:hAnsi="Abadi"/>
+                <w:color w:val="FFFFFF" w:themeColor="background1"/>
+                <w:lang w:val="fr-FR"/>
+              </w:rPr>
+              <w:t>MathUtils.sqrt</w:t>
+            </w:r>
+            <w:proofErr w:type="spellEnd"/>
+            <w:r>
+              <w:rPr>
+                <w:rFonts w:ascii="Abadi" w:hAnsi="Abadi"/>
+                <w:color w:val="FFFFFF" w:themeColor="background1"/>
+                <w:lang w:val="fr-FR"/>
+              </w:rPr>
+              <w:t>(</w:t>
+            </w:r>
+            <w:proofErr w:type="spellStart"/>
+            <w:proofErr w:type="gramStart"/>
+            <w:r>
+              <w:rPr>
+                <w:rFonts w:ascii="Abadi" w:hAnsi="Abadi"/>
+                <w:color w:val="FFFFFF" w:themeColor="background1"/>
+                <w:lang w:val="fr-FR"/>
+              </w:rPr>
+              <w:t>MathUtils.pow</w:t>
+            </w:r>
+            <w:proofErr w:type="spellEnd"/>
+            <w:r>
+              <w:rPr>
+                <w:rFonts w:ascii="Abadi" w:hAnsi="Abadi"/>
+                <w:color w:val="FFFFFF" w:themeColor="background1"/>
+                <w:lang w:val="fr-FR"/>
+              </w:rPr>
+              <w:t>(</w:t>
+            </w:r>
+            <w:proofErr w:type="gramEnd"/>
+            <w:r>
+              <w:rPr>
+                <w:rFonts w:ascii="Abadi" w:hAnsi="Abadi"/>
+                <w:color w:val="FFFFFF" w:themeColor="background1"/>
+                <w:lang w:val="fr-FR"/>
+              </w:rPr>
+              <w:t xml:space="preserve">x2 - x1, 2) + </w:t>
+            </w:r>
+            <w:proofErr w:type="spellStart"/>
+            <w:proofErr w:type="gramStart"/>
+            <w:r>
+              <w:rPr>
+                <w:rFonts w:ascii="Abadi" w:hAnsi="Abadi"/>
+                <w:color w:val="FFFFFF" w:themeColor="background1"/>
+                <w:lang w:val="fr-FR"/>
+              </w:rPr>
+              <w:t>MathUtils.pow</w:t>
+            </w:r>
+            <w:proofErr w:type="spellEnd"/>
+            <w:r>
+              <w:rPr>
+                <w:rFonts w:ascii="Abadi" w:hAnsi="Abadi"/>
+                <w:color w:val="FFFFFF" w:themeColor="background1"/>
+                <w:lang w:val="fr-FR"/>
+              </w:rPr>
+              <w:t>(</w:t>
+            </w:r>
+            <w:proofErr w:type="gramEnd"/>
+            <w:r>
+              <w:rPr>
+                <w:rFonts w:ascii="Abadi" w:hAnsi="Abadi"/>
+                <w:color w:val="FFFFFF" w:themeColor="background1"/>
+                <w:lang w:val="fr-FR"/>
+              </w:rPr>
+              <w:t>y2 - y1, 2)</w:t>
+            </w:r>
+            <w:proofErr w:type="gramStart"/>
+            <w:r>
+              <w:rPr>
+                <w:rFonts w:ascii="Abadi" w:hAnsi="Abadi"/>
+                <w:color w:val="FFFFFF" w:themeColor="background1"/>
+                <w:lang w:val="fr-FR"/>
+              </w:rPr>
+              <w:t>);</w:t>
+            </w:r>
+            <w:proofErr w:type="gramEnd"/>
           </w:p>
           <w:p>
             <w:pPr>
@@ -7649,12 +8822,23 @@
                 <w:color w:val="FFFFFF" w:themeColor="background1"/>
               </w:rPr>
             </w:pPr>
+            <w:proofErr w:type="spellStart"/>
+            <w:proofErr w:type="gramStart"/>
             <w:r>
               <w:rPr>
                 <w:rFonts w:ascii="Abadi" w:hAnsi="Abadi"/>
                 <w:color w:val="FFFFFF" w:themeColor="background1"/>
               </w:rPr>
-              <w:t>Phaser.Math.Distance.Between(sprite</w:t>
+              <w:t>Phaser.Math.Distance.Between</w:t>
+            </w:r>
+            <w:proofErr w:type="spellEnd"/>
+            <w:proofErr w:type="gramEnd"/>
+            <w:r>
+              <w:rPr>
+                <w:rFonts w:ascii="Abadi" w:hAnsi="Abadi"/>
+                <w:color w:val="FFFFFF" w:themeColor="background1"/>
+              </w:rPr>
+              <w:t>(sprite</w:t>
             </w:r>
             <w:r>
               <w:rPr>
@@ -7705,12 +8889,21 @@
               </w:rPr>
               <w:t>2</w:t>
             </w:r>
+            <w:proofErr w:type="gramStart"/>
             <w:r>
               <w:rPr>
                 <w:rFonts w:ascii="Abadi" w:hAnsi="Abadi"/>
                 <w:color w:val="FFFFFF" w:themeColor="background1"/>
               </w:rPr>
-              <w:t>.y)</w:t>
+              <w:t>.y</w:t>
+            </w:r>
+            <w:proofErr w:type="gramEnd"/>
+            <w:r>
+              <w:rPr>
+                <w:rFonts w:ascii="Abadi" w:hAnsi="Abadi"/>
+                <w:color w:val="FFFFFF" w:themeColor="background1"/>
+              </w:rPr>
+              <w:t>)</w:t>
             </w:r>
           </w:p>
           <w:p>
@@ -7783,7 +8976,7 @@
                     <pic:cNvPicPr/>
                   </pic:nvPicPr>
                   <pic:blipFill>
-                    <a:blip r:embed="rId15">
+                    <a:blip r:embed="rId16">
                       <a:extLst>
                         <a:ext uri="{28A0092B-C50C-407E-A947-70E740481C1C}">
                           <a14:useLocalDpi xmlns:a14="http://schemas.microsoft.com/office/drawing/2010/main" val="0"/>
@@ -7963,12 +9156,21 @@
           <w:color w:val="FFFFFF" w:themeColor="background1"/>
         </w:rPr>
       </w:pPr>
-      <w:r>
-        <w:rPr>
-          <w:rFonts w:ascii="C64 Pro Mono" w:hAnsi="C64 Pro Mono"/>
-          <w:color w:val="FFFFFF" w:themeColor="background1"/>
-        </w:rPr>
-        <w:t>language Amos</w:t>
+      <w:proofErr w:type="gramStart"/>
+      <w:r>
+        <w:rPr>
+          <w:rFonts w:ascii="C64 Pro Mono" w:hAnsi="C64 Pro Mono"/>
+          <w:color w:val="FFFFFF" w:themeColor="background1"/>
+        </w:rPr>
+        <w:t>language</w:t>
+      </w:r>
+      <w:proofErr w:type="gramEnd"/>
+      <w:r>
+        <w:rPr>
+          <w:rFonts w:ascii="C64 Pro Mono" w:hAnsi="C64 Pro Mono"/>
+          <w:color w:val="FFFFFF" w:themeColor="background1"/>
+        </w:rPr>
+        <w:t xml:space="preserve"> Amos</w:t>
       </w:r>
       <w:r>
         <w:rPr>
@@ -8262,7 +9464,23 @@
           <w:rFonts w:ascii="C64 Pro Mono" w:hAnsi="C64 Pro Mono"/>
           <w:color w:val="FFFFFF" w:themeColor="background1"/>
         </w:rPr>
-        <w:t>Sprites still exist in pogramming languages</w:t>
+        <w:t xml:space="preserve">Sprites still exist in </w:t>
+      </w:r>
+      <w:proofErr w:type="spellStart"/>
+      <w:r>
+        <w:rPr>
+          <w:rFonts w:ascii="C64 Pro Mono" w:hAnsi="C64 Pro Mono"/>
+          <w:color w:val="FFFFFF" w:themeColor="background1"/>
+        </w:rPr>
+        <w:t>pogramming</w:t>
+      </w:r>
+      <w:proofErr w:type="spellEnd"/>
+      <w:r>
+        <w:rPr>
+          <w:rFonts w:ascii="C64 Pro Mono" w:hAnsi="C64 Pro Mono"/>
+          <w:color w:val="FFFFFF" w:themeColor="background1"/>
+        </w:rPr>
+        <w:t xml:space="preserve"> languages</w:t>
       </w:r>
     </w:p>
     <w:p>
@@ -8978,6 +10196,119 @@
     </w:lvl>
   </w:abstractNum>
   <w:abstractNum w:abstractNumId="5" w15:restartNumberingAfterBreak="0">
+    <w:nsid w:val="48DD0394"/>
+    <w:multiLevelType w:val="hybridMultilevel"/>
+    <w:tmpl w:val="0852A38C"/>
+    <w:lvl w:ilvl="0" w:tplc="04090001">
+      <w:start w:val="1"/>
+      <w:numFmt w:val="bullet"/>
+      <w:lvlText w:val=""/>
+      <w:lvlJc w:val="left"/>
+      <w:pPr>
+        <w:ind w:left="720" w:hanging="360"/>
+      </w:pPr>
+      <w:rPr>
+        <w:rFonts w:ascii="Symbol" w:hAnsi="Symbol" w:hint="default"/>
+      </w:rPr>
+    </w:lvl>
+    <w:lvl w:ilvl="1" w:tplc="04090003" w:tentative="1">
+      <w:start w:val="1"/>
+      <w:numFmt w:val="bullet"/>
+      <w:lvlText w:val="o"/>
+      <w:lvlJc w:val="left"/>
+      <w:pPr>
+        <w:ind w:left="1440" w:hanging="360"/>
+      </w:pPr>
+      <w:rPr>
+        <w:rFonts w:ascii="Courier New" w:hAnsi="Courier New" w:cs="Courier New" w:hint="default"/>
+      </w:rPr>
+    </w:lvl>
+    <w:lvl w:ilvl="2" w:tplc="04090005" w:tentative="1">
+      <w:start w:val="1"/>
+      <w:numFmt w:val="bullet"/>
+      <w:lvlText w:val=""/>
+      <w:lvlJc w:val="left"/>
+      <w:pPr>
+        <w:ind w:left="2160" w:hanging="360"/>
+      </w:pPr>
+      <w:rPr>
+        <w:rFonts w:ascii="Wingdings" w:hAnsi="Wingdings" w:hint="default"/>
+      </w:rPr>
+    </w:lvl>
+    <w:lvl w:ilvl="3" w:tplc="04090001" w:tentative="1">
+      <w:start w:val="1"/>
+      <w:numFmt w:val="bullet"/>
+      <w:lvlText w:val=""/>
+      <w:lvlJc w:val="left"/>
+      <w:pPr>
+        <w:ind w:left="2880" w:hanging="360"/>
+      </w:pPr>
+      <w:rPr>
+        <w:rFonts w:ascii="Symbol" w:hAnsi="Symbol" w:hint="default"/>
+      </w:rPr>
+    </w:lvl>
+    <w:lvl w:ilvl="4" w:tplc="04090003" w:tentative="1">
+      <w:start w:val="1"/>
+      <w:numFmt w:val="bullet"/>
+      <w:lvlText w:val="o"/>
+      <w:lvlJc w:val="left"/>
+      <w:pPr>
+        <w:ind w:left="3600" w:hanging="360"/>
+      </w:pPr>
+      <w:rPr>
+        <w:rFonts w:ascii="Courier New" w:hAnsi="Courier New" w:cs="Courier New" w:hint="default"/>
+      </w:rPr>
+    </w:lvl>
+    <w:lvl w:ilvl="5" w:tplc="04090005" w:tentative="1">
+      <w:start w:val="1"/>
+      <w:numFmt w:val="bullet"/>
+      <w:lvlText w:val=""/>
+      <w:lvlJc w:val="left"/>
+      <w:pPr>
+        <w:ind w:left="4320" w:hanging="360"/>
+      </w:pPr>
+      <w:rPr>
+        <w:rFonts w:ascii="Wingdings" w:hAnsi="Wingdings" w:hint="default"/>
+      </w:rPr>
+    </w:lvl>
+    <w:lvl w:ilvl="6" w:tplc="04090001" w:tentative="1">
+      <w:start w:val="1"/>
+      <w:numFmt w:val="bullet"/>
+      <w:lvlText w:val=""/>
+      <w:lvlJc w:val="left"/>
+      <w:pPr>
+        <w:ind w:left="5040" w:hanging="360"/>
+      </w:pPr>
+      <w:rPr>
+        <w:rFonts w:ascii="Symbol" w:hAnsi="Symbol" w:hint="default"/>
+      </w:rPr>
+    </w:lvl>
+    <w:lvl w:ilvl="7" w:tplc="04090003" w:tentative="1">
+      <w:start w:val="1"/>
+      <w:numFmt w:val="bullet"/>
+      <w:lvlText w:val="o"/>
+      <w:lvlJc w:val="left"/>
+      <w:pPr>
+        <w:ind w:left="5760" w:hanging="360"/>
+      </w:pPr>
+      <w:rPr>
+        <w:rFonts w:ascii="Courier New" w:hAnsi="Courier New" w:cs="Courier New" w:hint="default"/>
+      </w:rPr>
+    </w:lvl>
+    <w:lvl w:ilvl="8" w:tplc="04090005" w:tentative="1">
+      <w:start w:val="1"/>
+      <w:numFmt w:val="bullet"/>
+      <w:lvlText w:val=""/>
+      <w:lvlJc w:val="left"/>
+      <w:pPr>
+        <w:ind w:left="6480" w:hanging="360"/>
+      </w:pPr>
+      <w:rPr>
+        <w:rFonts w:ascii="Wingdings" w:hAnsi="Wingdings" w:hint="default"/>
+      </w:rPr>
+    </w:lvl>
+  </w:abstractNum>
+  <w:abstractNum w:abstractNumId="6" w15:restartNumberingAfterBreak="0">
     <w:nsid w:val="4F397F76"/>
     <w:multiLevelType w:val="multilevel"/>
     <w:tmpl w:val="705E445C"/>
@@ -9126,7 +10457,7 @@
       </w:rPr>
     </w:lvl>
   </w:abstractNum>
-  <w:abstractNum w:abstractNumId="6" w15:restartNumberingAfterBreak="0">
+  <w:abstractNum w:abstractNumId="7" w15:restartNumberingAfterBreak="0">
     <w:nsid w:val="508A082F"/>
     <w:multiLevelType w:val="hybridMultilevel"/>
     <w:tmpl w:val="391669FE"/>
@@ -9238,7 +10569,7 @@
       </w:rPr>
     </w:lvl>
   </w:abstractNum>
-  <w:abstractNum w:abstractNumId="7" w15:restartNumberingAfterBreak="0">
+  <w:abstractNum w:abstractNumId="8" w15:restartNumberingAfterBreak="0">
     <w:nsid w:val="67951287"/>
     <w:multiLevelType w:val="multilevel"/>
     <w:tmpl w:val="FC3E6EC6"/>
@@ -9387,7 +10718,7 @@
       </w:rPr>
     </w:lvl>
   </w:abstractNum>
-  <w:abstractNum w:abstractNumId="8" w15:restartNumberingAfterBreak="0">
+  <w:abstractNum w:abstractNumId="9" w15:restartNumberingAfterBreak="0">
     <w:nsid w:val="74DA0D74"/>
     <w:multiLevelType w:val="hybridMultilevel"/>
     <w:tmpl w:val="AA88985A"/>
@@ -9500,7 +10831,7 @@
       </w:rPr>
     </w:lvl>
   </w:abstractNum>
-  <w:abstractNum w:abstractNumId="9" w15:restartNumberingAfterBreak="0">
+  <w:abstractNum w:abstractNumId="10" w15:restartNumberingAfterBreak="0">
     <w:nsid w:val="750877E6"/>
     <w:multiLevelType w:val="multilevel"/>
     <w:tmpl w:val="BE4606E4"/>
@@ -9645,7 +10976,7 @@
       </w:rPr>
     </w:lvl>
   </w:abstractNum>
-  <w:abstractNum w:abstractNumId="10" w15:restartNumberingAfterBreak="0">
+  <w:abstractNum w:abstractNumId="11" w15:restartNumberingAfterBreak="0">
     <w:nsid w:val="76B70BC6"/>
     <w:multiLevelType w:val="multilevel"/>
     <w:tmpl w:val="BE4606E4"/>
@@ -9790,7 +11121,7 @@
       </w:rPr>
     </w:lvl>
   </w:abstractNum>
-  <w:abstractNum w:abstractNumId="11" w15:restartNumberingAfterBreak="0">
+  <w:abstractNum w:abstractNumId="12" w15:restartNumberingAfterBreak="0">
     <w:nsid w:val="77BF203A"/>
     <w:multiLevelType w:val="hybridMultilevel"/>
     <w:tmpl w:val="5D32E0C0"/>
@@ -9903,7 +11234,7 @@
       </w:rPr>
     </w:lvl>
   </w:abstractNum>
-  <w:abstractNum w:abstractNumId="12" w15:restartNumberingAfterBreak="0">
+  <w:abstractNum w:abstractNumId="13" w15:restartNumberingAfterBreak="0">
     <w:nsid w:val="787A33FE"/>
     <w:multiLevelType w:val="hybridMultilevel"/>
     <w:tmpl w:val="9B0C91B0"/>
@@ -10026,34 +11357,37 @@
     <w:abstractNumId w:val="1"/>
   </w:num>
   <w:num w:numId="4" w16cid:durableId="182060749">
-    <w:abstractNumId w:val="7"/>
+    <w:abstractNumId w:val="8"/>
   </w:num>
   <w:num w:numId="5" w16cid:durableId="96872561">
-    <w:abstractNumId w:val="9"/>
+    <w:abstractNumId w:val="10"/>
   </w:num>
   <w:num w:numId="6" w16cid:durableId="1247377091">
-    <w:abstractNumId w:val="10"/>
+    <w:abstractNumId w:val="11"/>
   </w:num>
   <w:num w:numId="7" w16cid:durableId="1836219126">
-    <w:abstractNumId w:val="5"/>
+    <w:abstractNumId w:val="6"/>
   </w:num>
   <w:num w:numId="8" w16cid:durableId="1001546471">
     <w:abstractNumId w:val="3"/>
   </w:num>
   <w:num w:numId="9" w16cid:durableId="748502999">
-    <w:abstractNumId w:val="6"/>
+    <w:abstractNumId w:val="7"/>
   </w:num>
   <w:num w:numId="10" w16cid:durableId="466976073">
-    <w:abstractNumId w:val="11"/>
+    <w:abstractNumId w:val="12"/>
   </w:num>
   <w:num w:numId="11" w16cid:durableId="332074901">
-    <w:abstractNumId w:val="12"/>
+    <w:abstractNumId w:val="13"/>
   </w:num>
   <w:num w:numId="12" w16cid:durableId="1825468012">
-    <w:abstractNumId w:val="8"/>
+    <w:abstractNumId w:val="9"/>
   </w:num>
   <w:num w:numId="13" w16cid:durableId="1963490212">
     <w:abstractNumId w:val="2"/>
+  </w:num>
+  <w:num w:numId="14" w16cid:durableId="54282666">
+    <w:abstractNumId w:val="5"/>
   </w:num>
 </w:numbering>
 </file>

--- a/LECTURES/DecadesOfSprites/Decades of SPRITES.docx
+++ b/LECTURES/DecadesOfSprites/Decades of SPRITES.docx
@@ -35,21 +35,8 @@
           <w:sz w:val="48"/>
           <w:szCs w:val="48"/>
         </w:rPr>
-        <w:t xml:space="preserve"> of </w:t>
-      </w:r>
-      <w:proofErr w:type="gramStart"/>
-      <w:r>
-        <w:rPr>
-          <w:rFonts w:ascii="C64 Pro Mono" w:hAnsi="C64 Pro Mono"/>
-          <w:i w:val="0"/>
-          <w:iCs w:val="0"/>
-          <w:color w:val="FFFFFF" w:themeColor="background1"/>
-          <w:sz w:val="48"/>
-          <w:szCs w:val="48"/>
-        </w:rPr>
-        <w:t>sprites ?</w:t>
-      </w:r>
-      <w:proofErr w:type="gramEnd"/>
+        <w:t xml:space="preserve"> of sprites ?</w:t>
+      </w:r>
     </w:p>
     <w:p>
       <w:pPr>
@@ -723,18 +710,8 @@
           <w:color w:val="FFFFFF" w:themeColor="background1"/>
           <w:lang w:val="fr-FR"/>
         </w:rPr>
-        <w:t xml:space="preserve">8-bit microprocessor MOS </w:t>
-      </w:r>
-      <w:proofErr w:type="gramStart"/>
-      <w:r>
-        <w:rPr>
-          <w:rFonts w:ascii="C64 Pro Mono" w:hAnsi="C64 Pro Mono"/>
-          <w:color w:val="FFFFFF" w:themeColor="background1"/>
-          <w:lang w:val="fr-FR"/>
-        </w:rPr>
-        <w:t>6502:</w:t>
-      </w:r>
-      <w:proofErr w:type="gramEnd"/>
+        <w:t>8-bit microprocessor MOS 6502:</w:t>
+      </w:r>
     </w:p>
     <w:p>
       <w:pPr>
@@ -4523,19 +4500,8 @@
           <w:sz w:val="18"/>
           <w:szCs w:val="18"/>
         </w:rPr>
-        <w:t xml:space="preserve"> </w:t>
-      </w:r>
-      <w:proofErr w:type="gramStart"/>
-      <w:r>
-        <w:rPr>
-          <w:rFonts w:ascii="C64 Pro Mono" w:hAnsi="C64 Pro Mono"/>
-          <w:color w:val="FFFFFF" w:themeColor="background1"/>
-          <w:sz w:val="18"/>
-          <w:szCs w:val="18"/>
-        </w:rPr>
-        <w:t>sprite collisions</w:t>
-      </w:r>
-      <w:proofErr w:type="gramEnd"/>
+        <w:t xml:space="preserve"> sprite collisions</w:t>
+      </w:r>
     </w:p>
     <w:p>
       <w:pPr>
@@ -4882,23 +4848,7 @@
           <w:rFonts w:ascii="C64 Pro Mono" w:hAnsi="C64 Pro Mono"/>
           <w:color w:val="FFFFFF" w:themeColor="background1"/>
         </w:rPr>
-        <w:t xml:space="preserve">No </w:t>
-      </w:r>
-      <w:proofErr w:type="gramStart"/>
-      <w:r>
-        <w:rPr>
-          <w:rFonts w:ascii="C64 Pro Mono" w:hAnsi="C64 Pro Mono"/>
-          <w:color w:val="FFFFFF" w:themeColor="background1"/>
-        </w:rPr>
-        <w:t>sprites</w:t>
-      </w:r>
-      <w:proofErr w:type="gramEnd"/>
-      <w:r>
-        <w:rPr>
-          <w:rFonts w:ascii="C64 Pro Mono" w:hAnsi="C64 Pro Mono"/>
-          <w:color w:val="FFFFFF" w:themeColor="background1"/>
-        </w:rPr>
-        <w:t>!!!</w:t>
+        <w:t>No sprites!!!</w:t>
       </w:r>
     </w:p>
     <w:p>
@@ -5219,6 +5169,21 @@
           <w:color w:val="FFFFFF" w:themeColor="background1"/>
         </w:rPr>
         <w:lastRenderedPageBreak/>
+        <w:t>Guido van Rossum (born 1956)</w:t>
+      </w:r>
+    </w:p>
+    <w:p>
+      <w:pPr>
+        <w:rPr>
+          <w:rFonts w:ascii="C64 Pro Mono" w:hAnsi="C64 Pro Mono"/>
+          <w:color w:val="FFFFFF" w:themeColor="background1"/>
+        </w:rPr>
+      </w:pPr>
+      <w:r>
+        <w:rPr>
+          <w:rFonts w:ascii="C64 Pro Mono" w:hAnsi="C64 Pro Mono"/>
+          <w:color w:val="FFFFFF" w:themeColor="background1"/>
+        </w:rPr>
         <w:t>Python (1991)</w:t>
       </w:r>
     </w:p>
@@ -5372,36 +5337,31 @@
     </w:p>
     <w:p>
       <w:pPr>
-        <w:pStyle w:val="ListParagraph"/>
-        <w:numPr>
-          <w:ilvl w:val="0"/>
-          <w:numId w:val="11"/>
-        </w:numPr>
-        <w:rPr>
-          <w:rFonts w:ascii="C64 Pro Mono" w:hAnsi="C64 Pro Mono"/>
-          <w:color w:val="FFFFFF" w:themeColor="background1"/>
-        </w:rPr>
-      </w:pPr>
-      <w:r>
-        <w:rPr>
-          <w:rFonts w:ascii="C64 Pro Mono" w:hAnsi="C64 Pro Mono"/>
-          <w:color w:val="FFFFFF" w:themeColor="background1"/>
-        </w:rPr>
-        <w:t xml:space="preserve">2014 </w:t>
-      </w:r>
-      <w:r>
-        <w:rPr>
-          <w:rFonts w:ascii="Courier New" w:hAnsi="Courier New" w:cs="Courier New"/>
-          <w:color w:val="FFFFFF" w:themeColor="background1"/>
-        </w:rPr>
-        <w:t>–</w:t>
-      </w:r>
-      <w:r>
-        <w:rPr>
-          <w:rFonts w:ascii="C64 Pro Mono" w:hAnsi="C64 Pro Mono"/>
-          <w:color w:val="FFFFFF" w:themeColor="background1"/>
-        </w:rPr>
-        <w:t xml:space="preserve"> library ARCADE </w:t>
+        <w:rPr>
+          <w:rFonts w:ascii="C64 Pro Mono" w:hAnsi="C64 Pro Mono"/>
+          <w:color w:val="FFFFFF" w:themeColor="background1"/>
+        </w:rPr>
+      </w:pPr>
+      <w:r>
+        <w:rPr>
+          <w:rFonts w:ascii="C64 Pro Mono" w:hAnsi="C64 Pro Mono"/>
+          <w:color w:val="FFFFFF" w:themeColor="background1"/>
+        </w:rPr>
+        <w:t>L</w:t>
+      </w:r>
+      <w:r>
+        <w:rPr>
+          <w:rFonts w:ascii="C64 Pro Mono" w:hAnsi="C64 Pro Mono"/>
+          <w:color w:val="FFFFFF" w:themeColor="background1"/>
+        </w:rPr>
+        <w:t xml:space="preserve">ibrary ARCADE </w:t>
+      </w:r>
+      <w:r>
+        <w:rPr>
+          <w:rFonts w:ascii="C64 Pro Mono" w:hAnsi="C64 Pro Mono"/>
+          <w:color w:val="FFFFFF" w:themeColor="background1"/>
+        </w:rPr>
+        <w:t>(2014)</w:t>
       </w:r>
       <w:r>
         <w:rPr>
@@ -5530,25 +5490,18 @@
                               <w:t xml:space="preserve"> = </w:t>
                             </w:r>
                             <w:proofErr w:type="spellStart"/>
-                            <w:proofErr w:type="gramStart"/>
                             <w:r>
                               <w:t>arcade.Sprite</w:t>
                             </w:r>
                             <w:proofErr w:type="spellEnd"/>
-                            <w:proofErr w:type="gramEnd"/>
                             <w:r>
                               <w:t>("</w:t>
                             </w:r>
                             <w:proofErr w:type="spellStart"/>
                             <w:r>
-                              <w:t>monster.bmp</w:t>
-                            </w:r>
-                            <w:proofErr w:type="gramStart"/>
-                            <w:r>
-                              <w:t>",scale</w:t>
+                              <w:t>monster.bmp",scale</w:t>
                             </w:r>
                             <w:proofErr w:type="spellEnd"/>
-                            <w:proofErr w:type="gramEnd"/>
                             <w:r>
                               <w:t>=</w:t>
                             </w:r>
@@ -5570,12 +5523,10 @@
                               <w:t xml:space="preserve"> = </w:t>
                             </w:r>
                             <w:proofErr w:type="spellStart"/>
-                            <w:proofErr w:type="gramStart"/>
                             <w:r>
                               <w:t>arcade.Sprite</w:t>
                             </w:r>
                             <w:proofErr w:type="spellEnd"/>
-                            <w:proofErr w:type="gramEnd"/>
                             <w:r>
                               <w:t>("</w:t>
                             </w:r>
@@ -5602,12 +5553,10 @@
                               <w:t xml:space="preserve"> = </w:t>
                             </w:r>
                             <w:proofErr w:type="spellStart"/>
-                            <w:proofErr w:type="gramStart"/>
                             <w:r>
                               <w:t>arcade.SpriteList</w:t>
                             </w:r>
                             <w:proofErr w:type="spellEnd"/>
-                            <w:proofErr w:type="gramEnd"/>
                             <w:r>
                               <w:t>()</w:t>
                             </w:r>
@@ -5619,14 +5568,9 @@
                               <w:t>enem</w:t>
                             </w:r>
                             <w:r>
-                              <w:t>y_</w:t>
-                            </w:r>
-                            <w:proofErr w:type="gramStart"/>
-                            <w:r>
-                              <w:t>list.append</w:t>
+                              <w:t>y_list.append</w:t>
                             </w:r>
                             <w:proofErr w:type="spellEnd"/>
-                            <w:proofErr w:type="gramEnd"/>
                             <w:r>
                               <w:t>(monster)</w:t>
                             </w:r>
@@ -5635,14 +5579,9 @@
                             </w:r>
                             <w:proofErr w:type="spellStart"/>
                             <w:r>
-                              <w:t>enemy_</w:t>
-                            </w:r>
-                            <w:proofErr w:type="gramStart"/>
-                            <w:r>
-                              <w:t>list.append</w:t>
+                              <w:t>enemy_list.append</w:t>
                             </w:r>
                             <w:proofErr w:type="spellEnd"/>
-                            <w:proofErr w:type="gramEnd"/>
                             <w:r>
                               <w:t>(skull)</w:t>
                             </w:r>
@@ -5650,14 +5589,9 @@
                           <w:p>
                             <w:proofErr w:type="spellStart"/>
                             <w:r>
-                              <w:t>enemy_</w:t>
-                            </w:r>
-                            <w:proofErr w:type="gramStart"/>
-                            <w:r>
-                              <w:t>list.draw</w:t>
+                              <w:t>enemy_list.draw</w:t>
                             </w:r>
                             <w:proofErr w:type="spellEnd"/>
-                            <w:proofErr w:type="gramEnd"/>
                             <w:r>
                               <w:t>()</w:t>
                             </w:r>
@@ -5696,25 +5630,18 @@
                         <w:t xml:space="preserve"> = </w:t>
                       </w:r>
                       <w:proofErr w:type="spellStart"/>
-                      <w:proofErr w:type="gramStart"/>
                       <w:r>
                         <w:t>arcade.Sprite</w:t>
                       </w:r>
                       <w:proofErr w:type="spellEnd"/>
-                      <w:proofErr w:type="gramEnd"/>
                       <w:r>
                         <w:t>("</w:t>
                       </w:r>
                       <w:proofErr w:type="spellStart"/>
                       <w:r>
-                        <w:t>monster.bmp</w:t>
-                      </w:r>
-                      <w:proofErr w:type="gramStart"/>
-                      <w:r>
-                        <w:t>",scale</w:t>
+                        <w:t>monster.bmp",scale</w:t>
                       </w:r>
                       <w:proofErr w:type="spellEnd"/>
-                      <w:proofErr w:type="gramEnd"/>
                       <w:r>
                         <w:t>=</w:t>
                       </w:r>
@@ -5736,12 +5663,10 @@
                         <w:t xml:space="preserve"> = </w:t>
                       </w:r>
                       <w:proofErr w:type="spellStart"/>
-                      <w:proofErr w:type="gramStart"/>
                       <w:r>
                         <w:t>arcade.Sprite</w:t>
                       </w:r>
                       <w:proofErr w:type="spellEnd"/>
-                      <w:proofErr w:type="gramEnd"/>
                       <w:r>
                         <w:t>("</w:t>
                       </w:r>
@@ -5768,12 +5693,10 @@
                         <w:t xml:space="preserve"> = </w:t>
                       </w:r>
                       <w:proofErr w:type="spellStart"/>
-                      <w:proofErr w:type="gramStart"/>
                       <w:r>
                         <w:t>arcade.SpriteList</w:t>
                       </w:r>
                       <w:proofErr w:type="spellEnd"/>
-                      <w:proofErr w:type="gramEnd"/>
                       <w:r>
                         <w:t>()</w:t>
                       </w:r>
@@ -5785,14 +5708,9 @@
                         <w:t>enem</w:t>
                       </w:r>
                       <w:r>
-                        <w:t>y_</w:t>
-                      </w:r>
-                      <w:proofErr w:type="gramStart"/>
-                      <w:r>
-                        <w:t>list.append</w:t>
+                        <w:t>y_list.append</w:t>
                       </w:r>
                       <w:proofErr w:type="spellEnd"/>
-                      <w:proofErr w:type="gramEnd"/>
                       <w:r>
                         <w:t>(monster)</w:t>
                       </w:r>
@@ -5801,14 +5719,9 @@
                       </w:r>
                       <w:proofErr w:type="spellStart"/>
                       <w:r>
-                        <w:t>enemy_</w:t>
-                      </w:r>
-                      <w:proofErr w:type="gramStart"/>
-                      <w:r>
-                        <w:t>list.append</w:t>
+                        <w:t>enemy_list.append</w:t>
                       </w:r>
                       <w:proofErr w:type="spellEnd"/>
-                      <w:proofErr w:type="gramEnd"/>
                       <w:r>
                         <w:t>(skull)</w:t>
                       </w:r>
@@ -5816,14 +5729,9 @@
                     <w:p>
                       <w:proofErr w:type="spellStart"/>
                       <w:r>
-                        <w:t>enemy_</w:t>
-                      </w:r>
-                      <w:proofErr w:type="gramStart"/>
-                      <w:r>
-                        <w:t>list.draw</w:t>
+                        <w:t>enemy_list.draw</w:t>
                       </w:r>
                       <w:proofErr w:type="spellEnd"/>
-                      <w:proofErr w:type="gramEnd"/>
                       <w:r>
                         <w:t>()</w:t>
                       </w:r>
@@ -5902,12 +5810,10 @@
                               <w:t xml:space="preserve"> = </w:t>
                             </w:r>
                             <w:proofErr w:type="spellStart"/>
-                            <w:proofErr w:type="gramStart"/>
                             <w:r>
                               <w:t>arcade.Sprite</w:t>
                             </w:r>
                             <w:proofErr w:type="spellEnd"/>
-                            <w:proofErr w:type="gramEnd"/>
                             <w:r>
                               <w:t>(</w:t>
                             </w:r>
@@ -6031,12 +5937,10 @@
                         <w:t xml:space="preserve"> = </w:t>
                       </w:r>
                       <w:proofErr w:type="spellStart"/>
-                      <w:proofErr w:type="gramStart"/>
                       <w:r>
                         <w:t>arcade.Sprite</w:t>
                       </w:r>
                       <w:proofErr w:type="spellEnd"/>
-                      <w:proofErr w:type="gramEnd"/>
                       <w:r>
                         <w:t>(</w:t>
                       </w:r>
@@ -6334,23 +6238,7 @@
           <w:rFonts w:ascii="C64 Pro Mono" w:hAnsi="C64 Pro Mono"/>
           <w:color w:val="FFFFFF" w:themeColor="background1"/>
         </w:rPr>
-        <w:t xml:space="preserve">"Java is like a wheel. </w:t>
-      </w:r>
-      <w:proofErr w:type="gramStart"/>
-      <w:r>
-        <w:rPr>
-          <w:rFonts w:ascii="C64 Pro Mono" w:hAnsi="C64 Pro Mono"/>
-          <w:color w:val="FFFFFF" w:themeColor="background1"/>
-        </w:rPr>
-        <w:t>Invented</w:t>
-      </w:r>
-      <w:proofErr w:type="gramEnd"/>
-      <w:r>
-        <w:rPr>
-          <w:rFonts w:ascii="C64 Pro Mono" w:hAnsi="C64 Pro Mono"/>
-          <w:color w:val="FFFFFF" w:themeColor="background1"/>
-        </w:rPr>
-        <w:t xml:space="preserve"> long time ago, but still needed"</w:t>
+        <w:t>"Java is like a wheel. Invented long time ago, but still needed"</w:t>
       </w:r>
     </w:p>
     <w:p>
@@ -6407,6 +6295,37 @@
     </w:p>
     <w:p>
       <w:pPr>
+        <w:rPr>
+          <w:rFonts w:ascii="C64 Pro Mono" w:hAnsi="C64 Pro Mono"/>
+          <w:color w:val="FFFFFF" w:themeColor="background1"/>
+        </w:rPr>
+      </w:pPr>
+      <w:r>
+        <w:rPr>
+          <w:rFonts w:ascii="C64 Pro Mono" w:hAnsi="C64 Pro Mono"/>
+          <w:color w:val="FFFFFF" w:themeColor="background1"/>
+        </w:rPr>
+        <w:t>GDX library</w:t>
+      </w:r>
+      <w:r>
+        <w:rPr>
+          <w:rFonts w:ascii="C64 Pro Mono" w:hAnsi="C64 Pro Mono"/>
+          <w:color w:val="FFFFFF" w:themeColor="background1"/>
+        </w:rPr>
+        <w:t xml:space="preserve"> (2014)</w:t>
+      </w:r>
+    </w:p>
+    <w:p>
+      <w:pPr>
+        <w:pStyle w:val="ListParagraph"/>
+        <w:rPr>
+          <w:rFonts w:ascii="C64 Pro Mono" w:hAnsi="C64 Pro Mono"/>
+          <w:color w:val="FFFFFF" w:themeColor="background1"/>
+        </w:rPr>
+      </w:pPr>
+    </w:p>
+    <w:p>
+      <w:pPr>
         <w:pStyle w:val="ListParagraph"/>
         <w:numPr>
           <w:ilvl w:val="0"/>
@@ -6422,31 +6341,8 @@
           <w:rFonts w:ascii="C64 Pro Mono" w:hAnsi="C64 Pro Mono"/>
           <w:color w:val="FFFFFF" w:themeColor="background1"/>
         </w:rPr>
-        <w:t xml:space="preserve">2014 </w:t>
-      </w:r>
-      <w:r>
-        <w:rPr>
-          <w:rFonts w:ascii="Courier New" w:hAnsi="Courier New" w:cs="Courier New"/>
-          <w:color w:val="FFFFFF" w:themeColor="background1"/>
-        </w:rPr>
-        <w:t>–</w:t>
-      </w:r>
-      <w:r>
-        <w:rPr>
-          <w:rFonts w:ascii="C64 Pro Mono" w:hAnsi="C64 Pro Mono"/>
-          <w:color w:val="FFFFFF" w:themeColor="background1"/>
-        </w:rPr>
-        <w:t xml:space="preserve"> GDX library</w:t>
-      </w:r>
-    </w:p>
-    <w:p>
-      <w:pPr>
-        <w:pStyle w:val="ListParagraph"/>
-        <w:rPr>
-          <w:rFonts w:ascii="C64 Pro Mono" w:hAnsi="C64 Pro Mono"/>
-          <w:color w:val="FFFFFF" w:themeColor="background1"/>
-        </w:rPr>
-      </w:pPr>
+        <w:t>GDX contains Sprite class</w:t>
+      </w:r>
     </w:p>
     <w:p>
       <w:pPr>
@@ -6465,7 +6361,7 @@
           <w:rFonts w:ascii="C64 Pro Mono" w:hAnsi="C64 Pro Mono"/>
           <w:color w:val="FFFFFF" w:themeColor="background1"/>
         </w:rPr>
-        <w:t>GDX contains Sprite class</w:t>
+        <w:t>Number of sprites limited only by RAM assigned to JVM</w:t>
       </w:r>
     </w:p>
     <w:p>
@@ -6493,7 +6389,6 @@
         <w:rPr>
           <w:rFonts w:ascii="C64 Pro Mono" w:hAnsi="C64 Pro Mono"/>
           <w:color w:val="FFFFFF" w:themeColor="background1"/>
-          <w:lang w:val="fr-FR"/>
         </w:rPr>
       </w:pPr>
       <w:r>
@@ -6568,12 +6463,10 @@
                               <w:br/>
                             </w:r>
                             <w:proofErr w:type="spellStart"/>
-                            <w:proofErr w:type="gramStart"/>
                             <w:r>
                               <w:t>batch.begin</w:t>
                             </w:r>
                             <w:proofErr w:type="spellEnd"/>
-                            <w:proofErr w:type="gramEnd"/>
                             <w:r>
                               <w:t>();</w:t>
                             </w:r>
@@ -6586,7 +6479,6 @@
                               <w:br/>
                             </w:r>
                             <w:proofErr w:type="spellStart"/>
-                            <w:proofErr w:type="gramStart"/>
                             <w:r>
                               <w:t>batch.</w:t>
                             </w:r>
@@ -6597,7 +6489,6 @@
                             <w:r>
                               <w:t>();</w:t>
                             </w:r>
-                            <w:proofErr w:type="gramEnd"/>
                           </w:p>
                           <w:p/>
                           <w:p/>
@@ -6648,12 +6539,10 @@
                         <w:br/>
                       </w:r>
                       <w:proofErr w:type="spellStart"/>
-                      <w:proofErr w:type="gramStart"/>
                       <w:r>
                         <w:t>batch.begin</w:t>
                       </w:r>
                       <w:proofErr w:type="spellEnd"/>
-                      <w:proofErr w:type="gramEnd"/>
                       <w:r>
                         <w:t>();</w:t>
                       </w:r>
@@ -6666,7 +6555,6 @@
                         <w:br/>
                       </w:r>
                       <w:proofErr w:type="spellStart"/>
-                      <w:proofErr w:type="gramStart"/>
                       <w:r>
                         <w:t>batch.</w:t>
                       </w:r>
@@ -6677,7 +6565,6 @@
                       <w:r>
                         <w:t>();</w:t>
                       </w:r>
-                      <w:proofErr w:type="gramEnd"/>
                     </w:p>
                     <w:p/>
                     <w:p/>
@@ -6752,11 +6639,7 @@
                               <w:t xml:space="preserve">var </w:t>
                             </w:r>
                             <w:r>
-                              <w:t xml:space="preserve">texture = new </w:t>
-                            </w:r>
-                            <w:proofErr w:type="gramStart"/>
-                            <w:r>
-                              <w:t>Texture(</w:t>
+                              <w:t>texture = new Texture(</w:t>
                             </w:r>
                             <w:proofErr w:type="spellStart"/>
                             <w:r>
@@ -6773,7 +6656,6 @@
                               <w:t>.internal</w:t>
                             </w:r>
                             <w:proofErr w:type="spellEnd"/>
-                            <w:proofErr w:type="gramEnd"/>
                             <w:r>
                               <w:t>(</w:t>
                             </w:r>
@@ -6797,20 +6679,13 @@
                               <w:br/>
                             </w:r>
                             <w:proofErr w:type="spellStart"/>
-                            <w:proofErr w:type="gramStart"/>
                             <w:r>
                               <w:t>sprite.setPosition</w:t>
                             </w:r>
                             <w:proofErr w:type="spellEnd"/>
-                            <w:proofErr w:type="gramEnd"/>
-                            <w:r>
-                              <w:t>(100, 40</w:t>
-                            </w:r>
-                            <w:proofErr w:type="gramStart"/>
-                            <w:r>
-                              <w:t>);</w:t>
-                            </w:r>
-                            <w:proofErr w:type="gramEnd"/>
+                            <w:r>
+                              <w:t>(100, 40);</w:t>
+                            </w:r>
                           </w:p>
                           <w:p/>
                         </w:txbxContent>
@@ -6840,11 +6715,7 @@
                         <w:t xml:space="preserve">var </w:t>
                       </w:r>
                       <w:r>
-                        <w:t xml:space="preserve">texture = new </w:t>
-                      </w:r>
-                      <w:proofErr w:type="gramStart"/>
-                      <w:r>
-                        <w:t>Texture(</w:t>
+                        <w:t>texture = new Texture(</w:t>
                       </w:r>
                       <w:proofErr w:type="spellStart"/>
                       <w:r>
@@ -6861,7 +6732,6 @@
                         <w:t>.internal</w:t>
                       </w:r>
                       <w:proofErr w:type="spellEnd"/>
-                      <w:proofErr w:type="gramEnd"/>
                       <w:r>
                         <w:t>(</w:t>
                       </w:r>
@@ -6885,20 +6755,13 @@
                         <w:br/>
                       </w:r>
                       <w:proofErr w:type="spellStart"/>
-                      <w:proofErr w:type="gramStart"/>
                       <w:r>
                         <w:t>sprite.setPosition</w:t>
                       </w:r>
                       <w:proofErr w:type="spellEnd"/>
-                      <w:proofErr w:type="gramEnd"/>
-                      <w:r>
-                        <w:t>(100, 40</w:t>
-                      </w:r>
-                      <w:proofErr w:type="gramStart"/>
-                      <w:r>
-                        <w:t>);</w:t>
-                      </w:r>
-                      <w:proofErr w:type="gramEnd"/>
+                      <w:r>
+                        <w:t>(100, 40);</w:t>
+                      </w:r>
                     </w:p>
                     <w:p/>
                   </w:txbxContent>
@@ -6913,7 +6776,6 @@
         <w:rPr>
           <w:rFonts w:ascii="C64 Pro Mono" w:hAnsi="C64 Pro Mono"/>
           <w:color w:val="FFFFFF" w:themeColor="background1"/>
-          <w:lang w:val="fr-FR"/>
         </w:rPr>
         <w:br w:type="page"/>
       </w:r>
@@ -6989,26 +6851,190 @@
     </w:p>
     <w:p>
       <w:pPr>
-        <w:rPr>
-          <w:rFonts w:ascii="C64 Pro Mono" w:hAnsi="C64 Pro Mono"/>
-          <w:color w:val="FFFFFF" w:themeColor="background1"/>
-          <w:lang w:val="fr-FR"/>
-        </w:rPr>
-      </w:pPr>
-    </w:p>
-    <w:p>
-      <w:pPr>
-        <w:rPr>
-          <w:rFonts w:ascii="C64 Pro Mono" w:hAnsi="C64 Pro Mono"/>
-          <w:color w:val="FFFFFF" w:themeColor="background1"/>
-          <w:lang w:val="fr-FR"/>
-        </w:rPr>
-      </w:pPr>
-      <w:r>
-        <w:rPr>
-          <w:rFonts w:ascii="C64 Pro Mono" w:hAnsi="C64 Pro Mono"/>
-          <w:color w:val="FFFFFF" w:themeColor="background1"/>
-          <w:lang w:val="fr-FR"/>
+        <w:pStyle w:val="ListParagraph"/>
+        <w:numPr>
+          <w:ilvl w:val="0"/>
+          <w:numId w:val="15"/>
+        </w:numPr>
+        <w:rPr>
+          <w:rFonts w:ascii="C64 Pro Mono" w:hAnsi="C64 Pro Mono"/>
+          <w:color w:val="FFFFFF" w:themeColor="background1"/>
+        </w:rPr>
+      </w:pPr>
+      <w:proofErr w:type="spellStart"/>
+      <w:r>
+        <w:rPr>
+          <w:rFonts w:ascii="C64 Pro Mono" w:hAnsi="C64 Pro Mono"/>
+          <w:color w:val="FFFFFF" w:themeColor="background1"/>
+        </w:rPr>
+        <w:t>LiveScript</w:t>
+      </w:r>
+      <w:proofErr w:type="spellEnd"/>
+      <w:r>
+        <w:rPr>
+          <w:rFonts w:ascii="C64 Pro Mono" w:hAnsi="C64 Pro Mono"/>
+          <w:color w:val="FFFFFF" w:themeColor="background1"/>
+        </w:rPr>
+        <w:t xml:space="preserve"> </w:t>
+      </w:r>
+      <w:r>
+        <w:rPr>
+          <w:rFonts w:ascii="Courier New" w:hAnsi="Courier New" w:cs="Courier New"/>
+          <w:color w:val="FFFFFF" w:themeColor="background1"/>
+        </w:rPr>
+        <w:t>–</w:t>
+      </w:r>
+      <w:r>
+        <w:rPr>
+          <w:rFonts w:ascii="C64 Pro Mono" w:hAnsi="C64 Pro Mono"/>
+          <w:color w:val="FFFFFF" w:themeColor="background1"/>
+        </w:rPr>
+        <w:t xml:space="preserve"> initial name</w:t>
+      </w:r>
+    </w:p>
+    <w:p>
+      <w:pPr>
+        <w:pStyle w:val="ListParagraph"/>
+        <w:numPr>
+          <w:ilvl w:val="0"/>
+          <w:numId w:val="15"/>
+        </w:numPr>
+        <w:rPr>
+          <w:rFonts w:ascii="C64 Pro Mono" w:hAnsi="C64 Pro Mono"/>
+          <w:color w:val="FFFFFF" w:themeColor="background1"/>
+        </w:rPr>
+      </w:pPr>
+      <w:r>
+        <w:rPr>
+          <w:rFonts w:ascii="C64 Pro Mono" w:hAnsi="C64 Pro Mono"/>
+          <w:color w:val="FFFFFF" w:themeColor="background1"/>
+        </w:rPr>
+        <w:t>l</w:t>
+      </w:r>
+      <w:r>
+        <w:rPr>
+          <w:rFonts w:ascii="C64 Pro Mono" w:hAnsi="C64 Pro Mono"/>
+          <w:color w:val="FFFFFF" w:themeColor="background1"/>
+        </w:rPr>
+        <w:t>anguage for web browsers (</w:t>
+      </w:r>
+      <w:r>
+        <w:rPr>
+          <w:rFonts w:ascii="C64 Pro Mono" w:hAnsi="C64 Pro Mono"/>
+          <w:color w:val="FFFFFF" w:themeColor="background1"/>
+        </w:rPr>
+        <w:t>addition</w:t>
+      </w:r>
+      <w:r>
+        <w:rPr>
+          <w:rFonts w:ascii="C64 Pro Mono" w:hAnsi="C64 Pro Mono"/>
+          <w:color w:val="FFFFFF" w:themeColor="background1"/>
+        </w:rPr>
+        <w:t xml:space="preserve"> to static HTML)</w:t>
+      </w:r>
+    </w:p>
+    <w:p>
+      <w:pPr>
+        <w:pStyle w:val="ListParagraph"/>
+        <w:numPr>
+          <w:ilvl w:val="0"/>
+          <w:numId w:val="15"/>
+        </w:numPr>
+        <w:rPr>
+          <w:rFonts w:ascii="C64 Pro Mono" w:hAnsi="C64 Pro Mono"/>
+          <w:color w:val="FFFFFF" w:themeColor="background1"/>
+        </w:rPr>
+      </w:pPr>
+      <w:r>
+        <w:rPr>
+          <w:rFonts w:ascii="C64 Pro Mono" w:hAnsi="C64 Pro Mono"/>
+          <w:color w:val="FFFFFF" w:themeColor="background1"/>
+        </w:rPr>
+        <w:t>totally different than Java</w:t>
+      </w:r>
+    </w:p>
+    <w:p>
+      <w:pPr>
+        <w:rPr>
+          <w:rFonts w:ascii="C64 Pro Mono" w:hAnsi="C64 Pro Mono"/>
+          <w:color w:val="FFFFFF" w:themeColor="background1"/>
+        </w:rPr>
+      </w:pPr>
+    </w:p>
+    <w:p>
+      <w:pPr>
+        <w:rPr>
+          <w:rFonts w:ascii="C64 Pro Mono" w:hAnsi="C64 Pro Mono"/>
+          <w:color w:val="FFFFFF" w:themeColor="background1"/>
+        </w:rPr>
+      </w:pPr>
+      <w:r>
+        <w:rPr>
+          <w:rFonts w:ascii="C64 Pro Mono" w:hAnsi="C64 Pro Mono"/>
+          <w:color w:val="FFFFFF" w:themeColor="background1"/>
+        </w:rPr>
+        <w:t>Phaser library (2013)</w:t>
+      </w:r>
+    </w:p>
+    <w:p>
+      <w:pPr>
+        <w:pStyle w:val="ListParagraph"/>
+        <w:numPr>
+          <w:ilvl w:val="0"/>
+          <w:numId w:val="16"/>
+        </w:numPr>
+        <w:rPr>
+          <w:rFonts w:ascii="C64 Pro Mono" w:hAnsi="C64 Pro Mono"/>
+          <w:color w:val="FFFFFF" w:themeColor="background1"/>
+        </w:rPr>
+      </w:pPr>
+      <w:r>
+        <w:rPr>
+          <w:rFonts w:ascii="C64 Pro Mono" w:hAnsi="C64 Pro Mono"/>
+          <w:color w:val="FFFFFF" w:themeColor="background1"/>
+        </w:rPr>
+        <w:t>sprites (non-hardware)</w:t>
+      </w:r>
+    </w:p>
+    <w:p>
+      <w:pPr>
+        <w:pStyle w:val="ListParagraph"/>
+        <w:numPr>
+          <w:ilvl w:val="0"/>
+          <w:numId w:val="16"/>
+        </w:numPr>
+        <w:rPr>
+          <w:rFonts w:ascii="C64 Pro Mono" w:hAnsi="C64 Pro Mono"/>
+          <w:color w:val="FFFFFF" w:themeColor="background1"/>
+        </w:rPr>
+      </w:pPr>
+      <w:r>
+        <w:rPr>
+          <w:rFonts w:ascii="C64 Pro Mono" w:hAnsi="C64 Pro Mono"/>
+          <w:color w:val="FFFFFF" w:themeColor="background1"/>
+        </w:rPr>
+        <w:t>number of sprites limited only by RAM assigned for browser</w:t>
+      </w:r>
+    </w:p>
+    <w:p>
+      <w:pPr>
+        <w:rPr>
+          <w:rFonts w:ascii="C64 Pro Mono" w:hAnsi="C64 Pro Mono"/>
+          <w:color w:val="FFFFFF" w:themeColor="background1"/>
+        </w:rPr>
+      </w:pPr>
+    </w:p>
+    <w:p>
+      <w:pPr>
+        <w:rPr>
+          <w:rFonts w:ascii="C64 Pro Mono" w:hAnsi="C64 Pro Mono"/>
+          <w:color w:val="FFFFFF" w:themeColor="background1"/>
+        </w:rPr>
+      </w:pPr>
+      <w:r>
+        <w:rPr>
+          <w:rFonts w:ascii="C64 Pro Mono" w:hAnsi="C64 Pro Mono"/>
+          <w:color w:val="FFFFFF" w:themeColor="background1"/>
         </w:rPr>
         <w:br w:type="page"/>
       </w:r>
@@ -7462,7 +7488,6 @@
               </w:rPr>
             </w:pPr>
             <w:proofErr w:type="spellStart"/>
-            <w:proofErr w:type="gramStart"/>
             <w:r>
               <w:rPr>
                 <w:rFonts w:ascii="Abadi" w:hAnsi="Abadi"/>
@@ -7471,7 +7496,6 @@
               <w:t>sprite.setPosition</w:t>
             </w:r>
             <w:proofErr w:type="spellEnd"/>
-            <w:proofErr w:type="gramEnd"/>
             <w:r>
               <w:rPr>
                 <w:rFonts w:ascii="Abadi" w:hAnsi="Abadi"/>
@@ -7484,17 +7508,8 @@
                 <w:rFonts w:ascii="Abadi" w:hAnsi="Abadi"/>
                 <w:color w:val="FFFFFF" w:themeColor="background1"/>
               </w:rPr>
-              <w:t>100,200</w:t>
+              <w:t>100,200);</w:t>
             </w:r>
-            <w:proofErr w:type="gramStart"/>
-            <w:r>
-              <w:rPr>
-                <w:rFonts w:ascii="Abadi" w:hAnsi="Abadi"/>
-                <w:color w:val="FFFFFF" w:themeColor="background1"/>
-              </w:rPr>
-              <w:t>);</w:t>
-            </w:r>
-            <w:proofErr w:type="gramEnd"/>
           </w:p>
           <w:p>
             <w:pPr>
@@ -7528,7 +7543,6 @@
               </w:rPr>
             </w:pPr>
             <w:proofErr w:type="spellStart"/>
-            <w:proofErr w:type="gramStart"/>
             <w:r>
               <w:rPr>
                 <w:rFonts w:ascii="Abadi" w:hAnsi="Abadi"/>
@@ -7538,7 +7552,6 @@
               <w:t>sprite.y</w:t>
             </w:r>
             <w:proofErr w:type="spellEnd"/>
-            <w:proofErr w:type="gramEnd"/>
             <w:r>
               <w:rPr>
                 <w:rFonts w:ascii="Abadi" w:hAnsi="Abadi"/>
@@ -7934,7 +7947,6 @@
               </w:rPr>
             </w:pPr>
             <w:proofErr w:type="spellStart"/>
-            <w:proofErr w:type="gramStart"/>
             <w:r>
               <w:rPr>
                 <w:rFonts w:ascii="Abadi" w:hAnsi="Abadi"/>
@@ -7950,21 +7962,12 @@
               <w:t>.setScale</w:t>
             </w:r>
             <w:proofErr w:type="spellEnd"/>
-            <w:proofErr w:type="gramEnd"/>
             <w:r>
               <w:rPr>
                 <w:rFonts w:ascii="Abadi" w:hAnsi="Abadi"/>
                 <w:color w:val="FFFFFF" w:themeColor="background1"/>
               </w:rPr>
-              <w:t>(10,3</w:t>
-            </w:r>
-            <w:proofErr w:type="gramStart"/>
-            <w:r>
-              <w:rPr>
-                <w:rFonts w:ascii="Abadi" w:hAnsi="Abadi"/>
-                <w:color w:val="FFFFFF" w:themeColor="background1"/>
-              </w:rPr>
-              <w:t>)</w:t>
+              <w:t>(10,3)</w:t>
             </w:r>
             <w:r>
               <w:rPr>
@@ -7973,7 +7976,6 @@
               </w:rPr>
               <w:t>;</w:t>
             </w:r>
-            <w:proofErr w:type="gramEnd"/>
           </w:p>
           <w:p>
             <w:pPr>
@@ -8007,7 +8009,6 @@
               </w:rPr>
             </w:pPr>
             <w:proofErr w:type="spellStart"/>
-            <w:proofErr w:type="gramStart"/>
             <w:r>
               <w:rPr>
                 <w:rFonts w:ascii="Abadi" w:hAnsi="Abadi"/>
@@ -8017,7 +8018,6 @@
               <w:t>sprite.scaleX</w:t>
             </w:r>
             <w:proofErr w:type="spellEnd"/>
-            <w:proofErr w:type="gramEnd"/>
             <w:r>
               <w:rPr>
                 <w:rFonts w:ascii="Abadi" w:hAnsi="Abadi"/>
@@ -8251,7 +8251,6 @@
               </w:rPr>
             </w:pPr>
             <w:proofErr w:type="spellStart"/>
-            <w:proofErr w:type="gramStart"/>
             <w:r>
               <w:rPr>
                 <w:rFonts w:ascii="Abadi" w:hAnsi="Abadi"/>
@@ -8267,7 +8266,6 @@
               <w:t>.setFlip</w:t>
             </w:r>
             <w:proofErr w:type="spellEnd"/>
-            <w:proofErr w:type="gramEnd"/>
             <w:r>
               <w:rPr>
                 <w:rFonts w:ascii="Abadi" w:hAnsi="Abadi"/>
@@ -8276,7 +8274,6 @@
               <w:t>(</w:t>
             </w:r>
             <w:proofErr w:type="spellStart"/>
-            <w:proofErr w:type="gramStart"/>
             <w:r>
               <w:rPr>
                 <w:rFonts w:ascii="Abadi" w:hAnsi="Abadi"/>
@@ -8292,7 +8289,6 @@
               </w:rPr>
               <w:t>);</w:t>
             </w:r>
-            <w:proofErr w:type="gramEnd"/>
           </w:p>
           <w:p>
             <w:pPr>
@@ -8332,7 +8328,6 @@
               </w:rPr>
             </w:pPr>
             <w:proofErr w:type="spellStart"/>
-            <w:proofErr w:type="gramStart"/>
             <w:r>
               <w:rPr>
                 <w:rFonts w:ascii="Abadi" w:hAnsi="Abadi"/>
@@ -8348,7 +8343,6 @@
               <w:t>setFlipY</w:t>
             </w:r>
             <w:proofErr w:type="spellEnd"/>
-            <w:proofErr w:type="gramEnd"/>
             <w:r>
               <w:rPr>
                 <w:rFonts w:ascii="Abadi" w:hAnsi="Abadi"/>
@@ -8596,17 +8590,8 @@
                 <w:rFonts w:ascii="Abadi" w:hAnsi="Abadi"/>
                 <w:color w:val="FFFFFF" w:themeColor="background1"/>
               </w:rPr>
-              <w:t>float x1 = sprite0.getX(</w:t>
+              <w:t>float x1 = sprite0.getX();</w:t>
             </w:r>
-            <w:proofErr w:type="gramStart"/>
-            <w:r>
-              <w:rPr>
-                <w:rFonts w:ascii="Abadi" w:hAnsi="Abadi"/>
-                <w:color w:val="FFFFFF" w:themeColor="background1"/>
-              </w:rPr>
-              <w:t>);</w:t>
-            </w:r>
-            <w:proofErr w:type="gramEnd"/>
           </w:p>
           <w:p>
             <w:pPr>
@@ -8620,17 +8605,8 @@
                 <w:rFonts w:ascii="Abadi" w:hAnsi="Abadi"/>
                 <w:color w:val="FFFFFF" w:themeColor="background1"/>
               </w:rPr>
-              <w:t>float y1 = sprite0.getY(</w:t>
+              <w:t>float y1 = sprite0.getY();</w:t>
             </w:r>
-            <w:proofErr w:type="gramStart"/>
-            <w:r>
-              <w:rPr>
-                <w:rFonts w:ascii="Abadi" w:hAnsi="Abadi"/>
-                <w:color w:val="FFFFFF" w:themeColor="background1"/>
-              </w:rPr>
-              <w:t>);</w:t>
-            </w:r>
-            <w:proofErr w:type="gramEnd"/>
           </w:p>
           <w:p>
             <w:pPr>
@@ -8644,17 +8620,8 @@
                 <w:rFonts w:ascii="Abadi" w:hAnsi="Abadi"/>
                 <w:color w:val="FFFFFF" w:themeColor="background1"/>
               </w:rPr>
-              <w:t>float x2 = sprite1.getX(</w:t>
+              <w:t>float x2 = sprite1.getX();</w:t>
             </w:r>
-            <w:proofErr w:type="gramStart"/>
-            <w:r>
-              <w:rPr>
-                <w:rFonts w:ascii="Abadi" w:hAnsi="Abadi"/>
-                <w:color w:val="FFFFFF" w:themeColor="background1"/>
-              </w:rPr>
-              <w:t>);</w:t>
-            </w:r>
-            <w:proofErr w:type="gramEnd"/>
           </w:p>
           <w:p>
             <w:pPr>
@@ -8668,17 +8635,8 @@
                 <w:rFonts w:ascii="Abadi" w:hAnsi="Abadi"/>
                 <w:color w:val="FFFFFF" w:themeColor="background1"/>
               </w:rPr>
-              <w:t>float y2 = sprite1.getY(</w:t>
+              <w:t>float y2 = sprite1.getY();</w:t>
             </w:r>
-            <w:proofErr w:type="gramStart"/>
-            <w:r>
-              <w:rPr>
-                <w:rFonts w:ascii="Abadi" w:hAnsi="Abadi"/>
-                <w:color w:val="FFFFFF" w:themeColor="background1"/>
-              </w:rPr>
-              <w:t>);</w:t>
-            </w:r>
-            <w:proofErr w:type="gramEnd"/>
           </w:p>
           <w:p>
             <w:pPr>
@@ -8697,7 +8655,6 @@
               </w:rPr>
             </w:pPr>
             <w:proofErr w:type="spellStart"/>
-            <w:proofErr w:type="gramStart"/>
             <w:r>
               <w:rPr>
                 <w:rFonts w:ascii="Abadi" w:hAnsi="Abadi"/>
@@ -8707,7 +8664,6 @@
               <w:t>float</w:t>
             </w:r>
             <w:proofErr w:type="spellEnd"/>
-            <w:proofErr w:type="gramEnd"/>
             <w:r>
               <w:rPr>
                 <w:rFonts w:ascii="Abadi" w:hAnsi="Abadi"/>
@@ -8735,7 +8691,6 @@
               <w:t>(</w:t>
             </w:r>
             <w:proofErr w:type="spellStart"/>
-            <w:proofErr w:type="gramStart"/>
             <w:r>
               <w:rPr>
                 <w:rFonts w:ascii="Abadi" w:hAnsi="Abadi"/>
@@ -8751,19 +8706,9 @@
                 <w:color w:val="FFFFFF" w:themeColor="background1"/>
                 <w:lang w:val="fr-FR"/>
               </w:rPr>
-              <w:t>(</w:t>
-            </w:r>
-            <w:proofErr w:type="gramEnd"/>
-            <w:r>
-              <w:rPr>
-                <w:rFonts w:ascii="Abadi" w:hAnsi="Abadi"/>
-                <w:color w:val="FFFFFF" w:themeColor="background1"/>
-                <w:lang w:val="fr-FR"/>
-              </w:rPr>
-              <w:t xml:space="preserve">x2 - x1, 2) + </w:t>
+              <w:t xml:space="preserve">(x2 - x1, 2) + </w:t>
             </w:r>
             <w:proofErr w:type="spellStart"/>
-            <w:proofErr w:type="gramStart"/>
             <w:r>
               <w:rPr>
                 <w:rFonts w:ascii="Abadi" w:hAnsi="Abadi"/>
@@ -8779,27 +8724,8 @@
                 <w:color w:val="FFFFFF" w:themeColor="background1"/>
                 <w:lang w:val="fr-FR"/>
               </w:rPr>
-              <w:t>(</w:t>
+              <w:t>(y2 - y1, 2));</w:t>
             </w:r>
-            <w:proofErr w:type="gramEnd"/>
-            <w:r>
-              <w:rPr>
-                <w:rFonts w:ascii="Abadi" w:hAnsi="Abadi"/>
-                <w:color w:val="FFFFFF" w:themeColor="background1"/>
-                <w:lang w:val="fr-FR"/>
-              </w:rPr>
-              <w:t>y2 - y1, 2)</w:t>
-            </w:r>
-            <w:proofErr w:type="gramStart"/>
-            <w:r>
-              <w:rPr>
-                <w:rFonts w:ascii="Abadi" w:hAnsi="Abadi"/>
-                <w:color w:val="FFFFFF" w:themeColor="background1"/>
-                <w:lang w:val="fr-FR"/>
-              </w:rPr>
-              <w:t>);</w:t>
-            </w:r>
-            <w:proofErr w:type="gramEnd"/>
           </w:p>
           <w:p>
             <w:pPr>
@@ -8823,7 +8749,6 @@
               </w:rPr>
             </w:pPr>
             <w:proofErr w:type="spellStart"/>
-            <w:proofErr w:type="gramStart"/>
             <w:r>
               <w:rPr>
                 <w:rFonts w:ascii="Abadi" w:hAnsi="Abadi"/>
@@ -8832,7 +8757,6 @@
               <w:t>Phaser.Math.Distance.Between</w:t>
             </w:r>
             <w:proofErr w:type="spellEnd"/>
-            <w:proofErr w:type="gramEnd"/>
             <w:r>
               <w:rPr>
                 <w:rFonts w:ascii="Abadi" w:hAnsi="Abadi"/>
@@ -8889,21 +8813,12 @@
               </w:rPr>
               <w:t>2</w:t>
             </w:r>
-            <w:proofErr w:type="gramStart"/>
             <w:r>
               <w:rPr>
                 <w:rFonts w:ascii="Abadi" w:hAnsi="Abadi"/>
                 <w:color w:val="FFFFFF" w:themeColor="background1"/>
               </w:rPr>
-              <w:t>.y</w:t>
-            </w:r>
-            <w:proofErr w:type="gramEnd"/>
-            <w:r>
-              <w:rPr>
-                <w:rFonts w:ascii="Abadi" w:hAnsi="Abadi"/>
-                <w:color w:val="FFFFFF" w:themeColor="background1"/>
-              </w:rPr>
-              <w:t>)</w:t>
+              <w:t>.y)</w:t>
             </w:r>
           </w:p>
           <w:p>
@@ -8944,6 +8859,161 @@
           <w:color w:val="FFFFFF" w:themeColor="background1"/>
         </w:rPr>
       </w:pPr>
+    </w:p>
+    <w:p>
+      <w:pPr>
+        <w:rPr>
+          <w:rFonts w:ascii="C64 Pro Mono" w:hAnsi="C64 Pro Mono"/>
+          <w:color w:val="FFFFFF" w:themeColor="background1"/>
+        </w:rPr>
+      </w:pPr>
+      <w:r>
+        <w:rPr>
+          <w:rFonts w:ascii="C64 Pro Mono" w:hAnsi="C64 Pro Mono"/>
+          <w:color w:val="FFFFFF" w:themeColor="background1"/>
+        </w:rPr>
+        <w:t>Summary</w:t>
+      </w:r>
+    </w:p>
+    <w:p>
+      <w:pPr>
+        <w:rPr>
+          <w:rFonts w:ascii="C64 Pro Mono" w:hAnsi="C64 Pro Mono"/>
+          <w:color w:val="FFFFFF" w:themeColor="background1"/>
+        </w:rPr>
+      </w:pPr>
+    </w:p>
+    <w:p>
+      <w:pPr>
+        <w:pStyle w:val="ListParagraph"/>
+        <w:numPr>
+          <w:ilvl w:val="0"/>
+          <w:numId w:val="12"/>
+        </w:numPr>
+        <w:rPr>
+          <w:rFonts w:ascii="C64 Pro Mono" w:hAnsi="C64 Pro Mono"/>
+          <w:color w:val="FFFFFF" w:themeColor="background1"/>
+        </w:rPr>
+      </w:pPr>
+      <w:r>
+        <w:rPr>
+          <w:rFonts w:ascii="C64 Pro Mono" w:hAnsi="C64 Pro Mono"/>
+          <w:color w:val="FFFFFF" w:themeColor="background1"/>
+        </w:rPr>
+        <w:t xml:space="preserve">Sprites still exist in </w:t>
+      </w:r>
+      <w:proofErr w:type="spellStart"/>
+      <w:r>
+        <w:rPr>
+          <w:rFonts w:ascii="C64 Pro Mono" w:hAnsi="C64 Pro Mono"/>
+          <w:color w:val="FFFFFF" w:themeColor="background1"/>
+        </w:rPr>
+        <w:t>pogramming</w:t>
+      </w:r>
+      <w:proofErr w:type="spellEnd"/>
+      <w:r>
+        <w:rPr>
+          <w:rFonts w:ascii="C64 Pro Mono" w:hAnsi="C64 Pro Mono"/>
+          <w:color w:val="FFFFFF" w:themeColor="background1"/>
+        </w:rPr>
+        <w:t xml:space="preserve"> languages</w:t>
+      </w:r>
+    </w:p>
+    <w:p>
+      <w:pPr>
+        <w:rPr>
+          <w:rFonts w:ascii="C64 Pro Mono" w:hAnsi="C64 Pro Mono"/>
+          <w:color w:val="FFFFFF" w:themeColor="background1"/>
+        </w:rPr>
+      </w:pPr>
+    </w:p>
+    <w:p>
+      <w:pPr>
+        <w:pStyle w:val="ListParagraph"/>
+        <w:numPr>
+          <w:ilvl w:val="0"/>
+          <w:numId w:val="12"/>
+        </w:numPr>
+        <w:rPr>
+          <w:rFonts w:ascii="C64 Pro Mono" w:hAnsi="C64 Pro Mono"/>
+          <w:color w:val="FFFFFF" w:themeColor="background1"/>
+        </w:rPr>
+      </w:pPr>
+      <w:r>
+        <w:rPr>
+          <w:rFonts w:ascii="C64 Pro Mono" w:hAnsi="C64 Pro Mono"/>
+          <w:color w:val="FFFFFF" w:themeColor="background1"/>
+        </w:rPr>
+        <w:t>Sprites are no more hardware-based</w:t>
+      </w:r>
+    </w:p>
+    <w:p>
+      <w:pPr>
+        <w:rPr>
+          <w:rFonts w:ascii="C64 Pro Mono" w:hAnsi="C64 Pro Mono"/>
+          <w:color w:val="FFFFFF" w:themeColor="background1"/>
+        </w:rPr>
+      </w:pPr>
+    </w:p>
+    <w:p>
+      <w:pPr>
+        <w:pStyle w:val="ListParagraph"/>
+        <w:numPr>
+          <w:ilvl w:val="0"/>
+          <w:numId w:val="12"/>
+        </w:numPr>
+        <w:rPr>
+          <w:rFonts w:ascii="C64 Pro Mono" w:hAnsi="C64 Pro Mono"/>
+          <w:color w:val="FFFFFF" w:themeColor="background1"/>
+        </w:rPr>
+      </w:pPr>
+      <w:r>
+        <w:rPr>
+          <w:rFonts w:ascii="C64 Pro Mono" w:hAnsi="C64 Pro Mono"/>
+          <w:color w:val="FFFFFF" w:themeColor="background1"/>
+        </w:rPr>
+        <w:t>Games went 3D, making 2D sprites not that crucial in game development</w:t>
+      </w:r>
+    </w:p>
+    <w:p>
+      <w:pPr>
+        <w:rPr>
+          <w:rFonts w:ascii="C64 Pro Mono" w:hAnsi="C64 Pro Mono"/>
+          <w:color w:val="FFFFFF" w:themeColor="background1"/>
+        </w:rPr>
+      </w:pPr>
+    </w:p>
+    <w:p>
+      <w:pPr>
+        <w:rPr>
+          <w:rFonts w:ascii="C64 Pro Mono" w:hAnsi="C64 Pro Mono"/>
+          <w:color w:val="FFFFFF" w:themeColor="background1"/>
+        </w:rPr>
+      </w:pPr>
+    </w:p>
+    <w:p>
+      <w:pPr>
+        <w:rPr>
+          <w:rFonts w:ascii="C64 Pro Mono" w:hAnsi="C64 Pro Mono"/>
+          <w:color w:val="FFFFFF" w:themeColor="background1"/>
+        </w:rPr>
+      </w:pPr>
+    </w:p>
+    <w:p>
+      <w:pPr>
+        <w:rPr>
+          <w:rFonts w:ascii="C64 Pro Mono" w:hAnsi="C64 Pro Mono"/>
+          <w:color w:val="FFFFFF" w:themeColor="background1"/>
+        </w:rPr>
+      </w:pPr>
+    </w:p>
+    <w:p>
+      <w:pPr>
+        <w:rPr>
+          <w:rFonts w:ascii="C64 Pro Mono" w:hAnsi="C64 Pro Mono"/>
+          <w:color w:val="FFFFFF" w:themeColor="background1"/>
+        </w:rPr>
+      </w:pPr>
       <w:r>
         <w:rPr>
           <w:rFonts w:ascii="C64 Pro Mono" w:hAnsi="C64 Pro Mono"/>
@@ -8953,7 +9023,7 @@
         </w:rPr>
         <w:lastRenderedPageBreak/>
         <w:drawing>
-          <wp:anchor distT="0" distB="0" distL="114300" distR="114300" simplePos="0" relativeHeight="251659264" behindDoc="0" locked="0" layoutInCell="1" allowOverlap="1" wp14:anchorId="193182F6" wp14:editId="37A166BB">
+          <wp:anchor distT="0" distB="0" distL="114300" distR="114300" simplePos="0" relativeHeight="251676672" behindDoc="0" locked="0" layoutInCell="1" allowOverlap="1" wp14:anchorId="5F9C6093" wp14:editId="0D31C1EB">
             <wp:simplePos x="0" y="0"/>
             <wp:positionH relativeFrom="column">
               <wp:posOffset>3615055</wp:posOffset>
@@ -9116,21 +9186,7 @@
           <w:rFonts w:ascii="C64 Pro Mono" w:hAnsi="C64 Pro Mono"/>
           <w:color w:val="FFFFFF" w:themeColor="background1"/>
         </w:rPr>
-        <w:t xml:space="preserve">Amiga </w:t>
-      </w:r>
-      <w:r>
-        <w:rPr>
-          <w:rFonts w:ascii="C64 Pro Mono" w:hAnsi="C64 Pro Mono"/>
-          <w:color w:val="FFFFFF" w:themeColor="background1"/>
-        </w:rPr>
-        <w:t>10</w:t>
-      </w:r>
-      <w:r>
-        <w:rPr>
-          <w:rFonts w:ascii="C64 Pro Mono" w:hAnsi="C64 Pro Mono"/>
-          <w:color w:val="FFFFFF" w:themeColor="background1"/>
-        </w:rPr>
-        <w:t>00</w:t>
+        <w:t>Amiga 1000</w:t>
       </w:r>
       <w:r>
         <w:rPr>
@@ -9156,21 +9212,12 @@
           <w:color w:val="FFFFFF" w:themeColor="background1"/>
         </w:rPr>
       </w:pPr>
-      <w:proofErr w:type="gramStart"/>
-      <w:r>
-        <w:rPr>
-          <w:rFonts w:ascii="C64 Pro Mono" w:hAnsi="C64 Pro Mono"/>
-          <w:color w:val="FFFFFF" w:themeColor="background1"/>
-        </w:rPr>
-        <w:t>language</w:t>
-      </w:r>
-      <w:proofErr w:type="gramEnd"/>
-      <w:r>
-        <w:rPr>
-          <w:rFonts w:ascii="C64 Pro Mono" w:hAnsi="C64 Pro Mono"/>
-          <w:color w:val="FFFFFF" w:themeColor="background1"/>
-        </w:rPr>
-        <w:t xml:space="preserve"> Amos</w:t>
+      <w:r>
+        <w:rPr>
+          <w:rFonts w:ascii="C64 Pro Mono" w:hAnsi="C64 Pro Mono"/>
+          <w:color w:val="FFFFFF" w:themeColor="background1"/>
+        </w:rPr>
+        <w:t>language Amos</w:t>
       </w:r>
       <w:r>
         <w:rPr>
@@ -9404,139 +9451,6 @@
         </w:rPr>
         <w:tab/>
         <w:t>2013</w:t>
-      </w:r>
-    </w:p>
-    <w:p>
-      <w:pPr>
-        <w:ind w:firstLine="720"/>
-        <w:rPr>
-          <w:rFonts w:ascii="C64 Pro Mono" w:hAnsi="C64 Pro Mono"/>
-          <w:color w:val="FFFFFF" w:themeColor="background1"/>
-        </w:rPr>
-      </w:pPr>
-    </w:p>
-    <w:p>
-      <w:pPr>
-        <w:rPr>
-          <w:rFonts w:ascii="C64 Pro Mono" w:hAnsi="C64 Pro Mono"/>
-          <w:color w:val="FFFFFF" w:themeColor="background1"/>
-        </w:rPr>
-      </w:pPr>
-    </w:p>
-    <w:p>
-      <w:pPr>
-        <w:rPr>
-          <w:rFonts w:ascii="C64 Pro Mono" w:hAnsi="C64 Pro Mono"/>
-          <w:color w:val="FFFFFF" w:themeColor="background1"/>
-        </w:rPr>
-      </w:pPr>
-      <w:r>
-        <w:rPr>
-          <w:rFonts w:ascii="C64 Pro Mono" w:hAnsi="C64 Pro Mono"/>
-          <w:color w:val="FFFFFF" w:themeColor="background1"/>
-        </w:rPr>
-        <w:lastRenderedPageBreak/>
-        <w:t>Summary</w:t>
-      </w:r>
-    </w:p>
-    <w:p>
-      <w:pPr>
-        <w:rPr>
-          <w:rFonts w:ascii="C64 Pro Mono" w:hAnsi="C64 Pro Mono"/>
-          <w:color w:val="FFFFFF" w:themeColor="background1"/>
-        </w:rPr>
-      </w:pPr>
-    </w:p>
-    <w:p>
-      <w:pPr>
-        <w:pStyle w:val="ListParagraph"/>
-        <w:numPr>
-          <w:ilvl w:val="0"/>
-          <w:numId w:val="12"/>
-        </w:numPr>
-        <w:rPr>
-          <w:rFonts w:ascii="C64 Pro Mono" w:hAnsi="C64 Pro Mono"/>
-          <w:color w:val="FFFFFF" w:themeColor="background1"/>
-        </w:rPr>
-      </w:pPr>
-      <w:r>
-        <w:rPr>
-          <w:rFonts w:ascii="C64 Pro Mono" w:hAnsi="C64 Pro Mono"/>
-          <w:color w:val="FFFFFF" w:themeColor="background1"/>
-        </w:rPr>
-        <w:t xml:space="preserve">Sprites still exist in </w:t>
-      </w:r>
-      <w:proofErr w:type="spellStart"/>
-      <w:r>
-        <w:rPr>
-          <w:rFonts w:ascii="C64 Pro Mono" w:hAnsi="C64 Pro Mono"/>
-          <w:color w:val="FFFFFF" w:themeColor="background1"/>
-        </w:rPr>
-        <w:t>pogramming</w:t>
-      </w:r>
-      <w:proofErr w:type="spellEnd"/>
-      <w:r>
-        <w:rPr>
-          <w:rFonts w:ascii="C64 Pro Mono" w:hAnsi="C64 Pro Mono"/>
-          <w:color w:val="FFFFFF" w:themeColor="background1"/>
-        </w:rPr>
-        <w:t xml:space="preserve"> languages</w:t>
-      </w:r>
-    </w:p>
-    <w:p>
-      <w:pPr>
-        <w:rPr>
-          <w:rFonts w:ascii="C64 Pro Mono" w:hAnsi="C64 Pro Mono"/>
-          <w:color w:val="FFFFFF" w:themeColor="background1"/>
-        </w:rPr>
-      </w:pPr>
-    </w:p>
-    <w:p>
-      <w:pPr>
-        <w:pStyle w:val="ListParagraph"/>
-        <w:numPr>
-          <w:ilvl w:val="0"/>
-          <w:numId w:val="12"/>
-        </w:numPr>
-        <w:rPr>
-          <w:rFonts w:ascii="C64 Pro Mono" w:hAnsi="C64 Pro Mono"/>
-          <w:color w:val="FFFFFF" w:themeColor="background1"/>
-        </w:rPr>
-      </w:pPr>
-      <w:r>
-        <w:rPr>
-          <w:rFonts w:ascii="C64 Pro Mono" w:hAnsi="C64 Pro Mono"/>
-          <w:color w:val="FFFFFF" w:themeColor="background1"/>
-        </w:rPr>
-        <w:t>Sprites are no more hardware-based</w:t>
-      </w:r>
-    </w:p>
-    <w:p>
-      <w:pPr>
-        <w:rPr>
-          <w:rFonts w:ascii="C64 Pro Mono" w:hAnsi="C64 Pro Mono"/>
-          <w:color w:val="FFFFFF" w:themeColor="background1"/>
-        </w:rPr>
-      </w:pPr>
-    </w:p>
-    <w:p>
-      <w:pPr>
-        <w:pStyle w:val="ListParagraph"/>
-        <w:numPr>
-          <w:ilvl w:val="0"/>
-          <w:numId w:val="12"/>
-        </w:numPr>
-        <w:rPr>
-          <w:rFonts w:ascii="C64 Pro Mono" w:hAnsi="C64 Pro Mono"/>
-          <w:color w:val="FFFFFF" w:themeColor="background1"/>
-        </w:rPr>
-      </w:pPr>
-      <w:r>
-        <w:rPr>
-          <w:rFonts w:ascii="C64 Pro Mono" w:hAnsi="C64 Pro Mono"/>
-          <w:color w:val="FFFFFF" w:themeColor="background1"/>
-        </w:rPr>
-        <w:t>Games went 3D, making 2D sprites not that crucial in game development</w:t>
       </w:r>
     </w:p>
     <w:p>
@@ -9568,6 +9482,119 @@
 <file path=word/numbering.xml><?xml version="1.0" encoding="utf-8"?>
 <w:numbering xmlns:wpc="http://schemas.microsoft.com/office/word/2010/wordprocessingCanvas" xmlns:cx="http://schemas.microsoft.com/office/drawing/2014/chartex" xmlns:cx1="http://schemas.microsoft.com/office/drawing/2015/9/8/chartex" xmlns:cx2="http://schemas.microsoft.com/office/drawing/2015/10/21/chartex" xmlns:cx3="http://schemas.microsoft.com/office/drawing/2016/5/9/chartex" xmlns:cx4="http://schemas.microsoft.com/office/drawing/2016/5/10/chartex" xmlns:cx5="http://schemas.microsoft.com/office/drawing/2016/5/11/chartex" xmlns:cx6="http://schemas.microsoft.com/office/drawing/2016/5/12/chartex" xmlns:cx7="http://schemas.microsoft.com/office/drawing/2016/5/13/chartex" xmlns:cx8="http://schemas.microsoft.com/office/drawing/2016/5/14/chartex" xmlns:mc="http://schemas.openxmlformats.org/markup-compatibility/2006" xmlns:aink="http://schemas.microsoft.com/office/drawing/2016/ink" xmlns:am3d="http://schemas.microsoft.com/office/drawing/2017/model3d" xmlns:o="urn:schemas-microsoft-com:office:office" xmlns:oel="http://schemas.microsoft.com/office/2019/extlst" xmlns:r="http://schemas.openxmlformats.org/officeDocument/2006/relationships" xmlns:m="http://schemas.openxmlformats.org/officeDocument/2006/math" xmlns:v="urn:schemas-microsoft-com:vml" xmlns:wp14="http://schemas.microsoft.com/office/word/2010/wordprocessingDrawing" xmlns:wp="http://schemas.openxmlformats.org/drawingml/2006/wordprocessingDrawing" xmlns:w10="urn:schemas-microsoft-com:office:word" xmlns:w="http://schemas.openxmlformats.org/wordprocessingml/2006/main" xmlns:w14="http://schemas.microsoft.com/office/word/2010/wordml" xmlns:w15="http://schemas.microsoft.com/office/word/2012/wordml" xmlns:w16cex="http://schemas.microsoft.com/office/word/2018/wordml/cex" xmlns:w16cid="http://schemas.microsoft.com/office/word/2016/wordml/cid" xmlns:w16="http://schemas.microsoft.com/office/word/2018/wordml" xmlns:w16du="http://schemas.microsoft.com/office/word/2023/wordml/word16du" xmlns:w16sdtdh="http://schemas.microsoft.com/office/word/2020/wordml/sdtdatahash" xmlns:w16sdtfl="http://schemas.microsoft.com/office/word/2024/wordml/sdtformatlock" xmlns:w16se="http://schemas.microsoft.com/office/word/2015/wordml/symex" xmlns:wpg="http://schemas.microsoft.com/office/word/2010/wordprocessingGroup" xmlns:wpi="http://schemas.microsoft.com/office/word/2010/wordprocessingInk" xmlns:wne="http://schemas.microsoft.com/office/word/2006/wordml" xmlns:wps="http://schemas.microsoft.com/office/word/2010/wordprocessingShape" mc:Ignorable="w14 w15 w16se w16cid w16 w16cex w16sdtdh w16sdtfl w16du wp14">
   <w:abstractNum w:abstractNumId="0" w15:restartNumberingAfterBreak="0">
+    <w:nsid w:val="072B2A12"/>
+    <w:multiLevelType w:val="hybridMultilevel"/>
+    <w:tmpl w:val="70C24C2C"/>
+    <w:lvl w:ilvl="0" w:tplc="04090001">
+      <w:start w:val="1"/>
+      <w:numFmt w:val="bullet"/>
+      <w:lvlText w:val=""/>
+      <w:lvlJc w:val="left"/>
+      <w:pPr>
+        <w:ind w:left="720" w:hanging="360"/>
+      </w:pPr>
+      <w:rPr>
+        <w:rFonts w:ascii="Symbol" w:hAnsi="Symbol" w:hint="default"/>
+      </w:rPr>
+    </w:lvl>
+    <w:lvl w:ilvl="1" w:tplc="04090003" w:tentative="1">
+      <w:start w:val="1"/>
+      <w:numFmt w:val="bullet"/>
+      <w:lvlText w:val="o"/>
+      <w:lvlJc w:val="left"/>
+      <w:pPr>
+        <w:ind w:left="1440" w:hanging="360"/>
+      </w:pPr>
+      <w:rPr>
+        <w:rFonts w:ascii="Courier New" w:hAnsi="Courier New" w:cs="Courier New" w:hint="default"/>
+      </w:rPr>
+    </w:lvl>
+    <w:lvl w:ilvl="2" w:tplc="04090005" w:tentative="1">
+      <w:start w:val="1"/>
+      <w:numFmt w:val="bullet"/>
+      <w:lvlText w:val=""/>
+      <w:lvlJc w:val="left"/>
+      <w:pPr>
+        <w:ind w:left="2160" w:hanging="360"/>
+      </w:pPr>
+      <w:rPr>
+        <w:rFonts w:ascii="Wingdings" w:hAnsi="Wingdings" w:hint="default"/>
+      </w:rPr>
+    </w:lvl>
+    <w:lvl w:ilvl="3" w:tplc="04090001" w:tentative="1">
+      <w:start w:val="1"/>
+      <w:numFmt w:val="bullet"/>
+      <w:lvlText w:val=""/>
+      <w:lvlJc w:val="left"/>
+      <w:pPr>
+        <w:ind w:left="2880" w:hanging="360"/>
+      </w:pPr>
+      <w:rPr>
+        <w:rFonts w:ascii="Symbol" w:hAnsi="Symbol" w:hint="default"/>
+      </w:rPr>
+    </w:lvl>
+    <w:lvl w:ilvl="4" w:tplc="04090003" w:tentative="1">
+      <w:start w:val="1"/>
+      <w:numFmt w:val="bullet"/>
+      <w:lvlText w:val="o"/>
+      <w:lvlJc w:val="left"/>
+      <w:pPr>
+        <w:ind w:left="3600" w:hanging="360"/>
+      </w:pPr>
+      <w:rPr>
+        <w:rFonts w:ascii="Courier New" w:hAnsi="Courier New" w:cs="Courier New" w:hint="default"/>
+      </w:rPr>
+    </w:lvl>
+    <w:lvl w:ilvl="5" w:tplc="04090005" w:tentative="1">
+      <w:start w:val="1"/>
+      <w:numFmt w:val="bullet"/>
+      <w:lvlText w:val=""/>
+      <w:lvlJc w:val="left"/>
+      <w:pPr>
+        <w:ind w:left="4320" w:hanging="360"/>
+      </w:pPr>
+      <w:rPr>
+        <w:rFonts w:ascii="Wingdings" w:hAnsi="Wingdings" w:hint="default"/>
+      </w:rPr>
+    </w:lvl>
+    <w:lvl w:ilvl="6" w:tplc="04090001" w:tentative="1">
+      <w:start w:val="1"/>
+      <w:numFmt w:val="bullet"/>
+      <w:lvlText w:val=""/>
+      <w:lvlJc w:val="left"/>
+      <w:pPr>
+        <w:ind w:left="5040" w:hanging="360"/>
+      </w:pPr>
+      <w:rPr>
+        <w:rFonts w:ascii="Symbol" w:hAnsi="Symbol" w:hint="default"/>
+      </w:rPr>
+    </w:lvl>
+    <w:lvl w:ilvl="7" w:tplc="04090003" w:tentative="1">
+      <w:start w:val="1"/>
+      <w:numFmt w:val="bullet"/>
+      <w:lvlText w:val="o"/>
+      <w:lvlJc w:val="left"/>
+      <w:pPr>
+        <w:ind w:left="5760" w:hanging="360"/>
+      </w:pPr>
+      <w:rPr>
+        <w:rFonts w:ascii="Courier New" w:hAnsi="Courier New" w:cs="Courier New" w:hint="default"/>
+      </w:rPr>
+    </w:lvl>
+    <w:lvl w:ilvl="8" w:tplc="04090005" w:tentative="1">
+      <w:start w:val="1"/>
+      <w:numFmt w:val="bullet"/>
+      <w:lvlText w:val=""/>
+      <w:lvlJc w:val="left"/>
+      <w:pPr>
+        <w:ind w:left="6480" w:hanging="360"/>
+      </w:pPr>
+      <w:rPr>
+        <w:rFonts w:ascii="Wingdings" w:hAnsi="Wingdings" w:hint="default"/>
+      </w:rPr>
+    </w:lvl>
+  </w:abstractNum>
+  <w:abstractNum w:abstractNumId="1" w15:restartNumberingAfterBreak="0">
     <w:nsid w:val="07503E67"/>
     <w:multiLevelType w:val="multilevel"/>
     <w:tmpl w:val="E98C5140"/>
@@ -9712,7 +9739,7 @@
       </w:rPr>
     </w:lvl>
   </w:abstractNum>
-  <w:abstractNum w:abstractNumId="1" w15:restartNumberingAfterBreak="0">
+  <w:abstractNum w:abstractNumId="2" w15:restartNumberingAfterBreak="0">
     <w:nsid w:val="081C51D4"/>
     <w:multiLevelType w:val="multilevel"/>
     <w:tmpl w:val="BE4606E4"/>
@@ -9857,7 +9884,7 @@
       </w:rPr>
     </w:lvl>
   </w:abstractNum>
-  <w:abstractNum w:abstractNumId="2" w15:restartNumberingAfterBreak="0">
+  <w:abstractNum w:abstractNumId="3" w15:restartNumberingAfterBreak="0">
     <w:nsid w:val="122E1B86"/>
     <w:multiLevelType w:val="hybridMultilevel"/>
     <w:tmpl w:val="4A1813A6"/>
@@ -9970,7 +9997,7 @@
       </w:rPr>
     </w:lvl>
   </w:abstractNum>
-  <w:abstractNum w:abstractNumId="3" w15:restartNumberingAfterBreak="0">
+  <w:abstractNum w:abstractNumId="4" w15:restartNumberingAfterBreak="0">
     <w:nsid w:val="3A9C32EC"/>
     <w:multiLevelType w:val="hybridMultilevel"/>
     <w:tmpl w:val="3076A69A"/>
@@ -10082,7 +10109,7 @@
       </w:rPr>
     </w:lvl>
   </w:abstractNum>
-  <w:abstractNum w:abstractNumId="4" w15:restartNumberingAfterBreak="0">
+  <w:abstractNum w:abstractNumId="5" w15:restartNumberingAfterBreak="0">
     <w:nsid w:val="45CE40F5"/>
     <w:multiLevelType w:val="hybridMultilevel"/>
     <w:tmpl w:val="54F6DD68"/>
@@ -10195,7 +10222,7 @@
       </w:rPr>
     </w:lvl>
   </w:abstractNum>
-  <w:abstractNum w:abstractNumId="5" w15:restartNumberingAfterBreak="0">
+  <w:abstractNum w:abstractNumId="6" w15:restartNumberingAfterBreak="0">
     <w:nsid w:val="48DD0394"/>
     <w:multiLevelType w:val="hybridMultilevel"/>
     <w:tmpl w:val="0852A38C"/>
@@ -10308,7 +10335,7 @@
       </w:rPr>
     </w:lvl>
   </w:abstractNum>
-  <w:abstractNum w:abstractNumId="6" w15:restartNumberingAfterBreak="0">
+  <w:abstractNum w:abstractNumId="7" w15:restartNumberingAfterBreak="0">
     <w:nsid w:val="4F397F76"/>
     <w:multiLevelType w:val="multilevel"/>
     <w:tmpl w:val="705E445C"/>
@@ -10457,7 +10484,7 @@
       </w:rPr>
     </w:lvl>
   </w:abstractNum>
-  <w:abstractNum w:abstractNumId="7" w15:restartNumberingAfterBreak="0">
+  <w:abstractNum w:abstractNumId="8" w15:restartNumberingAfterBreak="0">
     <w:nsid w:val="508A082F"/>
     <w:multiLevelType w:val="hybridMultilevel"/>
     <w:tmpl w:val="391669FE"/>
@@ -10569,7 +10596,120 @@
       </w:rPr>
     </w:lvl>
   </w:abstractNum>
-  <w:abstractNum w:abstractNumId="8" w15:restartNumberingAfterBreak="0">
+  <w:abstractNum w:abstractNumId="9" w15:restartNumberingAfterBreak="0">
+    <w:nsid w:val="64B53BE8"/>
+    <w:multiLevelType w:val="hybridMultilevel"/>
+    <w:tmpl w:val="D69EFEDE"/>
+    <w:lvl w:ilvl="0" w:tplc="04090001">
+      <w:start w:val="1"/>
+      <w:numFmt w:val="bullet"/>
+      <w:lvlText w:val=""/>
+      <w:lvlJc w:val="left"/>
+      <w:pPr>
+        <w:ind w:left="720" w:hanging="360"/>
+      </w:pPr>
+      <w:rPr>
+        <w:rFonts w:ascii="Symbol" w:hAnsi="Symbol" w:hint="default"/>
+      </w:rPr>
+    </w:lvl>
+    <w:lvl w:ilvl="1" w:tplc="04090003" w:tentative="1">
+      <w:start w:val="1"/>
+      <w:numFmt w:val="bullet"/>
+      <w:lvlText w:val="o"/>
+      <w:lvlJc w:val="left"/>
+      <w:pPr>
+        <w:ind w:left="1440" w:hanging="360"/>
+      </w:pPr>
+      <w:rPr>
+        <w:rFonts w:ascii="Courier New" w:hAnsi="Courier New" w:cs="Courier New" w:hint="default"/>
+      </w:rPr>
+    </w:lvl>
+    <w:lvl w:ilvl="2" w:tplc="04090005" w:tentative="1">
+      <w:start w:val="1"/>
+      <w:numFmt w:val="bullet"/>
+      <w:lvlText w:val=""/>
+      <w:lvlJc w:val="left"/>
+      <w:pPr>
+        <w:ind w:left="2160" w:hanging="360"/>
+      </w:pPr>
+      <w:rPr>
+        <w:rFonts w:ascii="Wingdings" w:hAnsi="Wingdings" w:hint="default"/>
+      </w:rPr>
+    </w:lvl>
+    <w:lvl w:ilvl="3" w:tplc="04090001" w:tentative="1">
+      <w:start w:val="1"/>
+      <w:numFmt w:val="bullet"/>
+      <w:lvlText w:val=""/>
+      <w:lvlJc w:val="left"/>
+      <w:pPr>
+        <w:ind w:left="2880" w:hanging="360"/>
+      </w:pPr>
+      <w:rPr>
+        <w:rFonts w:ascii="Symbol" w:hAnsi="Symbol" w:hint="default"/>
+      </w:rPr>
+    </w:lvl>
+    <w:lvl w:ilvl="4" w:tplc="04090003" w:tentative="1">
+      <w:start w:val="1"/>
+      <w:numFmt w:val="bullet"/>
+      <w:lvlText w:val="o"/>
+      <w:lvlJc w:val="left"/>
+      <w:pPr>
+        <w:ind w:left="3600" w:hanging="360"/>
+      </w:pPr>
+      <w:rPr>
+        <w:rFonts w:ascii="Courier New" w:hAnsi="Courier New" w:cs="Courier New" w:hint="default"/>
+      </w:rPr>
+    </w:lvl>
+    <w:lvl w:ilvl="5" w:tplc="04090005" w:tentative="1">
+      <w:start w:val="1"/>
+      <w:numFmt w:val="bullet"/>
+      <w:lvlText w:val=""/>
+      <w:lvlJc w:val="left"/>
+      <w:pPr>
+        <w:ind w:left="4320" w:hanging="360"/>
+      </w:pPr>
+      <w:rPr>
+        <w:rFonts w:ascii="Wingdings" w:hAnsi="Wingdings" w:hint="default"/>
+      </w:rPr>
+    </w:lvl>
+    <w:lvl w:ilvl="6" w:tplc="04090001" w:tentative="1">
+      <w:start w:val="1"/>
+      <w:numFmt w:val="bullet"/>
+      <w:lvlText w:val=""/>
+      <w:lvlJc w:val="left"/>
+      <w:pPr>
+        <w:ind w:left="5040" w:hanging="360"/>
+      </w:pPr>
+      <w:rPr>
+        <w:rFonts w:ascii="Symbol" w:hAnsi="Symbol" w:hint="default"/>
+      </w:rPr>
+    </w:lvl>
+    <w:lvl w:ilvl="7" w:tplc="04090003" w:tentative="1">
+      <w:start w:val="1"/>
+      <w:numFmt w:val="bullet"/>
+      <w:lvlText w:val="o"/>
+      <w:lvlJc w:val="left"/>
+      <w:pPr>
+        <w:ind w:left="5760" w:hanging="360"/>
+      </w:pPr>
+      <w:rPr>
+        <w:rFonts w:ascii="Courier New" w:hAnsi="Courier New" w:cs="Courier New" w:hint="default"/>
+      </w:rPr>
+    </w:lvl>
+    <w:lvl w:ilvl="8" w:tplc="04090005" w:tentative="1">
+      <w:start w:val="1"/>
+      <w:numFmt w:val="bullet"/>
+      <w:lvlText w:val=""/>
+      <w:lvlJc w:val="left"/>
+      <w:pPr>
+        <w:ind w:left="6480" w:hanging="360"/>
+      </w:pPr>
+      <w:rPr>
+        <w:rFonts w:ascii="Wingdings" w:hAnsi="Wingdings" w:hint="default"/>
+      </w:rPr>
+    </w:lvl>
+  </w:abstractNum>
+  <w:abstractNum w:abstractNumId="10" w15:restartNumberingAfterBreak="0">
     <w:nsid w:val="67951287"/>
     <w:multiLevelType w:val="multilevel"/>
     <w:tmpl w:val="FC3E6EC6"/>
@@ -10718,7 +10858,7 @@
       </w:rPr>
     </w:lvl>
   </w:abstractNum>
-  <w:abstractNum w:abstractNumId="9" w15:restartNumberingAfterBreak="0">
+  <w:abstractNum w:abstractNumId="11" w15:restartNumberingAfterBreak="0">
     <w:nsid w:val="74DA0D74"/>
     <w:multiLevelType w:val="hybridMultilevel"/>
     <w:tmpl w:val="AA88985A"/>
@@ -10831,7 +10971,7 @@
       </w:rPr>
     </w:lvl>
   </w:abstractNum>
-  <w:abstractNum w:abstractNumId="10" w15:restartNumberingAfterBreak="0">
+  <w:abstractNum w:abstractNumId="12" w15:restartNumberingAfterBreak="0">
     <w:nsid w:val="750877E6"/>
     <w:multiLevelType w:val="multilevel"/>
     <w:tmpl w:val="BE4606E4"/>
@@ -10976,7 +11116,7 @@
       </w:rPr>
     </w:lvl>
   </w:abstractNum>
-  <w:abstractNum w:abstractNumId="11" w15:restartNumberingAfterBreak="0">
+  <w:abstractNum w:abstractNumId="13" w15:restartNumberingAfterBreak="0">
     <w:nsid w:val="76B70BC6"/>
     <w:multiLevelType w:val="multilevel"/>
     <w:tmpl w:val="BE4606E4"/>
@@ -11121,7 +11261,7 @@
       </w:rPr>
     </w:lvl>
   </w:abstractNum>
-  <w:abstractNum w:abstractNumId="12" w15:restartNumberingAfterBreak="0">
+  <w:abstractNum w:abstractNumId="14" w15:restartNumberingAfterBreak="0">
     <w:nsid w:val="77BF203A"/>
     <w:multiLevelType w:val="hybridMultilevel"/>
     <w:tmpl w:val="5D32E0C0"/>
@@ -11234,7 +11374,7 @@
       </w:rPr>
     </w:lvl>
   </w:abstractNum>
-  <w:abstractNum w:abstractNumId="13" w15:restartNumberingAfterBreak="0">
+  <w:abstractNum w:abstractNumId="15" w15:restartNumberingAfterBreak="0">
     <w:nsid w:val="787A33FE"/>
     <w:multiLevelType w:val="hybridMultilevel"/>
     <w:tmpl w:val="9B0C91B0"/>
@@ -11348,46 +11488,52 @@
     </w:lvl>
   </w:abstractNum>
   <w:num w:numId="1" w16cid:durableId="366102741">
+    <w:abstractNumId w:val="5"/>
+  </w:num>
+  <w:num w:numId="2" w16cid:durableId="1399282567">
+    <w:abstractNumId w:val="1"/>
+  </w:num>
+  <w:num w:numId="3" w16cid:durableId="1088574508">
+    <w:abstractNumId w:val="2"/>
+  </w:num>
+  <w:num w:numId="4" w16cid:durableId="182060749">
+    <w:abstractNumId w:val="10"/>
+  </w:num>
+  <w:num w:numId="5" w16cid:durableId="96872561">
+    <w:abstractNumId w:val="12"/>
+  </w:num>
+  <w:num w:numId="6" w16cid:durableId="1247377091">
+    <w:abstractNumId w:val="13"/>
+  </w:num>
+  <w:num w:numId="7" w16cid:durableId="1836219126">
+    <w:abstractNumId w:val="7"/>
+  </w:num>
+  <w:num w:numId="8" w16cid:durableId="1001546471">
     <w:abstractNumId w:val="4"/>
   </w:num>
-  <w:num w:numId="2" w16cid:durableId="1399282567">
+  <w:num w:numId="9" w16cid:durableId="748502999">
+    <w:abstractNumId w:val="8"/>
+  </w:num>
+  <w:num w:numId="10" w16cid:durableId="466976073">
+    <w:abstractNumId w:val="14"/>
+  </w:num>
+  <w:num w:numId="11" w16cid:durableId="332074901">
+    <w:abstractNumId w:val="15"/>
+  </w:num>
+  <w:num w:numId="12" w16cid:durableId="1825468012">
+    <w:abstractNumId w:val="11"/>
+  </w:num>
+  <w:num w:numId="13" w16cid:durableId="1963490212">
+    <w:abstractNumId w:val="3"/>
+  </w:num>
+  <w:num w:numId="14" w16cid:durableId="54282666">
+    <w:abstractNumId w:val="6"/>
+  </w:num>
+  <w:num w:numId="15" w16cid:durableId="1514371116">
     <w:abstractNumId w:val="0"/>
   </w:num>
-  <w:num w:numId="3" w16cid:durableId="1088574508">
-    <w:abstractNumId w:val="1"/>
-  </w:num>
-  <w:num w:numId="4" w16cid:durableId="182060749">
-    <w:abstractNumId w:val="8"/>
-  </w:num>
-  <w:num w:numId="5" w16cid:durableId="96872561">
-    <w:abstractNumId w:val="10"/>
-  </w:num>
-  <w:num w:numId="6" w16cid:durableId="1247377091">
-    <w:abstractNumId w:val="11"/>
-  </w:num>
-  <w:num w:numId="7" w16cid:durableId="1836219126">
-    <w:abstractNumId w:val="6"/>
-  </w:num>
-  <w:num w:numId="8" w16cid:durableId="1001546471">
-    <w:abstractNumId w:val="3"/>
-  </w:num>
-  <w:num w:numId="9" w16cid:durableId="748502999">
-    <w:abstractNumId w:val="7"/>
-  </w:num>
-  <w:num w:numId="10" w16cid:durableId="466976073">
-    <w:abstractNumId w:val="12"/>
-  </w:num>
-  <w:num w:numId="11" w16cid:durableId="332074901">
-    <w:abstractNumId w:val="13"/>
-  </w:num>
-  <w:num w:numId="12" w16cid:durableId="1825468012">
+  <w:num w:numId="16" w16cid:durableId="446852485">
     <w:abstractNumId w:val="9"/>
-  </w:num>
-  <w:num w:numId="13" w16cid:durableId="1963490212">
-    <w:abstractNumId w:val="2"/>
-  </w:num>
-  <w:num w:numId="14" w16cid:durableId="54282666">
-    <w:abstractNumId w:val="5"/>
   </w:num>
 </w:numbering>
 </file>

--- a/LECTURES/DecadesOfSprites/Decades of SPRITES.docx
+++ b/LECTURES/DecadesOfSprites/Decades of SPRITES.docx
@@ -35,8 +35,21 @@
           <w:sz w:val="48"/>
           <w:szCs w:val="48"/>
         </w:rPr>
-        <w:t xml:space="preserve"> of sprites ?</w:t>
-      </w:r>
+        <w:t xml:space="preserve"> of </w:t>
+      </w:r>
+      <w:proofErr w:type="gramStart"/>
+      <w:r>
+        <w:rPr>
+          <w:rFonts w:ascii="C64 Pro Mono" w:hAnsi="C64 Pro Mono"/>
+          <w:i w:val="0"/>
+          <w:iCs w:val="0"/>
+          <w:color w:val="FFFFFF" w:themeColor="background1"/>
+          <w:sz w:val="48"/>
+          <w:szCs w:val="48"/>
+        </w:rPr>
+        <w:t>sprites ?</w:t>
+      </w:r>
+      <w:proofErr w:type="gramEnd"/>
     </w:p>
     <w:p>
       <w:pPr>
@@ -710,8 +723,18 @@
           <w:color w:val="FFFFFF" w:themeColor="background1"/>
           <w:lang w:val="fr-FR"/>
         </w:rPr>
-        <w:t>8-bit microprocessor MOS 6502:</w:t>
-      </w:r>
+        <w:t xml:space="preserve">8-bit microprocessor MOS </w:t>
+      </w:r>
+      <w:proofErr w:type="gramStart"/>
+      <w:r>
+        <w:rPr>
+          <w:rFonts w:ascii="C64 Pro Mono" w:hAnsi="C64 Pro Mono"/>
+          <w:color w:val="FFFFFF" w:themeColor="background1"/>
+          <w:lang w:val="fr-FR"/>
+        </w:rPr>
+        <w:t>6502:</w:t>
+      </w:r>
+      <w:proofErr w:type="gramEnd"/>
     </w:p>
     <w:p>
       <w:pPr>
@@ -4500,8 +4523,19 @@
           <w:sz w:val="18"/>
           <w:szCs w:val="18"/>
         </w:rPr>
-        <w:t xml:space="preserve"> sprite collisions</w:t>
-      </w:r>
+        <w:t xml:space="preserve"> </w:t>
+      </w:r>
+      <w:proofErr w:type="gramStart"/>
+      <w:r>
+        <w:rPr>
+          <w:rFonts w:ascii="C64 Pro Mono" w:hAnsi="C64 Pro Mono"/>
+          <w:color w:val="FFFFFF" w:themeColor="background1"/>
+          <w:sz w:val="18"/>
+          <w:szCs w:val="18"/>
+        </w:rPr>
+        <w:t>sprite collisions</w:t>
+      </w:r>
+      <w:proofErr w:type="gramEnd"/>
     </w:p>
     <w:p>
       <w:pPr>
@@ -4848,7 +4882,23 @@
           <w:rFonts w:ascii="C64 Pro Mono" w:hAnsi="C64 Pro Mono"/>
           <w:color w:val="FFFFFF" w:themeColor="background1"/>
         </w:rPr>
-        <w:t>No sprites!!!</w:t>
+        <w:t xml:space="preserve">No </w:t>
+      </w:r>
+      <w:proofErr w:type="gramStart"/>
+      <w:r>
+        <w:rPr>
+          <w:rFonts w:ascii="C64 Pro Mono" w:hAnsi="C64 Pro Mono"/>
+          <w:color w:val="FFFFFF" w:themeColor="background1"/>
+        </w:rPr>
+        <w:t>sprites</w:t>
+      </w:r>
+      <w:proofErr w:type="gramEnd"/>
+      <w:r>
+        <w:rPr>
+          <w:rFonts w:ascii="C64 Pro Mono" w:hAnsi="C64 Pro Mono"/>
+          <w:color w:val="FFFFFF" w:themeColor="background1"/>
+        </w:rPr>
+        <w:t>!!!</w:t>
       </w:r>
     </w:p>
     <w:p>
@@ -5490,18 +5540,25 @@
                               <w:t xml:space="preserve"> = </w:t>
                             </w:r>
                             <w:proofErr w:type="spellStart"/>
+                            <w:proofErr w:type="gramStart"/>
                             <w:r>
                               <w:t>arcade.Sprite</w:t>
                             </w:r>
                             <w:proofErr w:type="spellEnd"/>
+                            <w:proofErr w:type="gramEnd"/>
                             <w:r>
                               <w:t>("</w:t>
                             </w:r>
                             <w:proofErr w:type="spellStart"/>
                             <w:r>
-                              <w:t>monster.bmp",scale</w:t>
+                              <w:t>monster.bmp</w:t>
+                            </w:r>
+                            <w:proofErr w:type="gramStart"/>
+                            <w:r>
+                              <w:t>",scale</w:t>
                             </w:r>
                             <w:proofErr w:type="spellEnd"/>
+                            <w:proofErr w:type="gramEnd"/>
                             <w:r>
                               <w:t>=</w:t>
                             </w:r>
@@ -5523,10 +5580,12 @@
                               <w:t xml:space="preserve"> = </w:t>
                             </w:r>
                             <w:proofErr w:type="spellStart"/>
+                            <w:proofErr w:type="gramStart"/>
                             <w:r>
                               <w:t>arcade.Sprite</w:t>
                             </w:r>
                             <w:proofErr w:type="spellEnd"/>
+                            <w:proofErr w:type="gramEnd"/>
                             <w:r>
                               <w:t>("</w:t>
                             </w:r>
@@ -5553,10 +5612,12 @@
                               <w:t xml:space="preserve"> = </w:t>
                             </w:r>
                             <w:proofErr w:type="spellStart"/>
+                            <w:proofErr w:type="gramStart"/>
                             <w:r>
                               <w:t>arcade.SpriteList</w:t>
                             </w:r>
                             <w:proofErr w:type="spellEnd"/>
+                            <w:proofErr w:type="gramEnd"/>
                             <w:r>
                               <w:t>()</w:t>
                             </w:r>
@@ -5568,9 +5629,14 @@
                               <w:t>enem</w:t>
                             </w:r>
                             <w:r>
-                              <w:t>y_list.append</w:t>
+                              <w:t>y_</w:t>
+                            </w:r>
+                            <w:proofErr w:type="gramStart"/>
+                            <w:r>
+                              <w:t>list.append</w:t>
                             </w:r>
                             <w:proofErr w:type="spellEnd"/>
+                            <w:proofErr w:type="gramEnd"/>
                             <w:r>
                               <w:t>(monster)</w:t>
                             </w:r>
@@ -5579,9 +5645,14 @@
                             </w:r>
                             <w:proofErr w:type="spellStart"/>
                             <w:r>
-                              <w:t>enemy_list.append</w:t>
+                              <w:t>enemy_</w:t>
+                            </w:r>
+                            <w:proofErr w:type="gramStart"/>
+                            <w:r>
+                              <w:t>list.append</w:t>
                             </w:r>
                             <w:proofErr w:type="spellEnd"/>
+                            <w:proofErr w:type="gramEnd"/>
                             <w:r>
                               <w:t>(skull)</w:t>
                             </w:r>
@@ -5589,9 +5660,14 @@
                           <w:p>
                             <w:proofErr w:type="spellStart"/>
                             <w:r>
-                              <w:t>enemy_list.draw</w:t>
+                              <w:t>enemy_</w:t>
+                            </w:r>
+                            <w:proofErr w:type="gramStart"/>
+                            <w:r>
+                              <w:t>list.draw</w:t>
                             </w:r>
                             <w:proofErr w:type="spellEnd"/>
+                            <w:proofErr w:type="gramEnd"/>
                             <w:r>
                               <w:t>()</w:t>
                             </w:r>
@@ -5630,18 +5706,25 @@
                         <w:t xml:space="preserve"> = </w:t>
                       </w:r>
                       <w:proofErr w:type="spellStart"/>
+                      <w:proofErr w:type="gramStart"/>
                       <w:r>
                         <w:t>arcade.Sprite</w:t>
                       </w:r>
                       <w:proofErr w:type="spellEnd"/>
+                      <w:proofErr w:type="gramEnd"/>
                       <w:r>
                         <w:t>("</w:t>
                       </w:r>
                       <w:proofErr w:type="spellStart"/>
                       <w:r>
-                        <w:t>monster.bmp",scale</w:t>
+                        <w:t>monster.bmp</w:t>
+                      </w:r>
+                      <w:proofErr w:type="gramStart"/>
+                      <w:r>
+                        <w:t>",scale</w:t>
                       </w:r>
                       <w:proofErr w:type="spellEnd"/>
+                      <w:proofErr w:type="gramEnd"/>
                       <w:r>
                         <w:t>=</w:t>
                       </w:r>
@@ -5663,10 +5746,12 @@
                         <w:t xml:space="preserve"> = </w:t>
                       </w:r>
                       <w:proofErr w:type="spellStart"/>
+                      <w:proofErr w:type="gramStart"/>
                       <w:r>
                         <w:t>arcade.Sprite</w:t>
                       </w:r>
                       <w:proofErr w:type="spellEnd"/>
+                      <w:proofErr w:type="gramEnd"/>
                       <w:r>
                         <w:t>("</w:t>
                       </w:r>
@@ -5693,10 +5778,12 @@
                         <w:t xml:space="preserve"> = </w:t>
                       </w:r>
                       <w:proofErr w:type="spellStart"/>
+                      <w:proofErr w:type="gramStart"/>
                       <w:r>
                         <w:t>arcade.SpriteList</w:t>
                       </w:r>
                       <w:proofErr w:type="spellEnd"/>
+                      <w:proofErr w:type="gramEnd"/>
                       <w:r>
                         <w:t>()</w:t>
                       </w:r>
@@ -5708,9 +5795,14 @@
                         <w:t>enem</w:t>
                       </w:r>
                       <w:r>
-                        <w:t>y_list.append</w:t>
+                        <w:t>y_</w:t>
+                      </w:r>
+                      <w:proofErr w:type="gramStart"/>
+                      <w:r>
+                        <w:t>list.append</w:t>
                       </w:r>
                       <w:proofErr w:type="spellEnd"/>
+                      <w:proofErr w:type="gramEnd"/>
                       <w:r>
                         <w:t>(monster)</w:t>
                       </w:r>
@@ -5719,9 +5811,14 @@
                       </w:r>
                       <w:proofErr w:type="spellStart"/>
                       <w:r>
-                        <w:t>enemy_list.append</w:t>
+                        <w:t>enemy_</w:t>
+                      </w:r>
+                      <w:proofErr w:type="gramStart"/>
+                      <w:r>
+                        <w:t>list.append</w:t>
                       </w:r>
                       <w:proofErr w:type="spellEnd"/>
+                      <w:proofErr w:type="gramEnd"/>
                       <w:r>
                         <w:t>(skull)</w:t>
                       </w:r>
@@ -5729,9 +5826,14 @@
                     <w:p>
                       <w:proofErr w:type="spellStart"/>
                       <w:r>
-                        <w:t>enemy_list.draw</w:t>
+                        <w:t>enemy_</w:t>
+                      </w:r>
+                      <w:proofErr w:type="gramStart"/>
+                      <w:r>
+                        <w:t>list.draw</w:t>
                       </w:r>
                       <w:proofErr w:type="spellEnd"/>
+                      <w:proofErr w:type="gramEnd"/>
                       <w:r>
                         <w:t>()</w:t>
                       </w:r>
@@ -5810,10 +5912,12 @@
                               <w:t xml:space="preserve"> = </w:t>
                             </w:r>
                             <w:proofErr w:type="spellStart"/>
+                            <w:proofErr w:type="gramStart"/>
                             <w:r>
                               <w:t>arcade.Sprite</w:t>
                             </w:r>
                             <w:proofErr w:type="spellEnd"/>
+                            <w:proofErr w:type="gramEnd"/>
                             <w:r>
                               <w:t>(</w:t>
                             </w:r>
@@ -5937,10 +6041,12 @@
                         <w:t xml:space="preserve"> = </w:t>
                       </w:r>
                       <w:proofErr w:type="spellStart"/>
+                      <w:proofErr w:type="gramStart"/>
                       <w:r>
                         <w:t>arcade.Sprite</w:t>
                       </w:r>
                       <w:proofErr w:type="spellEnd"/>
+                      <w:proofErr w:type="gramEnd"/>
                       <w:r>
                         <w:t>(</w:t>
                       </w:r>
@@ -6238,7 +6344,23 @@
           <w:rFonts w:ascii="C64 Pro Mono" w:hAnsi="C64 Pro Mono"/>
           <w:color w:val="FFFFFF" w:themeColor="background1"/>
         </w:rPr>
-        <w:t>"Java is like a wheel. Invented long time ago, but still needed"</w:t>
+        <w:t xml:space="preserve">"Java is like a wheel. </w:t>
+      </w:r>
+      <w:proofErr w:type="gramStart"/>
+      <w:r>
+        <w:rPr>
+          <w:rFonts w:ascii="C64 Pro Mono" w:hAnsi="C64 Pro Mono"/>
+          <w:color w:val="FFFFFF" w:themeColor="background1"/>
+        </w:rPr>
+        <w:t>Invented</w:t>
+      </w:r>
+      <w:proofErr w:type="gramEnd"/>
+      <w:r>
+        <w:rPr>
+          <w:rFonts w:ascii="C64 Pro Mono" w:hAnsi="C64 Pro Mono"/>
+          <w:color w:val="FFFFFF" w:themeColor="background1"/>
+        </w:rPr>
+        <w:t xml:space="preserve"> long time ago, but still needed"</w:t>
       </w:r>
     </w:p>
     <w:p>
@@ -6463,10 +6585,12 @@
                               <w:br/>
                             </w:r>
                             <w:proofErr w:type="spellStart"/>
+                            <w:proofErr w:type="gramStart"/>
                             <w:r>
                               <w:t>batch.begin</w:t>
                             </w:r>
                             <w:proofErr w:type="spellEnd"/>
+                            <w:proofErr w:type="gramEnd"/>
                             <w:r>
                               <w:t>();</w:t>
                             </w:r>
@@ -6479,6 +6603,7 @@
                               <w:br/>
                             </w:r>
                             <w:proofErr w:type="spellStart"/>
+                            <w:proofErr w:type="gramStart"/>
                             <w:r>
                               <w:t>batch.</w:t>
                             </w:r>
@@ -6489,6 +6614,7 @@
                             <w:r>
                               <w:t>();</w:t>
                             </w:r>
+                            <w:proofErr w:type="gramEnd"/>
                           </w:p>
                           <w:p/>
                           <w:p/>
@@ -6539,10 +6665,12 @@
                         <w:br/>
                       </w:r>
                       <w:proofErr w:type="spellStart"/>
+                      <w:proofErr w:type="gramStart"/>
                       <w:r>
                         <w:t>batch.begin</w:t>
                       </w:r>
                       <w:proofErr w:type="spellEnd"/>
+                      <w:proofErr w:type="gramEnd"/>
                       <w:r>
                         <w:t>();</w:t>
                       </w:r>
@@ -6555,6 +6683,7 @@
                         <w:br/>
                       </w:r>
                       <w:proofErr w:type="spellStart"/>
+                      <w:proofErr w:type="gramStart"/>
                       <w:r>
                         <w:t>batch.</w:t>
                       </w:r>
@@ -6565,6 +6694,7 @@
                       <w:r>
                         <w:t>();</w:t>
                       </w:r>
+                      <w:proofErr w:type="gramEnd"/>
                     </w:p>
                     <w:p/>
                     <w:p/>
@@ -6639,7 +6769,11 @@
                               <w:t xml:space="preserve">var </w:t>
                             </w:r>
                             <w:r>
-                              <w:t>texture = new Texture(</w:t>
+                              <w:t xml:space="preserve">texture = new </w:t>
+                            </w:r>
+                            <w:proofErr w:type="gramStart"/>
+                            <w:r>
+                              <w:t>Texture(</w:t>
                             </w:r>
                             <w:proofErr w:type="spellStart"/>
                             <w:r>
@@ -6656,6 +6790,7 @@
                               <w:t>.internal</w:t>
                             </w:r>
                             <w:proofErr w:type="spellEnd"/>
+                            <w:proofErr w:type="gramEnd"/>
                             <w:r>
                               <w:t>(</w:t>
                             </w:r>
@@ -6679,13 +6814,20 @@
                               <w:br/>
                             </w:r>
                             <w:proofErr w:type="spellStart"/>
+                            <w:proofErr w:type="gramStart"/>
                             <w:r>
                               <w:t>sprite.setPosition</w:t>
                             </w:r>
                             <w:proofErr w:type="spellEnd"/>
-                            <w:r>
-                              <w:t>(100, 40);</w:t>
-                            </w:r>
+                            <w:proofErr w:type="gramEnd"/>
+                            <w:r>
+                              <w:t>(100, 40</w:t>
+                            </w:r>
+                            <w:proofErr w:type="gramStart"/>
+                            <w:r>
+                              <w:t>);</w:t>
+                            </w:r>
+                            <w:proofErr w:type="gramEnd"/>
                           </w:p>
                           <w:p/>
                         </w:txbxContent>
@@ -6715,7 +6857,11 @@
                         <w:t xml:space="preserve">var </w:t>
                       </w:r>
                       <w:r>
-                        <w:t>texture = new Texture(</w:t>
+                        <w:t xml:space="preserve">texture = new </w:t>
+                      </w:r>
+                      <w:proofErr w:type="gramStart"/>
+                      <w:r>
+                        <w:t>Texture(</w:t>
                       </w:r>
                       <w:proofErr w:type="spellStart"/>
                       <w:r>
@@ -6732,6 +6878,7 @@
                         <w:t>.internal</w:t>
                       </w:r>
                       <w:proofErr w:type="spellEnd"/>
+                      <w:proofErr w:type="gramEnd"/>
                       <w:r>
                         <w:t>(</w:t>
                       </w:r>
@@ -6755,13 +6902,20 @@
                         <w:br/>
                       </w:r>
                       <w:proofErr w:type="spellStart"/>
+                      <w:proofErr w:type="gramStart"/>
                       <w:r>
                         <w:t>sprite.setPosition</w:t>
                       </w:r>
                       <w:proofErr w:type="spellEnd"/>
-                      <w:r>
-                        <w:t>(100, 40);</w:t>
-                      </w:r>
+                      <w:proofErr w:type="gramEnd"/>
+                      <w:r>
+                        <w:t>(100, 40</w:t>
+                      </w:r>
+                      <w:proofErr w:type="gramStart"/>
+                      <w:r>
+                        <w:t>);</w:t>
+                      </w:r>
+                      <w:proofErr w:type="gramEnd"/>
                     </w:p>
                     <w:p/>
                   </w:txbxContent>
@@ -7488,6 +7642,7 @@
               </w:rPr>
             </w:pPr>
             <w:proofErr w:type="spellStart"/>
+            <w:proofErr w:type="gramStart"/>
             <w:r>
               <w:rPr>
                 <w:rFonts w:ascii="Abadi" w:hAnsi="Abadi"/>
@@ -7496,6 +7651,7 @@
               <w:t>sprite.setPosition</w:t>
             </w:r>
             <w:proofErr w:type="spellEnd"/>
+            <w:proofErr w:type="gramEnd"/>
             <w:r>
               <w:rPr>
                 <w:rFonts w:ascii="Abadi" w:hAnsi="Abadi"/>
@@ -7508,8 +7664,17 @@
                 <w:rFonts w:ascii="Abadi" w:hAnsi="Abadi"/>
                 <w:color w:val="FFFFFF" w:themeColor="background1"/>
               </w:rPr>
-              <w:t>100,200);</w:t>
+              <w:t>100,200</w:t>
             </w:r>
+            <w:proofErr w:type="gramStart"/>
+            <w:r>
+              <w:rPr>
+                <w:rFonts w:ascii="Abadi" w:hAnsi="Abadi"/>
+                <w:color w:val="FFFFFF" w:themeColor="background1"/>
+              </w:rPr>
+              <w:t>);</w:t>
+            </w:r>
+            <w:proofErr w:type="gramEnd"/>
           </w:p>
           <w:p>
             <w:pPr>
@@ -7543,6 +7708,7 @@
               </w:rPr>
             </w:pPr>
             <w:proofErr w:type="spellStart"/>
+            <w:proofErr w:type="gramStart"/>
             <w:r>
               <w:rPr>
                 <w:rFonts w:ascii="Abadi" w:hAnsi="Abadi"/>
@@ -7552,6 +7718,7 @@
               <w:t>sprite.y</w:t>
             </w:r>
             <w:proofErr w:type="spellEnd"/>
+            <w:proofErr w:type="gramEnd"/>
             <w:r>
               <w:rPr>
                 <w:rFonts w:ascii="Abadi" w:hAnsi="Abadi"/>
@@ -7947,6 +8114,7 @@
               </w:rPr>
             </w:pPr>
             <w:proofErr w:type="spellStart"/>
+            <w:proofErr w:type="gramStart"/>
             <w:r>
               <w:rPr>
                 <w:rFonts w:ascii="Abadi" w:hAnsi="Abadi"/>
@@ -7962,12 +8130,21 @@
               <w:t>.setScale</w:t>
             </w:r>
             <w:proofErr w:type="spellEnd"/>
+            <w:proofErr w:type="gramEnd"/>
             <w:r>
               <w:rPr>
                 <w:rFonts w:ascii="Abadi" w:hAnsi="Abadi"/>
                 <w:color w:val="FFFFFF" w:themeColor="background1"/>
               </w:rPr>
-              <w:t>(10,3)</w:t>
+              <w:t>(10,3</w:t>
+            </w:r>
+            <w:proofErr w:type="gramStart"/>
+            <w:r>
+              <w:rPr>
+                <w:rFonts w:ascii="Abadi" w:hAnsi="Abadi"/>
+                <w:color w:val="FFFFFF" w:themeColor="background1"/>
+              </w:rPr>
+              <w:t>)</w:t>
             </w:r>
             <w:r>
               <w:rPr>
@@ -7976,6 +8153,7 @@
               </w:rPr>
               <w:t>;</w:t>
             </w:r>
+            <w:proofErr w:type="gramEnd"/>
           </w:p>
           <w:p>
             <w:pPr>
@@ -8009,6 +8187,7 @@
               </w:rPr>
             </w:pPr>
             <w:proofErr w:type="spellStart"/>
+            <w:proofErr w:type="gramStart"/>
             <w:r>
               <w:rPr>
                 <w:rFonts w:ascii="Abadi" w:hAnsi="Abadi"/>
@@ -8018,6 +8197,7 @@
               <w:t>sprite.scaleX</w:t>
             </w:r>
             <w:proofErr w:type="spellEnd"/>
+            <w:proofErr w:type="gramEnd"/>
             <w:r>
               <w:rPr>
                 <w:rFonts w:ascii="Abadi" w:hAnsi="Abadi"/>
@@ -8251,6 +8431,7 @@
               </w:rPr>
             </w:pPr>
             <w:proofErr w:type="spellStart"/>
+            <w:proofErr w:type="gramStart"/>
             <w:r>
               <w:rPr>
                 <w:rFonts w:ascii="Abadi" w:hAnsi="Abadi"/>
@@ -8266,6 +8447,7 @@
               <w:t>.setFlip</w:t>
             </w:r>
             <w:proofErr w:type="spellEnd"/>
+            <w:proofErr w:type="gramEnd"/>
             <w:r>
               <w:rPr>
                 <w:rFonts w:ascii="Abadi" w:hAnsi="Abadi"/>
@@ -8274,6 +8456,7 @@
               <w:t>(</w:t>
             </w:r>
             <w:proofErr w:type="spellStart"/>
+            <w:proofErr w:type="gramStart"/>
             <w:r>
               <w:rPr>
                 <w:rFonts w:ascii="Abadi" w:hAnsi="Abadi"/>
@@ -8289,6 +8472,7 @@
               </w:rPr>
               <w:t>);</w:t>
             </w:r>
+            <w:proofErr w:type="gramEnd"/>
           </w:p>
           <w:p>
             <w:pPr>
@@ -8328,6 +8512,7 @@
               </w:rPr>
             </w:pPr>
             <w:proofErr w:type="spellStart"/>
+            <w:proofErr w:type="gramStart"/>
             <w:r>
               <w:rPr>
                 <w:rFonts w:ascii="Abadi" w:hAnsi="Abadi"/>
@@ -8343,6 +8528,7 @@
               <w:t>setFlipY</w:t>
             </w:r>
             <w:proofErr w:type="spellEnd"/>
+            <w:proofErr w:type="gramEnd"/>
             <w:r>
               <w:rPr>
                 <w:rFonts w:ascii="Abadi" w:hAnsi="Abadi"/>
@@ -8590,8 +8776,17 @@
                 <w:rFonts w:ascii="Abadi" w:hAnsi="Abadi"/>
                 <w:color w:val="FFFFFF" w:themeColor="background1"/>
               </w:rPr>
-              <w:t>float x1 = sprite0.getX();</w:t>
+              <w:t>float x1 = sprite0.getX(</w:t>
             </w:r>
+            <w:proofErr w:type="gramStart"/>
+            <w:r>
+              <w:rPr>
+                <w:rFonts w:ascii="Abadi" w:hAnsi="Abadi"/>
+                <w:color w:val="FFFFFF" w:themeColor="background1"/>
+              </w:rPr>
+              <w:t>);</w:t>
+            </w:r>
+            <w:proofErr w:type="gramEnd"/>
           </w:p>
           <w:p>
             <w:pPr>
@@ -8605,8 +8800,17 @@
                 <w:rFonts w:ascii="Abadi" w:hAnsi="Abadi"/>
                 <w:color w:val="FFFFFF" w:themeColor="background1"/>
               </w:rPr>
-              <w:t>float y1 = sprite0.getY();</w:t>
+              <w:t>float y1 = sprite0.getY(</w:t>
             </w:r>
+            <w:proofErr w:type="gramStart"/>
+            <w:r>
+              <w:rPr>
+                <w:rFonts w:ascii="Abadi" w:hAnsi="Abadi"/>
+                <w:color w:val="FFFFFF" w:themeColor="background1"/>
+              </w:rPr>
+              <w:t>);</w:t>
+            </w:r>
+            <w:proofErr w:type="gramEnd"/>
           </w:p>
           <w:p>
             <w:pPr>
@@ -8620,8 +8824,17 @@
                 <w:rFonts w:ascii="Abadi" w:hAnsi="Abadi"/>
                 <w:color w:val="FFFFFF" w:themeColor="background1"/>
               </w:rPr>
-              <w:t>float x2 = sprite1.getX();</w:t>
+              <w:t>float x2 = sprite1.getX(</w:t>
             </w:r>
+            <w:proofErr w:type="gramStart"/>
+            <w:r>
+              <w:rPr>
+                <w:rFonts w:ascii="Abadi" w:hAnsi="Abadi"/>
+                <w:color w:val="FFFFFF" w:themeColor="background1"/>
+              </w:rPr>
+              <w:t>);</w:t>
+            </w:r>
+            <w:proofErr w:type="gramEnd"/>
           </w:p>
           <w:p>
             <w:pPr>
@@ -8635,8 +8848,17 @@
                 <w:rFonts w:ascii="Abadi" w:hAnsi="Abadi"/>
                 <w:color w:val="FFFFFF" w:themeColor="background1"/>
               </w:rPr>
-              <w:t>float y2 = sprite1.getY();</w:t>
+              <w:t>float y2 = sprite1.getY(</w:t>
             </w:r>
+            <w:proofErr w:type="gramStart"/>
+            <w:r>
+              <w:rPr>
+                <w:rFonts w:ascii="Abadi" w:hAnsi="Abadi"/>
+                <w:color w:val="FFFFFF" w:themeColor="background1"/>
+              </w:rPr>
+              <w:t>);</w:t>
+            </w:r>
+            <w:proofErr w:type="gramEnd"/>
           </w:p>
           <w:p>
             <w:pPr>
@@ -8655,6 +8877,7 @@
               </w:rPr>
             </w:pPr>
             <w:proofErr w:type="spellStart"/>
+            <w:proofErr w:type="gramStart"/>
             <w:r>
               <w:rPr>
                 <w:rFonts w:ascii="Abadi" w:hAnsi="Abadi"/>
@@ -8664,6 +8887,7 @@
               <w:t>float</w:t>
             </w:r>
             <w:proofErr w:type="spellEnd"/>
+            <w:proofErr w:type="gramEnd"/>
             <w:r>
               <w:rPr>
                 <w:rFonts w:ascii="Abadi" w:hAnsi="Abadi"/>
@@ -8691,6 +8915,7 @@
               <w:t>(</w:t>
             </w:r>
             <w:proofErr w:type="spellStart"/>
+            <w:proofErr w:type="gramStart"/>
             <w:r>
               <w:rPr>
                 <w:rFonts w:ascii="Abadi" w:hAnsi="Abadi"/>
@@ -8706,9 +8931,19 @@
                 <w:color w:val="FFFFFF" w:themeColor="background1"/>
                 <w:lang w:val="fr-FR"/>
               </w:rPr>
-              <w:t xml:space="preserve">(x2 - x1, 2) + </w:t>
+              <w:t>(</w:t>
+            </w:r>
+            <w:proofErr w:type="gramEnd"/>
+            <w:r>
+              <w:rPr>
+                <w:rFonts w:ascii="Abadi" w:hAnsi="Abadi"/>
+                <w:color w:val="FFFFFF" w:themeColor="background1"/>
+                <w:lang w:val="fr-FR"/>
+              </w:rPr>
+              <w:t xml:space="preserve">x2 - x1, 2) + </w:t>
             </w:r>
             <w:proofErr w:type="spellStart"/>
+            <w:proofErr w:type="gramStart"/>
             <w:r>
               <w:rPr>
                 <w:rFonts w:ascii="Abadi" w:hAnsi="Abadi"/>
@@ -8724,8 +8959,27 @@
                 <w:color w:val="FFFFFF" w:themeColor="background1"/>
                 <w:lang w:val="fr-FR"/>
               </w:rPr>
-              <w:t>(y2 - y1, 2));</w:t>
+              <w:t>(</w:t>
             </w:r>
+            <w:proofErr w:type="gramEnd"/>
+            <w:r>
+              <w:rPr>
+                <w:rFonts w:ascii="Abadi" w:hAnsi="Abadi"/>
+                <w:color w:val="FFFFFF" w:themeColor="background1"/>
+                <w:lang w:val="fr-FR"/>
+              </w:rPr>
+              <w:t>y2 - y1, 2)</w:t>
+            </w:r>
+            <w:proofErr w:type="gramStart"/>
+            <w:r>
+              <w:rPr>
+                <w:rFonts w:ascii="Abadi" w:hAnsi="Abadi"/>
+                <w:color w:val="FFFFFF" w:themeColor="background1"/>
+                <w:lang w:val="fr-FR"/>
+              </w:rPr>
+              <w:t>);</w:t>
+            </w:r>
+            <w:proofErr w:type="gramEnd"/>
           </w:p>
           <w:p>
             <w:pPr>
@@ -8749,6 +9003,7 @@
               </w:rPr>
             </w:pPr>
             <w:proofErr w:type="spellStart"/>
+            <w:proofErr w:type="gramStart"/>
             <w:r>
               <w:rPr>
                 <w:rFonts w:ascii="Abadi" w:hAnsi="Abadi"/>
@@ -8757,6 +9012,7 @@
               <w:t>Phaser.Math.Distance.Between</w:t>
             </w:r>
             <w:proofErr w:type="spellEnd"/>
+            <w:proofErr w:type="gramEnd"/>
             <w:r>
               <w:rPr>
                 <w:rFonts w:ascii="Abadi" w:hAnsi="Abadi"/>
@@ -8813,12 +9069,21 @@
               </w:rPr>
               <w:t>2</w:t>
             </w:r>
+            <w:proofErr w:type="gramStart"/>
             <w:r>
               <w:rPr>
                 <w:rFonts w:ascii="Abadi" w:hAnsi="Abadi"/>
                 <w:color w:val="FFFFFF" w:themeColor="background1"/>
               </w:rPr>
-              <w:t>.y)</w:t>
+              <w:t>.y</w:t>
+            </w:r>
+            <w:proofErr w:type="gramEnd"/>
+            <w:r>
+              <w:rPr>
+                <w:rFonts w:ascii="Abadi" w:hAnsi="Abadi"/>
+                <w:color w:val="FFFFFF" w:themeColor="background1"/>
+              </w:rPr>
+              <w:t>)</w:t>
             </w:r>
           </w:p>
           <w:p>
@@ -8859,24 +9124,73 @@
           <w:color w:val="FFFFFF" w:themeColor="background1"/>
         </w:rPr>
       </w:pPr>
-    </w:p>
-    <w:p>
-      <w:pPr>
-        <w:rPr>
-          <w:rFonts w:ascii="C64 Pro Mono" w:hAnsi="C64 Pro Mono"/>
-          <w:color w:val="FFFFFF" w:themeColor="background1"/>
-        </w:rPr>
-      </w:pPr>
-      <w:r>
-        <w:rPr>
-          <w:rFonts w:ascii="C64 Pro Mono" w:hAnsi="C64 Pro Mono"/>
-          <w:color w:val="FFFFFF" w:themeColor="background1"/>
-        </w:rPr>
+      <w:r>
+        <w:rPr>
+          <w:rFonts w:ascii="C64 Pro Mono" w:hAnsi="C64 Pro Mono"/>
+          <w:color w:val="FFFFFF" w:themeColor="background1"/>
+        </w:rPr>
+        <w:lastRenderedPageBreak/>
         <w:t>Summary</w:t>
       </w:r>
     </w:p>
     <w:p>
       <w:pPr>
+        <w:rPr>
+          <w:rFonts w:ascii="C64 Pro Mono" w:hAnsi="C64 Pro Mono"/>
+          <w:color w:val="FFFFFF" w:themeColor="background1"/>
+        </w:rPr>
+      </w:pPr>
+    </w:p>
+    <w:p>
+      <w:pPr>
+        <w:pStyle w:val="ListParagraph"/>
+        <w:numPr>
+          <w:ilvl w:val="0"/>
+          <w:numId w:val="17"/>
+        </w:numPr>
+        <w:rPr>
+          <w:rFonts w:ascii="C64 Pro Mono" w:hAnsi="C64 Pro Mono"/>
+          <w:color w:val="FFFFFF" w:themeColor="background1"/>
+          <w:sz w:val="16"/>
+          <w:szCs w:val="16"/>
+        </w:rPr>
+      </w:pPr>
+      <w:r>
+        <w:rPr>
+          <w:rFonts w:ascii="C64 Pro Mono" w:hAnsi="C64 Pro Mono"/>
+          <w:color w:val="FFFFFF" w:themeColor="background1"/>
+        </w:rPr>
+        <w:t xml:space="preserve">7 environments were analyzed, regarding sprite support </w:t>
+      </w:r>
+      <w:r>
+        <w:rPr>
+          <w:rFonts w:ascii="C64 Pro Mono" w:hAnsi="C64 Pro Mono"/>
+          <w:color w:val="FFFFFF" w:themeColor="background1"/>
+        </w:rPr>
+        <w:br/>
+      </w:r>
+      <w:r>
+        <w:rPr>
+          <w:rFonts w:ascii="C64 Pro Mono" w:hAnsi="C64 Pro Mono"/>
+          <w:color w:val="FFFFFF" w:themeColor="background1"/>
+          <w:sz w:val="14"/>
+          <w:szCs w:val="14"/>
+        </w:rPr>
+        <w:t>(Atari 800, C64, Amiga, PC DOS C, Python, Java, JavaScript)</w:t>
+      </w:r>
+      <w:r>
+        <w:rPr>
+          <w:rFonts w:ascii="C64 Pro Mono" w:hAnsi="C64 Pro Mono"/>
+          <w:color w:val="FFFFFF" w:themeColor="background1"/>
+          <w:sz w:val="16"/>
+          <w:szCs w:val="16"/>
+        </w:rPr>
+        <w:t xml:space="preserve"> </w:t>
+      </w:r>
+    </w:p>
+    <w:p>
+      <w:pPr>
+        <w:pStyle w:val="ListParagraph"/>
         <w:rPr>
           <w:rFonts w:ascii="C64 Pro Mono" w:hAnsi="C64 Pro Mono"/>
           <w:color w:val="FFFFFF" w:themeColor="background1"/>
@@ -8982,30 +9296,13 @@
           <w:color w:val="FFFFFF" w:themeColor="background1"/>
         </w:rPr>
       </w:pPr>
-    </w:p>
-    <w:p>
-      <w:pPr>
-        <w:rPr>
-          <w:rFonts w:ascii="C64 Pro Mono" w:hAnsi="C64 Pro Mono"/>
-          <w:color w:val="FFFFFF" w:themeColor="background1"/>
-        </w:rPr>
-      </w:pPr>
-    </w:p>
-    <w:p>
-      <w:pPr>
-        <w:rPr>
-          <w:rFonts w:ascii="C64 Pro Mono" w:hAnsi="C64 Pro Mono"/>
-          <w:color w:val="FFFFFF" w:themeColor="background1"/>
-        </w:rPr>
-      </w:pPr>
-    </w:p>
-    <w:p>
-      <w:pPr>
-        <w:rPr>
-          <w:rFonts w:ascii="C64 Pro Mono" w:hAnsi="C64 Pro Mono"/>
-          <w:color w:val="FFFFFF" w:themeColor="background1"/>
-        </w:rPr>
-      </w:pPr>
+      <w:r>
+        <w:rPr>
+          <w:rFonts w:ascii="C64 Pro Mono" w:hAnsi="C64 Pro Mono"/>
+          <w:color w:val="FFFFFF" w:themeColor="background1"/>
+        </w:rPr>
+        <w:br w:type="page"/>
+      </w:r>
     </w:p>
     <w:p>
       <w:pPr>
@@ -9212,12 +9509,21 @@
           <w:color w:val="FFFFFF" w:themeColor="background1"/>
         </w:rPr>
       </w:pPr>
-      <w:r>
-        <w:rPr>
-          <w:rFonts w:ascii="C64 Pro Mono" w:hAnsi="C64 Pro Mono"/>
-          <w:color w:val="FFFFFF" w:themeColor="background1"/>
-        </w:rPr>
-        <w:t>language Amos</w:t>
+      <w:proofErr w:type="gramStart"/>
+      <w:r>
+        <w:rPr>
+          <w:rFonts w:ascii="C64 Pro Mono" w:hAnsi="C64 Pro Mono"/>
+          <w:color w:val="FFFFFF" w:themeColor="background1"/>
+        </w:rPr>
+        <w:t>language</w:t>
+      </w:r>
+      <w:proofErr w:type="gramEnd"/>
+      <w:r>
+        <w:rPr>
+          <w:rFonts w:ascii="C64 Pro Mono" w:hAnsi="C64 Pro Mono"/>
+          <w:color w:val="FFFFFF" w:themeColor="background1"/>
+        </w:rPr>
+        <w:t xml:space="preserve"> Amos</w:t>
       </w:r>
       <w:r>
         <w:rPr>
@@ -9998,6 +10304,119 @@
     </w:lvl>
   </w:abstractNum>
   <w:abstractNum w:abstractNumId="4" w15:restartNumberingAfterBreak="0">
+    <w:nsid w:val="1A0C67A6"/>
+    <w:multiLevelType w:val="hybridMultilevel"/>
+    <w:tmpl w:val="2DEE76C6"/>
+    <w:lvl w:ilvl="0" w:tplc="04090001">
+      <w:start w:val="1"/>
+      <w:numFmt w:val="bullet"/>
+      <w:lvlText w:val=""/>
+      <w:lvlJc w:val="left"/>
+      <w:pPr>
+        <w:ind w:left="720" w:hanging="360"/>
+      </w:pPr>
+      <w:rPr>
+        <w:rFonts w:ascii="Symbol" w:hAnsi="Symbol" w:hint="default"/>
+      </w:rPr>
+    </w:lvl>
+    <w:lvl w:ilvl="1" w:tplc="04090003" w:tentative="1">
+      <w:start w:val="1"/>
+      <w:numFmt w:val="bullet"/>
+      <w:lvlText w:val="o"/>
+      <w:lvlJc w:val="left"/>
+      <w:pPr>
+        <w:ind w:left="1440" w:hanging="360"/>
+      </w:pPr>
+      <w:rPr>
+        <w:rFonts w:ascii="Courier New" w:hAnsi="Courier New" w:cs="Courier New" w:hint="default"/>
+      </w:rPr>
+    </w:lvl>
+    <w:lvl w:ilvl="2" w:tplc="04090005" w:tentative="1">
+      <w:start w:val="1"/>
+      <w:numFmt w:val="bullet"/>
+      <w:lvlText w:val=""/>
+      <w:lvlJc w:val="left"/>
+      <w:pPr>
+        <w:ind w:left="2160" w:hanging="360"/>
+      </w:pPr>
+      <w:rPr>
+        <w:rFonts w:ascii="Wingdings" w:hAnsi="Wingdings" w:hint="default"/>
+      </w:rPr>
+    </w:lvl>
+    <w:lvl w:ilvl="3" w:tplc="04090001" w:tentative="1">
+      <w:start w:val="1"/>
+      <w:numFmt w:val="bullet"/>
+      <w:lvlText w:val=""/>
+      <w:lvlJc w:val="left"/>
+      <w:pPr>
+        <w:ind w:left="2880" w:hanging="360"/>
+      </w:pPr>
+      <w:rPr>
+        <w:rFonts w:ascii="Symbol" w:hAnsi="Symbol" w:hint="default"/>
+      </w:rPr>
+    </w:lvl>
+    <w:lvl w:ilvl="4" w:tplc="04090003" w:tentative="1">
+      <w:start w:val="1"/>
+      <w:numFmt w:val="bullet"/>
+      <w:lvlText w:val="o"/>
+      <w:lvlJc w:val="left"/>
+      <w:pPr>
+        <w:ind w:left="3600" w:hanging="360"/>
+      </w:pPr>
+      <w:rPr>
+        <w:rFonts w:ascii="Courier New" w:hAnsi="Courier New" w:cs="Courier New" w:hint="default"/>
+      </w:rPr>
+    </w:lvl>
+    <w:lvl w:ilvl="5" w:tplc="04090005" w:tentative="1">
+      <w:start w:val="1"/>
+      <w:numFmt w:val="bullet"/>
+      <w:lvlText w:val=""/>
+      <w:lvlJc w:val="left"/>
+      <w:pPr>
+        <w:ind w:left="4320" w:hanging="360"/>
+      </w:pPr>
+      <w:rPr>
+        <w:rFonts w:ascii="Wingdings" w:hAnsi="Wingdings" w:hint="default"/>
+      </w:rPr>
+    </w:lvl>
+    <w:lvl w:ilvl="6" w:tplc="04090001" w:tentative="1">
+      <w:start w:val="1"/>
+      <w:numFmt w:val="bullet"/>
+      <w:lvlText w:val=""/>
+      <w:lvlJc w:val="left"/>
+      <w:pPr>
+        <w:ind w:left="5040" w:hanging="360"/>
+      </w:pPr>
+      <w:rPr>
+        <w:rFonts w:ascii="Symbol" w:hAnsi="Symbol" w:hint="default"/>
+      </w:rPr>
+    </w:lvl>
+    <w:lvl w:ilvl="7" w:tplc="04090003" w:tentative="1">
+      <w:start w:val="1"/>
+      <w:numFmt w:val="bullet"/>
+      <w:lvlText w:val="o"/>
+      <w:lvlJc w:val="left"/>
+      <w:pPr>
+        <w:ind w:left="5760" w:hanging="360"/>
+      </w:pPr>
+      <w:rPr>
+        <w:rFonts w:ascii="Courier New" w:hAnsi="Courier New" w:cs="Courier New" w:hint="default"/>
+      </w:rPr>
+    </w:lvl>
+    <w:lvl w:ilvl="8" w:tplc="04090005" w:tentative="1">
+      <w:start w:val="1"/>
+      <w:numFmt w:val="bullet"/>
+      <w:lvlText w:val=""/>
+      <w:lvlJc w:val="left"/>
+      <w:pPr>
+        <w:ind w:left="6480" w:hanging="360"/>
+      </w:pPr>
+      <w:rPr>
+        <w:rFonts w:ascii="Wingdings" w:hAnsi="Wingdings" w:hint="default"/>
+      </w:rPr>
+    </w:lvl>
+  </w:abstractNum>
+  <w:abstractNum w:abstractNumId="5" w15:restartNumberingAfterBreak="0">
     <w:nsid w:val="3A9C32EC"/>
     <w:multiLevelType w:val="hybridMultilevel"/>
     <w:tmpl w:val="3076A69A"/>
@@ -10109,7 +10528,7 @@
       </w:rPr>
     </w:lvl>
   </w:abstractNum>
-  <w:abstractNum w:abstractNumId="5" w15:restartNumberingAfterBreak="0">
+  <w:abstractNum w:abstractNumId="6" w15:restartNumberingAfterBreak="0">
     <w:nsid w:val="45CE40F5"/>
     <w:multiLevelType w:val="hybridMultilevel"/>
     <w:tmpl w:val="54F6DD68"/>
@@ -10222,7 +10641,7 @@
       </w:rPr>
     </w:lvl>
   </w:abstractNum>
-  <w:abstractNum w:abstractNumId="6" w15:restartNumberingAfterBreak="0">
+  <w:abstractNum w:abstractNumId="7" w15:restartNumberingAfterBreak="0">
     <w:nsid w:val="48DD0394"/>
     <w:multiLevelType w:val="hybridMultilevel"/>
     <w:tmpl w:val="0852A38C"/>
@@ -10335,7 +10754,7 @@
       </w:rPr>
     </w:lvl>
   </w:abstractNum>
-  <w:abstractNum w:abstractNumId="7" w15:restartNumberingAfterBreak="0">
+  <w:abstractNum w:abstractNumId="8" w15:restartNumberingAfterBreak="0">
     <w:nsid w:val="4F397F76"/>
     <w:multiLevelType w:val="multilevel"/>
     <w:tmpl w:val="705E445C"/>
@@ -10484,7 +10903,7 @@
       </w:rPr>
     </w:lvl>
   </w:abstractNum>
-  <w:abstractNum w:abstractNumId="8" w15:restartNumberingAfterBreak="0">
+  <w:abstractNum w:abstractNumId="9" w15:restartNumberingAfterBreak="0">
     <w:nsid w:val="508A082F"/>
     <w:multiLevelType w:val="hybridMultilevel"/>
     <w:tmpl w:val="391669FE"/>
@@ -10596,7 +11015,7 @@
       </w:rPr>
     </w:lvl>
   </w:abstractNum>
-  <w:abstractNum w:abstractNumId="9" w15:restartNumberingAfterBreak="0">
+  <w:abstractNum w:abstractNumId="10" w15:restartNumberingAfterBreak="0">
     <w:nsid w:val="64B53BE8"/>
     <w:multiLevelType w:val="hybridMultilevel"/>
     <w:tmpl w:val="D69EFEDE"/>
@@ -10709,7 +11128,7 @@
       </w:rPr>
     </w:lvl>
   </w:abstractNum>
-  <w:abstractNum w:abstractNumId="10" w15:restartNumberingAfterBreak="0">
+  <w:abstractNum w:abstractNumId="11" w15:restartNumberingAfterBreak="0">
     <w:nsid w:val="67951287"/>
     <w:multiLevelType w:val="multilevel"/>
     <w:tmpl w:val="FC3E6EC6"/>
@@ -10858,7 +11277,7 @@
       </w:rPr>
     </w:lvl>
   </w:abstractNum>
-  <w:abstractNum w:abstractNumId="11" w15:restartNumberingAfterBreak="0">
+  <w:abstractNum w:abstractNumId="12" w15:restartNumberingAfterBreak="0">
     <w:nsid w:val="74DA0D74"/>
     <w:multiLevelType w:val="hybridMultilevel"/>
     <w:tmpl w:val="AA88985A"/>
@@ -10971,7 +11390,7 @@
       </w:rPr>
     </w:lvl>
   </w:abstractNum>
-  <w:abstractNum w:abstractNumId="12" w15:restartNumberingAfterBreak="0">
+  <w:abstractNum w:abstractNumId="13" w15:restartNumberingAfterBreak="0">
     <w:nsid w:val="750877E6"/>
     <w:multiLevelType w:val="multilevel"/>
     <w:tmpl w:val="BE4606E4"/>
@@ -11116,7 +11535,7 @@
       </w:rPr>
     </w:lvl>
   </w:abstractNum>
-  <w:abstractNum w:abstractNumId="13" w15:restartNumberingAfterBreak="0">
+  <w:abstractNum w:abstractNumId="14" w15:restartNumberingAfterBreak="0">
     <w:nsid w:val="76B70BC6"/>
     <w:multiLevelType w:val="multilevel"/>
     <w:tmpl w:val="BE4606E4"/>
@@ -11261,7 +11680,7 @@
       </w:rPr>
     </w:lvl>
   </w:abstractNum>
-  <w:abstractNum w:abstractNumId="14" w15:restartNumberingAfterBreak="0">
+  <w:abstractNum w:abstractNumId="15" w15:restartNumberingAfterBreak="0">
     <w:nsid w:val="77BF203A"/>
     <w:multiLevelType w:val="hybridMultilevel"/>
     <w:tmpl w:val="5D32E0C0"/>
@@ -11374,7 +11793,7 @@
       </w:rPr>
     </w:lvl>
   </w:abstractNum>
-  <w:abstractNum w:abstractNumId="15" w15:restartNumberingAfterBreak="0">
+  <w:abstractNum w:abstractNumId="16" w15:restartNumberingAfterBreak="0">
     <w:nsid w:val="787A33FE"/>
     <w:multiLevelType w:val="hybridMultilevel"/>
     <w:tmpl w:val="9B0C91B0"/>
@@ -11488,7 +11907,7 @@
     </w:lvl>
   </w:abstractNum>
   <w:num w:numId="1" w16cid:durableId="366102741">
-    <w:abstractNumId w:val="5"/>
+    <w:abstractNumId w:val="6"/>
   </w:num>
   <w:num w:numId="2" w16cid:durableId="1399282567">
     <w:abstractNumId w:val="1"/>
@@ -11497,43 +11916,46 @@
     <w:abstractNumId w:val="2"/>
   </w:num>
   <w:num w:numId="4" w16cid:durableId="182060749">
-    <w:abstractNumId w:val="10"/>
+    <w:abstractNumId w:val="11"/>
   </w:num>
   <w:num w:numId="5" w16cid:durableId="96872561">
-    <w:abstractNumId w:val="12"/>
+    <w:abstractNumId w:val="13"/>
   </w:num>
   <w:num w:numId="6" w16cid:durableId="1247377091">
-    <w:abstractNumId w:val="13"/>
+    <w:abstractNumId w:val="14"/>
   </w:num>
   <w:num w:numId="7" w16cid:durableId="1836219126">
-    <w:abstractNumId w:val="7"/>
+    <w:abstractNumId w:val="8"/>
   </w:num>
   <w:num w:numId="8" w16cid:durableId="1001546471">
-    <w:abstractNumId w:val="4"/>
+    <w:abstractNumId w:val="5"/>
   </w:num>
   <w:num w:numId="9" w16cid:durableId="748502999">
-    <w:abstractNumId w:val="8"/>
+    <w:abstractNumId w:val="9"/>
   </w:num>
   <w:num w:numId="10" w16cid:durableId="466976073">
-    <w:abstractNumId w:val="14"/>
+    <w:abstractNumId w:val="15"/>
   </w:num>
   <w:num w:numId="11" w16cid:durableId="332074901">
-    <w:abstractNumId w:val="15"/>
+    <w:abstractNumId w:val="16"/>
   </w:num>
   <w:num w:numId="12" w16cid:durableId="1825468012">
-    <w:abstractNumId w:val="11"/>
+    <w:abstractNumId w:val="12"/>
   </w:num>
   <w:num w:numId="13" w16cid:durableId="1963490212">
     <w:abstractNumId w:val="3"/>
   </w:num>
   <w:num w:numId="14" w16cid:durableId="54282666">
-    <w:abstractNumId w:val="6"/>
+    <w:abstractNumId w:val="7"/>
   </w:num>
   <w:num w:numId="15" w16cid:durableId="1514371116">
     <w:abstractNumId w:val="0"/>
   </w:num>
   <w:num w:numId="16" w16cid:durableId="446852485">
-    <w:abstractNumId w:val="9"/>
+    <w:abstractNumId w:val="10"/>
+  </w:num>
+  <w:num w:numId="17" w16cid:durableId="436877426">
+    <w:abstractNumId w:val="4"/>
   </w:num>
 </w:numbering>
 </file>

--- a/LECTURES/DecadesOfSprites/Decades of SPRITES.docx
+++ b/LECTURES/DecadesOfSprites/Decades of SPRITES.docx
@@ -35,8 +35,21 @@
           <w:sz w:val="48"/>
           <w:szCs w:val="48"/>
         </w:rPr>
-        <w:t xml:space="preserve"> of sprites ?</w:t>
-      </w:r>
+        <w:t xml:space="preserve"> of </w:t>
+      </w:r>
+      <w:proofErr w:type="gramStart"/>
+      <w:r>
+        <w:rPr>
+          <w:rFonts w:ascii="C64 Pro Mono" w:hAnsi="C64 Pro Mono"/>
+          <w:i w:val="0"/>
+          <w:iCs w:val="0"/>
+          <w:color w:val="FFFFFF" w:themeColor="background1"/>
+          <w:sz w:val="48"/>
+          <w:szCs w:val="48"/>
+        </w:rPr>
+        <w:t>sprites ?</w:t>
+      </w:r>
+      <w:proofErr w:type="gramEnd"/>
     </w:p>
     <w:p>
       <w:pPr>
@@ -633,6 +646,57 @@
           <w:lang w:val="fr-FR"/>
         </w:rPr>
         <w:lastRenderedPageBreak/>
+        <w:t xml:space="preserve">Atari </w:t>
+      </w:r>
+      <w:proofErr w:type="spellStart"/>
+      <w:r>
+        <w:rPr>
+          <w:rFonts w:ascii="C64 Pro Mono" w:hAnsi="C64 Pro Mono"/>
+          <w:color w:val="FFFFFF" w:themeColor="background1"/>
+          <w:lang w:val="fr-FR"/>
+        </w:rPr>
+        <w:t>company</w:t>
+      </w:r>
+      <w:proofErr w:type="spellEnd"/>
+      <w:r>
+        <w:rPr>
+          <w:rFonts w:ascii="C64 Pro Mono" w:hAnsi="C64 Pro Mono"/>
+          <w:color w:val="FFFFFF" w:themeColor="background1"/>
+          <w:lang w:val="fr-FR"/>
+        </w:rPr>
+        <w:t xml:space="preserve"> (1972 </w:t>
+      </w:r>
+      <w:r>
+        <w:rPr>
+          <w:rFonts w:ascii="Courier New" w:hAnsi="Courier New" w:cs="Courier New"/>
+          <w:color w:val="FFFFFF" w:themeColor="background1"/>
+          <w:lang w:val="fr-FR"/>
+        </w:rPr>
+        <w:t>–</w:t>
+      </w:r>
+      <w:r>
+        <w:rPr>
+          <w:rFonts w:ascii="C64 Pro Mono" w:hAnsi="C64 Pro Mono"/>
+          <w:color w:val="FFFFFF" w:themeColor="background1"/>
+          <w:lang w:val="fr-FR"/>
+        </w:rPr>
+        <w:t xml:space="preserve"> 1992)</w:t>
+      </w:r>
+    </w:p>
+    <w:p>
+      <w:pPr>
+        <w:rPr>
+          <w:rFonts w:ascii="C64 Pro Mono" w:hAnsi="C64 Pro Mono"/>
+          <w:color w:val="FFFFFF" w:themeColor="background1"/>
+          <w:lang w:val="fr-FR"/>
+        </w:rPr>
+      </w:pPr>
+      <w:r>
+        <w:rPr>
+          <w:rFonts w:ascii="C64 Pro Mono" w:hAnsi="C64 Pro Mono"/>
+          <w:color w:val="FFFFFF" w:themeColor="background1"/>
+          <w:lang w:val="fr-FR"/>
+        </w:rPr>
         <w:t>Atari 800XL (1981)</w:t>
       </w:r>
     </w:p>
@@ -659,8 +723,18 @@
           <w:color w:val="FFFFFF" w:themeColor="background1"/>
           <w:lang w:val="fr-FR"/>
         </w:rPr>
-        <w:t>8-bit microprocessor MOS 6502:</w:t>
-      </w:r>
+        <w:t xml:space="preserve">8-bit microprocessor MOS </w:t>
+      </w:r>
+      <w:proofErr w:type="gramStart"/>
+      <w:r>
+        <w:rPr>
+          <w:rFonts w:ascii="C64 Pro Mono" w:hAnsi="C64 Pro Mono"/>
+          <w:color w:val="FFFFFF" w:themeColor="background1"/>
+          <w:lang w:val="fr-FR"/>
+        </w:rPr>
+        <w:t>6502:</w:t>
+      </w:r>
+      <w:proofErr w:type="gramEnd"/>
     </w:p>
     <w:p>
       <w:pPr>
@@ -686,46 +760,16 @@
       </w:pPr>
       <w:r>
         <w:rPr>
-          <w:rFonts w:ascii="C64 Pro Mono" w:hAnsi="C64 Pro Mono"/>
-          <w:b/>
-          <w:bCs/>
-          <w:color w:val="FFFFFF" w:themeColor="background1"/>
-        </w:rPr>
-        <w:t>Player/Missile Graphics</w:t>
-      </w:r>
-      <w:r>
-        <w:rPr>
-          <w:rFonts w:ascii="C64 Pro Mono" w:hAnsi="C64 Pro Mono"/>
-          <w:b/>
-          <w:bCs/>
-          <w:color w:val="FFFFFF" w:themeColor="background1"/>
-        </w:rPr>
-        <w:t>:</w:t>
-      </w:r>
-    </w:p>
-    <w:p>
-      <w:pPr>
-        <w:numPr>
-          <w:ilvl w:val="0"/>
-          <w:numId w:val="2"/>
-        </w:numPr>
-        <w:rPr>
-          <w:rFonts w:ascii="C64 Pro Mono" w:hAnsi="C64 Pro Mono"/>
-          <w:color w:val="FFFFFF" w:themeColor="background1"/>
-        </w:rPr>
-      </w:pPr>
-      <w:r>
-        <w:rPr>
           <w:noProof/>
         </w:rPr>
         <w:drawing>
-          <wp:anchor distT="0" distB="0" distL="114300" distR="114300" simplePos="0" relativeHeight="251658240" behindDoc="1" locked="0" layoutInCell="1" allowOverlap="1" wp14:anchorId="1BDECB92" wp14:editId="16D97FC6">
+          <wp:anchor distT="0" distB="0" distL="114300" distR="114300" simplePos="0" relativeHeight="251658240" behindDoc="1" locked="0" layoutInCell="1" allowOverlap="1" wp14:anchorId="1BDECB92" wp14:editId="43A7014B">
             <wp:simplePos x="0" y="0"/>
             <wp:positionH relativeFrom="column">
-              <wp:posOffset>3123858</wp:posOffset>
+              <wp:posOffset>3139440</wp:posOffset>
             </wp:positionH>
             <wp:positionV relativeFrom="paragraph">
-              <wp:posOffset>2540</wp:posOffset>
+              <wp:posOffset>4445</wp:posOffset>
             </wp:positionV>
             <wp:extent cx="3049270" cy="1546860"/>
             <wp:effectExtent l="0" t="0" r="0" b="0"/>
@@ -792,9 +836,20 @@
       <w:r>
         <w:rPr>
           <w:rFonts w:ascii="C64 Pro Mono" w:hAnsi="C64 Pro Mono"/>
-          <w:color w:val="FFFFFF" w:themeColor="background1"/>
-        </w:rPr>
-        <w:t>up to 4 players</w:t>
+          <w:b/>
+          <w:bCs/>
+          <w:color w:val="FFFFFF" w:themeColor="background1"/>
+        </w:rPr>
+        <w:t>Player/Missile Graphics</w:t>
+      </w:r>
+      <w:r>
+        <w:rPr>
+          <w:rFonts w:ascii="C64 Pro Mono" w:hAnsi="C64 Pro Mono"/>
+          <w:b/>
+          <w:bCs/>
+          <w:color w:val="FFFFFF" w:themeColor="background1"/>
+        </w:rPr>
+        <w:t>:</w:t>
       </w:r>
     </w:p>
     <w:p>
@@ -813,40 +868,62 @@
           <w:rFonts w:ascii="C64 Pro Mono" w:hAnsi="C64 Pro Mono"/>
           <w:color w:val="FFFFFF" w:themeColor="background1"/>
         </w:rPr>
+        <w:t>up to 4 players</w:t>
+      </w:r>
+    </w:p>
+    <w:p>
+      <w:pPr>
+        <w:numPr>
+          <w:ilvl w:val="0"/>
+          <w:numId w:val="2"/>
+        </w:numPr>
+        <w:rPr>
+          <w:rFonts w:ascii="C64 Pro Mono" w:hAnsi="C64 Pro Mono"/>
+          <w:color w:val="FFFFFF" w:themeColor="background1"/>
+        </w:rPr>
+      </w:pPr>
+      <w:r>
+        <w:rPr>
+          <w:rFonts w:ascii="C64 Pro Mono" w:hAnsi="C64 Pro Mono"/>
+          <w:color w:val="FFFFFF" w:themeColor="background1"/>
+        </w:rPr>
         <w:t>Multiple missiles</w:t>
       </w:r>
     </w:p>
     <w:p>
       <w:pPr>
-        <w:rPr>
-          <w:rFonts w:ascii="C64 Pro Mono" w:hAnsi="C64 Pro Mono"/>
-          <w:color w:val="FFFFFF" w:themeColor="background1"/>
-        </w:rPr>
-      </w:pPr>
-    </w:p>
-    <w:p>
-      <w:pPr>
-        <w:rPr>
-          <w:rFonts w:ascii="C64 Pro Mono" w:hAnsi="C64 Pro Mono"/>
-          <w:color w:val="FFFFFF" w:themeColor="background1"/>
-        </w:rPr>
-      </w:pPr>
-    </w:p>
-    <w:p>
-      <w:pPr>
-        <w:rPr>
-          <w:rFonts w:ascii="C64 Pro Mono" w:hAnsi="C64 Pro Mono"/>
-          <w:color w:val="FFFFFF" w:themeColor="background1"/>
-        </w:rPr>
-      </w:pPr>
-    </w:p>
-    <w:p>
-      <w:pPr>
-        <w:rPr>
-          <w:rFonts w:ascii="C64 Pro Mono" w:hAnsi="C64 Pro Mono"/>
-          <w:color w:val="FFFFFF" w:themeColor="background1"/>
-        </w:rPr>
-      </w:pPr>
+        <w:numPr>
+          <w:ilvl w:val="0"/>
+          <w:numId w:val="2"/>
+        </w:numPr>
+        <w:rPr>
+          <w:rFonts w:ascii="C64 Pro Mono" w:hAnsi="C64 Pro Mono"/>
+          <w:color w:val="FFFFFF" w:themeColor="background1"/>
+        </w:rPr>
+      </w:pPr>
+      <w:r>
+        <w:rPr>
+          <w:rFonts w:ascii="C64 Pro Mono" w:hAnsi="C64 Pro Mono"/>
+          <w:color w:val="FFFFFF" w:themeColor="background1"/>
+        </w:rPr>
+        <w:t>Special graphics mode is required (</w:t>
+      </w:r>
+      <w:proofErr w:type="spellStart"/>
+      <w:r>
+        <w:rPr>
+          <w:rFonts w:ascii="C64 Pro Mono" w:hAnsi="C64 Pro Mono"/>
+          <w:color w:val="FFFFFF" w:themeColor="background1"/>
+        </w:rPr>
+        <w:t>eg.</w:t>
+      </w:r>
+      <w:proofErr w:type="spellEnd"/>
+      <w:r>
+        <w:rPr>
+          <w:rFonts w:ascii="C64 Pro Mono" w:hAnsi="C64 Pro Mono"/>
+          <w:color w:val="FFFFFF" w:themeColor="background1"/>
+        </w:rPr>
+        <w:t xml:space="preserve"> GRAPHICS 8)</w:t>
+      </w:r>
     </w:p>
     <w:p>
       <w:pPr>
@@ -1227,7 +1304,23 @@
                                 <w:sz w:val="20"/>
                                 <w:szCs w:val="20"/>
                               </w:rPr>
-                              <w:t>($2C0 to $2C8) are the color registers for players, missiles,and playfields</w:t>
+                              <w:t xml:space="preserve">($2C0 to $2C8) are the color registers for players, </w:t>
+                            </w:r>
+                            <w:proofErr w:type="spellStart"/>
+                            <w:r>
+                              <w:rPr>
+                                <w:sz w:val="20"/>
+                                <w:szCs w:val="20"/>
+                              </w:rPr>
+                              <w:t>missiles,and</w:t>
+                            </w:r>
+                            <w:proofErr w:type="spellEnd"/>
+                            <w:r>
+                              <w:rPr>
+                                <w:sz w:val="20"/>
+                                <w:szCs w:val="20"/>
+                              </w:rPr>
+                              <w:t xml:space="preserve"> playfields</w:t>
                             </w:r>
                             <w:r>
                               <w:rPr>
@@ -1849,7 +1942,7 @@
                                 <w:sz w:val="20"/>
                                 <w:szCs w:val="20"/>
                               </w:rPr>
-                              <w:t>60</w:t>
+                              <w:t>128</w:t>
                             </w:r>
                             <w:r>
                               <w:rPr>
@@ -1865,14 +1958,7 @@
                                 <w:sz w:val="20"/>
                                 <w:szCs w:val="20"/>
                               </w:rPr>
-                              <w:t>60</w:t>
-                            </w:r>
-                            <w:r>
-                              <w:rPr>
-                                <w:sz w:val="20"/>
-                                <w:szCs w:val="20"/>
-                              </w:rPr>
-                              <w:t>,</w:t>
+                              <w:t>6</w:t>
                             </w:r>
                             <w:r>
                               <w:rPr>
@@ -1881,7 +1967,7 @@
                                 <w:sz w:val="20"/>
                                 <w:szCs w:val="20"/>
                               </w:rPr>
-                              <w:t>60</w:t>
+                              <w:t>4</w:t>
                             </w:r>
                             <w:r>
                               <w:rPr>
@@ -1897,7 +1983,7 @@
                                 <w:sz w:val="20"/>
                                 <w:szCs w:val="20"/>
                               </w:rPr>
-                              <w:t>60</w:t>
+                              <w:t>44</w:t>
                             </w:r>
                             <w:r>
                               <w:rPr>
@@ -1913,7 +1999,7 @@
                                 <w:sz w:val="20"/>
                                 <w:szCs w:val="20"/>
                               </w:rPr>
-                              <w:t>60</w:t>
+                              <w:t>18</w:t>
                             </w:r>
                             <w:r>
                               <w:rPr>
@@ -1929,7 +2015,14 @@
                                 <w:sz w:val="20"/>
                                 <w:szCs w:val="20"/>
                               </w:rPr>
-                              <w:t>60</w:t>
+                              <w:t>18</w:t>
+                            </w:r>
+                            <w:r>
+                              <w:rPr>
+                                <w:sz w:val="20"/>
+                                <w:szCs w:val="20"/>
+                              </w:rPr>
+                              <w:t>,</w:t>
                             </w:r>
                             <w:r>
                               <w:rPr>
@@ -1938,6 +2031,15 @@
                                 <w:sz w:val="20"/>
                                 <w:szCs w:val="20"/>
                               </w:rPr>
+                              <w:t>127</w:t>
+                            </w:r>
+                            <w:r>
+                              <w:rPr>
+                                <w:i/>
+                                <w:iCs/>
+                                <w:sz w:val="20"/>
+                                <w:szCs w:val="20"/>
+                              </w:rPr>
                               <w:br/>
                               <w:t>610</w:t>
                             </w:r>
@@ -1955,7 +2057,7 @@
                                 <w:sz w:val="20"/>
                                 <w:szCs w:val="20"/>
                               </w:rPr>
-                              <w:t>255</w:t>
+                              <w:t>126</w:t>
                             </w:r>
                             <w:r>
                               <w:rPr>
@@ -1971,7 +2073,7 @@
                                 <w:sz w:val="20"/>
                                 <w:szCs w:val="20"/>
                               </w:rPr>
-                              <w:t>255</w:t>
+                              <w:t>60</w:t>
                             </w:r>
                             <w:r>
                               <w:rPr>
@@ -1987,7 +2089,7 @@
                                 <w:sz w:val="20"/>
                                 <w:szCs w:val="20"/>
                               </w:rPr>
-                              <w:t>255</w:t>
+                              <w:t>195</w:t>
                             </w:r>
                             <w:r>
                               <w:rPr>
@@ -2003,7 +2105,7 @@
                                 <w:sz w:val="20"/>
                                 <w:szCs w:val="20"/>
                               </w:rPr>
-                              <w:t>255</w:t>
+                              <w:t>153</w:t>
                             </w:r>
                             <w:r>
                               <w:rPr>
@@ -2019,7 +2121,7 @@
                                 <w:sz w:val="20"/>
                                 <w:szCs w:val="20"/>
                               </w:rPr>
-                              <w:t>255</w:t>
+                              <w:t>195</w:t>
                             </w:r>
                             <w:r>
                               <w:rPr>
@@ -2035,7 +2137,7 @@
                                 <w:sz w:val="20"/>
                                 <w:szCs w:val="20"/>
                               </w:rPr>
-                              <w:t>255</w:t>
+                              <w:t>60</w:t>
                             </w:r>
                             <w:r>
                               <w:rPr>
@@ -2061,7 +2163,7 @@
                                 <w:sz w:val="20"/>
                                 <w:szCs w:val="20"/>
                               </w:rPr>
-                              <w:t>60</w:t>
+                              <w:t>0</w:t>
                             </w:r>
                             <w:r>
                               <w:rPr>
@@ -2077,7 +2179,7 @@
                                 <w:sz w:val="20"/>
                                 <w:szCs w:val="20"/>
                               </w:rPr>
-                              <w:t>60</w:t>
+                              <w:t>0</w:t>
                             </w:r>
                             <w:r>
                               <w:rPr>
@@ -2093,7 +2195,7 @@
                                 <w:sz w:val="20"/>
                                 <w:szCs w:val="20"/>
                               </w:rPr>
-                              <w:t>60</w:t>
+                              <w:t>0</w:t>
                             </w:r>
                             <w:r>
                               <w:rPr>
@@ -2109,7 +2211,7 @@
                                 <w:sz w:val="20"/>
                                 <w:szCs w:val="20"/>
                               </w:rPr>
-                              <w:t>60</w:t>
+                              <w:t>0</w:t>
                             </w:r>
                             <w:r>
                               <w:rPr>
@@ -2125,7 +2227,7 @@
                                 <w:sz w:val="20"/>
                                 <w:szCs w:val="20"/>
                               </w:rPr>
-                              <w:t>60</w:t>
+                              <w:t>0</w:t>
                             </w:r>
                             <w:r>
                               <w:rPr>
@@ -2141,7 +2243,7 @@
                                 <w:sz w:val="20"/>
                                 <w:szCs w:val="20"/>
                               </w:rPr>
-                              <w:t>60</w:t>
+                              <w:t>0</w:t>
                             </w:r>
                           </w:p>
                           <w:p>
@@ -2473,7 +2575,23 @@
                           <w:sz w:val="20"/>
                           <w:szCs w:val="20"/>
                         </w:rPr>
-                        <w:t>($2C0 to $2C8) are the color registers for players, missiles,and playfields</w:t>
+                        <w:t xml:space="preserve">($2C0 to $2C8) are the color registers for players, </w:t>
+                      </w:r>
+                      <w:proofErr w:type="spellStart"/>
+                      <w:r>
+                        <w:rPr>
+                          <w:sz w:val="20"/>
+                          <w:szCs w:val="20"/>
+                        </w:rPr>
+                        <w:t>missiles,and</w:t>
+                      </w:r>
+                      <w:proofErr w:type="spellEnd"/>
+                      <w:r>
+                        <w:rPr>
+                          <w:sz w:val="20"/>
+                          <w:szCs w:val="20"/>
+                        </w:rPr>
+                        <w:t xml:space="preserve"> playfields</w:t>
                       </w:r>
                       <w:r>
                         <w:rPr>
@@ -3095,7 +3213,7 @@
                           <w:sz w:val="20"/>
                           <w:szCs w:val="20"/>
                         </w:rPr>
-                        <w:t>60</w:t>
+                        <w:t>128</w:t>
                       </w:r>
                       <w:r>
                         <w:rPr>
@@ -3111,14 +3229,7 @@
                           <w:sz w:val="20"/>
                           <w:szCs w:val="20"/>
                         </w:rPr>
-                        <w:t>60</w:t>
-                      </w:r>
-                      <w:r>
-                        <w:rPr>
-                          <w:sz w:val="20"/>
-                          <w:szCs w:val="20"/>
-                        </w:rPr>
-                        <w:t>,</w:t>
+                        <w:t>6</w:t>
                       </w:r>
                       <w:r>
                         <w:rPr>
@@ -3127,7 +3238,7 @@
                           <w:sz w:val="20"/>
                           <w:szCs w:val="20"/>
                         </w:rPr>
-                        <w:t>60</w:t>
+                        <w:t>4</w:t>
                       </w:r>
                       <w:r>
                         <w:rPr>
@@ -3143,7 +3254,7 @@
                           <w:sz w:val="20"/>
                           <w:szCs w:val="20"/>
                         </w:rPr>
-                        <w:t>60</w:t>
+                        <w:t>44</w:t>
                       </w:r>
                       <w:r>
                         <w:rPr>
@@ -3159,7 +3270,7 @@
                           <w:sz w:val="20"/>
                           <w:szCs w:val="20"/>
                         </w:rPr>
-                        <w:t>60</w:t>
+                        <w:t>18</w:t>
                       </w:r>
                       <w:r>
                         <w:rPr>
@@ -3175,7 +3286,14 @@
                           <w:sz w:val="20"/>
                           <w:szCs w:val="20"/>
                         </w:rPr>
-                        <w:t>60</w:t>
+                        <w:t>18</w:t>
+                      </w:r>
+                      <w:r>
+                        <w:rPr>
+                          <w:sz w:val="20"/>
+                          <w:szCs w:val="20"/>
+                        </w:rPr>
+                        <w:t>,</w:t>
                       </w:r>
                       <w:r>
                         <w:rPr>
@@ -3184,6 +3302,15 @@
                           <w:sz w:val="20"/>
                           <w:szCs w:val="20"/>
                         </w:rPr>
+                        <w:t>127</w:t>
+                      </w:r>
+                      <w:r>
+                        <w:rPr>
+                          <w:i/>
+                          <w:iCs/>
+                          <w:sz w:val="20"/>
+                          <w:szCs w:val="20"/>
+                        </w:rPr>
                         <w:br/>
                         <w:t>610</w:t>
                       </w:r>
@@ -3201,7 +3328,7 @@
                           <w:sz w:val="20"/>
                           <w:szCs w:val="20"/>
                         </w:rPr>
-                        <w:t>255</w:t>
+                        <w:t>126</w:t>
                       </w:r>
                       <w:r>
                         <w:rPr>
@@ -3217,7 +3344,7 @@
                           <w:sz w:val="20"/>
                           <w:szCs w:val="20"/>
                         </w:rPr>
-                        <w:t>255</w:t>
+                        <w:t>60</w:t>
                       </w:r>
                       <w:r>
                         <w:rPr>
@@ -3233,7 +3360,7 @@
                           <w:sz w:val="20"/>
                           <w:szCs w:val="20"/>
                         </w:rPr>
-                        <w:t>255</w:t>
+                        <w:t>195</w:t>
                       </w:r>
                       <w:r>
                         <w:rPr>
@@ -3249,7 +3376,7 @@
                           <w:sz w:val="20"/>
                           <w:szCs w:val="20"/>
                         </w:rPr>
-                        <w:t>255</w:t>
+                        <w:t>153</w:t>
                       </w:r>
                       <w:r>
                         <w:rPr>
@@ -3265,7 +3392,7 @@
                           <w:sz w:val="20"/>
                           <w:szCs w:val="20"/>
                         </w:rPr>
-                        <w:t>255</w:t>
+                        <w:t>195</w:t>
                       </w:r>
                       <w:r>
                         <w:rPr>
@@ -3281,7 +3408,7 @@
                           <w:sz w:val="20"/>
                           <w:szCs w:val="20"/>
                         </w:rPr>
-                        <w:t>255</w:t>
+                        <w:t>60</w:t>
                       </w:r>
                       <w:r>
                         <w:rPr>
@@ -3307,7 +3434,7 @@
                           <w:sz w:val="20"/>
                           <w:szCs w:val="20"/>
                         </w:rPr>
-                        <w:t>60</w:t>
+                        <w:t>0</w:t>
                       </w:r>
                       <w:r>
                         <w:rPr>
@@ -3323,7 +3450,7 @@
                           <w:sz w:val="20"/>
                           <w:szCs w:val="20"/>
                         </w:rPr>
-                        <w:t>60</w:t>
+                        <w:t>0</w:t>
                       </w:r>
                       <w:r>
                         <w:rPr>
@@ -3339,7 +3466,7 @@
                           <w:sz w:val="20"/>
                           <w:szCs w:val="20"/>
                         </w:rPr>
-                        <w:t>60</w:t>
+                        <w:t>0</w:t>
                       </w:r>
                       <w:r>
                         <w:rPr>
@@ -3355,7 +3482,7 @@
                           <w:sz w:val="20"/>
                           <w:szCs w:val="20"/>
                         </w:rPr>
-                        <w:t>60</w:t>
+                        <w:t>0</w:t>
                       </w:r>
                       <w:r>
                         <w:rPr>
@@ -3371,7 +3498,7 @@
                           <w:sz w:val="20"/>
                           <w:szCs w:val="20"/>
                         </w:rPr>
-                        <w:t>60</w:t>
+                        <w:t>0</w:t>
                       </w:r>
                       <w:r>
                         <w:rPr>
@@ -3387,7 +3514,7 @@
                           <w:sz w:val="20"/>
                           <w:szCs w:val="20"/>
                         </w:rPr>
-                        <w:t>60</w:t>
+                        <w:t>0</w:t>
                       </w:r>
                     </w:p>
                     <w:p>
@@ -3417,9 +3544,80 @@
       <w:r>
         <w:rPr>
           <w:rFonts w:ascii="C64 Pro Mono" w:hAnsi="C64 Pro Mono"/>
+          <w:noProof/>
           <w:color w:val="FFFFFF" w:themeColor="background1"/>
         </w:rPr>
         <w:lastRenderedPageBreak/>
+        <w:drawing>
+          <wp:inline distT="0" distB="0" distL="0" distR="0" wp14:anchorId="2AFC72E7" wp14:editId="6D92916A">
+            <wp:extent cx="5587365" cy="3498215"/>
+            <wp:effectExtent l="0" t="0" r="0" b="6985"/>
+            <wp:docPr id="1745413131" name="Picture 6"/>
+            <wp:cNvGraphicFramePr>
+              <a:graphicFrameLocks xmlns:a="http://schemas.openxmlformats.org/drawingml/2006/main" noChangeAspect="1"/>
+            </wp:cNvGraphicFramePr>
+            <a:graphic xmlns:a="http://schemas.openxmlformats.org/drawingml/2006/main">
+              <a:graphicData uri="http://schemas.openxmlformats.org/drawingml/2006/picture">
+                <pic:pic xmlns:pic="http://schemas.openxmlformats.org/drawingml/2006/picture">
+                  <pic:nvPicPr>
+                    <pic:cNvPr id="0" name="Picture 1"/>
+                    <pic:cNvPicPr>
+                      <a:picLocks noChangeAspect="1" noChangeArrowheads="1"/>
+                    </pic:cNvPicPr>
+                  </pic:nvPicPr>
+                  <pic:blipFill>
+                    <a:blip r:embed="rId10">
+                      <a:extLst>
+                        <a:ext uri="{28A0092B-C50C-407E-A947-70E740481C1C}">
+                          <a14:useLocalDpi xmlns:a14="http://schemas.microsoft.com/office/drawing/2010/main" val="0"/>
+                        </a:ext>
+                      </a:extLst>
+                    </a:blip>
+                    <a:srcRect/>
+                    <a:stretch>
+                      <a:fillRect/>
+                    </a:stretch>
+                  </pic:blipFill>
+                  <pic:spPr bwMode="auto">
+                    <a:xfrm>
+                      <a:off x="0" y="0"/>
+                      <a:ext cx="5587365" cy="3498215"/>
+                    </a:xfrm>
+                    <a:prstGeom prst="rect">
+                      <a:avLst/>
+                    </a:prstGeom>
+                    <a:noFill/>
+                    <a:ln>
+                      <a:noFill/>
+                    </a:ln>
+                  </pic:spPr>
+                </pic:pic>
+              </a:graphicData>
+            </a:graphic>
+          </wp:inline>
+        </w:drawing>
+      </w:r>
+      <w:r>
+        <w:rPr>
+          <w:rFonts w:ascii="C64 Pro Mono" w:hAnsi="C64 Pro Mono"/>
+          <w:color w:val="FFFFFF" w:themeColor="background1"/>
+        </w:rPr>
+        <w:lastRenderedPageBreak/>
+        <w:t>Commodore company (1976 - 1994)</w:t>
+      </w:r>
+    </w:p>
+    <w:p>
+      <w:pPr>
+        <w:rPr>
+          <w:rFonts w:ascii="C64 Pro Mono" w:hAnsi="C64 Pro Mono"/>
+          <w:color w:val="FFFFFF" w:themeColor="background1"/>
+        </w:rPr>
+      </w:pPr>
+      <w:r>
+        <w:rPr>
+          <w:rFonts w:ascii="C64 Pro Mono" w:hAnsi="C64 Pro Mono"/>
+          <w:color w:val="FFFFFF" w:themeColor="background1"/>
+        </w:rPr>
         <w:t>Commodore 64 (1982)</w:t>
       </w:r>
     </w:p>
@@ -3480,7 +3678,7 @@
                     </pic:cNvPicPr>
                   </pic:nvPicPr>
                   <pic:blipFill>
-                    <a:blip r:embed="rId10" cstate="print">
+                    <a:blip r:embed="rId11" cstate="print">
                       <a:extLst>
                         <a:ext uri="{28A0092B-C50C-407E-A947-70E740481C1C}">
                           <a14:useLocalDpi xmlns:a14="http://schemas.microsoft.com/office/drawing/2010/main" val="0"/>
@@ -3604,7 +3802,7 @@
           <w:sz w:val="18"/>
           <w:szCs w:val="18"/>
         </w:rPr>
-        <w:t xml:space="preserve">Sprites created and controlled by specific RAM cells </w:t>
+        <w:t>Sprites are independent on graphical/text mode</w:t>
       </w:r>
     </w:p>
     <w:p>
@@ -3627,97 +3825,7 @@
           <w:sz w:val="18"/>
           <w:szCs w:val="18"/>
         </w:rPr>
-        <w:t>Total</w:t>
-      </w:r>
-      <w:r>
-        <w:rPr>
-          <w:rFonts w:ascii="C64 Pro Mono" w:hAnsi="C64 Pro Mono"/>
-          <w:color w:val="FFFFFF" w:themeColor="background1"/>
-          <w:sz w:val="18"/>
-          <w:szCs w:val="18"/>
-        </w:rPr>
-        <w:t xml:space="preserve"> </w:t>
-      </w:r>
-      <w:r>
-        <w:rPr>
-          <w:rFonts w:ascii="C64 Pro Mono" w:hAnsi="C64 Pro Mono"/>
-          <w:color w:val="FFFFFF" w:themeColor="background1"/>
-          <w:sz w:val="18"/>
-          <w:szCs w:val="18"/>
-        </w:rPr>
-        <w:t>RAM 64</w:t>
-      </w:r>
-      <w:r>
-        <w:rPr>
-          <w:rFonts w:ascii="C64 Pro Mono" w:hAnsi="C64 Pro Mono"/>
-          <w:color w:val="FFFFFF" w:themeColor="background1"/>
-          <w:sz w:val="18"/>
-          <w:szCs w:val="18"/>
-        </w:rPr>
-        <w:t xml:space="preserve"> </w:t>
-      </w:r>
-      <w:r>
-        <w:rPr>
-          <w:rFonts w:ascii="C64 Pro Mono" w:hAnsi="C64 Pro Mono"/>
-          <w:color w:val="FFFFFF" w:themeColor="background1"/>
-          <w:sz w:val="18"/>
-          <w:szCs w:val="18"/>
-        </w:rPr>
-        <w:t>KB</w:t>
-      </w:r>
-      <w:r>
-        <w:rPr>
-          <w:rFonts w:ascii="C64 Pro Mono" w:hAnsi="C64 Pro Mono"/>
-          <w:color w:val="FFFFFF" w:themeColor="background1"/>
-          <w:sz w:val="18"/>
-          <w:szCs w:val="18"/>
-        </w:rPr>
-        <w:t xml:space="preserve"> </w:t>
-      </w:r>
-      <w:r>
-        <w:rPr>
-          <w:rFonts w:ascii="C64 Pro Mono" w:hAnsi="C64 Pro Mono"/>
-          <w:color w:val="FFFFFF" w:themeColor="background1"/>
-          <w:sz w:val="18"/>
-          <w:szCs w:val="18"/>
-        </w:rPr>
-        <w:t>=</w:t>
-      </w:r>
-      <w:r>
-        <w:rPr>
-          <w:rFonts w:ascii="C64 Pro Mono" w:hAnsi="C64 Pro Mono"/>
-          <w:color w:val="FFFFFF" w:themeColor="background1"/>
-          <w:sz w:val="18"/>
-          <w:szCs w:val="18"/>
-        </w:rPr>
-        <w:t xml:space="preserve"> </w:t>
-      </w:r>
-      <w:r>
-        <w:rPr>
-          <w:rFonts w:ascii="C64 Pro Mono" w:hAnsi="C64 Pro Mono"/>
-          <w:color w:val="FFFFFF" w:themeColor="background1"/>
-          <w:sz w:val="18"/>
-          <w:szCs w:val="18"/>
-        </w:rPr>
-        <w:t>65535</w:t>
-      </w:r>
-      <w:r>
-        <w:rPr>
-          <w:rFonts w:ascii="C64 Pro Mono" w:hAnsi="C64 Pro Mono"/>
-          <w:color w:val="FFFFFF" w:themeColor="background1"/>
-          <w:sz w:val="18"/>
-          <w:szCs w:val="18"/>
-        </w:rPr>
-        <w:t xml:space="preserve"> </w:t>
-      </w:r>
-      <w:r>
-        <w:rPr>
-          <w:rFonts w:ascii="C64 Pro Mono" w:hAnsi="C64 Pro Mono"/>
-          <w:color w:val="FFFFFF" w:themeColor="background1"/>
-          <w:sz w:val="18"/>
-          <w:szCs w:val="18"/>
-        </w:rPr>
-        <w:t>B</w:t>
+        <w:t xml:space="preserve">Sprites created and controlled by specific RAM cells </w:t>
       </w:r>
     </w:p>
     <w:p>
@@ -3740,34 +3848,7 @@
           <w:sz w:val="18"/>
           <w:szCs w:val="18"/>
         </w:rPr>
-        <w:t>53248</w:t>
-      </w:r>
-      <w:r>
-        <w:rPr>
-          <w:rFonts w:ascii="C64 Pro Mono" w:hAnsi="C64 Pro Mono"/>
-          <w:color w:val="FFFFFF" w:themeColor="background1"/>
-          <w:sz w:val="12"/>
-          <w:szCs w:val="12"/>
-        </w:rPr>
-        <w:t>($</w:t>
-      </w:r>
-      <w:r>
-        <w:rPr>
-          <w:rFonts w:ascii="C64 Pro Mono" w:hAnsi="C64 Pro Mono"/>
-          <w:color w:val="FFFFFF" w:themeColor="background1"/>
-          <w:sz w:val="12"/>
-          <w:szCs w:val="12"/>
-        </w:rPr>
-        <w:t>d</w:t>
-      </w:r>
-      <w:r>
-        <w:rPr>
-          <w:rFonts w:ascii="C64 Pro Mono" w:hAnsi="C64 Pro Mono"/>
-          <w:color w:val="FFFFFF" w:themeColor="background1"/>
-          <w:sz w:val="12"/>
-          <w:szCs w:val="12"/>
-        </w:rPr>
-        <w:t>000)</w:t>
+        <w:t>Total</w:t>
       </w:r>
       <w:r>
         <w:rPr>
@@ -3776,7 +3857,88 @@
           <w:sz w:val="18"/>
           <w:szCs w:val="18"/>
         </w:rPr>
-        <w:t xml:space="preserve"> S0 position X</w:t>
+        <w:t xml:space="preserve"> </w:t>
+      </w:r>
+      <w:r>
+        <w:rPr>
+          <w:rFonts w:ascii="C64 Pro Mono" w:hAnsi="C64 Pro Mono"/>
+          <w:color w:val="FFFFFF" w:themeColor="background1"/>
+          <w:sz w:val="18"/>
+          <w:szCs w:val="18"/>
+        </w:rPr>
+        <w:t>RAM 64</w:t>
+      </w:r>
+      <w:r>
+        <w:rPr>
+          <w:rFonts w:ascii="C64 Pro Mono" w:hAnsi="C64 Pro Mono"/>
+          <w:color w:val="FFFFFF" w:themeColor="background1"/>
+          <w:sz w:val="18"/>
+          <w:szCs w:val="18"/>
+        </w:rPr>
+        <w:t xml:space="preserve"> </w:t>
+      </w:r>
+      <w:r>
+        <w:rPr>
+          <w:rFonts w:ascii="C64 Pro Mono" w:hAnsi="C64 Pro Mono"/>
+          <w:color w:val="FFFFFF" w:themeColor="background1"/>
+          <w:sz w:val="18"/>
+          <w:szCs w:val="18"/>
+        </w:rPr>
+        <w:t>KB</w:t>
+      </w:r>
+      <w:r>
+        <w:rPr>
+          <w:rFonts w:ascii="C64 Pro Mono" w:hAnsi="C64 Pro Mono"/>
+          <w:color w:val="FFFFFF" w:themeColor="background1"/>
+          <w:sz w:val="18"/>
+          <w:szCs w:val="18"/>
+        </w:rPr>
+        <w:t xml:space="preserve"> </w:t>
+      </w:r>
+      <w:r>
+        <w:rPr>
+          <w:rFonts w:ascii="C64 Pro Mono" w:hAnsi="C64 Pro Mono"/>
+          <w:color w:val="FFFFFF" w:themeColor="background1"/>
+          <w:sz w:val="18"/>
+          <w:szCs w:val="18"/>
+        </w:rPr>
+        <w:t>=</w:t>
+      </w:r>
+      <w:r>
+        <w:rPr>
+          <w:rFonts w:ascii="C64 Pro Mono" w:hAnsi="C64 Pro Mono"/>
+          <w:color w:val="FFFFFF" w:themeColor="background1"/>
+          <w:sz w:val="18"/>
+          <w:szCs w:val="18"/>
+        </w:rPr>
+        <w:t xml:space="preserve"> </w:t>
+      </w:r>
+      <w:r>
+        <w:rPr>
+          <w:rFonts w:ascii="C64 Pro Mono" w:hAnsi="C64 Pro Mono"/>
+          <w:color w:val="FFFFFF" w:themeColor="background1"/>
+          <w:sz w:val="18"/>
+          <w:szCs w:val="18"/>
+        </w:rPr>
+        <w:t>65535</w:t>
+      </w:r>
+      <w:r>
+        <w:rPr>
+          <w:rFonts w:ascii="C64 Pro Mono" w:hAnsi="C64 Pro Mono"/>
+          <w:color w:val="FFFFFF" w:themeColor="background1"/>
+          <w:sz w:val="18"/>
+          <w:szCs w:val="18"/>
+        </w:rPr>
+        <w:t xml:space="preserve"> </w:t>
+      </w:r>
+      <w:r>
+        <w:rPr>
+          <w:rFonts w:ascii="C64 Pro Mono" w:hAnsi="C64 Pro Mono"/>
+          <w:color w:val="FFFFFF" w:themeColor="background1"/>
+          <w:sz w:val="18"/>
+          <w:szCs w:val="18"/>
+        </w:rPr>
+        <w:t>B</w:t>
       </w:r>
     </w:p>
     <w:p>
@@ -3799,7 +3961,7 @@
           <w:sz w:val="18"/>
           <w:szCs w:val="18"/>
         </w:rPr>
-        <w:t>53249</w:t>
+        <w:t>53248</w:t>
       </w:r>
       <w:r>
         <w:rPr>
@@ -3826,25 +3988,7 @@
           <w:sz w:val="12"/>
           <w:szCs w:val="12"/>
         </w:rPr>
-        <w:t>00</w:t>
-      </w:r>
-      <w:r>
-        <w:rPr>
-          <w:rFonts w:ascii="C64 Pro Mono" w:hAnsi="C64 Pro Mono"/>
-          <w:color w:val="FFFFFF" w:themeColor="background1"/>
-          <w:sz w:val="12"/>
-          <w:szCs w:val="12"/>
-        </w:rPr>
-        <w:t>1</w:t>
-      </w:r>
-      <w:r>
-        <w:rPr>
-          <w:rFonts w:ascii="C64 Pro Mono" w:hAnsi="C64 Pro Mono"/>
-          <w:color w:val="FFFFFF" w:themeColor="background1"/>
-          <w:sz w:val="12"/>
-          <w:szCs w:val="12"/>
-        </w:rPr>
-        <w:t>)</w:t>
+        <w:t>000)</w:t>
       </w:r>
       <w:r>
         <w:rPr>
@@ -3853,7 +3997,7 @@
           <w:sz w:val="18"/>
           <w:szCs w:val="18"/>
         </w:rPr>
-        <w:t xml:space="preserve"> S1 position Y</w:t>
+        <w:t xml:space="preserve"> S0 position X</w:t>
       </w:r>
     </w:p>
     <w:p>
@@ -3876,7 +4020,52 @@
           <w:sz w:val="18"/>
           <w:szCs w:val="18"/>
         </w:rPr>
-        <w:t>53248-5326</w:t>
+        <w:t>53249</w:t>
+      </w:r>
+      <w:r>
+        <w:rPr>
+          <w:rFonts w:ascii="C64 Pro Mono" w:hAnsi="C64 Pro Mono"/>
+          <w:color w:val="FFFFFF" w:themeColor="background1"/>
+          <w:sz w:val="12"/>
+          <w:szCs w:val="12"/>
+        </w:rPr>
+        <w:t>($</w:t>
+      </w:r>
+      <w:r>
+        <w:rPr>
+          <w:rFonts w:ascii="C64 Pro Mono" w:hAnsi="C64 Pro Mono"/>
+          <w:color w:val="FFFFFF" w:themeColor="background1"/>
+          <w:sz w:val="12"/>
+          <w:szCs w:val="12"/>
+        </w:rPr>
+        <w:t>d</w:t>
+      </w:r>
+      <w:r>
+        <w:rPr>
+          <w:rFonts w:ascii="C64 Pro Mono" w:hAnsi="C64 Pro Mono"/>
+          <w:color w:val="FFFFFF" w:themeColor="background1"/>
+          <w:sz w:val="12"/>
+          <w:szCs w:val="12"/>
+        </w:rPr>
+        <w:t>00</w:t>
+      </w:r>
+      <w:r>
+        <w:rPr>
+          <w:rFonts w:ascii="C64 Pro Mono" w:hAnsi="C64 Pro Mono"/>
+          <w:color w:val="FFFFFF" w:themeColor="background1"/>
+          <w:sz w:val="12"/>
+          <w:szCs w:val="12"/>
+        </w:rPr>
+        <w:t>1</w:t>
+      </w:r>
+      <w:r>
+        <w:rPr>
+          <w:rFonts w:ascii="C64 Pro Mono" w:hAnsi="C64 Pro Mono"/>
+          <w:color w:val="FFFFFF" w:themeColor="background1"/>
+          <w:sz w:val="12"/>
+          <w:szCs w:val="12"/>
+        </w:rPr>
+        <w:t>)</w:t>
       </w:r>
       <w:r>
         <w:rPr>
@@ -3885,79 +4074,7 @@
           <w:sz w:val="18"/>
           <w:szCs w:val="18"/>
         </w:rPr>
-        <w:t>3</w:t>
-      </w:r>
-      <w:r>
-        <w:rPr>
-          <w:rFonts w:ascii="C64 Pro Mono" w:hAnsi="C64 Pro Mono"/>
-          <w:color w:val="FFFFFF" w:themeColor="background1"/>
-          <w:sz w:val="12"/>
-          <w:szCs w:val="12"/>
-        </w:rPr>
-        <w:t>($</w:t>
-      </w:r>
-      <w:r>
-        <w:rPr>
-          <w:rFonts w:ascii="C64 Pro Mono" w:hAnsi="C64 Pro Mono"/>
-          <w:color w:val="FFFFFF" w:themeColor="background1"/>
-          <w:sz w:val="12"/>
-          <w:szCs w:val="12"/>
-        </w:rPr>
-        <w:t>d</w:t>
-      </w:r>
-      <w:r>
-        <w:rPr>
-          <w:rFonts w:ascii="C64 Pro Mono" w:hAnsi="C64 Pro Mono"/>
-          <w:color w:val="FFFFFF" w:themeColor="background1"/>
-          <w:sz w:val="12"/>
-          <w:szCs w:val="12"/>
-        </w:rPr>
-        <w:t>000</w:t>
-      </w:r>
-      <w:r>
-        <w:rPr>
-          <w:rFonts w:ascii="C64 Pro Mono" w:hAnsi="C64 Pro Mono"/>
-          <w:color w:val="FFFFFF" w:themeColor="background1"/>
-          <w:sz w:val="12"/>
-          <w:szCs w:val="12"/>
-        </w:rPr>
-        <w:t>-$d00f</w:t>
-      </w:r>
-      <w:r>
-        <w:rPr>
-          <w:rFonts w:ascii="C64 Pro Mono" w:hAnsi="C64 Pro Mono"/>
-          <w:color w:val="FFFFFF" w:themeColor="background1"/>
-          <w:sz w:val="12"/>
-          <w:szCs w:val="12"/>
-        </w:rPr>
-        <w:t>)</w:t>
-      </w:r>
-      <w:r>
-        <w:rPr>
-          <w:rFonts w:ascii="C64 Pro Mono" w:hAnsi="C64 Pro Mono"/>
-          <w:color w:val="FFFFFF" w:themeColor="background1"/>
-          <w:sz w:val="18"/>
-          <w:szCs w:val="18"/>
-        </w:rPr>
-        <w:t xml:space="preserve"> </w:t>
-      </w:r>
-      <w:r>
-        <w:rPr>
-          <w:rFonts w:ascii="Courier New" w:hAnsi="Courier New" w:cs="Courier New"/>
-          <w:color w:val="FFFFFF" w:themeColor="background1"/>
-          <w:sz w:val="18"/>
-          <w:szCs w:val="18"/>
-        </w:rPr>
-        <w:t>–</w:t>
-      </w:r>
-      <w:r>
-        <w:rPr>
-          <w:rFonts w:ascii="C64 Pro Mono" w:hAnsi="C64 Pro Mono"/>
-          <w:color w:val="FFFFFF" w:themeColor="background1"/>
-          <w:sz w:val="18"/>
-          <w:szCs w:val="18"/>
-        </w:rPr>
-        <w:t xml:space="preserve"> positions X, Y of all sprites</w:t>
+        <w:t xml:space="preserve"> S1 position Y</w:t>
       </w:r>
     </w:p>
     <w:p>
@@ -3980,7 +4097,16 @@
           <w:sz w:val="18"/>
           <w:szCs w:val="18"/>
         </w:rPr>
-        <w:t>53269</w:t>
+        <w:t>53248-5326</w:t>
+      </w:r>
+      <w:r>
+        <w:rPr>
+          <w:rFonts w:ascii="C64 Pro Mono" w:hAnsi="C64 Pro Mono"/>
+          <w:color w:val="FFFFFF" w:themeColor="background1"/>
+          <w:sz w:val="18"/>
+          <w:szCs w:val="18"/>
+        </w:rPr>
+        <w:t>3</w:t>
       </w:r>
       <w:r>
         <w:rPr>
@@ -4007,7 +4133,7 @@
           <w:sz w:val="12"/>
           <w:szCs w:val="12"/>
         </w:rPr>
-        <w:t>0</w:t>
+        <w:t>000</w:t>
       </w:r>
       <w:r>
         <w:rPr>
@@ -4016,7 +4142,7 @@
           <w:sz w:val="12"/>
           <w:szCs w:val="12"/>
         </w:rPr>
-        <w:t>15</w:t>
+        <w:t>-$d00f</w:t>
       </w:r>
       <w:r>
         <w:rPr>
@@ -4052,7 +4178,7 @@
           <w:sz w:val="18"/>
           <w:szCs w:val="18"/>
         </w:rPr>
-        <w:t xml:space="preserve"> sprites enable</w:t>
+        <w:t xml:space="preserve"> positions X, Y of all sprites</w:t>
       </w:r>
     </w:p>
     <w:p>
@@ -4075,7 +4201,53 @@
           <w:sz w:val="18"/>
           <w:szCs w:val="18"/>
         </w:rPr>
-        <w:t>5328</w:t>
+        <w:lastRenderedPageBreak/>
+        <w:t>53269</w:t>
+      </w:r>
+      <w:r>
+        <w:rPr>
+          <w:rFonts w:ascii="C64 Pro Mono" w:hAnsi="C64 Pro Mono"/>
+          <w:color w:val="FFFFFF" w:themeColor="background1"/>
+          <w:sz w:val="12"/>
+          <w:szCs w:val="12"/>
+        </w:rPr>
+        <w:t>($</w:t>
+      </w:r>
+      <w:r>
+        <w:rPr>
+          <w:rFonts w:ascii="C64 Pro Mono" w:hAnsi="C64 Pro Mono"/>
+          <w:color w:val="FFFFFF" w:themeColor="background1"/>
+          <w:sz w:val="12"/>
+          <w:szCs w:val="12"/>
+        </w:rPr>
+        <w:t>d</w:t>
+      </w:r>
+      <w:r>
+        <w:rPr>
+          <w:rFonts w:ascii="C64 Pro Mono" w:hAnsi="C64 Pro Mono"/>
+          <w:color w:val="FFFFFF" w:themeColor="background1"/>
+          <w:sz w:val="12"/>
+          <w:szCs w:val="12"/>
+        </w:rPr>
+        <w:t>0</w:t>
+      </w:r>
+      <w:r>
+        <w:rPr>
+          <w:rFonts w:ascii="C64 Pro Mono" w:hAnsi="C64 Pro Mono"/>
+          <w:color w:val="FFFFFF" w:themeColor="background1"/>
+          <w:sz w:val="12"/>
+          <w:szCs w:val="12"/>
+        </w:rPr>
+        <w:t>15</w:t>
+      </w:r>
+      <w:r>
+        <w:rPr>
+          <w:rFonts w:ascii="C64 Pro Mono" w:hAnsi="C64 Pro Mono"/>
+          <w:color w:val="FFFFFF" w:themeColor="background1"/>
+          <w:sz w:val="12"/>
+          <w:szCs w:val="12"/>
+        </w:rPr>
+        <w:t>)</w:t>
       </w:r>
       <w:r>
         <w:rPr>
@@ -4084,7 +4256,7 @@
           <w:sz w:val="18"/>
           <w:szCs w:val="18"/>
         </w:rPr>
-        <w:t xml:space="preserve">7 </w:t>
+        <w:t xml:space="preserve"> </w:t>
       </w:r>
       <w:r>
         <w:rPr>
@@ -4102,61 +4274,7 @@
           <w:sz w:val="18"/>
           <w:szCs w:val="18"/>
         </w:rPr>
-        <w:t xml:space="preserve"> 53294</w:t>
-      </w:r>
-      <w:r>
-        <w:rPr>
-          <w:rFonts w:ascii="C64 Pro Mono" w:hAnsi="C64 Pro Mono"/>
-          <w:color w:val="FFFFFF" w:themeColor="background1"/>
-          <w:sz w:val="12"/>
-          <w:szCs w:val="12"/>
-        </w:rPr>
-        <w:t>($</w:t>
-      </w:r>
-      <w:r>
-        <w:rPr>
-          <w:rFonts w:ascii="C64 Pro Mono" w:hAnsi="C64 Pro Mono"/>
-          <w:color w:val="FFFFFF" w:themeColor="background1"/>
-          <w:sz w:val="12"/>
-          <w:szCs w:val="12"/>
-        </w:rPr>
-        <w:t>d027-$d02e</w:t>
-      </w:r>
-      <w:r>
-        <w:rPr>
-          <w:rFonts w:ascii="C64 Pro Mono" w:hAnsi="C64 Pro Mono"/>
-          <w:color w:val="FFFFFF" w:themeColor="background1"/>
-          <w:sz w:val="12"/>
-          <w:szCs w:val="12"/>
-        </w:rPr>
-        <w:t>)</w:t>
-      </w:r>
-      <w:r>
-        <w:rPr>
-          <w:rFonts w:ascii="C64 Pro Mono" w:hAnsi="C64 Pro Mono"/>
-          <w:color w:val="FFFFFF" w:themeColor="background1"/>
-          <w:sz w:val="18"/>
-          <w:szCs w:val="18"/>
-        </w:rPr>
-        <w:t xml:space="preserve"> </w:t>
-      </w:r>
-      <w:r>
-        <w:rPr>
-          <w:rFonts w:ascii="Courier New" w:hAnsi="Courier New" w:cs="Courier New"/>
-          <w:color w:val="FFFFFF" w:themeColor="background1"/>
-          <w:sz w:val="18"/>
-          <w:szCs w:val="18"/>
-        </w:rPr>
-        <w:t>–</w:t>
-      </w:r>
-      <w:r>
-        <w:rPr>
-          <w:rFonts w:ascii="C64 Pro Mono" w:hAnsi="C64 Pro Mono"/>
-          <w:color w:val="FFFFFF" w:themeColor="background1"/>
-          <w:sz w:val="18"/>
-          <w:szCs w:val="18"/>
-        </w:rPr>
-        <w:t xml:space="preserve"> sprite colors</w:t>
+        <w:t xml:space="preserve"> sprites enable</w:t>
       </w:r>
     </w:p>
     <w:p>
@@ -4179,8 +4297,34 @@
           <w:sz w:val="18"/>
           <w:szCs w:val="18"/>
         </w:rPr>
-        <w:lastRenderedPageBreak/>
-        <w:t>2040-2047</w:t>
+        <w:t>5328</w:t>
+      </w:r>
+      <w:r>
+        <w:rPr>
+          <w:rFonts w:ascii="C64 Pro Mono" w:hAnsi="C64 Pro Mono"/>
+          <w:color w:val="FFFFFF" w:themeColor="background1"/>
+          <w:sz w:val="18"/>
+          <w:szCs w:val="18"/>
+        </w:rPr>
+        <w:t xml:space="preserve">7 </w:t>
+      </w:r>
+      <w:r>
+        <w:rPr>
+          <w:rFonts w:ascii="Courier New" w:hAnsi="Courier New" w:cs="Courier New"/>
+          <w:color w:val="FFFFFF" w:themeColor="background1"/>
+          <w:sz w:val="18"/>
+          <w:szCs w:val="18"/>
+        </w:rPr>
+        <w:t>–</w:t>
+      </w:r>
+      <w:r>
+        <w:rPr>
+          <w:rFonts w:ascii="C64 Pro Mono" w:hAnsi="C64 Pro Mono"/>
+          <w:color w:val="FFFFFF" w:themeColor="background1"/>
+          <w:sz w:val="18"/>
+          <w:szCs w:val="18"/>
+        </w:rPr>
+        <w:t xml:space="preserve"> 53294</w:t>
       </w:r>
       <w:r>
         <w:rPr>
@@ -4189,7 +4333,7 @@
           <w:sz w:val="12"/>
           <w:szCs w:val="12"/>
         </w:rPr>
-        <w:t>($0</w:t>
+        <w:t>($</w:t>
       </w:r>
       <w:r>
         <w:rPr>
@@ -4198,7 +4342,7 @@
           <w:sz w:val="12"/>
           <w:szCs w:val="12"/>
         </w:rPr>
-        <w:t>7f8-$07ff</w:t>
+        <w:t>d027-$d02e</w:t>
       </w:r>
       <w:r>
         <w:rPr>
@@ -4234,7 +4378,7 @@
           <w:sz w:val="18"/>
           <w:szCs w:val="18"/>
         </w:rPr>
-        <w:t xml:space="preserve"> sprite pointers</w:t>
+        <w:t xml:space="preserve"> sprite colors</w:t>
       </w:r>
     </w:p>
     <w:p>
@@ -4257,7 +4401,7 @@
           <w:sz w:val="18"/>
           <w:szCs w:val="18"/>
         </w:rPr>
-        <w:t>53278-53279</w:t>
+        <w:t>2040-2047</w:t>
       </w:r>
       <w:r>
         <w:rPr>
@@ -4266,7 +4410,7 @@
           <w:sz w:val="12"/>
           <w:szCs w:val="12"/>
         </w:rPr>
-        <w:t>($</w:t>
+        <w:t>($0</w:t>
       </w:r>
       <w:r>
         <w:rPr>
@@ -4275,7 +4419,7 @@
           <w:sz w:val="12"/>
           <w:szCs w:val="12"/>
         </w:rPr>
-        <w:t>d027-$d028</w:t>
+        <w:t>7f8-$07ff</w:t>
       </w:r>
       <w:r>
         <w:rPr>
@@ -4293,17 +4437,105 @@
           <w:sz w:val="18"/>
           <w:szCs w:val="18"/>
         </w:rPr>
-        <w:t xml:space="preserve"> -</w:t>
-      </w:r>
-      <w:r>
-        <w:rPr>
-          <w:rFonts w:ascii="C64 Pro Mono" w:hAnsi="C64 Pro Mono"/>
+        <w:t xml:space="preserve"> </w:t>
+      </w:r>
+      <w:r>
+        <w:rPr>
+          <w:rFonts w:ascii="Courier New" w:hAnsi="Courier New" w:cs="Courier New"/>
           <w:color w:val="FFFFFF" w:themeColor="background1"/>
           <w:sz w:val="18"/>
           <w:szCs w:val="18"/>
         </w:rPr>
-        <w:t xml:space="preserve"> sprite collisions</w:t>
-      </w:r>
+        <w:t>–</w:t>
+      </w:r>
+      <w:r>
+        <w:rPr>
+          <w:rFonts w:ascii="C64 Pro Mono" w:hAnsi="C64 Pro Mono"/>
+          <w:color w:val="FFFFFF" w:themeColor="background1"/>
+          <w:sz w:val="18"/>
+          <w:szCs w:val="18"/>
+        </w:rPr>
+        <w:t xml:space="preserve"> sprite pointers</w:t>
+      </w:r>
+    </w:p>
+    <w:p>
+      <w:pPr>
+        <w:numPr>
+          <w:ilvl w:val="0"/>
+          <w:numId w:val="2"/>
+        </w:numPr>
+        <w:rPr>
+          <w:rFonts w:ascii="C64 Pro Mono" w:hAnsi="C64 Pro Mono"/>
+          <w:color w:val="FFFFFF" w:themeColor="background1"/>
+          <w:sz w:val="18"/>
+          <w:szCs w:val="18"/>
+        </w:rPr>
+      </w:pPr>
+      <w:r>
+        <w:rPr>
+          <w:rFonts w:ascii="C64 Pro Mono" w:hAnsi="C64 Pro Mono"/>
+          <w:color w:val="FFFFFF" w:themeColor="background1"/>
+          <w:sz w:val="18"/>
+          <w:szCs w:val="18"/>
+        </w:rPr>
+        <w:t>53278-53279</w:t>
+      </w:r>
+      <w:r>
+        <w:rPr>
+          <w:rFonts w:ascii="C64 Pro Mono" w:hAnsi="C64 Pro Mono"/>
+          <w:color w:val="FFFFFF" w:themeColor="background1"/>
+          <w:sz w:val="12"/>
+          <w:szCs w:val="12"/>
+        </w:rPr>
+        <w:t>($</w:t>
+      </w:r>
+      <w:r>
+        <w:rPr>
+          <w:rFonts w:ascii="C64 Pro Mono" w:hAnsi="C64 Pro Mono"/>
+          <w:color w:val="FFFFFF" w:themeColor="background1"/>
+          <w:sz w:val="12"/>
+          <w:szCs w:val="12"/>
+        </w:rPr>
+        <w:t>d027-$d028</w:t>
+      </w:r>
+      <w:r>
+        <w:rPr>
+          <w:rFonts w:ascii="C64 Pro Mono" w:hAnsi="C64 Pro Mono"/>
+          <w:color w:val="FFFFFF" w:themeColor="background1"/>
+          <w:sz w:val="12"/>
+          <w:szCs w:val="12"/>
+        </w:rPr>
+        <w:t>)</w:t>
+      </w:r>
+      <w:r>
+        <w:rPr>
+          <w:rFonts w:ascii="C64 Pro Mono" w:hAnsi="C64 Pro Mono"/>
+          <w:color w:val="FFFFFF" w:themeColor="background1"/>
+          <w:sz w:val="18"/>
+          <w:szCs w:val="18"/>
+        </w:rPr>
+        <w:t xml:space="preserve"> -</w:t>
+      </w:r>
+      <w:r>
+        <w:rPr>
+          <w:rFonts w:ascii="C64 Pro Mono" w:hAnsi="C64 Pro Mono"/>
+          <w:color w:val="FFFFFF" w:themeColor="background1"/>
+          <w:sz w:val="18"/>
+          <w:szCs w:val="18"/>
+        </w:rPr>
+        <w:t xml:space="preserve"> </w:t>
+      </w:r>
+      <w:proofErr w:type="gramStart"/>
+      <w:r>
+        <w:rPr>
+          <w:rFonts w:ascii="C64 Pro Mono" w:hAnsi="C64 Pro Mono"/>
+          <w:color w:val="FFFFFF" w:themeColor="background1"/>
+          <w:sz w:val="18"/>
+          <w:szCs w:val="18"/>
+        </w:rPr>
+        <w:t>sprite collisions</w:t>
+      </w:r>
+      <w:proofErr w:type="gramEnd"/>
     </w:p>
     <w:p>
       <w:pPr>
@@ -4389,7 +4621,7 @@
                     <pic:cNvPicPr/>
                   </pic:nvPicPr>
                   <pic:blipFill>
-                    <a:blip r:embed="rId11">
+                    <a:blip r:embed="rId12">
                       <a:extLst>
                         <a:ext uri="{28A0092B-C50C-407E-A947-70E740481C1C}">
                           <a14:useLocalDpi xmlns:a14="http://schemas.microsoft.com/office/drawing/2010/main" val="0"/>
@@ -4492,10 +4724,25 @@
       <w:r>
         <w:rPr>
           <w:rFonts w:ascii="C64 Pro Mono" w:hAnsi="C64 Pro Mono"/>
+          <w:color w:val="FFFFFF" w:themeColor="background1"/>
+        </w:rPr>
+        <w:lastRenderedPageBreak/>
+        <w:t>IBM company (since 1911)</w:t>
+      </w:r>
+    </w:p>
+    <w:p>
+      <w:pPr>
+        <w:rPr>
+          <w:rFonts w:ascii="C64 Pro Mono" w:hAnsi="C64 Pro Mono"/>
+          <w:color w:val="FFFFFF" w:themeColor="background1"/>
+        </w:rPr>
+      </w:pPr>
+      <w:r>
+        <w:rPr>
+          <w:rFonts w:ascii="C64 Pro Mono" w:hAnsi="C64 Pro Mono"/>
           <w:noProof/>
           <w:color w:val="FFFFFF" w:themeColor="background1"/>
         </w:rPr>
-        <w:lastRenderedPageBreak/>
         <w:drawing>
           <wp:anchor distT="0" distB="0" distL="114300" distR="114300" simplePos="0" relativeHeight="251664384" behindDoc="0" locked="0" layoutInCell="1" allowOverlap="1" wp14:anchorId="4BA7D5B0" wp14:editId="3C8C59FF">
             <wp:simplePos x="0" y="0"/>
@@ -4520,7 +4767,7 @@
                     <pic:cNvPicPr/>
                   </pic:nvPicPr>
                   <pic:blipFill>
-                    <a:blip r:embed="rId12">
+                    <a:blip r:embed="rId13">
                       <a:extLst>
                         <a:ext uri="{28A0092B-C50C-407E-A947-70E740481C1C}">
                           <a14:useLocalDpi xmlns:a14="http://schemas.microsoft.com/office/drawing/2010/main" val="0"/>
@@ -4635,7 +4882,23 @@
           <w:rFonts w:ascii="C64 Pro Mono" w:hAnsi="C64 Pro Mono"/>
           <w:color w:val="FFFFFF" w:themeColor="background1"/>
         </w:rPr>
-        <w:t>No sprites!!!</w:t>
+        <w:t xml:space="preserve">No </w:t>
+      </w:r>
+      <w:proofErr w:type="gramStart"/>
+      <w:r>
+        <w:rPr>
+          <w:rFonts w:ascii="C64 Pro Mono" w:hAnsi="C64 Pro Mono"/>
+          <w:color w:val="FFFFFF" w:themeColor="background1"/>
+        </w:rPr>
+        <w:t>sprites</w:t>
+      </w:r>
+      <w:proofErr w:type="gramEnd"/>
+      <w:r>
+        <w:rPr>
+          <w:rFonts w:ascii="C64 Pro Mono" w:hAnsi="C64 Pro Mono"/>
+          <w:color w:val="FFFFFF" w:themeColor="background1"/>
+        </w:rPr>
+        <w:t>!!!</w:t>
       </w:r>
     </w:p>
     <w:p>
@@ -4685,7 +4948,22 @@
           <w:color w:val="FFFFFF" w:themeColor="background1"/>
         </w:rPr>
         <w:br/>
-        <w:t xml:space="preserve">pulating with background </w:t>
+      </w:r>
+      <w:proofErr w:type="spellStart"/>
+      <w:r>
+        <w:rPr>
+          <w:rFonts w:ascii="C64 Pro Mono" w:hAnsi="C64 Pro Mono"/>
+          <w:color w:val="FFFFFF" w:themeColor="background1"/>
+        </w:rPr>
+        <w:t>pulating</w:t>
+      </w:r>
+      <w:proofErr w:type="spellEnd"/>
+      <w:r>
+        <w:rPr>
+          <w:rFonts w:ascii="C64 Pro Mono" w:hAnsi="C64 Pro Mono"/>
+          <w:color w:val="FFFFFF" w:themeColor="background1"/>
+        </w:rPr>
+        <w:t xml:space="preserve"> with background </w:t>
       </w:r>
       <w:r>
         <w:rPr>
@@ -4730,7 +5008,7 @@
           <w:color w:val="FFFFFF" w:themeColor="background1"/>
           <w:lang w:val="fr-FR"/>
         </w:rPr>
-        <w:t>Graphics mode 13h (320x200, 256 c</w:t>
+        <w:t>Graphics mode</w:t>
       </w:r>
       <w:r>
         <w:rPr>
@@ -4738,7 +5016,23 @@
           <w:color w:val="FFFFFF" w:themeColor="background1"/>
           <w:lang w:val="fr-FR"/>
         </w:rPr>
-        <w:t>olors)</w:t>
+        <w:t>s</w:t>
+      </w:r>
+      <w:r>
+        <w:rPr>
+          <w:rFonts w:ascii="C64 Pro Mono" w:hAnsi="C64 Pro Mono"/>
+          <w:color w:val="FFFFFF" w:themeColor="background1"/>
+          <w:lang w:val="fr-FR"/>
+        </w:rPr>
+        <w:t xml:space="preserve"> </w:t>
+      </w:r>
+      <w:r>
+        <w:rPr>
+          <w:rFonts w:ascii="C64 Pro Mono" w:hAnsi="C64 Pro Mono"/>
+          <w:color w:val="FFFFFF" w:themeColor="background1"/>
+          <w:lang w:val="fr-FR"/>
+        </w:rPr>
+        <w:t>13h, CGA, EGA, VGA</w:t>
       </w:r>
     </w:p>
     <w:p>
@@ -4750,13 +5044,86 @@
           <w:lang w:val="fr-FR"/>
         </w:rPr>
       </w:pPr>
+    </w:p>
+    <w:p>
+      <w:pPr>
+        <w:rPr>
+          <w:rFonts w:ascii="C64 Pro Mono" w:hAnsi="C64 Pro Mono"/>
+          <w:color w:val="FFFFFF" w:themeColor="background1"/>
+          <w:lang w:val="fr-FR"/>
+        </w:rPr>
+      </w:pPr>
+    </w:p>
+    <w:p>
+      <w:pPr>
+        <w:rPr>
+          <w:rFonts w:ascii="C64 Pro Mono" w:hAnsi="C64 Pro Mono"/>
+          <w:color w:val="FFFFFF" w:themeColor="background1"/>
+          <w:lang w:val="fr-FR"/>
+        </w:rPr>
+      </w:pPr>
+    </w:p>
+    <w:p>
+      <w:pPr>
+        <w:rPr>
+          <w:rFonts w:ascii="C64 Pro Mono" w:hAnsi="C64 Pro Mono"/>
+          <w:color w:val="FFFFFF" w:themeColor="background1"/>
+          <w:lang w:val="fr-FR"/>
+        </w:rPr>
+      </w:pPr>
+    </w:p>
+    <w:p>
+      <w:pPr>
+        <w:rPr>
+          <w:rFonts w:ascii="C64 Pro Mono" w:hAnsi="C64 Pro Mono"/>
+          <w:color w:val="FFFFFF" w:themeColor="background1"/>
+        </w:rPr>
+      </w:pPr>
+      <w:r>
+        <w:rPr>
+          <w:rFonts w:ascii="C64 Pro Mono" w:hAnsi="C64 Pro Mono"/>
+          <w:color w:val="FFFFFF" w:themeColor="background1"/>
+        </w:rPr>
+        <w:lastRenderedPageBreak/>
+        <w:t>Borland company (1983-2015)</w:t>
+      </w:r>
+    </w:p>
+    <w:p>
+      <w:pPr>
+        <w:rPr>
+          <w:rFonts w:ascii="C64 Pro Mono" w:hAnsi="C64 Pro Mono"/>
+          <w:color w:val="FFFFFF" w:themeColor="background1"/>
+        </w:rPr>
+      </w:pPr>
+    </w:p>
+    <w:p>
+      <w:pPr>
+        <w:rPr>
+          <w:rFonts w:ascii="C64 Pro Mono" w:hAnsi="C64 Pro Mono"/>
+          <w:color w:val="FFFFFF" w:themeColor="background1"/>
+        </w:rPr>
+      </w:pPr>
+      <w:r>
+        <w:rPr>
+          <w:rFonts w:ascii="C64 Pro Mono" w:hAnsi="C64 Pro Mono"/>
+          <w:color w:val="FFFFFF" w:themeColor="background1"/>
+        </w:rPr>
+        <w:t>Borland C++ 3 for D</w:t>
+      </w:r>
+      <w:r>
+        <w:rPr>
+          <w:rFonts w:ascii="C64 Pro Mono" w:hAnsi="C64 Pro Mono"/>
+          <w:color w:val="FFFFFF" w:themeColor="background1"/>
+        </w:rPr>
+        <w:t>OS</w:t>
+      </w:r>
     </w:p>
     <w:p>
       <w:pPr>
         <w:pStyle w:val="ListParagraph"/>
         <w:numPr>
           <w:ilvl w:val="0"/>
-          <w:numId w:val="13"/>
+          <w:numId w:val="14"/>
         </w:numPr>
         <w:rPr>
           <w:rFonts w:ascii="C64 Pro Mono" w:hAnsi="C64 Pro Mono"/>
@@ -4768,29 +5135,53 @@
           <w:rFonts w:ascii="C64 Pro Mono" w:hAnsi="C64 Pro Mono"/>
           <w:color w:val="FFFFFF" w:themeColor="background1"/>
         </w:rPr>
-        <w:t xml:space="preserve">Screen memory </w:t>
-      </w:r>
-      <w:r>
-        <w:rPr>
-          <w:rFonts w:ascii="Courier New" w:hAnsi="Courier New" w:cs="Courier New"/>
-          <w:color w:val="FFFFFF" w:themeColor="background1"/>
-        </w:rPr>
-        <w:t>–</w:t>
-      </w:r>
-      <w:r>
-        <w:rPr>
-          <w:rFonts w:ascii="C64 Pro Mono" w:hAnsi="C64 Pro Mono"/>
-          <w:color w:val="FFFFFF" w:themeColor="background1"/>
-        </w:rPr>
-        <w:t xml:space="preserve"> 62 KB beginning wi</w:t>
-      </w:r>
-      <w:r>
-        <w:rPr>
-          <w:rFonts w:ascii="C64 Pro Mono" w:hAnsi="C64 Pro Mono"/>
-          <w:color w:val="FFFFFF" w:themeColor="background1"/>
-        </w:rPr>
-        <w:t>th a000 address</w:t>
-      </w:r>
+        <w:t>Graphics display supported by BGI (Borland Graphical Interface)</w:t>
+      </w:r>
+    </w:p>
+    <w:p>
+      <w:pPr>
+        <w:pStyle w:val="ListParagraph"/>
+        <w:rPr>
+          <w:rFonts w:ascii="C64 Pro Mono" w:hAnsi="C64 Pro Mono"/>
+          <w:color w:val="FFFFFF" w:themeColor="background1"/>
+        </w:rPr>
+      </w:pPr>
+    </w:p>
+    <w:p>
+      <w:pPr>
+        <w:pStyle w:val="ListParagraph"/>
+        <w:numPr>
+          <w:ilvl w:val="0"/>
+          <w:numId w:val="14"/>
+        </w:numPr>
+        <w:rPr>
+          <w:rFonts w:ascii="C64 Pro Mono" w:hAnsi="C64 Pro Mono"/>
+          <w:color w:val="FFFFFF" w:themeColor="background1"/>
+        </w:rPr>
+      </w:pPr>
+      <w:r>
+        <w:rPr>
+          <w:rFonts w:ascii="C64 Pro Mono" w:hAnsi="C64 Pro Mono"/>
+          <w:color w:val="FFFFFF" w:themeColor="background1"/>
+        </w:rPr>
+        <w:t xml:space="preserve">Instead of sprites, </w:t>
+      </w:r>
+      <w:r>
+        <w:rPr>
+          <w:rFonts w:ascii="C64 Pro Mono" w:hAnsi="C64 Pro Mono"/>
+          <w:color w:val="FFFFFF" w:themeColor="background1"/>
+        </w:rPr>
+        <w:t>a graphical object is simply drawn atop its background</w:t>
+      </w:r>
+    </w:p>
+    <w:p>
+      <w:pPr>
+        <w:pStyle w:val="ListParagraph"/>
+        <w:rPr>
+          <w:rFonts w:ascii="C64 Pro Mono" w:hAnsi="C64 Pro Mono"/>
+          <w:color w:val="FFFFFF" w:themeColor="background1"/>
+        </w:rPr>
+      </w:pPr>
     </w:p>
     <w:p>
       <w:pPr>
@@ -4828,6 +5219,21 @@
           <w:color w:val="FFFFFF" w:themeColor="background1"/>
         </w:rPr>
         <w:lastRenderedPageBreak/>
+        <w:t>Guido van Rossum (born 1956)</w:t>
+      </w:r>
+    </w:p>
+    <w:p>
+      <w:pPr>
+        <w:rPr>
+          <w:rFonts w:ascii="C64 Pro Mono" w:hAnsi="C64 Pro Mono"/>
+          <w:color w:val="FFFFFF" w:themeColor="background1"/>
+        </w:rPr>
+      </w:pPr>
+      <w:r>
+        <w:rPr>
+          <w:rFonts w:ascii="C64 Pro Mono" w:hAnsi="C64 Pro Mono"/>
+          <w:color w:val="FFFFFF" w:themeColor="background1"/>
+        </w:rPr>
         <w:t>Python (1991)</w:t>
       </w:r>
     </w:p>
@@ -4873,7 +5279,7 @@
                     </pic:cNvPicPr>
                   </pic:nvPicPr>
                   <pic:blipFill>
-                    <a:blip r:embed="rId13" cstate="print">
+                    <a:blip r:embed="rId14" cstate="print">
                       <a:extLst>
                         <a:ext uri="{28A0092B-C50C-407E-A947-70E740481C1C}">
                           <a14:useLocalDpi xmlns:a14="http://schemas.microsoft.com/office/drawing/2010/main" val="0"/>
@@ -4981,36 +5387,31 @@
     </w:p>
     <w:p>
       <w:pPr>
-        <w:pStyle w:val="ListParagraph"/>
-        <w:numPr>
-          <w:ilvl w:val="0"/>
-          <w:numId w:val="11"/>
-        </w:numPr>
-        <w:rPr>
-          <w:rFonts w:ascii="C64 Pro Mono" w:hAnsi="C64 Pro Mono"/>
-          <w:color w:val="FFFFFF" w:themeColor="background1"/>
-        </w:rPr>
-      </w:pPr>
-      <w:r>
-        <w:rPr>
-          <w:rFonts w:ascii="C64 Pro Mono" w:hAnsi="C64 Pro Mono"/>
-          <w:color w:val="FFFFFF" w:themeColor="background1"/>
-        </w:rPr>
-        <w:t xml:space="preserve">2014 </w:t>
-      </w:r>
-      <w:r>
-        <w:rPr>
-          <w:rFonts w:ascii="Courier New" w:hAnsi="Courier New" w:cs="Courier New"/>
-          <w:color w:val="FFFFFF" w:themeColor="background1"/>
-        </w:rPr>
-        <w:t>–</w:t>
-      </w:r>
-      <w:r>
-        <w:rPr>
-          <w:rFonts w:ascii="C64 Pro Mono" w:hAnsi="C64 Pro Mono"/>
-          <w:color w:val="FFFFFF" w:themeColor="background1"/>
-        </w:rPr>
-        <w:t xml:space="preserve"> library ARCADE </w:t>
+        <w:rPr>
+          <w:rFonts w:ascii="C64 Pro Mono" w:hAnsi="C64 Pro Mono"/>
+          <w:color w:val="FFFFFF" w:themeColor="background1"/>
+        </w:rPr>
+      </w:pPr>
+      <w:r>
+        <w:rPr>
+          <w:rFonts w:ascii="C64 Pro Mono" w:hAnsi="C64 Pro Mono"/>
+          <w:color w:val="FFFFFF" w:themeColor="background1"/>
+        </w:rPr>
+        <w:t>L</w:t>
+      </w:r>
+      <w:r>
+        <w:rPr>
+          <w:rFonts w:ascii="C64 Pro Mono" w:hAnsi="C64 Pro Mono"/>
+          <w:color w:val="FFFFFF" w:themeColor="background1"/>
+        </w:rPr>
+        <w:t xml:space="preserve">ibrary ARCADE </w:t>
+      </w:r>
+      <w:r>
+        <w:rPr>
+          <w:rFonts w:ascii="C64 Pro Mono" w:hAnsi="C64 Pro Mono"/>
+          <w:color w:val="FFFFFF" w:themeColor="background1"/>
+        </w:rPr>
+        <w:t>(2014)</w:t>
       </w:r>
       <w:r>
         <w:rPr>
@@ -5136,7 +5537,30 @@
                               <w:t>monster</w:t>
                             </w:r>
                             <w:r>
-                              <w:t xml:space="preserve"> = arcade.Sprite("monster.bmp",scale=</w:t>
+                              <w:t xml:space="preserve"> = </w:t>
+                            </w:r>
+                            <w:proofErr w:type="spellStart"/>
+                            <w:proofErr w:type="gramStart"/>
+                            <w:r>
+                              <w:t>arcade.Sprite</w:t>
+                            </w:r>
+                            <w:proofErr w:type="spellEnd"/>
+                            <w:proofErr w:type="gramEnd"/>
+                            <w:r>
+                              <w:t>("</w:t>
+                            </w:r>
+                            <w:proofErr w:type="spellStart"/>
+                            <w:r>
+                              <w:t>monster.bmp</w:t>
+                            </w:r>
+                            <w:proofErr w:type="gramStart"/>
+                            <w:r>
+                              <w:t>",scale</w:t>
+                            </w:r>
+                            <w:proofErr w:type="spellEnd"/>
+                            <w:proofErr w:type="gramEnd"/>
+                            <w:r>
+                              <w:t>=</w:t>
                             </w:r>
                             <w:r>
                               <w:rPr>
@@ -5153,7 +5577,17 @@
                               <w:t>skull</w:t>
                             </w:r>
                             <w:r>
-                              <w:t xml:space="preserve"> = arcade.Sprite("</w:t>
+                              <w:t xml:space="preserve"> = </w:t>
+                            </w:r>
+                            <w:proofErr w:type="spellStart"/>
+                            <w:proofErr w:type="gramStart"/>
+                            <w:r>
+                              <w:t>arcade.Sprite</w:t>
+                            </w:r>
+                            <w:proofErr w:type="spellEnd"/>
+                            <w:proofErr w:type="gramEnd"/>
+                            <w:r>
+                              <w:t>("</w:t>
                             </w:r>
                             <w:r>
                               <w:t>skull</w:t>
@@ -5169,24 +5603,73 @@
                             </w:r>
                           </w:p>
                           <w:p>
-                            <w:r>
-                              <w:t>enemy_list = arcade.SpriteList()</w:t>
+                            <w:proofErr w:type="spellStart"/>
+                            <w:r>
+                              <w:t>enemy_list</w:t>
+                            </w:r>
+                            <w:proofErr w:type="spellEnd"/>
+                            <w:r>
+                              <w:t xml:space="preserve"> = </w:t>
+                            </w:r>
+                            <w:proofErr w:type="spellStart"/>
+                            <w:proofErr w:type="gramStart"/>
+                            <w:r>
+                              <w:t>arcade.SpriteList</w:t>
+                            </w:r>
+                            <w:proofErr w:type="spellEnd"/>
+                            <w:proofErr w:type="gramEnd"/>
+                            <w:r>
+                              <w:t>()</w:t>
                             </w:r>
                             <w:r>
                               <w:br/>
+                            </w:r>
+                            <w:proofErr w:type="spellStart"/>
+                            <w:r>
                               <w:t>enem</w:t>
                             </w:r>
                             <w:r>
-                              <w:t>y_list.append(monster)</w:t>
+                              <w:t>y_</w:t>
+                            </w:r>
+                            <w:proofErr w:type="gramStart"/>
+                            <w:r>
+                              <w:t>list.append</w:t>
+                            </w:r>
+                            <w:proofErr w:type="spellEnd"/>
+                            <w:proofErr w:type="gramEnd"/>
+                            <w:r>
+                              <w:t>(monster)</w:t>
                             </w:r>
                             <w:r>
                               <w:br/>
-                              <w:t>enemy_list.append(skull)</w:t>
+                            </w:r>
+                            <w:proofErr w:type="spellStart"/>
+                            <w:r>
+                              <w:t>enemy_</w:t>
+                            </w:r>
+                            <w:proofErr w:type="gramStart"/>
+                            <w:r>
+                              <w:t>list.append</w:t>
+                            </w:r>
+                            <w:proofErr w:type="spellEnd"/>
+                            <w:proofErr w:type="gramEnd"/>
+                            <w:r>
+                              <w:t>(skull)</w:t>
                             </w:r>
                           </w:p>
                           <w:p>
-                            <w:r>
-                              <w:t>enemy_list.draw()</w:t>
+                            <w:proofErr w:type="spellStart"/>
+                            <w:r>
+                              <w:t>enemy_</w:t>
+                            </w:r>
+                            <w:proofErr w:type="gramStart"/>
+                            <w:r>
+                              <w:t>list.draw</w:t>
+                            </w:r>
+                            <w:proofErr w:type="spellEnd"/>
+                            <w:proofErr w:type="gramEnd"/>
+                            <w:r>
+                              <w:t>()</w:t>
                             </w:r>
                           </w:p>
                           <w:p/>
@@ -5220,7 +5703,30 @@
                         <w:t>monster</w:t>
                       </w:r>
                       <w:r>
-                        <w:t xml:space="preserve"> = arcade.Sprite("monster.bmp",scale=</w:t>
+                        <w:t xml:space="preserve"> = </w:t>
+                      </w:r>
+                      <w:proofErr w:type="spellStart"/>
+                      <w:proofErr w:type="gramStart"/>
+                      <w:r>
+                        <w:t>arcade.Sprite</w:t>
+                      </w:r>
+                      <w:proofErr w:type="spellEnd"/>
+                      <w:proofErr w:type="gramEnd"/>
+                      <w:r>
+                        <w:t>("</w:t>
+                      </w:r>
+                      <w:proofErr w:type="spellStart"/>
+                      <w:r>
+                        <w:t>monster.bmp</w:t>
+                      </w:r>
+                      <w:proofErr w:type="gramStart"/>
+                      <w:r>
+                        <w:t>",scale</w:t>
+                      </w:r>
+                      <w:proofErr w:type="spellEnd"/>
+                      <w:proofErr w:type="gramEnd"/>
+                      <w:r>
+                        <w:t>=</w:t>
                       </w:r>
                       <w:r>
                         <w:rPr>
@@ -5237,7 +5743,17 @@
                         <w:t>skull</w:t>
                       </w:r>
                       <w:r>
-                        <w:t xml:space="preserve"> = arcade.Sprite("</w:t>
+                        <w:t xml:space="preserve"> = </w:t>
+                      </w:r>
+                      <w:proofErr w:type="spellStart"/>
+                      <w:proofErr w:type="gramStart"/>
+                      <w:r>
+                        <w:t>arcade.Sprite</w:t>
+                      </w:r>
+                      <w:proofErr w:type="spellEnd"/>
+                      <w:proofErr w:type="gramEnd"/>
+                      <w:r>
+                        <w:t>("</w:t>
                       </w:r>
                       <w:r>
                         <w:t>skull</w:t>
@@ -5253,24 +5769,73 @@
                       </w:r>
                     </w:p>
                     <w:p>
-                      <w:r>
-                        <w:t>enemy_list = arcade.SpriteList()</w:t>
+                      <w:proofErr w:type="spellStart"/>
+                      <w:r>
+                        <w:t>enemy_list</w:t>
+                      </w:r>
+                      <w:proofErr w:type="spellEnd"/>
+                      <w:r>
+                        <w:t xml:space="preserve"> = </w:t>
+                      </w:r>
+                      <w:proofErr w:type="spellStart"/>
+                      <w:proofErr w:type="gramStart"/>
+                      <w:r>
+                        <w:t>arcade.SpriteList</w:t>
+                      </w:r>
+                      <w:proofErr w:type="spellEnd"/>
+                      <w:proofErr w:type="gramEnd"/>
+                      <w:r>
+                        <w:t>()</w:t>
                       </w:r>
                       <w:r>
                         <w:br/>
+                      </w:r>
+                      <w:proofErr w:type="spellStart"/>
+                      <w:r>
                         <w:t>enem</w:t>
                       </w:r>
                       <w:r>
-                        <w:t>y_list.append(monster)</w:t>
+                        <w:t>y_</w:t>
+                      </w:r>
+                      <w:proofErr w:type="gramStart"/>
+                      <w:r>
+                        <w:t>list.append</w:t>
+                      </w:r>
+                      <w:proofErr w:type="spellEnd"/>
+                      <w:proofErr w:type="gramEnd"/>
+                      <w:r>
+                        <w:t>(monster)</w:t>
                       </w:r>
                       <w:r>
                         <w:br/>
-                        <w:t>enemy_list.append(skull)</w:t>
+                      </w:r>
+                      <w:proofErr w:type="spellStart"/>
+                      <w:r>
+                        <w:t>enemy_</w:t>
+                      </w:r>
+                      <w:proofErr w:type="gramStart"/>
+                      <w:r>
+                        <w:t>list.append</w:t>
+                      </w:r>
+                      <w:proofErr w:type="spellEnd"/>
+                      <w:proofErr w:type="gramEnd"/>
+                      <w:r>
+                        <w:t>(skull)</w:t>
                       </w:r>
                     </w:p>
                     <w:p>
-                      <w:r>
-                        <w:t>enemy_list.draw()</w:t>
+                      <w:proofErr w:type="spellStart"/>
+                      <w:r>
+                        <w:t>enemy_</w:t>
+                      </w:r>
+                      <w:proofErr w:type="gramStart"/>
+                      <w:r>
+                        <w:t>list.draw</w:t>
+                      </w:r>
+                      <w:proofErr w:type="spellEnd"/>
+                      <w:proofErr w:type="gramEnd"/>
+                      <w:r>
+                        <w:t>()</w:t>
                       </w:r>
                     </w:p>
                     <w:p/>
@@ -5338,12 +5903,21 @@
                       <wps:txbx>
                         <w:txbxContent>
                           <w:p>
+                            <w:proofErr w:type="spellStart"/>
                             <w:r>
                               <w:t>tankSprite</w:t>
                             </w:r>
-                            <w:r>
-                              <w:t xml:space="preserve"> = arcade.Sprite</w:t>
-                            </w:r>
+                            <w:proofErr w:type="spellEnd"/>
+                            <w:r>
+                              <w:t xml:space="preserve"> = </w:t>
+                            </w:r>
+                            <w:proofErr w:type="spellStart"/>
+                            <w:proofErr w:type="gramStart"/>
+                            <w:r>
+                              <w:t>arcade.Sprite</w:t>
+                            </w:r>
+                            <w:proofErr w:type="spellEnd"/>
+                            <w:proofErr w:type="gramEnd"/>
                             <w:r>
                               <w:t>(</w:t>
                             </w:r>
@@ -5357,11 +5931,19 @@
                                 <w:lang w:val="fr-FR"/>
                               </w:rPr>
                             </w:pPr>
+                            <w:proofErr w:type="spellStart"/>
                             <w:r>
                               <w:rPr>
                                 <w:lang w:val="fr-FR"/>
                               </w:rPr>
-                              <w:t xml:space="preserve">tankSprite.center_x = </w:t>
+                              <w:t>tankSprite.center_x</w:t>
+                            </w:r>
+                            <w:proofErr w:type="spellEnd"/>
+                            <w:r>
+                              <w:rPr>
+                                <w:lang w:val="fr-FR"/>
+                              </w:rPr>
+                              <w:t xml:space="preserve"> = </w:t>
                             </w:r>
                             <w:r>
                               <w:rPr>
@@ -5379,14 +5961,30 @@
                               </w:rPr>
                               <w:br/>
                             </w:r>
+                            <w:proofErr w:type="spellStart"/>
                             <w:r>
                               <w:t>tankSprite</w:t>
                             </w:r>
+                            <w:proofErr w:type="spellEnd"/>
                             <w:r>
                               <w:rPr>
                                 <w:lang w:val="fr-FR"/>
                               </w:rPr>
-                              <w:t xml:space="preserve">.center_y = </w:t>
+                              <w:t>.</w:t>
+                            </w:r>
+                            <w:proofErr w:type="spellStart"/>
+                            <w:r>
+                              <w:rPr>
+                                <w:lang w:val="fr-FR"/>
+                              </w:rPr>
+                              <w:t>center_y</w:t>
+                            </w:r>
+                            <w:proofErr w:type="spellEnd"/>
+                            <w:r>
+                              <w:rPr>
+                                <w:lang w:val="fr-FR"/>
+                              </w:rPr>
+                              <w:t xml:space="preserve"> = </w:t>
                             </w:r>
                             <w:r>
                               <w:rPr>
@@ -5434,12 +6032,21 @@
                 <v:textbox>
                   <w:txbxContent>
                     <w:p>
+                      <w:proofErr w:type="spellStart"/>
                       <w:r>
                         <w:t>tankSprite</w:t>
                       </w:r>
-                      <w:r>
-                        <w:t xml:space="preserve"> = arcade.Sprite</w:t>
-                      </w:r>
+                      <w:proofErr w:type="spellEnd"/>
+                      <w:r>
+                        <w:t xml:space="preserve"> = </w:t>
+                      </w:r>
+                      <w:proofErr w:type="spellStart"/>
+                      <w:proofErr w:type="gramStart"/>
+                      <w:r>
+                        <w:t>arcade.Sprite</w:t>
+                      </w:r>
+                      <w:proofErr w:type="spellEnd"/>
+                      <w:proofErr w:type="gramEnd"/>
                       <w:r>
                         <w:t>(</w:t>
                       </w:r>
@@ -5453,11 +6060,19 @@
                           <w:lang w:val="fr-FR"/>
                         </w:rPr>
                       </w:pPr>
+                      <w:proofErr w:type="spellStart"/>
                       <w:r>
                         <w:rPr>
                           <w:lang w:val="fr-FR"/>
                         </w:rPr>
-                        <w:t xml:space="preserve">tankSprite.center_x = </w:t>
+                        <w:t>tankSprite.center_x</w:t>
+                      </w:r>
+                      <w:proofErr w:type="spellEnd"/>
+                      <w:r>
+                        <w:rPr>
+                          <w:lang w:val="fr-FR"/>
+                        </w:rPr>
+                        <w:t xml:space="preserve"> = </w:t>
                       </w:r>
                       <w:r>
                         <w:rPr>
@@ -5475,14 +6090,30 @@
                         </w:rPr>
                         <w:br/>
                       </w:r>
+                      <w:proofErr w:type="spellStart"/>
                       <w:r>
                         <w:t>tankSprite</w:t>
                       </w:r>
+                      <w:proofErr w:type="spellEnd"/>
                       <w:r>
                         <w:rPr>
                           <w:lang w:val="fr-FR"/>
                         </w:rPr>
-                        <w:t xml:space="preserve">.center_y = </w:t>
+                        <w:t>.</w:t>
+                      </w:r>
+                      <w:proofErr w:type="spellStart"/>
+                      <w:r>
+                        <w:rPr>
+                          <w:lang w:val="fr-FR"/>
+                        </w:rPr>
+                        <w:t>center_y</w:t>
+                      </w:r>
+                      <w:proofErr w:type="spellEnd"/>
+                      <w:r>
+                        <w:rPr>
+                          <w:lang w:val="fr-FR"/>
+                        </w:rPr>
+                        <w:t xml:space="preserve"> = </w:t>
                       </w:r>
                       <w:r>
                         <w:rPr>
@@ -5532,9 +6163,24 @@
       </w:pPr>
       <w:r>
         <w:rPr>
+          <w:rFonts w:ascii="C64 Pro Mono" w:hAnsi="C64 Pro Mono"/>
+          <w:color w:val="FFFFFF" w:themeColor="background1"/>
+        </w:rPr>
+        <w:lastRenderedPageBreak/>
+        <w:t>Sun Microsystems (1982-2010)</w:t>
+      </w:r>
+    </w:p>
+    <w:p>
+      <w:pPr>
+        <w:rPr>
+          <w:rFonts w:ascii="C64 Pro Mono" w:hAnsi="C64 Pro Mono"/>
+          <w:color w:val="FFFFFF" w:themeColor="background1"/>
+        </w:rPr>
+      </w:pPr>
+      <w:r>
+        <w:rPr>
           <w:noProof/>
         </w:rPr>
-        <w:lastRenderedPageBreak/>
         <w:drawing>
           <wp:anchor distT="0" distB="0" distL="114300" distR="114300" simplePos="0" relativeHeight="251670528" behindDoc="0" locked="0" layoutInCell="1" allowOverlap="1" wp14:anchorId="75475698" wp14:editId="14679916">
             <wp:simplePos x="0" y="0"/>
@@ -5561,7 +6207,7 @@
                     </pic:cNvPicPr>
                   </pic:nvPicPr>
                   <pic:blipFill>
-                    <a:blip r:embed="rId14">
+                    <a:blip r:embed="rId15">
                       <a:extLst>
                         <a:ext uri="{28A0092B-C50C-407E-A947-70E740481C1C}">
                           <a14:useLocalDpi xmlns:a14="http://schemas.microsoft.com/office/drawing/2010/main" val="0"/>
@@ -5698,7 +6344,23 @@
           <w:rFonts w:ascii="C64 Pro Mono" w:hAnsi="C64 Pro Mono"/>
           <w:color w:val="FFFFFF" w:themeColor="background1"/>
         </w:rPr>
-        <w:t>"Java is like a wheel. Invented long time ago, but still needed"</w:t>
+        <w:t xml:space="preserve">"Java is like a wheel. </w:t>
+      </w:r>
+      <w:proofErr w:type="gramStart"/>
+      <w:r>
+        <w:rPr>
+          <w:rFonts w:ascii="C64 Pro Mono" w:hAnsi="C64 Pro Mono"/>
+          <w:color w:val="FFFFFF" w:themeColor="background1"/>
+        </w:rPr>
+        <w:t>Invented</w:t>
+      </w:r>
+      <w:proofErr w:type="gramEnd"/>
+      <w:r>
+        <w:rPr>
+          <w:rFonts w:ascii="C64 Pro Mono" w:hAnsi="C64 Pro Mono"/>
+          <w:color w:val="FFFFFF" w:themeColor="background1"/>
+        </w:rPr>
+        <w:t xml:space="preserve"> long time ago, but still needed"</w:t>
       </w:r>
     </w:p>
     <w:p>
@@ -5755,6 +6417,37 @@
     </w:p>
     <w:p>
       <w:pPr>
+        <w:rPr>
+          <w:rFonts w:ascii="C64 Pro Mono" w:hAnsi="C64 Pro Mono"/>
+          <w:color w:val="FFFFFF" w:themeColor="background1"/>
+        </w:rPr>
+      </w:pPr>
+      <w:r>
+        <w:rPr>
+          <w:rFonts w:ascii="C64 Pro Mono" w:hAnsi="C64 Pro Mono"/>
+          <w:color w:val="FFFFFF" w:themeColor="background1"/>
+        </w:rPr>
+        <w:t>GDX library</w:t>
+      </w:r>
+      <w:r>
+        <w:rPr>
+          <w:rFonts w:ascii="C64 Pro Mono" w:hAnsi="C64 Pro Mono"/>
+          <w:color w:val="FFFFFF" w:themeColor="background1"/>
+        </w:rPr>
+        <w:t xml:space="preserve"> (2014)</w:t>
+      </w:r>
+    </w:p>
+    <w:p>
+      <w:pPr>
+        <w:pStyle w:val="ListParagraph"/>
+        <w:rPr>
+          <w:rFonts w:ascii="C64 Pro Mono" w:hAnsi="C64 Pro Mono"/>
+          <w:color w:val="FFFFFF" w:themeColor="background1"/>
+        </w:rPr>
+      </w:pPr>
+    </w:p>
+    <w:p>
+      <w:pPr>
         <w:pStyle w:val="ListParagraph"/>
         <w:numPr>
           <w:ilvl w:val="0"/>
@@ -5770,31 +6463,8 @@
           <w:rFonts w:ascii="C64 Pro Mono" w:hAnsi="C64 Pro Mono"/>
           <w:color w:val="FFFFFF" w:themeColor="background1"/>
         </w:rPr>
-        <w:t xml:space="preserve">2014 </w:t>
-      </w:r>
-      <w:r>
-        <w:rPr>
-          <w:rFonts w:ascii="Courier New" w:hAnsi="Courier New" w:cs="Courier New"/>
-          <w:color w:val="FFFFFF" w:themeColor="background1"/>
-        </w:rPr>
-        <w:t>–</w:t>
-      </w:r>
-      <w:r>
-        <w:rPr>
-          <w:rFonts w:ascii="C64 Pro Mono" w:hAnsi="C64 Pro Mono"/>
-          <w:color w:val="FFFFFF" w:themeColor="background1"/>
-        </w:rPr>
-        <w:t xml:space="preserve"> GDX library</w:t>
-      </w:r>
-    </w:p>
-    <w:p>
-      <w:pPr>
-        <w:pStyle w:val="ListParagraph"/>
-        <w:rPr>
-          <w:rFonts w:ascii="C64 Pro Mono" w:hAnsi="C64 Pro Mono"/>
-          <w:color w:val="FFFFFF" w:themeColor="background1"/>
-        </w:rPr>
-      </w:pPr>
+        <w:t>GDX contains Sprite class</w:t>
+      </w:r>
     </w:p>
     <w:p>
       <w:pPr>
@@ -5813,7 +6483,7 @@
           <w:rFonts w:ascii="C64 Pro Mono" w:hAnsi="C64 Pro Mono"/>
           <w:color w:val="FFFFFF" w:themeColor="background1"/>
         </w:rPr>
-        <w:t>GDX contains Sprite class</w:t>
+        <w:t>Number of sprites limited only by RAM assigned to JVM</w:t>
       </w:r>
     </w:p>
     <w:p>
@@ -5841,7 +6511,6 @@
         <w:rPr>
           <w:rFonts w:ascii="C64 Pro Mono" w:hAnsi="C64 Pro Mono"/>
           <w:color w:val="FFFFFF" w:themeColor="background1"/>
-          <w:lang w:val="fr-FR"/>
         </w:rPr>
       </w:pPr>
       <w:r>
@@ -5902,13 +6571,28 @@
                               <w:t xml:space="preserve">var </w:t>
                             </w:r>
                             <w:r>
-                              <w:t>batch = new SpriteBatch();</w:t>
+                              <w:t xml:space="preserve">batch = new </w:t>
+                            </w:r>
+                            <w:proofErr w:type="spellStart"/>
+                            <w:r>
+                              <w:t>SpriteBatch</w:t>
+                            </w:r>
+                            <w:proofErr w:type="spellEnd"/>
+                            <w:r>
+                              <w:t>();</w:t>
                             </w:r>
                             <w:r>
                               <w:br/>
                             </w:r>
-                            <w:r>
-                              <w:t>batch.begin();</w:t>
+                            <w:proofErr w:type="spellStart"/>
+                            <w:proofErr w:type="gramStart"/>
+                            <w:r>
+                              <w:t>batch.begin</w:t>
+                            </w:r>
+                            <w:proofErr w:type="spellEnd"/>
+                            <w:proofErr w:type="gramEnd"/>
+                            <w:r>
+                              <w:t>();</w:t>
                             </w:r>
                             <w:r>
                               <w:br/>
@@ -5918,15 +6602,19 @@
                             <w:r>
                               <w:br/>
                             </w:r>
+                            <w:proofErr w:type="spellStart"/>
+                            <w:proofErr w:type="gramStart"/>
                             <w:r>
                               <w:t>batch.</w:t>
                             </w:r>
                             <w:r>
                               <w:t>end</w:t>
                             </w:r>
+                            <w:proofErr w:type="spellEnd"/>
                             <w:r>
                               <w:t>();</w:t>
                             </w:r>
+                            <w:proofErr w:type="gramEnd"/>
                           </w:p>
                           <w:p/>
                           <w:p/>
@@ -5963,13 +6651,28 @@
                         <w:t xml:space="preserve">var </w:t>
                       </w:r>
                       <w:r>
-                        <w:t>batch = new SpriteBatch();</w:t>
+                        <w:t xml:space="preserve">batch = new </w:t>
+                      </w:r>
+                      <w:proofErr w:type="spellStart"/>
+                      <w:r>
+                        <w:t>SpriteBatch</w:t>
+                      </w:r>
+                      <w:proofErr w:type="spellEnd"/>
+                      <w:r>
+                        <w:t>();</w:t>
                       </w:r>
                       <w:r>
                         <w:br/>
                       </w:r>
-                      <w:r>
-                        <w:t>batch.begin();</w:t>
+                      <w:proofErr w:type="spellStart"/>
+                      <w:proofErr w:type="gramStart"/>
+                      <w:r>
+                        <w:t>batch.begin</w:t>
+                      </w:r>
+                      <w:proofErr w:type="spellEnd"/>
+                      <w:proofErr w:type="gramEnd"/>
+                      <w:r>
+                        <w:t>();</w:t>
                       </w:r>
                       <w:r>
                         <w:br/>
@@ -5979,15 +6682,19 @@
                       <w:r>
                         <w:br/>
                       </w:r>
+                      <w:proofErr w:type="spellStart"/>
+                      <w:proofErr w:type="gramStart"/>
                       <w:r>
                         <w:t>batch.</w:t>
                       </w:r>
                       <w:r>
                         <w:t>end</w:t>
                       </w:r>
+                      <w:proofErr w:type="spellEnd"/>
                       <w:r>
                         <w:t>();</w:t>
                       </w:r>
+                      <w:proofErr w:type="gramEnd"/>
                     </w:p>
                     <w:p/>
                     <w:p/>
@@ -6062,7 +6769,15 @@
                               <w:t xml:space="preserve">var </w:t>
                             </w:r>
                             <w:r>
-                              <w:t>texture = new Texture(Gdx.</w:t>
+                              <w:t xml:space="preserve">texture = new </w:t>
+                            </w:r>
+                            <w:proofErr w:type="gramStart"/>
+                            <w:r>
+                              <w:t>Texture(</w:t>
+                            </w:r>
+                            <w:proofErr w:type="spellStart"/>
+                            <w:r>
+                              <w:t>Gdx.</w:t>
                             </w:r>
                             <w:r>
                               <w:rPr>
@@ -6072,7 +6787,12 @@
                               <w:t>files</w:t>
                             </w:r>
                             <w:r>
-                              <w:t>.internal(</w:t>
+                              <w:t>.internal</w:t>
+                            </w:r>
+                            <w:proofErr w:type="spellEnd"/>
+                            <w:proofErr w:type="gramEnd"/>
+                            <w:r>
+                              <w:t>(</w:t>
                             </w:r>
                             <w:r>
                               <w:t>“tank.bmp”</w:t>
@@ -6092,8 +6812,22 @@
                             </w:r>
                             <w:r>
                               <w:br/>
-                              <w:t>sprite.setPosition(100, 40);</w:t>
-                            </w:r>
+                            </w:r>
+                            <w:proofErr w:type="spellStart"/>
+                            <w:proofErr w:type="gramStart"/>
+                            <w:r>
+                              <w:t>sprite.setPosition</w:t>
+                            </w:r>
+                            <w:proofErr w:type="spellEnd"/>
+                            <w:proofErr w:type="gramEnd"/>
+                            <w:r>
+                              <w:t>(100, 40</w:t>
+                            </w:r>
+                            <w:proofErr w:type="gramStart"/>
+                            <w:r>
+                              <w:t>);</w:t>
+                            </w:r>
+                            <w:proofErr w:type="gramEnd"/>
                           </w:p>
                           <w:p/>
                         </w:txbxContent>
@@ -6123,7 +6857,15 @@
                         <w:t xml:space="preserve">var </w:t>
                       </w:r>
                       <w:r>
-                        <w:t>texture = new Texture(Gdx.</w:t>
+                        <w:t xml:space="preserve">texture = new </w:t>
+                      </w:r>
+                      <w:proofErr w:type="gramStart"/>
+                      <w:r>
+                        <w:t>Texture(</w:t>
+                      </w:r>
+                      <w:proofErr w:type="spellStart"/>
+                      <w:r>
+                        <w:t>Gdx.</w:t>
                       </w:r>
                       <w:r>
                         <w:rPr>
@@ -6133,7 +6875,12 @@
                         <w:t>files</w:t>
                       </w:r>
                       <w:r>
-                        <w:t>.internal(</w:t>
+                        <w:t>.internal</w:t>
+                      </w:r>
+                      <w:proofErr w:type="spellEnd"/>
+                      <w:proofErr w:type="gramEnd"/>
+                      <w:r>
+                        <w:t>(</w:t>
                       </w:r>
                       <w:r>
                         <w:t>“tank.bmp”</w:t>
@@ -6153,8 +6900,22 @@
                       </w:r>
                       <w:r>
                         <w:br/>
-                        <w:t>sprite.setPosition(100, 40);</w:t>
-                      </w:r>
+                      </w:r>
+                      <w:proofErr w:type="spellStart"/>
+                      <w:proofErr w:type="gramStart"/>
+                      <w:r>
+                        <w:t>sprite.setPosition</w:t>
+                      </w:r>
+                      <w:proofErr w:type="spellEnd"/>
+                      <w:proofErr w:type="gramEnd"/>
+                      <w:r>
+                        <w:t>(100, 40</w:t>
+                      </w:r>
+                      <w:proofErr w:type="gramStart"/>
+                      <w:r>
+                        <w:t>);</w:t>
+                      </w:r>
+                      <w:proofErr w:type="gramEnd"/>
                     </w:p>
                     <w:p/>
                   </w:txbxContent>
@@ -6169,7 +6930,265 @@
         <w:rPr>
           <w:rFonts w:ascii="C64 Pro Mono" w:hAnsi="C64 Pro Mono"/>
           <w:color w:val="FFFFFF" w:themeColor="background1"/>
+        </w:rPr>
+        <w:br w:type="page"/>
+      </w:r>
+    </w:p>
+    <w:p>
+      <w:pPr>
+        <w:rPr>
+          <w:rFonts w:ascii="C64 Pro Mono" w:hAnsi="C64 Pro Mono"/>
+          <w:color w:val="FFFFFF" w:themeColor="background1"/>
           <w:lang w:val="fr-FR"/>
+        </w:rPr>
+      </w:pPr>
+      <w:r>
+        <w:rPr>
+          <w:rFonts w:ascii="C64 Pro Mono" w:hAnsi="C64 Pro Mono"/>
+          <w:color w:val="FFFFFF" w:themeColor="background1"/>
+          <w:lang w:val="fr-FR"/>
+        </w:rPr>
+        <w:lastRenderedPageBreak/>
+        <w:t xml:space="preserve">Netscape </w:t>
+      </w:r>
+      <w:proofErr w:type="spellStart"/>
+      <w:r>
+        <w:rPr>
+          <w:rFonts w:ascii="C64 Pro Mono" w:hAnsi="C64 Pro Mono"/>
+          <w:color w:val="FFFFFF" w:themeColor="background1"/>
+          <w:lang w:val="fr-FR"/>
+        </w:rPr>
+        <w:t>company</w:t>
+      </w:r>
+      <w:proofErr w:type="spellEnd"/>
+      <w:r>
+        <w:rPr>
+          <w:rFonts w:ascii="C64 Pro Mono" w:hAnsi="C64 Pro Mono"/>
+          <w:color w:val="FFFFFF" w:themeColor="background1"/>
+          <w:lang w:val="fr-FR"/>
+        </w:rPr>
+        <w:t xml:space="preserve"> (1994 </w:t>
+      </w:r>
+      <w:r>
+        <w:rPr>
+          <w:rFonts w:ascii="Courier New" w:hAnsi="Courier New" w:cs="Courier New"/>
+          <w:color w:val="FFFFFF" w:themeColor="background1"/>
+          <w:lang w:val="fr-FR"/>
+        </w:rPr>
+        <w:t>–</w:t>
+      </w:r>
+      <w:r>
+        <w:rPr>
+          <w:rFonts w:ascii="C64 Pro Mono" w:hAnsi="C64 Pro Mono"/>
+          <w:color w:val="FFFFFF" w:themeColor="background1"/>
+          <w:lang w:val="fr-FR"/>
+        </w:rPr>
+        <w:t xml:space="preserve"> 2008)</w:t>
+      </w:r>
+    </w:p>
+    <w:p>
+      <w:pPr>
+        <w:rPr>
+          <w:rFonts w:ascii="C64 Pro Mono" w:hAnsi="C64 Pro Mono"/>
+          <w:color w:val="FFFFFF" w:themeColor="background1"/>
+          <w:lang w:val="fr-FR"/>
+        </w:rPr>
+      </w:pPr>
+      <w:r>
+        <w:rPr>
+          <w:rFonts w:ascii="C64 Pro Mono" w:hAnsi="C64 Pro Mono"/>
+          <w:color w:val="FFFFFF" w:themeColor="background1"/>
+          <w:lang w:val="fr-FR"/>
+        </w:rPr>
+        <w:t>JavaScript (1995)</w:t>
+      </w:r>
+    </w:p>
+    <w:p>
+      <w:pPr>
+        <w:pStyle w:val="ListParagraph"/>
+        <w:numPr>
+          <w:ilvl w:val="0"/>
+          <w:numId w:val="15"/>
+        </w:numPr>
+        <w:rPr>
+          <w:rFonts w:ascii="C64 Pro Mono" w:hAnsi="C64 Pro Mono"/>
+          <w:color w:val="FFFFFF" w:themeColor="background1"/>
+        </w:rPr>
+      </w:pPr>
+      <w:proofErr w:type="spellStart"/>
+      <w:r>
+        <w:rPr>
+          <w:rFonts w:ascii="C64 Pro Mono" w:hAnsi="C64 Pro Mono"/>
+          <w:color w:val="FFFFFF" w:themeColor="background1"/>
+        </w:rPr>
+        <w:t>LiveScript</w:t>
+      </w:r>
+      <w:proofErr w:type="spellEnd"/>
+      <w:r>
+        <w:rPr>
+          <w:rFonts w:ascii="C64 Pro Mono" w:hAnsi="C64 Pro Mono"/>
+          <w:color w:val="FFFFFF" w:themeColor="background1"/>
+        </w:rPr>
+        <w:t xml:space="preserve"> </w:t>
+      </w:r>
+      <w:r>
+        <w:rPr>
+          <w:rFonts w:ascii="Courier New" w:hAnsi="Courier New" w:cs="Courier New"/>
+          <w:color w:val="FFFFFF" w:themeColor="background1"/>
+        </w:rPr>
+        <w:t>–</w:t>
+      </w:r>
+      <w:r>
+        <w:rPr>
+          <w:rFonts w:ascii="C64 Pro Mono" w:hAnsi="C64 Pro Mono"/>
+          <w:color w:val="FFFFFF" w:themeColor="background1"/>
+        </w:rPr>
+        <w:t xml:space="preserve"> initial name</w:t>
+      </w:r>
+    </w:p>
+    <w:p>
+      <w:pPr>
+        <w:pStyle w:val="ListParagraph"/>
+        <w:numPr>
+          <w:ilvl w:val="0"/>
+          <w:numId w:val="15"/>
+        </w:numPr>
+        <w:rPr>
+          <w:rFonts w:ascii="C64 Pro Mono" w:hAnsi="C64 Pro Mono"/>
+          <w:color w:val="FFFFFF" w:themeColor="background1"/>
+        </w:rPr>
+      </w:pPr>
+      <w:r>
+        <w:rPr>
+          <w:rFonts w:ascii="C64 Pro Mono" w:hAnsi="C64 Pro Mono"/>
+          <w:color w:val="FFFFFF" w:themeColor="background1"/>
+        </w:rPr>
+        <w:t>l</w:t>
+      </w:r>
+      <w:r>
+        <w:rPr>
+          <w:rFonts w:ascii="C64 Pro Mono" w:hAnsi="C64 Pro Mono"/>
+          <w:color w:val="FFFFFF" w:themeColor="background1"/>
+        </w:rPr>
+        <w:t>anguage for web browsers (</w:t>
+      </w:r>
+      <w:r>
+        <w:rPr>
+          <w:rFonts w:ascii="C64 Pro Mono" w:hAnsi="C64 Pro Mono"/>
+          <w:color w:val="FFFFFF" w:themeColor="background1"/>
+        </w:rPr>
+        <w:t>addition</w:t>
+      </w:r>
+      <w:r>
+        <w:rPr>
+          <w:rFonts w:ascii="C64 Pro Mono" w:hAnsi="C64 Pro Mono"/>
+          <w:color w:val="FFFFFF" w:themeColor="background1"/>
+        </w:rPr>
+        <w:t xml:space="preserve"> to static HTML)</w:t>
+      </w:r>
+    </w:p>
+    <w:p>
+      <w:pPr>
+        <w:pStyle w:val="ListParagraph"/>
+        <w:numPr>
+          <w:ilvl w:val="0"/>
+          <w:numId w:val="15"/>
+        </w:numPr>
+        <w:rPr>
+          <w:rFonts w:ascii="C64 Pro Mono" w:hAnsi="C64 Pro Mono"/>
+          <w:color w:val="FFFFFF" w:themeColor="background1"/>
+        </w:rPr>
+      </w:pPr>
+      <w:r>
+        <w:rPr>
+          <w:rFonts w:ascii="C64 Pro Mono" w:hAnsi="C64 Pro Mono"/>
+          <w:color w:val="FFFFFF" w:themeColor="background1"/>
+        </w:rPr>
+        <w:t>totally different than Java</w:t>
+      </w:r>
+    </w:p>
+    <w:p>
+      <w:pPr>
+        <w:rPr>
+          <w:rFonts w:ascii="C64 Pro Mono" w:hAnsi="C64 Pro Mono"/>
+          <w:color w:val="FFFFFF" w:themeColor="background1"/>
+        </w:rPr>
+      </w:pPr>
+    </w:p>
+    <w:p>
+      <w:pPr>
+        <w:rPr>
+          <w:rFonts w:ascii="C64 Pro Mono" w:hAnsi="C64 Pro Mono"/>
+          <w:color w:val="FFFFFF" w:themeColor="background1"/>
+        </w:rPr>
+      </w:pPr>
+      <w:r>
+        <w:rPr>
+          <w:rFonts w:ascii="C64 Pro Mono" w:hAnsi="C64 Pro Mono"/>
+          <w:color w:val="FFFFFF" w:themeColor="background1"/>
+        </w:rPr>
+        <w:t>Phaser library (2013)</w:t>
+      </w:r>
+    </w:p>
+    <w:p>
+      <w:pPr>
+        <w:pStyle w:val="ListParagraph"/>
+        <w:numPr>
+          <w:ilvl w:val="0"/>
+          <w:numId w:val="16"/>
+        </w:numPr>
+        <w:rPr>
+          <w:rFonts w:ascii="C64 Pro Mono" w:hAnsi="C64 Pro Mono"/>
+          <w:color w:val="FFFFFF" w:themeColor="background1"/>
+        </w:rPr>
+      </w:pPr>
+      <w:r>
+        <w:rPr>
+          <w:rFonts w:ascii="C64 Pro Mono" w:hAnsi="C64 Pro Mono"/>
+          <w:color w:val="FFFFFF" w:themeColor="background1"/>
+        </w:rPr>
+        <w:t>sprites (non-hardware)</w:t>
+      </w:r>
+    </w:p>
+    <w:p>
+      <w:pPr>
+        <w:pStyle w:val="ListParagraph"/>
+        <w:numPr>
+          <w:ilvl w:val="0"/>
+          <w:numId w:val="16"/>
+        </w:numPr>
+        <w:rPr>
+          <w:rFonts w:ascii="C64 Pro Mono" w:hAnsi="C64 Pro Mono"/>
+          <w:color w:val="FFFFFF" w:themeColor="background1"/>
+        </w:rPr>
+      </w:pPr>
+      <w:r>
+        <w:rPr>
+          <w:rFonts w:ascii="C64 Pro Mono" w:hAnsi="C64 Pro Mono"/>
+          <w:color w:val="FFFFFF" w:themeColor="background1"/>
+        </w:rPr>
+        <w:t>number of sprites limited only by RAM assigned for browser</w:t>
+      </w:r>
+    </w:p>
+    <w:p>
+      <w:pPr>
+        <w:rPr>
+          <w:rFonts w:ascii="C64 Pro Mono" w:hAnsi="C64 Pro Mono"/>
+          <w:color w:val="FFFFFF" w:themeColor="background1"/>
+        </w:rPr>
+      </w:pPr>
+    </w:p>
+    <w:p>
+      <w:pPr>
+        <w:rPr>
+          <w:rFonts w:ascii="C64 Pro Mono" w:hAnsi="C64 Pro Mono"/>
+          <w:color w:val="FFFFFF" w:themeColor="background1"/>
+        </w:rPr>
+      </w:pPr>
+      <w:r>
+        <w:rPr>
+          <w:rFonts w:ascii="C64 Pro Mono" w:hAnsi="C64 Pro Mono"/>
+          <w:color w:val="FFFFFF" w:themeColor="background1"/>
         </w:rPr>
         <w:br w:type="page"/>
       </w:r>
@@ -6350,13 +7369,23 @@
                 <w:lang w:val="fr-FR"/>
               </w:rPr>
             </w:pPr>
+            <w:proofErr w:type="spellStart"/>
             <w:r>
               <w:rPr>
                 <w:rFonts w:ascii="Abadi" w:hAnsi="Abadi"/>
                 <w:color w:val="FFFFFF" w:themeColor="background1"/>
                 <w:lang w:val="fr-FR"/>
               </w:rPr>
-              <w:t xml:space="preserve">Cells : </w:t>
+              <w:t>Cells</w:t>
+            </w:r>
+            <w:proofErr w:type="spellEnd"/>
+            <w:r>
+              <w:rPr>
+                <w:rFonts w:ascii="Abadi" w:hAnsi="Abadi"/>
+                <w:color w:val="FFFFFF" w:themeColor="background1"/>
+                <w:lang w:val="fr-FR"/>
+              </w:rPr>
+              <w:t xml:space="preserve"> : </w:t>
             </w:r>
           </w:p>
           <w:tbl>
@@ -6612,20 +7641,40 @@
                 <w:color w:val="FFFFFF" w:themeColor="background1"/>
               </w:rPr>
             </w:pPr>
+            <w:proofErr w:type="spellStart"/>
+            <w:proofErr w:type="gramStart"/>
             <w:r>
               <w:rPr>
                 <w:rFonts w:ascii="Abadi" w:hAnsi="Abadi"/>
                 <w:color w:val="FFFFFF" w:themeColor="background1"/>
               </w:rPr>
-              <w:t>sprite.setPosition(</w:t>
+              <w:t>sprite.setPosition</w:t>
+            </w:r>
+            <w:proofErr w:type="spellEnd"/>
+            <w:proofErr w:type="gramEnd"/>
+            <w:r>
+              <w:rPr>
+                <w:rFonts w:ascii="Abadi" w:hAnsi="Abadi"/>
+                <w:color w:val="FFFFFF" w:themeColor="background1"/>
+              </w:rPr>
+              <w:t>(</w:t>
             </w:r>
             <w:r>
               <w:rPr>
                 <w:rFonts w:ascii="Abadi" w:hAnsi="Abadi"/>
                 <w:color w:val="FFFFFF" w:themeColor="background1"/>
               </w:rPr>
-              <w:t>100,200);</w:t>
+              <w:t>100,200</w:t>
             </w:r>
+            <w:proofErr w:type="gramStart"/>
+            <w:r>
+              <w:rPr>
+                <w:rFonts w:ascii="Abadi" w:hAnsi="Abadi"/>
+                <w:color w:val="FFFFFF" w:themeColor="background1"/>
+              </w:rPr>
+              <w:t>);</w:t>
+            </w:r>
+            <w:proofErr w:type="gramEnd"/>
           </w:p>
           <w:p>
             <w:pPr>
@@ -6658,13 +7707,25 @@
                 <w:lang w:val="fr-FR"/>
               </w:rPr>
             </w:pPr>
+            <w:proofErr w:type="spellStart"/>
+            <w:proofErr w:type="gramStart"/>
             <w:r>
               <w:rPr>
                 <w:rFonts w:ascii="Abadi" w:hAnsi="Abadi"/>
                 <w:color w:val="FFFFFF" w:themeColor="background1"/>
                 <w:lang w:val="fr-FR"/>
               </w:rPr>
-              <w:t>sprite.y = 200 ;</w:t>
+              <w:t>sprite.y</w:t>
+            </w:r>
+            <w:proofErr w:type="spellEnd"/>
+            <w:proofErr w:type="gramEnd"/>
+            <w:r>
+              <w:rPr>
+                <w:rFonts w:ascii="Abadi" w:hAnsi="Abadi"/>
+                <w:color w:val="FFFFFF" w:themeColor="background1"/>
+                <w:lang w:val="fr-FR"/>
+              </w:rPr>
+              <w:t xml:space="preserve"> = 200 ;</w:t>
             </w:r>
           </w:p>
         </w:tc>
@@ -6719,6 +7780,7 @@
           <w:lang w:val="fr-FR"/>
         </w:rPr>
       </w:pPr>
+      <w:proofErr w:type="spellStart"/>
       <w:r>
         <w:rPr>
           <w:rFonts w:ascii="C64 Pro Mono" w:hAnsi="C64 Pro Mono"/>
@@ -6728,6 +7790,7 @@
         <w:lastRenderedPageBreak/>
         <w:t>Scaling</w:t>
       </w:r>
+      <w:proofErr w:type="spellEnd"/>
     </w:p>
     <w:tbl>
       <w:tblPr>
@@ -6821,13 +7884,23 @@
                 <w:lang w:val="fr-FR"/>
               </w:rPr>
             </w:pPr>
+            <w:proofErr w:type="spellStart"/>
             <w:r>
               <w:rPr>
                 <w:rFonts w:ascii="Abadi" w:hAnsi="Abadi"/>
                 <w:color w:val="FFFFFF" w:themeColor="background1"/>
                 <w:lang w:val="fr-FR"/>
               </w:rPr>
-              <w:t xml:space="preserve">Cells : </w:t>
+              <w:t>Cells</w:t>
+            </w:r>
+            <w:proofErr w:type="spellEnd"/>
+            <w:r>
+              <w:rPr>
+                <w:rFonts w:ascii="Abadi" w:hAnsi="Abadi"/>
+                <w:color w:val="FFFFFF" w:themeColor="background1"/>
+                <w:lang w:val="fr-FR"/>
+              </w:rPr>
+              <w:t xml:space="preserve"> : </w:t>
             </w:r>
           </w:p>
           <w:tbl>
@@ -7040,6 +8113,8 @@
                 <w:color w:val="FFFFFF" w:themeColor="background1"/>
               </w:rPr>
             </w:pPr>
+            <w:proofErr w:type="spellStart"/>
+            <w:proofErr w:type="gramStart"/>
             <w:r>
               <w:rPr>
                 <w:rFonts w:ascii="Abadi" w:hAnsi="Abadi"/>
@@ -7052,7 +8127,24 @@
                 <w:rFonts w:ascii="Abadi" w:hAnsi="Abadi"/>
                 <w:color w:val="FFFFFF" w:themeColor="background1"/>
               </w:rPr>
-              <w:t>.setScale(10,3)</w:t>
+              <w:t>.setScale</w:t>
+            </w:r>
+            <w:proofErr w:type="spellEnd"/>
+            <w:proofErr w:type="gramEnd"/>
+            <w:r>
+              <w:rPr>
+                <w:rFonts w:ascii="Abadi" w:hAnsi="Abadi"/>
+                <w:color w:val="FFFFFF" w:themeColor="background1"/>
+              </w:rPr>
+              <w:t>(10,3</w:t>
+            </w:r>
+            <w:proofErr w:type="gramStart"/>
+            <w:r>
+              <w:rPr>
+                <w:rFonts w:ascii="Abadi" w:hAnsi="Abadi"/>
+                <w:color w:val="FFFFFF" w:themeColor="background1"/>
+              </w:rPr>
+              <w:t>)</w:t>
             </w:r>
             <w:r>
               <w:rPr>
@@ -7061,6 +8153,7 @@
               </w:rPr>
               <w:t>;</w:t>
             </w:r>
+            <w:proofErr w:type="gramEnd"/>
           </w:p>
           <w:p>
             <w:pPr>
@@ -7093,13 +8186,25 @@
                 <w:lang w:val="fr-FR"/>
               </w:rPr>
             </w:pPr>
+            <w:proofErr w:type="spellStart"/>
+            <w:proofErr w:type="gramStart"/>
             <w:r>
               <w:rPr>
                 <w:rFonts w:ascii="Abadi" w:hAnsi="Abadi"/>
                 <w:color w:val="FFFFFF" w:themeColor="background1"/>
                 <w:lang w:val="fr-FR"/>
               </w:rPr>
-              <w:t>sprite.scaleX = 7 ;</w:t>
+              <w:t>sprite.scaleX</w:t>
+            </w:r>
+            <w:proofErr w:type="spellEnd"/>
+            <w:proofErr w:type="gramEnd"/>
+            <w:r>
+              <w:rPr>
+                <w:rFonts w:ascii="Abadi" w:hAnsi="Abadi"/>
+                <w:color w:val="FFFFFF" w:themeColor="background1"/>
+                <w:lang w:val="fr-FR"/>
+              </w:rPr>
+              <w:t xml:space="preserve"> = 7 ;</w:t>
             </w:r>
           </w:p>
         </w:tc>
@@ -7139,6 +8244,7 @@
         </w:rPr>
         <w:t xml:space="preserve">. </w:t>
       </w:r>
+      <w:proofErr w:type="spellStart"/>
       <w:r>
         <w:rPr>
           <w:rFonts w:ascii="C64 Pro Mono" w:hAnsi="C64 Pro Mono"/>
@@ -7147,6 +8253,7 @@
         </w:rPr>
         <w:t>Flipping</w:t>
       </w:r>
+      <w:proofErr w:type="spellEnd"/>
     </w:p>
     <w:tbl>
       <w:tblPr>
@@ -7246,7 +8353,61 @@
                 <w:color w:val="FFFFFF" w:themeColor="background1"/>
                 <w:lang w:val="fr-FR"/>
               </w:rPr>
-              <w:t>Not implemented. Workaround needed.</w:t>
+              <w:t xml:space="preserve">Not </w:t>
+            </w:r>
+            <w:proofErr w:type="spellStart"/>
+            <w:r>
+              <w:rPr>
+                <w:rFonts w:ascii="Abadi" w:hAnsi="Abadi"/>
+                <w:color w:val="FFFFFF" w:themeColor="background1"/>
+                <w:lang w:val="fr-FR"/>
+              </w:rPr>
+              <w:t>implemented</w:t>
+            </w:r>
+            <w:proofErr w:type="spellEnd"/>
+            <w:r>
+              <w:rPr>
+                <w:rFonts w:ascii="Abadi" w:hAnsi="Abadi"/>
+                <w:color w:val="FFFFFF" w:themeColor="background1"/>
+                <w:lang w:val="fr-FR"/>
+              </w:rPr>
+              <w:t xml:space="preserve">. </w:t>
+            </w:r>
+            <w:proofErr w:type="spellStart"/>
+            <w:r>
+              <w:rPr>
+                <w:rFonts w:ascii="Abadi" w:hAnsi="Abadi"/>
+                <w:color w:val="FFFFFF" w:themeColor="background1"/>
+                <w:lang w:val="fr-FR"/>
+              </w:rPr>
+              <w:t>Workaround</w:t>
+            </w:r>
+            <w:proofErr w:type="spellEnd"/>
+            <w:r>
+              <w:rPr>
+                <w:rFonts w:ascii="Abadi" w:hAnsi="Abadi"/>
+                <w:color w:val="FFFFFF" w:themeColor="background1"/>
+                <w:lang w:val="fr-FR"/>
+              </w:rPr>
+              <w:t xml:space="preserve"> </w:t>
+            </w:r>
+            <w:proofErr w:type="spellStart"/>
+            <w:r>
+              <w:rPr>
+                <w:rFonts w:ascii="Abadi" w:hAnsi="Abadi"/>
+                <w:color w:val="FFFFFF" w:themeColor="background1"/>
+                <w:lang w:val="fr-FR"/>
+              </w:rPr>
+              <w:t>needed</w:t>
+            </w:r>
+            <w:proofErr w:type="spellEnd"/>
+            <w:r>
+              <w:rPr>
+                <w:rFonts w:ascii="Abadi" w:hAnsi="Abadi"/>
+                <w:color w:val="FFFFFF" w:themeColor="background1"/>
+                <w:lang w:val="fr-FR"/>
+              </w:rPr>
+              <w:t>.</w:t>
             </w:r>
           </w:p>
         </w:tc>
@@ -7269,6 +8430,8 @@
                 <w:color w:val="FFFFFF" w:themeColor="background1"/>
               </w:rPr>
             </w:pPr>
+            <w:proofErr w:type="spellStart"/>
+            <w:proofErr w:type="gramStart"/>
             <w:r>
               <w:rPr>
                 <w:rFonts w:ascii="Abadi" w:hAnsi="Abadi"/>
@@ -7281,8 +8444,35 @@
                 <w:rFonts w:ascii="Abadi" w:hAnsi="Abadi"/>
                 <w:color w:val="FFFFFF" w:themeColor="background1"/>
               </w:rPr>
-              <w:t>.setFlip(false,true);</w:t>
+              <w:t>.setFlip</w:t>
             </w:r>
+            <w:proofErr w:type="spellEnd"/>
+            <w:proofErr w:type="gramEnd"/>
+            <w:r>
+              <w:rPr>
+                <w:rFonts w:ascii="Abadi" w:hAnsi="Abadi"/>
+                <w:color w:val="FFFFFF" w:themeColor="background1"/>
+              </w:rPr>
+              <w:t>(</w:t>
+            </w:r>
+            <w:proofErr w:type="spellStart"/>
+            <w:proofErr w:type="gramStart"/>
+            <w:r>
+              <w:rPr>
+                <w:rFonts w:ascii="Abadi" w:hAnsi="Abadi"/>
+                <w:color w:val="FFFFFF" w:themeColor="background1"/>
+              </w:rPr>
+              <w:t>false,true</w:t>
+            </w:r>
+            <w:proofErr w:type="spellEnd"/>
+            <w:r>
+              <w:rPr>
+                <w:rFonts w:ascii="Abadi" w:hAnsi="Abadi"/>
+                <w:color w:val="FFFFFF" w:themeColor="background1"/>
+              </w:rPr>
+              <w:t>);</w:t>
+            </w:r>
+            <w:proofErr w:type="gramEnd"/>
           </w:p>
           <w:p>
             <w:pPr>
@@ -7321,6 +8511,8 @@
                 <w:color w:val="FFFFFF" w:themeColor="background1"/>
               </w:rPr>
             </w:pPr>
+            <w:proofErr w:type="spellStart"/>
+            <w:proofErr w:type="gramStart"/>
             <w:r>
               <w:rPr>
                 <w:rFonts w:ascii="Abadi" w:hAnsi="Abadi"/>
@@ -7333,7 +8525,16 @@
                 <w:rFonts w:ascii="Abadi" w:hAnsi="Abadi"/>
                 <w:color w:val="FFFFFF" w:themeColor="background1"/>
               </w:rPr>
-              <w:t>setFlipY(true)</w:t>
+              <w:t>setFlipY</w:t>
+            </w:r>
+            <w:proofErr w:type="spellEnd"/>
+            <w:proofErr w:type="gramEnd"/>
+            <w:r>
+              <w:rPr>
+                <w:rFonts w:ascii="Abadi" w:hAnsi="Abadi"/>
+                <w:color w:val="FFFFFF" w:themeColor="background1"/>
+              </w:rPr>
+              <w:t>(true)</w:t>
             </w:r>
           </w:p>
           <w:p>
@@ -7418,13 +8619,23 @@
         </w:rPr>
         <w:t xml:space="preserve">. </w:t>
       </w:r>
+      <w:proofErr w:type="spellStart"/>
       <w:r>
         <w:rPr>
           <w:rFonts w:ascii="C64 Pro Mono" w:hAnsi="C64 Pro Mono"/>
           <w:color w:val="FFFFFF" w:themeColor="background1"/>
           <w:lang w:val="fr-FR"/>
         </w:rPr>
-        <w:t>Sprites collision</w:t>
+        <w:t>Sprites</w:t>
+      </w:r>
+      <w:proofErr w:type="spellEnd"/>
+      <w:r>
+        <w:rPr>
+          <w:rFonts w:ascii="C64 Pro Mono" w:hAnsi="C64 Pro Mono"/>
+          <w:color w:val="FFFFFF" w:themeColor="background1"/>
+          <w:lang w:val="fr-FR"/>
+        </w:rPr>
+        <w:t xml:space="preserve"> collision</w:t>
       </w:r>
     </w:p>
     <w:tbl>
@@ -7529,13 +8740,23 @@
                 <w:lang w:val="fr-FR"/>
               </w:rPr>
             </w:pPr>
+            <w:proofErr w:type="spellStart"/>
             <w:r>
               <w:rPr>
                 <w:rFonts w:ascii="Abadi" w:hAnsi="Abadi"/>
                 <w:color w:val="FFFFFF" w:themeColor="background1"/>
                 <w:lang w:val="fr-FR"/>
               </w:rPr>
-              <w:t xml:space="preserve">Cell $d019 (53273) bit #2 </w:t>
+              <w:t>Cell</w:t>
+            </w:r>
+            <w:proofErr w:type="spellEnd"/>
+            <w:r>
+              <w:rPr>
+                <w:rFonts w:ascii="Abadi" w:hAnsi="Abadi"/>
+                <w:color w:val="FFFFFF" w:themeColor="background1"/>
+                <w:lang w:val="fr-FR"/>
+              </w:rPr>
+              <w:t xml:space="preserve"> $d019 (53273) bit #2 </w:t>
             </w:r>
           </w:p>
         </w:tc>
@@ -7555,8 +8776,17 @@
                 <w:rFonts w:ascii="Abadi" w:hAnsi="Abadi"/>
                 <w:color w:val="FFFFFF" w:themeColor="background1"/>
               </w:rPr>
-              <w:t>float x1 = sprite0.getX();</w:t>
+              <w:t>float x1 = sprite0.getX(</w:t>
             </w:r>
+            <w:proofErr w:type="gramStart"/>
+            <w:r>
+              <w:rPr>
+                <w:rFonts w:ascii="Abadi" w:hAnsi="Abadi"/>
+                <w:color w:val="FFFFFF" w:themeColor="background1"/>
+              </w:rPr>
+              <w:t>);</w:t>
+            </w:r>
+            <w:proofErr w:type="gramEnd"/>
           </w:p>
           <w:p>
             <w:pPr>
@@ -7570,8 +8800,17 @@
                 <w:rFonts w:ascii="Abadi" w:hAnsi="Abadi"/>
                 <w:color w:val="FFFFFF" w:themeColor="background1"/>
               </w:rPr>
-              <w:t>float y1 = sprite0.getY();</w:t>
+              <w:t>float y1 = sprite0.getY(</w:t>
             </w:r>
+            <w:proofErr w:type="gramStart"/>
+            <w:r>
+              <w:rPr>
+                <w:rFonts w:ascii="Abadi" w:hAnsi="Abadi"/>
+                <w:color w:val="FFFFFF" w:themeColor="background1"/>
+              </w:rPr>
+              <w:t>);</w:t>
+            </w:r>
+            <w:proofErr w:type="gramEnd"/>
           </w:p>
           <w:p>
             <w:pPr>
@@ -7585,8 +8824,17 @@
                 <w:rFonts w:ascii="Abadi" w:hAnsi="Abadi"/>
                 <w:color w:val="FFFFFF" w:themeColor="background1"/>
               </w:rPr>
-              <w:t>float x2 = sprite1.getX();</w:t>
+              <w:t>float x2 = sprite1.getX(</w:t>
             </w:r>
+            <w:proofErr w:type="gramStart"/>
+            <w:r>
+              <w:rPr>
+                <w:rFonts w:ascii="Abadi" w:hAnsi="Abadi"/>
+                <w:color w:val="FFFFFF" w:themeColor="background1"/>
+              </w:rPr>
+              <w:t>);</w:t>
+            </w:r>
+            <w:proofErr w:type="gramEnd"/>
           </w:p>
           <w:p>
             <w:pPr>
@@ -7600,8 +8848,17 @@
                 <w:rFonts w:ascii="Abadi" w:hAnsi="Abadi"/>
                 <w:color w:val="FFFFFF" w:themeColor="background1"/>
               </w:rPr>
-              <w:t>float y2 = sprite1.getY();</w:t>
+              <w:t>float y2 = sprite1.getY(</w:t>
             </w:r>
+            <w:proofErr w:type="gramStart"/>
+            <w:r>
+              <w:rPr>
+                <w:rFonts w:ascii="Abadi" w:hAnsi="Abadi"/>
+                <w:color w:val="FFFFFF" w:themeColor="background1"/>
+              </w:rPr>
+              <w:t>);</w:t>
+            </w:r>
+            <w:proofErr w:type="gramEnd"/>
           </w:p>
           <w:p>
             <w:pPr>
@@ -7619,14 +8876,110 @@
                 <w:lang w:val="fr-FR"/>
               </w:rPr>
             </w:pPr>
+            <w:proofErr w:type="spellStart"/>
+            <w:proofErr w:type="gramStart"/>
             <w:r>
               <w:rPr>
                 <w:rFonts w:ascii="Abadi" w:hAnsi="Abadi"/>
                 <w:color w:val="FFFFFF" w:themeColor="background1"/>
                 <w:lang w:val="fr-FR"/>
               </w:rPr>
-              <w:t>float distance = MathUtils.sqrt(MathUtils.pow(x2 - x1, 2) + MathUtils.pow(y2 - y1, 2));</w:t>
+              <w:t>float</w:t>
             </w:r>
+            <w:proofErr w:type="spellEnd"/>
+            <w:proofErr w:type="gramEnd"/>
+            <w:r>
+              <w:rPr>
+                <w:rFonts w:ascii="Abadi" w:hAnsi="Abadi"/>
+                <w:color w:val="FFFFFF" w:themeColor="background1"/>
+                <w:lang w:val="fr-FR"/>
+              </w:rPr>
+              <w:t xml:space="preserve"> distance = </w:t>
+            </w:r>
+            <w:proofErr w:type="spellStart"/>
+            <w:r>
+              <w:rPr>
+                <w:rFonts w:ascii="Abadi" w:hAnsi="Abadi"/>
+                <w:color w:val="FFFFFF" w:themeColor="background1"/>
+                <w:lang w:val="fr-FR"/>
+              </w:rPr>
+              <w:t>MathUtils.sqrt</w:t>
+            </w:r>
+            <w:proofErr w:type="spellEnd"/>
+            <w:r>
+              <w:rPr>
+                <w:rFonts w:ascii="Abadi" w:hAnsi="Abadi"/>
+                <w:color w:val="FFFFFF" w:themeColor="background1"/>
+                <w:lang w:val="fr-FR"/>
+              </w:rPr>
+              <w:t>(</w:t>
+            </w:r>
+            <w:proofErr w:type="spellStart"/>
+            <w:proofErr w:type="gramStart"/>
+            <w:r>
+              <w:rPr>
+                <w:rFonts w:ascii="Abadi" w:hAnsi="Abadi"/>
+                <w:color w:val="FFFFFF" w:themeColor="background1"/>
+                <w:lang w:val="fr-FR"/>
+              </w:rPr>
+              <w:t>MathUtils.pow</w:t>
+            </w:r>
+            <w:proofErr w:type="spellEnd"/>
+            <w:r>
+              <w:rPr>
+                <w:rFonts w:ascii="Abadi" w:hAnsi="Abadi"/>
+                <w:color w:val="FFFFFF" w:themeColor="background1"/>
+                <w:lang w:val="fr-FR"/>
+              </w:rPr>
+              <w:t>(</w:t>
+            </w:r>
+            <w:proofErr w:type="gramEnd"/>
+            <w:r>
+              <w:rPr>
+                <w:rFonts w:ascii="Abadi" w:hAnsi="Abadi"/>
+                <w:color w:val="FFFFFF" w:themeColor="background1"/>
+                <w:lang w:val="fr-FR"/>
+              </w:rPr>
+              <w:t xml:space="preserve">x2 - x1, 2) + </w:t>
+            </w:r>
+            <w:proofErr w:type="spellStart"/>
+            <w:proofErr w:type="gramStart"/>
+            <w:r>
+              <w:rPr>
+                <w:rFonts w:ascii="Abadi" w:hAnsi="Abadi"/>
+                <w:color w:val="FFFFFF" w:themeColor="background1"/>
+                <w:lang w:val="fr-FR"/>
+              </w:rPr>
+              <w:t>MathUtils.pow</w:t>
+            </w:r>
+            <w:proofErr w:type="spellEnd"/>
+            <w:r>
+              <w:rPr>
+                <w:rFonts w:ascii="Abadi" w:hAnsi="Abadi"/>
+                <w:color w:val="FFFFFF" w:themeColor="background1"/>
+                <w:lang w:val="fr-FR"/>
+              </w:rPr>
+              <w:t>(</w:t>
+            </w:r>
+            <w:proofErr w:type="gramEnd"/>
+            <w:r>
+              <w:rPr>
+                <w:rFonts w:ascii="Abadi" w:hAnsi="Abadi"/>
+                <w:color w:val="FFFFFF" w:themeColor="background1"/>
+                <w:lang w:val="fr-FR"/>
+              </w:rPr>
+              <w:t>y2 - y1, 2)</w:t>
+            </w:r>
+            <w:proofErr w:type="gramStart"/>
+            <w:r>
+              <w:rPr>
+                <w:rFonts w:ascii="Abadi" w:hAnsi="Abadi"/>
+                <w:color w:val="FFFFFF" w:themeColor="background1"/>
+                <w:lang w:val="fr-FR"/>
+              </w:rPr>
+              <w:t>);</w:t>
+            </w:r>
+            <w:proofErr w:type="gramEnd"/>
           </w:p>
           <w:p>
             <w:pPr>
@@ -7649,12 +9002,23 @@
                 <w:color w:val="FFFFFF" w:themeColor="background1"/>
               </w:rPr>
             </w:pPr>
+            <w:proofErr w:type="spellStart"/>
+            <w:proofErr w:type="gramStart"/>
             <w:r>
               <w:rPr>
                 <w:rFonts w:ascii="Abadi" w:hAnsi="Abadi"/>
                 <w:color w:val="FFFFFF" w:themeColor="background1"/>
               </w:rPr>
-              <w:t>Phaser.Math.Distance.Between(sprite</w:t>
+              <w:t>Phaser.Math.Distance.Between</w:t>
+            </w:r>
+            <w:proofErr w:type="spellEnd"/>
+            <w:proofErr w:type="gramEnd"/>
+            <w:r>
+              <w:rPr>
+                <w:rFonts w:ascii="Abadi" w:hAnsi="Abadi"/>
+                <w:color w:val="FFFFFF" w:themeColor="background1"/>
+              </w:rPr>
+              <w:t>(sprite</w:t>
             </w:r>
             <w:r>
               <w:rPr>
@@ -7705,12 +9069,21 @@
               </w:rPr>
               <w:t>2</w:t>
             </w:r>
+            <w:proofErr w:type="gramStart"/>
             <w:r>
               <w:rPr>
                 <w:rFonts w:ascii="Abadi" w:hAnsi="Abadi"/>
                 <w:color w:val="FFFFFF" w:themeColor="background1"/>
               </w:rPr>
-              <w:t>.y)</w:t>
+              <w:t>.y</w:t>
+            </w:r>
+            <w:proofErr w:type="gramEnd"/>
+            <w:r>
+              <w:rPr>
+                <w:rFonts w:ascii="Abadi" w:hAnsi="Abadi"/>
+                <w:color w:val="FFFFFF" w:themeColor="background1"/>
+              </w:rPr>
+              <w:t>)</w:t>
             </w:r>
           </w:p>
           <w:p>
@@ -7754,13 +9127,200 @@
       <w:r>
         <w:rPr>
           <w:rFonts w:ascii="C64 Pro Mono" w:hAnsi="C64 Pro Mono"/>
+          <w:color w:val="FFFFFF" w:themeColor="background1"/>
+        </w:rPr>
+        <w:lastRenderedPageBreak/>
+        <w:t>Summary</w:t>
+      </w:r>
+    </w:p>
+    <w:p>
+      <w:pPr>
+        <w:rPr>
+          <w:rFonts w:ascii="C64 Pro Mono" w:hAnsi="C64 Pro Mono"/>
+          <w:color w:val="FFFFFF" w:themeColor="background1"/>
+        </w:rPr>
+      </w:pPr>
+    </w:p>
+    <w:p>
+      <w:pPr>
+        <w:pStyle w:val="ListParagraph"/>
+        <w:numPr>
+          <w:ilvl w:val="0"/>
+          <w:numId w:val="17"/>
+        </w:numPr>
+        <w:rPr>
+          <w:rFonts w:ascii="C64 Pro Mono" w:hAnsi="C64 Pro Mono"/>
+          <w:color w:val="FFFFFF" w:themeColor="background1"/>
+          <w:sz w:val="16"/>
+          <w:szCs w:val="16"/>
+        </w:rPr>
+      </w:pPr>
+      <w:r>
+        <w:rPr>
+          <w:rFonts w:ascii="C64 Pro Mono" w:hAnsi="C64 Pro Mono"/>
+          <w:color w:val="FFFFFF" w:themeColor="background1"/>
+        </w:rPr>
+        <w:t xml:space="preserve">7 environments were analyzed, regarding sprite support </w:t>
+      </w:r>
+      <w:r>
+        <w:rPr>
+          <w:rFonts w:ascii="C64 Pro Mono" w:hAnsi="C64 Pro Mono"/>
+          <w:color w:val="FFFFFF" w:themeColor="background1"/>
+        </w:rPr>
+        <w:br/>
+      </w:r>
+      <w:r>
+        <w:rPr>
+          <w:rFonts w:ascii="C64 Pro Mono" w:hAnsi="C64 Pro Mono"/>
+          <w:color w:val="FFFFFF" w:themeColor="background1"/>
+          <w:sz w:val="14"/>
+          <w:szCs w:val="14"/>
+        </w:rPr>
+        <w:t>(Atari 800, C64, Amiga, PC DOS C, Python, Java, JavaScript)</w:t>
+      </w:r>
+      <w:r>
+        <w:rPr>
+          <w:rFonts w:ascii="C64 Pro Mono" w:hAnsi="C64 Pro Mono"/>
+          <w:color w:val="FFFFFF" w:themeColor="background1"/>
+          <w:sz w:val="16"/>
+          <w:szCs w:val="16"/>
+        </w:rPr>
+        <w:t xml:space="preserve"> </w:t>
+      </w:r>
+    </w:p>
+    <w:p>
+      <w:pPr>
+        <w:pStyle w:val="ListParagraph"/>
+        <w:rPr>
+          <w:rFonts w:ascii="C64 Pro Mono" w:hAnsi="C64 Pro Mono"/>
+          <w:color w:val="FFFFFF" w:themeColor="background1"/>
+        </w:rPr>
+      </w:pPr>
+    </w:p>
+    <w:p>
+      <w:pPr>
+        <w:pStyle w:val="ListParagraph"/>
+        <w:numPr>
+          <w:ilvl w:val="0"/>
+          <w:numId w:val="12"/>
+        </w:numPr>
+        <w:rPr>
+          <w:rFonts w:ascii="C64 Pro Mono" w:hAnsi="C64 Pro Mono"/>
+          <w:color w:val="FFFFFF" w:themeColor="background1"/>
+        </w:rPr>
+      </w:pPr>
+      <w:r>
+        <w:rPr>
+          <w:rFonts w:ascii="C64 Pro Mono" w:hAnsi="C64 Pro Mono"/>
+          <w:color w:val="FFFFFF" w:themeColor="background1"/>
+        </w:rPr>
+        <w:t xml:space="preserve">Sprites still exist in </w:t>
+      </w:r>
+      <w:proofErr w:type="spellStart"/>
+      <w:r>
+        <w:rPr>
+          <w:rFonts w:ascii="C64 Pro Mono" w:hAnsi="C64 Pro Mono"/>
+          <w:color w:val="FFFFFF" w:themeColor="background1"/>
+        </w:rPr>
+        <w:t>pogramming</w:t>
+      </w:r>
+      <w:proofErr w:type="spellEnd"/>
+      <w:r>
+        <w:rPr>
+          <w:rFonts w:ascii="C64 Pro Mono" w:hAnsi="C64 Pro Mono"/>
+          <w:color w:val="FFFFFF" w:themeColor="background1"/>
+        </w:rPr>
+        <w:t xml:space="preserve"> languages</w:t>
+      </w:r>
+    </w:p>
+    <w:p>
+      <w:pPr>
+        <w:rPr>
+          <w:rFonts w:ascii="C64 Pro Mono" w:hAnsi="C64 Pro Mono"/>
+          <w:color w:val="FFFFFF" w:themeColor="background1"/>
+        </w:rPr>
+      </w:pPr>
+    </w:p>
+    <w:p>
+      <w:pPr>
+        <w:pStyle w:val="ListParagraph"/>
+        <w:numPr>
+          <w:ilvl w:val="0"/>
+          <w:numId w:val="12"/>
+        </w:numPr>
+        <w:rPr>
+          <w:rFonts w:ascii="C64 Pro Mono" w:hAnsi="C64 Pro Mono"/>
+          <w:color w:val="FFFFFF" w:themeColor="background1"/>
+        </w:rPr>
+      </w:pPr>
+      <w:r>
+        <w:rPr>
+          <w:rFonts w:ascii="C64 Pro Mono" w:hAnsi="C64 Pro Mono"/>
+          <w:color w:val="FFFFFF" w:themeColor="background1"/>
+        </w:rPr>
+        <w:t>Sprites are no more hardware-based</w:t>
+      </w:r>
+    </w:p>
+    <w:p>
+      <w:pPr>
+        <w:rPr>
+          <w:rFonts w:ascii="C64 Pro Mono" w:hAnsi="C64 Pro Mono"/>
+          <w:color w:val="FFFFFF" w:themeColor="background1"/>
+        </w:rPr>
+      </w:pPr>
+    </w:p>
+    <w:p>
+      <w:pPr>
+        <w:pStyle w:val="ListParagraph"/>
+        <w:numPr>
+          <w:ilvl w:val="0"/>
+          <w:numId w:val="12"/>
+        </w:numPr>
+        <w:rPr>
+          <w:rFonts w:ascii="C64 Pro Mono" w:hAnsi="C64 Pro Mono"/>
+          <w:color w:val="FFFFFF" w:themeColor="background1"/>
+        </w:rPr>
+      </w:pPr>
+      <w:r>
+        <w:rPr>
+          <w:rFonts w:ascii="C64 Pro Mono" w:hAnsi="C64 Pro Mono"/>
+          <w:color w:val="FFFFFF" w:themeColor="background1"/>
+        </w:rPr>
+        <w:t>Games went 3D, making 2D sprites not that crucial in game development</w:t>
+      </w:r>
+    </w:p>
+    <w:p>
+      <w:pPr>
+        <w:rPr>
+          <w:rFonts w:ascii="C64 Pro Mono" w:hAnsi="C64 Pro Mono"/>
+          <w:color w:val="FFFFFF" w:themeColor="background1"/>
+        </w:rPr>
+      </w:pPr>
+      <w:r>
+        <w:rPr>
+          <w:rFonts w:ascii="C64 Pro Mono" w:hAnsi="C64 Pro Mono"/>
+          <w:color w:val="FFFFFF" w:themeColor="background1"/>
+        </w:rPr>
+        <w:br w:type="page"/>
+      </w:r>
+    </w:p>
+    <w:p>
+      <w:pPr>
+        <w:rPr>
+          <w:rFonts w:ascii="C64 Pro Mono" w:hAnsi="C64 Pro Mono"/>
+          <w:color w:val="FFFFFF" w:themeColor="background1"/>
+        </w:rPr>
+      </w:pPr>
+      <w:r>
+        <w:rPr>
+          <w:rFonts w:ascii="C64 Pro Mono" w:hAnsi="C64 Pro Mono"/>
           <w:noProof/>
           <w:color w:val="FFFFFF" w:themeColor="background1"/>
           <w:lang w:val="fr-FR"/>
         </w:rPr>
         <w:lastRenderedPageBreak/>
         <w:drawing>
-          <wp:anchor distT="0" distB="0" distL="114300" distR="114300" simplePos="0" relativeHeight="251659264" behindDoc="0" locked="0" layoutInCell="1" allowOverlap="1" wp14:anchorId="193182F6" wp14:editId="37A166BB">
+          <wp:anchor distT="0" distB="0" distL="114300" distR="114300" simplePos="0" relativeHeight="251676672" behindDoc="0" locked="0" layoutInCell="1" allowOverlap="1" wp14:anchorId="5F9C6093" wp14:editId="0D31C1EB">
             <wp:simplePos x="0" y="0"/>
             <wp:positionH relativeFrom="column">
               <wp:posOffset>3615055</wp:posOffset>
@@ -7783,7 +9343,7 @@
                     <pic:cNvPicPr/>
                   </pic:nvPicPr>
                   <pic:blipFill>
-                    <a:blip r:embed="rId15">
+                    <a:blip r:embed="rId16">
                       <a:extLst>
                         <a:ext uri="{28A0092B-C50C-407E-A947-70E740481C1C}">
                           <a14:useLocalDpi xmlns:a14="http://schemas.microsoft.com/office/drawing/2010/main" val="0"/>
@@ -7923,21 +9483,7 @@
           <w:rFonts w:ascii="C64 Pro Mono" w:hAnsi="C64 Pro Mono"/>
           <w:color w:val="FFFFFF" w:themeColor="background1"/>
         </w:rPr>
-        <w:t xml:space="preserve">Amiga </w:t>
-      </w:r>
-      <w:r>
-        <w:rPr>
-          <w:rFonts w:ascii="C64 Pro Mono" w:hAnsi="C64 Pro Mono"/>
-          <w:color w:val="FFFFFF" w:themeColor="background1"/>
-        </w:rPr>
-        <w:t>10</w:t>
-      </w:r>
-      <w:r>
-        <w:rPr>
-          <w:rFonts w:ascii="C64 Pro Mono" w:hAnsi="C64 Pro Mono"/>
-          <w:color w:val="FFFFFF" w:themeColor="background1"/>
-        </w:rPr>
-        <w:t>00</w:t>
+        <w:t>Amiga 1000</w:t>
       </w:r>
       <w:r>
         <w:rPr>
@@ -7963,12 +9509,21 @@
           <w:color w:val="FFFFFF" w:themeColor="background1"/>
         </w:rPr>
       </w:pPr>
-      <w:r>
-        <w:rPr>
-          <w:rFonts w:ascii="C64 Pro Mono" w:hAnsi="C64 Pro Mono"/>
-          <w:color w:val="FFFFFF" w:themeColor="background1"/>
-        </w:rPr>
-        <w:t>language Amos</w:t>
+      <w:proofErr w:type="gramStart"/>
+      <w:r>
+        <w:rPr>
+          <w:rFonts w:ascii="C64 Pro Mono" w:hAnsi="C64 Pro Mono"/>
+          <w:color w:val="FFFFFF" w:themeColor="background1"/>
+        </w:rPr>
+        <w:t>language</w:t>
+      </w:r>
+      <w:proofErr w:type="gramEnd"/>
+      <w:r>
+        <w:rPr>
+          <w:rFonts w:ascii="C64 Pro Mono" w:hAnsi="C64 Pro Mono"/>
+          <w:color w:val="FFFFFF" w:themeColor="background1"/>
+        </w:rPr>
+        <w:t xml:space="preserve"> Amos</w:t>
       </w:r>
       <w:r>
         <w:rPr>
@@ -8202,123 +9757,6 @@
         </w:rPr>
         <w:tab/>
         <w:t>2013</w:t>
-      </w:r>
-    </w:p>
-    <w:p>
-      <w:pPr>
-        <w:ind w:firstLine="720"/>
-        <w:rPr>
-          <w:rFonts w:ascii="C64 Pro Mono" w:hAnsi="C64 Pro Mono"/>
-          <w:color w:val="FFFFFF" w:themeColor="background1"/>
-        </w:rPr>
-      </w:pPr>
-    </w:p>
-    <w:p>
-      <w:pPr>
-        <w:rPr>
-          <w:rFonts w:ascii="C64 Pro Mono" w:hAnsi="C64 Pro Mono"/>
-          <w:color w:val="FFFFFF" w:themeColor="background1"/>
-        </w:rPr>
-      </w:pPr>
-    </w:p>
-    <w:p>
-      <w:pPr>
-        <w:rPr>
-          <w:rFonts w:ascii="C64 Pro Mono" w:hAnsi="C64 Pro Mono"/>
-          <w:color w:val="FFFFFF" w:themeColor="background1"/>
-        </w:rPr>
-      </w:pPr>
-      <w:r>
-        <w:rPr>
-          <w:rFonts w:ascii="C64 Pro Mono" w:hAnsi="C64 Pro Mono"/>
-          <w:color w:val="FFFFFF" w:themeColor="background1"/>
-        </w:rPr>
-        <w:lastRenderedPageBreak/>
-        <w:t>Summary</w:t>
-      </w:r>
-    </w:p>
-    <w:p>
-      <w:pPr>
-        <w:rPr>
-          <w:rFonts w:ascii="C64 Pro Mono" w:hAnsi="C64 Pro Mono"/>
-          <w:color w:val="FFFFFF" w:themeColor="background1"/>
-        </w:rPr>
-      </w:pPr>
-    </w:p>
-    <w:p>
-      <w:pPr>
-        <w:pStyle w:val="ListParagraph"/>
-        <w:numPr>
-          <w:ilvl w:val="0"/>
-          <w:numId w:val="12"/>
-        </w:numPr>
-        <w:rPr>
-          <w:rFonts w:ascii="C64 Pro Mono" w:hAnsi="C64 Pro Mono"/>
-          <w:color w:val="FFFFFF" w:themeColor="background1"/>
-        </w:rPr>
-      </w:pPr>
-      <w:r>
-        <w:rPr>
-          <w:rFonts w:ascii="C64 Pro Mono" w:hAnsi="C64 Pro Mono"/>
-          <w:color w:val="FFFFFF" w:themeColor="background1"/>
-        </w:rPr>
-        <w:t>Sprites still exist in pogramming languages</w:t>
-      </w:r>
-    </w:p>
-    <w:p>
-      <w:pPr>
-        <w:rPr>
-          <w:rFonts w:ascii="C64 Pro Mono" w:hAnsi="C64 Pro Mono"/>
-          <w:color w:val="FFFFFF" w:themeColor="background1"/>
-        </w:rPr>
-      </w:pPr>
-    </w:p>
-    <w:p>
-      <w:pPr>
-        <w:pStyle w:val="ListParagraph"/>
-        <w:numPr>
-          <w:ilvl w:val="0"/>
-          <w:numId w:val="12"/>
-        </w:numPr>
-        <w:rPr>
-          <w:rFonts w:ascii="C64 Pro Mono" w:hAnsi="C64 Pro Mono"/>
-          <w:color w:val="FFFFFF" w:themeColor="background1"/>
-        </w:rPr>
-      </w:pPr>
-      <w:r>
-        <w:rPr>
-          <w:rFonts w:ascii="C64 Pro Mono" w:hAnsi="C64 Pro Mono"/>
-          <w:color w:val="FFFFFF" w:themeColor="background1"/>
-        </w:rPr>
-        <w:t>Sprites are no more hardware-based</w:t>
-      </w:r>
-    </w:p>
-    <w:p>
-      <w:pPr>
-        <w:rPr>
-          <w:rFonts w:ascii="C64 Pro Mono" w:hAnsi="C64 Pro Mono"/>
-          <w:color w:val="FFFFFF" w:themeColor="background1"/>
-        </w:rPr>
-      </w:pPr>
-    </w:p>
-    <w:p>
-      <w:pPr>
-        <w:pStyle w:val="ListParagraph"/>
-        <w:numPr>
-          <w:ilvl w:val="0"/>
-          <w:numId w:val="12"/>
-        </w:numPr>
-        <w:rPr>
-          <w:rFonts w:ascii="C64 Pro Mono" w:hAnsi="C64 Pro Mono"/>
-          <w:color w:val="FFFFFF" w:themeColor="background1"/>
-        </w:rPr>
-      </w:pPr>
-      <w:r>
-        <w:rPr>
-          <w:rFonts w:ascii="C64 Pro Mono" w:hAnsi="C64 Pro Mono"/>
-          <w:color w:val="FFFFFF" w:themeColor="background1"/>
-        </w:rPr>
-        <w:t>Games went 3D, making 2D sprites not that crucial in game development</w:t>
       </w:r>
     </w:p>
     <w:p>
@@ -8350,6 +9788,119 @@
 <file path=word/numbering.xml><?xml version="1.0" encoding="utf-8"?>
 <w:numbering xmlns:wpc="http://schemas.microsoft.com/office/word/2010/wordprocessingCanvas" xmlns:cx="http://schemas.microsoft.com/office/drawing/2014/chartex" xmlns:cx1="http://schemas.microsoft.com/office/drawing/2015/9/8/chartex" xmlns:cx2="http://schemas.microsoft.com/office/drawing/2015/10/21/chartex" xmlns:cx3="http://schemas.microsoft.com/office/drawing/2016/5/9/chartex" xmlns:cx4="http://schemas.microsoft.com/office/drawing/2016/5/10/chartex" xmlns:cx5="http://schemas.microsoft.com/office/drawing/2016/5/11/chartex" xmlns:cx6="http://schemas.microsoft.com/office/drawing/2016/5/12/chartex" xmlns:cx7="http://schemas.microsoft.com/office/drawing/2016/5/13/chartex" xmlns:cx8="http://schemas.microsoft.com/office/drawing/2016/5/14/chartex" xmlns:mc="http://schemas.openxmlformats.org/markup-compatibility/2006" xmlns:aink="http://schemas.microsoft.com/office/drawing/2016/ink" xmlns:am3d="http://schemas.microsoft.com/office/drawing/2017/model3d" xmlns:o="urn:schemas-microsoft-com:office:office" xmlns:oel="http://schemas.microsoft.com/office/2019/extlst" xmlns:r="http://schemas.openxmlformats.org/officeDocument/2006/relationships" xmlns:m="http://schemas.openxmlformats.org/officeDocument/2006/math" xmlns:v="urn:schemas-microsoft-com:vml" xmlns:wp14="http://schemas.microsoft.com/office/word/2010/wordprocessingDrawing" xmlns:wp="http://schemas.openxmlformats.org/drawingml/2006/wordprocessingDrawing" xmlns:w10="urn:schemas-microsoft-com:office:word" xmlns:w="http://schemas.openxmlformats.org/wordprocessingml/2006/main" xmlns:w14="http://schemas.microsoft.com/office/word/2010/wordml" xmlns:w15="http://schemas.microsoft.com/office/word/2012/wordml" xmlns:w16cex="http://schemas.microsoft.com/office/word/2018/wordml/cex" xmlns:w16cid="http://schemas.microsoft.com/office/word/2016/wordml/cid" xmlns:w16="http://schemas.microsoft.com/office/word/2018/wordml" xmlns:w16du="http://schemas.microsoft.com/office/word/2023/wordml/word16du" xmlns:w16sdtdh="http://schemas.microsoft.com/office/word/2020/wordml/sdtdatahash" xmlns:w16sdtfl="http://schemas.microsoft.com/office/word/2024/wordml/sdtformatlock" xmlns:w16se="http://schemas.microsoft.com/office/word/2015/wordml/symex" xmlns:wpg="http://schemas.microsoft.com/office/word/2010/wordprocessingGroup" xmlns:wpi="http://schemas.microsoft.com/office/word/2010/wordprocessingInk" xmlns:wne="http://schemas.microsoft.com/office/word/2006/wordml" xmlns:wps="http://schemas.microsoft.com/office/word/2010/wordprocessingShape" mc:Ignorable="w14 w15 w16se w16cid w16 w16cex w16sdtdh w16sdtfl w16du wp14">
   <w:abstractNum w:abstractNumId="0" w15:restartNumberingAfterBreak="0">
+    <w:nsid w:val="072B2A12"/>
+    <w:multiLevelType w:val="hybridMultilevel"/>
+    <w:tmpl w:val="70C24C2C"/>
+    <w:lvl w:ilvl="0" w:tplc="04090001">
+      <w:start w:val="1"/>
+      <w:numFmt w:val="bullet"/>
+      <w:lvlText w:val=""/>
+      <w:lvlJc w:val="left"/>
+      <w:pPr>
+        <w:ind w:left="720" w:hanging="360"/>
+      </w:pPr>
+      <w:rPr>
+        <w:rFonts w:ascii="Symbol" w:hAnsi="Symbol" w:hint="default"/>
+      </w:rPr>
+    </w:lvl>
+    <w:lvl w:ilvl="1" w:tplc="04090003" w:tentative="1">
+      <w:start w:val="1"/>
+      <w:numFmt w:val="bullet"/>
+      <w:lvlText w:val="o"/>
+      <w:lvlJc w:val="left"/>
+      <w:pPr>
+        <w:ind w:left="1440" w:hanging="360"/>
+      </w:pPr>
+      <w:rPr>
+        <w:rFonts w:ascii="Courier New" w:hAnsi="Courier New" w:cs="Courier New" w:hint="default"/>
+      </w:rPr>
+    </w:lvl>
+    <w:lvl w:ilvl="2" w:tplc="04090005" w:tentative="1">
+      <w:start w:val="1"/>
+      <w:numFmt w:val="bullet"/>
+      <w:lvlText w:val=""/>
+      <w:lvlJc w:val="left"/>
+      <w:pPr>
+        <w:ind w:left="2160" w:hanging="360"/>
+      </w:pPr>
+      <w:rPr>
+        <w:rFonts w:ascii="Wingdings" w:hAnsi="Wingdings" w:hint="default"/>
+      </w:rPr>
+    </w:lvl>
+    <w:lvl w:ilvl="3" w:tplc="04090001" w:tentative="1">
+      <w:start w:val="1"/>
+      <w:numFmt w:val="bullet"/>
+      <w:lvlText w:val=""/>
+      <w:lvlJc w:val="left"/>
+      <w:pPr>
+        <w:ind w:left="2880" w:hanging="360"/>
+      </w:pPr>
+      <w:rPr>
+        <w:rFonts w:ascii="Symbol" w:hAnsi="Symbol" w:hint="default"/>
+      </w:rPr>
+    </w:lvl>
+    <w:lvl w:ilvl="4" w:tplc="04090003" w:tentative="1">
+      <w:start w:val="1"/>
+      <w:numFmt w:val="bullet"/>
+      <w:lvlText w:val="o"/>
+      <w:lvlJc w:val="left"/>
+      <w:pPr>
+        <w:ind w:left="3600" w:hanging="360"/>
+      </w:pPr>
+      <w:rPr>
+        <w:rFonts w:ascii="Courier New" w:hAnsi="Courier New" w:cs="Courier New" w:hint="default"/>
+      </w:rPr>
+    </w:lvl>
+    <w:lvl w:ilvl="5" w:tplc="04090005" w:tentative="1">
+      <w:start w:val="1"/>
+      <w:numFmt w:val="bullet"/>
+      <w:lvlText w:val=""/>
+      <w:lvlJc w:val="left"/>
+      <w:pPr>
+        <w:ind w:left="4320" w:hanging="360"/>
+      </w:pPr>
+      <w:rPr>
+        <w:rFonts w:ascii="Wingdings" w:hAnsi="Wingdings" w:hint="default"/>
+      </w:rPr>
+    </w:lvl>
+    <w:lvl w:ilvl="6" w:tplc="04090001" w:tentative="1">
+      <w:start w:val="1"/>
+      <w:numFmt w:val="bullet"/>
+      <w:lvlText w:val=""/>
+      <w:lvlJc w:val="left"/>
+      <w:pPr>
+        <w:ind w:left="5040" w:hanging="360"/>
+      </w:pPr>
+      <w:rPr>
+        <w:rFonts w:ascii="Symbol" w:hAnsi="Symbol" w:hint="default"/>
+      </w:rPr>
+    </w:lvl>
+    <w:lvl w:ilvl="7" w:tplc="04090003" w:tentative="1">
+      <w:start w:val="1"/>
+      <w:numFmt w:val="bullet"/>
+      <w:lvlText w:val="o"/>
+      <w:lvlJc w:val="left"/>
+      <w:pPr>
+        <w:ind w:left="5760" w:hanging="360"/>
+      </w:pPr>
+      <w:rPr>
+        <w:rFonts w:ascii="Courier New" w:hAnsi="Courier New" w:cs="Courier New" w:hint="default"/>
+      </w:rPr>
+    </w:lvl>
+    <w:lvl w:ilvl="8" w:tplc="04090005" w:tentative="1">
+      <w:start w:val="1"/>
+      <w:numFmt w:val="bullet"/>
+      <w:lvlText w:val=""/>
+      <w:lvlJc w:val="left"/>
+      <w:pPr>
+        <w:ind w:left="6480" w:hanging="360"/>
+      </w:pPr>
+      <w:rPr>
+        <w:rFonts w:ascii="Wingdings" w:hAnsi="Wingdings" w:hint="default"/>
+      </w:rPr>
+    </w:lvl>
+  </w:abstractNum>
+  <w:abstractNum w:abstractNumId="1" w15:restartNumberingAfterBreak="0">
     <w:nsid w:val="07503E67"/>
     <w:multiLevelType w:val="multilevel"/>
     <w:tmpl w:val="E98C5140"/>
@@ -8494,7 +10045,7 @@
       </w:rPr>
     </w:lvl>
   </w:abstractNum>
-  <w:abstractNum w:abstractNumId="1" w15:restartNumberingAfterBreak="0">
+  <w:abstractNum w:abstractNumId="2" w15:restartNumberingAfterBreak="0">
     <w:nsid w:val="081C51D4"/>
     <w:multiLevelType w:val="multilevel"/>
     <w:tmpl w:val="BE4606E4"/>
@@ -8639,7 +10190,7 @@
       </w:rPr>
     </w:lvl>
   </w:abstractNum>
-  <w:abstractNum w:abstractNumId="2" w15:restartNumberingAfterBreak="0">
+  <w:abstractNum w:abstractNumId="3" w15:restartNumberingAfterBreak="0">
     <w:nsid w:val="122E1B86"/>
     <w:multiLevelType w:val="hybridMultilevel"/>
     <w:tmpl w:val="4A1813A6"/>
@@ -8752,7 +10303,120 @@
       </w:rPr>
     </w:lvl>
   </w:abstractNum>
-  <w:abstractNum w:abstractNumId="3" w15:restartNumberingAfterBreak="0">
+  <w:abstractNum w:abstractNumId="4" w15:restartNumberingAfterBreak="0">
+    <w:nsid w:val="1A0C67A6"/>
+    <w:multiLevelType w:val="hybridMultilevel"/>
+    <w:tmpl w:val="2DEE76C6"/>
+    <w:lvl w:ilvl="0" w:tplc="04090001">
+      <w:start w:val="1"/>
+      <w:numFmt w:val="bullet"/>
+      <w:lvlText w:val=""/>
+      <w:lvlJc w:val="left"/>
+      <w:pPr>
+        <w:ind w:left="720" w:hanging="360"/>
+      </w:pPr>
+      <w:rPr>
+        <w:rFonts w:ascii="Symbol" w:hAnsi="Symbol" w:hint="default"/>
+      </w:rPr>
+    </w:lvl>
+    <w:lvl w:ilvl="1" w:tplc="04090003" w:tentative="1">
+      <w:start w:val="1"/>
+      <w:numFmt w:val="bullet"/>
+      <w:lvlText w:val="o"/>
+      <w:lvlJc w:val="left"/>
+      <w:pPr>
+        <w:ind w:left="1440" w:hanging="360"/>
+      </w:pPr>
+      <w:rPr>
+        <w:rFonts w:ascii="Courier New" w:hAnsi="Courier New" w:cs="Courier New" w:hint="default"/>
+      </w:rPr>
+    </w:lvl>
+    <w:lvl w:ilvl="2" w:tplc="04090005" w:tentative="1">
+      <w:start w:val="1"/>
+      <w:numFmt w:val="bullet"/>
+      <w:lvlText w:val=""/>
+      <w:lvlJc w:val="left"/>
+      <w:pPr>
+        <w:ind w:left="2160" w:hanging="360"/>
+      </w:pPr>
+      <w:rPr>
+        <w:rFonts w:ascii="Wingdings" w:hAnsi="Wingdings" w:hint="default"/>
+      </w:rPr>
+    </w:lvl>
+    <w:lvl w:ilvl="3" w:tplc="04090001" w:tentative="1">
+      <w:start w:val="1"/>
+      <w:numFmt w:val="bullet"/>
+      <w:lvlText w:val=""/>
+      <w:lvlJc w:val="left"/>
+      <w:pPr>
+        <w:ind w:left="2880" w:hanging="360"/>
+      </w:pPr>
+      <w:rPr>
+        <w:rFonts w:ascii="Symbol" w:hAnsi="Symbol" w:hint="default"/>
+      </w:rPr>
+    </w:lvl>
+    <w:lvl w:ilvl="4" w:tplc="04090003" w:tentative="1">
+      <w:start w:val="1"/>
+      <w:numFmt w:val="bullet"/>
+      <w:lvlText w:val="o"/>
+      <w:lvlJc w:val="left"/>
+      <w:pPr>
+        <w:ind w:left="3600" w:hanging="360"/>
+      </w:pPr>
+      <w:rPr>
+        <w:rFonts w:ascii="Courier New" w:hAnsi="Courier New" w:cs="Courier New" w:hint="default"/>
+      </w:rPr>
+    </w:lvl>
+    <w:lvl w:ilvl="5" w:tplc="04090005" w:tentative="1">
+      <w:start w:val="1"/>
+      <w:numFmt w:val="bullet"/>
+      <w:lvlText w:val=""/>
+      <w:lvlJc w:val="left"/>
+      <w:pPr>
+        <w:ind w:left="4320" w:hanging="360"/>
+      </w:pPr>
+      <w:rPr>
+        <w:rFonts w:ascii="Wingdings" w:hAnsi="Wingdings" w:hint="default"/>
+      </w:rPr>
+    </w:lvl>
+    <w:lvl w:ilvl="6" w:tplc="04090001" w:tentative="1">
+      <w:start w:val="1"/>
+      <w:numFmt w:val="bullet"/>
+      <w:lvlText w:val=""/>
+      <w:lvlJc w:val="left"/>
+      <w:pPr>
+        <w:ind w:left="5040" w:hanging="360"/>
+      </w:pPr>
+      <w:rPr>
+        <w:rFonts w:ascii="Symbol" w:hAnsi="Symbol" w:hint="default"/>
+      </w:rPr>
+    </w:lvl>
+    <w:lvl w:ilvl="7" w:tplc="04090003" w:tentative="1">
+      <w:start w:val="1"/>
+      <w:numFmt w:val="bullet"/>
+      <w:lvlText w:val="o"/>
+      <w:lvlJc w:val="left"/>
+      <w:pPr>
+        <w:ind w:left="5760" w:hanging="360"/>
+      </w:pPr>
+      <w:rPr>
+        <w:rFonts w:ascii="Courier New" w:hAnsi="Courier New" w:cs="Courier New" w:hint="default"/>
+      </w:rPr>
+    </w:lvl>
+    <w:lvl w:ilvl="8" w:tplc="04090005" w:tentative="1">
+      <w:start w:val="1"/>
+      <w:numFmt w:val="bullet"/>
+      <w:lvlText w:val=""/>
+      <w:lvlJc w:val="left"/>
+      <w:pPr>
+        <w:ind w:left="6480" w:hanging="360"/>
+      </w:pPr>
+      <w:rPr>
+        <w:rFonts w:ascii="Wingdings" w:hAnsi="Wingdings" w:hint="default"/>
+      </w:rPr>
+    </w:lvl>
+  </w:abstractNum>
+  <w:abstractNum w:abstractNumId="5" w15:restartNumberingAfterBreak="0">
     <w:nsid w:val="3A9C32EC"/>
     <w:multiLevelType w:val="hybridMultilevel"/>
     <w:tmpl w:val="3076A69A"/>
@@ -8864,7 +10528,7 @@
       </w:rPr>
     </w:lvl>
   </w:abstractNum>
-  <w:abstractNum w:abstractNumId="4" w15:restartNumberingAfterBreak="0">
+  <w:abstractNum w:abstractNumId="6" w15:restartNumberingAfterBreak="0">
     <w:nsid w:val="45CE40F5"/>
     <w:multiLevelType w:val="hybridMultilevel"/>
     <w:tmpl w:val="54F6DD68"/>
@@ -8977,7 +10641,120 @@
       </w:rPr>
     </w:lvl>
   </w:abstractNum>
-  <w:abstractNum w:abstractNumId="5" w15:restartNumberingAfterBreak="0">
+  <w:abstractNum w:abstractNumId="7" w15:restartNumberingAfterBreak="0">
+    <w:nsid w:val="48DD0394"/>
+    <w:multiLevelType w:val="hybridMultilevel"/>
+    <w:tmpl w:val="0852A38C"/>
+    <w:lvl w:ilvl="0" w:tplc="04090001">
+      <w:start w:val="1"/>
+      <w:numFmt w:val="bullet"/>
+      <w:lvlText w:val=""/>
+      <w:lvlJc w:val="left"/>
+      <w:pPr>
+        <w:ind w:left="720" w:hanging="360"/>
+      </w:pPr>
+      <w:rPr>
+        <w:rFonts w:ascii="Symbol" w:hAnsi="Symbol" w:hint="default"/>
+      </w:rPr>
+    </w:lvl>
+    <w:lvl w:ilvl="1" w:tplc="04090003" w:tentative="1">
+      <w:start w:val="1"/>
+      <w:numFmt w:val="bullet"/>
+      <w:lvlText w:val="o"/>
+      <w:lvlJc w:val="left"/>
+      <w:pPr>
+        <w:ind w:left="1440" w:hanging="360"/>
+      </w:pPr>
+      <w:rPr>
+        <w:rFonts w:ascii="Courier New" w:hAnsi="Courier New" w:cs="Courier New" w:hint="default"/>
+      </w:rPr>
+    </w:lvl>
+    <w:lvl w:ilvl="2" w:tplc="04090005" w:tentative="1">
+      <w:start w:val="1"/>
+      <w:numFmt w:val="bullet"/>
+      <w:lvlText w:val=""/>
+      <w:lvlJc w:val="left"/>
+      <w:pPr>
+        <w:ind w:left="2160" w:hanging="360"/>
+      </w:pPr>
+      <w:rPr>
+        <w:rFonts w:ascii="Wingdings" w:hAnsi="Wingdings" w:hint="default"/>
+      </w:rPr>
+    </w:lvl>
+    <w:lvl w:ilvl="3" w:tplc="04090001" w:tentative="1">
+      <w:start w:val="1"/>
+      <w:numFmt w:val="bullet"/>
+      <w:lvlText w:val=""/>
+      <w:lvlJc w:val="left"/>
+      <w:pPr>
+        <w:ind w:left="2880" w:hanging="360"/>
+      </w:pPr>
+      <w:rPr>
+        <w:rFonts w:ascii="Symbol" w:hAnsi="Symbol" w:hint="default"/>
+      </w:rPr>
+    </w:lvl>
+    <w:lvl w:ilvl="4" w:tplc="04090003" w:tentative="1">
+      <w:start w:val="1"/>
+      <w:numFmt w:val="bullet"/>
+      <w:lvlText w:val="o"/>
+      <w:lvlJc w:val="left"/>
+      <w:pPr>
+        <w:ind w:left="3600" w:hanging="360"/>
+      </w:pPr>
+      <w:rPr>
+        <w:rFonts w:ascii="Courier New" w:hAnsi="Courier New" w:cs="Courier New" w:hint="default"/>
+      </w:rPr>
+    </w:lvl>
+    <w:lvl w:ilvl="5" w:tplc="04090005" w:tentative="1">
+      <w:start w:val="1"/>
+      <w:numFmt w:val="bullet"/>
+      <w:lvlText w:val=""/>
+      <w:lvlJc w:val="left"/>
+      <w:pPr>
+        <w:ind w:left="4320" w:hanging="360"/>
+      </w:pPr>
+      <w:rPr>
+        <w:rFonts w:ascii="Wingdings" w:hAnsi="Wingdings" w:hint="default"/>
+      </w:rPr>
+    </w:lvl>
+    <w:lvl w:ilvl="6" w:tplc="04090001" w:tentative="1">
+      <w:start w:val="1"/>
+      <w:numFmt w:val="bullet"/>
+      <w:lvlText w:val=""/>
+      <w:lvlJc w:val="left"/>
+      <w:pPr>
+        <w:ind w:left="5040" w:hanging="360"/>
+      </w:pPr>
+      <w:rPr>
+        <w:rFonts w:ascii="Symbol" w:hAnsi="Symbol" w:hint="default"/>
+      </w:rPr>
+    </w:lvl>
+    <w:lvl w:ilvl="7" w:tplc="04090003" w:tentative="1">
+      <w:start w:val="1"/>
+      <w:numFmt w:val="bullet"/>
+      <w:lvlText w:val="o"/>
+      <w:lvlJc w:val="left"/>
+      <w:pPr>
+        <w:ind w:left="5760" w:hanging="360"/>
+      </w:pPr>
+      <w:rPr>
+        <w:rFonts w:ascii="Courier New" w:hAnsi="Courier New" w:cs="Courier New" w:hint="default"/>
+      </w:rPr>
+    </w:lvl>
+    <w:lvl w:ilvl="8" w:tplc="04090005" w:tentative="1">
+      <w:start w:val="1"/>
+      <w:numFmt w:val="bullet"/>
+      <w:lvlText w:val=""/>
+      <w:lvlJc w:val="left"/>
+      <w:pPr>
+        <w:ind w:left="6480" w:hanging="360"/>
+      </w:pPr>
+      <w:rPr>
+        <w:rFonts w:ascii="Wingdings" w:hAnsi="Wingdings" w:hint="default"/>
+      </w:rPr>
+    </w:lvl>
+  </w:abstractNum>
+  <w:abstractNum w:abstractNumId="8" w15:restartNumberingAfterBreak="0">
     <w:nsid w:val="4F397F76"/>
     <w:multiLevelType w:val="multilevel"/>
     <w:tmpl w:val="705E445C"/>
@@ -9126,7 +10903,7 @@
       </w:rPr>
     </w:lvl>
   </w:abstractNum>
-  <w:abstractNum w:abstractNumId="6" w15:restartNumberingAfterBreak="0">
+  <w:abstractNum w:abstractNumId="9" w15:restartNumberingAfterBreak="0">
     <w:nsid w:val="508A082F"/>
     <w:multiLevelType w:val="hybridMultilevel"/>
     <w:tmpl w:val="391669FE"/>
@@ -9238,7 +11015,120 @@
       </w:rPr>
     </w:lvl>
   </w:abstractNum>
-  <w:abstractNum w:abstractNumId="7" w15:restartNumberingAfterBreak="0">
+  <w:abstractNum w:abstractNumId="10" w15:restartNumberingAfterBreak="0">
+    <w:nsid w:val="64B53BE8"/>
+    <w:multiLevelType w:val="hybridMultilevel"/>
+    <w:tmpl w:val="D69EFEDE"/>
+    <w:lvl w:ilvl="0" w:tplc="04090001">
+      <w:start w:val="1"/>
+      <w:numFmt w:val="bullet"/>
+      <w:lvlText w:val=""/>
+      <w:lvlJc w:val="left"/>
+      <w:pPr>
+        <w:ind w:left="720" w:hanging="360"/>
+      </w:pPr>
+      <w:rPr>
+        <w:rFonts w:ascii="Symbol" w:hAnsi="Symbol" w:hint="default"/>
+      </w:rPr>
+    </w:lvl>
+    <w:lvl w:ilvl="1" w:tplc="04090003" w:tentative="1">
+      <w:start w:val="1"/>
+      <w:numFmt w:val="bullet"/>
+      <w:lvlText w:val="o"/>
+      <w:lvlJc w:val="left"/>
+      <w:pPr>
+        <w:ind w:left="1440" w:hanging="360"/>
+      </w:pPr>
+      <w:rPr>
+        <w:rFonts w:ascii="Courier New" w:hAnsi="Courier New" w:cs="Courier New" w:hint="default"/>
+      </w:rPr>
+    </w:lvl>
+    <w:lvl w:ilvl="2" w:tplc="04090005" w:tentative="1">
+      <w:start w:val="1"/>
+      <w:numFmt w:val="bullet"/>
+      <w:lvlText w:val=""/>
+      <w:lvlJc w:val="left"/>
+      <w:pPr>
+        <w:ind w:left="2160" w:hanging="360"/>
+      </w:pPr>
+      <w:rPr>
+        <w:rFonts w:ascii="Wingdings" w:hAnsi="Wingdings" w:hint="default"/>
+      </w:rPr>
+    </w:lvl>
+    <w:lvl w:ilvl="3" w:tplc="04090001" w:tentative="1">
+      <w:start w:val="1"/>
+      <w:numFmt w:val="bullet"/>
+      <w:lvlText w:val=""/>
+      <w:lvlJc w:val="left"/>
+      <w:pPr>
+        <w:ind w:left="2880" w:hanging="360"/>
+      </w:pPr>
+      <w:rPr>
+        <w:rFonts w:ascii="Symbol" w:hAnsi="Symbol" w:hint="default"/>
+      </w:rPr>
+    </w:lvl>
+    <w:lvl w:ilvl="4" w:tplc="04090003" w:tentative="1">
+      <w:start w:val="1"/>
+      <w:numFmt w:val="bullet"/>
+      <w:lvlText w:val="o"/>
+      <w:lvlJc w:val="left"/>
+      <w:pPr>
+        <w:ind w:left="3600" w:hanging="360"/>
+      </w:pPr>
+      <w:rPr>
+        <w:rFonts w:ascii="Courier New" w:hAnsi="Courier New" w:cs="Courier New" w:hint="default"/>
+      </w:rPr>
+    </w:lvl>
+    <w:lvl w:ilvl="5" w:tplc="04090005" w:tentative="1">
+      <w:start w:val="1"/>
+      <w:numFmt w:val="bullet"/>
+      <w:lvlText w:val=""/>
+      <w:lvlJc w:val="left"/>
+      <w:pPr>
+        <w:ind w:left="4320" w:hanging="360"/>
+      </w:pPr>
+      <w:rPr>
+        <w:rFonts w:ascii="Wingdings" w:hAnsi="Wingdings" w:hint="default"/>
+      </w:rPr>
+    </w:lvl>
+    <w:lvl w:ilvl="6" w:tplc="04090001" w:tentative="1">
+      <w:start w:val="1"/>
+      <w:numFmt w:val="bullet"/>
+      <w:lvlText w:val=""/>
+      <w:lvlJc w:val="left"/>
+      <w:pPr>
+        <w:ind w:left="5040" w:hanging="360"/>
+      </w:pPr>
+      <w:rPr>
+        <w:rFonts w:ascii="Symbol" w:hAnsi="Symbol" w:hint="default"/>
+      </w:rPr>
+    </w:lvl>
+    <w:lvl w:ilvl="7" w:tplc="04090003" w:tentative="1">
+      <w:start w:val="1"/>
+      <w:numFmt w:val="bullet"/>
+      <w:lvlText w:val="o"/>
+      <w:lvlJc w:val="left"/>
+      <w:pPr>
+        <w:ind w:left="5760" w:hanging="360"/>
+      </w:pPr>
+      <w:rPr>
+        <w:rFonts w:ascii="Courier New" w:hAnsi="Courier New" w:cs="Courier New" w:hint="default"/>
+      </w:rPr>
+    </w:lvl>
+    <w:lvl w:ilvl="8" w:tplc="04090005" w:tentative="1">
+      <w:start w:val="1"/>
+      <w:numFmt w:val="bullet"/>
+      <w:lvlText w:val=""/>
+      <w:lvlJc w:val="left"/>
+      <w:pPr>
+        <w:ind w:left="6480" w:hanging="360"/>
+      </w:pPr>
+      <w:rPr>
+        <w:rFonts w:ascii="Wingdings" w:hAnsi="Wingdings" w:hint="default"/>
+      </w:rPr>
+    </w:lvl>
+  </w:abstractNum>
+  <w:abstractNum w:abstractNumId="11" w15:restartNumberingAfterBreak="0">
     <w:nsid w:val="67951287"/>
     <w:multiLevelType w:val="multilevel"/>
     <w:tmpl w:val="FC3E6EC6"/>
@@ -9387,7 +11277,7 @@
       </w:rPr>
     </w:lvl>
   </w:abstractNum>
-  <w:abstractNum w:abstractNumId="8" w15:restartNumberingAfterBreak="0">
+  <w:abstractNum w:abstractNumId="12" w15:restartNumberingAfterBreak="0">
     <w:nsid w:val="74DA0D74"/>
     <w:multiLevelType w:val="hybridMultilevel"/>
     <w:tmpl w:val="AA88985A"/>
@@ -9500,7 +11390,7 @@
       </w:rPr>
     </w:lvl>
   </w:abstractNum>
-  <w:abstractNum w:abstractNumId="9" w15:restartNumberingAfterBreak="0">
+  <w:abstractNum w:abstractNumId="13" w15:restartNumberingAfterBreak="0">
     <w:nsid w:val="750877E6"/>
     <w:multiLevelType w:val="multilevel"/>
     <w:tmpl w:val="BE4606E4"/>
@@ -9645,7 +11535,7 @@
       </w:rPr>
     </w:lvl>
   </w:abstractNum>
-  <w:abstractNum w:abstractNumId="10" w15:restartNumberingAfterBreak="0">
+  <w:abstractNum w:abstractNumId="14" w15:restartNumberingAfterBreak="0">
     <w:nsid w:val="76B70BC6"/>
     <w:multiLevelType w:val="multilevel"/>
     <w:tmpl w:val="BE4606E4"/>
@@ -9790,7 +11680,7 @@
       </w:rPr>
     </w:lvl>
   </w:abstractNum>
-  <w:abstractNum w:abstractNumId="11" w15:restartNumberingAfterBreak="0">
+  <w:abstractNum w:abstractNumId="15" w15:restartNumberingAfterBreak="0">
     <w:nsid w:val="77BF203A"/>
     <w:multiLevelType w:val="hybridMultilevel"/>
     <w:tmpl w:val="5D32E0C0"/>
@@ -9903,7 +11793,7 @@
       </w:rPr>
     </w:lvl>
   </w:abstractNum>
-  <w:abstractNum w:abstractNumId="12" w15:restartNumberingAfterBreak="0">
+  <w:abstractNum w:abstractNumId="16" w15:restartNumberingAfterBreak="0">
     <w:nsid w:val="787A33FE"/>
     <w:multiLevelType w:val="hybridMultilevel"/>
     <w:tmpl w:val="9B0C91B0"/>
@@ -10017,43 +11907,55 @@
     </w:lvl>
   </w:abstractNum>
   <w:num w:numId="1" w16cid:durableId="366102741">
-    <w:abstractNumId w:val="4"/>
+    <w:abstractNumId w:val="6"/>
   </w:num>
   <w:num w:numId="2" w16cid:durableId="1399282567">
+    <w:abstractNumId w:val="1"/>
+  </w:num>
+  <w:num w:numId="3" w16cid:durableId="1088574508">
+    <w:abstractNumId w:val="2"/>
+  </w:num>
+  <w:num w:numId="4" w16cid:durableId="182060749">
+    <w:abstractNumId w:val="11"/>
+  </w:num>
+  <w:num w:numId="5" w16cid:durableId="96872561">
+    <w:abstractNumId w:val="13"/>
+  </w:num>
+  <w:num w:numId="6" w16cid:durableId="1247377091">
+    <w:abstractNumId w:val="14"/>
+  </w:num>
+  <w:num w:numId="7" w16cid:durableId="1836219126">
+    <w:abstractNumId w:val="8"/>
+  </w:num>
+  <w:num w:numId="8" w16cid:durableId="1001546471">
+    <w:abstractNumId w:val="5"/>
+  </w:num>
+  <w:num w:numId="9" w16cid:durableId="748502999">
+    <w:abstractNumId w:val="9"/>
+  </w:num>
+  <w:num w:numId="10" w16cid:durableId="466976073">
+    <w:abstractNumId w:val="15"/>
+  </w:num>
+  <w:num w:numId="11" w16cid:durableId="332074901">
+    <w:abstractNumId w:val="16"/>
+  </w:num>
+  <w:num w:numId="12" w16cid:durableId="1825468012">
+    <w:abstractNumId w:val="12"/>
+  </w:num>
+  <w:num w:numId="13" w16cid:durableId="1963490212">
+    <w:abstractNumId w:val="3"/>
+  </w:num>
+  <w:num w:numId="14" w16cid:durableId="54282666">
+    <w:abstractNumId w:val="7"/>
+  </w:num>
+  <w:num w:numId="15" w16cid:durableId="1514371116">
     <w:abstractNumId w:val="0"/>
   </w:num>
-  <w:num w:numId="3" w16cid:durableId="1088574508">
-    <w:abstractNumId w:val="1"/>
-  </w:num>
-  <w:num w:numId="4" w16cid:durableId="182060749">
-    <w:abstractNumId w:val="7"/>
-  </w:num>
-  <w:num w:numId="5" w16cid:durableId="96872561">
-    <w:abstractNumId w:val="9"/>
-  </w:num>
-  <w:num w:numId="6" w16cid:durableId="1247377091">
+  <w:num w:numId="16" w16cid:durableId="446852485">
     <w:abstractNumId w:val="10"/>
   </w:num>
-  <w:num w:numId="7" w16cid:durableId="1836219126">
-    <w:abstractNumId w:val="5"/>
-  </w:num>
-  <w:num w:numId="8" w16cid:durableId="1001546471">
-    <w:abstractNumId w:val="3"/>
-  </w:num>
-  <w:num w:numId="9" w16cid:durableId="748502999">
-    <w:abstractNumId w:val="6"/>
-  </w:num>
-  <w:num w:numId="10" w16cid:durableId="466976073">
-    <w:abstractNumId w:val="11"/>
-  </w:num>
-  <w:num w:numId="11" w16cid:durableId="332074901">
-    <w:abstractNumId w:val="12"/>
-  </w:num>
-  <w:num w:numId="12" w16cid:durableId="1825468012">
-    <w:abstractNumId w:val="8"/>
-  </w:num>
-  <w:num w:numId="13" w16cid:durableId="1963490212">
-    <w:abstractNumId w:val="2"/>
+  <w:num w:numId="17" w16cid:durableId="436877426">
+    <w:abstractNumId w:val="4"/>
   </w:num>
 </w:numbering>
 </file>

--- a/LECTURES/DecadesOfSprites/Decades of SPRITES.docx
+++ b/LECTURES/DecadesOfSprites/Decades of SPRITES.docx
@@ -1012,62 +1012,127 @@
                           <w:p>
                             <w:pPr>
                               <w:rPr>
-                                <w:sz w:val="20"/>
-                                <w:szCs w:val="20"/>
+                                <w:i/>
+                                <w:iCs/>
+                                <w:sz w:val="16"/>
+                                <w:szCs w:val="16"/>
                               </w:rPr>
                             </w:pPr>
                             <w:r>
                               <w:rPr>
                                 <w:i/>
                                 <w:iCs/>
-                                <w:sz w:val="20"/>
-                                <w:szCs w:val="20"/>
+                                <w:sz w:val="16"/>
+                                <w:szCs w:val="16"/>
                               </w:rPr>
-                              <w:t>10</w:t>
-                            </w:r>
-                            <w:r>
-                              <w:rPr>
-                                <w:sz w:val="20"/>
-                                <w:szCs w:val="20"/>
-                              </w:rPr>
-                              <w:t xml:space="preserve"> DIM A$(</w:t>
+                              <w:t>10 GRAPHICS 8</w:t>
                             </w:r>
                             <w:r>
                               <w:rPr>
                                 <w:i/>
                                 <w:iCs/>
-                                <w:sz w:val="20"/>
-                                <w:szCs w:val="20"/>
+                                <w:sz w:val="16"/>
+                                <w:szCs w:val="16"/>
                               </w:rPr>
-                              <w:t>10</w:t>
-                            </w:r>
-                            <w:r>
-                              <w:rPr>
-                                <w:sz w:val="20"/>
-                                <w:szCs w:val="20"/>
-                              </w:rPr>
-                              <w:t>),B$(</w:t>
+                              <w:br/>
+                              <w:t>20 POKE 559,62          :REM SDMCTL Direct Memory Access (DMA) enable</w:t>
                             </w:r>
                             <w:r>
                               <w:rPr>
                                 <w:i/>
                                 <w:iCs/>
-                                <w:sz w:val="20"/>
-                                <w:szCs w:val="20"/>
+                                <w:sz w:val="16"/>
+                                <w:szCs w:val="16"/>
                               </w:rPr>
-                              <w:t>100</w:t>
+                              <w:br/>
+                              <w:t>30 POKE 53248,20       :REM 53248 HPOSP0 (W) Horizontal position of player 0</w:t>
                             </w:r>
                             <w:r>
                               <w:rPr>
-                                <w:sz w:val="20"/>
-                                <w:szCs w:val="20"/>
+                                <w:i/>
+                                <w:iCs/>
+                                <w:sz w:val="16"/>
+                                <w:szCs w:val="16"/>
                               </w:rPr>
-                              <w:t>)</w:t>
+                              <w:br/>
+                              <w:t>40 WHT=15</w:t>
                             </w:r>
                             <w:r>
                               <w:rPr>
-                                <w:sz w:val="20"/>
-                                <w:szCs w:val="20"/>
+                                <w:i/>
+                                <w:iCs/>
+                                <w:sz w:val="16"/>
+                                <w:szCs w:val="16"/>
+                              </w:rPr>
+                              <w:br/>
+                              <w:t xml:space="preserve">50 POKE 704,WHT         :REM Locations 704 to 712 ($2C0 to $2C8) are the color registers for players, </w:t>
+                            </w:r>
+                            <w:proofErr w:type="spellStart"/>
+                            <w:r>
+                              <w:rPr>
+                                <w:i/>
+                                <w:iCs/>
+                                <w:sz w:val="16"/>
+                                <w:szCs w:val="16"/>
+                              </w:rPr>
+                              <w:t>missiles,and</w:t>
+                            </w:r>
+                            <w:proofErr w:type="spellEnd"/>
+                            <w:r>
+                              <w:rPr>
+                                <w:i/>
+                                <w:iCs/>
+                                <w:sz w:val="16"/>
+                                <w:szCs w:val="16"/>
+                              </w:rPr>
+                              <w:t xml:space="preserve"> playfields</w:t>
+                            </w:r>
+                            <w:r>
+                              <w:rPr>
+                                <w:i/>
+                                <w:iCs/>
+                                <w:sz w:val="16"/>
+                                <w:szCs w:val="16"/>
+                              </w:rPr>
+                              <w:br/>
+                              <w:t>60 I=PEEK(106)-8        :REM RAMTOP - RAM size, defined by powerup</w:t>
+                            </w:r>
+                            <w:r>
+                              <w:rPr>
+                                <w:i/>
+                                <w:iCs/>
+                                <w:sz w:val="16"/>
+                                <w:szCs w:val="16"/>
+                              </w:rPr>
+                              <w:br/>
+                              <w:t>70 POKE 54279,I         :REM CONSOL (W/R) Used to see if one of the three yellow console buttons has been pressed (not the RESET button!).</w:t>
+                            </w:r>
+                            <w:r>
+                              <w:rPr>
+                                <w:i/>
+                                <w:iCs/>
+                                <w:sz w:val="16"/>
+                                <w:szCs w:val="16"/>
+                              </w:rPr>
+                              <w:br/>
+                              <w:t>80 POKE 53277,3         :REM GRACTL (W) Used to turn on players and to turn on missiles.</w:t>
+                            </w:r>
+                            <w:r>
+                              <w:rPr>
+                                <w:i/>
+                                <w:iCs/>
+                                <w:sz w:val="16"/>
+                                <w:szCs w:val="16"/>
+                              </w:rPr>
+                              <w:br/>
+                              <w:t>90 POKE 53256,3         :REM SIZEP0 (W) Size of player 0.</w:t>
+                            </w:r>
+                            <w:r>
+                              <w:rPr>
+                                <w:i/>
+                                <w:iCs/>
+                                <w:sz w:val="16"/>
+                                <w:szCs w:val="16"/>
                               </w:rPr>
                               <w:br/>
                             </w:r>
@@ -1075,80 +1140,48 @@
                               <w:rPr>
                                 <w:i/>
                                 <w:iCs/>
-                                <w:sz w:val="20"/>
-                                <w:szCs w:val="20"/>
+                                <w:sz w:val="16"/>
+                                <w:szCs w:val="16"/>
                               </w:rPr>
-                              <w:t>20</w:t>
-                            </w:r>
-                            <w:r>
-                              <w:rPr>
-                                <w:sz w:val="20"/>
-                                <w:szCs w:val="20"/>
-                              </w:rPr>
-                              <w:t xml:space="preserve"> GRAPHICS </w:t>
+                              <w:br/>
+                              <w:t>100 REM DRAW 10 LINES (BACKGROUND)</w:t>
                             </w:r>
                             <w:r>
                               <w:rPr>
                                 <w:i/>
                                 <w:iCs/>
-                                <w:sz w:val="20"/>
-                                <w:szCs w:val="20"/>
+                                <w:sz w:val="16"/>
+                                <w:szCs w:val="16"/>
                               </w:rPr>
-                              <w:t>8</w:t>
+                              <w:br/>
+                              <w:t>110 FOR A = 70 TO 100 STEP 3</w:t>
                             </w:r>
                             <w:r>
                               <w:rPr>
                                 <w:i/>
                                 <w:iCs/>
-                                <w:sz w:val="20"/>
-                                <w:szCs w:val="20"/>
+                                <w:sz w:val="16"/>
+                                <w:szCs w:val="16"/>
                               </w:rPr>
                               <w:br/>
-                              <w:t>30</w:t>
-                            </w:r>
-                            <w:r>
-                              <w:rPr>
-                                <w:sz w:val="20"/>
-                                <w:szCs w:val="20"/>
-                              </w:rPr>
-                              <w:t xml:space="preserve"> POKE </w:t>
+                              <w:t>120 COLOR 1: PLOT 100,A: DRAWTO 315,A+20</w:t>
                             </w:r>
                             <w:r>
                               <w:rPr>
                                 <w:i/>
                                 <w:iCs/>
-                                <w:sz w:val="20"/>
-                                <w:szCs w:val="20"/>
+                                <w:sz w:val="16"/>
+                                <w:szCs w:val="16"/>
                               </w:rPr>
-                              <w:t>559</w:t>
-                            </w:r>
-                            <w:r>
-                              <w:rPr>
-                                <w:sz w:val="20"/>
-                                <w:szCs w:val="20"/>
-                              </w:rPr>
-                              <w:t>,</w:t>
+                              <w:br/>
+                              <w:t>130 NEXT A</w:t>
                             </w:r>
                             <w:r>
                               <w:rPr>
                                 <w:i/>
                                 <w:iCs/>
-                                <w:sz w:val="20"/>
-                                <w:szCs w:val="20"/>
-                              </w:rPr>
-                              <w:t>62</w:t>
-                            </w:r>
-                            <w:r>
-                              <w:rPr>
-                                <w:sz w:val="20"/>
-                                <w:szCs w:val="20"/>
-                              </w:rPr>
-                              <w:t xml:space="preserve">          :REM SDMCTL Direct Memory Access (DMA) enable</w:t>
-                            </w:r>
-                            <w:r>
-                              <w:rPr>
-                                <w:sz w:val="20"/>
-                                <w:szCs w:val="20"/>
+                                <w:sz w:val="16"/>
+                                <w:szCs w:val="16"/>
                               </w:rPr>
                               <w:br/>
                             </w:r>
@@ -1156,176 +1189,108 @@
                               <w:rPr>
                                 <w:i/>
                                 <w:iCs/>
-                                <w:sz w:val="20"/>
-                                <w:szCs w:val="20"/>
+                                <w:sz w:val="16"/>
+                                <w:szCs w:val="16"/>
                               </w:rPr>
-                              <w:t>40</w:t>
-                            </w:r>
-                            <w:r>
-                              <w:rPr>
-                                <w:sz w:val="20"/>
-                                <w:szCs w:val="20"/>
-                              </w:rPr>
-                              <w:t xml:space="preserve"> POKE </w:t>
+                              <w:br/>
+                              <w:t>200 J=I*256+1024</w:t>
                             </w:r>
                             <w:r>
                               <w:rPr>
                                 <w:i/>
                                 <w:iCs/>
-                                <w:sz w:val="20"/>
-                                <w:szCs w:val="20"/>
+                                <w:sz w:val="16"/>
+                                <w:szCs w:val="16"/>
                               </w:rPr>
-                              <w:t>53248</w:t>
-                            </w:r>
-                            <w:r>
-                              <w:rPr>
-                                <w:sz w:val="20"/>
-                                <w:szCs w:val="20"/>
-                              </w:rPr>
-                              <w:t>,</w:t>
+                              <w:br/>
+                              <w:t>210 FOR Y=J+120 TO J+137</w:t>
                             </w:r>
                             <w:r>
                               <w:rPr>
                                 <w:i/>
                                 <w:iCs/>
-                                <w:sz w:val="20"/>
-                                <w:szCs w:val="20"/>
+                                <w:sz w:val="16"/>
+                                <w:szCs w:val="16"/>
                               </w:rPr>
-                              <w:t>120</w:t>
-                            </w:r>
-                            <w:r>
-                              <w:rPr>
-                                <w:sz w:val="20"/>
-                                <w:szCs w:val="20"/>
-                              </w:rPr>
-                              <w:t xml:space="preserve">       :REM </w:t>
+                              <w:br/>
+                              <w:t>220 READ Z</w:t>
                             </w:r>
                             <w:r>
                               <w:rPr>
                                 <w:i/>
                                 <w:iCs/>
-                                <w:sz w:val="20"/>
-                                <w:szCs w:val="20"/>
+                                <w:sz w:val="16"/>
+                                <w:szCs w:val="16"/>
                               </w:rPr>
-                              <w:t xml:space="preserve">53248 </w:t>
-                            </w:r>
-                            <w:r>
-                              <w:rPr>
-                                <w:sz w:val="20"/>
-                                <w:szCs w:val="20"/>
-                              </w:rPr>
-                              <w:t xml:space="preserve">HPOSP0 (W) Horizontal position of player </w:t>
+                              <w:br/>
+                              <w:t>230 POKE Y,Z</w:t>
                             </w:r>
                             <w:r>
                               <w:rPr>
                                 <w:i/>
                                 <w:iCs/>
-                                <w:sz w:val="20"/>
-                                <w:szCs w:val="20"/>
+                                <w:sz w:val="16"/>
+                                <w:szCs w:val="16"/>
                               </w:rPr>
-                              <w:t>0</w:t>
+                              <w:br/>
+                              <w:t>240 NEXT Y</w:t>
                             </w:r>
                             <w:r>
                               <w:rPr>
                                 <w:i/>
                                 <w:iCs/>
-                                <w:sz w:val="20"/>
-                                <w:szCs w:val="20"/>
+                                <w:sz w:val="16"/>
+                                <w:szCs w:val="16"/>
                               </w:rPr>
                               <w:br/>
-                              <w:t>50</w:t>
-                            </w:r>
-                            <w:r>
-                              <w:rPr>
-                                <w:sz w:val="20"/>
-                                <w:szCs w:val="20"/>
-                              </w:rPr>
-                              <w:t xml:space="preserve"> POKE </w:t>
+                              <w:t>250 FOR X=221 TO 48 STEP -1:GOSUB 500:NEXT X</w:t>
                             </w:r>
                             <w:r>
                               <w:rPr>
                                 <w:i/>
                                 <w:iCs/>
-                                <w:sz w:val="20"/>
-                                <w:szCs w:val="20"/>
+                                <w:sz w:val="16"/>
+                                <w:szCs w:val="16"/>
                               </w:rPr>
-                              <w:t>704</w:t>
-                            </w:r>
-                            <w:r>
-                              <w:rPr>
-                                <w:sz w:val="20"/>
-                                <w:szCs w:val="20"/>
-                              </w:rPr>
-                              <w:t>,</w:t>
+                              <w:br/>
+                              <w:t>260 GOTO 250</w:t>
                             </w:r>
                             <w:r>
                               <w:rPr>
                                 <w:i/>
                                 <w:iCs/>
-                                <w:sz w:val="20"/>
-                                <w:szCs w:val="20"/>
+                                <w:sz w:val="16"/>
+                                <w:szCs w:val="16"/>
                               </w:rPr>
-                              <w:t>88</w:t>
-                            </w:r>
-                            <w:r>
-                              <w:rPr>
-                                <w:sz w:val="20"/>
-                                <w:szCs w:val="20"/>
-                              </w:rPr>
-                              <w:t xml:space="preserve">          :REM Locations </w:t>
+                              <w:br/>
+                              <w:t>320 POKE Y,Z</w:t>
                             </w:r>
                             <w:r>
                               <w:rPr>
                                 <w:i/>
                                 <w:iCs/>
-                                <w:sz w:val="20"/>
-                                <w:szCs w:val="20"/>
+                                <w:sz w:val="16"/>
+                                <w:szCs w:val="16"/>
                               </w:rPr>
-                              <w:t xml:space="preserve">704 </w:t>
-                            </w:r>
-                            <w:r>
-                              <w:rPr>
-                                <w:sz w:val="20"/>
-                                <w:szCs w:val="20"/>
-                              </w:rPr>
-                              <w:t xml:space="preserve">to </w:t>
+                              <w:br/>
+                              <w:t>500 POKE 53248,X        :REM 53248 HPOSP0 (W) Horizontal position of player 0</w:t>
                             </w:r>
                             <w:r>
                               <w:rPr>
                                 <w:i/>
                                 <w:iCs/>
-                                <w:sz w:val="20"/>
-                                <w:szCs w:val="20"/>
+                                <w:sz w:val="16"/>
+                                <w:szCs w:val="16"/>
                               </w:rPr>
-                              <w:t xml:space="preserve">712 </w:t>
+                              <w:br/>
+                              <w:t>510 RETURN</w:t>
                             </w:r>
                             <w:r>
                               <w:rPr>
-                                <w:sz w:val="20"/>
-                                <w:szCs w:val="20"/>
-                              </w:rPr>
-                              <w:t xml:space="preserve">($2C0 to $2C8) are the color registers for players, </w:t>
-                            </w:r>
-                            <w:proofErr w:type="spellStart"/>
-                            <w:r>
-                              <w:rPr>
-                                <w:sz w:val="20"/>
-                                <w:szCs w:val="20"/>
-                              </w:rPr>
-                              <w:t>missiles,and</w:t>
-                            </w:r>
-                            <w:proofErr w:type="spellEnd"/>
-                            <w:r>
-                              <w:rPr>
-                                <w:sz w:val="20"/>
-                                <w:szCs w:val="20"/>
-                              </w:rPr>
-                              <w:t xml:space="preserve"> playfields</w:t>
-                            </w:r>
-                            <w:r>
-                              <w:rPr>
-                                <w:sz w:val="20"/>
-                                <w:szCs w:val="20"/>
+                                <w:i/>
+                                <w:iCs/>
+                                <w:sz w:val="16"/>
+                                <w:szCs w:val="16"/>
                               </w:rPr>
                               <w:br/>
                             </w:r>
@@ -1333,924 +1298,38 @@
                               <w:rPr>
                                 <w:i/>
                                 <w:iCs/>
-                                <w:sz w:val="20"/>
-                                <w:szCs w:val="20"/>
+                                <w:sz w:val="16"/>
+                                <w:szCs w:val="16"/>
                               </w:rPr>
-                              <w:t xml:space="preserve">60 </w:t>
-                            </w:r>
-                            <w:r>
-                              <w:rPr>
-                                <w:sz w:val="20"/>
-                                <w:szCs w:val="20"/>
-                              </w:rPr>
-                              <w:t>I=PEEK(</w:t>
+                              <w:br/>
+                              <w:t>600 DATA 128,64,44,18,18,18</w:t>
                             </w:r>
                             <w:r>
                               <w:rPr>
                                 <w:i/>
                                 <w:iCs/>
-                                <w:sz w:val="20"/>
-                                <w:szCs w:val="20"/>
+                                <w:sz w:val="16"/>
+                                <w:szCs w:val="16"/>
                               </w:rPr>
-                              <w:t>106</w:t>
-                            </w:r>
-                            <w:r>
-                              <w:rPr>
-                                <w:sz w:val="20"/>
-                                <w:szCs w:val="20"/>
-                              </w:rPr>
-                              <w:t>)</w:t>
+                              <w:br/>
+                              <w:t>610 DATA 127,129,60,195,153,195</w:t>
                             </w:r>
                             <w:r>
                               <w:rPr>
                                 <w:i/>
                                 <w:iCs/>
-                                <w:sz w:val="20"/>
-                                <w:szCs w:val="20"/>
-                              </w:rPr>
-                              <w:t>-8</w:t>
-                            </w:r>
-                            <w:r>
-                              <w:rPr>
-                                <w:sz w:val="20"/>
-                                <w:szCs w:val="20"/>
-                              </w:rPr>
-                              <w:t xml:space="preserve">        :REM RAMTOP - RAM size, defined by powerup</w:t>
-                            </w:r>
-                            <w:r>
-                              <w:rPr>
-                                <w:sz w:val="20"/>
-                                <w:szCs w:val="20"/>
+                                <w:sz w:val="16"/>
+                                <w:szCs w:val="16"/>
                               </w:rPr>
                               <w:br/>
-                            </w:r>
-                            <w:r>
-                              <w:rPr>
-                                <w:i/>
-                                <w:iCs/>
-                                <w:sz w:val="20"/>
-                                <w:szCs w:val="20"/>
-                              </w:rPr>
-                              <w:t>70</w:t>
-                            </w:r>
-                            <w:r>
-                              <w:rPr>
-                                <w:sz w:val="20"/>
-                                <w:szCs w:val="20"/>
-                              </w:rPr>
-                              <w:t xml:space="preserve"> POKE </w:t>
-                            </w:r>
-                            <w:r>
-                              <w:rPr>
-                                <w:i/>
-                                <w:iCs/>
-                                <w:sz w:val="20"/>
-                                <w:szCs w:val="20"/>
-                              </w:rPr>
-                              <w:t>54279</w:t>
-                            </w:r>
-                            <w:r>
-                              <w:rPr>
-                                <w:sz w:val="20"/>
-                                <w:szCs w:val="20"/>
-                              </w:rPr>
-                              <w:t xml:space="preserve">,I         :REM CONSOL (W/R) Used to see if one of the three yellow console buttons has </w:t>
-                            </w:r>
-                            <w:r>
-                              <w:rPr>
-                                <w:i/>
-                                <w:iCs/>
-                                <w:sz w:val="20"/>
-                                <w:szCs w:val="20"/>
-                              </w:rPr>
-                              <w:t xml:space="preserve">been </w:t>
-                            </w:r>
-                            <w:r>
-                              <w:rPr>
-                                <w:sz w:val="20"/>
-                                <w:szCs w:val="20"/>
-                              </w:rPr>
-                              <w:t>pressed (not the RESET button!).</w:t>
-                            </w:r>
-                            <w:r>
-                              <w:rPr>
-                                <w:sz w:val="20"/>
-                                <w:szCs w:val="20"/>
-                              </w:rPr>
-                              <w:br/>
-                            </w:r>
-                            <w:r>
-                              <w:rPr>
-                                <w:i/>
-                                <w:iCs/>
-                                <w:sz w:val="20"/>
-                                <w:szCs w:val="20"/>
-                              </w:rPr>
-                              <w:t>80</w:t>
-                            </w:r>
-                            <w:r>
-                              <w:rPr>
-                                <w:sz w:val="20"/>
-                                <w:szCs w:val="20"/>
-                              </w:rPr>
-                              <w:t xml:space="preserve"> POKE </w:t>
-                            </w:r>
-                            <w:r>
-                              <w:rPr>
-                                <w:i/>
-                                <w:iCs/>
-                                <w:sz w:val="20"/>
-                                <w:szCs w:val="20"/>
-                              </w:rPr>
-                              <w:t>53277</w:t>
-                            </w:r>
-                            <w:r>
-                              <w:rPr>
-                                <w:sz w:val="20"/>
-                                <w:szCs w:val="20"/>
-                              </w:rPr>
-                              <w:t>,</w:t>
-                            </w:r>
-                            <w:r>
-                              <w:rPr>
-                                <w:i/>
-                                <w:iCs/>
-                                <w:sz w:val="20"/>
-                                <w:szCs w:val="20"/>
-                              </w:rPr>
-                              <w:t>3</w:t>
-                            </w:r>
-                            <w:r>
-                              <w:rPr>
-                                <w:sz w:val="20"/>
-                                <w:szCs w:val="20"/>
-                              </w:rPr>
-                              <w:t xml:space="preserve">         :REM GRACTL (W) Used to turn on players and to turn on missiles.</w:t>
-                            </w:r>
-                            <w:r>
-                              <w:rPr>
-                                <w:sz w:val="20"/>
-                                <w:szCs w:val="20"/>
-                              </w:rPr>
-                              <w:br/>
-                            </w:r>
-                            <w:r>
-                              <w:rPr>
-                                <w:i/>
-                                <w:iCs/>
-                                <w:sz w:val="20"/>
-                                <w:szCs w:val="20"/>
-                              </w:rPr>
-                              <w:t>90</w:t>
-                            </w:r>
-                            <w:r>
-                              <w:rPr>
-                                <w:sz w:val="20"/>
-                                <w:szCs w:val="20"/>
-                              </w:rPr>
-                              <w:t xml:space="preserve"> POKE </w:t>
-                            </w:r>
-                            <w:r>
-                              <w:rPr>
-                                <w:i/>
-                                <w:iCs/>
-                                <w:sz w:val="20"/>
-                                <w:szCs w:val="20"/>
-                              </w:rPr>
-                              <w:t>53256</w:t>
-                            </w:r>
-                            <w:r>
-                              <w:rPr>
-                                <w:sz w:val="20"/>
-                                <w:szCs w:val="20"/>
-                              </w:rPr>
-                              <w:t>,</w:t>
-                            </w:r>
-                            <w:r>
-                              <w:rPr>
-                                <w:i/>
-                                <w:iCs/>
-                                <w:sz w:val="20"/>
-                                <w:szCs w:val="20"/>
-                              </w:rPr>
-                              <w:t>3</w:t>
-                            </w:r>
-                            <w:r>
-                              <w:rPr>
-                                <w:sz w:val="20"/>
-                                <w:szCs w:val="20"/>
-                              </w:rPr>
-                              <w:t xml:space="preserve">         :REM SIZEP0 (W) Size of player </w:t>
-                            </w:r>
-                            <w:r>
-                              <w:rPr>
-                                <w:i/>
-                                <w:iCs/>
-                                <w:sz w:val="20"/>
-                                <w:szCs w:val="20"/>
-                              </w:rPr>
-                              <w:t>0</w:t>
-                            </w:r>
-                            <w:r>
-                              <w:rPr>
-                                <w:sz w:val="20"/>
-                                <w:szCs w:val="20"/>
-                              </w:rPr>
-                              <w:t>.</w:t>
-                            </w:r>
-                            <w:r>
-                              <w:rPr>
-                                <w:sz w:val="20"/>
-                                <w:szCs w:val="20"/>
-                              </w:rPr>
-                              <w:br/>
-                            </w:r>
-                            <w:r>
-                              <w:rPr>
-                                <w:i/>
-                                <w:iCs/>
-                                <w:sz w:val="20"/>
-                                <w:szCs w:val="20"/>
-                              </w:rPr>
-                              <w:t xml:space="preserve">100 </w:t>
-                            </w:r>
-                            <w:r>
-                              <w:rPr>
-                                <w:sz w:val="20"/>
-                                <w:szCs w:val="20"/>
-                              </w:rPr>
-                              <w:t>J=I*</w:t>
-                            </w:r>
-                            <w:r>
-                              <w:rPr>
-                                <w:i/>
-                                <w:iCs/>
-                                <w:sz w:val="20"/>
-                                <w:szCs w:val="20"/>
-                              </w:rPr>
-                              <w:t>256</w:t>
-                            </w:r>
-                            <w:r>
-                              <w:rPr>
-                                <w:sz w:val="20"/>
-                                <w:szCs w:val="20"/>
-                              </w:rPr>
-                              <w:t>+</w:t>
-                            </w:r>
-                            <w:r>
-                              <w:rPr>
-                                <w:i/>
-                                <w:iCs/>
-                                <w:sz w:val="20"/>
-                                <w:szCs w:val="20"/>
-                              </w:rPr>
-                              <w:t>1024</w:t>
-                            </w:r>
-                            <w:r>
-                              <w:rPr>
-                                <w:i/>
-                                <w:iCs/>
-                                <w:sz w:val="20"/>
-                                <w:szCs w:val="20"/>
-                              </w:rPr>
-                              <w:br/>
-                              <w:t xml:space="preserve">110 </w:t>
-                            </w:r>
-                            <w:r>
-                              <w:rPr>
-                                <w:sz w:val="20"/>
-                                <w:szCs w:val="20"/>
-                              </w:rPr>
-                              <w:t>FOR Y=J+</w:t>
-                            </w:r>
-                            <w:r>
-                              <w:rPr>
-                                <w:i/>
-                                <w:iCs/>
-                                <w:sz w:val="20"/>
-                                <w:szCs w:val="20"/>
-                              </w:rPr>
-                              <w:t xml:space="preserve">120 </w:t>
-                            </w:r>
-                            <w:r>
-                              <w:rPr>
-                                <w:sz w:val="20"/>
-                                <w:szCs w:val="20"/>
-                              </w:rPr>
-                              <w:t>TO J+</w:t>
-                            </w:r>
-                            <w:r>
-                              <w:rPr>
-                                <w:i/>
-                                <w:iCs/>
-                                <w:sz w:val="20"/>
-                                <w:szCs w:val="20"/>
-                              </w:rPr>
-                              <w:t>137</w:t>
-                            </w:r>
-                            <w:r>
-                              <w:rPr>
-                                <w:i/>
-                                <w:iCs/>
-                                <w:sz w:val="20"/>
-                                <w:szCs w:val="20"/>
-                              </w:rPr>
-                              <w:br/>
-                              <w:t>120</w:t>
-                            </w:r>
-                            <w:r>
-                              <w:rPr>
-                                <w:sz w:val="20"/>
-                                <w:szCs w:val="20"/>
-                              </w:rPr>
-                              <w:t xml:space="preserve"> READ Z</w:t>
-                            </w:r>
-                            <w:r>
-                              <w:rPr>
-                                <w:sz w:val="20"/>
-                                <w:szCs w:val="20"/>
-                              </w:rPr>
-                              <w:br/>
-                            </w:r>
-                            <w:r>
-                              <w:rPr>
-                                <w:i/>
-                                <w:iCs/>
-                                <w:sz w:val="20"/>
-                                <w:szCs w:val="20"/>
-                              </w:rPr>
-                              <w:t>130</w:t>
-                            </w:r>
-                            <w:r>
-                              <w:rPr>
-                                <w:sz w:val="20"/>
-                                <w:szCs w:val="20"/>
-                              </w:rPr>
-                              <w:t xml:space="preserve"> POKE Y,Z</w:t>
-                            </w:r>
-                            <w:r>
-                              <w:rPr>
-                                <w:sz w:val="20"/>
-                                <w:szCs w:val="20"/>
-                              </w:rPr>
-                              <w:br/>
-                            </w:r>
-                            <w:r>
-                              <w:rPr>
-                                <w:i/>
-                                <w:iCs/>
-                                <w:sz w:val="20"/>
-                                <w:szCs w:val="20"/>
-                              </w:rPr>
-                              <w:t xml:space="preserve">140 </w:t>
-                            </w:r>
-                            <w:r>
-                              <w:rPr>
-                                <w:sz w:val="20"/>
-                                <w:szCs w:val="20"/>
-                              </w:rPr>
-                              <w:t>NEXT Y</w:t>
-                            </w:r>
-                            <w:r>
-                              <w:rPr>
-                                <w:sz w:val="20"/>
-                                <w:szCs w:val="20"/>
-                              </w:rPr>
-                              <w:br/>
-                            </w:r>
-                            <w:r>
-                              <w:rPr>
-                                <w:i/>
-                                <w:iCs/>
-                                <w:sz w:val="20"/>
-                                <w:szCs w:val="20"/>
-                              </w:rPr>
-                              <w:t xml:space="preserve">150 </w:t>
-                            </w:r>
-                            <w:r>
-                              <w:rPr>
-                                <w:sz w:val="20"/>
-                                <w:szCs w:val="20"/>
-                              </w:rPr>
-                              <w:t>FOR X=</w:t>
-                            </w:r>
-                            <w:r>
-                              <w:rPr>
-                                <w:i/>
-                                <w:iCs/>
-                                <w:sz w:val="20"/>
-                                <w:szCs w:val="20"/>
-                              </w:rPr>
-                              <w:t xml:space="preserve">48 </w:t>
-                            </w:r>
-                            <w:r>
-                              <w:rPr>
-                                <w:sz w:val="20"/>
-                                <w:szCs w:val="20"/>
-                              </w:rPr>
-                              <w:t xml:space="preserve">TO </w:t>
-                            </w:r>
-                            <w:r>
-                              <w:rPr>
-                                <w:i/>
-                                <w:iCs/>
-                                <w:sz w:val="20"/>
-                                <w:szCs w:val="20"/>
-                              </w:rPr>
-                              <w:t>221</w:t>
-                            </w:r>
-                            <w:r>
-                              <w:rPr>
-                                <w:sz w:val="20"/>
-                                <w:szCs w:val="20"/>
-                              </w:rPr>
-                              <w:t xml:space="preserve">:GOSUB </w:t>
-                            </w:r>
-                            <w:r>
-                              <w:rPr>
-                                <w:i/>
-                                <w:iCs/>
-                                <w:sz w:val="20"/>
-                                <w:szCs w:val="20"/>
-                              </w:rPr>
-                              <w:t>500</w:t>
-                            </w:r>
-                            <w:r>
-                              <w:rPr>
-                                <w:sz w:val="20"/>
-                                <w:szCs w:val="20"/>
-                              </w:rPr>
-                              <w:t>:NEXT X</w:t>
-                            </w:r>
-                            <w:r>
-                              <w:rPr>
-                                <w:sz w:val="20"/>
-                                <w:szCs w:val="20"/>
-                              </w:rPr>
-                              <w:br/>
-                            </w:r>
-                            <w:r>
-                              <w:rPr>
-                                <w:i/>
-                                <w:iCs/>
-                                <w:sz w:val="20"/>
-                                <w:szCs w:val="20"/>
-                              </w:rPr>
-                              <w:t>160</w:t>
-                            </w:r>
-                            <w:r>
-                              <w:rPr>
-                                <w:sz w:val="20"/>
-                                <w:szCs w:val="20"/>
-                              </w:rPr>
-                              <w:t xml:space="preserve"> GOTO </w:t>
-                            </w:r>
-                            <w:r>
-                              <w:rPr>
-                                <w:i/>
-                                <w:iCs/>
-                                <w:sz w:val="20"/>
-                                <w:szCs w:val="20"/>
-                              </w:rPr>
-                              <w:t>150</w:t>
-                            </w:r>
-                            <w:r>
-                              <w:rPr>
-                                <w:i/>
-                                <w:iCs/>
-                                <w:sz w:val="20"/>
-                                <w:szCs w:val="20"/>
-                              </w:rPr>
-                              <w:br/>
-                              <w:t>320</w:t>
-                            </w:r>
-                            <w:r>
-                              <w:rPr>
-                                <w:sz w:val="20"/>
-                                <w:szCs w:val="20"/>
-                              </w:rPr>
-                              <w:t xml:space="preserve"> POKE Y,Z</w:t>
-                            </w:r>
-                            <w:r>
-                              <w:rPr>
-                                <w:sz w:val="20"/>
-                                <w:szCs w:val="20"/>
-                              </w:rPr>
-                              <w:br/>
-                            </w:r>
-                            <w:r>
-                              <w:rPr>
-                                <w:i/>
-                                <w:iCs/>
-                                <w:sz w:val="20"/>
-                                <w:szCs w:val="20"/>
-                              </w:rPr>
-                              <w:t>500</w:t>
-                            </w:r>
-                            <w:r>
-                              <w:rPr>
-                                <w:sz w:val="20"/>
-                                <w:szCs w:val="20"/>
-                              </w:rPr>
-                              <w:t xml:space="preserve"> POKE </w:t>
-                            </w:r>
-                            <w:r>
-                              <w:rPr>
-                                <w:i/>
-                                <w:iCs/>
-                                <w:sz w:val="20"/>
-                                <w:szCs w:val="20"/>
-                              </w:rPr>
-                              <w:t>53248</w:t>
-                            </w:r>
-                            <w:r>
-                              <w:rPr>
-                                <w:sz w:val="20"/>
-                                <w:szCs w:val="20"/>
-                              </w:rPr>
-                              <w:t xml:space="preserve">,X        :REM </w:t>
-                            </w:r>
-                            <w:r>
-                              <w:rPr>
-                                <w:i/>
-                                <w:iCs/>
-                                <w:sz w:val="20"/>
-                                <w:szCs w:val="20"/>
-                              </w:rPr>
-                              <w:t xml:space="preserve">53248 </w:t>
-                            </w:r>
-                            <w:r>
-                              <w:rPr>
-                                <w:sz w:val="20"/>
-                                <w:szCs w:val="20"/>
-                              </w:rPr>
-                              <w:t xml:space="preserve">HPOSP0 (W) Horizontal position of player </w:t>
-                            </w:r>
-                            <w:r>
-                              <w:rPr>
-                                <w:i/>
-                                <w:iCs/>
-                                <w:sz w:val="20"/>
-                                <w:szCs w:val="20"/>
-                              </w:rPr>
-                              <w:t>0</w:t>
-                            </w:r>
-                            <w:r>
-                              <w:rPr>
-                                <w:i/>
-                                <w:iCs/>
-                                <w:sz w:val="20"/>
-                                <w:szCs w:val="20"/>
-                              </w:rPr>
-                              <w:br/>
-                              <w:t xml:space="preserve">510 </w:t>
-                            </w:r>
-                            <w:r>
-                              <w:rPr>
-                                <w:sz w:val="20"/>
-                                <w:szCs w:val="20"/>
-                              </w:rPr>
-                              <w:t>RETURN</w:t>
-                            </w:r>
-                            <w:r>
-                              <w:rPr>
-                                <w:sz w:val="20"/>
-                                <w:szCs w:val="20"/>
-                              </w:rPr>
-                              <w:br/>
-                            </w:r>
-                            <w:r>
-                              <w:rPr>
-                                <w:i/>
-                                <w:iCs/>
-                                <w:sz w:val="20"/>
-                                <w:szCs w:val="20"/>
-                              </w:rPr>
-                              <w:t>600</w:t>
-                            </w:r>
-                            <w:r>
-                              <w:rPr>
-                                <w:sz w:val="20"/>
-                                <w:szCs w:val="20"/>
-                              </w:rPr>
-                              <w:t xml:space="preserve"> DATA </w:t>
-                            </w:r>
-                            <w:r>
-                              <w:rPr>
-                                <w:i/>
-                                <w:iCs/>
-                                <w:sz w:val="20"/>
-                                <w:szCs w:val="20"/>
-                              </w:rPr>
-                              <w:t>128</w:t>
-                            </w:r>
-                            <w:r>
-                              <w:rPr>
-                                <w:sz w:val="20"/>
-                                <w:szCs w:val="20"/>
-                              </w:rPr>
-                              <w:t>,</w:t>
-                            </w:r>
-                            <w:r>
-                              <w:rPr>
-                                <w:i/>
-                                <w:iCs/>
-                                <w:sz w:val="20"/>
-                                <w:szCs w:val="20"/>
-                              </w:rPr>
-                              <w:t>6</w:t>
-                            </w:r>
-                            <w:r>
-                              <w:rPr>
-                                <w:i/>
-                                <w:iCs/>
-                                <w:sz w:val="20"/>
-                                <w:szCs w:val="20"/>
-                              </w:rPr>
-                              <w:t>4</w:t>
-                            </w:r>
-                            <w:r>
-                              <w:rPr>
-                                <w:sz w:val="20"/>
-                                <w:szCs w:val="20"/>
-                              </w:rPr>
-                              <w:t>,</w:t>
-                            </w:r>
-                            <w:r>
-                              <w:rPr>
-                                <w:i/>
-                                <w:iCs/>
-                                <w:sz w:val="20"/>
-                                <w:szCs w:val="20"/>
-                              </w:rPr>
-                              <w:t>44</w:t>
-                            </w:r>
-                            <w:r>
-                              <w:rPr>
-                                <w:sz w:val="20"/>
-                                <w:szCs w:val="20"/>
-                              </w:rPr>
-                              <w:t>,</w:t>
-                            </w:r>
-                            <w:r>
-                              <w:rPr>
-                                <w:i/>
-                                <w:iCs/>
-                                <w:sz w:val="20"/>
-                                <w:szCs w:val="20"/>
-                              </w:rPr>
-                              <w:t>18</w:t>
-                            </w:r>
-                            <w:r>
-                              <w:rPr>
-                                <w:sz w:val="20"/>
-                                <w:szCs w:val="20"/>
-                              </w:rPr>
-                              <w:t>,</w:t>
-                            </w:r>
-                            <w:r>
-                              <w:rPr>
-                                <w:i/>
-                                <w:iCs/>
-                                <w:sz w:val="20"/>
-                                <w:szCs w:val="20"/>
-                              </w:rPr>
-                              <w:t>18</w:t>
-                            </w:r>
-                            <w:r>
-                              <w:rPr>
-                                <w:sz w:val="20"/>
-                                <w:szCs w:val="20"/>
-                              </w:rPr>
-                              <w:t>,</w:t>
-                            </w:r>
-                            <w:r>
-                              <w:rPr>
-                                <w:i/>
-                                <w:iCs/>
-                                <w:sz w:val="20"/>
-                                <w:szCs w:val="20"/>
-                              </w:rPr>
-                              <w:t>127</w:t>
-                            </w:r>
-                            <w:r>
-                              <w:rPr>
-                                <w:i/>
-                                <w:iCs/>
-                                <w:sz w:val="20"/>
-                                <w:szCs w:val="20"/>
-                              </w:rPr>
-                              <w:br/>
-                              <w:t>610</w:t>
-                            </w:r>
-                            <w:r>
-                              <w:rPr>
-                                <w:sz w:val="20"/>
-                                <w:szCs w:val="20"/>
-                              </w:rPr>
-                              <w:t xml:space="preserve"> DATA </w:t>
-                            </w:r>
-                            <w:r>
-                              <w:rPr>
-                                <w:i/>
-                                <w:iCs/>
-                                <w:sz w:val="20"/>
-                                <w:szCs w:val="20"/>
-                              </w:rPr>
-                              <w:t>126</w:t>
-                            </w:r>
-                            <w:r>
-                              <w:rPr>
-                                <w:sz w:val="20"/>
-                                <w:szCs w:val="20"/>
-                              </w:rPr>
-                              <w:t>,</w:t>
-                            </w:r>
-                            <w:r>
-                              <w:rPr>
-                                <w:i/>
-                                <w:iCs/>
-                                <w:sz w:val="20"/>
-                                <w:szCs w:val="20"/>
-                              </w:rPr>
-                              <w:t>60</w:t>
-                            </w:r>
-                            <w:r>
-                              <w:rPr>
-                                <w:sz w:val="20"/>
-                                <w:szCs w:val="20"/>
-                              </w:rPr>
-                              <w:t>,</w:t>
-                            </w:r>
-                            <w:r>
-                              <w:rPr>
-                                <w:i/>
-                                <w:iCs/>
-                                <w:sz w:val="20"/>
-                                <w:szCs w:val="20"/>
-                              </w:rPr>
-                              <w:t>195</w:t>
-                            </w:r>
-                            <w:r>
-                              <w:rPr>
-                                <w:sz w:val="20"/>
-                                <w:szCs w:val="20"/>
-                              </w:rPr>
-                              <w:t>,</w:t>
-                            </w:r>
-                            <w:r>
-                              <w:rPr>
-                                <w:i/>
-                                <w:iCs/>
-                                <w:sz w:val="20"/>
-                                <w:szCs w:val="20"/>
-                              </w:rPr>
-                              <w:t>153</w:t>
-                            </w:r>
-                            <w:r>
-                              <w:rPr>
-                                <w:sz w:val="20"/>
-                                <w:szCs w:val="20"/>
-                              </w:rPr>
-                              <w:t>,</w:t>
-                            </w:r>
-                            <w:r>
-                              <w:rPr>
-                                <w:i/>
-                                <w:iCs/>
-                                <w:sz w:val="20"/>
-                                <w:szCs w:val="20"/>
-                              </w:rPr>
-                              <w:t>195</w:t>
-                            </w:r>
-                            <w:r>
-                              <w:rPr>
-                                <w:sz w:val="20"/>
-                                <w:szCs w:val="20"/>
-                              </w:rPr>
-                              <w:t>,</w:t>
-                            </w:r>
-                            <w:r>
-                              <w:rPr>
-                                <w:i/>
-                                <w:iCs/>
-                                <w:sz w:val="20"/>
-                                <w:szCs w:val="20"/>
-                              </w:rPr>
-                              <w:t>60</w:t>
-                            </w:r>
-                            <w:r>
-                              <w:rPr>
-                                <w:i/>
-                                <w:iCs/>
-                                <w:sz w:val="20"/>
-                                <w:szCs w:val="20"/>
-                              </w:rPr>
-                              <w:br/>
-                              <w:t>620</w:t>
-                            </w:r>
-                            <w:r>
-                              <w:rPr>
-                                <w:sz w:val="20"/>
-                                <w:szCs w:val="20"/>
-                              </w:rPr>
-                              <w:t xml:space="preserve"> DATA </w:t>
-                            </w:r>
-                            <w:r>
-                              <w:rPr>
-                                <w:i/>
-                                <w:iCs/>
-                                <w:sz w:val="20"/>
-                                <w:szCs w:val="20"/>
-                              </w:rPr>
-                              <w:t>0</w:t>
-                            </w:r>
-                            <w:r>
-                              <w:rPr>
-                                <w:sz w:val="20"/>
-                                <w:szCs w:val="20"/>
-                              </w:rPr>
-                              <w:t>,</w:t>
-                            </w:r>
-                            <w:r>
-                              <w:rPr>
-                                <w:i/>
-                                <w:iCs/>
-                                <w:sz w:val="20"/>
-                                <w:szCs w:val="20"/>
-                              </w:rPr>
-                              <w:t>0</w:t>
-                            </w:r>
-                            <w:r>
-                              <w:rPr>
-                                <w:sz w:val="20"/>
-                                <w:szCs w:val="20"/>
-                              </w:rPr>
-                              <w:t>,</w:t>
-                            </w:r>
-                            <w:r>
-                              <w:rPr>
-                                <w:i/>
-                                <w:iCs/>
-                                <w:sz w:val="20"/>
-                                <w:szCs w:val="20"/>
-                              </w:rPr>
-                              <w:t>0</w:t>
-                            </w:r>
-                            <w:r>
-                              <w:rPr>
-                                <w:sz w:val="20"/>
-                                <w:szCs w:val="20"/>
-                              </w:rPr>
-                              <w:t>,</w:t>
-                            </w:r>
-                            <w:r>
-                              <w:rPr>
-                                <w:i/>
-                                <w:iCs/>
-                                <w:sz w:val="20"/>
-                                <w:szCs w:val="20"/>
-                              </w:rPr>
-                              <w:t>0</w:t>
-                            </w:r>
-                            <w:r>
-                              <w:rPr>
-                                <w:sz w:val="20"/>
-                                <w:szCs w:val="20"/>
-                              </w:rPr>
-                              <w:t>,</w:t>
-                            </w:r>
-                            <w:r>
-                              <w:rPr>
-                                <w:i/>
-                                <w:iCs/>
-                                <w:sz w:val="20"/>
-                                <w:szCs w:val="20"/>
-                              </w:rPr>
-                              <w:t>0</w:t>
-                            </w:r>
-                            <w:r>
-                              <w:rPr>
-                                <w:sz w:val="20"/>
-                                <w:szCs w:val="20"/>
-                              </w:rPr>
-                              <w:t>,</w:t>
-                            </w:r>
-                            <w:r>
-                              <w:rPr>
-                                <w:i/>
-                                <w:iCs/>
-                                <w:sz w:val="20"/>
-                                <w:szCs w:val="20"/>
-                              </w:rPr>
-                              <w:t>0</w:t>
+                              <w:t>620 DATA 60,0,0,0,0,0</w:t>
                             </w:r>
                           </w:p>
                           <w:p>
                             <w:pPr>
                               <w:rPr>
-                                <w:sz w:val="20"/>
-                                <w:szCs w:val="20"/>
+                                <w:sz w:val="16"/>
+                                <w:szCs w:val="16"/>
                               </w:rPr>
                             </w:pPr>
                           </w:p>
@@ -2283,62 +1362,127 @@
                     <w:p>
                       <w:pPr>
                         <w:rPr>
-                          <w:sz w:val="20"/>
-                          <w:szCs w:val="20"/>
+                          <w:i/>
+                          <w:iCs/>
+                          <w:sz w:val="16"/>
+                          <w:szCs w:val="16"/>
                         </w:rPr>
                       </w:pPr>
                       <w:r>
                         <w:rPr>
                           <w:i/>
                           <w:iCs/>
-                          <w:sz w:val="20"/>
-                          <w:szCs w:val="20"/>
+                          <w:sz w:val="16"/>
+                          <w:szCs w:val="16"/>
                         </w:rPr>
-                        <w:t>10</w:t>
-                      </w:r>
-                      <w:r>
-                        <w:rPr>
-                          <w:sz w:val="20"/>
-                          <w:szCs w:val="20"/>
-                        </w:rPr>
-                        <w:t xml:space="preserve"> DIM A$(</w:t>
+                        <w:t>10 GRAPHICS 8</w:t>
                       </w:r>
                       <w:r>
                         <w:rPr>
                           <w:i/>
                           <w:iCs/>
-                          <w:sz w:val="20"/>
-                          <w:szCs w:val="20"/>
+                          <w:sz w:val="16"/>
+                          <w:szCs w:val="16"/>
                         </w:rPr>
-                        <w:t>10</w:t>
-                      </w:r>
-                      <w:r>
-                        <w:rPr>
-                          <w:sz w:val="20"/>
-                          <w:szCs w:val="20"/>
-                        </w:rPr>
-                        <w:t>),B$(</w:t>
+                        <w:br/>
+                        <w:t>20 POKE 559,62          :REM SDMCTL Direct Memory Access (DMA) enable</w:t>
                       </w:r>
                       <w:r>
                         <w:rPr>
                           <w:i/>
                           <w:iCs/>
-                          <w:sz w:val="20"/>
-                          <w:szCs w:val="20"/>
+                          <w:sz w:val="16"/>
+                          <w:szCs w:val="16"/>
                         </w:rPr>
-                        <w:t>100</w:t>
+                        <w:br/>
+                        <w:t>30 POKE 53248,20       :REM 53248 HPOSP0 (W) Horizontal position of player 0</w:t>
                       </w:r>
                       <w:r>
                         <w:rPr>
-                          <w:sz w:val="20"/>
-                          <w:szCs w:val="20"/>
+                          <w:i/>
+                          <w:iCs/>
+                          <w:sz w:val="16"/>
+                          <w:szCs w:val="16"/>
                         </w:rPr>
-                        <w:t>)</w:t>
+                        <w:br/>
+                        <w:t>40 WHT=15</w:t>
                       </w:r>
                       <w:r>
                         <w:rPr>
-                          <w:sz w:val="20"/>
-                          <w:szCs w:val="20"/>
+                          <w:i/>
+                          <w:iCs/>
+                          <w:sz w:val="16"/>
+                          <w:szCs w:val="16"/>
+                        </w:rPr>
+                        <w:br/>
+                        <w:t xml:space="preserve">50 POKE 704,WHT         :REM Locations 704 to 712 ($2C0 to $2C8) are the color registers for players, </w:t>
+                      </w:r>
+                      <w:proofErr w:type="spellStart"/>
+                      <w:r>
+                        <w:rPr>
+                          <w:i/>
+                          <w:iCs/>
+                          <w:sz w:val="16"/>
+                          <w:szCs w:val="16"/>
+                        </w:rPr>
+                        <w:t>missiles,and</w:t>
+                      </w:r>
+                      <w:proofErr w:type="spellEnd"/>
+                      <w:r>
+                        <w:rPr>
+                          <w:i/>
+                          <w:iCs/>
+                          <w:sz w:val="16"/>
+                          <w:szCs w:val="16"/>
+                        </w:rPr>
+                        <w:t xml:space="preserve"> playfields</w:t>
+                      </w:r>
+                      <w:r>
+                        <w:rPr>
+                          <w:i/>
+                          <w:iCs/>
+                          <w:sz w:val="16"/>
+                          <w:szCs w:val="16"/>
+                        </w:rPr>
+                        <w:br/>
+                        <w:t>60 I=PEEK(106)-8        :REM RAMTOP - RAM size, defined by powerup</w:t>
+                      </w:r>
+                      <w:r>
+                        <w:rPr>
+                          <w:i/>
+                          <w:iCs/>
+                          <w:sz w:val="16"/>
+                          <w:szCs w:val="16"/>
+                        </w:rPr>
+                        <w:br/>
+                        <w:t>70 POKE 54279,I         :REM CONSOL (W/R) Used to see if one of the three yellow console buttons has been pressed (not the RESET button!).</w:t>
+                      </w:r>
+                      <w:r>
+                        <w:rPr>
+                          <w:i/>
+                          <w:iCs/>
+                          <w:sz w:val="16"/>
+                          <w:szCs w:val="16"/>
+                        </w:rPr>
+                        <w:br/>
+                        <w:t>80 POKE 53277,3         :REM GRACTL (W) Used to turn on players and to turn on missiles.</w:t>
+                      </w:r>
+                      <w:r>
+                        <w:rPr>
+                          <w:i/>
+                          <w:iCs/>
+                          <w:sz w:val="16"/>
+                          <w:szCs w:val="16"/>
+                        </w:rPr>
+                        <w:br/>
+                        <w:t>90 POKE 53256,3         :REM SIZEP0 (W) Size of player 0.</w:t>
+                      </w:r>
+                      <w:r>
+                        <w:rPr>
+                          <w:i/>
+                          <w:iCs/>
+                          <w:sz w:val="16"/>
+                          <w:szCs w:val="16"/>
                         </w:rPr>
                         <w:br/>
                       </w:r>
@@ -2346,80 +1490,48 @@
                         <w:rPr>
                           <w:i/>
                           <w:iCs/>
-                          <w:sz w:val="20"/>
-                          <w:szCs w:val="20"/>
+                          <w:sz w:val="16"/>
+                          <w:szCs w:val="16"/>
                         </w:rPr>
-                        <w:t>20</w:t>
-                      </w:r>
-                      <w:r>
-                        <w:rPr>
-                          <w:sz w:val="20"/>
-                          <w:szCs w:val="20"/>
-                        </w:rPr>
-                        <w:t xml:space="preserve"> GRAPHICS </w:t>
+                        <w:br/>
+                        <w:t>100 REM DRAW 10 LINES (BACKGROUND)</w:t>
                       </w:r>
                       <w:r>
                         <w:rPr>
                           <w:i/>
                           <w:iCs/>
-                          <w:sz w:val="20"/>
-                          <w:szCs w:val="20"/>
+                          <w:sz w:val="16"/>
+                          <w:szCs w:val="16"/>
                         </w:rPr>
-                        <w:t>8</w:t>
+                        <w:br/>
+                        <w:t>110 FOR A = 70 TO 100 STEP 3</w:t>
                       </w:r>
                       <w:r>
                         <w:rPr>
                           <w:i/>
                           <w:iCs/>
-                          <w:sz w:val="20"/>
-                          <w:szCs w:val="20"/>
+                          <w:sz w:val="16"/>
+                          <w:szCs w:val="16"/>
                         </w:rPr>
                         <w:br/>
-                        <w:t>30</w:t>
-                      </w:r>
-                      <w:r>
-                        <w:rPr>
-                          <w:sz w:val="20"/>
-                          <w:szCs w:val="20"/>
-                        </w:rPr>
-                        <w:t xml:space="preserve"> POKE </w:t>
+                        <w:t>120 COLOR 1: PLOT 100,A: DRAWTO 315,A+20</w:t>
                       </w:r>
                       <w:r>
                         <w:rPr>
                           <w:i/>
                           <w:iCs/>
-                          <w:sz w:val="20"/>
-                          <w:szCs w:val="20"/>
+                          <w:sz w:val="16"/>
+                          <w:szCs w:val="16"/>
                         </w:rPr>
-                        <w:t>559</w:t>
-                      </w:r>
-                      <w:r>
-                        <w:rPr>
-                          <w:sz w:val="20"/>
-                          <w:szCs w:val="20"/>
-                        </w:rPr>
-                        <w:t>,</w:t>
+                        <w:br/>
+                        <w:t>130 NEXT A</w:t>
                       </w:r>
                       <w:r>
                         <w:rPr>
                           <w:i/>
                           <w:iCs/>
-                          <w:sz w:val="20"/>
-                          <w:szCs w:val="20"/>
-                        </w:rPr>
-                        <w:t>62</w:t>
-                      </w:r>
-                      <w:r>
-                        <w:rPr>
-                          <w:sz w:val="20"/>
-                          <w:szCs w:val="20"/>
-                        </w:rPr>
-                        <w:t xml:space="preserve">          :REM SDMCTL Direct Memory Access (DMA) enable</w:t>
-                      </w:r>
-                      <w:r>
-                        <w:rPr>
-                          <w:sz w:val="20"/>
-                          <w:szCs w:val="20"/>
+                          <w:sz w:val="16"/>
+                          <w:szCs w:val="16"/>
                         </w:rPr>
                         <w:br/>
                       </w:r>
@@ -2427,176 +1539,108 @@
                         <w:rPr>
                           <w:i/>
                           <w:iCs/>
-                          <w:sz w:val="20"/>
-                          <w:szCs w:val="20"/>
+                          <w:sz w:val="16"/>
+                          <w:szCs w:val="16"/>
                         </w:rPr>
-                        <w:t>40</w:t>
-                      </w:r>
-                      <w:r>
-                        <w:rPr>
-                          <w:sz w:val="20"/>
-                          <w:szCs w:val="20"/>
-                        </w:rPr>
-                        <w:t xml:space="preserve"> POKE </w:t>
+                        <w:br/>
+                        <w:t>200 J=I*256+1024</w:t>
                       </w:r>
                       <w:r>
                         <w:rPr>
                           <w:i/>
                           <w:iCs/>
-                          <w:sz w:val="20"/>
-                          <w:szCs w:val="20"/>
+                          <w:sz w:val="16"/>
+                          <w:szCs w:val="16"/>
                         </w:rPr>
-                        <w:t>53248</w:t>
-                      </w:r>
-                      <w:r>
-                        <w:rPr>
-                          <w:sz w:val="20"/>
-                          <w:szCs w:val="20"/>
-                        </w:rPr>
-                        <w:t>,</w:t>
+                        <w:br/>
+                        <w:t>210 FOR Y=J+120 TO J+137</w:t>
                       </w:r>
                       <w:r>
                         <w:rPr>
                           <w:i/>
                           <w:iCs/>
-                          <w:sz w:val="20"/>
-                          <w:szCs w:val="20"/>
+                          <w:sz w:val="16"/>
+                          <w:szCs w:val="16"/>
                         </w:rPr>
-                        <w:t>120</w:t>
-                      </w:r>
-                      <w:r>
-                        <w:rPr>
-                          <w:sz w:val="20"/>
-                          <w:szCs w:val="20"/>
-                        </w:rPr>
-                        <w:t xml:space="preserve">       :REM </w:t>
+                        <w:br/>
+                        <w:t>220 READ Z</w:t>
                       </w:r>
                       <w:r>
                         <w:rPr>
                           <w:i/>
                           <w:iCs/>
-                          <w:sz w:val="20"/>
-                          <w:szCs w:val="20"/>
+                          <w:sz w:val="16"/>
+                          <w:szCs w:val="16"/>
                         </w:rPr>
-                        <w:t xml:space="preserve">53248 </w:t>
-                      </w:r>
-                      <w:r>
-                        <w:rPr>
-                          <w:sz w:val="20"/>
-                          <w:szCs w:val="20"/>
-                        </w:rPr>
-                        <w:t xml:space="preserve">HPOSP0 (W) Horizontal position of player </w:t>
+                        <w:br/>
+                        <w:t>230 POKE Y,Z</w:t>
                       </w:r>
                       <w:r>
                         <w:rPr>
                           <w:i/>
                           <w:iCs/>
-                          <w:sz w:val="20"/>
-                          <w:szCs w:val="20"/>
+                          <w:sz w:val="16"/>
+                          <w:szCs w:val="16"/>
                         </w:rPr>
-                        <w:t>0</w:t>
+                        <w:br/>
+                        <w:t>240 NEXT Y</w:t>
                       </w:r>
                       <w:r>
                         <w:rPr>
                           <w:i/>
                           <w:iCs/>
-                          <w:sz w:val="20"/>
-                          <w:szCs w:val="20"/>
+                          <w:sz w:val="16"/>
+                          <w:szCs w:val="16"/>
                         </w:rPr>
                         <w:br/>
-                        <w:t>50</w:t>
-                      </w:r>
-                      <w:r>
-                        <w:rPr>
-                          <w:sz w:val="20"/>
-                          <w:szCs w:val="20"/>
-                        </w:rPr>
-                        <w:t xml:space="preserve"> POKE </w:t>
+                        <w:t>250 FOR X=221 TO 48 STEP -1:GOSUB 500:NEXT X</w:t>
                       </w:r>
                       <w:r>
                         <w:rPr>
                           <w:i/>
                           <w:iCs/>
-                          <w:sz w:val="20"/>
-                          <w:szCs w:val="20"/>
+                          <w:sz w:val="16"/>
+                          <w:szCs w:val="16"/>
                         </w:rPr>
-                        <w:t>704</w:t>
-                      </w:r>
-                      <w:r>
-                        <w:rPr>
-                          <w:sz w:val="20"/>
-                          <w:szCs w:val="20"/>
-                        </w:rPr>
-                        <w:t>,</w:t>
+                        <w:br/>
+                        <w:t>260 GOTO 250</w:t>
                       </w:r>
                       <w:r>
                         <w:rPr>
                           <w:i/>
                           <w:iCs/>
-                          <w:sz w:val="20"/>
-                          <w:szCs w:val="20"/>
+                          <w:sz w:val="16"/>
+                          <w:szCs w:val="16"/>
                         </w:rPr>
-                        <w:t>88</w:t>
-                      </w:r>
-                      <w:r>
-                        <w:rPr>
-                          <w:sz w:val="20"/>
-                          <w:szCs w:val="20"/>
-                        </w:rPr>
-                        <w:t xml:space="preserve">          :REM Locations </w:t>
+                        <w:br/>
+                        <w:t>320 POKE Y,Z</w:t>
                       </w:r>
                       <w:r>
                         <w:rPr>
                           <w:i/>
                           <w:iCs/>
-                          <w:sz w:val="20"/>
-                          <w:szCs w:val="20"/>
+                          <w:sz w:val="16"/>
+                          <w:szCs w:val="16"/>
                         </w:rPr>
-                        <w:t xml:space="preserve">704 </w:t>
-                      </w:r>
-                      <w:r>
-                        <w:rPr>
-                          <w:sz w:val="20"/>
-                          <w:szCs w:val="20"/>
-                        </w:rPr>
-                        <w:t xml:space="preserve">to </w:t>
+                        <w:br/>
+                        <w:t>500 POKE 53248,X        :REM 53248 HPOSP0 (W) Horizontal position of player 0</w:t>
                       </w:r>
                       <w:r>
                         <w:rPr>
                           <w:i/>
                           <w:iCs/>
-                          <w:sz w:val="20"/>
-                          <w:szCs w:val="20"/>
+                          <w:sz w:val="16"/>
+                          <w:szCs w:val="16"/>
                         </w:rPr>
-                        <w:t xml:space="preserve">712 </w:t>
+                        <w:br/>
+                        <w:t>510 RETURN</w:t>
                       </w:r>
                       <w:r>
                         <w:rPr>
-                          <w:sz w:val="20"/>
-                          <w:szCs w:val="20"/>
-                        </w:rPr>
-                        <w:t xml:space="preserve">($2C0 to $2C8) are the color registers for players, </w:t>
-                      </w:r>
-                      <w:proofErr w:type="spellStart"/>
-                      <w:r>
-                        <w:rPr>
-                          <w:sz w:val="20"/>
-                          <w:szCs w:val="20"/>
-                        </w:rPr>
-                        <w:t>missiles,and</w:t>
-                      </w:r>
-                      <w:proofErr w:type="spellEnd"/>
-                      <w:r>
-                        <w:rPr>
-                          <w:sz w:val="20"/>
-                          <w:szCs w:val="20"/>
-                        </w:rPr>
-                        <w:t xml:space="preserve"> playfields</w:t>
-                      </w:r>
-                      <w:r>
-                        <w:rPr>
-                          <w:sz w:val="20"/>
-                          <w:szCs w:val="20"/>
+                          <w:i/>
+                          <w:iCs/>
+                          <w:sz w:val="16"/>
+                          <w:szCs w:val="16"/>
                         </w:rPr>
                         <w:br/>
                       </w:r>
@@ -2604,924 +1648,38 @@
                         <w:rPr>
                           <w:i/>
                           <w:iCs/>
-                          <w:sz w:val="20"/>
-                          <w:szCs w:val="20"/>
+                          <w:sz w:val="16"/>
+                          <w:szCs w:val="16"/>
                         </w:rPr>
-                        <w:t xml:space="preserve">60 </w:t>
-                      </w:r>
-                      <w:r>
-                        <w:rPr>
-                          <w:sz w:val="20"/>
-                          <w:szCs w:val="20"/>
-                        </w:rPr>
-                        <w:t>I=PEEK(</w:t>
+                        <w:br/>
+                        <w:t>600 DATA 128,64,44,18,18,18</w:t>
                       </w:r>
                       <w:r>
                         <w:rPr>
                           <w:i/>
                           <w:iCs/>
-                          <w:sz w:val="20"/>
-                          <w:szCs w:val="20"/>
+                          <w:sz w:val="16"/>
+                          <w:szCs w:val="16"/>
                         </w:rPr>
-                        <w:t>106</w:t>
-                      </w:r>
-                      <w:r>
-                        <w:rPr>
-                          <w:sz w:val="20"/>
-                          <w:szCs w:val="20"/>
-                        </w:rPr>
-                        <w:t>)</w:t>
+                        <w:br/>
+                        <w:t>610 DATA 127,129,60,195,153,195</w:t>
                       </w:r>
                       <w:r>
                         <w:rPr>
                           <w:i/>
                           <w:iCs/>
-                          <w:sz w:val="20"/>
-                          <w:szCs w:val="20"/>
-                        </w:rPr>
-                        <w:t>-8</w:t>
-                      </w:r>
-                      <w:r>
-                        <w:rPr>
-                          <w:sz w:val="20"/>
-                          <w:szCs w:val="20"/>
-                        </w:rPr>
-                        <w:t xml:space="preserve">        :REM RAMTOP - RAM size, defined by powerup</w:t>
-                      </w:r>
-                      <w:r>
-                        <w:rPr>
-                          <w:sz w:val="20"/>
-                          <w:szCs w:val="20"/>
+                          <w:sz w:val="16"/>
+                          <w:szCs w:val="16"/>
                         </w:rPr>
                         <w:br/>
-                      </w:r>
-                      <w:r>
-                        <w:rPr>
-                          <w:i/>
-                          <w:iCs/>
-                          <w:sz w:val="20"/>
-                          <w:szCs w:val="20"/>
-                        </w:rPr>
-                        <w:t>70</w:t>
-                      </w:r>
-                      <w:r>
-                        <w:rPr>
-                          <w:sz w:val="20"/>
-                          <w:szCs w:val="20"/>
-                        </w:rPr>
-                        <w:t xml:space="preserve"> POKE </w:t>
-                      </w:r>
-                      <w:r>
-                        <w:rPr>
-                          <w:i/>
-                          <w:iCs/>
-                          <w:sz w:val="20"/>
-                          <w:szCs w:val="20"/>
-                        </w:rPr>
-                        <w:t>54279</w:t>
-                      </w:r>
-                      <w:r>
-                        <w:rPr>
-                          <w:sz w:val="20"/>
-                          <w:szCs w:val="20"/>
-                        </w:rPr>
-                        <w:t xml:space="preserve">,I         :REM CONSOL (W/R) Used to see if one of the three yellow console buttons has </w:t>
-                      </w:r>
-                      <w:r>
-                        <w:rPr>
-                          <w:i/>
-                          <w:iCs/>
-                          <w:sz w:val="20"/>
-                          <w:szCs w:val="20"/>
-                        </w:rPr>
-                        <w:t xml:space="preserve">been </w:t>
-                      </w:r>
-                      <w:r>
-                        <w:rPr>
-                          <w:sz w:val="20"/>
-                          <w:szCs w:val="20"/>
-                        </w:rPr>
-                        <w:t>pressed (not the RESET button!).</w:t>
-                      </w:r>
-                      <w:r>
-                        <w:rPr>
-                          <w:sz w:val="20"/>
-                          <w:szCs w:val="20"/>
-                        </w:rPr>
-                        <w:br/>
-                      </w:r>
-                      <w:r>
-                        <w:rPr>
-                          <w:i/>
-                          <w:iCs/>
-                          <w:sz w:val="20"/>
-                          <w:szCs w:val="20"/>
-                        </w:rPr>
-                        <w:t>80</w:t>
-                      </w:r>
-                      <w:r>
-                        <w:rPr>
-                          <w:sz w:val="20"/>
-                          <w:szCs w:val="20"/>
-                        </w:rPr>
-                        <w:t xml:space="preserve"> POKE </w:t>
-                      </w:r>
-                      <w:r>
-                        <w:rPr>
-                          <w:i/>
-                          <w:iCs/>
-                          <w:sz w:val="20"/>
-                          <w:szCs w:val="20"/>
-                        </w:rPr>
-                        <w:t>53277</w:t>
-                      </w:r>
-                      <w:r>
-                        <w:rPr>
-                          <w:sz w:val="20"/>
-                          <w:szCs w:val="20"/>
-                        </w:rPr>
-                        <w:t>,</w:t>
-                      </w:r>
-                      <w:r>
-                        <w:rPr>
-                          <w:i/>
-                          <w:iCs/>
-                          <w:sz w:val="20"/>
-                          <w:szCs w:val="20"/>
-                        </w:rPr>
-                        <w:t>3</w:t>
-                      </w:r>
-                      <w:r>
-                        <w:rPr>
-                          <w:sz w:val="20"/>
-                          <w:szCs w:val="20"/>
-                        </w:rPr>
-                        <w:t xml:space="preserve">         :REM GRACTL (W) Used to turn on players and to turn on missiles.</w:t>
-                      </w:r>
-                      <w:r>
-                        <w:rPr>
-                          <w:sz w:val="20"/>
-                          <w:szCs w:val="20"/>
-                        </w:rPr>
-                        <w:br/>
-                      </w:r>
-                      <w:r>
-                        <w:rPr>
-                          <w:i/>
-                          <w:iCs/>
-                          <w:sz w:val="20"/>
-                          <w:szCs w:val="20"/>
-                        </w:rPr>
-                        <w:t>90</w:t>
-                      </w:r>
-                      <w:r>
-                        <w:rPr>
-                          <w:sz w:val="20"/>
-                          <w:szCs w:val="20"/>
-                        </w:rPr>
-                        <w:t xml:space="preserve"> POKE </w:t>
-                      </w:r>
-                      <w:r>
-                        <w:rPr>
-                          <w:i/>
-                          <w:iCs/>
-                          <w:sz w:val="20"/>
-                          <w:szCs w:val="20"/>
-                        </w:rPr>
-                        <w:t>53256</w:t>
-                      </w:r>
-                      <w:r>
-                        <w:rPr>
-                          <w:sz w:val="20"/>
-                          <w:szCs w:val="20"/>
-                        </w:rPr>
-                        <w:t>,</w:t>
-                      </w:r>
-                      <w:r>
-                        <w:rPr>
-                          <w:i/>
-                          <w:iCs/>
-                          <w:sz w:val="20"/>
-                          <w:szCs w:val="20"/>
-                        </w:rPr>
-                        <w:t>3</w:t>
-                      </w:r>
-                      <w:r>
-                        <w:rPr>
-                          <w:sz w:val="20"/>
-                          <w:szCs w:val="20"/>
-                        </w:rPr>
-                        <w:t xml:space="preserve">         :REM SIZEP0 (W) Size of player </w:t>
-                      </w:r>
-                      <w:r>
-                        <w:rPr>
-                          <w:i/>
-                          <w:iCs/>
-                          <w:sz w:val="20"/>
-                          <w:szCs w:val="20"/>
-                        </w:rPr>
-                        <w:t>0</w:t>
-                      </w:r>
-                      <w:r>
-                        <w:rPr>
-                          <w:sz w:val="20"/>
-                          <w:szCs w:val="20"/>
-                        </w:rPr>
-                        <w:t>.</w:t>
-                      </w:r>
-                      <w:r>
-                        <w:rPr>
-                          <w:sz w:val="20"/>
-                          <w:szCs w:val="20"/>
-                        </w:rPr>
-                        <w:br/>
-                      </w:r>
-                      <w:r>
-                        <w:rPr>
-                          <w:i/>
-                          <w:iCs/>
-                          <w:sz w:val="20"/>
-                          <w:szCs w:val="20"/>
-                        </w:rPr>
-                        <w:t xml:space="preserve">100 </w:t>
-                      </w:r>
-                      <w:r>
-                        <w:rPr>
-                          <w:sz w:val="20"/>
-                          <w:szCs w:val="20"/>
-                        </w:rPr>
-                        <w:t>J=I*</w:t>
-                      </w:r>
-                      <w:r>
-                        <w:rPr>
-                          <w:i/>
-                          <w:iCs/>
-                          <w:sz w:val="20"/>
-                          <w:szCs w:val="20"/>
-                        </w:rPr>
-                        <w:t>256</w:t>
-                      </w:r>
-                      <w:r>
-                        <w:rPr>
-                          <w:sz w:val="20"/>
-                          <w:szCs w:val="20"/>
-                        </w:rPr>
-                        <w:t>+</w:t>
-                      </w:r>
-                      <w:r>
-                        <w:rPr>
-                          <w:i/>
-                          <w:iCs/>
-                          <w:sz w:val="20"/>
-                          <w:szCs w:val="20"/>
-                        </w:rPr>
-                        <w:t>1024</w:t>
-                      </w:r>
-                      <w:r>
-                        <w:rPr>
-                          <w:i/>
-                          <w:iCs/>
-                          <w:sz w:val="20"/>
-                          <w:szCs w:val="20"/>
-                        </w:rPr>
-                        <w:br/>
-                        <w:t xml:space="preserve">110 </w:t>
-                      </w:r>
-                      <w:r>
-                        <w:rPr>
-                          <w:sz w:val="20"/>
-                          <w:szCs w:val="20"/>
-                        </w:rPr>
-                        <w:t>FOR Y=J+</w:t>
-                      </w:r>
-                      <w:r>
-                        <w:rPr>
-                          <w:i/>
-                          <w:iCs/>
-                          <w:sz w:val="20"/>
-                          <w:szCs w:val="20"/>
-                        </w:rPr>
-                        <w:t xml:space="preserve">120 </w:t>
-                      </w:r>
-                      <w:r>
-                        <w:rPr>
-                          <w:sz w:val="20"/>
-                          <w:szCs w:val="20"/>
-                        </w:rPr>
-                        <w:t>TO J+</w:t>
-                      </w:r>
-                      <w:r>
-                        <w:rPr>
-                          <w:i/>
-                          <w:iCs/>
-                          <w:sz w:val="20"/>
-                          <w:szCs w:val="20"/>
-                        </w:rPr>
-                        <w:t>137</w:t>
-                      </w:r>
-                      <w:r>
-                        <w:rPr>
-                          <w:i/>
-                          <w:iCs/>
-                          <w:sz w:val="20"/>
-                          <w:szCs w:val="20"/>
-                        </w:rPr>
-                        <w:br/>
-                        <w:t>120</w:t>
-                      </w:r>
-                      <w:r>
-                        <w:rPr>
-                          <w:sz w:val="20"/>
-                          <w:szCs w:val="20"/>
-                        </w:rPr>
-                        <w:t xml:space="preserve"> READ Z</w:t>
-                      </w:r>
-                      <w:r>
-                        <w:rPr>
-                          <w:sz w:val="20"/>
-                          <w:szCs w:val="20"/>
-                        </w:rPr>
-                        <w:br/>
-                      </w:r>
-                      <w:r>
-                        <w:rPr>
-                          <w:i/>
-                          <w:iCs/>
-                          <w:sz w:val="20"/>
-                          <w:szCs w:val="20"/>
-                        </w:rPr>
-                        <w:t>130</w:t>
-                      </w:r>
-                      <w:r>
-                        <w:rPr>
-                          <w:sz w:val="20"/>
-                          <w:szCs w:val="20"/>
-                        </w:rPr>
-                        <w:t xml:space="preserve"> POKE Y,Z</w:t>
-                      </w:r>
-                      <w:r>
-                        <w:rPr>
-                          <w:sz w:val="20"/>
-                          <w:szCs w:val="20"/>
-                        </w:rPr>
-                        <w:br/>
-                      </w:r>
-                      <w:r>
-                        <w:rPr>
-                          <w:i/>
-                          <w:iCs/>
-                          <w:sz w:val="20"/>
-                          <w:szCs w:val="20"/>
-                        </w:rPr>
-                        <w:t xml:space="preserve">140 </w:t>
-                      </w:r>
-                      <w:r>
-                        <w:rPr>
-                          <w:sz w:val="20"/>
-                          <w:szCs w:val="20"/>
-                        </w:rPr>
-                        <w:t>NEXT Y</w:t>
-                      </w:r>
-                      <w:r>
-                        <w:rPr>
-                          <w:sz w:val="20"/>
-                          <w:szCs w:val="20"/>
-                        </w:rPr>
-                        <w:br/>
-                      </w:r>
-                      <w:r>
-                        <w:rPr>
-                          <w:i/>
-                          <w:iCs/>
-                          <w:sz w:val="20"/>
-                          <w:szCs w:val="20"/>
-                        </w:rPr>
-                        <w:t xml:space="preserve">150 </w:t>
-                      </w:r>
-                      <w:r>
-                        <w:rPr>
-                          <w:sz w:val="20"/>
-                          <w:szCs w:val="20"/>
-                        </w:rPr>
-                        <w:t>FOR X=</w:t>
-                      </w:r>
-                      <w:r>
-                        <w:rPr>
-                          <w:i/>
-                          <w:iCs/>
-                          <w:sz w:val="20"/>
-                          <w:szCs w:val="20"/>
-                        </w:rPr>
-                        <w:t xml:space="preserve">48 </w:t>
-                      </w:r>
-                      <w:r>
-                        <w:rPr>
-                          <w:sz w:val="20"/>
-                          <w:szCs w:val="20"/>
-                        </w:rPr>
-                        <w:t xml:space="preserve">TO </w:t>
-                      </w:r>
-                      <w:r>
-                        <w:rPr>
-                          <w:i/>
-                          <w:iCs/>
-                          <w:sz w:val="20"/>
-                          <w:szCs w:val="20"/>
-                        </w:rPr>
-                        <w:t>221</w:t>
-                      </w:r>
-                      <w:r>
-                        <w:rPr>
-                          <w:sz w:val="20"/>
-                          <w:szCs w:val="20"/>
-                        </w:rPr>
-                        <w:t xml:space="preserve">:GOSUB </w:t>
-                      </w:r>
-                      <w:r>
-                        <w:rPr>
-                          <w:i/>
-                          <w:iCs/>
-                          <w:sz w:val="20"/>
-                          <w:szCs w:val="20"/>
-                        </w:rPr>
-                        <w:t>500</w:t>
-                      </w:r>
-                      <w:r>
-                        <w:rPr>
-                          <w:sz w:val="20"/>
-                          <w:szCs w:val="20"/>
-                        </w:rPr>
-                        <w:t>:NEXT X</w:t>
-                      </w:r>
-                      <w:r>
-                        <w:rPr>
-                          <w:sz w:val="20"/>
-                          <w:szCs w:val="20"/>
-                        </w:rPr>
-                        <w:br/>
-                      </w:r>
-                      <w:r>
-                        <w:rPr>
-                          <w:i/>
-                          <w:iCs/>
-                          <w:sz w:val="20"/>
-                          <w:szCs w:val="20"/>
-                        </w:rPr>
-                        <w:t>160</w:t>
-                      </w:r>
-                      <w:r>
-                        <w:rPr>
-                          <w:sz w:val="20"/>
-                          <w:szCs w:val="20"/>
-                        </w:rPr>
-                        <w:t xml:space="preserve"> GOTO </w:t>
-                      </w:r>
-                      <w:r>
-                        <w:rPr>
-                          <w:i/>
-                          <w:iCs/>
-                          <w:sz w:val="20"/>
-                          <w:szCs w:val="20"/>
-                        </w:rPr>
-                        <w:t>150</w:t>
-                      </w:r>
-                      <w:r>
-                        <w:rPr>
-                          <w:i/>
-                          <w:iCs/>
-                          <w:sz w:val="20"/>
-                          <w:szCs w:val="20"/>
-                        </w:rPr>
-                        <w:br/>
-                        <w:t>320</w:t>
-                      </w:r>
-                      <w:r>
-                        <w:rPr>
-                          <w:sz w:val="20"/>
-                          <w:szCs w:val="20"/>
-                        </w:rPr>
-                        <w:t xml:space="preserve"> POKE Y,Z</w:t>
-                      </w:r>
-                      <w:r>
-                        <w:rPr>
-                          <w:sz w:val="20"/>
-                          <w:szCs w:val="20"/>
-                        </w:rPr>
-                        <w:br/>
-                      </w:r>
-                      <w:r>
-                        <w:rPr>
-                          <w:i/>
-                          <w:iCs/>
-                          <w:sz w:val="20"/>
-                          <w:szCs w:val="20"/>
-                        </w:rPr>
-                        <w:t>500</w:t>
-                      </w:r>
-                      <w:r>
-                        <w:rPr>
-                          <w:sz w:val="20"/>
-                          <w:szCs w:val="20"/>
-                        </w:rPr>
-                        <w:t xml:space="preserve"> POKE </w:t>
-                      </w:r>
-                      <w:r>
-                        <w:rPr>
-                          <w:i/>
-                          <w:iCs/>
-                          <w:sz w:val="20"/>
-                          <w:szCs w:val="20"/>
-                        </w:rPr>
-                        <w:t>53248</w:t>
-                      </w:r>
-                      <w:r>
-                        <w:rPr>
-                          <w:sz w:val="20"/>
-                          <w:szCs w:val="20"/>
-                        </w:rPr>
-                        <w:t xml:space="preserve">,X        :REM </w:t>
-                      </w:r>
-                      <w:r>
-                        <w:rPr>
-                          <w:i/>
-                          <w:iCs/>
-                          <w:sz w:val="20"/>
-                          <w:szCs w:val="20"/>
-                        </w:rPr>
-                        <w:t xml:space="preserve">53248 </w:t>
-                      </w:r>
-                      <w:r>
-                        <w:rPr>
-                          <w:sz w:val="20"/>
-                          <w:szCs w:val="20"/>
-                        </w:rPr>
-                        <w:t xml:space="preserve">HPOSP0 (W) Horizontal position of player </w:t>
-                      </w:r>
-                      <w:r>
-                        <w:rPr>
-                          <w:i/>
-                          <w:iCs/>
-                          <w:sz w:val="20"/>
-                          <w:szCs w:val="20"/>
-                        </w:rPr>
-                        <w:t>0</w:t>
-                      </w:r>
-                      <w:r>
-                        <w:rPr>
-                          <w:i/>
-                          <w:iCs/>
-                          <w:sz w:val="20"/>
-                          <w:szCs w:val="20"/>
-                        </w:rPr>
-                        <w:br/>
-                        <w:t xml:space="preserve">510 </w:t>
-                      </w:r>
-                      <w:r>
-                        <w:rPr>
-                          <w:sz w:val="20"/>
-                          <w:szCs w:val="20"/>
-                        </w:rPr>
-                        <w:t>RETURN</w:t>
-                      </w:r>
-                      <w:r>
-                        <w:rPr>
-                          <w:sz w:val="20"/>
-                          <w:szCs w:val="20"/>
-                        </w:rPr>
-                        <w:br/>
-                      </w:r>
-                      <w:r>
-                        <w:rPr>
-                          <w:i/>
-                          <w:iCs/>
-                          <w:sz w:val="20"/>
-                          <w:szCs w:val="20"/>
-                        </w:rPr>
-                        <w:t>600</w:t>
-                      </w:r>
-                      <w:r>
-                        <w:rPr>
-                          <w:sz w:val="20"/>
-                          <w:szCs w:val="20"/>
-                        </w:rPr>
-                        <w:t xml:space="preserve"> DATA </w:t>
-                      </w:r>
-                      <w:r>
-                        <w:rPr>
-                          <w:i/>
-                          <w:iCs/>
-                          <w:sz w:val="20"/>
-                          <w:szCs w:val="20"/>
-                        </w:rPr>
-                        <w:t>128</w:t>
-                      </w:r>
-                      <w:r>
-                        <w:rPr>
-                          <w:sz w:val="20"/>
-                          <w:szCs w:val="20"/>
-                        </w:rPr>
-                        <w:t>,</w:t>
-                      </w:r>
-                      <w:r>
-                        <w:rPr>
-                          <w:i/>
-                          <w:iCs/>
-                          <w:sz w:val="20"/>
-                          <w:szCs w:val="20"/>
-                        </w:rPr>
-                        <w:t>6</w:t>
-                      </w:r>
-                      <w:r>
-                        <w:rPr>
-                          <w:i/>
-                          <w:iCs/>
-                          <w:sz w:val="20"/>
-                          <w:szCs w:val="20"/>
-                        </w:rPr>
-                        <w:t>4</w:t>
-                      </w:r>
-                      <w:r>
-                        <w:rPr>
-                          <w:sz w:val="20"/>
-                          <w:szCs w:val="20"/>
-                        </w:rPr>
-                        <w:t>,</w:t>
-                      </w:r>
-                      <w:r>
-                        <w:rPr>
-                          <w:i/>
-                          <w:iCs/>
-                          <w:sz w:val="20"/>
-                          <w:szCs w:val="20"/>
-                        </w:rPr>
-                        <w:t>44</w:t>
-                      </w:r>
-                      <w:r>
-                        <w:rPr>
-                          <w:sz w:val="20"/>
-                          <w:szCs w:val="20"/>
-                        </w:rPr>
-                        <w:t>,</w:t>
-                      </w:r>
-                      <w:r>
-                        <w:rPr>
-                          <w:i/>
-                          <w:iCs/>
-                          <w:sz w:val="20"/>
-                          <w:szCs w:val="20"/>
-                        </w:rPr>
-                        <w:t>18</w:t>
-                      </w:r>
-                      <w:r>
-                        <w:rPr>
-                          <w:sz w:val="20"/>
-                          <w:szCs w:val="20"/>
-                        </w:rPr>
-                        <w:t>,</w:t>
-                      </w:r>
-                      <w:r>
-                        <w:rPr>
-                          <w:i/>
-                          <w:iCs/>
-                          <w:sz w:val="20"/>
-                          <w:szCs w:val="20"/>
-                        </w:rPr>
-                        <w:t>18</w:t>
-                      </w:r>
-                      <w:r>
-                        <w:rPr>
-                          <w:sz w:val="20"/>
-                          <w:szCs w:val="20"/>
-                        </w:rPr>
-                        <w:t>,</w:t>
-                      </w:r>
-                      <w:r>
-                        <w:rPr>
-                          <w:i/>
-                          <w:iCs/>
-                          <w:sz w:val="20"/>
-                          <w:szCs w:val="20"/>
-                        </w:rPr>
-                        <w:t>127</w:t>
-                      </w:r>
-                      <w:r>
-                        <w:rPr>
-                          <w:i/>
-                          <w:iCs/>
-                          <w:sz w:val="20"/>
-                          <w:szCs w:val="20"/>
-                        </w:rPr>
-                        <w:br/>
-                        <w:t>610</w:t>
-                      </w:r>
-                      <w:r>
-                        <w:rPr>
-                          <w:sz w:val="20"/>
-                          <w:szCs w:val="20"/>
-                        </w:rPr>
-                        <w:t xml:space="preserve"> DATA </w:t>
-                      </w:r>
-                      <w:r>
-                        <w:rPr>
-                          <w:i/>
-                          <w:iCs/>
-                          <w:sz w:val="20"/>
-                          <w:szCs w:val="20"/>
-                        </w:rPr>
-                        <w:t>126</w:t>
-                      </w:r>
-                      <w:r>
-                        <w:rPr>
-                          <w:sz w:val="20"/>
-                          <w:szCs w:val="20"/>
-                        </w:rPr>
-                        <w:t>,</w:t>
-                      </w:r>
-                      <w:r>
-                        <w:rPr>
-                          <w:i/>
-                          <w:iCs/>
-                          <w:sz w:val="20"/>
-                          <w:szCs w:val="20"/>
-                        </w:rPr>
-                        <w:t>60</w:t>
-                      </w:r>
-                      <w:r>
-                        <w:rPr>
-                          <w:sz w:val="20"/>
-                          <w:szCs w:val="20"/>
-                        </w:rPr>
-                        <w:t>,</w:t>
-                      </w:r>
-                      <w:r>
-                        <w:rPr>
-                          <w:i/>
-                          <w:iCs/>
-                          <w:sz w:val="20"/>
-                          <w:szCs w:val="20"/>
-                        </w:rPr>
-                        <w:t>195</w:t>
-                      </w:r>
-                      <w:r>
-                        <w:rPr>
-                          <w:sz w:val="20"/>
-                          <w:szCs w:val="20"/>
-                        </w:rPr>
-                        <w:t>,</w:t>
-                      </w:r>
-                      <w:r>
-                        <w:rPr>
-                          <w:i/>
-                          <w:iCs/>
-                          <w:sz w:val="20"/>
-                          <w:szCs w:val="20"/>
-                        </w:rPr>
-                        <w:t>153</w:t>
-                      </w:r>
-                      <w:r>
-                        <w:rPr>
-                          <w:sz w:val="20"/>
-                          <w:szCs w:val="20"/>
-                        </w:rPr>
-                        <w:t>,</w:t>
-                      </w:r>
-                      <w:r>
-                        <w:rPr>
-                          <w:i/>
-                          <w:iCs/>
-                          <w:sz w:val="20"/>
-                          <w:szCs w:val="20"/>
-                        </w:rPr>
-                        <w:t>195</w:t>
-                      </w:r>
-                      <w:r>
-                        <w:rPr>
-                          <w:sz w:val="20"/>
-                          <w:szCs w:val="20"/>
-                        </w:rPr>
-                        <w:t>,</w:t>
-                      </w:r>
-                      <w:r>
-                        <w:rPr>
-                          <w:i/>
-                          <w:iCs/>
-                          <w:sz w:val="20"/>
-                          <w:szCs w:val="20"/>
-                        </w:rPr>
-                        <w:t>60</w:t>
-                      </w:r>
-                      <w:r>
-                        <w:rPr>
-                          <w:i/>
-                          <w:iCs/>
-                          <w:sz w:val="20"/>
-                          <w:szCs w:val="20"/>
-                        </w:rPr>
-                        <w:br/>
-                        <w:t>620</w:t>
-                      </w:r>
-                      <w:r>
-                        <w:rPr>
-                          <w:sz w:val="20"/>
-                          <w:szCs w:val="20"/>
-                        </w:rPr>
-                        <w:t xml:space="preserve"> DATA </w:t>
-                      </w:r>
-                      <w:r>
-                        <w:rPr>
-                          <w:i/>
-                          <w:iCs/>
-                          <w:sz w:val="20"/>
-                          <w:szCs w:val="20"/>
-                        </w:rPr>
-                        <w:t>0</w:t>
-                      </w:r>
-                      <w:r>
-                        <w:rPr>
-                          <w:sz w:val="20"/>
-                          <w:szCs w:val="20"/>
-                        </w:rPr>
-                        <w:t>,</w:t>
-                      </w:r>
-                      <w:r>
-                        <w:rPr>
-                          <w:i/>
-                          <w:iCs/>
-                          <w:sz w:val="20"/>
-                          <w:szCs w:val="20"/>
-                        </w:rPr>
-                        <w:t>0</w:t>
-                      </w:r>
-                      <w:r>
-                        <w:rPr>
-                          <w:sz w:val="20"/>
-                          <w:szCs w:val="20"/>
-                        </w:rPr>
-                        <w:t>,</w:t>
-                      </w:r>
-                      <w:r>
-                        <w:rPr>
-                          <w:i/>
-                          <w:iCs/>
-                          <w:sz w:val="20"/>
-                          <w:szCs w:val="20"/>
-                        </w:rPr>
-                        <w:t>0</w:t>
-                      </w:r>
-                      <w:r>
-                        <w:rPr>
-                          <w:sz w:val="20"/>
-                          <w:szCs w:val="20"/>
-                        </w:rPr>
-                        <w:t>,</w:t>
-                      </w:r>
-                      <w:r>
-                        <w:rPr>
-                          <w:i/>
-                          <w:iCs/>
-                          <w:sz w:val="20"/>
-                          <w:szCs w:val="20"/>
-                        </w:rPr>
-                        <w:t>0</w:t>
-                      </w:r>
-                      <w:r>
-                        <w:rPr>
-                          <w:sz w:val="20"/>
-                          <w:szCs w:val="20"/>
-                        </w:rPr>
-                        <w:t>,</w:t>
-                      </w:r>
-                      <w:r>
-                        <w:rPr>
-                          <w:i/>
-                          <w:iCs/>
-                          <w:sz w:val="20"/>
-                          <w:szCs w:val="20"/>
-                        </w:rPr>
-                        <w:t>0</w:t>
-                      </w:r>
-                      <w:r>
-                        <w:rPr>
-                          <w:sz w:val="20"/>
-                          <w:szCs w:val="20"/>
-                        </w:rPr>
-                        <w:t>,</w:t>
-                      </w:r>
-                      <w:r>
-                        <w:rPr>
-                          <w:i/>
-                          <w:iCs/>
-                          <w:sz w:val="20"/>
-                          <w:szCs w:val="20"/>
-                        </w:rPr>
-                        <w:t>0</w:t>
+                        <w:t>620 DATA 60,0,0,0,0,0</w:t>
                       </w:r>
                     </w:p>
                     <w:p>
                       <w:pPr>
                         <w:rPr>
-                          <w:sz w:val="20"/>
-                          <w:szCs w:val="20"/>
+                          <w:sz w:val="16"/>
+                          <w:szCs w:val="16"/>
                         </w:rPr>
                       </w:pPr>
                     </w:p>
@@ -12564,7 +10722,6 @@
   <w:style w:type="character" w:default="1" w:styleId="DefaultParagraphFont">
     <w:name w:val="Default Paragraph Font"/>
     <w:uiPriority w:val="1"/>
-    <w:semiHidden/>
     <w:unhideWhenUsed/>
   </w:style>
   <w:style w:type="table" w:default="1" w:styleId="TableNormal">

--- a/LECTURES/DecadesOfSprites/Decades of SPRITES.docx
+++ b/LECTURES/DecadesOfSprites/Decades of SPRITES.docx
@@ -7293,14 +7293,6 @@
     </w:p>
     <w:p>
       <w:pPr>
-        <w:rPr>
-          <w:rFonts w:ascii="C64 Pro Mono" w:hAnsi="C64 Pro Mono"/>
-          <w:color w:val="FFFFFF" w:themeColor="background1"/>
-        </w:rPr>
-      </w:pPr>
-    </w:p>
-    <w:p>
-      <w:pPr>
         <w:pStyle w:val="ListParagraph"/>
         <w:numPr>
           <w:ilvl w:val="0"/>
@@ -7336,19 +7328,258 @@
         </w:rPr>
         <w:t>(Atari 800, C64, Amiga, PC DOS C, Python, Java, JavaScript)</w:t>
       </w:r>
-      <w:r>
+    </w:p>
+    <w:p>
+      <w:pPr>
+        <w:pStyle w:val="ListParagraph"/>
         <w:rPr>
           <w:rFonts w:ascii="C64 Pro Mono" w:hAnsi="C64 Pro Mono"/>
           <w:color w:val="FFFFFF" w:themeColor="background1"/>
           <w:sz w:val="16"/>
           <w:szCs w:val="16"/>
         </w:rPr>
+      </w:pPr>
+    </w:p>
+    <w:p>
+      <w:pPr>
+        <w:pStyle w:val="ListParagraph"/>
+        <w:rPr>
+          <w:rFonts w:ascii="C64 Pro Mono" w:hAnsi="C64 Pro Mono"/>
+          <w:color w:val="FFFFFF" w:themeColor="background1"/>
+        </w:rPr>
+      </w:pPr>
+    </w:p>
+    <w:p>
+      <w:pPr>
+        <w:pStyle w:val="ListParagraph"/>
+        <w:numPr>
+          <w:ilvl w:val="0"/>
+          <w:numId w:val="17"/>
+        </w:numPr>
+        <w:rPr>
+          <w:rFonts w:ascii="C64 Pro Mono" w:hAnsi="C64 Pro Mono"/>
+          <w:color w:val="FFFFFF" w:themeColor="background1"/>
+        </w:rPr>
+      </w:pPr>
+      <w:r>
+        <w:rPr>
+          <w:rFonts w:ascii="C64 Pro Mono" w:hAnsi="C64 Pro Mono"/>
+          <w:color w:val="FFFFFF" w:themeColor="background1"/>
+        </w:rPr>
+        <w:t>Sprites still exist in p</w:t>
+      </w:r>
+      <w:r>
+        <w:rPr>
+          <w:rFonts w:ascii="C64 Pro Mono" w:hAnsi="C64 Pro Mono"/>
+          <w:color w:val="FFFFFF" w:themeColor="background1"/>
+        </w:rPr>
+        <w:t>r</w:t>
+      </w:r>
+      <w:r>
+        <w:rPr>
+          <w:rFonts w:ascii="C64 Pro Mono" w:hAnsi="C64 Pro Mono"/>
+          <w:color w:val="FFFFFF" w:themeColor="background1"/>
+        </w:rPr>
+        <w:t>ogramming languages</w:t>
+      </w:r>
+    </w:p>
+    <w:p>
+      <w:pPr>
+        <w:pStyle w:val="ListParagraph"/>
+        <w:rPr>
+          <w:rFonts w:ascii="C64 Pro Mono" w:hAnsi="C64 Pro Mono"/>
+          <w:color w:val="FFFFFF" w:themeColor="background1"/>
+        </w:rPr>
+      </w:pPr>
+    </w:p>
+    <w:p>
+      <w:pPr>
+        <w:pStyle w:val="ListParagraph"/>
+        <w:rPr>
+          <w:rFonts w:ascii="C64 Pro Mono" w:hAnsi="C64 Pro Mono"/>
+          <w:color w:val="FFFFFF" w:themeColor="background1"/>
+          <w:sz w:val="16"/>
+          <w:szCs w:val="16"/>
+        </w:rPr>
+      </w:pPr>
+      <w:r>
+        <w:rPr>
+          <w:rFonts w:ascii="C64 Pro Mono" w:hAnsi="C64 Pro Mono"/>
+          <w:color w:val="FFFFFF" w:themeColor="background1"/>
+        </w:rPr>
+        <w:t>Other modern languages supporting sprites:</w:t>
+      </w:r>
+      <w:r>
+        <w:rPr>
+          <w:rFonts w:ascii="C64 Pro Mono" w:hAnsi="C64 Pro Mono"/>
+          <w:color w:val="FFFFFF" w:themeColor="background1"/>
+        </w:rPr>
+        <w:br/>
+      </w:r>
+      <w:r>
+        <w:rPr>
+          <w:rFonts w:ascii="C64 Pro Mono" w:hAnsi="C64 Pro Mono"/>
+          <w:color w:val="FFFFFF" w:themeColor="background1"/>
+          <w:sz w:val="18"/>
+          <w:szCs w:val="18"/>
+        </w:rPr>
+        <w:t xml:space="preserve">C# (Unity, </w:t>
+      </w:r>
+      <w:proofErr w:type="spellStart"/>
+      <w:r>
+        <w:rPr>
+          <w:rFonts w:ascii="C64 Pro Mono" w:hAnsi="C64 Pro Mono"/>
+          <w:color w:val="FFFFFF" w:themeColor="background1"/>
+          <w:sz w:val="18"/>
+          <w:szCs w:val="18"/>
+        </w:rPr>
+        <w:t>MonoGame</w:t>
+      </w:r>
+      <w:proofErr w:type="spellEnd"/>
+      <w:r>
+        <w:rPr>
+          <w:rFonts w:ascii="C64 Pro Mono" w:hAnsi="C64 Pro Mono"/>
+          <w:color w:val="FFFFFF" w:themeColor="background1"/>
+          <w:sz w:val="18"/>
+          <w:szCs w:val="18"/>
+        </w:rPr>
+        <w:t xml:space="preserve">) </w:t>
+      </w:r>
+      <w:r>
+        <w:rPr>
+          <w:rFonts w:ascii="C64 Pro Mono" w:hAnsi="C64 Pro Mono"/>
+          <w:color w:val="FFFFFF" w:themeColor="background1"/>
+          <w:sz w:val="18"/>
+          <w:szCs w:val="18"/>
+        </w:rPr>
+        <w:br/>
+      </w:r>
+      <w:r>
+        <w:rPr>
+          <w:rFonts w:ascii="C64 Pro Mono" w:hAnsi="C64 Pro Mono"/>
+          <w:color w:val="FFFFFF" w:themeColor="background1"/>
+          <w:sz w:val="18"/>
+          <w:szCs w:val="18"/>
+        </w:rPr>
+        <w:t>Swift</w:t>
+      </w:r>
+      <w:r>
+        <w:rPr>
+          <w:rFonts w:ascii="C64 Pro Mono" w:hAnsi="C64 Pro Mono"/>
+          <w:color w:val="FFFFFF" w:themeColor="background1"/>
+          <w:sz w:val="18"/>
+          <w:szCs w:val="18"/>
+        </w:rPr>
         <w:t xml:space="preserve"> </w:t>
       </w:r>
-    </w:p>
-    <w:p>
-      <w:pPr>
-        <w:pStyle w:val="ListParagraph"/>
+      <w:r>
+        <w:rPr>
+          <w:rFonts w:ascii="C64 Pro Mono" w:hAnsi="C64 Pro Mono"/>
+          <w:color w:val="FFFFFF" w:themeColor="background1"/>
+          <w:sz w:val="18"/>
+          <w:szCs w:val="18"/>
+        </w:rPr>
+        <w:t>(</w:t>
+      </w:r>
+      <w:proofErr w:type="spellStart"/>
+      <w:r>
+        <w:rPr>
+          <w:rFonts w:ascii="C64 Pro Mono" w:hAnsi="C64 Pro Mono"/>
+          <w:color w:val="FFFFFF" w:themeColor="background1"/>
+          <w:sz w:val="18"/>
+          <w:szCs w:val="18"/>
+        </w:rPr>
+        <w:t>SpriteKit</w:t>
+      </w:r>
+      <w:proofErr w:type="spellEnd"/>
+      <w:r>
+        <w:rPr>
+          <w:rFonts w:ascii="C64 Pro Mono" w:hAnsi="C64 Pro Mono"/>
+          <w:color w:val="FFFFFF" w:themeColor="background1"/>
+          <w:sz w:val="18"/>
+          <w:szCs w:val="18"/>
+        </w:rPr>
+        <w:t>)</w:t>
+      </w:r>
+      <w:r>
+        <w:rPr>
+          <w:rFonts w:ascii="C64 Pro Mono" w:hAnsi="C64 Pro Mono"/>
+          <w:color w:val="FFFFFF" w:themeColor="background1"/>
+          <w:sz w:val="18"/>
+          <w:szCs w:val="18"/>
+        </w:rPr>
+        <w:br/>
+        <w:t>Rust</w:t>
+      </w:r>
+      <w:r>
+        <w:rPr>
+          <w:rFonts w:ascii="C64 Pro Mono" w:hAnsi="C64 Pro Mono"/>
+          <w:color w:val="FFFFFF" w:themeColor="background1"/>
+          <w:sz w:val="18"/>
+          <w:szCs w:val="18"/>
+        </w:rPr>
+        <w:t xml:space="preserve"> </w:t>
+      </w:r>
+      <w:r>
+        <w:rPr>
+          <w:rFonts w:ascii="C64 Pro Mono" w:hAnsi="C64 Pro Mono"/>
+          <w:color w:val="FFFFFF" w:themeColor="background1"/>
+          <w:sz w:val="18"/>
+          <w:szCs w:val="18"/>
+        </w:rPr>
+        <w:t xml:space="preserve">(Bevy, </w:t>
+      </w:r>
+      <w:proofErr w:type="spellStart"/>
+      <w:r>
+        <w:rPr>
+          <w:rFonts w:ascii="C64 Pro Mono" w:hAnsi="C64 Pro Mono"/>
+          <w:color w:val="FFFFFF" w:themeColor="background1"/>
+          <w:sz w:val="18"/>
+          <w:szCs w:val="18"/>
+        </w:rPr>
+        <w:t>ggez</w:t>
+      </w:r>
+      <w:proofErr w:type="spellEnd"/>
+      <w:r>
+        <w:rPr>
+          <w:rFonts w:ascii="C64 Pro Mono" w:hAnsi="C64 Pro Mono"/>
+          <w:color w:val="FFFFFF" w:themeColor="background1"/>
+          <w:sz w:val="18"/>
+          <w:szCs w:val="18"/>
+        </w:rPr>
+        <w:t>),</w:t>
+      </w:r>
+      <w:r>
+        <w:rPr>
+          <w:rFonts w:ascii="C64 Pro Mono" w:hAnsi="C64 Pro Mono"/>
+          <w:color w:val="FFFFFF" w:themeColor="background1"/>
+          <w:sz w:val="18"/>
+          <w:szCs w:val="18"/>
+        </w:rPr>
+        <w:br/>
+        <w:t>Lua</w:t>
+      </w:r>
+      <w:r>
+        <w:rPr>
+          <w:rFonts w:ascii="C64 Pro Mono" w:hAnsi="C64 Pro Mono"/>
+          <w:color w:val="FFFFFF" w:themeColor="background1"/>
+          <w:sz w:val="18"/>
+          <w:szCs w:val="18"/>
+        </w:rPr>
+        <w:t xml:space="preserve"> </w:t>
+      </w:r>
+      <w:r>
+        <w:rPr>
+          <w:rFonts w:ascii="C64 Pro Mono" w:hAnsi="C64 Pro Mono"/>
+          <w:color w:val="FFFFFF" w:themeColor="background1"/>
+          <w:sz w:val="18"/>
+          <w:szCs w:val="18"/>
+        </w:rPr>
+        <w:t>(Love2D)</w:t>
+      </w:r>
+    </w:p>
+    <w:p>
+      <w:pPr>
         <w:rPr>
           <w:rFonts w:ascii="C64 Pro Mono" w:hAnsi="C64 Pro Mono"/>
           <w:color w:val="FFFFFF" w:themeColor="background1"/>
@@ -7372,23 +7603,7 @@
           <w:rFonts w:ascii="C64 Pro Mono" w:hAnsi="C64 Pro Mono"/>
           <w:color w:val="FFFFFF" w:themeColor="background1"/>
         </w:rPr>
-        <w:t xml:space="preserve">Sprites still exist in </w:t>
-      </w:r>
-      <w:proofErr w:type="spellStart"/>
-      <w:r>
-        <w:rPr>
-          <w:rFonts w:ascii="C64 Pro Mono" w:hAnsi="C64 Pro Mono"/>
-          <w:color w:val="FFFFFF" w:themeColor="background1"/>
-        </w:rPr>
-        <w:t>pogramming</w:t>
-      </w:r>
-      <w:proofErr w:type="spellEnd"/>
-      <w:r>
-        <w:rPr>
-          <w:rFonts w:ascii="C64 Pro Mono" w:hAnsi="C64 Pro Mono"/>
-          <w:color w:val="FFFFFF" w:themeColor="background1"/>
-        </w:rPr>
-        <w:t xml:space="preserve"> languages</w:t>
+        <w:t>Sprites are no more hardware-based</w:t>
       </w:r>
     </w:p>
     <w:p>
@@ -7416,50 +7631,7 @@
           <w:rFonts w:ascii="C64 Pro Mono" w:hAnsi="C64 Pro Mono"/>
           <w:color w:val="FFFFFF" w:themeColor="background1"/>
         </w:rPr>
-        <w:t>Sprites are no more hardware-based</w:t>
-      </w:r>
-    </w:p>
-    <w:p>
-      <w:pPr>
-        <w:rPr>
-          <w:rFonts w:ascii="C64 Pro Mono" w:hAnsi="C64 Pro Mono"/>
-          <w:color w:val="FFFFFF" w:themeColor="background1"/>
-        </w:rPr>
-      </w:pPr>
-    </w:p>
-    <w:p>
-      <w:pPr>
-        <w:pStyle w:val="ListParagraph"/>
-        <w:numPr>
-          <w:ilvl w:val="0"/>
-          <w:numId w:val="12"/>
-        </w:numPr>
-        <w:rPr>
-          <w:rFonts w:ascii="C64 Pro Mono" w:hAnsi="C64 Pro Mono"/>
-          <w:color w:val="FFFFFF" w:themeColor="background1"/>
-        </w:rPr>
-      </w:pPr>
-      <w:r>
-        <w:rPr>
-          <w:rFonts w:ascii="C64 Pro Mono" w:hAnsi="C64 Pro Mono"/>
-          <w:color w:val="FFFFFF" w:themeColor="background1"/>
-        </w:rPr>
         <w:t>Games went 3D, making 2D sprites not that crucial in game development</w:t>
-      </w:r>
-    </w:p>
-    <w:p>
-      <w:pPr>
-        <w:rPr>
-          <w:rFonts w:ascii="C64 Pro Mono" w:hAnsi="C64 Pro Mono"/>
-          <w:color w:val="FFFFFF" w:themeColor="background1"/>
-        </w:rPr>
-      </w:pPr>
-      <w:r>
-        <w:rPr>
-          <w:rFonts w:ascii="C64 Pro Mono" w:hAnsi="C64 Pro Mono"/>
-          <w:color w:val="FFFFFF" w:themeColor="background1"/>
-        </w:rPr>
-        <w:br w:type="page"/>
       </w:r>
     </w:p>
     <w:p>
@@ -10722,6 +10894,7 @@
   <w:style w:type="character" w:default="1" w:styleId="DefaultParagraphFont">
     <w:name w:val="Default Paragraph Font"/>
     <w:uiPriority w:val="1"/>
+    <w:semiHidden/>
     <w:unhideWhenUsed/>
   </w:style>
   <w:style w:type="table" w:default="1" w:styleId="TableNormal">
